--- a/output_AO/Raport_Oferta_1.docx
+++ b/output_AO/Raport_Oferta_1.docx
@@ -397,7 +397,7 @@
                 <w:b/>
                 <w:sz w:val="18"/>
               </w:rPr>
-              <w:t>Capitol de lucrări 226028 — INSTALATII ELECTRICE tari OB.2 curenti  │  LIPSA: 0  │  EXTRA: 1  │  Delta: +1</w:t>
+              <w:t>Capitol de lucrări 226028 — INSTALATII ELECTRICE curenti tari OB.4  │  LIPSA: 0  │  EXTRA: 1  │  Delta: +1</w:t>
             </w:r>
           </w:p>
         </w:tc>
@@ -427,7 +427,7 @@
                 <w:b w:val="0"/>
                 <w:sz w:val="16"/>
               </w:rPr>
-              <w:t>226028 - INSTALATII ELECTRICE tari OB.2 curenti</w:t>
+              <w:t>226028 - INSTALATII ELECTRICE curenti tari OB.4</w:t>
             </w:r>
           </w:p>
         </w:tc>
@@ -558,6 +558,131 @@
               </w:rPr>
               <w:t>Unitate de măsură diferită: referință buc, ofertat m</w:t>
             </w:r>
+          </w:p>
+        </w:tc>
+      </w:tr>
+      <w:tr>
+        <w:tc>
+          <w:tcPr>
+            <w:tcW w:type="dxa" w:w="397"/>
+          </w:tcPr>
+          <w:p/>
+        </w:tc>
+        <w:tc>
+          <w:tcPr>
+            <w:tcW w:type="dxa" w:w="1701"/>
+            <w:shd w:fill="D9D9D9" w:val="clear"/>
+          </w:tcPr>
+          <w:p>
+            <w:r>
+              <w:rPr>
+                <w:b/>
+                <w:color w:val="000000"/>
+                <w:sz w:val="18"/>
+              </w:rPr>
+              <w:t>TOTAL</w:t>
+            </w:r>
+          </w:p>
+        </w:tc>
+        <w:tc>
+          <w:tcPr>
+            <w:tcW w:type="dxa" w:w="850"/>
+            <w:shd w:fill="D9D9D9" w:val="clear"/>
+          </w:tcPr>
+          <w:p>
+            <w:r/>
+          </w:p>
+        </w:tc>
+        <w:tc>
+          <w:tcPr>
+            <w:tcW w:type="dxa" w:w="1984"/>
+            <w:shd w:fill="D9D9D9" w:val="clear"/>
+          </w:tcPr>
+          <w:p>
+            <w:r/>
+          </w:p>
+        </w:tc>
+        <w:tc>
+          <w:tcPr>
+            <w:tcW w:type="dxa" w:w="454"/>
+            <w:shd w:fill="D9D9D9" w:val="clear"/>
+          </w:tcPr>
+          <w:p>
+            <w:r/>
+          </w:p>
+        </w:tc>
+        <w:tc>
+          <w:tcPr>
+            <w:tcW w:type="dxa" w:w="680"/>
+            <w:shd w:fill="D9D9D9" w:val="clear"/>
+          </w:tcPr>
+          <w:p>
+            <w:r/>
+          </w:p>
+        </w:tc>
+        <w:tc>
+          <w:tcPr>
+            <w:tcW w:type="dxa" w:w="850"/>
+            <w:shd w:fill="D9D9D9" w:val="clear"/>
+          </w:tcPr>
+          <w:p>
+            <w:pPr>
+              <w:jc w:val="center"/>
+            </w:pPr>
+            <w:r>
+              <w:rPr>
+                <w:b/>
+                <w:color w:val="000000"/>
+                <w:sz w:val="18"/>
+              </w:rPr>
+              <w:t>1</w:t>
+            </w:r>
+          </w:p>
+        </w:tc>
+        <w:tc>
+          <w:tcPr>
+            <w:tcW w:type="dxa" w:w="1984"/>
+            <w:shd w:fill="D9D9D9" w:val="clear"/>
+          </w:tcPr>
+          <w:p>
+            <w:r/>
+          </w:p>
+        </w:tc>
+        <w:tc>
+          <w:tcPr>
+            <w:tcW w:type="dxa" w:w="454"/>
+            <w:shd w:fill="D9D9D9" w:val="clear"/>
+          </w:tcPr>
+          <w:p>
+            <w:r/>
+          </w:p>
+        </w:tc>
+        <w:tc>
+          <w:tcPr>
+            <w:tcW w:type="dxa" w:w="680"/>
+            <w:shd w:fill="D9D9D9" w:val="clear"/>
+          </w:tcPr>
+          <w:p>
+            <w:pPr>
+              <w:jc w:val="center"/>
+            </w:pPr>
+            <w:r>
+              <w:rPr>
+                <w:b/>
+                <w:color w:val="000000"/>
+                <w:sz w:val="18"/>
+              </w:rPr>
+              <w:t>1</w:t>
+            </w:r>
+          </w:p>
+        </w:tc>
+        <w:tc>
+          <w:tcPr>
+            <w:tcW w:type="dxa" w:w="3572"/>
+            <w:shd w:fill="D9D9D9" w:val="clear"/>
+          </w:tcPr>
+          <w:p>
+            <w:r/>
           </w:p>
         </w:tc>
       </w:tr>
@@ -592,7 +717,7 @@
                 <w:b w:val="0"/>
                 <w:sz w:val="16"/>
               </w:rPr>
-              <w:t>2</w:t>
+              <w:t>3</w:t>
             </w:r>
           </w:p>
         </w:tc>
@@ -607,7 +732,7 @@
                 <w:b w:val="0"/>
                 <w:sz w:val="16"/>
               </w:rPr>
-              <w:t>226028 - INSTALATII ELECTRICE tari OB.2 curenti</w:t>
+              <w:t>226028 - INSTALATII ELECTRICE curenti tari OB.4</w:t>
             </w:r>
           </w:p>
         </w:tc>
@@ -773,7 +898,7 @@
                 <w:b w:val="0"/>
                 <w:sz w:val="16"/>
               </w:rPr>
-              <w:t>3</w:t>
+              <w:t>4</w:t>
             </w:r>
           </w:p>
         </w:tc>
@@ -932,7 +1057,7 @@
                 <w:b w:val="0"/>
                 <w:sz w:val="16"/>
               </w:rPr>
-              <w:t>4</w:t>
+              <w:t>5</w:t>
             </w:r>
           </w:p>
         </w:tc>
@@ -1077,6 +1202,131 @@
               </w:rPr>
               <w:t>Unitate de măsură diferită: referință m, ofertat buc</w:t>
             </w:r>
+          </w:p>
+        </w:tc>
+      </w:tr>
+      <w:tr>
+        <w:tc>
+          <w:tcPr>
+            <w:tcW w:type="dxa" w:w="397"/>
+          </w:tcPr>
+          <w:p/>
+        </w:tc>
+        <w:tc>
+          <w:tcPr>
+            <w:tcW w:type="dxa" w:w="1701"/>
+            <w:shd w:fill="D9D9D9" w:val="clear"/>
+          </w:tcPr>
+          <w:p>
+            <w:r>
+              <w:rPr>
+                <w:b/>
+                <w:color w:val="000000"/>
+                <w:sz w:val="18"/>
+              </w:rPr>
+              <w:t>TOTAL</w:t>
+            </w:r>
+          </w:p>
+        </w:tc>
+        <w:tc>
+          <w:tcPr>
+            <w:tcW w:type="dxa" w:w="850"/>
+            <w:shd w:fill="D9D9D9" w:val="clear"/>
+          </w:tcPr>
+          <w:p>
+            <w:r/>
+          </w:p>
+        </w:tc>
+        <w:tc>
+          <w:tcPr>
+            <w:tcW w:type="dxa" w:w="1984"/>
+            <w:shd w:fill="D9D9D9" w:val="clear"/>
+          </w:tcPr>
+          <w:p>
+            <w:r/>
+          </w:p>
+        </w:tc>
+        <w:tc>
+          <w:tcPr>
+            <w:tcW w:type="dxa" w:w="454"/>
+            <w:shd w:fill="D9D9D9" w:val="clear"/>
+          </w:tcPr>
+          <w:p>
+            <w:r/>
+          </w:p>
+        </w:tc>
+        <w:tc>
+          <w:tcPr>
+            <w:tcW w:type="dxa" w:w="680"/>
+            <w:shd w:fill="D9D9D9" w:val="clear"/>
+          </w:tcPr>
+          <w:p>
+            <w:r/>
+          </w:p>
+        </w:tc>
+        <w:tc>
+          <w:tcPr>
+            <w:tcW w:type="dxa" w:w="850"/>
+            <w:shd w:fill="D9D9D9" w:val="clear"/>
+          </w:tcPr>
+          <w:p>
+            <w:pPr>
+              <w:jc w:val="center"/>
+            </w:pPr>
+            <w:r>
+              <w:rPr>
+                <w:b/>
+                <w:color w:val="000000"/>
+                <w:sz w:val="18"/>
+              </w:rPr>
+              <w:t>1</w:t>
+            </w:r>
+          </w:p>
+        </w:tc>
+        <w:tc>
+          <w:tcPr>
+            <w:tcW w:type="dxa" w:w="1984"/>
+            <w:shd w:fill="D9D9D9" w:val="clear"/>
+          </w:tcPr>
+          <w:p>
+            <w:r/>
+          </w:p>
+        </w:tc>
+        <w:tc>
+          <w:tcPr>
+            <w:tcW w:type="dxa" w:w="454"/>
+            <w:shd w:fill="D9D9D9" w:val="clear"/>
+          </w:tcPr>
+          <w:p>
+            <w:r/>
+          </w:p>
+        </w:tc>
+        <w:tc>
+          <w:tcPr>
+            <w:tcW w:type="dxa" w:w="680"/>
+            <w:shd w:fill="D9D9D9" w:val="clear"/>
+          </w:tcPr>
+          <w:p>
+            <w:pPr>
+              <w:jc w:val="center"/>
+            </w:pPr>
+            <w:r>
+              <w:rPr>
+                <w:b/>
+                <w:color w:val="000000"/>
+                <w:sz w:val="18"/>
+              </w:rPr>
+              <w:t>1</w:t>
+            </w:r>
+          </w:p>
+        </w:tc>
+        <w:tc>
+          <w:tcPr>
+            <w:tcW w:type="dxa" w:w="3572"/>
+            <w:shd w:fill="D9D9D9" w:val="clear"/>
+          </w:tcPr>
+          <w:p>
+            <w:r/>
           </w:p>
         </w:tc>
       </w:tr>
@@ -1109,7 +1359,7 @@
                 <w:b w:val="0"/>
                 <w:sz w:val="16"/>
               </w:rPr>
-              <w:t>5</w:t>
+              <w:t>7</w:t>
             </w:r>
           </w:p>
         </w:tc>
@@ -1254,6 +1504,131 @@
               </w:rPr>
               <w:t>Cantitate diferită: referință 0.0 mp, ofertat 1256.0 mp</w:t>
             </w:r>
+          </w:p>
+        </w:tc>
+      </w:tr>
+      <w:tr>
+        <w:tc>
+          <w:tcPr>
+            <w:tcW w:type="dxa" w:w="397"/>
+          </w:tcPr>
+          <w:p/>
+        </w:tc>
+        <w:tc>
+          <w:tcPr>
+            <w:tcW w:type="dxa" w:w="1701"/>
+            <w:shd w:fill="D9D9D9" w:val="clear"/>
+          </w:tcPr>
+          <w:p>
+            <w:r>
+              <w:rPr>
+                <w:b/>
+                <w:color w:val="000000"/>
+                <w:sz w:val="18"/>
+              </w:rPr>
+              <w:t>TOTAL</w:t>
+            </w:r>
+          </w:p>
+        </w:tc>
+        <w:tc>
+          <w:tcPr>
+            <w:tcW w:type="dxa" w:w="850"/>
+            <w:shd w:fill="D9D9D9" w:val="clear"/>
+          </w:tcPr>
+          <w:p>
+            <w:r/>
+          </w:p>
+        </w:tc>
+        <w:tc>
+          <w:tcPr>
+            <w:tcW w:type="dxa" w:w="1984"/>
+            <w:shd w:fill="D9D9D9" w:val="clear"/>
+          </w:tcPr>
+          <w:p>
+            <w:r/>
+          </w:p>
+        </w:tc>
+        <w:tc>
+          <w:tcPr>
+            <w:tcW w:type="dxa" w:w="454"/>
+            <w:shd w:fill="D9D9D9" w:val="clear"/>
+          </w:tcPr>
+          <w:p>
+            <w:r/>
+          </w:p>
+        </w:tc>
+        <w:tc>
+          <w:tcPr>
+            <w:tcW w:type="dxa" w:w="680"/>
+            <w:shd w:fill="D9D9D9" w:val="clear"/>
+          </w:tcPr>
+          <w:p>
+            <w:r/>
+          </w:p>
+        </w:tc>
+        <w:tc>
+          <w:tcPr>
+            <w:tcW w:type="dxa" w:w="850"/>
+            <w:shd w:fill="D9D9D9" w:val="clear"/>
+          </w:tcPr>
+          <w:p>
+            <w:pPr>
+              <w:jc w:val="center"/>
+            </w:pPr>
+            <w:r>
+              <w:rPr>
+                <w:b/>
+                <w:color w:val="000000"/>
+                <w:sz w:val="18"/>
+              </w:rPr>
+              <w:t>1</w:t>
+            </w:r>
+          </w:p>
+        </w:tc>
+        <w:tc>
+          <w:tcPr>
+            <w:tcW w:type="dxa" w:w="1984"/>
+            <w:shd w:fill="D9D9D9" w:val="clear"/>
+          </w:tcPr>
+          <w:p>
+            <w:r/>
+          </w:p>
+        </w:tc>
+        <w:tc>
+          <w:tcPr>
+            <w:tcW w:type="dxa" w:w="454"/>
+            <w:shd w:fill="D9D9D9" w:val="clear"/>
+          </w:tcPr>
+          <w:p>
+            <w:r/>
+          </w:p>
+        </w:tc>
+        <w:tc>
+          <w:tcPr>
+            <w:tcW w:type="dxa" w:w="680"/>
+            <w:shd w:fill="D9D9D9" w:val="clear"/>
+          </w:tcPr>
+          <w:p>
+            <w:pPr>
+              <w:jc w:val="center"/>
+            </w:pPr>
+            <w:r>
+              <w:rPr>
+                <w:b/>
+                <w:color w:val="000000"/>
+                <w:sz w:val="18"/>
+              </w:rPr>
+              <w:t>1</w:t>
+            </w:r>
+          </w:p>
+        </w:tc>
+        <w:tc>
+          <w:tcPr>
+            <w:tcW w:type="dxa" w:w="3572"/>
+            <w:shd w:fill="D9D9D9" w:val="clear"/>
+          </w:tcPr>
+          <w:p>
+            <w:r/>
           </w:p>
         </w:tc>
       </w:tr>
@@ -1286,7 +1661,7 @@
                 <w:b w:val="0"/>
                 <w:sz w:val="16"/>
               </w:rPr>
-              <w:t>6</w:t>
+              <w:t>9</w:t>
             </w:r>
           </w:p>
         </w:tc>
@@ -1446,7 +1821,7 @@
                 <w:b w:val="0"/>
                 <w:sz w:val="16"/>
               </w:rPr>
-              <w:t>7</w:t>
+              <w:t>10</w:t>
             </w:r>
           </w:p>
         </w:tc>
@@ -1613,7 +1988,7 @@
                 <w:b w:val="0"/>
                 <w:sz w:val="16"/>
               </w:rPr>
-              <w:t>8</w:t>
+              <w:t>11</w:t>
             </w:r>
           </w:p>
         </w:tc>
@@ -1758,6 +2133,131 @@
               </w:rPr>
               <w:t>Cantitate diferită: referință 4009.25 kg, ofertat 2324.35 kg</w:t>
             </w:r>
+          </w:p>
+        </w:tc>
+      </w:tr>
+      <w:tr>
+        <w:tc>
+          <w:tcPr>
+            <w:tcW w:type="dxa" w:w="397"/>
+          </w:tcPr>
+          <w:p/>
+        </w:tc>
+        <w:tc>
+          <w:tcPr>
+            <w:tcW w:type="dxa" w:w="1701"/>
+            <w:shd w:fill="D9D9D9" w:val="clear"/>
+          </w:tcPr>
+          <w:p>
+            <w:r>
+              <w:rPr>
+                <w:b/>
+                <w:color w:val="000000"/>
+                <w:sz w:val="18"/>
+              </w:rPr>
+              <w:t>TOTAL</w:t>
+            </w:r>
+          </w:p>
+        </w:tc>
+        <w:tc>
+          <w:tcPr>
+            <w:tcW w:type="dxa" w:w="850"/>
+            <w:shd w:fill="D9D9D9" w:val="clear"/>
+          </w:tcPr>
+          <w:p>
+            <w:r/>
+          </w:p>
+        </w:tc>
+        <w:tc>
+          <w:tcPr>
+            <w:tcW w:type="dxa" w:w="1984"/>
+            <w:shd w:fill="D9D9D9" w:val="clear"/>
+          </w:tcPr>
+          <w:p>
+            <w:r/>
+          </w:p>
+        </w:tc>
+        <w:tc>
+          <w:tcPr>
+            <w:tcW w:type="dxa" w:w="454"/>
+            <w:shd w:fill="D9D9D9" w:val="clear"/>
+          </w:tcPr>
+          <w:p>
+            <w:r/>
+          </w:p>
+        </w:tc>
+        <w:tc>
+          <w:tcPr>
+            <w:tcW w:type="dxa" w:w="680"/>
+            <w:shd w:fill="D9D9D9" w:val="clear"/>
+          </w:tcPr>
+          <w:p>
+            <w:r/>
+          </w:p>
+        </w:tc>
+        <w:tc>
+          <w:tcPr>
+            <w:tcW w:type="dxa" w:w="850"/>
+            <w:shd w:fill="D9D9D9" w:val="clear"/>
+          </w:tcPr>
+          <w:p>
+            <w:pPr>
+              <w:jc w:val="center"/>
+            </w:pPr>
+            <w:r>
+              <w:rPr>
+                <w:b/>
+                <w:color w:val="000000"/>
+                <w:sz w:val="18"/>
+              </w:rPr>
+              <w:t>1</w:t>
+            </w:r>
+          </w:p>
+        </w:tc>
+        <w:tc>
+          <w:tcPr>
+            <w:tcW w:type="dxa" w:w="1984"/>
+            <w:shd w:fill="D9D9D9" w:val="clear"/>
+          </w:tcPr>
+          <w:p>
+            <w:r/>
+          </w:p>
+        </w:tc>
+        <w:tc>
+          <w:tcPr>
+            <w:tcW w:type="dxa" w:w="454"/>
+            <w:shd w:fill="D9D9D9" w:val="clear"/>
+          </w:tcPr>
+          <w:p>
+            <w:r/>
+          </w:p>
+        </w:tc>
+        <w:tc>
+          <w:tcPr>
+            <w:tcW w:type="dxa" w:w="680"/>
+            <w:shd w:fill="D9D9D9" w:val="clear"/>
+          </w:tcPr>
+          <w:p>
+            <w:pPr>
+              <w:jc w:val="center"/>
+            </w:pPr>
+            <w:r>
+              <w:rPr>
+                <w:b/>
+                <w:color w:val="000000"/>
+                <w:sz w:val="18"/>
+              </w:rPr>
+              <w:t>2</w:t>
+            </w:r>
+          </w:p>
+        </w:tc>
+        <w:tc>
+          <w:tcPr>
+            <w:tcW w:type="dxa" w:w="3572"/>
+            <w:shd w:fill="D9D9D9" w:val="clear"/>
+          </w:tcPr>
+          <w:p>
+            <w:r/>
           </w:p>
         </w:tc>
       </w:tr>
@@ -1792,7 +2292,7 @@
                 <w:b w:val="0"/>
                 <w:sz w:val="16"/>
               </w:rPr>
-              <w:t>9</w:t>
+              <w:t>13</w:t>
             </w:r>
           </w:p>
         </w:tc>
@@ -1973,7 +2473,7 @@
                 <w:b w:val="0"/>
                 <w:sz w:val="16"/>
               </w:rPr>
-              <w:t>10</w:t>
+              <w:t>14</w:t>
             </w:r>
           </w:p>
         </w:tc>
@@ -2132,7 +2632,7 @@
                 <w:b w:val="0"/>
                 <w:sz w:val="16"/>
               </w:rPr>
-              <w:t>11</w:t>
+              <w:t>15</w:t>
             </w:r>
           </w:p>
         </w:tc>
@@ -2292,7 +2792,7 @@
                 <w:b w:val="0"/>
                 <w:sz w:val="16"/>
               </w:rPr>
-              <w:t>12</w:t>
+              <w:t>16</w:t>
             </w:r>
           </w:p>
         </w:tc>
@@ -2459,7 +2959,7 @@
                 <w:b w:val="0"/>
                 <w:sz w:val="16"/>
               </w:rPr>
-              <w:t>13</w:t>
+              <w:t>17</w:t>
             </w:r>
           </w:p>
         </w:tc>
@@ -2619,7 +3119,7 @@
                 <w:b w:val="0"/>
                 <w:sz w:val="16"/>
               </w:rPr>
-              <w:t>14</w:t>
+              <w:t>18</w:t>
             </w:r>
           </w:p>
         </w:tc>
@@ -2785,7 +3285,7 @@
                 <w:b w:val="0"/>
                 <w:sz w:val="16"/>
               </w:rPr>
-              <w:t>15</w:t>
+              <w:t>19</w:t>
             </w:r>
           </w:p>
         </w:tc>
@@ -2936,6 +3436,131 @@
               </w:rPr>
               <w:t>ORPHAN: Cod '$5858393' identic, dar categorii DIFERITE. Cod $5858393: REF categoriei 226218 =&gt; OFERTA categoriei 226518. VERIFICARE MANUALA NECESARA!</w:t>
             </w:r>
+          </w:p>
+        </w:tc>
+      </w:tr>
+      <w:tr>
+        <w:tc>
+          <w:tcPr>
+            <w:tcW w:type="dxa" w:w="397"/>
+          </w:tcPr>
+          <w:p/>
+        </w:tc>
+        <w:tc>
+          <w:tcPr>
+            <w:tcW w:type="dxa" w:w="1701"/>
+            <w:shd w:fill="D9D9D9" w:val="clear"/>
+          </w:tcPr>
+          <w:p>
+            <w:r>
+              <w:rPr>
+                <w:b/>
+                <w:color w:val="000000"/>
+                <w:sz w:val="18"/>
+              </w:rPr>
+              <w:t>TOTAL</w:t>
+            </w:r>
+          </w:p>
+        </w:tc>
+        <w:tc>
+          <w:tcPr>
+            <w:tcW w:type="dxa" w:w="850"/>
+            <w:shd w:fill="D9D9D9" w:val="clear"/>
+          </w:tcPr>
+          <w:p>
+            <w:r/>
+          </w:p>
+        </w:tc>
+        <w:tc>
+          <w:tcPr>
+            <w:tcW w:type="dxa" w:w="1984"/>
+            <w:shd w:fill="D9D9D9" w:val="clear"/>
+          </w:tcPr>
+          <w:p>
+            <w:r/>
+          </w:p>
+        </w:tc>
+        <w:tc>
+          <w:tcPr>
+            <w:tcW w:type="dxa" w:w="454"/>
+            <w:shd w:fill="D9D9D9" w:val="clear"/>
+          </w:tcPr>
+          <w:p>
+            <w:r/>
+          </w:p>
+        </w:tc>
+        <w:tc>
+          <w:tcPr>
+            <w:tcW w:type="dxa" w:w="680"/>
+            <w:shd w:fill="D9D9D9" w:val="clear"/>
+          </w:tcPr>
+          <w:p>
+            <w:r/>
+          </w:p>
+        </w:tc>
+        <w:tc>
+          <w:tcPr>
+            <w:tcW w:type="dxa" w:w="850"/>
+            <w:shd w:fill="D9D9D9" w:val="clear"/>
+          </w:tcPr>
+          <w:p>
+            <w:pPr>
+              <w:jc w:val="center"/>
+            </w:pPr>
+            <w:r>
+              <w:rPr>
+                <w:b/>
+                <w:color w:val="000000"/>
+                <w:sz w:val="18"/>
+              </w:rPr>
+              <w:t>3</w:t>
+            </w:r>
+          </w:p>
+        </w:tc>
+        <w:tc>
+          <w:tcPr>
+            <w:tcW w:type="dxa" w:w="1984"/>
+            <w:shd w:fill="D9D9D9" w:val="clear"/>
+          </w:tcPr>
+          <w:p>
+            <w:r/>
+          </w:p>
+        </w:tc>
+        <w:tc>
+          <w:tcPr>
+            <w:tcW w:type="dxa" w:w="454"/>
+            <w:shd w:fill="D9D9D9" w:val="clear"/>
+          </w:tcPr>
+          <w:p>
+            <w:r/>
+          </w:p>
+        </w:tc>
+        <w:tc>
+          <w:tcPr>
+            <w:tcW w:type="dxa" w:w="680"/>
+            <w:shd w:fill="D9D9D9" w:val="clear"/>
+          </w:tcPr>
+          <w:p>
+            <w:pPr>
+              <w:jc w:val="center"/>
+            </w:pPr>
+            <w:r>
+              <w:rPr>
+                <w:b/>
+                <w:color w:val="000000"/>
+                <w:sz w:val="18"/>
+              </w:rPr>
+              <w:t>4</w:t>
+            </w:r>
+          </w:p>
+        </w:tc>
+        <w:tc>
+          <w:tcPr>
+            <w:tcW w:type="dxa" w:w="3572"/>
+            <w:shd w:fill="D9D9D9" w:val="clear"/>
+          </w:tcPr>
+          <w:p>
+            <w:r/>
           </w:p>
         </w:tc>
       </w:tr>
@@ -2970,7 +3595,7 @@
                 <w:b w:val="0"/>
                 <w:sz w:val="16"/>
               </w:rPr>
-              <w:t>16</w:t>
+              <w:t>21</w:t>
             </w:r>
           </w:p>
         </w:tc>
@@ -3134,7 +3759,7 @@
                 <w:b w:val="0"/>
                 <w:sz w:val="16"/>
               </w:rPr>
-              <w:t>17</w:t>
+              <w:t>22</w:t>
             </w:r>
           </w:p>
         </w:tc>
@@ -3298,7 +3923,7 @@
                 <w:b w:val="0"/>
                 <w:sz w:val="16"/>
               </w:rPr>
-              <w:t>18</w:t>
+              <w:t>23</w:t>
             </w:r>
           </w:p>
         </w:tc>
@@ -3479,7 +4104,7 @@
                 <w:b w:val="0"/>
                 <w:sz w:val="16"/>
               </w:rPr>
-              <w:t>19</w:t>
+              <w:t>24</w:t>
             </w:r>
           </w:p>
         </w:tc>
@@ -3638,7 +4263,7 @@
                 <w:b w:val="0"/>
                 <w:sz w:val="16"/>
               </w:rPr>
-              <w:t>20</w:t>
+              <w:t>25</w:t>
             </w:r>
           </w:p>
         </w:tc>
@@ -3749,6 +4374,131 @@
               </w:rPr>
               <w:t>Articol lipsă din ofertă</w:t>
             </w:r>
+          </w:p>
+        </w:tc>
+      </w:tr>
+      <w:tr>
+        <w:tc>
+          <w:tcPr>
+            <w:tcW w:type="dxa" w:w="397"/>
+          </w:tcPr>
+          <w:p/>
+        </w:tc>
+        <w:tc>
+          <w:tcPr>
+            <w:tcW w:type="dxa" w:w="1701"/>
+            <w:shd w:fill="D9D9D9" w:val="clear"/>
+          </w:tcPr>
+          <w:p>
+            <w:r>
+              <w:rPr>
+                <w:b/>
+                <w:color w:val="000000"/>
+                <w:sz w:val="18"/>
+              </w:rPr>
+              <w:t>TOTAL</w:t>
+            </w:r>
+          </w:p>
+        </w:tc>
+        <w:tc>
+          <w:tcPr>
+            <w:tcW w:type="dxa" w:w="850"/>
+            <w:shd w:fill="D9D9D9" w:val="clear"/>
+          </w:tcPr>
+          <w:p>
+            <w:r/>
+          </w:p>
+        </w:tc>
+        <w:tc>
+          <w:tcPr>
+            <w:tcW w:type="dxa" w:w="1984"/>
+            <w:shd w:fill="D9D9D9" w:val="clear"/>
+          </w:tcPr>
+          <w:p>
+            <w:r/>
+          </w:p>
+        </w:tc>
+        <w:tc>
+          <w:tcPr>
+            <w:tcW w:type="dxa" w:w="454"/>
+            <w:shd w:fill="D9D9D9" w:val="clear"/>
+          </w:tcPr>
+          <w:p>
+            <w:r/>
+          </w:p>
+        </w:tc>
+        <w:tc>
+          <w:tcPr>
+            <w:tcW w:type="dxa" w:w="680"/>
+            <w:shd w:fill="D9D9D9" w:val="clear"/>
+          </w:tcPr>
+          <w:p>
+            <w:r/>
+          </w:p>
+        </w:tc>
+        <w:tc>
+          <w:tcPr>
+            <w:tcW w:type="dxa" w:w="850"/>
+            <w:shd w:fill="D9D9D9" w:val="clear"/>
+          </w:tcPr>
+          <w:p>
+            <w:pPr>
+              <w:jc w:val="center"/>
+            </w:pPr>
+            <w:r>
+              <w:rPr>
+                <w:b/>
+                <w:color w:val="000000"/>
+                <w:sz w:val="18"/>
+              </w:rPr>
+              <w:t>2</w:t>
+            </w:r>
+          </w:p>
+        </w:tc>
+        <w:tc>
+          <w:tcPr>
+            <w:tcW w:type="dxa" w:w="1984"/>
+            <w:shd w:fill="D9D9D9" w:val="clear"/>
+          </w:tcPr>
+          <w:p>
+            <w:r/>
+          </w:p>
+        </w:tc>
+        <w:tc>
+          <w:tcPr>
+            <w:tcW w:type="dxa" w:w="454"/>
+            <w:shd w:fill="D9D9D9" w:val="clear"/>
+          </w:tcPr>
+          <w:p>
+            <w:r/>
+          </w:p>
+        </w:tc>
+        <w:tc>
+          <w:tcPr>
+            <w:tcW w:type="dxa" w:w="680"/>
+            <w:shd w:fill="D9D9D9" w:val="clear"/>
+          </w:tcPr>
+          <w:p>
+            <w:pPr>
+              <w:jc w:val="center"/>
+            </w:pPr>
+            <w:r>
+              <w:rPr>
+                <w:b/>
+                <w:color w:val="000000"/>
+                <w:sz w:val="18"/>
+              </w:rPr>
+              <w:t>1</w:t>
+            </w:r>
+          </w:p>
+        </w:tc>
+        <w:tc>
+          <w:tcPr>
+            <w:tcW w:type="dxa" w:w="3572"/>
+            <w:shd w:fill="D9D9D9" w:val="clear"/>
+          </w:tcPr>
+          <w:p>
+            <w:r/>
           </w:p>
         </w:tc>
       </w:tr>
@@ -3783,7 +4533,7 @@
                 <w:b w:val="0"/>
                 <w:sz w:val="16"/>
               </w:rPr>
-              <w:t>21</w:t>
+              <w:t>27</w:t>
             </w:r>
           </w:p>
         </w:tc>
@@ -3946,7 +4696,7 @@
                 <w:b w:val="0"/>
                 <w:sz w:val="16"/>
               </w:rPr>
-              <w:t>22</w:t>
+              <w:t>28</w:t>
             </w:r>
           </w:p>
         </w:tc>
@@ -4127,7 +4877,7 @@
                 <w:b w:val="0"/>
                 <w:sz w:val="16"/>
               </w:rPr>
-              <w:t>23</w:t>
+              <w:t>29</w:t>
             </w:r>
           </w:p>
         </w:tc>
@@ -4272,6 +5022,131 @@
               </w:rPr>
               <w:t>Cantitate diferită: referință 3.0 m, ofertat 650.0 m</w:t>
             </w:r>
+          </w:p>
+        </w:tc>
+      </w:tr>
+      <w:tr>
+        <w:tc>
+          <w:tcPr>
+            <w:tcW w:type="dxa" w:w="397"/>
+          </w:tcPr>
+          <w:p/>
+        </w:tc>
+        <w:tc>
+          <w:tcPr>
+            <w:tcW w:type="dxa" w:w="1701"/>
+            <w:shd w:fill="D9D9D9" w:val="clear"/>
+          </w:tcPr>
+          <w:p>
+            <w:r>
+              <w:rPr>
+                <w:b/>
+                <w:color w:val="000000"/>
+                <w:sz w:val="18"/>
+              </w:rPr>
+              <w:t>TOTAL</w:t>
+            </w:r>
+          </w:p>
+        </w:tc>
+        <w:tc>
+          <w:tcPr>
+            <w:tcW w:type="dxa" w:w="850"/>
+            <w:shd w:fill="D9D9D9" w:val="clear"/>
+          </w:tcPr>
+          <w:p>
+            <w:r/>
+          </w:p>
+        </w:tc>
+        <w:tc>
+          <w:tcPr>
+            <w:tcW w:type="dxa" w:w="1984"/>
+            <w:shd w:fill="D9D9D9" w:val="clear"/>
+          </w:tcPr>
+          <w:p>
+            <w:r/>
+          </w:p>
+        </w:tc>
+        <w:tc>
+          <w:tcPr>
+            <w:tcW w:type="dxa" w:w="454"/>
+            <w:shd w:fill="D9D9D9" w:val="clear"/>
+          </w:tcPr>
+          <w:p>
+            <w:r/>
+          </w:p>
+        </w:tc>
+        <w:tc>
+          <w:tcPr>
+            <w:tcW w:type="dxa" w:w="680"/>
+            <w:shd w:fill="D9D9D9" w:val="clear"/>
+          </w:tcPr>
+          <w:p>
+            <w:r/>
+          </w:p>
+        </w:tc>
+        <w:tc>
+          <w:tcPr>
+            <w:tcW w:type="dxa" w:w="850"/>
+            <w:shd w:fill="D9D9D9" w:val="clear"/>
+          </w:tcPr>
+          <w:p>
+            <w:pPr>
+              <w:jc w:val="center"/>
+            </w:pPr>
+            <w:r>
+              <w:rPr>
+                <w:b/>
+                <w:color w:val="000000"/>
+                <w:sz w:val="18"/>
+              </w:rPr>
+              <w:t>1</w:t>
+            </w:r>
+          </w:p>
+        </w:tc>
+        <w:tc>
+          <w:tcPr>
+            <w:tcW w:type="dxa" w:w="1984"/>
+            <w:shd w:fill="D9D9D9" w:val="clear"/>
+          </w:tcPr>
+          <w:p>
+            <w:r/>
+          </w:p>
+        </w:tc>
+        <w:tc>
+          <w:tcPr>
+            <w:tcW w:type="dxa" w:w="454"/>
+            <w:shd w:fill="D9D9D9" w:val="clear"/>
+          </w:tcPr>
+          <w:p>
+            <w:r/>
+          </w:p>
+        </w:tc>
+        <w:tc>
+          <w:tcPr>
+            <w:tcW w:type="dxa" w:w="680"/>
+            <w:shd w:fill="D9D9D9" w:val="clear"/>
+          </w:tcPr>
+          <w:p>
+            <w:pPr>
+              <w:jc w:val="center"/>
+            </w:pPr>
+            <w:r>
+              <w:rPr>
+                <w:b/>
+                <w:color w:val="000000"/>
+                <w:sz w:val="18"/>
+              </w:rPr>
+              <w:t>1</w:t>
+            </w:r>
+          </w:p>
+        </w:tc>
+        <w:tc>
+          <w:tcPr>
+            <w:tcW w:type="dxa" w:w="3572"/>
+            <w:shd w:fill="D9D9D9" w:val="clear"/>
+          </w:tcPr>
+          <w:p>
+            <w:r/>
           </w:p>
         </w:tc>
       </w:tr>
@@ -4304,7 +5179,7 @@
                 <w:b w:val="0"/>
                 <w:sz w:val="16"/>
               </w:rPr>
-              <w:t>24</w:t>
+              <w:t>31</w:t>
             </w:r>
           </w:p>
         </w:tc>
@@ -4449,6 +5324,131 @@
               </w:rPr>
               <w:t>Cantitate diferită: referință 13.18 tona, ofertat 13.8 tona</w:t>
             </w:r>
+          </w:p>
+        </w:tc>
+      </w:tr>
+      <w:tr>
+        <w:tc>
+          <w:tcPr>
+            <w:tcW w:type="dxa" w:w="397"/>
+          </w:tcPr>
+          <w:p/>
+        </w:tc>
+        <w:tc>
+          <w:tcPr>
+            <w:tcW w:type="dxa" w:w="1701"/>
+            <w:shd w:fill="D9D9D9" w:val="clear"/>
+          </w:tcPr>
+          <w:p>
+            <w:r>
+              <w:rPr>
+                <w:b/>
+                <w:color w:val="000000"/>
+                <w:sz w:val="18"/>
+              </w:rPr>
+              <w:t>TOTAL</w:t>
+            </w:r>
+          </w:p>
+        </w:tc>
+        <w:tc>
+          <w:tcPr>
+            <w:tcW w:type="dxa" w:w="850"/>
+            <w:shd w:fill="D9D9D9" w:val="clear"/>
+          </w:tcPr>
+          <w:p>
+            <w:r/>
+          </w:p>
+        </w:tc>
+        <w:tc>
+          <w:tcPr>
+            <w:tcW w:type="dxa" w:w="1984"/>
+            <w:shd w:fill="D9D9D9" w:val="clear"/>
+          </w:tcPr>
+          <w:p>
+            <w:r/>
+          </w:p>
+        </w:tc>
+        <w:tc>
+          <w:tcPr>
+            <w:tcW w:type="dxa" w:w="454"/>
+            <w:shd w:fill="D9D9D9" w:val="clear"/>
+          </w:tcPr>
+          <w:p>
+            <w:r/>
+          </w:p>
+        </w:tc>
+        <w:tc>
+          <w:tcPr>
+            <w:tcW w:type="dxa" w:w="680"/>
+            <w:shd w:fill="D9D9D9" w:val="clear"/>
+          </w:tcPr>
+          <w:p>
+            <w:r/>
+          </w:p>
+        </w:tc>
+        <w:tc>
+          <w:tcPr>
+            <w:tcW w:type="dxa" w:w="850"/>
+            <w:shd w:fill="D9D9D9" w:val="clear"/>
+          </w:tcPr>
+          <w:p>
+            <w:pPr>
+              <w:jc w:val="center"/>
+            </w:pPr>
+            <w:r>
+              <w:rPr>
+                <w:b/>
+                <w:color w:val="000000"/>
+                <w:sz w:val="18"/>
+              </w:rPr>
+              <w:t>1</w:t>
+            </w:r>
+          </w:p>
+        </w:tc>
+        <w:tc>
+          <w:tcPr>
+            <w:tcW w:type="dxa" w:w="1984"/>
+            <w:shd w:fill="D9D9D9" w:val="clear"/>
+          </w:tcPr>
+          <w:p>
+            <w:r/>
+          </w:p>
+        </w:tc>
+        <w:tc>
+          <w:tcPr>
+            <w:tcW w:type="dxa" w:w="454"/>
+            <w:shd w:fill="D9D9D9" w:val="clear"/>
+          </w:tcPr>
+          <w:p>
+            <w:r/>
+          </w:p>
+        </w:tc>
+        <w:tc>
+          <w:tcPr>
+            <w:tcW w:type="dxa" w:w="680"/>
+            <w:shd w:fill="D9D9D9" w:val="clear"/>
+          </w:tcPr>
+          <w:p>
+            <w:pPr>
+              <w:jc w:val="center"/>
+            </w:pPr>
+            <w:r>
+              <w:rPr>
+                <w:b/>
+                <w:color w:val="000000"/>
+                <w:sz w:val="18"/>
+              </w:rPr>
+              <w:t>1</w:t>
+            </w:r>
+          </w:p>
+        </w:tc>
+        <w:tc>
+          <w:tcPr>
+            <w:tcW w:type="dxa" w:w="3572"/>
+            <w:shd w:fill="D9D9D9" w:val="clear"/>
+          </w:tcPr>
+          <w:p>
+            <w:r/>
           </w:p>
         </w:tc>
       </w:tr>
@@ -4481,7 +5481,7 @@
                 <w:b w:val="0"/>
                 <w:sz w:val="16"/>
               </w:rPr>
-              <w:t>25</w:t>
+              <w:t>33</w:t>
             </w:r>
           </w:p>
         </w:tc>
@@ -4639,7 +5639,7 @@
                 <w:b w:val="0"/>
                 <w:sz w:val="16"/>
               </w:rPr>
-              <w:t>26</w:t>
+              <w:t>34</w:t>
             </w:r>
           </w:p>
         </w:tc>
@@ -4750,6 +5750,131 @@
               </w:rPr>
               <w:t>Articol lipsă din ofertă</w:t>
             </w:r>
+          </w:p>
+        </w:tc>
+      </w:tr>
+      <w:tr>
+        <w:tc>
+          <w:tcPr>
+            <w:tcW w:type="dxa" w:w="397"/>
+          </w:tcPr>
+          <w:p/>
+        </w:tc>
+        <w:tc>
+          <w:tcPr>
+            <w:tcW w:type="dxa" w:w="1701"/>
+            <w:shd w:fill="D9D9D9" w:val="clear"/>
+          </w:tcPr>
+          <w:p>
+            <w:r>
+              <w:rPr>
+                <w:b/>
+                <w:color w:val="000000"/>
+                <w:sz w:val="18"/>
+              </w:rPr>
+              <w:t>TOTAL</w:t>
+            </w:r>
+          </w:p>
+        </w:tc>
+        <w:tc>
+          <w:tcPr>
+            <w:tcW w:type="dxa" w:w="850"/>
+            <w:shd w:fill="D9D9D9" w:val="clear"/>
+          </w:tcPr>
+          <w:p>
+            <w:r/>
+          </w:p>
+        </w:tc>
+        <w:tc>
+          <w:tcPr>
+            <w:tcW w:type="dxa" w:w="1984"/>
+            <w:shd w:fill="D9D9D9" w:val="clear"/>
+          </w:tcPr>
+          <w:p>
+            <w:r/>
+          </w:p>
+        </w:tc>
+        <w:tc>
+          <w:tcPr>
+            <w:tcW w:type="dxa" w:w="454"/>
+            <w:shd w:fill="D9D9D9" w:val="clear"/>
+          </w:tcPr>
+          <w:p>
+            <w:r/>
+          </w:p>
+        </w:tc>
+        <w:tc>
+          <w:tcPr>
+            <w:tcW w:type="dxa" w:w="680"/>
+            <w:shd w:fill="D9D9D9" w:val="clear"/>
+          </w:tcPr>
+          <w:p>
+            <w:r/>
+          </w:p>
+        </w:tc>
+        <w:tc>
+          <w:tcPr>
+            <w:tcW w:type="dxa" w:w="850"/>
+            <w:shd w:fill="D9D9D9" w:val="clear"/>
+          </w:tcPr>
+          <w:p>
+            <w:pPr>
+              <w:jc w:val="center"/>
+            </w:pPr>
+            <w:r>
+              <w:rPr>
+                <w:b/>
+                <w:color w:val="000000"/>
+                <w:sz w:val="18"/>
+              </w:rPr>
+              <w:t>1</w:t>
+            </w:r>
+          </w:p>
+        </w:tc>
+        <w:tc>
+          <w:tcPr>
+            <w:tcW w:type="dxa" w:w="1984"/>
+            <w:shd w:fill="D9D9D9" w:val="clear"/>
+          </w:tcPr>
+          <w:p>
+            <w:r/>
+          </w:p>
+        </w:tc>
+        <w:tc>
+          <w:tcPr>
+            <w:tcW w:type="dxa" w:w="454"/>
+            <w:shd w:fill="D9D9D9" w:val="clear"/>
+          </w:tcPr>
+          <w:p>
+            <w:r/>
+          </w:p>
+        </w:tc>
+        <w:tc>
+          <w:tcPr>
+            <w:tcW w:type="dxa" w:w="680"/>
+            <w:shd w:fill="D9D9D9" w:val="clear"/>
+          </w:tcPr>
+          <w:p>
+            <w:pPr>
+              <w:jc w:val="center"/>
+            </w:pPr>
+            <w:r>
+              <w:rPr>
+                <w:b/>
+                <w:color w:val="000000"/>
+                <w:sz w:val="18"/>
+              </w:rPr>
+              <w:t>1</w:t>
+            </w:r>
+          </w:p>
+        </w:tc>
+        <w:tc>
+          <w:tcPr>
+            <w:tcW w:type="dxa" w:w="3572"/>
+            <w:shd w:fill="D9D9D9" w:val="clear"/>
+          </w:tcPr>
+          <w:p>
+            <w:r/>
           </w:p>
         </w:tc>
       </w:tr>
@@ -4784,7 +5909,7 @@
                 <w:b w:val="0"/>
                 <w:sz w:val="16"/>
               </w:rPr>
-              <w:t>27</w:t>
+              <w:t>36</w:t>
             </w:r>
           </w:p>
         </w:tc>
@@ -4948,7 +6073,7 @@
                 <w:b w:val="0"/>
                 <w:sz w:val="16"/>
               </w:rPr>
-              <w:t>28</w:t>
+              <w:t>37</w:t>
             </w:r>
           </w:p>
         </w:tc>
@@ -5129,7 +6254,7 @@
                 <w:b w:val="0"/>
                 <w:sz w:val="16"/>
               </w:rPr>
-              <w:t>29</w:t>
+              <w:t>38</w:t>
             </w:r>
           </w:p>
         </w:tc>
@@ -5288,7 +6413,7 @@
                 <w:b w:val="0"/>
                 <w:sz w:val="16"/>
               </w:rPr>
-              <w:t>30</w:t>
+              <w:t>39</w:t>
             </w:r>
           </w:p>
         </w:tc>
@@ -5448,7 +6573,7 @@
                 <w:b w:val="0"/>
                 <w:sz w:val="16"/>
               </w:rPr>
-              <w:t>31</w:t>
+              <w:t>40</w:t>
             </w:r>
           </w:p>
         </w:tc>
@@ -5615,7 +6740,7 @@
                 <w:b w:val="0"/>
                 <w:sz w:val="16"/>
               </w:rPr>
-              <w:t>32</w:t>
+              <w:t>41</w:t>
             </w:r>
           </w:p>
         </w:tc>
@@ -5775,7 +6900,7 @@
                 <w:b w:val="0"/>
                 <w:sz w:val="16"/>
               </w:rPr>
-              <w:t>33</w:t>
+              <w:t>42</w:t>
             </w:r>
           </w:p>
         </w:tc>
@@ -5941,7 +7066,7 @@
                 <w:b w:val="0"/>
                 <w:sz w:val="16"/>
               </w:rPr>
-              <w:t>34</w:t>
+              <w:t>43</w:t>
             </w:r>
           </w:p>
         </w:tc>
@@ -6092,6 +7217,131 @@
               </w:rPr>
               <w:t>ORPHAN: Cod '$5858393' identic, dar categorii DIFERITE. Cod $5858393: REF categoriei 226418 =&gt; OFERTA categoriei 226518. VERIFICARE MANUALA NECESARA!</w:t>
             </w:r>
+          </w:p>
+        </w:tc>
+      </w:tr>
+      <w:tr>
+        <w:tc>
+          <w:tcPr>
+            <w:tcW w:type="dxa" w:w="397"/>
+          </w:tcPr>
+          <w:p/>
+        </w:tc>
+        <w:tc>
+          <w:tcPr>
+            <w:tcW w:type="dxa" w:w="1701"/>
+            <w:shd w:fill="D9D9D9" w:val="clear"/>
+          </w:tcPr>
+          <w:p>
+            <w:r>
+              <w:rPr>
+                <w:b/>
+                <w:color w:val="000000"/>
+                <w:sz w:val="18"/>
+              </w:rPr>
+              <w:t>TOTAL</w:t>
+            </w:r>
+          </w:p>
+        </w:tc>
+        <w:tc>
+          <w:tcPr>
+            <w:tcW w:type="dxa" w:w="850"/>
+            <w:shd w:fill="D9D9D9" w:val="clear"/>
+          </w:tcPr>
+          <w:p>
+            <w:r/>
+          </w:p>
+        </w:tc>
+        <w:tc>
+          <w:tcPr>
+            <w:tcW w:type="dxa" w:w="1984"/>
+            <w:shd w:fill="D9D9D9" w:val="clear"/>
+          </w:tcPr>
+          <w:p>
+            <w:r/>
+          </w:p>
+        </w:tc>
+        <w:tc>
+          <w:tcPr>
+            <w:tcW w:type="dxa" w:w="454"/>
+            <w:shd w:fill="D9D9D9" w:val="clear"/>
+          </w:tcPr>
+          <w:p>
+            <w:r/>
+          </w:p>
+        </w:tc>
+        <w:tc>
+          <w:tcPr>
+            <w:tcW w:type="dxa" w:w="680"/>
+            <w:shd w:fill="D9D9D9" w:val="clear"/>
+          </w:tcPr>
+          <w:p>
+            <w:r/>
+          </w:p>
+        </w:tc>
+        <w:tc>
+          <w:tcPr>
+            <w:tcW w:type="dxa" w:w="850"/>
+            <w:shd w:fill="D9D9D9" w:val="clear"/>
+          </w:tcPr>
+          <w:p>
+            <w:pPr>
+              <w:jc w:val="center"/>
+            </w:pPr>
+            <w:r>
+              <w:rPr>
+                <w:b/>
+                <w:color w:val="000000"/>
+                <w:sz w:val="18"/>
+              </w:rPr>
+              <w:t>3</w:t>
+            </w:r>
+          </w:p>
+        </w:tc>
+        <w:tc>
+          <w:tcPr>
+            <w:tcW w:type="dxa" w:w="1984"/>
+            <w:shd w:fill="D9D9D9" w:val="clear"/>
+          </w:tcPr>
+          <w:p>
+            <w:r/>
+          </w:p>
+        </w:tc>
+        <w:tc>
+          <w:tcPr>
+            <w:tcW w:type="dxa" w:w="454"/>
+            <w:shd w:fill="D9D9D9" w:val="clear"/>
+          </w:tcPr>
+          <w:p>
+            <w:r/>
+          </w:p>
+        </w:tc>
+        <w:tc>
+          <w:tcPr>
+            <w:tcW w:type="dxa" w:w="680"/>
+            <w:shd w:fill="D9D9D9" w:val="clear"/>
+          </w:tcPr>
+          <w:p>
+            <w:pPr>
+              <w:jc w:val="center"/>
+            </w:pPr>
+            <w:r>
+              <w:rPr>
+                <w:b/>
+                <w:color w:val="000000"/>
+                <w:sz w:val="18"/>
+              </w:rPr>
+              <w:t>4</w:t>
+            </w:r>
+          </w:p>
+        </w:tc>
+        <w:tc>
+          <w:tcPr>
+            <w:tcW w:type="dxa" w:w="3572"/>
+            <w:shd w:fill="D9D9D9" w:val="clear"/>
+          </w:tcPr>
+          <w:p>
+            <w:r/>
           </w:p>
         </w:tc>
       </w:tr>
@@ -6126,7 +7376,7 @@
                 <w:b w:val="0"/>
                 <w:sz w:val="16"/>
               </w:rPr>
-              <w:t>35</w:t>
+              <w:t>45</w:t>
             </w:r>
           </w:p>
         </w:tc>
@@ -6290,7 +7540,7 @@
                 <w:b w:val="0"/>
                 <w:sz w:val="16"/>
               </w:rPr>
-              <w:t>36</w:t>
+              <w:t>46</w:t>
             </w:r>
           </w:p>
         </w:tc>
@@ -6471,7 +7721,7 @@
                 <w:b w:val="0"/>
                 <w:sz w:val="16"/>
               </w:rPr>
-              <w:t>37</w:t>
+              <w:t>47</w:t>
             </w:r>
           </w:p>
         </w:tc>
@@ -6630,7 +7880,7 @@
                 <w:b w:val="0"/>
                 <w:sz w:val="16"/>
               </w:rPr>
-              <w:t>38</w:t>
+              <w:t>48</w:t>
             </w:r>
           </w:p>
         </w:tc>
@@ -6788,7 +8038,7 @@
                 <w:b w:val="0"/>
                 <w:sz w:val="16"/>
               </w:rPr>
-              <w:t>39</w:t>
+              <w:t>49</w:t>
             </w:r>
           </w:p>
         </w:tc>
@@ -6899,6 +8149,131 @@
               </w:rPr>
               <w:t>Articol lipsă din ofertă</w:t>
             </w:r>
+          </w:p>
+        </w:tc>
+      </w:tr>
+      <w:tr>
+        <w:tc>
+          <w:tcPr>
+            <w:tcW w:type="dxa" w:w="397"/>
+          </w:tcPr>
+          <w:p/>
+        </w:tc>
+        <w:tc>
+          <w:tcPr>
+            <w:tcW w:type="dxa" w:w="1701"/>
+            <w:shd w:fill="D9D9D9" w:val="clear"/>
+          </w:tcPr>
+          <w:p>
+            <w:r>
+              <w:rPr>
+                <w:b/>
+                <w:color w:val="000000"/>
+                <w:sz w:val="18"/>
+              </w:rPr>
+              <w:t>TOTAL</w:t>
+            </w:r>
+          </w:p>
+        </w:tc>
+        <w:tc>
+          <w:tcPr>
+            <w:tcW w:type="dxa" w:w="850"/>
+            <w:shd w:fill="D9D9D9" w:val="clear"/>
+          </w:tcPr>
+          <w:p>
+            <w:r/>
+          </w:p>
+        </w:tc>
+        <w:tc>
+          <w:tcPr>
+            <w:tcW w:type="dxa" w:w="1984"/>
+            <w:shd w:fill="D9D9D9" w:val="clear"/>
+          </w:tcPr>
+          <w:p>
+            <w:r/>
+          </w:p>
+        </w:tc>
+        <w:tc>
+          <w:tcPr>
+            <w:tcW w:type="dxa" w:w="454"/>
+            <w:shd w:fill="D9D9D9" w:val="clear"/>
+          </w:tcPr>
+          <w:p>
+            <w:r/>
+          </w:p>
+        </w:tc>
+        <w:tc>
+          <w:tcPr>
+            <w:tcW w:type="dxa" w:w="680"/>
+            <w:shd w:fill="D9D9D9" w:val="clear"/>
+          </w:tcPr>
+          <w:p>
+            <w:r/>
+          </w:p>
+        </w:tc>
+        <w:tc>
+          <w:tcPr>
+            <w:tcW w:type="dxa" w:w="850"/>
+            <w:shd w:fill="D9D9D9" w:val="clear"/>
+          </w:tcPr>
+          <w:p>
+            <w:pPr>
+              <w:jc w:val="center"/>
+            </w:pPr>
+            <w:r>
+              <w:rPr>
+                <w:b/>
+                <w:color w:val="000000"/>
+                <w:sz w:val="18"/>
+              </w:rPr>
+              <w:t>3</w:t>
+            </w:r>
+          </w:p>
+        </w:tc>
+        <w:tc>
+          <w:tcPr>
+            <w:tcW w:type="dxa" w:w="1984"/>
+            <w:shd w:fill="D9D9D9" w:val="clear"/>
+          </w:tcPr>
+          <w:p>
+            <w:r/>
+          </w:p>
+        </w:tc>
+        <w:tc>
+          <w:tcPr>
+            <w:tcW w:type="dxa" w:w="454"/>
+            <w:shd w:fill="D9D9D9" w:val="clear"/>
+          </w:tcPr>
+          <w:p>
+            <w:r/>
+          </w:p>
+        </w:tc>
+        <w:tc>
+          <w:tcPr>
+            <w:tcW w:type="dxa" w:w="680"/>
+            <w:shd w:fill="D9D9D9" w:val="clear"/>
+          </w:tcPr>
+          <w:p>
+            <w:pPr>
+              <w:jc w:val="center"/>
+            </w:pPr>
+            <w:r>
+              <w:rPr>
+                <w:b/>
+                <w:color w:val="000000"/>
+                <w:sz w:val="18"/>
+              </w:rPr>
+              <w:t>2</w:t>
+            </w:r>
+          </w:p>
+        </w:tc>
+        <w:tc>
+          <w:tcPr>
+            <w:tcW w:type="dxa" w:w="3572"/>
+            <w:shd w:fill="D9D9D9" w:val="clear"/>
+          </w:tcPr>
+          <w:p>
+            <w:r/>
           </w:p>
         </w:tc>
       </w:tr>
@@ -6933,7 +8308,7 @@
                 <w:b w:val="0"/>
                 <w:sz w:val="16"/>
               </w:rPr>
-              <w:t>40</w:t>
+              <w:t>51</w:t>
             </w:r>
           </w:p>
         </w:tc>
@@ -7096,7 +8471,7 @@
                 <w:b w:val="0"/>
                 <w:sz w:val="16"/>
               </w:rPr>
-              <w:t>41</w:t>
+              <w:t>52</w:t>
             </w:r>
           </w:p>
         </w:tc>
@@ -7277,7 +8652,7 @@
                 <w:b w:val="0"/>
                 <w:sz w:val="16"/>
               </w:rPr>
-              <w:t>42</w:t>
+              <w:t>53</w:t>
             </w:r>
           </w:p>
         </w:tc>
@@ -7388,6 +8763,131 @@
               </w:rPr>
               <w:t>Articol lipsă din ofertă</w:t>
             </w:r>
+          </w:p>
+        </w:tc>
+      </w:tr>
+      <w:tr>
+        <w:tc>
+          <w:tcPr>
+            <w:tcW w:type="dxa" w:w="397"/>
+          </w:tcPr>
+          <w:p/>
+        </w:tc>
+        <w:tc>
+          <w:tcPr>
+            <w:tcW w:type="dxa" w:w="1701"/>
+            <w:shd w:fill="D9D9D9" w:val="clear"/>
+          </w:tcPr>
+          <w:p>
+            <w:r>
+              <w:rPr>
+                <w:b/>
+                <w:color w:val="000000"/>
+                <w:sz w:val="18"/>
+              </w:rPr>
+              <w:t>TOTAL</w:t>
+            </w:r>
+          </w:p>
+        </w:tc>
+        <w:tc>
+          <w:tcPr>
+            <w:tcW w:type="dxa" w:w="850"/>
+            <w:shd w:fill="D9D9D9" w:val="clear"/>
+          </w:tcPr>
+          <w:p>
+            <w:r/>
+          </w:p>
+        </w:tc>
+        <w:tc>
+          <w:tcPr>
+            <w:tcW w:type="dxa" w:w="1984"/>
+            <w:shd w:fill="D9D9D9" w:val="clear"/>
+          </w:tcPr>
+          <w:p>
+            <w:r/>
+          </w:p>
+        </w:tc>
+        <w:tc>
+          <w:tcPr>
+            <w:tcW w:type="dxa" w:w="454"/>
+            <w:shd w:fill="D9D9D9" w:val="clear"/>
+          </w:tcPr>
+          <w:p>
+            <w:r/>
+          </w:p>
+        </w:tc>
+        <w:tc>
+          <w:tcPr>
+            <w:tcW w:type="dxa" w:w="680"/>
+            <w:shd w:fill="D9D9D9" w:val="clear"/>
+          </w:tcPr>
+          <w:p>
+            <w:r/>
+          </w:p>
+        </w:tc>
+        <w:tc>
+          <w:tcPr>
+            <w:tcW w:type="dxa" w:w="850"/>
+            <w:shd w:fill="D9D9D9" w:val="clear"/>
+          </w:tcPr>
+          <w:p>
+            <w:pPr>
+              <w:jc w:val="center"/>
+            </w:pPr>
+            <w:r>
+              <w:rPr>
+                <w:b/>
+                <w:color w:val="000000"/>
+                <w:sz w:val="18"/>
+              </w:rPr>
+              <w:t>1</w:t>
+            </w:r>
+          </w:p>
+        </w:tc>
+        <w:tc>
+          <w:tcPr>
+            <w:tcW w:type="dxa" w:w="1984"/>
+            <w:shd w:fill="D9D9D9" w:val="clear"/>
+          </w:tcPr>
+          <w:p>
+            <w:r/>
+          </w:p>
+        </w:tc>
+        <w:tc>
+          <w:tcPr>
+            <w:tcW w:type="dxa" w:w="454"/>
+            <w:shd w:fill="D9D9D9" w:val="clear"/>
+          </w:tcPr>
+          <w:p>
+            <w:r/>
+          </w:p>
+        </w:tc>
+        <w:tc>
+          <w:tcPr>
+            <w:tcW w:type="dxa" w:w="680"/>
+            <w:shd w:fill="D9D9D9" w:val="clear"/>
+          </w:tcPr>
+          <w:p>
+            <w:pPr>
+              <w:jc w:val="center"/>
+            </w:pPr>
+            <w:r>
+              <w:rPr>
+                <w:b/>
+                <w:color w:val="000000"/>
+                <w:sz w:val="18"/>
+              </w:rPr>
+              <w:t>0</w:t>
+            </w:r>
+          </w:p>
+        </w:tc>
+        <w:tc>
+          <w:tcPr>
+            <w:tcW w:type="dxa" w:w="3572"/>
+            <w:shd w:fill="D9D9D9" w:val="clear"/>
+          </w:tcPr>
+          <w:p>
+            <w:r/>
           </w:p>
         </w:tc>
       </w:tr>
@@ -7422,7 +8922,7 @@
                 <w:b w:val="0"/>
                 <w:sz w:val="16"/>
               </w:rPr>
-              <w:t>43</w:t>
+              <w:t>55</w:t>
             </w:r>
           </w:p>
         </w:tc>
@@ -7602,7 +9102,7 @@
                 <w:b w:val="0"/>
                 <w:sz w:val="16"/>
               </w:rPr>
-              <w:t>44</w:t>
+              <w:t>56</w:t>
             </w:r>
           </w:p>
         </w:tc>
@@ -7727,7 +9227,7 @@
                 <w:b w:val="0"/>
                 <w:sz w:val="16"/>
               </w:rPr>
-              <w:t>45</w:t>
+              <w:t>57</w:t>
             </w:r>
           </w:p>
         </w:tc>
@@ -7838,6 +9338,131 @@
               </w:rPr>
               <w:t>Articol lipsă din ofertă</w:t>
             </w:r>
+          </w:p>
+        </w:tc>
+      </w:tr>
+      <w:tr>
+        <w:tc>
+          <w:tcPr>
+            <w:tcW w:type="dxa" w:w="397"/>
+          </w:tcPr>
+          <w:p/>
+        </w:tc>
+        <w:tc>
+          <w:tcPr>
+            <w:tcW w:type="dxa" w:w="1701"/>
+            <w:shd w:fill="D9D9D9" w:val="clear"/>
+          </w:tcPr>
+          <w:p>
+            <w:r>
+              <w:rPr>
+                <w:b/>
+                <w:color w:val="000000"/>
+                <w:sz w:val="18"/>
+              </w:rPr>
+              <w:t>TOTAL</w:t>
+            </w:r>
+          </w:p>
+        </w:tc>
+        <w:tc>
+          <w:tcPr>
+            <w:tcW w:type="dxa" w:w="850"/>
+            <w:shd w:fill="D9D9D9" w:val="clear"/>
+          </w:tcPr>
+          <w:p>
+            <w:r/>
+          </w:p>
+        </w:tc>
+        <w:tc>
+          <w:tcPr>
+            <w:tcW w:type="dxa" w:w="1984"/>
+            <w:shd w:fill="D9D9D9" w:val="clear"/>
+          </w:tcPr>
+          <w:p>
+            <w:r/>
+          </w:p>
+        </w:tc>
+        <w:tc>
+          <w:tcPr>
+            <w:tcW w:type="dxa" w:w="454"/>
+            <w:shd w:fill="D9D9D9" w:val="clear"/>
+          </w:tcPr>
+          <w:p>
+            <w:r/>
+          </w:p>
+        </w:tc>
+        <w:tc>
+          <w:tcPr>
+            <w:tcW w:type="dxa" w:w="680"/>
+            <w:shd w:fill="D9D9D9" w:val="clear"/>
+          </w:tcPr>
+          <w:p>
+            <w:r/>
+          </w:p>
+        </w:tc>
+        <w:tc>
+          <w:tcPr>
+            <w:tcW w:type="dxa" w:w="850"/>
+            <w:shd w:fill="D9D9D9" w:val="clear"/>
+          </w:tcPr>
+          <w:p>
+            <w:pPr>
+              <w:jc w:val="center"/>
+            </w:pPr>
+            <w:r>
+              <w:rPr>
+                <w:b/>
+                <w:color w:val="000000"/>
+                <w:sz w:val="18"/>
+              </w:rPr>
+              <w:t>2</w:t>
+            </w:r>
+          </w:p>
+        </w:tc>
+        <w:tc>
+          <w:tcPr>
+            <w:tcW w:type="dxa" w:w="1984"/>
+            <w:shd w:fill="D9D9D9" w:val="clear"/>
+          </w:tcPr>
+          <w:p>
+            <w:r/>
+          </w:p>
+        </w:tc>
+        <w:tc>
+          <w:tcPr>
+            <w:tcW w:type="dxa" w:w="454"/>
+            <w:shd w:fill="D9D9D9" w:val="clear"/>
+          </w:tcPr>
+          <w:p>
+            <w:r/>
+          </w:p>
+        </w:tc>
+        <w:tc>
+          <w:tcPr>
+            <w:tcW w:type="dxa" w:w="680"/>
+            <w:shd w:fill="D9D9D9" w:val="clear"/>
+          </w:tcPr>
+          <w:p>
+            <w:pPr>
+              <w:jc w:val="center"/>
+            </w:pPr>
+            <w:r>
+              <w:rPr>
+                <w:b/>
+                <w:color w:val="000000"/>
+                <w:sz w:val="18"/>
+              </w:rPr>
+              <w:t>0</w:t>
+            </w:r>
+          </w:p>
+        </w:tc>
+        <w:tc>
+          <w:tcPr>
+            <w:tcW w:type="dxa" w:w="3572"/>
+            <w:shd w:fill="D9D9D9" w:val="clear"/>
+          </w:tcPr>
+          <w:p>
+            <w:r/>
           </w:p>
         </w:tc>
       </w:tr>
@@ -7870,7 +9495,7 @@
                 <w:b w:val="0"/>
                 <w:sz w:val="16"/>
               </w:rPr>
-              <w:t>46</w:t>
+              <w:t>59</w:t>
             </w:r>
           </w:p>
         </w:tc>
@@ -8029,7 +9654,7 @@
                 <w:b w:val="0"/>
                 <w:sz w:val="16"/>
               </w:rPr>
-              <w:t>47</w:t>
+              <w:t>60</w:t>
             </w:r>
           </w:p>
         </w:tc>
@@ -8189,7 +9814,7 @@
                 <w:b w:val="0"/>
                 <w:sz w:val="16"/>
               </w:rPr>
-              <w:t>48</w:t>
+              <w:t>61</w:t>
             </w:r>
           </w:p>
         </w:tc>
@@ -8356,7 +9981,7 @@
                 <w:b w:val="0"/>
                 <w:sz w:val="16"/>
               </w:rPr>
-              <w:t>49</w:t>
+              <w:t>62</w:t>
             </w:r>
           </w:p>
         </w:tc>
@@ -8516,7 +10141,7 @@
                 <w:b w:val="0"/>
                 <w:sz w:val="16"/>
               </w:rPr>
-              <w:t>50</w:t>
+              <w:t>63</w:t>
             </w:r>
           </w:p>
         </w:tc>
@@ -8682,7 +10307,7 @@
                 <w:b w:val="0"/>
                 <w:sz w:val="16"/>
               </w:rPr>
-              <w:t>51</w:t>
+              <w:t>64</w:t>
             </w:r>
           </w:p>
         </w:tc>
@@ -8833,6 +10458,131 @@
               </w:rPr>
               <w:t>ORPHAN: Cod '$5858393' identic, dar categorii DIFERITE. Cod $5858393: REF categoriei 226518 =&gt; OFERTA categoriei 226418. VERIFICARE MANUALA NECESARA!</w:t>
             </w:r>
+          </w:p>
+        </w:tc>
+      </w:tr>
+      <w:tr>
+        <w:tc>
+          <w:tcPr>
+            <w:tcW w:type="dxa" w:w="397"/>
+          </w:tcPr>
+          <w:p/>
+        </w:tc>
+        <w:tc>
+          <w:tcPr>
+            <w:tcW w:type="dxa" w:w="1701"/>
+            <w:shd w:fill="D9D9D9" w:val="clear"/>
+          </w:tcPr>
+          <w:p>
+            <w:r>
+              <w:rPr>
+                <w:b/>
+                <w:color w:val="000000"/>
+                <w:sz w:val="18"/>
+              </w:rPr>
+              <w:t>TOTAL</w:t>
+            </w:r>
+          </w:p>
+        </w:tc>
+        <w:tc>
+          <w:tcPr>
+            <w:tcW w:type="dxa" w:w="850"/>
+            <w:shd w:fill="D9D9D9" w:val="clear"/>
+          </w:tcPr>
+          <w:p>
+            <w:r/>
+          </w:p>
+        </w:tc>
+        <w:tc>
+          <w:tcPr>
+            <w:tcW w:type="dxa" w:w="1984"/>
+            <w:shd w:fill="D9D9D9" w:val="clear"/>
+          </w:tcPr>
+          <w:p>
+            <w:r/>
+          </w:p>
+        </w:tc>
+        <w:tc>
+          <w:tcPr>
+            <w:tcW w:type="dxa" w:w="454"/>
+            <w:shd w:fill="D9D9D9" w:val="clear"/>
+          </w:tcPr>
+          <w:p>
+            <w:r/>
+          </w:p>
+        </w:tc>
+        <w:tc>
+          <w:tcPr>
+            <w:tcW w:type="dxa" w:w="680"/>
+            <w:shd w:fill="D9D9D9" w:val="clear"/>
+          </w:tcPr>
+          <w:p>
+            <w:r/>
+          </w:p>
+        </w:tc>
+        <w:tc>
+          <w:tcPr>
+            <w:tcW w:type="dxa" w:w="850"/>
+            <w:shd w:fill="D9D9D9" w:val="clear"/>
+          </w:tcPr>
+          <w:p>
+            <w:pPr>
+              <w:jc w:val="center"/>
+            </w:pPr>
+            <w:r>
+              <w:rPr>
+                <w:b/>
+                <w:color w:val="000000"/>
+                <w:sz w:val="18"/>
+              </w:rPr>
+              <w:t>3</w:t>
+            </w:r>
+          </w:p>
+        </w:tc>
+        <w:tc>
+          <w:tcPr>
+            <w:tcW w:type="dxa" w:w="1984"/>
+            <w:shd w:fill="D9D9D9" w:val="clear"/>
+          </w:tcPr>
+          <w:p>
+            <w:r/>
+          </w:p>
+        </w:tc>
+        <w:tc>
+          <w:tcPr>
+            <w:tcW w:type="dxa" w:w="454"/>
+            <w:shd w:fill="D9D9D9" w:val="clear"/>
+          </w:tcPr>
+          <w:p>
+            <w:r/>
+          </w:p>
+        </w:tc>
+        <w:tc>
+          <w:tcPr>
+            <w:tcW w:type="dxa" w:w="680"/>
+            <w:shd w:fill="D9D9D9" w:val="clear"/>
+          </w:tcPr>
+          <w:p>
+            <w:pPr>
+              <w:jc w:val="center"/>
+            </w:pPr>
+            <w:r>
+              <w:rPr>
+                <w:b/>
+                <w:color w:val="000000"/>
+                <w:sz w:val="18"/>
+              </w:rPr>
+              <w:t>4</w:t>
+            </w:r>
+          </w:p>
+        </w:tc>
+        <w:tc>
+          <w:tcPr>
+            <w:tcW w:type="dxa" w:w="3572"/>
+            <w:shd w:fill="D9D9D9" w:val="clear"/>
+          </w:tcPr>
+          <w:p>
+            <w:r/>
           </w:p>
         </w:tc>
       </w:tr>
@@ -8867,7 +10617,7 @@
                 <w:b w:val="0"/>
                 <w:sz w:val="16"/>
               </w:rPr>
-              <w:t>52</w:t>
+              <w:t>66</w:t>
             </w:r>
           </w:p>
         </w:tc>
@@ -9031,7 +10781,7 @@
                 <w:b w:val="0"/>
                 <w:sz w:val="16"/>
               </w:rPr>
-              <w:t>53</w:t>
+              <w:t>67</w:t>
             </w:r>
           </w:p>
         </w:tc>
@@ -9212,7 +10962,7 @@
                 <w:b w:val="0"/>
                 <w:sz w:val="16"/>
               </w:rPr>
-              <w:t>54</w:t>
+              <w:t>68</w:t>
             </w:r>
           </w:p>
         </w:tc>
@@ -9371,7 +11121,7 @@
                 <w:b w:val="0"/>
                 <w:sz w:val="16"/>
               </w:rPr>
-              <w:t>55</w:t>
+              <w:t>69</w:t>
             </w:r>
           </w:p>
         </w:tc>
@@ -9531,7 +11281,7 @@
                 <w:b w:val="0"/>
                 <w:sz w:val="16"/>
               </w:rPr>
-              <w:t>56</w:t>
+              <w:t>70</w:t>
             </w:r>
           </w:p>
         </w:tc>
@@ -9561,7 +11311,7 @@
                 <w:b w:val="0"/>
                 <w:sz w:val="16"/>
               </w:rPr>
-              <w:t>$2222224</w:t>
+              <w:t>$2222213</w:t>
             </w:r>
           </w:p>
         </w:tc>
@@ -9576,7 +11326,7 @@
                 <w:b w:val="0"/>
                 <w:sz w:val="16"/>
               </w:rPr>
-              <w:t>oglinda</w:t>
+              <w:t>perie wc si suport inox/sticla mata, suspendat ...</w:t>
             </w:r>
           </w:p>
         </w:tc>
@@ -9606,7 +11356,7 @@
                 <w:b w:val="0"/>
                 <w:sz w:val="16"/>
               </w:rPr>
-              <w:t>1.0</w:t>
+              <w:t>4.0</w:t>
             </w:r>
           </w:p>
         </w:tc>
@@ -9621,7 +11371,7 @@
                 <w:b w:val="0"/>
                 <w:sz w:val="16"/>
               </w:rPr>
-              <w:t>$22222242</w:t>
+              <w:t>$22222131</w:t>
             </w:r>
           </w:p>
         </w:tc>
@@ -9636,7 +11386,7 @@
                 <w:b w:val="0"/>
                 <w:sz w:val="16"/>
               </w:rPr>
-              <w:t>oglinda cu rama aluminiu</w:t>
+              <w:t>perie wc</w:t>
             </w:r>
           </w:p>
         </w:tc>
@@ -9666,7 +11416,7 @@
                 <w:b w:val="0"/>
                 <w:sz w:val="16"/>
               </w:rPr>
-              <w:t>4.0</w:t>
+              <w:t>1.0</w:t>
             </w:r>
           </w:p>
         </w:tc>
@@ -9682,7 +11432,7 @@
                 <w:color w:val="CC0000"/>
                 <w:sz w:val="16"/>
               </w:rPr>
-              <w:t>Cod similar — posibilă eroare OCR sau variație: referință '$2222224', ofertat '$22222242'. Cod similar: referinta '$2222224', ofertat '$22222242'. Necesită verificare manuală.</w:t>
+              <w:t>Cod similar — posibilă eroare OCR sau variație: referință '$2222213', ofertat '$22222131'. Cod similar: referinta '$2222213', ofertat '$22222131'. Necesită verificare manuală.</w:t>
             </w:r>
           </w:p>
         </w:tc>
@@ -9698,7 +11448,7 @@
                 <w:b w:val="0"/>
                 <w:sz w:val="16"/>
               </w:rPr>
-              <w:t>57</w:t>
+              <w:t>71</w:t>
             </w:r>
           </w:p>
         </w:tc>
@@ -9726,7 +11476,7 @@
                 <w:b w:val="0"/>
                 <w:sz w:val="16"/>
               </w:rPr>
-              <w:t>$2222224</w:t>
+              <w:t>$2222213</w:t>
             </w:r>
           </w:p>
         </w:tc>
@@ -9740,7 +11490,7 @@
                 <w:b w:val="0"/>
                 <w:sz w:val="16"/>
               </w:rPr>
-              <w:t>oglinda</w:t>
+              <w:t>perie wc si suport inox/sticla mata, suspendat ...</w:t>
             </w:r>
           </w:p>
         </w:tc>
@@ -9769,55 +11519,70 @@
                 <w:color w:val="CC0000"/>
                 <w:sz w:val="16"/>
               </w:rPr>
+              <w:t>4.0</w:t>
+            </w:r>
+          </w:p>
+        </w:tc>
+        <w:tc>
+          <w:tcPr>
+            <w:tcW w:type="dxa" w:w="850"/>
+          </w:tcPr>
+          <w:p>
+            <w:r>
+              <w:rPr>
+                <w:b w:val="0"/>
+                <w:sz w:val="16"/>
+              </w:rPr>
+              <w:t>$22222131</w:t>
+            </w:r>
+          </w:p>
+        </w:tc>
+        <w:tc>
+          <w:tcPr>
+            <w:tcW w:type="dxa" w:w="1984"/>
+          </w:tcPr>
+          <w:p>
+            <w:r>
+              <w:rPr>
+                <w:b w:val="0"/>
+                <w:sz w:val="16"/>
+              </w:rPr>
+              <w:t>perie wc</w:t>
+            </w:r>
+          </w:p>
+        </w:tc>
+        <w:tc>
+          <w:tcPr>
+            <w:tcW w:type="dxa" w:w="454"/>
+          </w:tcPr>
+          <w:p>
+            <w:r>
+              <w:rPr>
+                <w:b w:val="0"/>
+                <w:sz w:val="16"/>
+              </w:rPr>
+              <w:t>buc</w:t>
+            </w:r>
+          </w:p>
+        </w:tc>
+        <w:tc>
+          <w:tcPr>
+            <w:tcW w:type="dxa" w:w="680"/>
+          </w:tcPr>
+          <w:p>
+            <w:r>
+              <w:rPr>
+                <w:b w:val="0"/>
+                <w:color w:val="CC0000"/>
+                <w:sz w:val="16"/>
+              </w:rPr>
               <w:t>1.0</w:t>
             </w:r>
           </w:p>
         </w:tc>
         <w:tc>
           <w:tcPr>
-            <w:tcW w:type="dxa" w:w="850"/>
-          </w:tcPr>
-          <w:p>
-            <w:r>
-              <w:rPr>
-                <w:b w:val="0"/>
-                <w:sz w:val="16"/>
-              </w:rPr>
-              <w:t>$22222242</w:t>
-            </w:r>
-          </w:p>
-        </w:tc>
-        <w:tc>
-          <w:tcPr>
-            <w:tcW w:type="dxa" w:w="1984"/>
-          </w:tcPr>
-          <w:p>
-            <w:r>
-              <w:rPr>
-                <w:b w:val="0"/>
-                <w:sz w:val="16"/>
-              </w:rPr>
-              <w:t>oglinda cu rama aluminiu</w:t>
-            </w:r>
-          </w:p>
-        </w:tc>
-        <w:tc>
-          <w:tcPr>
-            <w:tcW w:type="dxa" w:w="454"/>
-          </w:tcPr>
-          <w:p>
-            <w:r>
-              <w:rPr>
-                <w:b w:val="0"/>
-                <w:sz w:val="16"/>
-              </w:rPr>
-              <w:t>buc</w:t>
-            </w:r>
-          </w:p>
-        </w:tc>
-        <w:tc>
-          <w:tcPr>
-            <w:tcW w:type="dxa" w:w="680"/>
+            <w:tcW w:type="dxa" w:w="3572"/>
           </w:tcPr>
           <w:p>
             <w:r>
@@ -9826,22 +11591,7 @@
                 <w:color w:val="CC0000"/>
                 <w:sz w:val="16"/>
               </w:rPr>
-              <w:t>4.0</w:t>
-            </w:r>
-          </w:p>
-        </w:tc>
-        <w:tc>
-          <w:tcPr>
-            <w:tcW w:type="dxa" w:w="3572"/>
-          </w:tcPr>
-          <w:p>
-            <w:r>
-              <w:rPr>
-                <w:b w:val="0"/>
-                <w:color w:val="CC0000"/>
-                <w:sz w:val="16"/>
-              </w:rPr>
-              <w:t>Cantitate diferită: referință 1.0 buc, ofertat 4.0 buc</w:t>
+              <w:t>Cantitate diferită: referință 4.0 buc, ofertat 1.0 buc</w:t>
             </w:r>
           </w:p>
         </w:tc>
@@ -9850,653 +11600,124 @@
         <w:tc>
           <w:tcPr>
             <w:tcW w:type="dxa" w:w="397"/>
-            <w:shd w:fill="FFB347" w:val="clear"/>
-          </w:tcPr>
-          <w:p>
-            <w:r>
-              <w:rPr>
-                <w:b w:val="0"/>
-                <w:sz w:val="16"/>
-              </w:rPr>
-              <w:t>58</w:t>
-            </w:r>
-          </w:p>
+          </w:tcPr>
+          <w:p/>
         </w:tc>
         <w:tc>
           <w:tcPr>
             <w:tcW w:type="dxa" w:w="1701"/>
-            <w:shd w:fill="FFB347" w:val="clear"/>
-          </w:tcPr>
-          <w:p>
-            <w:r>
-              <w:rPr>
-                <w:b w:val="0"/>
-                <w:sz w:val="16"/>
-              </w:rPr>
-              <w:t>226528 - INSTALATII SANITARE OB.5</w:t>
+            <w:shd w:fill="D9D9D9" w:val="clear"/>
+          </w:tcPr>
+          <w:p>
+            <w:r>
+              <w:rPr>
+                <w:b/>
+                <w:color w:val="000000"/>
+                <w:sz w:val="18"/>
+              </w:rPr>
+              <w:t>TOTAL</w:t>
             </w:r>
           </w:p>
         </w:tc>
         <w:tc>
           <w:tcPr>
             <w:tcW w:type="dxa" w:w="850"/>
-            <w:shd w:fill="FFB347" w:val="clear"/>
-          </w:tcPr>
-          <w:p>
-            <w:r>
-              <w:rPr>
-                <w:b w:val="0"/>
-                <w:sz w:val="16"/>
-              </w:rPr>
-              <w:t>$2222213</w:t>
-            </w:r>
+            <w:shd w:fill="D9D9D9" w:val="clear"/>
+          </w:tcPr>
+          <w:p>
+            <w:r/>
           </w:p>
         </w:tc>
         <w:tc>
           <w:tcPr>
             <w:tcW w:type="dxa" w:w="1984"/>
-            <w:shd w:fill="FFB347" w:val="clear"/>
-          </w:tcPr>
-          <w:p>
-            <w:r>
-              <w:rPr>
-                <w:b w:val="0"/>
-                <w:sz w:val="16"/>
-              </w:rPr>
-              <w:t>perie wc si suport inox/sticla mata, suspendat ...</w:t>
-            </w:r>
+            <w:shd w:fill="D9D9D9" w:val="clear"/>
+          </w:tcPr>
+          <w:p>
+            <w:r/>
           </w:p>
         </w:tc>
         <w:tc>
           <w:tcPr>
             <w:tcW w:type="dxa" w:w="454"/>
-            <w:shd w:fill="FFB347" w:val="clear"/>
-          </w:tcPr>
-          <w:p>
-            <w:r>
-              <w:rPr>
-                <w:b w:val="0"/>
-                <w:sz w:val="16"/>
-              </w:rPr>
-              <w:t>buc</w:t>
-            </w:r>
+            <w:shd w:fill="D9D9D9" w:val="clear"/>
+          </w:tcPr>
+          <w:p>
+            <w:r/>
           </w:p>
         </w:tc>
         <w:tc>
           <w:tcPr>
             <w:tcW w:type="dxa" w:w="680"/>
-            <w:shd w:fill="FFB347" w:val="clear"/>
-          </w:tcPr>
-          <w:p>
-            <w:r>
-              <w:rPr>
-                <w:b w:val="0"/>
-                <w:sz w:val="16"/>
-              </w:rPr>
-              <w:t>4.0</w:t>
-            </w:r>
+            <w:shd w:fill="D9D9D9" w:val="clear"/>
+          </w:tcPr>
+          <w:p>
+            <w:r/>
           </w:p>
         </w:tc>
         <w:tc>
           <w:tcPr>
             <w:tcW w:type="dxa" w:w="850"/>
-            <w:shd w:fill="FFB347" w:val="clear"/>
-          </w:tcPr>
-          <w:p>
-            <w:r>
-              <w:rPr>
-                <w:b w:val="0"/>
-                <w:sz w:val="16"/>
-              </w:rPr>
-              <w:t>$22222131</w:t>
+            <w:shd w:fill="D9D9D9" w:val="clear"/>
+          </w:tcPr>
+          <w:p>
+            <w:pPr>
+              <w:jc w:val="center"/>
+            </w:pPr>
+            <w:r>
+              <w:rPr>
+                <w:b/>
+                <w:color w:val="000000"/>
+                <w:sz w:val="18"/>
+              </w:rPr>
+              <w:t>2</w:t>
             </w:r>
           </w:p>
         </w:tc>
         <w:tc>
           <w:tcPr>
             <w:tcW w:type="dxa" w:w="1984"/>
-            <w:shd w:fill="FFB347" w:val="clear"/>
-          </w:tcPr>
-          <w:p>
-            <w:r>
-              <w:rPr>
-                <w:b w:val="0"/>
-                <w:sz w:val="16"/>
-              </w:rPr>
-              <w:t>perie wc</w:t>
-            </w:r>
+            <w:shd w:fill="D9D9D9" w:val="clear"/>
+          </w:tcPr>
+          <w:p>
+            <w:r/>
           </w:p>
         </w:tc>
         <w:tc>
           <w:tcPr>
             <w:tcW w:type="dxa" w:w="454"/>
-            <w:shd w:fill="FFB347" w:val="clear"/>
-          </w:tcPr>
-          <w:p>
-            <w:r>
-              <w:rPr>
-                <w:b w:val="0"/>
-                <w:sz w:val="16"/>
-              </w:rPr>
-              <w:t>buc</w:t>
-            </w:r>
+            <w:shd w:fill="D9D9D9" w:val="clear"/>
+          </w:tcPr>
+          <w:p>
+            <w:r/>
           </w:p>
         </w:tc>
         <w:tc>
           <w:tcPr>
             <w:tcW w:type="dxa" w:w="680"/>
-            <w:shd w:fill="FFB347" w:val="clear"/>
-          </w:tcPr>
-          <w:p>
-            <w:r>
-              <w:rPr>
-                <w:b w:val="0"/>
-                <w:sz w:val="16"/>
-              </w:rPr>
-              <w:t>1.0</w:t>
+            <w:shd w:fill="D9D9D9" w:val="clear"/>
+          </w:tcPr>
+          <w:p>
+            <w:pPr>
+              <w:jc w:val="center"/>
+            </w:pPr>
+            <w:r>
+              <w:rPr>
+                <w:b/>
+                <w:color w:val="000000"/>
+                <w:sz w:val="18"/>
+              </w:rPr>
+              <w:t>3</w:t>
             </w:r>
           </w:p>
         </w:tc>
         <w:tc>
           <w:tcPr>
             <w:tcW w:type="dxa" w:w="3572"/>
-            <w:shd w:fill="FFB347" w:val="clear"/>
-          </w:tcPr>
-          <w:p>
-            <w:r>
-              <w:rPr>
-                <w:b w:val="0"/>
-                <w:color w:val="CC0000"/>
-                <w:sz w:val="16"/>
-              </w:rPr>
-              <w:t>Cod similar — posibilă eroare OCR sau variație: referință '$2222213', ofertat '$22222131'. Cod similar: referinta '$2222213', ofertat '$22222131'. Necesită verificare manuală.</w:t>
-            </w:r>
-          </w:p>
-        </w:tc>
-      </w:tr>
-      <w:tr>
-        <w:tc>
-          <w:tcPr>
-            <w:tcW w:type="dxa" w:w="397"/>
-          </w:tcPr>
-          <w:p>
-            <w:r>
-              <w:rPr>
-                <w:b w:val="0"/>
-                <w:sz w:val="16"/>
-              </w:rPr>
-              <w:t>59</w:t>
-            </w:r>
-          </w:p>
-        </w:tc>
-        <w:tc>
-          <w:tcPr>
-            <w:tcW w:type="dxa" w:w="1701"/>
-          </w:tcPr>
-          <w:p>
-            <w:r>
-              <w:rPr>
-                <w:b w:val="0"/>
-                <w:sz w:val="16"/>
-              </w:rPr>
-              <w:t>226528 - INSTALATII SANITARE OB.5</w:t>
-            </w:r>
-          </w:p>
-        </w:tc>
-        <w:tc>
-          <w:tcPr>
-            <w:tcW w:type="dxa" w:w="850"/>
-          </w:tcPr>
-          <w:p>
-            <w:r>
-              <w:rPr>
-                <w:b w:val="0"/>
-                <w:sz w:val="16"/>
-              </w:rPr>
-              <w:t>$2222213</w:t>
-            </w:r>
-          </w:p>
-        </w:tc>
-        <w:tc>
-          <w:tcPr>
-            <w:tcW w:type="dxa" w:w="1984"/>
-          </w:tcPr>
-          <w:p>
-            <w:r>
-              <w:rPr>
-                <w:b w:val="0"/>
-                <w:sz w:val="16"/>
-              </w:rPr>
-              <w:t>perie wc si suport inox/sticla mata, suspendat ...</w:t>
-            </w:r>
-          </w:p>
-        </w:tc>
-        <w:tc>
-          <w:tcPr>
-            <w:tcW w:type="dxa" w:w="454"/>
-          </w:tcPr>
-          <w:p>
-            <w:r>
-              <w:rPr>
-                <w:b w:val="0"/>
-                <w:sz w:val="16"/>
-              </w:rPr>
-              <w:t>buc</w:t>
-            </w:r>
-          </w:p>
-        </w:tc>
-        <w:tc>
-          <w:tcPr>
-            <w:tcW w:type="dxa" w:w="680"/>
-          </w:tcPr>
-          <w:p>
-            <w:r>
-              <w:rPr>
-                <w:b w:val="0"/>
-                <w:color w:val="CC0000"/>
-                <w:sz w:val="16"/>
-              </w:rPr>
-              <w:t>4.0</w:t>
-            </w:r>
-          </w:p>
-        </w:tc>
-        <w:tc>
-          <w:tcPr>
-            <w:tcW w:type="dxa" w:w="850"/>
-          </w:tcPr>
-          <w:p>
-            <w:r>
-              <w:rPr>
-                <w:b w:val="0"/>
-                <w:sz w:val="16"/>
-              </w:rPr>
-              <w:t>$22222131</w:t>
-            </w:r>
-          </w:p>
-        </w:tc>
-        <w:tc>
-          <w:tcPr>
-            <w:tcW w:type="dxa" w:w="1984"/>
-          </w:tcPr>
-          <w:p>
-            <w:r>
-              <w:rPr>
-                <w:b w:val="0"/>
-                <w:sz w:val="16"/>
-              </w:rPr>
-              <w:t>perie wc</w:t>
-            </w:r>
-          </w:p>
-        </w:tc>
-        <w:tc>
-          <w:tcPr>
-            <w:tcW w:type="dxa" w:w="454"/>
-          </w:tcPr>
-          <w:p>
-            <w:r>
-              <w:rPr>
-                <w:b w:val="0"/>
-                <w:sz w:val="16"/>
-              </w:rPr>
-              <w:t>buc</w:t>
-            </w:r>
-          </w:p>
-        </w:tc>
-        <w:tc>
-          <w:tcPr>
-            <w:tcW w:type="dxa" w:w="680"/>
-          </w:tcPr>
-          <w:p>
-            <w:r>
-              <w:rPr>
-                <w:b w:val="0"/>
-                <w:color w:val="CC0000"/>
-                <w:sz w:val="16"/>
-              </w:rPr>
-              <w:t>1.0</w:t>
-            </w:r>
-          </w:p>
-        </w:tc>
-        <w:tc>
-          <w:tcPr>
-            <w:tcW w:type="dxa" w:w="3572"/>
-          </w:tcPr>
-          <w:p>
-            <w:r>
-              <w:rPr>
-                <w:b w:val="0"/>
-                <w:color w:val="CC0000"/>
-                <w:sz w:val="16"/>
-              </w:rPr>
-              <w:t>Cantitate diferită: referință 4.0 buc, ofertat 1.0 buc</w:t>
-            </w:r>
-          </w:p>
-        </w:tc>
-      </w:tr>
-      <w:tr>
-        <w:tc>
-          <w:tcPr>
-            <w:tcW w:type="dxa" w:w="397"/>
-            <w:shd w:fill="FFB347" w:val="clear"/>
-          </w:tcPr>
-          <w:p>
-            <w:r>
-              <w:rPr>
-                <w:b w:val="0"/>
-                <w:sz w:val="16"/>
-              </w:rPr>
-              <w:t>60</w:t>
-            </w:r>
-          </w:p>
-        </w:tc>
-        <w:tc>
-          <w:tcPr>
-            <w:tcW w:type="dxa" w:w="1701"/>
-            <w:shd w:fill="FFB347" w:val="clear"/>
-          </w:tcPr>
-          <w:p>
-            <w:r>
-              <w:rPr>
-                <w:b w:val="0"/>
-                <w:sz w:val="16"/>
-              </w:rPr>
-              <w:t>226528 - INSTALATII SANITARE OB.5</w:t>
-            </w:r>
-          </w:p>
-        </w:tc>
-        <w:tc>
-          <w:tcPr>
-            <w:tcW w:type="dxa" w:w="850"/>
-            <w:shd w:fill="FFB347" w:val="clear"/>
-          </w:tcPr>
-          <w:p>
-            <w:r>
-              <w:rPr>
-                <w:b w:val="0"/>
-                <w:sz w:val="16"/>
-              </w:rPr>
-              <w:t>$2222224</w:t>
-            </w:r>
-          </w:p>
-        </w:tc>
-        <w:tc>
-          <w:tcPr>
-            <w:tcW w:type="dxa" w:w="1984"/>
-            <w:shd w:fill="FFB347" w:val="clear"/>
-          </w:tcPr>
-          <w:p>
-            <w:r>
-              <w:rPr>
-                <w:b w:val="0"/>
-                <w:sz w:val="16"/>
-              </w:rPr>
-              <w:t>oglinda</w:t>
-            </w:r>
-          </w:p>
-        </w:tc>
-        <w:tc>
-          <w:tcPr>
-            <w:tcW w:type="dxa" w:w="454"/>
-            <w:shd w:fill="FFB347" w:val="clear"/>
-          </w:tcPr>
-          <w:p>
-            <w:r>
-              <w:rPr>
-                <w:b w:val="0"/>
-                <w:sz w:val="16"/>
-              </w:rPr>
-              <w:t>buc</w:t>
-            </w:r>
-          </w:p>
-        </w:tc>
-        <w:tc>
-          <w:tcPr>
-            <w:tcW w:type="dxa" w:w="680"/>
-            <w:shd w:fill="FFB347" w:val="clear"/>
-          </w:tcPr>
-          <w:p>
-            <w:r>
-              <w:rPr>
-                <w:b w:val="0"/>
-                <w:sz w:val="16"/>
-              </w:rPr>
-              <w:t>4.0</w:t>
-            </w:r>
-          </w:p>
-        </w:tc>
-        <w:tc>
-          <w:tcPr>
-            <w:tcW w:type="dxa" w:w="850"/>
-            <w:shd w:fill="FFB347" w:val="clear"/>
-          </w:tcPr>
-          <w:p>
-            <w:r>
-              <w:rPr>
-                <w:b w:val="0"/>
-                <w:sz w:val="16"/>
-              </w:rPr>
-              <w:t>$22222241</w:t>
-            </w:r>
-          </w:p>
-        </w:tc>
-        <w:tc>
-          <w:tcPr>
-            <w:tcW w:type="dxa" w:w="1984"/>
-            <w:shd w:fill="FFB347" w:val="clear"/>
-          </w:tcPr>
-          <w:p>
-            <w:r>
-              <w:rPr>
-                <w:b w:val="0"/>
-                <w:sz w:val="16"/>
-              </w:rPr>
-              <w:t>oglinda</w:t>
-            </w:r>
-          </w:p>
-        </w:tc>
-        <w:tc>
-          <w:tcPr>
-            <w:tcW w:type="dxa" w:w="454"/>
-            <w:shd w:fill="FFB347" w:val="clear"/>
-          </w:tcPr>
-          <w:p>
-            <w:r>
-              <w:rPr>
-                <w:b w:val="0"/>
-                <w:sz w:val="16"/>
-              </w:rPr>
-              <w:t>buc</w:t>
-            </w:r>
-          </w:p>
-        </w:tc>
-        <w:tc>
-          <w:tcPr>
-            <w:tcW w:type="dxa" w:w="680"/>
-            <w:shd w:fill="FFB347" w:val="clear"/>
-          </w:tcPr>
-          <w:p>
-            <w:r>
-              <w:rPr>
-                <w:b w:val="0"/>
-                <w:sz w:val="16"/>
-              </w:rPr>
-              <w:t>1.0</w:t>
-            </w:r>
-          </w:p>
-        </w:tc>
-        <w:tc>
-          <w:tcPr>
-            <w:tcW w:type="dxa" w:w="3572"/>
-            <w:shd w:fill="FFB347" w:val="clear"/>
-          </w:tcPr>
-          <w:p>
-            <w:r>
-              <w:rPr>
-                <w:b w:val="0"/>
-                <w:color w:val="CC0000"/>
-                <w:sz w:val="16"/>
-              </w:rPr>
-              <w:t>Cod similar — posibilă eroare OCR sau variație: referință '$2222224', ofertat '$22222241'. Cod similar (OCR): '$2222224' ↔ '$22222241'. Necesită verificare manuală.</w:t>
-            </w:r>
-          </w:p>
-        </w:tc>
-      </w:tr>
-      <w:tr>
-        <w:tc>
-          <w:tcPr>
-            <w:tcW w:type="dxa" w:w="397"/>
-          </w:tcPr>
-          <w:p>
-            <w:r>
-              <w:rPr>
-                <w:b w:val="0"/>
-                <w:sz w:val="16"/>
-              </w:rPr>
-              <w:t>61</w:t>
-            </w:r>
-          </w:p>
-        </w:tc>
-        <w:tc>
-          <w:tcPr>
-            <w:tcW w:type="dxa" w:w="1701"/>
-          </w:tcPr>
-          <w:p>
-            <w:r>
-              <w:rPr>
-                <w:b w:val="0"/>
-                <w:sz w:val="16"/>
-              </w:rPr>
-              <w:t>226528 - INSTALATII SANITARE OB.5</w:t>
-            </w:r>
-          </w:p>
-        </w:tc>
-        <w:tc>
-          <w:tcPr>
-            <w:tcW w:type="dxa" w:w="850"/>
-          </w:tcPr>
-          <w:p>
-            <w:r>
-              <w:rPr>
-                <w:b w:val="0"/>
-                <w:sz w:val="16"/>
-              </w:rPr>
-              <w:t>$2222224</w:t>
-            </w:r>
-          </w:p>
-        </w:tc>
-        <w:tc>
-          <w:tcPr>
-            <w:tcW w:type="dxa" w:w="1984"/>
-          </w:tcPr>
-          <w:p>
-            <w:r>
-              <w:rPr>
-                <w:b w:val="0"/>
-                <w:sz w:val="16"/>
-              </w:rPr>
-              <w:t>oglinda</w:t>
-            </w:r>
-          </w:p>
-        </w:tc>
-        <w:tc>
-          <w:tcPr>
-            <w:tcW w:type="dxa" w:w="454"/>
-          </w:tcPr>
-          <w:p>
-            <w:r>
-              <w:rPr>
-                <w:b w:val="0"/>
-                <w:sz w:val="16"/>
-              </w:rPr>
-              <w:t>buc</w:t>
-            </w:r>
-          </w:p>
-        </w:tc>
-        <w:tc>
-          <w:tcPr>
-            <w:tcW w:type="dxa" w:w="680"/>
-          </w:tcPr>
-          <w:p>
-            <w:r>
-              <w:rPr>
-                <w:b w:val="0"/>
-                <w:color w:val="CC0000"/>
-                <w:sz w:val="16"/>
-              </w:rPr>
-              <w:t>4.0</w:t>
-            </w:r>
-          </w:p>
-        </w:tc>
-        <w:tc>
-          <w:tcPr>
-            <w:tcW w:type="dxa" w:w="850"/>
-          </w:tcPr>
-          <w:p>
-            <w:r>
-              <w:rPr>
-                <w:b w:val="0"/>
-                <w:sz w:val="16"/>
-              </w:rPr>
-              <w:t>$22222241</w:t>
-            </w:r>
-          </w:p>
-        </w:tc>
-        <w:tc>
-          <w:tcPr>
-            <w:tcW w:type="dxa" w:w="1984"/>
-          </w:tcPr>
-          <w:p>
-            <w:r>
-              <w:rPr>
-                <w:b w:val="0"/>
-                <w:sz w:val="16"/>
-              </w:rPr>
-              <w:t>oglinda</w:t>
-            </w:r>
-          </w:p>
-        </w:tc>
-        <w:tc>
-          <w:tcPr>
-            <w:tcW w:type="dxa" w:w="454"/>
-          </w:tcPr>
-          <w:p>
-            <w:r>
-              <w:rPr>
-                <w:b w:val="0"/>
-                <w:sz w:val="16"/>
-              </w:rPr>
-              <w:t>buc</w:t>
-            </w:r>
-          </w:p>
-        </w:tc>
-        <w:tc>
-          <w:tcPr>
-            <w:tcW w:type="dxa" w:w="680"/>
-          </w:tcPr>
-          <w:p>
-            <w:r>
-              <w:rPr>
-                <w:b w:val="0"/>
-                <w:color w:val="CC0000"/>
-                <w:sz w:val="16"/>
-              </w:rPr>
-              <w:t>1.0</w:t>
-            </w:r>
-          </w:p>
-        </w:tc>
-        <w:tc>
-          <w:tcPr>
-            <w:tcW w:type="dxa" w:w="3572"/>
-          </w:tcPr>
-          <w:p>
-            <w:r>
-              <w:rPr>
-                <w:b w:val="0"/>
-                <w:color w:val="CC0000"/>
-                <w:sz w:val="16"/>
-              </w:rPr>
-              <w:t>Cantitate diferită: referință 4.0 buc, ofertat 1.0 buc</w:t>
-            </w:r>
+            <w:shd w:fill="D9D9D9" w:val="clear"/>
+          </w:tcPr>
+          <w:p>
+            <w:r/>
           </w:p>
         </w:tc>
       </w:tr>
@@ -10531,7 +11752,7 @@
                 <w:b w:val="0"/>
                 <w:sz w:val="16"/>
               </w:rPr>
-              <w:t>62</w:t>
+              <w:t>73</w:t>
             </w:r>
           </w:p>
         </w:tc>
@@ -10695,7 +11916,7 @@
                 <w:b w:val="0"/>
                 <w:sz w:val="16"/>
               </w:rPr>
-              <w:t>63</w:t>
+              <w:t>74</w:t>
             </w:r>
           </w:p>
         </w:tc>
@@ -10875,7 +12096,7 @@
                 <w:b w:val="0"/>
                 <w:sz w:val="16"/>
               </w:rPr>
-              <w:t>64</w:t>
+              <w:t>75</w:t>
             </w:r>
           </w:p>
         </w:tc>
@@ -11000,7 +12221,7 @@
                 <w:b w:val="0"/>
                 <w:sz w:val="16"/>
               </w:rPr>
-              <w:t>65</w:t>
+              <w:t>76</w:t>
             </w:r>
           </w:p>
         </w:tc>
@@ -11111,6 +12332,131 @@
               </w:rPr>
               <w:t>Articol lipsă din ofertă</w:t>
             </w:r>
+          </w:p>
+        </w:tc>
+      </w:tr>
+      <w:tr>
+        <w:tc>
+          <w:tcPr>
+            <w:tcW w:type="dxa" w:w="397"/>
+          </w:tcPr>
+          <w:p/>
+        </w:tc>
+        <w:tc>
+          <w:tcPr>
+            <w:tcW w:type="dxa" w:w="1701"/>
+            <w:shd w:fill="D9D9D9" w:val="clear"/>
+          </w:tcPr>
+          <w:p>
+            <w:r>
+              <w:rPr>
+                <w:b/>
+                <w:color w:val="000000"/>
+                <w:sz w:val="18"/>
+              </w:rPr>
+              <w:t>TOTAL</w:t>
+            </w:r>
+          </w:p>
+        </w:tc>
+        <w:tc>
+          <w:tcPr>
+            <w:tcW w:type="dxa" w:w="850"/>
+            <w:shd w:fill="D9D9D9" w:val="clear"/>
+          </w:tcPr>
+          <w:p>
+            <w:r/>
+          </w:p>
+        </w:tc>
+        <w:tc>
+          <w:tcPr>
+            <w:tcW w:type="dxa" w:w="1984"/>
+            <w:shd w:fill="D9D9D9" w:val="clear"/>
+          </w:tcPr>
+          <w:p>
+            <w:r/>
+          </w:p>
+        </w:tc>
+        <w:tc>
+          <w:tcPr>
+            <w:tcW w:type="dxa" w:w="454"/>
+            <w:shd w:fill="D9D9D9" w:val="clear"/>
+          </w:tcPr>
+          <w:p>
+            <w:r/>
+          </w:p>
+        </w:tc>
+        <w:tc>
+          <w:tcPr>
+            <w:tcW w:type="dxa" w:w="680"/>
+            <w:shd w:fill="D9D9D9" w:val="clear"/>
+          </w:tcPr>
+          <w:p>
+            <w:r/>
+          </w:p>
+        </w:tc>
+        <w:tc>
+          <w:tcPr>
+            <w:tcW w:type="dxa" w:w="850"/>
+            <w:shd w:fill="D9D9D9" w:val="clear"/>
+          </w:tcPr>
+          <w:p>
+            <w:pPr>
+              <w:jc w:val="center"/>
+            </w:pPr>
+            <w:r>
+              <w:rPr>
+                <w:b/>
+                <w:color w:val="000000"/>
+                <w:sz w:val="18"/>
+              </w:rPr>
+              <w:t>2</w:t>
+            </w:r>
+          </w:p>
+        </w:tc>
+        <w:tc>
+          <w:tcPr>
+            <w:tcW w:type="dxa" w:w="1984"/>
+            <w:shd w:fill="D9D9D9" w:val="clear"/>
+          </w:tcPr>
+          <w:p>
+            <w:r/>
+          </w:p>
+        </w:tc>
+        <w:tc>
+          <w:tcPr>
+            <w:tcW w:type="dxa" w:w="454"/>
+            <w:shd w:fill="D9D9D9" w:val="clear"/>
+          </w:tcPr>
+          <w:p>
+            <w:r/>
+          </w:p>
+        </w:tc>
+        <w:tc>
+          <w:tcPr>
+            <w:tcW w:type="dxa" w:w="680"/>
+            <w:shd w:fill="D9D9D9" w:val="clear"/>
+          </w:tcPr>
+          <w:p>
+            <w:pPr>
+              <w:jc w:val="center"/>
+            </w:pPr>
+            <w:r>
+              <w:rPr>
+                <w:b/>
+                <w:color w:val="000000"/>
+                <w:sz w:val="18"/>
+              </w:rPr>
+              <w:t>0</w:t>
+            </w:r>
+          </w:p>
+        </w:tc>
+        <w:tc>
+          <w:tcPr>
+            <w:tcW w:type="dxa" w:w="3572"/>
+            <w:shd w:fill="D9D9D9" w:val="clear"/>
+          </w:tcPr>
+          <w:p>
+            <w:r/>
           </w:p>
         </w:tc>
       </w:tr>
@@ -11143,7 +12489,7 @@
                 <w:b w:val="0"/>
                 <w:sz w:val="16"/>
               </w:rPr>
-              <w:t>66</w:t>
+              <w:t>78</w:t>
             </w:r>
           </w:p>
         </w:tc>
@@ -11269,7 +12615,7 @@
                 <w:b w:val="0"/>
                 <w:sz w:val="16"/>
               </w:rPr>
-              <w:t>67</w:t>
+              <w:t>79</w:t>
             </w:r>
           </w:p>
         </w:tc>
@@ -11422,6 +12768,131 @@
               </w:rPr>
               <w:t>ORPHAN: Cod 'W1C01A1' identic, dar categorii DIFERITE. Cod W1C01A1: REF categoriei 226F08 =&gt; OFERTA categoriei 226208. VERIFICARE MANUALA NECESARA!</w:t>
             </w:r>
+          </w:p>
+        </w:tc>
+      </w:tr>
+      <w:tr>
+        <w:tc>
+          <w:tcPr>
+            <w:tcW w:type="dxa" w:w="397"/>
+          </w:tcPr>
+          <w:p/>
+        </w:tc>
+        <w:tc>
+          <w:tcPr>
+            <w:tcW w:type="dxa" w:w="1701"/>
+            <w:shd w:fill="D9D9D9" w:val="clear"/>
+          </w:tcPr>
+          <w:p>
+            <w:r>
+              <w:rPr>
+                <w:b/>
+                <w:color w:val="000000"/>
+                <w:sz w:val="18"/>
+              </w:rPr>
+              <w:t>TOTAL</w:t>
+            </w:r>
+          </w:p>
+        </w:tc>
+        <w:tc>
+          <w:tcPr>
+            <w:tcW w:type="dxa" w:w="850"/>
+            <w:shd w:fill="D9D9D9" w:val="clear"/>
+          </w:tcPr>
+          <w:p>
+            <w:r/>
+          </w:p>
+        </w:tc>
+        <w:tc>
+          <w:tcPr>
+            <w:tcW w:type="dxa" w:w="1984"/>
+            <w:shd w:fill="D9D9D9" w:val="clear"/>
+          </w:tcPr>
+          <w:p>
+            <w:r/>
+          </w:p>
+        </w:tc>
+        <w:tc>
+          <w:tcPr>
+            <w:tcW w:type="dxa" w:w="454"/>
+            <w:shd w:fill="D9D9D9" w:val="clear"/>
+          </w:tcPr>
+          <w:p>
+            <w:r/>
+          </w:p>
+        </w:tc>
+        <w:tc>
+          <w:tcPr>
+            <w:tcW w:type="dxa" w:w="680"/>
+            <w:shd w:fill="D9D9D9" w:val="clear"/>
+          </w:tcPr>
+          <w:p>
+            <w:r/>
+          </w:p>
+        </w:tc>
+        <w:tc>
+          <w:tcPr>
+            <w:tcW w:type="dxa" w:w="850"/>
+            <w:shd w:fill="D9D9D9" w:val="clear"/>
+          </w:tcPr>
+          <w:p>
+            <w:pPr>
+              <w:jc w:val="center"/>
+            </w:pPr>
+            <w:r>
+              <w:rPr>
+                <w:b/>
+                <w:color w:val="000000"/>
+                <w:sz w:val="18"/>
+              </w:rPr>
+              <w:t>1</w:t>
+            </w:r>
+          </w:p>
+        </w:tc>
+        <w:tc>
+          <w:tcPr>
+            <w:tcW w:type="dxa" w:w="1984"/>
+            <w:shd w:fill="D9D9D9" w:val="clear"/>
+          </w:tcPr>
+          <w:p>
+            <w:r/>
+          </w:p>
+        </w:tc>
+        <w:tc>
+          <w:tcPr>
+            <w:tcW w:type="dxa" w:w="454"/>
+            <w:shd w:fill="D9D9D9" w:val="clear"/>
+          </w:tcPr>
+          <w:p>
+            <w:r/>
+          </w:p>
+        </w:tc>
+        <w:tc>
+          <w:tcPr>
+            <w:tcW w:type="dxa" w:w="680"/>
+            <w:shd w:fill="D9D9D9" w:val="clear"/>
+          </w:tcPr>
+          <w:p>
+            <w:pPr>
+              <w:jc w:val="center"/>
+            </w:pPr>
+            <w:r>
+              <w:rPr>
+                <w:b/>
+                <w:color w:val="000000"/>
+                <w:sz w:val="18"/>
+              </w:rPr>
+              <w:t>1</w:t>
+            </w:r>
+          </w:p>
+        </w:tc>
+        <w:tc>
+          <w:tcPr>
+            <w:tcW w:type="dxa" w:w="3572"/>
+            <w:shd w:fill="D9D9D9" w:val="clear"/>
+          </w:tcPr>
+          <w:p>
+            <w:r/>
           </w:p>
         </w:tc>
       </w:tr>
@@ -11474,7 +12945,7 @@
                 <w:b w:val="0"/>
                 <w:sz w:val="16"/>
               </w:rPr>
-              <w:t>68</w:t>
+              <w:t>81</w:t>
             </w:r>
           </w:p>
         </w:tc>
@@ -11622,6 +13093,131 @@
               </w:rPr>
               <w:t>Articol suplimentar în ofertă (nu există în referință)</w:t>
             </w:r>
+          </w:p>
+        </w:tc>
+      </w:tr>
+      <w:tr>
+        <w:tc>
+          <w:tcPr>
+            <w:tcW w:type="dxa" w:w="397"/>
+          </w:tcPr>
+          <w:p/>
+        </w:tc>
+        <w:tc>
+          <w:tcPr>
+            <w:tcW w:type="dxa" w:w="1701"/>
+            <w:shd w:fill="D9D9D9" w:val="clear"/>
+          </w:tcPr>
+          <w:p>
+            <w:r>
+              <w:rPr>
+                <w:b/>
+                <w:color w:val="000000"/>
+                <w:sz w:val="18"/>
+              </w:rPr>
+              <w:t>TOTAL</w:t>
+            </w:r>
+          </w:p>
+        </w:tc>
+        <w:tc>
+          <w:tcPr>
+            <w:tcW w:type="dxa" w:w="850"/>
+            <w:shd w:fill="D9D9D9" w:val="clear"/>
+          </w:tcPr>
+          <w:p>
+            <w:r/>
+          </w:p>
+        </w:tc>
+        <w:tc>
+          <w:tcPr>
+            <w:tcW w:type="dxa" w:w="1984"/>
+            <w:shd w:fill="D9D9D9" w:val="clear"/>
+          </w:tcPr>
+          <w:p>
+            <w:r/>
+          </w:p>
+        </w:tc>
+        <w:tc>
+          <w:tcPr>
+            <w:tcW w:type="dxa" w:w="454"/>
+            <w:shd w:fill="D9D9D9" w:val="clear"/>
+          </w:tcPr>
+          <w:p>
+            <w:r/>
+          </w:p>
+        </w:tc>
+        <w:tc>
+          <w:tcPr>
+            <w:tcW w:type="dxa" w:w="680"/>
+            <w:shd w:fill="D9D9D9" w:val="clear"/>
+          </w:tcPr>
+          <w:p>
+            <w:r/>
+          </w:p>
+        </w:tc>
+        <w:tc>
+          <w:tcPr>
+            <w:tcW w:type="dxa" w:w="850"/>
+            <w:shd w:fill="D9D9D9" w:val="clear"/>
+          </w:tcPr>
+          <w:p>
+            <w:pPr>
+              <w:jc w:val="center"/>
+            </w:pPr>
+            <w:r>
+              <w:rPr>
+                <w:b/>
+                <w:color w:val="000000"/>
+                <w:sz w:val="18"/>
+              </w:rPr>
+              <w:t>0</w:t>
+            </w:r>
+          </w:p>
+        </w:tc>
+        <w:tc>
+          <w:tcPr>
+            <w:tcW w:type="dxa" w:w="1984"/>
+            <w:shd w:fill="D9D9D9" w:val="clear"/>
+          </w:tcPr>
+          <w:p>
+            <w:r/>
+          </w:p>
+        </w:tc>
+        <w:tc>
+          <w:tcPr>
+            <w:tcW w:type="dxa" w:w="454"/>
+            <w:shd w:fill="D9D9D9" w:val="clear"/>
+          </w:tcPr>
+          <w:p>
+            <w:r/>
+          </w:p>
+        </w:tc>
+        <w:tc>
+          <w:tcPr>
+            <w:tcW w:type="dxa" w:w="680"/>
+            <w:shd w:fill="D9D9D9" w:val="clear"/>
+          </w:tcPr>
+          <w:p>
+            <w:pPr>
+              <w:jc w:val="center"/>
+            </w:pPr>
+            <w:r>
+              <w:rPr>
+                <w:b/>
+                <w:color w:val="000000"/>
+                <w:sz w:val="18"/>
+              </w:rPr>
+              <w:t>1</w:t>
+            </w:r>
+          </w:p>
+        </w:tc>
+        <w:tc>
+          <w:tcPr>
+            <w:tcW w:type="dxa" w:w="3572"/>
+            <w:shd w:fill="D9D9D9" w:val="clear"/>
+          </w:tcPr>
+          <w:p>
+            <w:r/>
           </w:p>
         </w:tc>
       </w:tr>
@@ -11674,7 +13270,7 @@
                 <w:b w:val="0"/>
                 <w:sz w:val="16"/>
               </w:rPr>
-              <w:t>69</w:t>
+              <w:t>83</w:t>
             </w:r>
           </w:p>
         </w:tc>
@@ -11823,6 +13419,131 @@
               </w:rPr>
               <w:t>Articol suplimentar în ofertă (nu există în referință)</w:t>
             </w:r>
+          </w:p>
+        </w:tc>
+      </w:tr>
+      <w:tr>
+        <w:tc>
+          <w:tcPr>
+            <w:tcW w:type="dxa" w:w="397"/>
+          </w:tcPr>
+          <w:p/>
+        </w:tc>
+        <w:tc>
+          <w:tcPr>
+            <w:tcW w:type="dxa" w:w="1701"/>
+            <w:shd w:fill="D9D9D9" w:val="clear"/>
+          </w:tcPr>
+          <w:p>
+            <w:r>
+              <w:rPr>
+                <w:b/>
+                <w:color w:val="000000"/>
+                <w:sz w:val="18"/>
+              </w:rPr>
+              <w:t>TOTAL</w:t>
+            </w:r>
+          </w:p>
+        </w:tc>
+        <w:tc>
+          <w:tcPr>
+            <w:tcW w:type="dxa" w:w="850"/>
+            <w:shd w:fill="D9D9D9" w:val="clear"/>
+          </w:tcPr>
+          <w:p>
+            <w:r/>
+          </w:p>
+        </w:tc>
+        <w:tc>
+          <w:tcPr>
+            <w:tcW w:type="dxa" w:w="1984"/>
+            <w:shd w:fill="D9D9D9" w:val="clear"/>
+          </w:tcPr>
+          <w:p>
+            <w:r/>
+          </w:p>
+        </w:tc>
+        <w:tc>
+          <w:tcPr>
+            <w:tcW w:type="dxa" w:w="454"/>
+            <w:shd w:fill="D9D9D9" w:val="clear"/>
+          </w:tcPr>
+          <w:p>
+            <w:r/>
+          </w:p>
+        </w:tc>
+        <w:tc>
+          <w:tcPr>
+            <w:tcW w:type="dxa" w:w="680"/>
+            <w:shd w:fill="D9D9D9" w:val="clear"/>
+          </w:tcPr>
+          <w:p>
+            <w:r/>
+          </w:p>
+        </w:tc>
+        <w:tc>
+          <w:tcPr>
+            <w:tcW w:type="dxa" w:w="850"/>
+            <w:shd w:fill="D9D9D9" w:val="clear"/>
+          </w:tcPr>
+          <w:p>
+            <w:pPr>
+              <w:jc w:val="center"/>
+            </w:pPr>
+            <w:r>
+              <w:rPr>
+                <w:b/>
+                <w:color w:val="000000"/>
+                <w:sz w:val="18"/>
+              </w:rPr>
+              <w:t>0</w:t>
+            </w:r>
+          </w:p>
+        </w:tc>
+        <w:tc>
+          <w:tcPr>
+            <w:tcW w:type="dxa" w:w="1984"/>
+            <w:shd w:fill="D9D9D9" w:val="clear"/>
+          </w:tcPr>
+          <w:p>
+            <w:r/>
+          </w:p>
+        </w:tc>
+        <w:tc>
+          <w:tcPr>
+            <w:tcW w:type="dxa" w:w="454"/>
+            <w:shd w:fill="D9D9D9" w:val="clear"/>
+          </w:tcPr>
+          <w:p>
+            <w:r/>
+          </w:p>
+        </w:tc>
+        <w:tc>
+          <w:tcPr>
+            <w:tcW w:type="dxa" w:w="680"/>
+            <w:shd w:fill="D9D9D9" w:val="clear"/>
+          </w:tcPr>
+          <w:p>
+            <w:pPr>
+              <w:jc w:val="center"/>
+            </w:pPr>
+            <w:r>
+              <w:rPr>
+                <w:b/>
+                <w:color w:val="000000"/>
+                <w:sz w:val="18"/>
+              </w:rPr>
+              <w:t>1</w:t>
+            </w:r>
+          </w:p>
+        </w:tc>
+        <w:tc>
+          <w:tcPr>
+            <w:tcW w:type="dxa" w:w="3572"/>
+            <w:shd w:fill="D9D9D9" w:val="clear"/>
+          </w:tcPr>
+          <w:p>
+            <w:r/>
           </w:p>
         </w:tc>
       </w:tr>
@@ -11875,7 +13596,7 @@
                 <w:b w:val="0"/>
                 <w:sz w:val="16"/>
               </w:rPr>
-              <w:t>70</w:t>
+              <w:t>85</w:t>
             </w:r>
           </w:p>
         </w:tc>
@@ -12023,6 +13744,131 @@
               </w:rPr>
               <w:t>Articol suplimentar în ofertă (nu există în referință)</w:t>
             </w:r>
+          </w:p>
+        </w:tc>
+      </w:tr>
+      <w:tr>
+        <w:tc>
+          <w:tcPr>
+            <w:tcW w:type="dxa" w:w="397"/>
+          </w:tcPr>
+          <w:p/>
+        </w:tc>
+        <w:tc>
+          <w:tcPr>
+            <w:tcW w:type="dxa" w:w="1701"/>
+            <w:shd w:fill="D9D9D9" w:val="clear"/>
+          </w:tcPr>
+          <w:p>
+            <w:r>
+              <w:rPr>
+                <w:b/>
+                <w:color w:val="000000"/>
+                <w:sz w:val="18"/>
+              </w:rPr>
+              <w:t>TOTAL</w:t>
+            </w:r>
+          </w:p>
+        </w:tc>
+        <w:tc>
+          <w:tcPr>
+            <w:tcW w:type="dxa" w:w="850"/>
+            <w:shd w:fill="D9D9D9" w:val="clear"/>
+          </w:tcPr>
+          <w:p>
+            <w:r/>
+          </w:p>
+        </w:tc>
+        <w:tc>
+          <w:tcPr>
+            <w:tcW w:type="dxa" w:w="1984"/>
+            <w:shd w:fill="D9D9D9" w:val="clear"/>
+          </w:tcPr>
+          <w:p>
+            <w:r/>
+          </w:p>
+        </w:tc>
+        <w:tc>
+          <w:tcPr>
+            <w:tcW w:type="dxa" w:w="454"/>
+            <w:shd w:fill="D9D9D9" w:val="clear"/>
+          </w:tcPr>
+          <w:p>
+            <w:r/>
+          </w:p>
+        </w:tc>
+        <w:tc>
+          <w:tcPr>
+            <w:tcW w:type="dxa" w:w="680"/>
+            <w:shd w:fill="D9D9D9" w:val="clear"/>
+          </w:tcPr>
+          <w:p>
+            <w:r/>
+          </w:p>
+        </w:tc>
+        <w:tc>
+          <w:tcPr>
+            <w:tcW w:type="dxa" w:w="850"/>
+            <w:shd w:fill="D9D9D9" w:val="clear"/>
+          </w:tcPr>
+          <w:p>
+            <w:pPr>
+              <w:jc w:val="center"/>
+            </w:pPr>
+            <w:r>
+              <w:rPr>
+                <w:b/>
+                <w:color w:val="000000"/>
+                <w:sz w:val="18"/>
+              </w:rPr>
+              <w:t>0</w:t>
+            </w:r>
+          </w:p>
+        </w:tc>
+        <w:tc>
+          <w:tcPr>
+            <w:tcW w:type="dxa" w:w="1984"/>
+            <w:shd w:fill="D9D9D9" w:val="clear"/>
+          </w:tcPr>
+          <w:p>
+            <w:r/>
+          </w:p>
+        </w:tc>
+        <w:tc>
+          <w:tcPr>
+            <w:tcW w:type="dxa" w:w="454"/>
+            <w:shd w:fill="D9D9D9" w:val="clear"/>
+          </w:tcPr>
+          <w:p>
+            <w:r/>
+          </w:p>
+        </w:tc>
+        <w:tc>
+          <w:tcPr>
+            <w:tcW w:type="dxa" w:w="680"/>
+            <w:shd w:fill="D9D9D9" w:val="clear"/>
+          </w:tcPr>
+          <w:p>
+            <w:pPr>
+              <w:jc w:val="center"/>
+            </w:pPr>
+            <w:r>
+              <w:rPr>
+                <w:b/>
+                <w:color w:val="000000"/>
+                <w:sz w:val="18"/>
+              </w:rPr>
+              <w:t>1</w:t>
+            </w:r>
+          </w:p>
+        </w:tc>
+        <w:tc>
+          <w:tcPr>
+            <w:tcW w:type="dxa" w:w="3572"/>
+            <w:shd w:fill="D9D9D9" w:val="clear"/>
+          </w:tcPr>
+          <w:p>
+            <w:r/>
           </w:p>
         </w:tc>
       </w:tr>
@@ -12075,7 +13921,7 @@
                 <w:b w:val="0"/>
                 <w:sz w:val="16"/>
               </w:rPr>
-              <w:t>71</w:t>
+              <w:t>87</w:t>
             </w:r>
           </w:p>
         </w:tc>
@@ -12239,7 +14085,7 @@
                 <w:b w:val="0"/>
                 <w:sz w:val="16"/>
               </w:rPr>
-              <w:t>72</w:t>
+              <w:t>88</w:t>
             </w:r>
           </w:p>
         </w:tc>
@@ -12388,6 +14234,131 @@
               </w:rPr>
               <w:t>Articol suplimentar în ofertă (nu există în referință)</w:t>
             </w:r>
+          </w:p>
+        </w:tc>
+      </w:tr>
+      <w:tr>
+        <w:tc>
+          <w:tcPr>
+            <w:tcW w:type="dxa" w:w="397"/>
+          </w:tcPr>
+          <w:p/>
+        </w:tc>
+        <w:tc>
+          <w:tcPr>
+            <w:tcW w:type="dxa" w:w="1701"/>
+            <w:shd w:fill="D9D9D9" w:val="clear"/>
+          </w:tcPr>
+          <w:p>
+            <w:r>
+              <w:rPr>
+                <w:b/>
+                <w:color w:val="000000"/>
+                <w:sz w:val="18"/>
+              </w:rPr>
+              <w:t>TOTAL</w:t>
+            </w:r>
+          </w:p>
+        </w:tc>
+        <w:tc>
+          <w:tcPr>
+            <w:tcW w:type="dxa" w:w="850"/>
+            <w:shd w:fill="D9D9D9" w:val="clear"/>
+          </w:tcPr>
+          <w:p>
+            <w:r/>
+          </w:p>
+        </w:tc>
+        <w:tc>
+          <w:tcPr>
+            <w:tcW w:type="dxa" w:w="1984"/>
+            <w:shd w:fill="D9D9D9" w:val="clear"/>
+          </w:tcPr>
+          <w:p>
+            <w:r/>
+          </w:p>
+        </w:tc>
+        <w:tc>
+          <w:tcPr>
+            <w:tcW w:type="dxa" w:w="454"/>
+            <w:shd w:fill="D9D9D9" w:val="clear"/>
+          </w:tcPr>
+          <w:p>
+            <w:r/>
+          </w:p>
+        </w:tc>
+        <w:tc>
+          <w:tcPr>
+            <w:tcW w:type="dxa" w:w="680"/>
+            <w:shd w:fill="D9D9D9" w:val="clear"/>
+          </w:tcPr>
+          <w:p>
+            <w:r/>
+          </w:p>
+        </w:tc>
+        <w:tc>
+          <w:tcPr>
+            <w:tcW w:type="dxa" w:w="850"/>
+            <w:shd w:fill="D9D9D9" w:val="clear"/>
+          </w:tcPr>
+          <w:p>
+            <w:pPr>
+              <w:jc w:val="center"/>
+            </w:pPr>
+            <w:r>
+              <w:rPr>
+                <w:b/>
+                <w:color w:val="000000"/>
+                <w:sz w:val="18"/>
+              </w:rPr>
+              <w:t>0</w:t>
+            </w:r>
+          </w:p>
+        </w:tc>
+        <w:tc>
+          <w:tcPr>
+            <w:tcW w:type="dxa" w:w="1984"/>
+            <w:shd w:fill="D9D9D9" w:val="clear"/>
+          </w:tcPr>
+          <w:p>
+            <w:r/>
+          </w:p>
+        </w:tc>
+        <w:tc>
+          <w:tcPr>
+            <w:tcW w:type="dxa" w:w="454"/>
+            <w:shd w:fill="D9D9D9" w:val="clear"/>
+          </w:tcPr>
+          <w:p>
+            <w:r/>
+          </w:p>
+        </w:tc>
+        <w:tc>
+          <w:tcPr>
+            <w:tcW w:type="dxa" w:w="680"/>
+            <w:shd w:fill="D9D9D9" w:val="clear"/>
+          </w:tcPr>
+          <w:p>
+            <w:pPr>
+              <w:jc w:val="center"/>
+            </w:pPr>
+            <w:r>
+              <w:rPr>
+                <w:b/>
+                <w:color w:val="000000"/>
+                <w:sz w:val="18"/>
+              </w:rPr>
+              <w:t>1</w:t>
+            </w:r>
+          </w:p>
+        </w:tc>
+        <w:tc>
+          <w:tcPr>
+            <w:tcW w:type="dxa" w:w="3572"/>
+            <w:shd w:fill="D9D9D9" w:val="clear"/>
+          </w:tcPr>
+          <w:p>
+            <w:r/>
           </w:p>
         </w:tc>
       </w:tr>
@@ -12440,7 +14411,7 @@
                 <w:b w:val="0"/>
                 <w:sz w:val="16"/>
               </w:rPr>
-              <w:t>73</w:t>
+              <w:t>90</w:t>
             </w:r>
           </w:p>
         </w:tc>
@@ -12589,6 +14560,131 @@
               </w:rPr>
               <w:t>Articol suplimentar în ofertă (nu există în referință)</w:t>
             </w:r>
+          </w:p>
+        </w:tc>
+      </w:tr>
+      <w:tr>
+        <w:tc>
+          <w:tcPr>
+            <w:tcW w:type="dxa" w:w="397"/>
+          </w:tcPr>
+          <w:p/>
+        </w:tc>
+        <w:tc>
+          <w:tcPr>
+            <w:tcW w:type="dxa" w:w="1701"/>
+            <w:shd w:fill="D9D9D9" w:val="clear"/>
+          </w:tcPr>
+          <w:p>
+            <w:r>
+              <w:rPr>
+                <w:b/>
+                <w:color w:val="000000"/>
+                <w:sz w:val="18"/>
+              </w:rPr>
+              <w:t>TOTAL</w:t>
+            </w:r>
+          </w:p>
+        </w:tc>
+        <w:tc>
+          <w:tcPr>
+            <w:tcW w:type="dxa" w:w="850"/>
+            <w:shd w:fill="D9D9D9" w:val="clear"/>
+          </w:tcPr>
+          <w:p>
+            <w:r/>
+          </w:p>
+        </w:tc>
+        <w:tc>
+          <w:tcPr>
+            <w:tcW w:type="dxa" w:w="1984"/>
+            <w:shd w:fill="D9D9D9" w:val="clear"/>
+          </w:tcPr>
+          <w:p>
+            <w:r/>
+          </w:p>
+        </w:tc>
+        <w:tc>
+          <w:tcPr>
+            <w:tcW w:type="dxa" w:w="454"/>
+            <w:shd w:fill="D9D9D9" w:val="clear"/>
+          </w:tcPr>
+          <w:p>
+            <w:r/>
+          </w:p>
+        </w:tc>
+        <w:tc>
+          <w:tcPr>
+            <w:tcW w:type="dxa" w:w="680"/>
+            <w:shd w:fill="D9D9D9" w:val="clear"/>
+          </w:tcPr>
+          <w:p>
+            <w:r/>
+          </w:p>
+        </w:tc>
+        <w:tc>
+          <w:tcPr>
+            <w:tcW w:type="dxa" w:w="850"/>
+            <w:shd w:fill="D9D9D9" w:val="clear"/>
+          </w:tcPr>
+          <w:p>
+            <w:pPr>
+              <w:jc w:val="center"/>
+            </w:pPr>
+            <w:r>
+              <w:rPr>
+                <w:b/>
+                <w:color w:val="000000"/>
+                <w:sz w:val="18"/>
+              </w:rPr>
+              <w:t>0</w:t>
+            </w:r>
+          </w:p>
+        </w:tc>
+        <w:tc>
+          <w:tcPr>
+            <w:tcW w:type="dxa" w:w="1984"/>
+            <w:shd w:fill="D9D9D9" w:val="clear"/>
+          </w:tcPr>
+          <w:p>
+            <w:r/>
+          </w:p>
+        </w:tc>
+        <w:tc>
+          <w:tcPr>
+            <w:tcW w:type="dxa" w:w="454"/>
+            <w:shd w:fill="D9D9D9" w:val="clear"/>
+          </w:tcPr>
+          <w:p>
+            <w:r/>
+          </w:p>
+        </w:tc>
+        <w:tc>
+          <w:tcPr>
+            <w:tcW w:type="dxa" w:w="680"/>
+            <w:shd w:fill="D9D9D9" w:val="clear"/>
+          </w:tcPr>
+          <w:p>
+            <w:pPr>
+              <w:jc w:val="center"/>
+            </w:pPr>
+            <w:r>
+              <w:rPr>
+                <w:b/>
+                <w:color w:val="000000"/>
+                <w:sz w:val="18"/>
+              </w:rPr>
+              <w:t>1</w:t>
+            </w:r>
+          </w:p>
+        </w:tc>
+        <w:tc>
+          <w:tcPr>
+            <w:tcW w:type="dxa" w:w="3572"/>
+            <w:shd w:fill="D9D9D9" w:val="clear"/>
+          </w:tcPr>
+          <w:p>
+            <w:r/>
           </w:p>
         </w:tc>
       </w:tr>
@@ -12641,7 +14737,7 @@
                 <w:b w:val="0"/>
                 <w:sz w:val="16"/>
               </w:rPr>
-              <w:t>74</w:t>
+              <w:t>92</w:t>
             </w:r>
           </w:p>
         </w:tc>
@@ -12789,6 +14885,131 @@
               </w:rPr>
               <w:t>Articol suplimentar în ofertă (nu există în referință)</w:t>
             </w:r>
+          </w:p>
+        </w:tc>
+      </w:tr>
+      <w:tr>
+        <w:tc>
+          <w:tcPr>
+            <w:tcW w:type="dxa" w:w="397"/>
+          </w:tcPr>
+          <w:p/>
+        </w:tc>
+        <w:tc>
+          <w:tcPr>
+            <w:tcW w:type="dxa" w:w="1701"/>
+            <w:shd w:fill="D9D9D9" w:val="clear"/>
+          </w:tcPr>
+          <w:p>
+            <w:r>
+              <w:rPr>
+                <w:b/>
+                <w:color w:val="000000"/>
+                <w:sz w:val="18"/>
+              </w:rPr>
+              <w:t>TOTAL</w:t>
+            </w:r>
+          </w:p>
+        </w:tc>
+        <w:tc>
+          <w:tcPr>
+            <w:tcW w:type="dxa" w:w="850"/>
+            <w:shd w:fill="D9D9D9" w:val="clear"/>
+          </w:tcPr>
+          <w:p>
+            <w:r/>
+          </w:p>
+        </w:tc>
+        <w:tc>
+          <w:tcPr>
+            <w:tcW w:type="dxa" w:w="1984"/>
+            <w:shd w:fill="D9D9D9" w:val="clear"/>
+          </w:tcPr>
+          <w:p>
+            <w:r/>
+          </w:p>
+        </w:tc>
+        <w:tc>
+          <w:tcPr>
+            <w:tcW w:type="dxa" w:w="454"/>
+            <w:shd w:fill="D9D9D9" w:val="clear"/>
+          </w:tcPr>
+          <w:p>
+            <w:r/>
+          </w:p>
+        </w:tc>
+        <w:tc>
+          <w:tcPr>
+            <w:tcW w:type="dxa" w:w="680"/>
+            <w:shd w:fill="D9D9D9" w:val="clear"/>
+          </w:tcPr>
+          <w:p>
+            <w:r/>
+          </w:p>
+        </w:tc>
+        <w:tc>
+          <w:tcPr>
+            <w:tcW w:type="dxa" w:w="850"/>
+            <w:shd w:fill="D9D9D9" w:val="clear"/>
+          </w:tcPr>
+          <w:p>
+            <w:pPr>
+              <w:jc w:val="center"/>
+            </w:pPr>
+            <w:r>
+              <w:rPr>
+                <w:b/>
+                <w:color w:val="000000"/>
+                <w:sz w:val="18"/>
+              </w:rPr>
+              <w:t>0</w:t>
+            </w:r>
+          </w:p>
+        </w:tc>
+        <w:tc>
+          <w:tcPr>
+            <w:tcW w:type="dxa" w:w="1984"/>
+            <w:shd w:fill="D9D9D9" w:val="clear"/>
+          </w:tcPr>
+          <w:p>
+            <w:r/>
+          </w:p>
+        </w:tc>
+        <w:tc>
+          <w:tcPr>
+            <w:tcW w:type="dxa" w:w="454"/>
+            <w:shd w:fill="D9D9D9" w:val="clear"/>
+          </w:tcPr>
+          <w:p>
+            <w:r/>
+          </w:p>
+        </w:tc>
+        <w:tc>
+          <w:tcPr>
+            <w:tcW w:type="dxa" w:w="680"/>
+            <w:shd w:fill="D9D9D9" w:val="clear"/>
+          </w:tcPr>
+          <w:p>
+            <w:pPr>
+              <w:jc w:val="center"/>
+            </w:pPr>
+            <w:r>
+              <w:rPr>
+                <w:b/>
+                <w:color w:val="000000"/>
+                <w:sz w:val="18"/>
+              </w:rPr>
+              <w:t>1</w:t>
+            </w:r>
+          </w:p>
+        </w:tc>
+        <w:tc>
+          <w:tcPr>
+            <w:tcW w:type="dxa" w:w="3572"/>
+            <w:shd w:fill="D9D9D9" w:val="clear"/>
+          </w:tcPr>
+          <w:p>
+            <w:r/>
           </w:p>
         </w:tc>
       </w:tr>
@@ -12841,7 +15062,7 @@
                 <w:b w:val="0"/>
                 <w:sz w:val="16"/>
               </w:rPr>
-              <w:t>75</w:t>
+              <w:t>94</w:t>
             </w:r>
           </w:p>
         </w:tc>
@@ -12990,6 +15211,131 @@
               </w:rPr>
               <w:t>Articol suplimentar în ofertă (nu există în referință)</w:t>
             </w:r>
+          </w:p>
+        </w:tc>
+      </w:tr>
+      <w:tr>
+        <w:tc>
+          <w:tcPr>
+            <w:tcW w:type="dxa" w:w="397"/>
+          </w:tcPr>
+          <w:p/>
+        </w:tc>
+        <w:tc>
+          <w:tcPr>
+            <w:tcW w:type="dxa" w:w="1701"/>
+            <w:shd w:fill="D9D9D9" w:val="clear"/>
+          </w:tcPr>
+          <w:p>
+            <w:r>
+              <w:rPr>
+                <w:b/>
+                <w:color w:val="000000"/>
+                <w:sz w:val="18"/>
+              </w:rPr>
+              <w:t>TOTAL</w:t>
+            </w:r>
+          </w:p>
+        </w:tc>
+        <w:tc>
+          <w:tcPr>
+            <w:tcW w:type="dxa" w:w="850"/>
+            <w:shd w:fill="D9D9D9" w:val="clear"/>
+          </w:tcPr>
+          <w:p>
+            <w:r/>
+          </w:p>
+        </w:tc>
+        <w:tc>
+          <w:tcPr>
+            <w:tcW w:type="dxa" w:w="1984"/>
+            <w:shd w:fill="D9D9D9" w:val="clear"/>
+          </w:tcPr>
+          <w:p>
+            <w:r/>
+          </w:p>
+        </w:tc>
+        <w:tc>
+          <w:tcPr>
+            <w:tcW w:type="dxa" w:w="454"/>
+            <w:shd w:fill="D9D9D9" w:val="clear"/>
+          </w:tcPr>
+          <w:p>
+            <w:r/>
+          </w:p>
+        </w:tc>
+        <w:tc>
+          <w:tcPr>
+            <w:tcW w:type="dxa" w:w="680"/>
+            <w:shd w:fill="D9D9D9" w:val="clear"/>
+          </w:tcPr>
+          <w:p>
+            <w:r/>
+          </w:p>
+        </w:tc>
+        <w:tc>
+          <w:tcPr>
+            <w:tcW w:type="dxa" w:w="850"/>
+            <w:shd w:fill="D9D9D9" w:val="clear"/>
+          </w:tcPr>
+          <w:p>
+            <w:pPr>
+              <w:jc w:val="center"/>
+            </w:pPr>
+            <w:r>
+              <w:rPr>
+                <w:b/>
+                <w:color w:val="000000"/>
+                <w:sz w:val="18"/>
+              </w:rPr>
+              <w:t>0</w:t>
+            </w:r>
+          </w:p>
+        </w:tc>
+        <w:tc>
+          <w:tcPr>
+            <w:tcW w:type="dxa" w:w="1984"/>
+            <w:shd w:fill="D9D9D9" w:val="clear"/>
+          </w:tcPr>
+          <w:p>
+            <w:r/>
+          </w:p>
+        </w:tc>
+        <w:tc>
+          <w:tcPr>
+            <w:tcW w:type="dxa" w:w="454"/>
+            <w:shd w:fill="D9D9D9" w:val="clear"/>
+          </w:tcPr>
+          <w:p>
+            <w:r/>
+          </w:p>
+        </w:tc>
+        <w:tc>
+          <w:tcPr>
+            <w:tcW w:type="dxa" w:w="680"/>
+            <w:shd w:fill="D9D9D9" w:val="clear"/>
+          </w:tcPr>
+          <w:p>
+            <w:pPr>
+              <w:jc w:val="center"/>
+            </w:pPr>
+            <w:r>
+              <w:rPr>
+                <w:b/>
+                <w:color w:val="000000"/>
+                <w:sz w:val="18"/>
+              </w:rPr>
+              <w:t>1</w:t>
+            </w:r>
+          </w:p>
+        </w:tc>
+        <w:tc>
+          <w:tcPr>
+            <w:tcW w:type="dxa" w:w="3572"/>
+            <w:shd w:fill="D9D9D9" w:val="clear"/>
+          </w:tcPr>
+          <w:p>
+            <w:r/>
           </w:p>
         </w:tc>
       </w:tr>

--- a/output_AO/Raport_Oferta_1.docx
+++ b/output_AO/Raport_Oferta_1.docx
@@ -644,7 +644,7 @@
                 <w:b w:val="0"/>
                 <w:sz w:val="16"/>
               </w:rPr>
-              <w:t>CD19E04</w:t>
+              <w:t>CK01A01</w:t>
             </w:r>
           </w:p>
         </w:tc>
@@ -659,7 +659,7 @@
                 <w:b w:val="0"/>
                 <w:sz w:val="16"/>
               </w:rPr>
-              <w:t>sistem gips - carton de tip norgips cu rezisten...</w:t>
+              <w:t>tamplarie pvc cu panou plin culoare alba</w:t>
             </w:r>
           </w:p>
         </w:tc>
@@ -689,7 +689,7 @@
                 <w:b w:val="0"/>
                 <w:sz w:val="16"/>
               </w:rPr>
-              <w:t>1.0</w:t>
+              <w:t>34.0</w:t>
             </w:r>
           </w:p>
         </w:tc>
@@ -808,7 +808,7 @@
                 <w:b w:val="0"/>
                 <w:sz w:val="16"/>
               </w:rPr>
-              <w:t>CK01A01</w:t>
+              <w:t>CD19E04</w:t>
             </w:r>
           </w:p>
         </w:tc>
@@ -823,7 +823,7 @@
                 <w:b w:val="0"/>
                 <w:sz w:val="16"/>
               </w:rPr>
-              <w:t>tamplarie pvc cu panou plin culoare alba</w:t>
+              <w:t>sistem gips - carton de tip norgips cu rezisten...</w:t>
             </w:r>
           </w:p>
         </w:tc>
@@ -853,7 +853,7 @@
                 <w:b w:val="0"/>
                 <w:sz w:val="16"/>
               </w:rPr>
-              <w:t>34.0</w:t>
+              <w:t>1.0</w:t>
             </w:r>
           </w:p>
         </w:tc>
@@ -3429,7 +3429,7 @@
                 <w:b/>
                 <w:sz w:val="18"/>
               </w:rPr>
-              <w:t>Capitol de lucrări 2.3 — INSTALATII SANITARE  │  LIPSA: 0  │  EXTRA: 8  │  Delta: +8</w:t>
+              <w:t>Capitol de lucrări 2.3 — INSTALATII SANITARE  │  LIPSA: 0  │  EXTRA: 3  │  Delta: +3</w:t>
             </w:r>
           </w:p>
         </w:tc>
@@ -6586,7 +6586,7 @@
                 <w:b w:val="0"/>
                 <w:sz w:val="16"/>
               </w:rPr>
-              <w:t>$6719451</w:t>
+              <w:t>$4204111</w:t>
             </w:r>
           </w:p>
         </w:tc>
@@ -6601,7 +6601,7 @@
                 <w:b w:val="0"/>
                 <w:sz w:val="16"/>
               </w:rPr>
-              <w:t>teu pehd pentru electrofuz diam ext 32 mm deviz...</w:t>
+              <w:t>bratara tevi instalatii apa si gaze 21/2</w:t>
             </w:r>
           </w:p>
         </w:tc>
@@ -6631,7 +6631,7 @@
                 <w:b w:val="0"/>
                 <w:sz w:val="16"/>
               </w:rPr>
-              <w:t>28.0</w:t>
+              <w:t>50.0</w:t>
             </w:r>
           </w:p>
         </w:tc>
@@ -6750,7 +6750,7 @@
                 <w:b w:val="0"/>
                 <w:sz w:val="16"/>
               </w:rPr>
-              <w:t>$6701167</w:t>
+              <w:t>$6719451</w:t>
             </w:r>
           </w:p>
         </w:tc>
@@ -6765,7 +6765,7 @@
                 <w:b w:val="0"/>
                 <w:sz w:val="16"/>
               </w:rPr>
-              <w:t>teava din polipropilena reticulata pn 16,</w:t>
+              <w:t>teu pehd pentru electrofuz diam ext 32 mm deviz...</w:t>
             </w:r>
           </w:p>
         </w:tc>
@@ -6780,6 +6780,7 @@
                 <w:b w:val="0"/>
                 <w:sz w:val="16"/>
               </w:rPr>
+              <w:t>buc</w:t>
             </w:r>
           </w:p>
         </w:tc>
@@ -6794,7 +6795,7 @@
                 <w:b w:val="0"/>
                 <w:sz w:val="16"/>
               </w:rPr>
-              <w:t>0.0</w:t>
+              <w:t>28.0</w:t>
             </w:r>
           </w:p>
         </w:tc>
@@ -6913,7 +6914,7 @@
                 <w:b w:val="0"/>
                 <w:sz w:val="16"/>
               </w:rPr>
-              <w:t>$4201872</w:t>
+              <w:t>$4201304</w:t>
             </w:r>
           </w:p>
         </w:tc>
@@ -6928,7 +6929,7 @@
                 <w:b w:val="0"/>
                 <w:sz w:val="16"/>
               </w:rPr>
-              <w:t>robinet sertar pana 2 1/2 pn10 mufa</w:t>
+              <w:t>baterie monocomanda pentru lavoar / spalator+ a...</w:t>
             </w:r>
           </w:p>
         </w:tc>
@@ -6943,6 +6944,7 @@
                 <w:b w:val="0"/>
                 <w:sz w:val="16"/>
               </w:rPr>
+              <w:t>buc</w:t>
             </w:r>
           </w:p>
         </w:tc>
@@ -6957,824 +6959,7 @@
                 <w:b w:val="0"/>
                 <w:sz w:val="16"/>
               </w:rPr>
-              <w:t>0.0</w:t>
-            </w:r>
-          </w:p>
-        </w:tc>
-        <w:tc>
-          <w:tcPr>
-            <w:tcW w:type="dxa" w:w="3572"/>
-            <w:shd w:fill="FFFF99" w:val="clear"/>
-          </w:tcPr>
-          <w:p>
-            <w:r>
-              <w:rPr>
-                <w:b w:val="0"/>
-                <w:color w:val="CC0000"/>
-                <w:sz w:val="16"/>
-              </w:rPr>
-              <w:t>Articol suplimentar în ofertă (nu există în referință)</w:t>
-            </w:r>
-          </w:p>
-        </w:tc>
-      </w:tr>
-      <w:tr>
-        <w:tc>
-          <w:tcPr>
-            <w:tcW w:type="dxa" w:w="397"/>
-            <w:shd w:fill="FFFF99" w:val="clear"/>
-          </w:tcPr>
-          <w:p>
-            <w:r>
-              <w:rPr>
-                <w:b w:val="0"/>
-                <w:sz w:val="16"/>
-              </w:rPr>
-              <w:t>42</w:t>
-            </w:r>
-          </w:p>
-        </w:tc>
-        <w:tc>
-          <w:tcPr>
-            <w:tcW w:type="dxa" w:w="1701"/>
-            <w:shd w:fill="FFFF99" w:val="clear"/>
-          </w:tcPr>
-          <w:p>
-            <w:r>
-              <w:rPr>
-                <w:b w:val="0"/>
-                <w:sz w:val="16"/>
-              </w:rPr>
-              <w:t>2.3 - INSTALATII SANITARE</w:t>
-            </w:r>
-          </w:p>
-        </w:tc>
-        <w:tc>
-          <w:tcPr>
-            <w:tcW w:type="dxa" w:w="850"/>
-            <w:shd w:fill="FFFF99" w:val="clear"/>
-          </w:tcPr>
-          <w:p>
-            <w:r>
-              <w:rPr>
-                <w:b w:val="0"/>
-                <w:sz w:val="16"/>
-              </w:rPr>
-            </w:r>
-          </w:p>
-        </w:tc>
-        <w:tc>
-          <w:tcPr>
-            <w:tcW w:type="dxa" w:w="1984"/>
-            <w:shd w:fill="FFFF99" w:val="clear"/>
-          </w:tcPr>
-          <w:p>
-            <w:r>
-              <w:rPr>
-                <w:b w:val="0"/>
-                <w:sz w:val="16"/>
-              </w:rPr>
-            </w:r>
-          </w:p>
-        </w:tc>
-        <w:tc>
-          <w:tcPr>
-            <w:tcW w:type="dxa" w:w="454"/>
-            <w:shd w:fill="FFFF99" w:val="clear"/>
-          </w:tcPr>
-          <w:p>
-            <w:r>
-              <w:rPr>
-                <w:b w:val="0"/>
-                <w:sz w:val="16"/>
-              </w:rPr>
-            </w:r>
-          </w:p>
-        </w:tc>
-        <w:tc>
-          <w:tcPr>
-            <w:tcW w:type="dxa" w:w="680"/>
-            <w:shd w:fill="FFFF99" w:val="clear"/>
-          </w:tcPr>
-          <w:p>
-            <w:r>
-              <w:rPr>
-                <w:b w:val="0"/>
-                <w:sz w:val="16"/>
-              </w:rPr>
-            </w:r>
-          </w:p>
-        </w:tc>
-        <w:tc>
-          <w:tcPr>
-            <w:tcW w:type="dxa" w:w="850"/>
-            <w:shd w:fill="FFFF99" w:val="clear"/>
-          </w:tcPr>
-          <w:p>
-            <w:r>
-              <w:rPr>
-                <w:b w:val="0"/>
-                <w:sz w:val="16"/>
-              </w:rPr>
-              <w:t>$6701169</w:t>
-            </w:r>
-          </w:p>
-        </w:tc>
-        <w:tc>
-          <w:tcPr>
-            <w:tcW w:type="dxa" w:w="1984"/>
-            <w:shd w:fill="FFFF99" w:val="clear"/>
-          </w:tcPr>
-          <w:p>
-            <w:r>
-              <w:rPr>
-                <w:b w:val="0"/>
-                <w:sz w:val="16"/>
-              </w:rPr>
-              <w:t>teava din polipropilena reticulata pn 16,</w:t>
-            </w:r>
-          </w:p>
-        </w:tc>
-        <w:tc>
-          <w:tcPr>
-            <w:tcW w:type="dxa" w:w="454"/>
-            <w:shd w:fill="FFFF99" w:val="clear"/>
-          </w:tcPr>
-          <w:p>
-            <w:r>
-              <w:rPr>
-                <w:b w:val="0"/>
-                <w:sz w:val="16"/>
-              </w:rPr>
-            </w:r>
-          </w:p>
-        </w:tc>
-        <w:tc>
-          <w:tcPr>
-            <w:tcW w:type="dxa" w:w="680"/>
-            <w:shd w:fill="FFFF99" w:val="clear"/>
-          </w:tcPr>
-          <w:p>
-            <w:r>
-              <w:rPr>
-                <w:b w:val="0"/>
-                <w:sz w:val="16"/>
-              </w:rPr>
-              <w:t>0.0</w:t>
-            </w:r>
-          </w:p>
-        </w:tc>
-        <w:tc>
-          <w:tcPr>
-            <w:tcW w:type="dxa" w:w="3572"/>
-            <w:shd w:fill="FFFF99" w:val="clear"/>
-          </w:tcPr>
-          <w:p>
-            <w:r>
-              <w:rPr>
-                <w:b w:val="0"/>
-                <w:color w:val="CC0000"/>
-                <w:sz w:val="16"/>
-              </w:rPr>
-              <w:t>Articol suplimentar în ofertă (nu există în referință)</w:t>
-            </w:r>
-          </w:p>
-        </w:tc>
-      </w:tr>
-      <w:tr>
-        <w:tc>
-          <w:tcPr>
-            <w:tcW w:type="dxa" w:w="397"/>
-            <w:shd w:fill="FFFF99" w:val="clear"/>
-          </w:tcPr>
-          <w:p>
-            <w:r>
-              <w:rPr>
-                <w:b w:val="0"/>
-                <w:sz w:val="16"/>
-              </w:rPr>
-              <w:t>43</w:t>
-            </w:r>
-          </w:p>
-        </w:tc>
-        <w:tc>
-          <w:tcPr>
-            <w:tcW w:type="dxa" w:w="1701"/>
-            <w:shd w:fill="FFFF99" w:val="clear"/>
-          </w:tcPr>
-          <w:p>
-            <w:r>
-              <w:rPr>
-                <w:b w:val="0"/>
-                <w:sz w:val="16"/>
-              </w:rPr>
-              <w:t>2.3 - INSTALATII SANITARE</w:t>
-            </w:r>
-          </w:p>
-        </w:tc>
-        <w:tc>
-          <w:tcPr>
-            <w:tcW w:type="dxa" w:w="850"/>
-            <w:shd w:fill="FFFF99" w:val="clear"/>
-          </w:tcPr>
-          <w:p>
-            <w:r>
-              <w:rPr>
-                <w:b w:val="0"/>
-                <w:sz w:val="16"/>
-              </w:rPr>
-            </w:r>
-          </w:p>
-        </w:tc>
-        <w:tc>
-          <w:tcPr>
-            <w:tcW w:type="dxa" w:w="1984"/>
-            <w:shd w:fill="FFFF99" w:val="clear"/>
-          </w:tcPr>
-          <w:p>
-            <w:r>
-              <w:rPr>
-                <w:b w:val="0"/>
-                <w:sz w:val="16"/>
-              </w:rPr>
-            </w:r>
-          </w:p>
-        </w:tc>
-        <w:tc>
-          <w:tcPr>
-            <w:tcW w:type="dxa" w:w="454"/>
-            <w:shd w:fill="FFFF99" w:val="clear"/>
-          </w:tcPr>
-          <w:p>
-            <w:r>
-              <w:rPr>
-                <w:b w:val="0"/>
-                <w:sz w:val="16"/>
-              </w:rPr>
-            </w:r>
-          </w:p>
-        </w:tc>
-        <w:tc>
-          <w:tcPr>
-            <w:tcW w:type="dxa" w:w="680"/>
-            <w:shd w:fill="FFFF99" w:val="clear"/>
-          </w:tcPr>
-          <w:p>
-            <w:r>
-              <w:rPr>
-                <w:b w:val="0"/>
-                <w:sz w:val="16"/>
-              </w:rPr>
-            </w:r>
-          </w:p>
-        </w:tc>
-        <w:tc>
-          <w:tcPr>
-            <w:tcW w:type="dxa" w:w="850"/>
-            <w:shd w:fill="FFFF99" w:val="clear"/>
-          </w:tcPr>
-          <w:p>
-            <w:r>
-              <w:rPr>
-                <w:b w:val="0"/>
-                <w:sz w:val="16"/>
-              </w:rPr>
-              <w:t>$4204111</w:t>
-            </w:r>
-          </w:p>
-        </w:tc>
-        <w:tc>
-          <w:tcPr>
-            <w:tcW w:type="dxa" w:w="1984"/>
-            <w:shd w:fill="FFFF99" w:val="clear"/>
-          </w:tcPr>
-          <w:p>
-            <w:r>
-              <w:rPr>
-                <w:b w:val="0"/>
-                <w:sz w:val="16"/>
-              </w:rPr>
-              <w:t>bratara tevi instalatii apa si gaze 21/2</w:t>
-            </w:r>
-          </w:p>
-        </w:tc>
-        <w:tc>
-          <w:tcPr>
-            <w:tcW w:type="dxa" w:w="454"/>
-            <w:shd w:fill="FFFF99" w:val="clear"/>
-          </w:tcPr>
-          <w:p>
-            <w:r>
-              <w:rPr>
-                <w:b w:val="0"/>
-                <w:sz w:val="16"/>
-              </w:rPr>
-              <w:t>buc</w:t>
-            </w:r>
-          </w:p>
-        </w:tc>
-        <w:tc>
-          <w:tcPr>
-            <w:tcW w:type="dxa" w:w="680"/>
-            <w:shd w:fill="FFFF99" w:val="clear"/>
-          </w:tcPr>
-          <w:p>
-            <w:r>
-              <w:rPr>
-                <w:b w:val="0"/>
-                <w:sz w:val="16"/>
-              </w:rPr>
-              <w:t>50.0</w:t>
-            </w:r>
-          </w:p>
-        </w:tc>
-        <w:tc>
-          <w:tcPr>
-            <w:tcW w:type="dxa" w:w="3572"/>
-            <w:shd w:fill="FFFF99" w:val="clear"/>
-          </w:tcPr>
-          <w:p>
-            <w:r>
-              <w:rPr>
-                <w:b w:val="0"/>
-                <w:color w:val="CC0000"/>
-                <w:sz w:val="16"/>
-              </w:rPr>
-              <w:t>Articol suplimentar în ofertă (nu există în referință)</w:t>
-            </w:r>
-          </w:p>
-        </w:tc>
-      </w:tr>
-      <w:tr>
-        <w:tc>
-          <w:tcPr>
-            <w:tcW w:type="dxa" w:w="397"/>
-            <w:shd w:fill="FFFF99" w:val="clear"/>
-          </w:tcPr>
-          <w:p>
-            <w:r>
-              <w:rPr>
-                <w:b w:val="0"/>
-                <w:sz w:val="16"/>
-              </w:rPr>
-              <w:t>44</w:t>
-            </w:r>
-          </w:p>
-        </w:tc>
-        <w:tc>
-          <w:tcPr>
-            <w:tcW w:type="dxa" w:w="1701"/>
-            <w:shd w:fill="FFFF99" w:val="clear"/>
-          </w:tcPr>
-          <w:p>
-            <w:r>
-              <w:rPr>
-                <w:b w:val="0"/>
-                <w:sz w:val="16"/>
-              </w:rPr>
-              <w:t>2.3 - INSTALATII SANITARE</w:t>
-            </w:r>
-          </w:p>
-        </w:tc>
-        <w:tc>
-          <w:tcPr>
-            <w:tcW w:type="dxa" w:w="850"/>
-            <w:shd w:fill="FFFF99" w:val="clear"/>
-          </w:tcPr>
-          <w:p>
-            <w:r>
-              <w:rPr>
-                <w:b w:val="0"/>
-                <w:sz w:val="16"/>
-              </w:rPr>
-            </w:r>
-          </w:p>
-        </w:tc>
-        <w:tc>
-          <w:tcPr>
-            <w:tcW w:type="dxa" w:w="1984"/>
-            <w:shd w:fill="FFFF99" w:val="clear"/>
-          </w:tcPr>
-          <w:p>
-            <w:r>
-              <w:rPr>
-                <w:b w:val="0"/>
-                <w:sz w:val="16"/>
-              </w:rPr>
-            </w:r>
-          </w:p>
-        </w:tc>
-        <w:tc>
-          <w:tcPr>
-            <w:tcW w:type="dxa" w:w="454"/>
-            <w:shd w:fill="FFFF99" w:val="clear"/>
-          </w:tcPr>
-          <w:p>
-            <w:r>
-              <w:rPr>
-                <w:b w:val="0"/>
-                <w:sz w:val="16"/>
-              </w:rPr>
-            </w:r>
-          </w:p>
-        </w:tc>
-        <w:tc>
-          <w:tcPr>
-            <w:tcW w:type="dxa" w:w="680"/>
-            <w:shd w:fill="FFFF99" w:val="clear"/>
-          </w:tcPr>
-          <w:p>
-            <w:r>
-              <w:rPr>
-                <w:b w:val="0"/>
-                <w:sz w:val="16"/>
-              </w:rPr>
-            </w:r>
-          </w:p>
-        </w:tc>
-        <w:tc>
-          <w:tcPr>
-            <w:tcW w:type="dxa" w:w="850"/>
-            <w:shd w:fill="FFFF99" w:val="clear"/>
-          </w:tcPr>
-          <w:p>
-            <w:r>
-              <w:rPr>
-                <w:b w:val="0"/>
-                <w:sz w:val="16"/>
-              </w:rPr>
-              <w:t>$6701168</w:t>
-            </w:r>
-          </w:p>
-        </w:tc>
-        <w:tc>
-          <w:tcPr>
-            <w:tcW w:type="dxa" w:w="1984"/>
-            <w:shd w:fill="FFFF99" w:val="clear"/>
-          </w:tcPr>
-          <w:p>
-            <w:r>
-              <w:rPr>
-                <w:b w:val="0"/>
-                <w:sz w:val="16"/>
-              </w:rPr>
-              <w:t>teava din polipropilena reticulata pn 16,</w:t>
-            </w:r>
-          </w:p>
-        </w:tc>
-        <w:tc>
-          <w:tcPr>
-            <w:tcW w:type="dxa" w:w="454"/>
-            <w:shd w:fill="FFFF99" w:val="clear"/>
-          </w:tcPr>
-          <w:p>
-            <w:r>
-              <w:rPr>
-                <w:b w:val="0"/>
-                <w:sz w:val="16"/>
-              </w:rPr>
-            </w:r>
-          </w:p>
-        </w:tc>
-        <w:tc>
-          <w:tcPr>
-            <w:tcW w:type="dxa" w:w="680"/>
-            <w:shd w:fill="FFFF99" w:val="clear"/>
-          </w:tcPr>
-          <w:p>
-            <w:r>
-              <w:rPr>
-                <w:b w:val="0"/>
-                <w:sz w:val="16"/>
-              </w:rPr>
-              <w:t>0.0</w:t>
-            </w:r>
-          </w:p>
-        </w:tc>
-        <w:tc>
-          <w:tcPr>
-            <w:tcW w:type="dxa" w:w="3572"/>
-            <w:shd w:fill="FFFF99" w:val="clear"/>
-          </w:tcPr>
-          <w:p>
-            <w:r>
-              <w:rPr>
-                <w:b w:val="0"/>
-                <w:color w:val="CC0000"/>
-                <w:sz w:val="16"/>
-              </w:rPr>
-              <w:t>Articol suplimentar în ofertă (nu există în referință)</w:t>
-            </w:r>
-          </w:p>
-        </w:tc>
-      </w:tr>
-      <w:tr>
-        <w:tc>
-          <w:tcPr>
-            <w:tcW w:type="dxa" w:w="397"/>
-            <w:shd w:fill="FFFF99" w:val="clear"/>
-          </w:tcPr>
-          <w:p>
-            <w:r>
-              <w:rPr>
-                <w:b w:val="0"/>
-                <w:sz w:val="16"/>
-              </w:rPr>
-              <w:t>45</w:t>
-            </w:r>
-          </w:p>
-        </w:tc>
-        <w:tc>
-          <w:tcPr>
-            <w:tcW w:type="dxa" w:w="1701"/>
-            <w:shd w:fill="FFFF99" w:val="clear"/>
-          </w:tcPr>
-          <w:p>
-            <w:r>
-              <w:rPr>
-                <w:b w:val="0"/>
-                <w:sz w:val="16"/>
-              </w:rPr>
-              <w:t>2.3 - INSTALATII SANITARE</w:t>
-            </w:r>
-          </w:p>
-        </w:tc>
-        <w:tc>
-          <w:tcPr>
-            <w:tcW w:type="dxa" w:w="850"/>
-            <w:shd w:fill="FFFF99" w:val="clear"/>
-          </w:tcPr>
-          <w:p>
-            <w:r>
-              <w:rPr>
-                <w:b w:val="0"/>
-                <w:sz w:val="16"/>
-              </w:rPr>
-            </w:r>
-          </w:p>
-        </w:tc>
-        <w:tc>
-          <w:tcPr>
-            <w:tcW w:type="dxa" w:w="1984"/>
-            <w:shd w:fill="FFFF99" w:val="clear"/>
-          </w:tcPr>
-          <w:p>
-            <w:r>
-              <w:rPr>
-                <w:b w:val="0"/>
-                <w:sz w:val="16"/>
-              </w:rPr>
-            </w:r>
-          </w:p>
-        </w:tc>
-        <w:tc>
-          <w:tcPr>
-            <w:tcW w:type="dxa" w:w="454"/>
-            <w:shd w:fill="FFFF99" w:val="clear"/>
-          </w:tcPr>
-          <w:p>
-            <w:r>
-              <w:rPr>
-                <w:b w:val="0"/>
-                <w:sz w:val="16"/>
-              </w:rPr>
-            </w:r>
-          </w:p>
-        </w:tc>
-        <w:tc>
-          <w:tcPr>
-            <w:tcW w:type="dxa" w:w="680"/>
-            <w:shd w:fill="FFFF99" w:val="clear"/>
-          </w:tcPr>
-          <w:p>
-            <w:r>
-              <w:rPr>
-                <w:b w:val="0"/>
-                <w:sz w:val="16"/>
-              </w:rPr>
-            </w:r>
-          </w:p>
-        </w:tc>
-        <w:tc>
-          <w:tcPr>
-            <w:tcW w:type="dxa" w:w="850"/>
-            <w:shd w:fill="FFFF99" w:val="clear"/>
-          </w:tcPr>
-          <w:p>
-            <w:r>
-              <w:rPr>
-                <w:b w:val="0"/>
-                <w:sz w:val="16"/>
-              </w:rPr>
-              <w:t>$4201304</w:t>
-            </w:r>
-          </w:p>
-        </w:tc>
-        <w:tc>
-          <w:tcPr>
-            <w:tcW w:type="dxa" w:w="1984"/>
-            <w:shd w:fill="FFFF99" w:val="clear"/>
-          </w:tcPr>
-          <w:p>
-            <w:r>
-              <w:rPr>
-                <w:b w:val="0"/>
-                <w:sz w:val="16"/>
-              </w:rPr>
-              <w:t>baterie monocomanda pentru lavoar / spalator+ a...</w:t>
-            </w:r>
-          </w:p>
-        </w:tc>
-        <w:tc>
-          <w:tcPr>
-            <w:tcW w:type="dxa" w:w="454"/>
-            <w:shd w:fill="FFFF99" w:val="clear"/>
-          </w:tcPr>
-          <w:p>
-            <w:r>
-              <w:rPr>
-                <w:b w:val="0"/>
-                <w:sz w:val="16"/>
-              </w:rPr>
-              <w:t>buc</w:t>
-            </w:r>
-          </w:p>
-        </w:tc>
-        <w:tc>
-          <w:tcPr>
-            <w:tcW w:type="dxa" w:w="680"/>
-            <w:shd w:fill="FFFF99" w:val="clear"/>
-          </w:tcPr>
-          <w:p>
-            <w:r>
-              <w:rPr>
-                <w:b w:val="0"/>
-                <w:sz w:val="16"/>
-              </w:rPr>
               <w:t>18.0</w:t>
-            </w:r>
-          </w:p>
-        </w:tc>
-        <w:tc>
-          <w:tcPr>
-            <w:tcW w:type="dxa" w:w="3572"/>
-            <w:shd w:fill="FFFF99" w:val="clear"/>
-          </w:tcPr>
-          <w:p>
-            <w:r>
-              <w:rPr>
-                <w:b w:val="0"/>
-                <w:color w:val="CC0000"/>
-                <w:sz w:val="16"/>
-              </w:rPr>
-              <w:t>Articol suplimentar în ofertă (nu există în referință)</w:t>
-            </w:r>
-          </w:p>
-        </w:tc>
-      </w:tr>
-      <w:tr>
-        <w:tc>
-          <w:tcPr>
-            <w:tcW w:type="dxa" w:w="397"/>
-            <w:shd w:fill="FFFF99" w:val="clear"/>
-          </w:tcPr>
-          <w:p>
-            <w:r>
-              <w:rPr>
-                <w:b w:val="0"/>
-                <w:sz w:val="16"/>
-              </w:rPr>
-              <w:t>46</w:t>
-            </w:r>
-          </w:p>
-        </w:tc>
-        <w:tc>
-          <w:tcPr>
-            <w:tcW w:type="dxa" w:w="1701"/>
-            <w:shd w:fill="FFFF99" w:val="clear"/>
-          </w:tcPr>
-          <w:p>
-            <w:r>
-              <w:rPr>
-                <w:b w:val="0"/>
-                <w:sz w:val="16"/>
-              </w:rPr>
-              <w:t>2.3 - INSTALATII SANITARE</w:t>
-            </w:r>
-          </w:p>
-        </w:tc>
-        <w:tc>
-          <w:tcPr>
-            <w:tcW w:type="dxa" w:w="850"/>
-            <w:shd w:fill="FFFF99" w:val="clear"/>
-          </w:tcPr>
-          <w:p>
-            <w:r>
-              <w:rPr>
-                <w:b w:val="0"/>
-                <w:sz w:val="16"/>
-              </w:rPr>
-            </w:r>
-          </w:p>
-        </w:tc>
-        <w:tc>
-          <w:tcPr>
-            <w:tcW w:type="dxa" w:w="1984"/>
-            <w:shd w:fill="FFFF99" w:val="clear"/>
-          </w:tcPr>
-          <w:p>
-            <w:r>
-              <w:rPr>
-                <w:b w:val="0"/>
-                <w:sz w:val="16"/>
-              </w:rPr>
-            </w:r>
-          </w:p>
-        </w:tc>
-        <w:tc>
-          <w:tcPr>
-            <w:tcW w:type="dxa" w:w="454"/>
-            <w:shd w:fill="FFFF99" w:val="clear"/>
-          </w:tcPr>
-          <w:p>
-            <w:r>
-              <w:rPr>
-                <w:b w:val="0"/>
-                <w:sz w:val="16"/>
-              </w:rPr>
-            </w:r>
-          </w:p>
-        </w:tc>
-        <w:tc>
-          <w:tcPr>
-            <w:tcW w:type="dxa" w:w="680"/>
-            <w:shd w:fill="FFFF99" w:val="clear"/>
-          </w:tcPr>
-          <w:p>
-            <w:r>
-              <w:rPr>
-                <w:b w:val="0"/>
-                <w:sz w:val="16"/>
-              </w:rPr>
-            </w:r>
-          </w:p>
-        </w:tc>
-        <w:tc>
-          <w:tcPr>
-            <w:tcW w:type="dxa" w:w="850"/>
-            <w:shd w:fill="FFFF99" w:val="clear"/>
-          </w:tcPr>
-          <w:p>
-            <w:r>
-              <w:rPr>
-                <w:b w:val="0"/>
-                <w:sz w:val="16"/>
-              </w:rPr>
-              <w:t>$6701166</w:t>
-            </w:r>
-          </w:p>
-        </w:tc>
-        <w:tc>
-          <w:tcPr>
-            <w:tcW w:type="dxa" w:w="1984"/>
-            <w:shd w:fill="FFFF99" w:val="clear"/>
-          </w:tcPr>
-          <w:p>
-            <w:r>
-              <w:rPr>
-                <w:b w:val="0"/>
-                <w:sz w:val="16"/>
-              </w:rPr>
-              <w:t>teava din polipropilena reticulata pn 16,</w:t>
-            </w:r>
-          </w:p>
-        </w:tc>
-        <w:tc>
-          <w:tcPr>
-            <w:tcW w:type="dxa" w:w="454"/>
-            <w:shd w:fill="FFFF99" w:val="clear"/>
-          </w:tcPr>
-          <w:p>
-            <w:r>
-              <w:rPr>
-                <w:b w:val="0"/>
-                <w:sz w:val="16"/>
-              </w:rPr>
-            </w:r>
-          </w:p>
-        </w:tc>
-        <w:tc>
-          <w:tcPr>
-            <w:tcW w:type="dxa" w:w="680"/>
-            <w:shd w:fill="FFFF99" w:val="clear"/>
-          </w:tcPr>
-          <w:p>
-            <w:r>
-              <w:rPr>
-                <w:b w:val="0"/>
-                <w:sz w:val="16"/>
-              </w:rPr>
-              <w:t>0.0</w:t>
             </w:r>
           </w:p>
         </w:tc>
@@ -7830,7 +7015,7 @@
                 <w:color w:val="000000"/>
                 <w:sz w:val="18"/>
               </w:rPr>
-              <w:t>Neconformitati: 27 din 116 articole ref.</w:t>
+              <w:t>Neconformitati: 22 din 116 articole ref.</w:t>
             </w:r>
           </w:p>
         </w:tc>
@@ -7940,7 +7125,7 @@
                 <w:b/>
                 <w:sz w:val="18"/>
               </w:rPr>
-              <w:t>Capitol de lucrări 2.4 — INSTALATII CURENTI TARI  │  LIPSA: 0  │  EXTRA: 7  │  Delta: +7</w:t>
+              <w:t>Capitol de lucrări 2.4 — INSTALATII CURENTI TARI  │  LIPSA: 0  │  EXTRA: 6  │  Delta: +6</w:t>
             </w:r>
           </w:p>
         </w:tc>
@@ -7956,7 +7141,7 @@
                 <w:b w:val="0"/>
                 <w:sz w:val="16"/>
               </w:rPr>
-              <w:t>48</w:t>
+              <w:t>43</w:t>
             </w:r>
           </w:p>
         </w:tc>
@@ -8115,7 +7300,7 @@
                 <w:b w:val="0"/>
                 <w:sz w:val="16"/>
               </w:rPr>
-              <w:t>49</w:t>
+              <w:t>44</w:t>
             </w:r>
           </w:p>
         </w:tc>
@@ -8274,7 +7459,7 @@
                 <w:b w:val="0"/>
                 <w:sz w:val="16"/>
               </w:rPr>
-              <w:t>50</w:t>
+              <w:t>45</w:t>
             </w:r>
           </w:p>
         </w:tc>
@@ -8433,7 +7618,7 @@
                 <w:b w:val="0"/>
                 <w:sz w:val="16"/>
               </w:rPr>
-              <w:t>51</w:t>
+              <w:t>46</w:t>
             </w:r>
           </w:p>
         </w:tc>
@@ -8592,7 +7777,7 @@
                 <w:b w:val="0"/>
                 <w:sz w:val="16"/>
               </w:rPr>
-              <w:t>52</w:t>
+              <w:t>47</w:t>
             </w:r>
           </w:p>
         </w:tc>
@@ -8751,7 +7936,7 @@
                 <w:b w:val="0"/>
                 <w:sz w:val="16"/>
               </w:rPr>
-              <w:t>53</w:t>
+              <w:t>48</w:t>
             </w:r>
           </w:p>
         </w:tc>
@@ -8910,7 +8095,7 @@
                 <w:b w:val="0"/>
                 <w:sz w:val="16"/>
               </w:rPr>
-              <w:t>54</w:t>
+              <w:t>49</w:t>
             </w:r>
           </w:p>
         </w:tc>
@@ -9069,7 +8254,7 @@
                 <w:b w:val="0"/>
                 <w:sz w:val="16"/>
               </w:rPr>
-              <w:t>55</w:t>
+              <w:t>50</w:t>
             </w:r>
           </w:p>
         </w:tc>
@@ -9248,7 +8433,7 @@
                 <w:b w:val="0"/>
                 <w:sz w:val="16"/>
               </w:rPr>
-              <w:t>56</w:t>
+              <w:t>51</w:t>
             </w:r>
           </w:p>
         </w:tc>
@@ -9334,7 +8519,7 @@
                 <w:b w:val="0"/>
                 <w:sz w:val="16"/>
               </w:rPr>
-              <w:t>$5102578</w:t>
+              <w:t>$5206685</w:t>
             </w:r>
           </w:p>
         </w:tc>
@@ -9349,7 +8534,7 @@
                 <w:b w:val="0"/>
                 <w:sz w:val="16"/>
               </w:rPr>
-              <w:t>corp de iluminat casetat, led 48w 600x600mm</w:t>
+              <w:t>clema de cabluri, pentru 10 conductori</w:t>
             </w:r>
           </w:p>
         </w:tc>
@@ -9379,7 +8564,7 @@
                 <w:b w:val="0"/>
                 <w:sz w:val="16"/>
               </w:rPr>
-              <w:t>24.0</w:t>
+              <w:t>200.0</w:t>
             </w:r>
           </w:p>
         </w:tc>
@@ -9412,7 +8597,7 @@
                 <w:b w:val="0"/>
                 <w:sz w:val="16"/>
               </w:rPr>
-              <w:t>57</w:t>
+              <w:t>52</w:t>
             </w:r>
           </w:p>
         </w:tc>
@@ -9498,7 +8683,7 @@
                 <w:b w:val="0"/>
                 <w:sz w:val="16"/>
               </w:rPr>
-              <w:t>$5535995</w:t>
+              <w:t>$5102578</w:t>
             </w:r>
           </w:p>
         </w:tc>
@@ -9513,7 +8698,7 @@
                 <w:b w:val="0"/>
                 <w:sz w:val="16"/>
               </w:rPr>
-              <w:t>priza etansa cu contact de protectie, 230v, ip 44</w:t>
+              <w:t>corp de iluminat casetat, led 48w 600x600mm</w:t>
             </w:r>
           </w:p>
         </w:tc>
@@ -9543,7 +8728,7 @@
                 <w:b w:val="0"/>
                 <w:sz w:val="16"/>
               </w:rPr>
-              <w:t>6.0</w:t>
+              <w:t>24.0</w:t>
             </w:r>
           </w:p>
         </w:tc>
@@ -9576,7 +8761,7 @@
                 <w:b w:val="0"/>
                 <w:sz w:val="16"/>
               </w:rPr>
-              <w:t>58</w:t>
+              <w:t>53</w:t>
             </w:r>
           </w:p>
         </w:tc>
@@ -9662,7 +8847,7 @@
                 <w:b w:val="0"/>
                 <w:sz w:val="16"/>
               </w:rPr>
-              <w:t>EA02B03</w:t>
+              <w:t>$5535995</w:t>
             </w:r>
           </w:p>
         </w:tc>
@@ -9677,7 +8862,7 @@
                 <w:b w:val="0"/>
                 <w:sz w:val="16"/>
               </w:rPr>
-              <w:t>cablu cupru n2xh 3x 2,5 mmp 100018764[1] - cabl...</w:t>
+              <w:t>priza etansa cu contact de protectie, 230v, ip 44</w:t>
             </w:r>
           </w:p>
         </w:tc>
@@ -9692,7 +8877,7 @@
                 <w:b w:val="0"/>
                 <w:sz w:val="16"/>
               </w:rPr>
-              <w:t>ml</w:t>
+              <w:t>buc</w:t>
             </w:r>
           </w:p>
         </w:tc>
@@ -9707,7 +8892,7 @@
                 <w:b w:val="0"/>
                 <w:sz w:val="16"/>
               </w:rPr>
-              <w:t>2000.0</w:t>
+              <w:t>6.0</w:t>
             </w:r>
           </w:p>
         </w:tc>
@@ -9740,7 +8925,7 @@
                 <w:b w:val="0"/>
                 <w:sz w:val="16"/>
               </w:rPr>
-              <w:t>59</w:t>
+              <w:t>54</w:t>
             </w:r>
           </w:p>
         </w:tc>
@@ -9904,7 +9089,7 @@
                 <w:b w:val="0"/>
                 <w:sz w:val="16"/>
               </w:rPr>
-              <w:t>60</w:t>
+              <w:t>55</w:t>
             </w:r>
           </w:p>
         </w:tc>
@@ -9990,7 +9175,7 @@
                 <w:b w:val="0"/>
                 <w:sz w:val="16"/>
               </w:rPr>
-              <w:t>$5206685</w:t>
+              <w:t>EA02B03</w:t>
             </w:r>
           </w:p>
         </w:tc>
@@ -10005,7 +9190,7 @@
                 <w:b w:val="0"/>
                 <w:sz w:val="16"/>
               </w:rPr>
-              <w:t>clema de cabluri, pentru 10 conductori</w:t>
+              <w:t>cablu cupru n2xh 3x 2,5 mmp 100018764[1] - cabl...</w:t>
             </w:r>
           </w:p>
         </w:tc>
@@ -10020,7 +9205,7 @@
                 <w:b w:val="0"/>
                 <w:sz w:val="16"/>
               </w:rPr>
-              <w:t>buc</w:t>
+              <w:t>ml</w:t>
             </w:r>
           </w:p>
         </w:tc>
@@ -10035,7 +9220,7 @@
                 <w:b w:val="0"/>
                 <w:sz w:val="16"/>
               </w:rPr>
-              <w:t>200.0</w:t>
+              <w:t>2000.0</w:t>
             </w:r>
           </w:p>
         </w:tc>
@@ -10068,170 +9253,7 @@
                 <w:b w:val="0"/>
                 <w:sz w:val="16"/>
               </w:rPr>
-              <w:t>61</w:t>
-            </w:r>
-          </w:p>
-        </w:tc>
-        <w:tc>
-          <w:tcPr>
-            <w:tcW w:type="dxa" w:w="1701"/>
-            <w:shd w:fill="FFFF99" w:val="clear"/>
-          </w:tcPr>
-          <w:p>
-            <w:r>
-              <w:rPr>
-                <w:b w:val="0"/>
-                <w:sz w:val="16"/>
-              </w:rPr>
-              <w:t>2.4 - INSTALATII CURENTI TARI</w:t>
-            </w:r>
-          </w:p>
-        </w:tc>
-        <w:tc>
-          <w:tcPr>
-            <w:tcW w:type="dxa" w:w="850"/>
-            <w:shd w:fill="FFFF99" w:val="clear"/>
-          </w:tcPr>
-          <w:p>
-            <w:r>
-              <w:rPr>
-                <w:b w:val="0"/>
-                <w:sz w:val="16"/>
-              </w:rPr>
-            </w:r>
-          </w:p>
-        </w:tc>
-        <w:tc>
-          <w:tcPr>
-            <w:tcW w:type="dxa" w:w="1984"/>
-            <w:shd w:fill="FFFF99" w:val="clear"/>
-          </w:tcPr>
-          <w:p>
-            <w:r>
-              <w:rPr>
-                <w:b w:val="0"/>
-                <w:sz w:val="16"/>
-              </w:rPr>
-            </w:r>
-          </w:p>
-        </w:tc>
-        <w:tc>
-          <w:tcPr>
-            <w:tcW w:type="dxa" w:w="454"/>
-            <w:shd w:fill="FFFF99" w:val="clear"/>
-          </w:tcPr>
-          <w:p>
-            <w:r>
-              <w:rPr>
-                <w:b w:val="0"/>
-                <w:sz w:val="16"/>
-              </w:rPr>
-            </w:r>
-          </w:p>
-        </w:tc>
-        <w:tc>
-          <w:tcPr>
-            <w:tcW w:type="dxa" w:w="680"/>
-            <w:shd w:fill="FFFF99" w:val="clear"/>
-          </w:tcPr>
-          <w:p>
-            <w:r>
-              <w:rPr>
-                <w:b w:val="0"/>
-                <w:sz w:val="16"/>
-              </w:rPr>
-            </w:r>
-          </w:p>
-        </w:tc>
-        <w:tc>
-          <w:tcPr>
-            <w:tcW w:type="dxa" w:w="850"/>
-            <w:shd w:fill="FFFF99" w:val="clear"/>
-          </w:tcPr>
-          <w:p>
-            <w:r>
-              <w:rPr>
-                <w:b w:val="0"/>
-                <w:sz w:val="16"/>
-              </w:rPr>
-              <w:t>EE01C01</w:t>
-            </w:r>
-          </w:p>
-        </w:tc>
-        <w:tc>
-          <w:tcPr>
-            <w:tcW w:type="dxa" w:w="1984"/>
-            <w:shd w:fill="FFFF99" w:val="clear"/>
-          </w:tcPr>
-          <w:p>
-            <w:r>
-              <w:rPr>
-                <w:b w:val="0"/>
-                <w:sz w:val="16"/>
-              </w:rPr>
-              <w:t>corp de iluminat bitubular, led 18w 60cm</w:t>
-            </w:r>
-          </w:p>
-        </w:tc>
-        <w:tc>
-          <w:tcPr>
-            <w:tcW w:type="dxa" w:w="454"/>
-            <w:shd w:fill="FFFF99" w:val="clear"/>
-          </w:tcPr>
-          <w:p>
-            <w:r>
-              <w:rPr>
-                <w:b w:val="0"/>
-                <w:sz w:val="16"/>
-              </w:rPr>
-            </w:r>
-          </w:p>
-        </w:tc>
-        <w:tc>
-          <w:tcPr>
-            <w:tcW w:type="dxa" w:w="680"/>
-            <w:shd w:fill="FFFF99" w:val="clear"/>
-          </w:tcPr>
-          <w:p>
-            <w:r>
-              <w:rPr>
-                <w:b w:val="0"/>
-                <w:sz w:val="16"/>
-              </w:rPr>
-              <w:t>0.0</w:t>
-            </w:r>
-          </w:p>
-        </w:tc>
-        <w:tc>
-          <w:tcPr>
-            <w:tcW w:type="dxa" w:w="3572"/>
-            <w:shd w:fill="FFFF99" w:val="clear"/>
-          </w:tcPr>
-          <w:p>
-            <w:r>
-              <w:rPr>
-                <w:b w:val="0"/>
-                <w:color w:val="CC0000"/>
-                <w:sz w:val="16"/>
-              </w:rPr>
-              <w:t>Articol suplimentar în ofertă (nu există în referință)</w:t>
-            </w:r>
-          </w:p>
-        </w:tc>
-      </w:tr>
-      <w:tr>
-        <w:tc>
-          <w:tcPr>
-            <w:tcW w:type="dxa" w:w="397"/>
-            <w:shd w:fill="FFFF99" w:val="clear"/>
-          </w:tcPr>
-          <w:p>
-            <w:r>
-              <w:rPr>
-                <w:b w:val="0"/>
-                <w:sz w:val="16"/>
-              </w:rPr>
-              <w:t>62</w:t>
+              <w:t>56</w:t>
             </w:r>
           </w:p>
         </w:tc>
@@ -10418,7 +9440,7 @@
                 <w:color w:val="000000"/>
                 <w:sz w:val="18"/>
               </w:rPr>
-              <w:t>Neconformitati: 15 din 57 articole ref.</w:t>
+              <w:t>Neconformitati: 14 din 57 articole ref.</w:t>
             </w:r>
           </w:p>
         </w:tc>
@@ -10528,7 +9550,7 @@
                 <w:b/>
                 <w:sz w:val="18"/>
               </w:rPr>
-              <w:t>Capitol de lucrări 2.6 — INSTALATII TERMICE  │  LIPSA: 1  │  EXTRA: 5  │  Delta: +4</w:t>
+              <w:t>Capitol de lucrări 2.6 — INSTALATII TERMICE  │  LIPSA: 1  │  EXTRA: 2  │  Delta: +1</w:t>
             </w:r>
           </w:p>
         </w:tc>
@@ -10544,7 +9566,7 @@
                 <w:b w:val="0"/>
                 <w:sz w:val="16"/>
               </w:rPr>
-              <w:t>64</w:t>
+              <w:t>58</w:t>
             </w:r>
           </w:p>
         </w:tc>
@@ -10703,7 +9725,7 @@
                 <w:b w:val="0"/>
                 <w:sz w:val="16"/>
               </w:rPr>
-              <w:t>65</w:t>
+              <w:t>59</w:t>
             </w:r>
           </w:p>
         </w:tc>
@@ -10862,7 +9884,7 @@
                 <w:b w:val="0"/>
                 <w:sz w:val="16"/>
               </w:rPr>
-              <w:t>66</w:t>
+              <w:t>60</w:t>
             </w:r>
           </w:p>
         </w:tc>
@@ -11021,7 +10043,7 @@
                 <w:b w:val="0"/>
                 <w:sz w:val="16"/>
               </w:rPr>
-              <w:t>67</w:t>
+              <w:t>61</w:t>
             </w:r>
           </w:p>
         </w:tc>
@@ -11180,7 +10202,7 @@
                 <w:b w:val="0"/>
                 <w:sz w:val="16"/>
               </w:rPr>
-              <w:t>68</w:t>
+              <w:t>62</w:t>
             </w:r>
           </w:p>
         </w:tc>
@@ -11339,7 +10361,7 @@
                 <w:b w:val="0"/>
                 <w:sz w:val="16"/>
               </w:rPr>
-              <w:t>69</w:t>
+              <w:t>63</w:t>
             </w:r>
           </w:p>
         </w:tc>
@@ -11498,7 +10520,7 @@
                 <w:b w:val="0"/>
                 <w:sz w:val="16"/>
               </w:rPr>
-              <w:t>70</w:t>
+              <w:t>64</w:t>
             </w:r>
           </w:p>
         </w:tc>
@@ -11624,7 +10646,7 @@
                 <w:b w:val="0"/>
                 <w:sz w:val="16"/>
               </w:rPr>
-              <w:t>71</w:t>
+              <w:t>65</w:t>
             </w:r>
           </w:p>
         </w:tc>
@@ -11790,7 +10812,7 @@
                 <w:b w:val="0"/>
                 <w:sz w:val="16"/>
               </w:rPr>
-              <w:t>72</w:t>
+              <w:t>66</w:t>
             </w:r>
           </w:p>
         </w:tc>
@@ -11956,7 +10978,7 @@
                 <w:b w:val="0"/>
                 <w:sz w:val="16"/>
               </w:rPr>
-              <w:t>73</w:t>
+              <w:t>67</w:t>
             </w:r>
           </w:p>
         </w:tc>
@@ -12141,7 +11163,7 @@
                 <w:b w:val="0"/>
                 <w:sz w:val="16"/>
               </w:rPr>
-              <w:t>74</w:t>
+              <w:t>68</w:t>
             </w:r>
           </w:p>
         </w:tc>
@@ -12227,7 +11249,7 @@
                 <w:b w:val="0"/>
                 <w:sz w:val="16"/>
               </w:rPr>
-              <w:t>SA13I</w:t>
+              <w:t>$4204032</w:t>
             </w:r>
           </w:p>
         </w:tc>
@@ -12242,7 +11264,7 @@
                 <w:b w:val="0"/>
                 <w:sz w:val="16"/>
               </w:rPr>
-              <w:t>compensator de dilatare liniar din inox d = 2 '...</w:t>
+              <w:t>bratara tevi instalatii apa si gaze 3/4</w:t>
             </w:r>
           </w:p>
         </w:tc>
@@ -12272,7 +11294,7 @@
                 <w:b w:val="0"/>
                 <w:sz w:val="16"/>
               </w:rPr>
-              <w:t>4.0</w:t>
+              <w:t>187.0</w:t>
             </w:r>
           </w:p>
         </w:tc>
@@ -12305,7 +11327,7 @@
                 <w:b w:val="0"/>
                 <w:sz w:val="16"/>
               </w:rPr>
-              <w:t>75</w:t>
+              <w:t>69</w:t>
             </w:r>
           </w:p>
         </w:tc>
@@ -12391,7 +11413,7 @@
                 <w:b w:val="0"/>
                 <w:sz w:val="16"/>
               </w:rPr>
-              <w:t>$4204032</w:t>
+              <w:t>SA13I</w:t>
             </w:r>
           </w:p>
         </w:tc>
@@ -12406,7 +11428,7 @@
                 <w:b w:val="0"/>
                 <w:sz w:val="16"/>
               </w:rPr>
-              <w:t>bratara tevi instalatii apa si gaze 3/4</w:t>
+              <w:t>compensator de dilatare liniar din inox d = 2 '...</w:t>
             </w:r>
           </w:p>
         </w:tc>
@@ -12436,496 +11458,7 @@
                 <w:b w:val="0"/>
                 <w:sz w:val="16"/>
               </w:rPr>
-              <w:t>187.0</w:t>
-            </w:r>
-          </w:p>
-        </w:tc>
-        <w:tc>
-          <w:tcPr>
-            <w:tcW w:type="dxa" w:w="3572"/>
-            <w:shd w:fill="FFFF99" w:val="clear"/>
-          </w:tcPr>
-          <w:p>
-            <w:r>
-              <w:rPr>
-                <w:b w:val="0"/>
-                <w:color w:val="CC0000"/>
-                <w:sz w:val="16"/>
-              </w:rPr>
-              <w:t>Articol suplimentar în ofertă (nu există în referință)</w:t>
-            </w:r>
-          </w:p>
-        </w:tc>
-      </w:tr>
-      <w:tr>
-        <w:tc>
-          <w:tcPr>
-            <w:tcW w:type="dxa" w:w="397"/>
-            <w:shd w:fill="FFFF99" w:val="clear"/>
-          </w:tcPr>
-          <w:p>
-            <w:r>
-              <w:rPr>
-                <w:b w:val="0"/>
-                <w:sz w:val="16"/>
-              </w:rPr>
-              <w:t>76</w:t>
-            </w:r>
-          </w:p>
-        </w:tc>
-        <w:tc>
-          <w:tcPr>
-            <w:tcW w:type="dxa" w:w="1701"/>
-            <w:shd w:fill="FFFF99" w:val="clear"/>
-          </w:tcPr>
-          <w:p>
-            <w:r>
-              <w:rPr>
-                <w:b w:val="0"/>
-                <w:sz w:val="16"/>
-              </w:rPr>
-              <w:t>2.6 - INSTALATII TERMICE</w:t>
-            </w:r>
-          </w:p>
-        </w:tc>
-        <w:tc>
-          <w:tcPr>
-            <w:tcW w:type="dxa" w:w="850"/>
-            <w:shd w:fill="FFFF99" w:val="clear"/>
-          </w:tcPr>
-          <w:p>
-            <w:r>
-              <w:rPr>
-                <w:b w:val="0"/>
-                <w:sz w:val="16"/>
-              </w:rPr>
-            </w:r>
-          </w:p>
-        </w:tc>
-        <w:tc>
-          <w:tcPr>
-            <w:tcW w:type="dxa" w:w="1984"/>
-            <w:shd w:fill="FFFF99" w:val="clear"/>
-          </w:tcPr>
-          <w:p>
-            <w:r>
-              <w:rPr>
-                <w:b w:val="0"/>
-                <w:sz w:val="16"/>
-              </w:rPr>
-            </w:r>
-          </w:p>
-        </w:tc>
-        <w:tc>
-          <w:tcPr>
-            <w:tcW w:type="dxa" w:w="454"/>
-            <w:shd w:fill="FFFF99" w:val="clear"/>
-          </w:tcPr>
-          <w:p>
-            <w:r>
-              <w:rPr>
-                <w:b w:val="0"/>
-                <w:sz w:val="16"/>
-              </w:rPr>
-            </w:r>
-          </w:p>
-        </w:tc>
-        <w:tc>
-          <w:tcPr>
-            <w:tcW w:type="dxa" w:w="680"/>
-            <w:shd w:fill="FFFF99" w:val="clear"/>
-          </w:tcPr>
-          <w:p>
-            <w:r>
-              <w:rPr>
-                <w:b w:val="0"/>
-                <w:sz w:val="16"/>
-              </w:rPr>
-            </w:r>
-          </w:p>
-        </w:tc>
-        <w:tc>
-          <w:tcPr>
-            <w:tcW w:type="dxa" w:w="850"/>
-            <w:shd w:fill="FFFF99" w:val="clear"/>
-          </w:tcPr>
-          <w:p>
-            <w:r>
-              <w:rPr>
-                <w:b w:val="0"/>
-                <w:sz w:val="16"/>
-              </w:rPr>
-              <w:t>$4201717</w:t>
-            </w:r>
-          </w:p>
-        </w:tc>
-        <w:tc>
-          <w:tcPr>
-            <w:tcW w:type="dxa" w:w="1984"/>
-            <w:shd w:fill="FFFF99" w:val="clear"/>
-          </w:tcPr>
-          <w:p>
-            <w:r>
-              <w:rPr>
-                <w:b w:val="0"/>
-                <w:sz w:val="16"/>
-              </w:rPr>
-              <w:t>robinet retinere ventil 2 1/2 pn 6 mufa</w:t>
-            </w:r>
-          </w:p>
-        </w:tc>
-        <w:tc>
-          <w:tcPr>
-            <w:tcW w:type="dxa" w:w="454"/>
-            <w:shd w:fill="FFFF99" w:val="clear"/>
-          </w:tcPr>
-          <w:p>
-            <w:r>
-              <w:rPr>
-                <w:b w:val="0"/>
-                <w:sz w:val="16"/>
-              </w:rPr>
-            </w:r>
-          </w:p>
-        </w:tc>
-        <w:tc>
-          <w:tcPr>
-            <w:tcW w:type="dxa" w:w="680"/>
-            <w:shd w:fill="FFFF99" w:val="clear"/>
-          </w:tcPr>
-          <w:p>
-            <w:r>
-              <w:rPr>
-                <w:b w:val="0"/>
-                <w:sz w:val="16"/>
-              </w:rPr>
-              <w:t>0.0</w:t>
-            </w:r>
-          </w:p>
-        </w:tc>
-        <w:tc>
-          <w:tcPr>
-            <w:tcW w:type="dxa" w:w="3572"/>
-            <w:shd w:fill="FFFF99" w:val="clear"/>
-          </w:tcPr>
-          <w:p>
-            <w:r>
-              <w:rPr>
-                <w:b w:val="0"/>
-                <w:color w:val="CC0000"/>
-                <w:sz w:val="16"/>
-              </w:rPr>
-              <w:t>Articol suplimentar în ofertă (nu există în referință)</w:t>
-            </w:r>
-          </w:p>
-        </w:tc>
-      </w:tr>
-      <w:tr>
-        <w:tc>
-          <w:tcPr>
-            <w:tcW w:type="dxa" w:w="397"/>
-            <w:shd w:fill="FFFF99" w:val="clear"/>
-          </w:tcPr>
-          <w:p>
-            <w:r>
-              <w:rPr>
-                <w:b w:val="0"/>
-                <w:sz w:val="16"/>
-              </w:rPr>
-              <w:t>77</w:t>
-            </w:r>
-          </w:p>
-        </w:tc>
-        <w:tc>
-          <w:tcPr>
-            <w:tcW w:type="dxa" w:w="1701"/>
-            <w:shd w:fill="FFFF99" w:val="clear"/>
-          </w:tcPr>
-          <w:p>
-            <w:r>
-              <w:rPr>
-                <w:b w:val="0"/>
-                <w:sz w:val="16"/>
-              </w:rPr>
-              <w:t>2.6 - INSTALATII TERMICE</w:t>
-            </w:r>
-          </w:p>
-        </w:tc>
-        <w:tc>
-          <w:tcPr>
-            <w:tcW w:type="dxa" w:w="850"/>
-            <w:shd w:fill="FFFF99" w:val="clear"/>
-          </w:tcPr>
-          <w:p>
-            <w:r>
-              <w:rPr>
-                <w:b w:val="0"/>
-                <w:sz w:val="16"/>
-              </w:rPr>
-            </w:r>
-          </w:p>
-        </w:tc>
-        <w:tc>
-          <w:tcPr>
-            <w:tcW w:type="dxa" w:w="1984"/>
-            <w:shd w:fill="FFFF99" w:val="clear"/>
-          </w:tcPr>
-          <w:p>
-            <w:r>
-              <w:rPr>
-                <w:b w:val="0"/>
-                <w:sz w:val="16"/>
-              </w:rPr>
-            </w:r>
-          </w:p>
-        </w:tc>
-        <w:tc>
-          <w:tcPr>
-            <w:tcW w:type="dxa" w:w="454"/>
-            <w:shd w:fill="FFFF99" w:val="clear"/>
-          </w:tcPr>
-          <w:p>
-            <w:r>
-              <w:rPr>
-                <w:b w:val="0"/>
-                <w:sz w:val="16"/>
-              </w:rPr>
-            </w:r>
-          </w:p>
-        </w:tc>
-        <w:tc>
-          <w:tcPr>
-            <w:tcW w:type="dxa" w:w="680"/>
-            <w:shd w:fill="FFFF99" w:val="clear"/>
-          </w:tcPr>
-          <w:p>
-            <w:r>
-              <w:rPr>
-                <w:b w:val="0"/>
-                <w:sz w:val="16"/>
-              </w:rPr>
-            </w:r>
-          </w:p>
-        </w:tc>
-        <w:tc>
-          <w:tcPr>
-            <w:tcW w:type="dxa" w:w="850"/>
-            <w:shd w:fill="FFFF99" w:val="clear"/>
-          </w:tcPr>
-          <w:p>
-            <w:r>
-              <w:rPr>
-                <w:b w:val="0"/>
-                <w:sz w:val="16"/>
-              </w:rPr>
-              <w:t>$4201690</w:t>
-            </w:r>
-          </w:p>
-        </w:tc>
-        <w:tc>
-          <w:tcPr>
-            <w:tcW w:type="dxa" w:w="1984"/>
-            <w:shd w:fill="FFFF99" w:val="clear"/>
-          </w:tcPr>
-          <w:p>
-            <w:r>
-              <w:rPr>
-                <w:b w:val="0"/>
-                <w:sz w:val="16"/>
-              </w:rPr>
-              <w:t>robinet retinere ventil 1 1/2 pn 6 mufa</w:t>
-            </w:r>
-          </w:p>
-        </w:tc>
-        <w:tc>
-          <w:tcPr>
-            <w:tcW w:type="dxa" w:w="454"/>
-            <w:shd w:fill="FFFF99" w:val="clear"/>
-          </w:tcPr>
-          <w:p>
-            <w:r>
-              <w:rPr>
-                <w:b w:val="0"/>
-                <w:sz w:val="16"/>
-              </w:rPr>
-            </w:r>
-          </w:p>
-        </w:tc>
-        <w:tc>
-          <w:tcPr>
-            <w:tcW w:type="dxa" w:w="680"/>
-            <w:shd w:fill="FFFF99" w:val="clear"/>
-          </w:tcPr>
-          <w:p>
-            <w:r>
-              <w:rPr>
-                <w:b w:val="0"/>
-                <w:sz w:val="16"/>
-              </w:rPr>
-              <w:t>0.0</w:t>
-            </w:r>
-          </w:p>
-        </w:tc>
-        <w:tc>
-          <w:tcPr>
-            <w:tcW w:type="dxa" w:w="3572"/>
-            <w:shd w:fill="FFFF99" w:val="clear"/>
-          </w:tcPr>
-          <w:p>
-            <w:r>
-              <w:rPr>
-                <w:b w:val="0"/>
-                <w:color w:val="CC0000"/>
-                <w:sz w:val="16"/>
-              </w:rPr>
-              <w:t>Articol suplimentar în ofertă (nu există în referință)</w:t>
-            </w:r>
-          </w:p>
-        </w:tc>
-      </w:tr>
-      <w:tr>
-        <w:tc>
-          <w:tcPr>
-            <w:tcW w:type="dxa" w:w="397"/>
-            <w:shd w:fill="FFFF99" w:val="clear"/>
-          </w:tcPr>
-          <w:p>
-            <w:r>
-              <w:rPr>
-                <w:b w:val="0"/>
-                <w:sz w:val="16"/>
-              </w:rPr>
-              <w:t>78</w:t>
-            </w:r>
-          </w:p>
-        </w:tc>
-        <w:tc>
-          <w:tcPr>
-            <w:tcW w:type="dxa" w:w="1701"/>
-            <w:shd w:fill="FFFF99" w:val="clear"/>
-          </w:tcPr>
-          <w:p>
-            <w:r>
-              <w:rPr>
-                <w:b w:val="0"/>
-                <w:sz w:val="16"/>
-              </w:rPr>
-              <w:t>2.6 - INSTALATII TERMICE</w:t>
-            </w:r>
-          </w:p>
-        </w:tc>
-        <w:tc>
-          <w:tcPr>
-            <w:tcW w:type="dxa" w:w="850"/>
-            <w:shd w:fill="FFFF99" w:val="clear"/>
-          </w:tcPr>
-          <w:p>
-            <w:r>
-              <w:rPr>
-                <w:b w:val="0"/>
-                <w:sz w:val="16"/>
-              </w:rPr>
-            </w:r>
-          </w:p>
-        </w:tc>
-        <w:tc>
-          <w:tcPr>
-            <w:tcW w:type="dxa" w:w="1984"/>
-            <w:shd w:fill="FFFF99" w:val="clear"/>
-          </w:tcPr>
-          <w:p>
-            <w:r>
-              <w:rPr>
-                <w:b w:val="0"/>
-                <w:sz w:val="16"/>
-              </w:rPr>
-            </w:r>
-          </w:p>
-        </w:tc>
-        <w:tc>
-          <w:tcPr>
-            <w:tcW w:type="dxa" w:w="454"/>
-            <w:shd w:fill="FFFF99" w:val="clear"/>
-          </w:tcPr>
-          <w:p>
-            <w:r>
-              <w:rPr>
-                <w:b w:val="0"/>
-                <w:sz w:val="16"/>
-              </w:rPr>
-            </w:r>
-          </w:p>
-        </w:tc>
-        <w:tc>
-          <w:tcPr>
-            <w:tcW w:type="dxa" w:w="680"/>
-            <w:shd w:fill="FFFF99" w:val="clear"/>
-          </w:tcPr>
-          <w:p>
-            <w:r>
-              <w:rPr>
-                <w:b w:val="0"/>
-                <w:sz w:val="16"/>
-              </w:rPr>
-            </w:r>
-          </w:p>
-        </w:tc>
-        <w:tc>
-          <w:tcPr>
-            <w:tcW w:type="dxa" w:w="850"/>
-            <w:shd w:fill="FFFF99" w:val="clear"/>
-          </w:tcPr>
-          <w:p>
-            <w:r>
-              <w:rPr>
-                <w:b w:val="0"/>
-                <w:sz w:val="16"/>
-              </w:rPr>
-              <w:t>$4201688</w:t>
-            </w:r>
-          </w:p>
-        </w:tc>
-        <w:tc>
-          <w:tcPr>
-            <w:tcW w:type="dxa" w:w="1984"/>
-            <w:shd w:fill="FFFF99" w:val="clear"/>
-          </w:tcPr>
-          <w:p>
-            <w:r>
-              <w:rPr>
-                <w:b w:val="0"/>
-                <w:sz w:val="16"/>
-              </w:rPr>
-              <w:t>robinet retinere ventil 1 1/4 pn 6 mufa</w:t>
-            </w:r>
-          </w:p>
-        </w:tc>
-        <w:tc>
-          <w:tcPr>
-            <w:tcW w:type="dxa" w:w="454"/>
-            <w:shd w:fill="FFFF99" w:val="clear"/>
-          </w:tcPr>
-          <w:p>
-            <w:r>
-              <w:rPr>
-                <w:b w:val="0"/>
-                <w:sz w:val="16"/>
-              </w:rPr>
-            </w:r>
-          </w:p>
-        </w:tc>
-        <w:tc>
-          <w:tcPr>
-            <w:tcW w:type="dxa" w:w="680"/>
-            <w:shd w:fill="FFFF99" w:val="clear"/>
-          </w:tcPr>
-          <w:p>
-            <w:r>
-              <w:rPr>
-                <w:b w:val="0"/>
-                <w:sz w:val="16"/>
-              </w:rPr>
-              <w:t>0.0</w:t>
+              <w:t>4.0</w:t>
             </w:r>
           </w:p>
         </w:tc>
@@ -12981,7 +11514,7 @@
                 <w:color w:val="000000"/>
                 <w:sz w:val="18"/>
               </w:rPr>
-              <w:t>Neconformitati: 15 din 91 articole ref.</w:t>
+              <w:t>Neconformitati: 12 din 91 articole ref.</w:t>
             </w:r>
           </w:p>
         </w:tc>
@@ -13107,7 +11640,7 @@
                 <w:b w:val="0"/>
                 <w:sz w:val="16"/>
               </w:rPr>
-              <w:t>80</w:t>
+              <w:t>71</w:t>
             </w:r>
           </w:p>
         </w:tc>
@@ -13252,7 +11785,7 @@
                 <w:b w:val="0"/>
                 <w:sz w:val="16"/>
               </w:rPr>
-              <w:t>81</w:t>
+              <w:t>72</w:t>
             </w:r>
           </w:p>
         </w:tc>
@@ -13416,7 +11949,7 @@
                 <w:b w:val="0"/>
                 <w:sz w:val="16"/>
               </w:rPr>
-              <w:t>82</w:t>
+              <w:t>73</w:t>
             </w:r>
           </w:p>
         </w:tc>
@@ -13729,7 +12262,7 @@
                 <w:b w:val="0"/>
                 <w:sz w:val="16"/>
               </w:rPr>
-              <w:t>84</w:t>
+              <w:t>75</w:t>
             </w:r>
           </w:p>
         </w:tc>
@@ -13888,7 +12421,7 @@
                 <w:b w:val="0"/>
                 <w:sz w:val="16"/>
               </w:rPr>
-              <w:t>85</w:t>
+              <w:t>76</w:t>
             </w:r>
           </w:p>
         </w:tc>
@@ -14047,7 +12580,7 @@
                 <w:b w:val="0"/>
                 <w:sz w:val="16"/>
               </w:rPr>
-              <w:t>86</w:t>
+              <w:t>77</w:t>
             </w:r>
           </w:p>
         </w:tc>
@@ -14206,7 +12739,7 @@
                 <w:b w:val="0"/>
                 <w:sz w:val="16"/>
               </w:rPr>
-              <w:t>87</w:t>
+              <w:t>78</w:t>
             </w:r>
           </w:p>
         </w:tc>
@@ -14365,7 +12898,7 @@
                 <w:b w:val="0"/>
                 <w:sz w:val="16"/>
               </w:rPr>
-              <w:t>88</w:t>
+              <w:t>79</w:t>
             </w:r>
           </w:p>
         </w:tc>
@@ -14544,7 +13077,7 @@
                 <w:b w:val="0"/>
                 <w:sz w:val="16"/>
               </w:rPr>
-              <w:t>89</w:t>
+              <w:t>80</w:t>
             </w:r>
           </w:p>
         </w:tc>
@@ -14841,7 +13374,7 @@
                 <w:b/>
                 <w:sz w:val="18"/>
               </w:rPr>
-              <w:t>Capitol de lucrări 3.3 — INSTALATII SANITARE  │  LIPSA: 0  │  EXTRA: 4  │  Delta: +4</w:t>
+              <w:t>Capitol de lucrări 3.3 — INSTALATII SANITARE  │  LIPSA: 0  │  EXTRA: 2  │  Delta: +2</w:t>
             </w:r>
           </w:p>
         </w:tc>
@@ -14857,7 +13390,7 @@
                 <w:b w:val="0"/>
                 <w:sz w:val="16"/>
               </w:rPr>
-              <w:t>91</w:t>
+              <w:t>82</w:t>
             </w:r>
           </w:p>
         </w:tc>
@@ -15016,7 +13549,7 @@
                 <w:b w:val="0"/>
                 <w:sz w:val="16"/>
               </w:rPr>
-              <w:t>92</w:t>
+              <w:t>83</w:t>
             </w:r>
           </w:p>
         </w:tc>
@@ -15175,7 +13708,7 @@
                 <w:b w:val="0"/>
                 <w:sz w:val="16"/>
               </w:rPr>
-              <w:t>93</w:t>
+              <w:t>84</w:t>
             </w:r>
           </w:p>
         </w:tc>
@@ -15334,7 +13867,7 @@
                 <w:b w:val="0"/>
                 <w:sz w:val="16"/>
               </w:rPr>
-              <w:t>94</w:t>
+              <w:t>85</w:t>
             </w:r>
           </w:p>
         </w:tc>
@@ -15493,7 +14026,7 @@
                 <w:b w:val="0"/>
                 <w:sz w:val="16"/>
               </w:rPr>
-              <w:t>95</w:t>
+              <w:t>86</w:t>
             </w:r>
           </w:p>
         </w:tc>
@@ -15652,7 +14185,7 @@
                 <w:b w:val="0"/>
                 <w:sz w:val="16"/>
               </w:rPr>
-              <w:t>96</w:t>
+              <w:t>87</w:t>
             </w:r>
           </w:p>
         </w:tc>
@@ -15811,7 +14344,7 @@
                 <w:b w:val="0"/>
                 <w:sz w:val="16"/>
               </w:rPr>
-              <w:t>97</w:t>
+              <w:t>88</w:t>
             </w:r>
           </w:p>
         </w:tc>
@@ -15970,7 +14503,7 @@
                 <w:b w:val="0"/>
                 <w:sz w:val="16"/>
               </w:rPr>
-              <w:t>98</w:t>
+              <w:t>89</w:t>
             </w:r>
           </w:p>
         </w:tc>
@@ -16130,7 +14663,7 @@
                 <w:b w:val="0"/>
                 <w:sz w:val="16"/>
               </w:rPr>
-              <w:t>99</w:t>
+              <w:t>90</w:t>
             </w:r>
           </w:p>
         </w:tc>
@@ -16296,7 +14829,7 @@
                 <w:b w:val="0"/>
                 <w:sz w:val="16"/>
               </w:rPr>
-              <w:t>100</w:t>
+              <w:t>91</w:t>
             </w:r>
           </w:p>
         </w:tc>
@@ -16481,7 +15014,7 @@
                 <w:b w:val="0"/>
                 <w:sz w:val="16"/>
               </w:rPr>
-              <w:t>101</w:t>
+              <w:t>92</w:t>
             </w:r>
           </w:p>
         </w:tc>
@@ -16645,7 +15178,7 @@
                 <w:b w:val="0"/>
                 <w:sz w:val="16"/>
               </w:rPr>
-              <w:t>102</w:t>
+              <w:t>93</w:t>
             </w:r>
           </w:p>
         </w:tc>
@@ -16777,332 +15310,6 @@
                 <w:sz w:val="16"/>
               </w:rPr>
               <w:t>12.0</w:t>
-            </w:r>
-          </w:p>
-        </w:tc>
-        <w:tc>
-          <w:tcPr>
-            <w:tcW w:type="dxa" w:w="3572"/>
-            <w:shd w:fill="FFFF99" w:val="clear"/>
-          </w:tcPr>
-          <w:p>
-            <w:r>
-              <w:rPr>
-                <w:b w:val="0"/>
-                <w:color w:val="CC0000"/>
-                <w:sz w:val="16"/>
-              </w:rPr>
-              <w:t>Articol suplimentar în ofertă (nu există în referință)</w:t>
-            </w:r>
-          </w:p>
-        </w:tc>
-      </w:tr>
-      <w:tr>
-        <w:tc>
-          <w:tcPr>
-            <w:tcW w:type="dxa" w:w="397"/>
-            <w:shd w:fill="FFFF99" w:val="clear"/>
-          </w:tcPr>
-          <w:p>
-            <w:r>
-              <w:rPr>
-                <w:b w:val="0"/>
-                <w:sz w:val="16"/>
-              </w:rPr>
-              <w:t>103</w:t>
-            </w:r>
-          </w:p>
-        </w:tc>
-        <w:tc>
-          <w:tcPr>
-            <w:tcW w:type="dxa" w:w="1701"/>
-            <w:shd w:fill="FFFF99" w:val="clear"/>
-          </w:tcPr>
-          <w:p>
-            <w:r>
-              <w:rPr>
-                <w:b w:val="0"/>
-                <w:sz w:val="16"/>
-              </w:rPr>
-              <w:t>3.3 - INSTALATII SANITARE</w:t>
-            </w:r>
-          </w:p>
-        </w:tc>
-        <w:tc>
-          <w:tcPr>
-            <w:tcW w:type="dxa" w:w="850"/>
-            <w:shd w:fill="FFFF99" w:val="clear"/>
-          </w:tcPr>
-          <w:p>
-            <w:r>
-              <w:rPr>
-                <w:b w:val="0"/>
-                <w:sz w:val="16"/>
-              </w:rPr>
-            </w:r>
-          </w:p>
-        </w:tc>
-        <w:tc>
-          <w:tcPr>
-            <w:tcW w:type="dxa" w:w="1984"/>
-            <w:shd w:fill="FFFF99" w:val="clear"/>
-          </w:tcPr>
-          <w:p>
-            <w:r>
-              <w:rPr>
-                <w:b w:val="0"/>
-                <w:sz w:val="16"/>
-              </w:rPr>
-            </w:r>
-          </w:p>
-        </w:tc>
-        <w:tc>
-          <w:tcPr>
-            <w:tcW w:type="dxa" w:w="454"/>
-            <w:shd w:fill="FFFF99" w:val="clear"/>
-          </w:tcPr>
-          <w:p>
-            <w:r>
-              <w:rPr>
-                <w:b w:val="0"/>
-                <w:sz w:val="16"/>
-              </w:rPr>
-            </w:r>
-          </w:p>
-        </w:tc>
-        <w:tc>
-          <w:tcPr>
-            <w:tcW w:type="dxa" w:w="680"/>
-            <w:shd w:fill="FFFF99" w:val="clear"/>
-          </w:tcPr>
-          <w:p>
-            <w:r>
-              <w:rPr>
-                <w:b w:val="0"/>
-                <w:sz w:val="16"/>
-              </w:rPr>
-            </w:r>
-          </w:p>
-        </w:tc>
-        <w:tc>
-          <w:tcPr>
-            <w:tcW w:type="dxa" w:w="850"/>
-            <w:shd w:fill="FFFF99" w:val="clear"/>
-          </w:tcPr>
-          <w:p>
-            <w:r>
-              <w:rPr>
-                <w:b w:val="0"/>
-                <w:sz w:val="16"/>
-              </w:rPr>
-              <w:t>$6701167</w:t>
-            </w:r>
-          </w:p>
-        </w:tc>
-        <w:tc>
-          <w:tcPr>
-            <w:tcW w:type="dxa" w:w="1984"/>
-            <w:shd w:fill="FFFF99" w:val="clear"/>
-          </w:tcPr>
-          <w:p>
-            <w:r>
-              <w:rPr>
-                <w:b w:val="0"/>
-                <w:sz w:val="16"/>
-              </w:rPr>
-              <w:t>teava din polipropilena reticulata pn 16,</w:t>
-            </w:r>
-          </w:p>
-        </w:tc>
-        <w:tc>
-          <w:tcPr>
-            <w:tcW w:type="dxa" w:w="454"/>
-            <w:shd w:fill="FFFF99" w:val="clear"/>
-          </w:tcPr>
-          <w:p>
-            <w:r>
-              <w:rPr>
-                <w:b w:val="0"/>
-                <w:sz w:val="16"/>
-              </w:rPr>
-            </w:r>
-          </w:p>
-        </w:tc>
-        <w:tc>
-          <w:tcPr>
-            <w:tcW w:type="dxa" w:w="680"/>
-            <w:shd w:fill="FFFF99" w:val="clear"/>
-          </w:tcPr>
-          <w:p>
-            <w:r>
-              <w:rPr>
-                <w:b w:val="0"/>
-                <w:sz w:val="16"/>
-              </w:rPr>
-              <w:t>0.0</w:t>
-            </w:r>
-          </w:p>
-        </w:tc>
-        <w:tc>
-          <w:tcPr>
-            <w:tcW w:type="dxa" w:w="3572"/>
-            <w:shd w:fill="FFFF99" w:val="clear"/>
-          </w:tcPr>
-          <w:p>
-            <w:r>
-              <w:rPr>
-                <w:b w:val="0"/>
-                <w:color w:val="CC0000"/>
-                <w:sz w:val="16"/>
-              </w:rPr>
-              <w:t>Articol suplimentar în ofertă (nu există în referință)</w:t>
-            </w:r>
-          </w:p>
-        </w:tc>
-      </w:tr>
-      <w:tr>
-        <w:tc>
-          <w:tcPr>
-            <w:tcW w:type="dxa" w:w="397"/>
-            <w:shd w:fill="FFFF99" w:val="clear"/>
-          </w:tcPr>
-          <w:p>
-            <w:r>
-              <w:rPr>
-                <w:b w:val="0"/>
-                <w:sz w:val="16"/>
-              </w:rPr>
-              <w:t>104</w:t>
-            </w:r>
-          </w:p>
-        </w:tc>
-        <w:tc>
-          <w:tcPr>
-            <w:tcW w:type="dxa" w:w="1701"/>
-            <w:shd w:fill="FFFF99" w:val="clear"/>
-          </w:tcPr>
-          <w:p>
-            <w:r>
-              <w:rPr>
-                <w:b w:val="0"/>
-                <w:sz w:val="16"/>
-              </w:rPr>
-              <w:t>3.3 - INSTALATII SANITARE</w:t>
-            </w:r>
-          </w:p>
-        </w:tc>
-        <w:tc>
-          <w:tcPr>
-            <w:tcW w:type="dxa" w:w="850"/>
-            <w:shd w:fill="FFFF99" w:val="clear"/>
-          </w:tcPr>
-          <w:p>
-            <w:r>
-              <w:rPr>
-                <w:b w:val="0"/>
-                <w:sz w:val="16"/>
-              </w:rPr>
-            </w:r>
-          </w:p>
-        </w:tc>
-        <w:tc>
-          <w:tcPr>
-            <w:tcW w:type="dxa" w:w="1984"/>
-            <w:shd w:fill="FFFF99" w:val="clear"/>
-          </w:tcPr>
-          <w:p>
-            <w:r>
-              <w:rPr>
-                <w:b w:val="0"/>
-                <w:sz w:val="16"/>
-              </w:rPr>
-            </w:r>
-          </w:p>
-        </w:tc>
-        <w:tc>
-          <w:tcPr>
-            <w:tcW w:type="dxa" w:w="454"/>
-            <w:shd w:fill="FFFF99" w:val="clear"/>
-          </w:tcPr>
-          <w:p>
-            <w:r>
-              <w:rPr>
-                <w:b w:val="0"/>
-                <w:sz w:val="16"/>
-              </w:rPr>
-            </w:r>
-          </w:p>
-        </w:tc>
-        <w:tc>
-          <w:tcPr>
-            <w:tcW w:type="dxa" w:w="680"/>
-            <w:shd w:fill="FFFF99" w:val="clear"/>
-          </w:tcPr>
-          <w:p>
-            <w:r>
-              <w:rPr>
-                <w:b w:val="0"/>
-                <w:sz w:val="16"/>
-              </w:rPr>
-            </w:r>
-          </w:p>
-        </w:tc>
-        <w:tc>
-          <w:tcPr>
-            <w:tcW w:type="dxa" w:w="850"/>
-            <w:shd w:fill="FFFF99" w:val="clear"/>
-          </w:tcPr>
-          <w:p>
-            <w:r>
-              <w:rPr>
-                <w:b w:val="0"/>
-                <w:sz w:val="16"/>
-              </w:rPr>
-              <w:t>$6701166</w:t>
-            </w:r>
-          </w:p>
-        </w:tc>
-        <w:tc>
-          <w:tcPr>
-            <w:tcW w:type="dxa" w:w="1984"/>
-            <w:shd w:fill="FFFF99" w:val="clear"/>
-          </w:tcPr>
-          <w:p>
-            <w:r>
-              <w:rPr>
-                <w:b w:val="0"/>
-                <w:sz w:val="16"/>
-              </w:rPr>
-              <w:t>teava din polipropilena reticulata pn 16,</w:t>
-            </w:r>
-          </w:p>
-        </w:tc>
-        <w:tc>
-          <w:tcPr>
-            <w:tcW w:type="dxa" w:w="454"/>
-            <w:shd w:fill="FFFF99" w:val="clear"/>
-          </w:tcPr>
-          <w:p>
-            <w:r>
-              <w:rPr>
-                <w:b w:val="0"/>
-                <w:sz w:val="16"/>
-              </w:rPr>
-            </w:r>
-          </w:p>
-        </w:tc>
-        <w:tc>
-          <w:tcPr>
-            <w:tcW w:type="dxa" w:w="680"/>
-            <w:shd w:fill="FFFF99" w:val="clear"/>
-          </w:tcPr>
-          <w:p>
-            <w:r>
-              <w:rPr>
-                <w:b w:val="0"/>
-                <w:sz w:val="16"/>
-              </w:rPr>
-              <w:t>0.0</w:t>
             </w:r>
           </w:p>
         </w:tc>
@@ -17158,7 +15365,7 @@
                 <w:color w:val="000000"/>
                 <w:sz w:val="18"/>
               </w:rPr>
-              <w:t>Neconformitati: 14 din 44 articole ref.</w:t>
+              <w:t>Neconformitati: 12 din 44 articole ref.</w:t>
             </w:r>
           </w:p>
         </w:tc>
@@ -17268,7 +15475,7 @@
                 <w:b/>
                 <w:sz w:val="18"/>
               </w:rPr>
-              <w:t>Capitol de lucrări 3.4 — INSTALATII TERMICE  │  LIPSA: 1  │  EXTRA: 5  │  Delta: +4</w:t>
+              <w:t>Capitol de lucrări 3.4 — INSTALATII TERMICE  │  LIPSA: 1  │  EXTRA: 2  │  Delta: +1</w:t>
             </w:r>
           </w:p>
         </w:tc>
@@ -17284,7 +15491,7 @@
                 <w:b w:val="0"/>
                 <w:sz w:val="16"/>
               </w:rPr>
-              <w:t>106</w:t>
+              <w:t>95</w:t>
             </w:r>
           </w:p>
         </w:tc>
@@ -17443,7 +15650,7 @@
                 <w:b w:val="0"/>
                 <w:sz w:val="16"/>
               </w:rPr>
-              <w:t>107</w:t>
+              <w:t>96</w:t>
             </w:r>
           </w:p>
         </w:tc>
@@ -17569,7 +15776,7 @@
                 <w:b w:val="0"/>
                 <w:sz w:val="16"/>
               </w:rPr>
-              <w:t>108</w:t>
+              <w:t>97</w:t>
             </w:r>
           </w:p>
         </w:tc>
@@ -17735,7 +15942,7 @@
                 <w:b w:val="0"/>
                 <w:sz w:val="16"/>
               </w:rPr>
-              <w:t>109</w:t>
+              <w:t>98</w:t>
             </w:r>
           </w:p>
         </w:tc>
@@ -17901,7 +16108,7 @@
                 <w:b w:val="0"/>
                 <w:sz w:val="16"/>
               </w:rPr>
-              <w:t>110</w:t>
+              <w:t>99</w:t>
             </w:r>
           </w:p>
         </w:tc>
@@ -18086,7 +16293,7 @@
                 <w:b w:val="0"/>
                 <w:sz w:val="16"/>
               </w:rPr>
-              <w:t>111</w:t>
+              <w:t>100</w:t>
             </w:r>
           </w:p>
         </w:tc>
@@ -18172,7 +16379,7 @@
                 <w:b w:val="0"/>
                 <w:sz w:val="16"/>
               </w:rPr>
-              <w:t>$4201717</w:t>
+              <w:t>$5701583</w:t>
             </w:r>
           </w:p>
         </w:tc>
@@ -18187,7 +16394,7 @@
                 <w:b w:val="0"/>
                 <w:sz w:val="16"/>
               </w:rPr>
-              <w:t>robinet retinere ventil 2 1/2 pn 6 mufa</w:t>
+              <w:t>convectoradiator seven 600 14 elem cod 3os 0600</w:t>
             </w:r>
           </w:p>
         </w:tc>
@@ -18202,6 +16409,7 @@
                 <w:b w:val="0"/>
                 <w:sz w:val="16"/>
               </w:rPr>
+              <w:t>buc</w:t>
             </w:r>
           </w:p>
         </w:tc>
@@ -18216,7 +16424,7 @@
                 <w:b w:val="0"/>
                 <w:sz w:val="16"/>
               </w:rPr>
-              <w:t>0.0</w:t>
+              <w:t>3.0</w:t>
             </w:r>
           </w:p>
         </w:tc>
@@ -18249,7 +16457,7 @@
                 <w:b w:val="0"/>
                 <w:sz w:val="16"/>
               </w:rPr>
-              <w:t>112</w:t>
+              <w:t>101</w:t>
             </w:r>
           </w:p>
         </w:tc>
@@ -18335,7 +16543,7 @@
                 <w:b w:val="0"/>
                 <w:sz w:val="16"/>
               </w:rPr>
-              <w:t>$4201690</w:t>
+              <w:t>$4201705</w:t>
             </w:r>
           </w:p>
         </w:tc>
@@ -18350,7 +16558,7 @@
                 <w:b w:val="0"/>
                 <w:sz w:val="16"/>
               </w:rPr>
-              <w:t>robinet retinere ventil 1 1/2 pn 6 mufa</w:t>
+              <w:t>robinet retinere ventil 2 pn 6 mufa ni522</w:t>
             </w:r>
           </w:p>
         </w:tc>
@@ -18365,6 +16573,7 @@
                 <w:b w:val="0"/>
                 <w:sz w:val="16"/>
               </w:rPr>
+              <w:t>buc</w:t>
             </w:r>
           </w:p>
         </w:tc>
@@ -18379,498 +16588,7 @@
                 <w:b w:val="0"/>
                 <w:sz w:val="16"/>
               </w:rPr>
-              <w:t>0.0</w:t>
-            </w:r>
-          </w:p>
-        </w:tc>
-        <w:tc>
-          <w:tcPr>
-            <w:tcW w:type="dxa" w:w="3572"/>
-            <w:shd w:fill="FFFF99" w:val="clear"/>
-          </w:tcPr>
-          <w:p>
-            <w:r>
-              <w:rPr>
-                <w:b w:val="0"/>
-                <w:color w:val="CC0000"/>
-                <w:sz w:val="16"/>
-              </w:rPr>
-              <w:t>Articol suplimentar în ofertă (nu există în referință)</w:t>
-            </w:r>
-          </w:p>
-        </w:tc>
-      </w:tr>
-      <w:tr>
-        <w:tc>
-          <w:tcPr>
-            <w:tcW w:type="dxa" w:w="397"/>
-            <w:shd w:fill="FFFF99" w:val="clear"/>
-          </w:tcPr>
-          <w:p>
-            <w:r>
-              <w:rPr>
-                <w:b w:val="0"/>
-                <w:sz w:val="16"/>
-              </w:rPr>
-              <w:t>113</w:t>
-            </w:r>
-          </w:p>
-        </w:tc>
-        <w:tc>
-          <w:tcPr>
-            <w:tcW w:type="dxa" w:w="1701"/>
-            <w:shd w:fill="FFFF99" w:val="clear"/>
-          </w:tcPr>
-          <w:p>
-            <w:r>
-              <w:rPr>
-                <w:b w:val="0"/>
-                <w:sz w:val="16"/>
-              </w:rPr>
-              <w:t>3.4 - INSTALATII TERMICE</w:t>
-            </w:r>
-          </w:p>
-        </w:tc>
-        <w:tc>
-          <w:tcPr>
-            <w:tcW w:type="dxa" w:w="850"/>
-            <w:shd w:fill="FFFF99" w:val="clear"/>
-          </w:tcPr>
-          <w:p>
-            <w:r>
-              <w:rPr>
-                <w:b w:val="0"/>
-                <w:sz w:val="16"/>
-              </w:rPr>
-            </w:r>
-          </w:p>
-        </w:tc>
-        <w:tc>
-          <w:tcPr>
-            <w:tcW w:type="dxa" w:w="1984"/>
-            <w:shd w:fill="FFFF99" w:val="clear"/>
-          </w:tcPr>
-          <w:p>
-            <w:r>
-              <w:rPr>
-                <w:b w:val="0"/>
-                <w:sz w:val="16"/>
-              </w:rPr>
-            </w:r>
-          </w:p>
-        </w:tc>
-        <w:tc>
-          <w:tcPr>
-            <w:tcW w:type="dxa" w:w="454"/>
-            <w:shd w:fill="FFFF99" w:val="clear"/>
-          </w:tcPr>
-          <w:p>
-            <w:r>
-              <w:rPr>
-                <w:b w:val="0"/>
-                <w:sz w:val="16"/>
-              </w:rPr>
-            </w:r>
-          </w:p>
-        </w:tc>
-        <w:tc>
-          <w:tcPr>
-            <w:tcW w:type="dxa" w:w="680"/>
-            <w:shd w:fill="FFFF99" w:val="clear"/>
-          </w:tcPr>
-          <w:p>
-            <w:r>
-              <w:rPr>
-                <w:b w:val="0"/>
-                <w:sz w:val="16"/>
-              </w:rPr>
-            </w:r>
-          </w:p>
-        </w:tc>
-        <w:tc>
-          <w:tcPr>
-            <w:tcW w:type="dxa" w:w="850"/>
-            <w:shd w:fill="FFFF99" w:val="clear"/>
-          </w:tcPr>
-          <w:p>
-            <w:r>
-              <w:rPr>
-                <w:b w:val="0"/>
-                <w:sz w:val="16"/>
-              </w:rPr>
-              <w:t>$4201688</w:t>
-            </w:r>
-          </w:p>
-        </w:tc>
-        <w:tc>
-          <w:tcPr>
-            <w:tcW w:type="dxa" w:w="1984"/>
-            <w:shd w:fill="FFFF99" w:val="clear"/>
-          </w:tcPr>
-          <w:p>
-            <w:r>
-              <w:rPr>
-                <w:b w:val="0"/>
-                <w:sz w:val="16"/>
-              </w:rPr>
-              <w:t>robinet retinere ventil 1 1/4 pn 6 mufa</w:t>
-            </w:r>
-          </w:p>
-        </w:tc>
-        <w:tc>
-          <w:tcPr>
-            <w:tcW w:type="dxa" w:w="454"/>
-            <w:shd w:fill="FFFF99" w:val="clear"/>
-          </w:tcPr>
-          <w:p>
-            <w:r>
-              <w:rPr>
-                <w:b w:val="0"/>
-                <w:sz w:val="16"/>
-              </w:rPr>
-            </w:r>
-          </w:p>
-        </w:tc>
-        <w:tc>
-          <w:tcPr>
-            <w:tcW w:type="dxa" w:w="680"/>
-            <w:shd w:fill="FFFF99" w:val="clear"/>
-          </w:tcPr>
-          <w:p>
-            <w:r>
-              <w:rPr>
-                <w:b w:val="0"/>
-                <w:sz w:val="16"/>
-              </w:rPr>
-              <w:t>0.0</w:t>
-            </w:r>
-          </w:p>
-        </w:tc>
-        <w:tc>
-          <w:tcPr>
-            <w:tcW w:type="dxa" w:w="3572"/>
-            <w:shd w:fill="FFFF99" w:val="clear"/>
-          </w:tcPr>
-          <w:p>
-            <w:r>
-              <w:rPr>
-                <w:b w:val="0"/>
-                <w:color w:val="CC0000"/>
-                <w:sz w:val="16"/>
-              </w:rPr>
-              <w:t>Articol suplimentar în ofertă (nu există în referință)</w:t>
-            </w:r>
-          </w:p>
-        </w:tc>
-      </w:tr>
-      <w:tr>
-        <w:tc>
-          <w:tcPr>
-            <w:tcW w:type="dxa" w:w="397"/>
-            <w:shd w:fill="FFFF99" w:val="clear"/>
-          </w:tcPr>
-          <w:p>
-            <w:r>
-              <w:rPr>
-                <w:b w:val="0"/>
-                <w:sz w:val="16"/>
-              </w:rPr>
-              <w:t>114</w:t>
-            </w:r>
-          </w:p>
-        </w:tc>
-        <w:tc>
-          <w:tcPr>
-            <w:tcW w:type="dxa" w:w="1701"/>
-            <w:shd w:fill="FFFF99" w:val="clear"/>
-          </w:tcPr>
-          <w:p>
-            <w:r>
-              <w:rPr>
-                <w:b w:val="0"/>
-                <w:sz w:val="16"/>
-              </w:rPr>
-              <w:t>3.4 - INSTALATII TERMICE</w:t>
-            </w:r>
-          </w:p>
-        </w:tc>
-        <w:tc>
-          <w:tcPr>
-            <w:tcW w:type="dxa" w:w="850"/>
-            <w:shd w:fill="FFFF99" w:val="clear"/>
-          </w:tcPr>
-          <w:p>
-            <w:r>
-              <w:rPr>
-                <w:b w:val="0"/>
-                <w:sz w:val="16"/>
-              </w:rPr>
-            </w:r>
-          </w:p>
-        </w:tc>
-        <w:tc>
-          <w:tcPr>
-            <w:tcW w:type="dxa" w:w="1984"/>
-            <w:shd w:fill="FFFF99" w:val="clear"/>
-          </w:tcPr>
-          <w:p>
-            <w:r>
-              <w:rPr>
-                <w:b w:val="0"/>
-                <w:sz w:val="16"/>
-              </w:rPr>
-            </w:r>
-          </w:p>
-        </w:tc>
-        <w:tc>
-          <w:tcPr>
-            <w:tcW w:type="dxa" w:w="454"/>
-            <w:shd w:fill="FFFF99" w:val="clear"/>
-          </w:tcPr>
-          <w:p>
-            <w:r>
-              <w:rPr>
-                <w:b w:val="0"/>
-                <w:sz w:val="16"/>
-              </w:rPr>
-            </w:r>
-          </w:p>
-        </w:tc>
-        <w:tc>
-          <w:tcPr>
-            <w:tcW w:type="dxa" w:w="680"/>
-            <w:shd w:fill="FFFF99" w:val="clear"/>
-          </w:tcPr>
-          <w:p>
-            <w:r>
-              <w:rPr>
-                <w:b w:val="0"/>
-                <w:sz w:val="16"/>
-              </w:rPr>
-            </w:r>
-          </w:p>
-        </w:tc>
-        <w:tc>
-          <w:tcPr>
-            <w:tcW w:type="dxa" w:w="850"/>
-            <w:shd w:fill="FFFF99" w:val="clear"/>
-          </w:tcPr>
-          <w:p>
-            <w:r>
-              <w:rPr>
-                <w:b w:val="0"/>
-                <w:sz w:val="16"/>
-              </w:rPr>
-              <w:t>$4201705</w:t>
-            </w:r>
-          </w:p>
-        </w:tc>
-        <w:tc>
-          <w:tcPr>
-            <w:tcW w:type="dxa" w:w="1984"/>
-            <w:shd w:fill="FFFF99" w:val="clear"/>
-          </w:tcPr>
-          <w:p>
-            <w:r>
-              <w:rPr>
-                <w:b w:val="0"/>
-                <w:sz w:val="16"/>
-              </w:rPr>
-              <w:t>robinet retinere ventil 2 pn 6 mufa ni522</w:t>
-            </w:r>
-          </w:p>
-        </w:tc>
-        <w:tc>
-          <w:tcPr>
-            <w:tcW w:type="dxa" w:w="454"/>
-            <w:shd w:fill="FFFF99" w:val="clear"/>
-          </w:tcPr>
-          <w:p>
-            <w:r>
-              <w:rPr>
-                <w:b w:val="0"/>
-                <w:sz w:val="16"/>
-              </w:rPr>
-              <w:t>buc</w:t>
-            </w:r>
-          </w:p>
-        </w:tc>
-        <w:tc>
-          <w:tcPr>
-            <w:tcW w:type="dxa" w:w="680"/>
-            <w:shd w:fill="FFFF99" w:val="clear"/>
-          </w:tcPr>
-          <w:p>
-            <w:r>
-              <w:rPr>
-                <w:b w:val="0"/>
-                <w:sz w:val="16"/>
-              </w:rPr>
               <w:t>2.0</w:t>
-            </w:r>
-          </w:p>
-        </w:tc>
-        <w:tc>
-          <w:tcPr>
-            <w:tcW w:type="dxa" w:w="3572"/>
-            <w:shd w:fill="FFFF99" w:val="clear"/>
-          </w:tcPr>
-          <w:p>
-            <w:r>
-              <w:rPr>
-                <w:b w:val="0"/>
-                <w:color w:val="CC0000"/>
-                <w:sz w:val="16"/>
-              </w:rPr>
-              <w:t>Articol suplimentar în ofertă (nu există în referință)</w:t>
-            </w:r>
-          </w:p>
-        </w:tc>
-      </w:tr>
-      <w:tr>
-        <w:tc>
-          <w:tcPr>
-            <w:tcW w:type="dxa" w:w="397"/>
-            <w:shd w:fill="FFFF99" w:val="clear"/>
-          </w:tcPr>
-          <w:p>
-            <w:r>
-              <w:rPr>
-                <w:b w:val="0"/>
-                <w:sz w:val="16"/>
-              </w:rPr>
-              <w:t>115</w:t>
-            </w:r>
-          </w:p>
-        </w:tc>
-        <w:tc>
-          <w:tcPr>
-            <w:tcW w:type="dxa" w:w="1701"/>
-            <w:shd w:fill="FFFF99" w:val="clear"/>
-          </w:tcPr>
-          <w:p>
-            <w:r>
-              <w:rPr>
-                <w:b w:val="0"/>
-                <w:sz w:val="16"/>
-              </w:rPr>
-              <w:t>3.4 - INSTALATII TERMICE</w:t>
-            </w:r>
-          </w:p>
-        </w:tc>
-        <w:tc>
-          <w:tcPr>
-            <w:tcW w:type="dxa" w:w="850"/>
-            <w:shd w:fill="FFFF99" w:val="clear"/>
-          </w:tcPr>
-          <w:p>
-            <w:r>
-              <w:rPr>
-                <w:b w:val="0"/>
-                <w:sz w:val="16"/>
-              </w:rPr>
-            </w:r>
-          </w:p>
-        </w:tc>
-        <w:tc>
-          <w:tcPr>
-            <w:tcW w:type="dxa" w:w="1984"/>
-            <w:shd w:fill="FFFF99" w:val="clear"/>
-          </w:tcPr>
-          <w:p>
-            <w:r>
-              <w:rPr>
-                <w:b w:val="0"/>
-                <w:sz w:val="16"/>
-              </w:rPr>
-            </w:r>
-          </w:p>
-        </w:tc>
-        <w:tc>
-          <w:tcPr>
-            <w:tcW w:type="dxa" w:w="454"/>
-            <w:shd w:fill="FFFF99" w:val="clear"/>
-          </w:tcPr>
-          <w:p>
-            <w:r>
-              <w:rPr>
-                <w:b w:val="0"/>
-                <w:sz w:val="16"/>
-              </w:rPr>
-            </w:r>
-          </w:p>
-        </w:tc>
-        <w:tc>
-          <w:tcPr>
-            <w:tcW w:type="dxa" w:w="680"/>
-            <w:shd w:fill="FFFF99" w:val="clear"/>
-          </w:tcPr>
-          <w:p>
-            <w:r>
-              <w:rPr>
-                <w:b w:val="0"/>
-                <w:sz w:val="16"/>
-              </w:rPr>
-            </w:r>
-          </w:p>
-        </w:tc>
-        <w:tc>
-          <w:tcPr>
-            <w:tcW w:type="dxa" w:w="850"/>
-            <w:shd w:fill="FFFF99" w:val="clear"/>
-          </w:tcPr>
-          <w:p>
-            <w:r>
-              <w:rPr>
-                <w:b w:val="0"/>
-                <w:sz w:val="16"/>
-              </w:rPr>
-              <w:t>$5701583</w:t>
-            </w:r>
-          </w:p>
-        </w:tc>
-        <w:tc>
-          <w:tcPr>
-            <w:tcW w:type="dxa" w:w="1984"/>
-            <w:shd w:fill="FFFF99" w:val="clear"/>
-          </w:tcPr>
-          <w:p>
-            <w:r>
-              <w:rPr>
-                <w:b w:val="0"/>
-                <w:sz w:val="16"/>
-              </w:rPr>
-              <w:t>convectoradiator seven 600 14 elem cod 3os 0600</w:t>
-            </w:r>
-          </w:p>
-        </w:tc>
-        <w:tc>
-          <w:tcPr>
-            <w:tcW w:type="dxa" w:w="454"/>
-            <w:shd w:fill="FFFF99" w:val="clear"/>
-          </w:tcPr>
-          <w:p>
-            <w:r>
-              <w:rPr>
-                <w:b w:val="0"/>
-                <w:sz w:val="16"/>
-              </w:rPr>
-              <w:t>buc</w:t>
-            </w:r>
-          </w:p>
-        </w:tc>
-        <w:tc>
-          <w:tcPr>
-            <w:tcW w:type="dxa" w:w="680"/>
-            <w:shd w:fill="FFFF99" w:val="clear"/>
-          </w:tcPr>
-          <w:p>
-            <w:r>
-              <w:rPr>
-                <w:b w:val="0"/>
-                <w:sz w:val="16"/>
-              </w:rPr>
-              <w:t>3.0</w:t>
             </w:r>
           </w:p>
         </w:tc>
@@ -18926,7 +16644,7 @@
                 <w:color w:val="000000"/>
                 <w:sz w:val="18"/>
               </w:rPr>
-              <w:t>Neconformitati: 10 din 73 articole ref.</w:t>
+              <w:t>Neconformitati: 7 din 73 articole ref.</w:t>
             </w:r>
           </w:p>
         </w:tc>
@@ -19052,7 +16770,7 @@
                 <w:b w:val="0"/>
                 <w:sz w:val="16"/>
               </w:rPr>
-              <w:t>117</w:t>
+              <w:t>103</w:t>
             </w:r>
           </w:p>
         </w:tc>
@@ -19211,7 +16929,7 @@
                 <w:b w:val="0"/>
                 <w:sz w:val="16"/>
               </w:rPr>
-              <w:t>118</w:t>
+              <w:t>104</w:t>
             </w:r>
           </w:p>
         </w:tc>
@@ -19370,7 +17088,7 @@
                 <w:b w:val="0"/>
                 <w:sz w:val="16"/>
               </w:rPr>
-              <w:t>119</w:t>
+              <w:t>105</w:t>
             </w:r>
           </w:p>
         </w:tc>
@@ -19549,7 +17267,7 @@
                 <w:b w:val="0"/>
                 <w:sz w:val="16"/>
               </w:rPr>
-              <w:t>120</w:t>
+              <w:t>106</w:t>
             </w:r>
           </w:p>
         </w:tc>
@@ -19713,7 +17431,7 @@
                 <w:b w:val="0"/>
                 <w:sz w:val="16"/>
               </w:rPr>
-              <w:t>121</w:t>
+              <w:t>107</w:t>
             </w:r>
           </w:p>
         </w:tc>
@@ -19799,7 +17517,7 @@
                 <w:b w:val="0"/>
                 <w:sz w:val="16"/>
               </w:rPr>
-              <w:t>IB17C1</w:t>
+              <w:t>IA13XA</w:t>
             </w:r>
           </w:p>
         </w:tc>
@@ -19814,7 +17532,7 @@
                 <w:b w:val="0"/>
                 <w:sz w:val="16"/>
               </w:rPr>
-              <w:t>montare generator de curent , trifazat, diesel,...</w:t>
+              <w:t>montaj recuperator de caldura min 185 mc/h</w:t>
             </w:r>
           </w:p>
         </w:tc>
@@ -19877,7 +17595,7 @@
                 <w:b w:val="0"/>
                 <w:sz w:val="16"/>
               </w:rPr>
-              <w:t>122</w:t>
+              <w:t>108</w:t>
             </w:r>
           </w:p>
         </w:tc>
@@ -19963,7 +17681,7 @@
                 <w:b w:val="0"/>
                 <w:sz w:val="16"/>
               </w:rPr>
-              <w:t>IA01D01</w:t>
+              <w:t>IA13XA</w:t>
             </w:r>
           </w:p>
         </w:tc>
@@ -19978,7 +17696,7 @@
                 <w:b w:val="0"/>
                 <w:sz w:val="16"/>
               </w:rPr>
-              <w:t>montare aeroterma pe agent termic</w:t>
+              <w:t>montaj recuperator de caldura min.1100 mc/h, ne...</w:t>
             </w:r>
           </w:p>
         </w:tc>
@@ -20008,7 +17726,7 @@
                 <w:b w:val="0"/>
                 <w:sz w:val="16"/>
               </w:rPr>
-              <w:t>3.0</w:t>
+              <w:t>2.0</w:t>
             </w:r>
           </w:p>
         </w:tc>
@@ -20041,7 +17759,7 @@
                 <w:b w:val="0"/>
                 <w:sz w:val="16"/>
               </w:rPr>
-              <w:t>123</w:t>
+              <w:t>109</w:t>
             </w:r>
           </w:p>
         </w:tc>
@@ -20127,7 +17845,7 @@
                 <w:b w:val="0"/>
                 <w:sz w:val="16"/>
               </w:rPr>
-              <w:t>RPIA23G</w:t>
+              <w:t>IA01D01</w:t>
             </w:r>
           </w:p>
         </w:tc>
@@ -20142,7 +17860,7 @@
                 <w:b w:val="0"/>
                 <w:sz w:val="16"/>
               </w:rPr>
-              <w:t>montat puffer 300 litri</w:t>
+              <w:t>montare aeroterma pe agent termic</w:t>
             </w:r>
           </w:p>
         </w:tc>
@@ -20172,7 +17890,7 @@
                 <w:b w:val="0"/>
                 <w:sz w:val="16"/>
               </w:rPr>
-              <w:t>1.0</w:t>
+              <w:t>3.0</w:t>
             </w:r>
           </w:p>
         </w:tc>
@@ -20205,7 +17923,7 @@
                 <w:b w:val="0"/>
                 <w:sz w:val="16"/>
               </w:rPr>
-              <w:t>124</w:t>
+              <w:t>110</w:t>
             </w:r>
           </w:p>
         </w:tc>
@@ -20291,7 +18009,7 @@
                 <w:b w:val="0"/>
                 <w:sz w:val="16"/>
               </w:rPr>
-              <w:t>RCSB15A</w:t>
+              <w:t>ID03A01</w:t>
             </w:r>
           </w:p>
         </w:tc>
@@ -20306,7 +18024,7 @@
                 <w:b w:val="0"/>
                 <w:sz w:val="16"/>
               </w:rPr>
-              <w:t>montare sursa suplimentara de incalzire (incalz...</w:t>
+              <w:t>montare pompa caldura inverter incalzire- racir...</w:t>
             </w:r>
           </w:p>
         </w:tc>
@@ -20336,7 +18054,7 @@
                 <w:b w:val="0"/>
                 <w:sz w:val="16"/>
               </w:rPr>
-              <w:t>1.0</w:t>
+              <w:t>11.0</w:t>
             </w:r>
           </w:p>
         </w:tc>
@@ -20369,7 +18087,7 @@
                 <w:b w:val="0"/>
                 <w:sz w:val="16"/>
               </w:rPr>
-              <w:t>125</w:t>
+              <w:t>111</w:t>
             </w:r>
           </w:p>
         </w:tc>
@@ -20455,7 +18173,7 @@
                 <w:b w:val="0"/>
                 <w:sz w:val="16"/>
               </w:rPr>
-              <w:t>IA13XA</w:t>
+              <w:t>RCSB15A</w:t>
             </w:r>
           </w:p>
         </w:tc>
@@ -20470,7 +18188,7 @@
                 <w:b w:val="0"/>
                 <w:sz w:val="16"/>
               </w:rPr>
-              <w:t>montaj recuperator de caldura min 185 mc/h</w:t>
+              <w:t>montare sursa suplimentara de incalzire (incalz...</w:t>
             </w:r>
           </w:p>
         </w:tc>
@@ -20533,7 +18251,7 @@
                 <w:b w:val="0"/>
                 <w:sz w:val="16"/>
               </w:rPr>
-              <w:t>126</w:t>
+              <w:t>112</w:t>
             </w:r>
           </w:p>
         </w:tc>
@@ -20619,7 +18337,7 @@
                 <w:b w:val="0"/>
                 <w:sz w:val="16"/>
               </w:rPr>
-              <w:t>IA13XA</w:t>
+              <w:t>IB17C1</w:t>
             </w:r>
           </w:p>
         </w:tc>
@@ -20634,7 +18352,7 @@
                 <w:b w:val="0"/>
                 <w:sz w:val="16"/>
               </w:rPr>
-              <w:t>montaj recuperator de caldura min.1100 mc/h, ne...</w:t>
+              <w:t>montare generator de curent , trifazat, diesel,...</w:t>
             </w:r>
           </w:p>
         </w:tc>
@@ -20664,7 +18382,7 @@
                 <w:b w:val="0"/>
                 <w:sz w:val="16"/>
               </w:rPr>
-              <w:t>2.0</w:t>
+              <w:t>1.0</w:t>
             </w:r>
           </w:p>
         </w:tc>
@@ -20697,7 +18415,7 @@
                 <w:b w:val="0"/>
                 <w:sz w:val="16"/>
               </w:rPr>
-              <w:t>127</w:t>
+              <w:t>113</w:t>
             </w:r>
           </w:p>
         </w:tc>
@@ -20783,7 +18501,7 @@
                 <w:b w:val="0"/>
                 <w:sz w:val="16"/>
               </w:rPr>
-              <w:t>ID03A01</w:t>
+              <w:t>RPIA23G</w:t>
             </w:r>
           </w:p>
         </w:tc>
@@ -20798,7 +18516,7 @@
                 <w:b w:val="0"/>
                 <w:sz w:val="16"/>
               </w:rPr>
-              <w:t>montare pompa caldura inverter incalzire- racir...</w:t>
+              <w:t>montat puffer 300 litri</w:t>
             </w:r>
           </w:p>
         </w:tc>
@@ -20828,7 +18546,7 @@
                 <w:b w:val="0"/>
                 <w:sz w:val="16"/>
               </w:rPr>
-              <w:t>11.0</w:t>
+              <w:t>1.0</w:t>
             </w:r>
           </w:p>
         </w:tc>
@@ -20861,7 +18579,7 @@
                 <w:b w:val="0"/>
                 <w:sz w:val="16"/>
               </w:rPr>
-              <w:t>128</w:t>
+              <w:t>114</w:t>
             </w:r>
           </w:p>
         </w:tc>
@@ -21025,7 +18743,7 @@
                 <w:b w:val="0"/>
                 <w:sz w:val="16"/>
               </w:rPr>
-              <w:t>129</w:t>
+              <w:t>115</w:t>
             </w:r>
           </w:p>
         </w:tc>
@@ -21358,7 +19076,7 @@
                 <w:b w:val="0"/>
                 <w:sz w:val="16"/>
               </w:rPr>
-              <w:t>131</w:t>
+              <w:t>117</w:t>
             </w:r>
           </w:p>
         </w:tc>

--- a/output_AO/Raport_Oferta_1.docx
+++ b/output_AO/Raport_Oferta_1.docx
@@ -42,7 +42,7 @@
         <w:rPr>
           <w:b/>
         </w:rPr>
-        <w:t>Devize: 2.1, 2.2, 2.3, 2.4, 2.6, 3.1, 3.2, 3.3, 3.4, 9.1, 4.1</w:t>
+        <w:t>Devize: 2.1, 2.2, 2.3, 2.4, 2.6, 3.1, 3.2, 3.3, 3.4, 6.1, 9.1, 4.1</w:t>
       </w:r>
     </w:p>
     <w:tbl>
@@ -530,6 +530,1518 @@
       <w:tr>
         <w:tc>
           <w:tcPr>
+            <w:tcW w:type="dxa" w:w="397"/>
+            <w:shd w:fill="FFCC99" w:val="clear"/>
+          </w:tcPr>
+          <w:p>
+            <w:r>
+              <w:rPr>
+                <w:b w:val="0"/>
+                <w:sz w:val="16"/>
+              </w:rPr>
+              <w:t>2</w:t>
+            </w:r>
+          </w:p>
+        </w:tc>
+        <w:tc>
+          <w:tcPr>
+            <w:tcW w:type="dxa" w:w="1701"/>
+            <w:shd w:fill="FFCC99" w:val="clear"/>
+          </w:tcPr>
+          <w:p>
+            <w:r>
+              <w:rPr>
+                <w:b w:val="0"/>
+                <w:sz w:val="16"/>
+              </w:rPr>
+              <w:t>2.1 - ARHITECTURA - LUCRARI NOI</w:t>
+            </w:r>
+          </w:p>
+        </w:tc>
+        <w:tc>
+          <w:tcPr>
+            <w:tcW w:type="dxa" w:w="850"/>
+            <w:shd w:fill="FFCC99" w:val="clear"/>
+          </w:tcPr>
+          <w:p>
+            <w:r>
+              <w:rPr>
+                <w:b w:val="0"/>
+                <w:sz w:val="16"/>
+              </w:rPr>
+              <w:t>$20012940</w:t>
+            </w:r>
+          </w:p>
+        </w:tc>
+        <w:tc>
+          <w:tcPr>
+            <w:tcW w:type="dxa" w:w="1984"/>
+            <w:shd w:fill="FFCC99" w:val="clear"/>
+          </w:tcPr>
+          <w:p>
+            <w:r>
+              <w:rPr>
+                <w:b w:val="0"/>
+                <w:sz w:val="16"/>
+              </w:rPr>
+              <w:t>placa polistiren extrudat xps, 10 cm gros total in</w:t>
+            </w:r>
+          </w:p>
+        </w:tc>
+        <w:tc>
+          <w:tcPr>
+            <w:tcW w:type="dxa" w:w="454"/>
+            <w:shd w:fill="FFCC99" w:val="clear"/>
+          </w:tcPr>
+          <w:p>
+            <w:r>
+              <w:rPr>
+                <w:b w:val="0"/>
+                <w:sz w:val="16"/>
+              </w:rPr>
+              <w:t>mp</w:t>
+            </w:r>
+          </w:p>
+        </w:tc>
+        <w:tc>
+          <w:tcPr>
+            <w:tcW w:type="dxa" w:w="680"/>
+            <w:shd w:fill="FFCC99" w:val="clear"/>
+          </w:tcPr>
+          <w:p>
+            <w:r>
+              <w:rPr>
+                <w:b w:val="0"/>
+                <w:sz w:val="16"/>
+              </w:rPr>
+              <w:t>222.2</w:t>
+            </w:r>
+          </w:p>
+        </w:tc>
+        <w:tc>
+          <w:tcPr>
+            <w:tcW w:type="dxa" w:w="850"/>
+            <w:shd w:fill="FFCC99" w:val="clear"/>
+          </w:tcPr>
+          <w:p>
+            <w:r>
+              <w:rPr>
+                <w:b w:val="0"/>
+                <w:sz w:val="16"/>
+              </w:rPr>
+              <w:t>$20012940</w:t>
+            </w:r>
+          </w:p>
+        </w:tc>
+        <w:tc>
+          <w:tcPr>
+            <w:tcW w:type="dxa" w:w="1984"/>
+            <w:shd w:fill="FFCC99" w:val="clear"/>
+          </w:tcPr>
+          <w:p>
+            <w:r>
+              <w:rPr>
+                <w:b w:val="0"/>
+                <w:sz w:val="16"/>
+              </w:rPr>
+              <w:t>Deviz 3.1</w:t>
+            </w:r>
+          </w:p>
+        </w:tc>
+        <w:tc>
+          <w:tcPr>
+            <w:tcW w:type="dxa" w:w="454"/>
+            <w:shd w:fill="FFCC99" w:val="clear"/>
+          </w:tcPr>
+          <w:p>
+            <w:r>
+              <w:rPr>
+                <w:b w:val="0"/>
+                <w:sz w:val="16"/>
+              </w:rPr>
+              <w:t>mp</w:t>
+            </w:r>
+          </w:p>
+        </w:tc>
+        <w:tc>
+          <w:tcPr>
+            <w:tcW w:type="dxa" w:w="680"/>
+            <w:shd w:fill="FFCC99" w:val="clear"/>
+          </w:tcPr>
+          <w:p>
+            <w:r>
+              <w:rPr>
+                <w:b w:val="0"/>
+                <w:sz w:val="16"/>
+              </w:rPr>
+              <w:t>163.62</w:t>
+            </w:r>
+          </w:p>
+        </w:tc>
+        <w:tc>
+          <w:tcPr>
+            <w:tcW w:type="dxa" w:w="3572"/>
+            <w:shd w:fill="FFCC99" w:val="clear"/>
+          </w:tcPr>
+          <w:p>
+            <w:r>
+              <w:rPr>
+                <w:b w:val="0"/>
+                <w:color w:val="CC0000"/>
+                <w:sz w:val="16"/>
+              </w:rPr>
+              <w:t>ORPHAN: Cod '$20012940' identic, dar categorii DIFERITE. Cod $20012940: REF categoriei 2.1 =&gt; OFERTA categoriei 3.1. VERIFICARE MANUALA NECESARA!</w:t>
+            </w:r>
+          </w:p>
+        </w:tc>
+      </w:tr>
+      <w:tr>
+        <w:tc>
+          <w:tcPr>
+            <w:tcW w:type="dxa" w:w="397"/>
+            <w:shd w:fill="FFCC99" w:val="clear"/>
+          </w:tcPr>
+          <w:p>
+            <w:r>
+              <w:rPr>
+                <w:b w:val="0"/>
+                <w:sz w:val="16"/>
+              </w:rPr>
+              <w:t>3</w:t>
+            </w:r>
+          </w:p>
+        </w:tc>
+        <w:tc>
+          <w:tcPr>
+            <w:tcW w:type="dxa" w:w="1701"/>
+            <w:shd w:fill="FFCC99" w:val="clear"/>
+          </w:tcPr>
+          <w:p>
+            <w:r>
+              <w:rPr>
+                <w:b w:val="0"/>
+                <w:sz w:val="16"/>
+              </w:rPr>
+              <w:t>2.1 - ARHITECTURA - LUCRARI NOI</w:t>
+            </w:r>
+          </w:p>
+        </w:tc>
+        <w:tc>
+          <w:tcPr>
+            <w:tcW w:type="dxa" w:w="850"/>
+            <w:shd w:fill="FFCC99" w:val="clear"/>
+          </w:tcPr>
+          <w:p>
+            <w:r>
+              <w:rPr>
+                <w:b w:val="0"/>
+                <w:sz w:val="16"/>
+              </w:rPr>
+              <w:t>PF01XA</w:t>
+            </w:r>
+          </w:p>
+        </w:tc>
+        <w:tc>
+          <w:tcPr>
+            <w:tcW w:type="dxa" w:w="1984"/>
+            <w:shd w:fill="FFCC99" w:val="clear"/>
+          </w:tcPr>
+          <w:p>
+            <w:r>
+              <w:rPr>
+                <w:b w:val="0"/>
+                <w:sz w:val="16"/>
+              </w:rPr>
+              <w:t>mortar de tinci</w:t>
+            </w:r>
+          </w:p>
+        </w:tc>
+        <w:tc>
+          <w:tcPr>
+            <w:tcW w:type="dxa" w:w="454"/>
+            <w:shd w:fill="FFCC99" w:val="clear"/>
+          </w:tcPr>
+          <w:p>
+            <w:r>
+              <w:rPr>
+                <w:b w:val="0"/>
+                <w:sz w:val="16"/>
+              </w:rPr>
+              <w:t>mp</w:t>
+            </w:r>
+          </w:p>
+        </w:tc>
+        <w:tc>
+          <w:tcPr>
+            <w:tcW w:type="dxa" w:w="680"/>
+            <w:shd w:fill="FFCC99" w:val="clear"/>
+          </w:tcPr>
+          <w:p>
+            <w:r>
+              <w:rPr>
+                <w:b w:val="0"/>
+                <w:sz w:val="16"/>
+              </w:rPr>
+              <w:t>2036.0</w:t>
+            </w:r>
+          </w:p>
+        </w:tc>
+        <w:tc>
+          <w:tcPr>
+            <w:tcW w:type="dxa" w:w="850"/>
+            <w:shd w:fill="FFCC99" w:val="clear"/>
+          </w:tcPr>
+          <w:p>
+            <w:r>
+              <w:rPr>
+                <w:b w:val="0"/>
+                <w:sz w:val="16"/>
+              </w:rPr>
+              <w:t>PF01XA</w:t>
+            </w:r>
+          </w:p>
+        </w:tc>
+        <w:tc>
+          <w:tcPr>
+            <w:tcW w:type="dxa" w:w="1984"/>
+            <w:shd w:fill="FFCC99" w:val="clear"/>
+          </w:tcPr>
+          <w:p>
+            <w:r>
+              <w:rPr>
+                <w:b w:val="0"/>
+                <w:sz w:val="16"/>
+              </w:rPr>
+              <w:t>Deviz 3.1</w:t>
+            </w:r>
+          </w:p>
+        </w:tc>
+        <w:tc>
+          <w:tcPr>
+            <w:tcW w:type="dxa" w:w="454"/>
+            <w:shd w:fill="FFCC99" w:val="clear"/>
+          </w:tcPr>
+          <w:p>
+            <w:r>
+              <w:rPr>
+                <w:b w:val="0"/>
+                <w:sz w:val="16"/>
+              </w:rPr>
+              <w:t>mp</w:t>
+            </w:r>
+          </w:p>
+        </w:tc>
+        <w:tc>
+          <w:tcPr>
+            <w:tcW w:type="dxa" w:w="680"/>
+            <w:shd w:fill="FFCC99" w:val="clear"/>
+          </w:tcPr>
+          <w:p>
+            <w:r>
+              <w:rPr>
+                <w:b w:val="0"/>
+                <w:sz w:val="16"/>
+              </w:rPr>
+              <w:t>440.0</w:t>
+            </w:r>
+          </w:p>
+        </w:tc>
+        <w:tc>
+          <w:tcPr>
+            <w:tcW w:type="dxa" w:w="3572"/>
+            <w:shd w:fill="FFCC99" w:val="clear"/>
+          </w:tcPr>
+          <w:p>
+            <w:r>
+              <w:rPr>
+                <w:b w:val="0"/>
+                <w:color w:val="CC0000"/>
+                <w:sz w:val="16"/>
+              </w:rPr>
+              <w:t>ORPHAN: Cod 'PF01XA' identic, dar categorii DIFERITE. Cod PF01XA: REF categoriei 2.1 =&gt; OFERTA categoriei 3.1. VERIFICARE MANUALA NECESARA!</w:t>
+            </w:r>
+          </w:p>
+        </w:tc>
+      </w:tr>
+      <w:tr>
+        <w:tc>
+          <w:tcPr>
+            <w:tcW w:type="dxa" w:w="397"/>
+            <w:shd w:fill="FFCC99" w:val="clear"/>
+          </w:tcPr>
+          <w:p>
+            <w:r>
+              <w:rPr>
+                <w:b w:val="0"/>
+                <w:sz w:val="16"/>
+              </w:rPr>
+              <w:t>4</w:t>
+            </w:r>
+          </w:p>
+        </w:tc>
+        <w:tc>
+          <w:tcPr>
+            <w:tcW w:type="dxa" w:w="1701"/>
+            <w:shd w:fill="FFCC99" w:val="clear"/>
+          </w:tcPr>
+          <w:p>
+            <w:r>
+              <w:rPr>
+                <w:b w:val="0"/>
+                <w:sz w:val="16"/>
+              </w:rPr>
+              <w:t>2.1 - ARHITECTURA - LUCRARI NOI</w:t>
+            </w:r>
+          </w:p>
+        </w:tc>
+        <w:tc>
+          <w:tcPr>
+            <w:tcW w:type="dxa" w:w="850"/>
+            <w:shd w:fill="FFCC99" w:val="clear"/>
+          </w:tcPr>
+          <w:p>
+            <w:r>
+              <w:rPr>
+                <w:b w:val="0"/>
+                <w:sz w:val="16"/>
+              </w:rPr>
+              <w:t>PF01XA</w:t>
+            </w:r>
+          </w:p>
+        </w:tc>
+        <w:tc>
+          <w:tcPr>
+            <w:tcW w:type="dxa" w:w="1984"/>
+            <w:shd w:fill="FFCC99" w:val="clear"/>
+          </w:tcPr>
+          <w:p>
+            <w:r>
+              <w:rPr>
+                <w:b w:val="0"/>
+                <w:sz w:val="16"/>
+              </w:rPr>
+              <w:t>mortar de tinci</w:t>
+            </w:r>
+          </w:p>
+        </w:tc>
+        <w:tc>
+          <w:tcPr>
+            <w:tcW w:type="dxa" w:w="454"/>
+            <w:shd w:fill="FFCC99" w:val="clear"/>
+          </w:tcPr>
+          <w:p>
+            <w:r>
+              <w:rPr>
+                <w:b w:val="0"/>
+                <w:sz w:val="16"/>
+              </w:rPr>
+              <w:t>mp</w:t>
+            </w:r>
+          </w:p>
+        </w:tc>
+        <w:tc>
+          <w:tcPr>
+            <w:tcW w:type="dxa" w:w="680"/>
+            <w:shd w:fill="FFCC99" w:val="clear"/>
+          </w:tcPr>
+          <w:p>
+            <w:r>
+              <w:rPr>
+                <w:b w:val="0"/>
+                <w:sz w:val="16"/>
+              </w:rPr>
+              <w:t>2036.0</w:t>
+            </w:r>
+          </w:p>
+        </w:tc>
+        <w:tc>
+          <w:tcPr>
+            <w:tcW w:type="dxa" w:w="850"/>
+            <w:shd w:fill="FFCC99" w:val="clear"/>
+          </w:tcPr>
+          <w:p>
+            <w:r>
+              <w:rPr>
+                <w:b w:val="0"/>
+                <w:sz w:val="16"/>
+              </w:rPr>
+              <w:t>PF01XA</w:t>
+            </w:r>
+          </w:p>
+        </w:tc>
+        <w:tc>
+          <w:tcPr>
+            <w:tcW w:type="dxa" w:w="1984"/>
+            <w:shd w:fill="FFCC99" w:val="clear"/>
+          </w:tcPr>
+          <w:p>
+            <w:r>
+              <w:rPr>
+                <w:b w:val="0"/>
+                <w:sz w:val="16"/>
+              </w:rPr>
+              <w:t>Deviz 6.1</w:t>
+            </w:r>
+          </w:p>
+        </w:tc>
+        <w:tc>
+          <w:tcPr>
+            <w:tcW w:type="dxa" w:w="454"/>
+            <w:shd w:fill="FFCC99" w:val="clear"/>
+          </w:tcPr>
+          <w:p>
+            <w:r>
+              <w:rPr>
+                <w:b w:val="0"/>
+                <w:sz w:val="16"/>
+              </w:rPr>
+              <w:t>mp</w:t>
+            </w:r>
+          </w:p>
+        </w:tc>
+        <w:tc>
+          <w:tcPr>
+            <w:tcW w:type="dxa" w:w="680"/>
+            <w:shd w:fill="FFCC99" w:val="clear"/>
+          </w:tcPr>
+          <w:p>
+            <w:r>
+              <w:rPr>
+                <w:b w:val="0"/>
+                <w:sz w:val="16"/>
+              </w:rPr>
+              <w:t>179.0</w:t>
+            </w:r>
+          </w:p>
+        </w:tc>
+        <w:tc>
+          <w:tcPr>
+            <w:tcW w:type="dxa" w:w="3572"/>
+            <w:shd w:fill="FFCC99" w:val="clear"/>
+          </w:tcPr>
+          <w:p>
+            <w:r>
+              <w:rPr>
+                <w:b w:val="0"/>
+                <w:color w:val="CC0000"/>
+                <w:sz w:val="16"/>
+              </w:rPr>
+              <w:t>ORPHAN: Cod 'PF01XA' identic, dar categorii DIFERITE. Cod PF01XA: REF categoriei 2.1 =&gt; OFERTA categoriei 6.1. VERIFICARE MANUALA NECESARA!</w:t>
+            </w:r>
+          </w:p>
+        </w:tc>
+      </w:tr>
+      <w:tr>
+        <w:tc>
+          <w:tcPr>
+            <w:tcW w:type="dxa" w:w="397"/>
+            <w:shd w:fill="FFCC99" w:val="clear"/>
+          </w:tcPr>
+          <w:p>
+            <w:r>
+              <w:rPr>
+                <w:b w:val="0"/>
+                <w:sz w:val="16"/>
+              </w:rPr>
+              <w:t>5</w:t>
+            </w:r>
+          </w:p>
+        </w:tc>
+        <w:tc>
+          <w:tcPr>
+            <w:tcW w:type="dxa" w:w="1701"/>
+            <w:shd w:fill="FFCC99" w:val="clear"/>
+          </w:tcPr>
+          <w:p>
+            <w:r>
+              <w:rPr>
+                <w:b w:val="0"/>
+                <w:sz w:val="16"/>
+              </w:rPr>
+              <w:t>2.1 - ARHITECTURA - LUCRARI NOI</w:t>
+            </w:r>
+          </w:p>
+        </w:tc>
+        <w:tc>
+          <w:tcPr>
+            <w:tcW w:type="dxa" w:w="850"/>
+            <w:shd w:fill="FFCC99" w:val="clear"/>
+          </w:tcPr>
+          <w:p>
+            <w:r>
+              <w:rPr>
+                <w:b w:val="0"/>
+                <w:sz w:val="16"/>
+              </w:rPr>
+              <w:t>CO03A01</w:t>
+            </w:r>
+          </w:p>
+        </w:tc>
+        <w:tc>
+          <w:tcPr>
+            <w:tcW w:type="dxa" w:w="1984"/>
+            <w:shd w:fill="FFCC99" w:val="clear"/>
+          </w:tcPr>
+          <w:p>
+            <w:r>
+              <w:rPr>
+                <w:b w:val="0"/>
+                <w:sz w:val="16"/>
+              </w:rPr>
+              <w:t>dop de bitum deviz '2.1' - formular f3</w:t>
+            </w:r>
+          </w:p>
+        </w:tc>
+        <w:tc>
+          <w:tcPr>
+            <w:tcW w:type="dxa" w:w="454"/>
+            <w:shd w:fill="FFCC99" w:val="clear"/>
+          </w:tcPr>
+          <w:p>
+            <w:r>
+              <w:rPr>
+                <w:b w:val="0"/>
+                <w:sz w:val="16"/>
+              </w:rPr>
+              <w:t>ml</w:t>
+            </w:r>
+          </w:p>
+        </w:tc>
+        <w:tc>
+          <w:tcPr>
+            <w:tcW w:type="dxa" w:w="680"/>
+            <w:shd w:fill="FFCC99" w:val="clear"/>
+          </w:tcPr>
+          <w:p>
+            <w:r>
+              <w:rPr>
+                <w:b w:val="0"/>
+                <w:sz w:val="16"/>
+              </w:rPr>
+              <w:t>320.0</w:t>
+            </w:r>
+          </w:p>
+        </w:tc>
+        <w:tc>
+          <w:tcPr>
+            <w:tcW w:type="dxa" w:w="850"/>
+            <w:shd w:fill="FFCC99" w:val="clear"/>
+          </w:tcPr>
+          <w:p>
+            <w:r>
+              <w:rPr>
+                <w:b w:val="0"/>
+                <w:sz w:val="16"/>
+              </w:rPr>
+              <w:t>CO03A01</w:t>
+            </w:r>
+          </w:p>
+        </w:tc>
+        <w:tc>
+          <w:tcPr>
+            <w:tcW w:type="dxa" w:w="1984"/>
+            <w:shd w:fill="FFCC99" w:val="clear"/>
+          </w:tcPr>
+          <w:p>
+            <w:r>
+              <w:rPr>
+                <w:b w:val="0"/>
+                <w:sz w:val="16"/>
+              </w:rPr>
+              <w:t>Deviz 3.1</w:t>
+            </w:r>
+          </w:p>
+        </w:tc>
+        <w:tc>
+          <w:tcPr>
+            <w:tcW w:type="dxa" w:w="454"/>
+            <w:shd w:fill="FFCC99" w:val="clear"/>
+          </w:tcPr>
+          <w:p>
+            <w:r>
+              <w:rPr>
+                <w:b w:val="0"/>
+                <w:sz w:val="16"/>
+              </w:rPr>
+              <w:t>ml</w:t>
+            </w:r>
+          </w:p>
+        </w:tc>
+        <w:tc>
+          <w:tcPr>
+            <w:tcW w:type="dxa" w:w="680"/>
+            <w:shd w:fill="FFCC99" w:val="clear"/>
+          </w:tcPr>
+          <w:p>
+            <w:r>
+              <w:rPr>
+                <w:b w:val="0"/>
+                <w:sz w:val="16"/>
+              </w:rPr>
+              <w:t>56.0</w:t>
+            </w:r>
+          </w:p>
+        </w:tc>
+        <w:tc>
+          <w:tcPr>
+            <w:tcW w:type="dxa" w:w="3572"/>
+            <w:shd w:fill="FFCC99" w:val="clear"/>
+          </w:tcPr>
+          <w:p>
+            <w:r>
+              <w:rPr>
+                <w:b w:val="0"/>
+                <w:color w:val="CC0000"/>
+                <w:sz w:val="16"/>
+              </w:rPr>
+              <w:t>ORPHAN: Cod 'CO03A01' identic, dar categorii DIFERITE. Cod CO03A01: REF categoriei 2.1 =&gt; OFERTA categoriei 3.1. VERIFICARE MANUALA NECESARA!</w:t>
+            </w:r>
+          </w:p>
+        </w:tc>
+      </w:tr>
+      <w:tr>
+        <w:tc>
+          <w:tcPr>
+            <w:tcW w:type="dxa" w:w="397"/>
+            <w:shd w:fill="FFCC99" w:val="clear"/>
+          </w:tcPr>
+          <w:p>
+            <w:r>
+              <w:rPr>
+                <w:b w:val="0"/>
+                <w:sz w:val="16"/>
+              </w:rPr>
+              <w:t>6</w:t>
+            </w:r>
+          </w:p>
+        </w:tc>
+        <w:tc>
+          <w:tcPr>
+            <w:tcW w:type="dxa" w:w="1701"/>
+            <w:shd w:fill="FFCC99" w:val="clear"/>
+          </w:tcPr>
+          <w:p>
+            <w:r>
+              <w:rPr>
+                <w:b w:val="0"/>
+                <w:sz w:val="16"/>
+              </w:rPr>
+              <w:t>2.1 - ARHITECTURA - LUCRARI NOI</w:t>
+            </w:r>
+          </w:p>
+        </w:tc>
+        <w:tc>
+          <w:tcPr>
+            <w:tcW w:type="dxa" w:w="850"/>
+            <w:shd w:fill="FFCC99" w:val="clear"/>
+          </w:tcPr>
+          <w:p>
+            <w:r>
+              <w:rPr>
+                <w:b w:val="0"/>
+                <w:sz w:val="16"/>
+              </w:rPr>
+              <w:t>IZF12XE</w:t>
+            </w:r>
+          </w:p>
+        </w:tc>
+        <w:tc>
+          <w:tcPr>
+            <w:tcW w:type="dxa" w:w="1984"/>
+            <w:shd w:fill="FFCC99" w:val="clear"/>
+          </w:tcPr>
+          <w:p>
+            <w:r>
+              <w:rPr>
+                <w:b w:val="0"/>
+                <w:sz w:val="16"/>
+              </w:rPr>
+              <w:t>sapa de egalizare 3-5 cm</w:t>
+            </w:r>
+          </w:p>
+        </w:tc>
+        <w:tc>
+          <w:tcPr>
+            <w:tcW w:type="dxa" w:w="454"/>
+            <w:shd w:fill="FFCC99" w:val="clear"/>
+          </w:tcPr>
+          <w:p>
+            <w:r>
+              <w:rPr>
+                <w:b w:val="0"/>
+                <w:sz w:val="16"/>
+              </w:rPr>
+              <w:t>mp</w:t>
+            </w:r>
+          </w:p>
+        </w:tc>
+        <w:tc>
+          <w:tcPr>
+            <w:tcW w:type="dxa" w:w="680"/>
+            <w:shd w:fill="FFCC99" w:val="clear"/>
+          </w:tcPr>
+          <w:p>
+            <w:r>
+              <w:rPr>
+                <w:b w:val="0"/>
+                <w:sz w:val="16"/>
+              </w:rPr>
+              <w:t>1561.0</w:t>
+            </w:r>
+          </w:p>
+        </w:tc>
+        <w:tc>
+          <w:tcPr>
+            <w:tcW w:type="dxa" w:w="850"/>
+            <w:shd w:fill="FFCC99" w:val="clear"/>
+          </w:tcPr>
+          <w:p>
+            <w:r>
+              <w:rPr>
+                <w:b w:val="0"/>
+                <w:sz w:val="16"/>
+              </w:rPr>
+              <w:t>IZF12XE</w:t>
+            </w:r>
+          </w:p>
+        </w:tc>
+        <w:tc>
+          <w:tcPr>
+            <w:tcW w:type="dxa" w:w="1984"/>
+            <w:shd w:fill="FFCC99" w:val="clear"/>
+          </w:tcPr>
+          <w:p>
+            <w:r>
+              <w:rPr>
+                <w:b w:val="0"/>
+                <w:sz w:val="16"/>
+              </w:rPr>
+              <w:t>Deviz 3.1</w:t>
+            </w:r>
+          </w:p>
+        </w:tc>
+        <w:tc>
+          <w:tcPr>
+            <w:tcW w:type="dxa" w:w="454"/>
+            <w:shd w:fill="FFCC99" w:val="clear"/>
+          </w:tcPr>
+          <w:p>
+            <w:r>
+              <w:rPr>
+                <w:b w:val="0"/>
+                <w:sz w:val="16"/>
+              </w:rPr>
+              <w:t>mp</w:t>
+            </w:r>
+          </w:p>
+        </w:tc>
+        <w:tc>
+          <w:tcPr>
+            <w:tcW w:type="dxa" w:w="680"/>
+            <w:shd w:fill="FFCC99" w:val="clear"/>
+          </w:tcPr>
+          <w:p>
+            <w:r>
+              <w:rPr>
+                <w:b w:val="0"/>
+                <w:sz w:val="16"/>
+              </w:rPr>
+              <w:t>385.0</w:t>
+            </w:r>
+          </w:p>
+        </w:tc>
+        <w:tc>
+          <w:tcPr>
+            <w:tcW w:type="dxa" w:w="3572"/>
+            <w:shd w:fill="FFCC99" w:val="clear"/>
+          </w:tcPr>
+          <w:p>
+            <w:r>
+              <w:rPr>
+                <w:b w:val="0"/>
+                <w:color w:val="CC0000"/>
+                <w:sz w:val="16"/>
+              </w:rPr>
+              <w:t>ORPHAN: Cod 'IZF12XE' identic, dar categorii DIFERITE. Cod IZF12XE: REF categoriei 2.1 =&gt; OFERTA categoriei 3.1. VERIFICARE MANUALA NECESARA!</w:t>
+            </w:r>
+          </w:p>
+        </w:tc>
+      </w:tr>
+      <w:tr>
+        <w:tc>
+          <w:tcPr>
+            <w:tcW w:type="dxa" w:w="397"/>
+            <w:shd w:fill="FFCC99" w:val="clear"/>
+          </w:tcPr>
+          <w:p>
+            <w:r>
+              <w:rPr>
+                <w:b w:val="0"/>
+                <w:sz w:val="16"/>
+              </w:rPr>
+              <w:t>7</w:t>
+            </w:r>
+          </w:p>
+        </w:tc>
+        <w:tc>
+          <w:tcPr>
+            <w:tcW w:type="dxa" w:w="1701"/>
+            <w:shd w:fill="FFCC99" w:val="clear"/>
+          </w:tcPr>
+          <w:p>
+            <w:r>
+              <w:rPr>
+                <w:b w:val="0"/>
+                <w:sz w:val="16"/>
+              </w:rPr>
+              <w:t>2.1 - ARHITECTURA - LUCRARI NOI</w:t>
+            </w:r>
+          </w:p>
+        </w:tc>
+        <w:tc>
+          <w:tcPr>
+            <w:tcW w:type="dxa" w:w="850"/>
+            <w:shd w:fill="FFCC99" w:val="clear"/>
+          </w:tcPr>
+          <w:p>
+            <w:r>
+              <w:rPr>
+                <w:b w:val="0"/>
+                <w:sz w:val="16"/>
+              </w:rPr>
+              <w:t>CO01A01</w:t>
+            </w:r>
+          </w:p>
+        </w:tc>
+        <w:tc>
+          <w:tcPr>
+            <w:tcW w:type="dxa" w:w="1984"/>
+            <w:shd w:fill="FFCC99" w:val="clear"/>
+          </w:tcPr>
+          <w:p>
+            <w:r>
+              <w:rPr>
+                <w:b w:val="0"/>
+                <w:sz w:val="16"/>
+              </w:rPr>
+              <w:t>trotuar de garda beton (latime variabila) cu urmat</w:t>
+            </w:r>
+          </w:p>
+        </w:tc>
+        <w:tc>
+          <w:tcPr>
+            <w:tcW w:type="dxa" w:w="454"/>
+            <w:shd w:fill="FFCC99" w:val="clear"/>
+          </w:tcPr>
+          <w:p>
+            <w:r>
+              <w:rPr>
+                <w:b w:val="0"/>
+                <w:sz w:val="16"/>
+              </w:rPr>
+              <w:t>mp</w:t>
+            </w:r>
+          </w:p>
+        </w:tc>
+        <w:tc>
+          <w:tcPr>
+            <w:tcW w:type="dxa" w:w="680"/>
+            <w:shd w:fill="FFCC99" w:val="clear"/>
+          </w:tcPr>
+          <w:p>
+            <w:r>
+              <w:rPr>
+                <w:b w:val="0"/>
+                <w:sz w:val="16"/>
+              </w:rPr>
+              <w:t>82.0</w:t>
+            </w:r>
+          </w:p>
+        </w:tc>
+        <w:tc>
+          <w:tcPr>
+            <w:tcW w:type="dxa" w:w="850"/>
+            <w:shd w:fill="FFCC99" w:val="clear"/>
+          </w:tcPr>
+          <w:p>
+            <w:r>
+              <w:rPr>
+                <w:b w:val="0"/>
+                <w:sz w:val="16"/>
+              </w:rPr>
+              <w:t>CO01A01</w:t>
+            </w:r>
+          </w:p>
+        </w:tc>
+        <w:tc>
+          <w:tcPr>
+            <w:tcW w:type="dxa" w:w="1984"/>
+            <w:shd w:fill="FFCC99" w:val="clear"/>
+          </w:tcPr>
+          <w:p>
+            <w:r>
+              <w:rPr>
+                <w:b w:val="0"/>
+                <w:sz w:val="16"/>
+              </w:rPr>
+              <w:t>Deviz 3.1</w:t>
+            </w:r>
+          </w:p>
+        </w:tc>
+        <w:tc>
+          <w:tcPr>
+            <w:tcW w:type="dxa" w:w="454"/>
+            <w:shd w:fill="FFCC99" w:val="clear"/>
+          </w:tcPr>
+          <w:p>
+            <w:r>
+              <w:rPr>
+                <w:b w:val="0"/>
+                <w:sz w:val="16"/>
+              </w:rPr>
+              <w:t>mp</w:t>
+            </w:r>
+          </w:p>
+        </w:tc>
+        <w:tc>
+          <w:tcPr>
+            <w:tcW w:type="dxa" w:w="680"/>
+            <w:shd w:fill="FFCC99" w:val="clear"/>
+          </w:tcPr>
+          <w:p>
+            <w:r>
+              <w:rPr>
+                <w:b w:val="0"/>
+                <w:sz w:val="16"/>
+              </w:rPr>
+              <w:t>35.0</w:t>
+            </w:r>
+          </w:p>
+        </w:tc>
+        <w:tc>
+          <w:tcPr>
+            <w:tcW w:type="dxa" w:w="3572"/>
+            <w:shd w:fill="FFCC99" w:val="clear"/>
+          </w:tcPr>
+          <w:p>
+            <w:r>
+              <w:rPr>
+                <w:b w:val="0"/>
+                <w:color w:val="CC0000"/>
+                <w:sz w:val="16"/>
+              </w:rPr>
+              <w:t>ORPHAN: Cod 'CO01A01' identic, dar categorii DIFERITE. Cod CO01A01: REF categoriei 2.1 =&gt; OFERTA categoriei 3.1. VERIFICARE MANUALA NECESARA!</w:t>
+            </w:r>
+          </w:p>
+        </w:tc>
+      </w:tr>
+      <w:tr>
+        <w:tc>
+          <w:tcPr>
+            <w:tcW w:type="dxa" w:w="397"/>
+            <w:shd w:fill="FFCC99" w:val="clear"/>
+          </w:tcPr>
+          <w:p>
+            <w:r>
+              <w:rPr>
+                <w:b w:val="0"/>
+                <w:sz w:val="16"/>
+              </w:rPr>
+              <w:t>8</w:t>
+            </w:r>
+          </w:p>
+        </w:tc>
+        <w:tc>
+          <w:tcPr>
+            <w:tcW w:type="dxa" w:w="1701"/>
+            <w:shd w:fill="FFCC99" w:val="clear"/>
+          </w:tcPr>
+          <w:p>
+            <w:r>
+              <w:rPr>
+                <w:b w:val="0"/>
+                <w:sz w:val="16"/>
+              </w:rPr>
+              <w:t>2.1 - ARHITECTURA - LUCRARI NOI</w:t>
+            </w:r>
+          </w:p>
+        </w:tc>
+        <w:tc>
+          <w:tcPr>
+            <w:tcW w:type="dxa" w:w="850"/>
+            <w:shd w:fill="FFCC99" w:val="clear"/>
+          </w:tcPr>
+          <w:p>
+            <w:r>
+              <w:rPr>
+                <w:b w:val="0"/>
+                <w:sz w:val="16"/>
+              </w:rPr>
+              <w:t>RCSO29E</w:t>
+            </w:r>
+          </w:p>
+        </w:tc>
+        <w:tc>
+          <w:tcPr>
+            <w:tcW w:type="dxa" w:w="1984"/>
+            <w:shd w:fill="FFCC99" w:val="clear"/>
+          </w:tcPr>
+          <w:p>
+            <w:r>
+              <w:rPr>
+                <w:b w:val="0"/>
+                <w:sz w:val="16"/>
+              </w:rPr>
+              <w:t>usa dubla cu structura celulara - 1.50x2.10</w:t>
+            </w:r>
+          </w:p>
+        </w:tc>
+        <w:tc>
+          <w:tcPr>
+            <w:tcW w:type="dxa" w:w="454"/>
+            <w:shd w:fill="FFCC99" w:val="clear"/>
+          </w:tcPr>
+          <w:p>
+            <w:r>
+              <w:rPr>
+                <w:b w:val="0"/>
+                <w:sz w:val="16"/>
+              </w:rPr>
+              <w:t>buc</w:t>
+            </w:r>
+          </w:p>
+        </w:tc>
+        <w:tc>
+          <w:tcPr>
+            <w:tcW w:type="dxa" w:w="680"/>
+            <w:shd w:fill="FFCC99" w:val="clear"/>
+          </w:tcPr>
+          <w:p>
+            <w:r>
+              <w:rPr>
+                <w:b w:val="0"/>
+                <w:sz w:val="16"/>
+              </w:rPr>
+              <w:t>1.0</w:t>
+            </w:r>
+          </w:p>
+        </w:tc>
+        <w:tc>
+          <w:tcPr>
+            <w:tcW w:type="dxa" w:w="850"/>
+            <w:shd w:fill="FFCC99" w:val="clear"/>
+          </w:tcPr>
+          <w:p>
+            <w:r>
+              <w:rPr>
+                <w:b w:val="0"/>
+                <w:sz w:val="16"/>
+              </w:rPr>
+              <w:t>RCSO29E</w:t>
+            </w:r>
+          </w:p>
+        </w:tc>
+        <w:tc>
+          <w:tcPr>
+            <w:tcW w:type="dxa" w:w="1984"/>
+            <w:shd w:fill="FFCC99" w:val="clear"/>
+          </w:tcPr>
+          <w:p>
+            <w:r>
+              <w:rPr>
+                <w:b w:val="0"/>
+                <w:sz w:val="16"/>
+              </w:rPr>
+              <w:t>Deviz 3.1</w:t>
+            </w:r>
+          </w:p>
+        </w:tc>
+        <w:tc>
+          <w:tcPr>
+            <w:tcW w:type="dxa" w:w="454"/>
+            <w:shd w:fill="FFCC99" w:val="clear"/>
+          </w:tcPr>
+          <w:p>
+            <w:r>
+              <w:rPr>
+                <w:b w:val="0"/>
+                <w:sz w:val="16"/>
+              </w:rPr>
+              <w:t>buc</w:t>
+            </w:r>
+          </w:p>
+        </w:tc>
+        <w:tc>
+          <w:tcPr>
+            <w:tcW w:type="dxa" w:w="680"/>
+            <w:shd w:fill="FFCC99" w:val="clear"/>
+          </w:tcPr>
+          <w:p>
+            <w:r>
+              <w:rPr>
+                <w:b w:val="0"/>
+                <w:sz w:val="16"/>
+              </w:rPr>
+              <w:t>5.0</w:t>
+            </w:r>
+          </w:p>
+        </w:tc>
+        <w:tc>
+          <w:tcPr>
+            <w:tcW w:type="dxa" w:w="3572"/>
+            <w:shd w:fill="FFCC99" w:val="clear"/>
+          </w:tcPr>
+          <w:p>
+            <w:r>
+              <w:rPr>
+                <w:b w:val="0"/>
+                <w:color w:val="CC0000"/>
+                <w:sz w:val="16"/>
+              </w:rPr>
+              <w:t>ORPHAN: Cod 'RCSO29E' identic, dar categorii DIFERITE. Cod RCSO29E: REF categoriei 2.1 =&gt; OFERTA categoriei 3.1. VERIFICARE MANUALA NECESARA!</w:t>
+            </w:r>
+          </w:p>
+        </w:tc>
+      </w:tr>
+      <w:tr>
+        <w:tc>
+          <w:tcPr>
+            <w:tcW w:type="dxa" w:w="397"/>
+            <w:shd w:fill="FFCC99" w:val="clear"/>
+          </w:tcPr>
+          <w:p>
+            <w:r>
+              <w:rPr>
+                <w:b w:val="0"/>
+                <w:sz w:val="16"/>
+              </w:rPr>
+              <w:t>9</w:t>
+            </w:r>
+          </w:p>
+        </w:tc>
+        <w:tc>
+          <w:tcPr>
+            <w:tcW w:type="dxa" w:w="1701"/>
+            <w:shd w:fill="FFCC99" w:val="clear"/>
+          </w:tcPr>
+          <w:p>
+            <w:r>
+              <w:rPr>
+                <w:b w:val="0"/>
+                <w:sz w:val="16"/>
+              </w:rPr>
+              <w:t>2.1 - ARHITECTURA - LUCRARI NOI</w:t>
+            </w:r>
+          </w:p>
+        </w:tc>
+        <w:tc>
+          <w:tcPr>
+            <w:tcW w:type="dxa" w:w="850"/>
+            <w:shd w:fill="FFCC99" w:val="clear"/>
+          </w:tcPr>
+          <w:p>
+            <w:r>
+              <w:rPr>
+                <w:b w:val="0"/>
+                <w:sz w:val="16"/>
+              </w:rPr>
+              <w:t>RCSL02A01</w:t>
+            </w:r>
+          </w:p>
+        </w:tc>
+        <w:tc>
+          <w:tcPr>
+            <w:tcW w:type="dxa" w:w="1984"/>
+            <w:shd w:fill="FFCC99" w:val="clear"/>
+          </w:tcPr>
+          <w:p>
+            <w:r>
+              <w:rPr>
+                <w:b w:val="0"/>
+                <w:sz w:val="16"/>
+              </w:rPr>
+              <w:t>balustrada metalica h=100 cm cu doua maini curente</w:t>
+            </w:r>
+          </w:p>
+        </w:tc>
+        <w:tc>
+          <w:tcPr>
+            <w:tcW w:type="dxa" w:w="454"/>
+            <w:shd w:fill="FFCC99" w:val="clear"/>
+          </w:tcPr>
+          <w:p>
+            <w:r>
+              <w:rPr>
+                <w:b w:val="0"/>
+                <w:sz w:val="16"/>
+              </w:rPr>
+              <w:t>ml</w:t>
+            </w:r>
+          </w:p>
+        </w:tc>
+        <w:tc>
+          <w:tcPr>
+            <w:tcW w:type="dxa" w:w="680"/>
+            <w:shd w:fill="FFCC99" w:val="clear"/>
+          </w:tcPr>
+          <w:p>
+            <w:r>
+              <w:rPr>
+                <w:b w:val="0"/>
+                <w:sz w:val="16"/>
+              </w:rPr>
+              <w:t>105.0</w:t>
+            </w:r>
+          </w:p>
+        </w:tc>
+        <w:tc>
+          <w:tcPr>
+            <w:tcW w:type="dxa" w:w="850"/>
+            <w:shd w:fill="FFCC99" w:val="clear"/>
+          </w:tcPr>
+          <w:p>
+            <w:r>
+              <w:rPr>
+                <w:b w:val="0"/>
+                <w:sz w:val="16"/>
+              </w:rPr>
+              <w:t>RCSL02A01</w:t>
+            </w:r>
+          </w:p>
+        </w:tc>
+        <w:tc>
+          <w:tcPr>
+            <w:tcW w:type="dxa" w:w="1984"/>
+            <w:shd w:fill="FFCC99" w:val="clear"/>
+          </w:tcPr>
+          <w:p>
+            <w:r>
+              <w:rPr>
+                <w:b w:val="0"/>
+                <w:sz w:val="16"/>
+              </w:rPr>
+              <w:t>Deviz 3.1</w:t>
+            </w:r>
+          </w:p>
+        </w:tc>
+        <w:tc>
+          <w:tcPr>
+            <w:tcW w:type="dxa" w:w="454"/>
+            <w:shd w:fill="FFCC99" w:val="clear"/>
+          </w:tcPr>
+          <w:p>
+            <w:r>
+              <w:rPr>
+                <w:b w:val="0"/>
+                <w:sz w:val="16"/>
+              </w:rPr>
+              <w:t>ml</w:t>
+            </w:r>
+          </w:p>
+        </w:tc>
+        <w:tc>
+          <w:tcPr>
+            <w:tcW w:type="dxa" w:w="680"/>
+            <w:shd w:fill="FFCC99" w:val="clear"/>
+          </w:tcPr>
+          <w:p>
+            <w:r>
+              <w:rPr>
+                <w:b w:val="0"/>
+                <w:sz w:val="16"/>
+              </w:rPr>
+              <w:t>26.0</w:t>
+            </w:r>
+          </w:p>
+        </w:tc>
+        <w:tc>
+          <w:tcPr>
+            <w:tcW w:type="dxa" w:w="3572"/>
+            <w:shd w:fill="FFCC99" w:val="clear"/>
+          </w:tcPr>
+          <w:p>
+            <w:r>
+              <w:rPr>
+                <w:b w:val="0"/>
+                <w:color w:val="CC0000"/>
+                <w:sz w:val="16"/>
+              </w:rPr>
+              <w:t>ORPHAN: Cod 'RCSL02A01' identic, dar categorii DIFERITE. Cod RCSL02A01: REF categoriei 2.1 =&gt; OFERTA categoriei 3.1. VERIFICARE MANUALA NECESARA!</w:t>
+            </w:r>
+          </w:p>
+        </w:tc>
+      </w:tr>
+      <w:tr>
+        <w:tc>
+          <w:tcPr>
+            <w:tcW w:type="dxa" w:w="397"/>
+            <w:shd w:fill="FFCC99" w:val="clear"/>
+          </w:tcPr>
+          <w:p>
+            <w:r>
+              <w:rPr>
+                <w:b w:val="0"/>
+                <w:sz w:val="16"/>
+              </w:rPr>
+              <w:t>10</w:t>
+            </w:r>
+          </w:p>
+        </w:tc>
+        <w:tc>
+          <w:tcPr>
+            <w:tcW w:type="dxa" w:w="1701"/>
+            <w:shd w:fill="FFCC99" w:val="clear"/>
+          </w:tcPr>
+          <w:p>
+            <w:r>
+              <w:rPr>
+                <w:b w:val="0"/>
+                <w:sz w:val="16"/>
+              </w:rPr>
+              <w:t>2.1 - ARHITECTURA - LUCRARI NOI</w:t>
+            </w:r>
+          </w:p>
+        </w:tc>
+        <w:tc>
+          <w:tcPr>
+            <w:tcW w:type="dxa" w:w="850"/>
+            <w:shd w:fill="FFCC99" w:val="clear"/>
+          </w:tcPr>
+          <w:p>
+            <w:r>
+              <w:rPr>
+                <w:b w:val="0"/>
+                <w:sz w:val="16"/>
+              </w:rPr>
+              <w:t>RPLA61A</w:t>
+            </w:r>
+          </w:p>
+        </w:tc>
+        <w:tc>
+          <w:tcPr>
+            <w:tcW w:type="dxa" w:w="1984"/>
+            <w:shd w:fill="FFCC99" w:val="clear"/>
+          </w:tcPr>
+          <w:p>
+            <w:r>
+              <w:rPr>
+                <w:b w:val="0"/>
+                <w:sz w:val="16"/>
+              </w:rPr>
+              <w:t>profil antiderapant striat semnalizare - cauciuc p</w:t>
+            </w:r>
+          </w:p>
+        </w:tc>
+        <w:tc>
+          <w:tcPr>
+            <w:tcW w:type="dxa" w:w="454"/>
+            <w:shd w:fill="FFCC99" w:val="clear"/>
+          </w:tcPr>
+          <w:p>
+            <w:r>
+              <w:rPr>
+                <w:b w:val="0"/>
+                <w:sz w:val="16"/>
+              </w:rPr>
+              <w:t>ml</w:t>
+            </w:r>
+          </w:p>
+        </w:tc>
+        <w:tc>
+          <w:tcPr>
+            <w:tcW w:type="dxa" w:w="680"/>
+            <w:shd w:fill="FFCC99" w:val="clear"/>
+          </w:tcPr>
+          <w:p>
+            <w:r>
+              <w:rPr>
+                <w:b w:val="0"/>
+                <w:sz w:val="16"/>
+              </w:rPr>
+              <w:t>73.0</w:t>
+            </w:r>
+          </w:p>
+        </w:tc>
+        <w:tc>
+          <w:tcPr>
+            <w:tcW w:type="dxa" w:w="850"/>
+            <w:shd w:fill="FFCC99" w:val="clear"/>
+          </w:tcPr>
+          <w:p>
+            <w:r>
+              <w:rPr>
+                <w:b w:val="0"/>
+                <w:sz w:val="16"/>
+              </w:rPr>
+              <w:t>RPLA61A</w:t>
+            </w:r>
+          </w:p>
+        </w:tc>
+        <w:tc>
+          <w:tcPr>
+            <w:tcW w:type="dxa" w:w="1984"/>
+            <w:shd w:fill="FFCC99" w:val="clear"/>
+          </w:tcPr>
+          <w:p>
+            <w:r>
+              <w:rPr>
+                <w:b w:val="0"/>
+                <w:sz w:val="16"/>
+              </w:rPr>
+              <w:t>Deviz 3.1</w:t>
+            </w:r>
+          </w:p>
+        </w:tc>
+        <w:tc>
+          <w:tcPr>
+            <w:tcW w:type="dxa" w:w="454"/>
+            <w:shd w:fill="FFCC99" w:val="clear"/>
+          </w:tcPr>
+          <w:p>
+            <w:r>
+              <w:rPr>
+                <w:b w:val="0"/>
+                <w:sz w:val="16"/>
+              </w:rPr>
+              <w:t>ml</w:t>
+            </w:r>
+          </w:p>
+        </w:tc>
+        <w:tc>
+          <w:tcPr>
+            <w:tcW w:type="dxa" w:w="680"/>
+            <w:shd w:fill="FFCC99" w:val="clear"/>
+          </w:tcPr>
+          <w:p>
+            <w:r>
+              <w:rPr>
+                <w:b w:val="0"/>
+                <w:sz w:val="16"/>
+              </w:rPr>
+              <w:t>23.0</w:t>
+            </w:r>
+          </w:p>
+        </w:tc>
+        <w:tc>
+          <w:tcPr>
+            <w:tcW w:type="dxa" w:w="3572"/>
+            <w:shd w:fill="FFCC99" w:val="clear"/>
+          </w:tcPr>
+          <w:p>
+            <w:r>
+              <w:rPr>
+                <w:b w:val="0"/>
+                <w:color w:val="CC0000"/>
+                <w:sz w:val="16"/>
+              </w:rPr>
+              <w:t>ORPHAN: Cod 'RPLA61A' identic, dar categorii DIFERITE. Cod RPLA61A: REF categoriei 2.1 =&gt; OFERTA categoriei 3.1. VERIFICARE MANUALA NECESARA!</w:t>
+            </w:r>
+          </w:p>
+        </w:tc>
+      </w:tr>
+      <w:tr>
+        <w:tc>
+          <w:tcPr>
             <w:tcW w:type="dxa" w:w="3572"/>
             <w:gridSpan w:val="11"/>
             <w:shd w:fill="FFFF99" w:val="clear"/>
@@ -558,7 +2070,7 @@
                 <w:b w:val="0"/>
                 <w:sz w:val="16"/>
               </w:rPr>
-              <w:t>2</w:t>
+              <w:t>11</w:t>
             </w:r>
           </w:p>
         </w:tc>
@@ -644,7 +2156,7 @@
                 <w:b w:val="0"/>
                 <w:sz w:val="16"/>
               </w:rPr>
-              <w:t>CK01A01</w:t>
+              <w:t>CD19E04</w:t>
             </w:r>
           </w:p>
         </w:tc>
@@ -659,7 +2171,7 @@
                 <w:b w:val="0"/>
                 <w:sz w:val="16"/>
               </w:rPr>
-              <w:t>tamplarie pvc cu panou plin culoare alba</w:t>
+              <w:t>sistem gips - carton de tip norgips cu rezisten...</w:t>
             </w:r>
           </w:p>
         </w:tc>
@@ -689,7 +2201,7 @@
                 <w:b w:val="0"/>
                 <w:sz w:val="16"/>
               </w:rPr>
-              <w:t>34.0</w:t>
+              <w:t>1.0</w:t>
             </w:r>
           </w:p>
         </w:tc>
@@ -722,7 +2234,7 @@
                 <w:b w:val="0"/>
                 <w:sz w:val="16"/>
               </w:rPr>
-              <w:t>3</w:t>
+              <w:t>12</w:t>
             </w:r>
           </w:p>
         </w:tc>
@@ -808,7 +2320,7 @@
                 <w:b w:val="0"/>
                 <w:sz w:val="16"/>
               </w:rPr>
-              <w:t>CD19E04</w:t>
+              <w:t>CK01A01</w:t>
             </w:r>
           </w:p>
         </w:tc>
@@ -823,7 +2335,7 @@
                 <w:b w:val="0"/>
                 <w:sz w:val="16"/>
               </w:rPr>
-              <w:t>sistem gips - carton de tip norgips cu rezisten...</w:t>
+              <w:t>tamplarie pvc cu panou plin culoare alba</w:t>
             </w:r>
           </w:p>
         </w:tc>
@@ -853,7 +2365,7 @@
                 <w:b w:val="0"/>
                 <w:sz w:val="16"/>
               </w:rPr>
-              <w:t>1.0</w:t>
+              <w:t>34.0</w:t>
             </w:r>
           </w:p>
         </w:tc>
@@ -886,7 +2398,7 @@
                 <w:b w:val="0"/>
                 <w:sz w:val="16"/>
               </w:rPr>
-              <w:t>4</w:t>
+              <w:t>13</w:t>
             </w:r>
           </w:p>
         </w:tc>
@@ -1050,7 +2562,7 @@
                 <w:b w:val="0"/>
                 <w:sz w:val="16"/>
               </w:rPr>
-              <w:t>5</w:t>
+              <w:t>14</w:t>
             </w:r>
           </w:p>
         </w:tc>
@@ -1237,7 +2749,7 @@
                 <w:color w:val="000000"/>
                 <w:sz w:val="18"/>
               </w:rPr>
-              <w:t>Neconformitati: 5 din 72 articole ref.</w:t>
+              <w:t>Neconformitati: 14 din 72 articole ref.</w:t>
             </w:r>
           </w:p>
         </w:tc>
@@ -1363,7 +2875,7 @@
                 <w:b w:val="0"/>
                 <w:sz w:val="16"/>
               </w:rPr>
-              <w:t>7</w:t>
+              <w:t>16</w:t>
             </w:r>
           </w:p>
         </w:tc>
@@ -1522,7 +3034,7 @@
                 <w:b w:val="0"/>
                 <w:sz w:val="16"/>
               </w:rPr>
-              <w:t>8</w:t>
+              <w:t>17</w:t>
             </w:r>
           </w:p>
         </w:tc>
@@ -1681,7 +3193,7 @@
                 <w:b w:val="0"/>
                 <w:sz w:val="16"/>
               </w:rPr>
-              <w:t>9</w:t>
+              <w:t>18</w:t>
             </w:r>
           </w:p>
         </w:tc>
@@ -1840,7 +3352,7 @@
                 <w:b w:val="0"/>
                 <w:sz w:val="16"/>
               </w:rPr>
-              <w:t>10</w:t>
+              <w:t>19</w:t>
             </w:r>
           </w:p>
         </w:tc>
@@ -1999,7 +3511,7 @@
                 <w:b w:val="0"/>
                 <w:sz w:val="16"/>
               </w:rPr>
-              <w:t>11</w:t>
+              <w:t>20</w:t>
             </w:r>
           </w:p>
         </w:tc>
@@ -2158,7 +3670,7 @@
                 <w:b w:val="0"/>
                 <w:sz w:val="16"/>
               </w:rPr>
-              <w:t>12</w:t>
+              <w:t>21</w:t>
             </w:r>
           </w:p>
         </w:tc>
@@ -2317,7 +3829,7 @@
                 <w:b w:val="0"/>
                 <w:sz w:val="16"/>
               </w:rPr>
-              <w:t>13</w:t>
+              <w:t>22</w:t>
             </w:r>
           </w:p>
         </w:tc>
@@ -2476,7 +3988,7 @@
                 <w:b w:val="0"/>
                 <w:sz w:val="16"/>
               </w:rPr>
-              <w:t>14</w:t>
+              <w:t>23</w:t>
             </w:r>
           </w:p>
         </w:tc>
@@ -2635,7 +4147,7 @@
                 <w:b w:val="0"/>
                 <w:sz w:val="16"/>
               </w:rPr>
-              <w:t>15</w:t>
+              <w:t>24</w:t>
             </w:r>
           </w:p>
         </w:tc>
@@ -2794,7 +4306,7 @@
                 <w:b w:val="0"/>
                 <w:sz w:val="16"/>
               </w:rPr>
-              <w:t>16</w:t>
+              <w:t>25</w:t>
             </w:r>
           </w:p>
         </w:tc>
@@ -2953,7 +4465,7 @@
                 <w:b w:val="0"/>
                 <w:sz w:val="16"/>
               </w:rPr>
-              <w:t>17</w:t>
+              <w:t>26</w:t>
             </w:r>
           </w:p>
         </w:tc>
@@ -3132,7 +4644,7 @@
                 <w:b w:val="0"/>
                 <w:sz w:val="16"/>
               </w:rPr>
-              <w:t>18</w:t>
+              <w:t>27</w:t>
             </w:r>
           </w:p>
         </w:tc>
@@ -3445,7 +4957,7 @@
                 <w:b w:val="0"/>
                 <w:sz w:val="16"/>
               </w:rPr>
-              <w:t>20</w:t>
+              <w:t>29</w:t>
             </w:r>
           </w:p>
         </w:tc>
@@ -3604,7 +5116,7 @@
                 <w:b w:val="0"/>
                 <w:sz w:val="16"/>
               </w:rPr>
-              <w:t>21</w:t>
+              <w:t>30</w:t>
             </w:r>
           </w:p>
         </w:tc>
@@ -3763,7 +5275,7 @@
                 <w:b w:val="0"/>
                 <w:sz w:val="16"/>
               </w:rPr>
-              <w:t>22</w:t>
+              <w:t>31</w:t>
             </w:r>
           </w:p>
         </w:tc>
@@ -3922,7 +5434,7 @@
                 <w:b w:val="0"/>
                 <w:sz w:val="16"/>
               </w:rPr>
-              <w:t>23</w:t>
+              <w:t>32</w:t>
             </w:r>
           </w:p>
         </w:tc>
@@ -4081,7 +5593,7 @@
                 <w:b w:val="0"/>
                 <w:sz w:val="16"/>
               </w:rPr>
-              <w:t>24</w:t>
+              <w:t>33</w:t>
             </w:r>
           </w:p>
         </w:tc>
@@ -4240,7 +5752,7 @@
                 <w:b w:val="0"/>
                 <w:sz w:val="16"/>
               </w:rPr>
-              <w:t>25</w:t>
+              <w:t>34</w:t>
             </w:r>
           </w:p>
         </w:tc>
@@ -4399,7 +5911,7 @@
                 <w:b w:val="0"/>
                 <w:sz w:val="16"/>
               </w:rPr>
-              <w:t>26</w:t>
+              <w:t>35</w:t>
             </w:r>
           </w:p>
         </w:tc>
@@ -4558,7 +6070,7 @@
                 <w:b w:val="0"/>
                 <w:sz w:val="16"/>
               </w:rPr>
-              <w:t>27</w:t>
+              <w:t>36</w:t>
             </w:r>
           </w:p>
         </w:tc>
@@ -4717,7 +6229,7 @@
                 <w:b w:val="0"/>
                 <w:sz w:val="16"/>
               </w:rPr>
-              <w:t>28</w:t>
+              <w:t>37</w:t>
             </w:r>
           </w:p>
         </w:tc>
@@ -4876,7 +6388,7 @@
                 <w:b w:val="0"/>
                 <w:sz w:val="16"/>
               </w:rPr>
-              <w:t>29</w:t>
+              <w:t>38</w:t>
             </w:r>
           </w:p>
         </w:tc>
@@ -5035,7 +6547,7 @@
                 <w:b w:val="0"/>
                 <w:sz w:val="16"/>
               </w:rPr>
-              <w:t>30</w:t>
+              <w:t>39</w:t>
             </w:r>
           </w:p>
         </w:tc>
@@ -5194,7 +6706,7 @@
                 <w:b w:val="0"/>
                 <w:sz w:val="16"/>
               </w:rPr>
-              <w:t>31</w:t>
+              <w:t>40</w:t>
             </w:r>
           </w:p>
         </w:tc>
@@ -5353,7 +6865,7 @@
                 <w:b w:val="0"/>
                 <w:sz w:val="16"/>
               </w:rPr>
-              <w:t>32</w:t>
+              <w:t>41</w:t>
             </w:r>
           </w:p>
         </w:tc>
@@ -5512,7 +7024,7 @@
                 <w:b w:val="0"/>
                 <w:sz w:val="16"/>
               </w:rPr>
-              <w:t>33</w:t>
+              <w:t>42</w:t>
             </w:r>
           </w:p>
         </w:tc>
@@ -5671,7 +7183,7 @@
                 <w:b w:val="0"/>
                 <w:sz w:val="16"/>
               </w:rPr>
-              <w:t>34</w:t>
+              <w:t>43</w:t>
             </w:r>
           </w:p>
         </w:tc>
@@ -5699,7 +7211,7 @@
                 <w:b w:val="0"/>
                 <w:sz w:val="16"/>
               </w:rPr>
-              <w:t>$2402224</w:t>
+              <w:t>$24022241</w:t>
             </w:r>
           </w:p>
         </w:tc>
@@ -5713,7 +7225,7 @@
                 <w:b w:val="0"/>
                 <w:sz w:val="16"/>
               </w:rPr>
-              <w:t>lavoar din portelan complet echipat</w:t>
+              <w:t>spalator inox complet echipat</w:t>
             </w:r>
           </w:p>
         </w:tc>
@@ -5742,7 +7254,7 @@
                 <w:color w:val="CC0000"/>
                 <w:sz w:val="16"/>
               </w:rPr>
-              <w:t>11.11</w:t>
+              <w:t>7.07</w:t>
             </w:r>
           </w:p>
         </w:tc>
@@ -5756,7 +7268,7 @@
                 <w:b w:val="0"/>
                 <w:sz w:val="16"/>
               </w:rPr>
-              <w:t>$2402224</w:t>
+              <w:t>$24022241</w:t>
             </w:r>
           </w:p>
         </w:tc>
@@ -5770,7 +7282,7 @@
                 <w:b w:val="0"/>
                 <w:sz w:val="16"/>
               </w:rPr>
-              <w:t>lavoar din portelan complet echipat</w:t>
+              <w:t>spalator inox complet echipat</w:t>
             </w:r>
           </w:p>
         </w:tc>
@@ -5799,7 +7311,7 @@
                 <w:color w:val="CC0000"/>
                 <w:sz w:val="16"/>
               </w:rPr>
-              <w:t>11.0</w:t>
+              <w:t>7.0</w:t>
             </w:r>
           </w:p>
         </w:tc>
@@ -5814,7 +7326,7 @@
                 <w:color w:val="CC0000"/>
                 <w:sz w:val="16"/>
               </w:rPr>
-              <w:t>Cantitate diferită: referință 11.11 buc, ofertat 11.0 buc</w:t>
+              <w:t>Cantitate diferită: referință 7.07 buc, ofertat 7.0 buc</w:t>
             </w:r>
           </w:p>
         </w:tc>
@@ -5830,7 +7342,7 @@
                 <w:b w:val="0"/>
                 <w:sz w:val="16"/>
               </w:rPr>
-              <w:t>35</w:t>
+              <w:t>44</w:t>
             </w:r>
           </w:p>
         </w:tc>
@@ -5858,7 +7370,7 @@
                 <w:b w:val="0"/>
                 <w:sz w:val="16"/>
               </w:rPr>
-              <w:t>$24022241</w:t>
+              <w:t>$2402224</w:t>
             </w:r>
           </w:p>
         </w:tc>
@@ -5872,7 +7384,7 @@
                 <w:b w:val="0"/>
                 <w:sz w:val="16"/>
               </w:rPr>
-              <w:t>spalator inox complet echipat</w:t>
+              <w:t>lavoar din portelan complet echipat</w:t>
             </w:r>
           </w:p>
         </w:tc>
@@ -5901,7 +7413,7 @@
                 <w:color w:val="CC0000"/>
                 <w:sz w:val="16"/>
               </w:rPr>
-              <w:t>7.07</w:t>
+              <w:t>11.11</w:t>
             </w:r>
           </w:p>
         </w:tc>
@@ -5915,7 +7427,7 @@
                 <w:b w:val="0"/>
                 <w:sz w:val="16"/>
               </w:rPr>
-              <w:t>$24022241</w:t>
+              <w:t>$2402224</w:t>
             </w:r>
           </w:p>
         </w:tc>
@@ -5929,7 +7441,7 @@
                 <w:b w:val="0"/>
                 <w:sz w:val="16"/>
               </w:rPr>
-              <w:t>spalator inox complet echipat</w:t>
+              <w:t>lavoar din portelan complet echipat</w:t>
             </w:r>
           </w:p>
         </w:tc>
@@ -5958,7 +7470,7 @@
                 <w:color w:val="CC0000"/>
                 <w:sz w:val="16"/>
               </w:rPr>
-              <w:t>7.0</w:t>
+              <w:t>11.0</w:t>
             </w:r>
           </w:p>
         </w:tc>
@@ -5973,7 +7485,7 @@
                 <w:color w:val="CC0000"/>
                 <w:sz w:val="16"/>
               </w:rPr>
-              <w:t>Cantitate diferită: referință 7.07 buc, ofertat 7.0 buc</w:t>
+              <w:t>Cantitate diferită: referință 11.11 buc, ofertat 11.0 buc</w:t>
             </w:r>
           </w:p>
         </w:tc>
@@ -5989,7 +7501,7 @@
                 <w:b w:val="0"/>
                 <w:sz w:val="16"/>
               </w:rPr>
-              <w:t>36</w:t>
+              <w:t>45</w:t>
             </w:r>
           </w:p>
         </w:tc>
@@ -6149,7 +7661,7 @@
                 <w:b w:val="0"/>
                 <w:sz w:val="16"/>
               </w:rPr>
-              <w:t>37</w:t>
+              <w:t>46</w:t>
             </w:r>
           </w:p>
         </w:tc>
@@ -6315,7 +7827,7 @@
                 <w:b w:val="0"/>
                 <w:sz w:val="16"/>
               </w:rPr>
-              <w:t>38</w:t>
+              <w:t>47</w:t>
             </w:r>
           </w:p>
         </w:tc>
@@ -6465,6 +7977,174 @@
                 <w:sz w:val="16"/>
               </w:rPr>
               <w:t>ORPHAN: Cod '$6701167' identic, dar categorii DIFERITE. Cod $6701167: REF categoriei 2.3 =&gt; OFERTA categoriei 3.3. VERIFICARE MANUALA NECESARA!</w:t>
+            </w:r>
+          </w:p>
+        </w:tc>
+      </w:tr>
+      <w:tr>
+        <w:tc>
+          <w:tcPr>
+            <w:tcW w:type="dxa" w:w="397"/>
+            <w:shd w:fill="FFCC99" w:val="clear"/>
+          </w:tcPr>
+          <w:p>
+            <w:r>
+              <w:rPr>
+                <w:b w:val="0"/>
+                <w:sz w:val="16"/>
+              </w:rPr>
+              <w:t>48</w:t>
+            </w:r>
+          </w:p>
+        </w:tc>
+        <w:tc>
+          <w:tcPr>
+            <w:tcW w:type="dxa" w:w="1701"/>
+            <w:shd w:fill="FFCC99" w:val="clear"/>
+          </w:tcPr>
+          <w:p>
+            <w:r>
+              <w:rPr>
+                <w:b w:val="0"/>
+                <w:sz w:val="16"/>
+              </w:rPr>
+              <w:t>2.3 - INSTALATII SANITARE</w:t>
+            </w:r>
+          </w:p>
+        </w:tc>
+        <w:tc>
+          <w:tcPr>
+            <w:tcW w:type="dxa" w:w="850"/>
+            <w:shd w:fill="FFCC99" w:val="clear"/>
+          </w:tcPr>
+          <w:p>
+            <w:r>
+              <w:rPr>
+                <w:b w:val="0"/>
+                <w:sz w:val="16"/>
+              </w:rPr>
+              <w:t>$56533444</w:t>
+            </w:r>
+          </w:p>
+        </w:tc>
+        <w:tc>
+          <w:tcPr>
+            <w:tcW w:type="dxa" w:w="1984"/>
+            <w:shd w:fill="FFCC99" w:val="clear"/>
+          </w:tcPr>
+          <w:p>
+            <w:r>
+              <w:rPr>
+                <w:b w:val="0"/>
+                <w:sz w:val="16"/>
+              </w:rPr>
+              <w:t xml:space="preserve">sistem de etansare la foc el 180, el 120 si el 60 </w:t>
+            </w:r>
+          </w:p>
+        </w:tc>
+        <w:tc>
+          <w:tcPr>
+            <w:tcW w:type="dxa" w:w="454"/>
+            <w:shd w:fill="FFCC99" w:val="clear"/>
+          </w:tcPr>
+          <w:p>
+            <w:r>
+              <w:rPr>
+                <w:b w:val="0"/>
+                <w:sz w:val="16"/>
+              </w:rPr>
+              <w:t>buc</w:t>
+            </w:r>
+          </w:p>
+        </w:tc>
+        <w:tc>
+          <w:tcPr>
+            <w:tcW w:type="dxa" w:w="680"/>
+            <w:shd w:fill="FFCC99" w:val="clear"/>
+          </w:tcPr>
+          <w:p>
+            <w:r>
+              <w:rPr>
+                <w:b w:val="0"/>
+                <w:sz w:val="16"/>
+              </w:rPr>
+              <w:t>80.0</w:t>
+            </w:r>
+          </w:p>
+        </w:tc>
+        <w:tc>
+          <w:tcPr>
+            <w:tcW w:type="dxa" w:w="850"/>
+            <w:shd w:fill="FFCC99" w:val="clear"/>
+          </w:tcPr>
+          <w:p>
+            <w:r>
+              <w:rPr>
+                <w:b w:val="0"/>
+                <w:sz w:val="16"/>
+              </w:rPr>
+              <w:t>$56533444</w:t>
+            </w:r>
+          </w:p>
+        </w:tc>
+        <w:tc>
+          <w:tcPr>
+            <w:tcW w:type="dxa" w:w="1984"/>
+            <w:shd w:fill="FFCC99" w:val="clear"/>
+          </w:tcPr>
+          <w:p>
+            <w:r>
+              <w:rPr>
+                <w:b w:val="0"/>
+                <w:sz w:val="16"/>
+              </w:rPr>
+              <w:t>Deviz 3.3</w:t>
+            </w:r>
+          </w:p>
+        </w:tc>
+        <w:tc>
+          <w:tcPr>
+            <w:tcW w:type="dxa" w:w="454"/>
+            <w:shd w:fill="FFCC99" w:val="clear"/>
+          </w:tcPr>
+          <w:p>
+            <w:r>
+              <w:rPr>
+                <w:b w:val="0"/>
+                <w:sz w:val="16"/>
+              </w:rPr>
+              <w:t>buc</w:t>
+            </w:r>
+          </w:p>
+        </w:tc>
+        <w:tc>
+          <w:tcPr>
+            <w:tcW w:type="dxa" w:w="680"/>
+            <w:shd w:fill="FFCC99" w:val="clear"/>
+          </w:tcPr>
+          <w:p>
+            <w:r>
+              <w:rPr>
+                <w:b w:val="0"/>
+                <w:sz w:val="16"/>
+              </w:rPr>
+              <w:t>8.0</w:t>
+            </w:r>
+          </w:p>
+        </w:tc>
+        <w:tc>
+          <w:tcPr>
+            <w:tcW w:type="dxa" w:w="3572"/>
+            <w:shd w:fill="FFCC99" w:val="clear"/>
+          </w:tcPr>
+          <w:p>
+            <w:r>
+              <w:rPr>
+                <w:b w:val="0"/>
+                <w:color w:val="CC0000"/>
+                <w:sz w:val="16"/>
+              </w:rPr>
+              <w:t>ORPHAN: Cod '$56533444' identic, dar categorii DIFERITE. Cod $56533444: REF categoriei 2.3 =&gt; OFERTA categoriei 3.3. VERIFICARE MANUALA NECESARA!</w:t>
             </w:r>
           </w:p>
         </w:tc>
@@ -6500,7 +8180,7 @@
                 <w:b w:val="0"/>
                 <w:sz w:val="16"/>
               </w:rPr>
-              <w:t>39</w:t>
+              <w:t>49</w:t>
             </w:r>
           </w:p>
         </w:tc>
@@ -6586,7 +8266,7 @@
                 <w:b w:val="0"/>
                 <w:sz w:val="16"/>
               </w:rPr>
-              <w:t>$4204111</w:t>
+              <w:t>$4201304</w:t>
             </w:r>
           </w:p>
         </w:tc>
@@ -6601,7 +8281,7 @@
                 <w:b w:val="0"/>
                 <w:sz w:val="16"/>
               </w:rPr>
-              <w:t>bratara tevi instalatii apa si gaze 21/2</w:t>
+              <w:t>baterie monocomanda pentru lavoar / spalator+ a...</w:t>
             </w:r>
           </w:p>
         </w:tc>
@@ -6631,7 +8311,7 @@
                 <w:b w:val="0"/>
                 <w:sz w:val="16"/>
               </w:rPr>
-              <w:t>50.0</w:t>
+              <w:t>18.0</w:t>
             </w:r>
           </w:p>
         </w:tc>
@@ -6664,7 +8344,7 @@
                 <w:b w:val="0"/>
                 <w:sz w:val="16"/>
               </w:rPr>
-              <w:t>40</w:t>
+              <w:t>50</w:t>
             </w:r>
           </w:p>
         </w:tc>
@@ -6750,7 +8430,7 @@
                 <w:b w:val="0"/>
                 <w:sz w:val="16"/>
               </w:rPr>
-              <w:t>$6719451</w:t>
+              <w:t>$4204111</w:t>
             </w:r>
           </w:p>
         </w:tc>
@@ -6765,7 +8445,7 @@
                 <w:b w:val="0"/>
                 <w:sz w:val="16"/>
               </w:rPr>
-              <w:t>teu pehd pentru electrofuz diam ext 32 mm deviz...</w:t>
+              <w:t>bratara tevi instalatii apa si gaze 21/2</w:t>
             </w:r>
           </w:p>
         </w:tc>
@@ -6795,7 +8475,7 @@
                 <w:b w:val="0"/>
                 <w:sz w:val="16"/>
               </w:rPr>
-              <w:t>28.0</w:t>
+              <w:t>50.0</w:t>
             </w:r>
           </w:p>
         </w:tc>
@@ -6828,7 +8508,7 @@
                 <w:b w:val="0"/>
                 <w:sz w:val="16"/>
               </w:rPr>
-              <w:t>41</w:t>
+              <w:t>51</w:t>
             </w:r>
           </w:p>
         </w:tc>
@@ -6914,7 +8594,7 @@
                 <w:b w:val="0"/>
                 <w:sz w:val="16"/>
               </w:rPr>
-              <w:t>$4201304</w:t>
+              <w:t>$6719451</w:t>
             </w:r>
           </w:p>
         </w:tc>
@@ -6929,7 +8609,7 @@
                 <w:b w:val="0"/>
                 <w:sz w:val="16"/>
               </w:rPr>
-              <w:t>baterie monocomanda pentru lavoar / spalator+ a...</w:t>
+              <w:t>teu pehd pentru electrofuz diam ext 32 mm deviz...</w:t>
             </w:r>
           </w:p>
         </w:tc>
@@ -6959,7 +8639,7 @@
                 <w:b w:val="0"/>
                 <w:sz w:val="16"/>
               </w:rPr>
-              <w:t>18.0</w:t>
+              <w:t>28.0</w:t>
             </w:r>
           </w:p>
         </w:tc>
@@ -7015,7 +8695,7 @@
                 <w:color w:val="000000"/>
                 <w:sz w:val="18"/>
               </w:rPr>
-              <w:t>Neconformitati: 22 din 116 articole ref.</w:t>
+              <w:t>Neconformitati: 23 din 116 articole ref.</w:t>
             </w:r>
           </w:p>
         </w:tc>
@@ -7141,7 +8821,7 @@
                 <w:b w:val="0"/>
                 <w:sz w:val="16"/>
               </w:rPr>
-              <w:t>43</w:t>
+              <w:t>53</w:t>
             </w:r>
           </w:p>
         </w:tc>
@@ -7300,7 +8980,7 @@
                 <w:b w:val="0"/>
                 <w:sz w:val="16"/>
               </w:rPr>
-              <w:t>44</w:t>
+              <w:t>54</w:t>
             </w:r>
           </w:p>
         </w:tc>
@@ -7459,7 +9139,7 @@
                 <w:b w:val="0"/>
                 <w:sz w:val="16"/>
               </w:rPr>
-              <w:t>45</w:t>
+              <w:t>55</w:t>
             </w:r>
           </w:p>
         </w:tc>
@@ -7618,7 +9298,7 @@
                 <w:b w:val="0"/>
                 <w:sz w:val="16"/>
               </w:rPr>
-              <w:t>46</w:t>
+              <w:t>56</w:t>
             </w:r>
           </w:p>
         </w:tc>
@@ -7777,7 +9457,7 @@
                 <w:b w:val="0"/>
                 <w:sz w:val="16"/>
               </w:rPr>
-              <w:t>47</w:t>
+              <w:t>57</w:t>
             </w:r>
           </w:p>
         </w:tc>
@@ -7936,7 +9616,7 @@
                 <w:b w:val="0"/>
                 <w:sz w:val="16"/>
               </w:rPr>
-              <w:t>48</w:t>
+              <w:t>58</w:t>
             </w:r>
           </w:p>
         </w:tc>
@@ -8095,7 +9775,7 @@
                 <w:b w:val="0"/>
                 <w:sz w:val="16"/>
               </w:rPr>
-              <w:t>49</w:t>
+              <w:t>59</w:t>
             </w:r>
           </w:p>
         </w:tc>
@@ -8123,7 +9803,7 @@
                 <w:b w:val="0"/>
                 <w:sz w:val="16"/>
               </w:rPr>
-              <w:t>$5536157</w:t>
+              <w:t>$55361571</w:t>
             </w:r>
           </w:p>
         </w:tc>
@@ -8137,7 +9817,7 @@
                 <w:b w:val="0"/>
                 <w:sz w:val="16"/>
               </w:rPr>
-              <w:t>priza dubla cu contact de protectie si obturato...</w:t>
+              <w:t>priza simpla cu contact de protectie si obturat...</w:t>
             </w:r>
           </w:p>
         </w:tc>
@@ -8166,7 +9846,7 @@
                 <w:color w:val="CC0000"/>
                 <w:sz w:val="16"/>
               </w:rPr>
-              <w:t>62.62</w:t>
+              <w:t>16.16</w:t>
             </w:r>
           </w:p>
         </w:tc>
@@ -8180,7 +9860,7 @@
                 <w:b w:val="0"/>
                 <w:sz w:val="16"/>
               </w:rPr>
-              <w:t>$5536157</w:t>
+              <w:t>$55361571</w:t>
             </w:r>
           </w:p>
         </w:tc>
@@ -8194,7 +9874,7 @@
                 <w:b w:val="0"/>
                 <w:sz w:val="16"/>
               </w:rPr>
-              <w:t>priza dubla cu contact de protectie si - obtura...</w:t>
+              <w:t>priza simpla cu contact de protectie si obturat...</w:t>
             </w:r>
           </w:p>
         </w:tc>
@@ -8223,7 +9903,7 @@
                 <w:color w:val="CC0000"/>
                 <w:sz w:val="16"/>
               </w:rPr>
-              <w:t>62.0</w:t>
+              <w:t>16.0</w:t>
             </w:r>
           </w:p>
         </w:tc>
@@ -8238,7 +9918,7 @@
                 <w:color w:val="CC0000"/>
                 <w:sz w:val="16"/>
               </w:rPr>
-              <w:t>Cantitate diferită: referință 62.62 buc, ofertat 62.0 buc</w:t>
+              <w:t>Cantitate diferită: referință 16.16 buc, ofertat 16.0 buc</w:t>
             </w:r>
           </w:p>
         </w:tc>
@@ -8254,7 +9934,7 @@
                 <w:b w:val="0"/>
                 <w:sz w:val="16"/>
               </w:rPr>
-              <w:t>50</w:t>
+              <w:t>60</w:t>
             </w:r>
           </w:p>
         </w:tc>
@@ -8282,7 +9962,7 @@
                 <w:b w:val="0"/>
                 <w:sz w:val="16"/>
               </w:rPr>
-              <w:t>$55361571</w:t>
+              <w:t>$5536157</w:t>
             </w:r>
           </w:p>
         </w:tc>
@@ -8296,7 +9976,7 @@
                 <w:b w:val="0"/>
                 <w:sz w:val="16"/>
               </w:rPr>
-              <w:t>priza simpla cu contact de protectie si obturat...</w:t>
+              <w:t>priza dubla cu contact de protectie si obturato...</w:t>
             </w:r>
           </w:p>
         </w:tc>
@@ -8325,7 +10005,7 @@
                 <w:color w:val="CC0000"/>
                 <w:sz w:val="16"/>
               </w:rPr>
-              <w:t>16.16</w:t>
+              <w:t>62.62</w:t>
             </w:r>
           </w:p>
         </w:tc>
@@ -8339,7 +10019,7 @@
                 <w:b w:val="0"/>
                 <w:sz w:val="16"/>
               </w:rPr>
-              <w:t>$55361571</w:t>
+              <w:t>$5536157</w:t>
             </w:r>
           </w:p>
         </w:tc>
@@ -8353,7 +10033,7 @@
                 <w:b w:val="0"/>
                 <w:sz w:val="16"/>
               </w:rPr>
-              <w:t>priza simpla cu contact de protectie si obturat...</w:t>
+              <w:t>priza dubla cu contact de protectie si - obtura...</w:t>
             </w:r>
           </w:p>
         </w:tc>
@@ -8382,7 +10062,7 @@
                 <w:color w:val="CC0000"/>
                 <w:sz w:val="16"/>
               </w:rPr>
-              <w:t>16.0</w:t>
+              <w:t>62.0</w:t>
             </w:r>
           </w:p>
         </w:tc>
@@ -8397,7 +10077,7 @@
                 <w:color w:val="CC0000"/>
                 <w:sz w:val="16"/>
               </w:rPr>
-              <w:t>Cantitate diferită: referință 16.16 buc, ofertat 16.0 buc</w:t>
+              <w:t>Cantitate diferită: referință 62.62 buc, ofertat 62.0 buc</w:t>
             </w:r>
           </w:p>
         </w:tc>
@@ -8433,7 +10113,7 @@
                 <w:b w:val="0"/>
                 <w:sz w:val="16"/>
               </w:rPr>
-              <w:t>51</w:t>
+              <w:t>61</w:t>
             </w:r>
           </w:p>
         </w:tc>
@@ -8597,7 +10277,7 @@
                 <w:b w:val="0"/>
                 <w:sz w:val="16"/>
               </w:rPr>
-              <w:t>52</w:t>
+              <w:t>62</w:t>
             </w:r>
           </w:p>
         </w:tc>
@@ -8761,7 +10441,7 @@
                 <w:b w:val="0"/>
                 <w:sz w:val="16"/>
               </w:rPr>
-              <w:t>53</w:t>
+              <w:t>63</w:t>
             </w:r>
           </w:p>
         </w:tc>
@@ -8925,7 +10605,7 @@
                 <w:b w:val="0"/>
                 <w:sz w:val="16"/>
               </w:rPr>
-              <w:t>54</w:t>
+              <w:t>64</w:t>
             </w:r>
           </w:p>
         </w:tc>
@@ -9011,7 +10691,7 @@
                 <w:b w:val="0"/>
                 <w:sz w:val="16"/>
               </w:rPr>
-              <w:t>EE09C01</w:t>
+              <w:t>EA02B03</w:t>
             </w:r>
           </w:p>
         </w:tc>
@@ -9026,7 +10706,7 @@
                 <w:b w:val="0"/>
                 <w:sz w:val="16"/>
               </w:rPr>
-              <w:t>corp de iluminat siguranta led 9w, montaj apare...</w:t>
+              <w:t>cablu cupru n2xh 3x 2,5 mmp 100018764[1] - cabl...</w:t>
             </w:r>
           </w:p>
         </w:tc>
@@ -9041,7 +10721,7 @@
                 <w:b w:val="0"/>
                 <w:sz w:val="16"/>
               </w:rPr>
-              <w:t>buc</w:t>
+              <w:t>ml</w:t>
             </w:r>
           </w:p>
         </w:tc>
@@ -9056,7 +10736,7 @@
                 <w:b w:val="0"/>
                 <w:sz w:val="16"/>
               </w:rPr>
-              <w:t>24.0</w:t>
+              <w:t>2000.0</w:t>
             </w:r>
           </w:p>
         </w:tc>
@@ -9089,7 +10769,7 @@
                 <w:b w:val="0"/>
                 <w:sz w:val="16"/>
               </w:rPr>
-              <w:t>55</w:t>
+              <w:t>65</w:t>
             </w:r>
           </w:p>
         </w:tc>
@@ -9175,7 +10855,7 @@
                 <w:b w:val="0"/>
                 <w:sz w:val="16"/>
               </w:rPr>
-              <w:t>EA02B03</w:t>
+              <w:t>EE09C01</w:t>
             </w:r>
           </w:p>
         </w:tc>
@@ -9190,7 +10870,7 @@
                 <w:b w:val="0"/>
                 <w:sz w:val="16"/>
               </w:rPr>
-              <w:t>cablu cupru n2xh 3x 2,5 mmp 100018764[1] - cabl...</w:t>
+              <w:t>corp de iluminat siguranta led 9w, montaj apare...</w:t>
             </w:r>
           </w:p>
         </w:tc>
@@ -9205,7 +10885,7 @@
                 <w:b w:val="0"/>
                 <w:sz w:val="16"/>
               </w:rPr>
-              <w:t>ml</w:t>
+              <w:t>buc</w:t>
             </w:r>
           </w:p>
         </w:tc>
@@ -9220,7 +10900,7 @@
                 <w:b w:val="0"/>
                 <w:sz w:val="16"/>
               </w:rPr>
-              <w:t>2000.0</w:t>
+              <w:t>24.0</w:t>
             </w:r>
           </w:p>
         </w:tc>
@@ -9253,7 +10933,7 @@
                 <w:b w:val="0"/>
                 <w:sz w:val="16"/>
               </w:rPr>
-              <w:t>56</w:t>
+              <w:t>66</w:t>
             </w:r>
           </w:p>
         </w:tc>
@@ -9566,7 +11246,7 @@
                 <w:b w:val="0"/>
                 <w:sz w:val="16"/>
               </w:rPr>
-              <w:t>58</w:t>
+              <w:t>68</w:t>
             </w:r>
           </w:p>
         </w:tc>
@@ -9725,7 +11405,7 @@
                 <w:b w:val="0"/>
                 <w:sz w:val="16"/>
               </w:rPr>
-              <w:t>59</w:t>
+              <w:t>69</w:t>
             </w:r>
           </w:p>
         </w:tc>
@@ -9884,7 +11564,7 @@
                 <w:b w:val="0"/>
                 <w:sz w:val="16"/>
               </w:rPr>
-              <w:t>60</w:t>
+              <w:t>70</w:t>
             </w:r>
           </w:p>
         </w:tc>
@@ -10043,7 +11723,7 @@
                 <w:b w:val="0"/>
                 <w:sz w:val="16"/>
               </w:rPr>
-              <w:t>61</w:t>
+              <w:t>71</w:t>
             </w:r>
           </w:p>
         </w:tc>
@@ -10202,7 +11882,7 @@
                 <w:b w:val="0"/>
                 <w:sz w:val="16"/>
               </w:rPr>
-              <w:t>62</w:t>
+              <w:t>72</w:t>
             </w:r>
           </w:p>
         </w:tc>
@@ -10361,7 +12041,7 @@
                 <w:b w:val="0"/>
                 <w:sz w:val="16"/>
               </w:rPr>
-              <w:t>63</w:t>
+              <w:t>73</w:t>
             </w:r>
           </w:p>
         </w:tc>
@@ -10389,7 +12069,7 @@
                 <w:b w:val="0"/>
                 <w:sz w:val="16"/>
               </w:rPr>
-              <w:t>$67004566</w:t>
+              <w:t>$42040321</w:t>
             </w:r>
           </w:p>
         </w:tc>
@@ -10403,7 +12083,7 @@
                 <w:b w:val="0"/>
                 <w:sz w:val="16"/>
               </w:rPr>
-              <w:t>compensator de dilatare liniar din inox d = 2' ...</w:t>
+              <w:t>bratara tevi instalatii apa si gaze 2'</w:t>
             </w:r>
           </w:p>
         </w:tc>
@@ -10432,7 +12112,7 @@
                 <w:color w:val="CC0000"/>
                 <w:sz w:val="16"/>
               </w:rPr>
-              <w:t>15.8</w:t>
+              <w:t>250.0</w:t>
             </w:r>
           </w:p>
         </w:tc>
@@ -10446,7 +12126,7 @@
                 <w:b w:val="0"/>
                 <w:sz w:val="16"/>
               </w:rPr>
-              <w:t>$67004566</w:t>
+              <w:t>$4204032</w:t>
             </w:r>
           </w:p>
         </w:tc>
@@ -10460,7 +12140,7 @@
                 <w:b w:val="0"/>
                 <w:sz w:val="16"/>
               </w:rPr>
-              <w:t>compensator de dilatare liniar din inox d = 2 '...</w:t>
+              <w:t>bratara tevi instalatii apa si gaze 3/4</w:t>
             </w:r>
           </w:p>
         </w:tc>
@@ -10489,7 +12169,7 @@
                 <w:color w:val="CC0000"/>
                 <w:sz w:val="16"/>
               </w:rPr>
-              <w:t>16.0</w:t>
+              <w:t>187.0</w:t>
             </w:r>
           </w:p>
         </w:tc>
@@ -10504,7 +12184,7 @@
                 <w:color w:val="CC0000"/>
                 <w:sz w:val="16"/>
               </w:rPr>
-              <w:t>Cantitate diferită: referință 15.8 buc, ofertat 16.0 buc</w:t>
+              <w:t>Cantitate diferită: referință 250.0 buc, ofertat 187.0 buc</w:t>
             </w:r>
           </w:p>
         </w:tc>
@@ -10520,7 +12200,7 @@
                 <w:b w:val="0"/>
                 <w:sz w:val="16"/>
               </w:rPr>
-              <w:t>64</w:t>
+              <w:t>74</w:t>
             </w:r>
           </w:p>
         </w:tc>
@@ -10548,7 +12228,7 @@
                 <w:b w:val="0"/>
                 <w:sz w:val="16"/>
               </w:rPr>
-              <w:t>$7801794</w:t>
+              <w:t>$67004566</w:t>
             </w:r>
           </w:p>
         </w:tc>
@@ -10562,7 +12242,7 @@
                 <w:b w:val="0"/>
                 <w:sz w:val="16"/>
               </w:rPr>
-              <w:t>filtru magnetita euroacque tip hx 1' 1/4</w:t>
+              <w:t>compensator de dilatare liniar din inox d = 2' ...</w:t>
             </w:r>
           </w:p>
         </w:tc>
@@ -10588,9 +12268,10 @@
             <w:r>
               <w:rPr>
                 <w:b w:val="0"/>
-                <w:sz w:val="16"/>
-              </w:rPr>
-              <w:t>9.0</w:t>
+                <w:color w:val="CC0000"/>
+                <w:sz w:val="16"/>
+              </w:rPr>
+              <w:t>15.8</w:t>
             </w:r>
           </w:p>
         </w:tc>
@@ -10598,25 +12279,58 @@
           <w:tcPr>
             <w:tcW w:type="dxa" w:w="850"/>
           </w:tcPr>
-          <w:p/>
+          <w:p>
+            <w:r>
+              <w:rPr>
+                <w:b w:val="0"/>
+                <w:sz w:val="16"/>
+              </w:rPr>
+              <w:t>$67004566</w:t>
+            </w:r>
+          </w:p>
         </w:tc>
         <w:tc>
           <w:tcPr>
             <w:tcW w:type="dxa" w:w="1984"/>
           </w:tcPr>
-          <w:p/>
+          <w:p>
+            <w:r>
+              <w:rPr>
+                <w:b w:val="0"/>
+                <w:sz w:val="16"/>
+              </w:rPr>
+              <w:t>compensator de dilatare liniar din inox d = 2 '...</w:t>
+            </w:r>
+          </w:p>
         </w:tc>
         <w:tc>
           <w:tcPr>
             <w:tcW w:type="dxa" w:w="454"/>
           </w:tcPr>
-          <w:p/>
+          <w:p>
+            <w:r>
+              <w:rPr>
+                <w:b w:val="0"/>
+                <w:sz w:val="16"/>
+              </w:rPr>
+              <w:t>buc</w:t>
+            </w:r>
+          </w:p>
         </w:tc>
         <w:tc>
           <w:tcPr>
             <w:tcW w:type="dxa" w:w="680"/>
           </w:tcPr>
-          <w:p/>
+          <w:p>
+            <w:r>
+              <w:rPr>
+                <w:b w:val="0"/>
+                <w:color w:val="CC0000"/>
+                <w:sz w:val="16"/>
+              </w:rPr>
+              <w:t>16.0</w:t>
+            </w:r>
+          </w:p>
         </w:tc>
         <w:tc>
           <w:tcPr>
@@ -10629,7 +12343,7 @@
                 <w:color w:val="CC0000"/>
                 <w:sz w:val="16"/>
               </w:rPr>
-              <w:t>Articol lipsă din ofertă</w:t>
+              <w:t>Cantitate diferită: referință 15.8 buc, ofertat 16.0 buc</w:t>
             </w:r>
           </w:p>
         </w:tc>
@@ -10638,6 +12352,131 @@
         <w:tc>
           <w:tcPr>
             <w:tcW w:type="dxa" w:w="397"/>
+          </w:tcPr>
+          <w:p>
+            <w:r>
+              <w:rPr>
+                <w:b w:val="0"/>
+                <w:sz w:val="16"/>
+              </w:rPr>
+              <w:t>75</w:t>
+            </w:r>
+          </w:p>
+        </w:tc>
+        <w:tc>
+          <w:tcPr>
+            <w:tcW w:type="dxa" w:w="1701"/>
+          </w:tcPr>
+          <w:p>
+            <w:r>
+              <w:rPr>
+                <w:b w:val="0"/>
+                <w:sz w:val="16"/>
+              </w:rPr>
+              <w:t>2.6 - INSTALATII TERMICE</w:t>
+            </w:r>
+          </w:p>
+        </w:tc>
+        <w:tc>
+          <w:tcPr>
+            <w:tcW w:type="dxa" w:w="850"/>
+          </w:tcPr>
+          <w:p>
+            <w:r>
+              <w:rPr>
+                <w:b w:val="0"/>
+                <w:sz w:val="16"/>
+              </w:rPr>
+              <w:t>$7801794</w:t>
+            </w:r>
+          </w:p>
+        </w:tc>
+        <w:tc>
+          <w:tcPr>
+            <w:tcW w:type="dxa" w:w="1984"/>
+          </w:tcPr>
+          <w:p>
+            <w:r>
+              <w:rPr>
+                <w:b w:val="0"/>
+                <w:sz w:val="16"/>
+              </w:rPr>
+              <w:t>filtru magnetita euroacque tip hx 1' 1/4</w:t>
+            </w:r>
+          </w:p>
+        </w:tc>
+        <w:tc>
+          <w:tcPr>
+            <w:tcW w:type="dxa" w:w="454"/>
+          </w:tcPr>
+          <w:p>
+            <w:r>
+              <w:rPr>
+                <w:b w:val="0"/>
+                <w:sz w:val="16"/>
+              </w:rPr>
+              <w:t>buc</w:t>
+            </w:r>
+          </w:p>
+        </w:tc>
+        <w:tc>
+          <w:tcPr>
+            <w:tcW w:type="dxa" w:w="680"/>
+          </w:tcPr>
+          <w:p>
+            <w:r>
+              <w:rPr>
+                <w:b w:val="0"/>
+                <w:sz w:val="16"/>
+              </w:rPr>
+              <w:t>9.0</w:t>
+            </w:r>
+          </w:p>
+        </w:tc>
+        <w:tc>
+          <w:tcPr>
+            <w:tcW w:type="dxa" w:w="850"/>
+          </w:tcPr>
+          <w:p/>
+        </w:tc>
+        <w:tc>
+          <w:tcPr>
+            <w:tcW w:type="dxa" w:w="1984"/>
+          </w:tcPr>
+          <w:p/>
+        </w:tc>
+        <w:tc>
+          <w:tcPr>
+            <w:tcW w:type="dxa" w:w="454"/>
+          </w:tcPr>
+          <w:p/>
+        </w:tc>
+        <w:tc>
+          <w:tcPr>
+            <w:tcW w:type="dxa" w:w="680"/>
+          </w:tcPr>
+          <w:p/>
+        </w:tc>
+        <w:tc>
+          <w:tcPr>
+            <w:tcW w:type="dxa" w:w="3572"/>
+          </w:tcPr>
+          <w:p>
+            <w:r>
+              <w:rPr>
+                <w:b w:val="0"/>
+                <w:color w:val="CC0000"/>
+                <w:sz w:val="16"/>
+              </w:rPr>
+              <w:t>Articol lipsă din ofertă</w:t>
+            </w:r>
+          </w:p>
+        </w:tc>
+      </w:tr>
+      <w:tr>
+        <w:tc>
+          <w:tcPr>
+            <w:tcW w:type="dxa" w:w="397"/>
             <w:shd w:fill="FFCC99" w:val="clear"/>
           </w:tcPr>
           <w:p>
@@ -10646,7 +12485,7 @@
                 <w:b w:val="0"/>
                 <w:sz w:val="16"/>
               </w:rPr>
-              <w:t>65</w:t>
+              <w:t>76</w:t>
             </w:r>
           </w:p>
         </w:tc>
@@ -10676,7 +12515,7 @@
                 <w:b w:val="0"/>
                 <w:sz w:val="16"/>
               </w:rPr>
-              <w:t>$4201717</w:t>
+              <w:t>$42040681</w:t>
             </w:r>
           </w:p>
         </w:tc>
@@ -10691,7 +12530,7 @@
                 <w:b w:val="0"/>
                 <w:sz w:val="16"/>
               </w:rPr>
-              <w:t>robinet retinere ventil 2 1/2 pn 6 mufa</w:t>
+              <w:t>bratari tevi instalatii apa si gaze 1'</w:t>
             </w:r>
           </w:p>
         </w:tc>
@@ -10706,6 +12545,7 @@
                 <w:b w:val="0"/>
                 <w:sz w:val="16"/>
               </w:rPr>
+              <w:t>buc</w:t>
             </w:r>
           </w:p>
         </w:tc>
@@ -10720,7 +12560,7 @@
                 <w:b w:val="0"/>
                 <w:sz w:val="16"/>
               </w:rPr>
-              <w:t>0.0</w:t>
+              <w:t>250.0</w:t>
             </w:r>
           </w:p>
         </w:tc>
@@ -10735,7 +12575,7 @@
                 <w:b w:val="0"/>
                 <w:sz w:val="16"/>
               </w:rPr>
-              <w:t>$4201717</w:t>
+              <w:t>$42040681</w:t>
             </w:r>
           </w:p>
         </w:tc>
@@ -10765,6 +12605,7 @@
                 <w:b w:val="0"/>
                 <w:sz w:val="16"/>
               </w:rPr>
+              <w:t>buc</w:t>
             </w:r>
           </w:p>
         </w:tc>
@@ -10779,7 +12620,7 @@
                 <w:b w:val="0"/>
                 <w:sz w:val="16"/>
               </w:rPr>
-              <w:t>0.0</w:t>
+              <w:t>40.0</w:t>
             </w:r>
           </w:p>
         </w:tc>
@@ -10795,7 +12636,7 @@
                 <w:color w:val="CC0000"/>
                 <w:sz w:val="16"/>
               </w:rPr>
-              <w:t>ORPHAN: Cod '$4201717' identic, dar categorii DIFERITE. Cod $4201717: REF categoriei 2.6 =&gt; OFERTA categoriei 3.4. VERIFICARE MANUALA NECESARA!</w:t>
+              <w:t>ORPHAN: Cod '$42040681' identic, dar categorii DIFERITE. Cod $42040681: REF categoriei 2.6 =&gt; OFERTA categoriei 3.4. VERIFICARE MANUALA NECESARA!</w:t>
             </w:r>
           </w:p>
         </w:tc>
@@ -10812,7 +12653,7 @@
                 <w:b w:val="0"/>
                 <w:sz w:val="16"/>
               </w:rPr>
-              <w:t>66</w:t>
+              <w:t>77</w:t>
             </w:r>
           </w:p>
         </w:tc>
@@ -10842,7 +12683,7 @@
                 <w:b w:val="0"/>
                 <w:sz w:val="16"/>
               </w:rPr>
-              <w:t>$4201690</w:t>
+              <w:t>$42040821</w:t>
             </w:r>
           </w:p>
         </w:tc>
@@ -10857,7 +12698,7 @@
                 <w:b w:val="0"/>
                 <w:sz w:val="16"/>
               </w:rPr>
-              <w:t>robinet retinere ventil 1 1/2 pn 6 mufa</w:t>
+              <w:t>bratari tevi instalatii apa si gaze 1'1/2'</w:t>
             </w:r>
           </w:p>
         </w:tc>
@@ -10872,6 +12713,7 @@
                 <w:b w:val="0"/>
                 <w:sz w:val="16"/>
               </w:rPr>
+              <w:t>buc</w:t>
             </w:r>
           </w:p>
         </w:tc>
@@ -10886,7 +12728,7 @@
                 <w:b w:val="0"/>
                 <w:sz w:val="16"/>
               </w:rPr>
-              <w:t>0.0</w:t>
+              <w:t>250.0</w:t>
             </w:r>
           </w:p>
         </w:tc>
@@ -10901,7 +12743,7 @@
                 <w:b w:val="0"/>
                 <w:sz w:val="16"/>
               </w:rPr>
-              <w:t>$4201690</w:t>
+              <w:t>$42040821</w:t>
             </w:r>
           </w:p>
         </w:tc>
@@ -10931,6 +12773,7 @@
                 <w:b w:val="0"/>
                 <w:sz w:val="16"/>
               </w:rPr>
+              <w:t>buc</w:t>
             </w:r>
           </w:p>
         </w:tc>
@@ -10945,7 +12788,7 @@
                 <w:b w:val="0"/>
                 <w:sz w:val="16"/>
               </w:rPr>
-              <w:t>0.0</w:t>
+              <w:t>50.0</w:t>
             </w:r>
           </w:p>
         </w:tc>
@@ -10961,7 +12804,7 @@
                 <w:color w:val="CC0000"/>
                 <w:sz w:val="16"/>
               </w:rPr>
-              <w:t>ORPHAN: Cod '$4201690' identic, dar categorii DIFERITE. Cod $4201690: REF categoriei 2.6 =&gt; OFERTA categoriei 3.4. VERIFICARE MANUALA NECESARA!</w:t>
+              <w:t>ORPHAN: Cod '$42040821' identic, dar categorii DIFERITE. Cod $42040821: REF categoriei 2.6 =&gt; OFERTA categoriei 3.4. VERIFICARE MANUALA NECESARA!</w:t>
             </w:r>
           </w:p>
         </w:tc>
@@ -10978,7 +12821,843 @@
                 <w:b w:val="0"/>
                 <w:sz w:val="16"/>
               </w:rPr>
-              <w:t>67</w:t>
+              <w:t>78</w:t>
+            </w:r>
+          </w:p>
+        </w:tc>
+        <w:tc>
+          <w:tcPr>
+            <w:tcW w:type="dxa" w:w="1701"/>
+            <w:shd w:fill="FFCC99" w:val="clear"/>
+          </w:tcPr>
+          <w:p>
+            <w:r>
+              <w:rPr>
+                <w:b w:val="0"/>
+                <w:sz w:val="16"/>
+              </w:rPr>
+              <w:t>2.6 - INSTALATII TERMICE</w:t>
+            </w:r>
+          </w:p>
+        </w:tc>
+        <w:tc>
+          <w:tcPr>
+            <w:tcW w:type="dxa" w:w="850"/>
+            <w:shd w:fill="FFCC99" w:val="clear"/>
+          </w:tcPr>
+          <w:p>
+            <w:r>
+              <w:rPr>
+                <w:b w:val="0"/>
+                <w:sz w:val="16"/>
+              </w:rPr>
+              <w:t>$63098481</w:t>
+            </w:r>
+          </w:p>
+        </w:tc>
+        <w:tc>
+          <w:tcPr>
+            <w:tcW w:type="dxa" w:w="1984"/>
+            <w:shd w:fill="FFCC99" w:val="clear"/>
+          </w:tcPr>
+          <w:p>
+            <w:r>
+              <w:rPr>
+                <w:b w:val="0"/>
+                <w:sz w:val="16"/>
+              </w:rPr>
+              <w:t>conducta scurgere condens+ fir electric deviz '2.6</w:t>
+            </w:r>
+          </w:p>
+        </w:tc>
+        <w:tc>
+          <w:tcPr>
+            <w:tcW w:type="dxa" w:w="454"/>
+            <w:shd w:fill="FFCC99" w:val="clear"/>
+          </w:tcPr>
+          <w:p>
+            <w:r>
+              <w:rPr>
+                <w:b w:val="0"/>
+                <w:sz w:val="16"/>
+              </w:rPr>
+              <w:t>buc</w:t>
+            </w:r>
+          </w:p>
+        </w:tc>
+        <w:tc>
+          <w:tcPr>
+            <w:tcW w:type="dxa" w:w="680"/>
+            <w:shd w:fill="FFCC99" w:val="clear"/>
+          </w:tcPr>
+          <w:p>
+            <w:r>
+              <w:rPr>
+                <w:b w:val="0"/>
+                <w:sz w:val="16"/>
+              </w:rPr>
+              <w:t>9.0</w:t>
+            </w:r>
+          </w:p>
+        </w:tc>
+        <w:tc>
+          <w:tcPr>
+            <w:tcW w:type="dxa" w:w="850"/>
+            <w:shd w:fill="FFCC99" w:val="clear"/>
+          </w:tcPr>
+          <w:p>
+            <w:r>
+              <w:rPr>
+                <w:b w:val="0"/>
+                <w:sz w:val="16"/>
+              </w:rPr>
+              <w:t>$63098481</w:t>
+            </w:r>
+          </w:p>
+        </w:tc>
+        <w:tc>
+          <w:tcPr>
+            <w:tcW w:type="dxa" w:w="1984"/>
+            <w:shd w:fill="FFCC99" w:val="clear"/>
+          </w:tcPr>
+          <w:p>
+            <w:r>
+              <w:rPr>
+                <w:b w:val="0"/>
+                <w:sz w:val="16"/>
+              </w:rPr>
+              <w:t>Deviz 3.4</w:t>
+            </w:r>
+          </w:p>
+        </w:tc>
+        <w:tc>
+          <w:tcPr>
+            <w:tcW w:type="dxa" w:w="454"/>
+            <w:shd w:fill="FFCC99" w:val="clear"/>
+          </w:tcPr>
+          <w:p>
+            <w:r>
+              <w:rPr>
+                <w:b w:val="0"/>
+                <w:sz w:val="16"/>
+              </w:rPr>
+              <w:t>buc</w:t>
+            </w:r>
+          </w:p>
+        </w:tc>
+        <w:tc>
+          <w:tcPr>
+            <w:tcW w:type="dxa" w:w="680"/>
+            <w:shd w:fill="FFCC99" w:val="clear"/>
+          </w:tcPr>
+          <w:p>
+            <w:r>
+              <w:rPr>
+                <w:b w:val="0"/>
+                <w:sz w:val="16"/>
+              </w:rPr>
+              <w:t>2.0</w:t>
+            </w:r>
+          </w:p>
+        </w:tc>
+        <w:tc>
+          <w:tcPr>
+            <w:tcW w:type="dxa" w:w="3572"/>
+            <w:shd w:fill="FFCC99" w:val="clear"/>
+          </w:tcPr>
+          <w:p>
+            <w:r>
+              <w:rPr>
+                <w:b w:val="0"/>
+                <w:color w:val="CC0000"/>
+                <w:sz w:val="16"/>
+              </w:rPr>
+              <w:t>ORPHAN: Cod '$63098481' identic, dar categorii DIFERITE. Cod $63098481: REF categoriei 2.6 =&gt; OFERTA categoriei 3.4. VERIFICARE MANUALA NECESARA!</w:t>
+            </w:r>
+          </w:p>
+        </w:tc>
+      </w:tr>
+      <w:tr>
+        <w:tc>
+          <w:tcPr>
+            <w:tcW w:type="dxa" w:w="397"/>
+            <w:shd w:fill="FFCC99" w:val="clear"/>
+          </w:tcPr>
+          <w:p>
+            <w:r>
+              <w:rPr>
+                <w:b w:val="0"/>
+                <w:sz w:val="16"/>
+              </w:rPr>
+              <w:t>79</w:t>
+            </w:r>
+          </w:p>
+        </w:tc>
+        <w:tc>
+          <w:tcPr>
+            <w:tcW w:type="dxa" w:w="1701"/>
+            <w:shd w:fill="FFCC99" w:val="clear"/>
+          </w:tcPr>
+          <w:p>
+            <w:r>
+              <w:rPr>
+                <w:b w:val="0"/>
+                <w:sz w:val="16"/>
+              </w:rPr>
+              <w:t>2.6 - INSTALATII TERMICE</w:t>
+            </w:r>
+          </w:p>
+        </w:tc>
+        <w:tc>
+          <w:tcPr>
+            <w:tcW w:type="dxa" w:w="850"/>
+            <w:shd w:fill="FFCC99" w:val="clear"/>
+          </w:tcPr>
+          <w:p>
+            <w:r>
+              <w:rPr>
+                <w:b w:val="0"/>
+                <w:sz w:val="16"/>
+              </w:rPr>
+              <w:t>RPLB20A</w:t>
+            </w:r>
+          </w:p>
+        </w:tc>
+        <w:tc>
+          <w:tcPr>
+            <w:tcW w:type="dxa" w:w="1984"/>
+            <w:shd w:fill="FFCC99" w:val="clear"/>
+          </w:tcPr>
+          <w:p>
+            <w:r>
+              <w:rPr>
+                <w:b w:val="0"/>
+                <w:sz w:val="16"/>
+              </w:rPr>
+              <w:t>filtru magnetita euroacque tip hx 1' 1/4</w:t>
+            </w:r>
+          </w:p>
+        </w:tc>
+        <w:tc>
+          <w:tcPr>
+            <w:tcW w:type="dxa" w:w="454"/>
+            <w:shd w:fill="FFCC99" w:val="clear"/>
+          </w:tcPr>
+          <w:p>
+            <w:r>
+              <w:rPr>
+                <w:b w:val="0"/>
+                <w:sz w:val="16"/>
+              </w:rPr>
+              <w:t>buc</w:t>
+            </w:r>
+          </w:p>
+        </w:tc>
+        <w:tc>
+          <w:tcPr>
+            <w:tcW w:type="dxa" w:w="680"/>
+            <w:shd w:fill="FFCC99" w:val="clear"/>
+          </w:tcPr>
+          <w:p>
+            <w:r>
+              <w:rPr>
+                <w:b w:val="0"/>
+                <w:sz w:val="16"/>
+              </w:rPr>
+              <w:t>9.0</w:t>
+            </w:r>
+          </w:p>
+        </w:tc>
+        <w:tc>
+          <w:tcPr>
+            <w:tcW w:type="dxa" w:w="850"/>
+            <w:shd w:fill="FFCC99" w:val="clear"/>
+          </w:tcPr>
+          <w:p>
+            <w:r>
+              <w:rPr>
+                <w:b w:val="0"/>
+                <w:sz w:val="16"/>
+              </w:rPr>
+              <w:t>RPLB20A</w:t>
+            </w:r>
+          </w:p>
+        </w:tc>
+        <w:tc>
+          <w:tcPr>
+            <w:tcW w:type="dxa" w:w="1984"/>
+            <w:shd w:fill="FFCC99" w:val="clear"/>
+          </w:tcPr>
+          <w:p>
+            <w:r>
+              <w:rPr>
+                <w:b w:val="0"/>
+                <w:sz w:val="16"/>
+              </w:rPr>
+              <w:t>Deviz 3.4</w:t>
+            </w:r>
+          </w:p>
+        </w:tc>
+        <w:tc>
+          <w:tcPr>
+            <w:tcW w:type="dxa" w:w="454"/>
+            <w:shd w:fill="FFCC99" w:val="clear"/>
+          </w:tcPr>
+          <w:p>
+            <w:r>
+              <w:rPr>
+                <w:b w:val="0"/>
+                <w:sz w:val="16"/>
+              </w:rPr>
+              <w:t>buc</w:t>
+            </w:r>
+          </w:p>
+        </w:tc>
+        <w:tc>
+          <w:tcPr>
+            <w:tcW w:type="dxa" w:w="680"/>
+            <w:shd w:fill="FFCC99" w:val="clear"/>
+          </w:tcPr>
+          <w:p>
+            <w:r>
+              <w:rPr>
+                <w:b w:val="0"/>
+                <w:sz w:val="16"/>
+              </w:rPr>
+              <w:t>2.0</w:t>
+            </w:r>
+          </w:p>
+        </w:tc>
+        <w:tc>
+          <w:tcPr>
+            <w:tcW w:type="dxa" w:w="3572"/>
+            <w:shd w:fill="FFCC99" w:val="clear"/>
+          </w:tcPr>
+          <w:p>
+            <w:r>
+              <w:rPr>
+                <w:b w:val="0"/>
+                <w:color w:val="CC0000"/>
+                <w:sz w:val="16"/>
+              </w:rPr>
+              <w:t>ORPHAN: Cod 'RPLB20A' identic, dar categorii DIFERITE. Cod RPLB20A: REF categoriei 2.6 =&gt; OFERTA categoriei 3.4. VERIFICARE MANUALA NECESARA!</w:t>
+            </w:r>
+          </w:p>
+        </w:tc>
+      </w:tr>
+      <w:tr>
+        <w:tc>
+          <w:tcPr>
+            <w:tcW w:type="dxa" w:w="397"/>
+            <w:shd w:fill="FFCC99" w:val="clear"/>
+          </w:tcPr>
+          <w:p>
+            <w:r>
+              <w:rPr>
+                <w:b w:val="0"/>
+                <w:sz w:val="16"/>
+              </w:rPr>
+              <w:t>80</w:t>
+            </w:r>
+          </w:p>
+        </w:tc>
+        <w:tc>
+          <w:tcPr>
+            <w:tcW w:type="dxa" w:w="1701"/>
+            <w:shd w:fill="FFCC99" w:val="clear"/>
+          </w:tcPr>
+          <w:p>
+            <w:r>
+              <w:rPr>
+                <w:b w:val="0"/>
+                <w:sz w:val="16"/>
+              </w:rPr>
+              <w:t>2.6 - INSTALATII TERMICE</w:t>
+            </w:r>
+          </w:p>
+        </w:tc>
+        <w:tc>
+          <w:tcPr>
+            <w:tcW w:type="dxa" w:w="850"/>
+            <w:shd w:fill="FFCC99" w:val="clear"/>
+          </w:tcPr>
+          <w:p>
+            <w:r>
+              <w:rPr>
+                <w:b w:val="0"/>
+                <w:sz w:val="16"/>
+              </w:rPr>
+              <w:t>ATE38XA</w:t>
+            </w:r>
+          </w:p>
+        </w:tc>
+        <w:tc>
+          <w:tcPr>
+            <w:tcW w:type="dxa" w:w="1984"/>
+            <w:shd w:fill="FFCC99" w:val="clear"/>
+          </w:tcPr>
+          <w:p>
+            <w:r>
+              <w:rPr>
+                <w:b w:val="0"/>
+                <w:sz w:val="16"/>
+              </w:rPr>
+              <w:t>modul axc 30-cascadare pdc 980000095 - modul axc 3</w:t>
+            </w:r>
+          </w:p>
+        </w:tc>
+        <w:tc>
+          <w:tcPr>
+            <w:tcW w:type="dxa" w:w="454"/>
+            <w:shd w:fill="FFCC99" w:val="clear"/>
+          </w:tcPr>
+          <w:p>
+            <w:r>
+              <w:rPr>
+                <w:b w:val="0"/>
+                <w:sz w:val="16"/>
+              </w:rPr>
+              <w:t>buc</w:t>
+            </w:r>
+          </w:p>
+        </w:tc>
+        <w:tc>
+          <w:tcPr>
+            <w:tcW w:type="dxa" w:w="680"/>
+            <w:shd w:fill="FFCC99" w:val="clear"/>
+          </w:tcPr>
+          <w:p>
+            <w:r>
+              <w:rPr>
+                <w:b w:val="0"/>
+                <w:sz w:val="16"/>
+              </w:rPr>
+              <w:t>3.0</w:t>
+            </w:r>
+          </w:p>
+        </w:tc>
+        <w:tc>
+          <w:tcPr>
+            <w:tcW w:type="dxa" w:w="850"/>
+            <w:shd w:fill="FFCC99" w:val="clear"/>
+          </w:tcPr>
+          <w:p>
+            <w:r>
+              <w:rPr>
+                <w:b w:val="0"/>
+                <w:sz w:val="16"/>
+              </w:rPr>
+              <w:t>ATE38XA</w:t>
+            </w:r>
+          </w:p>
+        </w:tc>
+        <w:tc>
+          <w:tcPr>
+            <w:tcW w:type="dxa" w:w="1984"/>
+            <w:shd w:fill="FFCC99" w:val="clear"/>
+          </w:tcPr>
+          <w:p>
+            <w:r>
+              <w:rPr>
+                <w:b w:val="0"/>
+                <w:sz w:val="16"/>
+              </w:rPr>
+              <w:t>Deviz 3.4</w:t>
+            </w:r>
+          </w:p>
+        </w:tc>
+        <w:tc>
+          <w:tcPr>
+            <w:tcW w:type="dxa" w:w="454"/>
+            <w:shd w:fill="FFCC99" w:val="clear"/>
+          </w:tcPr>
+          <w:p>
+            <w:r>
+              <w:rPr>
+                <w:b w:val="0"/>
+                <w:sz w:val="16"/>
+              </w:rPr>
+              <w:t>buc</w:t>
+            </w:r>
+          </w:p>
+        </w:tc>
+        <w:tc>
+          <w:tcPr>
+            <w:tcW w:type="dxa" w:w="680"/>
+            <w:shd w:fill="FFCC99" w:val="clear"/>
+          </w:tcPr>
+          <w:p>
+            <w:r>
+              <w:rPr>
+                <w:b w:val="0"/>
+                <w:sz w:val="16"/>
+              </w:rPr>
+              <w:t>1.0</w:t>
+            </w:r>
+          </w:p>
+        </w:tc>
+        <w:tc>
+          <w:tcPr>
+            <w:tcW w:type="dxa" w:w="3572"/>
+            <w:shd w:fill="FFCC99" w:val="clear"/>
+          </w:tcPr>
+          <w:p>
+            <w:r>
+              <w:rPr>
+                <w:b w:val="0"/>
+                <w:color w:val="CC0000"/>
+                <w:sz w:val="16"/>
+              </w:rPr>
+              <w:t>ORPHAN: Cod 'ATE38XA' identic, dar categorii DIFERITE. Cod ATE38XA: REF categoriei 2.6 =&gt; OFERTA categoriei 3.4. VERIFICARE MANUALA NECESARA!</w:t>
+            </w:r>
+          </w:p>
+        </w:tc>
+      </w:tr>
+      <w:tr>
+        <w:tc>
+          <w:tcPr>
+            <w:tcW w:type="dxa" w:w="397"/>
+            <w:shd w:fill="FFCC99" w:val="clear"/>
+          </w:tcPr>
+          <w:p>
+            <w:r>
+              <w:rPr>
+                <w:b w:val="0"/>
+                <w:sz w:val="16"/>
+              </w:rPr>
+              <w:t>81</w:t>
+            </w:r>
+          </w:p>
+        </w:tc>
+        <w:tc>
+          <w:tcPr>
+            <w:tcW w:type="dxa" w:w="1701"/>
+            <w:shd w:fill="FFCC99" w:val="clear"/>
+          </w:tcPr>
+          <w:p>
+            <w:r>
+              <w:rPr>
+                <w:b w:val="0"/>
+                <w:sz w:val="16"/>
+              </w:rPr>
+              <w:t>2.6 - INSTALATII TERMICE</w:t>
+            </w:r>
+          </w:p>
+        </w:tc>
+        <w:tc>
+          <w:tcPr>
+            <w:tcW w:type="dxa" w:w="850"/>
+            <w:shd w:fill="FFCC99" w:val="clear"/>
+          </w:tcPr>
+          <w:p>
+            <w:r>
+              <w:rPr>
+                <w:b w:val="0"/>
+                <w:sz w:val="16"/>
+              </w:rPr>
+              <w:t>$4201717</w:t>
+            </w:r>
+          </w:p>
+        </w:tc>
+        <w:tc>
+          <w:tcPr>
+            <w:tcW w:type="dxa" w:w="1984"/>
+            <w:shd w:fill="FFCC99" w:val="clear"/>
+          </w:tcPr>
+          <w:p>
+            <w:r>
+              <w:rPr>
+                <w:b w:val="0"/>
+                <w:sz w:val="16"/>
+              </w:rPr>
+              <w:t>robinet retinere ventil 2 1/2 pn 6 mufa</w:t>
+            </w:r>
+          </w:p>
+        </w:tc>
+        <w:tc>
+          <w:tcPr>
+            <w:tcW w:type="dxa" w:w="454"/>
+            <w:shd w:fill="FFCC99" w:val="clear"/>
+          </w:tcPr>
+          <w:p>
+            <w:r>
+              <w:rPr>
+                <w:b w:val="0"/>
+                <w:sz w:val="16"/>
+              </w:rPr>
+            </w:r>
+          </w:p>
+        </w:tc>
+        <w:tc>
+          <w:tcPr>
+            <w:tcW w:type="dxa" w:w="680"/>
+            <w:shd w:fill="FFCC99" w:val="clear"/>
+          </w:tcPr>
+          <w:p>
+            <w:r>
+              <w:rPr>
+                <w:b w:val="0"/>
+                <w:sz w:val="16"/>
+              </w:rPr>
+              <w:t>0.0</w:t>
+            </w:r>
+          </w:p>
+        </w:tc>
+        <w:tc>
+          <w:tcPr>
+            <w:tcW w:type="dxa" w:w="850"/>
+            <w:shd w:fill="FFCC99" w:val="clear"/>
+          </w:tcPr>
+          <w:p>
+            <w:r>
+              <w:rPr>
+                <w:b w:val="0"/>
+                <w:sz w:val="16"/>
+              </w:rPr>
+              <w:t>$4201717</w:t>
+            </w:r>
+          </w:p>
+        </w:tc>
+        <w:tc>
+          <w:tcPr>
+            <w:tcW w:type="dxa" w:w="1984"/>
+            <w:shd w:fill="FFCC99" w:val="clear"/>
+          </w:tcPr>
+          <w:p>
+            <w:r>
+              <w:rPr>
+                <w:b w:val="0"/>
+                <w:sz w:val="16"/>
+              </w:rPr>
+              <w:t>Deviz 3.4</w:t>
+            </w:r>
+          </w:p>
+        </w:tc>
+        <w:tc>
+          <w:tcPr>
+            <w:tcW w:type="dxa" w:w="454"/>
+            <w:shd w:fill="FFCC99" w:val="clear"/>
+          </w:tcPr>
+          <w:p>
+            <w:r>
+              <w:rPr>
+                <w:b w:val="0"/>
+                <w:sz w:val="16"/>
+              </w:rPr>
+            </w:r>
+          </w:p>
+        </w:tc>
+        <w:tc>
+          <w:tcPr>
+            <w:tcW w:type="dxa" w:w="680"/>
+            <w:shd w:fill="FFCC99" w:val="clear"/>
+          </w:tcPr>
+          <w:p>
+            <w:r>
+              <w:rPr>
+                <w:b w:val="0"/>
+                <w:sz w:val="16"/>
+              </w:rPr>
+              <w:t>0.0</w:t>
+            </w:r>
+          </w:p>
+        </w:tc>
+        <w:tc>
+          <w:tcPr>
+            <w:tcW w:type="dxa" w:w="3572"/>
+            <w:shd w:fill="FFCC99" w:val="clear"/>
+          </w:tcPr>
+          <w:p>
+            <w:r>
+              <w:rPr>
+                <w:b w:val="0"/>
+                <w:color w:val="CC0000"/>
+                <w:sz w:val="16"/>
+              </w:rPr>
+              <w:t>ORPHAN: Cod '$4201717' identic, dar categorii DIFERITE. Cod $4201717: REF categoriei 2.6 =&gt; OFERTA categoriei 3.4. VERIFICARE MANUALA NECESARA!</w:t>
+            </w:r>
+          </w:p>
+        </w:tc>
+      </w:tr>
+      <w:tr>
+        <w:tc>
+          <w:tcPr>
+            <w:tcW w:type="dxa" w:w="397"/>
+            <w:shd w:fill="FFCC99" w:val="clear"/>
+          </w:tcPr>
+          <w:p>
+            <w:r>
+              <w:rPr>
+                <w:b w:val="0"/>
+                <w:sz w:val="16"/>
+              </w:rPr>
+              <w:t>82</w:t>
+            </w:r>
+          </w:p>
+        </w:tc>
+        <w:tc>
+          <w:tcPr>
+            <w:tcW w:type="dxa" w:w="1701"/>
+            <w:shd w:fill="FFCC99" w:val="clear"/>
+          </w:tcPr>
+          <w:p>
+            <w:r>
+              <w:rPr>
+                <w:b w:val="0"/>
+                <w:sz w:val="16"/>
+              </w:rPr>
+              <w:t>2.6 - INSTALATII TERMICE</w:t>
+            </w:r>
+          </w:p>
+        </w:tc>
+        <w:tc>
+          <w:tcPr>
+            <w:tcW w:type="dxa" w:w="850"/>
+            <w:shd w:fill="FFCC99" w:val="clear"/>
+          </w:tcPr>
+          <w:p>
+            <w:r>
+              <w:rPr>
+                <w:b w:val="0"/>
+                <w:sz w:val="16"/>
+              </w:rPr>
+              <w:t>$4201690</w:t>
+            </w:r>
+          </w:p>
+        </w:tc>
+        <w:tc>
+          <w:tcPr>
+            <w:tcW w:type="dxa" w:w="1984"/>
+            <w:shd w:fill="FFCC99" w:val="clear"/>
+          </w:tcPr>
+          <w:p>
+            <w:r>
+              <w:rPr>
+                <w:b w:val="0"/>
+                <w:sz w:val="16"/>
+              </w:rPr>
+              <w:t>robinet retinere ventil 1 1/2 pn 6 mufa</w:t>
+            </w:r>
+          </w:p>
+        </w:tc>
+        <w:tc>
+          <w:tcPr>
+            <w:tcW w:type="dxa" w:w="454"/>
+            <w:shd w:fill="FFCC99" w:val="clear"/>
+          </w:tcPr>
+          <w:p>
+            <w:r>
+              <w:rPr>
+                <w:b w:val="0"/>
+                <w:sz w:val="16"/>
+              </w:rPr>
+            </w:r>
+          </w:p>
+        </w:tc>
+        <w:tc>
+          <w:tcPr>
+            <w:tcW w:type="dxa" w:w="680"/>
+            <w:shd w:fill="FFCC99" w:val="clear"/>
+          </w:tcPr>
+          <w:p>
+            <w:r>
+              <w:rPr>
+                <w:b w:val="0"/>
+                <w:sz w:val="16"/>
+              </w:rPr>
+              <w:t>0.0</w:t>
+            </w:r>
+          </w:p>
+        </w:tc>
+        <w:tc>
+          <w:tcPr>
+            <w:tcW w:type="dxa" w:w="850"/>
+            <w:shd w:fill="FFCC99" w:val="clear"/>
+          </w:tcPr>
+          <w:p>
+            <w:r>
+              <w:rPr>
+                <w:b w:val="0"/>
+                <w:sz w:val="16"/>
+              </w:rPr>
+              <w:t>$4201690</w:t>
+            </w:r>
+          </w:p>
+        </w:tc>
+        <w:tc>
+          <w:tcPr>
+            <w:tcW w:type="dxa" w:w="1984"/>
+            <w:shd w:fill="FFCC99" w:val="clear"/>
+          </w:tcPr>
+          <w:p>
+            <w:r>
+              <w:rPr>
+                <w:b w:val="0"/>
+                <w:sz w:val="16"/>
+              </w:rPr>
+              <w:t>Deviz 3.4</w:t>
+            </w:r>
+          </w:p>
+        </w:tc>
+        <w:tc>
+          <w:tcPr>
+            <w:tcW w:type="dxa" w:w="454"/>
+            <w:shd w:fill="FFCC99" w:val="clear"/>
+          </w:tcPr>
+          <w:p>
+            <w:r>
+              <w:rPr>
+                <w:b w:val="0"/>
+                <w:sz w:val="16"/>
+              </w:rPr>
+            </w:r>
+          </w:p>
+        </w:tc>
+        <w:tc>
+          <w:tcPr>
+            <w:tcW w:type="dxa" w:w="680"/>
+            <w:shd w:fill="FFCC99" w:val="clear"/>
+          </w:tcPr>
+          <w:p>
+            <w:r>
+              <w:rPr>
+                <w:b w:val="0"/>
+                <w:sz w:val="16"/>
+              </w:rPr>
+              <w:t>0.0</w:t>
+            </w:r>
+          </w:p>
+        </w:tc>
+        <w:tc>
+          <w:tcPr>
+            <w:tcW w:type="dxa" w:w="3572"/>
+            <w:shd w:fill="FFCC99" w:val="clear"/>
+          </w:tcPr>
+          <w:p>
+            <w:r>
+              <w:rPr>
+                <w:b w:val="0"/>
+                <w:color w:val="CC0000"/>
+                <w:sz w:val="16"/>
+              </w:rPr>
+              <w:t>ORPHAN: Cod '$4201690' identic, dar categorii DIFERITE. Cod $4201690: REF categoriei 2.6 =&gt; OFERTA categoriei 3.4. VERIFICARE MANUALA NECESARA!</w:t>
+            </w:r>
+          </w:p>
+        </w:tc>
+      </w:tr>
+      <w:tr>
+        <w:tc>
+          <w:tcPr>
+            <w:tcW w:type="dxa" w:w="397"/>
+            <w:shd w:fill="FFCC99" w:val="clear"/>
+          </w:tcPr>
+          <w:p>
+            <w:r>
+              <w:rPr>
+                <w:b w:val="0"/>
+                <w:sz w:val="16"/>
+              </w:rPr>
+              <w:t>83</w:t>
             </w:r>
           </w:p>
         </w:tc>
@@ -11163,7 +13842,7 @@
                 <w:b w:val="0"/>
                 <w:sz w:val="16"/>
               </w:rPr>
-              <w:t>68</w:t>
+              <w:t>84</w:t>
             </w:r>
           </w:p>
         </w:tc>
@@ -11249,7 +13928,7 @@
                 <w:b w:val="0"/>
                 <w:sz w:val="16"/>
               </w:rPr>
-              <w:t>$4204032</w:t>
+              <w:t>SA13I</w:t>
             </w:r>
           </w:p>
         </w:tc>
@@ -11264,7 +13943,7 @@
                 <w:b w:val="0"/>
                 <w:sz w:val="16"/>
               </w:rPr>
-              <w:t>bratara tevi instalatii apa si gaze 3/4</w:t>
+              <w:t>compensator de dilatare liniar din inox d = 2 '...</w:t>
             </w:r>
           </w:p>
         </w:tc>
@@ -11294,7 +13973,7 @@
                 <w:b w:val="0"/>
                 <w:sz w:val="16"/>
               </w:rPr>
-              <w:t>187.0</w:t>
+              <w:t>4.0</w:t>
             </w:r>
           </w:p>
         </w:tc>
@@ -11327,7 +14006,7 @@
                 <w:b w:val="0"/>
                 <w:sz w:val="16"/>
               </w:rPr>
-              <w:t>69</w:t>
+              <w:t>85</w:t>
             </w:r>
           </w:p>
         </w:tc>
@@ -11413,7 +14092,7 @@
                 <w:b w:val="0"/>
                 <w:sz w:val="16"/>
               </w:rPr>
-              <w:t>SA13I</w:t>
+              <w:t>$42040321</w:t>
             </w:r>
           </w:p>
         </w:tc>
@@ -11428,7 +14107,7 @@
                 <w:b w:val="0"/>
                 <w:sz w:val="16"/>
               </w:rPr>
-              <w:t>compensator de dilatare liniar din inox d = 2 '...</w:t>
+              <w:t>bratara tevi instalatii apa si gaze 2 '</w:t>
             </w:r>
           </w:p>
         </w:tc>
@@ -11458,7 +14137,7 @@
                 <w:b w:val="0"/>
                 <w:sz w:val="16"/>
               </w:rPr>
-              <w:t>4.0</w:t>
+              <w:t>250.0</w:t>
             </w:r>
           </w:p>
         </w:tc>
@@ -11514,7 +14193,7 @@
                 <w:color w:val="000000"/>
                 <w:sz w:val="18"/>
               </w:rPr>
-              <w:t>Neconformitati: 12 din 91 articole ref.</w:t>
+              <w:t>Neconformitati: 18 din 91 articole ref.</w:t>
             </w:r>
           </w:p>
         </w:tc>
@@ -11640,7 +14319,7 @@
                 <w:b w:val="0"/>
                 <w:sz w:val="16"/>
               </w:rPr>
-              <w:t>71</w:t>
+              <w:t>87</w:t>
             </w:r>
           </w:p>
         </w:tc>
@@ -11750,6 +14429,1350 @@
                 <w:sz w:val="16"/>
               </w:rPr>
               <w:t>Articol lipsă din ofertă</w:t>
+            </w:r>
+          </w:p>
+        </w:tc>
+      </w:tr>
+      <w:tr>
+        <w:tc>
+          <w:tcPr>
+            <w:tcW w:type="dxa" w:w="397"/>
+            <w:shd w:fill="FFCC99" w:val="clear"/>
+          </w:tcPr>
+          <w:p>
+            <w:r>
+              <w:rPr>
+                <w:b w:val="0"/>
+                <w:sz w:val="16"/>
+              </w:rPr>
+              <w:t>88</w:t>
+            </w:r>
+          </w:p>
+        </w:tc>
+        <w:tc>
+          <w:tcPr>
+            <w:tcW w:type="dxa" w:w="1701"/>
+            <w:shd w:fill="FFCC99" w:val="clear"/>
+          </w:tcPr>
+          <w:p>
+            <w:r>
+              <w:rPr>
+                <w:b w:val="0"/>
+                <w:sz w:val="16"/>
+              </w:rPr>
+              <w:t>3.1 - ARHITECTURA - LUCRARI NOI</w:t>
+            </w:r>
+          </w:p>
+        </w:tc>
+        <w:tc>
+          <w:tcPr>
+            <w:tcW w:type="dxa" w:w="850"/>
+            <w:shd w:fill="FFCC99" w:val="clear"/>
+          </w:tcPr>
+          <w:p>
+            <w:r>
+              <w:rPr>
+                <w:b w:val="0"/>
+                <w:sz w:val="16"/>
+              </w:rPr>
+              <w:t>$20012940</w:t>
+            </w:r>
+          </w:p>
+        </w:tc>
+        <w:tc>
+          <w:tcPr>
+            <w:tcW w:type="dxa" w:w="1984"/>
+            <w:shd w:fill="FFCC99" w:val="clear"/>
+          </w:tcPr>
+          <w:p>
+            <w:r>
+              <w:rPr>
+                <w:b w:val="0"/>
+                <w:sz w:val="16"/>
+              </w:rPr>
+              <w:t>placa polistiren extrudat xps, 10 cm gros total in</w:t>
+            </w:r>
+          </w:p>
+        </w:tc>
+        <w:tc>
+          <w:tcPr>
+            <w:tcW w:type="dxa" w:w="454"/>
+            <w:shd w:fill="FFCC99" w:val="clear"/>
+          </w:tcPr>
+          <w:p>
+            <w:r>
+              <w:rPr>
+                <w:b w:val="0"/>
+                <w:sz w:val="16"/>
+              </w:rPr>
+              <w:t>mp</w:t>
+            </w:r>
+          </w:p>
+        </w:tc>
+        <w:tc>
+          <w:tcPr>
+            <w:tcW w:type="dxa" w:w="680"/>
+            <w:shd w:fill="FFCC99" w:val="clear"/>
+          </w:tcPr>
+          <w:p>
+            <w:r>
+              <w:rPr>
+                <w:b w:val="0"/>
+                <w:sz w:val="16"/>
+              </w:rPr>
+              <w:t>163.62</w:t>
+            </w:r>
+          </w:p>
+        </w:tc>
+        <w:tc>
+          <w:tcPr>
+            <w:tcW w:type="dxa" w:w="850"/>
+            <w:shd w:fill="FFCC99" w:val="clear"/>
+          </w:tcPr>
+          <w:p>
+            <w:r>
+              <w:rPr>
+                <w:b w:val="0"/>
+                <w:sz w:val="16"/>
+              </w:rPr>
+              <w:t>$20012940</w:t>
+            </w:r>
+          </w:p>
+        </w:tc>
+        <w:tc>
+          <w:tcPr>
+            <w:tcW w:type="dxa" w:w="1984"/>
+            <w:shd w:fill="FFCC99" w:val="clear"/>
+          </w:tcPr>
+          <w:p>
+            <w:r>
+              <w:rPr>
+                <w:b w:val="0"/>
+                <w:sz w:val="16"/>
+              </w:rPr>
+              <w:t>Deviz 2.1</w:t>
+            </w:r>
+          </w:p>
+        </w:tc>
+        <w:tc>
+          <w:tcPr>
+            <w:tcW w:type="dxa" w:w="454"/>
+            <w:shd w:fill="FFCC99" w:val="clear"/>
+          </w:tcPr>
+          <w:p>
+            <w:r>
+              <w:rPr>
+                <w:b w:val="0"/>
+                <w:sz w:val="16"/>
+              </w:rPr>
+              <w:t>mp</w:t>
+            </w:r>
+          </w:p>
+        </w:tc>
+        <w:tc>
+          <w:tcPr>
+            <w:tcW w:type="dxa" w:w="680"/>
+            <w:shd w:fill="FFCC99" w:val="clear"/>
+          </w:tcPr>
+          <w:p>
+            <w:r>
+              <w:rPr>
+                <w:b w:val="0"/>
+                <w:sz w:val="16"/>
+              </w:rPr>
+              <w:t>222.2</w:t>
+            </w:r>
+          </w:p>
+        </w:tc>
+        <w:tc>
+          <w:tcPr>
+            <w:tcW w:type="dxa" w:w="3572"/>
+            <w:shd w:fill="FFCC99" w:val="clear"/>
+          </w:tcPr>
+          <w:p>
+            <w:r>
+              <w:rPr>
+                <w:b w:val="0"/>
+                <w:color w:val="CC0000"/>
+                <w:sz w:val="16"/>
+              </w:rPr>
+              <w:t>ORPHAN: Cod '$20012940' identic, dar categorii DIFERITE. Cod $20012940: REF categoriei 3.1 =&gt; OFERTA categoriei 2.1. VERIFICARE MANUALA NECESARA!</w:t>
+            </w:r>
+          </w:p>
+        </w:tc>
+      </w:tr>
+      <w:tr>
+        <w:tc>
+          <w:tcPr>
+            <w:tcW w:type="dxa" w:w="397"/>
+            <w:shd w:fill="FFCC99" w:val="clear"/>
+          </w:tcPr>
+          <w:p>
+            <w:r>
+              <w:rPr>
+                <w:b w:val="0"/>
+                <w:sz w:val="16"/>
+              </w:rPr>
+              <w:t>89</w:t>
+            </w:r>
+          </w:p>
+        </w:tc>
+        <w:tc>
+          <w:tcPr>
+            <w:tcW w:type="dxa" w:w="1701"/>
+            <w:shd w:fill="FFCC99" w:val="clear"/>
+          </w:tcPr>
+          <w:p>
+            <w:r>
+              <w:rPr>
+                <w:b w:val="0"/>
+                <w:sz w:val="16"/>
+              </w:rPr>
+              <w:t>3.1 - ARHITECTURA - LUCRARI NOI</w:t>
+            </w:r>
+          </w:p>
+        </w:tc>
+        <w:tc>
+          <w:tcPr>
+            <w:tcW w:type="dxa" w:w="850"/>
+            <w:shd w:fill="FFCC99" w:val="clear"/>
+          </w:tcPr>
+          <w:p>
+            <w:r>
+              <w:rPr>
+                <w:b w:val="0"/>
+                <w:sz w:val="16"/>
+              </w:rPr>
+              <w:t>PF01XA</w:t>
+            </w:r>
+          </w:p>
+        </w:tc>
+        <w:tc>
+          <w:tcPr>
+            <w:tcW w:type="dxa" w:w="1984"/>
+            <w:shd w:fill="FFCC99" w:val="clear"/>
+          </w:tcPr>
+          <w:p>
+            <w:r>
+              <w:rPr>
+                <w:b w:val="0"/>
+                <w:sz w:val="16"/>
+              </w:rPr>
+              <w:t>mortar de tinci</w:t>
+            </w:r>
+          </w:p>
+        </w:tc>
+        <w:tc>
+          <w:tcPr>
+            <w:tcW w:type="dxa" w:w="454"/>
+            <w:shd w:fill="FFCC99" w:val="clear"/>
+          </w:tcPr>
+          <w:p>
+            <w:r>
+              <w:rPr>
+                <w:b w:val="0"/>
+                <w:sz w:val="16"/>
+              </w:rPr>
+              <w:t>mp</w:t>
+            </w:r>
+          </w:p>
+        </w:tc>
+        <w:tc>
+          <w:tcPr>
+            <w:tcW w:type="dxa" w:w="680"/>
+            <w:shd w:fill="FFCC99" w:val="clear"/>
+          </w:tcPr>
+          <w:p>
+            <w:r>
+              <w:rPr>
+                <w:b w:val="0"/>
+                <w:sz w:val="16"/>
+              </w:rPr>
+              <w:t>440.0</w:t>
+            </w:r>
+          </w:p>
+        </w:tc>
+        <w:tc>
+          <w:tcPr>
+            <w:tcW w:type="dxa" w:w="850"/>
+            <w:shd w:fill="FFCC99" w:val="clear"/>
+          </w:tcPr>
+          <w:p>
+            <w:r>
+              <w:rPr>
+                <w:b w:val="0"/>
+                <w:sz w:val="16"/>
+              </w:rPr>
+              <w:t>PF01XA</w:t>
+            </w:r>
+          </w:p>
+        </w:tc>
+        <w:tc>
+          <w:tcPr>
+            <w:tcW w:type="dxa" w:w="1984"/>
+            <w:shd w:fill="FFCC99" w:val="clear"/>
+          </w:tcPr>
+          <w:p>
+            <w:r>
+              <w:rPr>
+                <w:b w:val="0"/>
+                <w:sz w:val="16"/>
+              </w:rPr>
+              <w:t>Deviz 2.1</w:t>
+            </w:r>
+          </w:p>
+        </w:tc>
+        <w:tc>
+          <w:tcPr>
+            <w:tcW w:type="dxa" w:w="454"/>
+            <w:shd w:fill="FFCC99" w:val="clear"/>
+          </w:tcPr>
+          <w:p>
+            <w:r>
+              <w:rPr>
+                <w:b w:val="0"/>
+                <w:sz w:val="16"/>
+              </w:rPr>
+              <w:t>mp</w:t>
+            </w:r>
+          </w:p>
+        </w:tc>
+        <w:tc>
+          <w:tcPr>
+            <w:tcW w:type="dxa" w:w="680"/>
+            <w:shd w:fill="FFCC99" w:val="clear"/>
+          </w:tcPr>
+          <w:p>
+            <w:r>
+              <w:rPr>
+                <w:b w:val="0"/>
+                <w:sz w:val="16"/>
+              </w:rPr>
+              <w:t>2036.0</w:t>
+            </w:r>
+          </w:p>
+        </w:tc>
+        <w:tc>
+          <w:tcPr>
+            <w:tcW w:type="dxa" w:w="3572"/>
+            <w:shd w:fill="FFCC99" w:val="clear"/>
+          </w:tcPr>
+          <w:p>
+            <w:r>
+              <w:rPr>
+                <w:b w:val="0"/>
+                <w:color w:val="CC0000"/>
+                <w:sz w:val="16"/>
+              </w:rPr>
+              <w:t>ORPHAN: Cod 'PF01XA' identic, dar categorii DIFERITE. Cod PF01XA: REF categoriei 3.1 =&gt; OFERTA categoriei 2.1. VERIFICARE MANUALA NECESARA!</w:t>
+            </w:r>
+          </w:p>
+        </w:tc>
+      </w:tr>
+      <w:tr>
+        <w:tc>
+          <w:tcPr>
+            <w:tcW w:type="dxa" w:w="397"/>
+            <w:shd w:fill="FFCC99" w:val="clear"/>
+          </w:tcPr>
+          <w:p>
+            <w:r>
+              <w:rPr>
+                <w:b w:val="0"/>
+                <w:sz w:val="16"/>
+              </w:rPr>
+              <w:t>90</w:t>
+            </w:r>
+          </w:p>
+        </w:tc>
+        <w:tc>
+          <w:tcPr>
+            <w:tcW w:type="dxa" w:w="1701"/>
+            <w:shd w:fill="FFCC99" w:val="clear"/>
+          </w:tcPr>
+          <w:p>
+            <w:r>
+              <w:rPr>
+                <w:b w:val="0"/>
+                <w:sz w:val="16"/>
+              </w:rPr>
+              <w:t>3.1 - ARHITECTURA - LUCRARI NOI</w:t>
+            </w:r>
+          </w:p>
+        </w:tc>
+        <w:tc>
+          <w:tcPr>
+            <w:tcW w:type="dxa" w:w="850"/>
+            <w:shd w:fill="FFCC99" w:val="clear"/>
+          </w:tcPr>
+          <w:p>
+            <w:r>
+              <w:rPr>
+                <w:b w:val="0"/>
+                <w:sz w:val="16"/>
+              </w:rPr>
+              <w:t>PF01XA</w:t>
+            </w:r>
+          </w:p>
+        </w:tc>
+        <w:tc>
+          <w:tcPr>
+            <w:tcW w:type="dxa" w:w="1984"/>
+            <w:shd w:fill="FFCC99" w:val="clear"/>
+          </w:tcPr>
+          <w:p>
+            <w:r>
+              <w:rPr>
+                <w:b w:val="0"/>
+                <w:sz w:val="16"/>
+              </w:rPr>
+              <w:t>mortar de tinci</w:t>
+            </w:r>
+          </w:p>
+        </w:tc>
+        <w:tc>
+          <w:tcPr>
+            <w:tcW w:type="dxa" w:w="454"/>
+            <w:shd w:fill="FFCC99" w:val="clear"/>
+          </w:tcPr>
+          <w:p>
+            <w:r>
+              <w:rPr>
+                <w:b w:val="0"/>
+                <w:sz w:val="16"/>
+              </w:rPr>
+              <w:t>mp</w:t>
+            </w:r>
+          </w:p>
+        </w:tc>
+        <w:tc>
+          <w:tcPr>
+            <w:tcW w:type="dxa" w:w="680"/>
+            <w:shd w:fill="FFCC99" w:val="clear"/>
+          </w:tcPr>
+          <w:p>
+            <w:r>
+              <w:rPr>
+                <w:b w:val="0"/>
+                <w:sz w:val="16"/>
+              </w:rPr>
+              <w:t>440.0</w:t>
+            </w:r>
+          </w:p>
+        </w:tc>
+        <w:tc>
+          <w:tcPr>
+            <w:tcW w:type="dxa" w:w="850"/>
+            <w:shd w:fill="FFCC99" w:val="clear"/>
+          </w:tcPr>
+          <w:p>
+            <w:r>
+              <w:rPr>
+                <w:b w:val="0"/>
+                <w:sz w:val="16"/>
+              </w:rPr>
+              <w:t>PF01XA</w:t>
+            </w:r>
+          </w:p>
+        </w:tc>
+        <w:tc>
+          <w:tcPr>
+            <w:tcW w:type="dxa" w:w="1984"/>
+            <w:shd w:fill="FFCC99" w:val="clear"/>
+          </w:tcPr>
+          <w:p>
+            <w:r>
+              <w:rPr>
+                <w:b w:val="0"/>
+                <w:sz w:val="16"/>
+              </w:rPr>
+              <w:t>Deviz 6.1</w:t>
+            </w:r>
+          </w:p>
+        </w:tc>
+        <w:tc>
+          <w:tcPr>
+            <w:tcW w:type="dxa" w:w="454"/>
+            <w:shd w:fill="FFCC99" w:val="clear"/>
+          </w:tcPr>
+          <w:p>
+            <w:r>
+              <w:rPr>
+                <w:b w:val="0"/>
+                <w:sz w:val="16"/>
+              </w:rPr>
+              <w:t>mp</w:t>
+            </w:r>
+          </w:p>
+        </w:tc>
+        <w:tc>
+          <w:tcPr>
+            <w:tcW w:type="dxa" w:w="680"/>
+            <w:shd w:fill="FFCC99" w:val="clear"/>
+          </w:tcPr>
+          <w:p>
+            <w:r>
+              <w:rPr>
+                <w:b w:val="0"/>
+                <w:sz w:val="16"/>
+              </w:rPr>
+              <w:t>179.0</w:t>
+            </w:r>
+          </w:p>
+        </w:tc>
+        <w:tc>
+          <w:tcPr>
+            <w:tcW w:type="dxa" w:w="3572"/>
+            <w:shd w:fill="FFCC99" w:val="clear"/>
+          </w:tcPr>
+          <w:p>
+            <w:r>
+              <w:rPr>
+                <w:b w:val="0"/>
+                <w:color w:val="CC0000"/>
+                <w:sz w:val="16"/>
+              </w:rPr>
+              <w:t>ORPHAN: Cod 'PF01XA' identic, dar categorii DIFERITE. Cod PF01XA: REF categoriei 3.1 =&gt; OFERTA categoriei 6.1. VERIFICARE MANUALA NECESARA!</w:t>
+            </w:r>
+          </w:p>
+        </w:tc>
+      </w:tr>
+      <w:tr>
+        <w:tc>
+          <w:tcPr>
+            <w:tcW w:type="dxa" w:w="397"/>
+            <w:shd w:fill="FFCC99" w:val="clear"/>
+          </w:tcPr>
+          <w:p>
+            <w:r>
+              <w:rPr>
+                <w:b w:val="0"/>
+                <w:sz w:val="16"/>
+              </w:rPr>
+              <w:t>91</w:t>
+            </w:r>
+          </w:p>
+        </w:tc>
+        <w:tc>
+          <w:tcPr>
+            <w:tcW w:type="dxa" w:w="1701"/>
+            <w:shd w:fill="FFCC99" w:val="clear"/>
+          </w:tcPr>
+          <w:p>
+            <w:r>
+              <w:rPr>
+                <w:b w:val="0"/>
+                <w:sz w:val="16"/>
+              </w:rPr>
+              <w:t>3.1 - ARHITECTURA - LUCRARI NOI</w:t>
+            </w:r>
+          </w:p>
+        </w:tc>
+        <w:tc>
+          <w:tcPr>
+            <w:tcW w:type="dxa" w:w="850"/>
+            <w:shd w:fill="FFCC99" w:val="clear"/>
+          </w:tcPr>
+          <w:p>
+            <w:r>
+              <w:rPr>
+                <w:b w:val="0"/>
+                <w:sz w:val="16"/>
+              </w:rPr>
+              <w:t>IZF12XE</w:t>
+            </w:r>
+          </w:p>
+        </w:tc>
+        <w:tc>
+          <w:tcPr>
+            <w:tcW w:type="dxa" w:w="1984"/>
+            <w:shd w:fill="FFCC99" w:val="clear"/>
+          </w:tcPr>
+          <w:p>
+            <w:r>
+              <w:rPr>
+                <w:b w:val="0"/>
+                <w:sz w:val="16"/>
+              </w:rPr>
+              <w:t>sapa de egalizare 3-5 cm</w:t>
+            </w:r>
+          </w:p>
+        </w:tc>
+        <w:tc>
+          <w:tcPr>
+            <w:tcW w:type="dxa" w:w="454"/>
+            <w:shd w:fill="FFCC99" w:val="clear"/>
+          </w:tcPr>
+          <w:p>
+            <w:r>
+              <w:rPr>
+                <w:b w:val="0"/>
+                <w:sz w:val="16"/>
+              </w:rPr>
+              <w:t>mp</w:t>
+            </w:r>
+          </w:p>
+        </w:tc>
+        <w:tc>
+          <w:tcPr>
+            <w:tcW w:type="dxa" w:w="680"/>
+            <w:shd w:fill="FFCC99" w:val="clear"/>
+          </w:tcPr>
+          <w:p>
+            <w:r>
+              <w:rPr>
+                <w:b w:val="0"/>
+                <w:sz w:val="16"/>
+              </w:rPr>
+              <w:t>385.0</w:t>
+            </w:r>
+          </w:p>
+        </w:tc>
+        <w:tc>
+          <w:tcPr>
+            <w:tcW w:type="dxa" w:w="850"/>
+            <w:shd w:fill="FFCC99" w:val="clear"/>
+          </w:tcPr>
+          <w:p>
+            <w:r>
+              <w:rPr>
+                <w:b w:val="0"/>
+                <w:sz w:val="16"/>
+              </w:rPr>
+              <w:t>IZF12XE</w:t>
+            </w:r>
+          </w:p>
+        </w:tc>
+        <w:tc>
+          <w:tcPr>
+            <w:tcW w:type="dxa" w:w="1984"/>
+            <w:shd w:fill="FFCC99" w:val="clear"/>
+          </w:tcPr>
+          <w:p>
+            <w:r>
+              <w:rPr>
+                <w:b w:val="0"/>
+                <w:sz w:val="16"/>
+              </w:rPr>
+              <w:t>Deviz 2.1</w:t>
+            </w:r>
+          </w:p>
+        </w:tc>
+        <w:tc>
+          <w:tcPr>
+            <w:tcW w:type="dxa" w:w="454"/>
+            <w:shd w:fill="FFCC99" w:val="clear"/>
+          </w:tcPr>
+          <w:p>
+            <w:r>
+              <w:rPr>
+                <w:b w:val="0"/>
+                <w:sz w:val="16"/>
+              </w:rPr>
+              <w:t>mp</w:t>
+            </w:r>
+          </w:p>
+        </w:tc>
+        <w:tc>
+          <w:tcPr>
+            <w:tcW w:type="dxa" w:w="680"/>
+            <w:shd w:fill="FFCC99" w:val="clear"/>
+          </w:tcPr>
+          <w:p>
+            <w:r>
+              <w:rPr>
+                <w:b w:val="0"/>
+                <w:sz w:val="16"/>
+              </w:rPr>
+              <w:t>1561.0</w:t>
+            </w:r>
+          </w:p>
+        </w:tc>
+        <w:tc>
+          <w:tcPr>
+            <w:tcW w:type="dxa" w:w="3572"/>
+            <w:shd w:fill="FFCC99" w:val="clear"/>
+          </w:tcPr>
+          <w:p>
+            <w:r>
+              <w:rPr>
+                <w:b w:val="0"/>
+                <w:color w:val="CC0000"/>
+                <w:sz w:val="16"/>
+              </w:rPr>
+              <w:t>ORPHAN: Cod 'IZF12XE' identic, dar categorii DIFERITE. Cod IZF12XE: REF categoriei 3.1 =&gt; OFERTA categoriei 2.1. VERIFICARE MANUALA NECESARA!</w:t>
+            </w:r>
+          </w:p>
+        </w:tc>
+      </w:tr>
+      <w:tr>
+        <w:tc>
+          <w:tcPr>
+            <w:tcW w:type="dxa" w:w="397"/>
+            <w:shd w:fill="FFCC99" w:val="clear"/>
+          </w:tcPr>
+          <w:p>
+            <w:r>
+              <w:rPr>
+                <w:b w:val="0"/>
+                <w:sz w:val="16"/>
+              </w:rPr>
+              <w:t>92</w:t>
+            </w:r>
+          </w:p>
+        </w:tc>
+        <w:tc>
+          <w:tcPr>
+            <w:tcW w:type="dxa" w:w="1701"/>
+            <w:shd w:fill="FFCC99" w:val="clear"/>
+          </w:tcPr>
+          <w:p>
+            <w:r>
+              <w:rPr>
+                <w:b w:val="0"/>
+                <w:sz w:val="16"/>
+              </w:rPr>
+              <w:t>3.1 - ARHITECTURA - LUCRARI NOI</w:t>
+            </w:r>
+          </w:p>
+        </w:tc>
+        <w:tc>
+          <w:tcPr>
+            <w:tcW w:type="dxa" w:w="850"/>
+            <w:shd w:fill="FFCC99" w:val="clear"/>
+          </w:tcPr>
+          <w:p>
+            <w:r>
+              <w:rPr>
+                <w:b w:val="0"/>
+                <w:sz w:val="16"/>
+              </w:rPr>
+              <w:t>CO01A01</w:t>
+            </w:r>
+          </w:p>
+        </w:tc>
+        <w:tc>
+          <w:tcPr>
+            <w:tcW w:type="dxa" w:w="1984"/>
+            <w:shd w:fill="FFCC99" w:val="clear"/>
+          </w:tcPr>
+          <w:p>
+            <w:r>
+              <w:rPr>
+                <w:b w:val="0"/>
+                <w:sz w:val="16"/>
+              </w:rPr>
+              <w:t>trotuar de garda beton (latime variabila) cu urmat</w:t>
+            </w:r>
+          </w:p>
+        </w:tc>
+        <w:tc>
+          <w:tcPr>
+            <w:tcW w:type="dxa" w:w="454"/>
+            <w:shd w:fill="FFCC99" w:val="clear"/>
+          </w:tcPr>
+          <w:p>
+            <w:r>
+              <w:rPr>
+                <w:b w:val="0"/>
+                <w:sz w:val="16"/>
+              </w:rPr>
+              <w:t>mp</w:t>
+            </w:r>
+          </w:p>
+        </w:tc>
+        <w:tc>
+          <w:tcPr>
+            <w:tcW w:type="dxa" w:w="680"/>
+            <w:shd w:fill="FFCC99" w:val="clear"/>
+          </w:tcPr>
+          <w:p>
+            <w:r>
+              <w:rPr>
+                <w:b w:val="0"/>
+                <w:sz w:val="16"/>
+              </w:rPr>
+              <w:t>35.0</w:t>
+            </w:r>
+          </w:p>
+        </w:tc>
+        <w:tc>
+          <w:tcPr>
+            <w:tcW w:type="dxa" w:w="850"/>
+            <w:shd w:fill="FFCC99" w:val="clear"/>
+          </w:tcPr>
+          <w:p>
+            <w:r>
+              <w:rPr>
+                <w:b w:val="0"/>
+                <w:sz w:val="16"/>
+              </w:rPr>
+              <w:t>CO01A01</w:t>
+            </w:r>
+          </w:p>
+        </w:tc>
+        <w:tc>
+          <w:tcPr>
+            <w:tcW w:type="dxa" w:w="1984"/>
+            <w:shd w:fill="FFCC99" w:val="clear"/>
+          </w:tcPr>
+          <w:p>
+            <w:r>
+              <w:rPr>
+                <w:b w:val="0"/>
+                <w:sz w:val="16"/>
+              </w:rPr>
+              <w:t>Deviz 2.1</w:t>
+            </w:r>
+          </w:p>
+        </w:tc>
+        <w:tc>
+          <w:tcPr>
+            <w:tcW w:type="dxa" w:w="454"/>
+            <w:shd w:fill="FFCC99" w:val="clear"/>
+          </w:tcPr>
+          <w:p>
+            <w:r>
+              <w:rPr>
+                <w:b w:val="0"/>
+                <w:sz w:val="16"/>
+              </w:rPr>
+              <w:t>mp</w:t>
+            </w:r>
+          </w:p>
+        </w:tc>
+        <w:tc>
+          <w:tcPr>
+            <w:tcW w:type="dxa" w:w="680"/>
+            <w:shd w:fill="FFCC99" w:val="clear"/>
+          </w:tcPr>
+          <w:p>
+            <w:r>
+              <w:rPr>
+                <w:b w:val="0"/>
+                <w:sz w:val="16"/>
+              </w:rPr>
+              <w:t>82.0</w:t>
+            </w:r>
+          </w:p>
+        </w:tc>
+        <w:tc>
+          <w:tcPr>
+            <w:tcW w:type="dxa" w:w="3572"/>
+            <w:shd w:fill="FFCC99" w:val="clear"/>
+          </w:tcPr>
+          <w:p>
+            <w:r>
+              <w:rPr>
+                <w:b w:val="0"/>
+                <w:color w:val="CC0000"/>
+                <w:sz w:val="16"/>
+              </w:rPr>
+              <w:t>ORPHAN: Cod 'CO01A01' identic, dar categorii DIFERITE. Cod CO01A01: REF categoriei 3.1 =&gt; OFERTA categoriei 2.1. VERIFICARE MANUALA NECESARA!</w:t>
+            </w:r>
+          </w:p>
+        </w:tc>
+      </w:tr>
+      <w:tr>
+        <w:tc>
+          <w:tcPr>
+            <w:tcW w:type="dxa" w:w="397"/>
+            <w:shd w:fill="FFCC99" w:val="clear"/>
+          </w:tcPr>
+          <w:p>
+            <w:r>
+              <w:rPr>
+                <w:b w:val="0"/>
+                <w:sz w:val="16"/>
+              </w:rPr>
+              <w:t>93</w:t>
+            </w:r>
+          </w:p>
+        </w:tc>
+        <w:tc>
+          <w:tcPr>
+            <w:tcW w:type="dxa" w:w="1701"/>
+            <w:shd w:fill="FFCC99" w:val="clear"/>
+          </w:tcPr>
+          <w:p>
+            <w:r>
+              <w:rPr>
+                <w:b w:val="0"/>
+                <w:sz w:val="16"/>
+              </w:rPr>
+              <w:t>3.1 - ARHITECTURA - LUCRARI NOI</w:t>
+            </w:r>
+          </w:p>
+        </w:tc>
+        <w:tc>
+          <w:tcPr>
+            <w:tcW w:type="dxa" w:w="850"/>
+            <w:shd w:fill="FFCC99" w:val="clear"/>
+          </w:tcPr>
+          <w:p>
+            <w:r>
+              <w:rPr>
+                <w:b w:val="0"/>
+                <w:sz w:val="16"/>
+              </w:rPr>
+              <w:t>RCSO29E</w:t>
+            </w:r>
+          </w:p>
+        </w:tc>
+        <w:tc>
+          <w:tcPr>
+            <w:tcW w:type="dxa" w:w="1984"/>
+            <w:shd w:fill="FFCC99" w:val="clear"/>
+          </w:tcPr>
+          <w:p>
+            <w:r>
+              <w:rPr>
+                <w:b w:val="0"/>
+                <w:sz w:val="16"/>
+              </w:rPr>
+              <w:t>usa lemn cu structra celulara - 1,00x2.10 total ta</w:t>
+            </w:r>
+          </w:p>
+        </w:tc>
+        <w:tc>
+          <w:tcPr>
+            <w:tcW w:type="dxa" w:w="454"/>
+            <w:shd w:fill="FFCC99" w:val="clear"/>
+          </w:tcPr>
+          <w:p>
+            <w:r>
+              <w:rPr>
+                <w:b w:val="0"/>
+                <w:sz w:val="16"/>
+              </w:rPr>
+              <w:t>buc</w:t>
+            </w:r>
+          </w:p>
+        </w:tc>
+        <w:tc>
+          <w:tcPr>
+            <w:tcW w:type="dxa" w:w="680"/>
+            <w:shd w:fill="FFCC99" w:val="clear"/>
+          </w:tcPr>
+          <w:p>
+            <w:r>
+              <w:rPr>
+                <w:b w:val="0"/>
+                <w:sz w:val="16"/>
+              </w:rPr>
+              <w:t>5.0</w:t>
+            </w:r>
+          </w:p>
+        </w:tc>
+        <w:tc>
+          <w:tcPr>
+            <w:tcW w:type="dxa" w:w="850"/>
+            <w:shd w:fill="FFCC99" w:val="clear"/>
+          </w:tcPr>
+          <w:p>
+            <w:r>
+              <w:rPr>
+                <w:b w:val="0"/>
+                <w:sz w:val="16"/>
+              </w:rPr>
+              <w:t>RCSO29E</w:t>
+            </w:r>
+          </w:p>
+        </w:tc>
+        <w:tc>
+          <w:tcPr>
+            <w:tcW w:type="dxa" w:w="1984"/>
+            <w:shd w:fill="FFCC99" w:val="clear"/>
+          </w:tcPr>
+          <w:p>
+            <w:r>
+              <w:rPr>
+                <w:b w:val="0"/>
+                <w:sz w:val="16"/>
+              </w:rPr>
+              <w:t>Deviz 2.1</w:t>
+            </w:r>
+          </w:p>
+        </w:tc>
+        <w:tc>
+          <w:tcPr>
+            <w:tcW w:type="dxa" w:w="454"/>
+            <w:shd w:fill="FFCC99" w:val="clear"/>
+          </w:tcPr>
+          <w:p>
+            <w:r>
+              <w:rPr>
+                <w:b w:val="0"/>
+                <w:sz w:val="16"/>
+              </w:rPr>
+              <w:t>buc</w:t>
+            </w:r>
+          </w:p>
+        </w:tc>
+        <w:tc>
+          <w:tcPr>
+            <w:tcW w:type="dxa" w:w="680"/>
+            <w:shd w:fill="FFCC99" w:val="clear"/>
+          </w:tcPr>
+          <w:p>
+            <w:r>
+              <w:rPr>
+                <w:b w:val="0"/>
+                <w:sz w:val="16"/>
+              </w:rPr>
+              <w:t>1.0</w:t>
+            </w:r>
+          </w:p>
+        </w:tc>
+        <w:tc>
+          <w:tcPr>
+            <w:tcW w:type="dxa" w:w="3572"/>
+            <w:shd w:fill="FFCC99" w:val="clear"/>
+          </w:tcPr>
+          <w:p>
+            <w:r>
+              <w:rPr>
+                <w:b w:val="0"/>
+                <w:color w:val="CC0000"/>
+                <w:sz w:val="16"/>
+              </w:rPr>
+              <w:t>ORPHAN: Cod 'RCSO29E' identic, dar categorii DIFERITE. Cod RCSO29E: REF categoriei 3.1 =&gt; OFERTA categoriei 2.1. VERIFICARE MANUALA NECESARA!</w:t>
+            </w:r>
+          </w:p>
+        </w:tc>
+      </w:tr>
+      <w:tr>
+        <w:tc>
+          <w:tcPr>
+            <w:tcW w:type="dxa" w:w="397"/>
+            <w:shd w:fill="FFCC99" w:val="clear"/>
+          </w:tcPr>
+          <w:p>
+            <w:r>
+              <w:rPr>
+                <w:b w:val="0"/>
+                <w:sz w:val="16"/>
+              </w:rPr>
+              <w:t>94</w:t>
+            </w:r>
+          </w:p>
+        </w:tc>
+        <w:tc>
+          <w:tcPr>
+            <w:tcW w:type="dxa" w:w="1701"/>
+            <w:shd w:fill="FFCC99" w:val="clear"/>
+          </w:tcPr>
+          <w:p>
+            <w:r>
+              <w:rPr>
+                <w:b w:val="0"/>
+                <w:sz w:val="16"/>
+              </w:rPr>
+              <w:t>3.1 - ARHITECTURA - LUCRARI NOI</w:t>
+            </w:r>
+          </w:p>
+        </w:tc>
+        <w:tc>
+          <w:tcPr>
+            <w:tcW w:type="dxa" w:w="850"/>
+            <w:shd w:fill="FFCC99" w:val="clear"/>
+          </w:tcPr>
+          <w:p>
+            <w:r>
+              <w:rPr>
+                <w:b w:val="0"/>
+                <w:sz w:val="16"/>
+              </w:rPr>
+              <w:t>RCSL02A01</w:t>
+            </w:r>
+          </w:p>
+        </w:tc>
+        <w:tc>
+          <w:tcPr>
+            <w:tcW w:type="dxa" w:w="1984"/>
+            <w:shd w:fill="FFCC99" w:val="clear"/>
+          </w:tcPr>
+          <w:p>
+            <w:r>
+              <w:rPr>
+                <w:b w:val="0"/>
+                <w:sz w:val="16"/>
+              </w:rPr>
+              <w:t>balustrada metalica h=100 cm cu doua maini curente</w:t>
+            </w:r>
+          </w:p>
+        </w:tc>
+        <w:tc>
+          <w:tcPr>
+            <w:tcW w:type="dxa" w:w="454"/>
+            <w:shd w:fill="FFCC99" w:val="clear"/>
+          </w:tcPr>
+          <w:p>
+            <w:r>
+              <w:rPr>
+                <w:b w:val="0"/>
+                <w:sz w:val="16"/>
+              </w:rPr>
+              <w:t>ml</w:t>
+            </w:r>
+          </w:p>
+        </w:tc>
+        <w:tc>
+          <w:tcPr>
+            <w:tcW w:type="dxa" w:w="680"/>
+            <w:shd w:fill="FFCC99" w:val="clear"/>
+          </w:tcPr>
+          <w:p>
+            <w:r>
+              <w:rPr>
+                <w:b w:val="0"/>
+                <w:sz w:val="16"/>
+              </w:rPr>
+              <w:t>26.0</w:t>
+            </w:r>
+          </w:p>
+        </w:tc>
+        <w:tc>
+          <w:tcPr>
+            <w:tcW w:type="dxa" w:w="850"/>
+            <w:shd w:fill="FFCC99" w:val="clear"/>
+          </w:tcPr>
+          <w:p>
+            <w:r>
+              <w:rPr>
+                <w:b w:val="0"/>
+                <w:sz w:val="16"/>
+              </w:rPr>
+              <w:t>RCSL02A01</w:t>
+            </w:r>
+          </w:p>
+        </w:tc>
+        <w:tc>
+          <w:tcPr>
+            <w:tcW w:type="dxa" w:w="1984"/>
+            <w:shd w:fill="FFCC99" w:val="clear"/>
+          </w:tcPr>
+          <w:p>
+            <w:r>
+              <w:rPr>
+                <w:b w:val="0"/>
+                <w:sz w:val="16"/>
+              </w:rPr>
+              <w:t>Deviz 2.1</w:t>
+            </w:r>
+          </w:p>
+        </w:tc>
+        <w:tc>
+          <w:tcPr>
+            <w:tcW w:type="dxa" w:w="454"/>
+            <w:shd w:fill="FFCC99" w:val="clear"/>
+          </w:tcPr>
+          <w:p>
+            <w:r>
+              <w:rPr>
+                <w:b w:val="0"/>
+                <w:sz w:val="16"/>
+              </w:rPr>
+              <w:t>ml</w:t>
+            </w:r>
+          </w:p>
+        </w:tc>
+        <w:tc>
+          <w:tcPr>
+            <w:tcW w:type="dxa" w:w="680"/>
+            <w:shd w:fill="FFCC99" w:val="clear"/>
+          </w:tcPr>
+          <w:p>
+            <w:r>
+              <w:rPr>
+                <w:b w:val="0"/>
+                <w:sz w:val="16"/>
+              </w:rPr>
+              <w:t>105.0</w:t>
+            </w:r>
+          </w:p>
+        </w:tc>
+        <w:tc>
+          <w:tcPr>
+            <w:tcW w:type="dxa" w:w="3572"/>
+            <w:shd w:fill="FFCC99" w:val="clear"/>
+          </w:tcPr>
+          <w:p>
+            <w:r>
+              <w:rPr>
+                <w:b w:val="0"/>
+                <w:color w:val="CC0000"/>
+                <w:sz w:val="16"/>
+              </w:rPr>
+              <w:t>ORPHAN: Cod 'RCSL02A01' identic, dar categorii DIFERITE. Cod RCSL02A01: REF categoriei 3.1 =&gt; OFERTA categoriei 2.1. VERIFICARE MANUALA NECESARA!</w:t>
+            </w:r>
+          </w:p>
+        </w:tc>
+      </w:tr>
+      <w:tr>
+        <w:tc>
+          <w:tcPr>
+            <w:tcW w:type="dxa" w:w="397"/>
+            <w:shd w:fill="FFCC99" w:val="clear"/>
+          </w:tcPr>
+          <w:p>
+            <w:r>
+              <w:rPr>
+                <w:b w:val="0"/>
+                <w:sz w:val="16"/>
+              </w:rPr>
+              <w:t>95</w:t>
+            </w:r>
+          </w:p>
+        </w:tc>
+        <w:tc>
+          <w:tcPr>
+            <w:tcW w:type="dxa" w:w="1701"/>
+            <w:shd w:fill="FFCC99" w:val="clear"/>
+          </w:tcPr>
+          <w:p>
+            <w:r>
+              <w:rPr>
+                <w:b w:val="0"/>
+                <w:sz w:val="16"/>
+              </w:rPr>
+              <w:t>3.1 - ARHITECTURA - LUCRARI NOI</w:t>
+            </w:r>
+          </w:p>
+        </w:tc>
+        <w:tc>
+          <w:tcPr>
+            <w:tcW w:type="dxa" w:w="850"/>
+            <w:shd w:fill="FFCC99" w:val="clear"/>
+          </w:tcPr>
+          <w:p>
+            <w:r>
+              <w:rPr>
+                <w:b w:val="0"/>
+                <w:sz w:val="16"/>
+              </w:rPr>
+              <w:t>RPLA61A</w:t>
+            </w:r>
+          </w:p>
+        </w:tc>
+        <w:tc>
+          <w:tcPr>
+            <w:tcW w:type="dxa" w:w="1984"/>
+            <w:shd w:fill="FFCC99" w:val="clear"/>
+          </w:tcPr>
+          <w:p>
+            <w:r>
+              <w:rPr>
+                <w:b w:val="0"/>
+                <w:sz w:val="16"/>
+              </w:rPr>
+              <w:t>profil antiderapant striat semnalizare - cauciuc p</w:t>
+            </w:r>
+          </w:p>
+        </w:tc>
+        <w:tc>
+          <w:tcPr>
+            <w:tcW w:type="dxa" w:w="454"/>
+            <w:shd w:fill="FFCC99" w:val="clear"/>
+          </w:tcPr>
+          <w:p>
+            <w:r>
+              <w:rPr>
+                <w:b w:val="0"/>
+                <w:sz w:val="16"/>
+              </w:rPr>
+              <w:t>ml</w:t>
+            </w:r>
+          </w:p>
+        </w:tc>
+        <w:tc>
+          <w:tcPr>
+            <w:tcW w:type="dxa" w:w="680"/>
+            <w:shd w:fill="FFCC99" w:val="clear"/>
+          </w:tcPr>
+          <w:p>
+            <w:r>
+              <w:rPr>
+                <w:b w:val="0"/>
+                <w:sz w:val="16"/>
+              </w:rPr>
+              <w:t>23.0</w:t>
+            </w:r>
+          </w:p>
+        </w:tc>
+        <w:tc>
+          <w:tcPr>
+            <w:tcW w:type="dxa" w:w="850"/>
+            <w:shd w:fill="FFCC99" w:val="clear"/>
+          </w:tcPr>
+          <w:p>
+            <w:r>
+              <w:rPr>
+                <w:b w:val="0"/>
+                <w:sz w:val="16"/>
+              </w:rPr>
+              <w:t>RPLA61A</w:t>
+            </w:r>
+          </w:p>
+        </w:tc>
+        <w:tc>
+          <w:tcPr>
+            <w:tcW w:type="dxa" w:w="1984"/>
+            <w:shd w:fill="FFCC99" w:val="clear"/>
+          </w:tcPr>
+          <w:p>
+            <w:r>
+              <w:rPr>
+                <w:b w:val="0"/>
+                <w:sz w:val="16"/>
+              </w:rPr>
+              <w:t>Deviz 2.1</w:t>
+            </w:r>
+          </w:p>
+        </w:tc>
+        <w:tc>
+          <w:tcPr>
+            <w:tcW w:type="dxa" w:w="454"/>
+            <w:shd w:fill="FFCC99" w:val="clear"/>
+          </w:tcPr>
+          <w:p>
+            <w:r>
+              <w:rPr>
+                <w:b w:val="0"/>
+                <w:sz w:val="16"/>
+              </w:rPr>
+              <w:t>ml</w:t>
+            </w:r>
+          </w:p>
+        </w:tc>
+        <w:tc>
+          <w:tcPr>
+            <w:tcW w:type="dxa" w:w="680"/>
+            <w:shd w:fill="FFCC99" w:val="clear"/>
+          </w:tcPr>
+          <w:p>
+            <w:r>
+              <w:rPr>
+                <w:b w:val="0"/>
+                <w:sz w:val="16"/>
+              </w:rPr>
+              <w:t>73.0</w:t>
+            </w:r>
+          </w:p>
+        </w:tc>
+        <w:tc>
+          <w:tcPr>
+            <w:tcW w:type="dxa" w:w="3572"/>
+            <w:shd w:fill="FFCC99" w:val="clear"/>
+          </w:tcPr>
+          <w:p>
+            <w:r>
+              <w:rPr>
+                <w:b w:val="0"/>
+                <w:color w:val="CC0000"/>
+                <w:sz w:val="16"/>
+              </w:rPr>
+              <w:t>ORPHAN: Cod 'RPLA61A' identic, dar categorii DIFERITE. Cod RPLA61A: REF categoriei 3.1 =&gt; OFERTA categoriei 2.1. VERIFICARE MANUALA NECESARA!</w:t>
             </w:r>
           </w:p>
         </w:tc>
@@ -11785,7 +15808,7 @@
                 <w:b w:val="0"/>
                 <w:sz w:val="16"/>
               </w:rPr>
-              <w:t>72</w:t>
+              <w:t>96</w:t>
             </w:r>
           </w:p>
         </w:tc>
@@ -11949,7 +15972,7 @@
                 <w:b w:val="0"/>
                 <w:sz w:val="16"/>
               </w:rPr>
-              <w:t>73</w:t>
+              <w:t>97</w:t>
             </w:r>
           </w:p>
         </w:tc>
@@ -12136,7 +16159,7 @@
                 <w:color w:val="000000"/>
                 <w:sz w:val="18"/>
               </w:rPr>
-              <w:t>Neconformitati: 3 din 64 articole ref.</w:t>
+              <w:t>Neconformitati: 11 din 64 articole ref.</w:t>
             </w:r>
           </w:p>
         </w:tc>
@@ -12262,7 +16285,7 @@
                 <w:b w:val="0"/>
                 <w:sz w:val="16"/>
               </w:rPr>
-              <w:t>75</w:t>
+              <w:t>99</w:t>
             </w:r>
           </w:p>
         </w:tc>
@@ -12421,7 +16444,7 @@
                 <w:b w:val="0"/>
                 <w:sz w:val="16"/>
               </w:rPr>
-              <w:t>76</w:t>
+              <w:t>100</w:t>
             </w:r>
           </w:p>
         </w:tc>
@@ -12580,7 +16603,7 @@
                 <w:b w:val="0"/>
                 <w:sz w:val="16"/>
               </w:rPr>
-              <w:t>77</w:t>
+              <w:t>101</w:t>
             </w:r>
           </w:p>
         </w:tc>
@@ -12739,7 +16762,7 @@
                 <w:b w:val="0"/>
                 <w:sz w:val="16"/>
               </w:rPr>
-              <w:t>78</w:t>
+              <w:t>102</w:t>
             </w:r>
           </w:p>
         </w:tc>
@@ -12898,7 +16921,7 @@
                 <w:b w:val="0"/>
                 <w:sz w:val="16"/>
               </w:rPr>
-              <w:t>79</w:t>
+              <w:t>103</w:t>
             </w:r>
           </w:p>
         </w:tc>
@@ -13077,7 +17100,7 @@
                 <w:b w:val="0"/>
                 <w:sz w:val="16"/>
               </w:rPr>
-              <w:t>80</w:t>
+              <w:t>104</w:t>
             </w:r>
           </w:p>
         </w:tc>
@@ -13390,7 +17413,7 @@
                 <w:b w:val="0"/>
                 <w:sz w:val="16"/>
               </w:rPr>
-              <w:t>82</w:t>
+              <w:t>106</w:t>
             </w:r>
           </w:p>
         </w:tc>
@@ -13549,7 +17572,7 @@
                 <w:b w:val="0"/>
                 <w:sz w:val="16"/>
               </w:rPr>
-              <w:t>83</w:t>
+              <w:t>107</w:t>
             </w:r>
           </w:p>
         </w:tc>
@@ -13708,7 +17731,7 @@
                 <w:b w:val="0"/>
                 <w:sz w:val="16"/>
               </w:rPr>
-              <w:t>84</w:t>
+              <w:t>108</w:t>
             </w:r>
           </w:p>
         </w:tc>
@@ -13867,7 +17890,7 @@
                 <w:b w:val="0"/>
                 <w:sz w:val="16"/>
               </w:rPr>
-              <w:t>85</w:t>
+              <w:t>109</w:t>
             </w:r>
           </w:p>
         </w:tc>
@@ -14026,7 +18049,7 @@
                 <w:b w:val="0"/>
                 <w:sz w:val="16"/>
               </w:rPr>
-              <w:t>86</w:t>
+              <w:t>110</w:t>
             </w:r>
           </w:p>
         </w:tc>
@@ -14185,7 +18208,7 @@
                 <w:b w:val="0"/>
                 <w:sz w:val="16"/>
               </w:rPr>
-              <w:t>87</w:t>
+              <w:t>111</w:t>
             </w:r>
           </w:p>
         </w:tc>
@@ -14344,7 +18367,7 @@
                 <w:b w:val="0"/>
                 <w:sz w:val="16"/>
               </w:rPr>
-              <w:t>88</w:t>
+              <w:t>112</w:t>
             </w:r>
           </w:p>
         </w:tc>
@@ -14503,7 +18526,7 @@
                 <w:b w:val="0"/>
                 <w:sz w:val="16"/>
               </w:rPr>
-              <w:t>89</w:t>
+              <w:t>113</w:t>
             </w:r>
           </w:p>
         </w:tc>
@@ -14663,7 +18686,7 @@
                 <w:b w:val="0"/>
                 <w:sz w:val="16"/>
               </w:rPr>
-              <w:t>90</w:t>
+              <w:t>114</w:t>
             </w:r>
           </w:p>
         </w:tc>
@@ -14829,7 +18852,7 @@
                 <w:b w:val="0"/>
                 <w:sz w:val="16"/>
               </w:rPr>
-              <w:t>91</w:t>
+              <w:t>115</w:t>
             </w:r>
           </w:p>
         </w:tc>
@@ -14979,6 +19002,174 @@
                 <w:sz w:val="16"/>
               </w:rPr>
               <w:t>ORPHAN: Cod '$6701167' identic, dar categorii DIFERITE. Cod $6701167: REF categoriei 3.3 =&gt; OFERTA categoriei 2.3. VERIFICARE MANUALA NECESARA!</w:t>
+            </w:r>
+          </w:p>
+        </w:tc>
+      </w:tr>
+      <w:tr>
+        <w:tc>
+          <w:tcPr>
+            <w:tcW w:type="dxa" w:w="397"/>
+            <w:shd w:fill="FFCC99" w:val="clear"/>
+          </w:tcPr>
+          <w:p>
+            <w:r>
+              <w:rPr>
+                <w:b w:val="0"/>
+                <w:sz w:val="16"/>
+              </w:rPr>
+              <w:t>116</w:t>
+            </w:r>
+          </w:p>
+        </w:tc>
+        <w:tc>
+          <w:tcPr>
+            <w:tcW w:type="dxa" w:w="1701"/>
+            <w:shd w:fill="FFCC99" w:val="clear"/>
+          </w:tcPr>
+          <w:p>
+            <w:r>
+              <w:rPr>
+                <w:b w:val="0"/>
+                <w:sz w:val="16"/>
+              </w:rPr>
+              <w:t>3.3 - INSTALATII SANITARE</w:t>
+            </w:r>
+          </w:p>
+        </w:tc>
+        <w:tc>
+          <w:tcPr>
+            <w:tcW w:type="dxa" w:w="850"/>
+            <w:shd w:fill="FFCC99" w:val="clear"/>
+          </w:tcPr>
+          <w:p>
+            <w:r>
+              <w:rPr>
+                <w:b w:val="0"/>
+                <w:sz w:val="16"/>
+              </w:rPr>
+              <w:t>$56533444</w:t>
+            </w:r>
+          </w:p>
+        </w:tc>
+        <w:tc>
+          <w:tcPr>
+            <w:tcW w:type="dxa" w:w="1984"/>
+            <w:shd w:fill="FFCC99" w:val="clear"/>
+          </w:tcPr>
+          <w:p>
+            <w:r>
+              <w:rPr>
+                <w:b w:val="0"/>
+                <w:sz w:val="16"/>
+              </w:rPr>
+              <w:t xml:space="preserve">sistem de etansare la foc el 180, el 120 si el 60 </w:t>
+            </w:r>
+          </w:p>
+        </w:tc>
+        <w:tc>
+          <w:tcPr>
+            <w:tcW w:type="dxa" w:w="454"/>
+            <w:shd w:fill="FFCC99" w:val="clear"/>
+          </w:tcPr>
+          <w:p>
+            <w:r>
+              <w:rPr>
+                <w:b w:val="0"/>
+                <w:sz w:val="16"/>
+              </w:rPr>
+              <w:t>buc</w:t>
+            </w:r>
+          </w:p>
+        </w:tc>
+        <w:tc>
+          <w:tcPr>
+            <w:tcW w:type="dxa" w:w="680"/>
+            <w:shd w:fill="FFCC99" w:val="clear"/>
+          </w:tcPr>
+          <w:p>
+            <w:r>
+              <w:rPr>
+                <w:b w:val="0"/>
+                <w:sz w:val="16"/>
+              </w:rPr>
+              <w:t>8.0</w:t>
+            </w:r>
+          </w:p>
+        </w:tc>
+        <w:tc>
+          <w:tcPr>
+            <w:tcW w:type="dxa" w:w="850"/>
+            <w:shd w:fill="FFCC99" w:val="clear"/>
+          </w:tcPr>
+          <w:p>
+            <w:r>
+              <w:rPr>
+                <w:b w:val="0"/>
+                <w:sz w:val="16"/>
+              </w:rPr>
+              <w:t>$56533444</w:t>
+            </w:r>
+          </w:p>
+        </w:tc>
+        <w:tc>
+          <w:tcPr>
+            <w:tcW w:type="dxa" w:w="1984"/>
+            <w:shd w:fill="FFCC99" w:val="clear"/>
+          </w:tcPr>
+          <w:p>
+            <w:r>
+              <w:rPr>
+                <w:b w:val="0"/>
+                <w:sz w:val="16"/>
+              </w:rPr>
+              <w:t>Deviz 2.3</w:t>
+            </w:r>
+          </w:p>
+        </w:tc>
+        <w:tc>
+          <w:tcPr>
+            <w:tcW w:type="dxa" w:w="454"/>
+            <w:shd w:fill="FFCC99" w:val="clear"/>
+          </w:tcPr>
+          <w:p>
+            <w:r>
+              <w:rPr>
+                <w:b w:val="0"/>
+                <w:sz w:val="16"/>
+              </w:rPr>
+              <w:t>buc</w:t>
+            </w:r>
+          </w:p>
+        </w:tc>
+        <w:tc>
+          <w:tcPr>
+            <w:tcW w:type="dxa" w:w="680"/>
+            <w:shd w:fill="FFCC99" w:val="clear"/>
+          </w:tcPr>
+          <w:p>
+            <w:r>
+              <w:rPr>
+                <w:b w:val="0"/>
+                <w:sz w:val="16"/>
+              </w:rPr>
+              <w:t>80.0</w:t>
+            </w:r>
+          </w:p>
+        </w:tc>
+        <w:tc>
+          <w:tcPr>
+            <w:tcW w:type="dxa" w:w="3572"/>
+            <w:shd w:fill="FFCC99" w:val="clear"/>
+          </w:tcPr>
+          <w:p>
+            <w:r>
+              <w:rPr>
+                <w:b w:val="0"/>
+                <w:color w:val="CC0000"/>
+                <w:sz w:val="16"/>
+              </w:rPr>
+              <w:t>ORPHAN: Cod '$56533444' identic, dar categorii DIFERITE. Cod $56533444: REF categoriei 3.3 =&gt; OFERTA categoriei 2.3. VERIFICARE MANUALA NECESARA!</w:t>
             </w:r>
           </w:p>
         </w:tc>
@@ -15014,7 +19205,7 @@
                 <w:b w:val="0"/>
                 <w:sz w:val="16"/>
               </w:rPr>
-              <w:t>92</w:t>
+              <w:t>117</w:t>
             </w:r>
           </w:p>
         </w:tc>
@@ -15178,7 +19369,7 @@
                 <w:b w:val="0"/>
                 <w:sz w:val="16"/>
               </w:rPr>
-              <w:t>93</w:t>
+              <w:t>118</w:t>
             </w:r>
           </w:p>
         </w:tc>
@@ -15365,7 +19556,7 @@
                 <w:color w:val="000000"/>
                 <w:sz w:val="18"/>
               </w:rPr>
-              <w:t>Neconformitati: 12 din 44 articole ref.</w:t>
+              <w:t>Neconformitati: 13 din 44 articole ref.</w:t>
             </w:r>
           </w:p>
         </w:tc>
@@ -15491,7 +19682,7 @@
                 <w:b w:val="0"/>
                 <w:sz w:val="16"/>
               </w:rPr>
-              <w:t>95</w:t>
+              <w:t>120</w:t>
             </w:r>
           </w:p>
         </w:tc>
@@ -15650,7 +19841,7 @@
                 <w:b w:val="0"/>
                 <w:sz w:val="16"/>
               </w:rPr>
-              <w:t>96</w:t>
+              <w:t>121</w:t>
             </w:r>
           </w:p>
         </w:tc>
@@ -15776,7 +19967,7 @@
                 <w:b w:val="0"/>
                 <w:sz w:val="16"/>
               </w:rPr>
-              <w:t>97</w:t>
+              <w:t>122</w:t>
             </w:r>
           </w:p>
         </w:tc>
@@ -15806,7 +19997,7 @@
                 <w:b w:val="0"/>
                 <w:sz w:val="16"/>
               </w:rPr>
-              <w:t>$4201717</w:t>
+              <w:t>$42040681</w:t>
             </w:r>
           </w:p>
         </w:tc>
@@ -15821,7 +20012,7 @@
                 <w:b w:val="0"/>
                 <w:sz w:val="16"/>
               </w:rPr>
-              <w:t>robinet retinere ventil 2 1/2 pn 6 mufa</w:t>
+              <w:t>bratari tevi instalatii apa si gaze 1' deviz '3.4'</w:t>
             </w:r>
           </w:p>
         </w:tc>
@@ -15836,6 +20027,7 @@
                 <w:b w:val="0"/>
                 <w:sz w:val="16"/>
               </w:rPr>
+              <w:t>buc</w:t>
             </w:r>
           </w:p>
         </w:tc>
@@ -15850,7 +20042,7 @@
                 <w:b w:val="0"/>
                 <w:sz w:val="16"/>
               </w:rPr>
-              <w:t>0.0</w:t>
+              <w:t>40.0</w:t>
             </w:r>
           </w:p>
         </w:tc>
@@ -15865,7 +20057,7 @@
                 <w:b w:val="0"/>
                 <w:sz w:val="16"/>
               </w:rPr>
-              <w:t>$4201717</w:t>
+              <w:t>$42040681</w:t>
             </w:r>
           </w:p>
         </w:tc>
@@ -15895,6 +20087,7 @@
                 <w:b w:val="0"/>
                 <w:sz w:val="16"/>
               </w:rPr>
+              <w:t>buc</w:t>
             </w:r>
           </w:p>
         </w:tc>
@@ -15909,7 +20102,7 @@
                 <w:b w:val="0"/>
                 <w:sz w:val="16"/>
               </w:rPr>
-              <w:t>0.0</w:t>
+              <w:t>250.0</w:t>
             </w:r>
           </w:p>
         </w:tc>
@@ -15925,7 +20118,7 @@
                 <w:color w:val="CC0000"/>
                 <w:sz w:val="16"/>
               </w:rPr>
-              <w:t>ORPHAN: Cod '$4201717' identic, dar categorii DIFERITE. Cod $4201717: REF categoriei 3.4 =&gt; OFERTA categoriei 2.6. VERIFICARE MANUALA NECESARA!</w:t>
+              <w:t>ORPHAN: Cod '$42040681' identic, dar categorii DIFERITE. Cod $42040681: REF categoriei 3.4 =&gt; OFERTA categoriei 2.6. VERIFICARE MANUALA NECESARA!</w:t>
             </w:r>
           </w:p>
         </w:tc>
@@ -15942,7 +20135,7 @@
                 <w:b w:val="0"/>
                 <w:sz w:val="16"/>
               </w:rPr>
-              <w:t>98</w:t>
+              <w:t>123</w:t>
             </w:r>
           </w:p>
         </w:tc>
@@ -15972,7 +20165,7 @@
                 <w:b w:val="0"/>
                 <w:sz w:val="16"/>
               </w:rPr>
-              <w:t>$4201690</w:t>
+              <w:t>$42040821</w:t>
             </w:r>
           </w:p>
         </w:tc>
@@ -15987,7 +20180,7 @@
                 <w:b w:val="0"/>
                 <w:sz w:val="16"/>
               </w:rPr>
-              <w:t>robinet retinere ventil 1 1/2 pn 6 mufa</w:t>
+              <w:t>bratari tevi instalatii apa si gaze 1'1/2'</w:t>
             </w:r>
           </w:p>
         </w:tc>
@@ -16002,6 +20195,7 @@
                 <w:b w:val="0"/>
                 <w:sz w:val="16"/>
               </w:rPr>
+              <w:t>buc</w:t>
             </w:r>
           </w:p>
         </w:tc>
@@ -16016,7 +20210,7 @@
                 <w:b w:val="0"/>
                 <w:sz w:val="16"/>
               </w:rPr>
-              <w:t>0.0</w:t>
+              <w:t>50.0</w:t>
             </w:r>
           </w:p>
         </w:tc>
@@ -16031,7 +20225,7 @@
                 <w:b w:val="0"/>
                 <w:sz w:val="16"/>
               </w:rPr>
-              <w:t>$4201690</w:t>
+              <w:t>$42040821</w:t>
             </w:r>
           </w:p>
         </w:tc>
@@ -16061,6 +20255,7 @@
                 <w:b w:val="0"/>
                 <w:sz w:val="16"/>
               </w:rPr>
+              <w:t>buc</w:t>
             </w:r>
           </w:p>
         </w:tc>
@@ -16075,7 +20270,7 @@
                 <w:b w:val="0"/>
                 <w:sz w:val="16"/>
               </w:rPr>
-              <w:t>0.0</w:t>
+              <w:t>250.0</w:t>
             </w:r>
           </w:p>
         </w:tc>
@@ -16091,7 +20286,7 @@
                 <w:color w:val="CC0000"/>
                 <w:sz w:val="16"/>
               </w:rPr>
-              <w:t>ORPHAN: Cod '$4201690' identic, dar categorii DIFERITE. Cod $4201690: REF categoriei 3.4 =&gt; OFERTA categoriei 2.6. VERIFICARE MANUALA NECESARA!</w:t>
+              <w:t>ORPHAN: Cod '$42040821' identic, dar categorii DIFERITE. Cod $42040821: REF categoriei 3.4 =&gt; OFERTA categoriei 2.6. VERIFICARE MANUALA NECESARA!</w:t>
             </w:r>
           </w:p>
         </w:tc>
@@ -16108,7 +20303,843 @@
                 <w:b w:val="0"/>
                 <w:sz w:val="16"/>
               </w:rPr>
-              <w:t>99</w:t>
+              <w:t>124</w:t>
+            </w:r>
+          </w:p>
+        </w:tc>
+        <w:tc>
+          <w:tcPr>
+            <w:tcW w:type="dxa" w:w="1701"/>
+            <w:shd w:fill="FFCC99" w:val="clear"/>
+          </w:tcPr>
+          <w:p>
+            <w:r>
+              <w:rPr>
+                <w:b w:val="0"/>
+                <w:sz w:val="16"/>
+              </w:rPr>
+              <w:t>3.4 - INSTALATII TERMICE</w:t>
+            </w:r>
+          </w:p>
+        </w:tc>
+        <w:tc>
+          <w:tcPr>
+            <w:tcW w:type="dxa" w:w="850"/>
+            <w:shd w:fill="FFCC99" w:val="clear"/>
+          </w:tcPr>
+          <w:p>
+            <w:r>
+              <w:rPr>
+                <w:b w:val="0"/>
+                <w:sz w:val="16"/>
+              </w:rPr>
+              <w:t>$63098481</w:t>
+            </w:r>
+          </w:p>
+        </w:tc>
+        <w:tc>
+          <w:tcPr>
+            <w:tcW w:type="dxa" w:w="1984"/>
+            <w:shd w:fill="FFCC99" w:val="clear"/>
+          </w:tcPr>
+          <w:p>
+            <w:r>
+              <w:rPr>
+                <w:b w:val="0"/>
+                <w:sz w:val="16"/>
+              </w:rPr>
+              <w:t>conducta scurgere condens+ fir electric</w:t>
+            </w:r>
+          </w:p>
+        </w:tc>
+        <w:tc>
+          <w:tcPr>
+            <w:tcW w:type="dxa" w:w="454"/>
+            <w:shd w:fill="FFCC99" w:val="clear"/>
+          </w:tcPr>
+          <w:p>
+            <w:r>
+              <w:rPr>
+                <w:b w:val="0"/>
+                <w:sz w:val="16"/>
+              </w:rPr>
+              <w:t>buc</w:t>
+            </w:r>
+          </w:p>
+        </w:tc>
+        <w:tc>
+          <w:tcPr>
+            <w:tcW w:type="dxa" w:w="680"/>
+            <w:shd w:fill="FFCC99" w:val="clear"/>
+          </w:tcPr>
+          <w:p>
+            <w:r>
+              <w:rPr>
+                <w:b w:val="0"/>
+                <w:sz w:val="16"/>
+              </w:rPr>
+              <w:t>2.0</w:t>
+            </w:r>
+          </w:p>
+        </w:tc>
+        <w:tc>
+          <w:tcPr>
+            <w:tcW w:type="dxa" w:w="850"/>
+            <w:shd w:fill="FFCC99" w:val="clear"/>
+          </w:tcPr>
+          <w:p>
+            <w:r>
+              <w:rPr>
+                <w:b w:val="0"/>
+                <w:sz w:val="16"/>
+              </w:rPr>
+              <w:t>$63098481</w:t>
+            </w:r>
+          </w:p>
+        </w:tc>
+        <w:tc>
+          <w:tcPr>
+            <w:tcW w:type="dxa" w:w="1984"/>
+            <w:shd w:fill="FFCC99" w:val="clear"/>
+          </w:tcPr>
+          <w:p>
+            <w:r>
+              <w:rPr>
+                <w:b w:val="0"/>
+                <w:sz w:val="16"/>
+              </w:rPr>
+              <w:t>Deviz 2.6</w:t>
+            </w:r>
+          </w:p>
+        </w:tc>
+        <w:tc>
+          <w:tcPr>
+            <w:tcW w:type="dxa" w:w="454"/>
+            <w:shd w:fill="FFCC99" w:val="clear"/>
+          </w:tcPr>
+          <w:p>
+            <w:r>
+              <w:rPr>
+                <w:b w:val="0"/>
+                <w:sz w:val="16"/>
+              </w:rPr>
+              <w:t>buc</w:t>
+            </w:r>
+          </w:p>
+        </w:tc>
+        <w:tc>
+          <w:tcPr>
+            <w:tcW w:type="dxa" w:w="680"/>
+            <w:shd w:fill="FFCC99" w:val="clear"/>
+          </w:tcPr>
+          <w:p>
+            <w:r>
+              <w:rPr>
+                <w:b w:val="0"/>
+                <w:sz w:val="16"/>
+              </w:rPr>
+              <w:t>9.0</w:t>
+            </w:r>
+          </w:p>
+        </w:tc>
+        <w:tc>
+          <w:tcPr>
+            <w:tcW w:type="dxa" w:w="3572"/>
+            <w:shd w:fill="FFCC99" w:val="clear"/>
+          </w:tcPr>
+          <w:p>
+            <w:r>
+              <w:rPr>
+                <w:b w:val="0"/>
+                <w:color w:val="CC0000"/>
+                <w:sz w:val="16"/>
+              </w:rPr>
+              <w:t>ORPHAN: Cod '$63098481' identic, dar categorii DIFERITE. Cod $63098481: REF categoriei 3.4 =&gt; OFERTA categoriei 2.6. VERIFICARE MANUALA NECESARA!</w:t>
+            </w:r>
+          </w:p>
+        </w:tc>
+      </w:tr>
+      <w:tr>
+        <w:tc>
+          <w:tcPr>
+            <w:tcW w:type="dxa" w:w="397"/>
+            <w:shd w:fill="FFCC99" w:val="clear"/>
+          </w:tcPr>
+          <w:p>
+            <w:r>
+              <w:rPr>
+                <w:b w:val="0"/>
+                <w:sz w:val="16"/>
+              </w:rPr>
+              <w:t>125</w:t>
+            </w:r>
+          </w:p>
+        </w:tc>
+        <w:tc>
+          <w:tcPr>
+            <w:tcW w:type="dxa" w:w="1701"/>
+            <w:shd w:fill="FFCC99" w:val="clear"/>
+          </w:tcPr>
+          <w:p>
+            <w:r>
+              <w:rPr>
+                <w:b w:val="0"/>
+                <w:sz w:val="16"/>
+              </w:rPr>
+              <w:t>3.4 - INSTALATII TERMICE</w:t>
+            </w:r>
+          </w:p>
+        </w:tc>
+        <w:tc>
+          <w:tcPr>
+            <w:tcW w:type="dxa" w:w="850"/>
+            <w:shd w:fill="FFCC99" w:val="clear"/>
+          </w:tcPr>
+          <w:p>
+            <w:r>
+              <w:rPr>
+                <w:b w:val="0"/>
+                <w:sz w:val="16"/>
+              </w:rPr>
+              <w:t>RPLB20A</w:t>
+            </w:r>
+          </w:p>
+        </w:tc>
+        <w:tc>
+          <w:tcPr>
+            <w:tcW w:type="dxa" w:w="1984"/>
+            <w:shd w:fill="FFCC99" w:val="clear"/>
+          </w:tcPr>
+          <w:p>
+            <w:r>
+              <w:rPr>
+                <w:b w:val="0"/>
+                <w:sz w:val="16"/>
+              </w:rPr>
+              <w:t>filtru magnetita euroacque tip hx 1' 1/4</w:t>
+            </w:r>
+          </w:p>
+        </w:tc>
+        <w:tc>
+          <w:tcPr>
+            <w:tcW w:type="dxa" w:w="454"/>
+            <w:shd w:fill="FFCC99" w:val="clear"/>
+          </w:tcPr>
+          <w:p>
+            <w:r>
+              <w:rPr>
+                <w:b w:val="0"/>
+                <w:sz w:val="16"/>
+              </w:rPr>
+              <w:t>buc</w:t>
+            </w:r>
+          </w:p>
+        </w:tc>
+        <w:tc>
+          <w:tcPr>
+            <w:tcW w:type="dxa" w:w="680"/>
+            <w:shd w:fill="FFCC99" w:val="clear"/>
+          </w:tcPr>
+          <w:p>
+            <w:r>
+              <w:rPr>
+                <w:b w:val="0"/>
+                <w:sz w:val="16"/>
+              </w:rPr>
+              <w:t>2.0</w:t>
+            </w:r>
+          </w:p>
+        </w:tc>
+        <w:tc>
+          <w:tcPr>
+            <w:tcW w:type="dxa" w:w="850"/>
+            <w:shd w:fill="FFCC99" w:val="clear"/>
+          </w:tcPr>
+          <w:p>
+            <w:r>
+              <w:rPr>
+                <w:b w:val="0"/>
+                <w:sz w:val="16"/>
+              </w:rPr>
+              <w:t>RPLB20A</w:t>
+            </w:r>
+          </w:p>
+        </w:tc>
+        <w:tc>
+          <w:tcPr>
+            <w:tcW w:type="dxa" w:w="1984"/>
+            <w:shd w:fill="FFCC99" w:val="clear"/>
+          </w:tcPr>
+          <w:p>
+            <w:r>
+              <w:rPr>
+                <w:b w:val="0"/>
+                <w:sz w:val="16"/>
+              </w:rPr>
+              <w:t>Deviz 2.6</w:t>
+            </w:r>
+          </w:p>
+        </w:tc>
+        <w:tc>
+          <w:tcPr>
+            <w:tcW w:type="dxa" w:w="454"/>
+            <w:shd w:fill="FFCC99" w:val="clear"/>
+          </w:tcPr>
+          <w:p>
+            <w:r>
+              <w:rPr>
+                <w:b w:val="0"/>
+                <w:sz w:val="16"/>
+              </w:rPr>
+              <w:t>buc</w:t>
+            </w:r>
+          </w:p>
+        </w:tc>
+        <w:tc>
+          <w:tcPr>
+            <w:tcW w:type="dxa" w:w="680"/>
+            <w:shd w:fill="FFCC99" w:val="clear"/>
+          </w:tcPr>
+          <w:p>
+            <w:r>
+              <w:rPr>
+                <w:b w:val="0"/>
+                <w:sz w:val="16"/>
+              </w:rPr>
+              <w:t>9.0</w:t>
+            </w:r>
+          </w:p>
+        </w:tc>
+        <w:tc>
+          <w:tcPr>
+            <w:tcW w:type="dxa" w:w="3572"/>
+            <w:shd w:fill="FFCC99" w:val="clear"/>
+          </w:tcPr>
+          <w:p>
+            <w:r>
+              <w:rPr>
+                <w:b w:val="0"/>
+                <w:color w:val="CC0000"/>
+                <w:sz w:val="16"/>
+              </w:rPr>
+              <w:t>ORPHAN: Cod 'RPLB20A' identic, dar categorii DIFERITE. Cod RPLB20A: REF categoriei 3.4 =&gt; OFERTA categoriei 2.6. VERIFICARE MANUALA NECESARA!</w:t>
+            </w:r>
+          </w:p>
+        </w:tc>
+      </w:tr>
+      <w:tr>
+        <w:tc>
+          <w:tcPr>
+            <w:tcW w:type="dxa" w:w="397"/>
+            <w:shd w:fill="FFCC99" w:val="clear"/>
+          </w:tcPr>
+          <w:p>
+            <w:r>
+              <w:rPr>
+                <w:b w:val="0"/>
+                <w:sz w:val="16"/>
+              </w:rPr>
+              <w:t>126</w:t>
+            </w:r>
+          </w:p>
+        </w:tc>
+        <w:tc>
+          <w:tcPr>
+            <w:tcW w:type="dxa" w:w="1701"/>
+            <w:shd w:fill="FFCC99" w:val="clear"/>
+          </w:tcPr>
+          <w:p>
+            <w:r>
+              <w:rPr>
+                <w:b w:val="0"/>
+                <w:sz w:val="16"/>
+              </w:rPr>
+              <w:t>3.4 - INSTALATII TERMICE</w:t>
+            </w:r>
+          </w:p>
+        </w:tc>
+        <w:tc>
+          <w:tcPr>
+            <w:tcW w:type="dxa" w:w="850"/>
+            <w:shd w:fill="FFCC99" w:val="clear"/>
+          </w:tcPr>
+          <w:p>
+            <w:r>
+              <w:rPr>
+                <w:b w:val="0"/>
+                <w:sz w:val="16"/>
+              </w:rPr>
+              <w:t>ATE38XA</w:t>
+            </w:r>
+          </w:p>
+        </w:tc>
+        <w:tc>
+          <w:tcPr>
+            <w:tcW w:type="dxa" w:w="1984"/>
+            <w:shd w:fill="FFCC99" w:val="clear"/>
+          </w:tcPr>
+          <w:p>
+            <w:r>
+              <w:rPr>
+                <w:b w:val="0"/>
+                <w:sz w:val="16"/>
+              </w:rPr>
+              <w:t>modul axc 30-cascadare pdc 980000095 - modul axc 3</w:t>
+            </w:r>
+          </w:p>
+        </w:tc>
+        <w:tc>
+          <w:tcPr>
+            <w:tcW w:type="dxa" w:w="454"/>
+            <w:shd w:fill="FFCC99" w:val="clear"/>
+          </w:tcPr>
+          <w:p>
+            <w:r>
+              <w:rPr>
+                <w:b w:val="0"/>
+                <w:sz w:val="16"/>
+              </w:rPr>
+              <w:t>buc</w:t>
+            </w:r>
+          </w:p>
+        </w:tc>
+        <w:tc>
+          <w:tcPr>
+            <w:tcW w:type="dxa" w:w="680"/>
+            <w:shd w:fill="FFCC99" w:val="clear"/>
+          </w:tcPr>
+          <w:p>
+            <w:r>
+              <w:rPr>
+                <w:b w:val="0"/>
+                <w:sz w:val="16"/>
+              </w:rPr>
+              <w:t>1.0</w:t>
+            </w:r>
+          </w:p>
+        </w:tc>
+        <w:tc>
+          <w:tcPr>
+            <w:tcW w:type="dxa" w:w="850"/>
+            <w:shd w:fill="FFCC99" w:val="clear"/>
+          </w:tcPr>
+          <w:p>
+            <w:r>
+              <w:rPr>
+                <w:b w:val="0"/>
+                <w:sz w:val="16"/>
+              </w:rPr>
+              <w:t>ATE38XA</w:t>
+            </w:r>
+          </w:p>
+        </w:tc>
+        <w:tc>
+          <w:tcPr>
+            <w:tcW w:type="dxa" w:w="1984"/>
+            <w:shd w:fill="FFCC99" w:val="clear"/>
+          </w:tcPr>
+          <w:p>
+            <w:r>
+              <w:rPr>
+                <w:b w:val="0"/>
+                <w:sz w:val="16"/>
+              </w:rPr>
+              <w:t>Deviz 2.6</w:t>
+            </w:r>
+          </w:p>
+        </w:tc>
+        <w:tc>
+          <w:tcPr>
+            <w:tcW w:type="dxa" w:w="454"/>
+            <w:shd w:fill="FFCC99" w:val="clear"/>
+          </w:tcPr>
+          <w:p>
+            <w:r>
+              <w:rPr>
+                <w:b w:val="0"/>
+                <w:sz w:val="16"/>
+              </w:rPr>
+              <w:t>buc</w:t>
+            </w:r>
+          </w:p>
+        </w:tc>
+        <w:tc>
+          <w:tcPr>
+            <w:tcW w:type="dxa" w:w="680"/>
+            <w:shd w:fill="FFCC99" w:val="clear"/>
+          </w:tcPr>
+          <w:p>
+            <w:r>
+              <w:rPr>
+                <w:b w:val="0"/>
+                <w:sz w:val="16"/>
+              </w:rPr>
+              <w:t>3.0</w:t>
+            </w:r>
+          </w:p>
+        </w:tc>
+        <w:tc>
+          <w:tcPr>
+            <w:tcW w:type="dxa" w:w="3572"/>
+            <w:shd w:fill="FFCC99" w:val="clear"/>
+          </w:tcPr>
+          <w:p>
+            <w:r>
+              <w:rPr>
+                <w:b w:val="0"/>
+                <w:color w:val="CC0000"/>
+                <w:sz w:val="16"/>
+              </w:rPr>
+              <w:t>ORPHAN: Cod 'ATE38XA' identic, dar categorii DIFERITE. Cod ATE38XA: REF categoriei 3.4 =&gt; OFERTA categoriei 2.6. VERIFICARE MANUALA NECESARA!</w:t>
+            </w:r>
+          </w:p>
+        </w:tc>
+      </w:tr>
+      <w:tr>
+        <w:tc>
+          <w:tcPr>
+            <w:tcW w:type="dxa" w:w="397"/>
+            <w:shd w:fill="FFCC99" w:val="clear"/>
+          </w:tcPr>
+          <w:p>
+            <w:r>
+              <w:rPr>
+                <w:b w:val="0"/>
+                <w:sz w:val="16"/>
+              </w:rPr>
+              <w:t>127</w:t>
+            </w:r>
+          </w:p>
+        </w:tc>
+        <w:tc>
+          <w:tcPr>
+            <w:tcW w:type="dxa" w:w="1701"/>
+            <w:shd w:fill="FFCC99" w:val="clear"/>
+          </w:tcPr>
+          <w:p>
+            <w:r>
+              <w:rPr>
+                <w:b w:val="0"/>
+                <w:sz w:val="16"/>
+              </w:rPr>
+              <w:t>3.4 - INSTALATII TERMICE</w:t>
+            </w:r>
+          </w:p>
+        </w:tc>
+        <w:tc>
+          <w:tcPr>
+            <w:tcW w:type="dxa" w:w="850"/>
+            <w:shd w:fill="FFCC99" w:val="clear"/>
+          </w:tcPr>
+          <w:p>
+            <w:r>
+              <w:rPr>
+                <w:b w:val="0"/>
+                <w:sz w:val="16"/>
+              </w:rPr>
+              <w:t>$4201717</w:t>
+            </w:r>
+          </w:p>
+        </w:tc>
+        <w:tc>
+          <w:tcPr>
+            <w:tcW w:type="dxa" w:w="1984"/>
+            <w:shd w:fill="FFCC99" w:val="clear"/>
+          </w:tcPr>
+          <w:p>
+            <w:r>
+              <w:rPr>
+                <w:b w:val="0"/>
+                <w:sz w:val="16"/>
+              </w:rPr>
+              <w:t>robinet retinere ventil 2 1/2 pn 6 mufa</w:t>
+            </w:r>
+          </w:p>
+        </w:tc>
+        <w:tc>
+          <w:tcPr>
+            <w:tcW w:type="dxa" w:w="454"/>
+            <w:shd w:fill="FFCC99" w:val="clear"/>
+          </w:tcPr>
+          <w:p>
+            <w:r>
+              <w:rPr>
+                <w:b w:val="0"/>
+                <w:sz w:val="16"/>
+              </w:rPr>
+            </w:r>
+          </w:p>
+        </w:tc>
+        <w:tc>
+          <w:tcPr>
+            <w:tcW w:type="dxa" w:w="680"/>
+            <w:shd w:fill="FFCC99" w:val="clear"/>
+          </w:tcPr>
+          <w:p>
+            <w:r>
+              <w:rPr>
+                <w:b w:val="0"/>
+                <w:sz w:val="16"/>
+              </w:rPr>
+              <w:t>0.0</w:t>
+            </w:r>
+          </w:p>
+        </w:tc>
+        <w:tc>
+          <w:tcPr>
+            <w:tcW w:type="dxa" w:w="850"/>
+            <w:shd w:fill="FFCC99" w:val="clear"/>
+          </w:tcPr>
+          <w:p>
+            <w:r>
+              <w:rPr>
+                <w:b w:val="0"/>
+                <w:sz w:val="16"/>
+              </w:rPr>
+              <w:t>$4201717</w:t>
+            </w:r>
+          </w:p>
+        </w:tc>
+        <w:tc>
+          <w:tcPr>
+            <w:tcW w:type="dxa" w:w="1984"/>
+            <w:shd w:fill="FFCC99" w:val="clear"/>
+          </w:tcPr>
+          <w:p>
+            <w:r>
+              <w:rPr>
+                <w:b w:val="0"/>
+                <w:sz w:val="16"/>
+              </w:rPr>
+              <w:t>Deviz 2.6</w:t>
+            </w:r>
+          </w:p>
+        </w:tc>
+        <w:tc>
+          <w:tcPr>
+            <w:tcW w:type="dxa" w:w="454"/>
+            <w:shd w:fill="FFCC99" w:val="clear"/>
+          </w:tcPr>
+          <w:p>
+            <w:r>
+              <w:rPr>
+                <w:b w:val="0"/>
+                <w:sz w:val="16"/>
+              </w:rPr>
+            </w:r>
+          </w:p>
+        </w:tc>
+        <w:tc>
+          <w:tcPr>
+            <w:tcW w:type="dxa" w:w="680"/>
+            <w:shd w:fill="FFCC99" w:val="clear"/>
+          </w:tcPr>
+          <w:p>
+            <w:r>
+              <w:rPr>
+                <w:b w:val="0"/>
+                <w:sz w:val="16"/>
+              </w:rPr>
+              <w:t>0.0</w:t>
+            </w:r>
+          </w:p>
+        </w:tc>
+        <w:tc>
+          <w:tcPr>
+            <w:tcW w:type="dxa" w:w="3572"/>
+            <w:shd w:fill="FFCC99" w:val="clear"/>
+          </w:tcPr>
+          <w:p>
+            <w:r>
+              <w:rPr>
+                <w:b w:val="0"/>
+                <w:color w:val="CC0000"/>
+                <w:sz w:val="16"/>
+              </w:rPr>
+              <w:t>ORPHAN: Cod '$4201717' identic, dar categorii DIFERITE. Cod $4201717: REF categoriei 3.4 =&gt; OFERTA categoriei 2.6. VERIFICARE MANUALA NECESARA!</w:t>
+            </w:r>
+          </w:p>
+        </w:tc>
+      </w:tr>
+      <w:tr>
+        <w:tc>
+          <w:tcPr>
+            <w:tcW w:type="dxa" w:w="397"/>
+            <w:shd w:fill="FFCC99" w:val="clear"/>
+          </w:tcPr>
+          <w:p>
+            <w:r>
+              <w:rPr>
+                <w:b w:val="0"/>
+                <w:sz w:val="16"/>
+              </w:rPr>
+              <w:t>128</w:t>
+            </w:r>
+          </w:p>
+        </w:tc>
+        <w:tc>
+          <w:tcPr>
+            <w:tcW w:type="dxa" w:w="1701"/>
+            <w:shd w:fill="FFCC99" w:val="clear"/>
+          </w:tcPr>
+          <w:p>
+            <w:r>
+              <w:rPr>
+                <w:b w:val="0"/>
+                <w:sz w:val="16"/>
+              </w:rPr>
+              <w:t>3.4 - INSTALATII TERMICE</w:t>
+            </w:r>
+          </w:p>
+        </w:tc>
+        <w:tc>
+          <w:tcPr>
+            <w:tcW w:type="dxa" w:w="850"/>
+            <w:shd w:fill="FFCC99" w:val="clear"/>
+          </w:tcPr>
+          <w:p>
+            <w:r>
+              <w:rPr>
+                <w:b w:val="0"/>
+                <w:sz w:val="16"/>
+              </w:rPr>
+              <w:t>$4201690</w:t>
+            </w:r>
+          </w:p>
+        </w:tc>
+        <w:tc>
+          <w:tcPr>
+            <w:tcW w:type="dxa" w:w="1984"/>
+            <w:shd w:fill="FFCC99" w:val="clear"/>
+          </w:tcPr>
+          <w:p>
+            <w:r>
+              <w:rPr>
+                <w:b w:val="0"/>
+                <w:sz w:val="16"/>
+              </w:rPr>
+              <w:t>robinet retinere ventil 1 1/2 pn 6 mufa</w:t>
+            </w:r>
+          </w:p>
+        </w:tc>
+        <w:tc>
+          <w:tcPr>
+            <w:tcW w:type="dxa" w:w="454"/>
+            <w:shd w:fill="FFCC99" w:val="clear"/>
+          </w:tcPr>
+          <w:p>
+            <w:r>
+              <w:rPr>
+                <w:b w:val="0"/>
+                <w:sz w:val="16"/>
+              </w:rPr>
+            </w:r>
+          </w:p>
+        </w:tc>
+        <w:tc>
+          <w:tcPr>
+            <w:tcW w:type="dxa" w:w="680"/>
+            <w:shd w:fill="FFCC99" w:val="clear"/>
+          </w:tcPr>
+          <w:p>
+            <w:r>
+              <w:rPr>
+                <w:b w:val="0"/>
+                <w:sz w:val="16"/>
+              </w:rPr>
+              <w:t>0.0</w:t>
+            </w:r>
+          </w:p>
+        </w:tc>
+        <w:tc>
+          <w:tcPr>
+            <w:tcW w:type="dxa" w:w="850"/>
+            <w:shd w:fill="FFCC99" w:val="clear"/>
+          </w:tcPr>
+          <w:p>
+            <w:r>
+              <w:rPr>
+                <w:b w:val="0"/>
+                <w:sz w:val="16"/>
+              </w:rPr>
+              <w:t>$4201690</w:t>
+            </w:r>
+          </w:p>
+        </w:tc>
+        <w:tc>
+          <w:tcPr>
+            <w:tcW w:type="dxa" w:w="1984"/>
+            <w:shd w:fill="FFCC99" w:val="clear"/>
+          </w:tcPr>
+          <w:p>
+            <w:r>
+              <w:rPr>
+                <w:b w:val="0"/>
+                <w:sz w:val="16"/>
+              </w:rPr>
+              <w:t>Deviz 2.6</w:t>
+            </w:r>
+          </w:p>
+        </w:tc>
+        <w:tc>
+          <w:tcPr>
+            <w:tcW w:type="dxa" w:w="454"/>
+            <w:shd w:fill="FFCC99" w:val="clear"/>
+          </w:tcPr>
+          <w:p>
+            <w:r>
+              <w:rPr>
+                <w:b w:val="0"/>
+                <w:sz w:val="16"/>
+              </w:rPr>
+            </w:r>
+          </w:p>
+        </w:tc>
+        <w:tc>
+          <w:tcPr>
+            <w:tcW w:type="dxa" w:w="680"/>
+            <w:shd w:fill="FFCC99" w:val="clear"/>
+          </w:tcPr>
+          <w:p>
+            <w:r>
+              <w:rPr>
+                <w:b w:val="0"/>
+                <w:sz w:val="16"/>
+              </w:rPr>
+              <w:t>0.0</w:t>
+            </w:r>
+          </w:p>
+        </w:tc>
+        <w:tc>
+          <w:tcPr>
+            <w:tcW w:type="dxa" w:w="3572"/>
+            <w:shd w:fill="FFCC99" w:val="clear"/>
+          </w:tcPr>
+          <w:p>
+            <w:r>
+              <w:rPr>
+                <w:b w:val="0"/>
+                <w:color w:val="CC0000"/>
+                <w:sz w:val="16"/>
+              </w:rPr>
+              <w:t>ORPHAN: Cod '$4201690' identic, dar categorii DIFERITE. Cod $4201690: REF categoriei 3.4 =&gt; OFERTA categoriei 2.6. VERIFICARE MANUALA NECESARA!</w:t>
+            </w:r>
+          </w:p>
+        </w:tc>
+      </w:tr>
+      <w:tr>
+        <w:tc>
+          <w:tcPr>
+            <w:tcW w:type="dxa" w:w="397"/>
+            <w:shd w:fill="FFCC99" w:val="clear"/>
+          </w:tcPr>
+          <w:p>
+            <w:r>
+              <w:rPr>
+                <w:b w:val="0"/>
+                <w:sz w:val="16"/>
+              </w:rPr>
+              <w:t>129</w:t>
             </w:r>
           </w:p>
         </w:tc>
@@ -16293,7 +21324,7 @@
                 <w:b w:val="0"/>
                 <w:sz w:val="16"/>
               </w:rPr>
-              <w:t>100</w:t>
+              <w:t>130</w:t>
             </w:r>
           </w:p>
         </w:tc>
@@ -16379,7 +21410,7 @@
                 <w:b w:val="0"/>
                 <w:sz w:val="16"/>
               </w:rPr>
-              <w:t>$5701583</w:t>
+              <w:t>$4201705</w:t>
             </w:r>
           </w:p>
         </w:tc>
@@ -16394,7 +21425,7 @@
                 <w:b w:val="0"/>
                 <w:sz w:val="16"/>
               </w:rPr>
-              <w:t>convectoradiator seven 600 14 elem cod 3os 0600</w:t>
+              <w:t>robinet retinere ventil 2 pn 6 mufa ni522</w:t>
             </w:r>
           </w:p>
         </w:tc>
@@ -16424,7 +21455,7 @@
                 <w:b w:val="0"/>
                 <w:sz w:val="16"/>
               </w:rPr>
-              <w:t>3.0</w:t>
+              <w:t>2.0</w:t>
             </w:r>
           </w:p>
         </w:tc>
@@ -16457,7 +21488,7 @@
                 <w:b w:val="0"/>
                 <w:sz w:val="16"/>
               </w:rPr>
-              <w:t>101</w:t>
+              <w:t>131</w:t>
             </w:r>
           </w:p>
         </w:tc>
@@ -16543,7 +21574,7 @@
                 <w:b w:val="0"/>
                 <w:sz w:val="16"/>
               </w:rPr>
-              <w:t>$4201705</w:t>
+              <w:t>$5701583</w:t>
             </w:r>
           </w:p>
         </w:tc>
@@ -16558,7 +21589,7 @@
                 <w:b w:val="0"/>
                 <w:sz w:val="16"/>
               </w:rPr>
-              <w:t>robinet retinere ventil 2 pn 6 mufa ni522</w:t>
+              <w:t>convectoradiator seven 600 14 elem cod 3os 0600</w:t>
             </w:r>
           </w:p>
         </w:tc>
@@ -16588,7 +21619,7 @@
                 <w:b w:val="0"/>
                 <w:sz w:val="16"/>
               </w:rPr>
-              <w:t>2.0</w:t>
+              <w:t>3.0</w:t>
             </w:r>
           </w:p>
         </w:tc>
@@ -16644,7 +21675,7 @@
                 <w:color w:val="000000"/>
                 <w:sz w:val="18"/>
               </w:rPr>
-              <w:t>Neconformitati: 7 din 73 articole ref.</w:t>
+              <w:t>Neconformitati: 12 din 73 articole ref.</w:t>
             </w:r>
           </w:p>
         </w:tc>
@@ -16754,7 +21785,7 @@
                 <w:b/>
                 <w:sz w:val="18"/>
               </w:rPr>
-              <w:t>Capitol de lucrări 9.1 — MONTAJ ECHIPAMENTE  │  LIPSA: 0  │  EXTRA: 10  │  Delta: +10</w:t>
+              <w:t>Capitol de lucrări 6.1  │  LIPSA: 0  │  EXTRA: 0  │  Delta: 0 ✓</w:t>
             </w:r>
           </w:p>
         </w:tc>
@@ -16763,76 +21794,157 @@
         <w:tc>
           <w:tcPr>
             <w:tcW w:type="dxa" w:w="397"/>
-          </w:tcPr>
-          <w:p>
-            <w:r>
-              <w:rPr>
-                <w:b w:val="0"/>
-                <w:sz w:val="16"/>
-              </w:rPr>
-              <w:t>103</w:t>
+            <w:shd w:fill="FFCC99" w:val="clear"/>
+          </w:tcPr>
+          <w:p>
+            <w:r>
+              <w:rPr>
+                <w:b w:val="0"/>
+                <w:sz w:val="16"/>
+              </w:rPr>
+              <w:t>133</w:t>
             </w:r>
           </w:p>
         </w:tc>
         <w:tc>
           <w:tcPr>
             <w:tcW w:type="dxa" w:w="1701"/>
-          </w:tcPr>
-          <w:p>
-            <w:r>
-              <w:rPr>
-                <w:b w:val="0"/>
-                <w:sz w:val="16"/>
-              </w:rPr>
-              <w:t>9.1 - MONTAJ ECHIPAMENTE</w:t>
+            <w:shd w:fill="FFCC99" w:val="clear"/>
+          </w:tcPr>
+          <w:p>
+            <w:r>
+              <w:rPr>
+                <w:b w:val="0"/>
+                <w:sz w:val="16"/>
+              </w:rPr>
+              <w:t>6.1</w:t>
             </w:r>
           </w:p>
         </w:tc>
         <w:tc>
           <w:tcPr>
             <w:tcW w:type="dxa" w:w="850"/>
-          </w:tcPr>
-          <w:p>
-            <w:r>
-              <w:rPr>
-                <w:b w:val="0"/>
-                <w:sz w:val="16"/>
-              </w:rPr>
-              <w:t>EF03A01</w:t>
+            <w:shd w:fill="FFCC99" w:val="clear"/>
+          </w:tcPr>
+          <w:p>
+            <w:r>
+              <w:rPr>
+                <w:b w:val="0"/>
+                <w:sz w:val="16"/>
+              </w:rPr>
+              <w:t>PF01XA</w:t>
             </w:r>
           </w:p>
         </w:tc>
         <w:tc>
           <w:tcPr>
             <w:tcW w:type="dxa" w:w="1984"/>
-          </w:tcPr>
-          <w:p>
-            <w:r>
-              <w:rPr>
-                <w:b w:val="0"/>
-                <w:sz w:val="16"/>
-              </w:rPr>
-              <w:t>montare sistem panouri fotovoltaice 20kw trifaz...</w:t>
+            <w:shd w:fill="FFCC99" w:val="clear"/>
+          </w:tcPr>
+          <w:p>
+            <w:r>
+              <w:rPr>
+                <w:b w:val="0"/>
+                <w:sz w:val="16"/>
+              </w:rPr>
+              <w:t>tencuiala mortar pe baza de ciment 7 cg12a04^ - gl</w:t>
             </w:r>
           </w:p>
         </w:tc>
         <w:tc>
           <w:tcPr>
             <w:tcW w:type="dxa" w:w="454"/>
-          </w:tcPr>
-          <w:p>
-            <w:r>
-              <w:rPr>
-                <w:b w:val="0"/>
-                <w:sz w:val="16"/>
-              </w:rPr>
-              <w:t>buc</w:t>
+            <w:shd w:fill="FFCC99" w:val="clear"/>
+          </w:tcPr>
+          <w:p>
+            <w:r>
+              <w:rPr>
+                <w:b w:val="0"/>
+                <w:sz w:val="16"/>
+              </w:rPr>
+              <w:t>mp</w:t>
             </w:r>
           </w:p>
         </w:tc>
         <w:tc>
           <w:tcPr>
             <w:tcW w:type="dxa" w:w="680"/>
+            <w:shd w:fill="FFCC99" w:val="clear"/>
+          </w:tcPr>
+          <w:p>
+            <w:r>
+              <w:rPr>
+                <w:b w:val="0"/>
+                <w:sz w:val="16"/>
+              </w:rPr>
+              <w:t>179.0</w:t>
+            </w:r>
+          </w:p>
+        </w:tc>
+        <w:tc>
+          <w:tcPr>
+            <w:tcW w:type="dxa" w:w="850"/>
+            <w:shd w:fill="FFCC99" w:val="clear"/>
+          </w:tcPr>
+          <w:p>
+            <w:r>
+              <w:rPr>
+                <w:b w:val="0"/>
+                <w:sz w:val="16"/>
+              </w:rPr>
+              <w:t>PF01XA</w:t>
+            </w:r>
+          </w:p>
+        </w:tc>
+        <w:tc>
+          <w:tcPr>
+            <w:tcW w:type="dxa" w:w="1984"/>
+            <w:shd w:fill="FFCC99" w:val="clear"/>
+          </w:tcPr>
+          <w:p>
+            <w:r>
+              <w:rPr>
+                <w:b w:val="0"/>
+                <w:sz w:val="16"/>
+              </w:rPr>
+              <w:t>Deviz 2.1</w:t>
+            </w:r>
+          </w:p>
+        </w:tc>
+        <w:tc>
+          <w:tcPr>
+            <w:tcW w:type="dxa" w:w="454"/>
+            <w:shd w:fill="FFCC99" w:val="clear"/>
+          </w:tcPr>
+          <w:p>
+            <w:r>
+              <w:rPr>
+                <w:b w:val="0"/>
+                <w:sz w:val="16"/>
+              </w:rPr>
+              <w:t>mp</w:t>
+            </w:r>
+          </w:p>
+        </w:tc>
+        <w:tc>
+          <w:tcPr>
+            <w:tcW w:type="dxa" w:w="680"/>
+            <w:shd w:fill="FFCC99" w:val="clear"/>
+          </w:tcPr>
+          <w:p>
+            <w:r>
+              <w:rPr>
+                <w:b w:val="0"/>
+                <w:sz w:val="16"/>
+              </w:rPr>
+              <w:t>2036.0</w:t>
+            </w:r>
+          </w:p>
+        </w:tc>
+        <w:tc>
+          <w:tcPr>
+            <w:tcW w:type="dxa" w:w="3572"/>
+            <w:shd w:fill="FFCC99" w:val="clear"/>
           </w:tcPr>
           <w:p>
             <w:r>
@@ -16841,79 +21953,7 @@
                 <w:color w:val="CC0000"/>
                 <w:sz w:val="16"/>
               </w:rPr>
-              <w:t>1.0</w:t>
-            </w:r>
-          </w:p>
-        </w:tc>
-        <w:tc>
-          <w:tcPr>
-            <w:tcW w:type="dxa" w:w="850"/>
-          </w:tcPr>
-          <w:p>
-            <w:r>
-              <w:rPr>
-                <w:b w:val="0"/>
-                <w:sz w:val="16"/>
-              </w:rPr>
-              <w:t>EF03A01</w:t>
-            </w:r>
-          </w:p>
-        </w:tc>
-        <w:tc>
-          <w:tcPr>
-            <w:tcW w:type="dxa" w:w="1984"/>
-          </w:tcPr>
-          <w:p>
-            <w:r>
-              <w:rPr>
-                <w:b w:val="0"/>
-                <w:sz w:val="16"/>
-              </w:rPr>
-              <w:t>montare sistem panouri fotovoltaice 20kw - trif...</w:t>
-            </w:r>
-          </w:p>
-        </w:tc>
-        <w:tc>
-          <w:tcPr>
-            <w:tcW w:type="dxa" w:w="454"/>
-          </w:tcPr>
-          <w:p>
-            <w:r>
-              <w:rPr>
-                <w:b w:val="0"/>
-                <w:sz w:val="16"/>
-              </w:rPr>
-              <w:t>buc</w:t>
-            </w:r>
-          </w:p>
-        </w:tc>
-        <w:tc>
-          <w:tcPr>
-            <w:tcW w:type="dxa" w:w="680"/>
-          </w:tcPr>
-          <w:p>
-            <w:r>
-              <w:rPr>
-                <w:b w:val="0"/>
-                <w:color w:val="CC0000"/>
-                <w:sz w:val="16"/>
-              </w:rPr>
-              <w:t>2.0</w:t>
-            </w:r>
-          </w:p>
-        </w:tc>
-        <w:tc>
-          <w:tcPr>
-            <w:tcW w:type="dxa" w:w="3572"/>
-          </w:tcPr>
-          <w:p>
-            <w:r>
-              <w:rPr>
-                <w:b w:val="0"/>
-                <w:color w:val="CC0000"/>
-                <w:sz w:val="16"/>
-              </w:rPr>
-              <w:t>Cantitate diferită: referință 1.0 buc, ofertat 2.0 buc</w:t>
+              <w:t>ORPHAN: Cod 'PF01XA' identic, dar categorii DIFERITE. Cod PF01XA: REF categoriei 6.1 =&gt; OFERTA categoriei 2.1. VERIFICARE MANUALA NECESARA!</w:t>
             </w:r>
           </w:p>
         </w:tc>
@@ -16922,76 +21962,157 @@
         <w:tc>
           <w:tcPr>
             <w:tcW w:type="dxa" w:w="397"/>
-          </w:tcPr>
-          <w:p>
-            <w:r>
-              <w:rPr>
-                <w:b w:val="0"/>
-                <w:sz w:val="16"/>
-              </w:rPr>
-              <w:t>104</w:t>
+            <w:shd w:fill="FFCC99" w:val="clear"/>
+          </w:tcPr>
+          <w:p>
+            <w:r>
+              <w:rPr>
+                <w:b w:val="0"/>
+                <w:sz w:val="16"/>
+              </w:rPr>
+              <w:t>134</w:t>
             </w:r>
           </w:p>
         </w:tc>
         <w:tc>
           <w:tcPr>
             <w:tcW w:type="dxa" w:w="1701"/>
-          </w:tcPr>
-          <w:p>
-            <w:r>
-              <w:rPr>
-                <w:b w:val="0"/>
-                <w:sz w:val="16"/>
-              </w:rPr>
-              <w:t>9.1 - MONTAJ ECHIPAMENTE</w:t>
+            <w:shd w:fill="FFCC99" w:val="clear"/>
+          </w:tcPr>
+          <w:p>
+            <w:r>
+              <w:rPr>
+                <w:b w:val="0"/>
+                <w:sz w:val="16"/>
+              </w:rPr>
+              <w:t>6.1</w:t>
             </w:r>
           </w:p>
         </w:tc>
         <w:tc>
           <w:tcPr>
             <w:tcW w:type="dxa" w:w="850"/>
-          </w:tcPr>
-          <w:p>
-            <w:r>
-              <w:rPr>
-                <w:b w:val="0"/>
-                <w:sz w:val="16"/>
-              </w:rPr>
-              <w:t>IB05A01</w:t>
+            <w:shd w:fill="FFCC99" w:val="clear"/>
+          </w:tcPr>
+          <w:p>
+            <w:r>
+              <w:rPr>
+                <w:b w:val="0"/>
+                <w:sz w:val="16"/>
+              </w:rPr>
+              <w:t>PF01XA</w:t>
             </w:r>
           </w:p>
         </w:tc>
         <w:tc>
           <w:tcPr>
             <w:tcW w:type="dxa" w:w="1984"/>
-          </w:tcPr>
-          <w:p>
-            <w:r>
-              <w:rPr>
-                <w:b w:val="0"/>
-                <w:sz w:val="16"/>
-              </w:rPr>
-              <w:t>montare ventiloconvector crc 73 carcasat</w:t>
+            <w:shd w:fill="FFCC99" w:val="clear"/>
+          </w:tcPr>
+          <w:p>
+            <w:r>
+              <w:rPr>
+                <w:b w:val="0"/>
+                <w:sz w:val="16"/>
+              </w:rPr>
+              <w:t>tencuiala mortar pe baza de ciment 7 cg12a04^ - gl</w:t>
             </w:r>
           </w:p>
         </w:tc>
         <w:tc>
           <w:tcPr>
             <w:tcW w:type="dxa" w:w="454"/>
-          </w:tcPr>
-          <w:p>
-            <w:r>
-              <w:rPr>
-                <w:b w:val="0"/>
-                <w:sz w:val="16"/>
-              </w:rPr>
-              <w:t>buc</w:t>
+            <w:shd w:fill="FFCC99" w:val="clear"/>
+          </w:tcPr>
+          <w:p>
+            <w:r>
+              <w:rPr>
+                <w:b w:val="0"/>
+                <w:sz w:val="16"/>
+              </w:rPr>
+              <w:t>mp</w:t>
             </w:r>
           </w:p>
         </w:tc>
         <w:tc>
           <w:tcPr>
             <w:tcW w:type="dxa" w:w="680"/>
+            <w:shd w:fill="FFCC99" w:val="clear"/>
+          </w:tcPr>
+          <w:p>
+            <w:r>
+              <w:rPr>
+                <w:b w:val="0"/>
+                <w:sz w:val="16"/>
+              </w:rPr>
+              <w:t>179.0</w:t>
+            </w:r>
+          </w:p>
+        </w:tc>
+        <w:tc>
+          <w:tcPr>
+            <w:tcW w:type="dxa" w:w="850"/>
+            <w:shd w:fill="FFCC99" w:val="clear"/>
+          </w:tcPr>
+          <w:p>
+            <w:r>
+              <w:rPr>
+                <w:b w:val="0"/>
+                <w:sz w:val="16"/>
+              </w:rPr>
+              <w:t>PF01XA</w:t>
+            </w:r>
+          </w:p>
+        </w:tc>
+        <w:tc>
+          <w:tcPr>
+            <w:tcW w:type="dxa" w:w="1984"/>
+            <w:shd w:fill="FFCC99" w:val="clear"/>
+          </w:tcPr>
+          <w:p>
+            <w:r>
+              <w:rPr>
+                <w:b w:val="0"/>
+                <w:sz w:val="16"/>
+              </w:rPr>
+              <w:t>Deviz 3.1</w:t>
+            </w:r>
+          </w:p>
+        </w:tc>
+        <w:tc>
+          <w:tcPr>
+            <w:tcW w:type="dxa" w:w="454"/>
+            <w:shd w:fill="FFCC99" w:val="clear"/>
+          </w:tcPr>
+          <w:p>
+            <w:r>
+              <w:rPr>
+                <w:b w:val="0"/>
+                <w:sz w:val="16"/>
+              </w:rPr>
+              <w:t>mp</w:t>
+            </w:r>
+          </w:p>
+        </w:tc>
+        <w:tc>
+          <w:tcPr>
+            <w:tcW w:type="dxa" w:w="680"/>
+            <w:shd w:fill="FFCC99" w:val="clear"/>
+          </w:tcPr>
+          <w:p>
+            <w:r>
+              <w:rPr>
+                <w:b w:val="0"/>
+                <w:sz w:val="16"/>
+              </w:rPr>
+              <w:t>440.0</w:t>
+            </w:r>
+          </w:p>
+        </w:tc>
+        <w:tc>
+          <w:tcPr>
+            <w:tcW w:type="dxa" w:w="3572"/>
+            <w:shd w:fill="FFCC99" w:val="clear"/>
           </w:tcPr>
           <w:p>
             <w:r>
@@ -17000,79 +22121,7 @@
                 <w:color w:val="CC0000"/>
                 <w:sz w:val="16"/>
               </w:rPr>
-              <w:t>13.0</w:t>
-            </w:r>
-          </w:p>
-        </w:tc>
-        <w:tc>
-          <w:tcPr>
-            <w:tcW w:type="dxa" w:w="850"/>
-          </w:tcPr>
-          <w:p>
-            <w:r>
-              <w:rPr>
-                <w:b w:val="0"/>
-                <w:sz w:val="16"/>
-              </w:rPr>
-              <w:t>IB05A01</w:t>
-            </w:r>
-          </w:p>
-        </w:tc>
-        <w:tc>
-          <w:tcPr>
-            <w:tcW w:type="dxa" w:w="1984"/>
-          </w:tcPr>
-          <w:p>
-            <w:r>
-              <w:rPr>
-                <w:b w:val="0"/>
-                <w:sz w:val="16"/>
-              </w:rPr>
-              <w:t>monater ventiloconvector crc 13 mv carcasat, de...</w:t>
-            </w:r>
-          </w:p>
-        </w:tc>
-        <w:tc>
-          <w:tcPr>
-            <w:tcW w:type="dxa" w:w="454"/>
-          </w:tcPr>
-          <w:p>
-            <w:r>
-              <w:rPr>
-                <w:b w:val="0"/>
-                <w:sz w:val="16"/>
-              </w:rPr>
-              <w:t>buc</w:t>
-            </w:r>
-          </w:p>
-        </w:tc>
-        <w:tc>
-          <w:tcPr>
-            <w:tcW w:type="dxa" w:w="680"/>
-          </w:tcPr>
-          <w:p>
-            <w:r>
-              <w:rPr>
-                <w:b w:val="0"/>
-                <w:color w:val="CC0000"/>
-                <w:sz w:val="16"/>
-              </w:rPr>
-              <w:t>1.0</w:t>
-            </w:r>
-          </w:p>
-        </w:tc>
-        <w:tc>
-          <w:tcPr>
-            <w:tcW w:type="dxa" w:w="3572"/>
-          </w:tcPr>
-          <w:p>
-            <w:r>
-              <w:rPr>
-                <w:b w:val="0"/>
-                <w:color w:val="CC0000"/>
-                <w:sz w:val="16"/>
-              </w:rPr>
-              <w:t>Cantitate diferită: referință 13.0 buc, ofertat 1.0 buc</w:t>
+              <w:t>ORPHAN: Cod 'PF01XA' identic, dar categorii DIFERITE. Cod PF01XA: REF categoriei 6.1 =&gt; OFERTA categoriei 3.1. VERIFICARE MANUALA NECESARA!</w:t>
             </w:r>
           </w:p>
         </w:tc>
@@ -17082,13 +22131,481 @@
           <w:tcPr>
             <w:tcW w:type="dxa" w:w="397"/>
           </w:tcPr>
-          <w:p>
-            <w:r>
-              <w:rPr>
-                <w:b w:val="0"/>
-                <w:sz w:val="16"/>
-              </w:rPr>
-              <w:t>105</w:t>
+          <w:p/>
+        </w:tc>
+        <w:tc>
+          <w:tcPr>
+            <w:tcW w:type="dxa" w:w="1701"/>
+            <w:shd w:fill="D9D9D9" w:val="clear"/>
+          </w:tcPr>
+          <w:p>
+            <w:r>
+              <w:rPr>
+                <w:b/>
+                <w:color w:val="000000"/>
+                <w:sz w:val="18"/>
+              </w:rPr>
+              <w:t>SUMAR</w:t>
+            </w:r>
+          </w:p>
+        </w:tc>
+        <w:tc>
+          <w:tcPr>
+            <w:tcW w:type="dxa" w:w="850"/>
+            <w:shd w:fill="D9D9D9" w:val="clear"/>
+          </w:tcPr>
+          <w:p>
+            <w:r>
+              <w:rPr>
+                <w:b/>
+                <w:color w:val="000000"/>
+                <w:sz w:val="18"/>
+              </w:rPr>
+              <w:t>Neconformitati: 2 din 8 articole ref.</w:t>
+            </w:r>
+          </w:p>
+        </w:tc>
+        <w:tc>
+          <w:tcPr>
+            <w:tcW w:type="dxa" w:w="1984"/>
+            <w:shd w:fill="D9D9D9" w:val="clear"/>
+          </w:tcPr>
+          <w:p>
+            <w:r/>
+          </w:p>
+        </w:tc>
+        <w:tc>
+          <w:tcPr>
+            <w:tcW w:type="dxa" w:w="454"/>
+            <w:shd w:fill="D9D9D9" w:val="clear"/>
+          </w:tcPr>
+          <w:p>
+            <w:r/>
+          </w:p>
+        </w:tc>
+        <w:tc>
+          <w:tcPr>
+            <w:tcW w:type="dxa" w:w="680"/>
+            <w:shd w:fill="D9D9D9" w:val="clear"/>
+          </w:tcPr>
+          <w:p>
+            <w:r/>
+          </w:p>
+        </w:tc>
+        <w:tc>
+          <w:tcPr>
+            <w:tcW w:type="dxa" w:w="850"/>
+            <w:shd w:fill="D9D9D9" w:val="clear"/>
+          </w:tcPr>
+          <w:p>
+            <w:pPr>
+              <w:jc w:val="center"/>
+            </w:pPr>
+            <w:r>
+              <w:rPr>
+                <w:b/>
+                <w:color w:val="000000"/>
+                <w:sz w:val="18"/>
+              </w:rPr>
+              <w:t>8</w:t>
+            </w:r>
+          </w:p>
+        </w:tc>
+        <w:tc>
+          <w:tcPr>
+            <w:tcW w:type="dxa" w:w="1984"/>
+            <w:shd w:fill="D9D9D9" w:val="clear"/>
+          </w:tcPr>
+          <w:p>
+            <w:r/>
+          </w:p>
+        </w:tc>
+        <w:tc>
+          <w:tcPr>
+            <w:tcW w:type="dxa" w:w="454"/>
+            <w:shd w:fill="D9D9D9" w:val="clear"/>
+          </w:tcPr>
+          <w:p>
+            <w:r/>
+          </w:p>
+        </w:tc>
+        <w:tc>
+          <w:tcPr>
+            <w:tcW w:type="dxa" w:w="680"/>
+            <w:shd w:fill="D9D9D9" w:val="clear"/>
+          </w:tcPr>
+          <w:p>
+            <w:pPr>
+              <w:jc w:val="center"/>
+            </w:pPr>
+            <w:r>
+              <w:rPr>
+                <w:b/>
+                <w:color w:val="000000"/>
+                <w:sz w:val="18"/>
+              </w:rPr>
+              <w:t>8</w:t>
+            </w:r>
+          </w:p>
+        </w:tc>
+        <w:tc>
+          <w:tcPr>
+            <w:tcW w:type="dxa" w:w="3572"/>
+            <w:shd w:fill="D9D9D9" w:val="clear"/>
+          </w:tcPr>
+          <w:p>
+            <w:r/>
+          </w:p>
+        </w:tc>
+      </w:tr>
+      <w:tr>
+        <w:tc>
+          <w:tcPr>
+            <w:tcW w:type="dxa" w:w="3572"/>
+            <w:gridSpan w:val="11"/>
+            <w:shd w:fill="D9D9D9" w:val="clear"/>
+          </w:tcPr>
+          <w:p>
+            <w:r>
+              <w:rPr>
+                <w:b/>
+                <w:sz w:val="18"/>
+              </w:rPr>
+              <w:t>Capitol de lucrări 9.1 — MONTAJ ECHIPAMENTE  │  LIPSA: 0  │  EXTRA: 10  │  Delta: +10</w:t>
+            </w:r>
+          </w:p>
+        </w:tc>
+      </w:tr>
+      <w:tr>
+        <w:tc>
+          <w:tcPr>
+            <w:tcW w:type="dxa" w:w="397"/>
+          </w:tcPr>
+          <w:p>
+            <w:r>
+              <w:rPr>
+                <w:b w:val="0"/>
+                <w:sz w:val="16"/>
+              </w:rPr>
+              <w:t>136</w:t>
+            </w:r>
+          </w:p>
+        </w:tc>
+        <w:tc>
+          <w:tcPr>
+            <w:tcW w:type="dxa" w:w="1701"/>
+          </w:tcPr>
+          <w:p>
+            <w:r>
+              <w:rPr>
+                <w:b w:val="0"/>
+                <w:sz w:val="16"/>
+              </w:rPr>
+              <w:t>9.1 - MONTAJ ECHIPAMENTE</w:t>
+            </w:r>
+          </w:p>
+        </w:tc>
+        <w:tc>
+          <w:tcPr>
+            <w:tcW w:type="dxa" w:w="850"/>
+          </w:tcPr>
+          <w:p>
+            <w:r>
+              <w:rPr>
+                <w:b w:val="0"/>
+                <w:sz w:val="16"/>
+              </w:rPr>
+              <w:t>EF03A01</w:t>
+            </w:r>
+          </w:p>
+        </w:tc>
+        <w:tc>
+          <w:tcPr>
+            <w:tcW w:type="dxa" w:w="1984"/>
+          </w:tcPr>
+          <w:p>
+            <w:r>
+              <w:rPr>
+                <w:b w:val="0"/>
+                <w:sz w:val="16"/>
+              </w:rPr>
+              <w:t>montare sistem panouri fotovoltaice 20kw trifaz...</w:t>
+            </w:r>
+          </w:p>
+        </w:tc>
+        <w:tc>
+          <w:tcPr>
+            <w:tcW w:type="dxa" w:w="454"/>
+          </w:tcPr>
+          <w:p>
+            <w:r>
+              <w:rPr>
+                <w:b w:val="0"/>
+                <w:sz w:val="16"/>
+              </w:rPr>
+              <w:t>buc</w:t>
+            </w:r>
+          </w:p>
+        </w:tc>
+        <w:tc>
+          <w:tcPr>
+            <w:tcW w:type="dxa" w:w="680"/>
+          </w:tcPr>
+          <w:p>
+            <w:r>
+              <w:rPr>
+                <w:b w:val="0"/>
+                <w:color w:val="CC0000"/>
+                <w:sz w:val="16"/>
+              </w:rPr>
+              <w:t>1.0</w:t>
+            </w:r>
+          </w:p>
+        </w:tc>
+        <w:tc>
+          <w:tcPr>
+            <w:tcW w:type="dxa" w:w="850"/>
+          </w:tcPr>
+          <w:p>
+            <w:r>
+              <w:rPr>
+                <w:b w:val="0"/>
+                <w:sz w:val="16"/>
+              </w:rPr>
+              <w:t>EF03A01</w:t>
+            </w:r>
+          </w:p>
+        </w:tc>
+        <w:tc>
+          <w:tcPr>
+            <w:tcW w:type="dxa" w:w="1984"/>
+          </w:tcPr>
+          <w:p>
+            <w:r>
+              <w:rPr>
+                <w:b w:val="0"/>
+                <w:sz w:val="16"/>
+              </w:rPr>
+              <w:t>montare sistem panouri fotovoltaice 20kw - trif...</w:t>
+            </w:r>
+          </w:p>
+        </w:tc>
+        <w:tc>
+          <w:tcPr>
+            <w:tcW w:type="dxa" w:w="454"/>
+          </w:tcPr>
+          <w:p>
+            <w:r>
+              <w:rPr>
+                <w:b w:val="0"/>
+                <w:sz w:val="16"/>
+              </w:rPr>
+              <w:t>buc</w:t>
+            </w:r>
+          </w:p>
+        </w:tc>
+        <w:tc>
+          <w:tcPr>
+            <w:tcW w:type="dxa" w:w="680"/>
+          </w:tcPr>
+          <w:p>
+            <w:r>
+              <w:rPr>
+                <w:b w:val="0"/>
+                <w:color w:val="CC0000"/>
+                <w:sz w:val="16"/>
+              </w:rPr>
+              <w:t>2.0</w:t>
+            </w:r>
+          </w:p>
+        </w:tc>
+        <w:tc>
+          <w:tcPr>
+            <w:tcW w:type="dxa" w:w="3572"/>
+          </w:tcPr>
+          <w:p>
+            <w:r>
+              <w:rPr>
+                <w:b w:val="0"/>
+                <w:color w:val="CC0000"/>
+                <w:sz w:val="16"/>
+              </w:rPr>
+              <w:t>Cantitate diferită: referință 1.0 buc, ofertat 2.0 buc</w:t>
+            </w:r>
+          </w:p>
+        </w:tc>
+      </w:tr>
+      <w:tr>
+        <w:tc>
+          <w:tcPr>
+            <w:tcW w:type="dxa" w:w="397"/>
+          </w:tcPr>
+          <w:p>
+            <w:r>
+              <w:rPr>
+                <w:b w:val="0"/>
+                <w:sz w:val="16"/>
+              </w:rPr>
+              <w:t>137</w:t>
+            </w:r>
+          </w:p>
+        </w:tc>
+        <w:tc>
+          <w:tcPr>
+            <w:tcW w:type="dxa" w:w="1701"/>
+          </w:tcPr>
+          <w:p>
+            <w:r>
+              <w:rPr>
+                <w:b w:val="0"/>
+                <w:sz w:val="16"/>
+              </w:rPr>
+              <w:t>9.1 - MONTAJ ECHIPAMENTE</w:t>
+            </w:r>
+          </w:p>
+        </w:tc>
+        <w:tc>
+          <w:tcPr>
+            <w:tcW w:type="dxa" w:w="850"/>
+          </w:tcPr>
+          <w:p>
+            <w:r>
+              <w:rPr>
+                <w:b w:val="0"/>
+                <w:sz w:val="16"/>
+              </w:rPr>
+              <w:t>IB05A01</w:t>
+            </w:r>
+          </w:p>
+        </w:tc>
+        <w:tc>
+          <w:tcPr>
+            <w:tcW w:type="dxa" w:w="1984"/>
+          </w:tcPr>
+          <w:p>
+            <w:r>
+              <w:rPr>
+                <w:b w:val="0"/>
+                <w:sz w:val="16"/>
+              </w:rPr>
+              <w:t>montare ventiloconvector crc 73 carcasat</w:t>
+            </w:r>
+          </w:p>
+        </w:tc>
+        <w:tc>
+          <w:tcPr>
+            <w:tcW w:type="dxa" w:w="454"/>
+          </w:tcPr>
+          <w:p>
+            <w:r>
+              <w:rPr>
+                <w:b w:val="0"/>
+                <w:sz w:val="16"/>
+              </w:rPr>
+              <w:t>buc</w:t>
+            </w:r>
+          </w:p>
+        </w:tc>
+        <w:tc>
+          <w:tcPr>
+            <w:tcW w:type="dxa" w:w="680"/>
+          </w:tcPr>
+          <w:p>
+            <w:r>
+              <w:rPr>
+                <w:b w:val="0"/>
+                <w:color w:val="CC0000"/>
+                <w:sz w:val="16"/>
+              </w:rPr>
+              <w:t>13.0</w:t>
+            </w:r>
+          </w:p>
+        </w:tc>
+        <w:tc>
+          <w:tcPr>
+            <w:tcW w:type="dxa" w:w="850"/>
+          </w:tcPr>
+          <w:p>
+            <w:r>
+              <w:rPr>
+                <w:b w:val="0"/>
+                <w:sz w:val="16"/>
+              </w:rPr>
+              <w:t>IB05A01</w:t>
+            </w:r>
+          </w:p>
+        </w:tc>
+        <w:tc>
+          <w:tcPr>
+            <w:tcW w:type="dxa" w:w="1984"/>
+          </w:tcPr>
+          <w:p>
+            <w:r>
+              <w:rPr>
+                <w:b w:val="0"/>
+                <w:sz w:val="16"/>
+              </w:rPr>
+              <w:t>monater ventiloconvector crc 13 mv carcasat, de...</w:t>
+            </w:r>
+          </w:p>
+        </w:tc>
+        <w:tc>
+          <w:tcPr>
+            <w:tcW w:type="dxa" w:w="454"/>
+          </w:tcPr>
+          <w:p>
+            <w:r>
+              <w:rPr>
+                <w:b w:val="0"/>
+                <w:sz w:val="16"/>
+              </w:rPr>
+              <w:t>buc</w:t>
+            </w:r>
+          </w:p>
+        </w:tc>
+        <w:tc>
+          <w:tcPr>
+            <w:tcW w:type="dxa" w:w="680"/>
+          </w:tcPr>
+          <w:p>
+            <w:r>
+              <w:rPr>
+                <w:b w:val="0"/>
+                <w:color w:val="CC0000"/>
+                <w:sz w:val="16"/>
+              </w:rPr>
+              <w:t>1.0</w:t>
+            </w:r>
+          </w:p>
+        </w:tc>
+        <w:tc>
+          <w:tcPr>
+            <w:tcW w:type="dxa" w:w="3572"/>
+          </w:tcPr>
+          <w:p>
+            <w:r>
+              <w:rPr>
+                <w:b w:val="0"/>
+                <w:color w:val="CC0000"/>
+                <w:sz w:val="16"/>
+              </w:rPr>
+              <w:t>Cantitate diferită: referință 13.0 buc, ofertat 1.0 buc</w:t>
+            </w:r>
+          </w:p>
+        </w:tc>
+      </w:tr>
+      <w:tr>
+        <w:tc>
+          <w:tcPr>
+            <w:tcW w:type="dxa" w:w="397"/>
+          </w:tcPr>
+          <w:p>
+            <w:r>
+              <w:rPr>
+                <w:b w:val="0"/>
+                <w:sz w:val="16"/>
+              </w:rPr>
+              <w:t>138</w:t>
             </w:r>
           </w:p>
         </w:tc>
@@ -17267,7 +22784,7 @@
                 <w:b w:val="0"/>
                 <w:sz w:val="16"/>
               </w:rPr>
-              <w:t>106</w:t>
+              <w:t>139</w:t>
             </w:r>
           </w:p>
         </w:tc>
@@ -17353,7 +22870,7 @@
                 <w:b w:val="0"/>
                 <w:sz w:val="16"/>
               </w:rPr>
-              <w:t>IA11A01</w:t>
+              <w:t>IA01D01</w:t>
             </w:r>
           </w:p>
         </w:tc>
@@ -17368,7 +22885,7 @@
                 <w:b w:val="0"/>
                 <w:sz w:val="16"/>
               </w:rPr>
-              <w:t>montaj pompa de circulatie agent termic</w:t>
+              <w:t>montare aeroterma pe agent termic</w:t>
             </w:r>
           </w:p>
         </w:tc>
@@ -17398,7 +22915,7 @@
                 <w:b w:val="0"/>
                 <w:sz w:val="16"/>
               </w:rPr>
-              <w:t>4.0</w:t>
+              <w:t>3.0</w:t>
             </w:r>
           </w:p>
         </w:tc>
@@ -17431,7 +22948,7 @@
                 <w:b w:val="0"/>
                 <w:sz w:val="16"/>
               </w:rPr>
-              <w:t>107</w:t>
+              <w:t>140</w:t>
             </w:r>
           </w:p>
         </w:tc>
@@ -17517,7 +23034,7 @@
                 <w:b w:val="0"/>
                 <w:sz w:val="16"/>
               </w:rPr>
-              <w:t>IA13XA</w:t>
+              <w:t>IB17C1</w:t>
             </w:r>
           </w:p>
         </w:tc>
@@ -17532,7 +23049,7 @@
                 <w:b w:val="0"/>
                 <w:sz w:val="16"/>
               </w:rPr>
-              <w:t>montaj recuperator de caldura min 185 mc/h</w:t>
+              <w:t>montare generator de curent , trifazat, diesel,...</w:t>
             </w:r>
           </w:p>
         </w:tc>
@@ -17595,7 +23112,7 @@
                 <w:b w:val="0"/>
                 <w:sz w:val="16"/>
               </w:rPr>
-              <w:t>108</w:t>
+              <w:t>141</w:t>
             </w:r>
           </w:p>
         </w:tc>
@@ -17681,7 +23198,7 @@
                 <w:b w:val="0"/>
                 <w:sz w:val="16"/>
               </w:rPr>
-              <w:t>IA13XA</w:t>
+              <w:t>IA11A01</w:t>
             </w:r>
           </w:p>
         </w:tc>
@@ -17696,7 +23213,7 @@
                 <w:b w:val="0"/>
                 <w:sz w:val="16"/>
               </w:rPr>
-              <w:t>montaj recuperator de caldura min.1100 mc/h, ne...</w:t>
+              <w:t>montaj pompa de circulatie agent termic</w:t>
             </w:r>
           </w:p>
         </w:tc>
@@ -17726,7 +23243,7 @@
                 <w:b w:val="0"/>
                 <w:sz w:val="16"/>
               </w:rPr>
-              <w:t>2.0</w:t>
+              <w:t>4.0</w:t>
             </w:r>
           </w:p>
         </w:tc>
@@ -17759,7 +23276,7 @@
                 <w:b w:val="0"/>
                 <w:sz w:val="16"/>
               </w:rPr>
-              <w:t>109</w:t>
+              <w:t>142</w:t>
             </w:r>
           </w:p>
         </w:tc>
@@ -17845,7 +23362,7 @@
                 <w:b w:val="0"/>
                 <w:sz w:val="16"/>
               </w:rPr>
-              <w:t>IA01D01</w:t>
+              <w:t>IA13XA</w:t>
             </w:r>
           </w:p>
         </w:tc>
@@ -17860,7 +23377,7 @@
                 <w:b w:val="0"/>
                 <w:sz w:val="16"/>
               </w:rPr>
-              <w:t>montare aeroterma pe agent termic</w:t>
+              <w:t>montaj recuperator de caldura min 185 mc/h</w:t>
             </w:r>
           </w:p>
         </w:tc>
@@ -17890,7 +23407,7 @@
                 <w:b w:val="0"/>
                 <w:sz w:val="16"/>
               </w:rPr>
-              <w:t>3.0</w:t>
+              <w:t>1.0</w:t>
             </w:r>
           </w:p>
         </w:tc>
@@ -17923,7 +23440,7 @@
                 <w:b w:val="0"/>
                 <w:sz w:val="16"/>
               </w:rPr>
-              <w:t>110</w:t>
+              <w:t>143</w:t>
             </w:r>
           </w:p>
         </w:tc>
@@ -18009,7 +23526,7 @@
                 <w:b w:val="0"/>
                 <w:sz w:val="16"/>
               </w:rPr>
-              <w:t>ID03A01</w:t>
+              <w:t>IA13XA</w:t>
             </w:r>
           </w:p>
         </w:tc>
@@ -18024,7 +23541,7 @@
                 <w:b w:val="0"/>
                 <w:sz w:val="16"/>
               </w:rPr>
-              <w:t>montare pompa caldura inverter incalzire- racir...</w:t>
+              <w:t>montaj recuperator de caldura min.1100 mc/h, ne...</w:t>
             </w:r>
           </w:p>
         </w:tc>
@@ -18054,7 +23571,7 @@
                 <w:b w:val="0"/>
                 <w:sz w:val="16"/>
               </w:rPr>
-              <w:t>11.0</w:t>
+              <w:t>2.0</w:t>
             </w:r>
           </w:p>
         </w:tc>
@@ -18087,7 +23604,7 @@
                 <w:b w:val="0"/>
                 <w:sz w:val="16"/>
               </w:rPr>
-              <w:t>111</w:t>
+              <w:t>144</w:t>
             </w:r>
           </w:p>
         </w:tc>
@@ -18173,7 +23690,7 @@
                 <w:b w:val="0"/>
                 <w:sz w:val="16"/>
               </w:rPr>
-              <w:t>RCSB15A</w:t>
+              <w:t>ID03A01</w:t>
             </w:r>
           </w:p>
         </w:tc>
@@ -18188,7 +23705,7 @@
                 <w:b w:val="0"/>
                 <w:sz w:val="16"/>
               </w:rPr>
-              <w:t>montare sursa suplimentara de incalzire (incalz...</w:t>
+              <w:t>montare pompa caldura inverter incalzire- racir...</w:t>
             </w:r>
           </w:p>
         </w:tc>
@@ -18218,7 +23735,7 @@
                 <w:b w:val="0"/>
                 <w:sz w:val="16"/>
               </w:rPr>
-              <w:t>1.0</w:t>
+              <w:t>11.0</w:t>
             </w:r>
           </w:p>
         </w:tc>
@@ -18251,7 +23768,7 @@
                 <w:b w:val="0"/>
                 <w:sz w:val="16"/>
               </w:rPr>
-              <w:t>112</w:t>
+              <w:t>145</w:t>
             </w:r>
           </w:p>
         </w:tc>
@@ -18337,7 +23854,7 @@
                 <w:b w:val="0"/>
                 <w:sz w:val="16"/>
               </w:rPr>
-              <w:t>IB17C1</w:t>
+              <w:t>RPIA23G</w:t>
             </w:r>
           </w:p>
         </w:tc>
@@ -18352,7 +23869,7 @@
                 <w:b w:val="0"/>
                 <w:sz w:val="16"/>
               </w:rPr>
-              <w:t>montare generator de curent , trifazat, diesel,...</w:t>
+              <w:t>montat puffer 300 litri</w:t>
             </w:r>
           </w:p>
         </w:tc>
@@ -18415,7 +23932,7 @@
                 <w:b w:val="0"/>
                 <w:sz w:val="16"/>
               </w:rPr>
-              <w:t>113</w:t>
+              <w:t>146</w:t>
             </w:r>
           </w:p>
         </w:tc>
@@ -18501,7 +24018,7 @@
                 <w:b w:val="0"/>
                 <w:sz w:val="16"/>
               </w:rPr>
-              <w:t>RPIA23G</w:t>
+              <w:t>RCSB15A</w:t>
             </w:r>
           </w:p>
         </w:tc>
@@ -18516,7 +24033,7 @@
                 <w:b w:val="0"/>
                 <w:sz w:val="16"/>
               </w:rPr>
-              <w:t>montat puffer 300 litri</w:t>
+              <w:t>montare sursa suplimentara de incalzire (incalz...</w:t>
             </w:r>
           </w:p>
         </w:tc>
@@ -18579,7 +24096,7 @@
                 <w:b w:val="0"/>
                 <w:sz w:val="16"/>
               </w:rPr>
-              <w:t>114</w:t>
+              <w:t>147</w:t>
             </w:r>
           </w:p>
         </w:tc>
@@ -18743,7 +24260,7 @@
                 <w:b w:val="0"/>
                 <w:sz w:val="16"/>
               </w:rPr>
-              <w:t>115</w:t>
+              <w:t>148</w:t>
             </w:r>
           </w:p>
         </w:tc>
@@ -19076,7 +24593,7 @@
                 <w:b w:val="0"/>
                 <w:sz w:val="16"/>
               </w:rPr>
-              <w:t>117</w:t>
+              <w:t>150</w:t>
             </w:r>
           </w:p>
         </w:tc>

--- a/output_AO/Raport_Oferta_1.docx
+++ b/output_AO/Raport_Oferta_1.docx
@@ -8519,7 +8519,7 @@
                 <w:b w:val="0"/>
                 <w:sz w:val="16"/>
               </w:rPr>
-              <w:t>EA02B03</w:t>
+              <w:t>$5102578</w:t>
             </w:r>
           </w:p>
         </w:tc>
@@ -8534,7 +8534,7 @@
                 <w:b w:val="0"/>
                 <w:sz w:val="16"/>
               </w:rPr>
-              <w:t>cablu cupru n2xh 3x 2,5 mmp 100018764[1] - cabl...</w:t>
+              <w:t>corp de iluminat casetat, led 48w 600x600mm</w:t>
             </w:r>
           </w:p>
         </w:tc>
@@ -8549,7 +8549,7 @@
                 <w:b w:val="0"/>
                 <w:sz w:val="16"/>
               </w:rPr>
-              <w:t>ml</w:t>
+              <w:t>buc</w:t>
             </w:r>
           </w:p>
         </w:tc>
@@ -8564,7 +8564,7 @@
                 <w:b w:val="0"/>
                 <w:sz w:val="16"/>
               </w:rPr>
-              <w:t>2000.0</w:t>
+              <w:t>24.0</w:t>
             </w:r>
           </w:p>
         </w:tc>
@@ -8683,7 +8683,7 @@
                 <w:b w:val="0"/>
                 <w:sz w:val="16"/>
               </w:rPr>
-              <w:t>$5102578</w:t>
+              <w:t>$5535995</w:t>
             </w:r>
           </w:p>
         </w:tc>
@@ -8698,7 +8698,7 @@
                 <w:b w:val="0"/>
                 <w:sz w:val="16"/>
               </w:rPr>
-              <w:t>corp de iluminat casetat, led 48w 600x600mm</w:t>
+              <w:t>priza etansa cu contact de protectie, 230v, ip 44</w:t>
             </w:r>
           </w:p>
         </w:tc>
@@ -8728,7 +8728,7 @@
                 <w:b w:val="0"/>
                 <w:sz w:val="16"/>
               </w:rPr>
-              <w:t>24.0</w:t>
+              <w:t>6.0</w:t>
             </w:r>
           </w:p>
         </w:tc>
@@ -8847,7 +8847,7 @@
                 <w:b w:val="0"/>
                 <w:sz w:val="16"/>
               </w:rPr>
-              <w:t>EE09C01</w:t>
+              <w:t>$5206685</w:t>
             </w:r>
           </w:p>
         </w:tc>
@@ -8862,7 +8862,7 @@
                 <w:b w:val="0"/>
                 <w:sz w:val="16"/>
               </w:rPr>
-              <w:t>corp de iluminat siguranta led 9w, montaj apare...</w:t>
+              <w:t>clema de cabluri, pentru 10 conductori</w:t>
             </w:r>
           </w:p>
         </w:tc>
@@ -8892,7 +8892,7 @@
                 <w:b w:val="0"/>
                 <w:sz w:val="16"/>
               </w:rPr>
-              <w:t>24.0</w:t>
+              <w:t>200.0</w:t>
             </w:r>
           </w:p>
         </w:tc>
@@ -9011,7 +9011,7 @@
                 <w:b w:val="0"/>
                 <w:sz w:val="16"/>
               </w:rPr>
-              <w:t>$5535995</w:t>
+              <w:t>EE09C01</w:t>
             </w:r>
           </w:p>
         </w:tc>
@@ -9026,7 +9026,7 @@
                 <w:b w:val="0"/>
                 <w:sz w:val="16"/>
               </w:rPr>
-              <w:t>priza etansa cu contact de protectie, 230v, ip 44</w:t>
+              <w:t>corp de iluminat siguranta led 9w, montaj apare...</w:t>
             </w:r>
           </w:p>
         </w:tc>
@@ -9056,7 +9056,7 @@
                 <w:b w:val="0"/>
                 <w:sz w:val="16"/>
               </w:rPr>
-              <w:t>6.0</w:t>
+              <w:t>24.0</w:t>
             </w:r>
           </w:p>
         </w:tc>
@@ -9175,7 +9175,7 @@
                 <w:b w:val="0"/>
                 <w:sz w:val="16"/>
               </w:rPr>
-              <w:t>$5206685</w:t>
+              <w:t>EA02B03</w:t>
             </w:r>
           </w:p>
         </w:tc>
@@ -9190,7 +9190,7 @@
                 <w:b w:val="0"/>
                 <w:sz w:val="16"/>
               </w:rPr>
-              <w:t>clema de cabluri, pentru 10 conductori</w:t>
+              <w:t>cablu cupru n2xh 3x 2,5 mmp 100018764[1] - cabl...</w:t>
             </w:r>
           </w:p>
         </w:tc>
@@ -9205,7 +9205,7 @@
                 <w:b w:val="0"/>
                 <w:sz w:val="16"/>
               </w:rPr>
-              <w:t>buc</w:t>
+              <w:t>ml</w:t>
             </w:r>
           </w:p>
         </w:tc>
@@ -9220,7 +9220,7 @@
                 <w:b w:val="0"/>
                 <w:sz w:val="16"/>
               </w:rPr>
-              <w:t>200.0</w:t>
+              <w:t>2000.0</w:t>
             </w:r>
           </w:p>
         </w:tc>
@@ -11871,7 +11871,7 @@
                 <w:b w:val="0"/>
                 <w:sz w:val="16"/>
               </w:rPr>
-              <w:t>CF41B01</w:t>
+              <w:t>CD19E04</w:t>
             </w:r>
           </w:p>
         </w:tc>
@@ -11886,7 +11886,7 @@
                 <w:b w:val="0"/>
                 <w:sz w:val="16"/>
               </w:rPr>
-              <w:t>tencuiala pe baza de ciment</w:t>
+              <w:t>placaj gips carton rezistent la foc, grosime 12...</w:t>
             </w:r>
           </w:p>
         </w:tc>
@@ -11916,7 +11916,7 @@
                 <w:b w:val="0"/>
                 <w:sz w:val="16"/>
               </w:rPr>
-              <w:t>162.0</w:t>
+              <w:t>413.0</w:t>
             </w:r>
           </w:p>
         </w:tc>
@@ -12035,7 +12035,7 @@
                 <w:b w:val="0"/>
                 <w:sz w:val="16"/>
               </w:rPr>
-              <w:t>CD19E04</w:t>
+              <w:t>CF41B01</w:t>
             </w:r>
           </w:p>
         </w:tc>
@@ -12050,7 +12050,7 @@
                 <w:b w:val="0"/>
                 <w:sz w:val="16"/>
               </w:rPr>
-              <w:t>placaj gips carton rezistent la foc, grosime 12...</w:t>
+              <w:t>tencuiala pe baza de ciment</w:t>
             </w:r>
           </w:p>
         </w:tc>
@@ -12080,7 +12080,7 @@
                 <w:b w:val="0"/>
                 <w:sz w:val="16"/>
               </w:rPr>
-              <w:t>413.0</w:t>
+              <w:t>162.0</w:t>
             </w:r>
           </w:p>
         </w:tc>
@@ -16379,7 +16379,7 @@
                 <w:b w:val="0"/>
                 <w:sz w:val="16"/>
               </w:rPr>
-              <w:t>$4201705</w:t>
+              <w:t>$5701583</w:t>
             </w:r>
           </w:p>
         </w:tc>
@@ -16394,7 +16394,7 @@
                 <w:b w:val="0"/>
                 <w:sz w:val="16"/>
               </w:rPr>
-              <w:t>robinet retinere ventil 2 pn 6 mufa ni522</w:t>
+              <w:t>convectoradiator seven 600 14 elem cod 3os 0600</w:t>
             </w:r>
           </w:p>
         </w:tc>
@@ -16424,7 +16424,7 @@
                 <w:b w:val="0"/>
                 <w:sz w:val="16"/>
               </w:rPr>
-              <w:t>2.0</w:t>
+              <w:t>3.0</w:t>
             </w:r>
           </w:p>
         </w:tc>
@@ -16543,7 +16543,7 @@
                 <w:b w:val="0"/>
                 <w:sz w:val="16"/>
               </w:rPr>
-              <w:t>$5701583</w:t>
+              <w:t>$4201705</w:t>
             </w:r>
           </w:p>
         </w:tc>
@@ -16558,7 +16558,7 @@
                 <w:b w:val="0"/>
                 <w:sz w:val="16"/>
               </w:rPr>
-              <w:t>convectoradiator seven 600 14 elem cod 3os 0600</w:t>
+              <w:t>robinet retinere ventil 2 pn 6 mufa ni522</w:t>
             </w:r>
           </w:p>
         </w:tc>
@@ -16588,7 +16588,7 @@
                 <w:b w:val="0"/>
                 <w:sz w:val="16"/>
               </w:rPr>
-              <w:t>3.0</w:t>
+              <w:t>2.0</w:t>
             </w:r>
           </w:p>
         </w:tc>
@@ -17353,7 +17353,7 @@
                 <w:b w:val="0"/>
                 <w:sz w:val="16"/>
               </w:rPr>
-              <w:t>RPIA23G</w:t>
+              <w:t>ID03A01</w:t>
             </w:r>
           </w:p>
         </w:tc>
@@ -17368,7 +17368,7 @@
                 <w:b w:val="0"/>
                 <w:sz w:val="16"/>
               </w:rPr>
-              <w:t>montat puffer 300 litri</w:t>
+              <w:t>montare pompa caldura inverter incalzire- racir...</w:t>
             </w:r>
           </w:p>
         </w:tc>
@@ -17398,7 +17398,7 @@
                 <w:b w:val="0"/>
                 <w:sz w:val="16"/>
               </w:rPr>
-              <w:t>1.0</w:t>
+              <w:t>11.0</w:t>
             </w:r>
           </w:p>
         </w:tc>
@@ -17517,7 +17517,7 @@
                 <w:b w:val="0"/>
                 <w:sz w:val="16"/>
               </w:rPr>
-              <w:t>IB17C1</w:t>
+              <w:t>IA01D01</w:t>
             </w:r>
           </w:p>
         </w:tc>
@@ -17532,7 +17532,7 @@
                 <w:b w:val="0"/>
                 <w:sz w:val="16"/>
               </w:rPr>
-              <w:t>montare generator de curent , trifazat, diesel,...</w:t>
+              <w:t>montare aeroterma pe agent termic</w:t>
             </w:r>
           </w:p>
         </w:tc>
@@ -17562,7 +17562,7 @@
                 <w:b w:val="0"/>
                 <w:sz w:val="16"/>
               </w:rPr>
-              <w:t>1.0</w:t>
+              <w:t>3.0</w:t>
             </w:r>
           </w:p>
         </w:tc>
@@ -17681,7 +17681,7 @@
                 <w:b w:val="0"/>
                 <w:sz w:val="16"/>
               </w:rPr>
-              <w:t>IA13XA</w:t>
+              <w:t>RCSB15A</w:t>
             </w:r>
           </w:p>
         </w:tc>
@@ -17696,7 +17696,7 @@
                 <w:b w:val="0"/>
                 <w:sz w:val="16"/>
               </w:rPr>
-              <w:t>montaj recuperator de caldura min 185 mc/h</w:t>
+              <w:t>montare sursa suplimentara de incalzire (incalz...</w:t>
             </w:r>
           </w:p>
         </w:tc>
@@ -17860,7 +17860,7 @@
                 <w:b w:val="0"/>
                 <w:sz w:val="16"/>
               </w:rPr>
-              <w:t>montaj recuperator de caldura min.1100 mc/h, ne...</w:t>
+              <w:t>montaj recuperator de caldura min 185 mc/h</w:t>
             </w:r>
           </w:p>
         </w:tc>
@@ -17890,7 +17890,7 @@
                 <w:b w:val="0"/>
                 <w:sz w:val="16"/>
               </w:rPr>
-              <w:t>2.0</w:t>
+              <w:t>1.0</w:t>
             </w:r>
           </w:p>
         </w:tc>
@@ -18009,7 +18009,7 @@
                 <w:b w:val="0"/>
                 <w:sz w:val="16"/>
               </w:rPr>
-              <w:t>RCSB15A</w:t>
+              <w:t>IA13XA</w:t>
             </w:r>
           </w:p>
         </w:tc>
@@ -18024,7 +18024,7 @@
                 <w:b w:val="0"/>
                 <w:sz w:val="16"/>
               </w:rPr>
-              <w:t>montare sursa suplimentara de incalzire (incalz...</w:t>
+              <w:t>montaj recuperator de caldura min.1100 mc/h, ne...</w:t>
             </w:r>
           </w:p>
         </w:tc>
@@ -18054,7 +18054,7 @@
                 <w:b w:val="0"/>
                 <w:sz w:val="16"/>
               </w:rPr>
-              <w:t>1.0</w:t>
+              <w:t>2.0</w:t>
             </w:r>
           </w:p>
         </w:tc>
@@ -18173,7 +18173,7 @@
                 <w:b w:val="0"/>
                 <w:sz w:val="16"/>
               </w:rPr>
-              <w:t>IA11A01</w:t>
+              <w:t>RPIA23G</w:t>
             </w:r>
           </w:p>
         </w:tc>
@@ -18188,7 +18188,7 @@
                 <w:b w:val="0"/>
                 <w:sz w:val="16"/>
               </w:rPr>
-              <w:t>montaj pompa de circulatie agent termic</w:t>
+              <w:t>montat puffer 300 litri</w:t>
             </w:r>
           </w:p>
         </w:tc>
@@ -18218,7 +18218,7 @@
                 <w:b w:val="0"/>
                 <w:sz w:val="16"/>
               </w:rPr>
-              <w:t>4.0</w:t>
+              <w:t>1.0</w:t>
             </w:r>
           </w:p>
         </w:tc>
@@ -18337,7 +18337,7 @@
                 <w:b w:val="0"/>
                 <w:sz w:val="16"/>
               </w:rPr>
-              <w:t>IA01D01</w:t>
+              <w:t>IB17C1</w:t>
             </w:r>
           </w:p>
         </w:tc>
@@ -18352,7 +18352,7 @@
                 <w:b w:val="0"/>
                 <w:sz w:val="16"/>
               </w:rPr>
-              <w:t>montare aeroterma pe agent termic</w:t>
+              <w:t>montare generator de curent , trifazat, diesel,...</w:t>
             </w:r>
           </w:p>
         </w:tc>
@@ -18382,7 +18382,7 @@
                 <w:b w:val="0"/>
                 <w:sz w:val="16"/>
               </w:rPr>
-              <w:t>3.0</w:t>
+              <w:t>1.0</w:t>
             </w:r>
           </w:p>
         </w:tc>
@@ -18501,7 +18501,7 @@
                 <w:b w:val="0"/>
                 <w:sz w:val="16"/>
               </w:rPr>
-              <w:t>ID03A01</w:t>
+              <w:t>IA11A01</w:t>
             </w:r>
           </w:p>
         </w:tc>
@@ -18516,7 +18516,7 @@
                 <w:b w:val="0"/>
                 <w:sz w:val="16"/>
               </w:rPr>
-              <w:t>montare pompa caldura inverter incalzire- racir...</w:t>
+              <w:t>montaj pompa de circulatie agent termic</w:t>
             </w:r>
           </w:p>
         </w:tc>
@@ -18546,7 +18546,7 @@
                 <w:b w:val="0"/>
                 <w:sz w:val="16"/>
               </w:rPr>
-              <w:t>11.0</w:t>
+              <w:t>4.0</w:t>
             </w:r>
           </w:p>
         </w:tc>

--- a/output_AO/Raport_Oferta_1.docx
+++ b/output_AO/Raport_Oferta_1.docx
@@ -974,1518 +974,6 @@
         <w:tc>
           <w:tcPr>
             <w:tcW w:type="dxa" w:w="397"/>
-            <w:shd w:fill="FFCC99" w:val="clear"/>
-          </w:tcPr>
-          <w:p>
-            <w:r>
-              <w:rPr>
-                <w:b w:val="0"/>
-                <w:sz w:val="16"/>
-              </w:rPr>
-              <w:t>5</w:t>
-            </w:r>
-          </w:p>
-        </w:tc>
-        <w:tc>
-          <w:tcPr>
-            <w:tcW w:type="dxa" w:w="1701"/>
-            <w:shd w:fill="FFCC99" w:val="clear"/>
-          </w:tcPr>
-          <w:p>
-            <w:r>
-              <w:rPr>
-                <w:b w:val="0"/>
-                <w:sz w:val="16"/>
-              </w:rPr>
-              <w:t>2.1 - ARHITECTURA - LUCRARI NOI</w:t>
-            </w:r>
-          </w:p>
-        </w:tc>
-        <w:tc>
-          <w:tcPr>
-            <w:tcW w:type="dxa" w:w="850"/>
-            <w:shd w:fill="FFCC99" w:val="clear"/>
-          </w:tcPr>
-          <w:p>
-            <w:r>
-              <w:rPr>
-                <w:b w:val="0"/>
-                <w:sz w:val="16"/>
-              </w:rPr>
-              <w:t>RPCE07B+</w:t>
-            </w:r>
-          </w:p>
-        </w:tc>
-        <w:tc>
-          <w:tcPr>
-            <w:tcW w:type="dxa" w:w="1984"/>
-            <w:shd w:fill="FFCC99" w:val="clear"/>
-          </w:tcPr>
-          <w:p>
-            <w:r>
-              <w:rPr>
-                <w:b w:val="0"/>
-                <w:sz w:val="16"/>
-              </w:rPr>
-              <w:t>folie polietilena - aplicata in doua straturi</w:t>
-            </w:r>
-          </w:p>
-        </w:tc>
-        <w:tc>
-          <w:tcPr>
-            <w:tcW w:type="dxa" w:w="454"/>
-            <w:shd w:fill="FFCC99" w:val="clear"/>
-          </w:tcPr>
-          <w:p>
-            <w:r>
-              <w:rPr>
-                <w:b w:val="0"/>
-                <w:sz w:val="16"/>
-              </w:rPr>
-              <w:t>mp</w:t>
-            </w:r>
-          </w:p>
-        </w:tc>
-        <w:tc>
-          <w:tcPr>
-            <w:tcW w:type="dxa" w:w="680"/>
-            <w:shd w:fill="FFCC99" w:val="clear"/>
-          </w:tcPr>
-          <w:p>
-            <w:r>
-              <w:rPr>
-                <w:b w:val="0"/>
-                <w:sz w:val="16"/>
-              </w:rPr>
-              <w:t>870.0</w:t>
-            </w:r>
-          </w:p>
-        </w:tc>
-        <w:tc>
-          <w:tcPr>
-            <w:tcW w:type="dxa" w:w="850"/>
-            <w:shd w:fill="FFCC99" w:val="clear"/>
-          </w:tcPr>
-          <w:p>
-            <w:r>
-              <w:rPr>
-                <w:b w:val="0"/>
-                <w:sz w:val="16"/>
-              </w:rPr>
-              <w:t>RPCE07B+</w:t>
-            </w:r>
-          </w:p>
-        </w:tc>
-        <w:tc>
-          <w:tcPr>
-            <w:tcW w:type="dxa" w:w="1984"/>
-            <w:shd w:fill="FFCC99" w:val="clear"/>
-          </w:tcPr>
-          <w:p>
-            <w:r>
-              <w:rPr>
-                <w:b w:val="0"/>
-                <w:sz w:val="16"/>
-              </w:rPr>
-              <w:t>Deviz 3.1</w:t>
-            </w:r>
-          </w:p>
-        </w:tc>
-        <w:tc>
-          <w:tcPr>
-            <w:tcW w:type="dxa" w:w="454"/>
-            <w:shd w:fill="FFCC99" w:val="clear"/>
-          </w:tcPr>
-          <w:p>
-            <w:r>
-              <w:rPr>
-                <w:b w:val="0"/>
-                <w:sz w:val="16"/>
-              </w:rPr>
-              <w:t>mp</w:t>
-            </w:r>
-          </w:p>
-        </w:tc>
-        <w:tc>
-          <w:tcPr>
-            <w:tcW w:type="dxa" w:w="680"/>
-            <w:shd w:fill="FFCC99" w:val="clear"/>
-          </w:tcPr>
-          <w:p>
-            <w:r>
-              <w:rPr>
-                <w:b w:val="0"/>
-                <w:sz w:val="16"/>
-              </w:rPr>
-              <w:t>340.0</w:t>
-            </w:r>
-          </w:p>
-        </w:tc>
-        <w:tc>
-          <w:tcPr>
-            <w:tcW w:type="dxa" w:w="3572"/>
-            <w:shd w:fill="FFCC99" w:val="clear"/>
-          </w:tcPr>
-          <w:p>
-            <w:r>
-              <w:rPr>
-                <w:b w:val="0"/>
-                <w:color w:val="CC0000"/>
-                <w:sz w:val="16"/>
-              </w:rPr>
-              <w:t>ORPHAN: Cod 'RPCE07B+' identic, dar categorii DIFERITE. Cod RPCE07B+: REF categoriei 2.1 =&gt; OFERTA categoriei 3.1. VERIFICARE MANUALA NECESARA!</w:t>
-            </w:r>
-          </w:p>
-        </w:tc>
-      </w:tr>
-      <w:tr>
-        <w:tc>
-          <w:tcPr>
-            <w:tcW w:type="dxa" w:w="397"/>
-            <w:shd w:fill="FFCC99" w:val="clear"/>
-          </w:tcPr>
-          <w:p>
-            <w:r>
-              <w:rPr>
-                <w:b w:val="0"/>
-                <w:sz w:val="16"/>
-              </w:rPr>
-              <w:t>6</w:t>
-            </w:r>
-          </w:p>
-        </w:tc>
-        <w:tc>
-          <w:tcPr>
-            <w:tcW w:type="dxa" w:w="1701"/>
-            <w:shd w:fill="FFCC99" w:val="clear"/>
-          </w:tcPr>
-          <w:p>
-            <w:r>
-              <w:rPr>
-                <w:b w:val="0"/>
-                <w:sz w:val="16"/>
-              </w:rPr>
-              <w:t>2.1 - ARHITECTURA - LUCRARI NOI</w:t>
-            </w:r>
-          </w:p>
-        </w:tc>
-        <w:tc>
-          <w:tcPr>
-            <w:tcW w:type="dxa" w:w="850"/>
-            <w:shd w:fill="FFCC99" w:val="clear"/>
-          </w:tcPr>
-          <w:p>
-            <w:r>
-              <w:rPr>
-                <w:b w:val="0"/>
-                <w:sz w:val="16"/>
-              </w:rPr>
-              <w:t>RPCE31B+</w:t>
-            </w:r>
-          </w:p>
-        </w:tc>
-        <w:tc>
-          <w:tcPr>
-            <w:tcW w:type="dxa" w:w="1984"/>
-            <w:shd w:fill="FFCC99" w:val="clear"/>
-          </w:tcPr>
-          <w:p>
-            <w:r>
-              <w:rPr>
-                <w:b w:val="0"/>
-                <w:sz w:val="16"/>
-              </w:rPr>
-              <w:t>adeziv bituminos</w:t>
-            </w:r>
-          </w:p>
-        </w:tc>
-        <w:tc>
-          <w:tcPr>
-            <w:tcW w:type="dxa" w:w="454"/>
-            <w:shd w:fill="FFCC99" w:val="clear"/>
-          </w:tcPr>
-          <w:p>
-            <w:r>
-              <w:rPr>
-                <w:b w:val="0"/>
-                <w:sz w:val="16"/>
-              </w:rPr>
-              <w:t>mp</w:t>
-            </w:r>
-          </w:p>
-        </w:tc>
-        <w:tc>
-          <w:tcPr>
-            <w:tcW w:type="dxa" w:w="680"/>
-            <w:shd w:fill="FFCC99" w:val="clear"/>
-          </w:tcPr>
-          <w:p>
-            <w:r>
-              <w:rPr>
-                <w:b w:val="0"/>
-                <w:sz w:val="16"/>
-              </w:rPr>
-              <w:t>220.0</w:t>
-            </w:r>
-          </w:p>
-        </w:tc>
-        <w:tc>
-          <w:tcPr>
-            <w:tcW w:type="dxa" w:w="850"/>
-            <w:shd w:fill="FFCC99" w:val="clear"/>
-          </w:tcPr>
-          <w:p>
-            <w:r>
-              <w:rPr>
-                <w:b w:val="0"/>
-                <w:sz w:val="16"/>
-              </w:rPr>
-              <w:t>RPCE31B+</w:t>
-            </w:r>
-          </w:p>
-        </w:tc>
-        <w:tc>
-          <w:tcPr>
-            <w:tcW w:type="dxa" w:w="1984"/>
-            <w:shd w:fill="FFCC99" w:val="clear"/>
-          </w:tcPr>
-          <w:p>
-            <w:r>
-              <w:rPr>
-                <w:b w:val="0"/>
-                <w:sz w:val="16"/>
-              </w:rPr>
-              <w:t>Deviz 3.1</w:t>
-            </w:r>
-          </w:p>
-        </w:tc>
-        <w:tc>
-          <w:tcPr>
-            <w:tcW w:type="dxa" w:w="454"/>
-            <w:shd w:fill="FFCC99" w:val="clear"/>
-          </w:tcPr>
-          <w:p>
-            <w:r>
-              <w:rPr>
-                <w:b w:val="0"/>
-                <w:sz w:val="16"/>
-              </w:rPr>
-              <w:t>mp</w:t>
-            </w:r>
-          </w:p>
-        </w:tc>
-        <w:tc>
-          <w:tcPr>
-            <w:tcW w:type="dxa" w:w="680"/>
-            <w:shd w:fill="FFCC99" w:val="clear"/>
-          </w:tcPr>
-          <w:p>
-            <w:r>
-              <w:rPr>
-                <w:b w:val="0"/>
-                <w:sz w:val="16"/>
-              </w:rPr>
-              <w:t>162.0</w:t>
-            </w:r>
-          </w:p>
-        </w:tc>
-        <w:tc>
-          <w:tcPr>
-            <w:tcW w:type="dxa" w:w="3572"/>
-            <w:shd w:fill="FFCC99" w:val="clear"/>
-          </w:tcPr>
-          <w:p>
-            <w:r>
-              <w:rPr>
-                <w:b w:val="0"/>
-                <w:color w:val="CC0000"/>
-                <w:sz w:val="16"/>
-              </w:rPr>
-              <w:t>ORPHAN: Cod 'RPCE31B+' identic, dar categorii DIFERITE. Cod RPCE31B+: REF categoriei 2.1 =&gt; OFERTA categoriei 3.1. VERIFICARE MANUALA NECESARA!</w:t>
-            </w:r>
-          </w:p>
-        </w:tc>
-      </w:tr>
-      <w:tr>
-        <w:tc>
-          <w:tcPr>
-            <w:tcW w:type="dxa" w:w="397"/>
-            <w:shd w:fill="FFCC99" w:val="clear"/>
-          </w:tcPr>
-          <w:p>
-            <w:r>
-              <w:rPr>
-                <w:b w:val="0"/>
-                <w:sz w:val="16"/>
-              </w:rPr>
-              <w:t>7</w:t>
-            </w:r>
-          </w:p>
-        </w:tc>
-        <w:tc>
-          <w:tcPr>
-            <w:tcW w:type="dxa" w:w="1701"/>
-            <w:shd w:fill="FFCC99" w:val="clear"/>
-          </w:tcPr>
-          <w:p>
-            <w:r>
-              <w:rPr>
-                <w:b w:val="0"/>
-                <w:sz w:val="16"/>
-              </w:rPr>
-              <w:t>2.1 - ARHITECTURA - LUCRARI NOI</w:t>
-            </w:r>
-          </w:p>
-        </w:tc>
-        <w:tc>
-          <w:tcPr>
-            <w:tcW w:type="dxa" w:w="850"/>
-            <w:shd w:fill="FFCC99" w:val="clear"/>
-          </w:tcPr>
-          <w:p>
-            <w:r>
-              <w:rPr>
-                <w:b w:val="0"/>
-                <w:sz w:val="16"/>
-              </w:rPr>
-              <w:t>RPCE31E+</w:t>
-            </w:r>
-          </w:p>
-        </w:tc>
-        <w:tc>
-          <w:tcPr>
-            <w:tcW w:type="dxa" w:w="1984"/>
-            <w:shd w:fill="FFCC99" w:val="clear"/>
-          </w:tcPr>
-          <w:p>
-            <w:r>
-              <w:rPr>
-                <w:b w:val="0"/>
-                <w:sz w:val="16"/>
-              </w:rPr>
-              <w:t>hidroizolatie membrana bituminoasa cu armatura din</w:t>
-            </w:r>
-          </w:p>
-        </w:tc>
-        <w:tc>
-          <w:tcPr>
-            <w:tcW w:type="dxa" w:w="454"/>
-            <w:shd w:fill="FFCC99" w:val="clear"/>
-          </w:tcPr>
-          <w:p>
-            <w:r>
-              <w:rPr>
-                <w:b w:val="0"/>
-                <w:sz w:val="16"/>
-              </w:rPr>
-              <w:t>mp</w:t>
-            </w:r>
-          </w:p>
-        </w:tc>
-        <w:tc>
-          <w:tcPr>
-            <w:tcW w:type="dxa" w:w="680"/>
-            <w:shd w:fill="FFCC99" w:val="clear"/>
-          </w:tcPr>
-          <w:p>
-            <w:r>
-              <w:rPr>
-                <w:b w:val="0"/>
-                <w:sz w:val="16"/>
-              </w:rPr>
-              <w:t>69.0</w:t>
-            </w:r>
-          </w:p>
-        </w:tc>
-        <w:tc>
-          <w:tcPr>
-            <w:tcW w:type="dxa" w:w="850"/>
-            <w:shd w:fill="FFCC99" w:val="clear"/>
-          </w:tcPr>
-          <w:p>
-            <w:r>
-              <w:rPr>
-                <w:b w:val="0"/>
-                <w:sz w:val="16"/>
-              </w:rPr>
-              <w:t>RPCE31E+</w:t>
-            </w:r>
-          </w:p>
-        </w:tc>
-        <w:tc>
-          <w:tcPr>
-            <w:tcW w:type="dxa" w:w="1984"/>
-            <w:shd w:fill="FFCC99" w:val="clear"/>
-          </w:tcPr>
-          <w:p>
-            <w:r>
-              <w:rPr>
-                <w:b w:val="0"/>
-                <w:sz w:val="16"/>
-              </w:rPr>
-              <w:t>Deviz 3.1</w:t>
-            </w:r>
-          </w:p>
-        </w:tc>
-        <w:tc>
-          <w:tcPr>
-            <w:tcW w:type="dxa" w:w="454"/>
-            <w:shd w:fill="FFCC99" w:val="clear"/>
-          </w:tcPr>
-          <w:p>
-            <w:r>
-              <w:rPr>
-                <w:b w:val="0"/>
-                <w:sz w:val="16"/>
-              </w:rPr>
-              <w:t>mp</w:t>
-            </w:r>
-          </w:p>
-        </w:tc>
-        <w:tc>
-          <w:tcPr>
-            <w:tcW w:type="dxa" w:w="680"/>
-            <w:shd w:fill="FFCC99" w:val="clear"/>
-          </w:tcPr>
-          <w:p>
-            <w:r>
-              <w:rPr>
-                <w:b w:val="0"/>
-                <w:sz w:val="16"/>
-              </w:rPr>
-              <w:t>53.0</w:t>
-            </w:r>
-          </w:p>
-        </w:tc>
-        <w:tc>
-          <w:tcPr>
-            <w:tcW w:type="dxa" w:w="3572"/>
-            <w:shd w:fill="FFCC99" w:val="clear"/>
-          </w:tcPr>
-          <w:p>
-            <w:r>
-              <w:rPr>
-                <w:b w:val="0"/>
-                <w:color w:val="CC0000"/>
-                <w:sz w:val="16"/>
-              </w:rPr>
-              <w:t>ORPHAN: Cod 'RPCE31E+' identic, dar categorii DIFERITE. Cod RPCE31E+: REF categoriei 2.1 =&gt; OFERTA categoriei 3.1. VERIFICARE MANUALA NECESARA!</w:t>
-            </w:r>
-          </w:p>
-        </w:tc>
-      </w:tr>
-      <w:tr>
-        <w:tc>
-          <w:tcPr>
-            <w:tcW w:type="dxa" w:w="397"/>
-            <w:shd w:fill="FFCC99" w:val="clear"/>
-          </w:tcPr>
-          <w:p>
-            <w:r>
-              <w:rPr>
-                <w:b w:val="0"/>
-                <w:sz w:val="16"/>
-              </w:rPr>
-              <w:t>8</w:t>
-            </w:r>
-          </w:p>
-        </w:tc>
-        <w:tc>
-          <w:tcPr>
-            <w:tcW w:type="dxa" w:w="1701"/>
-            <w:shd w:fill="FFCC99" w:val="clear"/>
-          </w:tcPr>
-          <w:p>
-            <w:r>
-              <w:rPr>
-                <w:b w:val="0"/>
-                <w:sz w:val="16"/>
-              </w:rPr>
-              <w:t>2.1 - ARHITECTURA - LUCRARI NOI</w:t>
-            </w:r>
-          </w:p>
-        </w:tc>
-        <w:tc>
-          <w:tcPr>
-            <w:tcW w:type="dxa" w:w="850"/>
-            <w:shd w:fill="FFCC99" w:val="clear"/>
-          </w:tcPr>
-          <w:p>
-            <w:r>
-              <w:rPr>
-                <w:b w:val="0"/>
-                <w:sz w:val="16"/>
-              </w:rPr>
-              <w:t>CG42B01+</w:t>
-            </w:r>
-          </w:p>
-        </w:tc>
-        <w:tc>
-          <w:tcPr>
-            <w:tcW w:type="dxa" w:w="1984"/>
-            <w:shd w:fill="FFCC99" w:val="clear"/>
-          </w:tcPr>
-          <w:p>
-            <w:r>
-              <w:rPr>
-                <w:b w:val="0"/>
-                <w:sz w:val="16"/>
-              </w:rPr>
-              <w:t>sapa de egalizare trepte scara</w:t>
-            </w:r>
-          </w:p>
-        </w:tc>
-        <w:tc>
-          <w:tcPr>
-            <w:tcW w:type="dxa" w:w="454"/>
-            <w:shd w:fill="FFCC99" w:val="clear"/>
-          </w:tcPr>
-          <w:p>
-            <w:r>
-              <w:rPr>
-                <w:b w:val="0"/>
-                <w:sz w:val="16"/>
-              </w:rPr>
-              <w:t>mp</w:t>
-            </w:r>
-          </w:p>
-        </w:tc>
-        <w:tc>
-          <w:tcPr>
-            <w:tcW w:type="dxa" w:w="680"/>
-            <w:shd w:fill="FFCC99" w:val="clear"/>
-          </w:tcPr>
-          <w:p>
-            <w:r>
-              <w:rPr>
-                <w:b w:val="0"/>
-                <w:sz w:val="16"/>
-              </w:rPr>
-              <w:t>28.0</w:t>
-            </w:r>
-          </w:p>
-        </w:tc>
-        <w:tc>
-          <w:tcPr>
-            <w:tcW w:type="dxa" w:w="850"/>
-            <w:shd w:fill="FFCC99" w:val="clear"/>
-          </w:tcPr>
-          <w:p>
-            <w:r>
-              <w:rPr>
-                <w:b w:val="0"/>
-                <w:sz w:val="16"/>
-              </w:rPr>
-              <w:t>CG42B01+</w:t>
-            </w:r>
-          </w:p>
-        </w:tc>
-        <w:tc>
-          <w:tcPr>
-            <w:tcW w:type="dxa" w:w="1984"/>
-            <w:shd w:fill="FFCC99" w:val="clear"/>
-          </w:tcPr>
-          <w:p>
-            <w:r>
-              <w:rPr>
-                <w:b w:val="0"/>
-                <w:sz w:val="16"/>
-              </w:rPr>
-              <w:t>Deviz 3.1</w:t>
-            </w:r>
-          </w:p>
-        </w:tc>
-        <w:tc>
-          <w:tcPr>
-            <w:tcW w:type="dxa" w:w="454"/>
-            <w:shd w:fill="FFCC99" w:val="clear"/>
-          </w:tcPr>
-          <w:p>
-            <w:r>
-              <w:rPr>
-                <w:b w:val="0"/>
-                <w:sz w:val="16"/>
-              </w:rPr>
-              <w:t>mp</w:t>
-            </w:r>
-          </w:p>
-        </w:tc>
-        <w:tc>
-          <w:tcPr>
-            <w:tcW w:type="dxa" w:w="680"/>
-            <w:shd w:fill="FFCC99" w:val="clear"/>
-          </w:tcPr>
-          <w:p>
-            <w:r>
-              <w:rPr>
-                <w:b w:val="0"/>
-                <w:sz w:val="16"/>
-              </w:rPr>
-              <w:t>3.0</w:t>
-            </w:r>
-          </w:p>
-        </w:tc>
-        <w:tc>
-          <w:tcPr>
-            <w:tcW w:type="dxa" w:w="3572"/>
-            <w:shd w:fill="FFCC99" w:val="clear"/>
-          </w:tcPr>
-          <w:p>
-            <w:r>
-              <w:rPr>
-                <w:b w:val="0"/>
-                <w:color w:val="CC0000"/>
-                <w:sz w:val="16"/>
-              </w:rPr>
-              <w:t>ORPHAN: Cod 'CG42B01+' identic, dar categorii DIFERITE. Cod CG42B01+: REF categoriei 2.1 =&gt; OFERTA categoriei 3.1. VERIFICARE MANUALA NECESARA!</w:t>
-            </w:r>
-          </w:p>
-        </w:tc>
-      </w:tr>
-      <w:tr>
-        <w:tc>
-          <w:tcPr>
-            <w:tcW w:type="dxa" w:w="397"/>
-            <w:shd w:fill="FFCC99" w:val="clear"/>
-          </w:tcPr>
-          <w:p>
-            <w:r>
-              <w:rPr>
-                <w:b w:val="0"/>
-                <w:sz w:val="16"/>
-              </w:rPr>
-              <w:t>9</w:t>
-            </w:r>
-          </w:p>
-        </w:tc>
-        <w:tc>
-          <w:tcPr>
-            <w:tcW w:type="dxa" w:w="1701"/>
-            <w:shd w:fill="FFCC99" w:val="clear"/>
-          </w:tcPr>
-          <w:p>
-            <w:r>
-              <w:rPr>
-                <w:b w:val="0"/>
-                <w:sz w:val="16"/>
-              </w:rPr>
-              <w:t>2.1 - ARHITECTURA - LUCRARI NOI</w:t>
-            </w:r>
-          </w:p>
-        </w:tc>
-        <w:tc>
-          <w:tcPr>
-            <w:tcW w:type="dxa" w:w="850"/>
-            <w:shd w:fill="FFCC99" w:val="clear"/>
-          </w:tcPr>
-          <w:p>
-            <w:r>
-              <w:rPr>
-                <w:b w:val="0"/>
-                <w:sz w:val="16"/>
-              </w:rPr>
-              <w:t>RPCE26A+</w:t>
-            </w:r>
-          </w:p>
-        </w:tc>
-        <w:tc>
-          <w:tcPr>
-            <w:tcW w:type="dxa" w:w="1984"/>
-            <w:shd w:fill="FFCC99" w:val="clear"/>
-          </w:tcPr>
-          <w:p>
-            <w:r>
-              <w:rPr>
-                <w:b w:val="0"/>
-                <w:sz w:val="16"/>
-              </w:rPr>
-              <w:t>hidroizolatie bituminoasa pensulabila</w:t>
-            </w:r>
-          </w:p>
-        </w:tc>
-        <w:tc>
-          <w:tcPr>
-            <w:tcW w:type="dxa" w:w="454"/>
-            <w:shd w:fill="FFCC99" w:val="clear"/>
-          </w:tcPr>
-          <w:p>
-            <w:r>
-              <w:rPr>
-                <w:b w:val="0"/>
-                <w:sz w:val="16"/>
-              </w:rPr>
-              <w:t>mp</w:t>
-            </w:r>
-          </w:p>
-        </w:tc>
-        <w:tc>
-          <w:tcPr>
-            <w:tcW w:type="dxa" w:w="680"/>
-            <w:shd w:fill="FFCC99" w:val="clear"/>
-          </w:tcPr>
-          <w:p>
-            <w:r>
-              <w:rPr>
-                <w:b w:val="0"/>
-                <w:sz w:val="16"/>
-              </w:rPr>
-              <w:t>18.0</w:t>
-            </w:r>
-          </w:p>
-        </w:tc>
-        <w:tc>
-          <w:tcPr>
-            <w:tcW w:type="dxa" w:w="850"/>
-            <w:shd w:fill="FFCC99" w:val="clear"/>
-          </w:tcPr>
-          <w:p>
-            <w:r>
-              <w:rPr>
-                <w:b w:val="0"/>
-                <w:sz w:val="16"/>
-              </w:rPr>
-              <w:t>RPCE26A+</w:t>
-            </w:r>
-          </w:p>
-        </w:tc>
-        <w:tc>
-          <w:tcPr>
-            <w:tcW w:type="dxa" w:w="1984"/>
-            <w:shd w:fill="FFCC99" w:val="clear"/>
-          </w:tcPr>
-          <w:p>
-            <w:r>
-              <w:rPr>
-                <w:b w:val="0"/>
-                <w:sz w:val="16"/>
-              </w:rPr>
-              <w:t>Deviz 3.1</w:t>
-            </w:r>
-          </w:p>
-        </w:tc>
-        <w:tc>
-          <w:tcPr>
-            <w:tcW w:type="dxa" w:w="454"/>
-            <w:shd w:fill="FFCC99" w:val="clear"/>
-          </w:tcPr>
-          <w:p>
-            <w:r>
-              <w:rPr>
-                <w:b w:val="0"/>
-                <w:sz w:val="16"/>
-              </w:rPr>
-              <w:t>mp</w:t>
-            </w:r>
-          </w:p>
-        </w:tc>
-        <w:tc>
-          <w:tcPr>
-            <w:tcW w:type="dxa" w:w="680"/>
-            <w:shd w:fill="FFCC99" w:val="clear"/>
-          </w:tcPr>
-          <w:p>
-            <w:r>
-              <w:rPr>
-                <w:b w:val="0"/>
-                <w:sz w:val="16"/>
-              </w:rPr>
-              <w:t>30.0</w:t>
-            </w:r>
-          </w:p>
-        </w:tc>
-        <w:tc>
-          <w:tcPr>
-            <w:tcW w:type="dxa" w:w="3572"/>
-            <w:shd w:fill="FFCC99" w:val="clear"/>
-          </w:tcPr>
-          <w:p>
-            <w:r>
-              <w:rPr>
-                <w:b w:val="0"/>
-                <w:color w:val="CC0000"/>
-                <w:sz w:val="16"/>
-              </w:rPr>
-              <w:t>ORPHAN: Cod 'RPCE26A+' identic, dar categorii DIFERITE. Cod RPCE26A+: REF categoriei 2.1 =&gt; OFERTA categoriei 3.1. VERIFICARE MANUALA NECESARA!</w:t>
-            </w:r>
-          </w:p>
-        </w:tc>
-      </w:tr>
-      <w:tr>
-        <w:tc>
-          <w:tcPr>
-            <w:tcW w:type="dxa" w:w="397"/>
-            <w:shd w:fill="FFCC99" w:val="clear"/>
-          </w:tcPr>
-          <w:p>
-            <w:r>
-              <w:rPr>
-                <w:b w:val="0"/>
-                <w:sz w:val="16"/>
-              </w:rPr>
-              <w:t>10</w:t>
-            </w:r>
-          </w:p>
-        </w:tc>
-        <w:tc>
-          <w:tcPr>
-            <w:tcW w:type="dxa" w:w="1701"/>
-            <w:shd w:fill="FFCC99" w:val="clear"/>
-          </w:tcPr>
-          <w:p>
-            <w:r>
-              <w:rPr>
-                <w:b w:val="0"/>
-                <w:sz w:val="16"/>
-              </w:rPr>
-              <w:t>2.1 - ARHITECTURA - LUCRARI NOI</w:t>
-            </w:r>
-          </w:p>
-        </w:tc>
-        <w:tc>
-          <w:tcPr>
-            <w:tcW w:type="dxa" w:w="850"/>
-            <w:shd w:fill="FFCC99" w:val="clear"/>
-          </w:tcPr>
-          <w:p>
-            <w:r>
-              <w:rPr>
-                <w:b w:val="0"/>
-                <w:sz w:val="16"/>
-              </w:rPr>
-              <w:t>RPCE31A+</w:t>
-            </w:r>
-          </w:p>
-        </w:tc>
-        <w:tc>
-          <w:tcPr>
-            <w:tcW w:type="dxa" w:w="1984"/>
-            <w:shd w:fill="FFCC99" w:val="clear"/>
-          </w:tcPr>
-          <w:p>
-            <w:r>
-              <w:rPr>
-                <w:b w:val="0"/>
-                <w:sz w:val="16"/>
-              </w:rPr>
-              <w:t>hidroizolatie membrana bituminoasa cu armatura din</w:t>
-            </w:r>
-          </w:p>
-        </w:tc>
-        <w:tc>
-          <w:tcPr>
-            <w:tcW w:type="dxa" w:w="454"/>
-            <w:shd w:fill="FFCC99" w:val="clear"/>
-          </w:tcPr>
-          <w:p>
-            <w:r>
-              <w:rPr>
-                <w:b w:val="0"/>
-                <w:sz w:val="16"/>
-              </w:rPr>
-              <w:t>mp</w:t>
-            </w:r>
-          </w:p>
-        </w:tc>
-        <w:tc>
-          <w:tcPr>
-            <w:tcW w:type="dxa" w:w="680"/>
-            <w:shd w:fill="FFCC99" w:val="clear"/>
-          </w:tcPr>
-          <w:p>
-            <w:r>
-              <w:rPr>
-                <w:b w:val="0"/>
-                <w:sz w:val="16"/>
-              </w:rPr>
-              <w:t>69.0</w:t>
-            </w:r>
-          </w:p>
-        </w:tc>
-        <w:tc>
-          <w:tcPr>
-            <w:tcW w:type="dxa" w:w="850"/>
-            <w:shd w:fill="FFCC99" w:val="clear"/>
-          </w:tcPr>
-          <w:p>
-            <w:r>
-              <w:rPr>
-                <w:b w:val="0"/>
-                <w:sz w:val="16"/>
-              </w:rPr>
-              <w:t>RPCE31A+</w:t>
-            </w:r>
-          </w:p>
-        </w:tc>
-        <w:tc>
-          <w:tcPr>
-            <w:tcW w:type="dxa" w:w="1984"/>
-            <w:shd w:fill="FFCC99" w:val="clear"/>
-          </w:tcPr>
-          <w:p>
-            <w:r>
-              <w:rPr>
-                <w:b w:val="0"/>
-                <w:sz w:val="16"/>
-              </w:rPr>
-              <w:t>Deviz 3.1</w:t>
-            </w:r>
-          </w:p>
-        </w:tc>
-        <w:tc>
-          <w:tcPr>
-            <w:tcW w:type="dxa" w:w="454"/>
-            <w:shd w:fill="FFCC99" w:val="clear"/>
-          </w:tcPr>
-          <w:p>
-            <w:r>
-              <w:rPr>
-                <w:b w:val="0"/>
-                <w:sz w:val="16"/>
-              </w:rPr>
-              <w:t>mp</w:t>
-            </w:r>
-          </w:p>
-        </w:tc>
-        <w:tc>
-          <w:tcPr>
-            <w:tcW w:type="dxa" w:w="680"/>
-            <w:shd w:fill="FFCC99" w:val="clear"/>
-          </w:tcPr>
-          <w:p>
-            <w:r>
-              <w:rPr>
-                <w:b w:val="0"/>
-                <w:sz w:val="16"/>
-              </w:rPr>
-              <w:t>86.0</w:t>
-            </w:r>
-          </w:p>
-        </w:tc>
-        <w:tc>
-          <w:tcPr>
-            <w:tcW w:type="dxa" w:w="3572"/>
-            <w:shd w:fill="FFCC99" w:val="clear"/>
-          </w:tcPr>
-          <w:p>
-            <w:r>
-              <w:rPr>
-                <w:b w:val="0"/>
-                <w:color w:val="CC0000"/>
-                <w:sz w:val="16"/>
-              </w:rPr>
-              <w:t>ORPHAN: Cod 'RPCE31A+' identic, dar categorii DIFERITE. Cod RPCE31A+: REF categoriei 2.1 =&gt; OFERTA categoriei 3.1. VERIFICARE MANUALA NECESARA!</w:t>
-            </w:r>
-          </w:p>
-        </w:tc>
-      </w:tr>
-      <w:tr>
-        <w:tc>
-          <w:tcPr>
-            <w:tcW w:type="dxa" w:w="397"/>
-            <w:shd w:fill="FFCC99" w:val="clear"/>
-          </w:tcPr>
-          <w:p>
-            <w:r>
-              <w:rPr>
-                <w:b w:val="0"/>
-                <w:sz w:val="16"/>
-              </w:rPr>
-              <w:t>11</w:t>
-            </w:r>
-          </w:p>
-        </w:tc>
-        <w:tc>
-          <w:tcPr>
-            <w:tcW w:type="dxa" w:w="1701"/>
-            <w:shd w:fill="FFCC99" w:val="clear"/>
-          </w:tcPr>
-          <w:p>
-            <w:r>
-              <w:rPr>
-                <w:b w:val="0"/>
-                <w:sz w:val="16"/>
-              </w:rPr>
-              <w:t>2.1 - ARHITECTURA - LUCRARI NOI</w:t>
-            </w:r>
-          </w:p>
-        </w:tc>
-        <w:tc>
-          <w:tcPr>
-            <w:tcW w:type="dxa" w:w="850"/>
-            <w:shd w:fill="FFCC99" w:val="clear"/>
-          </w:tcPr>
-          <w:p>
-            <w:r>
-              <w:rPr>
-                <w:b w:val="0"/>
-                <w:sz w:val="16"/>
-              </w:rPr>
-              <w:t>RPCQ06A+</w:t>
-            </w:r>
-          </w:p>
-        </w:tc>
-        <w:tc>
-          <w:tcPr>
-            <w:tcW w:type="dxa" w:w="1984"/>
-            <w:shd w:fill="FFCC99" w:val="clear"/>
-          </w:tcPr>
-          <w:p>
-            <w:r>
-              <w:rPr>
-                <w:b w:val="0"/>
-                <w:sz w:val="16"/>
-              </w:rPr>
-              <w:t>tamplarie pvc cu geam tripan culoare lemn</w:t>
-            </w:r>
-          </w:p>
-        </w:tc>
-        <w:tc>
-          <w:tcPr>
-            <w:tcW w:type="dxa" w:w="454"/>
-            <w:shd w:fill="FFCC99" w:val="clear"/>
-          </w:tcPr>
-          <w:p>
-            <w:r>
-              <w:rPr>
-                <w:b w:val="0"/>
-                <w:sz w:val="16"/>
-              </w:rPr>
-              <w:t>mp</w:t>
-            </w:r>
-          </w:p>
-        </w:tc>
-        <w:tc>
-          <w:tcPr>
-            <w:tcW w:type="dxa" w:w="680"/>
-            <w:shd w:fill="FFCC99" w:val="clear"/>
-          </w:tcPr>
-          <w:p>
-            <w:r>
-              <w:rPr>
-                <w:b w:val="0"/>
-                <w:sz w:val="16"/>
-              </w:rPr>
-              <w:t>299.0</w:t>
-            </w:r>
-          </w:p>
-        </w:tc>
-        <w:tc>
-          <w:tcPr>
-            <w:tcW w:type="dxa" w:w="850"/>
-            <w:shd w:fill="FFCC99" w:val="clear"/>
-          </w:tcPr>
-          <w:p>
-            <w:r>
-              <w:rPr>
-                <w:b w:val="0"/>
-                <w:sz w:val="16"/>
-              </w:rPr>
-              <w:t>RPCQ06A+</w:t>
-            </w:r>
-          </w:p>
-        </w:tc>
-        <w:tc>
-          <w:tcPr>
-            <w:tcW w:type="dxa" w:w="1984"/>
-            <w:shd w:fill="FFCC99" w:val="clear"/>
-          </w:tcPr>
-          <w:p>
-            <w:r>
-              <w:rPr>
-                <w:b w:val="0"/>
-                <w:sz w:val="16"/>
-              </w:rPr>
-              <w:t>Deviz 3.1</w:t>
-            </w:r>
-          </w:p>
-        </w:tc>
-        <w:tc>
-          <w:tcPr>
-            <w:tcW w:type="dxa" w:w="454"/>
-            <w:shd w:fill="FFCC99" w:val="clear"/>
-          </w:tcPr>
-          <w:p>
-            <w:r>
-              <w:rPr>
-                <w:b w:val="0"/>
-                <w:sz w:val="16"/>
-              </w:rPr>
-              <w:t>mp</w:t>
-            </w:r>
-          </w:p>
-        </w:tc>
-        <w:tc>
-          <w:tcPr>
-            <w:tcW w:type="dxa" w:w="680"/>
-            <w:shd w:fill="FFCC99" w:val="clear"/>
-          </w:tcPr>
-          <w:p>
-            <w:r>
-              <w:rPr>
-                <w:b w:val="0"/>
-                <w:sz w:val="16"/>
-              </w:rPr>
-              <w:t>50.0</w:t>
-            </w:r>
-          </w:p>
-        </w:tc>
-        <w:tc>
-          <w:tcPr>
-            <w:tcW w:type="dxa" w:w="3572"/>
-            <w:shd w:fill="FFCC99" w:val="clear"/>
-          </w:tcPr>
-          <w:p>
-            <w:r>
-              <w:rPr>
-                <w:b w:val="0"/>
-                <w:color w:val="CC0000"/>
-                <w:sz w:val="16"/>
-              </w:rPr>
-              <w:t>ORPHAN: Cod 'RPCQ06A+' identic, dar categorii DIFERITE. Cod RPCQ06A+: REF categoriei 2.1 =&gt; OFERTA categoriei 3.1. VERIFICARE MANUALA NECESARA!</w:t>
-            </w:r>
-          </w:p>
-        </w:tc>
-      </w:tr>
-      <w:tr>
-        <w:tc>
-          <w:tcPr>
-            <w:tcW w:type="dxa" w:w="397"/>
-            <w:shd w:fill="FFCC99" w:val="clear"/>
-          </w:tcPr>
-          <w:p>
-            <w:r>
-              <w:rPr>
-                <w:b w:val="0"/>
-                <w:sz w:val="16"/>
-              </w:rPr>
-              <w:t>12</w:t>
-            </w:r>
-          </w:p>
-        </w:tc>
-        <w:tc>
-          <w:tcPr>
-            <w:tcW w:type="dxa" w:w="1701"/>
-            <w:shd w:fill="FFCC99" w:val="clear"/>
-          </w:tcPr>
-          <w:p>
-            <w:r>
-              <w:rPr>
-                <w:b w:val="0"/>
-                <w:sz w:val="16"/>
-              </w:rPr>
-              <w:t>2.1 - ARHITECTURA - LUCRARI NOI</w:t>
-            </w:r>
-          </w:p>
-        </w:tc>
-        <w:tc>
-          <w:tcPr>
-            <w:tcW w:type="dxa" w:w="850"/>
-            <w:shd w:fill="FFCC99" w:val="clear"/>
-          </w:tcPr>
-          <w:p>
-            <w:r>
-              <w:rPr>
-                <w:b w:val="0"/>
-                <w:sz w:val="16"/>
-              </w:rPr>
-              <w:t>RPCI22C+</w:t>
-            </w:r>
-          </w:p>
-        </w:tc>
-        <w:tc>
-          <w:tcPr>
-            <w:tcW w:type="dxa" w:w="1984"/>
-            <w:shd w:fill="FFCC99" w:val="clear"/>
-          </w:tcPr>
-          <w:p>
-            <w:r>
-              <w:rPr>
-                <w:b w:val="0"/>
-                <w:sz w:val="16"/>
-              </w:rPr>
-              <w:t>glaf tabla, vopsit culoare ral 9011</w:t>
-            </w:r>
-          </w:p>
-        </w:tc>
-        <w:tc>
-          <w:tcPr>
-            <w:tcW w:type="dxa" w:w="454"/>
-            <w:shd w:fill="FFCC99" w:val="clear"/>
-          </w:tcPr>
-          <w:p>
-            <w:r>
-              <w:rPr>
-                <w:b w:val="0"/>
-                <w:sz w:val="16"/>
-              </w:rPr>
-              <w:t>ml</w:t>
-            </w:r>
-          </w:p>
-        </w:tc>
-        <w:tc>
-          <w:tcPr>
-            <w:tcW w:type="dxa" w:w="680"/>
-            <w:shd w:fill="FFCC99" w:val="clear"/>
-          </w:tcPr>
-          <w:p>
-            <w:r>
-              <w:rPr>
-                <w:b w:val="0"/>
-                <w:sz w:val="16"/>
-              </w:rPr>
-              <w:t>160.0</w:t>
-            </w:r>
-          </w:p>
-        </w:tc>
-        <w:tc>
-          <w:tcPr>
-            <w:tcW w:type="dxa" w:w="850"/>
-            <w:shd w:fill="FFCC99" w:val="clear"/>
-          </w:tcPr>
-          <w:p>
-            <w:r>
-              <w:rPr>
-                <w:b w:val="0"/>
-                <w:sz w:val="16"/>
-              </w:rPr>
-              <w:t>RPCI22C+</w:t>
-            </w:r>
-          </w:p>
-        </w:tc>
-        <w:tc>
-          <w:tcPr>
-            <w:tcW w:type="dxa" w:w="1984"/>
-            <w:shd w:fill="FFCC99" w:val="clear"/>
-          </w:tcPr>
-          <w:p>
-            <w:r>
-              <w:rPr>
-                <w:b w:val="0"/>
-                <w:sz w:val="16"/>
-              </w:rPr>
-              <w:t>Deviz 3.1</w:t>
-            </w:r>
-          </w:p>
-        </w:tc>
-        <w:tc>
-          <w:tcPr>
-            <w:tcW w:type="dxa" w:w="454"/>
-            <w:shd w:fill="FFCC99" w:val="clear"/>
-          </w:tcPr>
-          <w:p>
-            <w:r>
-              <w:rPr>
-                <w:b w:val="0"/>
-                <w:sz w:val="16"/>
-              </w:rPr>
-              <w:t>ml</w:t>
-            </w:r>
-          </w:p>
-        </w:tc>
-        <w:tc>
-          <w:tcPr>
-            <w:tcW w:type="dxa" w:w="680"/>
-            <w:shd w:fill="FFCC99" w:val="clear"/>
-          </w:tcPr>
-          <w:p>
-            <w:r>
-              <w:rPr>
-                <w:b w:val="0"/>
-                <w:sz w:val="16"/>
-              </w:rPr>
-              <w:t>22.5</w:t>
-            </w:r>
-          </w:p>
-        </w:tc>
-        <w:tc>
-          <w:tcPr>
-            <w:tcW w:type="dxa" w:w="3572"/>
-            <w:shd w:fill="FFCC99" w:val="clear"/>
-          </w:tcPr>
-          <w:p>
-            <w:r>
-              <w:rPr>
-                <w:b w:val="0"/>
-                <w:color w:val="CC0000"/>
-                <w:sz w:val="16"/>
-              </w:rPr>
-              <w:t>ORPHAN: Cod 'RPCI22C+' identic, dar categorii DIFERITE. Cod RPCI22C+: REF categoriei 2.1 =&gt; OFERTA categoriei 3.1. VERIFICARE MANUALA NECESARA!</w:t>
-            </w:r>
-          </w:p>
-        </w:tc>
-      </w:tr>
-      <w:tr>
-        <w:tc>
-          <w:tcPr>
-            <w:tcW w:type="dxa" w:w="397"/>
-            <w:shd w:fill="FFCC99" w:val="clear"/>
-          </w:tcPr>
-          <w:p>
-            <w:r>
-              <w:rPr>
-                <w:b w:val="0"/>
-                <w:sz w:val="16"/>
-              </w:rPr>
-              <w:t>13</w:t>
-            </w:r>
-          </w:p>
-        </w:tc>
-        <w:tc>
-          <w:tcPr>
-            <w:tcW w:type="dxa" w:w="1701"/>
-            <w:shd w:fill="FFCC99" w:val="clear"/>
-          </w:tcPr>
-          <w:p>
-            <w:r>
-              <w:rPr>
-                <w:b w:val="0"/>
-                <w:sz w:val="16"/>
-              </w:rPr>
-              <w:t>2.1 - ARHITECTURA - LUCRARI NOI</w:t>
-            </w:r>
-          </w:p>
-        </w:tc>
-        <w:tc>
-          <w:tcPr>
-            <w:tcW w:type="dxa" w:w="850"/>
-            <w:shd w:fill="FFCC99" w:val="clear"/>
-          </w:tcPr>
-          <w:p>
-            <w:r>
-              <w:rPr>
-                <w:b w:val="0"/>
-                <w:sz w:val="16"/>
-              </w:rPr>
-              <w:t>RPCE40A+</w:t>
-            </w:r>
-          </w:p>
-        </w:tc>
-        <w:tc>
-          <w:tcPr>
-            <w:tcW w:type="dxa" w:w="1984"/>
-            <w:shd w:fill="FFCC99" w:val="clear"/>
-          </w:tcPr>
-          <w:p>
-            <w:r>
-              <w:rPr>
-                <w:b w:val="0"/>
-                <w:sz w:val="16"/>
-              </w:rPr>
-              <w:t>receptor cu parafrunzar cu flansa de etansare evac</w:t>
-            </w:r>
-          </w:p>
-        </w:tc>
-        <w:tc>
-          <w:tcPr>
-            <w:tcW w:type="dxa" w:w="454"/>
-            <w:shd w:fill="FFCC99" w:val="clear"/>
-          </w:tcPr>
-          <w:p>
-            <w:r>
-              <w:rPr>
-                <w:b w:val="0"/>
-                <w:sz w:val="16"/>
-              </w:rPr>
-              <w:t>buc</w:t>
-            </w:r>
-          </w:p>
-        </w:tc>
-        <w:tc>
-          <w:tcPr>
-            <w:tcW w:type="dxa" w:w="680"/>
-            <w:shd w:fill="FFCC99" w:val="clear"/>
-          </w:tcPr>
-          <w:p>
-            <w:r>
-              <w:rPr>
-                <w:b w:val="0"/>
-                <w:sz w:val="16"/>
-              </w:rPr>
-              <w:t>6.0</w:t>
-            </w:r>
-          </w:p>
-        </w:tc>
-        <w:tc>
-          <w:tcPr>
-            <w:tcW w:type="dxa" w:w="850"/>
-            <w:shd w:fill="FFCC99" w:val="clear"/>
-          </w:tcPr>
-          <w:p>
-            <w:r>
-              <w:rPr>
-                <w:b w:val="0"/>
-                <w:sz w:val="16"/>
-              </w:rPr>
-              <w:t>RPCE40A+</w:t>
-            </w:r>
-          </w:p>
-        </w:tc>
-        <w:tc>
-          <w:tcPr>
-            <w:tcW w:type="dxa" w:w="1984"/>
-            <w:shd w:fill="FFCC99" w:val="clear"/>
-          </w:tcPr>
-          <w:p>
-            <w:r>
-              <w:rPr>
-                <w:b w:val="0"/>
-                <w:sz w:val="16"/>
-              </w:rPr>
-              <w:t>Deviz 3.1</w:t>
-            </w:r>
-          </w:p>
-        </w:tc>
-        <w:tc>
-          <w:tcPr>
-            <w:tcW w:type="dxa" w:w="454"/>
-            <w:shd w:fill="FFCC99" w:val="clear"/>
-          </w:tcPr>
-          <w:p>
-            <w:r>
-              <w:rPr>
-                <w:b w:val="0"/>
-                <w:sz w:val="16"/>
-              </w:rPr>
-              <w:t>buc</w:t>
-            </w:r>
-          </w:p>
-        </w:tc>
-        <w:tc>
-          <w:tcPr>
-            <w:tcW w:type="dxa" w:w="680"/>
-            <w:shd w:fill="FFCC99" w:val="clear"/>
-          </w:tcPr>
-          <w:p>
-            <w:r>
-              <w:rPr>
-                <w:b w:val="0"/>
-                <w:sz w:val="16"/>
-              </w:rPr>
-              <w:t>2.0</w:t>
-            </w:r>
-          </w:p>
-        </w:tc>
-        <w:tc>
-          <w:tcPr>
-            <w:tcW w:type="dxa" w:w="3572"/>
-            <w:shd w:fill="FFCC99" w:val="clear"/>
-          </w:tcPr>
-          <w:p>
-            <w:r>
-              <w:rPr>
-                <w:b w:val="0"/>
-                <w:color w:val="CC0000"/>
-                <w:sz w:val="16"/>
-              </w:rPr>
-              <w:t>ORPHAN: Cod 'RPCE40A+' identic, dar categorii DIFERITE. Cod RPCE40A+: REF categoriei 2.1 =&gt; OFERTA categoriei 3.1. VERIFICARE MANUALA NECESARA!</w:t>
-            </w:r>
-          </w:p>
-        </w:tc>
-      </w:tr>
-      <w:tr>
-        <w:tc>
-          <w:tcPr>
-            <w:tcW w:type="dxa" w:w="397"/>
           </w:tcPr>
           <w:p/>
         </w:tc>
@@ -2517,7 +1005,7 @@
                 <w:color w:val="000000"/>
                 <w:sz w:val="18"/>
               </w:rPr>
-              <w:t>Neconformitati: 13 din 110 articole ref.</w:t>
+              <w:t>Neconformitati: 4 din 110 articole ref.</w:t>
             </w:r>
           </w:p>
         </w:tc>
@@ -2643,7 +1131,7 @@
                 <w:b w:val="0"/>
                 <w:sz w:val="16"/>
               </w:rPr>
-              <w:t>15</w:t>
+              <w:t>6</w:t>
             </w:r>
           </w:p>
         </w:tc>
@@ -2802,7 +1290,7 @@
                 <w:b w:val="0"/>
                 <w:sz w:val="16"/>
               </w:rPr>
-              <w:t>16</w:t>
+              <w:t>7</w:t>
             </w:r>
           </w:p>
         </w:tc>
@@ -2961,7 +1449,7 @@
                 <w:b w:val="0"/>
                 <w:sz w:val="16"/>
               </w:rPr>
-              <w:t>17</w:t>
+              <w:t>8</w:t>
             </w:r>
           </w:p>
         </w:tc>
@@ -3120,7 +1608,7 @@
                 <w:b w:val="0"/>
                 <w:sz w:val="16"/>
               </w:rPr>
-              <w:t>18</w:t>
+              <w:t>9</w:t>
             </w:r>
           </w:p>
         </w:tc>
@@ -3279,7 +1767,7 @@
                 <w:b w:val="0"/>
                 <w:sz w:val="16"/>
               </w:rPr>
-              <w:t>19</w:t>
+              <w:t>10</w:t>
             </w:r>
           </w:p>
         </w:tc>
@@ -3438,7 +1926,7 @@
                 <w:b w:val="0"/>
                 <w:sz w:val="16"/>
               </w:rPr>
-              <w:t>20</w:t>
+              <w:t>11</w:t>
             </w:r>
           </w:p>
         </w:tc>
@@ -3597,7 +2085,7 @@
                 <w:b w:val="0"/>
                 <w:sz w:val="16"/>
               </w:rPr>
-              <w:t>21</w:t>
+              <w:t>12</w:t>
             </w:r>
           </w:p>
         </w:tc>
@@ -3756,7 +2244,7 @@
                 <w:b w:val="0"/>
                 <w:sz w:val="16"/>
               </w:rPr>
-              <w:t>22</w:t>
+              <w:t>13</w:t>
             </w:r>
           </w:p>
         </w:tc>
@@ -3915,7 +2403,7 @@
                 <w:b w:val="0"/>
                 <w:sz w:val="16"/>
               </w:rPr>
-              <w:t>23</w:t>
+              <w:t>14</w:t>
             </w:r>
           </w:p>
         </w:tc>
@@ -4074,7 +2562,7 @@
                 <w:b w:val="0"/>
                 <w:sz w:val="16"/>
               </w:rPr>
-              <w:t>24</w:t>
+              <w:t>15</w:t>
             </w:r>
           </w:p>
         </w:tc>
@@ -4233,7 +2721,7 @@
                 <w:b w:val="0"/>
                 <w:sz w:val="16"/>
               </w:rPr>
-              <w:t>25</w:t>
+              <w:t>16</w:t>
             </w:r>
           </w:p>
         </w:tc>
@@ -4392,7 +2880,7 @@
                 <w:b w:val="0"/>
                 <w:sz w:val="16"/>
               </w:rPr>
-              <w:t>26</w:t>
+              <w:t>17</w:t>
             </w:r>
           </w:p>
         </w:tc>
@@ -4551,7 +3039,7 @@
                 <w:b w:val="0"/>
                 <w:sz w:val="16"/>
               </w:rPr>
-              <w:t>27</w:t>
+              <w:t>18</w:t>
             </w:r>
           </w:p>
         </w:tc>
@@ -4710,7 +3198,7 @@
                 <w:b w:val="0"/>
                 <w:sz w:val="16"/>
               </w:rPr>
-              <w:t>28</w:t>
+              <w:t>19</w:t>
             </w:r>
           </w:p>
         </w:tc>
@@ -4869,7 +3357,7 @@
                 <w:b w:val="0"/>
                 <w:sz w:val="16"/>
               </w:rPr>
-              <w:t>29</w:t>
+              <w:t>20</w:t>
             </w:r>
           </w:p>
         </w:tc>
@@ -5028,7 +3516,7 @@
                 <w:b w:val="0"/>
                 <w:sz w:val="16"/>
               </w:rPr>
-              <w:t>30</w:t>
+              <w:t>21</w:t>
             </w:r>
           </w:p>
         </w:tc>
@@ -5187,7 +3675,7 @@
                 <w:b w:val="0"/>
                 <w:sz w:val="16"/>
               </w:rPr>
-              <w:t>31</w:t>
+              <w:t>22</w:t>
             </w:r>
           </w:p>
         </w:tc>
@@ -5346,7 +3834,7 @@
                 <w:b w:val="0"/>
                 <w:sz w:val="16"/>
               </w:rPr>
-              <w:t>32</w:t>
+              <w:t>23</w:t>
             </w:r>
           </w:p>
         </w:tc>
@@ -5655,7 +4143,7 @@
                 <w:b w:val="0"/>
                 <w:sz w:val="16"/>
               </w:rPr>
-              <w:t>34</w:t>
+              <w:t>25</w:t>
             </w:r>
           </w:p>
         </w:tc>
@@ -5814,7 +4302,7 @@
                 <w:b w:val="0"/>
                 <w:sz w:val="16"/>
               </w:rPr>
-              <w:t>35</w:t>
+              <w:t>26</w:t>
             </w:r>
           </w:p>
         </w:tc>
@@ -5973,7 +4461,7 @@
                 <w:b w:val="0"/>
                 <w:sz w:val="16"/>
               </w:rPr>
-              <w:t>36</w:t>
+              <w:t>27</w:t>
             </w:r>
           </w:p>
         </w:tc>
@@ -6132,7 +4620,7 @@
                 <w:b w:val="0"/>
                 <w:sz w:val="16"/>
               </w:rPr>
-              <w:t>37</w:t>
+              <w:t>28</w:t>
             </w:r>
           </w:p>
         </w:tc>
@@ -6291,7 +4779,7 @@
                 <w:b w:val="0"/>
                 <w:sz w:val="16"/>
               </w:rPr>
-              <w:t>38</w:t>
+              <w:t>29</w:t>
             </w:r>
           </w:p>
         </w:tc>
@@ -6450,7 +4938,7 @@
                 <w:b w:val="0"/>
                 <w:sz w:val="16"/>
               </w:rPr>
-              <w:t>39</w:t>
+              <w:t>30</w:t>
             </w:r>
           </w:p>
         </w:tc>
@@ -6609,7 +5097,7 @@
                 <w:b w:val="0"/>
                 <w:sz w:val="16"/>
               </w:rPr>
-              <w:t>40</w:t>
+              <w:t>31</w:t>
             </w:r>
           </w:p>
         </w:tc>
@@ -6768,7 +5256,7 @@
                 <w:b w:val="0"/>
                 <w:sz w:val="16"/>
               </w:rPr>
-              <w:t>41</w:t>
+              <w:t>32</w:t>
             </w:r>
           </w:p>
         </w:tc>
@@ -6927,7 +5415,7 @@
                 <w:b w:val="0"/>
                 <w:sz w:val="16"/>
               </w:rPr>
-              <w:t>42</w:t>
+              <w:t>33</w:t>
             </w:r>
           </w:p>
         </w:tc>
@@ -7052,7 +5540,7 @@
                 <w:b w:val="0"/>
                 <w:sz w:val="16"/>
               </w:rPr>
-              <w:t>43</w:t>
+              <w:t>34</w:t>
             </w:r>
           </w:p>
         </w:tc>
@@ -7177,7 +5665,7 @@
                 <w:b w:val="0"/>
                 <w:sz w:val="16"/>
               </w:rPr>
-              <w:t>44</w:t>
+              <w:t>35</w:t>
             </w:r>
           </w:p>
         </w:tc>
@@ -7302,7 +5790,7 @@
                 <w:b w:val="0"/>
                 <w:sz w:val="16"/>
               </w:rPr>
-              <w:t>45</w:t>
+              <w:t>36</w:t>
             </w:r>
           </w:p>
         </w:tc>
@@ -7427,7 +5915,7 @@
                 <w:b w:val="0"/>
                 <w:sz w:val="16"/>
               </w:rPr>
-              <w:t>46</w:t>
+              <w:t>37</w:t>
             </w:r>
           </w:p>
         </w:tc>
@@ -7702,7 +6190,7 @@
                 <w:b w:val="0"/>
                 <w:sz w:val="16"/>
               </w:rPr>
-              <w:t>48</w:t>
+              <w:t>39</w:t>
             </w:r>
           </w:p>
         </w:tc>
@@ -7977,7 +6465,7 @@
                 <w:b w:val="0"/>
                 <w:sz w:val="16"/>
               </w:rPr>
-              <w:t>50</w:t>
+              <w:t>41</w:t>
             </w:r>
           </w:p>
         </w:tc>
@@ -8136,7 +6624,7 @@
                 <w:b w:val="0"/>
                 <w:sz w:val="16"/>
               </w:rPr>
-              <w:t>51</w:t>
+              <w:t>42</w:t>
             </w:r>
           </w:p>
         </w:tc>
@@ -8295,7 +6783,7 @@
                 <w:b w:val="0"/>
                 <w:sz w:val="16"/>
               </w:rPr>
-              <w:t>52</w:t>
+              <w:t>43</w:t>
             </w:r>
           </w:p>
         </w:tc>
@@ -8454,7 +6942,7 @@
                 <w:b w:val="0"/>
                 <w:sz w:val="16"/>
               </w:rPr>
-              <w:t>53</w:t>
+              <w:t>44</w:t>
             </w:r>
           </w:p>
         </w:tc>
@@ -8613,7 +7101,7 @@
                 <w:b w:val="0"/>
                 <w:sz w:val="16"/>
               </w:rPr>
-              <w:t>54</w:t>
+              <w:t>45</w:t>
             </w:r>
           </w:p>
         </w:tc>
@@ -8772,7 +7260,7 @@
                 <w:b w:val="0"/>
                 <w:sz w:val="16"/>
               </w:rPr>
-              <w:t>55</w:t>
+              <w:t>46</w:t>
             </w:r>
           </w:p>
         </w:tc>
@@ -8931,7 +7419,7 @@
                 <w:b w:val="0"/>
                 <w:sz w:val="16"/>
               </w:rPr>
-              <w:t>56</w:t>
+              <w:t>47</w:t>
             </w:r>
           </w:p>
         </w:tc>
@@ -9206,7 +7694,7 @@
                 <w:b w:val="0"/>
                 <w:sz w:val="16"/>
               </w:rPr>
-              <w:t>58</w:t>
+              <w:t>49</w:t>
             </w:r>
           </w:p>
         </w:tc>
@@ -9365,7 +7853,7 @@
                 <w:b w:val="0"/>
                 <w:sz w:val="16"/>
               </w:rPr>
-              <w:t>59</w:t>
+              <w:t>50</w:t>
             </w:r>
           </w:p>
         </w:tc>
@@ -9524,7 +8012,7 @@
                 <w:b w:val="0"/>
                 <w:sz w:val="16"/>
               </w:rPr>
-              <w:t>60</w:t>
+              <w:t>51</w:t>
             </w:r>
           </w:p>
         </w:tc>
@@ -9649,7 +8137,7 @@
                 <w:b w:val="0"/>
                 <w:sz w:val="16"/>
               </w:rPr>
-              <w:t>61</w:t>
+              <w:t>52</w:t>
             </w:r>
           </w:p>
         </w:tc>
@@ -9759,1686 +8247,6 @@
                 <w:sz w:val="16"/>
               </w:rPr>
               <w:t>Articol lipsă din ofertă</w:t>
-            </w:r>
-          </w:p>
-        </w:tc>
-      </w:tr>
-      <w:tr>
-        <w:tc>
-          <w:tcPr>
-            <w:tcW w:type="dxa" w:w="397"/>
-            <w:shd w:fill="FFCC99" w:val="clear"/>
-          </w:tcPr>
-          <w:p>
-            <w:r>
-              <w:rPr>
-                <w:b w:val="0"/>
-                <w:sz w:val="16"/>
-              </w:rPr>
-              <w:t>62</w:t>
-            </w:r>
-          </w:p>
-        </w:tc>
-        <w:tc>
-          <w:tcPr>
-            <w:tcW w:type="dxa" w:w="1701"/>
-            <w:shd w:fill="FFCC99" w:val="clear"/>
-          </w:tcPr>
-          <w:p>
-            <w:r>
-              <w:rPr>
-                <w:b w:val="0"/>
-                <w:sz w:val="16"/>
-              </w:rPr>
-              <w:t>3.1 - ARHITECTURA - LUCRARI NOI</w:t>
-            </w:r>
-          </w:p>
-        </w:tc>
-        <w:tc>
-          <w:tcPr>
-            <w:tcW w:type="dxa" w:w="850"/>
-            <w:shd w:fill="FFCC99" w:val="clear"/>
-          </w:tcPr>
-          <w:p>
-            <w:r>
-              <w:rPr>
-                <w:b w:val="0"/>
-                <w:sz w:val="16"/>
-              </w:rPr>
-              <w:t>RPCE07B+</w:t>
-            </w:r>
-          </w:p>
-        </w:tc>
-        <w:tc>
-          <w:tcPr>
-            <w:tcW w:type="dxa" w:w="1984"/>
-            <w:shd w:fill="FFCC99" w:val="clear"/>
-          </w:tcPr>
-          <w:p>
-            <w:r>
-              <w:rPr>
-                <w:b w:val="0"/>
-                <w:sz w:val="16"/>
-              </w:rPr>
-              <w:t>folie polietilena - aplicata in doua straturi</w:t>
-            </w:r>
-          </w:p>
-        </w:tc>
-        <w:tc>
-          <w:tcPr>
-            <w:tcW w:type="dxa" w:w="454"/>
-            <w:shd w:fill="FFCC99" w:val="clear"/>
-          </w:tcPr>
-          <w:p>
-            <w:r>
-              <w:rPr>
-                <w:b w:val="0"/>
-                <w:sz w:val="16"/>
-              </w:rPr>
-              <w:t>mp</w:t>
-            </w:r>
-          </w:p>
-        </w:tc>
-        <w:tc>
-          <w:tcPr>
-            <w:tcW w:type="dxa" w:w="680"/>
-            <w:shd w:fill="FFCC99" w:val="clear"/>
-          </w:tcPr>
-          <w:p>
-            <w:r>
-              <w:rPr>
-                <w:b w:val="0"/>
-                <w:sz w:val="16"/>
-              </w:rPr>
-              <w:t>340.0</w:t>
-            </w:r>
-          </w:p>
-        </w:tc>
-        <w:tc>
-          <w:tcPr>
-            <w:tcW w:type="dxa" w:w="850"/>
-            <w:shd w:fill="FFCC99" w:val="clear"/>
-          </w:tcPr>
-          <w:p>
-            <w:r>
-              <w:rPr>
-                <w:b w:val="0"/>
-                <w:sz w:val="16"/>
-              </w:rPr>
-              <w:t>RPCE07B+</w:t>
-            </w:r>
-          </w:p>
-        </w:tc>
-        <w:tc>
-          <w:tcPr>
-            <w:tcW w:type="dxa" w:w="1984"/>
-            <w:shd w:fill="FFCC99" w:val="clear"/>
-          </w:tcPr>
-          <w:p>
-            <w:r>
-              <w:rPr>
-                <w:b w:val="0"/>
-                <w:sz w:val="16"/>
-              </w:rPr>
-              <w:t>Deviz 2.1</w:t>
-            </w:r>
-          </w:p>
-        </w:tc>
-        <w:tc>
-          <w:tcPr>
-            <w:tcW w:type="dxa" w:w="454"/>
-            <w:shd w:fill="FFCC99" w:val="clear"/>
-          </w:tcPr>
-          <w:p>
-            <w:r>
-              <w:rPr>
-                <w:b w:val="0"/>
-                <w:sz w:val="16"/>
-              </w:rPr>
-              <w:t>mp</w:t>
-            </w:r>
-          </w:p>
-        </w:tc>
-        <w:tc>
-          <w:tcPr>
-            <w:tcW w:type="dxa" w:w="680"/>
-            <w:shd w:fill="FFCC99" w:val="clear"/>
-          </w:tcPr>
-          <w:p>
-            <w:r>
-              <w:rPr>
-                <w:b w:val="0"/>
-                <w:sz w:val="16"/>
-              </w:rPr>
-              <w:t>870.0</w:t>
-            </w:r>
-          </w:p>
-        </w:tc>
-        <w:tc>
-          <w:tcPr>
-            <w:tcW w:type="dxa" w:w="3572"/>
-            <w:shd w:fill="FFCC99" w:val="clear"/>
-          </w:tcPr>
-          <w:p>
-            <w:r>
-              <w:rPr>
-                <w:b w:val="0"/>
-                <w:color w:val="CC0000"/>
-                <w:sz w:val="16"/>
-              </w:rPr>
-              <w:t>ORPHAN: Cod 'RPCE07B+' identic, dar categorii DIFERITE. Cod RPCE07B+: REF categoriei 3.1 =&gt; OFERTA categoriei 2.1. VERIFICARE MANUALA NECESARA!</w:t>
-            </w:r>
-          </w:p>
-        </w:tc>
-      </w:tr>
-      <w:tr>
-        <w:tc>
-          <w:tcPr>
-            <w:tcW w:type="dxa" w:w="397"/>
-            <w:shd w:fill="FFCC99" w:val="clear"/>
-          </w:tcPr>
-          <w:p>
-            <w:r>
-              <w:rPr>
-                <w:b w:val="0"/>
-                <w:sz w:val="16"/>
-              </w:rPr>
-              <w:t>63</w:t>
-            </w:r>
-          </w:p>
-        </w:tc>
-        <w:tc>
-          <w:tcPr>
-            <w:tcW w:type="dxa" w:w="1701"/>
-            <w:shd w:fill="FFCC99" w:val="clear"/>
-          </w:tcPr>
-          <w:p>
-            <w:r>
-              <w:rPr>
-                <w:b w:val="0"/>
-                <w:sz w:val="16"/>
-              </w:rPr>
-              <w:t>3.1 - ARHITECTURA - LUCRARI NOI</w:t>
-            </w:r>
-          </w:p>
-        </w:tc>
-        <w:tc>
-          <w:tcPr>
-            <w:tcW w:type="dxa" w:w="850"/>
-            <w:shd w:fill="FFCC99" w:val="clear"/>
-          </w:tcPr>
-          <w:p>
-            <w:r>
-              <w:rPr>
-                <w:b w:val="0"/>
-                <w:sz w:val="16"/>
-              </w:rPr>
-              <w:t>RPCE31B+</w:t>
-            </w:r>
-          </w:p>
-        </w:tc>
-        <w:tc>
-          <w:tcPr>
-            <w:tcW w:type="dxa" w:w="1984"/>
-            <w:shd w:fill="FFCC99" w:val="clear"/>
-          </w:tcPr>
-          <w:p>
-            <w:r>
-              <w:rPr>
-                <w:b w:val="0"/>
-                <w:sz w:val="16"/>
-              </w:rPr>
-              <w:t>adeziv bituminos</w:t>
-            </w:r>
-          </w:p>
-        </w:tc>
-        <w:tc>
-          <w:tcPr>
-            <w:tcW w:type="dxa" w:w="454"/>
-            <w:shd w:fill="FFCC99" w:val="clear"/>
-          </w:tcPr>
-          <w:p>
-            <w:r>
-              <w:rPr>
-                <w:b w:val="0"/>
-                <w:sz w:val="16"/>
-              </w:rPr>
-              <w:t>mp</w:t>
-            </w:r>
-          </w:p>
-        </w:tc>
-        <w:tc>
-          <w:tcPr>
-            <w:tcW w:type="dxa" w:w="680"/>
-            <w:shd w:fill="FFCC99" w:val="clear"/>
-          </w:tcPr>
-          <w:p>
-            <w:r>
-              <w:rPr>
-                <w:b w:val="0"/>
-                <w:sz w:val="16"/>
-              </w:rPr>
-              <w:t>162.0</w:t>
-            </w:r>
-          </w:p>
-        </w:tc>
-        <w:tc>
-          <w:tcPr>
-            <w:tcW w:type="dxa" w:w="850"/>
-            <w:shd w:fill="FFCC99" w:val="clear"/>
-          </w:tcPr>
-          <w:p>
-            <w:r>
-              <w:rPr>
-                <w:b w:val="0"/>
-                <w:sz w:val="16"/>
-              </w:rPr>
-              <w:t>RPCE31B+</w:t>
-            </w:r>
-          </w:p>
-        </w:tc>
-        <w:tc>
-          <w:tcPr>
-            <w:tcW w:type="dxa" w:w="1984"/>
-            <w:shd w:fill="FFCC99" w:val="clear"/>
-          </w:tcPr>
-          <w:p>
-            <w:r>
-              <w:rPr>
-                <w:b w:val="0"/>
-                <w:sz w:val="16"/>
-              </w:rPr>
-              <w:t>Deviz 2.1</w:t>
-            </w:r>
-          </w:p>
-        </w:tc>
-        <w:tc>
-          <w:tcPr>
-            <w:tcW w:type="dxa" w:w="454"/>
-            <w:shd w:fill="FFCC99" w:val="clear"/>
-          </w:tcPr>
-          <w:p>
-            <w:r>
-              <w:rPr>
-                <w:b w:val="0"/>
-                <w:sz w:val="16"/>
-              </w:rPr>
-              <w:t>mp</w:t>
-            </w:r>
-          </w:p>
-        </w:tc>
-        <w:tc>
-          <w:tcPr>
-            <w:tcW w:type="dxa" w:w="680"/>
-            <w:shd w:fill="FFCC99" w:val="clear"/>
-          </w:tcPr>
-          <w:p>
-            <w:r>
-              <w:rPr>
-                <w:b w:val="0"/>
-                <w:sz w:val="16"/>
-              </w:rPr>
-              <w:t>220.0</w:t>
-            </w:r>
-          </w:p>
-        </w:tc>
-        <w:tc>
-          <w:tcPr>
-            <w:tcW w:type="dxa" w:w="3572"/>
-            <w:shd w:fill="FFCC99" w:val="clear"/>
-          </w:tcPr>
-          <w:p>
-            <w:r>
-              <w:rPr>
-                <w:b w:val="0"/>
-                <w:color w:val="CC0000"/>
-                <w:sz w:val="16"/>
-              </w:rPr>
-              <w:t>ORPHAN: Cod 'RPCE31B+' identic, dar categorii DIFERITE. Cod RPCE31B+: REF categoriei 3.1 =&gt; OFERTA categoriei 2.1. VERIFICARE MANUALA NECESARA!</w:t>
-            </w:r>
-          </w:p>
-        </w:tc>
-      </w:tr>
-      <w:tr>
-        <w:tc>
-          <w:tcPr>
-            <w:tcW w:type="dxa" w:w="397"/>
-            <w:shd w:fill="FFCC99" w:val="clear"/>
-          </w:tcPr>
-          <w:p>
-            <w:r>
-              <w:rPr>
-                <w:b w:val="0"/>
-                <w:sz w:val="16"/>
-              </w:rPr>
-              <w:t>64</w:t>
-            </w:r>
-          </w:p>
-        </w:tc>
-        <w:tc>
-          <w:tcPr>
-            <w:tcW w:type="dxa" w:w="1701"/>
-            <w:shd w:fill="FFCC99" w:val="clear"/>
-          </w:tcPr>
-          <w:p>
-            <w:r>
-              <w:rPr>
-                <w:b w:val="0"/>
-                <w:sz w:val="16"/>
-              </w:rPr>
-              <w:t>3.1 - ARHITECTURA - LUCRARI NOI</w:t>
-            </w:r>
-          </w:p>
-        </w:tc>
-        <w:tc>
-          <w:tcPr>
-            <w:tcW w:type="dxa" w:w="850"/>
-            <w:shd w:fill="FFCC99" w:val="clear"/>
-          </w:tcPr>
-          <w:p>
-            <w:r>
-              <w:rPr>
-                <w:b w:val="0"/>
-                <w:sz w:val="16"/>
-              </w:rPr>
-              <w:t>RPCE27B+</w:t>
-            </w:r>
-          </w:p>
-        </w:tc>
-        <w:tc>
-          <w:tcPr>
-            <w:tcW w:type="dxa" w:w="1984"/>
-            <w:shd w:fill="FFCC99" w:val="clear"/>
-          </w:tcPr>
-          <w:p>
-            <w:r>
-              <w:rPr>
-                <w:b w:val="0"/>
-                <w:sz w:val="16"/>
-              </w:rPr>
-              <w:t>mastic bituminos</w:t>
-            </w:r>
-          </w:p>
-        </w:tc>
-        <w:tc>
-          <w:tcPr>
-            <w:tcW w:type="dxa" w:w="454"/>
-            <w:shd w:fill="FFCC99" w:val="clear"/>
-          </w:tcPr>
-          <w:p>
-            <w:r>
-              <w:rPr>
-                <w:b w:val="0"/>
-                <w:sz w:val="16"/>
-              </w:rPr>
-              <w:t>mp</w:t>
-            </w:r>
-          </w:p>
-        </w:tc>
-        <w:tc>
-          <w:tcPr>
-            <w:tcW w:type="dxa" w:w="680"/>
-            <w:shd w:fill="FFCC99" w:val="clear"/>
-          </w:tcPr>
-          <w:p>
-            <w:r>
-              <w:rPr>
-                <w:b w:val="0"/>
-                <w:sz w:val="16"/>
-              </w:rPr>
-              <w:t>162.0</w:t>
-            </w:r>
-          </w:p>
-        </w:tc>
-        <w:tc>
-          <w:tcPr>
-            <w:tcW w:type="dxa" w:w="850"/>
-            <w:shd w:fill="FFCC99" w:val="clear"/>
-          </w:tcPr>
-          <w:p>
-            <w:r>
-              <w:rPr>
-                <w:b w:val="0"/>
-                <w:sz w:val="16"/>
-              </w:rPr>
-              <w:t>RPCE27B+</w:t>
-            </w:r>
-          </w:p>
-        </w:tc>
-        <w:tc>
-          <w:tcPr>
-            <w:tcW w:type="dxa" w:w="1984"/>
-            <w:shd w:fill="FFCC99" w:val="clear"/>
-          </w:tcPr>
-          <w:p>
-            <w:r>
-              <w:rPr>
-                <w:b w:val="0"/>
-                <w:sz w:val="16"/>
-              </w:rPr>
-              <w:t>Deviz 2.1</w:t>
-            </w:r>
-          </w:p>
-        </w:tc>
-        <w:tc>
-          <w:tcPr>
-            <w:tcW w:type="dxa" w:w="454"/>
-            <w:shd w:fill="FFCC99" w:val="clear"/>
-          </w:tcPr>
-          <w:p>
-            <w:r>
-              <w:rPr>
-                <w:b w:val="0"/>
-                <w:sz w:val="16"/>
-              </w:rPr>
-              <w:t>mp</w:t>
-            </w:r>
-          </w:p>
-        </w:tc>
-        <w:tc>
-          <w:tcPr>
-            <w:tcW w:type="dxa" w:w="680"/>
-            <w:shd w:fill="FFCC99" w:val="clear"/>
-          </w:tcPr>
-          <w:p>
-            <w:r>
-              <w:rPr>
-                <w:b w:val="0"/>
-                <w:sz w:val="16"/>
-              </w:rPr>
-              <w:t>220.0</w:t>
-            </w:r>
-          </w:p>
-        </w:tc>
-        <w:tc>
-          <w:tcPr>
-            <w:tcW w:type="dxa" w:w="3572"/>
-            <w:shd w:fill="FFCC99" w:val="clear"/>
-          </w:tcPr>
-          <w:p>
-            <w:r>
-              <w:rPr>
-                <w:b w:val="0"/>
-                <w:color w:val="CC0000"/>
-                <w:sz w:val="16"/>
-              </w:rPr>
-              <w:t>ORPHAN: Cod 'RPCE27B+' identic, dar categorii DIFERITE. Cod RPCE27B+: REF categoriei 3.1 =&gt; OFERTA categoriei 2.1. VERIFICARE MANUALA NECESARA!</w:t>
-            </w:r>
-          </w:p>
-        </w:tc>
-      </w:tr>
-      <w:tr>
-        <w:tc>
-          <w:tcPr>
-            <w:tcW w:type="dxa" w:w="397"/>
-            <w:shd w:fill="FFCC99" w:val="clear"/>
-          </w:tcPr>
-          <w:p>
-            <w:r>
-              <w:rPr>
-                <w:b w:val="0"/>
-                <w:sz w:val="16"/>
-              </w:rPr>
-              <w:t>65</w:t>
-            </w:r>
-          </w:p>
-        </w:tc>
-        <w:tc>
-          <w:tcPr>
-            <w:tcW w:type="dxa" w:w="1701"/>
-            <w:shd w:fill="FFCC99" w:val="clear"/>
-          </w:tcPr>
-          <w:p>
-            <w:r>
-              <w:rPr>
-                <w:b w:val="0"/>
-                <w:sz w:val="16"/>
-              </w:rPr>
-              <w:t>3.1 - ARHITECTURA - LUCRARI NOI</w:t>
-            </w:r>
-          </w:p>
-        </w:tc>
-        <w:tc>
-          <w:tcPr>
-            <w:tcW w:type="dxa" w:w="850"/>
-            <w:shd w:fill="FFCC99" w:val="clear"/>
-          </w:tcPr>
-          <w:p>
-            <w:r>
-              <w:rPr>
-                <w:b w:val="0"/>
-                <w:sz w:val="16"/>
-              </w:rPr>
-              <w:t>RPCE31E+</w:t>
-            </w:r>
-          </w:p>
-        </w:tc>
-        <w:tc>
-          <w:tcPr>
-            <w:tcW w:type="dxa" w:w="1984"/>
-            <w:shd w:fill="FFCC99" w:val="clear"/>
-          </w:tcPr>
-          <w:p>
-            <w:r>
-              <w:rPr>
-                <w:b w:val="0"/>
-                <w:sz w:val="16"/>
-              </w:rPr>
-              <w:t>hidroizolatie membrana bituminoasa cu armatura din</w:t>
-            </w:r>
-          </w:p>
-        </w:tc>
-        <w:tc>
-          <w:tcPr>
-            <w:tcW w:type="dxa" w:w="454"/>
-            <w:shd w:fill="FFCC99" w:val="clear"/>
-          </w:tcPr>
-          <w:p>
-            <w:r>
-              <w:rPr>
-                <w:b w:val="0"/>
-                <w:sz w:val="16"/>
-              </w:rPr>
-              <w:t>mp</w:t>
-            </w:r>
-          </w:p>
-        </w:tc>
-        <w:tc>
-          <w:tcPr>
-            <w:tcW w:type="dxa" w:w="680"/>
-            <w:shd w:fill="FFCC99" w:val="clear"/>
-          </w:tcPr>
-          <w:p>
-            <w:r>
-              <w:rPr>
-                <w:b w:val="0"/>
-                <w:sz w:val="16"/>
-              </w:rPr>
-              <w:t>53.0</w:t>
-            </w:r>
-          </w:p>
-        </w:tc>
-        <w:tc>
-          <w:tcPr>
-            <w:tcW w:type="dxa" w:w="850"/>
-            <w:shd w:fill="FFCC99" w:val="clear"/>
-          </w:tcPr>
-          <w:p>
-            <w:r>
-              <w:rPr>
-                <w:b w:val="0"/>
-                <w:sz w:val="16"/>
-              </w:rPr>
-              <w:t>RPCE31E+</w:t>
-            </w:r>
-          </w:p>
-        </w:tc>
-        <w:tc>
-          <w:tcPr>
-            <w:tcW w:type="dxa" w:w="1984"/>
-            <w:shd w:fill="FFCC99" w:val="clear"/>
-          </w:tcPr>
-          <w:p>
-            <w:r>
-              <w:rPr>
-                <w:b w:val="0"/>
-                <w:sz w:val="16"/>
-              </w:rPr>
-              <w:t>Deviz 2.1</w:t>
-            </w:r>
-          </w:p>
-        </w:tc>
-        <w:tc>
-          <w:tcPr>
-            <w:tcW w:type="dxa" w:w="454"/>
-            <w:shd w:fill="FFCC99" w:val="clear"/>
-          </w:tcPr>
-          <w:p>
-            <w:r>
-              <w:rPr>
-                <w:b w:val="0"/>
-                <w:sz w:val="16"/>
-              </w:rPr>
-              <w:t>mp</w:t>
-            </w:r>
-          </w:p>
-        </w:tc>
-        <w:tc>
-          <w:tcPr>
-            <w:tcW w:type="dxa" w:w="680"/>
-            <w:shd w:fill="FFCC99" w:val="clear"/>
-          </w:tcPr>
-          <w:p>
-            <w:r>
-              <w:rPr>
-                <w:b w:val="0"/>
-                <w:sz w:val="16"/>
-              </w:rPr>
-              <w:t>69.0</w:t>
-            </w:r>
-          </w:p>
-        </w:tc>
-        <w:tc>
-          <w:tcPr>
-            <w:tcW w:type="dxa" w:w="3572"/>
-            <w:shd w:fill="FFCC99" w:val="clear"/>
-          </w:tcPr>
-          <w:p>
-            <w:r>
-              <w:rPr>
-                <w:b w:val="0"/>
-                <w:color w:val="CC0000"/>
-                <w:sz w:val="16"/>
-              </w:rPr>
-              <w:t>ORPHAN: Cod 'RPCE31E+' identic, dar categorii DIFERITE. Cod RPCE31E+: REF categoriei 3.1 =&gt; OFERTA categoriei 2.1. VERIFICARE MANUALA NECESARA!</w:t>
-            </w:r>
-          </w:p>
-        </w:tc>
-      </w:tr>
-      <w:tr>
-        <w:tc>
-          <w:tcPr>
-            <w:tcW w:type="dxa" w:w="397"/>
-            <w:shd w:fill="FFCC99" w:val="clear"/>
-          </w:tcPr>
-          <w:p>
-            <w:r>
-              <w:rPr>
-                <w:b w:val="0"/>
-                <w:sz w:val="16"/>
-              </w:rPr>
-              <w:t>66</w:t>
-            </w:r>
-          </w:p>
-        </w:tc>
-        <w:tc>
-          <w:tcPr>
-            <w:tcW w:type="dxa" w:w="1701"/>
-            <w:shd w:fill="FFCC99" w:val="clear"/>
-          </w:tcPr>
-          <w:p>
-            <w:r>
-              <w:rPr>
-                <w:b w:val="0"/>
-                <w:sz w:val="16"/>
-              </w:rPr>
-              <w:t>3.1 - ARHITECTURA - LUCRARI NOI</w:t>
-            </w:r>
-          </w:p>
-        </w:tc>
-        <w:tc>
-          <w:tcPr>
-            <w:tcW w:type="dxa" w:w="850"/>
-            <w:shd w:fill="FFCC99" w:val="clear"/>
-          </w:tcPr>
-          <w:p>
-            <w:r>
-              <w:rPr>
-                <w:b w:val="0"/>
-                <w:sz w:val="16"/>
-              </w:rPr>
-              <w:t>CG42B01+</w:t>
-            </w:r>
-          </w:p>
-        </w:tc>
-        <w:tc>
-          <w:tcPr>
-            <w:tcW w:type="dxa" w:w="1984"/>
-            <w:shd w:fill="FFCC99" w:val="clear"/>
-          </w:tcPr>
-          <w:p>
-            <w:r>
-              <w:rPr>
-                <w:b w:val="0"/>
-                <w:sz w:val="16"/>
-              </w:rPr>
-              <w:t>sapa de egalizare trepte scara</w:t>
-            </w:r>
-          </w:p>
-        </w:tc>
-        <w:tc>
-          <w:tcPr>
-            <w:tcW w:type="dxa" w:w="454"/>
-            <w:shd w:fill="FFCC99" w:val="clear"/>
-          </w:tcPr>
-          <w:p>
-            <w:r>
-              <w:rPr>
-                <w:b w:val="0"/>
-                <w:sz w:val="16"/>
-              </w:rPr>
-              <w:t>mp</w:t>
-            </w:r>
-          </w:p>
-        </w:tc>
-        <w:tc>
-          <w:tcPr>
-            <w:tcW w:type="dxa" w:w="680"/>
-            <w:shd w:fill="FFCC99" w:val="clear"/>
-          </w:tcPr>
-          <w:p>
-            <w:r>
-              <w:rPr>
-                <w:b w:val="0"/>
-                <w:sz w:val="16"/>
-              </w:rPr>
-              <w:t>3.0</w:t>
-            </w:r>
-          </w:p>
-        </w:tc>
-        <w:tc>
-          <w:tcPr>
-            <w:tcW w:type="dxa" w:w="850"/>
-            <w:shd w:fill="FFCC99" w:val="clear"/>
-          </w:tcPr>
-          <w:p>
-            <w:r>
-              <w:rPr>
-                <w:b w:val="0"/>
-                <w:sz w:val="16"/>
-              </w:rPr>
-              <w:t>CG42B01+</w:t>
-            </w:r>
-          </w:p>
-        </w:tc>
-        <w:tc>
-          <w:tcPr>
-            <w:tcW w:type="dxa" w:w="1984"/>
-            <w:shd w:fill="FFCC99" w:val="clear"/>
-          </w:tcPr>
-          <w:p>
-            <w:r>
-              <w:rPr>
-                <w:b w:val="0"/>
-                <w:sz w:val="16"/>
-              </w:rPr>
-              <w:t>Deviz 2.1</w:t>
-            </w:r>
-          </w:p>
-        </w:tc>
-        <w:tc>
-          <w:tcPr>
-            <w:tcW w:type="dxa" w:w="454"/>
-            <w:shd w:fill="FFCC99" w:val="clear"/>
-          </w:tcPr>
-          <w:p>
-            <w:r>
-              <w:rPr>
-                <w:b w:val="0"/>
-                <w:sz w:val="16"/>
-              </w:rPr>
-              <w:t>mp</w:t>
-            </w:r>
-          </w:p>
-        </w:tc>
-        <w:tc>
-          <w:tcPr>
-            <w:tcW w:type="dxa" w:w="680"/>
-            <w:shd w:fill="FFCC99" w:val="clear"/>
-          </w:tcPr>
-          <w:p>
-            <w:r>
-              <w:rPr>
-                <w:b w:val="0"/>
-                <w:sz w:val="16"/>
-              </w:rPr>
-              <w:t>28.0</w:t>
-            </w:r>
-          </w:p>
-        </w:tc>
-        <w:tc>
-          <w:tcPr>
-            <w:tcW w:type="dxa" w:w="3572"/>
-            <w:shd w:fill="FFCC99" w:val="clear"/>
-          </w:tcPr>
-          <w:p>
-            <w:r>
-              <w:rPr>
-                <w:b w:val="0"/>
-                <w:color w:val="CC0000"/>
-                <w:sz w:val="16"/>
-              </w:rPr>
-              <w:t>ORPHAN: Cod 'CG42B01+' identic, dar categorii DIFERITE. Cod CG42B01+: REF categoriei 3.1 =&gt; OFERTA categoriei 2.1. VERIFICARE MANUALA NECESARA!</w:t>
-            </w:r>
-          </w:p>
-        </w:tc>
-      </w:tr>
-      <w:tr>
-        <w:tc>
-          <w:tcPr>
-            <w:tcW w:type="dxa" w:w="397"/>
-            <w:shd w:fill="FFCC99" w:val="clear"/>
-          </w:tcPr>
-          <w:p>
-            <w:r>
-              <w:rPr>
-                <w:b w:val="0"/>
-                <w:sz w:val="16"/>
-              </w:rPr>
-              <w:t>67</w:t>
-            </w:r>
-          </w:p>
-        </w:tc>
-        <w:tc>
-          <w:tcPr>
-            <w:tcW w:type="dxa" w:w="1701"/>
-            <w:shd w:fill="FFCC99" w:val="clear"/>
-          </w:tcPr>
-          <w:p>
-            <w:r>
-              <w:rPr>
-                <w:b w:val="0"/>
-                <w:sz w:val="16"/>
-              </w:rPr>
-              <w:t>3.1 - ARHITECTURA - LUCRARI NOI</w:t>
-            </w:r>
-          </w:p>
-        </w:tc>
-        <w:tc>
-          <w:tcPr>
-            <w:tcW w:type="dxa" w:w="850"/>
-            <w:shd w:fill="FFCC99" w:val="clear"/>
-          </w:tcPr>
-          <w:p>
-            <w:r>
-              <w:rPr>
-                <w:b w:val="0"/>
-                <w:sz w:val="16"/>
-              </w:rPr>
-              <w:t>RPCE26A+</w:t>
-            </w:r>
-          </w:p>
-        </w:tc>
-        <w:tc>
-          <w:tcPr>
-            <w:tcW w:type="dxa" w:w="1984"/>
-            <w:shd w:fill="FFCC99" w:val="clear"/>
-          </w:tcPr>
-          <w:p>
-            <w:r>
-              <w:rPr>
-                <w:b w:val="0"/>
-                <w:sz w:val="16"/>
-              </w:rPr>
-              <w:t>hidroizolatie bituminoasa pensulabila</w:t>
-            </w:r>
-          </w:p>
-        </w:tc>
-        <w:tc>
-          <w:tcPr>
-            <w:tcW w:type="dxa" w:w="454"/>
-            <w:shd w:fill="FFCC99" w:val="clear"/>
-          </w:tcPr>
-          <w:p>
-            <w:r>
-              <w:rPr>
-                <w:b w:val="0"/>
-                <w:sz w:val="16"/>
-              </w:rPr>
-              <w:t>mp</w:t>
-            </w:r>
-          </w:p>
-        </w:tc>
-        <w:tc>
-          <w:tcPr>
-            <w:tcW w:type="dxa" w:w="680"/>
-            <w:shd w:fill="FFCC99" w:val="clear"/>
-          </w:tcPr>
-          <w:p>
-            <w:r>
-              <w:rPr>
-                <w:b w:val="0"/>
-                <w:sz w:val="16"/>
-              </w:rPr>
-              <w:t>30.0</w:t>
-            </w:r>
-          </w:p>
-        </w:tc>
-        <w:tc>
-          <w:tcPr>
-            <w:tcW w:type="dxa" w:w="850"/>
-            <w:shd w:fill="FFCC99" w:val="clear"/>
-          </w:tcPr>
-          <w:p>
-            <w:r>
-              <w:rPr>
-                <w:b w:val="0"/>
-                <w:sz w:val="16"/>
-              </w:rPr>
-              <w:t>RPCE26A+</w:t>
-            </w:r>
-          </w:p>
-        </w:tc>
-        <w:tc>
-          <w:tcPr>
-            <w:tcW w:type="dxa" w:w="1984"/>
-            <w:shd w:fill="FFCC99" w:val="clear"/>
-          </w:tcPr>
-          <w:p>
-            <w:r>
-              <w:rPr>
-                <w:b w:val="0"/>
-                <w:sz w:val="16"/>
-              </w:rPr>
-              <w:t>Deviz 2.1</w:t>
-            </w:r>
-          </w:p>
-        </w:tc>
-        <w:tc>
-          <w:tcPr>
-            <w:tcW w:type="dxa" w:w="454"/>
-            <w:shd w:fill="FFCC99" w:val="clear"/>
-          </w:tcPr>
-          <w:p>
-            <w:r>
-              <w:rPr>
-                <w:b w:val="0"/>
-                <w:sz w:val="16"/>
-              </w:rPr>
-              <w:t>mp</w:t>
-            </w:r>
-          </w:p>
-        </w:tc>
-        <w:tc>
-          <w:tcPr>
-            <w:tcW w:type="dxa" w:w="680"/>
-            <w:shd w:fill="FFCC99" w:val="clear"/>
-          </w:tcPr>
-          <w:p>
-            <w:r>
-              <w:rPr>
-                <w:b w:val="0"/>
-                <w:sz w:val="16"/>
-              </w:rPr>
-              <w:t>18.0</w:t>
-            </w:r>
-          </w:p>
-        </w:tc>
-        <w:tc>
-          <w:tcPr>
-            <w:tcW w:type="dxa" w:w="3572"/>
-            <w:shd w:fill="FFCC99" w:val="clear"/>
-          </w:tcPr>
-          <w:p>
-            <w:r>
-              <w:rPr>
-                <w:b w:val="0"/>
-                <w:color w:val="CC0000"/>
-                <w:sz w:val="16"/>
-              </w:rPr>
-              <w:t>ORPHAN: Cod 'RPCE26A+' identic, dar categorii DIFERITE. Cod RPCE26A+: REF categoriei 3.1 =&gt; OFERTA categoriei 2.1. VERIFICARE MANUALA NECESARA!</w:t>
-            </w:r>
-          </w:p>
-        </w:tc>
-      </w:tr>
-      <w:tr>
-        <w:tc>
-          <w:tcPr>
-            <w:tcW w:type="dxa" w:w="397"/>
-            <w:shd w:fill="FFCC99" w:val="clear"/>
-          </w:tcPr>
-          <w:p>
-            <w:r>
-              <w:rPr>
-                <w:b w:val="0"/>
-                <w:sz w:val="16"/>
-              </w:rPr>
-              <w:t>68</w:t>
-            </w:r>
-          </w:p>
-        </w:tc>
-        <w:tc>
-          <w:tcPr>
-            <w:tcW w:type="dxa" w:w="1701"/>
-            <w:shd w:fill="FFCC99" w:val="clear"/>
-          </w:tcPr>
-          <w:p>
-            <w:r>
-              <w:rPr>
-                <w:b w:val="0"/>
-                <w:sz w:val="16"/>
-              </w:rPr>
-              <w:t>3.1 - ARHITECTURA - LUCRARI NOI</w:t>
-            </w:r>
-          </w:p>
-        </w:tc>
-        <w:tc>
-          <w:tcPr>
-            <w:tcW w:type="dxa" w:w="850"/>
-            <w:shd w:fill="FFCC99" w:val="clear"/>
-          </w:tcPr>
-          <w:p>
-            <w:r>
-              <w:rPr>
-                <w:b w:val="0"/>
-                <w:sz w:val="16"/>
-              </w:rPr>
-              <w:t>RPCE31A+</w:t>
-            </w:r>
-          </w:p>
-        </w:tc>
-        <w:tc>
-          <w:tcPr>
-            <w:tcW w:type="dxa" w:w="1984"/>
-            <w:shd w:fill="FFCC99" w:val="clear"/>
-          </w:tcPr>
-          <w:p>
-            <w:r>
-              <w:rPr>
-                <w:b w:val="0"/>
-                <w:sz w:val="16"/>
-              </w:rPr>
-              <w:t>hidroizolatie membrana bituminoasa cu armatura din</w:t>
-            </w:r>
-          </w:p>
-        </w:tc>
-        <w:tc>
-          <w:tcPr>
-            <w:tcW w:type="dxa" w:w="454"/>
-            <w:shd w:fill="FFCC99" w:val="clear"/>
-          </w:tcPr>
-          <w:p>
-            <w:r>
-              <w:rPr>
-                <w:b w:val="0"/>
-                <w:sz w:val="16"/>
-              </w:rPr>
-              <w:t>mp</w:t>
-            </w:r>
-          </w:p>
-        </w:tc>
-        <w:tc>
-          <w:tcPr>
-            <w:tcW w:type="dxa" w:w="680"/>
-            <w:shd w:fill="FFCC99" w:val="clear"/>
-          </w:tcPr>
-          <w:p>
-            <w:r>
-              <w:rPr>
-                <w:b w:val="0"/>
-                <w:sz w:val="16"/>
-              </w:rPr>
-              <w:t>86.0</w:t>
-            </w:r>
-          </w:p>
-        </w:tc>
-        <w:tc>
-          <w:tcPr>
-            <w:tcW w:type="dxa" w:w="850"/>
-            <w:shd w:fill="FFCC99" w:val="clear"/>
-          </w:tcPr>
-          <w:p>
-            <w:r>
-              <w:rPr>
-                <w:b w:val="0"/>
-                <w:sz w:val="16"/>
-              </w:rPr>
-              <w:t>RPCE31A+</w:t>
-            </w:r>
-          </w:p>
-        </w:tc>
-        <w:tc>
-          <w:tcPr>
-            <w:tcW w:type="dxa" w:w="1984"/>
-            <w:shd w:fill="FFCC99" w:val="clear"/>
-          </w:tcPr>
-          <w:p>
-            <w:r>
-              <w:rPr>
-                <w:b w:val="0"/>
-                <w:sz w:val="16"/>
-              </w:rPr>
-              <w:t>Deviz 2.1</w:t>
-            </w:r>
-          </w:p>
-        </w:tc>
-        <w:tc>
-          <w:tcPr>
-            <w:tcW w:type="dxa" w:w="454"/>
-            <w:shd w:fill="FFCC99" w:val="clear"/>
-          </w:tcPr>
-          <w:p>
-            <w:r>
-              <w:rPr>
-                <w:b w:val="0"/>
-                <w:sz w:val="16"/>
-              </w:rPr>
-              <w:t>mp</w:t>
-            </w:r>
-          </w:p>
-        </w:tc>
-        <w:tc>
-          <w:tcPr>
-            <w:tcW w:type="dxa" w:w="680"/>
-            <w:shd w:fill="FFCC99" w:val="clear"/>
-          </w:tcPr>
-          <w:p>
-            <w:r>
-              <w:rPr>
-                <w:b w:val="0"/>
-                <w:sz w:val="16"/>
-              </w:rPr>
-              <w:t>69.0</w:t>
-            </w:r>
-          </w:p>
-        </w:tc>
-        <w:tc>
-          <w:tcPr>
-            <w:tcW w:type="dxa" w:w="3572"/>
-            <w:shd w:fill="FFCC99" w:val="clear"/>
-          </w:tcPr>
-          <w:p>
-            <w:r>
-              <w:rPr>
-                <w:b w:val="0"/>
-                <w:color w:val="CC0000"/>
-                <w:sz w:val="16"/>
-              </w:rPr>
-              <w:t>ORPHAN: Cod 'RPCE31A+' identic, dar categorii DIFERITE. Cod RPCE31A+: REF categoriei 3.1 =&gt; OFERTA categoriei 2.1. VERIFICARE MANUALA NECESARA!</w:t>
-            </w:r>
-          </w:p>
-        </w:tc>
-      </w:tr>
-      <w:tr>
-        <w:tc>
-          <w:tcPr>
-            <w:tcW w:type="dxa" w:w="397"/>
-            <w:shd w:fill="FFCC99" w:val="clear"/>
-          </w:tcPr>
-          <w:p>
-            <w:r>
-              <w:rPr>
-                <w:b w:val="0"/>
-                <w:sz w:val="16"/>
-              </w:rPr>
-              <w:t>69</w:t>
-            </w:r>
-          </w:p>
-        </w:tc>
-        <w:tc>
-          <w:tcPr>
-            <w:tcW w:type="dxa" w:w="1701"/>
-            <w:shd w:fill="FFCC99" w:val="clear"/>
-          </w:tcPr>
-          <w:p>
-            <w:r>
-              <w:rPr>
-                <w:b w:val="0"/>
-                <w:sz w:val="16"/>
-              </w:rPr>
-              <w:t>3.1 - ARHITECTURA - LUCRARI NOI</w:t>
-            </w:r>
-          </w:p>
-        </w:tc>
-        <w:tc>
-          <w:tcPr>
-            <w:tcW w:type="dxa" w:w="850"/>
-            <w:shd w:fill="FFCC99" w:val="clear"/>
-          </w:tcPr>
-          <w:p>
-            <w:r>
-              <w:rPr>
-                <w:b w:val="0"/>
-                <w:sz w:val="16"/>
-              </w:rPr>
-              <w:t>RPCQ06A+</w:t>
-            </w:r>
-          </w:p>
-        </w:tc>
-        <w:tc>
-          <w:tcPr>
-            <w:tcW w:type="dxa" w:w="1984"/>
-            <w:shd w:fill="FFCC99" w:val="clear"/>
-          </w:tcPr>
-          <w:p>
-            <w:r>
-              <w:rPr>
-                <w:b w:val="0"/>
-                <w:sz w:val="16"/>
-              </w:rPr>
-              <w:t>tamplarie pvc cu geam tripan culoare lemn</w:t>
-            </w:r>
-          </w:p>
-        </w:tc>
-        <w:tc>
-          <w:tcPr>
-            <w:tcW w:type="dxa" w:w="454"/>
-            <w:shd w:fill="FFCC99" w:val="clear"/>
-          </w:tcPr>
-          <w:p>
-            <w:r>
-              <w:rPr>
-                <w:b w:val="0"/>
-                <w:sz w:val="16"/>
-              </w:rPr>
-              <w:t>mp</w:t>
-            </w:r>
-          </w:p>
-        </w:tc>
-        <w:tc>
-          <w:tcPr>
-            <w:tcW w:type="dxa" w:w="680"/>
-            <w:shd w:fill="FFCC99" w:val="clear"/>
-          </w:tcPr>
-          <w:p>
-            <w:r>
-              <w:rPr>
-                <w:b w:val="0"/>
-                <w:sz w:val="16"/>
-              </w:rPr>
-              <w:t>50.0</w:t>
-            </w:r>
-          </w:p>
-        </w:tc>
-        <w:tc>
-          <w:tcPr>
-            <w:tcW w:type="dxa" w:w="850"/>
-            <w:shd w:fill="FFCC99" w:val="clear"/>
-          </w:tcPr>
-          <w:p>
-            <w:r>
-              <w:rPr>
-                <w:b w:val="0"/>
-                <w:sz w:val="16"/>
-              </w:rPr>
-              <w:t>RPCQ06A+</w:t>
-            </w:r>
-          </w:p>
-        </w:tc>
-        <w:tc>
-          <w:tcPr>
-            <w:tcW w:type="dxa" w:w="1984"/>
-            <w:shd w:fill="FFCC99" w:val="clear"/>
-          </w:tcPr>
-          <w:p>
-            <w:r>
-              <w:rPr>
-                <w:b w:val="0"/>
-                <w:sz w:val="16"/>
-              </w:rPr>
-              <w:t>Deviz 2.1</w:t>
-            </w:r>
-          </w:p>
-        </w:tc>
-        <w:tc>
-          <w:tcPr>
-            <w:tcW w:type="dxa" w:w="454"/>
-            <w:shd w:fill="FFCC99" w:val="clear"/>
-          </w:tcPr>
-          <w:p>
-            <w:r>
-              <w:rPr>
-                <w:b w:val="0"/>
-                <w:sz w:val="16"/>
-              </w:rPr>
-              <w:t>mp</w:t>
-            </w:r>
-          </w:p>
-        </w:tc>
-        <w:tc>
-          <w:tcPr>
-            <w:tcW w:type="dxa" w:w="680"/>
-            <w:shd w:fill="FFCC99" w:val="clear"/>
-          </w:tcPr>
-          <w:p>
-            <w:r>
-              <w:rPr>
-                <w:b w:val="0"/>
-                <w:sz w:val="16"/>
-              </w:rPr>
-              <w:t>299.0</w:t>
-            </w:r>
-          </w:p>
-        </w:tc>
-        <w:tc>
-          <w:tcPr>
-            <w:tcW w:type="dxa" w:w="3572"/>
-            <w:shd w:fill="FFCC99" w:val="clear"/>
-          </w:tcPr>
-          <w:p>
-            <w:r>
-              <w:rPr>
-                <w:b w:val="0"/>
-                <w:color w:val="CC0000"/>
-                <w:sz w:val="16"/>
-              </w:rPr>
-              <w:t>ORPHAN: Cod 'RPCQ06A+' identic, dar categorii DIFERITE. Cod RPCQ06A+: REF categoriei 3.1 =&gt; OFERTA categoriei 2.1. VERIFICARE MANUALA NECESARA!</w:t>
-            </w:r>
-          </w:p>
-        </w:tc>
-      </w:tr>
-      <w:tr>
-        <w:tc>
-          <w:tcPr>
-            <w:tcW w:type="dxa" w:w="397"/>
-            <w:shd w:fill="FFCC99" w:val="clear"/>
-          </w:tcPr>
-          <w:p>
-            <w:r>
-              <w:rPr>
-                <w:b w:val="0"/>
-                <w:sz w:val="16"/>
-              </w:rPr>
-              <w:t>70</w:t>
-            </w:r>
-          </w:p>
-        </w:tc>
-        <w:tc>
-          <w:tcPr>
-            <w:tcW w:type="dxa" w:w="1701"/>
-            <w:shd w:fill="FFCC99" w:val="clear"/>
-          </w:tcPr>
-          <w:p>
-            <w:r>
-              <w:rPr>
-                <w:b w:val="0"/>
-                <w:sz w:val="16"/>
-              </w:rPr>
-              <w:t>3.1 - ARHITECTURA - LUCRARI NOI</w:t>
-            </w:r>
-          </w:p>
-        </w:tc>
-        <w:tc>
-          <w:tcPr>
-            <w:tcW w:type="dxa" w:w="850"/>
-            <w:shd w:fill="FFCC99" w:val="clear"/>
-          </w:tcPr>
-          <w:p>
-            <w:r>
-              <w:rPr>
-                <w:b w:val="0"/>
-                <w:sz w:val="16"/>
-              </w:rPr>
-              <w:t>RPCI22C+</w:t>
-            </w:r>
-          </w:p>
-        </w:tc>
-        <w:tc>
-          <w:tcPr>
-            <w:tcW w:type="dxa" w:w="1984"/>
-            <w:shd w:fill="FFCC99" w:val="clear"/>
-          </w:tcPr>
-          <w:p>
-            <w:r>
-              <w:rPr>
-                <w:b w:val="0"/>
-                <w:sz w:val="16"/>
-              </w:rPr>
-              <w:t>glaf tabla, vopsit culoare ral 9011</w:t>
-            </w:r>
-          </w:p>
-        </w:tc>
-        <w:tc>
-          <w:tcPr>
-            <w:tcW w:type="dxa" w:w="454"/>
-            <w:shd w:fill="FFCC99" w:val="clear"/>
-          </w:tcPr>
-          <w:p>
-            <w:r>
-              <w:rPr>
-                <w:b w:val="0"/>
-                <w:sz w:val="16"/>
-              </w:rPr>
-              <w:t>ml</w:t>
-            </w:r>
-          </w:p>
-        </w:tc>
-        <w:tc>
-          <w:tcPr>
-            <w:tcW w:type="dxa" w:w="680"/>
-            <w:shd w:fill="FFCC99" w:val="clear"/>
-          </w:tcPr>
-          <w:p>
-            <w:r>
-              <w:rPr>
-                <w:b w:val="0"/>
-                <w:sz w:val="16"/>
-              </w:rPr>
-              <w:t>22.5</w:t>
-            </w:r>
-          </w:p>
-        </w:tc>
-        <w:tc>
-          <w:tcPr>
-            <w:tcW w:type="dxa" w:w="850"/>
-            <w:shd w:fill="FFCC99" w:val="clear"/>
-          </w:tcPr>
-          <w:p>
-            <w:r>
-              <w:rPr>
-                <w:b w:val="0"/>
-                <w:sz w:val="16"/>
-              </w:rPr>
-              <w:t>RPCI22C+</w:t>
-            </w:r>
-          </w:p>
-        </w:tc>
-        <w:tc>
-          <w:tcPr>
-            <w:tcW w:type="dxa" w:w="1984"/>
-            <w:shd w:fill="FFCC99" w:val="clear"/>
-          </w:tcPr>
-          <w:p>
-            <w:r>
-              <w:rPr>
-                <w:b w:val="0"/>
-                <w:sz w:val="16"/>
-              </w:rPr>
-              <w:t>Deviz 2.1</w:t>
-            </w:r>
-          </w:p>
-        </w:tc>
-        <w:tc>
-          <w:tcPr>
-            <w:tcW w:type="dxa" w:w="454"/>
-            <w:shd w:fill="FFCC99" w:val="clear"/>
-          </w:tcPr>
-          <w:p>
-            <w:r>
-              <w:rPr>
-                <w:b w:val="0"/>
-                <w:sz w:val="16"/>
-              </w:rPr>
-              <w:t>ml</w:t>
-            </w:r>
-          </w:p>
-        </w:tc>
-        <w:tc>
-          <w:tcPr>
-            <w:tcW w:type="dxa" w:w="680"/>
-            <w:shd w:fill="FFCC99" w:val="clear"/>
-          </w:tcPr>
-          <w:p>
-            <w:r>
-              <w:rPr>
-                <w:b w:val="0"/>
-                <w:sz w:val="16"/>
-              </w:rPr>
-              <w:t>160.0</w:t>
-            </w:r>
-          </w:p>
-        </w:tc>
-        <w:tc>
-          <w:tcPr>
-            <w:tcW w:type="dxa" w:w="3572"/>
-            <w:shd w:fill="FFCC99" w:val="clear"/>
-          </w:tcPr>
-          <w:p>
-            <w:r>
-              <w:rPr>
-                <w:b w:val="0"/>
-                <w:color w:val="CC0000"/>
-                <w:sz w:val="16"/>
-              </w:rPr>
-              <w:t>ORPHAN: Cod 'RPCI22C+' identic, dar categorii DIFERITE. Cod RPCI22C+: REF categoriei 3.1 =&gt; OFERTA categoriei 2.1. VERIFICARE MANUALA NECESARA!</w:t>
-            </w:r>
-          </w:p>
-        </w:tc>
-      </w:tr>
-      <w:tr>
-        <w:tc>
-          <w:tcPr>
-            <w:tcW w:type="dxa" w:w="397"/>
-            <w:shd w:fill="FFCC99" w:val="clear"/>
-          </w:tcPr>
-          <w:p>
-            <w:r>
-              <w:rPr>
-                <w:b w:val="0"/>
-                <w:sz w:val="16"/>
-              </w:rPr>
-              <w:t>71</w:t>
-            </w:r>
-          </w:p>
-        </w:tc>
-        <w:tc>
-          <w:tcPr>
-            <w:tcW w:type="dxa" w:w="1701"/>
-            <w:shd w:fill="FFCC99" w:val="clear"/>
-          </w:tcPr>
-          <w:p>
-            <w:r>
-              <w:rPr>
-                <w:b w:val="0"/>
-                <w:sz w:val="16"/>
-              </w:rPr>
-              <w:t>3.1 - ARHITECTURA - LUCRARI NOI</w:t>
-            </w:r>
-          </w:p>
-        </w:tc>
-        <w:tc>
-          <w:tcPr>
-            <w:tcW w:type="dxa" w:w="850"/>
-            <w:shd w:fill="FFCC99" w:val="clear"/>
-          </w:tcPr>
-          <w:p>
-            <w:r>
-              <w:rPr>
-                <w:b w:val="0"/>
-                <w:sz w:val="16"/>
-              </w:rPr>
-              <w:t>RPCE40A+</w:t>
-            </w:r>
-          </w:p>
-        </w:tc>
-        <w:tc>
-          <w:tcPr>
-            <w:tcW w:type="dxa" w:w="1984"/>
-            <w:shd w:fill="FFCC99" w:val="clear"/>
-          </w:tcPr>
-          <w:p>
-            <w:r>
-              <w:rPr>
-                <w:b w:val="0"/>
-                <w:sz w:val="16"/>
-              </w:rPr>
-              <w:t>receptor cu parafrunzar cu flansa de etansare evac</w:t>
-            </w:r>
-          </w:p>
-        </w:tc>
-        <w:tc>
-          <w:tcPr>
-            <w:tcW w:type="dxa" w:w="454"/>
-            <w:shd w:fill="FFCC99" w:val="clear"/>
-          </w:tcPr>
-          <w:p>
-            <w:r>
-              <w:rPr>
-                <w:b w:val="0"/>
-                <w:sz w:val="16"/>
-              </w:rPr>
-              <w:t>buc</w:t>
-            </w:r>
-          </w:p>
-        </w:tc>
-        <w:tc>
-          <w:tcPr>
-            <w:tcW w:type="dxa" w:w="680"/>
-            <w:shd w:fill="FFCC99" w:val="clear"/>
-          </w:tcPr>
-          <w:p>
-            <w:r>
-              <w:rPr>
-                <w:b w:val="0"/>
-                <w:sz w:val="16"/>
-              </w:rPr>
-              <w:t>2.0</w:t>
-            </w:r>
-          </w:p>
-        </w:tc>
-        <w:tc>
-          <w:tcPr>
-            <w:tcW w:type="dxa" w:w="850"/>
-            <w:shd w:fill="FFCC99" w:val="clear"/>
-          </w:tcPr>
-          <w:p>
-            <w:r>
-              <w:rPr>
-                <w:b w:val="0"/>
-                <w:sz w:val="16"/>
-              </w:rPr>
-              <w:t>RPCE40A+</w:t>
-            </w:r>
-          </w:p>
-        </w:tc>
-        <w:tc>
-          <w:tcPr>
-            <w:tcW w:type="dxa" w:w="1984"/>
-            <w:shd w:fill="FFCC99" w:val="clear"/>
-          </w:tcPr>
-          <w:p>
-            <w:r>
-              <w:rPr>
-                <w:b w:val="0"/>
-                <w:sz w:val="16"/>
-              </w:rPr>
-              <w:t>Deviz 2.1</w:t>
-            </w:r>
-          </w:p>
-        </w:tc>
-        <w:tc>
-          <w:tcPr>
-            <w:tcW w:type="dxa" w:w="454"/>
-            <w:shd w:fill="FFCC99" w:val="clear"/>
-          </w:tcPr>
-          <w:p>
-            <w:r>
-              <w:rPr>
-                <w:b w:val="0"/>
-                <w:sz w:val="16"/>
-              </w:rPr>
-              <w:t>buc</w:t>
-            </w:r>
-          </w:p>
-        </w:tc>
-        <w:tc>
-          <w:tcPr>
-            <w:tcW w:type="dxa" w:w="680"/>
-            <w:shd w:fill="FFCC99" w:val="clear"/>
-          </w:tcPr>
-          <w:p>
-            <w:r>
-              <w:rPr>
-                <w:b w:val="0"/>
-                <w:sz w:val="16"/>
-              </w:rPr>
-              <w:t>6.0</w:t>
-            </w:r>
-          </w:p>
-        </w:tc>
-        <w:tc>
-          <w:tcPr>
-            <w:tcW w:type="dxa" w:w="3572"/>
-            <w:shd w:fill="FFCC99" w:val="clear"/>
-          </w:tcPr>
-          <w:p>
-            <w:r>
-              <w:rPr>
-                <w:b w:val="0"/>
-                <w:color w:val="CC0000"/>
-                <w:sz w:val="16"/>
-              </w:rPr>
-              <w:t>ORPHAN: Cod 'RPCE40A+' identic, dar categorii DIFERITE. Cod RPCE40A+: REF categoriei 3.1 =&gt; OFERTA categoriei 2.1. VERIFICARE MANUALA NECESARA!</w:t>
             </w:r>
           </w:p>
         </w:tc>
@@ -11478,7 +8286,7 @@
                 <w:color w:val="000000"/>
                 <w:sz w:val="18"/>
               </w:rPr>
-              <w:t>Neconformitati: 14 din 96 articole ref.</w:t>
+              <w:t>Neconformitati: 4 din 96 articole ref.</w:t>
             </w:r>
           </w:p>
         </w:tc>
@@ -11604,7 +8412,7 @@
                 <w:b w:val="0"/>
                 <w:sz w:val="16"/>
               </w:rPr>
-              <w:t>73</w:t>
+              <w:t>54</w:t>
             </w:r>
           </w:p>
         </w:tc>
@@ -11763,7 +8571,7 @@
                 <w:b w:val="0"/>
                 <w:sz w:val="16"/>
               </w:rPr>
-              <w:t>74</w:t>
+              <w:t>55</w:t>
             </w:r>
           </w:p>
         </w:tc>
@@ -11922,7 +8730,7 @@
                 <w:b w:val="0"/>
                 <w:sz w:val="16"/>
               </w:rPr>
-              <w:t>75</w:t>
+              <w:t>56</w:t>
             </w:r>
           </w:p>
         </w:tc>
@@ -12081,7 +8889,7 @@
                 <w:b w:val="0"/>
                 <w:sz w:val="16"/>
               </w:rPr>
-              <w:t>76</w:t>
+              <w:t>57</w:t>
             </w:r>
           </w:p>
         </w:tc>
@@ -12240,7 +9048,7 @@
                 <w:b w:val="0"/>
                 <w:sz w:val="16"/>
               </w:rPr>
-              <w:t>77</w:t>
+              <w:t>58</w:t>
             </w:r>
           </w:p>
         </w:tc>
@@ -12399,7 +9207,7 @@
                 <w:b w:val="0"/>
                 <w:sz w:val="16"/>
               </w:rPr>
-              <w:t>78</w:t>
+              <w:t>59</w:t>
             </w:r>
           </w:p>
         </w:tc>
@@ -12558,7 +9366,7 @@
                 <w:b w:val="0"/>
                 <w:sz w:val="16"/>
               </w:rPr>
-              <w:t>79</w:t>
+              <w:t>60</w:t>
             </w:r>
           </w:p>
         </w:tc>
@@ -12717,7 +9525,7 @@
                 <w:b w:val="0"/>
                 <w:sz w:val="16"/>
               </w:rPr>
-              <w:t>80</w:t>
+              <w:t>61</w:t>
             </w:r>
           </w:p>
         </w:tc>
@@ -13026,7 +9834,7 @@
                 <w:b w:val="0"/>
                 <w:sz w:val="16"/>
               </w:rPr>
-              <w:t>82</w:t>
+              <w:t>63</w:t>
             </w:r>
           </w:p>
         </w:tc>
@@ -13185,7 +9993,7 @@
                 <w:b w:val="0"/>
                 <w:sz w:val="16"/>
               </w:rPr>
-              <w:t>83</w:t>
+              <w:t>64</w:t>
             </w:r>
           </w:p>
         </w:tc>
@@ -13460,7 +10268,7 @@
                 <w:b w:val="0"/>
                 <w:sz w:val="16"/>
               </w:rPr>
-              <w:t>85</w:t>
+              <w:t>66</w:t>
             </w:r>
           </w:p>
         </w:tc>
@@ -13769,7 +10577,7 @@
                 <w:b w:val="0"/>
                 <w:sz w:val="16"/>
               </w:rPr>
-              <w:t>87</w:t>
+              <w:t>68</w:t>
             </w:r>
           </w:p>
         </w:tc>
@@ -13928,7 +10736,7 @@
                 <w:b w:val="0"/>
                 <w:sz w:val="16"/>
               </w:rPr>
-              <w:t>88</w:t>
+              <w:t>69</w:t>
             </w:r>
           </w:p>
         </w:tc>
@@ -14087,7 +10895,7 @@
                 <w:b w:val="0"/>
                 <w:sz w:val="16"/>
               </w:rPr>
-              <w:t>89</w:t>
+              <w:t>70</w:t>
             </w:r>
           </w:p>
         </w:tc>
@@ -14246,7 +11054,7 @@
                 <w:b w:val="0"/>
                 <w:sz w:val="16"/>
               </w:rPr>
-              <w:t>90</w:t>
+              <w:t>71</w:t>
             </w:r>
           </w:p>
         </w:tc>
@@ -14405,7 +11213,7 @@
                 <w:b w:val="0"/>
                 <w:sz w:val="16"/>
               </w:rPr>
-              <w:t>91</w:t>
+              <w:t>72</w:t>
             </w:r>
           </w:p>
         </w:tc>
@@ -14530,7 +11338,7 @@
                 <w:b w:val="0"/>
                 <w:sz w:val="16"/>
               </w:rPr>
-              <w:t>92</w:t>
+              <w:t>73</w:t>
             </w:r>
           </w:p>
         </w:tc>
@@ -14675,7 +11483,7 @@
                 <w:b w:val="0"/>
                 <w:sz w:val="16"/>
               </w:rPr>
-              <w:t>93</w:t>
+              <w:t>74</w:t>
             </w:r>
           </w:p>
         </w:tc>
@@ -14761,7 +11569,7 @@
                 <w:b w:val="0"/>
                 <w:sz w:val="16"/>
               </w:rPr>
-              <w:t>IA01D01</w:t>
+              <w:t>RCSB15A</w:t>
             </w:r>
           </w:p>
         </w:tc>
@@ -14776,7 +11584,7 @@
                 <w:b w:val="0"/>
                 <w:sz w:val="16"/>
               </w:rPr>
-              <w:t>montare aeroterma pe agent termic</w:t>
+              <w:t>montare sursa suplimentara de incalzire (incalz...</w:t>
             </w:r>
           </w:p>
         </w:tc>
@@ -14806,7 +11614,7 @@
                 <w:b w:val="0"/>
                 <w:sz w:val="16"/>
               </w:rPr>
-              <w:t>3.0</w:t>
+              <w:t>1.0</w:t>
             </w:r>
           </w:p>
         </w:tc>
@@ -14839,7 +11647,7 @@
                 <w:b w:val="0"/>
                 <w:sz w:val="16"/>
               </w:rPr>
-              <w:t>94</w:t>
+              <w:t>75</w:t>
             </w:r>
           </w:p>
         </w:tc>
@@ -15003,7 +11811,7 @@
                 <w:b w:val="0"/>
                 <w:sz w:val="16"/>
               </w:rPr>
-              <w:t>95</w:t>
+              <w:t>76</w:t>
             </w:r>
           </w:p>
         </w:tc>
@@ -15089,7 +11897,7 @@
                 <w:b w:val="0"/>
                 <w:sz w:val="16"/>
               </w:rPr>
-              <w:t>IA13XA</w:t>
+              <w:t>ACA09A05</w:t>
             </w:r>
           </w:p>
         </w:tc>
@@ -15104,7 +11912,7 @@
                 <w:b w:val="0"/>
                 <w:sz w:val="16"/>
               </w:rPr>
-              <w:t>montaj recuperator de caldura min 185 mc/h</w:t>
+              <w:t>montare filtru magnetita tip hx 1' 1/4</w:t>
             </w:r>
           </w:p>
         </w:tc>
@@ -15134,7 +11942,7 @@
                 <w:b w:val="0"/>
                 <w:sz w:val="16"/>
               </w:rPr>
-              <w:t>1.0</w:t>
+              <w:t>11.0</w:t>
             </w:r>
           </w:p>
         </w:tc>
@@ -15167,7 +11975,7 @@
                 <w:b w:val="0"/>
                 <w:sz w:val="16"/>
               </w:rPr>
-              <w:t>96</w:t>
+              <w:t>77</w:t>
             </w:r>
           </w:p>
         </w:tc>
@@ -15253,7 +12061,7 @@
                 <w:b w:val="0"/>
                 <w:sz w:val="16"/>
               </w:rPr>
-              <w:t>IA13XA</w:t>
+              <w:t>IA01D01</w:t>
             </w:r>
           </w:p>
         </w:tc>
@@ -15268,7 +12076,7 @@
                 <w:b w:val="0"/>
                 <w:sz w:val="16"/>
               </w:rPr>
-              <w:t>montaj recuperator de caldura min.1100 mc/h, ne...</w:t>
+              <w:t>montare aeroterma pe agent termic</w:t>
             </w:r>
           </w:p>
         </w:tc>
@@ -15298,7 +12106,7 @@
                 <w:b w:val="0"/>
                 <w:sz w:val="16"/>
               </w:rPr>
-              <w:t>2.0</w:t>
+              <w:t>3.0</w:t>
             </w:r>
           </w:p>
         </w:tc>
@@ -15331,7 +12139,7 @@
                 <w:b w:val="0"/>
                 <w:sz w:val="16"/>
               </w:rPr>
-              <w:t>97</w:t>
+              <w:t>78</w:t>
             </w:r>
           </w:p>
         </w:tc>
@@ -15417,7 +12225,7 @@
                 <w:b w:val="0"/>
                 <w:sz w:val="16"/>
               </w:rPr>
-              <w:t>IA11A01</w:t>
+              <w:t>IA13XA</w:t>
             </w:r>
           </w:p>
         </w:tc>
@@ -15432,7 +12240,7 @@
                 <w:b w:val="0"/>
                 <w:sz w:val="16"/>
               </w:rPr>
-              <w:t>montaj pompa de circulatie agent termic</w:t>
+              <w:t>montaj recuperator de caldura min 185 mc/h</w:t>
             </w:r>
           </w:p>
         </w:tc>
@@ -15462,7 +12270,7 @@
                 <w:b w:val="0"/>
                 <w:sz w:val="16"/>
               </w:rPr>
-              <w:t>4.0</w:t>
+              <w:t>1.0</w:t>
             </w:r>
           </w:p>
         </w:tc>
@@ -15495,7 +12303,7 @@
                 <w:b w:val="0"/>
                 <w:sz w:val="16"/>
               </w:rPr>
-              <w:t>98</w:t>
+              <w:t>79</w:t>
             </w:r>
           </w:p>
         </w:tc>
@@ -15581,7 +12389,7 @@
                 <w:b w:val="0"/>
                 <w:sz w:val="16"/>
               </w:rPr>
-              <w:t>RCSB15A</w:t>
+              <w:t>IA13XA</w:t>
             </w:r>
           </w:p>
         </w:tc>
@@ -15596,7 +12404,7 @@
                 <w:b w:val="0"/>
                 <w:sz w:val="16"/>
               </w:rPr>
-              <w:t>montare sursa suplimentara de incalzire (incalz...</w:t>
+              <w:t>montaj recuperator de caldura min.1100 mc/h, ne...</w:t>
             </w:r>
           </w:p>
         </w:tc>
@@ -15626,7 +12434,7 @@
                 <w:b w:val="0"/>
                 <w:sz w:val="16"/>
               </w:rPr>
-              <w:t>1.0</w:t>
+              <w:t>2.0</w:t>
             </w:r>
           </w:p>
         </w:tc>
@@ -15659,7 +12467,7 @@
                 <w:b w:val="0"/>
                 <w:sz w:val="16"/>
               </w:rPr>
-              <w:t>99</w:t>
+              <w:t>80</w:t>
             </w:r>
           </w:p>
         </w:tc>
@@ -15745,7 +12553,7 @@
                 <w:b w:val="0"/>
                 <w:sz w:val="16"/>
               </w:rPr>
-              <w:t>IB17C1</w:t>
+              <w:t>IA11A01</w:t>
             </w:r>
           </w:p>
         </w:tc>
@@ -15760,7 +12568,7 @@
                 <w:b w:val="0"/>
                 <w:sz w:val="16"/>
               </w:rPr>
-              <w:t>montare generator de curent , trifazat, diesel,...</w:t>
+              <w:t>montaj pompa de circulatie agent termic</w:t>
             </w:r>
           </w:p>
         </w:tc>
@@ -15790,7 +12598,7 @@
                 <w:b w:val="0"/>
                 <w:sz w:val="16"/>
               </w:rPr>
-              <w:t>1.0</w:t>
+              <w:t>4.0</w:t>
             </w:r>
           </w:p>
         </w:tc>
@@ -15823,7 +12631,7 @@
                 <w:b w:val="0"/>
                 <w:sz w:val="16"/>
               </w:rPr>
-              <w:t>100</w:t>
+              <w:t>81</w:t>
             </w:r>
           </w:p>
         </w:tc>
@@ -15909,7 +12717,7 @@
                 <w:b w:val="0"/>
                 <w:sz w:val="16"/>
               </w:rPr>
-              <w:t>ACA09A05</w:t>
+              <w:t>IB17C1</w:t>
             </w:r>
           </w:p>
         </w:tc>
@@ -15924,7 +12732,7 @@
                 <w:b w:val="0"/>
                 <w:sz w:val="16"/>
               </w:rPr>
-              <w:t>montare filtru magnetita tip hx 1' 1/4</w:t>
+              <w:t>montare generator de curent , trifazat, diesel,...</w:t>
             </w:r>
           </w:p>
         </w:tc>
@@ -15954,7 +12762,7 @@
                 <w:b w:val="0"/>
                 <w:sz w:val="16"/>
               </w:rPr>
-              <w:t>11.0</w:t>
+              <w:t>1.0</w:t>
             </w:r>
           </w:p>
         </w:tc>
@@ -15987,7 +12795,7 @@
                 <w:b w:val="0"/>
                 <w:sz w:val="16"/>
               </w:rPr>
-              <w:t>101</w:t>
+              <w:t>82</w:t>
             </w:r>
           </w:p>
         </w:tc>
@@ -16151,7 +12959,7 @@
                 <w:b w:val="0"/>
                 <w:sz w:val="16"/>
               </w:rPr>
-              <w:t>102</w:t>
+              <w:t>83</w:t>
             </w:r>
           </w:p>
         </w:tc>

--- a/output_AO/Raport_Oferta_1.docx
+++ b/output_AO/Raport_Oferta_1.docx
@@ -34,7 +34,7 @@
         <w:rPr>
           <w:b/>
         </w:rPr>
-        <w:t>Articole referință: 912  │  Articole ofertă: 908  │  Matched: 0  │  Neconformități: 0</w:t>
+        <w:t>Articole referință: 912  │  Articole ofertă: 909  │  Matched: 0  │  Neconformități: 0</w:t>
       </w:r>
     </w:p>
     <w:p>
@@ -397,7 +397,7 @@
                 <w:b/>
                 <w:sz w:val="18"/>
               </w:rPr>
-              <w:t>Capitol de lucrări 2.1 — ARHITECTURA - LUCRARI NOI  │  LIPSA: 2  │  EXTRA: 0  │  Delta: -2</w:t>
+              <w:t>Capitol de lucrări 2.1 — ARHITECTURA - LUCRARI NOI  │  LIPSA: 1  │  EXTRA: 0  │  Delta: -1</w:t>
             </w:r>
           </w:p>
         </w:tc>
@@ -724,6 +724,7 @@
         <w:tc>
           <w:tcPr>
             <w:tcW w:type="dxa" w:w="397"/>
+            <w:shd w:fill="FFB3B3" w:val="clear"/>
           </w:tcPr>
           <w:p>
             <w:r>
@@ -738,6 +739,7 @@
         <w:tc>
           <w:tcPr>
             <w:tcW w:type="dxa" w:w="1701"/>
+            <w:shd w:fill="FFB3B3" w:val="clear"/>
           </w:tcPr>
           <w:p>
             <w:r>
@@ -752,34 +754,37 @@
         <w:tc>
           <w:tcPr>
             <w:tcW w:type="dxa" w:w="850"/>
-          </w:tcPr>
-          <w:p>
-            <w:r>
-              <w:rPr>
-                <w:b w:val="0"/>
-                <w:sz w:val="16"/>
-              </w:rPr>
-              <w:t>CO03A01</w:t>
+            <w:shd w:fill="FFB3B3" w:val="clear"/>
+          </w:tcPr>
+          <w:p>
+            <w:r>
+              <w:rPr>
+                <w:b w:val="0"/>
+                <w:sz w:val="16"/>
+              </w:rPr>
+              <w:t>W3H18C1</w:t>
             </w:r>
           </w:p>
         </w:tc>
         <w:tc>
           <w:tcPr>
             <w:tcW w:type="dxa" w:w="1984"/>
-          </w:tcPr>
-          <w:p>
-            <w:r>
-              <w:rPr>
-                <w:b w:val="0"/>
-                <w:sz w:val="16"/>
-              </w:rPr>
-              <w:t>dop de bitum</w:t>
+            <w:shd w:fill="FFB3B3" w:val="clear"/>
+          </w:tcPr>
+          <w:p>
+            <w:r>
+              <w:rPr>
+                <w:b w:val="0"/>
+                <w:sz w:val="16"/>
+              </w:rPr>
+              <w:t>profil de inchidere atic - zincat, vopsit culoa...</w:t>
             </w:r>
           </w:p>
         </w:tc>
         <w:tc>
           <w:tcPr>
             <w:tcW w:type="dxa" w:w="454"/>
+            <w:shd w:fill="FFB3B3" w:val="clear"/>
           </w:tcPr>
           <w:p>
             <w:r>
@@ -794,169 +799,50 @@
         <w:tc>
           <w:tcPr>
             <w:tcW w:type="dxa" w:w="680"/>
-          </w:tcPr>
-          <w:p>
-            <w:r>
-              <w:rPr>
-                <w:b w:val="0"/>
-                <w:sz w:val="16"/>
-              </w:rPr>
-              <w:t>320.0</w:t>
+            <w:shd w:fill="FFB3B3" w:val="clear"/>
+          </w:tcPr>
+          <w:p>
+            <w:r>
+              <w:rPr>
+                <w:b w:val="0"/>
+                <w:sz w:val="16"/>
+              </w:rPr>
+              <w:t>230.0</w:t>
             </w:r>
           </w:p>
         </w:tc>
         <w:tc>
           <w:tcPr>
             <w:tcW w:type="dxa" w:w="850"/>
+            <w:shd w:fill="FFB3B3" w:val="clear"/>
           </w:tcPr>
           <w:p/>
         </w:tc>
         <w:tc>
           <w:tcPr>
             <w:tcW w:type="dxa" w:w="1984"/>
+            <w:shd w:fill="FFB3B3" w:val="clear"/>
           </w:tcPr>
           <w:p/>
         </w:tc>
         <w:tc>
           <w:tcPr>
             <w:tcW w:type="dxa" w:w="454"/>
+            <w:shd w:fill="FFB3B3" w:val="clear"/>
           </w:tcPr>
           <w:p/>
         </w:tc>
         <w:tc>
           <w:tcPr>
             <w:tcW w:type="dxa" w:w="680"/>
+            <w:shd w:fill="FFB3B3" w:val="clear"/>
           </w:tcPr>
           <w:p/>
         </w:tc>
         <w:tc>
           <w:tcPr>
             <w:tcW w:type="dxa" w:w="3572"/>
-          </w:tcPr>
-          <w:p>
-            <w:r>
-              <w:rPr>
-                <w:b w:val="0"/>
-                <w:color w:val="CC0000"/>
-                <w:sz w:val="16"/>
-              </w:rPr>
-              <w:t>Articol lipsă din ofertă</w:t>
-            </w:r>
-          </w:p>
-        </w:tc>
-      </w:tr>
-      <w:tr>
-        <w:tc>
-          <w:tcPr>
-            <w:tcW w:type="dxa" w:w="397"/>
-          </w:tcPr>
-          <w:p>
-            <w:r>
-              <w:rPr>
-                <w:b w:val="0"/>
-                <w:sz w:val="16"/>
-              </w:rPr>
-              <w:t>4</w:t>
-            </w:r>
-          </w:p>
-        </w:tc>
-        <w:tc>
-          <w:tcPr>
-            <w:tcW w:type="dxa" w:w="1701"/>
-          </w:tcPr>
-          <w:p>
-            <w:r>
-              <w:rPr>
-                <w:b w:val="0"/>
-                <w:sz w:val="16"/>
-              </w:rPr>
-              <w:t>2.1 - ARHITECTURA - LUCRARI NOI</w:t>
-            </w:r>
-          </w:p>
-        </w:tc>
-        <w:tc>
-          <w:tcPr>
-            <w:tcW w:type="dxa" w:w="850"/>
-          </w:tcPr>
-          <w:p>
-            <w:r>
-              <w:rPr>
-                <w:b w:val="0"/>
-                <w:sz w:val="16"/>
-              </w:rPr>
-              <w:t>W3H18C1</w:t>
-            </w:r>
-          </w:p>
-        </w:tc>
-        <w:tc>
-          <w:tcPr>
-            <w:tcW w:type="dxa" w:w="1984"/>
-          </w:tcPr>
-          <w:p>
-            <w:r>
-              <w:rPr>
-                <w:b w:val="0"/>
-                <w:sz w:val="16"/>
-              </w:rPr>
-              <w:t>profil de inchidere atic - zincat, vopsit culoa...</w:t>
-            </w:r>
-          </w:p>
-        </w:tc>
-        <w:tc>
-          <w:tcPr>
-            <w:tcW w:type="dxa" w:w="454"/>
-          </w:tcPr>
-          <w:p>
-            <w:r>
-              <w:rPr>
-                <w:b w:val="0"/>
-                <w:sz w:val="16"/>
-              </w:rPr>
-              <w:t>ml</w:t>
-            </w:r>
-          </w:p>
-        </w:tc>
-        <w:tc>
-          <w:tcPr>
-            <w:tcW w:type="dxa" w:w="680"/>
-          </w:tcPr>
-          <w:p>
-            <w:r>
-              <w:rPr>
-                <w:b w:val="0"/>
-                <w:sz w:val="16"/>
-              </w:rPr>
-              <w:t>230.0</w:t>
-            </w:r>
-          </w:p>
-        </w:tc>
-        <w:tc>
-          <w:tcPr>
-            <w:tcW w:type="dxa" w:w="850"/>
-          </w:tcPr>
-          <w:p/>
-        </w:tc>
-        <w:tc>
-          <w:tcPr>
-            <w:tcW w:type="dxa" w:w="1984"/>
-          </w:tcPr>
-          <w:p/>
-        </w:tc>
-        <w:tc>
-          <w:tcPr>
-            <w:tcW w:type="dxa" w:w="454"/>
-          </w:tcPr>
-          <w:p/>
-        </w:tc>
-        <w:tc>
-          <w:tcPr>
-            <w:tcW w:type="dxa" w:w="680"/>
-          </w:tcPr>
-          <w:p/>
-        </w:tc>
-        <w:tc>
-          <w:tcPr>
-            <w:tcW w:type="dxa" w:w="3572"/>
+            <w:shd w:fill="FFB3B3" w:val="clear"/>
           </w:tcPr>
           <w:p>
             <w:r>
@@ -1005,7 +891,7 @@
                 <w:color w:val="000000"/>
                 <w:sz w:val="18"/>
               </w:rPr>
-              <w:t>Neconformitati: 4 din 110 articole ref.</w:t>
+              <w:t>Neconformitati: 3 din 110 articole ref.</w:t>
             </w:r>
           </w:p>
         </w:tc>
@@ -1088,7 +974,7 @@
                 <w:color w:val="000000"/>
                 <w:sz w:val="18"/>
               </w:rPr>
-              <w:t>108</w:t>
+              <w:t>109</w:t>
             </w:r>
           </w:p>
         </w:tc>
@@ -1131,7 +1017,7 @@
                 <w:b w:val="0"/>
                 <w:sz w:val="16"/>
               </w:rPr>
-              <w:t>6</w:t>
+              <w:t>5</w:t>
             </w:r>
           </w:p>
         </w:tc>
@@ -1290,7 +1176,7 @@
                 <w:b w:val="0"/>
                 <w:sz w:val="16"/>
               </w:rPr>
-              <w:t>7</w:t>
+              <w:t>6</w:t>
             </w:r>
           </w:p>
         </w:tc>
@@ -1449,7 +1335,7 @@
                 <w:b w:val="0"/>
                 <w:sz w:val="16"/>
               </w:rPr>
-              <w:t>8</w:t>
+              <w:t>7</w:t>
             </w:r>
           </w:p>
         </w:tc>
@@ -1608,7 +1494,7 @@
                 <w:b w:val="0"/>
                 <w:sz w:val="16"/>
               </w:rPr>
-              <w:t>9</w:t>
+              <w:t>8</w:t>
             </w:r>
           </w:p>
         </w:tc>
@@ -1767,7 +1653,7 @@
                 <w:b w:val="0"/>
                 <w:sz w:val="16"/>
               </w:rPr>
-              <w:t>10</w:t>
+              <w:t>9</w:t>
             </w:r>
           </w:p>
         </w:tc>
@@ -1926,7 +1812,7 @@
                 <w:b w:val="0"/>
                 <w:sz w:val="16"/>
               </w:rPr>
-              <w:t>11</w:t>
+              <w:t>10</w:t>
             </w:r>
           </w:p>
         </w:tc>
@@ -2085,7 +1971,7 @@
                 <w:b w:val="0"/>
                 <w:sz w:val="16"/>
               </w:rPr>
-              <w:t>12</w:t>
+              <w:t>11</w:t>
             </w:r>
           </w:p>
         </w:tc>
@@ -2244,7 +2130,7 @@
                 <w:b w:val="0"/>
                 <w:sz w:val="16"/>
               </w:rPr>
-              <w:t>13</w:t>
+              <w:t>12</w:t>
             </w:r>
           </w:p>
         </w:tc>
@@ -2403,7 +2289,7 @@
                 <w:b w:val="0"/>
                 <w:sz w:val="16"/>
               </w:rPr>
-              <w:t>14</w:t>
+              <w:t>13</w:t>
             </w:r>
           </w:p>
         </w:tc>
@@ -2562,7 +2448,7 @@
                 <w:b w:val="0"/>
                 <w:sz w:val="16"/>
               </w:rPr>
-              <w:t>15</w:t>
+              <w:t>14</w:t>
             </w:r>
           </w:p>
         </w:tc>
@@ -2721,7 +2607,7 @@
                 <w:b w:val="0"/>
                 <w:sz w:val="16"/>
               </w:rPr>
-              <w:t>16</w:t>
+              <w:t>15</w:t>
             </w:r>
           </w:p>
         </w:tc>
@@ -2880,7 +2766,7 @@
                 <w:b w:val="0"/>
                 <w:sz w:val="16"/>
               </w:rPr>
-              <w:t>17</w:t>
+              <w:t>16</w:t>
             </w:r>
           </w:p>
         </w:tc>
@@ -3039,7 +2925,7 @@
                 <w:b w:val="0"/>
                 <w:sz w:val="16"/>
               </w:rPr>
-              <w:t>18</w:t>
+              <w:t>17</w:t>
             </w:r>
           </w:p>
         </w:tc>
@@ -3198,7 +3084,7 @@
                 <w:b w:val="0"/>
                 <w:sz w:val="16"/>
               </w:rPr>
-              <w:t>19</w:t>
+              <w:t>18</w:t>
             </w:r>
           </w:p>
         </w:tc>
@@ -3357,7 +3243,7 @@
                 <w:b w:val="0"/>
                 <w:sz w:val="16"/>
               </w:rPr>
-              <w:t>20</w:t>
+              <w:t>19</w:t>
             </w:r>
           </w:p>
         </w:tc>
@@ -3516,7 +3402,7 @@
                 <w:b w:val="0"/>
                 <w:sz w:val="16"/>
               </w:rPr>
-              <w:t>21</w:t>
+              <w:t>20</w:t>
             </w:r>
           </w:p>
         </w:tc>
@@ -3675,7 +3561,7 @@
                 <w:b w:val="0"/>
                 <w:sz w:val="16"/>
               </w:rPr>
-              <w:t>22</w:t>
+              <w:t>21</w:t>
             </w:r>
           </w:p>
         </w:tc>
@@ -3834,7 +3720,7 @@
                 <w:b w:val="0"/>
                 <w:sz w:val="16"/>
               </w:rPr>
-              <w:t>23</w:t>
+              <w:t>22</w:t>
             </w:r>
           </w:p>
         </w:tc>
@@ -4143,7 +4029,7 @@
                 <w:b w:val="0"/>
                 <w:sz w:val="16"/>
               </w:rPr>
-              <w:t>25</w:t>
+              <w:t>24</w:t>
             </w:r>
           </w:p>
         </w:tc>
@@ -4302,7 +4188,7 @@
                 <w:b w:val="0"/>
                 <w:sz w:val="16"/>
               </w:rPr>
-              <w:t>26</w:t>
+              <w:t>25</w:t>
             </w:r>
           </w:p>
         </w:tc>
@@ -4461,7 +4347,7 @@
                 <w:b w:val="0"/>
                 <w:sz w:val="16"/>
               </w:rPr>
-              <w:t>27</w:t>
+              <w:t>26</w:t>
             </w:r>
           </w:p>
         </w:tc>
@@ -4620,7 +4506,7 @@
                 <w:b w:val="0"/>
                 <w:sz w:val="16"/>
               </w:rPr>
-              <w:t>28</w:t>
+              <w:t>27</w:t>
             </w:r>
           </w:p>
         </w:tc>
@@ -4779,7 +4665,7 @@
                 <w:b w:val="0"/>
                 <w:sz w:val="16"/>
               </w:rPr>
-              <w:t>29</w:t>
+              <w:t>28</w:t>
             </w:r>
           </w:p>
         </w:tc>
@@ -4938,7 +4824,7 @@
                 <w:b w:val="0"/>
                 <w:sz w:val="16"/>
               </w:rPr>
-              <w:t>30</w:t>
+              <w:t>29</w:t>
             </w:r>
           </w:p>
         </w:tc>
@@ -5097,7 +4983,7 @@
                 <w:b w:val="0"/>
                 <w:sz w:val="16"/>
               </w:rPr>
-              <w:t>31</w:t>
+              <w:t>30</w:t>
             </w:r>
           </w:p>
         </w:tc>
@@ -5256,7 +5142,7 @@
                 <w:b w:val="0"/>
                 <w:sz w:val="16"/>
               </w:rPr>
-              <w:t>32</w:t>
+              <w:t>31</w:t>
             </w:r>
           </w:p>
         </w:tc>
@@ -5408,20 +5294,22 @@
         <w:tc>
           <w:tcPr>
             <w:tcW w:type="dxa" w:w="397"/>
-          </w:tcPr>
-          <w:p>
-            <w:r>
-              <w:rPr>
-                <w:b w:val="0"/>
-                <w:sz w:val="16"/>
-              </w:rPr>
-              <w:t>33</w:t>
+            <w:shd w:fill="FFB3B3" w:val="clear"/>
+          </w:tcPr>
+          <w:p>
+            <w:r>
+              <w:rPr>
+                <w:b w:val="0"/>
+                <w:sz w:val="16"/>
+              </w:rPr>
+              <w:t>32</w:t>
             </w:r>
           </w:p>
         </w:tc>
         <w:tc>
           <w:tcPr>
             <w:tcW w:type="dxa" w:w="1701"/>
+            <w:shd w:fill="FFB3B3" w:val="clear"/>
           </w:tcPr>
           <w:p>
             <w:r>
@@ -5436,6 +5324,7 @@
         <w:tc>
           <w:tcPr>
             <w:tcW w:type="dxa" w:w="850"/>
+            <w:shd w:fill="FFB3B3" w:val="clear"/>
           </w:tcPr>
           <w:p>
             <w:r>
@@ -5450,6 +5339,7 @@
         <w:tc>
           <w:tcPr>
             <w:tcW w:type="dxa" w:w="1984"/>
+            <w:shd w:fill="FFB3B3" w:val="clear"/>
           </w:tcPr>
           <w:p>
             <w:r>
@@ -5464,6 +5354,7 @@
         <w:tc>
           <w:tcPr>
             <w:tcW w:type="dxa" w:w="454"/>
+            <w:shd w:fill="FFB3B3" w:val="clear"/>
           </w:tcPr>
           <w:p>
             <w:r>
@@ -5478,6 +5369,7 @@
         <w:tc>
           <w:tcPr>
             <w:tcW w:type="dxa" w:w="680"/>
+            <w:shd w:fill="FFB3B3" w:val="clear"/>
           </w:tcPr>
           <w:p>
             <w:r>
@@ -5492,30 +5384,35 @@
         <w:tc>
           <w:tcPr>
             <w:tcW w:type="dxa" w:w="850"/>
+            <w:shd w:fill="FFB3B3" w:val="clear"/>
           </w:tcPr>
           <w:p/>
         </w:tc>
         <w:tc>
           <w:tcPr>
             <w:tcW w:type="dxa" w:w="1984"/>
+            <w:shd w:fill="FFB3B3" w:val="clear"/>
           </w:tcPr>
           <w:p/>
         </w:tc>
         <w:tc>
           <w:tcPr>
             <w:tcW w:type="dxa" w:w="454"/>
+            <w:shd w:fill="FFB3B3" w:val="clear"/>
           </w:tcPr>
           <w:p/>
         </w:tc>
         <w:tc>
           <w:tcPr>
             <w:tcW w:type="dxa" w:w="680"/>
+            <w:shd w:fill="FFB3B3" w:val="clear"/>
           </w:tcPr>
           <w:p/>
         </w:tc>
         <w:tc>
           <w:tcPr>
             <w:tcW w:type="dxa" w:w="3572"/>
+            <w:shd w:fill="FFB3B3" w:val="clear"/>
           </w:tcPr>
           <w:p>
             <w:r>
@@ -5533,20 +5430,22 @@
         <w:tc>
           <w:tcPr>
             <w:tcW w:type="dxa" w:w="397"/>
-          </w:tcPr>
-          <w:p>
-            <w:r>
-              <w:rPr>
-                <w:b w:val="0"/>
-                <w:sz w:val="16"/>
-              </w:rPr>
-              <w:t>34</w:t>
+            <w:shd w:fill="FFB3B3" w:val="clear"/>
+          </w:tcPr>
+          <w:p>
+            <w:r>
+              <w:rPr>
+                <w:b w:val="0"/>
+                <w:sz w:val="16"/>
+              </w:rPr>
+              <w:t>33</w:t>
             </w:r>
           </w:p>
         </w:tc>
         <w:tc>
           <w:tcPr>
             <w:tcW w:type="dxa" w:w="1701"/>
+            <w:shd w:fill="FFB3B3" w:val="clear"/>
           </w:tcPr>
           <w:p>
             <w:r>
@@ -5561,6 +5460,7 @@
         <w:tc>
           <w:tcPr>
             <w:tcW w:type="dxa" w:w="850"/>
+            <w:shd w:fill="FFB3B3" w:val="clear"/>
           </w:tcPr>
           <w:p>
             <w:r>
@@ -5575,6 +5475,7 @@
         <w:tc>
           <w:tcPr>
             <w:tcW w:type="dxa" w:w="1984"/>
+            <w:shd w:fill="FFB3B3" w:val="clear"/>
           </w:tcPr>
           <w:p>
             <w:r>
@@ -5589,6 +5490,7 @@
         <w:tc>
           <w:tcPr>
             <w:tcW w:type="dxa" w:w="454"/>
+            <w:shd w:fill="FFB3B3" w:val="clear"/>
           </w:tcPr>
           <w:p>
             <w:r>
@@ -5603,6 +5505,7 @@
         <w:tc>
           <w:tcPr>
             <w:tcW w:type="dxa" w:w="680"/>
+            <w:shd w:fill="FFB3B3" w:val="clear"/>
           </w:tcPr>
           <w:p>
             <w:r>
@@ -5617,30 +5520,35 @@
         <w:tc>
           <w:tcPr>
             <w:tcW w:type="dxa" w:w="850"/>
+            <w:shd w:fill="FFB3B3" w:val="clear"/>
           </w:tcPr>
           <w:p/>
         </w:tc>
         <w:tc>
           <w:tcPr>
             <w:tcW w:type="dxa" w:w="1984"/>
+            <w:shd w:fill="FFB3B3" w:val="clear"/>
           </w:tcPr>
           <w:p/>
         </w:tc>
         <w:tc>
           <w:tcPr>
             <w:tcW w:type="dxa" w:w="454"/>
+            <w:shd w:fill="FFB3B3" w:val="clear"/>
           </w:tcPr>
           <w:p/>
         </w:tc>
         <w:tc>
           <w:tcPr>
             <w:tcW w:type="dxa" w:w="680"/>
+            <w:shd w:fill="FFB3B3" w:val="clear"/>
           </w:tcPr>
           <w:p/>
         </w:tc>
         <w:tc>
           <w:tcPr>
             <w:tcW w:type="dxa" w:w="3572"/>
+            <w:shd w:fill="FFB3B3" w:val="clear"/>
           </w:tcPr>
           <w:p>
             <w:r>
@@ -5658,20 +5566,22 @@
         <w:tc>
           <w:tcPr>
             <w:tcW w:type="dxa" w:w="397"/>
-          </w:tcPr>
-          <w:p>
-            <w:r>
-              <w:rPr>
-                <w:b w:val="0"/>
-                <w:sz w:val="16"/>
-              </w:rPr>
-              <w:t>35</w:t>
+            <w:shd w:fill="FFB3B3" w:val="clear"/>
+          </w:tcPr>
+          <w:p>
+            <w:r>
+              <w:rPr>
+                <w:b w:val="0"/>
+                <w:sz w:val="16"/>
+              </w:rPr>
+              <w:t>34</w:t>
             </w:r>
           </w:p>
         </w:tc>
         <w:tc>
           <w:tcPr>
             <w:tcW w:type="dxa" w:w="1701"/>
+            <w:shd w:fill="FFB3B3" w:val="clear"/>
           </w:tcPr>
           <w:p>
             <w:r>
@@ -5686,6 +5596,7 @@
         <w:tc>
           <w:tcPr>
             <w:tcW w:type="dxa" w:w="850"/>
+            <w:shd w:fill="FFB3B3" w:val="clear"/>
           </w:tcPr>
           <w:p>
             <w:r>
@@ -5700,6 +5611,7 @@
         <w:tc>
           <w:tcPr>
             <w:tcW w:type="dxa" w:w="1984"/>
+            <w:shd w:fill="FFB3B3" w:val="clear"/>
           </w:tcPr>
           <w:p>
             <w:r>
@@ -5714,6 +5626,7 @@
         <w:tc>
           <w:tcPr>
             <w:tcW w:type="dxa" w:w="454"/>
+            <w:shd w:fill="FFB3B3" w:val="clear"/>
           </w:tcPr>
           <w:p>
             <w:r>
@@ -5728,6 +5641,7 @@
         <w:tc>
           <w:tcPr>
             <w:tcW w:type="dxa" w:w="680"/>
+            <w:shd w:fill="FFB3B3" w:val="clear"/>
           </w:tcPr>
           <w:p>
             <w:r>
@@ -5742,30 +5656,35 @@
         <w:tc>
           <w:tcPr>
             <w:tcW w:type="dxa" w:w="850"/>
+            <w:shd w:fill="FFB3B3" w:val="clear"/>
           </w:tcPr>
           <w:p/>
         </w:tc>
         <w:tc>
           <w:tcPr>
             <w:tcW w:type="dxa" w:w="1984"/>
+            <w:shd w:fill="FFB3B3" w:val="clear"/>
           </w:tcPr>
           <w:p/>
         </w:tc>
         <w:tc>
           <w:tcPr>
             <w:tcW w:type="dxa" w:w="454"/>
+            <w:shd w:fill="FFB3B3" w:val="clear"/>
           </w:tcPr>
           <w:p/>
         </w:tc>
         <w:tc>
           <w:tcPr>
             <w:tcW w:type="dxa" w:w="680"/>
+            <w:shd w:fill="FFB3B3" w:val="clear"/>
           </w:tcPr>
           <w:p/>
         </w:tc>
         <w:tc>
           <w:tcPr>
             <w:tcW w:type="dxa" w:w="3572"/>
+            <w:shd w:fill="FFB3B3" w:val="clear"/>
           </w:tcPr>
           <w:p>
             <w:r>
@@ -5783,20 +5702,22 @@
         <w:tc>
           <w:tcPr>
             <w:tcW w:type="dxa" w:w="397"/>
-          </w:tcPr>
-          <w:p>
-            <w:r>
-              <w:rPr>
-                <w:b w:val="0"/>
-                <w:sz w:val="16"/>
-              </w:rPr>
-              <w:t>36</w:t>
+            <w:shd w:fill="FFB3B3" w:val="clear"/>
+          </w:tcPr>
+          <w:p>
+            <w:r>
+              <w:rPr>
+                <w:b w:val="0"/>
+                <w:sz w:val="16"/>
+              </w:rPr>
+              <w:t>35</w:t>
             </w:r>
           </w:p>
         </w:tc>
         <w:tc>
           <w:tcPr>
             <w:tcW w:type="dxa" w:w="1701"/>
+            <w:shd w:fill="FFB3B3" w:val="clear"/>
           </w:tcPr>
           <w:p>
             <w:r>
@@ -5811,6 +5732,7 @@
         <w:tc>
           <w:tcPr>
             <w:tcW w:type="dxa" w:w="850"/>
+            <w:shd w:fill="FFB3B3" w:val="clear"/>
           </w:tcPr>
           <w:p>
             <w:r>
@@ -5825,6 +5747,7 @@
         <w:tc>
           <w:tcPr>
             <w:tcW w:type="dxa" w:w="1984"/>
+            <w:shd w:fill="FFB3B3" w:val="clear"/>
           </w:tcPr>
           <w:p>
             <w:r>
@@ -5839,6 +5762,7 @@
         <w:tc>
           <w:tcPr>
             <w:tcW w:type="dxa" w:w="454"/>
+            <w:shd w:fill="FFB3B3" w:val="clear"/>
           </w:tcPr>
           <w:p>
             <w:r>
@@ -5853,6 +5777,7 @@
         <w:tc>
           <w:tcPr>
             <w:tcW w:type="dxa" w:w="680"/>
+            <w:shd w:fill="FFB3B3" w:val="clear"/>
           </w:tcPr>
           <w:p>
             <w:r>
@@ -5867,30 +5792,35 @@
         <w:tc>
           <w:tcPr>
             <w:tcW w:type="dxa" w:w="850"/>
+            <w:shd w:fill="FFB3B3" w:val="clear"/>
           </w:tcPr>
           <w:p/>
         </w:tc>
         <w:tc>
           <w:tcPr>
             <w:tcW w:type="dxa" w:w="1984"/>
+            <w:shd w:fill="FFB3B3" w:val="clear"/>
           </w:tcPr>
           <w:p/>
         </w:tc>
         <w:tc>
           <w:tcPr>
             <w:tcW w:type="dxa" w:w="454"/>
+            <w:shd w:fill="FFB3B3" w:val="clear"/>
           </w:tcPr>
           <w:p/>
         </w:tc>
         <w:tc>
           <w:tcPr>
             <w:tcW w:type="dxa" w:w="680"/>
+            <w:shd w:fill="FFB3B3" w:val="clear"/>
           </w:tcPr>
           <w:p/>
         </w:tc>
         <w:tc>
           <w:tcPr>
             <w:tcW w:type="dxa" w:w="3572"/>
+            <w:shd w:fill="FFB3B3" w:val="clear"/>
           </w:tcPr>
           <w:p>
             <w:r>
@@ -5908,20 +5838,22 @@
         <w:tc>
           <w:tcPr>
             <w:tcW w:type="dxa" w:w="397"/>
-          </w:tcPr>
-          <w:p>
-            <w:r>
-              <w:rPr>
-                <w:b w:val="0"/>
-                <w:sz w:val="16"/>
-              </w:rPr>
-              <w:t>37</w:t>
+            <w:shd w:fill="FFB3B3" w:val="clear"/>
+          </w:tcPr>
+          <w:p>
+            <w:r>
+              <w:rPr>
+                <w:b w:val="0"/>
+                <w:sz w:val="16"/>
+              </w:rPr>
+              <w:t>36</w:t>
             </w:r>
           </w:p>
         </w:tc>
         <w:tc>
           <w:tcPr>
             <w:tcW w:type="dxa" w:w="1701"/>
+            <w:shd w:fill="FFB3B3" w:val="clear"/>
           </w:tcPr>
           <w:p>
             <w:r>
@@ -5936,6 +5868,7 @@
         <w:tc>
           <w:tcPr>
             <w:tcW w:type="dxa" w:w="850"/>
+            <w:shd w:fill="FFB3B3" w:val="clear"/>
           </w:tcPr>
           <w:p>
             <w:r>
@@ -5950,6 +5883,7 @@
         <w:tc>
           <w:tcPr>
             <w:tcW w:type="dxa" w:w="1984"/>
+            <w:shd w:fill="FFB3B3" w:val="clear"/>
           </w:tcPr>
           <w:p>
             <w:r>
@@ -5964,6 +5898,7 @@
         <w:tc>
           <w:tcPr>
             <w:tcW w:type="dxa" w:w="454"/>
+            <w:shd w:fill="FFB3B3" w:val="clear"/>
           </w:tcPr>
           <w:p>
             <w:r>
@@ -5978,6 +5913,7 @@
         <w:tc>
           <w:tcPr>
             <w:tcW w:type="dxa" w:w="680"/>
+            <w:shd w:fill="FFB3B3" w:val="clear"/>
           </w:tcPr>
           <w:p>
             <w:r>
@@ -5992,30 +5928,35 @@
         <w:tc>
           <w:tcPr>
             <w:tcW w:type="dxa" w:w="850"/>
+            <w:shd w:fill="FFB3B3" w:val="clear"/>
           </w:tcPr>
           <w:p/>
         </w:tc>
         <w:tc>
           <w:tcPr>
             <w:tcW w:type="dxa" w:w="1984"/>
+            <w:shd w:fill="FFB3B3" w:val="clear"/>
           </w:tcPr>
           <w:p/>
         </w:tc>
         <w:tc>
           <w:tcPr>
             <w:tcW w:type="dxa" w:w="454"/>
+            <w:shd w:fill="FFB3B3" w:val="clear"/>
           </w:tcPr>
           <w:p/>
         </w:tc>
         <w:tc>
           <w:tcPr>
             <w:tcW w:type="dxa" w:w="680"/>
+            <w:shd w:fill="FFB3B3" w:val="clear"/>
           </w:tcPr>
           <w:p/>
         </w:tc>
         <w:tc>
           <w:tcPr>
             <w:tcW w:type="dxa" w:w="3572"/>
+            <w:shd w:fill="FFB3B3" w:val="clear"/>
           </w:tcPr>
           <w:p>
             <w:r>
@@ -6064,7 +6005,7 @@
                 <w:color w:val="000000"/>
                 <w:sz w:val="18"/>
               </w:rPr>
-              <w:t>Neconformitati: 13 din 87 articole ref.</w:t>
+              <w:t>Neconformitati: 12 din 87 articole ref.</w:t>
             </w:r>
           </w:p>
         </w:tc>
@@ -6183,20 +6124,22 @@
         <w:tc>
           <w:tcPr>
             <w:tcW w:type="dxa" w:w="397"/>
-          </w:tcPr>
-          <w:p>
-            <w:r>
-              <w:rPr>
-                <w:b w:val="0"/>
-                <w:sz w:val="16"/>
-              </w:rPr>
-              <w:t>39</w:t>
+            <w:shd w:fill="FFB3B3" w:val="clear"/>
+          </w:tcPr>
+          <w:p>
+            <w:r>
+              <w:rPr>
+                <w:b w:val="0"/>
+                <w:sz w:val="16"/>
+              </w:rPr>
+              <w:t>38</w:t>
             </w:r>
           </w:p>
         </w:tc>
         <w:tc>
           <w:tcPr>
             <w:tcW w:type="dxa" w:w="1701"/>
+            <w:shd w:fill="FFB3B3" w:val="clear"/>
           </w:tcPr>
           <w:p>
             <w:r>
@@ -6211,6 +6154,7 @@
         <w:tc>
           <w:tcPr>
             <w:tcW w:type="dxa" w:w="850"/>
+            <w:shd w:fill="FFB3B3" w:val="clear"/>
           </w:tcPr>
           <w:p>
             <w:r>
@@ -6225,6 +6169,7 @@
         <w:tc>
           <w:tcPr>
             <w:tcW w:type="dxa" w:w="1984"/>
+            <w:shd w:fill="FFB3B3" w:val="clear"/>
           </w:tcPr>
           <w:p>
             <w:r>
@@ -6239,6 +6184,7 @@
         <w:tc>
           <w:tcPr>
             <w:tcW w:type="dxa" w:w="454"/>
+            <w:shd w:fill="FFB3B3" w:val="clear"/>
           </w:tcPr>
           <w:p>
             <w:r>
@@ -6253,6 +6199,7 @@
         <w:tc>
           <w:tcPr>
             <w:tcW w:type="dxa" w:w="680"/>
+            <w:shd w:fill="FFB3B3" w:val="clear"/>
           </w:tcPr>
           <w:p>
             <w:r>
@@ -6267,30 +6214,35 @@
         <w:tc>
           <w:tcPr>
             <w:tcW w:type="dxa" w:w="850"/>
+            <w:shd w:fill="FFB3B3" w:val="clear"/>
           </w:tcPr>
           <w:p/>
         </w:tc>
         <w:tc>
           <w:tcPr>
             <w:tcW w:type="dxa" w:w="1984"/>
+            <w:shd w:fill="FFB3B3" w:val="clear"/>
           </w:tcPr>
           <w:p/>
         </w:tc>
         <w:tc>
           <w:tcPr>
             <w:tcW w:type="dxa" w:w="454"/>
+            <w:shd w:fill="FFB3B3" w:val="clear"/>
           </w:tcPr>
           <w:p/>
         </w:tc>
         <w:tc>
           <w:tcPr>
             <w:tcW w:type="dxa" w:w="680"/>
+            <w:shd w:fill="FFB3B3" w:val="clear"/>
           </w:tcPr>
           <w:p/>
         </w:tc>
         <w:tc>
           <w:tcPr>
             <w:tcW w:type="dxa" w:w="3572"/>
+            <w:shd w:fill="FFB3B3" w:val="clear"/>
           </w:tcPr>
           <w:p>
             <w:r>
@@ -6465,7 +6417,7 @@
                 <w:b w:val="0"/>
                 <w:sz w:val="16"/>
               </w:rPr>
-              <w:t>41</w:t>
+              <w:t>40</w:t>
             </w:r>
           </w:p>
         </w:tc>
@@ -6624,7 +6576,7 @@
                 <w:b w:val="0"/>
                 <w:sz w:val="16"/>
               </w:rPr>
-              <w:t>42</w:t>
+              <w:t>41</w:t>
             </w:r>
           </w:p>
         </w:tc>
@@ -6783,7 +6735,7 @@
                 <w:b w:val="0"/>
                 <w:sz w:val="16"/>
               </w:rPr>
-              <w:t>43</w:t>
+              <w:t>42</w:t>
             </w:r>
           </w:p>
         </w:tc>
@@ -6942,7 +6894,7 @@
                 <w:b w:val="0"/>
                 <w:sz w:val="16"/>
               </w:rPr>
-              <w:t>44</w:t>
+              <w:t>43</w:t>
             </w:r>
           </w:p>
         </w:tc>
@@ -7101,7 +7053,7 @@
                 <w:b w:val="0"/>
                 <w:sz w:val="16"/>
               </w:rPr>
-              <w:t>45</w:t>
+              <w:t>44</w:t>
             </w:r>
           </w:p>
         </w:tc>
@@ -7260,7 +7212,7 @@
                 <w:b w:val="0"/>
                 <w:sz w:val="16"/>
               </w:rPr>
-              <w:t>46</w:t>
+              <w:t>45</w:t>
             </w:r>
           </w:p>
         </w:tc>
@@ -7412,20 +7364,22 @@
         <w:tc>
           <w:tcPr>
             <w:tcW w:type="dxa" w:w="397"/>
-          </w:tcPr>
-          <w:p>
-            <w:r>
-              <w:rPr>
-                <w:b w:val="0"/>
-                <w:sz w:val="16"/>
-              </w:rPr>
-              <w:t>47</w:t>
+            <w:shd w:fill="FFB3B3" w:val="clear"/>
+          </w:tcPr>
+          <w:p>
+            <w:r>
+              <w:rPr>
+                <w:b w:val="0"/>
+                <w:sz w:val="16"/>
+              </w:rPr>
+              <w:t>46</w:t>
             </w:r>
           </w:p>
         </w:tc>
         <w:tc>
           <w:tcPr>
             <w:tcW w:type="dxa" w:w="1701"/>
+            <w:shd w:fill="FFB3B3" w:val="clear"/>
           </w:tcPr>
           <w:p>
             <w:r>
@@ -7440,6 +7394,7 @@
         <w:tc>
           <w:tcPr>
             <w:tcW w:type="dxa" w:w="850"/>
+            <w:shd w:fill="FFB3B3" w:val="clear"/>
           </w:tcPr>
           <w:p>
             <w:r>
@@ -7454,6 +7409,7 @@
         <w:tc>
           <w:tcPr>
             <w:tcW w:type="dxa" w:w="1984"/>
+            <w:shd w:fill="FFB3B3" w:val="clear"/>
           </w:tcPr>
           <w:p>
             <w:r>
@@ -7468,6 +7424,7 @@
         <w:tc>
           <w:tcPr>
             <w:tcW w:type="dxa" w:w="454"/>
+            <w:shd w:fill="FFB3B3" w:val="clear"/>
           </w:tcPr>
           <w:p>
             <w:r>
@@ -7482,6 +7439,7 @@
         <w:tc>
           <w:tcPr>
             <w:tcW w:type="dxa" w:w="680"/>
+            <w:shd w:fill="FFB3B3" w:val="clear"/>
           </w:tcPr>
           <w:p>
             <w:r>
@@ -7496,30 +7454,35 @@
         <w:tc>
           <w:tcPr>
             <w:tcW w:type="dxa" w:w="850"/>
+            <w:shd w:fill="FFB3B3" w:val="clear"/>
           </w:tcPr>
           <w:p/>
         </w:tc>
         <w:tc>
           <w:tcPr>
             <w:tcW w:type="dxa" w:w="1984"/>
+            <w:shd w:fill="FFB3B3" w:val="clear"/>
           </w:tcPr>
           <w:p/>
         </w:tc>
         <w:tc>
           <w:tcPr>
             <w:tcW w:type="dxa" w:w="454"/>
+            <w:shd w:fill="FFB3B3" w:val="clear"/>
           </w:tcPr>
           <w:p/>
         </w:tc>
         <w:tc>
           <w:tcPr>
             <w:tcW w:type="dxa" w:w="680"/>
+            <w:shd w:fill="FFB3B3" w:val="clear"/>
           </w:tcPr>
           <w:p/>
         </w:tc>
         <w:tc>
           <w:tcPr>
             <w:tcW w:type="dxa" w:w="3572"/>
+            <w:shd w:fill="FFB3B3" w:val="clear"/>
           </w:tcPr>
           <w:p>
             <w:r>
@@ -7694,7 +7657,7 @@
                 <w:b w:val="0"/>
                 <w:sz w:val="16"/>
               </w:rPr>
-              <w:t>49</w:t>
+              <w:t>48</w:t>
             </w:r>
           </w:p>
         </w:tc>
@@ -7853,7 +7816,7 @@
                 <w:b w:val="0"/>
                 <w:sz w:val="16"/>
               </w:rPr>
-              <w:t>50</w:t>
+              <w:t>49</w:t>
             </w:r>
           </w:p>
         </w:tc>
@@ -8005,20 +7968,22 @@
         <w:tc>
           <w:tcPr>
             <w:tcW w:type="dxa" w:w="397"/>
-          </w:tcPr>
-          <w:p>
-            <w:r>
-              <w:rPr>
-                <w:b w:val="0"/>
-                <w:sz w:val="16"/>
-              </w:rPr>
-              <w:t>51</w:t>
+            <w:shd w:fill="FFB3B3" w:val="clear"/>
+          </w:tcPr>
+          <w:p>
+            <w:r>
+              <w:rPr>
+                <w:b w:val="0"/>
+                <w:sz w:val="16"/>
+              </w:rPr>
+              <w:t>50</w:t>
             </w:r>
           </w:p>
         </w:tc>
         <w:tc>
           <w:tcPr>
             <w:tcW w:type="dxa" w:w="1701"/>
+            <w:shd w:fill="FFB3B3" w:val="clear"/>
           </w:tcPr>
           <w:p>
             <w:r>
@@ -8033,6 +7998,7 @@
         <w:tc>
           <w:tcPr>
             <w:tcW w:type="dxa" w:w="850"/>
+            <w:shd w:fill="FFB3B3" w:val="clear"/>
           </w:tcPr>
           <w:p>
             <w:r>
@@ -8047,6 +8013,7 @@
         <w:tc>
           <w:tcPr>
             <w:tcW w:type="dxa" w:w="1984"/>
+            <w:shd w:fill="FFB3B3" w:val="clear"/>
           </w:tcPr>
           <w:p>
             <w:r>
@@ -8061,6 +8028,7 @@
         <w:tc>
           <w:tcPr>
             <w:tcW w:type="dxa" w:w="454"/>
+            <w:shd w:fill="FFB3B3" w:val="clear"/>
           </w:tcPr>
           <w:p>
             <w:r>
@@ -8075,6 +8043,7 @@
         <w:tc>
           <w:tcPr>
             <w:tcW w:type="dxa" w:w="680"/>
+            <w:shd w:fill="FFB3B3" w:val="clear"/>
           </w:tcPr>
           <w:p>
             <w:r>
@@ -8089,30 +8058,35 @@
         <w:tc>
           <w:tcPr>
             <w:tcW w:type="dxa" w:w="850"/>
+            <w:shd w:fill="FFB3B3" w:val="clear"/>
           </w:tcPr>
           <w:p/>
         </w:tc>
         <w:tc>
           <w:tcPr>
             <w:tcW w:type="dxa" w:w="1984"/>
+            <w:shd w:fill="FFB3B3" w:val="clear"/>
           </w:tcPr>
           <w:p/>
         </w:tc>
         <w:tc>
           <w:tcPr>
             <w:tcW w:type="dxa" w:w="454"/>
+            <w:shd w:fill="FFB3B3" w:val="clear"/>
           </w:tcPr>
           <w:p/>
         </w:tc>
         <w:tc>
           <w:tcPr>
             <w:tcW w:type="dxa" w:w="680"/>
+            <w:shd w:fill="FFB3B3" w:val="clear"/>
           </w:tcPr>
           <w:p/>
         </w:tc>
         <w:tc>
           <w:tcPr>
             <w:tcW w:type="dxa" w:w="3572"/>
+            <w:shd w:fill="FFB3B3" w:val="clear"/>
           </w:tcPr>
           <w:p>
             <w:r>
@@ -8130,20 +8104,22 @@
         <w:tc>
           <w:tcPr>
             <w:tcW w:type="dxa" w:w="397"/>
-          </w:tcPr>
-          <w:p>
-            <w:r>
-              <w:rPr>
-                <w:b w:val="0"/>
-                <w:sz w:val="16"/>
-              </w:rPr>
-              <w:t>52</w:t>
+            <w:shd w:fill="FFB3B3" w:val="clear"/>
+          </w:tcPr>
+          <w:p>
+            <w:r>
+              <w:rPr>
+                <w:b w:val="0"/>
+                <w:sz w:val="16"/>
+              </w:rPr>
+              <w:t>51</w:t>
             </w:r>
           </w:p>
         </w:tc>
         <w:tc>
           <w:tcPr>
             <w:tcW w:type="dxa" w:w="1701"/>
+            <w:shd w:fill="FFB3B3" w:val="clear"/>
           </w:tcPr>
           <w:p>
             <w:r>
@@ -8158,6 +8134,7 @@
         <w:tc>
           <w:tcPr>
             <w:tcW w:type="dxa" w:w="850"/>
+            <w:shd w:fill="FFB3B3" w:val="clear"/>
           </w:tcPr>
           <w:p>
             <w:r>
@@ -8172,6 +8149,7 @@
         <w:tc>
           <w:tcPr>
             <w:tcW w:type="dxa" w:w="1984"/>
+            <w:shd w:fill="FFB3B3" w:val="clear"/>
           </w:tcPr>
           <w:p>
             <w:r>
@@ -8186,6 +8164,7 @@
         <w:tc>
           <w:tcPr>
             <w:tcW w:type="dxa" w:w="454"/>
+            <w:shd w:fill="FFB3B3" w:val="clear"/>
           </w:tcPr>
           <w:p>
             <w:r>
@@ -8200,6 +8179,7 @@
         <w:tc>
           <w:tcPr>
             <w:tcW w:type="dxa" w:w="680"/>
+            <w:shd w:fill="FFB3B3" w:val="clear"/>
           </w:tcPr>
           <w:p>
             <w:r>
@@ -8214,30 +8194,35 @@
         <w:tc>
           <w:tcPr>
             <w:tcW w:type="dxa" w:w="850"/>
+            <w:shd w:fill="FFB3B3" w:val="clear"/>
           </w:tcPr>
           <w:p/>
         </w:tc>
         <w:tc>
           <w:tcPr>
             <w:tcW w:type="dxa" w:w="1984"/>
+            <w:shd w:fill="FFB3B3" w:val="clear"/>
           </w:tcPr>
           <w:p/>
         </w:tc>
         <w:tc>
           <w:tcPr>
             <w:tcW w:type="dxa" w:w="454"/>
+            <w:shd w:fill="FFB3B3" w:val="clear"/>
           </w:tcPr>
           <w:p/>
         </w:tc>
         <w:tc>
           <w:tcPr>
             <w:tcW w:type="dxa" w:w="680"/>
+            <w:shd w:fill="FFB3B3" w:val="clear"/>
           </w:tcPr>
           <w:p/>
         </w:tc>
         <w:tc>
           <w:tcPr>
             <w:tcW w:type="dxa" w:w="3572"/>
+            <w:shd w:fill="FFB3B3" w:val="clear"/>
           </w:tcPr>
           <w:p>
             <w:r>
@@ -8412,7 +8397,7 @@
                 <w:b w:val="0"/>
                 <w:sz w:val="16"/>
               </w:rPr>
-              <w:t>54</w:t>
+              <w:t>53</w:t>
             </w:r>
           </w:p>
         </w:tc>
@@ -8571,7 +8556,7 @@
                 <w:b w:val="0"/>
                 <w:sz w:val="16"/>
               </w:rPr>
-              <w:t>55</w:t>
+              <w:t>54</w:t>
             </w:r>
           </w:p>
         </w:tc>
@@ -8730,7 +8715,7 @@
                 <w:b w:val="0"/>
                 <w:sz w:val="16"/>
               </w:rPr>
-              <w:t>56</w:t>
+              <w:t>55</w:t>
             </w:r>
           </w:p>
         </w:tc>
@@ -8889,7 +8874,7 @@
                 <w:b w:val="0"/>
                 <w:sz w:val="16"/>
               </w:rPr>
-              <w:t>57</w:t>
+              <w:t>56</w:t>
             </w:r>
           </w:p>
         </w:tc>
@@ -9048,7 +9033,7 @@
                 <w:b w:val="0"/>
                 <w:sz w:val="16"/>
               </w:rPr>
-              <w:t>58</w:t>
+              <w:t>57</w:t>
             </w:r>
           </w:p>
         </w:tc>
@@ -9207,7 +9192,7 @@
                 <w:b w:val="0"/>
                 <w:sz w:val="16"/>
               </w:rPr>
-              <w:t>59</w:t>
+              <w:t>58</w:t>
             </w:r>
           </w:p>
         </w:tc>
@@ -9366,7 +9351,7 @@
                 <w:b w:val="0"/>
                 <w:sz w:val="16"/>
               </w:rPr>
-              <w:t>60</w:t>
+              <w:t>59</w:t>
             </w:r>
           </w:p>
         </w:tc>
@@ -9525,7 +9510,7 @@
                 <w:b w:val="0"/>
                 <w:sz w:val="16"/>
               </w:rPr>
-              <w:t>61</w:t>
+              <w:t>60</w:t>
             </w:r>
           </w:p>
         </w:tc>
@@ -9834,7 +9819,7 @@
                 <w:b w:val="0"/>
                 <w:sz w:val="16"/>
               </w:rPr>
-              <w:t>63</w:t>
+              <w:t>62</w:t>
             </w:r>
           </w:p>
         </w:tc>
@@ -9986,20 +9971,22 @@
         <w:tc>
           <w:tcPr>
             <w:tcW w:type="dxa" w:w="397"/>
-          </w:tcPr>
-          <w:p>
-            <w:r>
-              <w:rPr>
-                <w:b w:val="0"/>
-                <w:sz w:val="16"/>
-              </w:rPr>
-              <w:t>64</w:t>
+            <w:shd w:fill="FFB3B3" w:val="clear"/>
+          </w:tcPr>
+          <w:p>
+            <w:r>
+              <w:rPr>
+                <w:b w:val="0"/>
+                <w:sz w:val="16"/>
+              </w:rPr>
+              <w:t>63</w:t>
             </w:r>
           </w:p>
         </w:tc>
         <w:tc>
           <w:tcPr>
             <w:tcW w:type="dxa" w:w="1701"/>
+            <w:shd w:fill="FFB3B3" w:val="clear"/>
           </w:tcPr>
           <w:p>
             <w:r>
@@ -10014,6 +10001,7 @@
         <w:tc>
           <w:tcPr>
             <w:tcW w:type="dxa" w:w="850"/>
+            <w:shd w:fill="FFB3B3" w:val="clear"/>
           </w:tcPr>
           <w:p>
             <w:r>
@@ -10028,6 +10016,7 @@
         <w:tc>
           <w:tcPr>
             <w:tcW w:type="dxa" w:w="1984"/>
+            <w:shd w:fill="FFB3B3" w:val="clear"/>
           </w:tcPr>
           <w:p>
             <w:r>
@@ -10042,6 +10031,7 @@
         <w:tc>
           <w:tcPr>
             <w:tcW w:type="dxa" w:w="454"/>
+            <w:shd w:fill="FFB3B3" w:val="clear"/>
           </w:tcPr>
           <w:p>
             <w:r>
@@ -10056,6 +10046,7 @@
         <w:tc>
           <w:tcPr>
             <w:tcW w:type="dxa" w:w="680"/>
+            <w:shd w:fill="FFB3B3" w:val="clear"/>
           </w:tcPr>
           <w:p>
             <w:r>
@@ -10070,30 +10061,35 @@
         <w:tc>
           <w:tcPr>
             <w:tcW w:type="dxa" w:w="850"/>
+            <w:shd w:fill="FFB3B3" w:val="clear"/>
           </w:tcPr>
           <w:p/>
         </w:tc>
         <w:tc>
           <w:tcPr>
             <w:tcW w:type="dxa" w:w="1984"/>
+            <w:shd w:fill="FFB3B3" w:val="clear"/>
           </w:tcPr>
           <w:p/>
         </w:tc>
         <w:tc>
           <w:tcPr>
             <w:tcW w:type="dxa" w:w="454"/>
+            <w:shd w:fill="FFB3B3" w:val="clear"/>
           </w:tcPr>
           <w:p/>
         </w:tc>
         <w:tc>
           <w:tcPr>
             <w:tcW w:type="dxa" w:w="680"/>
+            <w:shd w:fill="FFB3B3" w:val="clear"/>
           </w:tcPr>
           <w:p/>
         </w:tc>
         <w:tc>
           <w:tcPr>
             <w:tcW w:type="dxa" w:w="3572"/>
+            <w:shd w:fill="FFB3B3" w:val="clear"/>
           </w:tcPr>
           <w:p>
             <w:r>
@@ -10268,7 +10264,7 @@
                 <w:b w:val="0"/>
                 <w:sz w:val="16"/>
               </w:rPr>
-              <w:t>66</w:t>
+              <w:t>65</w:t>
             </w:r>
           </w:p>
         </w:tc>
@@ -10577,7 +10573,7 @@
                 <w:b w:val="0"/>
                 <w:sz w:val="16"/>
               </w:rPr>
-              <w:t>68</w:t>
+              <w:t>67</w:t>
             </w:r>
           </w:p>
         </w:tc>
@@ -10736,7 +10732,7 @@
                 <w:b w:val="0"/>
                 <w:sz w:val="16"/>
               </w:rPr>
-              <w:t>69</w:t>
+              <w:t>68</w:t>
             </w:r>
           </w:p>
         </w:tc>
@@ -10895,7 +10891,7 @@
                 <w:b w:val="0"/>
                 <w:sz w:val="16"/>
               </w:rPr>
-              <w:t>70</w:t>
+              <w:t>69</w:t>
             </w:r>
           </w:p>
         </w:tc>
@@ -11054,7 +11050,7 @@
                 <w:b w:val="0"/>
                 <w:sz w:val="16"/>
               </w:rPr>
-              <w:t>71</w:t>
+              <w:t>70</w:t>
             </w:r>
           </w:p>
         </w:tc>
@@ -11206,20 +11202,22 @@
         <w:tc>
           <w:tcPr>
             <w:tcW w:type="dxa" w:w="397"/>
-          </w:tcPr>
-          <w:p>
-            <w:r>
-              <w:rPr>
-                <w:b w:val="0"/>
-                <w:sz w:val="16"/>
-              </w:rPr>
-              <w:t>72</w:t>
+            <w:shd w:fill="FFB3B3" w:val="clear"/>
+          </w:tcPr>
+          <w:p>
+            <w:r>
+              <w:rPr>
+                <w:b w:val="0"/>
+                <w:sz w:val="16"/>
+              </w:rPr>
+              <w:t>71</w:t>
             </w:r>
           </w:p>
         </w:tc>
         <w:tc>
           <w:tcPr>
             <w:tcW w:type="dxa" w:w="1701"/>
+            <w:shd w:fill="FFB3B3" w:val="clear"/>
           </w:tcPr>
           <w:p>
             <w:r>
@@ -11234,6 +11232,7 @@
         <w:tc>
           <w:tcPr>
             <w:tcW w:type="dxa" w:w="850"/>
+            <w:shd w:fill="FFB3B3" w:val="clear"/>
           </w:tcPr>
           <w:p>
             <w:r>
@@ -11248,6 +11247,7 @@
         <w:tc>
           <w:tcPr>
             <w:tcW w:type="dxa" w:w="1984"/>
+            <w:shd w:fill="FFB3B3" w:val="clear"/>
           </w:tcPr>
           <w:p>
             <w:r>
@@ -11262,6 +11262,7 @@
         <w:tc>
           <w:tcPr>
             <w:tcW w:type="dxa" w:w="454"/>
+            <w:shd w:fill="FFB3B3" w:val="clear"/>
           </w:tcPr>
           <w:p>
             <w:r>
@@ -11276,6 +11277,7 @@
         <w:tc>
           <w:tcPr>
             <w:tcW w:type="dxa" w:w="680"/>
+            <w:shd w:fill="FFB3B3" w:val="clear"/>
           </w:tcPr>
           <w:p>
             <w:r>
@@ -11290,30 +11292,35 @@
         <w:tc>
           <w:tcPr>
             <w:tcW w:type="dxa" w:w="850"/>
+            <w:shd w:fill="FFB3B3" w:val="clear"/>
           </w:tcPr>
           <w:p/>
         </w:tc>
         <w:tc>
           <w:tcPr>
             <w:tcW w:type="dxa" w:w="1984"/>
+            <w:shd w:fill="FFB3B3" w:val="clear"/>
           </w:tcPr>
           <w:p/>
         </w:tc>
         <w:tc>
           <w:tcPr>
             <w:tcW w:type="dxa" w:w="454"/>
+            <w:shd w:fill="FFB3B3" w:val="clear"/>
           </w:tcPr>
           <w:p/>
         </w:tc>
         <w:tc>
           <w:tcPr>
             <w:tcW w:type="dxa" w:w="680"/>
+            <w:shd w:fill="FFB3B3" w:val="clear"/>
           </w:tcPr>
           <w:p/>
         </w:tc>
         <w:tc>
           <w:tcPr>
             <w:tcW w:type="dxa" w:w="3572"/>
+            <w:shd w:fill="FFB3B3" w:val="clear"/>
           </w:tcPr>
           <w:p>
             <w:r>
@@ -11331,20 +11338,22 @@
         <w:tc>
           <w:tcPr>
             <w:tcW w:type="dxa" w:w="397"/>
-          </w:tcPr>
-          <w:p>
-            <w:r>
-              <w:rPr>
-                <w:b w:val="0"/>
-                <w:sz w:val="16"/>
-              </w:rPr>
-              <w:t>73</w:t>
+            <w:shd w:fill="FFB3B3" w:val="clear"/>
+          </w:tcPr>
+          <w:p>
+            <w:r>
+              <w:rPr>
+                <w:b w:val="0"/>
+                <w:sz w:val="16"/>
+              </w:rPr>
+              <w:t>72</w:t>
             </w:r>
           </w:p>
         </w:tc>
         <w:tc>
           <w:tcPr>
             <w:tcW w:type="dxa" w:w="1701"/>
+            <w:shd w:fill="FFB3B3" w:val="clear"/>
           </w:tcPr>
           <w:p>
             <w:r>
@@ -11359,6 +11368,7 @@
         <w:tc>
           <w:tcPr>
             <w:tcW w:type="dxa" w:w="850"/>
+            <w:shd w:fill="FFB3B3" w:val="clear"/>
           </w:tcPr>
           <w:p>
             <w:r>
@@ -11373,6 +11383,7 @@
         <w:tc>
           <w:tcPr>
             <w:tcW w:type="dxa" w:w="1984"/>
+            <w:shd w:fill="FFB3B3" w:val="clear"/>
           </w:tcPr>
           <w:p>
             <w:r>
@@ -11387,6 +11398,7 @@
         <w:tc>
           <w:tcPr>
             <w:tcW w:type="dxa" w:w="454"/>
+            <w:shd w:fill="FFB3B3" w:val="clear"/>
           </w:tcPr>
           <w:p>
             <w:r>
@@ -11401,6 +11413,7 @@
         <w:tc>
           <w:tcPr>
             <w:tcW w:type="dxa" w:w="680"/>
+            <w:shd w:fill="FFB3B3" w:val="clear"/>
           </w:tcPr>
           <w:p>
             <w:r>
@@ -11415,30 +11428,35 @@
         <w:tc>
           <w:tcPr>
             <w:tcW w:type="dxa" w:w="850"/>
+            <w:shd w:fill="FFB3B3" w:val="clear"/>
           </w:tcPr>
           <w:p/>
         </w:tc>
         <w:tc>
           <w:tcPr>
             <w:tcW w:type="dxa" w:w="1984"/>
+            <w:shd w:fill="FFB3B3" w:val="clear"/>
           </w:tcPr>
           <w:p/>
         </w:tc>
         <w:tc>
           <w:tcPr>
             <w:tcW w:type="dxa" w:w="454"/>
+            <w:shd w:fill="FFB3B3" w:val="clear"/>
           </w:tcPr>
           <w:p/>
         </w:tc>
         <w:tc>
           <w:tcPr>
             <w:tcW w:type="dxa" w:w="680"/>
+            <w:shd w:fill="FFB3B3" w:val="clear"/>
           </w:tcPr>
           <w:p/>
         </w:tc>
         <w:tc>
           <w:tcPr>
             <w:tcW w:type="dxa" w:w="3572"/>
+            <w:shd w:fill="FFB3B3" w:val="clear"/>
           </w:tcPr>
           <w:p>
             <w:r>
@@ -11483,7 +11501,7 @@
                 <w:b w:val="0"/>
                 <w:sz w:val="16"/>
               </w:rPr>
-              <w:t>74</w:t>
+              <w:t>73</w:t>
             </w:r>
           </w:p>
         </w:tc>
@@ -11569,7 +11587,7 @@
                 <w:b w:val="0"/>
                 <w:sz w:val="16"/>
               </w:rPr>
-              <w:t>RCSB15A</w:t>
+              <w:t>ACA09A05</w:t>
             </w:r>
           </w:p>
         </w:tc>
@@ -11584,7 +11602,7 @@
                 <w:b w:val="0"/>
                 <w:sz w:val="16"/>
               </w:rPr>
-              <w:t>montare sursa suplimentara de incalzire (incalz...</w:t>
+              <w:t>montare filtru magnetita tip hx 1' 1/4</w:t>
             </w:r>
           </w:p>
         </w:tc>
@@ -11614,7 +11632,7 @@
                 <w:b w:val="0"/>
                 <w:sz w:val="16"/>
               </w:rPr>
-              <w:t>1.0</w:t>
+              <w:t>11.0</w:t>
             </w:r>
           </w:p>
         </w:tc>
@@ -11647,7 +11665,7 @@
                 <w:b w:val="0"/>
                 <w:sz w:val="16"/>
               </w:rPr>
-              <w:t>75</w:t>
+              <w:t>74</w:t>
             </w:r>
           </w:p>
         </w:tc>
@@ -11733,7 +11751,7 @@
                 <w:b w:val="0"/>
                 <w:sz w:val="16"/>
               </w:rPr>
-              <w:t>RPIA23G</w:t>
+              <w:t>IA11A01</w:t>
             </w:r>
           </w:p>
         </w:tc>
@@ -11748,7 +11766,7 @@
                 <w:b w:val="0"/>
                 <w:sz w:val="16"/>
               </w:rPr>
-              <w:t>montat puffer 300 litri</w:t>
+              <w:t>montaj pompa de circulatie agent termic</w:t>
             </w:r>
           </w:p>
         </w:tc>
@@ -11778,7 +11796,7 @@
                 <w:b w:val="0"/>
                 <w:sz w:val="16"/>
               </w:rPr>
-              <w:t>1.0</w:t>
+              <w:t>4.0</w:t>
             </w:r>
           </w:p>
         </w:tc>
@@ -11811,7 +11829,7 @@
                 <w:b w:val="0"/>
                 <w:sz w:val="16"/>
               </w:rPr>
-              <w:t>76</w:t>
+              <w:t>75</w:t>
             </w:r>
           </w:p>
         </w:tc>
@@ -11897,7 +11915,7 @@
                 <w:b w:val="0"/>
                 <w:sz w:val="16"/>
               </w:rPr>
-              <w:t>ACA09A05</w:t>
+              <w:t>IB17C1</w:t>
             </w:r>
           </w:p>
         </w:tc>
@@ -11912,7 +11930,7 @@
                 <w:b w:val="0"/>
                 <w:sz w:val="16"/>
               </w:rPr>
-              <w:t>montare filtru magnetita tip hx 1' 1/4</w:t>
+              <w:t>montare generator de curent , trifazat, diesel,...</w:t>
             </w:r>
           </w:p>
         </w:tc>
@@ -11942,7 +11960,7 @@
                 <w:b w:val="0"/>
                 <w:sz w:val="16"/>
               </w:rPr>
-              <w:t>11.0</w:t>
+              <w:t>1.0</w:t>
             </w:r>
           </w:p>
         </w:tc>
@@ -11975,7 +11993,7 @@
                 <w:b w:val="0"/>
                 <w:sz w:val="16"/>
               </w:rPr>
-              <w:t>77</w:t>
+              <w:t>76</w:t>
             </w:r>
           </w:p>
         </w:tc>
@@ -12061,7 +12079,7 @@
                 <w:b w:val="0"/>
                 <w:sz w:val="16"/>
               </w:rPr>
-              <w:t>IA01D01</w:t>
+              <w:t>RCSB15A</w:t>
             </w:r>
           </w:p>
         </w:tc>
@@ -12076,7 +12094,7 @@
                 <w:b w:val="0"/>
                 <w:sz w:val="16"/>
               </w:rPr>
-              <w:t>montare aeroterma pe agent termic</w:t>
+              <w:t>montare sursa suplimentara de incalzire (incalz...</w:t>
             </w:r>
           </w:p>
         </w:tc>
@@ -12106,7 +12124,7 @@
                 <w:b w:val="0"/>
                 <w:sz w:val="16"/>
               </w:rPr>
-              <w:t>3.0</w:t>
+              <w:t>1.0</w:t>
             </w:r>
           </w:p>
         </w:tc>
@@ -12139,7 +12157,7 @@
                 <w:b w:val="0"/>
                 <w:sz w:val="16"/>
               </w:rPr>
-              <w:t>78</w:t>
+              <w:t>77</w:t>
             </w:r>
           </w:p>
         </w:tc>
@@ -12303,7 +12321,7 @@
                 <w:b w:val="0"/>
                 <w:sz w:val="16"/>
               </w:rPr>
-              <w:t>79</w:t>
+              <w:t>78</w:t>
             </w:r>
           </w:p>
         </w:tc>
@@ -12467,7 +12485,7 @@
                 <w:b w:val="0"/>
                 <w:sz w:val="16"/>
               </w:rPr>
-              <w:t>80</w:t>
+              <w:t>79</w:t>
             </w:r>
           </w:p>
         </w:tc>
@@ -12553,7 +12571,7 @@
                 <w:b w:val="0"/>
                 <w:sz w:val="16"/>
               </w:rPr>
-              <w:t>IA11A01</w:t>
+              <w:t>RPIA23G</w:t>
             </w:r>
           </w:p>
         </w:tc>
@@ -12568,7 +12586,7 @@
                 <w:b w:val="0"/>
                 <w:sz w:val="16"/>
               </w:rPr>
-              <w:t>montaj pompa de circulatie agent termic</w:t>
+              <w:t>montat puffer 300 litri</w:t>
             </w:r>
           </w:p>
         </w:tc>
@@ -12598,7 +12616,7 @@
                 <w:b w:val="0"/>
                 <w:sz w:val="16"/>
               </w:rPr>
-              <w:t>4.0</w:t>
+              <w:t>1.0</w:t>
             </w:r>
           </w:p>
         </w:tc>
@@ -12631,7 +12649,7 @@
                 <w:b w:val="0"/>
                 <w:sz w:val="16"/>
               </w:rPr>
-              <w:t>81</w:t>
+              <w:t>80</w:t>
             </w:r>
           </w:p>
         </w:tc>
@@ -12717,7 +12735,7 @@
                 <w:b w:val="0"/>
                 <w:sz w:val="16"/>
               </w:rPr>
-              <w:t>IB17C1</w:t>
+              <w:t>IA01D01</w:t>
             </w:r>
           </w:p>
         </w:tc>
@@ -12732,7 +12750,7 @@
                 <w:b w:val="0"/>
                 <w:sz w:val="16"/>
               </w:rPr>
-              <w:t>montare generator de curent , trifazat, diesel,...</w:t>
+              <w:t>montare aeroterma pe agent termic</w:t>
             </w:r>
           </w:p>
         </w:tc>
@@ -12762,7 +12780,7 @@
                 <w:b w:val="0"/>
                 <w:sz w:val="16"/>
               </w:rPr>
-              <w:t>1.0</w:t>
+              <w:t>3.0</w:t>
             </w:r>
           </w:p>
         </w:tc>
@@ -12795,7 +12813,7 @@
                 <w:b w:val="0"/>
                 <w:sz w:val="16"/>
               </w:rPr>
-              <w:t>82</w:t>
+              <w:t>81</w:t>
             </w:r>
           </w:p>
         </w:tc>
@@ -12959,7 +12977,7 @@
                 <w:b w:val="0"/>
                 <w:sz w:val="16"/>
               </w:rPr>
-              <w:t>83</w:t>
+              <w:t>82</w:t>
             </w:r>
           </w:p>
         </w:tc>
@@ -13146,7 +13164,7 @@
                 <w:color w:val="000000"/>
                 <w:sz w:val="18"/>
               </w:rPr>
-              <w:t>Neconformitati: 16 din 34 articole ref.</w:t>
+              <w:t>Neconformitati: 6 din 34 articole ref.</w:t>
             </w:r>
           </w:p>
         </w:tc>

--- a/output_AO/Raport_Oferta_1.docx
+++ b/output_AO/Raport_Oferta_1.docx
@@ -34,7 +34,7 @@
         <w:rPr>
           <w:b/>
         </w:rPr>
-        <w:t>Articole referință: 912  │  Articole ofertă: 909  │  Matched: 0  │  Neconformități: 0</w:t>
+        <w:t>Articole referință: 913  │  Articole ofertă: 916  │  Matched: 0  │  Neconformități: 0</w:t>
       </w:r>
     </w:p>
     <w:p>
@@ -42,7 +42,7 @@
         <w:rPr>
           <w:b/>
         </w:rPr>
-        <w:t>Devize: 2.1, 2.3, 2.4, 2.5, 2.6, 3.1, 3.3, 3.4, 4.1, 9.1</w:t>
+        <w:t>Devize: 2.1, 2.3, 2.4, 2.6, 3.1, 3.3, 3.4, 4.1, 9.1</w:t>
       </w:r>
     </w:p>
     <w:tbl>
@@ -441,7 +441,7 @@
                 <w:b w:val="0"/>
                 <w:sz w:val="16"/>
               </w:rPr>
-              <w:t>$014316</w:t>
+              <w:t>$100014316</w:t>
             </w:r>
           </w:p>
         </w:tc>
@@ -498,7 +498,7 @@
                 <w:b w:val="0"/>
                 <w:sz w:val="16"/>
               </w:rPr>
-              <w:t>$014316</w:t>
+              <w:t>$100014316</w:t>
             </w:r>
           </w:p>
         </w:tc>
@@ -600,7 +600,7 @@
                 <w:b w:val="0"/>
                 <w:sz w:val="16"/>
               </w:rPr>
-              <w:t>$000196</w:t>
+              <w:t>$600000196</w:t>
             </w:r>
           </w:p>
         </w:tc>
@@ -657,7 +657,7 @@
                 <w:b w:val="0"/>
                 <w:sz w:val="16"/>
               </w:rPr>
-              <w:t>$000196</w:t>
+              <w:t>$600000196</w:t>
             </w:r>
           </w:p>
         </w:tc>
@@ -4013,7 +4013,7 @@
                 <w:b/>
                 <w:sz w:val="18"/>
               </w:rPr>
-              <w:t>Capitol de lucrări 2.4 — INSTALATII CURENTI TARI  │  LIPSA: 5  │  EXTRA: 0  │  Delta: -5</w:t>
+              <w:t>Capitol de lucrări 2.4 — INSTALATII CURENTI TARI  │  LIPSA: 0  │  EXTRA: 0  │  Delta: 0 ✓</w:t>
             </w:r>
           </w:p>
         </w:tc>
@@ -5286,686 +5286,6 @@
                 <w:sz w:val="16"/>
               </w:rPr>
               <w:t>Cantitate diferită: referință 6.06 buc, ofertat 6.0 buc</w:t>
-            </w:r>
-          </w:p>
-        </w:tc>
-      </w:tr>
-      <w:tr>
-        <w:tc>
-          <w:tcPr>
-            <w:tcW w:type="dxa" w:w="397"/>
-            <w:shd w:fill="FFB3B3" w:val="clear"/>
-          </w:tcPr>
-          <w:p>
-            <w:r>
-              <w:rPr>
-                <w:b w:val="0"/>
-                <w:sz w:val="16"/>
-              </w:rPr>
-              <w:t>32</w:t>
-            </w:r>
-          </w:p>
-        </w:tc>
-        <w:tc>
-          <w:tcPr>
-            <w:tcW w:type="dxa" w:w="1701"/>
-            <w:shd w:fill="FFB3B3" w:val="clear"/>
-          </w:tcPr>
-          <w:p>
-            <w:r>
-              <w:rPr>
-                <w:b w:val="0"/>
-                <w:sz w:val="16"/>
-              </w:rPr>
-              <w:t>2.4 - INSTALATII CURENTI TARI</w:t>
-            </w:r>
-          </w:p>
-        </w:tc>
-        <w:tc>
-          <w:tcPr>
-            <w:tcW w:type="dxa" w:w="850"/>
-            <w:shd w:fill="FFB3B3" w:val="clear"/>
-          </w:tcPr>
-          <w:p>
-            <w:r>
-              <w:rPr>
-                <w:b w:val="0"/>
-                <w:sz w:val="16"/>
-              </w:rPr>
-              <w:t>$018762</w:t>
-            </w:r>
-          </w:p>
-        </w:tc>
-        <w:tc>
-          <w:tcPr>
-            <w:tcW w:type="dxa" w:w="1984"/>
-            <w:shd w:fill="FFB3B3" w:val="clear"/>
-          </w:tcPr>
-          <w:p>
-            <w:r>
-              <w:rPr>
-                <w:b w:val="0"/>
-                <w:sz w:val="16"/>
-              </w:rPr>
-              <w:t>cablu cupru n2xh 3x 1,5 mmp</w:t>
-            </w:r>
-          </w:p>
-        </w:tc>
-        <w:tc>
-          <w:tcPr>
-            <w:tcW w:type="dxa" w:w="454"/>
-            <w:shd w:fill="FFB3B3" w:val="clear"/>
-          </w:tcPr>
-          <w:p>
-            <w:r>
-              <w:rPr>
-                <w:b w:val="0"/>
-                <w:sz w:val="16"/>
-              </w:rPr>
-              <w:t>m</w:t>
-            </w:r>
-          </w:p>
-        </w:tc>
-        <w:tc>
-          <w:tcPr>
-            <w:tcW w:type="dxa" w:w="680"/>
-            <w:shd w:fill="FFB3B3" w:val="clear"/>
-          </w:tcPr>
-          <w:p>
-            <w:r>
-              <w:rPr>
-                <w:b w:val="0"/>
-                <w:sz w:val="16"/>
-              </w:rPr>
-              <w:t>1493.5</w:t>
-            </w:r>
-          </w:p>
-        </w:tc>
-        <w:tc>
-          <w:tcPr>
-            <w:tcW w:type="dxa" w:w="850"/>
-            <w:shd w:fill="FFB3B3" w:val="clear"/>
-          </w:tcPr>
-          <w:p/>
-        </w:tc>
-        <w:tc>
-          <w:tcPr>
-            <w:tcW w:type="dxa" w:w="1984"/>
-            <w:shd w:fill="FFB3B3" w:val="clear"/>
-          </w:tcPr>
-          <w:p/>
-        </w:tc>
-        <w:tc>
-          <w:tcPr>
-            <w:tcW w:type="dxa" w:w="454"/>
-            <w:shd w:fill="FFB3B3" w:val="clear"/>
-          </w:tcPr>
-          <w:p/>
-        </w:tc>
-        <w:tc>
-          <w:tcPr>
-            <w:tcW w:type="dxa" w:w="680"/>
-            <w:shd w:fill="FFB3B3" w:val="clear"/>
-          </w:tcPr>
-          <w:p/>
-        </w:tc>
-        <w:tc>
-          <w:tcPr>
-            <w:tcW w:type="dxa" w:w="3572"/>
-            <w:shd w:fill="FFB3B3" w:val="clear"/>
-          </w:tcPr>
-          <w:p>
-            <w:r>
-              <w:rPr>
-                <w:b w:val="0"/>
-                <w:color w:val="CC0000"/>
-                <w:sz w:val="16"/>
-              </w:rPr>
-              <w:t>Articol lipsă din ofertă</w:t>
-            </w:r>
-          </w:p>
-        </w:tc>
-      </w:tr>
-      <w:tr>
-        <w:tc>
-          <w:tcPr>
-            <w:tcW w:type="dxa" w:w="397"/>
-            <w:shd w:fill="FFB3B3" w:val="clear"/>
-          </w:tcPr>
-          <w:p>
-            <w:r>
-              <w:rPr>
-                <w:b w:val="0"/>
-                <w:sz w:val="16"/>
-              </w:rPr>
-              <w:t>33</w:t>
-            </w:r>
-          </w:p>
-        </w:tc>
-        <w:tc>
-          <w:tcPr>
-            <w:tcW w:type="dxa" w:w="1701"/>
-            <w:shd w:fill="FFB3B3" w:val="clear"/>
-          </w:tcPr>
-          <w:p>
-            <w:r>
-              <w:rPr>
-                <w:b w:val="0"/>
-                <w:sz w:val="16"/>
-              </w:rPr>
-              <w:t>2.4 - INSTALATII CURENTI TARI</w:t>
-            </w:r>
-          </w:p>
-        </w:tc>
-        <w:tc>
-          <w:tcPr>
-            <w:tcW w:type="dxa" w:w="850"/>
-            <w:shd w:fill="FFB3B3" w:val="clear"/>
-          </w:tcPr>
-          <w:p>
-            <w:r>
-              <w:rPr>
-                <w:b w:val="0"/>
-                <w:sz w:val="16"/>
-              </w:rPr>
-              <w:t>$018764</w:t>
-            </w:r>
-          </w:p>
-        </w:tc>
-        <w:tc>
-          <w:tcPr>
-            <w:tcW w:type="dxa" w:w="1984"/>
-            <w:shd w:fill="FFB3B3" w:val="clear"/>
-          </w:tcPr>
-          <w:p>
-            <w:r>
-              <w:rPr>
-                <w:b w:val="0"/>
-                <w:sz w:val="16"/>
-              </w:rPr>
-              <w:t>cablu cupru n2xh 3x 2,5 mmp</w:t>
-            </w:r>
-          </w:p>
-        </w:tc>
-        <w:tc>
-          <w:tcPr>
-            <w:tcW w:type="dxa" w:w="454"/>
-            <w:shd w:fill="FFB3B3" w:val="clear"/>
-          </w:tcPr>
-          <w:p>
-            <w:r>
-              <w:rPr>
-                <w:b w:val="0"/>
-                <w:sz w:val="16"/>
-              </w:rPr>
-              <w:t>m</w:t>
-            </w:r>
-          </w:p>
-        </w:tc>
-        <w:tc>
-          <w:tcPr>
-            <w:tcW w:type="dxa" w:w="680"/>
-            <w:shd w:fill="FFB3B3" w:val="clear"/>
-          </w:tcPr>
-          <w:p>
-            <w:r>
-              <w:rPr>
-                <w:b w:val="0"/>
-                <w:sz w:val="16"/>
-              </w:rPr>
-              <w:t>2060.0</w:t>
-            </w:r>
-          </w:p>
-        </w:tc>
-        <w:tc>
-          <w:tcPr>
-            <w:tcW w:type="dxa" w:w="850"/>
-            <w:shd w:fill="FFB3B3" w:val="clear"/>
-          </w:tcPr>
-          <w:p/>
-        </w:tc>
-        <w:tc>
-          <w:tcPr>
-            <w:tcW w:type="dxa" w:w="1984"/>
-            <w:shd w:fill="FFB3B3" w:val="clear"/>
-          </w:tcPr>
-          <w:p/>
-        </w:tc>
-        <w:tc>
-          <w:tcPr>
-            <w:tcW w:type="dxa" w:w="454"/>
-            <w:shd w:fill="FFB3B3" w:val="clear"/>
-          </w:tcPr>
-          <w:p/>
-        </w:tc>
-        <w:tc>
-          <w:tcPr>
-            <w:tcW w:type="dxa" w:w="680"/>
-            <w:shd w:fill="FFB3B3" w:val="clear"/>
-          </w:tcPr>
-          <w:p/>
-        </w:tc>
-        <w:tc>
-          <w:tcPr>
-            <w:tcW w:type="dxa" w:w="3572"/>
-            <w:shd w:fill="FFB3B3" w:val="clear"/>
-          </w:tcPr>
-          <w:p>
-            <w:r>
-              <w:rPr>
-                <w:b w:val="0"/>
-                <w:color w:val="CC0000"/>
-                <w:sz w:val="16"/>
-              </w:rPr>
-              <w:t>Articol lipsă din ofertă</w:t>
-            </w:r>
-          </w:p>
-        </w:tc>
-      </w:tr>
-      <w:tr>
-        <w:tc>
-          <w:tcPr>
-            <w:tcW w:type="dxa" w:w="397"/>
-            <w:shd w:fill="FFB3B3" w:val="clear"/>
-          </w:tcPr>
-          <w:p>
-            <w:r>
-              <w:rPr>
-                <w:b w:val="0"/>
-                <w:sz w:val="16"/>
-              </w:rPr>
-              <w:t>34</w:t>
-            </w:r>
-          </w:p>
-        </w:tc>
-        <w:tc>
-          <w:tcPr>
-            <w:tcW w:type="dxa" w:w="1701"/>
-            <w:shd w:fill="FFB3B3" w:val="clear"/>
-          </w:tcPr>
-          <w:p>
-            <w:r>
-              <w:rPr>
-                <w:b w:val="0"/>
-                <w:sz w:val="16"/>
-              </w:rPr>
-              <w:t>2.4 - INSTALATII CURENTI TARI</w:t>
-            </w:r>
-          </w:p>
-        </w:tc>
-        <w:tc>
-          <w:tcPr>
-            <w:tcW w:type="dxa" w:w="850"/>
-            <w:shd w:fill="FFB3B3" w:val="clear"/>
-          </w:tcPr>
-          <w:p>
-            <w:r>
-              <w:rPr>
-                <w:b w:val="0"/>
-                <w:sz w:val="16"/>
-              </w:rPr>
-              <w:t>$013997</w:t>
-            </w:r>
-          </w:p>
-        </w:tc>
-        <w:tc>
-          <w:tcPr>
-            <w:tcW w:type="dxa" w:w="1984"/>
-            <w:shd w:fill="FFB3B3" w:val="clear"/>
-          </w:tcPr>
-          <w:p>
-            <w:r>
-              <w:rPr>
-                <w:b w:val="0"/>
-                <w:sz w:val="16"/>
-              </w:rPr>
-              <w:t>cablu cupru n2xh 5x 16,0 mmp</w:t>
-            </w:r>
-          </w:p>
-        </w:tc>
-        <w:tc>
-          <w:tcPr>
-            <w:tcW w:type="dxa" w:w="454"/>
-            <w:shd w:fill="FFB3B3" w:val="clear"/>
-          </w:tcPr>
-          <w:p>
-            <w:r>
-              <w:rPr>
-                <w:b w:val="0"/>
-                <w:sz w:val="16"/>
-              </w:rPr>
-              <w:t>ml</w:t>
-            </w:r>
-          </w:p>
-        </w:tc>
-        <w:tc>
-          <w:tcPr>
-            <w:tcW w:type="dxa" w:w="680"/>
-            <w:shd w:fill="FFB3B3" w:val="clear"/>
-          </w:tcPr>
-          <w:p>
-            <w:r>
-              <w:rPr>
-                <w:b w:val="0"/>
-                <w:sz w:val="16"/>
-              </w:rPr>
-              <w:t>50.0</w:t>
-            </w:r>
-          </w:p>
-        </w:tc>
-        <w:tc>
-          <w:tcPr>
-            <w:tcW w:type="dxa" w:w="850"/>
-            <w:shd w:fill="FFB3B3" w:val="clear"/>
-          </w:tcPr>
-          <w:p/>
-        </w:tc>
-        <w:tc>
-          <w:tcPr>
-            <w:tcW w:type="dxa" w:w="1984"/>
-            <w:shd w:fill="FFB3B3" w:val="clear"/>
-          </w:tcPr>
-          <w:p/>
-        </w:tc>
-        <w:tc>
-          <w:tcPr>
-            <w:tcW w:type="dxa" w:w="454"/>
-            <w:shd w:fill="FFB3B3" w:val="clear"/>
-          </w:tcPr>
-          <w:p/>
-        </w:tc>
-        <w:tc>
-          <w:tcPr>
-            <w:tcW w:type="dxa" w:w="680"/>
-            <w:shd w:fill="FFB3B3" w:val="clear"/>
-          </w:tcPr>
-          <w:p/>
-        </w:tc>
-        <w:tc>
-          <w:tcPr>
-            <w:tcW w:type="dxa" w:w="3572"/>
-            <w:shd w:fill="FFB3B3" w:val="clear"/>
-          </w:tcPr>
-          <w:p>
-            <w:r>
-              <w:rPr>
-                <w:b w:val="0"/>
-                <w:color w:val="CC0000"/>
-                <w:sz w:val="16"/>
-              </w:rPr>
-              <w:t>Articol lipsă din ofertă</w:t>
-            </w:r>
-          </w:p>
-        </w:tc>
-      </w:tr>
-      <w:tr>
-        <w:tc>
-          <w:tcPr>
-            <w:tcW w:type="dxa" w:w="397"/>
-            <w:shd w:fill="FFB3B3" w:val="clear"/>
-          </w:tcPr>
-          <w:p>
-            <w:r>
-              <w:rPr>
-                <w:b w:val="0"/>
-                <w:sz w:val="16"/>
-              </w:rPr>
-              <w:t>35</w:t>
-            </w:r>
-          </w:p>
-        </w:tc>
-        <w:tc>
-          <w:tcPr>
-            <w:tcW w:type="dxa" w:w="1701"/>
-            <w:shd w:fill="FFB3B3" w:val="clear"/>
-          </w:tcPr>
-          <w:p>
-            <w:r>
-              <w:rPr>
-                <w:b w:val="0"/>
-                <w:sz w:val="16"/>
-              </w:rPr>
-              <w:t>2.4 - INSTALATII CURENTI TARI</w:t>
-            </w:r>
-          </w:p>
-        </w:tc>
-        <w:tc>
-          <w:tcPr>
-            <w:tcW w:type="dxa" w:w="850"/>
-            <w:shd w:fill="FFB3B3" w:val="clear"/>
-          </w:tcPr>
-          <w:p>
-            <w:r>
-              <w:rPr>
-                <w:b w:val="0"/>
-                <w:sz w:val="16"/>
-              </w:rPr>
-              <w:t>$002128</w:t>
-            </w:r>
-          </w:p>
-        </w:tc>
-        <w:tc>
-          <w:tcPr>
-            <w:tcW w:type="dxa" w:w="1984"/>
-            <w:shd w:fill="FFB3B3" w:val="clear"/>
-          </w:tcPr>
-          <w:p>
-            <w:r>
-              <w:rPr>
-                <w:b w:val="0"/>
-                <w:sz w:val="16"/>
-              </w:rPr>
-              <w:t>corp de iluminat siguranta led 9w</w:t>
-            </w:r>
-          </w:p>
-        </w:tc>
-        <w:tc>
-          <w:tcPr>
-            <w:tcW w:type="dxa" w:w="454"/>
-            <w:shd w:fill="FFB3B3" w:val="clear"/>
-          </w:tcPr>
-          <w:p>
-            <w:r>
-              <w:rPr>
-                <w:b w:val="0"/>
-                <w:sz w:val="16"/>
-              </w:rPr>
-              <w:t>buc</w:t>
-            </w:r>
-          </w:p>
-        </w:tc>
-        <w:tc>
-          <w:tcPr>
-            <w:tcW w:type="dxa" w:w="680"/>
-            <w:shd w:fill="FFB3B3" w:val="clear"/>
-          </w:tcPr>
-          <w:p>
-            <w:r>
-              <w:rPr>
-                <w:b w:val="0"/>
-                <w:sz w:val="16"/>
-              </w:rPr>
-              <w:t>24.0</w:t>
-            </w:r>
-          </w:p>
-        </w:tc>
-        <w:tc>
-          <w:tcPr>
-            <w:tcW w:type="dxa" w:w="850"/>
-            <w:shd w:fill="FFB3B3" w:val="clear"/>
-          </w:tcPr>
-          <w:p/>
-        </w:tc>
-        <w:tc>
-          <w:tcPr>
-            <w:tcW w:type="dxa" w:w="1984"/>
-            <w:shd w:fill="FFB3B3" w:val="clear"/>
-          </w:tcPr>
-          <w:p/>
-        </w:tc>
-        <w:tc>
-          <w:tcPr>
-            <w:tcW w:type="dxa" w:w="454"/>
-            <w:shd w:fill="FFB3B3" w:val="clear"/>
-          </w:tcPr>
-          <w:p/>
-        </w:tc>
-        <w:tc>
-          <w:tcPr>
-            <w:tcW w:type="dxa" w:w="680"/>
-            <w:shd w:fill="FFB3B3" w:val="clear"/>
-          </w:tcPr>
-          <w:p/>
-        </w:tc>
-        <w:tc>
-          <w:tcPr>
-            <w:tcW w:type="dxa" w:w="3572"/>
-            <w:shd w:fill="FFB3B3" w:val="clear"/>
-          </w:tcPr>
-          <w:p>
-            <w:r>
-              <w:rPr>
-                <w:b w:val="0"/>
-                <w:color w:val="CC0000"/>
-                <w:sz w:val="16"/>
-              </w:rPr>
-              <w:t>Articol lipsă din ofertă</w:t>
-            </w:r>
-          </w:p>
-        </w:tc>
-      </w:tr>
-      <w:tr>
-        <w:tc>
-          <w:tcPr>
-            <w:tcW w:type="dxa" w:w="397"/>
-            <w:shd w:fill="FFB3B3" w:val="clear"/>
-          </w:tcPr>
-          <w:p>
-            <w:r>
-              <w:rPr>
-                <w:b w:val="0"/>
-                <w:sz w:val="16"/>
-              </w:rPr>
-              <w:t>36</w:t>
-            </w:r>
-          </w:p>
-        </w:tc>
-        <w:tc>
-          <w:tcPr>
-            <w:tcW w:type="dxa" w:w="1701"/>
-            <w:shd w:fill="FFB3B3" w:val="clear"/>
-          </w:tcPr>
-          <w:p>
-            <w:r>
-              <w:rPr>
-                <w:b w:val="0"/>
-                <w:sz w:val="16"/>
-              </w:rPr>
-              <w:t>2.4 - INSTALATII CURENTI TARI</w:t>
-            </w:r>
-          </w:p>
-        </w:tc>
-        <w:tc>
-          <w:tcPr>
-            <w:tcW w:type="dxa" w:w="850"/>
-            <w:shd w:fill="FFB3B3" w:val="clear"/>
-          </w:tcPr>
-          <w:p>
-            <w:r>
-              <w:rPr>
-                <w:b w:val="0"/>
-                <w:sz w:val="16"/>
-              </w:rPr>
-              <w:t>$000251</w:t>
-            </w:r>
-          </w:p>
-        </w:tc>
-        <w:tc>
-          <w:tcPr>
-            <w:tcW w:type="dxa" w:w="1984"/>
-            <w:shd w:fill="FFB3B3" w:val="clear"/>
-          </w:tcPr>
-          <w:p>
-            <w:r>
-              <w:rPr>
-                <w:b w:val="0"/>
-                <w:sz w:val="16"/>
-              </w:rPr>
-              <w:t>corp de iluminat siguranta led 3w - hidrant</w:t>
-            </w:r>
-          </w:p>
-        </w:tc>
-        <w:tc>
-          <w:tcPr>
-            <w:tcW w:type="dxa" w:w="454"/>
-            <w:shd w:fill="FFB3B3" w:val="clear"/>
-          </w:tcPr>
-          <w:p>
-            <w:r>
-              <w:rPr>
-                <w:b w:val="0"/>
-                <w:sz w:val="16"/>
-              </w:rPr>
-              <w:t>buc</w:t>
-            </w:r>
-          </w:p>
-        </w:tc>
-        <w:tc>
-          <w:tcPr>
-            <w:tcW w:type="dxa" w:w="680"/>
-            <w:shd w:fill="FFB3B3" w:val="clear"/>
-          </w:tcPr>
-          <w:p>
-            <w:r>
-              <w:rPr>
-                <w:b w:val="0"/>
-                <w:sz w:val="16"/>
-              </w:rPr>
-              <w:t>6.0</w:t>
-            </w:r>
-          </w:p>
-        </w:tc>
-        <w:tc>
-          <w:tcPr>
-            <w:tcW w:type="dxa" w:w="850"/>
-            <w:shd w:fill="FFB3B3" w:val="clear"/>
-          </w:tcPr>
-          <w:p/>
-        </w:tc>
-        <w:tc>
-          <w:tcPr>
-            <w:tcW w:type="dxa" w:w="1984"/>
-            <w:shd w:fill="FFB3B3" w:val="clear"/>
-          </w:tcPr>
-          <w:p/>
-        </w:tc>
-        <w:tc>
-          <w:tcPr>
-            <w:tcW w:type="dxa" w:w="454"/>
-            <w:shd w:fill="FFB3B3" w:val="clear"/>
-          </w:tcPr>
-          <w:p/>
-        </w:tc>
-        <w:tc>
-          <w:tcPr>
-            <w:tcW w:type="dxa" w:w="680"/>
-            <w:shd w:fill="FFB3B3" w:val="clear"/>
-          </w:tcPr>
-          <w:p/>
-        </w:tc>
-        <w:tc>
-          <w:tcPr>
-            <w:tcW w:type="dxa" w:w="3572"/>
-            <w:shd w:fill="FFB3B3" w:val="clear"/>
-          </w:tcPr>
-          <w:p>
-            <w:r>
-              <w:rPr>
-                <w:b w:val="0"/>
-                <w:color w:val="CC0000"/>
-                <w:sz w:val="16"/>
-              </w:rPr>
-              <w:t>Articol lipsă din ofertă</w:t>
             </w:r>
           </w:p>
         </w:tc>
@@ -6005,7 +5325,7 @@
                 <w:color w:val="000000"/>
                 <w:sz w:val="18"/>
               </w:rPr>
-              <w:t>Neconformitati: 12 din 87 articole ref.</w:t>
+              <w:t>Neconformitati: 7 din 87 articole ref.</w:t>
             </w:r>
           </w:p>
         </w:tc>
@@ -6088,7 +5408,7 @@
                 <w:color w:val="000000"/>
                 <w:sz w:val="18"/>
               </w:rPr>
-              <w:t>82</w:t>
+              <w:t>87</w:t>
             </w:r>
           </w:p>
         </w:tc>
@@ -6115,7 +5435,7 @@
                 <w:b/>
                 <w:sz w:val="18"/>
               </w:rPr>
-              <w:t>Capitol de lucrări 2.5 — INSTALATII CURENTI SLABI  │  LIPSA: 1  │  EXTRA: 0  │  Delta: -1</w:t>
+              <w:t>Capitol de lucrări 2.6 — INSTALATII TERMICE  │  LIPSA: 1  │  EXTRA: 0  │  Delta: -1</w:t>
             </w:r>
           </w:p>
         </w:tc>
@@ -6124,6 +5444,960 @@
         <w:tc>
           <w:tcPr>
             <w:tcW w:type="dxa" w:w="397"/>
+          </w:tcPr>
+          <w:p>
+            <w:r>
+              <w:rPr>
+                <w:b w:val="0"/>
+                <w:sz w:val="16"/>
+              </w:rPr>
+              <w:t>33</w:t>
+            </w:r>
+          </w:p>
+        </w:tc>
+        <w:tc>
+          <w:tcPr>
+            <w:tcW w:type="dxa" w:w="1701"/>
+          </w:tcPr>
+          <w:p>
+            <w:r>
+              <w:rPr>
+                <w:b w:val="0"/>
+                <w:sz w:val="16"/>
+              </w:rPr>
+              <w:t>2.6 - INSTALATII TERMICE</w:t>
+            </w:r>
+          </w:p>
+        </w:tc>
+        <w:tc>
+          <w:tcPr>
+            <w:tcW w:type="dxa" w:w="850"/>
+          </w:tcPr>
+          <w:p>
+            <w:r>
+              <w:rPr>
+                <w:b w:val="0"/>
+                <w:sz w:val="16"/>
+              </w:rPr>
+              <w:t>$6719494</w:t>
+            </w:r>
+          </w:p>
+        </w:tc>
+        <w:tc>
+          <w:tcPr>
+            <w:tcW w:type="dxa" w:w="1984"/>
+          </w:tcPr>
+          <w:p>
+            <w:r>
+              <w:rPr>
+                <w:b w:val="0"/>
+                <w:sz w:val="16"/>
+              </w:rPr>
+              <w:t>teu din polipropilena avind diametrul 25 mm</w:t>
+            </w:r>
+          </w:p>
+        </w:tc>
+        <w:tc>
+          <w:tcPr>
+            <w:tcW w:type="dxa" w:w="454"/>
+          </w:tcPr>
+          <w:p>
+            <w:r>
+              <w:rPr>
+                <w:b w:val="0"/>
+                <w:sz w:val="16"/>
+              </w:rPr>
+              <w:t>buc</w:t>
+            </w:r>
+          </w:p>
+        </w:tc>
+        <w:tc>
+          <w:tcPr>
+            <w:tcW w:type="dxa" w:w="680"/>
+          </w:tcPr>
+          <w:p>
+            <w:r>
+              <w:rPr>
+                <w:b w:val="0"/>
+                <w:color w:val="CC0000"/>
+                <w:sz w:val="16"/>
+              </w:rPr>
+              <w:t>67.5</w:t>
+            </w:r>
+          </w:p>
+        </w:tc>
+        <w:tc>
+          <w:tcPr>
+            <w:tcW w:type="dxa" w:w="850"/>
+          </w:tcPr>
+          <w:p>
+            <w:r>
+              <w:rPr>
+                <w:b w:val="0"/>
+                <w:sz w:val="16"/>
+              </w:rPr>
+              <w:t>$6719494</w:t>
+            </w:r>
+          </w:p>
+        </w:tc>
+        <w:tc>
+          <w:tcPr>
+            <w:tcW w:type="dxa" w:w="1984"/>
+          </w:tcPr>
+          <w:p>
+            <w:r>
+              <w:rPr>
+                <w:b w:val="0"/>
+                <w:sz w:val="16"/>
+              </w:rPr>
+              <w:t>teu din polipropilena avind diametrul 25 mm</w:t>
+            </w:r>
+          </w:p>
+        </w:tc>
+        <w:tc>
+          <w:tcPr>
+            <w:tcW w:type="dxa" w:w="454"/>
+          </w:tcPr>
+          <w:p>
+            <w:r>
+              <w:rPr>
+                <w:b w:val="0"/>
+                <w:sz w:val="16"/>
+              </w:rPr>
+              <w:t>buc</w:t>
+            </w:r>
+          </w:p>
+        </w:tc>
+        <w:tc>
+          <w:tcPr>
+            <w:tcW w:type="dxa" w:w="680"/>
+          </w:tcPr>
+          <w:p>
+            <w:r>
+              <w:rPr>
+                <w:b w:val="0"/>
+                <w:color w:val="CC0000"/>
+                <w:sz w:val="16"/>
+              </w:rPr>
+              <w:t>75.0</w:t>
+            </w:r>
+          </w:p>
+        </w:tc>
+        <w:tc>
+          <w:tcPr>
+            <w:tcW w:type="dxa" w:w="3572"/>
+          </w:tcPr>
+          <w:p>
+            <w:r>
+              <w:rPr>
+                <w:b w:val="0"/>
+                <w:color w:val="CC0000"/>
+                <w:sz w:val="16"/>
+              </w:rPr>
+              <w:t>Cantitate diferită: referință 67.5 buc, ofertat 75.0 buc</w:t>
+            </w:r>
+          </w:p>
+        </w:tc>
+      </w:tr>
+      <w:tr>
+        <w:tc>
+          <w:tcPr>
+            <w:tcW w:type="dxa" w:w="397"/>
+          </w:tcPr>
+          <w:p>
+            <w:r>
+              <w:rPr>
+                <w:b w:val="0"/>
+                <w:sz w:val="16"/>
+              </w:rPr>
+              <w:t>34</w:t>
+            </w:r>
+          </w:p>
+        </w:tc>
+        <w:tc>
+          <w:tcPr>
+            <w:tcW w:type="dxa" w:w="1701"/>
+          </w:tcPr>
+          <w:p>
+            <w:r>
+              <w:rPr>
+                <w:b w:val="0"/>
+                <w:sz w:val="16"/>
+              </w:rPr>
+              <w:t>2.6 - INSTALATII TERMICE</w:t>
+            </w:r>
+          </w:p>
+        </w:tc>
+        <w:tc>
+          <w:tcPr>
+            <w:tcW w:type="dxa" w:w="850"/>
+          </w:tcPr>
+          <w:p>
+            <w:r>
+              <w:rPr>
+                <w:b w:val="0"/>
+                <w:sz w:val="16"/>
+              </w:rPr>
+              <w:t>$6719495</w:t>
+            </w:r>
+          </w:p>
+        </w:tc>
+        <w:tc>
+          <w:tcPr>
+            <w:tcW w:type="dxa" w:w="1984"/>
+          </w:tcPr>
+          <w:p>
+            <w:r>
+              <w:rPr>
+                <w:b w:val="0"/>
+                <w:sz w:val="16"/>
+              </w:rPr>
+              <w:t>teu din polipropilena avind diametrul 32 mm</w:t>
+            </w:r>
+          </w:p>
+        </w:tc>
+        <w:tc>
+          <w:tcPr>
+            <w:tcW w:type="dxa" w:w="454"/>
+          </w:tcPr>
+          <w:p>
+            <w:r>
+              <w:rPr>
+                <w:b w:val="0"/>
+                <w:sz w:val="16"/>
+              </w:rPr>
+              <w:t>buc</w:t>
+            </w:r>
+          </w:p>
+        </w:tc>
+        <w:tc>
+          <w:tcPr>
+            <w:tcW w:type="dxa" w:w="680"/>
+          </w:tcPr>
+          <w:p>
+            <w:r>
+              <w:rPr>
+                <w:b w:val="0"/>
+                <w:color w:val="CC0000"/>
+                <w:sz w:val="16"/>
+              </w:rPr>
+              <w:t>112.5</w:t>
+            </w:r>
+          </w:p>
+        </w:tc>
+        <w:tc>
+          <w:tcPr>
+            <w:tcW w:type="dxa" w:w="850"/>
+          </w:tcPr>
+          <w:p>
+            <w:r>
+              <w:rPr>
+                <w:b w:val="0"/>
+                <w:sz w:val="16"/>
+              </w:rPr>
+              <w:t>$6719495</w:t>
+            </w:r>
+          </w:p>
+        </w:tc>
+        <w:tc>
+          <w:tcPr>
+            <w:tcW w:type="dxa" w:w="1984"/>
+          </w:tcPr>
+          <w:p>
+            <w:r>
+              <w:rPr>
+                <w:b w:val="0"/>
+                <w:sz w:val="16"/>
+              </w:rPr>
+              <w:t>teu din polipropilena avind diametrul 32 mm</w:t>
+            </w:r>
+          </w:p>
+        </w:tc>
+        <w:tc>
+          <w:tcPr>
+            <w:tcW w:type="dxa" w:w="454"/>
+          </w:tcPr>
+          <w:p>
+            <w:r>
+              <w:rPr>
+                <w:b w:val="0"/>
+                <w:sz w:val="16"/>
+              </w:rPr>
+              <w:t>buc</w:t>
+            </w:r>
+          </w:p>
+        </w:tc>
+        <w:tc>
+          <w:tcPr>
+            <w:tcW w:type="dxa" w:w="680"/>
+          </w:tcPr>
+          <w:p>
+            <w:r>
+              <w:rPr>
+                <w:b w:val="0"/>
+                <w:color w:val="CC0000"/>
+                <w:sz w:val="16"/>
+              </w:rPr>
+              <w:t>100.0</w:t>
+            </w:r>
+          </w:p>
+        </w:tc>
+        <w:tc>
+          <w:tcPr>
+            <w:tcW w:type="dxa" w:w="3572"/>
+          </w:tcPr>
+          <w:p>
+            <w:r>
+              <w:rPr>
+                <w:b w:val="0"/>
+                <w:color w:val="CC0000"/>
+                <w:sz w:val="16"/>
+              </w:rPr>
+              <w:t>Cantitate diferită: referință 112.5 buc, ofertat 100.0 buc</w:t>
+            </w:r>
+          </w:p>
+        </w:tc>
+      </w:tr>
+      <w:tr>
+        <w:tc>
+          <w:tcPr>
+            <w:tcW w:type="dxa" w:w="397"/>
+          </w:tcPr>
+          <w:p>
+            <w:r>
+              <w:rPr>
+                <w:b w:val="0"/>
+                <w:sz w:val="16"/>
+              </w:rPr>
+              <w:t>35</w:t>
+            </w:r>
+          </w:p>
+        </w:tc>
+        <w:tc>
+          <w:tcPr>
+            <w:tcW w:type="dxa" w:w="1701"/>
+          </w:tcPr>
+          <w:p>
+            <w:r>
+              <w:rPr>
+                <w:b w:val="0"/>
+                <w:sz w:val="16"/>
+              </w:rPr>
+              <w:t>2.6 - INSTALATII TERMICE</w:t>
+            </w:r>
+          </w:p>
+        </w:tc>
+        <w:tc>
+          <w:tcPr>
+            <w:tcW w:type="dxa" w:w="850"/>
+          </w:tcPr>
+          <w:p>
+            <w:r>
+              <w:rPr>
+                <w:b w:val="0"/>
+                <w:sz w:val="16"/>
+              </w:rPr>
+              <w:t>$6719496</w:t>
+            </w:r>
+          </w:p>
+        </w:tc>
+        <w:tc>
+          <w:tcPr>
+            <w:tcW w:type="dxa" w:w="1984"/>
+          </w:tcPr>
+          <w:p>
+            <w:r>
+              <w:rPr>
+                <w:b w:val="0"/>
+                <w:sz w:val="16"/>
+              </w:rPr>
+              <w:t>teu din polipropilena avind diametrul 40 mm</w:t>
+            </w:r>
+          </w:p>
+        </w:tc>
+        <w:tc>
+          <w:tcPr>
+            <w:tcW w:type="dxa" w:w="454"/>
+          </w:tcPr>
+          <w:p>
+            <w:r>
+              <w:rPr>
+                <w:b w:val="0"/>
+                <w:sz w:val="16"/>
+              </w:rPr>
+              <w:t>buc</w:t>
+            </w:r>
+          </w:p>
+        </w:tc>
+        <w:tc>
+          <w:tcPr>
+            <w:tcW w:type="dxa" w:w="680"/>
+          </w:tcPr>
+          <w:p>
+            <w:r>
+              <w:rPr>
+                <w:b w:val="0"/>
+                <w:color w:val="CC0000"/>
+                <w:sz w:val="16"/>
+              </w:rPr>
+              <w:t>112.5</w:t>
+            </w:r>
+          </w:p>
+        </w:tc>
+        <w:tc>
+          <w:tcPr>
+            <w:tcW w:type="dxa" w:w="850"/>
+          </w:tcPr>
+          <w:p>
+            <w:r>
+              <w:rPr>
+                <w:b w:val="0"/>
+                <w:sz w:val="16"/>
+              </w:rPr>
+              <w:t>$6719496</w:t>
+            </w:r>
+          </w:p>
+        </w:tc>
+        <w:tc>
+          <w:tcPr>
+            <w:tcW w:type="dxa" w:w="1984"/>
+          </w:tcPr>
+          <w:p>
+            <w:r>
+              <w:rPr>
+                <w:b w:val="0"/>
+                <w:sz w:val="16"/>
+              </w:rPr>
+              <w:t>teu din polipropilena avind diametrul 40 mm</w:t>
+            </w:r>
+          </w:p>
+        </w:tc>
+        <w:tc>
+          <w:tcPr>
+            <w:tcW w:type="dxa" w:w="454"/>
+          </w:tcPr>
+          <w:p>
+            <w:r>
+              <w:rPr>
+                <w:b w:val="0"/>
+                <w:sz w:val="16"/>
+              </w:rPr>
+              <w:t>buc</w:t>
+            </w:r>
+          </w:p>
+        </w:tc>
+        <w:tc>
+          <w:tcPr>
+            <w:tcW w:type="dxa" w:w="680"/>
+          </w:tcPr>
+          <w:p>
+            <w:r>
+              <w:rPr>
+                <w:b w:val="0"/>
+                <w:color w:val="CC0000"/>
+                <w:sz w:val="16"/>
+              </w:rPr>
+              <w:t>125.0</w:t>
+            </w:r>
+          </w:p>
+        </w:tc>
+        <w:tc>
+          <w:tcPr>
+            <w:tcW w:type="dxa" w:w="3572"/>
+          </w:tcPr>
+          <w:p>
+            <w:r>
+              <w:rPr>
+                <w:b w:val="0"/>
+                <w:color w:val="CC0000"/>
+                <w:sz w:val="16"/>
+              </w:rPr>
+              <w:t>Cantitate diferită: referință 112.5 buc, ofertat 125.0 buc</w:t>
+            </w:r>
+          </w:p>
+        </w:tc>
+      </w:tr>
+      <w:tr>
+        <w:tc>
+          <w:tcPr>
+            <w:tcW w:type="dxa" w:w="397"/>
+          </w:tcPr>
+          <w:p>
+            <w:r>
+              <w:rPr>
+                <w:b w:val="0"/>
+                <w:sz w:val="16"/>
+              </w:rPr>
+              <w:t>36</w:t>
+            </w:r>
+          </w:p>
+        </w:tc>
+        <w:tc>
+          <w:tcPr>
+            <w:tcW w:type="dxa" w:w="1701"/>
+          </w:tcPr>
+          <w:p>
+            <w:r>
+              <w:rPr>
+                <w:b w:val="0"/>
+                <w:sz w:val="16"/>
+              </w:rPr>
+              <w:t>2.6 - INSTALATII TERMICE</w:t>
+            </w:r>
+          </w:p>
+        </w:tc>
+        <w:tc>
+          <w:tcPr>
+            <w:tcW w:type="dxa" w:w="850"/>
+          </w:tcPr>
+          <w:p>
+            <w:r>
+              <w:rPr>
+                <w:b w:val="0"/>
+                <w:sz w:val="16"/>
+              </w:rPr>
+              <w:t>$6719498</w:t>
+            </w:r>
+          </w:p>
+        </w:tc>
+        <w:tc>
+          <w:tcPr>
+            <w:tcW w:type="dxa" w:w="1984"/>
+          </w:tcPr>
+          <w:p>
+            <w:r>
+              <w:rPr>
+                <w:b w:val="0"/>
+                <w:sz w:val="16"/>
+              </w:rPr>
+              <w:t>teu din polipropilena avind diametrul 63 mm</w:t>
+            </w:r>
+          </w:p>
+        </w:tc>
+        <w:tc>
+          <w:tcPr>
+            <w:tcW w:type="dxa" w:w="454"/>
+          </w:tcPr>
+          <w:p>
+            <w:r>
+              <w:rPr>
+                <w:b w:val="0"/>
+                <w:sz w:val="16"/>
+              </w:rPr>
+              <w:t>buc</w:t>
+            </w:r>
+          </w:p>
+        </w:tc>
+        <w:tc>
+          <w:tcPr>
+            <w:tcW w:type="dxa" w:w="680"/>
+          </w:tcPr>
+          <w:p>
+            <w:r>
+              <w:rPr>
+                <w:b w:val="0"/>
+                <w:color w:val="CC0000"/>
+                <w:sz w:val="16"/>
+              </w:rPr>
+              <w:t>112.5</w:t>
+            </w:r>
+          </w:p>
+        </w:tc>
+        <w:tc>
+          <w:tcPr>
+            <w:tcW w:type="dxa" w:w="850"/>
+          </w:tcPr>
+          <w:p>
+            <w:r>
+              <w:rPr>
+                <w:b w:val="0"/>
+                <w:sz w:val="16"/>
+              </w:rPr>
+              <w:t>$6719498</w:t>
+            </w:r>
+          </w:p>
+        </w:tc>
+        <w:tc>
+          <w:tcPr>
+            <w:tcW w:type="dxa" w:w="1984"/>
+          </w:tcPr>
+          <w:p>
+            <w:r>
+              <w:rPr>
+                <w:b w:val="0"/>
+                <w:sz w:val="16"/>
+              </w:rPr>
+              <w:t>teu din polipropilena avind diametrul 63 mm</w:t>
+            </w:r>
+          </w:p>
+        </w:tc>
+        <w:tc>
+          <w:tcPr>
+            <w:tcW w:type="dxa" w:w="454"/>
+          </w:tcPr>
+          <w:p>
+            <w:r>
+              <w:rPr>
+                <w:b w:val="0"/>
+                <w:sz w:val="16"/>
+              </w:rPr>
+              <w:t>buc</w:t>
+            </w:r>
+          </w:p>
+        </w:tc>
+        <w:tc>
+          <w:tcPr>
+            <w:tcW w:type="dxa" w:w="680"/>
+          </w:tcPr>
+          <w:p>
+            <w:r>
+              <w:rPr>
+                <w:b w:val="0"/>
+                <w:color w:val="CC0000"/>
+                <w:sz w:val="16"/>
+              </w:rPr>
+              <w:t>125.0</w:t>
+            </w:r>
+          </w:p>
+        </w:tc>
+        <w:tc>
+          <w:tcPr>
+            <w:tcW w:type="dxa" w:w="3572"/>
+          </w:tcPr>
+          <w:p>
+            <w:r>
+              <w:rPr>
+                <w:b w:val="0"/>
+                <w:color w:val="CC0000"/>
+                <w:sz w:val="16"/>
+              </w:rPr>
+              <w:t>Cantitate diferită: referință 112.5 buc, ofertat 125.0 buc</w:t>
+            </w:r>
+          </w:p>
+        </w:tc>
+      </w:tr>
+      <w:tr>
+        <w:tc>
+          <w:tcPr>
+            <w:tcW w:type="dxa" w:w="397"/>
+          </w:tcPr>
+          <w:p>
+            <w:r>
+              <w:rPr>
+                <w:b w:val="0"/>
+                <w:sz w:val="16"/>
+              </w:rPr>
+              <w:t>37</w:t>
+            </w:r>
+          </w:p>
+        </w:tc>
+        <w:tc>
+          <w:tcPr>
+            <w:tcW w:type="dxa" w:w="1701"/>
+          </w:tcPr>
+          <w:p>
+            <w:r>
+              <w:rPr>
+                <w:b w:val="0"/>
+                <w:sz w:val="16"/>
+              </w:rPr>
+              <w:t>2.6 - INSTALATII TERMICE</w:t>
+            </w:r>
+          </w:p>
+        </w:tc>
+        <w:tc>
+          <w:tcPr>
+            <w:tcW w:type="dxa" w:w="850"/>
+          </w:tcPr>
+          <w:p>
+            <w:r>
+              <w:rPr>
+                <w:b w:val="0"/>
+                <w:sz w:val="16"/>
+              </w:rPr>
+              <w:t>$6719499</w:t>
+            </w:r>
+          </w:p>
+        </w:tc>
+        <w:tc>
+          <w:tcPr>
+            <w:tcW w:type="dxa" w:w="1984"/>
+          </w:tcPr>
+          <w:p>
+            <w:r>
+              <w:rPr>
+                <w:b w:val="0"/>
+                <w:sz w:val="16"/>
+              </w:rPr>
+              <w:t>teu din polipropilena avind diametrul 75 mm</w:t>
+            </w:r>
+          </w:p>
+        </w:tc>
+        <w:tc>
+          <w:tcPr>
+            <w:tcW w:type="dxa" w:w="454"/>
+          </w:tcPr>
+          <w:p>
+            <w:r>
+              <w:rPr>
+                <w:b w:val="0"/>
+                <w:sz w:val="16"/>
+              </w:rPr>
+              <w:t>buc</w:t>
+            </w:r>
+          </w:p>
+        </w:tc>
+        <w:tc>
+          <w:tcPr>
+            <w:tcW w:type="dxa" w:w="680"/>
+          </w:tcPr>
+          <w:p>
+            <w:r>
+              <w:rPr>
+                <w:b w:val="0"/>
+                <w:color w:val="CC0000"/>
+                <w:sz w:val="16"/>
+              </w:rPr>
+              <w:t>112.5</w:t>
+            </w:r>
+          </w:p>
+        </w:tc>
+        <w:tc>
+          <w:tcPr>
+            <w:tcW w:type="dxa" w:w="850"/>
+          </w:tcPr>
+          <w:p>
+            <w:r>
+              <w:rPr>
+                <w:b w:val="0"/>
+                <w:sz w:val="16"/>
+              </w:rPr>
+              <w:t>$6719499</w:t>
+            </w:r>
+          </w:p>
+        </w:tc>
+        <w:tc>
+          <w:tcPr>
+            <w:tcW w:type="dxa" w:w="1984"/>
+          </w:tcPr>
+          <w:p>
+            <w:r>
+              <w:rPr>
+                <w:b w:val="0"/>
+                <w:sz w:val="16"/>
+              </w:rPr>
+              <w:t>teu din polipropilena avind diametrul 75 mm</w:t>
+            </w:r>
+          </w:p>
+        </w:tc>
+        <w:tc>
+          <w:tcPr>
+            <w:tcW w:type="dxa" w:w="454"/>
+          </w:tcPr>
+          <w:p>
+            <w:r>
+              <w:rPr>
+                <w:b w:val="0"/>
+                <w:sz w:val="16"/>
+              </w:rPr>
+              <w:t>buc</w:t>
+            </w:r>
+          </w:p>
+        </w:tc>
+        <w:tc>
+          <w:tcPr>
+            <w:tcW w:type="dxa" w:w="680"/>
+          </w:tcPr>
+          <w:p>
+            <w:r>
+              <w:rPr>
+                <w:b w:val="0"/>
+                <w:color w:val="CC0000"/>
+                <w:sz w:val="16"/>
+              </w:rPr>
+              <w:t>100.0</w:t>
+            </w:r>
+          </w:p>
+        </w:tc>
+        <w:tc>
+          <w:tcPr>
+            <w:tcW w:type="dxa" w:w="3572"/>
+          </w:tcPr>
+          <w:p>
+            <w:r>
+              <w:rPr>
+                <w:b w:val="0"/>
+                <w:color w:val="CC0000"/>
+                <w:sz w:val="16"/>
+              </w:rPr>
+              <w:t>Cantitate diferită: referință 112.5 buc, ofertat 100.0 buc</w:t>
+            </w:r>
+          </w:p>
+        </w:tc>
+      </w:tr>
+      <w:tr>
+        <w:tc>
+          <w:tcPr>
+            <w:tcW w:type="dxa" w:w="397"/>
+          </w:tcPr>
+          <w:p>
+            <w:r>
+              <w:rPr>
+                <w:b w:val="0"/>
+                <w:sz w:val="16"/>
+              </w:rPr>
+              <w:t>38</w:t>
+            </w:r>
+          </w:p>
+        </w:tc>
+        <w:tc>
+          <w:tcPr>
+            <w:tcW w:type="dxa" w:w="1701"/>
+          </w:tcPr>
+          <w:p>
+            <w:r>
+              <w:rPr>
+                <w:b w:val="0"/>
+                <w:sz w:val="16"/>
+              </w:rPr>
+              <w:t>2.6 - INSTALATII TERMICE</w:t>
+            </w:r>
+          </w:p>
+        </w:tc>
+        <w:tc>
+          <w:tcPr>
+            <w:tcW w:type="dxa" w:w="850"/>
+          </w:tcPr>
+          <w:p>
+            <w:r>
+              <w:rPr>
+                <w:b w:val="0"/>
+                <w:sz w:val="16"/>
+              </w:rPr>
+              <w:t>$67004566</w:t>
+            </w:r>
+          </w:p>
+        </w:tc>
+        <w:tc>
+          <w:tcPr>
+            <w:tcW w:type="dxa" w:w="1984"/>
+          </w:tcPr>
+          <w:p>
+            <w:r>
+              <w:rPr>
+                <w:b w:val="0"/>
+                <w:sz w:val="16"/>
+              </w:rPr>
+              <w:t>compensator de dilatare liniar din inox d = 2' ...</w:t>
+            </w:r>
+          </w:p>
+        </w:tc>
+        <w:tc>
+          <w:tcPr>
+            <w:tcW w:type="dxa" w:w="454"/>
+          </w:tcPr>
+          <w:p>
+            <w:r>
+              <w:rPr>
+                <w:b w:val="0"/>
+                <w:sz w:val="16"/>
+              </w:rPr>
+              <w:t>buc</w:t>
+            </w:r>
+          </w:p>
+        </w:tc>
+        <w:tc>
+          <w:tcPr>
+            <w:tcW w:type="dxa" w:w="680"/>
+          </w:tcPr>
+          <w:p>
+            <w:r>
+              <w:rPr>
+                <w:b w:val="0"/>
+                <w:color w:val="CC0000"/>
+                <w:sz w:val="16"/>
+              </w:rPr>
+              <w:t>15.8</w:t>
+            </w:r>
+          </w:p>
+        </w:tc>
+        <w:tc>
+          <w:tcPr>
+            <w:tcW w:type="dxa" w:w="850"/>
+          </w:tcPr>
+          <w:p>
+            <w:r>
+              <w:rPr>
+                <w:b w:val="0"/>
+                <w:sz w:val="16"/>
+              </w:rPr>
+              <w:t>$67004566</w:t>
+            </w:r>
+          </w:p>
+        </w:tc>
+        <w:tc>
+          <w:tcPr>
+            <w:tcW w:type="dxa" w:w="1984"/>
+          </w:tcPr>
+          <w:p>
+            <w:r>
+              <w:rPr>
+                <w:b w:val="0"/>
+                <w:sz w:val="16"/>
+              </w:rPr>
+              <w:t>compensator de dilatare liniar din inox d = 2 '...</w:t>
+            </w:r>
+          </w:p>
+        </w:tc>
+        <w:tc>
+          <w:tcPr>
+            <w:tcW w:type="dxa" w:w="454"/>
+          </w:tcPr>
+          <w:p>
+            <w:r>
+              <w:rPr>
+                <w:b w:val="0"/>
+                <w:sz w:val="16"/>
+              </w:rPr>
+              <w:t>buc</w:t>
+            </w:r>
+          </w:p>
+        </w:tc>
+        <w:tc>
+          <w:tcPr>
+            <w:tcW w:type="dxa" w:w="680"/>
+          </w:tcPr>
+          <w:p>
+            <w:r>
+              <w:rPr>
+                <w:b w:val="0"/>
+                <w:color w:val="CC0000"/>
+                <w:sz w:val="16"/>
+              </w:rPr>
+              <w:t>16.0</w:t>
+            </w:r>
+          </w:p>
+        </w:tc>
+        <w:tc>
+          <w:tcPr>
+            <w:tcW w:type="dxa" w:w="3572"/>
+          </w:tcPr>
+          <w:p>
+            <w:r>
+              <w:rPr>
+                <w:b w:val="0"/>
+                <w:color w:val="CC0000"/>
+                <w:sz w:val="16"/>
+              </w:rPr>
+              <w:t>Cantitate diferită: referință 15.8 buc, ofertat 16.0 buc</w:t>
+            </w:r>
+          </w:p>
+        </w:tc>
+      </w:tr>
+      <w:tr>
+        <w:tc>
+          <w:tcPr>
+            <w:tcW w:type="dxa" w:w="397"/>
             <w:shd w:fill="FFB3B3" w:val="clear"/>
           </w:tcPr>
           <w:p>
@@ -6132,7 +6406,7 @@
                 <w:b w:val="0"/>
                 <w:sz w:val="16"/>
               </w:rPr>
-              <w:t>38</w:t>
+              <w:t>39</w:t>
             </w:r>
           </w:p>
         </w:tc>
@@ -6147,7 +6421,7 @@
                 <w:b w:val="0"/>
                 <w:sz w:val="16"/>
               </w:rPr>
-              <w:t>2.5 - INSTALATII CURENTI SLABI</w:t>
+              <w:t>2.6 - INSTALATII TERMICE</w:t>
             </w:r>
           </w:p>
         </w:tc>
@@ -6162,7 +6436,7 @@
                 <w:b w:val="0"/>
                 <w:sz w:val="16"/>
               </w:rPr>
-              <w:t>$014352</w:t>
+              <w:t>$7801794</w:t>
             </w:r>
           </w:p>
         </w:tc>
@@ -6177,7 +6451,7 @@
                 <w:b w:val="0"/>
                 <w:sz w:val="16"/>
               </w:rPr>
-              <w:t>cablu ftp cat 6 greutate materiale (tone) ore m...</w:t>
+              <w:t>filtru magnetita euroacque tip hx 1' 1/4</w:t>
             </w:r>
           </w:p>
         </w:tc>
@@ -6192,7 +6466,7 @@
                 <w:b w:val="0"/>
                 <w:sz w:val="16"/>
               </w:rPr>
-              <w:t>m</w:t>
+              <w:t>buc</w:t>
             </w:r>
           </w:p>
         </w:tc>
@@ -6207,7 +6481,7 @@
                 <w:b w:val="0"/>
                 <w:sz w:val="16"/>
               </w:rPr>
-              <w:t>3.09</w:t>
+              <w:t>9.0</w:t>
             </w:r>
           </w:p>
         </w:tc>
@@ -6291,7 +6565,7 @@
                 <w:color w:val="000000"/>
                 <w:sz w:val="18"/>
               </w:rPr>
-              <w:t>Neconformitati: 1 din 18 articole ref.</w:t>
+              <w:t>Neconformitati: 7 din 97 articole ref.</w:t>
             </w:r>
           </w:p>
         </w:tc>
@@ -6337,7 +6611,7 @@
                 <w:color w:val="000000"/>
                 <w:sz w:val="18"/>
               </w:rPr>
-              <w:t>18</w:t>
+              <w:t>97</w:t>
             </w:r>
           </w:p>
         </w:tc>
@@ -6374,7 +6648,7 @@
                 <w:color w:val="000000"/>
                 <w:sz w:val="18"/>
               </w:rPr>
-              <w:t>17</w:t>
+              <w:t>96</w:t>
             </w:r>
           </w:p>
         </w:tc>
@@ -6401,7 +6675,7 @@
                 <w:b/>
                 <w:sz w:val="18"/>
               </w:rPr>
-              <w:t>Capitol de lucrări 2.6 — INSTALATII TERMICE  │  LIPSA: 1  │  EXTRA: 0  │  Delta: -1</w:t>
+              <w:t>Capitol de lucrări 3.1 — ARHITECTURA - LUCRARI NOI  │  LIPSA: 2  │  EXTRA: 0  │  Delta: -2</w:t>
             </w:r>
           </w:p>
         </w:tc>
@@ -6417,7 +6691,7 @@
                 <w:b w:val="0"/>
                 <w:sz w:val="16"/>
               </w:rPr>
-              <w:t>40</w:t>
+              <w:t>41</w:t>
             </w:r>
           </w:p>
         </w:tc>
@@ -6431,7 +6705,7 @@
                 <w:b w:val="0"/>
                 <w:sz w:val="16"/>
               </w:rPr>
-              <w:t>2.6 - INSTALATII TERMICE</w:t>
+              <w:t>3.1 - ARHITECTURA - LUCRARI NOI</w:t>
             </w:r>
           </w:p>
         </w:tc>
@@ -6445,7 +6719,7 @@
                 <w:b w:val="0"/>
                 <w:sz w:val="16"/>
               </w:rPr>
-              <w:t>$6719494</w:t>
+              <w:t>$600000196</w:t>
             </w:r>
           </w:p>
         </w:tc>
@@ -6459,7 +6733,7 @@
                 <w:b w:val="0"/>
                 <w:sz w:val="16"/>
               </w:rPr>
-              <w:t>teu din polipropilena avind diametrul 25 mm</w:t>
+              <w:t>fereastra aluminiu dublu canat</w:t>
             </w:r>
           </w:p>
         </w:tc>
@@ -6473,7 +6747,7 @@
                 <w:b w:val="0"/>
                 <w:sz w:val="16"/>
               </w:rPr>
-              <w:t>buc</w:t>
+              <w:t>mp</w:t>
             </w:r>
           </w:p>
         </w:tc>
@@ -6488,7 +6762,7 @@
                 <w:color w:val="CC0000"/>
                 <w:sz w:val="16"/>
               </w:rPr>
-              <w:t>67.5</w:t>
+              <w:t>50.0</w:t>
             </w:r>
           </w:p>
         </w:tc>
@@ -6502,7 +6776,7 @@
                 <w:b w:val="0"/>
                 <w:sz w:val="16"/>
               </w:rPr>
-              <w:t>$6719494</w:t>
+              <w:t>$600000196</w:t>
             </w:r>
           </w:p>
         </w:tc>
@@ -6516,7 +6790,7 @@
                 <w:b w:val="0"/>
                 <w:sz w:val="16"/>
               </w:rPr>
-              <w:t>teu din polipropilena avind diametrul 25 mm</w:t>
+              <w:t>fereastra pvc</w:t>
             </w:r>
           </w:p>
         </w:tc>
@@ -6530,7 +6804,7 @@
                 <w:b w:val="0"/>
                 <w:sz w:val="16"/>
               </w:rPr>
-              <w:t>buc</w:t>
+              <w:t>mp</w:t>
             </w:r>
           </w:p>
         </w:tc>
@@ -6545,7 +6819,7 @@
                 <w:color w:val="CC0000"/>
                 <w:sz w:val="16"/>
               </w:rPr>
-              <w:t>75.0</w:t>
+              <w:t>41.79</w:t>
             </w:r>
           </w:p>
         </w:tc>
@@ -6560,7 +6834,7 @@
                 <w:color w:val="CC0000"/>
                 <w:sz w:val="16"/>
               </w:rPr>
-              <w:t>Cantitate diferită: referință 67.5 buc, ofertat 75.0 buc</w:t>
+              <w:t>Cantitate diferită: referință 50.0 mp, ofertat 41.79 mp</w:t>
             </w:r>
           </w:p>
         </w:tc>
@@ -6576,7 +6850,7 @@
                 <w:b w:val="0"/>
                 <w:sz w:val="16"/>
               </w:rPr>
-              <w:t>41</w:t>
+              <w:t>42</w:t>
             </w:r>
           </w:p>
         </w:tc>
@@ -6590,7 +6864,7 @@
                 <w:b w:val="0"/>
                 <w:sz w:val="16"/>
               </w:rPr>
-              <w:t>2.6 - INSTALATII TERMICE</w:t>
+              <w:t>3.1 - ARHITECTURA - LUCRARI NOI</w:t>
             </w:r>
           </w:p>
         </w:tc>
@@ -6604,7 +6878,7 @@
                 <w:b w:val="0"/>
                 <w:sz w:val="16"/>
               </w:rPr>
-              <w:t>$6719495</w:t>
+              <w:t>$100014316</w:t>
             </w:r>
           </w:p>
         </w:tc>
@@ -6618,7 +6892,7 @@
                 <w:b w:val="0"/>
                 <w:sz w:val="16"/>
               </w:rPr>
-              <w:t>teu din polipropilena avind diametrul 32 mm</w:t>
+              <w:t>usi din proflie pvc-tip gealan - exterioare</w:t>
             </w:r>
           </w:p>
         </w:tc>
@@ -6632,7 +6906,7 @@
                 <w:b w:val="0"/>
                 <w:sz w:val="16"/>
               </w:rPr>
-              <w:t>buc</w:t>
+              <w:t>mp</w:t>
             </w:r>
           </w:p>
         </w:tc>
@@ -6647,7 +6921,7 @@
                 <w:color w:val="CC0000"/>
                 <w:sz w:val="16"/>
               </w:rPr>
-              <w:t>112.5</w:t>
+              <w:t>50.0</w:t>
             </w:r>
           </w:p>
         </w:tc>
@@ -6661,7 +6935,7 @@
                 <w:b w:val="0"/>
                 <w:sz w:val="16"/>
               </w:rPr>
-              <w:t>$6719495</w:t>
+              <w:t>$100014316</w:t>
             </w:r>
           </w:p>
         </w:tc>
@@ -6675,7 +6949,7 @@
                 <w:b w:val="0"/>
                 <w:sz w:val="16"/>
               </w:rPr>
-              <w:t>teu din polipropilena avind diametrul 32 mm</w:t>
+              <w:t>usi din proflie pvc - tip gealan - exterioare</w:t>
             </w:r>
           </w:p>
         </w:tc>
@@ -6689,7 +6963,7 @@
                 <w:b w:val="0"/>
                 <w:sz w:val="16"/>
               </w:rPr>
-              <w:t>buc</w:t>
+              <w:t>mp</w:t>
             </w:r>
           </w:p>
         </w:tc>
@@ -6704,7 +6978,7 @@
                 <w:color w:val="CC0000"/>
                 <w:sz w:val="16"/>
               </w:rPr>
-              <w:t>100.0</w:t>
+              <w:t>8.21</w:t>
             </w:r>
           </w:p>
         </w:tc>
@@ -6719,7 +6993,7 @@
                 <w:color w:val="CC0000"/>
                 <w:sz w:val="16"/>
               </w:rPr>
-              <w:t>Cantitate diferită: referință 112.5 buc, ofertat 100.0 buc</w:t>
+              <w:t>Cantitate diferită: referință 50.0 mp, ofertat 8.21 mp</w:t>
             </w:r>
           </w:p>
         </w:tc>
@@ -6728,76 +7002,125 @@
         <w:tc>
           <w:tcPr>
             <w:tcW w:type="dxa" w:w="397"/>
-          </w:tcPr>
-          <w:p>
-            <w:r>
-              <w:rPr>
-                <w:b w:val="0"/>
-                <w:sz w:val="16"/>
-              </w:rPr>
-              <w:t>42</w:t>
+            <w:shd w:fill="FFB3B3" w:val="clear"/>
+          </w:tcPr>
+          <w:p>
+            <w:r>
+              <w:rPr>
+                <w:b w:val="0"/>
+                <w:sz w:val="16"/>
+              </w:rPr>
+              <w:t>43</w:t>
             </w:r>
           </w:p>
         </w:tc>
         <w:tc>
           <w:tcPr>
             <w:tcW w:type="dxa" w:w="1701"/>
-          </w:tcPr>
-          <w:p>
-            <w:r>
-              <w:rPr>
-                <w:b w:val="0"/>
-                <w:sz w:val="16"/>
-              </w:rPr>
-              <w:t>2.6 - INSTALATII TERMICE</w:t>
+            <w:shd w:fill="FFB3B3" w:val="clear"/>
+          </w:tcPr>
+          <w:p>
+            <w:r>
+              <w:rPr>
+                <w:b w:val="0"/>
+                <w:sz w:val="16"/>
+              </w:rPr>
+              <w:t>3.1 - ARHITECTURA - LUCRARI NOI</w:t>
             </w:r>
           </w:p>
         </w:tc>
         <w:tc>
           <w:tcPr>
             <w:tcW w:type="dxa" w:w="850"/>
-          </w:tcPr>
-          <w:p>
-            <w:r>
-              <w:rPr>
-                <w:b w:val="0"/>
-                <w:sz w:val="16"/>
-              </w:rPr>
-              <w:t>$6719496</w:t>
+            <w:shd w:fill="FFB3B3" w:val="clear"/>
+          </w:tcPr>
+          <w:p>
+            <w:r>
+              <w:rPr>
+                <w:b w:val="0"/>
+                <w:sz w:val="16"/>
+              </w:rPr>
+              <w:t>CQ03C</w:t>
             </w:r>
           </w:p>
         </w:tc>
         <w:tc>
           <w:tcPr>
             <w:tcW w:type="dxa" w:w="1984"/>
-          </w:tcPr>
-          <w:p>
-            <w:r>
-              <w:rPr>
-                <w:b w:val="0"/>
-                <w:sz w:val="16"/>
-              </w:rPr>
-              <w:t>teu din polipropilena avind diametrul 40 mm</w:t>
+            <w:shd w:fill="FFB3B3" w:val="clear"/>
+          </w:tcPr>
+          <w:p>
+            <w:r>
+              <w:rPr>
+                <w:b w:val="0"/>
+                <w:sz w:val="16"/>
+              </w:rPr>
+              <w:t>pereti simpli gips carton - structura profile m...</w:t>
             </w:r>
           </w:p>
         </w:tc>
         <w:tc>
           <w:tcPr>
             <w:tcW w:type="dxa" w:w="454"/>
-          </w:tcPr>
-          <w:p>
-            <w:r>
-              <w:rPr>
-                <w:b w:val="0"/>
-                <w:sz w:val="16"/>
-              </w:rPr>
-              <w:t>buc</w:t>
+            <w:shd w:fill="FFB3B3" w:val="clear"/>
+          </w:tcPr>
+          <w:p>
+            <w:r>
+              <w:rPr>
+                <w:b w:val="0"/>
+                <w:sz w:val="16"/>
+              </w:rPr>
+              <w:t>mp</w:t>
             </w:r>
           </w:p>
         </w:tc>
         <w:tc>
           <w:tcPr>
             <w:tcW w:type="dxa" w:w="680"/>
+            <w:shd w:fill="FFB3B3" w:val="clear"/>
+          </w:tcPr>
+          <w:p>
+            <w:r>
+              <w:rPr>
+                <w:b w:val="0"/>
+                <w:sz w:val="16"/>
+              </w:rPr>
+              <w:t>13.0</w:t>
+            </w:r>
+          </w:p>
+        </w:tc>
+        <w:tc>
+          <w:tcPr>
+            <w:tcW w:type="dxa" w:w="850"/>
+            <w:shd w:fill="FFB3B3" w:val="clear"/>
+          </w:tcPr>
+          <w:p/>
+        </w:tc>
+        <w:tc>
+          <w:tcPr>
+            <w:tcW w:type="dxa" w:w="1984"/>
+            <w:shd w:fill="FFB3B3" w:val="clear"/>
+          </w:tcPr>
+          <w:p/>
+        </w:tc>
+        <w:tc>
+          <w:tcPr>
+            <w:tcW w:type="dxa" w:w="454"/>
+            <w:shd w:fill="FFB3B3" w:val="clear"/>
+          </w:tcPr>
+          <w:p/>
+        </w:tc>
+        <w:tc>
+          <w:tcPr>
+            <w:tcW w:type="dxa" w:w="680"/>
+            <w:shd w:fill="FFB3B3" w:val="clear"/>
+          </w:tcPr>
+          <w:p/>
+        </w:tc>
+        <w:tc>
+          <w:tcPr>
+            <w:tcW w:type="dxa" w:w="3572"/>
+            <w:shd w:fill="FFB3B3" w:val="clear"/>
           </w:tcPr>
           <w:p>
             <w:r>
@@ -6806,79 +7129,7 @@
                 <w:color w:val="CC0000"/>
                 <w:sz w:val="16"/>
               </w:rPr>
-              <w:t>112.5</w:t>
-            </w:r>
-          </w:p>
-        </w:tc>
-        <w:tc>
-          <w:tcPr>
-            <w:tcW w:type="dxa" w:w="850"/>
-          </w:tcPr>
-          <w:p>
-            <w:r>
-              <w:rPr>
-                <w:b w:val="0"/>
-                <w:sz w:val="16"/>
-              </w:rPr>
-              <w:t>$6719496</w:t>
-            </w:r>
-          </w:p>
-        </w:tc>
-        <w:tc>
-          <w:tcPr>
-            <w:tcW w:type="dxa" w:w="1984"/>
-          </w:tcPr>
-          <w:p>
-            <w:r>
-              <w:rPr>
-                <w:b w:val="0"/>
-                <w:sz w:val="16"/>
-              </w:rPr>
-              <w:t>teu din polipropilena avind diametrul 40 mm</w:t>
-            </w:r>
-          </w:p>
-        </w:tc>
-        <w:tc>
-          <w:tcPr>
-            <w:tcW w:type="dxa" w:w="454"/>
-          </w:tcPr>
-          <w:p>
-            <w:r>
-              <w:rPr>
-                <w:b w:val="0"/>
-                <w:sz w:val="16"/>
-              </w:rPr>
-              <w:t>buc</w:t>
-            </w:r>
-          </w:p>
-        </w:tc>
-        <w:tc>
-          <w:tcPr>
-            <w:tcW w:type="dxa" w:w="680"/>
-          </w:tcPr>
-          <w:p>
-            <w:r>
-              <w:rPr>
-                <w:b w:val="0"/>
-                <w:color w:val="CC0000"/>
-                <w:sz w:val="16"/>
-              </w:rPr>
-              <w:t>125.0</w:t>
-            </w:r>
-          </w:p>
-        </w:tc>
-        <w:tc>
-          <w:tcPr>
-            <w:tcW w:type="dxa" w:w="3572"/>
-          </w:tcPr>
-          <w:p>
-            <w:r>
-              <w:rPr>
-                <w:b w:val="0"/>
-                <w:color w:val="CC0000"/>
-                <w:sz w:val="16"/>
-              </w:rPr>
-              <w:t>Cantitate diferită: referință 112.5 buc, ofertat 125.0 buc</w:t>
+              <w:t>Articol lipsă din ofertă</w:t>
             </w:r>
           </w:p>
         </w:tc>
@@ -6887,165 +7138,7 @@
         <w:tc>
           <w:tcPr>
             <w:tcW w:type="dxa" w:w="397"/>
-          </w:tcPr>
-          <w:p>
-            <w:r>
-              <w:rPr>
-                <w:b w:val="0"/>
-                <w:sz w:val="16"/>
-              </w:rPr>
-              <w:t>43</w:t>
-            </w:r>
-          </w:p>
-        </w:tc>
-        <w:tc>
-          <w:tcPr>
-            <w:tcW w:type="dxa" w:w="1701"/>
-          </w:tcPr>
-          <w:p>
-            <w:r>
-              <w:rPr>
-                <w:b w:val="0"/>
-                <w:sz w:val="16"/>
-              </w:rPr>
-              <w:t>2.6 - INSTALATII TERMICE</w:t>
-            </w:r>
-          </w:p>
-        </w:tc>
-        <w:tc>
-          <w:tcPr>
-            <w:tcW w:type="dxa" w:w="850"/>
-          </w:tcPr>
-          <w:p>
-            <w:r>
-              <w:rPr>
-                <w:b w:val="0"/>
-                <w:sz w:val="16"/>
-              </w:rPr>
-              <w:t>$6719498</w:t>
-            </w:r>
-          </w:p>
-        </w:tc>
-        <w:tc>
-          <w:tcPr>
-            <w:tcW w:type="dxa" w:w="1984"/>
-          </w:tcPr>
-          <w:p>
-            <w:r>
-              <w:rPr>
-                <w:b w:val="0"/>
-                <w:sz w:val="16"/>
-              </w:rPr>
-              <w:t>teu din polipropilena avind diametrul 63 mm</w:t>
-            </w:r>
-          </w:p>
-        </w:tc>
-        <w:tc>
-          <w:tcPr>
-            <w:tcW w:type="dxa" w:w="454"/>
-          </w:tcPr>
-          <w:p>
-            <w:r>
-              <w:rPr>
-                <w:b w:val="0"/>
-                <w:sz w:val="16"/>
-              </w:rPr>
-              <w:t>buc</w:t>
-            </w:r>
-          </w:p>
-        </w:tc>
-        <w:tc>
-          <w:tcPr>
-            <w:tcW w:type="dxa" w:w="680"/>
-          </w:tcPr>
-          <w:p>
-            <w:r>
-              <w:rPr>
-                <w:b w:val="0"/>
-                <w:color w:val="CC0000"/>
-                <w:sz w:val="16"/>
-              </w:rPr>
-              <w:t>112.5</w:t>
-            </w:r>
-          </w:p>
-        </w:tc>
-        <w:tc>
-          <w:tcPr>
-            <w:tcW w:type="dxa" w:w="850"/>
-          </w:tcPr>
-          <w:p>
-            <w:r>
-              <w:rPr>
-                <w:b w:val="0"/>
-                <w:sz w:val="16"/>
-              </w:rPr>
-              <w:t>$6719498</w:t>
-            </w:r>
-          </w:p>
-        </w:tc>
-        <w:tc>
-          <w:tcPr>
-            <w:tcW w:type="dxa" w:w="1984"/>
-          </w:tcPr>
-          <w:p>
-            <w:r>
-              <w:rPr>
-                <w:b w:val="0"/>
-                <w:sz w:val="16"/>
-              </w:rPr>
-              <w:t>teu din polipropilena avind diametrul 63 mm</w:t>
-            </w:r>
-          </w:p>
-        </w:tc>
-        <w:tc>
-          <w:tcPr>
-            <w:tcW w:type="dxa" w:w="454"/>
-          </w:tcPr>
-          <w:p>
-            <w:r>
-              <w:rPr>
-                <w:b w:val="0"/>
-                <w:sz w:val="16"/>
-              </w:rPr>
-              <w:t>buc</w:t>
-            </w:r>
-          </w:p>
-        </w:tc>
-        <w:tc>
-          <w:tcPr>
-            <w:tcW w:type="dxa" w:w="680"/>
-          </w:tcPr>
-          <w:p>
-            <w:r>
-              <w:rPr>
-                <w:b w:val="0"/>
-                <w:color w:val="CC0000"/>
-                <w:sz w:val="16"/>
-              </w:rPr>
-              <w:t>125.0</w:t>
-            </w:r>
-          </w:p>
-        </w:tc>
-        <w:tc>
-          <w:tcPr>
-            <w:tcW w:type="dxa" w:w="3572"/>
-          </w:tcPr>
-          <w:p>
-            <w:r>
-              <w:rPr>
-                <w:b w:val="0"/>
-                <w:color w:val="CC0000"/>
-                <w:sz w:val="16"/>
-              </w:rPr>
-              <w:t>Cantitate diferită: referință 112.5 buc, ofertat 125.0 buc</w:t>
-            </w:r>
-          </w:p>
-        </w:tc>
-      </w:tr>
-      <w:tr>
-        <w:tc>
-          <w:tcPr>
-            <w:tcW w:type="dxa" w:w="397"/>
+            <w:shd w:fill="FFB3B3" w:val="clear"/>
           </w:tcPr>
           <w:p>
             <w:r>
@@ -7054,325 +7147,6 @@
                 <w:sz w:val="16"/>
               </w:rPr>
               <w:t>44</w:t>
-            </w:r>
-          </w:p>
-        </w:tc>
-        <w:tc>
-          <w:tcPr>
-            <w:tcW w:type="dxa" w:w="1701"/>
-          </w:tcPr>
-          <w:p>
-            <w:r>
-              <w:rPr>
-                <w:b w:val="0"/>
-                <w:sz w:val="16"/>
-              </w:rPr>
-              <w:t>2.6 - INSTALATII TERMICE</w:t>
-            </w:r>
-          </w:p>
-        </w:tc>
-        <w:tc>
-          <w:tcPr>
-            <w:tcW w:type="dxa" w:w="850"/>
-          </w:tcPr>
-          <w:p>
-            <w:r>
-              <w:rPr>
-                <w:b w:val="0"/>
-                <w:sz w:val="16"/>
-              </w:rPr>
-              <w:t>$6719499</w:t>
-            </w:r>
-          </w:p>
-        </w:tc>
-        <w:tc>
-          <w:tcPr>
-            <w:tcW w:type="dxa" w:w="1984"/>
-          </w:tcPr>
-          <w:p>
-            <w:r>
-              <w:rPr>
-                <w:b w:val="0"/>
-                <w:sz w:val="16"/>
-              </w:rPr>
-              <w:t>teu din polipropilena avind diametrul 75 mm</w:t>
-            </w:r>
-          </w:p>
-        </w:tc>
-        <w:tc>
-          <w:tcPr>
-            <w:tcW w:type="dxa" w:w="454"/>
-          </w:tcPr>
-          <w:p>
-            <w:r>
-              <w:rPr>
-                <w:b w:val="0"/>
-                <w:sz w:val="16"/>
-              </w:rPr>
-              <w:t>buc</w:t>
-            </w:r>
-          </w:p>
-        </w:tc>
-        <w:tc>
-          <w:tcPr>
-            <w:tcW w:type="dxa" w:w="680"/>
-          </w:tcPr>
-          <w:p>
-            <w:r>
-              <w:rPr>
-                <w:b w:val="0"/>
-                <w:color w:val="CC0000"/>
-                <w:sz w:val="16"/>
-              </w:rPr>
-              <w:t>112.5</w:t>
-            </w:r>
-          </w:p>
-        </w:tc>
-        <w:tc>
-          <w:tcPr>
-            <w:tcW w:type="dxa" w:w="850"/>
-          </w:tcPr>
-          <w:p>
-            <w:r>
-              <w:rPr>
-                <w:b w:val="0"/>
-                <w:sz w:val="16"/>
-              </w:rPr>
-              <w:t>$6719499</w:t>
-            </w:r>
-          </w:p>
-        </w:tc>
-        <w:tc>
-          <w:tcPr>
-            <w:tcW w:type="dxa" w:w="1984"/>
-          </w:tcPr>
-          <w:p>
-            <w:r>
-              <w:rPr>
-                <w:b w:val="0"/>
-                <w:sz w:val="16"/>
-              </w:rPr>
-              <w:t>teu din polipropilena avind diametrul 75 mm</w:t>
-            </w:r>
-          </w:p>
-        </w:tc>
-        <w:tc>
-          <w:tcPr>
-            <w:tcW w:type="dxa" w:w="454"/>
-          </w:tcPr>
-          <w:p>
-            <w:r>
-              <w:rPr>
-                <w:b w:val="0"/>
-                <w:sz w:val="16"/>
-              </w:rPr>
-              <w:t>buc</w:t>
-            </w:r>
-          </w:p>
-        </w:tc>
-        <w:tc>
-          <w:tcPr>
-            <w:tcW w:type="dxa" w:w="680"/>
-          </w:tcPr>
-          <w:p>
-            <w:r>
-              <w:rPr>
-                <w:b w:val="0"/>
-                <w:color w:val="CC0000"/>
-                <w:sz w:val="16"/>
-              </w:rPr>
-              <w:t>100.0</w:t>
-            </w:r>
-          </w:p>
-        </w:tc>
-        <w:tc>
-          <w:tcPr>
-            <w:tcW w:type="dxa" w:w="3572"/>
-          </w:tcPr>
-          <w:p>
-            <w:r>
-              <w:rPr>
-                <w:b w:val="0"/>
-                <w:color w:val="CC0000"/>
-                <w:sz w:val="16"/>
-              </w:rPr>
-              <w:t>Cantitate diferită: referință 112.5 buc, ofertat 100.0 buc</w:t>
-            </w:r>
-          </w:p>
-        </w:tc>
-      </w:tr>
-      <w:tr>
-        <w:tc>
-          <w:tcPr>
-            <w:tcW w:type="dxa" w:w="397"/>
-          </w:tcPr>
-          <w:p>
-            <w:r>
-              <w:rPr>
-                <w:b w:val="0"/>
-                <w:sz w:val="16"/>
-              </w:rPr>
-              <w:t>45</w:t>
-            </w:r>
-          </w:p>
-        </w:tc>
-        <w:tc>
-          <w:tcPr>
-            <w:tcW w:type="dxa" w:w="1701"/>
-          </w:tcPr>
-          <w:p>
-            <w:r>
-              <w:rPr>
-                <w:b w:val="0"/>
-                <w:sz w:val="16"/>
-              </w:rPr>
-              <w:t>2.6 - INSTALATII TERMICE</w:t>
-            </w:r>
-          </w:p>
-        </w:tc>
-        <w:tc>
-          <w:tcPr>
-            <w:tcW w:type="dxa" w:w="850"/>
-          </w:tcPr>
-          <w:p>
-            <w:r>
-              <w:rPr>
-                <w:b w:val="0"/>
-                <w:sz w:val="16"/>
-              </w:rPr>
-              <w:t>$67004566</w:t>
-            </w:r>
-          </w:p>
-        </w:tc>
-        <w:tc>
-          <w:tcPr>
-            <w:tcW w:type="dxa" w:w="1984"/>
-          </w:tcPr>
-          <w:p>
-            <w:r>
-              <w:rPr>
-                <w:b w:val="0"/>
-                <w:sz w:val="16"/>
-              </w:rPr>
-              <w:t>compensator de dilatare liniar din inox d = 2' ...</w:t>
-            </w:r>
-          </w:p>
-        </w:tc>
-        <w:tc>
-          <w:tcPr>
-            <w:tcW w:type="dxa" w:w="454"/>
-          </w:tcPr>
-          <w:p>
-            <w:r>
-              <w:rPr>
-                <w:b w:val="0"/>
-                <w:sz w:val="16"/>
-              </w:rPr>
-              <w:t>buc</w:t>
-            </w:r>
-          </w:p>
-        </w:tc>
-        <w:tc>
-          <w:tcPr>
-            <w:tcW w:type="dxa" w:w="680"/>
-          </w:tcPr>
-          <w:p>
-            <w:r>
-              <w:rPr>
-                <w:b w:val="0"/>
-                <w:color w:val="CC0000"/>
-                <w:sz w:val="16"/>
-              </w:rPr>
-              <w:t>15.8</w:t>
-            </w:r>
-          </w:p>
-        </w:tc>
-        <w:tc>
-          <w:tcPr>
-            <w:tcW w:type="dxa" w:w="850"/>
-          </w:tcPr>
-          <w:p>
-            <w:r>
-              <w:rPr>
-                <w:b w:val="0"/>
-                <w:sz w:val="16"/>
-              </w:rPr>
-              <w:t>$67004566</w:t>
-            </w:r>
-          </w:p>
-        </w:tc>
-        <w:tc>
-          <w:tcPr>
-            <w:tcW w:type="dxa" w:w="1984"/>
-          </w:tcPr>
-          <w:p>
-            <w:r>
-              <w:rPr>
-                <w:b w:val="0"/>
-                <w:sz w:val="16"/>
-              </w:rPr>
-              <w:t>compensator de dilatare liniar din inox d = 2 '...</w:t>
-            </w:r>
-          </w:p>
-        </w:tc>
-        <w:tc>
-          <w:tcPr>
-            <w:tcW w:type="dxa" w:w="454"/>
-          </w:tcPr>
-          <w:p>
-            <w:r>
-              <w:rPr>
-                <w:b w:val="0"/>
-                <w:sz w:val="16"/>
-              </w:rPr>
-              <w:t>buc</w:t>
-            </w:r>
-          </w:p>
-        </w:tc>
-        <w:tc>
-          <w:tcPr>
-            <w:tcW w:type="dxa" w:w="680"/>
-          </w:tcPr>
-          <w:p>
-            <w:r>
-              <w:rPr>
-                <w:b w:val="0"/>
-                <w:color w:val="CC0000"/>
-                <w:sz w:val="16"/>
-              </w:rPr>
-              <w:t>16.0</w:t>
-            </w:r>
-          </w:p>
-        </w:tc>
-        <w:tc>
-          <w:tcPr>
-            <w:tcW w:type="dxa" w:w="3572"/>
-          </w:tcPr>
-          <w:p>
-            <w:r>
-              <w:rPr>
-                <w:b w:val="0"/>
-                <w:color w:val="CC0000"/>
-                <w:sz w:val="16"/>
-              </w:rPr>
-              <w:t>Cantitate diferită: referință 15.8 buc, ofertat 16.0 buc</w:t>
-            </w:r>
-          </w:p>
-        </w:tc>
-      </w:tr>
-      <w:tr>
-        <w:tc>
-          <w:tcPr>
-            <w:tcW w:type="dxa" w:w="397"/>
-            <w:shd w:fill="FFB3B3" w:val="clear"/>
-          </w:tcPr>
-          <w:p>
-            <w:r>
-              <w:rPr>
-                <w:b w:val="0"/>
-                <w:sz w:val="16"/>
-              </w:rPr>
-              <w:t>46</w:t>
             </w:r>
           </w:p>
         </w:tc>
@@ -7387,7 +7161,7 @@
                 <w:b w:val="0"/>
                 <w:sz w:val="16"/>
               </w:rPr>
-              <w:t>2.6 - INSTALATII TERMICE</w:t>
+              <w:t>3.1 - ARHITECTURA - LUCRARI NOI</w:t>
             </w:r>
           </w:p>
         </w:tc>
@@ -7402,7 +7176,7 @@
                 <w:b w:val="0"/>
                 <w:sz w:val="16"/>
               </w:rPr>
-              <w:t>$7801794</w:t>
+              <w:t>W3H18C1</w:t>
             </w:r>
           </w:p>
         </w:tc>
@@ -7417,7 +7191,7 @@
                 <w:b w:val="0"/>
                 <w:sz w:val="16"/>
               </w:rPr>
-              <w:t>filtru magnetita euroacque tip hx 1' 1/4</w:t>
+              <w:t>profil de inchidere atic - zincat, vopsit culoa...</w:t>
             </w:r>
           </w:p>
         </w:tc>
@@ -7432,7 +7206,7 @@
                 <w:b w:val="0"/>
                 <w:sz w:val="16"/>
               </w:rPr>
-              <w:t>buc</w:t>
+              <w:t>ml</w:t>
             </w:r>
           </w:p>
         </w:tc>
@@ -7447,7 +7221,7 @@
                 <w:b w:val="0"/>
                 <w:sz w:val="16"/>
               </w:rPr>
-              <w:t>9.0</w:t>
+              <w:t>31.0</w:t>
             </w:r>
           </w:p>
         </w:tc>
@@ -7531,7 +7305,7 @@
                 <w:color w:val="000000"/>
                 <w:sz w:val="18"/>
               </w:rPr>
-              <w:t>Neconformitati: 7 din 97 articole ref.</w:t>
+              <w:t>Neconformitati: 4 din 96 articole ref.</w:t>
             </w:r>
           </w:p>
         </w:tc>
@@ -7577,7 +7351,7 @@
                 <w:color w:val="000000"/>
                 <w:sz w:val="18"/>
               </w:rPr>
-              <w:t>97</w:t>
+              <w:t>96</w:t>
             </w:r>
           </w:p>
         </w:tc>
@@ -7614,7 +7388,7 @@
                 <w:color w:val="000000"/>
                 <w:sz w:val="18"/>
               </w:rPr>
-              <w:t>96</w:t>
+              <w:t>94</w:t>
             </w:r>
           </w:p>
         </w:tc>
@@ -7641,7 +7415,7 @@
                 <w:b/>
                 <w:sz w:val="18"/>
               </w:rPr>
-              <w:t>Capitol de lucrări 3.1 — ARHITECTURA - LUCRARI NOI  │  LIPSA: 2  │  EXTRA: 0  │  Delta: -2</w:t>
+              <w:t>Capitol de lucrări 3.3 — INSTALATII SANITARE  │  LIPSA: 0  │  EXTRA: 0  │  Delta: 0 ✓</w:t>
             </w:r>
           </w:p>
         </w:tc>
@@ -7657,7 +7431,7 @@
                 <w:b w:val="0"/>
                 <w:sz w:val="16"/>
               </w:rPr>
-              <w:t>48</w:t>
+              <w:t>46</w:t>
             </w:r>
           </w:p>
         </w:tc>
@@ -7671,7 +7445,7 @@
                 <w:b w:val="0"/>
                 <w:sz w:val="16"/>
               </w:rPr>
-              <w:t>3.1 - ARHITECTURA - LUCRARI NOI</w:t>
+              <w:t>3.3 - INSTALATII SANITARE</w:t>
             </w:r>
           </w:p>
         </w:tc>
@@ -7685,7 +7459,7 @@
                 <w:b w:val="0"/>
                 <w:sz w:val="16"/>
               </w:rPr>
-              <w:t>$000196</w:t>
+              <w:t>$6719485</w:t>
             </w:r>
           </w:p>
         </w:tc>
@@ -7699,7 +7473,7 @@
                 <w:b w:val="0"/>
                 <w:sz w:val="16"/>
               </w:rPr>
-              <w:t>fereastra aluminiu dublu canat</w:t>
+              <w:t>cot din polipropilena, avind diametrul 20 mm</w:t>
             </w:r>
           </w:p>
         </w:tc>
@@ -7713,7 +7487,7 @@
                 <w:b w:val="0"/>
                 <w:sz w:val="16"/>
               </w:rPr>
-              <w:t>mp</w:t>
+              <w:t>buc</w:t>
             </w:r>
           </w:p>
         </w:tc>
@@ -7728,7 +7502,7 @@
                 <w:color w:val="CC0000"/>
                 <w:sz w:val="16"/>
               </w:rPr>
-              <w:t>50.0</w:t>
+              <w:t>5.2</w:t>
             </w:r>
           </w:p>
         </w:tc>
@@ -7742,7 +7516,7 @@
                 <w:b w:val="0"/>
                 <w:sz w:val="16"/>
               </w:rPr>
-              <w:t>$000196</w:t>
+              <w:t>$6719485</w:t>
             </w:r>
           </w:p>
         </w:tc>
@@ -7756,7 +7530,7 @@
                 <w:b w:val="0"/>
                 <w:sz w:val="16"/>
               </w:rPr>
-              <w:t>fereastra pvc</w:t>
+              <w:t>cot din polipropilena, avind diametrul 20 mm</w:t>
             </w:r>
           </w:p>
         </w:tc>
@@ -7770,7 +7544,7 @@
                 <w:b w:val="0"/>
                 <w:sz w:val="16"/>
               </w:rPr>
-              <w:t>mp</w:t>
+              <w:t>buc</w:t>
             </w:r>
           </w:p>
         </w:tc>
@@ -7785,7 +7559,7 @@
                 <w:color w:val="CC0000"/>
                 <w:sz w:val="16"/>
               </w:rPr>
-              <w:t>41.79</w:t>
+              <w:t>4.0</w:t>
             </w:r>
           </w:p>
         </w:tc>
@@ -7800,7 +7574,7 @@
                 <w:color w:val="CC0000"/>
                 <w:sz w:val="16"/>
               </w:rPr>
-              <w:t>Cantitate diferită: referință 50.0 mp, ofertat 41.79 mp</w:t>
+              <w:t>Cantitate diferită: referință 5.2 buc, ofertat 4.0 buc</w:t>
             </w:r>
           </w:p>
         </w:tc>
@@ -7816,7 +7590,7 @@
                 <w:b w:val="0"/>
                 <w:sz w:val="16"/>
               </w:rPr>
-              <w:t>49</w:t>
+              <w:t>47</w:t>
             </w:r>
           </w:p>
         </w:tc>
@@ -7830,7 +7604,7 @@
                 <w:b w:val="0"/>
                 <w:sz w:val="16"/>
               </w:rPr>
-              <w:t>3.1 - ARHITECTURA - LUCRARI NOI</w:t>
+              <w:t>3.3 - INSTALATII SANITARE</w:t>
             </w:r>
           </w:p>
         </w:tc>
@@ -7844,7 +7618,7 @@
                 <w:b w:val="0"/>
                 <w:sz w:val="16"/>
               </w:rPr>
-              <w:t>$014316</w:t>
+              <w:t>$6719493</w:t>
             </w:r>
           </w:p>
         </w:tc>
@@ -7858,7 +7632,7 @@
                 <w:b w:val="0"/>
                 <w:sz w:val="16"/>
               </w:rPr>
-              <w:t>usi din proflie pvc-tip gealan - exterioare</w:t>
+              <w:t>teu din polipropilena avind diametrul 20 mm</w:t>
             </w:r>
           </w:p>
         </w:tc>
@@ -7872,7 +7646,7 @@
                 <w:b w:val="0"/>
                 <w:sz w:val="16"/>
               </w:rPr>
-              <w:t>mp</w:t>
+              <w:t>buc</w:t>
             </w:r>
           </w:p>
         </w:tc>
@@ -7887,7 +7661,7 @@
                 <w:color w:val="CC0000"/>
                 <w:sz w:val="16"/>
               </w:rPr>
-              <w:t>50.0</w:t>
+              <w:t>46.15</w:t>
             </w:r>
           </w:p>
         </w:tc>
@@ -7901,7 +7675,7 @@
                 <w:b w:val="0"/>
                 <w:sz w:val="16"/>
               </w:rPr>
-              <w:t>$014316</w:t>
+              <w:t>$6719493</w:t>
             </w:r>
           </w:p>
         </w:tc>
@@ -7915,7 +7689,7 @@
                 <w:b w:val="0"/>
                 <w:sz w:val="16"/>
               </w:rPr>
-              <w:t>usi din proflie pvc - tip gealan - exterioare</w:t>
+              <w:t>teu din polipropilena avind diametrul 20 mm</w:t>
             </w:r>
           </w:p>
         </w:tc>
@@ -7929,7 +7703,7 @@
                 <w:b w:val="0"/>
                 <w:sz w:val="16"/>
               </w:rPr>
-              <w:t>mp</w:t>
+              <w:t>buc</w:t>
             </w:r>
           </w:p>
         </w:tc>
@@ -7944,7 +7718,7 @@
                 <w:color w:val="CC0000"/>
                 <w:sz w:val="16"/>
               </w:rPr>
-              <w:t>8.21</w:t>
+              <w:t>39.0</w:t>
             </w:r>
           </w:p>
         </w:tc>
@@ -7959,7 +7733,7 @@
                 <w:color w:val="CC0000"/>
                 <w:sz w:val="16"/>
               </w:rPr>
-              <w:t>Cantitate diferită: referință 50.0 mp, ofertat 8.21 mp</w:t>
+              <w:t>Cantitate diferită: referință 46.15 buc, ofertat 39.0 buc</w:t>
             </w:r>
           </w:p>
         </w:tc>
@@ -7968,87 +7742,139 @@
         <w:tc>
           <w:tcPr>
             <w:tcW w:type="dxa" w:w="397"/>
-            <w:shd w:fill="FFB3B3" w:val="clear"/>
-          </w:tcPr>
-          <w:p>
-            <w:r>
-              <w:rPr>
-                <w:b w:val="0"/>
-                <w:sz w:val="16"/>
-              </w:rPr>
-              <w:t>50</w:t>
+          </w:tcPr>
+          <w:p>
+            <w:r>
+              <w:rPr>
+                <w:b w:val="0"/>
+                <w:sz w:val="16"/>
+              </w:rPr>
+              <w:t>48</w:t>
             </w:r>
           </w:p>
         </w:tc>
         <w:tc>
           <w:tcPr>
             <w:tcW w:type="dxa" w:w="1701"/>
-            <w:shd w:fill="FFB3B3" w:val="clear"/>
-          </w:tcPr>
-          <w:p>
-            <w:r>
-              <w:rPr>
-                <w:b w:val="0"/>
-                <w:sz w:val="16"/>
-              </w:rPr>
-              <w:t>3.1 - ARHITECTURA - LUCRARI NOI</w:t>
+          </w:tcPr>
+          <w:p>
+            <w:r>
+              <w:rPr>
+                <w:b w:val="0"/>
+                <w:sz w:val="16"/>
+              </w:rPr>
+              <w:t>3.3 - INSTALATII SANITARE</w:t>
             </w:r>
           </w:p>
         </w:tc>
         <w:tc>
           <w:tcPr>
             <w:tcW w:type="dxa" w:w="850"/>
-            <w:shd w:fill="FFB3B3" w:val="clear"/>
-          </w:tcPr>
-          <w:p>
-            <w:r>
-              <w:rPr>
-                <w:b w:val="0"/>
-                <w:sz w:val="16"/>
-              </w:rPr>
-              <w:t>CQ03C</w:t>
+          </w:tcPr>
+          <w:p>
+            <w:r>
+              <w:rPr>
+                <w:b w:val="0"/>
+                <w:sz w:val="16"/>
+              </w:rPr>
+              <w:t>$6719513</w:t>
             </w:r>
           </w:p>
         </w:tc>
         <w:tc>
           <w:tcPr>
             <w:tcW w:type="dxa" w:w="1984"/>
-            <w:shd w:fill="FFB3B3" w:val="clear"/>
-          </w:tcPr>
-          <w:p>
-            <w:r>
-              <w:rPr>
-                <w:b w:val="0"/>
-                <w:sz w:val="16"/>
-              </w:rPr>
-              <w:t>pereti simpli gips carton - structura profile m...</w:t>
+          </w:tcPr>
+          <w:p>
+            <w:r>
+              <w:rPr>
+                <w:b w:val="0"/>
+                <w:sz w:val="16"/>
+              </w:rPr>
+              <w:t>reductie din polipropilena avind diametrul 20 x...</w:t>
             </w:r>
           </w:p>
         </w:tc>
         <w:tc>
           <w:tcPr>
             <w:tcW w:type="dxa" w:w="454"/>
-            <w:shd w:fill="FFB3B3" w:val="clear"/>
-          </w:tcPr>
-          <w:p>
-            <w:r>
-              <w:rPr>
-                <w:b w:val="0"/>
-                <w:sz w:val="16"/>
-              </w:rPr>
-              <w:t>mp</w:t>
+          </w:tcPr>
+          <w:p>
+            <w:r>
+              <w:rPr>
+                <w:b w:val="0"/>
+                <w:sz w:val="16"/>
+              </w:rPr>
+              <w:t>buc</w:t>
             </w:r>
           </w:p>
         </w:tc>
         <w:tc>
           <w:tcPr>
             <w:tcW w:type="dxa" w:w="680"/>
-            <w:shd w:fill="FFB3B3" w:val="clear"/>
-          </w:tcPr>
-          <w:p>
-            <w:r>
-              <w:rPr>
-                <w:b w:val="0"/>
+          </w:tcPr>
+          <w:p>
+            <w:r>
+              <w:rPr>
+                <w:b w:val="0"/>
+                <w:color w:val="CC0000"/>
+                <w:sz w:val="16"/>
+              </w:rPr>
+              <w:t>7.15</w:t>
+            </w:r>
+          </w:p>
+        </w:tc>
+        <w:tc>
+          <w:tcPr>
+            <w:tcW w:type="dxa" w:w="850"/>
+          </w:tcPr>
+          <w:p>
+            <w:r>
+              <w:rPr>
+                <w:b w:val="0"/>
+                <w:sz w:val="16"/>
+              </w:rPr>
+              <w:t>$6719513</w:t>
+            </w:r>
+          </w:p>
+        </w:tc>
+        <w:tc>
+          <w:tcPr>
+            <w:tcW w:type="dxa" w:w="1984"/>
+          </w:tcPr>
+          <w:p>
+            <w:r>
+              <w:rPr>
+                <w:b w:val="0"/>
+                <w:sz w:val="16"/>
+              </w:rPr>
+              <w:t>reductie din polipropilena avind diametrul 20 x...</w:t>
+            </w:r>
+          </w:p>
+        </w:tc>
+        <w:tc>
+          <w:tcPr>
+            <w:tcW w:type="dxa" w:w="454"/>
+          </w:tcPr>
+          <w:p>
+            <w:r>
+              <w:rPr>
+                <w:b w:val="0"/>
+                <w:sz w:val="16"/>
+              </w:rPr>
+              <w:t>buc</w:t>
+            </w:r>
+          </w:p>
+        </w:tc>
+        <w:tc>
+          <w:tcPr>
+            <w:tcW w:type="dxa" w:w="680"/>
+          </w:tcPr>
+          <w:p>
+            <w:r>
+              <w:rPr>
+                <w:b w:val="0"/>
+                <w:color w:val="CC0000"/>
                 <w:sz w:val="16"/>
               </w:rPr>
               <w:t>13.0</w:t>
@@ -8057,36 +7883,7 @@
         </w:tc>
         <w:tc>
           <w:tcPr>
-            <w:tcW w:type="dxa" w:w="850"/>
-            <w:shd w:fill="FFB3B3" w:val="clear"/>
-          </w:tcPr>
-          <w:p/>
-        </w:tc>
-        <w:tc>
-          <w:tcPr>
-            <w:tcW w:type="dxa" w:w="1984"/>
-            <w:shd w:fill="FFB3B3" w:val="clear"/>
-          </w:tcPr>
-          <w:p/>
-        </w:tc>
-        <w:tc>
-          <w:tcPr>
-            <w:tcW w:type="dxa" w:w="454"/>
-            <w:shd w:fill="FFB3B3" w:val="clear"/>
-          </w:tcPr>
-          <w:p/>
-        </w:tc>
-        <w:tc>
-          <w:tcPr>
-            <w:tcW w:type="dxa" w:w="680"/>
-            <w:shd w:fill="FFB3B3" w:val="clear"/>
-          </w:tcPr>
-          <w:p/>
-        </w:tc>
-        <w:tc>
-          <w:tcPr>
             <w:tcW w:type="dxa" w:w="3572"/>
-            <w:shd w:fill="FFB3B3" w:val="clear"/>
           </w:tcPr>
           <w:p>
             <w:r>
@@ -8095,7 +7892,7 @@
                 <w:color w:val="CC0000"/>
                 <w:sz w:val="16"/>
               </w:rPr>
-              <w:t>Articol lipsă din ofertă</w:t>
+              <w:t>Cantitate diferită: referință 7.15 buc, ofertat 13.0 buc</w:t>
             </w:r>
           </w:p>
         </w:tc>
@@ -8104,7 +7901,324 @@
         <w:tc>
           <w:tcPr>
             <w:tcW w:type="dxa" w:w="397"/>
-            <w:shd w:fill="FFB3B3" w:val="clear"/>
+          </w:tcPr>
+          <w:p>
+            <w:r>
+              <w:rPr>
+                <w:b w:val="0"/>
+                <w:sz w:val="16"/>
+              </w:rPr>
+              <w:t>49</w:t>
+            </w:r>
+          </w:p>
+        </w:tc>
+        <w:tc>
+          <w:tcPr>
+            <w:tcW w:type="dxa" w:w="1701"/>
+          </w:tcPr>
+          <w:p>
+            <w:r>
+              <w:rPr>
+                <w:b w:val="0"/>
+                <w:sz w:val="16"/>
+              </w:rPr>
+              <w:t>3.3 - INSTALATII SANITARE</w:t>
+            </w:r>
+          </w:p>
+        </w:tc>
+        <w:tc>
+          <w:tcPr>
+            <w:tcW w:type="dxa" w:w="850"/>
+          </w:tcPr>
+          <w:p>
+            <w:r>
+              <w:rPr>
+                <w:b w:val="0"/>
+                <w:sz w:val="16"/>
+              </w:rPr>
+              <w:t>$6719477</w:t>
+            </w:r>
+          </w:p>
+        </w:tc>
+        <w:tc>
+          <w:tcPr>
+            <w:tcW w:type="dxa" w:w="1984"/>
+          </w:tcPr>
+          <w:p>
+            <w:r>
+              <w:rPr>
+                <w:b w:val="0"/>
+                <w:sz w:val="16"/>
+              </w:rPr>
+              <w:t>mufa polipropilena avind diametrul exterior 20 mm</w:t>
+            </w:r>
+          </w:p>
+        </w:tc>
+        <w:tc>
+          <w:tcPr>
+            <w:tcW w:type="dxa" w:w="454"/>
+          </w:tcPr>
+          <w:p>
+            <w:r>
+              <w:rPr>
+                <w:b w:val="0"/>
+                <w:sz w:val="16"/>
+              </w:rPr>
+              <w:t>buc</w:t>
+            </w:r>
+          </w:p>
+        </w:tc>
+        <w:tc>
+          <w:tcPr>
+            <w:tcW w:type="dxa" w:w="680"/>
+          </w:tcPr>
+          <w:p>
+            <w:r>
+              <w:rPr>
+                <w:b w:val="0"/>
+                <w:color w:val="CC0000"/>
+                <w:sz w:val="16"/>
+              </w:rPr>
+              <w:t>4.55</w:t>
+            </w:r>
+          </w:p>
+        </w:tc>
+        <w:tc>
+          <w:tcPr>
+            <w:tcW w:type="dxa" w:w="850"/>
+          </w:tcPr>
+          <w:p>
+            <w:r>
+              <w:rPr>
+                <w:b w:val="0"/>
+                <w:sz w:val="16"/>
+              </w:rPr>
+              <w:t>$6719477</w:t>
+            </w:r>
+          </w:p>
+        </w:tc>
+        <w:tc>
+          <w:tcPr>
+            <w:tcW w:type="dxa" w:w="1984"/>
+          </w:tcPr>
+          <w:p>
+            <w:r>
+              <w:rPr>
+                <w:b w:val="0"/>
+                <w:sz w:val="16"/>
+              </w:rPr>
+              <w:t>mufa polipropilena avind diametrul exterior 20 mm</w:t>
+            </w:r>
+          </w:p>
+        </w:tc>
+        <w:tc>
+          <w:tcPr>
+            <w:tcW w:type="dxa" w:w="454"/>
+          </w:tcPr>
+          <w:p>
+            <w:r>
+              <w:rPr>
+                <w:b w:val="0"/>
+                <w:sz w:val="16"/>
+              </w:rPr>
+              <w:t>buc</w:t>
+            </w:r>
+          </w:p>
+        </w:tc>
+        <w:tc>
+          <w:tcPr>
+            <w:tcW w:type="dxa" w:w="680"/>
+          </w:tcPr>
+          <w:p>
+            <w:r>
+              <w:rPr>
+                <w:b w:val="0"/>
+                <w:color w:val="CC0000"/>
+                <w:sz w:val="16"/>
+              </w:rPr>
+              <w:t>4.0</w:t>
+            </w:r>
+          </w:p>
+        </w:tc>
+        <w:tc>
+          <w:tcPr>
+            <w:tcW w:type="dxa" w:w="3572"/>
+          </w:tcPr>
+          <w:p>
+            <w:r>
+              <w:rPr>
+                <w:b w:val="0"/>
+                <w:color w:val="CC0000"/>
+                <w:sz w:val="16"/>
+              </w:rPr>
+              <w:t>Cantitate diferită: referință 4.55 buc, ofertat 4.0 buc</w:t>
+            </w:r>
+          </w:p>
+        </w:tc>
+      </w:tr>
+      <w:tr>
+        <w:tc>
+          <w:tcPr>
+            <w:tcW w:type="dxa" w:w="397"/>
+          </w:tcPr>
+          <w:p>
+            <w:r>
+              <w:rPr>
+                <w:b w:val="0"/>
+                <w:sz w:val="16"/>
+              </w:rPr>
+              <w:t>50</w:t>
+            </w:r>
+          </w:p>
+        </w:tc>
+        <w:tc>
+          <w:tcPr>
+            <w:tcW w:type="dxa" w:w="1701"/>
+          </w:tcPr>
+          <w:p>
+            <w:r>
+              <w:rPr>
+                <w:b w:val="0"/>
+                <w:sz w:val="16"/>
+              </w:rPr>
+              <w:t>3.3 - INSTALATII SANITARE</w:t>
+            </w:r>
+          </w:p>
+        </w:tc>
+        <w:tc>
+          <w:tcPr>
+            <w:tcW w:type="dxa" w:w="850"/>
+          </w:tcPr>
+          <w:p>
+            <w:r>
+              <w:rPr>
+                <w:b w:val="0"/>
+                <w:sz w:val="16"/>
+              </w:rPr>
+              <w:t>$6719486</w:t>
+            </w:r>
+          </w:p>
+        </w:tc>
+        <w:tc>
+          <w:tcPr>
+            <w:tcW w:type="dxa" w:w="1984"/>
+          </w:tcPr>
+          <w:p>
+            <w:r>
+              <w:rPr>
+                <w:b w:val="0"/>
+                <w:sz w:val="16"/>
+              </w:rPr>
+              <w:t>cot din polipropilena, avind diametrul 25 mm</w:t>
+            </w:r>
+          </w:p>
+        </w:tc>
+        <w:tc>
+          <w:tcPr>
+            <w:tcW w:type="dxa" w:w="454"/>
+          </w:tcPr>
+          <w:p>
+            <w:r>
+              <w:rPr>
+                <w:b w:val="0"/>
+                <w:sz w:val="16"/>
+              </w:rPr>
+              <w:t>buc</w:t>
+            </w:r>
+          </w:p>
+        </w:tc>
+        <w:tc>
+          <w:tcPr>
+            <w:tcW w:type="dxa" w:w="680"/>
+          </w:tcPr>
+          <w:p>
+            <w:r>
+              <w:rPr>
+                <w:b w:val="0"/>
+                <w:color w:val="CC0000"/>
+                <w:sz w:val="16"/>
+              </w:rPr>
+              <w:t>2.8</w:t>
+            </w:r>
+          </w:p>
+        </w:tc>
+        <w:tc>
+          <w:tcPr>
+            <w:tcW w:type="dxa" w:w="850"/>
+          </w:tcPr>
+          <w:p>
+            <w:r>
+              <w:rPr>
+                <w:b w:val="0"/>
+                <w:sz w:val="16"/>
+              </w:rPr>
+              <w:t>$6719486</w:t>
+            </w:r>
+          </w:p>
+        </w:tc>
+        <w:tc>
+          <w:tcPr>
+            <w:tcW w:type="dxa" w:w="1984"/>
+          </w:tcPr>
+          <w:p>
+            <w:r>
+              <w:rPr>
+                <w:b w:val="0"/>
+                <w:sz w:val="16"/>
+              </w:rPr>
+              <w:t>cot din polipropilena, avind diametrul 25 mm</w:t>
+            </w:r>
+          </w:p>
+        </w:tc>
+        <w:tc>
+          <w:tcPr>
+            <w:tcW w:type="dxa" w:w="454"/>
+          </w:tcPr>
+          <w:p>
+            <w:r>
+              <w:rPr>
+                <w:b w:val="0"/>
+                <w:sz w:val="16"/>
+              </w:rPr>
+              <w:t>buc</w:t>
+            </w:r>
+          </w:p>
+        </w:tc>
+        <w:tc>
+          <w:tcPr>
+            <w:tcW w:type="dxa" w:w="680"/>
+          </w:tcPr>
+          <w:p>
+            <w:r>
+              <w:rPr>
+                <w:b w:val="0"/>
+                <w:color w:val="CC0000"/>
+                <w:sz w:val="16"/>
+              </w:rPr>
+              <w:t>7.0</w:t>
+            </w:r>
+          </w:p>
+        </w:tc>
+        <w:tc>
+          <w:tcPr>
+            <w:tcW w:type="dxa" w:w="3572"/>
+          </w:tcPr>
+          <w:p>
+            <w:r>
+              <w:rPr>
+                <w:b w:val="0"/>
+                <w:color w:val="CC0000"/>
+                <w:sz w:val="16"/>
+              </w:rPr>
+              <w:t>Cantitate diferită: referință 2.8 buc, ofertat 7.0 buc</w:t>
+            </w:r>
+          </w:p>
+        </w:tc>
+      </w:tr>
+      <w:tr>
+        <w:tc>
+          <w:tcPr>
+            <w:tcW w:type="dxa" w:w="397"/>
           </w:tcPr>
           <w:p>
             <w:r>
@@ -8119,110 +8233,134 @@
         <w:tc>
           <w:tcPr>
             <w:tcW w:type="dxa" w:w="1701"/>
-            <w:shd w:fill="FFB3B3" w:val="clear"/>
-          </w:tcPr>
-          <w:p>
-            <w:r>
-              <w:rPr>
-                <w:b w:val="0"/>
-                <w:sz w:val="16"/>
-              </w:rPr>
-              <w:t>3.1 - ARHITECTURA - LUCRARI NOI</w:t>
+          </w:tcPr>
+          <w:p>
+            <w:r>
+              <w:rPr>
+                <w:b w:val="0"/>
+                <w:sz w:val="16"/>
+              </w:rPr>
+              <w:t>3.3 - INSTALATII SANITARE</w:t>
             </w:r>
           </w:p>
         </w:tc>
         <w:tc>
           <w:tcPr>
             <w:tcW w:type="dxa" w:w="850"/>
-            <w:shd w:fill="FFB3B3" w:val="clear"/>
-          </w:tcPr>
-          <w:p>
-            <w:r>
-              <w:rPr>
-                <w:b w:val="0"/>
-                <w:sz w:val="16"/>
-              </w:rPr>
-              <w:t>W3H18C1</w:t>
+          </w:tcPr>
+          <w:p>
+            <w:r>
+              <w:rPr>
+                <w:b w:val="0"/>
+                <w:sz w:val="16"/>
+              </w:rPr>
+              <w:t>$6719494</w:t>
             </w:r>
           </w:p>
         </w:tc>
         <w:tc>
           <w:tcPr>
             <w:tcW w:type="dxa" w:w="1984"/>
-            <w:shd w:fill="FFB3B3" w:val="clear"/>
-          </w:tcPr>
-          <w:p>
-            <w:r>
-              <w:rPr>
-                <w:b w:val="0"/>
-                <w:sz w:val="16"/>
-              </w:rPr>
-              <w:t>profil de inchidere atic - zincat, vopsit culoa...</w:t>
+          </w:tcPr>
+          <w:p>
+            <w:r>
+              <w:rPr>
+                <w:b w:val="0"/>
+                <w:sz w:val="16"/>
+              </w:rPr>
+              <w:t>teu din polipropilena avind diametrul 25 mm</w:t>
             </w:r>
           </w:p>
         </w:tc>
         <w:tc>
           <w:tcPr>
             <w:tcW w:type="dxa" w:w="454"/>
-            <w:shd w:fill="FFB3B3" w:val="clear"/>
-          </w:tcPr>
-          <w:p>
-            <w:r>
-              <w:rPr>
-                <w:b w:val="0"/>
-                <w:sz w:val="16"/>
-              </w:rPr>
-              <w:t>ml</w:t>
+          </w:tcPr>
+          <w:p>
+            <w:r>
+              <w:rPr>
+                <w:b w:val="0"/>
+                <w:sz w:val="16"/>
+              </w:rPr>
+              <w:t>buc</w:t>
             </w:r>
           </w:p>
         </w:tc>
         <w:tc>
           <w:tcPr>
             <w:tcW w:type="dxa" w:w="680"/>
-            <w:shd w:fill="FFB3B3" w:val="clear"/>
-          </w:tcPr>
-          <w:p>
-            <w:r>
-              <w:rPr>
-                <w:b w:val="0"/>
-                <w:sz w:val="16"/>
-              </w:rPr>
-              <w:t>31.0</w:t>
+          </w:tcPr>
+          <w:p>
+            <w:r>
+              <w:rPr>
+                <w:b w:val="0"/>
+                <w:color w:val="CC0000"/>
+                <w:sz w:val="16"/>
+              </w:rPr>
+              <w:t>24.85</w:t>
             </w:r>
           </w:p>
         </w:tc>
         <w:tc>
           <w:tcPr>
             <w:tcW w:type="dxa" w:w="850"/>
-            <w:shd w:fill="FFB3B3" w:val="clear"/>
-          </w:tcPr>
-          <w:p/>
+          </w:tcPr>
+          <w:p>
+            <w:r>
+              <w:rPr>
+                <w:b w:val="0"/>
+                <w:sz w:val="16"/>
+              </w:rPr>
+              <w:t>$6719494</w:t>
+            </w:r>
+          </w:p>
         </w:tc>
         <w:tc>
           <w:tcPr>
             <w:tcW w:type="dxa" w:w="1984"/>
-            <w:shd w:fill="FFB3B3" w:val="clear"/>
-          </w:tcPr>
-          <w:p/>
+          </w:tcPr>
+          <w:p>
+            <w:r>
+              <w:rPr>
+                <w:b w:val="0"/>
+                <w:sz w:val="16"/>
+              </w:rPr>
+              <w:t>teu din polipropilena avind diametrul 25 mm</w:t>
+            </w:r>
+          </w:p>
         </w:tc>
         <w:tc>
           <w:tcPr>
             <w:tcW w:type="dxa" w:w="454"/>
-            <w:shd w:fill="FFB3B3" w:val="clear"/>
-          </w:tcPr>
-          <w:p/>
+          </w:tcPr>
+          <w:p>
+            <w:r>
+              <w:rPr>
+                <w:b w:val="0"/>
+                <w:sz w:val="16"/>
+              </w:rPr>
+              <w:t>buc</w:t>
+            </w:r>
+          </w:p>
         </w:tc>
         <w:tc>
           <w:tcPr>
             <w:tcW w:type="dxa" w:w="680"/>
-            <w:shd w:fill="FFB3B3" w:val="clear"/>
-          </w:tcPr>
-          <w:p/>
+          </w:tcPr>
+          <w:p>
+            <w:r>
+              <w:rPr>
+                <w:b w:val="0"/>
+                <w:color w:val="CC0000"/>
+                <w:sz w:val="16"/>
+              </w:rPr>
+              <w:t>25.0</w:t>
+            </w:r>
+          </w:p>
         </w:tc>
         <w:tc>
           <w:tcPr>
             <w:tcW w:type="dxa" w:w="3572"/>
-            <w:shd w:fill="FFB3B3" w:val="clear"/>
           </w:tcPr>
           <w:p>
             <w:r>
@@ -8231,7 +8369,325 @@
                 <w:color w:val="CC0000"/>
                 <w:sz w:val="16"/>
               </w:rPr>
-              <w:t>Articol lipsă din ofertă</w:t>
+              <w:t>Cantitate diferită: referință 24.85 buc, ofertat 25.0 buc</w:t>
+            </w:r>
+          </w:p>
+        </w:tc>
+      </w:tr>
+      <w:tr>
+        <w:tc>
+          <w:tcPr>
+            <w:tcW w:type="dxa" w:w="397"/>
+          </w:tcPr>
+          <w:p>
+            <w:r>
+              <w:rPr>
+                <w:b w:val="0"/>
+                <w:sz w:val="16"/>
+              </w:rPr>
+              <w:t>52</w:t>
+            </w:r>
+          </w:p>
+        </w:tc>
+        <w:tc>
+          <w:tcPr>
+            <w:tcW w:type="dxa" w:w="1701"/>
+          </w:tcPr>
+          <w:p>
+            <w:r>
+              <w:rPr>
+                <w:b w:val="0"/>
+                <w:sz w:val="16"/>
+              </w:rPr>
+              <w:t>3.3 - INSTALATII SANITARE</w:t>
+            </w:r>
+          </w:p>
+        </w:tc>
+        <w:tc>
+          <w:tcPr>
+            <w:tcW w:type="dxa" w:w="850"/>
+          </w:tcPr>
+          <w:p>
+            <w:r>
+              <w:rPr>
+                <w:b w:val="0"/>
+                <w:sz w:val="16"/>
+              </w:rPr>
+              <w:t>$6719514</w:t>
+            </w:r>
+          </w:p>
+        </w:tc>
+        <w:tc>
+          <w:tcPr>
+            <w:tcW w:type="dxa" w:w="1984"/>
+          </w:tcPr>
+          <w:p>
+            <w:r>
+              <w:rPr>
+                <w:b w:val="0"/>
+                <w:sz w:val="16"/>
+              </w:rPr>
+              <w:t>reductie din polipropilena avind diametrul 25 ×...</w:t>
+            </w:r>
+          </w:p>
+        </w:tc>
+        <w:tc>
+          <w:tcPr>
+            <w:tcW w:type="dxa" w:w="454"/>
+          </w:tcPr>
+          <w:p>
+            <w:r>
+              <w:rPr>
+                <w:b w:val="0"/>
+                <w:sz w:val="16"/>
+              </w:rPr>
+              <w:t>buc</w:t>
+            </w:r>
+          </w:p>
+        </w:tc>
+        <w:tc>
+          <w:tcPr>
+            <w:tcW w:type="dxa" w:w="680"/>
+          </w:tcPr>
+          <w:p>
+            <w:r>
+              <w:rPr>
+                <w:b w:val="0"/>
+                <w:color w:val="CC0000"/>
+                <w:sz w:val="16"/>
+              </w:rPr>
+              <w:t>3.85</w:t>
+            </w:r>
+          </w:p>
+        </w:tc>
+        <w:tc>
+          <w:tcPr>
+            <w:tcW w:type="dxa" w:w="850"/>
+          </w:tcPr>
+          <w:p>
+            <w:r>
+              <w:rPr>
+                <w:b w:val="0"/>
+                <w:sz w:val="16"/>
+              </w:rPr>
+              <w:t>$6719514</w:t>
+            </w:r>
+          </w:p>
+        </w:tc>
+        <w:tc>
+          <w:tcPr>
+            <w:tcW w:type="dxa" w:w="1984"/>
+          </w:tcPr>
+          <w:p>
+            <w:r>
+              <w:rPr>
+                <w:b w:val="0"/>
+                <w:sz w:val="16"/>
+              </w:rPr>
+              <w:t>reductie din polipropilena avind diametrul 25 x...</w:t>
+            </w:r>
+          </w:p>
+        </w:tc>
+        <w:tc>
+          <w:tcPr>
+            <w:tcW w:type="dxa" w:w="454"/>
+          </w:tcPr>
+          <w:p>
+            <w:r>
+              <w:rPr>
+                <w:b w:val="0"/>
+                <w:sz w:val="16"/>
+              </w:rPr>
+              <w:t>buc</w:t>
+            </w:r>
+          </w:p>
+        </w:tc>
+        <w:tc>
+          <w:tcPr>
+            <w:tcW w:type="dxa" w:w="680"/>
+          </w:tcPr>
+          <w:p>
+            <w:r>
+              <w:rPr>
+                <w:b w:val="0"/>
+                <w:color w:val="CC0000"/>
+                <w:sz w:val="16"/>
+              </w:rPr>
+              <w:t>7.0</w:t>
+            </w:r>
+          </w:p>
+        </w:tc>
+        <w:tc>
+          <w:tcPr>
+            <w:tcW w:type="dxa" w:w="3572"/>
+          </w:tcPr>
+          <w:p>
+            <w:r>
+              <w:rPr>
+                <w:b w:val="0"/>
+                <w:color w:val="CC0000"/>
+                <w:sz w:val="16"/>
+              </w:rPr>
+              <w:t>Cantitate diferită: referință 3.85 buc, ofertat 7.0 buc</w:t>
+            </w:r>
+          </w:p>
+        </w:tc>
+      </w:tr>
+      <w:tr>
+        <w:tc>
+          <w:tcPr>
+            <w:tcW w:type="dxa" w:w="397"/>
+          </w:tcPr>
+          <w:p>
+            <w:r>
+              <w:rPr>
+                <w:b w:val="0"/>
+                <w:sz w:val="16"/>
+              </w:rPr>
+              <w:t>53</w:t>
+            </w:r>
+          </w:p>
+        </w:tc>
+        <w:tc>
+          <w:tcPr>
+            <w:tcW w:type="dxa" w:w="1701"/>
+          </w:tcPr>
+          <w:p>
+            <w:r>
+              <w:rPr>
+                <w:b w:val="0"/>
+                <w:sz w:val="16"/>
+              </w:rPr>
+              <w:t>3.3 - INSTALATII SANITARE</w:t>
+            </w:r>
+          </w:p>
+        </w:tc>
+        <w:tc>
+          <w:tcPr>
+            <w:tcW w:type="dxa" w:w="850"/>
+          </w:tcPr>
+          <w:p>
+            <w:r>
+              <w:rPr>
+                <w:b w:val="0"/>
+                <w:sz w:val="16"/>
+              </w:rPr>
+              <w:t>$6719478</w:t>
+            </w:r>
+          </w:p>
+        </w:tc>
+        <w:tc>
+          <w:tcPr>
+            <w:tcW w:type="dxa" w:w="1984"/>
+          </w:tcPr>
+          <w:p>
+            <w:r>
+              <w:rPr>
+                <w:b w:val="0"/>
+                <w:sz w:val="16"/>
+              </w:rPr>
+              <w:t>mufa polipropilena avind diametrul exterior 25 mm</w:t>
+            </w:r>
+          </w:p>
+        </w:tc>
+        <w:tc>
+          <w:tcPr>
+            <w:tcW w:type="dxa" w:w="454"/>
+          </w:tcPr>
+          <w:p>
+            <w:r>
+              <w:rPr>
+                <w:b w:val="0"/>
+                <w:sz w:val="16"/>
+              </w:rPr>
+              <w:t>buc</w:t>
+            </w:r>
+          </w:p>
+        </w:tc>
+        <w:tc>
+          <w:tcPr>
+            <w:tcW w:type="dxa" w:w="680"/>
+          </w:tcPr>
+          <w:p>
+            <w:r>
+              <w:rPr>
+                <w:b w:val="0"/>
+                <w:color w:val="CC0000"/>
+                <w:sz w:val="16"/>
+              </w:rPr>
+              <w:t>2.45</w:t>
+            </w:r>
+          </w:p>
+        </w:tc>
+        <w:tc>
+          <w:tcPr>
+            <w:tcW w:type="dxa" w:w="850"/>
+          </w:tcPr>
+          <w:p>
+            <w:r>
+              <w:rPr>
+                <w:b w:val="0"/>
+                <w:sz w:val="16"/>
+              </w:rPr>
+              <w:t>$6719478</w:t>
+            </w:r>
+          </w:p>
+        </w:tc>
+        <w:tc>
+          <w:tcPr>
+            <w:tcW w:type="dxa" w:w="1984"/>
+          </w:tcPr>
+          <w:p>
+            <w:r>
+              <w:rPr>
+                <w:b w:val="0"/>
+                <w:sz w:val="16"/>
+              </w:rPr>
+              <w:t>mufa polipropilena avind diametrul exterior 25 mm</w:t>
+            </w:r>
+          </w:p>
+        </w:tc>
+        <w:tc>
+          <w:tcPr>
+            <w:tcW w:type="dxa" w:w="454"/>
+          </w:tcPr>
+          <w:p>
+            <w:r>
+              <w:rPr>
+                <w:b w:val="0"/>
+                <w:sz w:val="16"/>
+              </w:rPr>
+              <w:t>buc</w:t>
+            </w:r>
+          </w:p>
+        </w:tc>
+        <w:tc>
+          <w:tcPr>
+            <w:tcW w:type="dxa" w:w="680"/>
+          </w:tcPr>
+          <w:p>
+            <w:r>
+              <w:rPr>
+                <w:b w:val="0"/>
+                <w:color w:val="CC0000"/>
+                <w:sz w:val="16"/>
+              </w:rPr>
+              <w:t>7.0</w:t>
+            </w:r>
+          </w:p>
+        </w:tc>
+        <w:tc>
+          <w:tcPr>
+            <w:tcW w:type="dxa" w:w="3572"/>
+          </w:tcPr>
+          <w:p>
+            <w:r>
+              <w:rPr>
+                <w:b w:val="0"/>
+                <w:color w:val="CC0000"/>
+                <w:sz w:val="16"/>
+              </w:rPr>
+              <w:t>Cantitate diferită: referință 2.45 buc, ofertat 7.0 buc</w:t>
             </w:r>
           </w:p>
         </w:tc>
@@ -8271,7 +8727,7 @@
                 <w:color w:val="000000"/>
                 <w:sz w:val="18"/>
               </w:rPr>
-              <w:t>Neconformitati: 4 din 96 articole ref.</w:t>
+              <w:t>Neconformitati: 8 din 47 articole ref.</w:t>
             </w:r>
           </w:p>
         </w:tc>
@@ -8317,7 +8773,7 @@
                 <w:color w:val="000000"/>
                 <w:sz w:val="18"/>
               </w:rPr>
-              <w:t>96</w:t>
+              <w:t>47</w:t>
             </w:r>
           </w:p>
         </w:tc>
@@ -8354,7 +8810,7 @@
                 <w:color w:val="000000"/>
                 <w:sz w:val="18"/>
               </w:rPr>
-              <w:t>94</w:t>
+              <w:t>47</w:t>
             </w:r>
           </w:p>
         </w:tc>
@@ -8381,7 +8837,7 @@
                 <w:b/>
                 <w:sz w:val="18"/>
               </w:rPr>
-              <w:t>Capitol de lucrări 3.3 — INSTALATII SANITARE  │  LIPSA: 0  │  EXTRA: 0  │  Delta: 0 ✓</w:t>
+              <w:t>Capitol de lucrări 3.4 — INSTALATII TERMICE  │  LIPSA: 1  │  EXTRA: 0  │  Delta: -1</w:t>
             </w:r>
           </w:p>
         </w:tc>
@@ -8397,7 +8853,7 @@
                 <w:b w:val="0"/>
                 <w:sz w:val="16"/>
               </w:rPr>
-              <w:t>53</w:t>
+              <w:t>55</w:t>
             </w:r>
           </w:p>
         </w:tc>
@@ -8411,7 +8867,7 @@
                 <w:b w:val="0"/>
                 <w:sz w:val="16"/>
               </w:rPr>
-              <w:t>3.3 - INSTALATII SANITARE</w:t>
+              <w:t>3.4 - INSTALATII TERMICE</w:t>
             </w:r>
           </w:p>
         </w:tc>
@@ -8425,7 +8881,7 @@
                 <w:b w:val="0"/>
                 <w:sz w:val="16"/>
               </w:rPr>
-              <w:t>$6719485</w:t>
+              <w:t>$6719498</w:t>
             </w:r>
           </w:p>
         </w:tc>
@@ -8439,7 +8895,7 @@
                 <w:b w:val="0"/>
                 <w:sz w:val="16"/>
               </w:rPr>
-              <w:t>cot din polipropilena, avind diametrul 20 mm</w:t>
+              <w:t>teu din polipropilena avind diametrul 63 mm</w:t>
             </w:r>
           </w:p>
         </w:tc>
@@ -8468,7 +8924,7 @@
                 <w:color w:val="CC0000"/>
                 <w:sz w:val="16"/>
               </w:rPr>
-              <w:t>5.2</w:t>
+              <w:t>22.5</w:t>
             </w:r>
           </w:p>
         </w:tc>
@@ -8482,7 +8938,7 @@
                 <w:b w:val="0"/>
                 <w:sz w:val="16"/>
               </w:rPr>
-              <w:t>$6719485</w:t>
+              <w:t>$6719498</w:t>
             </w:r>
           </w:p>
         </w:tc>
@@ -8496,7 +8952,7 @@
                 <w:b w:val="0"/>
                 <w:sz w:val="16"/>
               </w:rPr>
-              <w:t>cot din polipropilena, avind diametrul 20 mm</w:t>
+              <w:t>teu din polipropilena avind diametrul 63 mm</w:t>
             </w:r>
           </w:p>
         </w:tc>
@@ -8525,7 +8981,7 @@
                 <w:color w:val="CC0000"/>
                 <w:sz w:val="16"/>
               </w:rPr>
-              <w:t>4.0</w:t>
+              <w:t>20.0</w:t>
             </w:r>
           </w:p>
         </w:tc>
@@ -8540,7 +8996,7 @@
                 <w:color w:val="CC0000"/>
                 <w:sz w:val="16"/>
               </w:rPr>
-              <w:t>Cantitate diferită: referință 5.2 buc, ofertat 4.0 buc</w:t>
+              <w:t>Cantitate diferită: referință 22.5 buc, ofertat 20.0 buc</w:t>
             </w:r>
           </w:p>
         </w:tc>
@@ -8549,62 +9005,67 @@
         <w:tc>
           <w:tcPr>
             <w:tcW w:type="dxa" w:w="397"/>
-          </w:tcPr>
-          <w:p>
-            <w:r>
-              <w:rPr>
-                <w:b w:val="0"/>
-                <w:sz w:val="16"/>
-              </w:rPr>
-              <w:t>54</w:t>
+            <w:shd w:fill="FFB3B3" w:val="clear"/>
+          </w:tcPr>
+          <w:p>
+            <w:r>
+              <w:rPr>
+                <w:b w:val="0"/>
+                <w:sz w:val="16"/>
+              </w:rPr>
+              <w:t>56</w:t>
             </w:r>
           </w:p>
         </w:tc>
         <w:tc>
           <w:tcPr>
             <w:tcW w:type="dxa" w:w="1701"/>
-          </w:tcPr>
-          <w:p>
-            <w:r>
-              <w:rPr>
-                <w:b w:val="0"/>
-                <w:sz w:val="16"/>
-              </w:rPr>
-              <w:t>3.3 - INSTALATII SANITARE</w:t>
+            <w:shd w:fill="FFB3B3" w:val="clear"/>
+          </w:tcPr>
+          <w:p>
+            <w:r>
+              <w:rPr>
+                <w:b w:val="0"/>
+                <w:sz w:val="16"/>
+              </w:rPr>
+              <w:t>3.4 - INSTALATII TERMICE</w:t>
             </w:r>
           </w:p>
         </w:tc>
         <w:tc>
           <w:tcPr>
             <w:tcW w:type="dxa" w:w="850"/>
-          </w:tcPr>
-          <w:p>
-            <w:r>
-              <w:rPr>
-                <w:b w:val="0"/>
-                <w:sz w:val="16"/>
-              </w:rPr>
-              <w:t>$6719493</w:t>
+            <w:shd w:fill="FFB3B3" w:val="clear"/>
+          </w:tcPr>
+          <w:p>
+            <w:r>
+              <w:rPr>
+                <w:b w:val="0"/>
+                <w:sz w:val="16"/>
+              </w:rPr>
+              <w:t>$7801794</w:t>
             </w:r>
           </w:p>
         </w:tc>
         <w:tc>
           <w:tcPr>
             <w:tcW w:type="dxa" w:w="1984"/>
-          </w:tcPr>
-          <w:p>
-            <w:r>
-              <w:rPr>
-                <w:b w:val="0"/>
-                <w:sz w:val="16"/>
-              </w:rPr>
-              <w:t>teu din polipropilena avind diametrul 20 mm</w:t>
+            <w:shd w:fill="FFB3B3" w:val="clear"/>
+          </w:tcPr>
+          <w:p>
+            <w:r>
+              <w:rPr>
+                <w:b w:val="0"/>
+                <w:sz w:val="16"/>
+              </w:rPr>
+              <w:t>filtru magnetita euroacque tip hx 1' 1/4</w:t>
             </w:r>
           </w:p>
         </w:tc>
         <w:tc>
           <w:tcPr>
             <w:tcW w:type="dxa" w:w="454"/>
+            <w:shd w:fill="FFB3B3" w:val="clear"/>
           </w:tcPr>
           <w:p>
             <w:r>
@@ -8619,6 +9080,50 @@
         <w:tc>
           <w:tcPr>
             <w:tcW w:type="dxa" w:w="680"/>
+            <w:shd w:fill="FFB3B3" w:val="clear"/>
+          </w:tcPr>
+          <w:p>
+            <w:r>
+              <w:rPr>
+                <w:b w:val="0"/>
+                <w:sz w:val="16"/>
+              </w:rPr>
+              <w:t>2.0</w:t>
+            </w:r>
+          </w:p>
+        </w:tc>
+        <w:tc>
+          <w:tcPr>
+            <w:tcW w:type="dxa" w:w="850"/>
+            <w:shd w:fill="FFB3B3" w:val="clear"/>
+          </w:tcPr>
+          <w:p/>
+        </w:tc>
+        <w:tc>
+          <w:tcPr>
+            <w:tcW w:type="dxa" w:w="1984"/>
+            <w:shd w:fill="FFB3B3" w:val="clear"/>
+          </w:tcPr>
+          <w:p/>
+        </w:tc>
+        <w:tc>
+          <w:tcPr>
+            <w:tcW w:type="dxa" w:w="454"/>
+            <w:shd w:fill="FFB3B3" w:val="clear"/>
+          </w:tcPr>
+          <w:p/>
+        </w:tc>
+        <w:tc>
+          <w:tcPr>
+            <w:tcW w:type="dxa" w:w="680"/>
+            <w:shd w:fill="FFB3B3" w:val="clear"/>
+          </w:tcPr>
+          <w:p/>
+        </w:tc>
+        <w:tc>
+          <w:tcPr>
+            <w:tcW w:type="dxa" w:w="3572"/>
+            <w:shd w:fill="FFB3B3" w:val="clear"/>
           </w:tcPr>
           <w:p>
             <w:r>
@@ -8627,1033 +9132,7 @@
                 <w:color w:val="CC0000"/>
                 <w:sz w:val="16"/>
               </w:rPr>
-              <w:t>46.15</w:t>
-            </w:r>
-          </w:p>
-        </w:tc>
-        <w:tc>
-          <w:tcPr>
-            <w:tcW w:type="dxa" w:w="850"/>
-          </w:tcPr>
-          <w:p>
-            <w:r>
-              <w:rPr>
-                <w:b w:val="0"/>
-                <w:sz w:val="16"/>
-              </w:rPr>
-              <w:t>$6719493</w:t>
-            </w:r>
-          </w:p>
-        </w:tc>
-        <w:tc>
-          <w:tcPr>
-            <w:tcW w:type="dxa" w:w="1984"/>
-          </w:tcPr>
-          <w:p>
-            <w:r>
-              <w:rPr>
-                <w:b w:val="0"/>
-                <w:sz w:val="16"/>
-              </w:rPr>
-              <w:t>teu din polipropilena avind diametrul 20 mm</w:t>
-            </w:r>
-          </w:p>
-        </w:tc>
-        <w:tc>
-          <w:tcPr>
-            <w:tcW w:type="dxa" w:w="454"/>
-          </w:tcPr>
-          <w:p>
-            <w:r>
-              <w:rPr>
-                <w:b w:val="0"/>
-                <w:sz w:val="16"/>
-              </w:rPr>
-              <w:t>buc</w:t>
-            </w:r>
-          </w:p>
-        </w:tc>
-        <w:tc>
-          <w:tcPr>
-            <w:tcW w:type="dxa" w:w="680"/>
-          </w:tcPr>
-          <w:p>
-            <w:r>
-              <w:rPr>
-                <w:b w:val="0"/>
-                <w:color w:val="CC0000"/>
-                <w:sz w:val="16"/>
-              </w:rPr>
-              <w:t>39.0</w:t>
-            </w:r>
-          </w:p>
-        </w:tc>
-        <w:tc>
-          <w:tcPr>
-            <w:tcW w:type="dxa" w:w="3572"/>
-          </w:tcPr>
-          <w:p>
-            <w:r>
-              <w:rPr>
-                <w:b w:val="0"/>
-                <w:color w:val="CC0000"/>
-                <w:sz w:val="16"/>
-              </w:rPr>
-              <w:t>Cantitate diferită: referință 46.15 buc, ofertat 39.0 buc</w:t>
-            </w:r>
-          </w:p>
-        </w:tc>
-      </w:tr>
-      <w:tr>
-        <w:tc>
-          <w:tcPr>
-            <w:tcW w:type="dxa" w:w="397"/>
-          </w:tcPr>
-          <w:p>
-            <w:r>
-              <w:rPr>
-                <w:b w:val="0"/>
-                <w:sz w:val="16"/>
-              </w:rPr>
-              <w:t>55</w:t>
-            </w:r>
-          </w:p>
-        </w:tc>
-        <w:tc>
-          <w:tcPr>
-            <w:tcW w:type="dxa" w:w="1701"/>
-          </w:tcPr>
-          <w:p>
-            <w:r>
-              <w:rPr>
-                <w:b w:val="0"/>
-                <w:sz w:val="16"/>
-              </w:rPr>
-              <w:t>3.3 - INSTALATII SANITARE</w:t>
-            </w:r>
-          </w:p>
-        </w:tc>
-        <w:tc>
-          <w:tcPr>
-            <w:tcW w:type="dxa" w:w="850"/>
-          </w:tcPr>
-          <w:p>
-            <w:r>
-              <w:rPr>
-                <w:b w:val="0"/>
-                <w:sz w:val="16"/>
-              </w:rPr>
-              <w:t>$6719513</w:t>
-            </w:r>
-          </w:p>
-        </w:tc>
-        <w:tc>
-          <w:tcPr>
-            <w:tcW w:type="dxa" w:w="1984"/>
-          </w:tcPr>
-          <w:p>
-            <w:r>
-              <w:rPr>
-                <w:b w:val="0"/>
-                <w:sz w:val="16"/>
-              </w:rPr>
-              <w:t>reductie din polipropilena avind diametrul 20 x...</w:t>
-            </w:r>
-          </w:p>
-        </w:tc>
-        <w:tc>
-          <w:tcPr>
-            <w:tcW w:type="dxa" w:w="454"/>
-          </w:tcPr>
-          <w:p>
-            <w:r>
-              <w:rPr>
-                <w:b w:val="0"/>
-                <w:sz w:val="16"/>
-              </w:rPr>
-              <w:t>buc</w:t>
-            </w:r>
-          </w:p>
-        </w:tc>
-        <w:tc>
-          <w:tcPr>
-            <w:tcW w:type="dxa" w:w="680"/>
-          </w:tcPr>
-          <w:p>
-            <w:r>
-              <w:rPr>
-                <w:b w:val="0"/>
-                <w:color w:val="CC0000"/>
-                <w:sz w:val="16"/>
-              </w:rPr>
-              <w:t>7.15</w:t>
-            </w:r>
-          </w:p>
-        </w:tc>
-        <w:tc>
-          <w:tcPr>
-            <w:tcW w:type="dxa" w:w="850"/>
-          </w:tcPr>
-          <w:p>
-            <w:r>
-              <w:rPr>
-                <w:b w:val="0"/>
-                <w:sz w:val="16"/>
-              </w:rPr>
-              <w:t>$6719513</w:t>
-            </w:r>
-          </w:p>
-        </w:tc>
-        <w:tc>
-          <w:tcPr>
-            <w:tcW w:type="dxa" w:w="1984"/>
-          </w:tcPr>
-          <w:p>
-            <w:r>
-              <w:rPr>
-                <w:b w:val="0"/>
-                <w:sz w:val="16"/>
-              </w:rPr>
-              <w:t>reductie din polipropilena avind diametrul 20 x...</w:t>
-            </w:r>
-          </w:p>
-        </w:tc>
-        <w:tc>
-          <w:tcPr>
-            <w:tcW w:type="dxa" w:w="454"/>
-          </w:tcPr>
-          <w:p>
-            <w:r>
-              <w:rPr>
-                <w:b w:val="0"/>
-                <w:sz w:val="16"/>
-              </w:rPr>
-              <w:t>buc</w:t>
-            </w:r>
-          </w:p>
-        </w:tc>
-        <w:tc>
-          <w:tcPr>
-            <w:tcW w:type="dxa" w:w="680"/>
-          </w:tcPr>
-          <w:p>
-            <w:r>
-              <w:rPr>
-                <w:b w:val="0"/>
-                <w:color w:val="CC0000"/>
-                <w:sz w:val="16"/>
-              </w:rPr>
-              <w:t>13.0</w:t>
-            </w:r>
-          </w:p>
-        </w:tc>
-        <w:tc>
-          <w:tcPr>
-            <w:tcW w:type="dxa" w:w="3572"/>
-          </w:tcPr>
-          <w:p>
-            <w:r>
-              <w:rPr>
-                <w:b w:val="0"/>
-                <w:color w:val="CC0000"/>
-                <w:sz w:val="16"/>
-              </w:rPr>
-              <w:t>Cantitate diferită: referință 7.15 buc, ofertat 13.0 buc</w:t>
-            </w:r>
-          </w:p>
-        </w:tc>
-      </w:tr>
-      <w:tr>
-        <w:tc>
-          <w:tcPr>
-            <w:tcW w:type="dxa" w:w="397"/>
-          </w:tcPr>
-          <w:p>
-            <w:r>
-              <w:rPr>
-                <w:b w:val="0"/>
-                <w:sz w:val="16"/>
-              </w:rPr>
-              <w:t>56</w:t>
-            </w:r>
-          </w:p>
-        </w:tc>
-        <w:tc>
-          <w:tcPr>
-            <w:tcW w:type="dxa" w:w="1701"/>
-          </w:tcPr>
-          <w:p>
-            <w:r>
-              <w:rPr>
-                <w:b w:val="0"/>
-                <w:sz w:val="16"/>
-              </w:rPr>
-              <w:t>3.3 - INSTALATII SANITARE</w:t>
-            </w:r>
-          </w:p>
-        </w:tc>
-        <w:tc>
-          <w:tcPr>
-            <w:tcW w:type="dxa" w:w="850"/>
-          </w:tcPr>
-          <w:p>
-            <w:r>
-              <w:rPr>
-                <w:b w:val="0"/>
-                <w:sz w:val="16"/>
-              </w:rPr>
-              <w:t>$6719477</w:t>
-            </w:r>
-          </w:p>
-        </w:tc>
-        <w:tc>
-          <w:tcPr>
-            <w:tcW w:type="dxa" w:w="1984"/>
-          </w:tcPr>
-          <w:p>
-            <w:r>
-              <w:rPr>
-                <w:b w:val="0"/>
-                <w:sz w:val="16"/>
-              </w:rPr>
-              <w:t>mufa polipropilena avind diametrul exterior 20 mm</w:t>
-            </w:r>
-          </w:p>
-        </w:tc>
-        <w:tc>
-          <w:tcPr>
-            <w:tcW w:type="dxa" w:w="454"/>
-          </w:tcPr>
-          <w:p>
-            <w:r>
-              <w:rPr>
-                <w:b w:val="0"/>
-                <w:sz w:val="16"/>
-              </w:rPr>
-              <w:t>buc</w:t>
-            </w:r>
-          </w:p>
-        </w:tc>
-        <w:tc>
-          <w:tcPr>
-            <w:tcW w:type="dxa" w:w="680"/>
-          </w:tcPr>
-          <w:p>
-            <w:r>
-              <w:rPr>
-                <w:b w:val="0"/>
-                <w:color w:val="CC0000"/>
-                <w:sz w:val="16"/>
-              </w:rPr>
-              <w:t>4.55</w:t>
-            </w:r>
-          </w:p>
-        </w:tc>
-        <w:tc>
-          <w:tcPr>
-            <w:tcW w:type="dxa" w:w="850"/>
-          </w:tcPr>
-          <w:p>
-            <w:r>
-              <w:rPr>
-                <w:b w:val="0"/>
-                <w:sz w:val="16"/>
-              </w:rPr>
-              <w:t>$6719477</w:t>
-            </w:r>
-          </w:p>
-        </w:tc>
-        <w:tc>
-          <w:tcPr>
-            <w:tcW w:type="dxa" w:w="1984"/>
-          </w:tcPr>
-          <w:p>
-            <w:r>
-              <w:rPr>
-                <w:b w:val="0"/>
-                <w:sz w:val="16"/>
-              </w:rPr>
-              <w:t>mufa polipropilena avind diametrul exterior 20 mm</w:t>
-            </w:r>
-          </w:p>
-        </w:tc>
-        <w:tc>
-          <w:tcPr>
-            <w:tcW w:type="dxa" w:w="454"/>
-          </w:tcPr>
-          <w:p>
-            <w:r>
-              <w:rPr>
-                <w:b w:val="0"/>
-                <w:sz w:val="16"/>
-              </w:rPr>
-              <w:t>buc</w:t>
-            </w:r>
-          </w:p>
-        </w:tc>
-        <w:tc>
-          <w:tcPr>
-            <w:tcW w:type="dxa" w:w="680"/>
-          </w:tcPr>
-          <w:p>
-            <w:r>
-              <w:rPr>
-                <w:b w:val="0"/>
-                <w:color w:val="CC0000"/>
-                <w:sz w:val="16"/>
-              </w:rPr>
-              <w:t>4.0</w:t>
-            </w:r>
-          </w:p>
-        </w:tc>
-        <w:tc>
-          <w:tcPr>
-            <w:tcW w:type="dxa" w:w="3572"/>
-          </w:tcPr>
-          <w:p>
-            <w:r>
-              <w:rPr>
-                <w:b w:val="0"/>
-                <w:color w:val="CC0000"/>
-                <w:sz w:val="16"/>
-              </w:rPr>
-              <w:t>Cantitate diferită: referință 4.55 buc, ofertat 4.0 buc</w:t>
-            </w:r>
-          </w:p>
-        </w:tc>
-      </w:tr>
-      <w:tr>
-        <w:tc>
-          <w:tcPr>
-            <w:tcW w:type="dxa" w:w="397"/>
-          </w:tcPr>
-          <w:p>
-            <w:r>
-              <w:rPr>
-                <w:b w:val="0"/>
-                <w:sz w:val="16"/>
-              </w:rPr>
-              <w:t>57</w:t>
-            </w:r>
-          </w:p>
-        </w:tc>
-        <w:tc>
-          <w:tcPr>
-            <w:tcW w:type="dxa" w:w="1701"/>
-          </w:tcPr>
-          <w:p>
-            <w:r>
-              <w:rPr>
-                <w:b w:val="0"/>
-                <w:sz w:val="16"/>
-              </w:rPr>
-              <w:t>3.3 - INSTALATII SANITARE</w:t>
-            </w:r>
-          </w:p>
-        </w:tc>
-        <w:tc>
-          <w:tcPr>
-            <w:tcW w:type="dxa" w:w="850"/>
-          </w:tcPr>
-          <w:p>
-            <w:r>
-              <w:rPr>
-                <w:b w:val="0"/>
-                <w:sz w:val="16"/>
-              </w:rPr>
-              <w:t>$6719486</w:t>
-            </w:r>
-          </w:p>
-        </w:tc>
-        <w:tc>
-          <w:tcPr>
-            <w:tcW w:type="dxa" w:w="1984"/>
-          </w:tcPr>
-          <w:p>
-            <w:r>
-              <w:rPr>
-                <w:b w:val="0"/>
-                <w:sz w:val="16"/>
-              </w:rPr>
-              <w:t>cot din polipropilena, avind diametrul 25 mm</w:t>
-            </w:r>
-          </w:p>
-        </w:tc>
-        <w:tc>
-          <w:tcPr>
-            <w:tcW w:type="dxa" w:w="454"/>
-          </w:tcPr>
-          <w:p>
-            <w:r>
-              <w:rPr>
-                <w:b w:val="0"/>
-                <w:sz w:val="16"/>
-              </w:rPr>
-              <w:t>buc</w:t>
-            </w:r>
-          </w:p>
-        </w:tc>
-        <w:tc>
-          <w:tcPr>
-            <w:tcW w:type="dxa" w:w="680"/>
-          </w:tcPr>
-          <w:p>
-            <w:r>
-              <w:rPr>
-                <w:b w:val="0"/>
-                <w:color w:val="CC0000"/>
-                <w:sz w:val="16"/>
-              </w:rPr>
-              <w:t>2.8</w:t>
-            </w:r>
-          </w:p>
-        </w:tc>
-        <w:tc>
-          <w:tcPr>
-            <w:tcW w:type="dxa" w:w="850"/>
-          </w:tcPr>
-          <w:p>
-            <w:r>
-              <w:rPr>
-                <w:b w:val="0"/>
-                <w:sz w:val="16"/>
-              </w:rPr>
-              <w:t>$6719486</w:t>
-            </w:r>
-          </w:p>
-        </w:tc>
-        <w:tc>
-          <w:tcPr>
-            <w:tcW w:type="dxa" w:w="1984"/>
-          </w:tcPr>
-          <w:p>
-            <w:r>
-              <w:rPr>
-                <w:b w:val="0"/>
-                <w:sz w:val="16"/>
-              </w:rPr>
-              <w:t>cot din polipropilena, avind diametrul 25 mm</w:t>
-            </w:r>
-          </w:p>
-        </w:tc>
-        <w:tc>
-          <w:tcPr>
-            <w:tcW w:type="dxa" w:w="454"/>
-          </w:tcPr>
-          <w:p>
-            <w:r>
-              <w:rPr>
-                <w:b w:val="0"/>
-                <w:sz w:val="16"/>
-              </w:rPr>
-              <w:t>buc</w:t>
-            </w:r>
-          </w:p>
-        </w:tc>
-        <w:tc>
-          <w:tcPr>
-            <w:tcW w:type="dxa" w:w="680"/>
-          </w:tcPr>
-          <w:p>
-            <w:r>
-              <w:rPr>
-                <w:b w:val="0"/>
-                <w:color w:val="CC0000"/>
-                <w:sz w:val="16"/>
-              </w:rPr>
-              <w:t>7.0</w:t>
-            </w:r>
-          </w:p>
-        </w:tc>
-        <w:tc>
-          <w:tcPr>
-            <w:tcW w:type="dxa" w:w="3572"/>
-          </w:tcPr>
-          <w:p>
-            <w:r>
-              <w:rPr>
-                <w:b w:val="0"/>
-                <w:color w:val="CC0000"/>
-                <w:sz w:val="16"/>
-              </w:rPr>
-              <w:t>Cantitate diferită: referință 2.8 buc, ofertat 7.0 buc</w:t>
-            </w:r>
-          </w:p>
-        </w:tc>
-      </w:tr>
-      <w:tr>
-        <w:tc>
-          <w:tcPr>
-            <w:tcW w:type="dxa" w:w="397"/>
-          </w:tcPr>
-          <w:p>
-            <w:r>
-              <w:rPr>
-                <w:b w:val="0"/>
-                <w:sz w:val="16"/>
-              </w:rPr>
-              <w:t>58</w:t>
-            </w:r>
-          </w:p>
-        </w:tc>
-        <w:tc>
-          <w:tcPr>
-            <w:tcW w:type="dxa" w:w="1701"/>
-          </w:tcPr>
-          <w:p>
-            <w:r>
-              <w:rPr>
-                <w:b w:val="0"/>
-                <w:sz w:val="16"/>
-              </w:rPr>
-              <w:t>3.3 - INSTALATII SANITARE</w:t>
-            </w:r>
-          </w:p>
-        </w:tc>
-        <w:tc>
-          <w:tcPr>
-            <w:tcW w:type="dxa" w:w="850"/>
-          </w:tcPr>
-          <w:p>
-            <w:r>
-              <w:rPr>
-                <w:b w:val="0"/>
-                <w:sz w:val="16"/>
-              </w:rPr>
-              <w:t>$6719494</w:t>
-            </w:r>
-          </w:p>
-        </w:tc>
-        <w:tc>
-          <w:tcPr>
-            <w:tcW w:type="dxa" w:w="1984"/>
-          </w:tcPr>
-          <w:p>
-            <w:r>
-              <w:rPr>
-                <w:b w:val="0"/>
-                <w:sz w:val="16"/>
-              </w:rPr>
-              <w:t>teu din polipropilena avind diametrul 25 mm</w:t>
-            </w:r>
-          </w:p>
-        </w:tc>
-        <w:tc>
-          <w:tcPr>
-            <w:tcW w:type="dxa" w:w="454"/>
-          </w:tcPr>
-          <w:p>
-            <w:r>
-              <w:rPr>
-                <w:b w:val="0"/>
-                <w:sz w:val="16"/>
-              </w:rPr>
-              <w:t>buc</w:t>
-            </w:r>
-          </w:p>
-        </w:tc>
-        <w:tc>
-          <w:tcPr>
-            <w:tcW w:type="dxa" w:w="680"/>
-          </w:tcPr>
-          <w:p>
-            <w:r>
-              <w:rPr>
-                <w:b w:val="0"/>
-                <w:color w:val="CC0000"/>
-                <w:sz w:val="16"/>
-              </w:rPr>
-              <w:t>24.85</w:t>
-            </w:r>
-          </w:p>
-        </w:tc>
-        <w:tc>
-          <w:tcPr>
-            <w:tcW w:type="dxa" w:w="850"/>
-          </w:tcPr>
-          <w:p>
-            <w:r>
-              <w:rPr>
-                <w:b w:val="0"/>
-                <w:sz w:val="16"/>
-              </w:rPr>
-              <w:t>$6719494</w:t>
-            </w:r>
-          </w:p>
-        </w:tc>
-        <w:tc>
-          <w:tcPr>
-            <w:tcW w:type="dxa" w:w="1984"/>
-          </w:tcPr>
-          <w:p>
-            <w:r>
-              <w:rPr>
-                <w:b w:val="0"/>
-                <w:sz w:val="16"/>
-              </w:rPr>
-              <w:t>teu din polipropilena avind diametrul 25 mm</w:t>
-            </w:r>
-          </w:p>
-        </w:tc>
-        <w:tc>
-          <w:tcPr>
-            <w:tcW w:type="dxa" w:w="454"/>
-          </w:tcPr>
-          <w:p>
-            <w:r>
-              <w:rPr>
-                <w:b w:val="0"/>
-                <w:sz w:val="16"/>
-              </w:rPr>
-              <w:t>buc</w:t>
-            </w:r>
-          </w:p>
-        </w:tc>
-        <w:tc>
-          <w:tcPr>
-            <w:tcW w:type="dxa" w:w="680"/>
-          </w:tcPr>
-          <w:p>
-            <w:r>
-              <w:rPr>
-                <w:b w:val="0"/>
-                <w:color w:val="CC0000"/>
-                <w:sz w:val="16"/>
-              </w:rPr>
-              <w:t>25.0</w:t>
-            </w:r>
-          </w:p>
-        </w:tc>
-        <w:tc>
-          <w:tcPr>
-            <w:tcW w:type="dxa" w:w="3572"/>
-          </w:tcPr>
-          <w:p>
-            <w:r>
-              <w:rPr>
-                <w:b w:val="0"/>
-                <w:color w:val="CC0000"/>
-                <w:sz w:val="16"/>
-              </w:rPr>
-              <w:t>Cantitate diferită: referință 24.85 buc, ofertat 25.0 buc</w:t>
-            </w:r>
-          </w:p>
-        </w:tc>
-      </w:tr>
-      <w:tr>
-        <w:tc>
-          <w:tcPr>
-            <w:tcW w:type="dxa" w:w="397"/>
-          </w:tcPr>
-          <w:p>
-            <w:r>
-              <w:rPr>
-                <w:b w:val="0"/>
-                <w:sz w:val="16"/>
-              </w:rPr>
-              <w:t>59</w:t>
-            </w:r>
-          </w:p>
-        </w:tc>
-        <w:tc>
-          <w:tcPr>
-            <w:tcW w:type="dxa" w:w="1701"/>
-          </w:tcPr>
-          <w:p>
-            <w:r>
-              <w:rPr>
-                <w:b w:val="0"/>
-                <w:sz w:val="16"/>
-              </w:rPr>
-              <w:t>3.3 - INSTALATII SANITARE</w:t>
-            </w:r>
-          </w:p>
-        </w:tc>
-        <w:tc>
-          <w:tcPr>
-            <w:tcW w:type="dxa" w:w="850"/>
-          </w:tcPr>
-          <w:p>
-            <w:r>
-              <w:rPr>
-                <w:b w:val="0"/>
-                <w:sz w:val="16"/>
-              </w:rPr>
-              <w:t>$6719514</w:t>
-            </w:r>
-          </w:p>
-        </w:tc>
-        <w:tc>
-          <w:tcPr>
-            <w:tcW w:type="dxa" w:w="1984"/>
-          </w:tcPr>
-          <w:p>
-            <w:r>
-              <w:rPr>
-                <w:b w:val="0"/>
-                <w:sz w:val="16"/>
-              </w:rPr>
-              <w:t>reductie din polipropilena avind diametrul 25 ×...</w:t>
-            </w:r>
-          </w:p>
-        </w:tc>
-        <w:tc>
-          <w:tcPr>
-            <w:tcW w:type="dxa" w:w="454"/>
-          </w:tcPr>
-          <w:p>
-            <w:r>
-              <w:rPr>
-                <w:b w:val="0"/>
-                <w:sz w:val="16"/>
-              </w:rPr>
-              <w:t>buc</w:t>
-            </w:r>
-          </w:p>
-        </w:tc>
-        <w:tc>
-          <w:tcPr>
-            <w:tcW w:type="dxa" w:w="680"/>
-          </w:tcPr>
-          <w:p>
-            <w:r>
-              <w:rPr>
-                <w:b w:val="0"/>
-                <w:color w:val="CC0000"/>
-                <w:sz w:val="16"/>
-              </w:rPr>
-              <w:t>3.85</w:t>
-            </w:r>
-          </w:p>
-        </w:tc>
-        <w:tc>
-          <w:tcPr>
-            <w:tcW w:type="dxa" w:w="850"/>
-          </w:tcPr>
-          <w:p>
-            <w:r>
-              <w:rPr>
-                <w:b w:val="0"/>
-                <w:sz w:val="16"/>
-              </w:rPr>
-              <w:t>$6719514</w:t>
-            </w:r>
-          </w:p>
-        </w:tc>
-        <w:tc>
-          <w:tcPr>
-            <w:tcW w:type="dxa" w:w="1984"/>
-          </w:tcPr>
-          <w:p>
-            <w:r>
-              <w:rPr>
-                <w:b w:val="0"/>
-                <w:sz w:val="16"/>
-              </w:rPr>
-              <w:t>reductie din polipropilena avind diametrul 25 x...</w:t>
-            </w:r>
-          </w:p>
-        </w:tc>
-        <w:tc>
-          <w:tcPr>
-            <w:tcW w:type="dxa" w:w="454"/>
-          </w:tcPr>
-          <w:p>
-            <w:r>
-              <w:rPr>
-                <w:b w:val="0"/>
-                <w:sz w:val="16"/>
-              </w:rPr>
-              <w:t>buc</w:t>
-            </w:r>
-          </w:p>
-        </w:tc>
-        <w:tc>
-          <w:tcPr>
-            <w:tcW w:type="dxa" w:w="680"/>
-          </w:tcPr>
-          <w:p>
-            <w:r>
-              <w:rPr>
-                <w:b w:val="0"/>
-                <w:color w:val="CC0000"/>
-                <w:sz w:val="16"/>
-              </w:rPr>
-              <w:t>7.0</w:t>
-            </w:r>
-          </w:p>
-        </w:tc>
-        <w:tc>
-          <w:tcPr>
-            <w:tcW w:type="dxa" w:w="3572"/>
-          </w:tcPr>
-          <w:p>
-            <w:r>
-              <w:rPr>
-                <w:b w:val="0"/>
-                <w:color w:val="CC0000"/>
-                <w:sz w:val="16"/>
-              </w:rPr>
-              <w:t>Cantitate diferită: referință 3.85 buc, ofertat 7.0 buc</w:t>
-            </w:r>
-          </w:p>
-        </w:tc>
-      </w:tr>
-      <w:tr>
-        <w:tc>
-          <w:tcPr>
-            <w:tcW w:type="dxa" w:w="397"/>
-          </w:tcPr>
-          <w:p>
-            <w:r>
-              <w:rPr>
-                <w:b w:val="0"/>
-                <w:sz w:val="16"/>
-              </w:rPr>
-              <w:t>60</w:t>
-            </w:r>
-          </w:p>
-        </w:tc>
-        <w:tc>
-          <w:tcPr>
-            <w:tcW w:type="dxa" w:w="1701"/>
-          </w:tcPr>
-          <w:p>
-            <w:r>
-              <w:rPr>
-                <w:b w:val="0"/>
-                <w:sz w:val="16"/>
-              </w:rPr>
-              <w:t>3.3 - INSTALATII SANITARE</w:t>
-            </w:r>
-          </w:p>
-        </w:tc>
-        <w:tc>
-          <w:tcPr>
-            <w:tcW w:type="dxa" w:w="850"/>
-          </w:tcPr>
-          <w:p>
-            <w:r>
-              <w:rPr>
-                <w:b w:val="0"/>
-                <w:sz w:val="16"/>
-              </w:rPr>
-              <w:t>$6719478</w:t>
-            </w:r>
-          </w:p>
-        </w:tc>
-        <w:tc>
-          <w:tcPr>
-            <w:tcW w:type="dxa" w:w="1984"/>
-          </w:tcPr>
-          <w:p>
-            <w:r>
-              <w:rPr>
-                <w:b w:val="0"/>
-                <w:sz w:val="16"/>
-              </w:rPr>
-              <w:t>mufa polipropilena avind diametrul exterior 25 mm</w:t>
-            </w:r>
-          </w:p>
-        </w:tc>
-        <w:tc>
-          <w:tcPr>
-            <w:tcW w:type="dxa" w:w="454"/>
-          </w:tcPr>
-          <w:p>
-            <w:r>
-              <w:rPr>
-                <w:b w:val="0"/>
-                <w:sz w:val="16"/>
-              </w:rPr>
-              <w:t>buc</w:t>
-            </w:r>
-          </w:p>
-        </w:tc>
-        <w:tc>
-          <w:tcPr>
-            <w:tcW w:type="dxa" w:w="680"/>
-          </w:tcPr>
-          <w:p>
-            <w:r>
-              <w:rPr>
-                <w:b w:val="0"/>
-                <w:color w:val="CC0000"/>
-                <w:sz w:val="16"/>
-              </w:rPr>
-              <w:t>2.45</w:t>
-            </w:r>
-          </w:p>
-        </w:tc>
-        <w:tc>
-          <w:tcPr>
-            <w:tcW w:type="dxa" w:w="850"/>
-          </w:tcPr>
-          <w:p>
-            <w:r>
-              <w:rPr>
-                <w:b w:val="0"/>
-                <w:sz w:val="16"/>
-              </w:rPr>
-              <w:t>$6719478</w:t>
-            </w:r>
-          </w:p>
-        </w:tc>
-        <w:tc>
-          <w:tcPr>
-            <w:tcW w:type="dxa" w:w="1984"/>
-          </w:tcPr>
-          <w:p>
-            <w:r>
-              <w:rPr>
-                <w:b w:val="0"/>
-                <w:sz w:val="16"/>
-              </w:rPr>
-              <w:t>mufa polipropilena avind diametrul exterior 25 mm</w:t>
-            </w:r>
-          </w:p>
-        </w:tc>
-        <w:tc>
-          <w:tcPr>
-            <w:tcW w:type="dxa" w:w="454"/>
-          </w:tcPr>
-          <w:p>
-            <w:r>
-              <w:rPr>
-                <w:b w:val="0"/>
-                <w:sz w:val="16"/>
-              </w:rPr>
-              <w:t>buc</w:t>
-            </w:r>
-          </w:p>
-        </w:tc>
-        <w:tc>
-          <w:tcPr>
-            <w:tcW w:type="dxa" w:w="680"/>
-          </w:tcPr>
-          <w:p>
-            <w:r>
-              <w:rPr>
-                <w:b w:val="0"/>
-                <w:color w:val="CC0000"/>
-                <w:sz w:val="16"/>
-              </w:rPr>
-              <w:t>7.0</w:t>
-            </w:r>
-          </w:p>
-        </w:tc>
-        <w:tc>
-          <w:tcPr>
-            <w:tcW w:type="dxa" w:w="3572"/>
-          </w:tcPr>
-          <w:p>
-            <w:r>
-              <w:rPr>
-                <w:b w:val="0"/>
-                <w:color w:val="CC0000"/>
-                <w:sz w:val="16"/>
-              </w:rPr>
-              <w:t>Cantitate diferită: referință 2.45 buc, ofertat 7.0 buc</w:t>
+              <w:t>Articol lipsă din ofertă</w:t>
             </w:r>
           </w:p>
         </w:tc>
@@ -9693,7 +9172,7 @@
                 <w:color w:val="000000"/>
                 <w:sz w:val="18"/>
               </w:rPr>
-              <w:t>Neconformitati: 8 din 47 articole ref.</w:t>
+              <w:t>Neconformitati: 2 din 76 articole ref.</w:t>
             </w:r>
           </w:p>
         </w:tc>
@@ -9739,7 +9218,7 @@
                 <w:color w:val="000000"/>
                 <w:sz w:val="18"/>
               </w:rPr>
-              <w:t>47</w:t>
+              <w:t>76</w:t>
             </w:r>
           </w:p>
         </w:tc>
@@ -9776,7 +9255,7 @@
                 <w:color w:val="000000"/>
                 <w:sz w:val="18"/>
               </w:rPr>
-              <w:t>47</w:t>
+              <w:t>75</w:t>
             </w:r>
           </w:p>
         </w:tc>
@@ -9803,7 +9282,7 @@
                 <w:b/>
                 <w:sz w:val="18"/>
               </w:rPr>
-              <w:t>Capitol de lucrări 3.4 — INSTALATII TERMICE  │  LIPSA: 1  │  EXTRA: 0  │  Delta: -1</w:t>
+              <w:t>Capitol de lucrări 4.1 — INSTALATII SANITARE  │  LIPSA: 0  │  EXTRA: 0  │  Delta: 0 ✓</w:t>
             </w:r>
           </w:p>
         </w:tc>
@@ -9819,7 +9298,7 @@
                 <w:b w:val="0"/>
                 <w:sz w:val="16"/>
               </w:rPr>
-              <w:t>62</w:t>
+              <w:t>58</w:t>
             </w:r>
           </w:p>
         </w:tc>
@@ -9833,7 +9312,7 @@
                 <w:b w:val="0"/>
                 <w:sz w:val="16"/>
               </w:rPr>
-              <w:t>3.4 - INSTALATII TERMICE</w:t>
+              <w:t>4.1 - INSTALATII SANITARE</w:t>
             </w:r>
           </w:p>
         </w:tc>
@@ -9847,7 +9326,7 @@
                 <w:b w:val="0"/>
                 <w:sz w:val="16"/>
               </w:rPr>
-              <w:t>$6719498</w:t>
+              <w:t>$500003336</w:t>
             </w:r>
           </w:p>
         </w:tc>
@@ -9861,7 +9340,7 @@
                 <w:b w:val="0"/>
                 <w:sz w:val="16"/>
               </w:rPr>
-              <w:t>teu din polipropilena avind diametrul 63 mm</w:t>
+              <w:t>coloana camin pe, d = 1100</w:t>
             </w:r>
           </w:p>
         </w:tc>
@@ -9890,7 +9369,7 @@
                 <w:color w:val="CC0000"/>
                 <w:sz w:val="16"/>
               </w:rPr>
-              <w:t>22.5</w:t>
+              <w:t>7.14</w:t>
             </w:r>
           </w:p>
         </w:tc>
@@ -9904,7 +9383,7 @@
                 <w:b w:val="0"/>
                 <w:sz w:val="16"/>
               </w:rPr>
-              <w:t>$6719498</w:t>
+              <w:t>$500003336</w:t>
             </w:r>
           </w:p>
         </w:tc>
@@ -9918,7 +9397,7 @@
                 <w:b w:val="0"/>
                 <w:sz w:val="16"/>
               </w:rPr>
-              <w:t>teu din polipropilena avind diametrul 63 mm</w:t>
+              <w:t>coloana camin pe, d = 1100</w:t>
             </w:r>
           </w:p>
         </w:tc>
@@ -9947,7 +9426,7 @@
                 <w:color w:val="CC0000"/>
                 <w:sz w:val="16"/>
               </w:rPr>
-              <w:t>20.0</w:t>
+              <w:t>7.0</w:t>
             </w:r>
           </w:p>
         </w:tc>
@@ -9962,143 +9441,7 @@
                 <w:color w:val="CC0000"/>
                 <w:sz w:val="16"/>
               </w:rPr>
-              <w:t>Cantitate diferită: referință 22.5 buc, ofertat 20.0 buc</w:t>
-            </w:r>
-          </w:p>
-        </w:tc>
-      </w:tr>
-      <w:tr>
-        <w:tc>
-          <w:tcPr>
-            <w:tcW w:type="dxa" w:w="397"/>
-            <w:shd w:fill="FFB3B3" w:val="clear"/>
-          </w:tcPr>
-          <w:p>
-            <w:r>
-              <w:rPr>
-                <w:b w:val="0"/>
-                <w:sz w:val="16"/>
-              </w:rPr>
-              <w:t>63</w:t>
-            </w:r>
-          </w:p>
-        </w:tc>
-        <w:tc>
-          <w:tcPr>
-            <w:tcW w:type="dxa" w:w="1701"/>
-            <w:shd w:fill="FFB3B3" w:val="clear"/>
-          </w:tcPr>
-          <w:p>
-            <w:r>
-              <w:rPr>
-                <w:b w:val="0"/>
-                <w:sz w:val="16"/>
-              </w:rPr>
-              <w:t>3.4 - INSTALATII TERMICE</w:t>
-            </w:r>
-          </w:p>
-        </w:tc>
-        <w:tc>
-          <w:tcPr>
-            <w:tcW w:type="dxa" w:w="850"/>
-            <w:shd w:fill="FFB3B3" w:val="clear"/>
-          </w:tcPr>
-          <w:p>
-            <w:r>
-              <w:rPr>
-                <w:b w:val="0"/>
-                <w:sz w:val="16"/>
-              </w:rPr>
-              <w:t>$7801794</w:t>
-            </w:r>
-          </w:p>
-        </w:tc>
-        <w:tc>
-          <w:tcPr>
-            <w:tcW w:type="dxa" w:w="1984"/>
-            <w:shd w:fill="FFB3B3" w:val="clear"/>
-          </w:tcPr>
-          <w:p>
-            <w:r>
-              <w:rPr>
-                <w:b w:val="0"/>
-                <w:sz w:val="16"/>
-              </w:rPr>
-              <w:t>filtru magnetita euroacque tip hx 1' 1/4</w:t>
-            </w:r>
-          </w:p>
-        </w:tc>
-        <w:tc>
-          <w:tcPr>
-            <w:tcW w:type="dxa" w:w="454"/>
-            <w:shd w:fill="FFB3B3" w:val="clear"/>
-          </w:tcPr>
-          <w:p>
-            <w:r>
-              <w:rPr>
-                <w:b w:val="0"/>
-                <w:sz w:val="16"/>
-              </w:rPr>
-              <w:t>buc</w:t>
-            </w:r>
-          </w:p>
-        </w:tc>
-        <w:tc>
-          <w:tcPr>
-            <w:tcW w:type="dxa" w:w="680"/>
-            <w:shd w:fill="FFB3B3" w:val="clear"/>
-          </w:tcPr>
-          <w:p>
-            <w:r>
-              <w:rPr>
-                <w:b w:val="0"/>
-                <w:sz w:val="16"/>
-              </w:rPr>
-              <w:t>2.0</w:t>
-            </w:r>
-          </w:p>
-        </w:tc>
-        <w:tc>
-          <w:tcPr>
-            <w:tcW w:type="dxa" w:w="850"/>
-            <w:shd w:fill="FFB3B3" w:val="clear"/>
-          </w:tcPr>
-          <w:p/>
-        </w:tc>
-        <w:tc>
-          <w:tcPr>
-            <w:tcW w:type="dxa" w:w="1984"/>
-            <w:shd w:fill="FFB3B3" w:val="clear"/>
-          </w:tcPr>
-          <w:p/>
-        </w:tc>
-        <w:tc>
-          <w:tcPr>
-            <w:tcW w:type="dxa" w:w="454"/>
-            <w:shd w:fill="FFB3B3" w:val="clear"/>
-          </w:tcPr>
-          <w:p/>
-        </w:tc>
-        <w:tc>
-          <w:tcPr>
-            <w:tcW w:type="dxa" w:w="680"/>
-            <w:shd w:fill="FFB3B3" w:val="clear"/>
-          </w:tcPr>
-          <w:p/>
-        </w:tc>
-        <w:tc>
-          <w:tcPr>
-            <w:tcW w:type="dxa" w:w="3572"/>
-            <w:shd w:fill="FFB3B3" w:val="clear"/>
-          </w:tcPr>
-          <w:p>
-            <w:r>
-              <w:rPr>
-                <w:b w:val="0"/>
-                <w:color w:val="CC0000"/>
-                <w:sz w:val="16"/>
-              </w:rPr>
-              <w:t>Articol lipsă din ofertă</w:t>
+              <w:t>Cantitate diferită: referință 7.14 buc, ofertat 7.0 buc</w:t>
             </w:r>
           </w:p>
         </w:tc>
@@ -10138,7 +9481,7 @@
                 <w:color w:val="000000"/>
                 <w:sz w:val="18"/>
               </w:rPr>
-              <w:t>Neconformitati: 2 din 76 articole ref.</w:t>
+              <w:t>Neconformitati: 1 din 29 articole ref.</w:t>
             </w:r>
           </w:p>
         </w:tc>
@@ -10184,7 +9527,7 @@
                 <w:color w:val="000000"/>
                 <w:sz w:val="18"/>
               </w:rPr>
-              <w:t>76</w:t>
+              <w:t>29</w:t>
             </w:r>
           </w:p>
         </w:tc>
@@ -10221,7 +9564,7 @@
                 <w:color w:val="000000"/>
                 <w:sz w:val="18"/>
               </w:rPr>
-              <w:t>75</w:t>
+              <w:t>29</w:t>
             </w:r>
           </w:p>
         </w:tc>
@@ -10248,7 +9591,7 @@
                 <w:b/>
                 <w:sz w:val="18"/>
               </w:rPr>
-              <w:t>Capitol de lucrări 4.1 — INSTALATII SANITARE  │  LIPSA: 0  │  EXTRA: 0  │  Delta: 0 ✓</w:t>
+              <w:t>Capitol de lucrări 9.1 — MONTAJ ECHIPAMENTE  │  LIPSA: 2  │  EXTRA: 10  │  Delta: +8</w:t>
             </w:r>
           </w:p>
         </w:tc>
@@ -10264,7 +9607,7 @@
                 <w:b w:val="0"/>
                 <w:sz w:val="16"/>
               </w:rPr>
-              <w:t>65</w:t>
+              <w:t>60</w:t>
             </w:r>
           </w:p>
         </w:tc>
@@ -10278,7 +9621,7 @@
                 <w:b w:val="0"/>
                 <w:sz w:val="16"/>
               </w:rPr>
-              <w:t>4.1 - INSTALATII SANITARE</w:t>
+              <w:t>9.1 - MONTAJ ECHIPAMENTE</w:t>
             </w:r>
           </w:p>
         </w:tc>
@@ -10292,7 +9635,7 @@
                 <w:b w:val="0"/>
                 <w:sz w:val="16"/>
               </w:rPr>
-              <w:t>$003336</w:t>
+              <w:t>EF03A01</w:t>
             </w:r>
           </w:p>
         </w:tc>
@@ -10306,7 +9649,7 @@
                 <w:b w:val="0"/>
                 <w:sz w:val="16"/>
               </w:rPr>
-              <w:t>coloana camin pe, d = 1100</w:t>
+              <w:t>montare sistem panouri fotovoltaice 20kw trifaz...</w:t>
             </w:r>
           </w:p>
         </w:tc>
@@ -10335,7 +9678,7 @@
                 <w:color w:val="CC0000"/>
                 <w:sz w:val="16"/>
               </w:rPr>
-              <w:t>7.14</w:t>
+              <w:t>1.0</w:t>
             </w:r>
           </w:p>
         </w:tc>
@@ -10349,7 +9692,7 @@
                 <w:b w:val="0"/>
                 <w:sz w:val="16"/>
               </w:rPr>
-              <w:t>$003336</w:t>
+              <w:t>EF03A01</w:t>
             </w:r>
           </w:p>
         </w:tc>
@@ -10363,7 +9706,7 @@
                 <w:b w:val="0"/>
                 <w:sz w:val="16"/>
               </w:rPr>
-              <w:t>coloana camin pe, d = 1100</w:t>
+              <w:t>montare sistem panouri fotovoltaice 20kw - trif...</w:t>
             </w:r>
           </w:p>
         </w:tc>
@@ -10392,7 +9735,7 @@
                 <w:color w:val="CC0000"/>
                 <w:sz w:val="16"/>
               </w:rPr>
-              <w:t>7.0</w:t>
+              <w:t>2.0</w:t>
             </w:r>
           </w:p>
         </w:tc>
@@ -10407,7 +9750,7 @@
                 <w:color w:val="CC0000"/>
                 <w:sz w:val="16"/>
               </w:rPr>
-              <w:t>Cantitate diferită: referință 7.14 buc, ofertat 7.0 buc</w:t>
+              <w:t>Cantitate diferită: referință 1.0 buc, ofertat 2.0 buc</w:t>
             </w:r>
           </w:p>
         </w:tc>
@@ -10417,147 +9760,315 @@
           <w:tcPr>
             <w:tcW w:type="dxa" w:w="397"/>
           </w:tcPr>
-          <w:p/>
+          <w:p>
+            <w:r>
+              <w:rPr>
+                <w:b w:val="0"/>
+                <w:sz w:val="16"/>
+              </w:rPr>
+              <w:t>61</w:t>
+            </w:r>
+          </w:p>
         </w:tc>
         <w:tc>
           <w:tcPr>
             <w:tcW w:type="dxa" w:w="1701"/>
-            <w:shd w:fill="D9D9D9" w:val="clear"/>
-          </w:tcPr>
-          <w:p>
-            <w:r>
-              <w:rPr>
-                <w:b/>
-                <w:color w:val="000000"/>
-                <w:sz w:val="18"/>
-              </w:rPr>
-              <w:t>SUMAR</w:t>
+          </w:tcPr>
+          <w:p>
+            <w:r>
+              <w:rPr>
+                <w:b w:val="0"/>
+                <w:sz w:val="16"/>
+              </w:rPr>
+              <w:t>9.1 - MONTAJ ECHIPAMENTE</w:t>
             </w:r>
           </w:p>
         </w:tc>
         <w:tc>
           <w:tcPr>
             <w:tcW w:type="dxa" w:w="850"/>
-            <w:shd w:fill="D9D9D9" w:val="clear"/>
-          </w:tcPr>
-          <w:p>
-            <w:r>
-              <w:rPr>
-                <w:b/>
-                <w:color w:val="000000"/>
-                <w:sz w:val="18"/>
-              </w:rPr>
-              <w:t>Neconformitati: 1 din 28 articole ref.</w:t>
+          </w:tcPr>
+          <w:p>
+            <w:r>
+              <w:rPr>
+                <w:b w:val="0"/>
+                <w:sz w:val="16"/>
+              </w:rPr>
+              <w:t>ID03A01</w:t>
             </w:r>
           </w:p>
         </w:tc>
         <w:tc>
           <w:tcPr>
             <w:tcW w:type="dxa" w:w="1984"/>
-            <w:shd w:fill="D9D9D9" w:val="clear"/>
-          </w:tcPr>
-          <w:p>
-            <w:r/>
+          </w:tcPr>
+          <w:p>
+            <w:r>
+              <w:rPr>
+                <w:b w:val="0"/>
+                <w:sz w:val="16"/>
+              </w:rPr>
+              <w:t>montare pompa caldura inverter incalzire- racir...</w:t>
+            </w:r>
           </w:p>
         </w:tc>
         <w:tc>
           <w:tcPr>
             <w:tcW w:type="dxa" w:w="454"/>
-            <w:shd w:fill="D9D9D9" w:val="clear"/>
-          </w:tcPr>
-          <w:p>
-            <w:r/>
+          </w:tcPr>
+          <w:p>
+            <w:r>
+              <w:rPr>
+                <w:b w:val="0"/>
+                <w:sz w:val="16"/>
+              </w:rPr>
+              <w:t>buc</w:t>
+            </w:r>
           </w:p>
         </w:tc>
         <w:tc>
           <w:tcPr>
             <w:tcW w:type="dxa" w:w="680"/>
-            <w:shd w:fill="D9D9D9" w:val="clear"/>
-          </w:tcPr>
-          <w:p>
-            <w:r/>
+          </w:tcPr>
+          <w:p>
+            <w:r>
+              <w:rPr>
+                <w:b w:val="0"/>
+                <w:color w:val="CC0000"/>
+                <w:sz w:val="16"/>
+              </w:rPr>
+              <w:t>9.0</w:t>
+            </w:r>
           </w:p>
         </w:tc>
         <w:tc>
           <w:tcPr>
             <w:tcW w:type="dxa" w:w="850"/>
-            <w:shd w:fill="D9D9D9" w:val="clear"/>
-          </w:tcPr>
-          <w:p>
-            <w:pPr>
-              <w:jc w:val="center"/>
-            </w:pPr>
-            <w:r>
-              <w:rPr>
-                <w:b/>
-                <w:color w:val="000000"/>
-                <w:sz w:val="18"/>
-              </w:rPr>
-              <w:t>28</w:t>
+          </w:tcPr>
+          <w:p>
+            <w:r>
+              <w:rPr>
+                <w:b w:val="0"/>
+                <w:sz w:val="16"/>
+              </w:rPr>
+              <w:t>ID03A01</w:t>
             </w:r>
           </w:p>
         </w:tc>
         <w:tc>
           <w:tcPr>
             <w:tcW w:type="dxa" w:w="1984"/>
-            <w:shd w:fill="D9D9D9" w:val="clear"/>
-          </w:tcPr>
-          <w:p>
-            <w:r/>
+          </w:tcPr>
+          <w:p>
+            <w:r>
+              <w:rPr>
+                <w:b w:val="0"/>
+                <w:sz w:val="16"/>
+              </w:rPr>
+              <w:t>montare pompa caldura inverter incalzire- racir...</w:t>
+            </w:r>
           </w:p>
         </w:tc>
         <w:tc>
           <w:tcPr>
             <w:tcW w:type="dxa" w:w="454"/>
-            <w:shd w:fill="D9D9D9" w:val="clear"/>
-          </w:tcPr>
-          <w:p>
-            <w:r/>
+          </w:tcPr>
+          <w:p>
+            <w:r>
+              <w:rPr>
+                <w:b w:val="0"/>
+                <w:sz w:val="16"/>
+              </w:rPr>
+              <w:t>buc</w:t>
+            </w:r>
           </w:p>
         </w:tc>
         <w:tc>
           <w:tcPr>
             <w:tcW w:type="dxa" w:w="680"/>
-            <w:shd w:fill="D9D9D9" w:val="clear"/>
-          </w:tcPr>
-          <w:p>
-            <w:pPr>
-              <w:jc w:val="center"/>
-            </w:pPr>
-            <w:r>
-              <w:rPr>
-                <w:b/>
-                <w:color w:val="000000"/>
-                <w:sz w:val="18"/>
-              </w:rPr>
-              <w:t>28</w:t>
+          </w:tcPr>
+          <w:p>
+            <w:r>
+              <w:rPr>
+                <w:b w:val="0"/>
+                <w:color w:val="CC0000"/>
+                <w:sz w:val="16"/>
+              </w:rPr>
+              <w:t>11.0</w:t>
             </w:r>
           </w:p>
         </w:tc>
         <w:tc>
           <w:tcPr>
             <w:tcW w:type="dxa" w:w="3572"/>
-            <w:shd w:fill="D9D9D9" w:val="clear"/>
-          </w:tcPr>
-          <w:p>
-            <w:r/>
+          </w:tcPr>
+          <w:p>
+            <w:r>
+              <w:rPr>
+                <w:b w:val="0"/>
+                <w:color w:val="CC0000"/>
+                <w:sz w:val="16"/>
+              </w:rPr>
+              <w:t>Cantitate diferită: referință 9.0 buc, ofertat 11.0 buc</w:t>
+            </w:r>
           </w:p>
         </w:tc>
       </w:tr>
       <w:tr>
         <w:tc>
           <w:tcPr>
+            <w:tcW w:type="dxa" w:w="397"/>
+          </w:tcPr>
+          <w:p>
+            <w:r>
+              <w:rPr>
+                <w:b w:val="0"/>
+                <w:sz w:val="16"/>
+              </w:rPr>
+              <w:t>62</w:t>
+            </w:r>
+          </w:p>
+        </w:tc>
+        <w:tc>
+          <w:tcPr>
+            <w:tcW w:type="dxa" w:w="1701"/>
+          </w:tcPr>
+          <w:p>
+            <w:r>
+              <w:rPr>
+                <w:b w:val="0"/>
+                <w:sz w:val="16"/>
+              </w:rPr>
+              <w:t>9.1 - MONTAJ ECHIPAMENTE</w:t>
+            </w:r>
+          </w:p>
+        </w:tc>
+        <w:tc>
+          <w:tcPr>
+            <w:tcW w:type="dxa" w:w="850"/>
+          </w:tcPr>
+          <w:p>
+            <w:r>
+              <w:rPr>
+                <w:b w:val="0"/>
+                <w:sz w:val="16"/>
+              </w:rPr>
+              <w:t>IB05A01</w:t>
+            </w:r>
+          </w:p>
+        </w:tc>
+        <w:tc>
+          <w:tcPr>
+            <w:tcW w:type="dxa" w:w="1984"/>
+          </w:tcPr>
+          <w:p>
+            <w:r>
+              <w:rPr>
+                <w:b w:val="0"/>
+                <w:sz w:val="16"/>
+              </w:rPr>
+              <w:t>montare ventiloconvector crc 73 carcasat</w:t>
+            </w:r>
+          </w:p>
+        </w:tc>
+        <w:tc>
+          <w:tcPr>
+            <w:tcW w:type="dxa" w:w="454"/>
+          </w:tcPr>
+          <w:p>
+            <w:r>
+              <w:rPr>
+                <w:b w:val="0"/>
+                <w:sz w:val="16"/>
+              </w:rPr>
+              <w:t>buc</w:t>
+            </w:r>
+          </w:p>
+        </w:tc>
+        <w:tc>
+          <w:tcPr>
+            <w:tcW w:type="dxa" w:w="680"/>
+          </w:tcPr>
+          <w:p>
+            <w:r>
+              <w:rPr>
+                <w:b w:val="0"/>
+                <w:color w:val="CC0000"/>
+                <w:sz w:val="16"/>
+              </w:rPr>
+              <w:t>13.0</w:t>
+            </w:r>
+          </w:p>
+        </w:tc>
+        <w:tc>
+          <w:tcPr>
+            <w:tcW w:type="dxa" w:w="850"/>
+          </w:tcPr>
+          <w:p>
+            <w:r>
+              <w:rPr>
+                <w:b w:val="0"/>
+                <w:sz w:val="16"/>
+              </w:rPr>
+              <w:t>IB05A01</w:t>
+            </w:r>
+          </w:p>
+        </w:tc>
+        <w:tc>
+          <w:tcPr>
+            <w:tcW w:type="dxa" w:w="1984"/>
+          </w:tcPr>
+          <w:p>
+            <w:r>
+              <w:rPr>
+                <w:b w:val="0"/>
+                <w:sz w:val="16"/>
+              </w:rPr>
+              <w:t>monater ventiloconvector crc 13 mv carcasat, de...</w:t>
+            </w:r>
+          </w:p>
+        </w:tc>
+        <w:tc>
+          <w:tcPr>
+            <w:tcW w:type="dxa" w:w="454"/>
+          </w:tcPr>
+          <w:p>
+            <w:r>
+              <w:rPr>
+                <w:b w:val="0"/>
+                <w:sz w:val="16"/>
+              </w:rPr>
+              <w:t>buc</w:t>
+            </w:r>
+          </w:p>
+        </w:tc>
+        <w:tc>
+          <w:tcPr>
+            <w:tcW w:type="dxa" w:w="680"/>
+          </w:tcPr>
+          <w:p>
+            <w:r>
+              <w:rPr>
+                <w:b w:val="0"/>
+                <w:color w:val="CC0000"/>
+                <w:sz w:val="16"/>
+              </w:rPr>
+              <w:t>1.0</w:t>
+            </w:r>
+          </w:p>
+        </w:tc>
+        <w:tc>
+          <w:tcPr>
             <w:tcW w:type="dxa" w:w="3572"/>
-            <w:gridSpan w:val="11"/>
-            <w:shd w:fill="D9D9D9" w:val="clear"/>
-          </w:tcPr>
-          <w:p>
-            <w:r>
-              <w:rPr>
-                <w:b/>
-                <w:sz w:val="18"/>
-              </w:rPr>
-              <w:t>Capitol de lucrări 9.1 — MONTAJ ECHIPAMENTE  │  LIPSA: 2  │  EXTRA: 10  │  Delta: +8</w:t>
+          </w:tcPr>
+          <w:p>
+            <w:r>
+              <w:rPr>
+                <w:b w:val="0"/>
+                <w:color w:val="CC0000"/>
+                <w:sz w:val="16"/>
+              </w:rPr>
+              <w:t>Cantitate diferită: referință 13.0 buc, ofertat 1.0 buc</w:t>
             </w:r>
           </w:p>
         </w:tc>
@@ -10573,7 +10084,7 @@
                 <w:b w:val="0"/>
                 <w:sz w:val="16"/>
               </w:rPr>
-              <w:t>67</w:t>
+              <w:t>63</w:t>
             </w:r>
           </w:p>
         </w:tc>
@@ -10601,7 +10112,7 @@
                 <w:b w:val="0"/>
                 <w:sz w:val="16"/>
               </w:rPr>
-              <w:t>EF03A01</w:t>
+              <w:t>FG02A01</w:t>
             </w:r>
           </w:p>
         </w:tc>
@@ -10615,7 +10126,7 @@
                 <w:b w:val="0"/>
                 <w:sz w:val="16"/>
               </w:rPr>
-              <w:t>montare sistem panouri fotovoltaice 20kw trifaz...</w:t>
+              <w:t>montare termostat ventiloconvector</w:t>
             </w:r>
           </w:p>
         </w:tc>
@@ -10644,7 +10155,7 @@
                 <w:color w:val="CC0000"/>
                 <w:sz w:val="16"/>
               </w:rPr>
-              <w:t>1.0</w:t>
+              <w:t>15.0</w:t>
             </w:r>
           </w:p>
         </w:tc>
@@ -10658,7 +10169,7 @@
                 <w:b w:val="0"/>
                 <w:sz w:val="16"/>
               </w:rPr>
-              <w:t>EF03A01</w:t>
+              <w:t>FG02A01</w:t>
             </w:r>
           </w:p>
         </w:tc>
@@ -10672,7 +10183,7 @@
                 <w:b w:val="0"/>
                 <w:sz w:val="16"/>
               </w:rPr>
-              <w:t>montare sistem panouri fotovoltaice 20kw - trif...</w:t>
+              <w:t>montare termostat camera</w:t>
             </w:r>
           </w:p>
         </w:tc>
@@ -10701,7 +10212,7 @@
                 <w:color w:val="CC0000"/>
                 <w:sz w:val="16"/>
               </w:rPr>
-              <w:t>2.0</w:t>
+              <w:t>18.0</w:t>
             </w:r>
           </w:p>
         </w:tc>
@@ -10716,7 +10227,7 @@
                 <w:color w:val="CC0000"/>
                 <w:sz w:val="16"/>
               </w:rPr>
-              <w:t>Cantitate diferită: referință 1.0 buc, ofertat 2.0 buc</w:t>
+              <w:t>Cantitate diferită: referință 15.0 buc, ofertat 18.0 buc</w:t>
             </w:r>
           </w:p>
         </w:tc>
@@ -10725,20 +10236,22 @@
         <w:tc>
           <w:tcPr>
             <w:tcW w:type="dxa" w:w="397"/>
-          </w:tcPr>
-          <w:p>
-            <w:r>
-              <w:rPr>
-                <w:b w:val="0"/>
-                <w:sz w:val="16"/>
-              </w:rPr>
-              <w:t>68</w:t>
+            <w:shd w:fill="FFB3B3" w:val="clear"/>
+          </w:tcPr>
+          <w:p>
+            <w:r>
+              <w:rPr>
+                <w:b w:val="0"/>
+                <w:sz w:val="16"/>
+              </w:rPr>
+              <w:t>64</w:t>
             </w:r>
           </w:p>
         </w:tc>
         <w:tc>
           <w:tcPr>
             <w:tcW w:type="dxa" w:w="1701"/>
+            <w:shd w:fill="FFB3B3" w:val="clear"/>
           </w:tcPr>
           <w:p>
             <w:r>
@@ -10753,34 +10266,37 @@
         <w:tc>
           <w:tcPr>
             <w:tcW w:type="dxa" w:w="850"/>
-          </w:tcPr>
-          <w:p>
-            <w:r>
-              <w:rPr>
-                <w:b w:val="0"/>
-                <w:sz w:val="16"/>
-              </w:rPr>
-              <w:t>ID03A01</w:t>
+            <w:shd w:fill="FFB3B3" w:val="clear"/>
+          </w:tcPr>
+          <w:p>
+            <w:r>
+              <w:rPr>
+                <w:b w:val="0"/>
+                <w:sz w:val="16"/>
+              </w:rPr>
+              <w:t>ID07A01</w:t>
             </w:r>
           </w:p>
         </w:tc>
         <w:tc>
           <w:tcPr>
             <w:tcW w:type="dxa" w:w="1984"/>
-          </w:tcPr>
-          <w:p>
-            <w:r>
-              <w:rPr>
-                <w:b w:val="0"/>
-                <w:sz w:val="16"/>
-              </w:rPr>
-              <w:t>montare pompa caldura inverter incalzire- racir...</w:t>
+            <w:shd w:fill="FFB3B3" w:val="clear"/>
+          </w:tcPr>
+          <w:p>
+            <w:r>
+              <w:rPr>
+                <w:b w:val="0"/>
+                <w:sz w:val="16"/>
+              </w:rPr>
+              <w:t>montare sistem solar</w:t>
             </w:r>
           </w:p>
         </w:tc>
         <w:tc>
           <w:tcPr>
             <w:tcW w:type="dxa" w:w="454"/>
+            <w:shd w:fill="FFB3B3" w:val="clear"/>
           </w:tcPr>
           <w:p>
             <w:r>
@@ -10795,6 +10311,50 @@
         <w:tc>
           <w:tcPr>
             <w:tcW w:type="dxa" w:w="680"/>
+            <w:shd w:fill="FFB3B3" w:val="clear"/>
+          </w:tcPr>
+          <w:p>
+            <w:r>
+              <w:rPr>
+                <w:b w:val="0"/>
+                <w:sz w:val="16"/>
+              </w:rPr>
+              <w:t>1.0</w:t>
+            </w:r>
+          </w:p>
+        </w:tc>
+        <w:tc>
+          <w:tcPr>
+            <w:tcW w:type="dxa" w:w="850"/>
+            <w:shd w:fill="FFB3B3" w:val="clear"/>
+          </w:tcPr>
+          <w:p/>
+        </w:tc>
+        <w:tc>
+          <w:tcPr>
+            <w:tcW w:type="dxa" w:w="1984"/>
+            <w:shd w:fill="FFB3B3" w:val="clear"/>
+          </w:tcPr>
+          <w:p/>
+        </w:tc>
+        <w:tc>
+          <w:tcPr>
+            <w:tcW w:type="dxa" w:w="454"/>
+            <w:shd w:fill="FFB3B3" w:val="clear"/>
+          </w:tcPr>
+          <w:p/>
+        </w:tc>
+        <w:tc>
+          <w:tcPr>
+            <w:tcW w:type="dxa" w:w="680"/>
+            <w:shd w:fill="FFB3B3" w:val="clear"/>
+          </w:tcPr>
+          <w:p/>
+        </w:tc>
+        <w:tc>
+          <w:tcPr>
+            <w:tcW w:type="dxa" w:w="3572"/>
+            <w:shd w:fill="FFB3B3" w:val="clear"/>
           </w:tcPr>
           <w:p>
             <w:r>
@@ -10803,79 +10363,7 @@
                 <w:color w:val="CC0000"/>
                 <w:sz w:val="16"/>
               </w:rPr>
-              <w:t>9.0</w:t>
-            </w:r>
-          </w:p>
-        </w:tc>
-        <w:tc>
-          <w:tcPr>
-            <w:tcW w:type="dxa" w:w="850"/>
-          </w:tcPr>
-          <w:p>
-            <w:r>
-              <w:rPr>
-                <w:b w:val="0"/>
-                <w:sz w:val="16"/>
-              </w:rPr>
-              <w:t>ID03A01</w:t>
-            </w:r>
-          </w:p>
-        </w:tc>
-        <w:tc>
-          <w:tcPr>
-            <w:tcW w:type="dxa" w:w="1984"/>
-          </w:tcPr>
-          <w:p>
-            <w:r>
-              <w:rPr>
-                <w:b w:val="0"/>
-                <w:sz w:val="16"/>
-              </w:rPr>
-              <w:t>montare pompa caldura inverter incalzire- racir...</w:t>
-            </w:r>
-          </w:p>
-        </w:tc>
-        <w:tc>
-          <w:tcPr>
-            <w:tcW w:type="dxa" w:w="454"/>
-          </w:tcPr>
-          <w:p>
-            <w:r>
-              <w:rPr>
-                <w:b w:val="0"/>
-                <w:sz w:val="16"/>
-              </w:rPr>
-              <w:t>buc</w:t>
-            </w:r>
-          </w:p>
-        </w:tc>
-        <w:tc>
-          <w:tcPr>
-            <w:tcW w:type="dxa" w:w="680"/>
-          </w:tcPr>
-          <w:p>
-            <w:r>
-              <w:rPr>
-                <w:b w:val="0"/>
-                <w:color w:val="CC0000"/>
-                <w:sz w:val="16"/>
-              </w:rPr>
-              <w:t>11.0</w:t>
-            </w:r>
-          </w:p>
-        </w:tc>
-        <w:tc>
-          <w:tcPr>
-            <w:tcW w:type="dxa" w:w="3572"/>
-          </w:tcPr>
-          <w:p>
-            <w:r>
-              <w:rPr>
-                <w:b w:val="0"/>
-                <w:color w:val="CC0000"/>
-                <w:sz w:val="16"/>
-              </w:rPr>
-              <w:t>Cantitate diferită: referință 9.0 buc, ofertat 11.0 buc</w:t>
+              <w:t>Articol lipsă din ofertă</w:t>
             </w:r>
           </w:p>
         </w:tc>
@@ -10884,324 +10372,6 @@
         <w:tc>
           <w:tcPr>
             <w:tcW w:type="dxa" w:w="397"/>
-          </w:tcPr>
-          <w:p>
-            <w:r>
-              <w:rPr>
-                <w:b w:val="0"/>
-                <w:sz w:val="16"/>
-              </w:rPr>
-              <w:t>69</w:t>
-            </w:r>
-          </w:p>
-        </w:tc>
-        <w:tc>
-          <w:tcPr>
-            <w:tcW w:type="dxa" w:w="1701"/>
-          </w:tcPr>
-          <w:p>
-            <w:r>
-              <w:rPr>
-                <w:b w:val="0"/>
-                <w:sz w:val="16"/>
-              </w:rPr>
-              <w:t>9.1 - MONTAJ ECHIPAMENTE</w:t>
-            </w:r>
-          </w:p>
-        </w:tc>
-        <w:tc>
-          <w:tcPr>
-            <w:tcW w:type="dxa" w:w="850"/>
-          </w:tcPr>
-          <w:p>
-            <w:r>
-              <w:rPr>
-                <w:b w:val="0"/>
-                <w:sz w:val="16"/>
-              </w:rPr>
-              <w:t>IB05A01</w:t>
-            </w:r>
-          </w:p>
-        </w:tc>
-        <w:tc>
-          <w:tcPr>
-            <w:tcW w:type="dxa" w:w="1984"/>
-          </w:tcPr>
-          <w:p>
-            <w:r>
-              <w:rPr>
-                <w:b w:val="0"/>
-                <w:sz w:val="16"/>
-              </w:rPr>
-              <w:t>montare ventiloconvector crc 73 carcasat</w:t>
-            </w:r>
-          </w:p>
-        </w:tc>
-        <w:tc>
-          <w:tcPr>
-            <w:tcW w:type="dxa" w:w="454"/>
-          </w:tcPr>
-          <w:p>
-            <w:r>
-              <w:rPr>
-                <w:b w:val="0"/>
-                <w:sz w:val="16"/>
-              </w:rPr>
-              <w:t>buc</w:t>
-            </w:r>
-          </w:p>
-        </w:tc>
-        <w:tc>
-          <w:tcPr>
-            <w:tcW w:type="dxa" w:w="680"/>
-          </w:tcPr>
-          <w:p>
-            <w:r>
-              <w:rPr>
-                <w:b w:val="0"/>
-                <w:color w:val="CC0000"/>
-                <w:sz w:val="16"/>
-              </w:rPr>
-              <w:t>13.0</w:t>
-            </w:r>
-          </w:p>
-        </w:tc>
-        <w:tc>
-          <w:tcPr>
-            <w:tcW w:type="dxa" w:w="850"/>
-          </w:tcPr>
-          <w:p>
-            <w:r>
-              <w:rPr>
-                <w:b w:val="0"/>
-                <w:sz w:val="16"/>
-              </w:rPr>
-              <w:t>IB05A01</w:t>
-            </w:r>
-          </w:p>
-        </w:tc>
-        <w:tc>
-          <w:tcPr>
-            <w:tcW w:type="dxa" w:w="1984"/>
-          </w:tcPr>
-          <w:p>
-            <w:r>
-              <w:rPr>
-                <w:b w:val="0"/>
-                <w:sz w:val="16"/>
-              </w:rPr>
-              <w:t>monater ventiloconvector crc 13 mv carcasat, de...</w:t>
-            </w:r>
-          </w:p>
-        </w:tc>
-        <w:tc>
-          <w:tcPr>
-            <w:tcW w:type="dxa" w:w="454"/>
-          </w:tcPr>
-          <w:p>
-            <w:r>
-              <w:rPr>
-                <w:b w:val="0"/>
-                <w:sz w:val="16"/>
-              </w:rPr>
-              <w:t>buc</w:t>
-            </w:r>
-          </w:p>
-        </w:tc>
-        <w:tc>
-          <w:tcPr>
-            <w:tcW w:type="dxa" w:w="680"/>
-          </w:tcPr>
-          <w:p>
-            <w:r>
-              <w:rPr>
-                <w:b w:val="0"/>
-                <w:color w:val="CC0000"/>
-                <w:sz w:val="16"/>
-              </w:rPr>
-              <w:t>1.0</w:t>
-            </w:r>
-          </w:p>
-        </w:tc>
-        <w:tc>
-          <w:tcPr>
-            <w:tcW w:type="dxa" w:w="3572"/>
-          </w:tcPr>
-          <w:p>
-            <w:r>
-              <w:rPr>
-                <w:b w:val="0"/>
-                <w:color w:val="CC0000"/>
-                <w:sz w:val="16"/>
-              </w:rPr>
-              <w:t>Cantitate diferită: referință 13.0 buc, ofertat 1.0 buc</w:t>
-            </w:r>
-          </w:p>
-        </w:tc>
-      </w:tr>
-      <w:tr>
-        <w:tc>
-          <w:tcPr>
-            <w:tcW w:type="dxa" w:w="397"/>
-          </w:tcPr>
-          <w:p>
-            <w:r>
-              <w:rPr>
-                <w:b w:val="0"/>
-                <w:sz w:val="16"/>
-              </w:rPr>
-              <w:t>70</w:t>
-            </w:r>
-          </w:p>
-        </w:tc>
-        <w:tc>
-          <w:tcPr>
-            <w:tcW w:type="dxa" w:w="1701"/>
-          </w:tcPr>
-          <w:p>
-            <w:r>
-              <w:rPr>
-                <w:b w:val="0"/>
-                <w:sz w:val="16"/>
-              </w:rPr>
-              <w:t>9.1 - MONTAJ ECHIPAMENTE</w:t>
-            </w:r>
-          </w:p>
-        </w:tc>
-        <w:tc>
-          <w:tcPr>
-            <w:tcW w:type="dxa" w:w="850"/>
-          </w:tcPr>
-          <w:p>
-            <w:r>
-              <w:rPr>
-                <w:b w:val="0"/>
-                <w:sz w:val="16"/>
-              </w:rPr>
-              <w:t>FG02A01</w:t>
-            </w:r>
-          </w:p>
-        </w:tc>
-        <w:tc>
-          <w:tcPr>
-            <w:tcW w:type="dxa" w:w="1984"/>
-          </w:tcPr>
-          <w:p>
-            <w:r>
-              <w:rPr>
-                <w:b w:val="0"/>
-                <w:sz w:val="16"/>
-              </w:rPr>
-              <w:t>montare termostat ventiloconvector</w:t>
-            </w:r>
-          </w:p>
-        </w:tc>
-        <w:tc>
-          <w:tcPr>
-            <w:tcW w:type="dxa" w:w="454"/>
-          </w:tcPr>
-          <w:p>
-            <w:r>
-              <w:rPr>
-                <w:b w:val="0"/>
-                <w:sz w:val="16"/>
-              </w:rPr>
-              <w:t>buc</w:t>
-            </w:r>
-          </w:p>
-        </w:tc>
-        <w:tc>
-          <w:tcPr>
-            <w:tcW w:type="dxa" w:w="680"/>
-          </w:tcPr>
-          <w:p>
-            <w:r>
-              <w:rPr>
-                <w:b w:val="0"/>
-                <w:color w:val="CC0000"/>
-                <w:sz w:val="16"/>
-              </w:rPr>
-              <w:t>15.0</w:t>
-            </w:r>
-          </w:p>
-        </w:tc>
-        <w:tc>
-          <w:tcPr>
-            <w:tcW w:type="dxa" w:w="850"/>
-          </w:tcPr>
-          <w:p>
-            <w:r>
-              <w:rPr>
-                <w:b w:val="0"/>
-                <w:sz w:val="16"/>
-              </w:rPr>
-              <w:t>FG02A01</w:t>
-            </w:r>
-          </w:p>
-        </w:tc>
-        <w:tc>
-          <w:tcPr>
-            <w:tcW w:type="dxa" w:w="1984"/>
-          </w:tcPr>
-          <w:p>
-            <w:r>
-              <w:rPr>
-                <w:b w:val="0"/>
-                <w:sz w:val="16"/>
-              </w:rPr>
-              <w:t>montare termostat camera</w:t>
-            </w:r>
-          </w:p>
-        </w:tc>
-        <w:tc>
-          <w:tcPr>
-            <w:tcW w:type="dxa" w:w="454"/>
-          </w:tcPr>
-          <w:p>
-            <w:r>
-              <w:rPr>
-                <w:b w:val="0"/>
-                <w:sz w:val="16"/>
-              </w:rPr>
-              <w:t>buc</w:t>
-            </w:r>
-          </w:p>
-        </w:tc>
-        <w:tc>
-          <w:tcPr>
-            <w:tcW w:type="dxa" w:w="680"/>
-          </w:tcPr>
-          <w:p>
-            <w:r>
-              <w:rPr>
-                <w:b w:val="0"/>
-                <w:color w:val="CC0000"/>
-                <w:sz w:val="16"/>
-              </w:rPr>
-              <w:t>18.0</w:t>
-            </w:r>
-          </w:p>
-        </w:tc>
-        <w:tc>
-          <w:tcPr>
-            <w:tcW w:type="dxa" w:w="3572"/>
-          </w:tcPr>
-          <w:p>
-            <w:r>
-              <w:rPr>
-                <w:b w:val="0"/>
-                <w:color w:val="CC0000"/>
-                <w:sz w:val="16"/>
-              </w:rPr>
-              <w:t>Cantitate diferită: referință 15.0 buc, ofertat 18.0 buc</w:t>
-            </w:r>
-          </w:p>
-        </w:tc>
-      </w:tr>
-      <w:tr>
-        <w:tc>
-          <w:tcPr>
-            <w:tcW w:type="dxa" w:w="397"/>
             <w:shd w:fill="FFB3B3" w:val="clear"/>
           </w:tcPr>
           <w:p>
@@ -11210,143 +10380,7 @@
                 <w:b w:val="0"/>
                 <w:sz w:val="16"/>
               </w:rPr>
-              <w:t>71</w:t>
-            </w:r>
-          </w:p>
-        </w:tc>
-        <w:tc>
-          <w:tcPr>
-            <w:tcW w:type="dxa" w:w="1701"/>
-            <w:shd w:fill="FFB3B3" w:val="clear"/>
-          </w:tcPr>
-          <w:p>
-            <w:r>
-              <w:rPr>
-                <w:b w:val="0"/>
-                <w:sz w:val="16"/>
-              </w:rPr>
-              <w:t>9.1 - MONTAJ ECHIPAMENTE</w:t>
-            </w:r>
-          </w:p>
-        </w:tc>
-        <w:tc>
-          <w:tcPr>
-            <w:tcW w:type="dxa" w:w="850"/>
-            <w:shd w:fill="FFB3B3" w:val="clear"/>
-          </w:tcPr>
-          <w:p>
-            <w:r>
-              <w:rPr>
-                <w:b w:val="0"/>
-                <w:sz w:val="16"/>
-              </w:rPr>
-              <w:t>ID07A01</w:t>
-            </w:r>
-          </w:p>
-        </w:tc>
-        <w:tc>
-          <w:tcPr>
-            <w:tcW w:type="dxa" w:w="1984"/>
-            <w:shd w:fill="FFB3B3" w:val="clear"/>
-          </w:tcPr>
-          <w:p>
-            <w:r>
-              <w:rPr>
-                <w:b w:val="0"/>
-                <w:sz w:val="16"/>
-              </w:rPr>
-              <w:t>montare sistem solar</w:t>
-            </w:r>
-          </w:p>
-        </w:tc>
-        <w:tc>
-          <w:tcPr>
-            <w:tcW w:type="dxa" w:w="454"/>
-            <w:shd w:fill="FFB3B3" w:val="clear"/>
-          </w:tcPr>
-          <w:p>
-            <w:r>
-              <w:rPr>
-                <w:b w:val="0"/>
-                <w:sz w:val="16"/>
-              </w:rPr>
-              <w:t>buc</w:t>
-            </w:r>
-          </w:p>
-        </w:tc>
-        <w:tc>
-          <w:tcPr>
-            <w:tcW w:type="dxa" w:w="680"/>
-            <w:shd w:fill="FFB3B3" w:val="clear"/>
-          </w:tcPr>
-          <w:p>
-            <w:r>
-              <w:rPr>
-                <w:b w:val="0"/>
-                <w:sz w:val="16"/>
-              </w:rPr>
-              <w:t>1.0</w:t>
-            </w:r>
-          </w:p>
-        </w:tc>
-        <w:tc>
-          <w:tcPr>
-            <w:tcW w:type="dxa" w:w="850"/>
-            <w:shd w:fill="FFB3B3" w:val="clear"/>
-          </w:tcPr>
-          <w:p/>
-        </w:tc>
-        <w:tc>
-          <w:tcPr>
-            <w:tcW w:type="dxa" w:w="1984"/>
-            <w:shd w:fill="FFB3B3" w:val="clear"/>
-          </w:tcPr>
-          <w:p/>
-        </w:tc>
-        <w:tc>
-          <w:tcPr>
-            <w:tcW w:type="dxa" w:w="454"/>
-            <w:shd w:fill="FFB3B3" w:val="clear"/>
-          </w:tcPr>
-          <w:p/>
-        </w:tc>
-        <w:tc>
-          <w:tcPr>
-            <w:tcW w:type="dxa" w:w="680"/>
-            <w:shd w:fill="FFB3B3" w:val="clear"/>
-          </w:tcPr>
-          <w:p/>
-        </w:tc>
-        <w:tc>
-          <w:tcPr>
-            <w:tcW w:type="dxa" w:w="3572"/>
-            <w:shd w:fill="FFB3B3" w:val="clear"/>
-          </w:tcPr>
-          <w:p>
-            <w:r>
-              <w:rPr>
-                <w:b w:val="0"/>
-                <w:color w:val="CC0000"/>
-                <w:sz w:val="16"/>
-              </w:rPr>
-              <w:t>Articol lipsă din ofertă</w:t>
-            </w:r>
-          </w:p>
-        </w:tc>
-      </w:tr>
-      <w:tr>
-        <w:tc>
-          <w:tcPr>
-            <w:tcW w:type="dxa" w:w="397"/>
-            <w:shd w:fill="FFB3B3" w:val="clear"/>
-          </w:tcPr>
-          <w:p>
-            <w:r>
-              <w:rPr>
-                <w:b w:val="0"/>
-                <w:sz w:val="16"/>
-              </w:rPr>
-              <w:t>72</w:t>
+              <w:t>65</w:t>
             </w:r>
           </w:p>
         </w:tc>
@@ -11501,7 +10535,7 @@
                 <w:b w:val="0"/>
                 <w:sz w:val="16"/>
               </w:rPr>
-              <w:t>73</w:t>
+              <w:t>66</w:t>
             </w:r>
           </w:p>
         </w:tc>
@@ -11587,7 +10621,7 @@
                 <w:b w:val="0"/>
                 <w:sz w:val="16"/>
               </w:rPr>
-              <w:t>ACA09A05</w:t>
+              <w:t>IB17C1</w:t>
             </w:r>
           </w:p>
         </w:tc>
@@ -11602,7 +10636,7 @@
                 <w:b w:val="0"/>
                 <w:sz w:val="16"/>
               </w:rPr>
-              <w:t>montare filtru magnetita tip hx 1' 1/4</w:t>
+              <w:t>montare generator de curent , trifazat, diesel,...</w:t>
             </w:r>
           </w:p>
         </w:tc>
@@ -11632,7 +10666,7 @@
                 <w:b w:val="0"/>
                 <w:sz w:val="16"/>
               </w:rPr>
-              <w:t>11.0</w:t>
+              <w:t>1.0</w:t>
             </w:r>
           </w:p>
         </w:tc>
@@ -11665,7 +10699,7 @@
                 <w:b w:val="0"/>
                 <w:sz w:val="16"/>
               </w:rPr>
-              <w:t>74</w:t>
+              <w:t>67</w:t>
             </w:r>
           </w:p>
         </w:tc>
@@ -11751,7 +10785,7 @@
                 <w:b w:val="0"/>
                 <w:sz w:val="16"/>
               </w:rPr>
-              <w:t>IA11A01</w:t>
+              <w:t>IA13XA</w:t>
             </w:r>
           </w:p>
         </w:tc>
@@ -11766,7 +10800,7 @@
                 <w:b w:val="0"/>
                 <w:sz w:val="16"/>
               </w:rPr>
-              <w:t>montaj pompa de circulatie agent termic</w:t>
+              <w:t>montaj recuperator de caldura min 185 mc/h</w:t>
             </w:r>
           </w:p>
         </w:tc>
@@ -11796,7 +10830,7 @@
                 <w:b w:val="0"/>
                 <w:sz w:val="16"/>
               </w:rPr>
-              <w:t>4.0</w:t>
+              <w:t>1.0</w:t>
             </w:r>
           </w:p>
         </w:tc>
@@ -11829,7 +10863,7 @@
                 <w:b w:val="0"/>
                 <w:sz w:val="16"/>
               </w:rPr>
-              <w:t>75</w:t>
+              <w:t>68</w:t>
             </w:r>
           </w:p>
         </w:tc>
@@ -11915,7 +10949,7 @@
                 <w:b w:val="0"/>
                 <w:sz w:val="16"/>
               </w:rPr>
-              <w:t>IB17C1</w:t>
+              <w:t>IA13XA</w:t>
             </w:r>
           </w:p>
         </w:tc>
@@ -11930,7 +10964,7 @@
                 <w:b w:val="0"/>
                 <w:sz w:val="16"/>
               </w:rPr>
-              <w:t>montare generator de curent , trifazat, diesel,...</w:t>
+              <w:t>montaj recuperator de caldura min.1100 mc/h, ne...</w:t>
             </w:r>
           </w:p>
         </w:tc>
@@ -11960,7 +10994,7 @@
                 <w:b w:val="0"/>
                 <w:sz w:val="16"/>
               </w:rPr>
-              <w:t>1.0</w:t>
+              <w:t>2.0</w:t>
             </w:r>
           </w:p>
         </w:tc>
@@ -11993,7 +11027,7 @@
                 <w:b w:val="0"/>
                 <w:sz w:val="16"/>
               </w:rPr>
-              <w:t>76</w:t>
+              <w:t>69</w:t>
             </w:r>
           </w:p>
         </w:tc>
@@ -12079,7 +11113,7 @@
                 <w:b w:val="0"/>
                 <w:sz w:val="16"/>
               </w:rPr>
-              <w:t>RCSB15A</w:t>
+              <w:t>IA01D01</w:t>
             </w:r>
           </w:p>
         </w:tc>
@@ -12094,7 +11128,7 @@
                 <w:b w:val="0"/>
                 <w:sz w:val="16"/>
               </w:rPr>
-              <w:t>montare sursa suplimentara de incalzire (incalz...</w:t>
+              <w:t>montare aeroterma pe agent termic</w:t>
             </w:r>
           </w:p>
         </w:tc>
@@ -12124,7 +11158,7 @@
                 <w:b w:val="0"/>
                 <w:sz w:val="16"/>
               </w:rPr>
-              <w:t>1.0</w:t>
+              <w:t>3.0</w:t>
             </w:r>
           </w:p>
         </w:tc>
@@ -12157,7 +11191,7 @@
                 <w:b w:val="0"/>
                 <w:sz w:val="16"/>
               </w:rPr>
-              <w:t>77</w:t>
+              <w:t>70</w:t>
             </w:r>
           </w:p>
         </w:tc>
@@ -12243,7 +11277,7 @@
                 <w:b w:val="0"/>
                 <w:sz w:val="16"/>
               </w:rPr>
-              <w:t>IA13XA</w:t>
+              <w:t>IA11A01</w:t>
             </w:r>
           </w:p>
         </w:tc>
@@ -12258,7 +11292,7 @@
                 <w:b w:val="0"/>
                 <w:sz w:val="16"/>
               </w:rPr>
-              <w:t>montaj recuperator de caldura min 185 mc/h</w:t>
+              <w:t>montaj pompa de circulatie agent termic</w:t>
             </w:r>
           </w:p>
         </w:tc>
@@ -12288,7 +11322,7 @@
                 <w:b w:val="0"/>
                 <w:sz w:val="16"/>
               </w:rPr>
-              <w:t>1.0</w:t>
+              <w:t>4.0</w:t>
             </w:r>
           </w:p>
         </w:tc>
@@ -12321,7 +11355,7 @@
                 <w:b w:val="0"/>
                 <w:sz w:val="16"/>
               </w:rPr>
-              <w:t>78</w:t>
+              <w:t>71</w:t>
             </w:r>
           </w:p>
         </w:tc>
@@ -12407,7 +11441,7 @@
                 <w:b w:val="0"/>
                 <w:sz w:val="16"/>
               </w:rPr>
-              <w:t>IA13XA</w:t>
+              <w:t>RPIA23G</w:t>
             </w:r>
           </w:p>
         </w:tc>
@@ -12422,7 +11456,7 @@
                 <w:b w:val="0"/>
                 <w:sz w:val="16"/>
               </w:rPr>
-              <w:t>montaj recuperator de caldura min.1100 mc/h, ne...</w:t>
+              <w:t>montat puffer 300 litri</w:t>
             </w:r>
           </w:p>
         </w:tc>
@@ -12452,7 +11486,7 @@
                 <w:b w:val="0"/>
                 <w:sz w:val="16"/>
               </w:rPr>
-              <w:t>2.0</w:t>
+              <w:t>1.0</w:t>
             </w:r>
           </w:p>
         </w:tc>
@@ -12485,7 +11519,7 @@
                 <w:b w:val="0"/>
                 <w:sz w:val="16"/>
               </w:rPr>
-              <w:t>79</w:t>
+              <w:t>72</w:t>
             </w:r>
           </w:p>
         </w:tc>
@@ -12571,7 +11605,7 @@
                 <w:b w:val="0"/>
                 <w:sz w:val="16"/>
               </w:rPr>
-              <w:t>RPIA23G</w:t>
+              <w:t>ACA09A05</w:t>
             </w:r>
           </w:p>
         </w:tc>
@@ -12586,7 +11620,7 @@
                 <w:b w:val="0"/>
                 <w:sz w:val="16"/>
               </w:rPr>
-              <w:t>montat puffer 300 litri</w:t>
+              <w:t>montare filtru magnetita tip hx 1' 1/4</w:t>
             </w:r>
           </w:p>
         </w:tc>
@@ -12616,7 +11650,7 @@
                 <w:b w:val="0"/>
                 <w:sz w:val="16"/>
               </w:rPr>
-              <w:t>1.0</w:t>
+              <w:t>11.0</w:t>
             </w:r>
           </w:p>
         </w:tc>
@@ -12649,7 +11683,7 @@
                 <w:b w:val="0"/>
                 <w:sz w:val="16"/>
               </w:rPr>
-              <w:t>80</w:t>
+              <w:t>73</w:t>
             </w:r>
           </w:p>
         </w:tc>
@@ -12735,7 +11769,7 @@
                 <w:b w:val="0"/>
                 <w:sz w:val="16"/>
               </w:rPr>
-              <w:t>IA01D01</w:t>
+              <w:t>RCSB15A</w:t>
             </w:r>
           </w:p>
         </w:tc>
@@ -12750,7 +11784,7 @@
                 <w:b w:val="0"/>
                 <w:sz w:val="16"/>
               </w:rPr>
-              <w:t>montare aeroterma pe agent termic</w:t>
+              <w:t>montare sursa suplimentara de incalzire (incalz...</w:t>
             </w:r>
           </w:p>
         </w:tc>
@@ -12780,7 +11814,7 @@
                 <w:b w:val="0"/>
                 <w:sz w:val="16"/>
               </w:rPr>
-              <w:t>3.0</w:t>
+              <w:t>1.0</w:t>
             </w:r>
           </w:p>
         </w:tc>
@@ -12813,7 +11847,7 @@
                 <w:b w:val="0"/>
                 <w:sz w:val="16"/>
               </w:rPr>
-              <w:t>81</w:t>
+              <w:t>74</w:t>
             </w:r>
           </w:p>
         </w:tc>
@@ -12977,7 +12011,7 @@
                 <w:b w:val="0"/>
                 <w:sz w:val="16"/>
               </w:rPr>
-              <w:t>82</w:t>
+              <w:t>75</w:t>
             </w:r>
           </w:p>
         </w:tc>

--- a/output_AO/Raport_Oferta_1.docx
+++ b/output_AO/Raport_Oferta_1.docx
@@ -34,7 +34,7 @@
         <w:rPr>
           <w:b/>
         </w:rPr>
-        <w:t>Articole referință: 1534  │  Articole ofertă: 1403  │  Matched: 0  │  Neconformități: 0</w:t>
+        <w:t>Articole referință: 1535  │  Articole ofertă: 1403  │  Matched: 0  │  Neconformități: 0</w:t>
       </w:r>
     </w:p>
     <w:p>
@@ -42,7 +42,7 @@
         <w:rPr>
           <w:b/>
         </w:rPr>
-        <w:t>Devize: 226028, 226038, 226118, 226208, 226218, 226228, 226268, 226308, 226318, 226428, 226488, 226498, 226528, 226288, 226328, 226338, 226348, 226358, 226368, 226408, 226438, 226448, 226458, 226468, 226508, 226518, 226558, 226708, 226718, 226728</w:t>
+        <w:t>Devize: 226028, 226038, 226118, 226208, 226218, 226228, 226268, 226308, 226318, 226358, 226428, 226488, 226498, 226528, 226108, 226288, 226328, 226338, 226348, 226368, 226408, 226418, 226438, 226448, 226468, 226478, 226518, 226548, 226578, 226708, 226718, 226728</w:t>
       </w:r>
     </w:p>
     <w:tbl>
@@ -1507,7 +1507,7 @@
                 <w:b/>
                 <w:sz w:val="18"/>
               </w:rPr>
-              <w:t>Capitol de lucrări 226208 — STRUCTURA DE REZISTENTA (vestiar, grupur...  │  LIPSA: 0  │  EXTRA: 3  │  Delta: +3</w:t>
+              <w:t>Capitol de lucrări 226208 — STRUCTURA DE REZISTENTA (vestiar, grupur...  │  LIPSA: 0  │  EXTRA: 2  │  Delta: +2</w:t>
             </w:r>
           </w:p>
         </w:tc>
@@ -1956,7 +1956,7 @@
                 <w:b w:val="0"/>
                 <w:sz w:val="16"/>
               </w:rPr>
-              <w:t>W1C01A1</w:t>
+              <w:t>CB02A1</w:t>
             </w:r>
           </w:p>
         </w:tc>
@@ -1971,7 +1971,7 @@
                 <w:b w:val="0"/>
                 <w:sz w:val="16"/>
               </w:rPr>
-              <w:t>asimilat - montare panouri fotovoltaice greutat...</w:t>
+              <w:t>cofraje pentru beton in elevatie, din panouri r...</w:t>
             </w:r>
           </w:p>
         </w:tc>
@@ -1986,7 +1986,7 @@
                 <w:b w:val="0"/>
                 <w:sz w:val="16"/>
               </w:rPr>
-              <w:t>buc</w:t>
+              <w:t>mp</w:t>
             </w:r>
           </w:p>
         </w:tc>
@@ -2001,7 +2001,7 @@
                 <w:b w:val="0"/>
                 <w:sz w:val="16"/>
               </w:rPr>
-              <w:t>1.0</w:t>
+              <w:t>220.0</w:t>
             </w:r>
           </w:p>
         </w:tc>
@@ -2120,7 +2120,7 @@
                 <w:b w:val="0"/>
                 <w:sz w:val="16"/>
               </w:rPr>
-              <w:t>IZK03C1</w:t>
+              <w:t>W1C01A1</w:t>
             </w:r>
           </w:p>
         </w:tc>
@@ -2135,7 +2135,7 @@
                 <w:b w:val="0"/>
                 <w:sz w:val="16"/>
               </w:rPr>
-              <w:t>ecrane termoizolante din foi de polietilena</w:t>
+              <w:t>asimilat - montare panouri fotovoltaice greutat...</w:t>
             </w:r>
           </w:p>
         </w:tc>
@@ -2150,7 +2150,7 @@
                 <w:b w:val="0"/>
                 <w:sz w:val="16"/>
               </w:rPr>
-              <w:t>mp.</w:t>
+              <w:t>buc</w:t>
             </w:r>
           </w:p>
         </w:tc>
@@ -2165,171 +2165,7 @@
                 <w:b w:val="0"/>
                 <w:sz w:val="16"/>
               </w:rPr>
-              <w:t>115.0</w:t>
-            </w:r>
-          </w:p>
-        </w:tc>
-        <w:tc>
-          <w:tcPr>
-            <w:tcW w:type="dxa" w:w="3572"/>
-            <w:shd w:fill="FFFF99" w:val="clear"/>
-          </w:tcPr>
-          <w:p>
-            <w:r>
-              <w:rPr>
-                <w:b w:val="0"/>
-                <w:color w:val="CC0000"/>
-                <w:sz w:val="16"/>
-              </w:rPr>
-              <w:t>Articol suplimentar în ofertă (nu există în referință)</w:t>
-            </w:r>
-          </w:p>
-        </w:tc>
-      </w:tr>
-      <w:tr>
-        <w:tc>
-          <w:tcPr>
-            <w:tcW w:type="dxa" w:w="397"/>
-            <w:shd w:fill="FFFF99" w:val="clear"/>
-          </w:tcPr>
-          <w:p>
-            <w:r>
-              <w:rPr>
-                <w:b w:val="0"/>
-                <w:sz w:val="16"/>
-              </w:rPr>
-              <w:t>12</w:t>
-            </w:r>
-          </w:p>
-        </w:tc>
-        <w:tc>
-          <w:tcPr>
-            <w:tcW w:type="dxa" w:w="1701"/>
-            <w:shd w:fill="FFFF99" w:val="clear"/>
-          </w:tcPr>
-          <w:p>
-            <w:r>
-              <w:rPr>
-                <w:b w:val="0"/>
-                <w:sz w:val="16"/>
-              </w:rPr>
-              <w:t>226208 - STRUCTURA DE REZISTENTA (vestiar, gru...</w:t>
-            </w:r>
-          </w:p>
-        </w:tc>
-        <w:tc>
-          <w:tcPr>
-            <w:tcW w:type="dxa" w:w="850"/>
-            <w:shd w:fill="FFFF99" w:val="clear"/>
-          </w:tcPr>
-          <w:p>
-            <w:r>
-              <w:rPr>
-                <w:b w:val="0"/>
-                <w:sz w:val="16"/>
-              </w:rPr>
-            </w:r>
-          </w:p>
-        </w:tc>
-        <w:tc>
-          <w:tcPr>
-            <w:tcW w:type="dxa" w:w="1984"/>
-            <w:shd w:fill="FFFF99" w:val="clear"/>
-          </w:tcPr>
-          <w:p>
-            <w:r>
-              <w:rPr>
-                <w:b w:val="0"/>
-                <w:sz w:val="16"/>
-              </w:rPr>
-            </w:r>
-          </w:p>
-        </w:tc>
-        <w:tc>
-          <w:tcPr>
-            <w:tcW w:type="dxa" w:w="454"/>
-            <w:shd w:fill="FFFF99" w:val="clear"/>
-          </w:tcPr>
-          <w:p>
-            <w:r>
-              <w:rPr>
-                <w:b w:val="0"/>
-                <w:sz w:val="16"/>
-              </w:rPr>
-            </w:r>
-          </w:p>
-        </w:tc>
-        <w:tc>
-          <w:tcPr>
-            <w:tcW w:type="dxa" w:w="680"/>
-            <w:shd w:fill="FFFF99" w:val="clear"/>
-          </w:tcPr>
-          <w:p>
-            <w:r>
-              <w:rPr>
-                <w:b w:val="0"/>
-                <w:sz w:val="16"/>
-              </w:rPr>
-            </w:r>
-          </w:p>
-        </w:tc>
-        <w:tc>
-          <w:tcPr>
-            <w:tcW w:type="dxa" w:w="850"/>
-            <w:shd w:fill="FFFF99" w:val="clear"/>
-          </w:tcPr>
-          <w:p>
-            <w:r>
-              <w:rPr>
-                <w:b w:val="0"/>
-                <w:sz w:val="16"/>
-              </w:rPr>
-              <w:t>CB02A1</w:t>
-            </w:r>
-          </w:p>
-        </w:tc>
-        <w:tc>
-          <w:tcPr>
-            <w:tcW w:type="dxa" w:w="1984"/>
-            <w:shd w:fill="FFFF99" w:val="clear"/>
-          </w:tcPr>
-          <w:p>
-            <w:r>
-              <w:rPr>
-                <w:b w:val="0"/>
-                <w:sz w:val="16"/>
-              </w:rPr>
-              <w:t>cofraje pentru beton in elevatie, din panouri r...</w:t>
-            </w:r>
-          </w:p>
-        </w:tc>
-        <w:tc>
-          <w:tcPr>
-            <w:tcW w:type="dxa" w:w="454"/>
-            <w:shd w:fill="FFFF99" w:val="clear"/>
-          </w:tcPr>
-          <w:p>
-            <w:r>
-              <w:rPr>
-                <w:b w:val="0"/>
-                <w:sz w:val="16"/>
-              </w:rPr>
-              <w:t>mp</w:t>
-            </w:r>
-          </w:p>
-        </w:tc>
-        <w:tc>
-          <w:tcPr>
-            <w:tcW w:type="dxa" w:w="680"/>
-            <w:shd w:fill="FFFF99" w:val="clear"/>
-          </w:tcPr>
-          <w:p>
-            <w:r>
-              <w:rPr>
-                <w:b w:val="0"/>
-                <w:sz w:val="16"/>
-              </w:rPr>
-              <w:t>220.0</w:t>
+              <w:t>1.0</w:t>
             </w:r>
           </w:p>
         </w:tc>
@@ -2495,7 +2331,7 @@
                 <w:b/>
                 <w:sz w:val="18"/>
               </w:rPr>
-              <w:t>Capitol de lucrări 226218 — ARHITECTURA teren tenis si grupuri sanit...  │  LIPSA: 0  │  EXTRA: 5  │  Delta: +5</w:t>
+              <w:t>Capitol de lucrări 226218 — ARHITECTURA teren tenis si grupuri sanit...  │  LIPSA: 0  │  EXTRA: 1  │  Delta: +1</w:t>
             </w:r>
           </w:p>
         </w:tc>
@@ -2511,7 +2347,7 @@
                 <w:b w:val="0"/>
                 <w:sz w:val="16"/>
               </w:rPr>
-              <w:t>14</w:t>
+              <w:t>13</w:t>
             </w:r>
           </w:p>
         </w:tc>
@@ -2670,7 +2506,7 @@
                 <w:b w:val="0"/>
                 <w:sz w:val="16"/>
               </w:rPr>
-              <w:t>15</w:t>
+              <w:t>14</w:t>
             </w:r>
           </w:p>
         </w:tc>
@@ -2829,7 +2665,7 @@
                 <w:b w:val="0"/>
                 <w:sz w:val="16"/>
               </w:rPr>
-              <w:t>16</w:t>
+              <w:t>15</w:t>
             </w:r>
           </w:p>
         </w:tc>
@@ -2989,7 +2825,7 @@
                 <w:b w:val="0"/>
                 <w:sz w:val="16"/>
               </w:rPr>
-              <w:t>17</w:t>
+              <w:t>16</w:t>
             </w:r>
           </w:p>
         </w:tc>
@@ -3176,7 +3012,7 @@
                 <w:b w:val="0"/>
                 <w:sz w:val="16"/>
               </w:rPr>
-              <w:t>18</w:t>
+              <w:t>17</w:t>
             </w:r>
           </w:p>
         </w:tc>
@@ -3262,7 +3098,7 @@
                 <w:b w:val="0"/>
                 <w:sz w:val="16"/>
               </w:rPr>
-              <w:t>$0853</w:t>
+              <w:t>CE18A1</w:t>
             </w:r>
           </w:p>
         </w:tc>
@@ -3277,7 +3113,7 @@
                 <w:b w:val="0"/>
                 <w:sz w:val="16"/>
               </w:rPr>
-              <w:t>placa rbi 12,5 mm</w:t>
+              <w:t>astereala la invelitori sau la doliile invelito...</w:t>
             </w:r>
           </w:p>
         </w:tc>
@@ -3307,663 +3143,7 @@
                 <w:b w:val="0"/>
                 <w:sz w:val="16"/>
               </w:rPr>
-              <w:t>82.16</w:t>
-            </w:r>
-          </w:p>
-        </w:tc>
-        <w:tc>
-          <w:tcPr>
-            <w:tcW w:type="dxa" w:w="3572"/>
-            <w:shd w:fill="FFFF99" w:val="clear"/>
-          </w:tcPr>
-          <w:p>
-            <w:r>
-              <w:rPr>
-                <w:b w:val="0"/>
-                <w:color w:val="CC0000"/>
-                <w:sz w:val="16"/>
-              </w:rPr>
-              <w:t>Articol suplimentar în ofertă (nu există în referință)</w:t>
-            </w:r>
-          </w:p>
-        </w:tc>
-      </w:tr>
-      <w:tr>
-        <w:tc>
-          <w:tcPr>
-            <w:tcW w:type="dxa" w:w="397"/>
-            <w:shd w:fill="FFFF99" w:val="clear"/>
-          </w:tcPr>
-          <w:p>
-            <w:r>
-              <w:rPr>
-                <w:b w:val="0"/>
-                <w:sz w:val="16"/>
-              </w:rPr>
-              <w:t>19</w:t>
-            </w:r>
-          </w:p>
-        </w:tc>
-        <w:tc>
-          <w:tcPr>
-            <w:tcW w:type="dxa" w:w="1701"/>
-            <w:shd w:fill="FFFF99" w:val="clear"/>
-          </w:tcPr>
-          <w:p>
-            <w:r>
-              <w:rPr>
-                <w:b w:val="0"/>
-                <w:sz w:val="16"/>
-              </w:rPr>
-              <w:t>226218 - ARHITECTURA teren tenis si grupuri sa...</w:t>
-            </w:r>
-          </w:p>
-        </w:tc>
-        <w:tc>
-          <w:tcPr>
-            <w:tcW w:type="dxa" w:w="850"/>
-            <w:shd w:fill="FFFF99" w:val="clear"/>
-          </w:tcPr>
-          <w:p>
-            <w:r>
-              <w:rPr>
-                <w:b w:val="0"/>
-                <w:sz w:val="16"/>
-              </w:rPr>
-            </w:r>
-          </w:p>
-        </w:tc>
-        <w:tc>
-          <w:tcPr>
-            <w:tcW w:type="dxa" w:w="1984"/>
-            <w:shd w:fill="FFFF99" w:val="clear"/>
-          </w:tcPr>
-          <w:p>
-            <w:r>
-              <w:rPr>
-                <w:b w:val="0"/>
-                <w:sz w:val="16"/>
-              </w:rPr>
-            </w:r>
-          </w:p>
-        </w:tc>
-        <w:tc>
-          <w:tcPr>
-            <w:tcW w:type="dxa" w:w="454"/>
-            <w:shd w:fill="FFFF99" w:val="clear"/>
-          </w:tcPr>
-          <w:p>
-            <w:r>
-              <w:rPr>
-                <w:b w:val="0"/>
-                <w:sz w:val="16"/>
-              </w:rPr>
-            </w:r>
-          </w:p>
-        </w:tc>
-        <w:tc>
-          <w:tcPr>
-            <w:tcW w:type="dxa" w:w="680"/>
-            <w:shd w:fill="FFFF99" w:val="clear"/>
-          </w:tcPr>
-          <w:p>
-            <w:r>
-              <w:rPr>
-                <w:b w:val="0"/>
-                <w:sz w:val="16"/>
-              </w:rPr>
-            </w:r>
-          </w:p>
-        </w:tc>
-        <w:tc>
-          <w:tcPr>
-            <w:tcW w:type="dxa" w:w="850"/>
-            <w:shd w:fill="FFFF99" w:val="clear"/>
-          </w:tcPr>
-          <w:p>
-            <w:r>
-              <w:rPr>
-                <w:b w:val="0"/>
-                <w:sz w:val="16"/>
-              </w:rPr>
-              <w:t>$7800859</w:t>
-            </w:r>
-          </w:p>
-        </w:tc>
-        <w:tc>
-          <w:tcPr>
-            <w:tcW w:type="dxa" w:w="1984"/>
-            <w:shd w:fill="FFFF99" w:val="clear"/>
-          </w:tcPr>
-          <w:p>
-            <w:r>
-              <w:rPr>
-                <w:b w:val="0"/>
-                <w:sz w:val="16"/>
-              </w:rPr>
-              <w:t>vopsea lavabila acrilica</w:t>
-            </w:r>
-          </w:p>
-        </w:tc>
-        <w:tc>
-          <w:tcPr>
-            <w:tcW w:type="dxa" w:w="454"/>
-            <w:shd w:fill="FFFF99" w:val="clear"/>
-          </w:tcPr>
-          <w:p>
-            <w:r>
-              <w:rPr>
-                <w:b w:val="0"/>
-                <w:sz w:val="16"/>
-              </w:rPr>
-              <w:t>kg</w:t>
-            </w:r>
-          </w:p>
-        </w:tc>
-        <w:tc>
-          <w:tcPr>
-            <w:tcW w:type="dxa" w:w="680"/>
-            <w:shd w:fill="FFFF99" w:val="clear"/>
-          </w:tcPr>
-          <w:p>
-            <w:r>
-              <w:rPr>
-                <w:b w:val="0"/>
-                <w:sz w:val="16"/>
-              </w:rPr>
-              <w:t>39.5</w:t>
-            </w:r>
-          </w:p>
-        </w:tc>
-        <w:tc>
-          <w:tcPr>
-            <w:tcW w:type="dxa" w:w="3572"/>
-            <w:shd w:fill="FFFF99" w:val="clear"/>
-          </w:tcPr>
-          <w:p>
-            <w:r>
-              <w:rPr>
-                <w:b w:val="0"/>
-                <w:color w:val="CC0000"/>
-                <w:sz w:val="16"/>
-              </w:rPr>
-              <w:t>Articol suplimentar în ofertă (nu există în referință)</w:t>
-            </w:r>
-          </w:p>
-        </w:tc>
-      </w:tr>
-      <w:tr>
-        <w:tc>
-          <w:tcPr>
-            <w:tcW w:type="dxa" w:w="397"/>
-            <w:shd w:fill="FFFF99" w:val="clear"/>
-          </w:tcPr>
-          <w:p>
-            <w:r>
-              <w:rPr>
-                <w:b w:val="0"/>
-                <w:sz w:val="16"/>
-              </w:rPr>
-              <w:t>20</w:t>
-            </w:r>
-          </w:p>
-        </w:tc>
-        <w:tc>
-          <w:tcPr>
-            <w:tcW w:type="dxa" w:w="1701"/>
-            <w:shd w:fill="FFFF99" w:val="clear"/>
-          </w:tcPr>
-          <w:p>
-            <w:r>
-              <w:rPr>
-                <w:b w:val="0"/>
-                <w:sz w:val="16"/>
-              </w:rPr>
-              <w:t>226218 - ARHITECTURA teren tenis si grupuri sa...</w:t>
-            </w:r>
-          </w:p>
-        </w:tc>
-        <w:tc>
-          <w:tcPr>
-            <w:tcW w:type="dxa" w:w="850"/>
-            <w:shd w:fill="FFFF99" w:val="clear"/>
-          </w:tcPr>
-          <w:p>
-            <w:r>
-              <w:rPr>
-                <w:b w:val="0"/>
-                <w:sz w:val="16"/>
-              </w:rPr>
-            </w:r>
-          </w:p>
-        </w:tc>
-        <w:tc>
-          <w:tcPr>
-            <w:tcW w:type="dxa" w:w="1984"/>
-            <w:shd w:fill="FFFF99" w:val="clear"/>
-          </w:tcPr>
-          <w:p>
-            <w:r>
-              <w:rPr>
-                <w:b w:val="0"/>
-                <w:sz w:val="16"/>
-              </w:rPr>
-            </w:r>
-          </w:p>
-        </w:tc>
-        <w:tc>
-          <w:tcPr>
-            <w:tcW w:type="dxa" w:w="454"/>
-            <w:shd w:fill="FFFF99" w:val="clear"/>
-          </w:tcPr>
-          <w:p>
-            <w:r>
-              <w:rPr>
-                <w:b w:val="0"/>
-                <w:sz w:val="16"/>
-              </w:rPr>
-            </w:r>
-          </w:p>
-        </w:tc>
-        <w:tc>
-          <w:tcPr>
-            <w:tcW w:type="dxa" w:w="680"/>
-            <w:shd w:fill="FFFF99" w:val="clear"/>
-          </w:tcPr>
-          <w:p>
-            <w:r>
-              <w:rPr>
-                <w:b w:val="0"/>
-                <w:sz w:val="16"/>
-              </w:rPr>
-            </w:r>
-          </w:p>
-        </w:tc>
-        <w:tc>
-          <w:tcPr>
-            <w:tcW w:type="dxa" w:w="850"/>
-            <w:shd w:fill="FFFF99" w:val="clear"/>
-          </w:tcPr>
-          <w:p>
-            <w:r>
-              <w:rPr>
-                <w:b w:val="0"/>
-                <w:sz w:val="16"/>
-              </w:rPr>
-              <w:t>CE18A1</w:t>
-            </w:r>
-          </w:p>
-        </w:tc>
-        <w:tc>
-          <w:tcPr>
-            <w:tcW w:type="dxa" w:w="1984"/>
-            <w:shd w:fill="FFFF99" w:val="clear"/>
-          </w:tcPr>
-          <w:p>
-            <w:r>
-              <w:rPr>
-                <w:b w:val="0"/>
-                <w:sz w:val="16"/>
-              </w:rPr>
-              <w:t>astereala la invelitori sau la doliile invelito...</w:t>
-            </w:r>
-          </w:p>
-        </w:tc>
-        <w:tc>
-          <w:tcPr>
-            <w:tcW w:type="dxa" w:w="454"/>
-            <w:shd w:fill="FFFF99" w:val="clear"/>
-          </w:tcPr>
-          <w:p>
-            <w:r>
-              <w:rPr>
-                <w:b w:val="0"/>
-                <w:sz w:val="16"/>
-              </w:rPr>
-              <w:t>mp</w:t>
-            </w:r>
-          </w:p>
-        </w:tc>
-        <w:tc>
-          <w:tcPr>
-            <w:tcW w:type="dxa" w:w="680"/>
-            <w:shd w:fill="FFFF99" w:val="clear"/>
-          </w:tcPr>
-          <w:p>
-            <w:r>
-              <w:rPr>
-                <w:b w:val="0"/>
-                <w:sz w:val="16"/>
-              </w:rPr>
               <w:t>171.6</w:t>
-            </w:r>
-          </w:p>
-        </w:tc>
-        <w:tc>
-          <w:tcPr>
-            <w:tcW w:type="dxa" w:w="3572"/>
-            <w:shd w:fill="FFFF99" w:val="clear"/>
-          </w:tcPr>
-          <w:p>
-            <w:r>
-              <w:rPr>
-                <w:b w:val="0"/>
-                <w:color w:val="CC0000"/>
-                <w:sz w:val="16"/>
-              </w:rPr>
-              <w:t>Articol suplimentar în ofertă (nu există în referință)</w:t>
-            </w:r>
-          </w:p>
-        </w:tc>
-      </w:tr>
-      <w:tr>
-        <w:tc>
-          <w:tcPr>
-            <w:tcW w:type="dxa" w:w="397"/>
-            <w:shd w:fill="FFFF99" w:val="clear"/>
-          </w:tcPr>
-          <w:p>
-            <w:r>
-              <w:rPr>
-                <w:b w:val="0"/>
-                <w:sz w:val="16"/>
-              </w:rPr>
-              <w:t>21</w:t>
-            </w:r>
-          </w:p>
-        </w:tc>
-        <w:tc>
-          <w:tcPr>
-            <w:tcW w:type="dxa" w:w="1701"/>
-            <w:shd w:fill="FFFF99" w:val="clear"/>
-          </w:tcPr>
-          <w:p>
-            <w:r>
-              <w:rPr>
-                <w:b w:val="0"/>
-                <w:sz w:val="16"/>
-              </w:rPr>
-              <w:t>226218 - ARHITECTURA teren tenis si grupuri sa...</w:t>
-            </w:r>
-          </w:p>
-        </w:tc>
-        <w:tc>
-          <w:tcPr>
-            <w:tcW w:type="dxa" w:w="850"/>
-            <w:shd w:fill="FFFF99" w:val="clear"/>
-          </w:tcPr>
-          <w:p>
-            <w:r>
-              <w:rPr>
-                <w:b w:val="0"/>
-                <w:sz w:val="16"/>
-              </w:rPr>
-            </w:r>
-          </w:p>
-        </w:tc>
-        <w:tc>
-          <w:tcPr>
-            <w:tcW w:type="dxa" w:w="1984"/>
-            <w:shd w:fill="FFFF99" w:val="clear"/>
-          </w:tcPr>
-          <w:p>
-            <w:r>
-              <w:rPr>
-                <w:b w:val="0"/>
-                <w:sz w:val="16"/>
-              </w:rPr>
-            </w:r>
-          </w:p>
-        </w:tc>
-        <w:tc>
-          <w:tcPr>
-            <w:tcW w:type="dxa" w:w="454"/>
-            <w:shd w:fill="FFFF99" w:val="clear"/>
-          </w:tcPr>
-          <w:p>
-            <w:r>
-              <w:rPr>
-                <w:b w:val="0"/>
-                <w:sz w:val="16"/>
-              </w:rPr>
-            </w:r>
-          </w:p>
-        </w:tc>
-        <w:tc>
-          <w:tcPr>
-            <w:tcW w:type="dxa" w:w="680"/>
-            <w:shd w:fill="FFFF99" w:val="clear"/>
-          </w:tcPr>
-          <w:p>
-            <w:r>
-              <w:rPr>
-                <w:b w:val="0"/>
-                <w:sz w:val="16"/>
-              </w:rPr>
-            </w:r>
-          </w:p>
-        </w:tc>
-        <w:tc>
-          <w:tcPr>
-            <w:tcW w:type="dxa" w:w="850"/>
-            <w:shd w:fill="FFFF99" w:val="clear"/>
-          </w:tcPr>
-          <w:p>
-            <w:r>
-              <w:rPr>
-                <w:b w:val="0"/>
-                <w:sz w:val="16"/>
-              </w:rPr>
-              <w:t>$5858393</w:t>
-            </w:r>
-          </w:p>
-        </w:tc>
-        <w:tc>
-          <w:tcPr>
-            <w:tcW w:type="dxa" w:w="1984"/>
-            <w:shd w:fill="FFFF99" w:val="clear"/>
-          </w:tcPr>
-          <w:p>
-            <w:r>
-              <w:rPr>
-                <w:b w:val="0"/>
-                <w:sz w:val="16"/>
-              </w:rPr>
-              <w:t>solutie de protectie a lemnului tip</w:t>
-            </w:r>
-          </w:p>
-        </w:tc>
-        <w:tc>
-          <w:tcPr>
-            <w:tcW w:type="dxa" w:w="454"/>
-            <w:shd w:fill="FFFF99" w:val="clear"/>
-          </w:tcPr>
-          <w:p>
-            <w:r>
-              <w:rPr>
-                <w:b w:val="0"/>
-                <w:sz w:val="16"/>
-              </w:rPr>
-              <w:t>l</w:t>
-            </w:r>
-          </w:p>
-        </w:tc>
-        <w:tc>
-          <w:tcPr>
-            <w:tcW w:type="dxa" w:w="680"/>
-            <w:shd w:fill="FFFF99" w:val="clear"/>
-          </w:tcPr>
-          <w:p>
-            <w:r>
-              <w:rPr>
-                <w:b w:val="0"/>
-                <w:sz w:val="16"/>
-              </w:rPr>
-              <w:t>317.7</w:t>
-            </w:r>
-          </w:p>
-        </w:tc>
-        <w:tc>
-          <w:tcPr>
-            <w:tcW w:type="dxa" w:w="3572"/>
-            <w:shd w:fill="FFFF99" w:val="clear"/>
-          </w:tcPr>
-          <w:p>
-            <w:r>
-              <w:rPr>
-                <w:b w:val="0"/>
-                <w:color w:val="CC0000"/>
-                <w:sz w:val="16"/>
-              </w:rPr>
-              <w:t>Articol suplimentar în ofertă (nu există în referință)</w:t>
-            </w:r>
-          </w:p>
-        </w:tc>
-      </w:tr>
-      <w:tr>
-        <w:tc>
-          <w:tcPr>
-            <w:tcW w:type="dxa" w:w="397"/>
-            <w:shd w:fill="FFFF99" w:val="clear"/>
-          </w:tcPr>
-          <w:p>
-            <w:r>
-              <w:rPr>
-                <w:b w:val="0"/>
-                <w:sz w:val="16"/>
-              </w:rPr>
-              <w:t>22</w:t>
-            </w:r>
-          </w:p>
-        </w:tc>
-        <w:tc>
-          <w:tcPr>
-            <w:tcW w:type="dxa" w:w="1701"/>
-            <w:shd w:fill="FFFF99" w:val="clear"/>
-          </w:tcPr>
-          <w:p>
-            <w:r>
-              <w:rPr>
-                <w:b w:val="0"/>
-                <w:sz w:val="16"/>
-              </w:rPr>
-              <w:t>226218 - ARHITECTURA teren tenis si grupuri sa...</w:t>
-            </w:r>
-          </w:p>
-        </w:tc>
-        <w:tc>
-          <w:tcPr>
-            <w:tcW w:type="dxa" w:w="850"/>
-            <w:shd w:fill="FFFF99" w:val="clear"/>
-          </w:tcPr>
-          <w:p>
-            <w:r>
-              <w:rPr>
-                <w:b w:val="0"/>
-                <w:sz w:val="16"/>
-              </w:rPr>
-            </w:r>
-          </w:p>
-        </w:tc>
-        <w:tc>
-          <w:tcPr>
-            <w:tcW w:type="dxa" w:w="1984"/>
-            <w:shd w:fill="FFFF99" w:val="clear"/>
-          </w:tcPr>
-          <w:p>
-            <w:r>
-              <w:rPr>
-                <w:b w:val="0"/>
-                <w:sz w:val="16"/>
-              </w:rPr>
-            </w:r>
-          </w:p>
-        </w:tc>
-        <w:tc>
-          <w:tcPr>
-            <w:tcW w:type="dxa" w:w="454"/>
-            <w:shd w:fill="FFFF99" w:val="clear"/>
-          </w:tcPr>
-          <w:p>
-            <w:r>
-              <w:rPr>
-                <w:b w:val="0"/>
-                <w:sz w:val="16"/>
-              </w:rPr>
-            </w:r>
-          </w:p>
-        </w:tc>
-        <w:tc>
-          <w:tcPr>
-            <w:tcW w:type="dxa" w:w="680"/>
-            <w:shd w:fill="FFFF99" w:val="clear"/>
-          </w:tcPr>
-          <w:p>
-            <w:r>
-              <w:rPr>
-                <w:b w:val="0"/>
-                <w:sz w:val="16"/>
-              </w:rPr>
-            </w:r>
-          </w:p>
-        </w:tc>
-        <w:tc>
-          <w:tcPr>
-            <w:tcW w:type="dxa" w:w="850"/>
-            <w:shd w:fill="FFFF99" w:val="clear"/>
-          </w:tcPr>
-          <w:p>
-            <w:r>
-              <w:rPr>
-                <w:b w:val="0"/>
-                <w:sz w:val="16"/>
-              </w:rPr>
-              <w:t>CD05C1</w:t>
-            </w:r>
-          </w:p>
-        </w:tc>
-        <w:tc>
-          <w:tcPr>
-            <w:tcW w:type="dxa" w:w="1984"/>
-            <w:shd w:fill="FFFF99" w:val="clear"/>
-          </w:tcPr>
-          <w:p>
-            <w:r>
-              <w:rPr>
-                <w:b w:val="0"/>
-                <w:sz w:val="16"/>
-              </w:rPr>
-              <w:t>zidarie din caramida cu gauri verticale tip gvp...</w:t>
-            </w:r>
-          </w:p>
-        </w:tc>
-        <w:tc>
-          <w:tcPr>
-            <w:tcW w:type="dxa" w:w="454"/>
-            <w:shd w:fill="FFFF99" w:val="clear"/>
-          </w:tcPr>
-          <w:p>
-            <w:r>
-              <w:rPr>
-                <w:b w:val="0"/>
-                <w:sz w:val="16"/>
-              </w:rPr>
-              <w:t>mc</w:t>
-            </w:r>
-          </w:p>
-        </w:tc>
-        <w:tc>
-          <w:tcPr>
-            <w:tcW w:type="dxa" w:w="680"/>
-            <w:shd w:fill="FFFF99" w:val="clear"/>
-          </w:tcPr>
-          <w:p>
-            <w:r>
-              <w:rPr>
-                <w:b w:val="0"/>
-                <w:sz w:val="16"/>
-              </w:rPr>
-              <w:t>60.0</w:t>
             </w:r>
           </w:p>
         </w:tc>
@@ -4145,7 +3325,7 @@
                 <w:b w:val="0"/>
                 <w:sz w:val="16"/>
               </w:rPr>
-              <w:t>24</w:t>
+              <w:t>19</w:t>
             </w:r>
           </w:p>
         </w:tc>
@@ -4305,7 +3485,7 @@
                 <w:b w:val="0"/>
                 <w:sz w:val="16"/>
               </w:rPr>
-              <w:t>25</w:t>
+              <w:t>20</w:t>
             </w:r>
           </w:p>
         </w:tc>
@@ -4460,7 +3640,7 @@
                 <w:b w:val="0"/>
                 <w:sz w:val="16"/>
               </w:rPr>
-              <w:t>26</w:t>
+              <w:t>21</w:t>
             </w:r>
           </w:p>
         </w:tc>
@@ -4546,7 +3726,7 @@
                 <w:b w:val="0"/>
                 <w:sz w:val="16"/>
               </w:rPr>
-              <w:t>SA14B</w:t>
+              <w:t>SA43F1</w:t>
             </w:r>
           </w:p>
         </w:tc>
@@ -4561,7 +3741,7 @@
                 <w:b w:val="0"/>
                 <w:sz w:val="16"/>
               </w:rPr>
-              <w:t>teava material plastic (pp,pe,pp-r) imbinata pr...</w:t>
+              <w:t>bratara pentru fixarea cond otel+pvc de alim cu...</w:t>
             </w:r>
           </w:p>
         </w:tc>
@@ -4576,7 +3756,7 @@
                 <w:b w:val="0"/>
                 <w:sz w:val="16"/>
               </w:rPr>
-              <w:t>m</w:t>
+              <w:t>buc</w:t>
             </w:r>
           </w:p>
         </w:tc>
@@ -4591,7 +3771,7 @@
                 <w:b w:val="0"/>
                 <w:sz w:val="16"/>
               </w:rPr>
-              <w:t>70.0</w:t>
+              <w:t>30.0</w:t>
             </w:r>
           </w:p>
         </w:tc>
@@ -4624,7 +3804,7 @@
                 <w:b w:val="0"/>
                 <w:sz w:val="16"/>
               </w:rPr>
-              <w:t>27</w:t>
+              <w:t>22</w:t>
             </w:r>
           </w:p>
         </w:tc>
@@ -4710,7 +3890,7 @@
                 <w:b w:val="0"/>
                 <w:sz w:val="16"/>
               </w:rPr>
-              <w:t>SA43F1</w:t>
+              <w:t>SA14B</w:t>
             </w:r>
           </w:p>
         </w:tc>
@@ -4725,7 +3905,7 @@
                 <w:b w:val="0"/>
                 <w:sz w:val="16"/>
               </w:rPr>
-              <w:t>bratara pentru fixarea cond otel+pvc de alim cu...</w:t>
+              <w:t>teava material plastic (pp,pe,pp-r) imbinata pr...</w:t>
             </w:r>
           </w:p>
         </w:tc>
@@ -4740,7 +3920,7 @@
                 <w:b w:val="0"/>
                 <w:sz w:val="16"/>
               </w:rPr>
-              <w:t>buc</w:t>
+              <w:t>m</w:t>
             </w:r>
           </w:p>
         </w:tc>
@@ -4755,7 +3935,7 @@
                 <w:b w:val="0"/>
                 <w:sz w:val="16"/>
               </w:rPr>
-              <w:t>30.0</w:t>
+              <w:t>70.0</w:t>
             </w:r>
           </w:p>
         </w:tc>
@@ -4788,7 +3968,7 @@
                 <w:b w:val="0"/>
                 <w:sz w:val="16"/>
               </w:rPr>
-              <w:t>28</w:t>
+              <w:t>23</w:t>
             </w:r>
           </w:p>
         </w:tc>
@@ -5101,7 +4281,7 @@
                 <w:b w:val="0"/>
                 <w:sz w:val="16"/>
               </w:rPr>
-              <w:t>30</w:t>
+              <w:t>25</w:t>
             </w:r>
           </w:p>
         </w:tc>
@@ -5280,7 +4460,7 @@
                 <w:b w:val="0"/>
                 <w:sz w:val="16"/>
               </w:rPr>
-              <w:t>31</w:t>
+              <w:t>26</w:t>
             </w:r>
           </w:p>
         </w:tc>
@@ -5366,7 +4546,7 @@
                 <w:b w:val="0"/>
                 <w:sz w:val="16"/>
               </w:rPr>
-              <w:t>EA02A1</w:t>
+              <w:t>EF03D1</w:t>
             </w:r>
           </w:p>
         </w:tc>
@@ -5381,7 +4561,7 @@
                 <w:b w:val="0"/>
                 <w:sz w:val="16"/>
               </w:rPr>
-              <w:t>tub izolant, de protectie, etans, ipe, din poli...</w:t>
+              <w:t>tablou electric, format panou, dulap, celula sa...</w:t>
             </w:r>
           </w:p>
         </w:tc>
@@ -5396,7 +4576,7 @@
                 <w:b w:val="0"/>
                 <w:sz w:val="16"/>
               </w:rPr>
-              <w:t>m</w:t>
+              <w:t>buc</w:t>
             </w:r>
           </w:p>
         </w:tc>
@@ -5411,7 +4591,7 @@
                 <w:b w:val="0"/>
                 <w:sz w:val="16"/>
               </w:rPr>
-              <w:t>225.0</w:t>
+              <w:t>1.0</w:t>
             </w:r>
           </w:p>
         </w:tc>
@@ -5577,7 +4757,7 @@
                 <w:b/>
                 <w:sz w:val="18"/>
               </w:rPr>
-              <w:t>Capitol de lucrări 226308 — STRUCTURA DE REZISTENTA- (graden e 2 BUC...  │  LIPSA: 0  │  EXTRA: 1  │  Delta: +1</w:t>
+              <w:t>Capitol de lucrări 226308 — STRUCTURA DE REZISTENTA- (graden e 2 BUC...  │  LIPSA: 0  │  EXTRA: 3  │  Delta: +3</w:t>
             </w:r>
           </w:p>
         </w:tc>
@@ -5593,7 +4773,7 @@
                 <w:b w:val="0"/>
                 <w:sz w:val="16"/>
               </w:rPr>
-              <w:t>33</w:t>
+              <w:t>28</w:t>
             </w:r>
           </w:p>
         </w:tc>
@@ -5772,7 +4952,335 @@
                 <w:b w:val="0"/>
                 <w:sz w:val="16"/>
               </w:rPr>
-              <w:t>34</w:t>
+              <w:t>29</w:t>
+            </w:r>
+          </w:p>
+        </w:tc>
+        <w:tc>
+          <w:tcPr>
+            <w:tcW w:type="dxa" w:w="1701"/>
+            <w:shd w:fill="FFFF99" w:val="clear"/>
+          </w:tcPr>
+          <w:p>
+            <w:r>
+              <w:rPr>
+                <w:b w:val="0"/>
+                <w:sz w:val="16"/>
+              </w:rPr>
+              <w:t>226308 - STRUCTURA DE REZISTENTA- (graden e 2 ...</w:t>
+            </w:r>
+          </w:p>
+        </w:tc>
+        <w:tc>
+          <w:tcPr>
+            <w:tcW w:type="dxa" w:w="850"/>
+            <w:shd w:fill="FFFF99" w:val="clear"/>
+          </w:tcPr>
+          <w:p>
+            <w:r>
+              <w:rPr>
+                <w:b w:val="0"/>
+                <w:sz w:val="16"/>
+              </w:rPr>
+            </w:r>
+          </w:p>
+        </w:tc>
+        <w:tc>
+          <w:tcPr>
+            <w:tcW w:type="dxa" w:w="1984"/>
+            <w:shd w:fill="FFFF99" w:val="clear"/>
+          </w:tcPr>
+          <w:p>
+            <w:r>
+              <w:rPr>
+                <w:b w:val="0"/>
+                <w:sz w:val="16"/>
+              </w:rPr>
+            </w:r>
+          </w:p>
+        </w:tc>
+        <w:tc>
+          <w:tcPr>
+            <w:tcW w:type="dxa" w:w="454"/>
+            <w:shd w:fill="FFFF99" w:val="clear"/>
+          </w:tcPr>
+          <w:p>
+            <w:r>
+              <w:rPr>
+                <w:b w:val="0"/>
+                <w:sz w:val="16"/>
+              </w:rPr>
+            </w:r>
+          </w:p>
+        </w:tc>
+        <w:tc>
+          <w:tcPr>
+            <w:tcW w:type="dxa" w:w="680"/>
+            <w:shd w:fill="FFFF99" w:val="clear"/>
+          </w:tcPr>
+          <w:p>
+            <w:r>
+              <w:rPr>
+                <w:b w:val="0"/>
+                <w:sz w:val="16"/>
+              </w:rPr>
+            </w:r>
+          </w:p>
+        </w:tc>
+        <w:tc>
+          <w:tcPr>
+            <w:tcW w:type="dxa" w:w="850"/>
+            <w:shd w:fill="FFFF99" w:val="clear"/>
+          </w:tcPr>
+          <w:p>
+            <w:r>
+              <w:rPr>
+                <w:b w:val="0"/>
+                <w:sz w:val="16"/>
+              </w:rPr>
+              <w:t>IFB09E3</w:t>
+            </w:r>
+          </w:p>
+        </w:tc>
+        <w:tc>
+          <w:tcPr>
+            <w:tcW w:type="dxa" w:w="1984"/>
+            <w:shd w:fill="FFFF99" w:val="clear"/>
+          </w:tcPr>
+          <w:p>
+            <w:r>
+              <w:rPr>
+                <w:b w:val="0"/>
+                <w:sz w:val="16"/>
+              </w:rPr>
+              <w:t>strat drenant din: nisip, balast, pietris, piat...</w:t>
+            </w:r>
+          </w:p>
+        </w:tc>
+        <w:tc>
+          <w:tcPr>
+            <w:tcW w:type="dxa" w:w="454"/>
+            <w:shd w:fill="FFFF99" w:val="clear"/>
+          </w:tcPr>
+          <w:p>
+            <w:r>
+              <w:rPr>
+                <w:b w:val="0"/>
+                <w:sz w:val="16"/>
+              </w:rPr>
+              <w:t>mp</w:t>
+            </w:r>
+          </w:p>
+        </w:tc>
+        <w:tc>
+          <w:tcPr>
+            <w:tcW w:type="dxa" w:w="680"/>
+            <w:shd w:fill="FFFF99" w:val="clear"/>
+          </w:tcPr>
+          <w:p>
+            <w:r>
+              <w:rPr>
+                <w:b w:val="0"/>
+                <w:sz w:val="16"/>
+              </w:rPr>
+              <w:t>176.0</w:t>
+            </w:r>
+          </w:p>
+        </w:tc>
+        <w:tc>
+          <w:tcPr>
+            <w:tcW w:type="dxa" w:w="3572"/>
+            <w:shd w:fill="FFFF99" w:val="clear"/>
+          </w:tcPr>
+          <w:p>
+            <w:r>
+              <w:rPr>
+                <w:b w:val="0"/>
+                <w:color w:val="CC0000"/>
+                <w:sz w:val="16"/>
+              </w:rPr>
+              <w:t>Articol suplimentar în ofertă (nu există în referință)</w:t>
+            </w:r>
+          </w:p>
+        </w:tc>
+      </w:tr>
+      <w:tr>
+        <w:tc>
+          <w:tcPr>
+            <w:tcW w:type="dxa" w:w="397"/>
+            <w:shd w:fill="FFFF99" w:val="clear"/>
+          </w:tcPr>
+          <w:p>
+            <w:r>
+              <w:rPr>
+                <w:b w:val="0"/>
+                <w:sz w:val="16"/>
+              </w:rPr>
+              <w:t>30</w:t>
+            </w:r>
+          </w:p>
+        </w:tc>
+        <w:tc>
+          <w:tcPr>
+            <w:tcW w:type="dxa" w:w="1701"/>
+            <w:shd w:fill="FFFF99" w:val="clear"/>
+          </w:tcPr>
+          <w:p>
+            <w:r>
+              <w:rPr>
+                <w:b w:val="0"/>
+                <w:sz w:val="16"/>
+              </w:rPr>
+              <w:t>226308 - STRUCTURA DE REZISTENTA- (graden e 2 ...</w:t>
+            </w:r>
+          </w:p>
+        </w:tc>
+        <w:tc>
+          <w:tcPr>
+            <w:tcW w:type="dxa" w:w="850"/>
+            <w:shd w:fill="FFFF99" w:val="clear"/>
+          </w:tcPr>
+          <w:p>
+            <w:r>
+              <w:rPr>
+                <w:b w:val="0"/>
+                <w:sz w:val="16"/>
+              </w:rPr>
+            </w:r>
+          </w:p>
+        </w:tc>
+        <w:tc>
+          <w:tcPr>
+            <w:tcW w:type="dxa" w:w="1984"/>
+            <w:shd w:fill="FFFF99" w:val="clear"/>
+          </w:tcPr>
+          <w:p>
+            <w:r>
+              <w:rPr>
+                <w:b w:val="0"/>
+                <w:sz w:val="16"/>
+              </w:rPr>
+            </w:r>
+          </w:p>
+        </w:tc>
+        <w:tc>
+          <w:tcPr>
+            <w:tcW w:type="dxa" w:w="454"/>
+            <w:shd w:fill="FFFF99" w:val="clear"/>
+          </w:tcPr>
+          <w:p>
+            <w:r>
+              <w:rPr>
+                <w:b w:val="0"/>
+                <w:sz w:val="16"/>
+              </w:rPr>
+            </w:r>
+          </w:p>
+        </w:tc>
+        <w:tc>
+          <w:tcPr>
+            <w:tcW w:type="dxa" w:w="680"/>
+            <w:shd w:fill="FFFF99" w:val="clear"/>
+          </w:tcPr>
+          <w:p>
+            <w:r>
+              <w:rPr>
+                <w:b w:val="0"/>
+                <w:sz w:val="16"/>
+              </w:rPr>
+            </w:r>
+          </w:p>
+        </w:tc>
+        <w:tc>
+          <w:tcPr>
+            <w:tcW w:type="dxa" w:w="850"/>
+            <w:shd w:fill="FFFF99" w:val="clear"/>
+          </w:tcPr>
+          <w:p>
+            <w:r>
+              <w:rPr>
+                <w:b w:val="0"/>
+                <w:sz w:val="16"/>
+              </w:rPr>
+              <w:t>TSC18B1</w:t>
+            </w:r>
+          </w:p>
+        </w:tc>
+        <w:tc>
+          <w:tcPr>
+            <w:tcW w:type="dxa" w:w="1984"/>
+            <w:shd w:fill="FFFF99" w:val="clear"/>
+          </w:tcPr>
+          <w:p>
+            <w:r>
+              <w:rPr>
+                <w:b w:val="0"/>
+                <w:sz w:val="16"/>
+              </w:rPr>
+              <w:t>sapatura mecanica cu buldozer pe tractor pe sen...</w:t>
+            </w:r>
+          </w:p>
+        </w:tc>
+        <w:tc>
+          <w:tcPr>
+            <w:tcW w:type="dxa" w:w="454"/>
+            <w:shd w:fill="FFFF99" w:val="clear"/>
+          </w:tcPr>
+          <w:p>
+            <w:r>
+              <w:rPr>
+                <w:b w:val="0"/>
+                <w:sz w:val="16"/>
+              </w:rPr>
+              <w:t>100 mc</w:t>
+            </w:r>
+          </w:p>
+        </w:tc>
+        <w:tc>
+          <w:tcPr>
+            <w:tcW w:type="dxa" w:w="680"/>
+            <w:shd w:fill="FFFF99" w:val="clear"/>
+          </w:tcPr>
+          <w:p>
+            <w:r>
+              <w:rPr>
+                <w:b w:val="0"/>
+                <w:sz w:val="16"/>
+              </w:rPr>
+              <w:t>2.6</w:t>
+            </w:r>
+          </w:p>
+        </w:tc>
+        <w:tc>
+          <w:tcPr>
+            <w:tcW w:type="dxa" w:w="3572"/>
+            <w:shd w:fill="FFFF99" w:val="clear"/>
+          </w:tcPr>
+          <w:p>
+            <w:r>
+              <w:rPr>
+                <w:b w:val="0"/>
+                <w:color w:val="CC0000"/>
+                <w:sz w:val="16"/>
+              </w:rPr>
+              <w:t>Articol suplimentar în ofertă (nu există în referință)</w:t>
+            </w:r>
+          </w:p>
+        </w:tc>
+      </w:tr>
+      <w:tr>
+        <w:tc>
+          <w:tcPr>
+            <w:tcW w:type="dxa" w:w="397"/>
+            <w:shd w:fill="FFFF99" w:val="clear"/>
+          </w:tcPr>
+          <w:p>
+            <w:r>
+              <w:rPr>
+                <w:b w:val="0"/>
+                <w:sz w:val="16"/>
+              </w:rPr>
+              <w:t>31</w:t>
             </w:r>
           </w:p>
         </w:tc>
@@ -6085,7 +5593,7 @@
                 <w:b w:val="0"/>
                 <w:sz w:val="16"/>
               </w:rPr>
-              <w:t>36</w:t>
+              <w:t>33</w:t>
             </w:r>
           </w:p>
         </w:tc>
@@ -6264,7 +5772,7 @@
                 <w:b w:val="0"/>
                 <w:sz w:val="16"/>
               </w:rPr>
-              <w:t>37</w:t>
+              <w:t>34</w:t>
             </w:r>
           </w:p>
         </w:tc>
@@ -6561,7 +6069,7 @@
                 <w:b/>
                 <w:sz w:val="18"/>
               </w:rPr>
-              <w:t>Capitol de lucrări 226428 — INSTALATII SANITARE OB. 4  │  LIPSA: 1  │  EXTRA: 2  │  Delta: +1</w:t>
+              <w:t>Capitol de lucrări 226358 — ALEI PIETONALE SI CAROSABILE  │  LIPSA: 1  │  EXTRA: 2  │  Delta: +1</w:t>
             </w:r>
           </w:p>
         </w:tc>
@@ -6570,76 +6078,125 @@
         <w:tc>
           <w:tcPr>
             <w:tcW w:type="dxa" w:w="397"/>
-          </w:tcPr>
-          <w:p>
-            <w:r>
-              <w:rPr>
-                <w:b w:val="0"/>
-                <w:sz w:val="16"/>
-              </w:rPr>
-              <w:t>39</w:t>
+            <w:shd w:fill="FFB3B3" w:val="clear"/>
+          </w:tcPr>
+          <w:p>
+            <w:r>
+              <w:rPr>
+                <w:b w:val="0"/>
+                <w:sz w:val="16"/>
+              </w:rPr>
+              <w:t>36</w:t>
             </w:r>
           </w:p>
         </w:tc>
         <w:tc>
           <w:tcPr>
             <w:tcW w:type="dxa" w:w="1701"/>
-          </w:tcPr>
-          <w:p>
-            <w:r>
-              <w:rPr>
-                <w:b w:val="0"/>
-                <w:sz w:val="16"/>
-              </w:rPr>
-              <w:t>226428 - INSTALATII SANITARE OB. 4</w:t>
+            <w:shd w:fill="FFB3B3" w:val="clear"/>
+          </w:tcPr>
+          <w:p>
+            <w:r>
+              <w:rPr>
+                <w:b w:val="0"/>
+                <w:sz w:val="16"/>
+              </w:rPr>
+              <w:t>226358 - ALEI PIETONALE SI CAROSABILE</w:t>
             </w:r>
           </w:p>
         </w:tc>
         <w:tc>
           <w:tcPr>
             <w:tcW w:type="dxa" w:w="850"/>
-          </w:tcPr>
-          <w:p>
-            <w:r>
-              <w:rPr>
-                <w:b w:val="0"/>
-                <w:sz w:val="16"/>
-              </w:rPr>
-              <w:t>$3274977</w:t>
+            <w:shd w:fill="FFB3B3" w:val="clear"/>
+          </w:tcPr>
+          <w:p>
+            <w:r>
+              <w:rPr>
+                <w:b w:val="0"/>
+                <w:sz w:val="16"/>
+              </w:rPr>
+              <w:t>$2040</w:t>
             </w:r>
           </w:p>
         </w:tc>
         <w:tc>
           <w:tcPr>
             <w:tcW w:type="dxa" w:w="1984"/>
-          </w:tcPr>
-          <w:p>
-            <w:r>
-              <w:rPr>
-                <w:b w:val="0"/>
-                <w:sz w:val="16"/>
-              </w:rPr>
-              <w:t>sifon de pardoseala dn40/50 cu iesire verticala...</w:t>
+            <w:shd w:fill="FFB3B3" w:val="clear"/>
+          </w:tcPr>
+          <w:p>
+            <w:r>
+              <w:rPr>
+                <w:b w:val="0"/>
+                <w:sz w:val="16"/>
+              </w:rPr>
+              <w:t>000 menbrana geotextil netesute 150g/mp design ...</w:t>
             </w:r>
           </w:p>
         </w:tc>
         <w:tc>
           <w:tcPr>
             <w:tcW w:type="dxa" w:w="454"/>
-          </w:tcPr>
-          <w:p>
-            <w:r>
-              <w:rPr>
-                <w:b w:val="0"/>
-                <w:sz w:val="16"/>
-              </w:rPr>
-              <w:t>buc</w:t>
+            <w:shd w:fill="FFB3B3" w:val="clear"/>
+          </w:tcPr>
+          <w:p>
+            <w:r>
+              <w:rPr>
+                <w:b w:val="0"/>
+                <w:sz w:val="16"/>
+              </w:rPr>
+              <w:t>226358 pag</w:t>
             </w:r>
           </w:p>
         </w:tc>
         <w:tc>
           <w:tcPr>
             <w:tcW w:type="dxa" w:w="680"/>
+            <w:shd w:fill="FFB3B3" w:val="clear"/>
+          </w:tcPr>
+          <w:p>
+            <w:r>
+              <w:rPr>
+                <w:b w:val="0"/>
+                <w:sz w:val="16"/>
+              </w:rPr>
+              <w:t>8.0</w:t>
+            </w:r>
+          </w:p>
+        </w:tc>
+        <w:tc>
+          <w:tcPr>
+            <w:tcW w:type="dxa" w:w="850"/>
+            <w:shd w:fill="FFB3B3" w:val="clear"/>
+          </w:tcPr>
+          <w:p/>
+        </w:tc>
+        <w:tc>
+          <w:tcPr>
+            <w:tcW w:type="dxa" w:w="1984"/>
+            <w:shd w:fill="FFB3B3" w:val="clear"/>
+          </w:tcPr>
+          <w:p/>
+        </w:tc>
+        <w:tc>
+          <w:tcPr>
+            <w:tcW w:type="dxa" w:w="454"/>
+            <w:shd w:fill="FFB3B3" w:val="clear"/>
+          </w:tcPr>
+          <w:p/>
+        </w:tc>
+        <w:tc>
+          <w:tcPr>
+            <w:tcW w:type="dxa" w:w="680"/>
+            <w:shd w:fill="FFB3B3" w:val="clear"/>
+          </w:tcPr>
+          <w:p/>
+        </w:tc>
+        <w:tc>
+          <w:tcPr>
+            <w:tcW w:type="dxa" w:w="3572"/>
+            <w:shd w:fill="FFB3B3" w:val="clear"/>
           </w:tcPr>
           <w:p>
             <w:r>
@@ -6648,79 +6205,7 @@
                 <w:color w:val="CC0000"/>
                 <w:sz w:val="16"/>
               </w:rPr>
-              <w:t>4.0</w:t>
-            </w:r>
-          </w:p>
-        </w:tc>
-        <w:tc>
-          <w:tcPr>
-            <w:tcW w:type="dxa" w:w="850"/>
-          </w:tcPr>
-          <w:p>
-            <w:r>
-              <w:rPr>
-                <w:b w:val="0"/>
-                <w:sz w:val="16"/>
-              </w:rPr>
-              <w:t>$3274977</w:t>
-            </w:r>
-          </w:p>
-        </w:tc>
-        <w:tc>
-          <w:tcPr>
-            <w:tcW w:type="dxa" w:w="1984"/>
-          </w:tcPr>
-          <w:p>
-            <w:r>
-              <w:rPr>
-                <w:b w:val="0"/>
-                <w:sz w:val="16"/>
-              </w:rPr>
-              <w:t>sifon de pardoseala dn 40/50 cu iesire vertical...</w:t>
-            </w:r>
-          </w:p>
-        </w:tc>
-        <w:tc>
-          <w:tcPr>
-            <w:tcW w:type="dxa" w:w="454"/>
-          </w:tcPr>
-          <w:p>
-            <w:r>
-              <w:rPr>
-                <w:b w:val="0"/>
-                <w:sz w:val="16"/>
-              </w:rPr>
-              <w:t>buc</w:t>
-            </w:r>
-          </w:p>
-        </w:tc>
-        <w:tc>
-          <w:tcPr>
-            <w:tcW w:type="dxa" w:w="680"/>
-          </w:tcPr>
-          <w:p>
-            <w:r>
-              <w:rPr>
-                <w:b w:val="0"/>
-                <w:color w:val="CC0000"/>
-                <w:sz w:val="16"/>
-              </w:rPr>
-              <w:t>1.0</w:t>
-            </w:r>
-          </w:p>
-        </w:tc>
-        <w:tc>
-          <w:tcPr>
-            <w:tcW w:type="dxa" w:w="3572"/>
-          </w:tcPr>
-          <w:p>
-            <w:r>
-              <w:rPr>
-                <w:b w:val="0"/>
-                <w:color w:val="CC0000"/>
-                <w:sz w:val="16"/>
-              </w:rPr>
-              <w:t>Cantitate diferită: referință 4.0 buc, ofertat 1.0 buc</w:t>
+              <w:t>Articol lipsă din ofertă</w:t>
             </w:r>
           </w:p>
         </w:tc>
@@ -6728,157 +6213,18 @@
       <w:tr>
         <w:tc>
           <w:tcPr>
-            <w:tcW w:type="dxa" w:w="397"/>
-          </w:tcPr>
-          <w:p>
-            <w:r>
-              <w:rPr>
-                <w:b w:val="0"/>
-                <w:sz w:val="16"/>
-              </w:rPr>
-              <w:t>40</w:t>
-            </w:r>
-          </w:p>
-        </w:tc>
-        <w:tc>
-          <w:tcPr>
-            <w:tcW w:type="dxa" w:w="1701"/>
-          </w:tcPr>
-          <w:p>
-            <w:r>
-              <w:rPr>
-                <w:b w:val="0"/>
-                <w:sz w:val="16"/>
-              </w:rPr>
-              <w:t>226428 - INSTALATII SANITARE OB. 4</w:t>
-            </w:r>
-          </w:p>
-        </w:tc>
-        <w:tc>
-          <w:tcPr>
-            <w:tcW w:type="dxa" w:w="850"/>
-          </w:tcPr>
-          <w:p>
-            <w:r>
-              <w:rPr>
-                <w:b w:val="0"/>
-                <w:sz w:val="16"/>
-              </w:rPr>
-              <w:t>$2222219</w:t>
-            </w:r>
-          </w:p>
-        </w:tc>
-        <w:tc>
-          <w:tcPr>
-            <w:tcW w:type="dxa" w:w="1984"/>
-          </w:tcPr>
-          <w:p>
-            <w:r>
-              <w:rPr>
-                <w:b w:val="0"/>
-                <w:sz w:val="16"/>
-              </w:rPr>
-              <w:t>cadite dus</w:t>
-            </w:r>
-          </w:p>
-        </w:tc>
-        <w:tc>
-          <w:tcPr>
-            <w:tcW w:type="dxa" w:w="454"/>
-          </w:tcPr>
-          <w:p>
-            <w:r>
-              <w:rPr>
-                <w:b w:val="0"/>
-                <w:color w:val="CC0000"/>
-                <w:sz w:val="16"/>
-              </w:rPr>
-            </w:r>
-          </w:p>
-        </w:tc>
-        <w:tc>
-          <w:tcPr>
-            <w:tcW w:type="dxa" w:w="680"/>
-          </w:tcPr>
-          <w:p>
-            <w:r>
-              <w:rPr>
-                <w:b w:val="0"/>
-                <w:sz w:val="16"/>
-              </w:rPr>
-              <w:t>3.0</w:t>
-            </w:r>
-          </w:p>
-        </w:tc>
-        <w:tc>
-          <w:tcPr>
-            <w:tcW w:type="dxa" w:w="850"/>
-          </w:tcPr>
-          <w:p>
-            <w:r>
-              <w:rPr>
-                <w:b w:val="0"/>
-                <w:sz w:val="16"/>
-              </w:rPr>
-              <w:t>$2222219</w:t>
-            </w:r>
-          </w:p>
-        </w:tc>
-        <w:tc>
-          <w:tcPr>
-            <w:tcW w:type="dxa" w:w="1984"/>
-          </w:tcPr>
-          <w:p>
-            <w:r>
-              <w:rPr>
-                <w:b w:val="0"/>
-                <w:sz w:val="16"/>
-              </w:rPr>
-              <w:t>cadite dus</w:t>
-            </w:r>
-          </w:p>
-        </w:tc>
-        <w:tc>
-          <w:tcPr>
-            <w:tcW w:type="dxa" w:w="454"/>
-          </w:tcPr>
-          <w:p>
-            <w:r>
-              <w:rPr>
-                <w:b w:val="0"/>
-                <w:color w:val="CC0000"/>
-                <w:sz w:val="16"/>
-              </w:rPr>
-              <w:t>buc</w:t>
-            </w:r>
-          </w:p>
-        </w:tc>
-        <w:tc>
-          <w:tcPr>
-            <w:tcW w:type="dxa" w:w="680"/>
-          </w:tcPr>
-          <w:p>
-            <w:r>
-              <w:rPr>
-                <w:b w:val="0"/>
-                <w:sz w:val="16"/>
-              </w:rPr>
-              <w:t>3.0</w:t>
-            </w:r>
-          </w:p>
-        </w:tc>
-        <w:tc>
-          <w:tcPr>
             <w:tcW w:type="dxa" w:w="3572"/>
-          </w:tcPr>
-          <w:p>
-            <w:r>
-              <w:rPr>
-                <w:b w:val="0"/>
-                <w:color w:val="CC0000"/>
-                <w:sz w:val="16"/>
-              </w:rPr>
-              <w:t>Unitate de măsură diferită: referință , ofertat buc</w:t>
+            <w:gridSpan w:val="11"/>
+            <w:shd w:fill="FFFF99" w:val="clear"/>
+          </w:tcPr>
+          <w:p>
+            <w:r>
+              <w:rPr>
+                <w:b w:val="0"/>
+                <w:i/>
+                <w:sz w:val="16"/>
+              </w:rPr>
+              <w:t>▸ Articole extra în ofertă — verificare manuală recomandată</w:t>
             </w:r>
           </w:p>
         </w:tc>
@@ -6887,125 +6233,153 @@
         <w:tc>
           <w:tcPr>
             <w:tcW w:type="dxa" w:w="397"/>
-            <w:shd w:fill="FFB3B3" w:val="clear"/>
-          </w:tcPr>
-          <w:p>
-            <w:r>
-              <w:rPr>
-                <w:b w:val="0"/>
-                <w:sz w:val="16"/>
-              </w:rPr>
-              <w:t>41</w:t>
+            <w:shd w:fill="FFFF99" w:val="clear"/>
+          </w:tcPr>
+          <w:p>
+            <w:r>
+              <w:rPr>
+                <w:b w:val="0"/>
+                <w:sz w:val="16"/>
+              </w:rPr>
+              <w:t>37</w:t>
             </w:r>
           </w:p>
         </w:tc>
         <w:tc>
           <w:tcPr>
             <w:tcW w:type="dxa" w:w="1701"/>
-            <w:shd w:fill="FFB3B3" w:val="clear"/>
-          </w:tcPr>
-          <w:p>
-            <w:r>
-              <w:rPr>
-                <w:b w:val="0"/>
-                <w:sz w:val="16"/>
-              </w:rPr>
-              <w:t>226428 - INSTALATII SANITARE OB. 4</w:t>
+            <w:shd w:fill="FFFF99" w:val="clear"/>
+          </w:tcPr>
+          <w:p>
+            <w:r>
+              <w:rPr>
+                <w:b w:val="0"/>
+                <w:sz w:val="16"/>
+              </w:rPr>
+              <w:t>226358 - ALEI PIETONALE SI CAROSABILE</w:t>
             </w:r>
           </w:p>
         </w:tc>
         <w:tc>
           <w:tcPr>
             <w:tcW w:type="dxa" w:w="850"/>
-            <w:shd w:fill="FFB3B3" w:val="clear"/>
-          </w:tcPr>
-          <w:p>
-            <w:r>
-              <w:rPr>
-                <w:b w:val="0"/>
-                <w:sz w:val="16"/>
-              </w:rPr>
-              <w:t>$3275597</w:t>
+            <w:shd w:fill="FFFF99" w:val="clear"/>
+          </w:tcPr>
+          <w:p>
+            <w:r>
+              <w:rPr>
+                <w:b w:val="0"/>
+                <w:sz w:val="16"/>
+              </w:rPr>
             </w:r>
           </w:p>
         </w:tc>
         <w:tc>
           <w:tcPr>
             <w:tcW w:type="dxa" w:w="1984"/>
-            <w:shd w:fill="FFB3B3" w:val="clear"/>
-          </w:tcPr>
-          <w:p>
-            <w:r>
-              <w:rPr>
-                <w:b w:val="0"/>
-                <w:sz w:val="16"/>
-              </w:rPr>
-              <w:t>sifon de pardoseala dn110 cu iesire verticala c...</w:t>
+            <w:shd w:fill="FFFF99" w:val="clear"/>
+          </w:tcPr>
+          <w:p>
+            <w:r>
+              <w:rPr>
+                <w:b w:val="0"/>
+                <w:sz w:val="16"/>
+              </w:rPr>
             </w:r>
           </w:p>
         </w:tc>
         <w:tc>
           <w:tcPr>
             <w:tcW w:type="dxa" w:w="454"/>
-            <w:shd w:fill="FFB3B3" w:val="clear"/>
-          </w:tcPr>
-          <w:p>
-            <w:r>
-              <w:rPr>
-                <w:b w:val="0"/>
-                <w:sz w:val="16"/>
-              </w:rPr>
-              <w:t>buc</w:t>
+            <w:shd w:fill="FFFF99" w:val="clear"/>
+          </w:tcPr>
+          <w:p>
+            <w:r>
+              <w:rPr>
+                <w:b w:val="0"/>
+                <w:sz w:val="16"/>
+              </w:rPr>
             </w:r>
           </w:p>
         </w:tc>
         <w:tc>
           <w:tcPr>
             <w:tcW w:type="dxa" w:w="680"/>
-            <w:shd w:fill="FFB3B3" w:val="clear"/>
-          </w:tcPr>
-          <w:p>
-            <w:r>
-              <w:rPr>
-                <w:b w:val="0"/>
-                <w:sz w:val="16"/>
-              </w:rPr>
-              <w:t>1.0</w:t>
+            <w:shd w:fill="FFFF99" w:val="clear"/>
+          </w:tcPr>
+          <w:p>
+            <w:r>
+              <w:rPr>
+                <w:b w:val="0"/>
+                <w:sz w:val="16"/>
+              </w:rPr>
             </w:r>
           </w:p>
         </w:tc>
         <w:tc>
           <w:tcPr>
             <w:tcW w:type="dxa" w:w="850"/>
-            <w:shd w:fill="FFB3B3" w:val="clear"/>
-          </w:tcPr>
-          <w:p/>
+            <w:shd w:fill="FFFF99" w:val="clear"/>
+          </w:tcPr>
+          <w:p>
+            <w:r>
+              <w:rPr>
+                <w:b w:val="0"/>
+                <w:sz w:val="16"/>
+              </w:rPr>
+              <w:t>$22100100</w:t>
+            </w:r>
+          </w:p>
         </w:tc>
         <w:tc>
           <w:tcPr>
             <w:tcW w:type="dxa" w:w="1984"/>
-            <w:shd w:fill="FFB3B3" w:val="clear"/>
-          </w:tcPr>
-          <w:p/>
+            <w:shd w:fill="FFFF99" w:val="clear"/>
+          </w:tcPr>
+          <w:p>
+            <w:r>
+              <w:rPr>
+                <w:b w:val="0"/>
+                <w:sz w:val="16"/>
+              </w:rPr>
+              <w:t>profil fagure ecologic</w:t>
+            </w:r>
+          </w:p>
         </w:tc>
         <w:tc>
           <w:tcPr>
             <w:tcW w:type="dxa" w:w="454"/>
-            <w:shd w:fill="FFB3B3" w:val="clear"/>
-          </w:tcPr>
-          <w:p/>
+            <w:shd w:fill="FFFF99" w:val="clear"/>
+          </w:tcPr>
+          <w:p>
+            <w:r>
+              <w:rPr>
+                <w:b w:val="0"/>
+                <w:sz w:val="16"/>
+              </w:rPr>
+              <w:t>mp</w:t>
+            </w:r>
+          </w:p>
         </w:tc>
         <w:tc>
           <w:tcPr>
             <w:tcW w:type="dxa" w:w="680"/>
-            <w:shd w:fill="FFB3B3" w:val="clear"/>
-          </w:tcPr>
-          <w:p/>
+            <w:shd w:fill="FFFF99" w:val="clear"/>
+          </w:tcPr>
+          <w:p>
+            <w:r>
+              <w:rPr>
+                <w:b w:val="0"/>
+                <w:sz w:val="16"/>
+              </w:rPr>
+              <w:t>2000.0</w:t>
+            </w:r>
+          </w:p>
         </w:tc>
         <w:tc>
           <w:tcPr>
             <w:tcW w:type="dxa" w:w="3572"/>
-            <w:shd w:fill="FFB3B3" w:val="clear"/>
+            <w:shd w:fill="FFFF99" w:val="clear"/>
           </w:tcPr>
           <w:p>
             <w:r>
@@ -7014,7 +6388,7 @@
                 <w:color w:val="CC0000"/>
                 <w:sz w:val="16"/>
               </w:rPr>
-              <w:t>Articol lipsă din ofertă</w:t>
+              <w:t>Articol suplimentar în ofertă (nu există în referință)</w:t>
             </w:r>
           </w:p>
         </w:tc>
@@ -7022,25 +6396,6 @@
       <w:tr>
         <w:tc>
           <w:tcPr>
-            <w:tcW w:type="dxa" w:w="3572"/>
-            <w:gridSpan w:val="11"/>
-            <w:shd w:fill="FFFF99" w:val="clear"/>
-          </w:tcPr>
-          <w:p>
-            <w:r>
-              <w:rPr>
-                <w:b w:val="0"/>
-                <w:i/>
-                <w:sz w:val="16"/>
-              </w:rPr>
-              <w:t>▸ Articole extra în ofertă — verificare manuală recomandată</w:t>
-            </w:r>
-          </w:p>
-        </w:tc>
-      </w:tr>
-      <w:tr>
-        <w:tc>
-          <w:tcPr>
             <w:tcW w:type="dxa" w:w="397"/>
             <w:shd w:fill="FFFF99" w:val="clear"/>
           </w:tcPr>
@@ -7050,7 +6405,7 @@
                 <w:b w:val="0"/>
                 <w:sz w:val="16"/>
               </w:rPr>
-              <w:t>42</w:t>
+              <w:t>38</w:t>
             </w:r>
           </w:p>
         </w:tc>
@@ -7065,7 +6420,7 @@
                 <w:b w:val="0"/>
                 <w:sz w:val="16"/>
               </w:rPr>
-              <w:t>226428 - INSTALATII SANITARE OB. 4</w:t>
+              <w:t>226358 - ALEI PIETONALE SI CAROSABILE</w:t>
             </w:r>
           </w:p>
         </w:tc>
@@ -7136,7 +6491,7 @@
                 <w:b w:val="0"/>
                 <w:sz w:val="16"/>
               </w:rPr>
-              <w:t>SB08D</w:t>
+              <w:t>TRA01A20P</w:t>
             </w:r>
           </w:p>
         </w:tc>
@@ -7151,7 +6506,7 @@
                 <w:b w:val="0"/>
                 <w:sz w:val="16"/>
               </w:rPr>
-              <w:t>teava pe,pp,pp-r pentru canal,imbin cu garn cau...</w:t>
+              <w:t>transportul rutier al pamantului sau molozului ...</w:t>
             </w:r>
           </w:p>
         </w:tc>
@@ -7166,7 +6521,7 @@
                 <w:b w:val="0"/>
                 <w:sz w:val="16"/>
               </w:rPr>
-              <w:t>m</w:t>
+              <w:t>tona</w:t>
             </w:r>
           </w:p>
         </w:tc>
@@ -7181,171 +6536,7 @@
                 <w:b w:val="0"/>
                 <w:sz w:val="16"/>
               </w:rPr>
-              <w:t>15.0</w:t>
-            </w:r>
-          </w:p>
-        </w:tc>
-        <w:tc>
-          <w:tcPr>
-            <w:tcW w:type="dxa" w:w="3572"/>
-            <w:shd w:fill="FFFF99" w:val="clear"/>
-          </w:tcPr>
-          <w:p>
-            <w:r>
-              <w:rPr>
-                <w:b w:val="0"/>
-                <w:color w:val="CC0000"/>
-                <w:sz w:val="16"/>
-              </w:rPr>
-              <w:t>Articol suplimentar în ofertă (nu există în referință)</w:t>
-            </w:r>
-          </w:p>
-        </w:tc>
-      </w:tr>
-      <w:tr>
-        <w:tc>
-          <w:tcPr>
-            <w:tcW w:type="dxa" w:w="397"/>
-            <w:shd w:fill="FFFF99" w:val="clear"/>
-          </w:tcPr>
-          <w:p>
-            <w:r>
-              <w:rPr>
-                <w:b w:val="0"/>
-                <w:sz w:val="16"/>
-              </w:rPr>
-              <w:t>43</w:t>
-            </w:r>
-          </w:p>
-        </w:tc>
-        <w:tc>
-          <w:tcPr>
-            <w:tcW w:type="dxa" w:w="1701"/>
-            <w:shd w:fill="FFFF99" w:val="clear"/>
-          </w:tcPr>
-          <w:p>
-            <w:r>
-              <w:rPr>
-                <w:b w:val="0"/>
-                <w:sz w:val="16"/>
-              </w:rPr>
-              <w:t>226428 - INSTALATII SANITARE OB. 4</w:t>
-            </w:r>
-          </w:p>
-        </w:tc>
-        <w:tc>
-          <w:tcPr>
-            <w:tcW w:type="dxa" w:w="850"/>
-            <w:shd w:fill="FFFF99" w:val="clear"/>
-          </w:tcPr>
-          <w:p>
-            <w:r>
-              <w:rPr>
-                <w:b w:val="0"/>
-                <w:sz w:val="16"/>
-              </w:rPr>
-            </w:r>
-          </w:p>
-        </w:tc>
-        <w:tc>
-          <w:tcPr>
-            <w:tcW w:type="dxa" w:w="1984"/>
-            <w:shd w:fill="FFFF99" w:val="clear"/>
-          </w:tcPr>
-          <w:p>
-            <w:r>
-              <w:rPr>
-                <w:b w:val="0"/>
-                <w:sz w:val="16"/>
-              </w:rPr>
-            </w:r>
-          </w:p>
-        </w:tc>
-        <w:tc>
-          <w:tcPr>
-            <w:tcW w:type="dxa" w:w="454"/>
-            <w:shd w:fill="FFFF99" w:val="clear"/>
-          </w:tcPr>
-          <w:p>
-            <w:r>
-              <w:rPr>
-                <w:b w:val="0"/>
-                <w:sz w:val="16"/>
-              </w:rPr>
-            </w:r>
-          </w:p>
-        </w:tc>
-        <w:tc>
-          <w:tcPr>
-            <w:tcW w:type="dxa" w:w="680"/>
-            <w:shd w:fill="FFFF99" w:val="clear"/>
-          </w:tcPr>
-          <w:p>
-            <w:r>
-              <w:rPr>
-                <w:b w:val="0"/>
-                <w:sz w:val="16"/>
-              </w:rPr>
-            </w:r>
-          </w:p>
-        </w:tc>
-        <w:tc>
-          <w:tcPr>
-            <w:tcW w:type="dxa" w:w="850"/>
-            <w:shd w:fill="FFFF99" w:val="clear"/>
-          </w:tcPr>
-          <w:p>
-            <w:r>
-              <w:rPr>
-                <w:b w:val="0"/>
-                <w:sz w:val="16"/>
-              </w:rPr>
-              <w:t>$3274977</w:t>
-            </w:r>
-          </w:p>
-        </w:tc>
-        <w:tc>
-          <w:tcPr>
-            <w:tcW w:type="dxa" w:w="1984"/>
-            <w:shd w:fill="FFFF99" w:val="clear"/>
-          </w:tcPr>
-          <w:p>
-            <w:r>
-              <w:rPr>
-                <w:b w:val="0"/>
-                <w:sz w:val="16"/>
-              </w:rPr>
-              <w:t>sifon de pardoseala dn 40/50 cu iesire vertical...</w:t>
-            </w:r>
-          </w:p>
-        </w:tc>
-        <w:tc>
-          <w:tcPr>
-            <w:tcW w:type="dxa" w:w="454"/>
-            <w:shd w:fill="FFFF99" w:val="clear"/>
-          </w:tcPr>
-          <w:p>
-            <w:r>
-              <w:rPr>
-                <w:b w:val="0"/>
-                <w:sz w:val="16"/>
-              </w:rPr>
-              <w:t>buc</w:t>
-            </w:r>
-          </w:p>
-        </w:tc>
-        <w:tc>
-          <w:tcPr>
-            <w:tcW w:type="dxa" w:w="680"/>
-            <w:shd w:fill="FFFF99" w:val="clear"/>
-          </w:tcPr>
-          <w:p>
-            <w:r>
-              <w:rPr>
-                <w:b w:val="0"/>
-                <w:sz w:val="16"/>
-              </w:rPr>
-              <w:t>4.0</w:t>
+              <w:t>1132.4</w:t>
             </w:r>
           </w:p>
         </w:tc>
@@ -7401,7 +6592,7 @@
                 <w:color w:val="000000"/>
                 <w:sz w:val="18"/>
               </w:rPr>
-              <w:t>Neconformitati: 3 din 150 articole ref.</w:t>
+              <w:t>Neconformitati: 1 din 17 articole ref.</w:t>
             </w:r>
           </w:p>
         </w:tc>
@@ -7447,7 +6638,7 @@
                 <w:color w:val="000000"/>
                 <w:sz w:val="18"/>
               </w:rPr>
-              <w:t>150</w:t>
+              <w:t>17</w:t>
             </w:r>
           </w:p>
         </w:tc>
@@ -7484,7 +6675,7 @@
                 <w:color w:val="000000"/>
                 <w:sz w:val="18"/>
               </w:rPr>
-              <w:t>121</w:t>
+              <w:t>19</w:t>
             </w:r>
           </w:p>
         </w:tc>
@@ -7511,7 +6702,7 @@
                 <w:b/>
                 <w:sz w:val="18"/>
               </w:rPr>
-              <w:t>Capitol de lucrări 226488 — INSTALATIE VOCE-DATE-OB. 4  │  LIPSA: 1  │  EXTRA: 0  │  Delta: -1</w:t>
+              <w:t>Capitol de lucrări 226428 — INSTALATII SANITARE OB. 4  │  LIPSA: 1  │  EXTRA: 2  │  Delta: +1</w:t>
             </w:r>
           </w:p>
         </w:tc>
@@ -7520,6 +6711,323 @@
         <w:tc>
           <w:tcPr>
             <w:tcW w:type="dxa" w:w="397"/>
+          </w:tcPr>
+          <w:p>
+            <w:r>
+              <w:rPr>
+                <w:b w:val="0"/>
+                <w:sz w:val="16"/>
+              </w:rPr>
+              <w:t>40</w:t>
+            </w:r>
+          </w:p>
+        </w:tc>
+        <w:tc>
+          <w:tcPr>
+            <w:tcW w:type="dxa" w:w="1701"/>
+          </w:tcPr>
+          <w:p>
+            <w:r>
+              <w:rPr>
+                <w:b w:val="0"/>
+                <w:sz w:val="16"/>
+              </w:rPr>
+              <w:t>226428 - INSTALATII SANITARE OB. 4</w:t>
+            </w:r>
+          </w:p>
+        </w:tc>
+        <w:tc>
+          <w:tcPr>
+            <w:tcW w:type="dxa" w:w="850"/>
+          </w:tcPr>
+          <w:p>
+            <w:r>
+              <w:rPr>
+                <w:b w:val="0"/>
+                <w:sz w:val="16"/>
+              </w:rPr>
+              <w:t>$3274977</w:t>
+            </w:r>
+          </w:p>
+        </w:tc>
+        <w:tc>
+          <w:tcPr>
+            <w:tcW w:type="dxa" w:w="1984"/>
+          </w:tcPr>
+          <w:p>
+            <w:r>
+              <w:rPr>
+                <w:b w:val="0"/>
+                <w:sz w:val="16"/>
+              </w:rPr>
+              <w:t>sifon de pardoseala dn40/50 cu iesire verticala...</w:t>
+            </w:r>
+          </w:p>
+        </w:tc>
+        <w:tc>
+          <w:tcPr>
+            <w:tcW w:type="dxa" w:w="454"/>
+          </w:tcPr>
+          <w:p>
+            <w:r>
+              <w:rPr>
+                <w:b w:val="0"/>
+                <w:sz w:val="16"/>
+              </w:rPr>
+              <w:t>buc</w:t>
+            </w:r>
+          </w:p>
+        </w:tc>
+        <w:tc>
+          <w:tcPr>
+            <w:tcW w:type="dxa" w:w="680"/>
+          </w:tcPr>
+          <w:p>
+            <w:r>
+              <w:rPr>
+                <w:b w:val="0"/>
+                <w:color w:val="CC0000"/>
+                <w:sz w:val="16"/>
+              </w:rPr>
+              <w:t>4.0</w:t>
+            </w:r>
+          </w:p>
+        </w:tc>
+        <w:tc>
+          <w:tcPr>
+            <w:tcW w:type="dxa" w:w="850"/>
+          </w:tcPr>
+          <w:p>
+            <w:r>
+              <w:rPr>
+                <w:b w:val="0"/>
+                <w:sz w:val="16"/>
+              </w:rPr>
+              <w:t>$3274977</w:t>
+            </w:r>
+          </w:p>
+        </w:tc>
+        <w:tc>
+          <w:tcPr>
+            <w:tcW w:type="dxa" w:w="1984"/>
+          </w:tcPr>
+          <w:p>
+            <w:r>
+              <w:rPr>
+                <w:b w:val="0"/>
+                <w:sz w:val="16"/>
+              </w:rPr>
+              <w:t>sifon de pardoseala dn 40/50 cu iesire vertical...</w:t>
+            </w:r>
+          </w:p>
+        </w:tc>
+        <w:tc>
+          <w:tcPr>
+            <w:tcW w:type="dxa" w:w="454"/>
+          </w:tcPr>
+          <w:p>
+            <w:r>
+              <w:rPr>
+                <w:b w:val="0"/>
+                <w:sz w:val="16"/>
+              </w:rPr>
+              <w:t>buc</w:t>
+            </w:r>
+          </w:p>
+        </w:tc>
+        <w:tc>
+          <w:tcPr>
+            <w:tcW w:type="dxa" w:w="680"/>
+          </w:tcPr>
+          <w:p>
+            <w:r>
+              <w:rPr>
+                <w:b w:val="0"/>
+                <w:color w:val="CC0000"/>
+                <w:sz w:val="16"/>
+              </w:rPr>
+              <w:t>1.0</w:t>
+            </w:r>
+          </w:p>
+        </w:tc>
+        <w:tc>
+          <w:tcPr>
+            <w:tcW w:type="dxa" w:w="3572"/>
+          </w:tcPr>
+          <w:p>
+            <w:r>
+              <w:rPr>
+                <w:b w:val="0"/>
+                <w:color w:val="CC0000"/>
+                <w:sz w:val="16"/>
+              </w:rPr>
+              <w:t>Cantitate diferită: referință 4.0 buc, ofertat 1.0 buc</w:t>
+            </w:r>
+          </w:p>
+        </w:tc>
+      </w:tr>
+      <w:tr>
+        <w:tc>
+          <w:tcPr>
+            <w:tcW w:type="dxa" w:w="397"/>
+          </w:tcPr>
+          <w:p>
+            <w:r>
+              <w:rPr>
+                <w:b w:val="0"/>
+                <w:sz w:val="16"/>
+              </w:rPr>
+              <w:t>41</w:t>
+            </w:r>
+          </w:p>
+        </w:tc>
+        <w:tc>
+          <w:tcPr>
+            <w:tcW w:type="dxa" w:w="1701"/>
+          </w:tcPr>
+          <w:p>
+            <w:r>
+              <w:rPr>
+                <w:b w:val="0"/>
+                <w:sz w:val="16"/>
+              </w:rPr>
+              <w:t>226428 - INSTALATII SANITARE OB. 4</w:t>
+            </w:r>
+          </w:p>
+        </w:tc>
+        <w:tc>
+          <w:tcPr>
+            <w:tcW w:type="dxa" w:w="850"/>
+          </w:tcPr>
+          <w:p>
+            <w:r>
+              <w:rPr>
+                <w:b w:val="0"/>
+                <w:sz w:val="16"/>
+              </w:rPr>
+              <w:t>$2222219</w:t>
+            </w:r>
+          </w:p>
+        </w:tc>
+        <w:tc>
+          <w:tcPr>
+            <w:tcW w:type="dxa" w:w="1984"/>
+          </w:tcPr>
+          <w:p>
+            <w:r>
+              <w:rPr>
+                <w:b w:val="0"/>
+                <w:sz w:val="16"/>
+              </w:rPr>
+              <w:t>cadite dus</w:t>
+            </w:r>
+          </w:p>
+        </w:tc>
+        <w:tc>
+          <w:tcPr>
+            <w:tcW w:type="dxa" w:w="454"/>
+          </w:tcPr>
+          <w:p>
+            <w:r>
+              <w:rPr>
+                <w:b w:val="0"/>
+                <w:color w:val="CC0000"/>
+                <w:sz w:val="16"/>
+              </w:rPr>
+            </w:r>
+          </w:p>
+        </w:tc>
+        <w:tc>
+          <w:tcPr>
+            <w:tcW w:type="dxa" w:w="680"/>
+          </w:tcPr>
+          <w:p>
+            <w:r>
+              <w:rPr>
+                <w:b w:val="0"/>
+                <w:sz w:val="16"/>
+              </w:rPr>
+              <w:t>3.0</w:t>
+            </w:r>
+          </w:p>
+        </w:tc>
+        <w:tc>
+          <w:tcPr>
+            <w:tcW w:type="dxa" w:w="850"/>
+          </w:tcPr>
+          <w:p>
+            <w:r>
+              <w:rPr>
+                <w:b w:val="0"/>
+                <w:sz w:val="16"/>
+              </w:rPr>
+              <w:t>$2222219</w:t>
+            </w:r>
+          </w:p>
+        </w:tc>
+        <w:tc>
+          <w:tcPr>
+            <w:tcW w:type="dxa" w:w="1984"/>
+          </w:tcPr>
+          <w:p>
+            <w:r>
+              <w:rPr>
+                <w:b w:val="0"/>
+                <w:sz w:val="16"/>
+              </w:rPr>
+              <w:t>cadite dus</w:t>
+            </w:r>
+          </w:p>
+        </w:tc>
+        <w:tc>
+          <w:tcPr>
+            <w:tcW w:type="dxa" w:w="454"/>
+          </w:tcPr>
+          <w:p>
+            <w:r>
+              <w:rPr>
+                <w:b w:val="0"/>
+                <w:color w:val="CC0000"/>
+                <w:sz w:val="16"/>
+              </w:rPr>
+              <w:t>buc</w:t>
+            </w:r>
+          </w:p>
+        </w:tc>
+        <w:tc>
+          <w:tcPr>
+            <w:tcW w:type="dxa" w:w="680"/>
+          </w:tcPr>
+          <w:p>
+            <w:r>
+              <w:rPr>
+                <w:b w:val="0"/>
+                <w:sz w:val="16"/>
+              </w:rPr>
+              <w:t>3.0</w:t>
+            </w:r>
+          </w:p>
+        </w:tc>
+        <w:tc>
+          <w:tcPr>
+            <w:tcW w:type="dxa" w:w="3572"/>
+          </w:tcPr>
+          <w:p>
+            <w:r>
+              <w:rPr>
+                <w:b w:val="0"/>
+                <w:color w:val="CC0000"/>
+                <w:sz w:val="16"/>
+              </w:rPr>
+              <w:t>Unitate de măsură diferită: referință , ofertat buc</w:t>
+            </w:r>
+          </w:p>
+        </w:tc>
+      </w:tr>
+      <w:tr>
+        <w:tc>
+          <w:tcPr>
+            <w:tcW w:type="dxa" w:w="397"/>
             <w:shd w:fill="FFB3B3" w:val="clear"/>
           </w:tcPr>
           <w:p>
@@ -7528,7 +7036,7 @@
                 <w:b w:val="0"/>
                 <w:sz w:val="16"/>
               </w:rPr>
-              <w:t>45</w:t>
+              <w:t>42</w:t>
             </w:r>
           </w:p>
         </w:tc>
@@ -7543,7 +7051,7 @@
                 <w:b w:val="0"/>
                 <w:sz w:val="16"/>
               </w:rPr>
-              <w:t>226488 - INSTALATIE VOCE-DATE-OB. 4</w:t>
+              <w:t>226428 - INSTALATII SANITARE OB. 4</w:t>
             </w:r>
           </w:p>
         </w:tc>
@@ -7558,7 +7066,7 @@
                 <w:b w:val="0"/>
                 <w:sz w:val="16"/>
               </w:rPr>
-              <w:t>$5538123</w:t>
+              <w:t>$3275597</w:t>
             </w:r>
           </w:p>
         </w:tc>
@@ -7573,7 +7081,7 @@
                 <w:b w:val="0"/>
                 <w:sz w:val="16"/>
               </w:rPr>
-              <w:t>patchpanel 8 porturi rj45 echipat</w:t>
+              <w:t>sifon de pardoseala dn110 cu iesire verticala c...</w:t>
             </w:r>
           </w:p>
         </w:tc>
@@ -7648,6 +7156,353 @@
                 <w:sz w:val="16"/>
               </w:rPr>
               <w:t>Articol lipsă din ofertă</w:t>
+            </w:r>
+          </w:p>
+        </w:tc>
+      </w:tr>
+      <w:tr>
+        <w:tc>
+          <w:tcPr>
+            <w:tcW w:type="dxa" w:w="3572"/>
+            <w:gridSpan w:val="11"/>
+            <w:shd w:fill="FFFF99" w:val="clear"/>
+          </w:tcPr>
+          <w:p>
+            <w:r>
+              <w:rPr>
+                <w:b w:val="0"/>
+                <w:i/>
+                <w:sz w:val="16"/>
+              </w:rPr>
+              <w:t>▸ Articole extra în ofertă — verificare manuală recomandată</w:t>
+            </w:r>
+          </w:p>
+        </w:tc>
+      </w:tr>
+      <w:tr>
+        <w:tc>
+          <w:tcPr>
+            <w:tcW w:type="dxa" w:w="397"/>
+            <w:shd w:fill="FFFF99" w:val="clear"/>
+          </w:tcPr>
+          <w:p>
+            <w:r>
+              <w:rPr>
+                <w:b w:val="0"/>
+                <w:sz w:val="16"/>
+              </w:rPr>
+              <w:t>43</w:t>
+            </w:r>
+          </w:p>
+        </w:tc>
+        <w:tc>
+          <w:tcPr>
+            <w:tcW w:type="dxa" w:w="1701"/>
+            <w:shd w:fill="FFFF99" w:val="clear"/>
+          </w:tcPr>
+          <w:p>
+            <w:r>
+              <w:rPr>
+                <w:b w:val="0"/>
+                <w:sz w:val="16"/>
+              </w:rPr>
+              <w:t>226428 - INSTALATII SANITARE OB. 4</w:t>
+            </w:r>
+          </w:p>
+        </w:tc>
+        <w:tc>
+          <w:tcPr>
+            <w:tcW w:type="dxa" w:w="850"/>
+            <w:shd w:fill="FFFF99" w:val="clear"/>
+          </w:tcPr>
+          <w:p>
+            <w:r>
+              <w:rPr>
+                <w:b w:val="0"/>
+                <w:sz w:val="16"/>
+              </w:rPr>
+            </w:r>
+          </w:p>
+        </w:tc>
+        <w:tc>
+          <w:tcPr>
+            <w:tcW w:type="dxa" w:w="1984"/>
+            <w:shd w:fill="FFFF99" w:val="clear"/>
+          </w:tcPr>
+          <w:p>
+            <w:r>
+              <w:rPr>
+                <w:b w:val="0"/>
+                <w:sz w:val="16"/>
+              </w:rPr>
+            </w:r>
+          </w:p>
+        </w:tc>
+        <w:tc>
+          <w:tcPr>
+            <w:tcW w:type="dxa" w:w="454"/>
+            <w:shd w:fill="FFFF99" w:val="clear"/>
+          </w:tcPr>
+          <w:p>
+            <w:r>
+              <w:rPr>
+                <w:b w:val="0"/>
+                <w:sz w:val="16"/>
+              </w:rPr>
+            </w:r>
+          </w:p>
+        </w:tc>
+        <w:tc>
+          <w:tcPr>
+            <w:tcW w:type="dxa" w:w="680"/>
+            <w:shd w:fill="FFFF99" w:val="clear"/>
+          </w:tcPr>
+          <w:p>
+            <w:r>
+              <w:rPr>
+                <w:b w:val="0"/>
+                <w:sz w:val="16"/>
+              </w:rPr>
+            </w:r>
+          </w:p>
+        </w:tc>
+        <w:tc>
+          <w:tcPr>
+            <w:tcW w:type="dxa" w:w="850"/>
+            <w:shd w:fill="FFFF99" w:val="clear"/>
+          </w:tcPr>
+          <w:p>
+            <w:r>
+              <w:rPr>
+                <w:b w:val="0"/>
+                <w:sz w:val="16"/>
+              </w:rPr>
+              <w:t>SB08D</w:t>
+            </w:r>
+          </w:p>
+        </w:tc>
+        <w:tc>
+          <w:tcPr>
+            <w:tcW w:type="dxa" w:w="1984"/>
+            <w:shd w:fill="FFFF99" w:val="clear"/>
+          </w:tcPr>
+          <w:p>
+            <w:r>
+              <w:rPr>
+                <w:b w:val="0"/>
+                <w:sz w:val="16"/>
+              </w:rPr>
+              <w:t>teava pe,pp,pp-r pentru canal,imbin cu garn cau...</w:t>
+            </w:r>
+          </w:p>
+        </w:tc>
+        <w:tc>
+          <w:tcPr>
+            <w:tcW w:type="dxa" w:w="454"/>
+            <w:shd w:fill="FFFF99" w:val="clear"/>
+          </w:tcPr>
+          <w:p>
+            <w:r>
+              <w:rPr>
+                <w:b w:val="0"/>
+                <w:sz w:val="16"/>
+              </w:rPr>
+              <w:t>m</w:t>
+            </w:r>
+          </w:p>
+        </w:tc>
+        <w:tc>
+          <w:tcPr>
+            <w:tcW w:type="dxa" w:w="680"/>
+            <w:shd w:fill="FFFF99" w:val="clear"/>
+          </w:tcPr>
+          <w:p>
+            <w:r>
+              <w:rPr>
+                <w:b w:val="0"/>
+                <w:sz w:val="16"/>
+              </w:rPr>
+              <w:t>15.0</w:t>
+            </w:r>
+          </w:p>
+        </w:tc>
+        <w:tc>
+          <w:tcPr>
+            <w:tcW w:type="dxa" w:w="3572"/>
+            <w:shd w:fill="FFFF99" w:val="clear"/>
+          </w:tcPr>
+          <w:p>
+            <w:r>
+              <w:rPr>
+                <w:b w:val="0"/>
+                <w:color w:val="CC0000"/>
+                <w:sz w:val="16"/>
+              </w:rPr>
+              <w:t>Articol suplimentar în ofertă (nu există în referință)</w:t>
+            </w:r>
+          </w:p>
+        </w:tc>
+      </w:tr>
+      <w:tr>
+        <w:tc>
+          <w:tcPr>
+            <w:tcW w:type="dxa" w:w="397"/>
+            <w:shd w:fill="FFFF99" w:val="clear"/>
+          </w:tcPr>
+          <w:p>
+            <w:r>
+              <w:rPr>
+                <w:b w:val="0"/>
+                <w:sz w:val="16"/>
+              </w:rPr>
+              <w:t>44</w:t>
+            </w:r>
+          </w:p>
+        </w:tc>
+        <w:tc>
+          <w:tcPr>
+            <w:tcW w:type="dxa" w:w="1701"/>
+            <w:shd w:fill="FFFF99" w:val="clear"/>
+          </w:tcPr>
+          <w:p>
+            <w:r>
+              <w:rPr>
+                <w:b w:val="0"/>
+                <w:sz w:val="16"/>
+              </w:rPr>
+              <w:t>226428 - INSTALATII SANITARE OB. 4</w:t>
+            </w:r>
+          </w:p>
+        </w:tc>
+        <w:tc>
+          <w:tcPr>
+            <w:tcW w:type="dxa" w:w="850"/>
+            <w:shd w:fill="FFFF99" w:val="clear"/>
+          </w:tcPr>
+          <w:p>
+            <w:r>
+              <w:rPr>
+                <w:b w:val="0"/>
+                <w:sz w:val="16"/>
+              </w:rPr>
+            </w:r>
+          </w:p>
+        </w:tc>
+        <w:tc>
+          <w:tcPr>
+            <w:tcW w:type="dxa" w:w="1984"/>
+            <w:shd w:fill="FFFF99" w:val="clear"/>
+          </w:tcPr>
+          <w:p>
+            <w:r>
+              <w:rPr>
+                <w:b w:val="0"/>
+                <w:sz w:val="16"/>
+              </w:rPr>
+            </w:r>
+          </w:p>
+        </w:tc>
+        <w:tc>
+          <w:tcPr>
+            <w:tcW w:type="dxa" w:w="454"/>
+            <w:shd w:fill="FFFF99" w:val="clear"/>
+          </w:tcPr>
+          <w:p>
+            <w:r>
+              <w:rPr>
+                <w:b w:val="0"/>
+                <w:sz w:val="16"/>
+              </w:rPr>
+            </w:r>
+          </w:p>
+        </w:tc>
+        <w:tc>
+          <w:tcPr>
+            <w:tcW w:type="dxa" w:w="680"/>
+            <w:shd w:fill="FFFF99" w:val="clear"/>
+          </w:tcPr>
+          <w:p>
+            <w:r>
+              <w:rPr>
+                <w:b w:val="0"/>
+                <w:sz w:val="16"/>
+              </w:rPr>
+            </w:r>
+          </w:p>
+        </w:tc>
+        <w:tc>
+          <w:tcPr>
+            <w:tcW w:type="dxa" w:w="850"/>
+            <w:shd w:fill="FFFF99" w:val="clear"/>
+          </w:tcPr>
+          <w:p>
+            <w:r>
+              <w:rPr>
+                <w:b w:val="0"/>
+                <w:sz w:val="16"/>
+              </w:rPr>
+              <w:t>$3274977</w:t>
+            </w:r>
+          </w:p>
+        </w:tc>
+        <w:tc>
+          <w:tcPr>
+            <w:tcW w:type="dxa" w:w="1984"/>
+            <w:shd w:fill="FFFF99" w:val="clear"/>
+          </w:tcPr>
+          <w:p>
+            <w:r>
+              <w:rPr>
+                <w:b w:val="0"/>
+                <w:sz w:val="16"/>
+              </w:rPr>
+              <w:t>sifon de pardoseala dn 40/50 cu iesire vertical...</w:t>
+            </w:r>
+          </w:p>
+        </w:tc>
+        <w:tc>
+          <w:tcPr>
+            <w:tcW w:type="dxa" w:w="454"/>
+            <w:shd w:fill="FFFF99" w:val="clear"/>
+          </w:tcPr>
+          <w:p>
+            <w:r>
+              <w:rPr>
+                <w:b w:val="0"/>
+                <w:sz w:val="16"/>
+              </w:rPr>
+              <w:t>buc</w:t>
+            </w:r>
+          </w:p>
+        </w:tc>
+        <w:tc>
+          <w:tcPr>
+            <w:tcW w:type="dxa" w:w="680"/>
+            <w:shd w:fill="FFFF99" w:val="clear"/>
+          </w:tcPr>
+          <w:p>
+            <w:r>
+              <w:rPr>
+                <w:b w:val="0"/>
+                <w:sz w:val="16"/>
+              </w:rPr>
+              <w:t>4.0</w:t>
+            </w:r>
+          </w:p>
+        </w:tc>
+        <w:tc>
+          <w:tcPr>
+            <w:tcW w:type="dxa" w:w="3572"/>
+            <w:shd w:fill="FFFF99" w:val="clear"/>
+          </w:tcPr>
+          <w:p>
+            <w:r>
+              <w:rPr>
+                <w:b w:val="0"/>
+                <w:color w:val="CC0000"/>
+                <w:sz w:val="16"/>
+              </w:rPr>
+              <w:t>Articol suplimentar în ofertă (nu există în referință)</w:t>
             </w:r>
           </w:p>
         </w:tc>
@@ -7687,7 +7542,7 @@
                 <w:color w:val="000000"/>
                 <w:sz w:val="18"/>
               </w:rPr>
-              <w:t>Neconformitati: 1 din 14 articole ref.</w:t>
+              <w:t>Neconformitati: 3 din 150 articole ref.</w:t>
             </w:r>
           </w:p>
         </w:tc>
@@ -7733,7 +7588,7 @@
                 <w:color w:val="000000"/>
                 <w:sz w:val="18"/>
               </w:rPr>
-              <w:t>14</w:t>
+              <w:t>150</w:t>
             </w:r>
           </w:p>
         </w:tc>
@@ -7770,7 +7625,7 @@
                 <w:color w:val="000000"/>
                 <w:sz w:val="18"/>
               </w:rPr>
-              <w:t>13</w:t>
+              <w:t>121</w:t>
             </w:r>
           </w:p>
         </w:tc>
@@ -7797,7 +7652,7 @@
                 <w:b/>
                 <w:sz w:val="18"/>
               </w:rPr>
-              <w:t>Capitol de lucrări 226498 — SISTEM SUPRAVEGHEREA VIDEO -OB4  │  LIPSA: 2  │  EXTRA: 0  │  Delta: -2</w:t>
+              <w:t>Capitol de lucrări 226488 — INSTALATIE VOCE-DATE-OB. 4  │  LIPSA: 1  │  EXTRA: 0  │  Delta: -1</w:t>
             </w:r>
           </w:p>
         </w:tc>
@@ -7814,7 +7669,7 @@
                 <w:b w:val="0"/>
                 <w:sz w:val="16"/>
               </w:rPr>
-              <w:t>47</w:t>
+              <w:t>46</w:t>
             </w:r>
           </w:p>
         </w:tc>
@@ -7829,7 +7684,7 @@
                 <w:b w:val="0"/>
                 <w:sz w:val="16"/>
               </w:rPr>
-              <w:t>226498 - SISTEM SUPRAVEGHEREA VIDEO -OB4</w:t>
+              <w:t>226488 - INSTALATIE VOCE-DATE-OB. 4</w:t>
             </w:r>
           </w:p>
         </w:tc>
@@ -7844,7 +7699,7 @@
                 <w:b w:val="0"/>
                 <w:sz w:val="16"/>
               </w:rPr>
-              <w:t>EI17A1</w:t>
+              <w:t>$5538123</w:t>
             </w:r>
           </w:p>
         </w:tc>
@@ -7859,143 +7714,7 @@
                 <w:b w:val="0"/>
                 <w:sz w:val="16"/>
               </w:rPr>
-              <w:t>software pentru videocaptare si inregistrare</w:t>
-            </w:r>
-          </w:p>
-        </w:tc>
-        <w:tc>
-          <w:tcPr>
-            <w:tcW w:type="dxa" w:w="454"/>
-            <w:shd w:fill="FFB3B3" w:val="clear"/>
-          </w:tcPr>
-          <w:p>
-            <w:r>
-              <w:rPr>
-                <w:b w:val="0"/>
-                <w:sz w:val="16"/>
-              </w:rPr>
-              <w:t>buc</w:t>
-            </w:r>
-          </w:p>
-        </w:tc>
-        <w:tc>
-          <w:tcPr>
-            <w:tcW w:type="dxa" w:w="680"/>
-            <w:shd w:fill="FFB3B3" w:val="clear"/>
-          </w:tcPr>
-          <w:p>
-            <w:r>
-              <w:rPr>
-                <w:b w:val="0"/>
-                <w:sz w:val="16"/>
-              </w:rPr>
-              <w:t>2.0</w:t>
-            </w:r>
-          </w:p>
-        </w:tc>
-        <w:tc>
-          <w:tcPr>
-            <w:tcW w:type="dxa" w:w="850"/>
-            <w:shd w:fill="FFB3B3" w:val="clear"/>
-          </w:tcPr>
-          <w:p/>
-        </w:tc>
-        <w:tc>
-          <w:tcPr>
-            <w:tcW w:type="dxa" w:w="1984"/>
-            <w:shd w:fill="FFB3B3" w:val="clear"/>
-          </w:tcPr>
-          <w:p/>
-        </w:tc>
-        <w:tc>
-          <w:tcPr>
-            <w:tcW w:type="dxa" w:w="454"/>
-            <w:shd w:fill="FFB3B3" w:val="clear"/>
-          </w:tcPr>
-          <w:p/>
-        </w:tc>
-        <w:tc>
-          <w:tcPr>
-            <w:tcW w:type="dxa" w:w="680"/>
-            <w:shd w:fill="FFB3B3" w:val="clear"/>
-          </w:tcPr>
-          <w:p/>
-        </w:tc>
-        <w:tc>
-          <w:tcPr>
-            <w:tcW w:type="dxa" w:w="3572"/>
-            <w:shd w:fill="FFB3B3" w:val="clear"/>
-          </w:tcPr>
-          <w:p>
-            <w:r>
-              <w:rPr>
-                <w:b w:val="0"/>
-                <w:color w:val="CC0000"/>
-                <w:sz w:val="16"/>
-              </w:rPr>
-              <w:t>Articol lipsă din ofertă</w:t>
-            </w:r>
-          </w:p>
-        </w:tc>
-      </w:tr>
-      <w:tr>
-        <w:tc>
-          <w:tcPr>
-            <w:tcW w:type="dxa" w:w="397"/>
-            <w:shd w:fill="FFB3B3" w:val="clear"/>
-          </w:tcPr>
-          <w:p>
-            <w:r>
-              <w:rPr>
-                <w:b w:val="0"/>
-                <w:sz w:val="16"/>
-              </w:rPr>
-              <w:t>48</w:t>
-            </w:r>
-          </w:p>
-        </w:tc>
-        <w:tc>
-          <w:tcPr>
-            <w:tcW w:type="dxa" w:w="1701"/>
-            <w:shd w:fill="FFB3B3" w:val="clear"/>
-          </w:tcPr>
-          <w:p>
-            <w:r>
-              <w:rPr>
-                <w:b w:val="0"/>
-                <w:sz w:val="16"/>
-              </w:rPr>
-              <w:t>226498 - SISTEM SUPRAVEGHEREA VIDEO -OB4</w:t>
-            </w:r>
-          </w:p>
-        </w:tc>
-        <w:tc>
-          <w:tcPr>
-            <w:tcW w:type="dxa" w:w="850"/>
-            <w:shd w:fill="FFB3B3" w:val="clear"/>
-          </w:tcPr>
-          <w:p>
-            <w:r>
-              <w:rPr>
-                <w:b w:val="0"/>
-                <w:sz w:val="16"/>
-              </w:rPr>
-              <w:t>EI16A1</w:t>
-            </w:r>
-          </w:p>
-        </w:tc>
-        <w:tc>
-          <w:tcPr>
-            <w:tcW w:type="dxa" w:w="1984"/>
-            <w:shd w:fill="FFB3B3" w:val="clear"/>
-          </w:tcPr>
-          <w:p>
-            <w:r>
-              <w:rPr>
-                <w:b w:val="0"/>
-                <w:sz w:val="16"/>
-              </w:rPr>
-              <w:t>revizie sistem existent supravegherea video</w:t>
+              <w:t>patchpanel 8 porturi rj45 echipat</w:t>
             </w:r>
           </w:p>
         </w:tc>
@@ -8109,7 +7828,7 @@
                 <w:color w:val="000000"/>
                 <w:sz w:val="18"/>
               </w:rPr>
-              <w:t>Neconformitati: 2 din 16 articole ref.</w:t>
+              <w:t>Neconformitati: 1 din 14 articole ref.</w:t>
             </w:r>
           </w:p>
         </w:tc>
@@ -8155,7 +7874,7 @@
                 <w:color w:val="000000"/>
                 <w:sz w:val="18"/>
               </w:rPr>
-              <w:t>16</w:t>
+              <w:t>14</w:t>
             </w:r>
           </w:p>
         </w:tc>
@@ -8192,7 +7911,7 @@
                 <w:color w:val="000000"/>
                 <w:sz w:val="18"/>
               </w:rPr>
-              <w:t>14</w:t>
+              <w:t>13</w:t>
             </w:r>
           </w:p>
         </w:tc>
@@ -8219,7 +7938,7 @@
                 <w:b/>
                 <w:sz w:val="18"/>
               </w:rPr>
-              <w:t>Capitol de lucrări 226528 — INSTALATII SANITARE OB.5  │  LIPSA: 0  │  EXTRA: 1  │  Delta: +1</w:t>
+              <w:t>Capitol de lucrări 226498 — SISTEM SUPRAVEGHEREA VIDEO -OB4  │  LIPSA: 2  │  EXTRA: 0  │  Delta: -2</w:t>
             </w:r>
           </w:p>
         </w:tc>
@@ -8228,62 +7947,125 @@
         <w:tc>
           <w:tcPr>
             <w:tcW w:type="dxa" w:w="397"/>
-          </w:tcPr>
-          <w:p>
-            <w:r>
-              <w:rPr>
-                <w:b w:val="0"/>
-                <w:sz w:val="16"/>
-              </w:rPr>
-              <w:t>50</w:t>
+            <w:shd w:fill="FFB3B3" w:val="clear"/>
+          </w:tcPr>
+          <w:p>
+            <w:r>
+              <w:rPr>
+                <w:b w:val="0"/>
+                <w:sz w:val="16"/>
+              </w:rPr>
+              <w:t>48</w:t>
             </w:r>
           </w:p>
         </w:tc>
         <w:tc>
           <w:tcPr>
             <w:tcW w:type="dxa" w:w="1701"/>
-          </w:tcPr>
-          <w:p>
-            <w:r>
-              <w:rPr>
-                <w:b w:val="0"/>
-                <w:sz w:val="16"/>
-              </w:rPr>
-              <w:t>226528 - INSTALATII SANITARE OB.5</w:t>
+            <w:shd w:fill="FFB3B3" w:val="clear"/>
+          </w:tcPr>
+          <w:p>
+            <w:r>
+              <w:rPr>
+                <w:b w:val="0"/>
+                <w:sz w:val="16"/>
+              </w:rPr>
+              <w:t>226498 - SISTEM SUPRAVEGHEREA VIDEO -OB4</w:t>
             </w:r>
           </w:p>
         </w:tc>
         <w:tc>
           <w:tcPr>
             <w:tcW w:type="dxa" w:w="850"/>
-          </w:tcPr>
-          <w:p>
-            <w:r>
-              <w:rPr>
-                <w:b w:val="0"/>
-                <w:sz w:val="16"/>
-              </w:rPr>
-              <w:t>SB09B</w:t>
+            <w:shd w:fill="FFB3B3" w:val="clear"/>
+          </w:tcPr>
+          <w:p>
+            <w:r>
+              <w:rPr>
+                <w:b w:val="0"/>
+                <w:sz w:val="16"/>
+              </w:rPr>
+              <w:t>EI17A1</w:t>
             </w:r>
           </w:p>
         </w:tc>
         <w:tc>
           <w:tcPr>
             <w:tcW w:type="dxa" w:w="1984"/>
-          </w:tcPr>
-          <w:p>
-            <w:r>
-              <w:rPr>
-                <w:b w:val="0"/>
-                <w:sz w:val="16"/>
-              </w:rPr>
-              <w:t>piese leg (cot, red, piesa curat mufa dubla, co...</w:t>
+            <w:shd w:fill="FFB3B3" w:val="clear"/>
+          </w:tcPr>
+          <w:p>
+            <w:r>
+              <w:rPr>
+                <w:b w:val="0"/>
+                <w:sz w:val="16"/>
+              </w:rPr>
+              <w:t>software pentru videocaptare si inregistrare</w:t>
             </w:r>
           </w:p>
         </w:tc>
         <w:tc>
           <w:tcPr>
             <w:tcW w:type="dxa" w:w="454"/>
+            <w:shd w:fill="FFB3B3" w:val="clear"/>
+          </w:tcPr>
+          <w:p>
+            <w:r>
+              <w:rPr>
+                <w:b w:val="0"/>
+                <w:sz w:val="16"/>
+              </w:rPr>
+              <w:t>buc</w:t>
+            </w:r>
+          </w:p>
+        </w:tc>
+        <w:tc>
+          <w:tcPr>
+            <w:tcW w:type="dxa" w:w="680"/>
+            <w:shd w:fill="FFB3B3" w:val="clear"/>
+          </w:tcPr>
+          <w:p>
+            <w:r>
+              <w:rPr>
+                <w:b w:val="0"/>
+                <w:sz w:val="16"/>
+              </w:rPr>
+              <w:t>2.0</w:t>
+            </w:r>
+          </w:p>
+        </w:tc>
+        <w:tc>
+          <w:tcPr>
+            <w:tcW w:type="dxa" w:w="850"/>
+            <w:shd w:fill="FFB3B3" w:val="clear"/>
+          </w:tcPr>
+          <w:p/>
+        </w:tc>
+        <w:tc>
+          <w:tcPr>
+            <w:tcW w:type="dxa" w:w="1984"/>
+            <w:shd w:fill="FFB3B3" w:val="clear"/>
+          </w:tcPr>
+          <w:p/>
+        </w:tc>
+        <w:tc>
+          <w:tcPr>
+            <w:tcW w:type="dxa" w:w="454"/>
+            <w:shd w:fill="FFB3B3" w:val="clear"/>
+          </w:tcPr>
+          <w:p/>
+        </w:tc>
+        <w:tc>
+          <w:tcPr>
+            <w:tcW w:type="dxa" w:w="680"/>
+            <w:shd w:fill="FFB3B3" w:val="clear"/>
+          </w:tcPr>
+          <w:p/>
+        </w:tc>
+        <w:tc>
+          <w:tcPr>
+            <w:tcW w:type="dxa" w:w="3572"/>
+            <w:shd w:fill="FFB3B3" w:val="clear"/>
           </w:tcPr>
           <w:p>
             <w:r>
@@ -8292,93 +8074,7 @@
                 <w:color w:val="CC0000"/>
                 <w:sz w:val="16"/>
               </w:rPr>
-              <w:t>m</w:t>
-            </w:r>
-          </w:p>
-        </w:tc>
-        <w:tc>
-          <w:tcPr>
-            <w:tcW w:type="dxa" w:w="680"/>
-          </w:tcPr>
-          <w:p>
-            <w:r>
-              <w:rPr>
-                <w:b w:val="0"/>
-                <w:sz w:val="16"/>
-              </w:rPr>
-              <w:t>10.0</w:t>
-            </w:r>
-          </w:p>
-        </w:tc>
-        <w:tc>
-          <w:tcPr>
-            <w:tcW w:type="dxa" w:w="850"/>
-          </w:tcPr>
-          <w:p>
-            <w:r>
-              <w:rPr>
-                <w:b w:val="0"/>
-                <w:sz w:val="16"/>
-              </w:rPr>
-              <w:t>SB09B</w:t>
-            </w:r>
-          </w:p>
-        </w:tc>
-        <w:tc>
-          <w:tcPr>
-            <w:tcW w:type="dxa" w:w="1984"/>
-          </w:tcPr>
-          <w:p>
-            <w:r>
-              <w:rPr>
-                <w:b w:val="0"/>
-                <w:sz w:val="16"/>
-              </w:rPr>
-              <w:t>piese legatura (cot,red,piesa curat mufa dubla,...</w:t>
-            </w:r>
-          </w:p>
-        </w:tc>
-        <w:tc>
-          <w:tcPr>
-            <w:tcW w:type="dxa" w:w="454"/>
-          </w:tcPr>
-          <w:p>
-            <w:r>
-              <w:rPr>
-                <w:b w:val="0"/>
-                <w:color w:val="CC0000"/>
-                <w:sz w:val="16"/>
-              </w:rPr>
-              <w:t>buc</w:t>
-            </w:r>
-          </w:p>
-        </w:tc>
-        <w:tc>
-          <w:tcPr>
-            <w:tcW w:type="dxa" w:w="680"/>
-          </w:tcPr>
-          <w:p>
-            <w:r>
-              <w:rPr>
-                <w:b w:val="0"/>
-                <w:sz w:val="16"/>
-              </w:rPr>
-              <w:t>10.0</w:t>
-            </w:r>
-          </w:p>
-        </w:tc>
-        <w:tc>
-          <w:tcPr>
-            <w:tcW w:type="dxa" w:w="3572"/>
-          </w:tcPr>
-          <w:p>
-            <w:r>
-              <w:rPr>
-                <w:b w:val="0"/>
-                <w:color w:val="CC0000"/>
-                <w:sz w:val="16"/>
-              </w:rPr>
-              <w:t>Unitate de măsură diferită: referință m, ofertat buc</w:t>
+              <w:t>Articol lipsă din ofertă</w:t>
             </w:r>
           </w:p>
         </w:tc>
@@ -8387,62 +8083,67 @@
         <w:tc>
           <w:tcPr>
             <w:tcW w:type="dxa" w:w="397"/>
-          </w:tcPr>
-          <w:p>
-            <w:r>
-              <w:rPr>
-                <w:b w:val="0"/>
-                <w:sz w:val="16"/>
-              </w:rPr>
-              <w:t>51</w:t>
+            <w:shd w:fill="FFB3B3" w:val="clear"/>
+          </w:tcPr>
+          <w:p>
+            <w:r>
+              <w:rPr>
+                <w:b w:val="0"/>
+                <w:sz w:val="16"/>
+              </w:rPr>
+              <w:t>49</w:t>
             </w:r>
           </w:p>
         </w:tc>
         <w:tc>
           <w:tcPr>
             <w:tcW w:type="dxa" w:w="1701"/>
-          </w:tcPr>
-          <w:p>
-            <w:r>
-              <w:rPr>
-                <w:b w:val="0"/>
-                <w:sz w:val="16"/>
-              </w:rPr>
-              <w:t>226528 - INSTALATII SANITARE OB.5</w:t>
+            <w:shd w:fill="FFB3B3" w:val="clear"/>
+          </w:tcPr>
+          <w:p>
+            <w:r>
+              <w:rPr>
+                <w:b w:val="0"/>
+                <w:sz w:val="16"/>
+              </w:rPr>
+              <w:t>226498 - SISTEM SUPRAVEGHEREA VIDEO -OB4</w:t>
             </w:r>
           </w:p>
         </w:tc>
         <w:tc>
           <w:tcPr>
             <w:tcW w:type="dxa" w:w="850"/>
-          </w:tcPr>
-          <w:p>
-            <w:r>
-              <w:rPr>
-                <w:b w:val="0"/>
-                <w:sz w:val="16"/>
-              </w:rPr>
-              <w:t>$2222213</w:t>
+            <w:shd w:fill="FFB3B3" w:val="clear"/>
+          </w:tcPr>
+          <w:p>
+            <w:r>
+              <w:rPr>
+                <w:b w:val="0"/>
+                <w:sz w:val="16"/>
+              </w:rPr>
+              <w:t>EI16A1</w:t>
             </w:r>
           </w:p>
         </w:tc>
         <w:tc>
           <w:tcPr>
             <w:tcW w:type="dxa" w:w="1984"/>
-          </w:tcPr>
-          <w:p>
-            <w:r>
-              <w:rPr>
-                <w:b w:val="0"/>
-                <w:sz w:val="16"/>
-              </w:rPr>
-              <w:t>perie wc greutate materiale manopera utilaj tra...</w:t>
+            <w:shd w:fill="FFB3B3" w:val="clear"/>
+          </w:tcPr>
+          <w:p>
+            <w:r>
+              <w:rPr>
+                <w:b w:val="0"/>
+                <w:sz w:val="16"/>
+              </w:rPr>
+              <w:t>revizie sistem existent supravegherea video</w:t>
             </w:r>
           </w:p>
         </w:tc>
         <w:tc>
           <w:tcPr>
             <w:tcW w:type="dxa" w:w="454"/>
+            <w:shd w:fill="FFB3B3" w:val="clear"/>
           </w:tcPr>
           <w:p>
             <w:r>
@@ -8457,6 +8158,50 @@
         <w:tc>
           <w:tcPr>
             <w:tcW w:type="dxa" w:w="680"/>
+            <w:shd w:fill="FFB3B3" w:val="clear"/>
+          </w:tcPr>
+          <w:p>
+            <w:r>
+              <w:rPr>
+                <w:b w:val="0"/>
+                <w:sz w:val="16"/>
+              </w:rPr>
+              <w:t>1.0</w:t>
+            </w:r>
+          </w:p>
+        </w:tc>
+        <w:tc>
+          <w:tcPr>
+            <w:tcW w:type="dxa" w:w="850"/>
+            <w:shd w:fill="FFB3B3" w:val="clear"/>
+          </w:tcPr>
+          <w:p/>
+        </w:tc>
+        <w:tc>
+          <w:tcPr>
+            <w:tcW w:type="dxa" w:w="1984"/>
+            <w:shd w:fill="FFB3B3" w:val="clear"/>
+          </w:tcPr>
+          <w:p/>
+        </w:tc>
+        <w:tc>
+          <w:tcPr>
+            <w:tcW w:type="dxa" w:w="454"/>
+            <w:shd w:fill="FFB3B3" w:val="clear"/>
+          </w:tcPr>
+          <w:p/>
+        </w:tc>
+        <w:tc>
+          <w:tcPr>
+            <w:tcW w:type="dxa" w:w="680"/>
+            <w:shd w:fill="FFB3B3" w:val="clear"/>
+          </w:tcPr>
+          <w:p/>
+        </w:tc>
+        <w:tc>
+          <w:tcPr>
+            <w:tcW w:type="dxa" w:w="3572"/>
+            <w:shd w:fill="FFB3B3" w:val="clear"/>
           </w:tcPr>
           <w:p>
             <w:r>
@@ -8465,430 +8210,7 @@
                 <w:color w:val="CC0000"/>
                 <w:sz w:val="16"/>
               </w:rPr>
-              <w:t>1.0</w:t>
-            </w:r>
-          </w:p>
-        </w:tc>
-        <w:tc>
-          <w:tcPr>
-            <w:tcW w:type="dxa" w:w="850"/>
-          </w:tcPr>
-          <w:p>
-            <w:r>
-              <w:rPr>
-                <w:b w:val="0"/>
-                <w:sz w:val="16"/>
-              </w:rPr>
-              <w:t>$2222213</w:t>
-            </w:r>
-          </w:p>
-        </w:tc>
-        <w:tc>
-          <w:tcPr>
-            <w:tcW w:type="dxa" w:w="1984"/>
-          </w:tcPr>
-          <w:p>
-            <w:r>
-              <w:rPr>
-                <w:b w:val="0"/>
-                <w:sz w:val="16"/>
-              </w:rPr>
-              <w:t>perie wc si suport inox/sticla mata, suspendat ...</w:t>
-            </w:r>
-          </w:p>
-        </w:tc>
-        <w:tc>
-          <w:tcPr>
-            <w:tcW w:type="dxa" w:w="454"/>
-          </w:tcPr>
-          <w:p>
-            <w:r>
-              <w:rPr>
-                <w:b w:val="0"/>
-                <w:sz w:val="16"/>
-              </w:rPr>
-              <w:t>buc</w:t>
-            </w:r>
-          </w:p>
-        </w:tc>
-        <w:tc>
-          <w:tcPr>
-            <w:tcW w:type="dxa" w:w="680"/>
-          </w:tcPr>
-          <w:p>
-            <w:r>
-              <w:rPr>
-                <w:b w:val="0"/>
-                <w:color w:val="CC0000"/>
-                <w:sz w:val="16"/>
-              </w:rPr>
-              <w:t>4.0</w:t>
-            </w:r>
-          </w:p>
-        </w:tc>
-        <w:tc>
-          <w:tcPr>
-            <w:tcW w:type="dxa" w:w="3572"/>
-          </w:tcPr>
-          <w:p>
-            <w:r>
-              <w:rPr>
-                <w:b w:val="0"/>
-                <w:color w:val="CC0000"/>
-                <w:sz w:val="16"/>
-              </w:rPr>
-              <w:t>Cantitate diferită: referință 1.0 buc, ofertat 4.0 buc</w:t>
-            </w:r>
-          </w:p>
-        </w:tc>
-      </w:tr>
-      <w:tr>
-        <w:tc>
-          <w:tcPr>
-            <w:tcW w:type="dxa" w:w="397"/>
-            <w:shd w:fill="FFB347" w:val="clear"/>
-          </w:tcPr>
-          <w:p>
-            <w:r>
-              <w:rPr>
-                <w:b w:val="0"/>
-                <w:sz w:val="16"/>
-              </w:rPr>
-              <w:t>52</w:t>
-            </w:r>
-          </w:p>
-        </w:tc>
-        <w:tc>
-          <w:tcPr>
-            <w:tcW w:type="dxa" w:w="1701"/>
-            <w:shd w:fill="FFB347" w:val="clear"/>
-          </w:tcPr>
-          <w:p>
-            <w:r>
-              <w:rPr>
-                <w:b w:val="0"/>
-                <w:sz w:val="16"/>
-              </w:rPr>
-              <w:t>226528 - INSTALATII SANITARE OB.5</w:t>
-            </w:r>
-          </w:p>
-        </w:tc>
-        <w:tc>
-          <w:tcPr>
-            <w:tcW w:type="dxa" w:w="850"/>
-            <w:shd w:fill="FFB347" w:val="clear"/>
-          </w:tcPr>
-          <w:p>
-            <w:r>
-              <w:rPr>
-                <w:b w:val="0"/>
-                <w:sz w:val="16"/>
-              </w:rPr>
-              <w:t>$2222213</w:t>
-            </w:r>
-          </w:p>
-        </w:tc>
-        <w:tc>
-          <w:tcPr>
-            <w:tcW w:type="dxa" w:w="1984"/>
-            <w:shd w:fill="FFB347" w:val="clear"/>
-          </w:tcPr>
-          <w:p>
-            <w:r>
-              <w:rPr>
-                <w:b w:val="0"/>
-                <w:sz w:val="16"/>
-              </w:rPr>
-              <w:t>perie wc si suport inox/sticla mata, suspendat ...</w:t>
-            </w:r>
-          </w:p>
-        </w:tc>
-        <w:tc>
-          <w:tcPr>
-            <w:tcW w:type="dxa" w:w="454"/>
-            <w:shd w:fill="FFB347" w:val="clear"/>
-          </w:tcPr>
-          <w:p>
-            <w:r>
-              <w:rPr>
-                <w:b w:val="0"/>
-                <w:sz w:val="16"/>
-              </w:rPr>
-              <w:t>buc</w:t>
-            </w:r>
-          </w:p>
-        </w:tc>
-        <w:tc>
-          <w:tcPr>
-            <w:tcW w:type="dxa" w:w="680"/>
-            <w:shd w:fill="FFB347" w:val="clear"/>
-          </w:tcPr>
-          <w:p>
-            <w:r>
-              <w:rPr>
-                <w:b w:val="0"/>
-                <w:sz w:val="16"/>
-              </w:rPr>
-              <w:t>4.0</w:t>
-            </w:r>
-          </w:p>
-        </w:tc>
-        <w:tc>
-          <w:tcPr>
-            <w:tcW w:type="dxa" w:w="850"/>
-            <w:shd w:fill="FFB347" w:val="clear"/>
-          </w:tcPr>
-          <w:p>
-            <w:r>
-              <w:rPr>
-                <w:b w:val="0"/>
-                <w:sz w:val="16"/>
-              </w:rPr>
-              <w:t>$22222131</w:t>
-            </w:r>
-          </w:p>
-        </w:tc>
-        <w:tc>
-          <w:tcPr>
-            <w:tcW w:type="dxa" w:w="1984"/>
-            <w:shd w:fill="FFB347" w:val="clear"/>
-          </w:tcPr>
-          <w:p>
-            <w:r>
-              <w:rPr>
-                <w:b w:val="0"/>
-                <w:sz w:val="16"/>
-              </w:rPr>
-              <w:t>perie wc</w:t>
-            </w:r>
-          </w:p>
-        </w:tc>
-        <w:tc>
-          <w:tcPr>
-            <w:tcW w:type="dxa" w:w="454"/>
-            <w:shd w:fill="FFB347" w:val="clear"/>
-          </w:tcPr>
-          <w:p>
-            <w:r>
-              <w:rPr>
-                <w:b w:val="0"/>
-                <w:sz w:val="16"/>
-              </w:rPr>
-              <w:t>buc</w:t>
-            </w:r>
-          </w:p>
-        </w:tc>
-        <w:tc>
-          <w:tcPr>
-            <w:tcW w:type="dxa" w:w="680"/>
-            <w:shd w:fill="FFB347" w:val="clear"/>
-          </w:tcPr>
-          <w:p>
-            <w:r>
-              <w:rPr>
-                <w:b w:val="0"/>
-                <w:sz w:val="16"/>
-              </w:rPr>
-              <w:t>1.0</w:t>
-            </w:r>
-          </w:p>
-        </w:tc>
-        <w:tc>
-          <w:tcPr>
-            <w:tcW w:type="dxa" w:w="3572"/>
-            <w:shd w:fill="FFB347" w:val="clear"/>
-          </w:tcPr>
-          <w:p>
-            <w:r>
-              <w:rPr>
-                <w:b w:val="0"/>
-                <w:color w:val="CC0000"/>
-                <w:sz w:val="16"/>
-              </w:rPr>
-              <w:t>Cod similar — posibilă eroare OCR sau variație: referință '$2222213', ofertat '$22222131'. Cod similar: referinta '$2222213', ofertat '$22222131'. Necesită verificare manuală.</w:t>
-            </w:r>
-          </w:p>
-        </w:tc>
-      </w:tr>
-      <w:tr>
-        <w:tc>
-          <w:tcPr>
-            <w:tcW w:type="dxa" w:w="3572"/>
-            <w:gridSpan w:val="11"/>
-            <w:shd w:fill="FFFF99" w:val="clear"/>
-          </w:tcPr>
-          <w:p>
-            <w:r>
-              <w:rPr>
-                <w:b w:val="0"/>
-                <w:i/>
-                <w:sz w:val="16"/>
-              </w:rPr>
-              <w:t>▸ Articole extra în ofertă — verificare manuală recomandată</w:t>
-            </w:r>
-          </w:p>
-        </w:tc>
-      </w:tr>
-      <w:tr>
-        <w:tc>
-          <w:tcPr>
-            <w:tcW w:type="dxa" w:w="397"/>
-            <w:shd w:fill="FFFF99" w:val="clear"/>
-          </w:tcPr>
-          <w:p>
-            <w:r>
-              <w:rPr>
-                <w:b w:val="0"/>
-                <w:sz w:val="16"/>
-              </w:rPr>
-              <w:t>53</w:t>
-            </w:r>
-          </w:p>
-        </w:tc>
-        <w:tc>
-          <w:tcPr>
-            <w:tcW w:type="dxa" w:w="1701"/>
-            <w:shd w:fill="FFFF99" w:val="clear"/>
-          </w:tcPr>
-          <w:p>
-            <w:r>
-              <w:rPr>
-                <w:b w:val="0"/>
-                <w:sz w:val="16"/>
-              </w:rPr>
-              <w:t>226528 - INSTALATII SANITARE OB.5</w:t>
-            </w:r>
-          </w:p>
-        </w:tc>
-        <w:tc>
-          <w:tcPr>
-            <w:tcW w:type="dxa" w:w="850"/>
-            <w:shd w:fill="FFFF99" w:val="clear"/>
-          </w:tcPr>
-          <w:p>
-            <w:r>
-              <w:rPr>
-                <w:b w:val="0"/>
-                <w:sz w:val="16"/>
-              </w:rPr>
-            </w:r>
-          </w:p>
-        </w:tc>
-        <w:tc>
-          <w:tcPr>
-            <w:tcW w:type="dxa" w:w="1984"/>
-            <w:shd w:fill="FFFF99" w:val="clear"/>
-          </w:tcPr>
-          <w:p>
-            <w:r>
-              <w:rPr>
-                <w:b w:val="0"/>
-                <w:sz w:val="16"/>
-              </w:rPr>
-            </w:r>
-          </w:p>
-        </w:tc>
-        <w:tc>
-          <w:tcPr>
-            <w:tcW w:type="dxa" w:w="454"/>
-            <w:shd w:fill="FFFF99" w:val="clear"/>
-          </w:tcPr>
-          <w:p>
-            <w:r>
-              <w:rPr>
-                <w:b w:val="0"/>
-                <w:sz w:val="16"/>
-              </w:rPr>
-            </w:r>
-          </w:p>
-        </w:tc>
-        <w:tc>
-          <w:tcPr>
-            <w:tcW w:type="dxa" w:w="680"/>
-            <w:shd w:fill="FFFF99" w:val="clear"/>
-          </w:tcPr>
-          <w:p>
-            <w:r>
-              <w:rPr>
-                <w:b w:val="0"/>
-                <w:sz w:val="16"/>
-              </w:rPr>
-            </w:r>
-          </w:p>
-        </w:tc>
-        <w:tc>
-          <w:tcPr>
-            <w:tcW w:type="dxa" w:w="850"/>
-            <w:shd w:fill="FFFF99" w:val="clear"/>
-          </w:tcPr>
-          <w:p>
-            <w:r>
-              <w:rPr>
-                <w:b w:val="0"/>
-                <w:sz w:val="16"/>
-              </w:rPr>
-              <w:t>SD13A1</w:t>
-            </w:r>
-          </w:p>
-        </w:tc>
-        <w:tc>
-          <w:tcPr>
-            <w:tcW w:type="dxa" w:w="1984"/>
-            <w:shd w:fill="FFFF99" w:val="clear"/>
-          </w:tcPr>
-          <w:p>
-            <w:r>
-              <w:rPr>
-                <w:b w:val="0"/>
-                <w:sz w:val="16"/>
-              </w:rPr>
-              <w:t>robinet trec cu ventil si mufe, pentru tevi ote...</w:t>
-            </w:r>
-          </w:p>
-        </w:tc>
-        <w:tc>
-          <w:tcPr>
-            <w:tcW w:type="dxa" w:w="454"/>
-            <w:shd w:fill="FFFF99" w:val="clear"/>
-          </w:tcPr>
-          <w:p>
-            <w:r>
-              <w:rPr>
-                <w:b w:val="0"/>
-                <w:sz w:val="16"/>
-              </w:rPr>
-              <w:t>buc</w:t>
-            </w:r>
-          </w:p>
-        </w:tc>
-        <w:tc>
-          <w:tcPr>
-            <w:tcW w:type="dxa" w:w="680"/>
-            <w:shd w:fill="FFFF99" w:val="clear"/>
-          </w:tcPr>
-          <w:p>
-            <w:r>
-              <w:rPr>
-                <w:b w:val="0"/>
-                <w:sz w:val="16"/>
-              </w:rPr>
-              <w:t>4.0</w:t>
-            </w:r>
-          </w:p>
-        </w:tc>
-        <w:tc>
-          <w:tcPr>
-            <w:tcW w:type="dxa" w:w="3572"/>
-            <w:shd w:fill="FFFF99" w:val="clear"/>
-          </w:tcPr>
-          <w:p>
-            <w:r>
-              <w:rPr>
-                <w:b w:val="0"/>
-                <w:color w:val="CC0000"/>
-                <w:sz w:val="16"/>
-              </w:rPr>
-              <w:t>Articol suplimentar în ofertă (nu există în referință)</w:t>
+              <w:t>Articol lipsă din ofertă</w:t>
             </w:r>
           </w:p>
         </w:tc>
@@ -8928,7 +8250,7 @@
                 <w:color w:val="000000"/>
                 <w:sz w:val="18"/>
               </w:rPr>
-              <w:t>Neconformitati: 2 din 182 articole ref.</w:t>
+              <w:t>Neconformitati: 2 din 16 articole ref.</w:t>
             </w:r>
           </w:p>
         </w:tc>
@@ -8974,7 +8296,7 @@
                 <w:color w:val="000000"/>
                 <w:sz w:val="18"/>
               </w:rPr>
-              <w:t>182</w:t>
+              <w:t>16</w:t>
             </w:r>
           </w:p>
         </w:tc>
@@ -9011,7 +8333,7 @@
                 <w:color w:val="000000"/>
                 <w:sz w:val="18"/>
               </w:rPr>
-              <w:t>134</w:t>
+              <w:t>14</w:t>
             </w:r>
           </w:p>
         </w:tc>
@@ -9038,7 +8360,7 @@
                 <w:b/>
                 <w:sz w:val="18"/>
               </w:rPr>
-              <w:t>Capitol de lucrări 226288  │  LIPSA: 0  │  EXTRA: 2  │  Delta: +2</w:t>
+              <w:t>Capitol de lucrări 226528 — INSTALATII SANITARE OB.5  │  LIPSA: 0  │  EXTRA: 1  │  Delta: +1</w:t>
             </w:r>
           </w:p>
         </w:tc>
@@ -9046,6 +8368,828 @@
       <w:tr>
         <w:tc>
           <w:tcPr>
+            <w:tcW w:type="dxa" w:w="397"/>
+          </w:tcPr>
+          <w:p>
+            <w:r>
+              <w:rPr>
+                <w:b w:val="0"/>
+                <w:sz w:val="16"/>
+              </w:rPr>
+              <w:t>51</w:t>
+            </w:r>
+          </w:p>
+        </w:tc>
+        <w:tc>
+          <w:tcPr>
+            <w:tcW w:type="dxa" w:w="1701"/>
+          </w:tcPr>
+          <w:p>
+            <w:r>
+              <w:rPr>
+                <w:b w:val="0"/>
+                <w:sz w:val="16"/>
+              </w:rPr>
+              <w:t>226528 - INSTALATII SANITARE OB.5</w:t>
+            </w:r>
+          </w:p>
+        </w:tc>
+        <w:tc>
+          <w:tcPr>
+            <w:tcW w:type="dxa" w:w="850"/>
+          </w:tcPr>
+          <w:p>
+            <w:r>
+              <w:rPr>
+                <w:b w:val="0"/>
+                <w:sz w:val="16"/>
+              </w:rPr>
+              <w:t>SB09B</w:t>
+            </w:r>
+          </w:p>
+        </w:tc>
+        <w:tc>
+          <w:tcPr>
+            <w:tcW w:type="dxa" w:w="1984"/>
+          </w:tcPr>
+          <w:p>
+            <w:r>
+              <w:rPr>
+                <w:b w:val="0"/>
+                <w:sz w:val="16"/>
+              </w:rPr>
+              <w:t>piese leg (cot, red, piesa curat mufa dubla, co...</w:t>
+            </w:r>
+          </w:p>
+        </w:tc>
+        <w:tc>
+          <w:tcPr>
+            <w:tcW w:type="dxa" w:w="454"/>
+          </w:tcPr>
+          <w:p>
+            <w:r>
+              <w:rPr>
+                <w:b w:val="0"/>
+                <w:color w:val="CC0000"/>
+                <w:sz w:val="16"/>
+              </w:rPr>
+              <w:t>m</w:t>
+            </w:r>
+          </w:p>
+        </w:tc>
+        <w:tc>
+          <w:tcPr>
+            <w:tcW w:type="dxa" w:w="680"/>
+          </w:tcPr>
+          <w:p>
+            <w:r>
+              <w:rPr>
+                <w:b w:val="0"/>
+                <w:sz w:val="16"/>
+              </w:rPr>
+              <w:t>10.0</w:t>
+            </w:r>
+          </w:p>
+        </w:tc>
+        <w:tc>
+          <w:tcPr>
+            <w:tcW w:type="dxa" w:w="850"/>
+          </w:tcPr>
+          <w:p>
+            <w:r>
+              <w:rPr>
+                <w:b w:val="0"/>
+                <w:sz w:val="16"/>
+              </w:rPr>
+              <w:t>SB09B</w:t>
+            </w:r>
+          </w:p>
+        </w:tc>
+        <w:tc>
+          <w:tcPr>
+            <w:tcW w:type="dxa" w:w="1984"/>
+          </w:tcPr>
+          <w:p>
+            <w:r>
+              <w:rPr>
+                <w:b w:val="0"/>
+                <w:sz w:val="16"/>
+              </w:rPr>
+              <w:t>piese legatura (cot,red,piesa curat mufa dubla,...</w:t>
+            </w:r>
+          </w:p>
+        </w:tc>
+        <w:tc>
+          <w:tcPr>
+            <w:tcW w:type="dxa" w:w="454"/>
+          </w:tcPr>
+          <w:p>
+            <w:r>
+              <w:rPr>
+                <w:b w:val="0"/>
+                <w:color w:val="CC0000"/>
+                <w:sz w:val="16"/>
+              </w:rPr>
+              <w:t>buc</w:t>
+            </w:r>
+          </w:p>
+        </w:tc>
+        <w:tc>
+          <w:tcPr>
+            <w:tcW w:type="dxa" w:w="680"/>
+          </w:tcPr>
+          <w:p>
+            <w:r>
+              <w:rPr>
+                <w:b w:val="0"/>
+                <w:sz w:val="16"/>
+              </w:rPr>
+              <w:t>10.0</w:t>
+            </w:r>
+          </w:p>
+        </w:tc>
+        <w:tc>
+          <w:tcPr>
+            <w:tcW w:type="dxa" w:w="3572"/>
+          </w:tcPr>
+          <w:p>
+            <w:r>
+              <w:rPr>
+                <w:b w:val="0"/>
+                <w:color w:val="CC0000"/>
+                <w:sz w:val="16"/>
+              </w:rPr>
+              <w:t>Unitate de măsură diferită: referință m, ofertat buc</w:t>
+            </w:r>
+          </w:p>
+        </w:tc>
+      </w:tr>
+      <w:tr>
+        <w:tc>
+          <w:tcPr>
+            <w:tcW w:type="dxa" w:w="397"/>
+          </w:tcPr>
+          <w:p>
+            <w:r>
+              <w:rPr>
+                <w:b w:val="0"/>
+                <w:sz w:val="16"/>
+              </w:rPr>
+              <w:t>52</w:t>
+            </w:r>
+          </w:p>
+        </w:tc>
+        <w:tc>
+          <w:tcPr>
+            <w:tcW w:type="dxa" w:w="1701"/>
+          </w:tcPr>
+          <w:p>
+            <w:r>
+              <w:rPr>
+                <w:b w:val="0"/>
+                <w:sz w:val="16"/>
+              </w:rPr>
+              <w:t>226528 - INSTALATII SANITARE OB.5</w:t>
+            </w:r>
+          </w:p>
+        </w:tc>
+        <w:tc>
+          <w:tcPr>
+            <w:tcW w:type="dxa" w:w="850"/>
+          </w:tcPr>
+          <w:p>
+            <w:r>
+              <w:rPr>
+                <w:b w:val="0"/>
+                <w:sz w:val="16"/>
+              </w:rPr>
+              <w:t>$2222213</w:t>
+            </w:r>
+          </w:p>
+        </w:tc>
+        <w:tc>
+          <w:tcPr>
+            <w:tcW w:type="dxa" w:w="1984"/>
+          </w:tcPr>
+          <w:p>
+            <w:r>
+              <w:rPr>
+                <w:b w:val="0"/>
+                <w:sz w:val="16"/>
+              </w:rPr>
+              <w:t>perie wc greutate materiale manopera utilaj tra...</w:t>
+            </w:r>
+          </w:p>
+        </w:tc>
+        <w:tc>
+          <w:tcPr>
+            <w:tcW w:type="dxa" w:w="454"/>
+          </w:tcPr>
+          <w:p>
+            <w:r>
+              <w:rPr>
+                <w:b w:val="0"/>
+                <w:sz w:val="16"/>
+              </w:rPr>
+              <w:t>buc</w:t>
+            </w:r>
+          </w:p>
+        </w:tc>
+        <w:tc>
+          <w:tcPr>
+            <w:tcW w:type="dxa" w:w="680"/>
+          </w:tcPr>
+          <w:p>
+            <w:r>
+              <w:rPr>
+                <w:b w:val="0"/>
+                <w:color w:val="CC0000"/>
+                <w:sz w:val="16"/>
+              </w:rPr>
+              <w:t>1.0</w:t>
+            </w:r>
+          </w:p>
+        </w:tc>
+        <w:tc>
+          <w:tcPr>
+            <w:tcW w:type="dxa" w:w="850"/>
+          </w:tcPr>
+          <w:p>
+            <w:r>
+              <w:rPr>
+                <w:b w:val="0"/>
+                <w:sz w:val="16"/>
+              </w:rPr>
+              <w:t>$2222213</w:t>
+            </w:r>
+          </w:p>
+        </w:tc>
+        <w:tc>
+          <w:tcPr>
+            <w:tcW w:type="dxa" w:w="1984"/>
+          </w:tcPr>
+          <w:p>
+            <w:r>
+              <w:rPr>
+                <w:b w:val="0"/>
+                <w:sz w:val="16"/>
+              </w:rPr>
+              <w:t>perie wc si suport inox/sticla mata, suspendat ...</w:t>
+            </w:r>
+          </w:p>
+        </w:tc>
+        <w:tc>
+          <w:tcPr>
+            <w:tcW w:type="dxa" w:w="454"/>
+          </w:tcPr>
+          <w:p>
+            <w:r>
+              <w:rPr>
+                <w:b w:val="0"/>
+                <w:sz w:val="16"/>
+              </w:rPr>
+              <w:t>buc</w:t>
+            </w:r>
+          </w:p>
+        </w:tc>
+        <w:tc>
+          <w:tcPr>
+            <w:tcW w:type="dxa" w:w="680"/>
+          </w:tcPr>
+          <w:p>
+            <w:r>
+              <w:rPr>
+                <w:b w:val="0"/>
+                <w:color w:val="CC0000"/>
+                <w:sz w:val="16"/>
+              </w:rPr>
+              <w:t>4.0</w:t>
+            </w:r>
+          </w:p>
+        </w:tc>
+        <w:tc>
+          <w:tcPr>
+            <w:tcW w:type="dxa" w:w="3572"/>
+          </w:tcPr>
+          <w:p>
+            <w:r>
+              <w:rPr>
+                <w:b w:val="0"/>
+                <w:color w:val="CC0000"/>
+                <w:sz w:val="16"/>
+              </w:rPr>
+              <w:t>Cantitate diferită: referință 1.0 buc, ofertat 4.0 buc</w:t>
+            </w:r>
+          </w:p>
+        </w:tc>
+      </w:tr>
+      <w:tr>
+        <w:tc>
+          <w:tcPr>
+            <w:tcW w:type="dxa" w:w="397"/>
+            <w:shd w:fill="FFB347" w:val="clear"/>
+          </w:tcPr>
+          <w:p>
+            <w:r>
+              <w:rPr>
+                <w:b w:val="0"/>
+                <w:sz w:val="16"/>
+              </w:rPr>
+              <w:t>53</w:t>
+            </w:r>
+          </w:p>
+        </w:tc>
+        <w:tc>
+          <w:tcPr>
+            <w:tcW w:type="dxa" w:w="1701"/>
+            <w:shd w:fill="FFB347" w:val="clear"/>
+          </w:tcPr>
+          <w:p>
+            <w:r>
+              <w:rPr>
+                <w:b w:val="0"/>
+                <w:sz w:val="16"/>
+              </w:rPr>
+              <w:t>226528 - INSTALATII SANITARE OB.5</w:t>
+            </w:r>
+          </w:p>
+        </w:tc>
+        <w:tc>
+          <w:tcPr>
+            <w:tcW w:type="dxa" w:w="850"/>
+            <w:shd w:fill="FFB347" w:val="clear"/>
+          </w:tcPr>
+          <w:p>
+            <w:r>
+              <w:rPr>
+                <w:b w:val="0"/>
+                <w:sz w:val="16"/>
+              </w:rPr>
+              <w:t>$2222224</w:t>
+            </w:r>
+          </w:p>
+        </w:tc>
+        <w:tc>
+          <w:tcPr>
+            <w:tcW w:type="dxa" w:w="1984"/>
+            <w:shd w:fill="FFB347" w:val="clear"/>
+          </w:tcPr>
+          <w:p>
+            <w:r>
+              <w:rPr>
+                <w:b w:val="0"/>
+                <w:sz w:val="16"/>
+              </w:rPr>
+              <w:t>oglinda</w:t>
+            </w:r>
+          </w:p>
+        </w:tc>
+        <w:tc>
+          <w:tcPr>
+            <w:tcW w:type="dxa" w:w="454"/>
+            <w:shd w:fill="FFB347" w:val="clear"/>
+          </w:tcPr>
+          <w:p>
+            <w:r>
+              <w:rPr>
+                <w:b w:val="0"/>
+                <w:sz w:val="16"/>
+              </w:rPr>
+              <w:t>buc</w:t>
+            </w:r>
+          </w:p>
+        </w:tc>
+        <w:tc>
+          <w:tcPr>
+            <w:tcW w:type="dxa" w:w="680"/>
+            <w:shd w:fill="FFB347" w:val="clear"/>
+          </w:tcPr>
+          <w:p>
+            <w:r>
+              <w:rPr>
+                <w:b w:val="0"/>
+                <w:sz w:val="16"/>
+              </w:rPr>
+              <w:t>1.0</w:t>
+            </w:r>
+          </w:p>
+        </w:tc>
+        <w:tc>
+          <w:tcPr>
+            <w:tcW w:type="dxa" w:w="850"/>
+            <w:shd w:fill="FFB347" w:val="clear"/>
+          </w:tcPr>
+          <w:p>
+            <w:r>
+              <w:rPr>
+                <w:b w:val="0"/>
+                <w:sz w:val="16"/>
+              </w:rPr>
+              <w:t>$22222242</w:t>
+            </w:r>
+          </w:p>
+        </w:tc>
+        <w:tc>
+          <w:tcPr>
+            <w:tcW w:type="dxa" w:w="1984"/>
+            <w:shd w:fill="FFB347" w:val="clear"/>
+          </w:tcPr>
+          <w:p>
+            <w:r>
+              <w:rPr>
+                <w:b w:val="0"/>
+                <w:sz w:val="16"/>
+              </w:rPr>
+              <w:t>oglinda cu rama aluminiu</w:t>
+            </w:r>
+          </w:p>
+        </w:tc>
+        <w:tc>
+          <w:tcPr>
+            <w:tcW w:type="dxa" w:w="454"/>
+            <w:shd w:fill="FFB347" w:val="clear"/>
+          </w:tcPr>
+          <w:p>
+            <w:r>
+              <w:rPr>
+                <w:b w:val="0"/>
+                <w:sz w:val="16"/>
+              </w:rPr>
+              <w:t>buc</w:t>
+            </w:r>
+          </w:p>
+        </w:tc>
+        <w:tc>
+          <w:tcPr>
+            <w:tcW w:type="dxa" w:w="680"/>
+            <w:shd w:fill="FFB347" w:val="clear"/>
+          </w:tcPr>
+          <w:p>
+            <w:r>
+              <w:rPr>
+                <w:b w:val="0"/>
+                <w:sz w:val="16"/>
+              </w:rPr>
+              <w:t>4.0</w:t>
+            </w:r>
+          </w:p>
+        </w:tc>
+        <w:tc>
+          <w:tcPr>
+            <w:tcW w:type="dxa" w:w="3572"/>
+            <w:shd w:fill="FFB347" w:val="clear"/>
+          </w:tcPr>
+          <w:p>
+            <w:r>
+              <w:rPr>
+                <w:b w:val="0"/>
+                <w:color w:val="CC0000"/>
+                <w:sz w:val="16"/>
+              </w:rPr>
+              <w:t>Cod similar — posibilă eroare OCR sau variație: referință '$2222224', ofertat '$22222242'. Cod similar: referinta '$2222224', ofertat '$22222242'. Necesită verificare manuală.</w:t>
+            </w:r>
+          </w:p>
+        </w:tc>
+      </w:tr>
+      <w:tr>
+        <w:tc>
+          <w:tcPr>
+            <w:tcW w:type="dxa" w:w="397"/>
+            <w:shd w:fill="FFB347" w:val="clear"/>
+          </w:tcPr>
+          <w:p>
+            <w:r>
+              <w:rPr>
+                <w:b w:val="0"/>
+                <w:sz w:val="16"/>
+              </w:rPr>
+              <w:t>54</w:t>
+            </w:r>
+          </w:p>
+        </w:tc>
+        <w:tc>
+          <w:tcPr>
+            <w:tcW w:type="dxa" w:w="1701"/>
+            <w:shd w:fill="FFB347" w:val="clear"/>
+          </w:tcPr>
+          <w:p>
+            <w:r>
+              <w:rPr>
+                <w:b w:val="0"/>
+                <w:sz w:val="16"/>
+              </w:rPr>
+              <w:t>226528 - INSTALATII SANITARE OB.5</w:t>
+            </w:r>
+          </w:p>
+        </w:tc>
+        <w:tc>
+          <w:tcPr>
+            <w:tcW w:type="dxa" w:w="850"/>
+            <w:shd w:fill="FFB347" w:val="clear"/>
+          </w:tcPr>
+          <w:p>
+            <w:r>
+              <w:rPr>
+                <w:b w:val="0"/>
+                <w:sz w:val="16"/>
+              </w:rPr>
+              <w:t>$2222213</w:t>
+            </w:r>
+          </w:p>
+        </w:tc>
+        <w:tc>
+          <w:tcPr>
+            <w:tcW w:type="dxa" w:w="1984"/>
+            <w:shd w:fill="FFB347" w:val="clear"/>
+          </w:tcPr>
+          <w:p>
+            <w:r>
+              <w:rPr>
+                <w:b w:val="0"/>
+                <w:sz w:val="16"/>
+              </w:rPr>
+              <w:t>perie wc si suport inox/sticla mata, suspendat ...</w:t>
+            </w:r>
+          </w:p>
+        </w:tc>
+        <w:tc>
+          <w:tcPr>
+            <w:tcW w:type="dxa" w:w="454"/>
+            <w:shd w:fill="FFB347" w:val="clear"/>
+          </w:tcPr>
+          <w:p>
+            <w:r>
+              <w:rPr>
+                <w:b w:val="0"/>
+                <w:sz w:val="16"/>
+              </w:rPr>
+              <w:t>buc</w:t>
+            </w:r>
+          </w:p>
+        </w:tc>
+        <w:tc>
+          <w:tcPr>
+            <w:tcW w:type="dxa" w:w="680"/>
+            <w:shd w:fill="FFB347" w:val="clear"/>
+          </w:tcPr>
+          <w:p>
+            <w:r>
+              <w:rPr>
+                <w:b w:val="0"/>
+                <w:sz w:val="16"/>
+              </w:rPr>
+              <w:t>4.0</w:t>
+            </w:r>
+          </w:p>
+        </w:tc>
+        <w:tc>
+          <w:tcPr>
+            <w:tcW w:type="dxa" w:w="850"/>
+            <w:shd w:fill="FFB347" w:val="clear"/>
+          </w:tcPr>
+          <w:p>
+            <w:r>
+              <w:rPr>
+                <w:b w:val="0"/>
+                <w:sz w:val="16"/>
+              </w:rPr>
+              <w:t>$22222131</w:t>
+            </w:r>
+          </w:p>
+        </w:tc>
+        <w:tc>
+          <w:tcPr>
+            <w:tcW w:type="dxa" w:w="1984"/>
+            <w:shd w:fill="FFB347" w:val="clear"/>
+          </w:tcPr>
+          <w:p>
+            <w:r>
+              <w:rPr>
+                <w:b w:val="0"/>
+                <w:sz w:val="16"/>
+              </w:rPr>
+              <w:t>perie wc</w:t>
+            </w:r>
+          </w:p>
+        </w:tc>
+        <w:tc>
+          <w:tcPr>
+            <w:tcW w:type="dxa" w:w="454"/>
+            <w:shd w:fill="FFB347" w:val="clear"/>
+          </w:tcPr>
+          <w:p>
+            <w:r>
+              <w:rPr>
+                <w:b w:val="0"/>
+                <w:sz w:val="16"/>
+              </w:rPr>
+              <w:t>buc</w:t>
+            </w:r>
+          </w:p>
+        </w:tc>
+        <w:tc>
+          <w:tcPr>
+            <w:tcW w:type="dxa" w:w="680"/>
+            <w:shd w:fill="FFB347" w:val="clear"/>
+          </w:tcPr>
+          <w:p>
+            <w:r>
+              <w:rPr>
+                <w:b w:val="0"/>
+                <w:sz w:val="16"/>
+              </w:rPr>
+              <w:t>1.0</w:t>
+            </w:r>
+          </w:p>
+        </w:tc>
+        <w:tc>
+          <w:tcPr>
+            <w:tcW w:type="dxa" w:w="3572"/>
+            <w:shd w:fill="FFB347" w:val="clear"/>
+          </w:tcPr>
+          <w:p>
+            <w:r>
+              <w:rPr>
+                <w:b w:val="0"/>
+                <w:color w:val="CC0000"/>
+                <w:sz w:val="16"/>
+              </w:rPr>
+              <w:t>Cod similar — posibilă eroare OCR sau variație: referință '$2222213', ofertat '$22222131'. Cod similar: referinta '$2222213', ofertat '$22222131'. Necesită verificare manuală.</w:t>
+            </w:r>
+          </w:p>
+        </w:tc>
+      </w:tr>
+      <w:tr>
+        <w:tc>
+          <w:tcPr>
+            <w:tcW w:type="dxa" w:w="397"/>
+            <w:shd w:fill="FFB347" w:val="clear"/>
+          </w:tcPr>
+          <w:p>
+            <w:r>
+              <w:rPr>
+                <w:b w:val="0"/>
+                <w:sz w:val="16"/>
+              </w:rPr>
+              <w:t>55</w:t>
+            </w:r>
+          </w:p>
+        </w:tc>
+        <w:tc>
+          <w:tcPr>
+            <w:tcW w:type="dxa" w:w="1701"/>
+            <w:shd w:fill="FFB347" w:val="clear"/>
+          </w:tcPr>
+          <w:p>
+            <w:r>
+              <w:rPr>
+                <w:b w:val="0"/>
+                <w:sz w:val="16"/>
+              </w:rPr>
+              <w:t>226528 - INSTALATII SANITARE OB.5</w:t>
+            </w:r>
+          </w:p>
+        </w:tc>
+        <w:tc>
+          <w:tcPr>
+            <w:tcW w:type="dxa" w:w="850"/>
+            <w:shd w:fill="FFB347" w:val="clear"/>
+          </w:tcPr>
+          <w:p>
+            <w:r>
+              <w:rPr>
+                <w:b w:val="0"/>
+                <w:sz w:val="16"/>
+              </w:rPr>
+              <w:t>$2222224</w:t>
+            </w:r>
+          </w:p>
+        </w:tc>
+        <w:tc>
+          <w:tcPr>
+            <w:tcW w:type="dxa" w:w="1984"/>
+            <w:shd w:fill="FFB347" w:val="clear"/>
+          </w:tcPr>
+          <w:p>
+            <w:r>
+              <w:rPr>
+                <w:b w:val="0"/>
+                <w:sz w:val="16"/>
+              </w:rPr>
+              <w:t>oglinda</w:t>
+            </w:r>
+          </w:p>
+        </w:tc>
+        <w:tc>
+          <w:tcPr>
+            <w:tcW w:type="dxa" w:w="454"/>
+            <w:shd w:fill="FFB347" w:val="clear"/>
+          </w:tcPr>
+          <w:p>
+            <w:r>
+              <w:rPr>
+                <w:b w:val="0"/>
+                <w:sz w:val="16"/>
+              </w:rPr>
+              <w:t>buc</w:t>
+            </w:r>
+          </w:p>
+        </w:tc>
+        <w:tc>
+          <w:tcPr>
+            <w:tcW w:type="dxa" w:w="680"/>
+            <w:shd w:fill="FFB347" w:val="clear"/>
+          </w:tcPr>
+          <w:p>
+            <w:r>
+              <w:rPr>
+                <w:b w:val="0"/>
+                <w:sz w:val="16"/>
+              </w:rPr>
+              <w:t>4.0</w:t>
+            </w:r>
+          </w:p>
+        </w:tc>
+        <w:tc>
+          <w:tcPr>
+            <w:tcW w:type="dxa" w:w="850"/>
+            <w:shd w:fill="FFB347" w:val="clear"/>
+          </w:tcPr>
+          <w:p>
+            <w:r>
+              <w:rPr>
+                <w:b w:val="0"/>
+                <w:sz w:val="16"/>
+              </w:rPr>
+              <w:t>$22222241</w:t>
+            </w:r>
+          </w:p>
+        </w:tc>
+        <w:tc>
+          <w:tcPr>
+            <w:tcW w:type="dxa" w:w="1984"/>
+            <w:shd w:fill="FFB347" w:val="clear"/>
+          </w:tcPr>
+          <w:p>
+            <w:r>
+              <w:rPr>
+                <w:b w:val="0"/>
+                <w:sz w:val="16"/>
+              </w:rPr>
+              <w:t>oglinda</w:t>
+            </w:r>
+          </w:p>
+        </w:tc>
+        <w:tc>
+          <w:tcPr>
+            <w:tcW w:type="dxa" w:w="454"/>
+            <w:shd w:fill="FFB347" w:val="clear"/>
+          </w:tcPr>
+          <w:p>
+            <w:r>
+              <w:rPr>
+                <w:b w:val="0"/>
+                <w:sz w:val="16"/>
+              </w:rPr>
+              <w:t>buc</w:t>
+            </w:r>
+          </w:p>
+        </w:tc>
+        <w:tc>
+          <w:tcPr>
+            <w:tcW w:type="dxa" w:w="680"/>
+            <w:shd w:fill="FFB347" w:val="clear"/>
+          </w:tcPr>
+          <w:p>
+            <w:r>
+              <w:rPr>
+                <w:b w:val="0"/>
+                <w:sz w:val="16"/>
+              </w:rPr>
+              <w:t>1.0</w:t>
+            </w:r>
+          </w:p>
+        </w:tc>
+        <w:tc>
+          <w:tcPr>
+            <w:tcW w:type="dxa" w:w="3572"/>
+            <w:shd w:fill="FFB347" w:val="clear"/>
+          </w:tcPr>
+          <w:p>
+            <w:r>
+              <w:rPr>
+                <w:b w:val="0"/>
+                <w:color w:val="CC0000"/>
+                <w:sz w:val="16"/>
+              </w:rPr>
+              <w:t>Cod similar — posibilă eroare OCR sau variație: referință '$2222224', ofertat '$22222241'. Cod similar (OCR): '$2222224' ↔ '$22222241'. Necesită verificare manuală.</w:t>
+            </w:r>
+          </w:p>
+        </w:tc>
+      </w:tr>
+      <w:tr>
+        <w:tc>
+          <w:tcPr>
             <w:tcW w:type="dxa" w:w="3572"/>
             <w:gridSpan w:val="11"/>
             <w:shd w:fill="FFFF99" w:val="clear"/>
@@ -9074,7 +9218,7 @@
                 <w:b w:val="0"/>
                 <w:sz w:val="16"/>
               </w:rPr>
-              <w:t>55</w:t>
+              <w:t>56</w:t>
             </w:r>
           </w:p>
         </w:tc>
@@ -9089,7 +9233,7 @@
                 <w:b w:val="0"/>
                 <w:sz w:val="16"/>
               </w:rPr>
-              <w:t>226288</w:t>
+              <w:t>226528 - INSTALATII SANITARE OB.5</w:t>
             </w:r>
           </w:p>
         </w:tc>
@@ -9160,7 +9304,7 @@
                 <w:b w:val="0"/>
                 <w:sz w:val="16"/>
               </w:rPr>
-              <w:t>TCB40A1</w:t>
+              <w:t>SD13A1</w:t>
             </w:r>
           </w:p>
         </w:tc>
@@ -9175,7 +9319,7 @@
                 <w:b w:val="0"/>
                 <w:sz w:val="16"/>
               </w:rPr>
-              <w:t>aparat telegrafic (teleimprimator, transmitator...</w:t>
+              <w:t>robinet trec cu ventil si mufe, pentru tevi ote...</w:t>
             </w:r>
           </w:p>
         </w:tc>
@@ -9205,171 +9349,7 @@
                 <w:b w:val="0"/>
                 <w:sz w:val="16"/>
               </w:rPr>
-              <w:t>2.0</w:t>
-            </w:r>
-          </w:p>
-        </w:tc>
-        <w:tc>
-          <w:tcPr>
-            <w:tcW w:type="dxa" w:w="3572"/>
-            <w:shd w:fill="FFFF99" w:val="clear"/>
-          </w:tcPr>
-          <w:p>
-            <w:r>
-              <w:rPr>
-                <w:b w:val="0"/>
-                <w:color w:val="CC0000"/>
-                <w:sz w:val="16"/>
-              </w:rPr>
-              <w:t>Articol suplimentar în ofertă (nu există în referință)</w:t>
-            </w:r>
-          </w:p>
-        </w:tc>
-      </w:tr>
-      <w:tr>
-        <w:tc>
-          <w:tcPr>
-            <w:tcW w:type="dxa" w:w="397"/>
-            <w:shd w:fill="FFFF99" w:val="clear"/>
-          </w:tcPr>
-          <w:p>
-            <w:r>
-              <w:rPr>
-                <w:b w:val="0"/>
-                <w:sz w:val="16"/>
-              </w:rPr>
-              <w:t>56</w:t>
-            </w:r>
-          </w:p>
-        </w:tc>
-        <w:tc>
-          <w:tcPr>
-            <w:tcW w:type="dxa" w:w="1701"/>
-            <w:shd w:fill="FFFF99" w:val="clear"/>
-          </w:tcPr>
-          <w:p>
-            <w:r>
-              <w:rPr>
-                <w:b w:val="0"/>
-                <w:sz w:val="16"/>
-              </w:rPr>
-              <w:t>226288</w:t>
-            </w:r>
-          </w:p>
-        </w:tc>
-        <w:tc>
-          <w:tcPr>
-            <w:tcW w:type="dxa" w:w="850"/>
-            <w:shd w:fill="FFFF99" w:val="clear"/>
-          </w:tcPr>
-          <w:p>
-            <w:r>
-              <w:rPr>
-                <w:b w:val="0"/>
-                <w:sz w:val="16"/>
-              </w:rPr>
-            </w:r>
-          </w:p>
-        </w:tc>
-        <w:tc>
-          <w:tcPr>
-            <w:tcW w:type="dxa" w:w="1984"/>
-            <w:shd w:fill="FFFF99" w:val="clear"/>
-          </w:tcPr>
-          <w:p>
-            <w:r>
-              <w:rPr>
-                <w:b w:val="0"/>
-                <w:sz w:val="16"/>
-              </w:rPr>
-            </w:r>
-          </w:p>
-        </w:tc>
-        <w:tc>
-          <w:tcPr>
-            <w:tcW w:type="dxa" w:w="454"/>
-            <w:shd w:fill="FFFF99" w:val="clear"/>
-          </w:tcPr>
-          <w:p>
-            <w:r>
-              <w:rPr>
-                <w:b w:val="0"/>
-                <w:sz w:val="16"/>
-              </w:rPr>
-            </w:r>
-          </w:p>
-        </w:tc>
-        <w:tc>
-          <w:tcPr>
-            <w:tcW w:type="dxa" w:w="680"/>
-            <w:shd w:fill="FFFF99" w:val="clear"/>
-          </w:tcPr>
-          <w:p>
-            <w:r>
-              <w:rPr>
-                <w:b w:val="0"/>
-                <w:sz w:val="16"/>
-              </w:rPr>
-            </w:r>
-          </w:p>
-        </w:tc>
-        <w:tc>
-          <w:tcPr>
-            <w:tcW w:type="dxa" w:w="850"/>
-            <w:shd w:fill="FFFF99" w:val="clear"/>
-          </w:tcPr>
-          <w:p>
-            <w:r>
-              <w:rPr>
-                <w:b w:val="0"/>
-                <w:sz w:val="16"/>
-              </w:rPr>
-              <w:t>EC06A1</w:t>
-            </w:r>
-          </w:p>
-        </w:tc>
-        <w:tc>
-          <w:tcPr>
-            <w:tcW w:type="dxa" w:w="1984"/>
-            <w:shd w:fill="FFFF99" w:val="clear"/>
-          </w:tcPr>
-          <w:p>
-            <w:r>
-              <w:rPr>
-                <w:b w:val="0"/>
-                <w:sz w:val="16"/>
-              </w:rPr>
-              <w:t>cablu pentru instalatii electrice de comanda, s...</w:t>
-            </w:r>
-          </w:p>
-        </w:tc>
-        <w:tc>
-          <w:tcPr>
-            <w:tcW w:type="dxa" w:w="454"/>
-            <w:shd w:fill="FFFF99" w:val="clear"/>
-          </w:tcPr>
-          <w:p>
-            <w:r>
-              <w:rPr>
-                <w:b w:val="0"/>
-                <w:sz w:val="16"/>
-              </w:rPr>
-              <w:t>m</w:t>
-            </w:r>
-          </w:p>
-        </w:tc>
-        <w:tc>
-          <w:tcPr>
-            <w:tcW w:type="dxa" w:w="680"/>
-            <w:shd w:fill="FFFF99" w:val="clear"/>
-          </w:tcPr>
-          <w:p>
-            <w:r>
-              <w:rPr>
-                <w:b w:val="0"/>
-                <w:sz w:val="16"/>
-              </w:rPr>
-              <w:t>180.0</w:t>
+              <w:t>4.0</w:t>
             </w:r>
           </w:p>
         </w:tc>
@@ -9425,7 +9405,7 @@
                 <w:color w:val="000000"/>
                 <w:sz w:val="18"/>
               </w:rPr>
-              <w:t>Neconformitati: 0 din 0 articole ref.</w:t>
+              <w:t>Neconformitati: 3 din 182 articole ref.</w:t>
             </w:r>
           </w:p>
         </w:tc>
@@ -9471,7 +9451,7 @@
                 <w:color w:val="000000"/>
                 <w:sz w:val="18"/>
               </w:rPr>
-              <w:t>0</w:t>
+              <w:t>182</w:t>
             </w:r>
           </w:p>
         </w:tc>
@@ -9508,7 +9488,7 @@
                 <w:color w:val="000000"/>
                 <w:sz w:val="18"/>
               </w:rPr>
-              <w:t>16</w:t>
+              <w:t>134</w:t>
             </w:r>
           </w:p>
         </w:tc>
@@ -9535,7 +9515,7 @@
                 <w:b/>
                 <w:sz w:val="18"/>
               </w:rPr>
-              <w:t>Capitol de lucrări 226328  │  LIPSA: 0  │  EXTRA: 2  │  Delta: +2</w:t>
+              <w:t>Capitol de lucrări 226108 — STRUCTURA DE REZISTENTA CUPOLA TEREN TEN...  │  LIPSA: 0  │  EXTRA: 1  │  Delta: +1</w:t>
             </w:r>
           </w:p>
         </w:tc>
@@ -9586,7 +9566,7 @@
                 <w:b w:val="0"/>
                 <w:sz w:val="16"/>
               </w:rPr>
-              <w:t>226328</w:t>
+              <w:t>226108 - STRUCTURA DE REZISTENTA CUPOLA TEREN ...</w:t>
             </w:r>
           </w:p>
         </w:tc>
@@ -9657,7 +9637,7 @@
                 <w:b w:val="0"/>
                 <w:sz w:val="16"/>
               </w:rPr>
-              <w:t>IZD04D1</w:t>
+              <w:t>IZK03C1</w:t>
             </w:r>
           </w:p>
         </w:tc>
@@ -9672,7 +9652,7 @@
                 <w:b w:val="0"/>
                 <w:sz w:val="16"/>
               </w:rPr>
-              <w:t>vopsire cu aparat aer compr vopsea ulei pe conf...</w:t>
+              <w:t>ecrane termoizolante din foi de polietilena</w:t>
             </w:r>
           </w:p>
         </w:tc>
@@ -9687,7 +9667,7 @@
                 <w:b w:val="0"/>
                 <w:sz w:val="16"/>
               </w:rPr>
-              <w:t>tona</w:t>
+              <w:t>mp.</w:t>
             </w:r>
           </w:p>
         </w:tc>
@@ -9702,171 +9682,7 @@
                 <w:b w:val="0"/>
                 <w:sz w:val="16"/>
               </w:rPr>
-              <w:t>8.0</w:t>
-            </w:r>
-          </w:p>
-        </w:tc>
-        <w:tc>
-          <w:tcPr>
-            <w:tcW w:type="dxa" w:w="3572"/>
-            <w:shd w:fill="FFFF99" w:val="clear"/>
-          </w:tcPr>
-          <w:p>
-            <w:r>
-              <w:rPr>
-                <w:b w:val="0"/>
-                <w:color w:val="CC0000"/>
-                <w:sz w:val="16"/>
-              </w:rPr>
-              <w:t>Articol suplimentar în ofertă (nu există în referință)</w:t>
-            </w:r>
-          </w:p>
-        </w:tc>
-      </w:tr>
-      <w:tr>
-        <w:tc>
-          <w:tcPr>
-            <w:tcW w:type="dxa" w:w="397"/>
-            <w:shd w:fill="FFFF99" w:val="clear"/>
-          </w:tcPr>
-          <w:p>
-            <w:r>
-              <w:rPr>
-                <w:b w:val="0"/>
-                <w:sz w:val="16"/>
-              </w:rPr>
-              <w:t>59</w:t>
-            </w:r>
-          </w:p>
-        </w:tc>
-        <w:tc>
-          <w:tcPr>
-            <w:tcW w:type="dxa" w:w="1701"/>
-            <w:shd w:fill="FFFF99" w:val="clear"/>
-          </w:tcPr>
-          <w:p>
-            <w:r>
-              <w:rPr>
-                <w:b w:val="0"/>
-                <w:sz w:val="16"/>
-              </w:rPr>
-              <w:t>226328</w:t>
-            </w:r>
-          </w:p>
-        </w:tc>
-        <w:tc>
-          <w:tcPr>
-            <w:tcW w:type="dxa" w:w="850"/>
-            <w:shd w:fill="FFFF99" w:val="clear"/>
-          </w:tcPr>
-          <w:p>
-            <w:r>
-              <w:rPr>
-                <w:b w:val="0"/>
-                <w:sz w:val="16"/>
-              </w:rPr>
-            </w:r>
-          </w:p>
-        </w:tc>
-        <w:tc>
-          <w:tcPr>
-            <w:tcW w:type="dxa" w:w="1984"/>
-            <w:shd w:fill="FFFF99" w:val="clear"/>
-          </w:tcPr>
-          <w:p>
-            <w:r>
-              <w:rPr>
-                <w:b w:val="0"/>
-                <w:sz w:val="16"/>
-              </w:rPr>
-            </w:r>
-          </w:p>
-        </w:tc>
-        <w:tc>
-          <w:tcPr>
-            <w:tcW w:type="dxa" w:w="454"/>
-            <w:shd w:fill="FFFF99" w:val="clear"/>
-          </w:tcPr>
-          <w:p>
-            <w:r>
-              <w:rPr>
-                <w:b w:val="0"/>
-                <w:sz w:val="16"/>
-              </w:rPr>
-            </w:r>
-          </w:p>
-        </w:tc>
-        <w:tc>
-          <w:tcPr>
-            <w:tcW w:type="dxa" w:w="680"/>
-            <w:shd w:fill="FFFF99" w:val="clear"/>
-          </w:tcPr>
-          <w:p>
-            <w:r>
-              <w:rPr>
-                <w:b w:val="0"/>
-                <w:sz w:val="16"/>
-              </w:rPr>
-            </w:r>
-          </w:p>
-        </w:tc>
-        <w:tc>
-          <w:tcPr>
-            <w:tcW w:type="dxa" w:w="850"/>
-            <w:shd w:fill="FFFF99" w:val="clear"/>
-          </w:tcPr>
-          <w:p>
-            <w:r>
-              <w:rPr>
-                <w:b w:val="0"/>
-                <w:sz w:val="16"/>
-              </w:rPr>
-              <w:t>CE05E1</w:t>
-            </w:r>
-          </w:p>
-        </w:tc>
-        <w:tc>
-          <w:tcPr>
-            <w:tcW w:type="dxa" w:w="1984"/>
-            <w:shd w:fill="FFFF99" w:val="clear"/>
-          </w:tcPr>
-          <w:p>
-            <w:r>
-              <w:rPr>
-                <w:b w:val="0"/>
-                <w:sz w:val="16"/>
-              </w:rPr>
-              <w:t>invelitoare din tabla zincata profilata ondulat...</w:t>
-            </w:r>
-          </w:p>
-        </w:tc>
-        <w:tc>
-          <w:tcPr>
-            <w:tcW w:type="dxa" w:w="454"/>
-            <w:shd w:fill="FFFF99" w:val="clear"/>
-          </w:tcPr>
-          <w:p>
-            <w:r>
-              <w:rPr>
-                <w:b w:val="0"/>
-                <w:sz w:val="16"/>
-              </w:rPr>
-              <w:t>mp</w:t>
-            </w:r>
-          </w:p>
-        </w:tc>
-        <w:tc>
-          <w:tcPr>
-            <w:tcW w:type="dxa" w:w="680"/>
-            <w:shd w:fill="FFFF99" w:val="clear"/>
-          </w:tcPr>
-          <w:p>
-            <w:r>
-              <w:rPr>
-                <w:b w:val="0"/>
-                <w:sz w:val="16"/>
-              </w:rPr>
-              <w:t>532.0</w:t>
+              <w:t>660.0</w:t>
             </w:r>
           </w:p>
         </w:tc>
@@ -10005,7 +9821,7 @@
                 <w:color w:val="000000"/>
                 <w:sz w:val="18"/>
               </w:rPr>
-              <w:t>11</w:t>
+              <w:t>45</w:t>
             </w:r>
           </w:p>
         </w:tc>
@@ -10032,7 +9848,7 @@
                 <w:b/>
                 <w:sz w:val="18"/>
               </w:rPr>
-              <w:t>Capitol de lucrări 226338  │  LIPSA: 0  │  EXTRA: 1  │  Delta: +1</w:t>
+              <w:t>Capitol de lucrări 226288  │  LIPSA: 0  │  EXTRA: 1  │  Delta: +1</w:t>
             </w:r>
           </w:p>
         </w:tc>
@@ -10068,7 +9884,7 @@
                 <w:b w:val="0"/>
                 <w:sz w:val="16"/>
               </w:rPr>
-              <w:t>61</w:t>
+              <w:t>60</w:t>
             </w:r>
           </w:p>
         </w:tc>
@@ -10083,7 +9899,7 @@
                 <w:b w:val="0"/>
                 <w:sz w:val="16"/>
               </w:rPr>
-              <w:t>226338</w:t>
+              <w:t>226288</w:t>
             </w:r>
           </w:p>
         </w:tc>
@@ -10154,7 +9970,7 @@
                 <w:b w:val="0"/>
                 <w:sz w:val="16"/>
               </w:rPr>
-              <w:t>TRI1AA08F1</w:t>
+              <w:t>EC06A1</w:t>
             </w:r>
           </w:p>
         </w:tc>
@@ -10169,7 +9985,7 @@
                 <w:b w:val="0"/>
                 <w:sz w:val="16"/>
               </w:rPr>
-              <w:t>descarcarea materialelor,grupa a-grele si marun...</w:t>
+              <w:t>cablu pentru instalatii electrice de comanda, s...</w:t>
             </w:r>
           </w:p>
         </w:tc>
@@ -10184,7 +10000,7 @@
                 <w:b w:val="0"/>
                 <w:sz w:val="16"/>
               </w:rPr>
-              <w:t>tona</w:t>
+              <w:t>m</w:t>
             </w:r>
           </w:p>
         </w:tc>
@@ -10199,7 +10015,7 @@
                 <w:b w:val="0"/>
                 <w:sz w:val="16"/>
               </w:rPr>
-              <w:t>55.0</w:t>
+              <w:t>180.0</w:t>
             </w:r>
           </w:p>
         </w:tc>
@@ -10338,7 +10154,7 @@
                 <w:color w:val="000000"/>
                 <w:sz w:val="18"/>
               </w:rPr>
-              <w:t>20</w:t>
+              <w:t>16</w:t>
             </w:r>
           </w:p>
         </w:tc>
@@ -10365,7 +10181,7 @@
                 <w:b/>
                 <w:sz w:val="18"/>
               </w:rPr>
-              <w:t>Capitol de lucrări 226348  │  LIPSA: 0  │  EXTRA: 2  │  Delta: +2</w:t>
+              <w:t>Capitol de lucrări 226328  │  LIPSA: 0  │  EXTRA: 2  │  Delta: +2</w:t>
             </w:r>
           </w:p>
         </w:tc>
@@ -10401,7 +10217,7 @@
                 <w:b w:val="0"/>
                 <w:sz w:val="16"/>
               </w:rPr>
-              <w:t>63</w:t>
+              <w:t>62</w:t>
             </w:r>
           </w:p>
         </w:tc>
@@ -10416,7 +10232,7 @@
                 <w:b w:val="0"/>
                 <w:sz w:val="16"/>
               </w:rPr>
-              <w:t>226348</w:t>
+              <w:t>226328</w:t>
             </w:r>
           </w:p>
         </w:tc>
@@ -10487,7 +10303,7 @@
                 <w:b w:val="0"/>
                 <w:sz w:val="16"/>
               </w:rPr>
-              <w:t>TSH01A1</w:t>
+              <w:t>CE05E1</w:t>
             </w:r>
           </w:p>
         </w:tc>
@@ -10502,7 +10318,7 @@
                 <w:b w:val="0"/>
                 <w:sz w:val="16"/>
               </w:rPr>
-              <w:t>degajarea terenului de corpuri straine de corpu...</w:t>
+              <w:t>invelitoare din tabla zincata profilata ondulat...</w:t>
             </w:r>
           </w:p>
         </w:tc>
@@ -10517,7 +10333,7 @@
                 <w:b w:val="0"/>
                 <w:sz w:val="16"/>
               </w:rPr>
-              <w:t>100 mp</w:t>
+              <w:t>mp</w:t>
             </w:r>
           </w:p>
         </w:tc>
@@ -10532,7 +10348,7 @@
                 <w:b w:val="0"/>
                 <w:sz w:val="16"/>
               </w:rPr>
-              <w:t>59.18</w:t>
+              <w:t>532.0</w:t>
             </w:r>
           </w:p>
         </w:tc>
@@ -10565,7 +10381,7 @@
                 <w:b w:val="0"/>
                 <w:sz w:val="16"/>
               </w:rPr>
-              <w:t>64</w:t>
+              <w:t>63</w:t>
             </w:r>
           </w:p>
         </w:tc>
@@ -10580,7 +10396,7 @@
                 <w:b w:val="0"/>
                 <w:sz w:val="16"/>
               </w:rPr>
-              <w:t>226348</w:t>
+              <w:t>226328</w:t>
             </w:r>
           </w:p>
         </w:tc>
@@ -10651,7 +10467,7 @@
                 <w:b w:val="0"/>
                 <w:sz w:val="16"/>
               </w:rPr>
-              <w:t>TSH09B1</w:t>
+              <w:t>IZD04D1</w:t>
             </w:r>
           </w:p>
         </w:tc>
@@ -10666,7 +10482,7 @@
                 <w:b w:val="0"/>
                 <w:sz w:val="16"/>
               </w:rPr>
-              <w:t>semanarea gazonului pe suprafete in panta peste...</w:t>
+              <w:t>vopsire cu aparat aer compr vopsea ulei pe conf...</w:t>
             </w:r>
           </w:p>
         </w:tc>
@@ -10681,7 +10497,7 @@
                 <w:b w:val="0"/>
                 <w:sz w:val="16"/>
               </w:rPr>
-              <w:t>100 mp</w:t>
+              <w:t>tona</w:t>
             </w:r>
           </w:p>
         </w:tc>
@@ -10696,7 +10512,7 @@
                 <w:b w:val="0"/>
                 <w:sz w:val="16"/>
               </w:rPr>
-              <w:t>59.18</w:t>
+              <w:t>8.0</w:t>
             </w:r>
           </w:p>
         </w:tc>
@@ -10835,7 +10651,7 @@
                 <w:color w:val="000000"/>
                 <w:sz w:val="18"/>
               </w:rPr>
-              <w:t>13</w:t>
+              <w:t>11</w:t>
             </w:r>
           </w:p>
         </w:tc>
@@ -10862,7 +10678,7 @@
                 <w:b/>
                 <w:sz w:val="18"/>
               </w:rPr>
-              <w:t>Capitol de lucrări 226358  │  LIPSA: 0  │  EXTRA: 3  │  Delta: +3</w:t>
+              <w:t>Capitol de lucrări 226338  │  LIPSA: 0  │  EXTRA: 1  │  Delta: +1</w:t>
             </w:r>
           </w:p>
         </w:tc>
@@ -10898,7 +10714,7 @@
                 <w:b w:val="0"/>
                 <w:sz w:val="16"/>
               </w:rPr>
-              <w:t>66</w:t>
+              <w:t>65</w:t>
             </w:r>
           </w:p>
         </w:tc>
@@ -10913,7 +10729,7 @@
                 <w:b w:val="0"/>
                 <w:sz w:val="16"/>
               </w:rPr>
-              <w:t>226358</w:t>
+              <w:t>226338</w:t>
             </w:r>
           </w:p>
         </w:tc>
@@ -10984,7 +10800,7 @@
                 <w:b w:val="0"/>
                 <w:sz w:val="16"/>
               </w:rPr>
-              <w:t>$22100100</w:t>
+              <w:t>TRI1AA08F1</w:t>
             </w:r>
           </w:p>
         </w:tc>
@@ -10999,7 +10815,7 @@
                 <w:b w:val="0"/>
                 <w:sz w:val="16"/>
               </w:rPr>
-              <w:t>profil fagure ecologic</w:t>
+              <w:t>descarcarea materialelor,grupa a-grele si marun...</w:t>
             </w:r>
           </w:p>
         </w:tc>
@@ -11014,7 +10830,7 @@
                 <w:b w:val="0"/>
                 <w:sz w:val="16"/>
               </w:rPr>
-              <w:t>mp</w:t>
+              <w:t>tona</w:t>
             </w:r>
           </w:p>
         </w:tc>
@@ -11029,335 +10845,7 @@
                 <w:b w:val="0"/>
                 <w:sz w:val="16"/>
               </w:rPr>
-              <w:t>2000.0</w:t>
-            </w:r>
-          </w:p>
-        </w:tc>
-        <w:tc>
-          <w:tcPr>
-            <w:tcW w:type="dxa" w:w="3572"/>
-            <w:shd w:fill="FFFF99" w:val="clear"/>
-          </w:tcPr>
-          <w:p>
-            <w:r>
-              <w:rPr>
-                <w:b w:val="0"/>
-                <w:color w:val="CC0000"/>
-                <w:sz w:val="16"/>
-              </w:rPr>
-              <w:t>Articol suplimentar în ofertă (nu există în referință)</w:t>
-            </w:r>
-          </w:p>
-        </w:tc>
-      </w:tr>
-      <w:tr>
-        <w:tc>
-          <w:tcPr>
-            <w:tcW w:type="dxa" w:w="397"/>
-            <w:shd w:fill="FFFF99" w:val="clear"/>
-          </w:tcPr>
-          <w:p>
-            <w:r>
-              <w:rPr>
-                <w:b w:val="0"/>
-                <w:sz w:val="16"/>
-              </w:rPr>
-              <w:t>67</w:t>
-            </w:r>
-          </w:p>
-        </w:tc>
-        <w:tc>
-          <w:tcPr>
-            <w:tcW w:type="dxa" w:w="1701"/>
-            <w:shd w:fill="FFFF99" w:val="clear"/>
-          </w:tcPr>
-          <w:p>
-            <w:r>
-              <w:rPr>
-                <w:b w:val="0"/>
-                <w:sz w:val="16"/>
-              </w:rPr>
-              <w:t>226358</w:t>
-            </w:r>
-          </w:p>
-        </w:tc>
-        <w:tc>
-          <w:tcPr>
-            <w:tcW w:type="dxa" w:w="850"/>
-            <w:shd w:fill="FFFF99" w:val="clear"/>
-          </w:tcPr>
-          <w:p>
-            <w:r>
-              <w:rPr>
-                <w:b w:val="0"/>
-                <w:sz w:val="16"/>
-              </w:rPr>
-            </w:r>
-          </w:p>
-        </w:tc>
-        <w:tc>
-          <w:tcPr>
-            <w:tcW w:type="dxa" w:w="1984"/>
-            <w:shd w:fill="FFFF99" w:val="clear"/>
-          </w:tcPr>
-          <w:p>
-            <w:r>
-              <w:rPr>
-                <w:b w:val="0"/>
-                <w:sz w:val="16"/>
-              </w:rPr>
-            </w:r>
-          </w:p>
-        </w:tc>
-        <w:tc>
-          <w:tcPr>
-            <w:tcW w:type="dxa" w:w="454"/>
-            <w:shd w:fill="FFFF99" w:val="clear"/>
-          </w:tcPr>
-          <w:p>
-            <w:r>
-              <w:rPr>
-                <w:b w:val="0"/>
-                <w:sz w:val="16"/>
-              </w:rPr>
-            </w:r>
-          </w:p>
-        </w:tc>
-        <w:tc>
-          <w:tcPr>
-            <w:tcW w:type="dxa" w:w="680"/>
-            <w:shd w:fill="FFFF99" w:val="clear"/>
-          </w:tcPr>
-          <w:p>
-            <w:r>
-              <w:rPr>
-                <w:b w:val="0"/>
-                <w:sz w:val="16"/>
-              </w:rPr>
-            </w:r>
-          </w:p>
-        </w:tc>
-        <w:tc>
-          <w:tcPr>
-            <w:tcW w:type="dxa" w:w="850"/>
-            <w:shd w:fill="FFFF99" w:val="clear"/>
-          </w:tcPr>
-          <w:p>
-            <w:r>
-              <w:rPr>
-                <w:b w:val="0"/>
-                <w:sz w:val="16"/>
-              </w:rPr>
-              <w:t>TRA01A20P</w:t>
-            </w:r>
-          </w:p>
-        </w:tc>
-        <w:tc>
-          <w:tcPr>
-            <w:tcW w:type="dxa" w:w="1984"/>
-            <w:shd w:fill="FFFF99" w:val="clear"/>
-          </w:tcPr>
-          <w:p>
-            <w:r>
-              <w:rPr>
-                <w:b w:val="0"/>
-                <w:sz w:val="16"/>
-              </w:rPr>
-              <w:t>transportul rutier al pamantului sau molozului ...</w:t>
-            </w:r>
-          </w:p>
-        </w:tc>
-        <w:tc>
-          <w:tcPr>
-            <w:tcW w:type="dxa" w:w="454"/>
-            <w:shd w:fill="FFFF99" w:val="clear"/>
-          </w:tcPr>
-          <w:p>
-            <w:r>
-              <w:rPr>
-                <w:b w:val="0"/>
-                <w:sz w:val="16"/>
-              </w:rPr>
-              <w:t>tona</w:t>
-            </w:r>
-          </w:p>
-        </w:tc>
-        <w:tc>
-          <w:tcPr>
-            <w:tcW w:type="dxa" w:w="680"/>
-            <w:shd w:fill="FFFF99" w:val="clear"/>
-          </w:tcPr>
-          <w:p>
-            <w:r>
-              <w:rPr>
-                <w:b w:val="0"/>
-                <w:sz w:val="16"/>
-              </w:rPr>
-              <w:t>1132.4</w:t>
-            </w:r>
-          </w:p>
-        </w:tc>
-        <w:tc>
-          <w:tcPr>
-            <w:tcW w:type="dxa" w:w="3572"/>
-            <w:shd w:fill="FFFF99" w:val="clear"/>
-          </w:tcPr>
-          <w:p>
-            <w:r>
-              <w:rPr>
-                <w:b w:val="0"/>
-                <w:color w:val="CC0000"/>
-                <w:sz w:val="16"/>
-              </w:rPr>
-              <w:t>Articol suplimentar în ofertă (nu există în referință)</w:t>
-            </w:r>
-          </w:p>
-        </w:tc>
-      </w:tr>
-      <w:tr>
-        <w:tc>
-          <w:tcPr>
-            <w:tcW w:type="dxa" w:w="397"/>
-            <w:shd w:fill="FFFF99" w:val="clear"/>
-          </w:tcPr>
-          <w:p>
-            <w:r>
-              <w:rPr>
-                <w:b w:val="0"/>
-                <w:sz w:val="16"/>
-              </w:rPr>
-              <w:t>68</w:t>
-            </w:r>
-          </w:p>
-        </w:tc>
-        <w:tc>
-          <w:tcPr>
-            <w:tcW w:type="dxa" w:w="1701"/>
-            <w:shd w:fill="FFFF99" w:val="clear"/>
-          </w:tcPr>
-          <w:p>
-            <w:r>
-              <w:rPr>
-                <w:b w:val="0"/>
-                <w:sz w:val="16"/>
-              </w:rPr>
-              <w:t>226358</w:t>
-            </w:r>
-          </w:p>
-        </w:tc>
-        <w:tc>
-          <w:tcPr>
-            <w:tcW w:type="dxa" w:w="850"/>
-            <w:shd w:fill="FFFF99" w:val="clear"/>
-          </w:tcPr>
-          <w:p>
-            <w:r>
-              <w:rPr>
-                <w:b w:val="0"/>
-                <w:sz w:val="16"/>
-              </w:rPr>
-            </w:r>
-          </w:p>
-        </w:tc>
-        <w:tc>
-          <w:tcPr>
-            <w:tcW w:type="dxa" w:w="1984"/>
-            <w:shd w:fill="FFFF99" w:val="clear"/>
-          </w:tcPr>
-          <w:p>
-            <w:r>
-              <w:rPr>
-                <w:b w:val="0"/>
-                <w:sz w:val="16"/>
-              </w:rPr>
-            </w:r>
-          </w:p>
-        </w:tc>
-        <w:tc>
-          <w:tcPr>
-            <w:tcW w:type="dxa" w:w="454"/>
-            <w:shd w:fill="FFFF99" w:val="clear"/>
-          </w:tcPr>
-          <w:p>
-            <w:r>
-              <w:rPr>
-                <w:b w:val="0"/>
-                <w:sz w:val="16"/>
-              </w:rPr>
-            </w:r>
-          </w:p>
-        </w:tc>
-        <w:tc>
-          <w:tcPr>
-            <w:tcW w:type="dxa" w:w="680"/>
-            <w:shd w:fill="FFFF99" w:val="clear"/>
-          </w:tcPr>
-          <w:p>
-            <w:r>
-              <w:rPr>
-                <w:b w:val="0"/>
-                <w:sz w:val="16"/>
-              </w:rPr>
-            </w:r>
-          </w:p>
-        </w:tc>
-        <w:tc>
-          <w:tcPr>
-            <w:tcW w:type="dxa" w:w="850"/>
-            <w:shd w:fill="FFFF99" w:val="clear"/>
-          </w:tcPr>
-          <w:p>
-            <w:r>
-              <w:rPr>
-                <w:b w:val="0"/>
-                <w:sz w:val="16"/>
-              </w:rPr>
-              <w:t>DA12C1</w:t>
-            </w:r>
-          </w:p>
-        </w:tc>
-        <w:tc>
-          <w:tcPr>
-            <w:tcW w:type="dxa" w:w="1984"/>
-            <w:shd w:fill="FFFF99" w:val="clear"/>
-          </w:tcPr>
-          <w:p>
-            <w:r>
-              <w:rPr>
-                <w:b w:val="0"/>
-                <w:sz w:val="16"/>
-              </w:rPr>
-              <w:t>strat de fundatie sau reprofilare din piatra sp...</w:t>
-            </w:r>
-          </w:p>
-        </w:tc>
-        <w:tc>
-          <w:tcPr>
-            <w:tcW w:type="dxa" w:w="454"/>
-            <w:shd w:fill="FFFF99" w:val="clear"/>
-          </w:tcPr>
-          <w:p>
-            <w:r>
-              <w:rPr>
-                <w:b w:val="0"/>
-                <w:sz w:val="16"/>
-              </w:rPr>
-              <w:t>mc</w:t>
-            </w:r>
-          </w:p>
-        </w:tc>
-        <w:tc>
-          <w:tcPr>
-            <w:tcW w:type="dxa" w:w="680"/>
-            <w:shd w:fill="FFFF99" w:val="clear"/>
-          </w:tcPr>
-          <w:p>
-            <w:r>
-              <w:rPr>
-                <w:b w:val="0"/>
-                <w:sz w:val="16"/>
-              </w:rPr>
-              <w:t>300.0</w:t>
+              <w:t>55.0</w:t>
             </w:r>
           </w:p>
         </w:tc>
@@ -11496,7 +10984,7 @@
                 <w:color w:val="000000"/>
                 <w:sz w:val="18"/>
               </w:rPr>
-              <w:t>19</w:t>
+              <w:t>20</w:t>
             </w:r>
           </w:p>
         </w:tc>
@@ -11523,7 +11011,7 @@
                 <w:b/>
                 <w:sz w:val="18"/>
               </w:rPr>
-              <w:t>Capitol de lucrări 226368 — INSTALATIE IRIGATIE SPATII VERZI  │  LIPSA: 0  │  EXTRA: 1  │  Delta: +1</w:t>
+              <w:t>Capitol de lucrări 226348  │  LIPSA: 0  │  EXTRA: 2  │  Delta: +2</w:t>
             </w:r>
           </w:p>
         </w:tc>
@@ -11559,7 +11047,7 @@
                 <w:b w:val="0"/>
                 <w:sz w:val="16"/>
               </w:rPr>
-              <w:t>70</w:t>
+              <w:t>67</w:t>
             </w:r>
           </w:p>
         </w:tc>
@@ -11574,7 +11062,7 @@
                 <w:b w:val="0"/>
                 <w:sz w:val="16"/>
               </w:rPr>
-              <w:t>226368 - INSTALATIE IRIGATIE SPATII VERZI</w:t>
+              <w:t>226348</w:t>
             </w:r>
           </w:p>
         </w:tc>
@@ -11645,7 +11133,7 @@
                 <w:b w:val="0"/>
                 <w:sz w:val="16"/>
               </w:rPr>
-              <w:t>TSC02A11</w:t>
+              <w:t>TSH01A1</w:t>
             </w:r>
           </w:p>
         </w:tc>
@@ -11660,7 +11148,7 @@
                 <w:b w:val="0"/>
                 <w:sz w:val="16"/>
               </w:rPr>
-              <w:t>sapatura mecanica cu excavator pe pneuri de 0.1...</w:t>
+              <w:t>degajarea terenului de corpuri straine de corpu...</w:t>
             </w:r>
           </w:p>
         </w:tc>
@@ -11675,7 +11163,7 @@
                 <w:b w:val="0"/>
                 <w:sz w:val="16"/>
               </w:rPr>
-              <w:t>100 mc</w:t>
+              <w:t>100 mp</w:t>
             </w:r>
           </w:p>
         </w:tc>
@@ -11690,7 +11178,171 @@
                 <w:b w:val="0"/>
                 <w:sz w:val="16"/>
               </w:rPr>
-              <w:t>16.28</w:t>
+              <w:t>59.18</w:t>
+            </w:r>
+          </w:p>
+        </w:tc>
+        <w:tc>
+          <w:tcPr>
+            <w:tcW w:type="dxa" w:w="3572"/>
+            <w:shd w:fill="FFFF99" w:val="clear"/>
+          </w:tcPr>
+          <w:p>
+            <w:r>
+              <w:rPr>
+                <w:b w:val="0"/>
+                <w:color w:val="CC0000"/>
+                <w:sz w:val="16"/>
+              </w:rPr>
+              <w:t>Articol suplimentar în ofertă (nu există în referință)</w:t>
+            </w:r>
+          </w:p>
+        </w:tc>
+      </w:tr>
+      <w:tr>
+        <w:tc>
+          <w:tcPr>
+            <w:tcW w:type="dxa" w:w="397"/>
+            <w:shd w:fill="FFFF99" w:val="clear"/>
+          </w:tcPr>
+          <w:p>
+            <w:r>
+              <w:rPr>
+                <w:b w:val="0"/>
+                <w:sz w:val="16"/>
+              </w:rPr>
+              <w:t>68</w:t>
+            </w:r>
+          </w:p>
+        </w:tc>
+        <w:tc>
+          <w:tcPr>
+            <w:tcW w:type="dxa" w:w="1701"/>
+            <w:shd w:fill="FFFF99" w:val="clear"/>
+          </w:tcPr>
+          <w:p>
+            <w:r>
+              <w:rPr>
+                <w:b w:val="0"/>
+                <w:sz w:val="16"/>
+              </w:rPr>
+              <w:t>226348</w:t>
+            </w:r>
+          </w:p>
+        </w:tc>
+        <w:tc>
+          <w:tcPr>
+            <w:tcW w:type="dxa" w:w="850"/>
+            <w:shd w:fill="FFFF99" w:val="clear"/>
+          </w:tcPr>
+          <w:p>
+            <w:r>
+              <w:rPr>
+                <w:b w:val="0"/>
+                <w:sz w:val="16"/>
+              </w:rPr>
+            </w:r>
+          </w:p>
+        </w:tc>
+        <w:tc>
+          <w:tcPr>
+            <w:tcW w:type="dxa" w:w="1984"/>
+            <w:shd w:fill="FFFF99" w:val="clear"/>
+          </w:tcPr>
+          <w:p>
+            <w:r>
+              <w:rPr>
+                <w:b w:val="0"/>
+                <w:sz w:val="16"/>
+              </w:rPr>
+            </w:r>
+          </w:p>
+        </w:tc>
+        <w:tc>
+          <w:tcPr>
+            <w:tcW w:type="dxa" w:w="454"/>
+            <w:shd w:fill="FFFF99" w:val="clear"/>
+          </w:tcPr>
+          <w:p>
+            <w:r>
+              <w:rPr>
+                <w:b w:val="0"/>
+                <w:sz w:val="16"/>
+              </w:rPr>
+            </w:r>
+          </w:p>
+        </w:tc>
+        <w:tc>
+          <w:tcPr>
+            <w:tcW w:type="dxa" w:w="680"/>
+            <w:shd w:fill="FFFF99" w:val="clear"/>
+          </w:tcPr>
+          <w:p>
+            <w:r>
+              <w:rPr>
+                <w:b w:val="0"/>
+                <w:sz w:val="16"/>
+              </w:rPr>
+            </w:r>
+          </w:p>
+        </w:tc>
+        <w:tc>
+          <w:tcPr>
+            <w:tcW w:type="dxa" w:w="850"/>
+            <w:shd w:fill="FFFF99" w:val="clear"/>
+          </w:tcPr>
+          <w:p>
+            <w:r>
+              <w:rPr>
+                <w:b w:val="0"/>
+                <w:sz w:val="16"/>
+              </w:rPr>
+              <w:t>TSH09B1</w:t>
+            </w:r>
+          </w:p>
+        </w:tc>
+        <w:tc>
+          <w:tcPr>
+            <w:tcW w:type="dxa" w:w="1984"/>
+            <w:shd w:fill="FFFF99" w:val="clear"/>
+          </w:tcPr>
+          <w:p>
+            <w:r>
+              <w:rPr>
+                <w:b w:val="0"/>
+                <w:sz w:val="16"/>
+              </w:rPr>
+              <w:t>semanarea gazonului pe suprafete in panta peste...</w:t>
+            </w:r>
+          </w:p>
+        </w:tc>
+        <w:tc>
+          <w:tcPr>
+            <w:tcW w:type="dxa" w:w="454"/>
+            <w:shd w:fill="FFFF99" w:val="clear"/>
+          </w:tcPr>
+          <w:p>
+            <w:r>
+              <w:rPr>
+                <w:b w:val="0"/>
+                <w:sz w:val="16"/>
+              </w:rPr>
+              <w:t>100 mp</w:t>
+            </w:r>
+          </w:p>
+        </w:tc>
+        <w:tc>
+          <w:tcPr>
+            <w:tcW w:type="dxa" w:w="680"/>
+            <w:shd w:fill="FFFF99" w:val="clear"/>
+          </w:tcPr>
+          <w:p>
+            <w:r>
+              <w:rPr>
+                <w:b w:val="0"/>
+                <w:sz w:val="16"/>
+              </w:rPr>
+              <w:t>59.18</w:t>
             </w:r>
           </w:p>
         </w:tc>
@@ -11829,7 +11481,7 @@
                 <w:color w:val="000000"/>
                 <w:sz w:val="18"/>
               </w:rPr>
-              <w:t>8</w:t>
+              <w:t>13</w:t>
             </w:r>
           </w:p>
         </w:tc>
@@ -11856,7 +11508,7 @@
                 <w:b/>
                 <w:sz w:val="18"/>
               </w:rPr>
-              <w:t>Capitol de lucrări 226408 — STRUCTURA DE REZISTENTA (vestiar e, sala...  │  LIPSA: 0  │  EXTRA: 2  │  Delta: +2</w:t>
+              <w:t>Capitol de lucrări 226368 — INSTALATIE IRIGATIE SPATII VERZI  │  LIPSA: 0  │  EXTRA: 1  │  Delta: +1</w:t>
             </w:r>
           </w:p>
         </w:tc>
@@ -11892,7 +11544,7 @@
                 <w:b w:val="0"/>
                 <w:sz w:val="16"/>
               </w:rPr>
-              <w:t>72</w:t>
+              <w:t>70</w:t>
             </w:r>
           </w:p>
         </w:tc>
@@ -11907,7 +11559,7 @@
                 <w:b w:val="0"/>
                 <w:sz w:val="16"/>
               </w:rPr>
-              <w:t>226408 - STRUCTURA DE REZISTENTA (vestiar e, s...</w:t>
+              <w:t>226368 - INSTALATIE IRIGATIE SPATII VERZI</w:t>
             </w:r>
           </w:p>
         </w:tc>
@@ -11978,7 +11630,7 @@
                 <w:b w:val="0"/>
                 <w:sz w:val="16"/>
               </w:rPr>
-              <w:t>CZ0302K1</w:t>
+              <w:t>TSC02A11</w:t>
             </w:r>
           </w:p>
         </w:tc>
@@ -11993,7 +11645,7 @@
                 <w:b w:val="0"/>
                 <w:sz w:val="16"/>
               </w:rPr>
-              <w:t>confectionarea armaturilor din otel beton pentr...</w:t>
+              <w:t>sapatura mecanica cu excavator pe pneuri de 0.1...</w:t>
             </w:r>
           </w:p>
         </w:tc>
@@ -12008,7 +11660,7 @@
                 <w:b w:val="0"/>
                 <w:sz w:val="16"/>
               </w:rPr>
-              <w:t>kg</w:t>
+              <w:t>100 mc</w:t>
             </w:r>
           </w:p>
         </w:tc>
@@ -12023,171 +11675,7 @@
                 <w:b w:val="0"/>
                 <w:sz w:val="16"/>
               </w:rPr>
-              <w:t>6800.0</w:t>
-            </w:r>
-          </w:p>
-        </w:tc>
-        <w:tc>
-          <w:tcPr>
-            <w:tcW w:type="dxa" w:w="3572"/>
-            <w:shd w:fill="FFFF99" w:val="clear"/>
-          </w:tcPr>
-          <w:p>
-            <w:r>
-              <w:rPr>
-                <w:b w:val="0"/>
-                <w:color w:val="CC0000"/>
-                <w:sz w:val="16"/>
-              </w:rPr>
-              <w:t>Articol suplimentar în ofertă (nu există în referință)</w:t>
-            </w:r>
-          </w:p>
-        </w:tc>
-      </w:tr>
-      <w:tr>
-        <w:tc>
-          <w:tcPr>
-            <w:tcW w:type="dxa" w:w="397"/>
-            <w:shd w:fill="FFFF99" w:val="clear"/>
-          </w:tcPr>
-          <w:p>
-            <w:r>
-              <w:rPr>
-                <w:b w:val="0"/>
-                <w:sz w:val="16"/>
-              </w:rPr>
-              <w:t>73</w:t>
-            </w:r>
-          </w:p>
-        </w:tc>
-        <w:tc>
-          <w:tcPr>
-            <w:tcW w:type="dxa" w:w="1701"/>
-            <w:shd w:fill="FFFF99" w:val="clear"/>
-          </w:tcPr>
-          <w:p>
-            <w:r>
-              <w:rPr>
-                <w:b w:val="0"/>
-                <w:sz w:val="16"/>
-              </w:rPr>
-              <w:t>226408 - STRUCTURA DE REZISTENTA (vestiar e, s...</w:t>
-            </w:r>
-          </w:p>
-        </w:tc>
-        <w:tc>
-          <w:tcPr>
-            <w:tcW w:type="dxa" w:w="850"/>
-            <w:shd w:fill="FFFF99" w:val="clear"/>
-          </w:tcPr>
-          <w:p>
-            <w:r>
-              <w:rPr>
-                <w:b w:val="0"/>
-                <w:sz w:val="16"/>
-              </w:rPr>
-            </w:r>
-          </w:p>
-        </w:tc>
-        <w:tc>
-          <w:tcPr>
-            <w:tcW w:type="dxa" w:w="1984"/>
-            <w:shd w:fill="FFFF99" w:val="clear"/>
-          </w:tcPr>
-          <w:p>
-            <w:r>
-              <w:rPr>
-                <w:b w:val="0"/>
-                <w:sz w:val="16"/>
-              </w:rPr>
-            </w:r>
-          </w:p>
-        </w:tc>
-        <w:tc>
-          <w:tcPr>
-            <w:tcW w:type="dxa" w:w="454"/>
-            <w:shd w:fill="FFFF99" w:val="clear"/>
-          </w:tcPr>
-          <w:p>
-            <w:r>
-              <w:rPr>
-                <w:b w:val="0"/>
-                <w:sz w:val="16"/>
-              </w:rPr>
-            </w:r>
-          </w:p>
-        </w:tc>
-        <w:tc>
-          <w:tcPr>
-            <w:tcW w:type="dxa" w:w="680"/>
-            <w:shd w:fill="FFFF99" w:val="clear"/>
-          </w:tcPr>
-          <w:p>
-            <w:r>
-              <w:rPr>
-                <w:b w:val="0"/>
-                <w:sz w:val="16"/>
-              </w:rPr>
-            </w:r>
-          </w:p>
-        </w:tc>
-        <w:tc>
-          <w:tcPr>
-            <w:tcW w:type="dxa" w:w="850"/>
-            <w:shd w:fill="FFFF99" w:val="clear"/>
-          </w:tcPr>
-          <w:p>
-            <w:r>
-              <w:rPr>
-                <w:b w:val="0"/>
-                <w:sz w:val="16"/>
-              </w:rPr>
-              <w:t>IFB09E3</w:t>
-            </w:r>
-          </w:p>
-        </w:tc>
-        <w:tc>
-          <w:tcPr>
-            <w:tcW w:type="dxa" w:w="1984"/>
-            <w:shd w:fill="FFFF99" w:val="clear"/>
-          </w:tcPr>
-          <w:p>
-            <w:r>
-              <w:rPr>
-                <w:b w:val="0"/>
-                <w:sz w:val="16"/>
-              </w:rPr>
-              <w:t>strat drenant din: nisip, balast, pietris, piat...</w:t>
-            </w:r>
-          </w:p>
-        </w:tc>
-        <w:tc>
-          <w:tcPr>
-            <w:tcW w:type="dxa" w:w="454"/>
-            <w:shd w:fill="FFFF99" w:val="clear"/>
-          </w:tcPr>
-          <w:p>
-            <w:r>
-              <w:rPr>
-                <w:b w:val="0"/>
-                <w:sz w:val="16"/>
-              </w:rPr>
-              <w:t>mp</w:t>
-            </w:r>
-          </w:p>
-        </w:tc>
-        <w:tc>
-          <w:tcPr>
-            <w:tcW w:type="dxa" w:w="680"/>
-            <w:shd w:fill="FFFF99" w:val="clear"/>
-          </w:tcPr>
-          <w:p>
-            <w:r>
-              <w:rPr>
-                <w:b w:val="0"/>
-                <w:sz w:val="16"/>
-              </w:rPr>
-              <w:t>170.0</w:t>
+              <w:t>16.28</w:t>
             </w:r>
           </w:p>
         </w:tc>
@@ -12326,7 +11814,7 @@
                 <w:color w:val="000000"/>
                 <w:sz w:val="18"/>
               </w:rPr>
-              <w:t>61</w:t>
+              <w:t>8</w:t>
             </w:r>
           </w:p>
         </w:tc>
@@ -12353,7 +11841,7 @@
                 <w:b/>
                 <w:sz w:val="18"/>
               </w:rPr>
-              <w:t>Capitol de lucrări 226438  │  LIPSA: 0  │  EXTRA: 1  │  Delta: +1</w:t>
+              <w:t>Capitol de lucrări 226408 — STRUCTURA DE REZISTENTA (vestiar e, sala...  │  LIPSA: 0  │  EXTRA: 1  │  Delta: +1</w:t>
             </w:r>
           </w:p>
         </w:tc>
@@ -12389,7 +11877,7 @@
                 <w:b w:val="0"/>
                 <w:sz w:val="16"/>
               </w:rPr>
-              <w:t>75</w:t>
+              <w:t>72</w:t>
             </w:r>
           </w:p>
         </w:tc>
@@ -12404,7 +11892,7 @@
                 <w:b w:val="0"/>
                 <w:sz w:val="16"/>
               </w:rPr>
-              <w:t>226438</w:t>
+              <w:t>226408 - STRUCTURA DE REZISTENTA (vestiar e, s...</w:t>
             </w:r>
           </w:p>
         </w:tc>
@@ -12475,7 +11963,7 @@
                 <w:b w:val="0"/>
                 <w:sz w:val="16"/>
               </w:rPr>
-              <w:t>IA22C1</w:t>
+              <w:t>CZ0302K1</w:t>
             </w:r>
           </w:p>
         </w:tc>
@@ -12490,7 +11978,7 @@
                 <w:b w:val="0"/>
                 <w:sz w:val="16"/>
               </w:rPr>
-              <w:t>montare boiler greutate materiale (tone) ore ma...</w:t>
+              <w:t>confectionarea armaturilor din otel beton pentr...</w:t>
             </w:r>
           </w:p>
         </w:tc>
@@ -12505,7 +11993,7 @@
                 <w:b w:val="0"/>
                 <w:sz w:val="16"/>
               </w:rPr>
-              <w:t>buc</w:t>
+              <w:t>kg</w:t>
             </w:r>
           </w:p>
         </w:tc>
@@ -12520,7 +12008,7 @@
                 <w:b w:val="0"/>
                 <w:sz w:val="16"/>
               </w:rPr>
-              <w:t>7.0</w:t>
+              <w:t>6800.0</w:t>
             </w:r>
           </w:p>
         </w:tc>
@@ -12659,7 +12147,7 @@
                 <w:color w:val="000000"/>
                 <w:sz w:val="18"/>
               </w:rPr>
-              <w:t>1</w:t>
+              <w:t>61</w:t>
             </w:r>
           </w:p>
         </w:tc>
@@ -12686,7 +12174,7 @@
                 <w:b/>
                 <w:sz w:val="18"/>
               </w:rPr>
-              <w:t>Capitol de lucrări 226448  │  LIPSA: 0  │  EXTRA: 1  │  Delta: +1</w:t>
+              <w:t>Capitol de lucrări 226418 — ARHITECTURA VESTIARE FOTBALIST SI SALA F...  │  LIPSA: 0  │  EXTRA: 4  │  Delta: +4</w:t>
             </w:r>
           </w:p>
         </w:tc>
@@ -12722,6 +12210,498 @@
                 <w:b w:val="0"/>
                 <w:sz w:val="16"/>
               </w:rPr>
+              <w:t>74</w:t>
+            </w:r>
+          </w:p>
+        </w:tc>
+        <w:tc>
+          <w:tcPr>
+            <w:tcW w:type="dxa" w:w="1701"/>
+            <w:shd w:fill="FFFF99" w:val="clear"/>
+          </w:tcPr>
+          <w:p>
+            <w:r>
+              <w:rPr>
+                <w:b w:val="0"/>
+                <w:sz w:val="16"/>
+              </w:rPr>
+              <w:t>226418 - ARHITECTURA VESTIARE FOTBALIST SI SAL...</w:t>
+            </w:r>
+          </w:p>
+        </w:tc>
+        <w:tc>
+          <w:tcPr>
+            <w:tcW w:type="dxa" w:w="850"/>
+            <w:shd w:fill="FFFF99" w:val="clear"/>
+          </w:tcPr>
+          <w:p>
+            <w:r>
+              <w:rPr>
+                <w:b w:val="0"/>
+                <w:sz w:val="16"/>
+              </w:rPr>
+            </w:r>
+          </w:p>
+        </w:tc>
+        <w:tc>
+          <w:tcPr>
+            <w:tcW w:type="dxa" w:w="1984"/>
+            <w:shd w:fill="FFFF99" w:val="clear"/>
+          </w:tcPr>
+          <w:p>
+            <w:r>
+              <w:rPr>
+                <w:b w:val="0"/>
+                <w:sz w:val="16"/>
+              </w:rPr>
+            </w:r>
+          </w:p>
+        </w:tc>
+        <w:tc>
+          <w:tcPr>
+            <w:tcW w:type="dxa" w:w="454"/>
+            <w:shd w:fill="FFFF99" w:val="clear"/>
+          </w:tcPr>
+          <w:p>
+            <w:r>
+              <w:rPr>
+                <w:b w:val="0"/>
+                <w:sz w:val="16"/>
+              </w:rPr>
+            </w:r>
+          </w:p>
+        </w:tc>
+        <w:tc>
+          <w:tcPr>
+            <w:tcW w:type="dxa" w:w="680"/>
+            <w:shd w:fill="FFFF99" w:val="clear"/>
+          </w:tcPr>
+          <w:p>
+            <w:r>
+              <w:rPr>
+                <w:b w:val="0"/>
+                <w:sz w:val="16"/>
+              </w:rPr>
+            </w:r>
+          </w:p>
+        </w:tc>
+        <w:tc>
+          <w:tcPr>
+            <w:tcW w:type="dxa" w:w="850"/>
+            <w:shd w:fill="FFFF99" w:val="clear"/>
+          </w:tcPr>
+          <w:p>
+            <w:r>
+              <w:rPr>
+                <w:b w:val="0"/>
+                <w:sz w:val="16"/>
+              </w:rPr>
+              <w:t>$5858393</w:t>
+            </w:r>
+          </w:p>
+        </w:tc>
+        <w:tc>
+          <w:tcPr>
+            <w:tcW w:type="dxa" w:w="1984"/>
+            <w:shd w:fill="FFFF99" w:val="clear"/>
+          </w:tcPr>
+          <w:p>
+            <w:r>
+              <w:rPr>
+                <w:b w:val="0"/>
+                <w:sz w:val="16"/>
+              </w:rPr>
+              <w:t>solutie de protectie a lemnului tip</w:t>
+            </w:r>
+          </w:p>
+        </w:tc>
+        <w:tc>
+          <w:tcPr>
+            <w:tcW w:type="dxa" w:w="454"/>
+            <w:shd w:fill="FFFF99" w:val="clear"/>
+          </w:tcPr>
+          <w:p>
+            <w:r>
+              <w:rPr>
+                <w:b w:val="0"/>
+                <w:sz w:val="16"/>
+              </w:rPr>
+              <w:t>l</w:t>
+            </w:r>
+          </w:p>
+        </w:tc>
+        <w:tc>
+          <w:tcPr>
+            <w:tcW w:type="dxa" w:w="680"/>
+            <w:shd w:fill="FFFF99" w:val="clear"/>
+          </w:tcPr>
+          <w:p>
+            <w:r>
+              <w:rPr>
+                <w:b w:val="0"/>
+                <w:sz w:val="16"/>
+              </w:rPr>
+              <w:t>377.0</w:t>
+            </w:r>
+          </w:p>
+        </w:tc>
+        <w:tc>
+          <w:tcPr>
+            <w:tcW w:type="dxa" w:w="3572"/>
+            <w:shd w:fill="FFFF99" w:val="clear"/>
+          </w:tcPr>
+          <w:p>
+            <w:r>
+              <w:rPr>
+                <w:b w:val="0"/>
+                <w:color w:val="CC0000"/>
+                <w:sz w:val="16"/>
+              </w:rPr>
+              <w:t>Articol suplimentar în ofertă (nu există în referință)</w:t>
+            </w:r>
+          </w:p>
+        </w:tc>
+      </w:tr>
+      <w:tr>
+        <w:tc>
+          <w:tcPr>
+            <w:tcW w:type="dxa" w:w="397"/>
+            <w:shd w:fill="FFFF99" w:val="clear"/>
+          </w:tcPr>
+          <w:p>
+            <w:r>
+              <w:rPr>
+                <w:b w:val="0"/>
+                <w:sz w:val="16"/>
+              </w:rPr>
+              <w:t>75</w:t>
+            </w:r>
+          </w:p>
+        </w:tc>
+        <w:tc>
+          <w:tcPr>
+            <w:tcW w:type="dxa" w:w="1701"/>
+            <w:shd w:fill="FFFF99" w:val="clear"/>
+          </w:tcPr>
+          <w:p>
+            <w:r>
+              <w:rPr>
+                <w:b w:val="0"/>
+                <w:sz w:val="16"/>
+              </w:rPr>
+              <w:t>226418 - ARHITECTURA VESTIARE FOTBALIST SI SAL...</w:t>
+            </w:r>
+          </w:p>
+        </w:tc>
+        <w:tc>
+          <w:tcPr>
+            <w:tcW w:type="dxa" w:w="850"/>
+            <w:shd w:fill="FFFF99" w:val="clear"/>
+          </w:tcPr>
+          <w:p>
+            <w:r>
+              <w:rPr>
+                <w:b w:val="0"/>
+                <w:sz w:val="16"/>
+              </w:rPr>
+            </w:r>
+          </w:p>
+        </w:tc>
+        <w:tc>
+          <w:tcPr>
+            <w:tcW w:type="dxa" w:w="1984"/>
+            <w:shd w:fill="FFFF99" w:val="clear"/>
+          </w:tcPr>
+          <w:p>
+            <w:r>
+              <w:rPr>
+                <w:b w:val="0"/>
+                <w:sz w:val="16"/>
+              </w:rPr>
+            </w:r>
+          </w:p>
+        </w:tc>
+        <w:tc>
+          <w:tcPr>
+            <w:tcW w:type="dxa" w:w="454"/>
+            <w:shd w:fill="FFFF99" w:val="clear"/>
+          </w:tcPr>
+          <w:p>
+            <w:r>
+              <w:rPr>
+                <w:b w:val="0"/>
+                <w:sz w:val="16"/>
+              </w:rPr>
+            </w:r>
+          </w:p>
+        </w:tc>
+        <w:tc>
+          <w:tcPr>
+            <w:tcW w:type="dxa" w:w="680"/>
+            <w:shd w:fill="FFFF99" w:val="clear"/>
+          </w:tcPr>
+          <w:p>
+            <w:r>
+              <w:rPr>
+                <w:b w:val="0"/>
+                <w:sz w:val="16"/>
+              </w:rPr>
+            </w:r>
+          </w:p>
+        </w:tc>
+        <w:tc>
+          <w:tcPr>
+            <w:tcW w:type="dxa" w:w="850"/>
+            <w:shd w:fill="FFFF99" w:val="clear"/>
+          </w:tcPr>
+          <w:p>
+            <w:r>
+              <w:rPr>
+                <w:b w:val="0"/>
+                <w:sz w:val="16"/>
+              </w:rPr>
+              <w:t>$7800859</w:t>
+            </w:r>
+          </w:p>
+        </w:tc>
+        <w:tc>
+          <w:tcPr>
+            <w:tcW w:type="dxa" w:w="1984"/>
+            <w:shd w:fill="FFFF99" w:val="clear"/>
+          </w:tcPr>
+          <w:p>
+            <w:r>
+              <w:rPr>
+                <w:b w:val="0"/>
+                <w:sz w:val="16"/>
+              </w:rPr>
+              <w:t>vopsea lavabila acrilica</w:t>
+            </w:r>
+          </w:p>
+        </w:tc>
+        <w:tc>
+          <w:tcPr>
+            <w:tcW w:type="dxa" w:w="454"/>
+            <w:shd w:fill="FFFF99" w:val="clear"/>
+          </w:tcPr>
+          <w:p>
+            <w:r>
+              <w:rPr>
+                <w:b w:val="0"/>
+                <w:sz w:val="16"/>
+              </w:rPr>
+              <w:t>kg</w:t>
+            </w:r>
+          </w:p>
+        </w:tc>
+        <w:tc>
+          <w:tcPr>
+            <w:tcW w:type="dxa" w:w="680"/>
+            <w:shd w:fill="FFFF99" w:val="clear"/>
+          </w:tcPr>
+          <w:p>
+            <w:r>
+              <w:rPr>
+                <w:b w:val="0"/>
+                <w:sz w:val="16"/>
+              </w:rPr>
+              <w:t>120.5</w:t>
+            </w:r>
+          </w:p>
+        </w:tc>
+        <w:tc>
+          <w:tcPr>
+            <w:tcW w:type="dxa" w:w="3572"/>
+            <w:shd w:fill="FFFF99" w:val="clear"/>
+          </w:tcPr>
+          <w:p>
+            <w:r>
+              <w:rPr>
+                <w:b w:val="0"/>
+                <w:color w:val="CC0000"/>
+                <w:sz w:val="16"/>
+              </w:rPr>
+              <w:t>Articol suplimentar în ofertă (nu există în referință)</w:t>
+            </w:r>
+          </w:p>
+        </w:tc>
+      </w:tr>
+      <w:tr>
+        <w:tc>
+          <w:tcPr>
+            <w:tcW w:type="dxa" w:w="397"/>
+            <w:shd w:fill="FFFF99" w:val="clear"/>
+          </w:tcPr>
+          <w:p>
+            <w:r>
+              <w:rPr>
+                <w:b w:val="0"/>
+                <w:sz w:val="16"/>
+              </w:rPr>
+              <w:t>76</w:t>
+            </w:r>
+          </w:p>
+        </w:tc>
+        <w:tc>
+          <w:tcPr>
+            <w:tcW w:type="dxa" w:w="1701"/>
+            <w:shd w:fill="FFFF99" w:val="clear"/>
+          </w:tcPr>
+          <w:p>
+            <w:r>
+              <w:rPr>
+                <w:b w:val="0"/>
+                <w:sz w:val="16"/>
+              </w:rPr>
+              <w:t>226418 - ARHITECTURA VESTIARE FOTBALIST SI SAL...</w:t>
+            </w:r>
+          </w:p>
+        </w:tc>
+        <w:tc>
+          <w:tcPr>
+            <w:tcW w:type="dxa" w:w="850"/>
+            <w:shd w:fill="FFFF99" w:val="clear"/>
+          </w:tcPr>
+          <w:p>
+            <w:r>
+              <w:rPr>
+                <w:b w:val="0"/>
+                <w:sz w:val="16"/>
+              </w:rPr>
+            </w:r>
+          </w:p>
+        </w:tc>
+        <w:tc>
+          <w:tcPr>
+            <w:tcW w:type="dxa" w:w="1984"/>
+            <w:shd w:fill="FFFF99" w:val="clear"/>
+          </w:tcPr>
+          <w:p>
+            <w:r>
+              <w:rPr>
+                <w:b w:val="0"/>
+                <w:sz w:val="16"/>
+              </w:rPr>
+            </w:r>
+          </w:p>
+        </w:tc>
+        <w:tc>
+          <w:tcPr>
+            <w:tcW w:type="dxa" w:w="454"/>
+            <w:shd w:fill="FFFF99" w:val="clear"/>
+          </w:tcPr>
+          <w:p>
+            <w:r>
+              <w:rPr>
+                <w:b w:val="0"/>
+                <w:sz w:val="16"/>
+              </w:rPr>
+            </w:r>
+          </w:p>
+        </w:tc>
+        <w:tc>
+          <w:tcPr>
+            <w:tcW w:type="dxa" w:w="680"/>
+            <w:shd w:fill="FFFF99" w:val="clear"/>
+          </w:tcPr>
+          <w:p>
+            <w:r>
+              <w:rPr>
+                <w:b w:val="0"/>
+                <w:sz w:val="16"/>
+              </w:rPr>
+            </w:r>
+          </w:p>
+        </w:tc>
+        <w:tc>
+          <w:tcPr>
+            <w:tcW w:type="dxa" w:w="850"/>
+            <w:shd w:fill="FFFF99" w:val="clear"/>
+          </w:tcPr>
+          <w:p>
+            <w:r>
+              <w:rPr>
+                <w:b w:val="0"/>
+                <w:sz w:val="16"/>
+              </w:rPr>
+              <w:t>CD05C1</w:t>
+            </w:r>
+          </w:p>
+        </w:tc>
+        <w:tc>
+          <w:tcPr>
+            <w:tcW w:type="dxa" w:w="1984"/>
+            <w:shd w:fill="FFFF99" w:val="clear"/>
+          </w:tcPr>
+          <w:p>
+            <w:r>
+              <w:rPr>
+                <w:b w:val="0"/>
+                <w:sz w:val="16"/>
+              </w:rPr>
+              <w:t>zidarie din caramida cu gauri verticale tip gvp...</w:t>
+            </w:r>
+          </w:p>
+        </w:tc>
+        <w:tc>
+          <w:tcPr>
+            <w:tcW w:type="dxa" w:w="454"/>
+            <w:shd w:fill="FFFF99" w:val="clear"/>
+          </w:tcPr>
+          <w:p>
+            <w:r>
+              <w:rPr>
+                <w:b w:val="0"/>
+                <w:sz w:val="16"/>
+              </w:rPr>
+              <w:t>mc</w:t>
+            </w:r>
+          </w:p>
+        </w:tc>
+        <w:tc>
+          <w:tcPr>
+            <w:tcW w:type="dxa" w:w="680"/>
+            <w:shd w:fill="FFFF99" w:val="clear"/>
+          </w:tcPr>
+          <w:p>
+            <w:r>
+              <w:rPr>
+                <w:b w:val="0"/>
+                <w:sz w:val="16"/>
+              </w:rPr>
+              <w:t>120.9</w:t>
+            </w:r>
+          </w:p>
+        </w:tc>
+        <w:tc>
+          <w:tcPr>
+            <w:tcW w:type="dxa" w:w="3572"/>
+            <w:shd w:fill="FFFF99" w:val="clear"/>
+          </w:tcPr>
+          <w:p>
+            <w:r>
+              <w:rPr>
+                <w:b w:val="0"/>
+                <w:color w:val="CC0000"/>
+                <w:sz w:val="16"/>
+              </w:rPr>
+              <w:t>Articol suplimentar în ofertă (nu există în referință)</w:t>
+            </w:r>
+          </w:p>
+        </w:tc>
+      </w:tr>
+      <w:tr>
+        <w:tc>
+          <w:tcPr>
+            <w:tcW w:type="dxa" w:w="397"/>
+            <w:shd w:fill="FFFF99" w:val="clear"/>
+          </w:tcPr>
+          <w:p>
+            <w:r>
+              <w:rPr>
+                <w:b w:val="0"/>
+                <w:sz w:val="16"/>
+              </w:rPr>
               <w:t>77</w:t>
             </w:r>
           </w:p>
@@ -12737,7 +12717,7 @@
                 <w:b w:val="0"/>
                 <w:sz w:val="16"/>
               </w:rPr>
-              <w:t>226448</w:t>
+              <w:t>226418 - ARHITECTURA VESTIARE FOTBALIST SI SAL...</w:t>
             </w:r>
           </w:p>
         </w:tc>
@@ -12808,7 +12788,7 @@
                 <w:b w:val="0"/>
                 <w:sz w:val="16"/>
               </w:rPr>
-              <w:t>VC01C1</w:t>
+              <w:t>$0853</w:t>
             </w:r>
           </w:p>
         </w:tc>
@@ -12823,7 +12803,7 @@
                 <w:b w:val="0"/>
                 <w:sz w:val="16"/>
               </w:rPr>
-              <w:t>montarea ventilatorului axial gr totala 50- 200kg</w:t>
+              <w:t>placa rbi 12,5 mm</w:t>
             </w:r>
           </w:p>
         </w:tc>
@@ -12838,7 +12818,7 @@
                 <w:b w:val="0"/>
                 <w:sz w:val="16"/>
               </w:rPr>
-              <w:t>buc</w:t>
+              <w:t>mp</w:t>
             </w:r>
           </w:p>
         </w:tc>
@@ -12853,7 +12833,7 @@
                 <w:b w:val="0"/>
                 <w:sz w:val="16"/>
               </w:rPr>
-              <w:t>4.0</w:t>
+              <w:t>250.64</w:t>
             </w:r>
           </w:p>
         </w:tc>
@@ -12992,7 +12972,7 @@
                 <w:color w:val="000000"/>
                 <w:sz w:val="18"/>
               </w:rPr>
-              <w:t>13</w:t>
+              <w:t>102</w:t>
             </w:r>
           </w:p>
         </w:tc>
@@ -13019,7 +12999,7 @@
                 <w:b/>
                 <w:sz w:val="18"/>
               </w:rPr>
-              <w:t>Capitol de lucrări 226458  │  LIPSA: 0  │  EXTRA: 1  │  Delta: +1</w:t>
+              <w:t>Capitol de lucrări 226438  │  LIPSA: 0  │  EXTRA: 1  │  Delta: +1</w:t>
             </w:r>
           </w:p>
         </w:tc>
@@ -13070,7 +13050,7 @@
                 <w:b w:val="0"/>
                 <w:sz w:val="16"/>
               </w:rPr>
-              <w:t>226458</w:t>
+              <w:t>226438</w:t>
             </w:r>
           </w:p>
         </w:tc>
@@ -13141,7 +13121,7 @@
                 <w:b w:val="0"/>
                 <w:sz w:val="16"/>
               </w:rPr>
-              <w:t>ED25A1</w:t>
+              <w:t>IA22C1</w:t>
             </w:r>
           </w:p>
         </w:tc>
@@ -13156,7 +13136,7 @@
                 <w:b w:val="0"/>
                 <w:sz w:val="16"/>
               </w:rPr>
-              <w:t>aparat electric antigrizutos sau antiexploziv</w:t>
+              <w:t>montare boiler greutate materiale (tone) ore ma...</w:t>
             </w:r>
           </w:p>
         </w:tc>
@@ -13186,7 +13166,7 @@
                 <w:b w:val="0"/>
                 <w:sz w:val="16"/>
               </w:rPr>
-              <w:t>27.0</w:t>
+              <w:t>7.0</w:t>
             </w:r>
           </w:p>
         </w:tc>
@@ -13325,7 +13305,7 @@
                 <w:color w:val="000000"/>
                 <w:sz w:val="18"/>
               </w:rPr>
-              <w:t>4</w:t>
+              <w:t>1</w:t>
             </w:r>
           </w:p>
         </w:tc>
@@ -13352,7 +13332,7 @@
                 <w:b/>
                 <w:sz w:val="18"/>
               </w:rPr>
-              <w:t>Capitol de lucrări 226468  │  LIPSA: 0  │  EXTRA: 1  │  Delta: +1</w:t>
+              <w:t>Capitol de lucrări 226448  │  LIPSA: 0  │  EXTRA: 1  │  Delta: +1</w:t>
             </w:r>
           </w:p>
         </w:tc>
@@ -13403,7 +13383,7 @@
                 <w:b w:val="0"/>
                 <w:sz w:val="16"/>
               </w:rPr>
-              <w:t>226468</w:t>
+              <w:t>226448</w:t>
             </w:r>
           </w:p>
         </w:tc>
@@ -13474,7 +13454,7 @@
                 <w:b w:val="0"/>
                 <w:sz w:val="16"/>
               </w:rPr>
-              <w:t>VC1011</w:t>
+              <w:t>VC01C1</w:t>
             </w:r>
           </w:p>
         </w:tc>
@@ -13489,7 +13469,7 @@
                 <w:b w:val="0"/>
                 <w:sz w:val="16"/>
               </w:rPr>
-              <w:t>montare aparat aer conditionat</w:t>
+              <w:t>montarea ventilatorului axial gr totala 50- 200kg</w:t>
             </w:r>
           </w:p>
         </w:tc>
@@ -13519,7 +13499,7 @@
                 <w:b w:val="0"/>
                 <w:sz w:val="16"/>
               </w:rPr>
-              <w:t>3.0</w:t>
+              <w:t>4.0</w:t>
             </w:r>
           </w:p>
         </w:tc>
@@ -13658,7 +13638,7 @@
                 <w:color w:val="000000"/>
                 <w:sz w:val="18"/>
               </w:rPr>
-              <w:t>7</w:t>
+              <w:t>13</w:t>
             </w:r>
           </w:p>
         </w:tc>
@@ -13685,7 +13665,7 @@
                 <w:b/>
                 <w:sz w:val="18"/>
               </w:rPr>
-              <w:t>Capitol de lucrări 226508 — STRUCTURA DE REZISTENTA (grupuri sanitar...  │  LIPSA: 0  │  EXTRA: 1  │  Delta: +1</w:t>
+              <w:t>Capitol de lucrări 226468  │  LIPSA: 0  │  EXTRA: 1  │  Delta: +1</w:t>
             </w:r>
           </w:p>
         </w:tc>
@@ -13736,7 +13716,7 @@
                 <w:b w:val="0"/>
                 <w:sz w:val="16"/>
               </w:rPr>
-              <w:t>226508 - STRUCTURA DE REZISTENTA (grupuri sani...</w:t>
+              <w:t>226468</w:t>
             </w:r>
           </w:p>
         </w:tc>
@@ -13807,7 +13787,7 @@
                 <w:b w:val="0"/>
                 <w:sz w:val="16"/>
               </w:rPr>
-              <w:t>TSC18B1</w:t>
+              <w:t>VC1011</w:t>
             </w:r>
           </w:p>
         </w:tc>
@@ -13822,7 +13802,7 @@
                 <w:b w:val="0"/>
                 <w:sz w:val="16"/>
               </w:rPr>
-              <w:t>sapatura mecanica cu buldozer pe tractor pe sen...</w:t>
+              <w:t>montare aparat aer conditionat</w:t>
             </w:r>
           </w:p>
         </w:tc>
@@ -13837,7 +13817,7 @@
                 <w:b w:val="0"/>
                 <w:sz w:val="16"/>
               </w:rPr>
-              <w:t>100 mc</w:t>
+              <w:t>buc</w:t>
             </w:r>
           </w:p>
         </w:tc>
@@ -13852,7 +13832,7 @@
                 <w:b w:val="0"/>
                 <w:sz w:val="16"/>
               </w:rPr>
-              <w:t>0.4</w:t>
+              <w:t>3.0</w:t>
             </w:r>
           </w:p>
         </w:tc>
@@ -13991,7 +13971,7 @@
                 <w:color w:val="000000"/>
                 <w:sz w:val="18"/>
               </w:rPr>
-              <w:t>53</w:t>
+              <w:t>7</w:t>
             </w:r>
           </w:p>
         </w:tc>
@@ -14018,7 +13998,7 @@
                 <w:b/>
                 <w:sz w:val="18"/>
               </w:rPr>
-              <w:t>Capitol de lucrări 226518 — ARHITECTURA grupuri sanitare publice  │  LIPSA: 0  │  EXTRA: 2  │  Delta: +2</w:t>
+              <w:t>Capitol de lucrări 226478  │  LIPSA: 0  │  EXTRA: 1  │  Delta: +1</w:t>
             </w:r>
           </w:p>
         </w:tc>
@@ -14069,7 +14049,7 @@
                 <w:b w:val="0"/>
                 <w:sz w:val="16"/>
               </w:rPr>
-              <w:t>226518 - ARHITECTURA grupuri sanitare publice</w:t>
+              <w:t>226478</w:t>
             </w:r>
           </w:p>
         </w:tc>
@@ -14140,7 +14120,7 @@
                 <w:b w:val="0"/>
                 <w:sz w:val="16"/>
               </w:rPr>
-              <w:t>CE15D1</w:t>
+              <w:t>EA02A1</w:t>
             </w:r>
           </w:p>
         </w:tc>
@@ -14155,7 +14135,7 @@
                 <w:b w:val="0"/>
                 <w:sz w:val="16"/>
               </w:rPr>
-              <w:t>glafuri si copertine din tabla zincata de 0,5 m...</w:t>
+              <w:t>tub izolant, de protectie, etans, ipe, din poli...</w:t>
             </w:r>
           </w:p>
         </w:tc>
@@ -14185,171 +14165,7 @@
                 <w:b w:val="0"/>
                 <w:sz w:val="16"/>
               </w:rPr>
-              <w:t>20.0</w:t>
-            </w:r>
-          </w:p>
-        </w:tc>
-        <w:tc>
-          <w:tcPr>
-            <w:tcW w:type="dxa" w:w="3572"/>
-            <w:shd w:fill="FFFF99" w:val="clear"/>
-          </w:tcPr>
-          <w:p>
-            <w:r>
-              <w:rPr>
-                <w:b w:val="0"/>
-                <w:color w:val="CC0000"/>
-                <w:sz w:val="16"/>
-              </w:rPr>
-              <w:t>Articol suplimentar în ofertă (nu există în referință)</w:t>
-            </w:r>
-          </w:p>
-        </w:tc>
-      </w:tr>
-      <w:tr>
-        <w:tc>
-          <w:tcPr>
-            <w:tcW w:type="dxa" w:w="397"/>
-            <w:shd w:fill="FFFF99" w:val="clear"/>
-          </w:tcPr>
-          <w:p>
-            <w:r>
-              <w:rPr>
-                <w:b w:val="0"/>
-                <w:sz w:val="16"/>
-              </w:rPr>
-              <w:t>86</w:t>
-            </w:r>
-          </w:p>
-        </w:tc>
-        <w:tc>
-          <w:tcPr>
-            <w:tcW w:type="dxa" w:w="1701"/>
-            <w:shd w:fill="FFFF99" w:val="clear"/>
-          </w:tcPr>
-          <w:p>
-            <w:r>
-              <w:rPr>
-                <w:b w:val="0"/>
-                <w:sz w:val="16"/>
-              </w:rPr>
-              <w:t>226518 - ARHITECTURA grupuri sanitare publice</w:t>
-            </w:r>
-          </w:p>
-        </w:tc>
-        <w:tc>
-          <w:tcPr>
-            <w:tcW w:type="dxa" w:w="850"/>
-            <w:shd w:fill="FFFF99" w:val="clear"/>
-          </w:tcPr>
-          <w:p>
-            <w:r>
-              <w:rPr>
-                <w:b w:val="0"/>
-                <w:sz w:val="16"/>
-              </w:rPr>
-            </w:r>
-          </w:p>
-        </w:tc>
-        <w:tc>
-          <w:tcPr>
-            <w:tcW w:type="dxa" w:w="1984"/>
-            <w:shd w:fill="FFFF99" w:val="clear"/>
-          </w:tcPr>
-          <w:p>
-            <w:r>
-              <w:rPr>
-                <w:b w:val="0"/>
-                <w:sz w:val="16"/>
-              </w:rPr>
-            </w:r>
-          </w:p>
-        </w:tc>
-        <w:tc>
-          <w:tcPr>
-            <w:tcW w:type="dxa" w:w="454"/>
-            <w:shd w:fill="FFFF99" w:val="clear"/>
-          </w:tcPr>
-          <w:p>
-            <w:r>
-              <w:rPr>
-                <w:b w:val="0"/>
-                <w:sz w:val="16"/>
-              </w:rPr>
-            </w:r>
-          </w:p>
-        </w:tc>
-        <w:tc>
-          <w:tcPr>
-            <w:tcW w:type="dxa" w:w="680"/>
-            <w:shd w:fill="FFFF99" w:val="clear"/>
-          </w:tcPr>
-          <w:p>
-            <w:r>
-              <w:rPr>
-                <w:b w:val="0"/>
-                <w:sz w:val="16"/>
-              </w:rPr>
-            </w:r>
-          </w:p>
-        </w:tc>
-        <w:tc>
-          <w:tcPr>
-            <w:tcW w:type="dxa" w:w="850"/>
-            <w:shd w:fill="FFFF99" w:val="clear"/>
-          </w:tcPr>
-          <w:p>
-            <w:r>
-              <w:rPr>
-                <w:b w:val="0"/>
-                <w:sz w:val="16"/>
-              </w:rPr>
-              <w:t>$0156</w:t>
-            </w:r>
-          </w:p>
-        </w:tc>
-        <w:tc>
-          <w:tcPr>
-            <w:tcW w:type="dxa" w:w="1984"/>
-            <w:shd w:fill="FFFF99" w:val="clear"/>
-          </w:tcPr>
-          <w:p>
-            <w:r>
-              <w:rPr>
-                <w:b w:val="0"/>
-                <w:sz w:val="16"/>
-              </w:rPr>
-              <w:t>amorsa pentru vopsea lavabila</w:t>
-            </w:r>
-          </w:p>
-        </w:tc>
-        <w:tc>
-          <w:tcPr>
-            <w:tcW w:type="dxa" w:w="454"/>
-            <w:shd w:fill="FFFF99" w:val="clear"/>
-          </w:tcPr>
-          <w:p>
-            <w:r>
-              <w:rPr>
-                <w:b w:val="0"/>
-                <w:sz w:val="16"/>
-              </w:rPr>
-              <w:t>kg</w:t>
-            </w:r>
-          </w:p>
-        </w:tc>
-        <w:tc>
-          <w:tcPr>
-            <w:tcW w:type="dxa" w:w="680"/>
-            <w:shd w:fill="FFFF99" w:val="clear"/>
-          </w:tcPr>
-          <w:p>
-            <w:r>
-              <w:rPr>
-                <w:b w:val="0"/>
-                <w:sz w:val="16"/>
-              </w:rPr>
-              <w:t>2.4</w:t>
+              <w:t>1450.0</w:t>
             </w:r>
           </w:p>
         </w:tc>
@@ -14488,7 +14304,7 @@
                 <w:color w:val="000000"/>
                 <w:sz w:val="18"/>
               </w:rPr>
-              <w:t>86</w:t>
+              <w:t>35</w:t>
             </w:r>
           </w:p>
         </w:tc>
@@ -14515,7 +14331,7 @@
                 <w:b/>
                 <w:sz w:val="18"/>
               </w:rPr>
-              <w:t>Capitol de lucrări 226558  │  LIPSA: 0  │  EXTRA: 1  │  Delta: +1</w:t>
+              <w:t>Capitol de lucrări 226518 — ARHITECTURA grupuri sanitare publice  │  LIPSA: 0  │  EXTRA: 2  │  Delta: +2</w:t>
             </w:r>
           </w:p>
         </w:tc>
@@ -14551,6 +14367,170 @@
                 <w:b w:val="0"/>
                 <w:sz w:val="16"/>
               </w:rPr>
+              <w:t>87</w:t>
+            </w:r>
+          </w:p>
+        </w:tc>
+        <w:tc>
+          <w:tcPr>
+            <w:tcW w:type="dxa" w:w="1701"/>
+            <w:shd w:fill="FFFF99" w:val="clear"/>
+          </w:tcPr>
+          <w:p>
+            <w:r>
+              <w:rPr>
+                <w:b w:val="0"/>
+                <w:sz w:val="16"/>
+              </w:rPr>
+              <w:t>226518 - ARHITECTURA grupuri sanitare publice</w:t>
+            </w:r>
+          </w:p>
+        </w:tc>
+        <w:tc>
+          <w:tcPr>
+            <w:tcW w:type="dxa" w:w="850"/>
+            <w:shd w:fill="FFFF99" w:val="clear"/>
+          </w:tcPr>
+          <w:p>
+            <w:r>
+              <w:rPr>
+                <w:b w:val="0"/>
+                <w:sz w:val="16"/>
+              </w:rPr>
+            </w:r>
+          </w:p>
+        </w:tc>
+        <w:tc>
+          <w:tcPr>
+            <w:tcW w:type="dxa" w:w="1984"/>
+            <w:shd w:fill="FFFF99" w:val="clear"/>
+          </w:tcPr>
+          <w:p>
+            <w:r>
+              <w:rPr>
+                <w:b w:val="0"/>
+                <w:sz w:val="16"/>
+              </w:rPr>
+            </w:r>
+          </w:p>
+        </w:tc>
+        <w:tc>
+          <w:tcPr>
+            <w:tcW w:type="dxa" w:w="454"/>
+            <w:shd w:fill="FFFF99" w:val="clear"/>
+          </w:tcPr>
+          <w:p>
+            <w:r>
+              <w:rPr>
+                <w:b w:val="0"/>
+                <w:sz w:val="16"/>
+              </w:rPr>
+            </w:r>
+          </w:p>
+        </w:tc>
+        <w:tc>
+          <w:tcPr>
+            <w:tcW w:type="dxa" w:w="680"/>
+            <w:shd w:fill="FFFF99" w:val="clear"/>
+          </w:tcPr>
+          <w:p>
+            <w:r>
+              <w:rPr>
+                <w:b w:val="0"/>
+                <w:sz w:val="16"/>
+              </w:rPr>
+            </w:r>
+          </w:p>
+        </w:tc>
+        <w:tc>
+          <w:tcPr>
+            <w:tcW w:type="dxa" w:w="850"/>
+            <w:shd w:fill="FFFF99" w:val="clear"/>
+          </w:tcPr>
+          <w:p>
+            <w:r>
+              <w:rPr>
+                <w:b w:val="0"/>
+                <w:sz w:val="16"/>
+              </w:rPr>
+              <w:t>$0156</w:t>
+            </w:r>
+          </w:p>
+        </w:tc>
+        <w:tc>
+          <w:tcPr>
+            <w:tcW w:type="dxa" w:w="1984"/>
+            <w:shd w:fill="FFFF99" w:val="clear"/>
+          </w:tcPr>
+          <w:p>
+            <w:r>
+              <w:rPr>
+                <w:b w:val="0"/>
+                <w:sz w:val="16"/>
+              </w:rPr>
+              <w:t>amorsa pentru vopsea lavabila</w:t>
+            </w:r>
+          </w:p>
+        </w:tc>
+        <w:tc>
+          <w:tcPr>
+            <w:tcW w:type="dxa" w:w="454"/>
+            <w:shd w:fill="FFFF99" w:val="clear"/>
+          </w:tcPr>
+          <w:p>
+            <w:r>
+              <w:rPr>
+                <w:b w:val="0"/>
+                <w:sz w:val="16"/>
+              </w:rPr>
+              <w:t>kg</w:t>
+            </w:r>
+          </w:p>
+        </w:tc>
+        <w:tc>
+          <w:tcPr>
+            <w:tcW w:type="dxa" w:w="680"/>
+            <w:shd w:fill="FFFF99" w:val="clear"/>
+          </w:tcPr>
+          <w:p>
+            <w:r>
+              <w:rPr>
+                <w:b w:val="0"/>
+                <w:sz w:val="16"/>
+              </w:rPr>
+              <w:t>2.4</w:t>
+            </w:r>
+          </w:p>
+        </w:tc>
+        <w:tc>
+          <w:tcPr>
+            <w:tcW w:type="dxa" w:w="3572"/>
+            <w:shd w:fill="FFFF99" w:val="clear"/>
+          </w:tcPr>
+          <w:p>
+            <w:r>
+              <w:rPr>
+                <w:b w:val="0"/>
+                <w:color w:val="CC0000"/>
+                <w:sz w:val="16"/>
+              </w:rPr>
+              <w:t>Articol suplimentar în ofertă (nu există în referință)</w:t>
+            </w:r>
+          </w:p>
+        </w:tc>
+      </w:tr>
+      <w:tr>
+        <w:tc>
+          <w:tcPr>
+            <w:tcW w:type="dxa" w:w="397"/>
+            <w:shd w:fill="FFFF99" w:val="clear"/>
+          </w:tcPr>
+          <w:p>
+            <w:r>
+              <w:rPr>
+                <w:b w:val="0"/>
+                <w:sz w:val="16"/>
+              </w:rPr>
               <w:t>88</w:t>
             </w:r>
           </w:p>
@@ -14566,7 +14546,7 @@
                 <w:b w:val="0"/>
                 <w:sz w:val="16"/>
               </w:rPr>
-              <w:t>226558</w:t>
+              <w:t>226518 - ARHITECTURA grupuri sanitare publice</w:t>
             </w:r>
           </w:p>
         </w:tc>
@@ -14637,7 +14617,7 @@
                 <w:b w:val="0"/>
                 <w:sz w:val="16"/>
               </w:rPr>
-              <w:t>EF03D1</w:t>
+              <w:t>CE15D1</w:t>
             </w:r>
           </w:p>
         </w:tc>
@@ -14652,7 +14632,7 @@
                 <w:b w:val="0"/>
                 <w:sz w:val="16"/>
               </w:rPr>
-              <w:t>tablou electric, format panou, dulap, celula sa...</w:t>
+              <w:t>glafuri si copertine din tabla zincata de 0,5 m...</w:t>
             </w:r>
           </w:p>
         </w:tc>
@@ -14667,7 +14647,7 @@
                 <w:b w:val="0"/>
                 <w:sz w:val="16"/>
               </w:rPr>
-              <w:t>buc</w:t>
+              <w:t>m</w:t>
             </w:r>
           </w:p>
         </w:tc>
@@ -14682,7 +14662,7 @@
                 <w:b w:val="0"/>
                 <w:sz w:val="16"/>
               </w:rPr>
-              <w:t>2.0</w:t>
+              <w:t>20.0</w:t>
             </w:r>
           </w:p>
         </w:tc>
@@ -14821,7 +14801,7 @@
                 <w:color w:val="000000"/>
                 <w:sz w:val="18"/>
               </w:rPr>
-              <w:t>32</w:t>
+              <w:t>86</w:t>
             </w:r>
           </w:p>
         </w:tc>
@@ -14848,7 +14828,7 @@
                 <w:b/>
                 <w:sz w:val="18"/>
               </w:rPr>
-              <w:t>Capitol de lucrări 226708  │  LIPSA: 0  │  EXTRA: 1  │  Delta: +1</w:t>
+              <w:t>Capitol de lucrări 226548  │  LIPSA: 0  │  EXTRA: 1  │  Delta: +1</w:t>
             </w:r>
           </w:p>
         </w:tc>
@@ -14899,7 +14879,7 @@
                 <w:b w:val="0"/>
                 <w:sz w:val="16"/>
               </w:rPr>
-              <w:t>226708</w:t>
+              <w:t>226548</w:t>
             </w:r>
           </w:p>
         </w:tc>
@@ -14970,7 +14950,7 @@
                 <w:b w:val="0"/>
                 <w:sz w:val="16"/>
               </w:rPr>
-              <w:t>CL20C1</w:t>
+              <w:t>ED25A1</w:t>
             </w:r>
           </w:p>
         </w:tc>
@@ -14985,7 +14965,7 @@
                 <w:b w:val="0"/>
                 <w:sz w:val="16"/>
               </w:rPr>
-              <w:t>confectii metalice diverse, montate aparent div...</w:t>
+              <w:t>aparat electric antigrizutos sau antiexploziv</w:t>
             </w:r>
           </w:p>
         </w:tc>
@@ -15000,7 +14980,7 @@
                 <w:b w:val="0"/>
                 <w:sz w:val="16"/>
               </w:rPr>
-              <w:t>kg</w:t>
+              <w:t>buc</w:t>
             </w:r>
           </w:p>
         </w:tc>
@@ -15015,7 +14995,7 @@
                 <w:b w:val="0"/>
                 <w:sz w:val="16"/>
               </w:rPr>
-              <w:t>500.0</w:t>
+              <w:t>4.0</w:t>
             </w:r>
           </w:p>
         </w:tc>
@@ -15181,7 +15161,7 @@
                 <w:b/>
                 <w:sz w:val="18"/>
               </w:rPr>
-              <w:t>Capitol de lucrări 226718  │  LIPSA: 0  │  EXTRA: 1  │  Delta: +1</w:t>
+              <w:t>Capitol de lucrări 226578  │  LIPSA: 0  │  EXTRA: 1  │  Delta: +1</w:t>
             </w:r>
           </w:p>
         </w:tc>
@@ -15232,7 +15212,7 @@
                 <w:b w:val="0"/>
                 <w:sz w:val="16"/>
               </w:rPr>
-              <w:t>226718</w:t>
+              <w:t>226578</w:t>
             </w:r>
           </w:p>
         </w:tc>
@@ -15303,7 +15283,7 @@
                 <w:b w:val="0"/>
                 <w:sz w:val="16"/>
               </w:rPr>
-              <w:t>CL08B1</w:t>
+              <w:t>TCB40A1</w:t>
             </w:r>
           </w:p>
         </w:tc>
@@ -15318,7 +15298,7 @@
                 <w:b w:val="0"/>
                 <w:sz w:val="16"/>
               </w:rPr>
-              <w:t>montare baraca</w:t>
+              <w:t>aparat telegrafic (teleimprimator, transmitator...</w:t>
             </w:r>
           </w:p>
         </w:tc>
@@ -15348,7 +15328,7 @@
                 <w:b w:val="0"/>
                 <w:sz w:val="16"/>
               </w:rPr>
-              <w:t>2.0</w:t>
+              <w:t>1.0</w:t>
             </w:r>
           </w:p>
         </w:tc>
@@ -15487,7 +15467,7 @@
                 <w:color w:val="000000"/>
                 <w:sz w:val="18"/>
               </w:rPr>
-              <w:t>4</w:t>
+              <w:t>12</w:t>
             </w:r>
           </w:p>
         </w:tc>
@@ -15514,7 +15494,7 @@
                 <w:b/>
                 <w:sz w:val="18"/>
               </w:rPr>
-              <w:t>Capitol de lucrări 226728 — ORG. SANTIER- CONTAINER  │  LIPSA: 0  │  EXTRA: 1  │  Delta: +1</w:t>
+              <w:t>Capitol de lucrări 226708  │  LIPSA: 0  │  EXTRA: 1  │  Delta: +1</w:t>
             </w:r>
           </w:p>
         </w:tc>
@@ -15565,7 +15545,673 @@
                 <w:b w:val="0"/>
                 <w:sz w:val="16"/>
               </w:rPr>
-              <w:t>226728 - ORG. SANTIER- CONTAINER</w:t>
+              <w:t>226708</w:t>
+            </w:r>
+          </w:p>
+        </w:tc>
+        <w:tc>
+          <w:tcPr>
+            <w:tcW w:type="dxa" w:w="850"/>
+            <w:shd w:fill="FFFF99" w:val="clear"/>
+          </w:tcPr>
+          <w:p>
+            <w:r>
+              <w:rPr>
+                <w:b w:val="0"/>
+                <w:sz w:val="16"/>
+              </w:rPr>
+            </w:r>
+          </w:p>
+        </w:tc>
+        <w:tc>
+          <w:tcPr>
+            <w:tcW w:type="dxa" w:w="1984"/>
+            <w:shd w:fill="FFFF99" w:val="clear"/>
+          </w:tcPr>
+          <w:p>
+            <w:r>
+              <w:rPr>
+                <w:b w:val="0"/>
+                <w:sz w:val="16"/>
+              </w:rPr>
+            </w:r>
+          </w:p>
+        </w:tc>
+        <w:tc>
+          <w:tcPr>
+            <w:tcW w:type="dxa" w:w="454"/>
+            <w:shd w:fill="FFFF99" w:val="clear"/>
+          </w:tcPr>
+          <w:p>
+            <w:r>
+              <w:rPr>
+                <w:b w:val="0"/>
+                <w:sz w:val="16"/>
+              </w:rPr>
+            </w:r>
+          </w:p>
+        </w:tc>
+        <w:tc>
+          <w:tcPr>
+            <w:tcW w:type="dxa" w:w="680"/>
+            <w:shd w:fill="FFFF99" w:val="clear"/>
+          </w:tcPr>
+          <w:p>
+            <w:r>
+              <w:rPr>
+                <w:b w:val="0"/>
+                <w:sz w:val="16"/>
+              </w:rPr>
+            </w:r>
+          </w:p>
+        </w:tc>
+        <w:tc>
+          <w:tcPr>
+            <w:tcW w:type="dxa" w:w="850"/>
+            <w:shd w:fill="FFFF99" w:val="clear"/>
+          </w:tcPr>
+          <w:p>
+            <w:r>
+              <w:rPr>
+                <w:b w:val="0"/>
+                <w:sz w:val="16"/>
+              </w:rPr>
+              <w:t>CL20C1</w:t>
+            </w:r>
+          </w:p>
+        </w:tc>
+        <w:tc>
+          <w:tcPr>
+            <w:tcW w:type="dxa" w:w="1984"/>
+            <w:shd w:fill="FFFF99" w:val="clear"/>
+          </w:tcPr>
+          <w:p>
+            <w:r>
+              <w:rPr>
+                <w:b w:val="0"/>
+                <w:sz w:val="16"/>
+              </w:rPr>
+              <w:t>confectii metalice diverse, montate aparent div...</w:t>
+            </w:r>
+          </w:p>
+        </w:tc>
+        <w:tc>
+          <w:tcPr>
+            <w:tcW w:type="dxa" w:w="454"/>
+            <w:shd w:fill="FFFF99" w:val="clear"/>
+          </w:tcPr>
+          <w:p>
+            <w:r>
+              <w:rPr>
+                <w:b w:val="0"/>
+                <w:sz w:val="16"/>
+              </w:rPr>
+              <w:t>kg</w:t>
+            </w:r>
+          </w:p>
+        </w:tc>
+        <w:tc>
+          <w:tcPr>
+            <w:tcW w:type="dxa" w:w="680"/>
+            <w:shd w:fill="FFFF99" w:val="clear"/>
+          </w:tcPr>
+          <w:p>
+            <w:r>
+              <w:rPr>
+                <w:b w:val="0"/>
+                <w:sz w:val="16"/>
+              </w:rPr>
+              <w:t>500.0</w:t>
+            </w:r>
+          </w:p>
+        </w:tc>
+        <w:tc>
+          <w:tcPr>
+            <w:tcW w:type="dxa" w:w="3572"/>
+            <w:shd w:fill="FFFF99" w:val="clear"/>
+          </w:tcPr>
+          <w:p>
+            <w:r>
+              <w:rPr>
+                <w:b w:val="0"/>
+                <w:color w:val="CC0000"/>
+                <w:sz w:val="16"/>
+              </w:rPr>
+              <w:t>Articol suplimentar în ofertă (nu există în referință)</w:t>
+            </w:r>
+          </w:p>
+        </w:tc>
+      </w:tr>
+      <w:tr>
+        <w:tc>
+          <w:tcPr>
+            <w:tcW w:type="dxa" w:w="397"/>
+          </w:tcPr>
+          <w:p/>
+        </w:tc>
+        <w:tc>
+          <w:tcPr>
+            <w:tcW w:type="dxa" w:w="1701"/>
+            <w:shd w:fill="D9D9D9" w:val="clear"/>
+          </w:tcPr>
+          <w:p>
+            <w:r>
+              <w:rPr>
+                <w:b/>
+                <w:color w:val="000000"/>
+                <w:sz w:val="18"/>
+              </w:rPr>
+              <w:t>SUMAR</w:t>
+            </w:r>
+          </w:p>
+        </w:tc>
+        <w:tc>
+          <w:tcPr>
+            <w:tcW w:type="dxa" w:w="850"/>
+            <w:shd w:fill="D9D9D9" w:val="clear"/>
+          </w:tcPr>
+          <w:p>
+            <w:r>
+              <w:rPr>
+                <w:b/>
+                <w:color w:val="000000"/>
+                <w:sz w:val="18"/>
+              </w:rPr>
+              <w:t>Neconformitati: 0 din 0 articole ref.</w:t>
+            </w:r>
+          </w:p>
+        </w:tc>
+        <w:tc>
+          <w:tcPr>
+            <w:tcW w:type="dxa" w:w="1984"/>
+            <w:shd w:fill="D9D9D9" w:val="clear"/>
+          </w:tcPr>
+          <w:p>
+            <w:r/>
+          </w:p>
+        </w:tc>
+        <w:tc>
+          <w:tcPr>
+            <w:tcW w:type="dxa" w:w="454"/>
+            <w:shd w:fill="D9D9D9" w:val="clear"/>
+          </w:tcPr>
+          <w:p>
+            <w:r/>
+          </w:p>
+        </w:tc>
+        <w:tc>
+          <w:tcPr>
+            <w:tcW w:type="dxa" w:w="680"/>
+            <w:shd w:fill="D9D9D9" w:val="clear"/>
+          </w:tcPr>
+          <w:p>
+            <w:r/>
+          </w:p>
+        </w:tc>
+        <w:tc>
+          <w:tcPr>
+            <w:tcW w:type="dxa" w:w="850"/>
+            <w:shd w:fill="D9D9D9" w:val="clear"/>
+          </w:tcPr>
+          <w:p>
+            <w:pPr>
+              <w:jc w:val="center"/>
+            </w:pPr>
+            <w:r>
+              <w:rPr>
+                <w:b/>
+                <w:color w:val="000000"/>
+                <w:sz w:val="18"/>
+              </w:rPr>
+              <w:t>0</w:t>
+            </w:r>
+          </w:p>
+        </w:tc>
+        <w:tc>
+          <w:tcPr>
+            <w:tcW w:type="dxa" w:w="1984"/>
+            <w:shd w:fill="D9D9D9" w:val="clear"/>
+          </w:tcPr>
+          <w:p>
+            <w:r/>
+          </w:p>
+        </w:tc>
+        <w:tc>
+          <w:tcPr>
+            <w:tcW w:type="dxa" w:w="454"/>
+            <w:shd w:fill="D9D9D9" w:val="clear"/>
+          </w:tcPr>
+          <w:p>
+            <w:r/>
+          </w:p>
+        </w:tc>
+        <w:tc>
+          <w:tcPr>
+            <w:tcW w:type="dxa" w:w="680"/>
+            <w:shd w:fill="D9D9D9" w:val="clear"/>
+          </w:tcPr>
+          <w:p>
+            <w:pPr>
+              <w:jc w:val="center"/>
+            </w:pPr>
+            <w:r>
+              <w:rPr>
+                <w:b/>
+                <w:color w:val="000000"/>
+                <w:sz w:val="18"/>
+              </w:rPr>
+              <w:t>3</w:t>
+            </w:r>
+          </w:p>
+        </w:tc>
+        <w:tc>
+          <w:tcPr>
+            <w:tcW w:type="dxa" w:w="3572"/>
+            <w:shd w:fill="D9D9D9" w:val="clear"/>
+          </w:tcPr>
+          <w:p>
+            <w:r/>
+          </w:p>
+        </w:tc>
+      </w:tr>
+      <w:tr>
+        <w:tc>
+          <w:tcPr>
+            <w:tcW w:type="dxa" w:w="3572"/>
+            <w:gridSpan w:val="11"/>
+            <w:shd w:fill="D9D9D9" w:val="clear"/>
+          </w:tcPr>
+          <w:p>
+            <w:r>
+              <w:rPr>
+                <w:b/>
+                <w:sz w:val="18"/>
+              </w:rPr>
+              <w:t>Capitol de lucrări 226718  │  LIPSA: 0  │  EXTRA: 1  │  Delta: +1</w:t>
+            </w:r>
+          </w:p>
+        </w:tc>
+      </w:tr>
+      <w:tr>
+        <w:tc>
+          <w:tcPr>
+            <w:tcW w:type="dxa" w:w="3572"/>
+            <w:gridSpan w:val="11"/>
+            <w:shd w:fill="FFFF99" w:val="clear"/>
+          </w:tcPr>
+          <w:p>
+            <w:r>
+              <w:rPr>
+                <w:b w:val="0"/>
+                <w:i/>
+                <w:sz w:val="16"/>
+              </w:rPr>
+              <w:t>▸ Articole extra în ofertă — verificare manuală recomandată</w:t>
+            </w:r>
+          </w:p>
+        </w:tc>
+      </w:tr>
+      <w:tr>
+        <w:tc>
+          <w:tcPr>
+            <w:tcW w:type="dxa" w:w="397"/>
+            <w:shd w:fill="FFFF99" w:val="clear"/>
+          </w:tcPr>
+          <w:p>
+            <w:r>
+              <w:rPr>
+                <w:b w:val="0"/>
+                <w:sz w:val="16"/>
+              </w:rPr>
+              <w:t>96</w:t>
+            </w:r>
+          </w:p>
+        </w:tc>
+        <w:tc>
+          <w:tcPr>
+            <w:tcW w:type="dxa" w:w="1701"/>
+            <w:shd w:fill="FFFF99" w:val="clear"/>
+          </w:tcPr>
+          <w:p>
+            <w:r>
+              <w:rPr>
+                <w:b w:val="0"/>
+                <w:sz w:val="16"/>
+              </w:rPr>
+              <w:t>226718</w:t>
+            </w:r>
+          </w:p>
+        </w:tc>
+        <w:tc>
+          <w:tcPr>
+            <w:tcW w:type="dxa" w:w="850"/>
+            <w:shd w:fill="FFFF99" w:val="clear"/>
+          </w:tcPr>
+          <w:p>
+            <w:r>
+              <w:rPr>
+                <w:b w:val="0"/>
+                <w:sz w:val="16"/>
+              </w:rPr>
+            </w:r>
+          </w:p>
+        </w:tc>
+        <w:tc>
+          <w:tcPr>
+            <w:tcW w:type="dxa" w:w="1984"/>
+            <w:shd w:fill="FFFF99" w:val="clear"/>
+          </w:tcPr>
+          <w:p>
+            <w:r>
+              <w:rPr>
+                <w:b w:val="0"/>
+                <w:sz w:val="16"/>
+              </w:rPr>
+            </w:r>
+          </w:p>
+        </w:tc>
+        <w:tc>
+          <w:tcPr>
+            <w:tcW w:type="dxa" w:w="454"/>
+            <w:shd w:fill="FFFF99" w:val="clear"/>
+          </w:tcPr>
+          <w:p>
+            <w:r>
+              <w:rPr>
+                <w:b w:val="0"/>
+                <w:sz w:val="16"/>
+              </w:rPr>
+            </w:r>
+          </w:p>
+        </w:tc>
+        <w:tc>
+          <w:tcPr>
+            <w:tcW w:type="dxa" w:w="680"/>
+            <w:shd w:fill="FFFF99" w:val="clear"/>
+          </w:tcPr>
+          <w:p>
+            <w:r>
+              <w:rPr>
+                <w:b w:val="0"/>
+                <w:sz w:val="16"/>
+              </w:rPr>
+            </w:r>
+          </w:p>
+        </w:tc>
+        <w:tc>
+          <w:tcPr>
+            <w:tcW w:type="dxa" w:w="850"/>
+            <w:shd w:fill="FFFF99" w:val="clear"/>
+          </w:tcPr>
+          <w:p>
+            <w:r>
+              <w:rPr>
+                <w:b w:val="0"/>
+                <w:sz w:val="16"/>
+              </w:rPr>
+              <w:t>CL08B1</w:t>
+            </w:r>
+          </w:p>
+        </w:tc>
+        <w:tc>
+          <w:tcPr>
+            <w:tcW w:type="dxa" w:w="1984"/>
+            <w:shd w:fill="FFFF99" w:val="clear"/>
+          </w:tcPr>
+          <w:p>
+            <w:r>
+              <w:rPr>
+                <w:b w:val="0"/>
+                <w:sz w:val="16"/>
+              </w:rPr>
+              <w:t>montare baraca</w:t>
+            </w:r>
+          </w:p>
+        </w:tc>
+        <w:tc>
+          <w:tcPr>
+            <w:tcW w:type="dxa" w:w="454"/>
+            <w:shd w:fill="FFFF99" w:val="clear"/>
+          </w:tcPr>
+          <w:p>
+            <w:r>
+              <w:rPr>
+                <w:b w:val="0"/>
+                <w:sz w:val="16"/>
+              </w:rPr>
+              <w:t>buc</w:t>
+            </w:r>
+          </w:p>
+        </w:tc>
+        <w:tc>
+          <w:tcPr>
+            <w:tcW w:type="dxa" w:w="680"/>
+            <w:shd w:fill="FFFF99" w:val="clear"/>
+          </w:tcPr>
+          <w:p>
+            <w:r>
+              <w:rPr>
+                <w:b w:val="0"/>
+                <w:sz w:val="16"/>
+              </w:rPr>
+              <w:t>2.0</w:t>
+            </w:r>
+          </w:p>
+        </w:tc>
+        <w:tc>
+          <w:tcPr>
+            <w:tcW w:type="dxa" w:w="3572"/>
+            <w:shd w:fill="FFFF99" w:val="clear"/>
+          </w:tcPr>
+          <w:p>
+            <w:r>
+              <w:rPr>
+                <w:b w:val="0"/>
+                <w:color w:val="CC0000"/>
+                <w:sz w:val="16"/>
+              </w:rPr>
+              <w:t>Articol suplimentar în ofertă (nu există în referință)</w:t>
+            </w:r>
+          </w:p>
+        </w:tc>
+      </w:tr>
+      <w:tr>
+        <w:tc>
+          <w:tcPr>
+            <w:tcW w:type="dxa" w:w="397"/>
+          </w:tcPr>
+          <w:p/>
+        </w:tc>
+        <w:tc>
+          <w:tcPr>
+            <w:tcW w:type="dxa" w:w="1701"/>
+            <w:shd w:fill="D9D9D9" w:val="clear"/>
+          </w:tcPr>
+          <w:p>
+            <w:r>
+              <w:rPr>
+                <w:b/>
+                <w:color w:val="000000"/>
+                <w:sz w:val="18"/>
+              </w:rPr>
+              <w:t>SUMAR</w:t>
+            </w:r>
+          </w:p>
+        </w:tc>
+        <w:tc>
+          <w:tcPr>
+            <w:tcW w:type="dxa" w:w="850"/>
+            <w:shd w:fill="D9D9D9" w:val="clear"/>
+          </w:tcPr>
+          <w:p>
+            <w:r>
+              <w:rPr>
+                <w:b/>
+                <w:color w:val="000000"/>
+                <w:sz w:val="18"/>
+              </w:rPr>
+              <w:t>Neconformitati: 0 din 0 articole ref.</w:t>
+            </w:r>
+          </w:p>
+        </w:tc>
+        <w:tc>
+          <w:tcPr>
+            <w:tcW w:type="dxa" w:w="1984"/>
+            <w:shd w:fill="D9D9D9" w:val="clear"/>
+          </w:tcPr>
+          <w:p>
+            <w:r/>
+          </w:p>
+        </w:tc>
+        <w:tc>
+          <w:tcPr>
+            <w:tcW w:type="dxa" w:w="454"/>
+            <w:shd w:fill="D9D9D9" w:val="clear"/>
+          </w:tcPr>
+          <w:p>
+            <w:r/>
+          </w:p>
+        </w:tc>
+        <w:tc>
+          <w:tcPr>
+            <w:tcW w:type="dxa" w:w="680"/>
+            <w:shd w:fill="D9D9D9" w:val="clear"/>
+          </w:tcPr>
+          <w:p>
+            <w:r/>
+          </w:p>
+        </w:tc>
+        <w:tc>
+          <w:tcPr>
+            <w:tcW w:type="dxa" w:w="850"/>
+            <w:shd w:fill="D9D9D9" w:val="clear"/>
+          </w:tcPr>
+          <w:p>
+            <w:pPr>
+              <w:jc w:val="center"/>
+            </w:pPr>
+            <w:r>
+              <w:rPr>
+                <w:b/>
+                <w:color w:val="000000"/>
+                <w:sz w:val="18"/>
+              </w:rPr>
+              <w:t>0</w:t>
+            </w:r>
+          </w:p>
+        </w:tc>
+        <w:tc>
+          <w:tcPr>
+            <w:tcW w:type="dxa" w:w="1984"/>
+            <w:shd w:fill="D9D9D9" w:val="clear"/>
+          </w:tcPr>
+          <w:p>
+            <w:r/>
+          </w:p>
+        </w:tc>
+        <w:tc>
+          <w:tcPr>
+            <w:tcW w:type="dxa" w:w="454"/>
+            <w:shd w:fill="D9D9D9" w:val="clear"/>
+          </w:tcPr>
+          <w:p>
+            <w:r/>
+          </w:p>
+        </w:tc>
+        <w:tc>
+          <w:tcPr>
+            <w:tcW w:type="dxa" w:w="680"/>
+            <w:shd w:fill="D9D9D9" w:val="clear"/>
+          </w:tcPr>
+          <w:p>
+            <w:pPr>
+              <w:jc w:val="center"/>
+            </w:pPr>
+            <w:r>
+              <w:rPr>
+                <w:b/>
+                <w:color w:val="000000"/>
+                <w:sz w:val="18"/>
+              </w:rPr>
+              <w:t>4</w:t>
+            </w:r>
+          </w:p>
+        </w:tc>
+        <w:tc>
+          <w:tcPr>
+            <w:tcW w:type="dxa" w:w="3572"/>
+            <w:shd w:fill="D9D9D9" w:val="clear"/>
+          </w:tcPr>
+          <w:p>
+            <w:r/>
+          </w:p>
+        </w:tc>
+      </w:tr>
+      <w:tr>
+        <w:tc>
+          <w:tcPr>
+            <w:tcW w:type="dxa" w:w="3572"/>
+            <w:gridSpan w:val="11"/>
+            <w:shd w:fill="D9D9D9" w:val="clear"/>
+          </w:tcPr>
+          <w:p>
+            <w:r>
+              <w:rPr>
+                <w:b/>
+                <w:sz w:val="18"/>
+              </w:rPr>
+              <w:t>Capitol de lucrări 226728 — ORG SANTIER- MONTARE WC ECOLOGIC  │  LIPSA: 0  │  EXTRA: 1  │  Delta: +1</w:t>
+            </w:r>
+          </w:p>
+        </w:tc>
+      </w:tr>
+      <w:tr>
+        <w:tc>
+          <w:tcPr>
+            <w:tcW w:type="dxa" w:w="3572"/>
+            <w:gridSpan w:val="11"/>
+            <w:shd w:fill="FFFF99" w:val="clear"/>
+          </w:tcPr>
+          <w:p>
+            <w:r>
+              <w:rPr>
+                <w:b w:val="0"/>
+                <w:i/>
+                <w:sz w:val="16"/>
+              </w:rPr>
+              <w:t>▸ Articole extra în ofertă — verificare manuală recomandată</w:t>
+            </w:r>
+          </w:p>
+        </w:tc>
+      </w:tr>
+      <w:tr>
+        <w:tc>
+          <w:tcPr>
+            <w:tcW w:type="dxa" w:w="397"/>
+            <w:shd w:fill="FFFF99" w:val="clear"/>
+          </w:tcPr>
+          <w:p>
+            <w:r>
+              <w:rPr>
+                <w:b w:val="0"/>
+                <w:sz w:val="16"/>
+              </w:rPr>
+              <w:t>98</w:t>
+            </w:r>
+          </w:p>
+        </w:tc>
+        <w:tc>
+          <w:tcPr>
+            <w:tcW w:type="dxa" w:w="1701"/>
+            <w:shd w:fill="FFFF99" w:val="clear"/>
+          </w:tcPr>
+          <w:p>
+            <w:r>
+              <w:rPr>
+                <w:b w:val="0"/>
+                <w:sz w:val="16"/>
+              </w:rPr>
+              <w:t>226728 - ORG SANTIER- MONTARE WC ECOLOGIC</w:t>
             </w:r>
           </w:p>
         </w:tc>
@@ -15895,7 +16541,7 @@
         <w:rPr>
           <w:b/>
         </w:rPr>
-        <w:t>226728 — ORG. SANTIER- CONTAINER (1 articole în ofertă)</w:t>
+        <w:t>226728 — ORG SANTIER- MONTARE WC ECOLOGIC (1 articole în ofertă)</w:t>
       </w:r>
     </w:p>
     <w:sectPr>

--- a/output_AO/Raport_Oferta_1.docx
+++ b/output_AO/Raport_Oferta_1.docx
@@ -34,7 +34,7 @@
         <w:rPr>
           <w:b/>
         </w:rPr>
-        <w:t>Articole referință: 1576  │  Articole ofertă: 1404  │  Matched: 0  │  Neconformități: 0</w:t>
+        <w:t>Articole referință: 1583  │  Articole ofertă: 1404  │  Matched: 0  │  Neconformități: 0</w:t>
       </w:r>
     </w:p>
     <w:p>
@@ -42,7 +42,7 @@
         <w:rPr>
           <w:b/>
         </w:rPr>
-        <w:t>Devize: 226028, 226038, 226118, 226208, 226218, 226228, 226268, 226318, 226358, 226418, 226428, 226488, 226498, 226528, 226468, 226518, 226558, 226728</w:t>
+        <w:t>Devize: 226028, 226038, 226118, 226208, 226218, 226228, 226268, 226318, 226418, 226428, 226488, 226498, 226528, 226F08, 226358, 226518, 226728</w:t>
       </w:r>
     </w:p>
     <w:tbl>
@@ -1507,7 +1507,7 @@
                 <w:b/>
                 <w:sz w:val="18"/>
               </w:rPr>
-              <w:t>Capitol de lucrări 226208 — STRUCTURA DE REZISTENTA (vestiar, grupur...  │  LIPSA: 0  │  EXTRA: 2  │  Delta: +2</w:t>
+              <w:t>Capitol de lucrări 226208 — STRUCTURA DE REZISTENTA (vestiar, grupur...  │  LIPSA: 0  │  EXTRA: 1  │  Delta: +1</w:t>
             </w:r>
           </w:p>
         </w:tc>
@@ -2185,170 +2185,6 @@
         <w:tc>
           <w:tcPr>
             <w:tcW w:type="dxa" w:w="397"/>
-            <w:shd w:fill="FFFF99" w:val="clear"/>
-          </w:tcPr>
-          <w:p>
-            <w:r>
-              <w:rPr>
-                <w:b w:val="0"/>
-                <w:sz w:val="16"/>
-              </w:rPr>
-              <w:t>12</w:t>
-            </w:r>
-          </w:p>
-        </w:tc>
-        <w:tc>
-          <w:tcPr>
-            <w:tcW w:type="dxa" w:w="1701"/>
-            <w:shd w:fill="FFFF99" w:val="clear"/>
-          </w:tcPr>
-          <w:p>
-            <w:r>
-              <w:rPr>
-                <w:b w:val="0"/>
-                <w:sz w:val="16"/>
-              </w:rPr>
-              <w:t>226208 - STRUCTURA DE REZISTENTA (vestiar, gru...</w:t>
-            </w:r>
-          </w:p>
-        </w:tc>
-        <w:tc>
-          <w:tcPr>
-            <w:tcW w:type="dxa" w:w="850"/>
-            <w:shd w:fill="FFFF99" w:val="clear"/>
-          </w:tcPr>
-          <w:p>
-            <w:r>
-              <w:rPr>
-                <w:b w:val="0"/>
-                <w:sz w:val="16"/>
-              </w:rPr>
-            </w:r>
-          </w:p>
-        </w:tc>
-        <w:tc>
-          <w:tcPr>
-            <w:tcW w:type="dxa" w:w="1984"/>
-            <w:shd w:fill="FFFF99" w:val="clear"/>
-          </w:tcPr>
-          <w:p>
-            <w:r>
-              <w:rPr>
-                <w:b w:val="0"/>
-                <w:sz w:val="16"/>
-              </w:rPr>
-            </w:r>
-          </w:p>
-        </w:tc>
-        <w:tc>
-          <w:tcPr>
-            <w:tcW w:type="dxa" w:w="454"/>
-            <w:shd w:fill="FFFF99" w:val="clear"/>
-          </w:tcPr>
-          <w:p>
-            <w:r>
-              <w:rPr>
-                <w:b w:val="0"/>
-                <w:sz w:val="16"/>
-              </w:rPr>
-            </w:r>
-          </w:p>
-        </w:tc>
-        <w:tc>
-          <w:tcPr>
-            <w:tcW w:type="dxa" w:w="680"/>
-            <w:shd w:fill="FFFF99" w:val="clear"/>
-          </w:tcPr>
-          <w:p>
-            <w:r>
-              <w:rPr>
-                <w:b w:val="0"/>
-                <w:sz w:val="16"/>
-              </w:rPr>
-            </w:r>
-          </w:p>
-        </w:tc>
-        <w:tc>
-          <w:tcPr>
-            <w:tcW w:type="dxa" w:w="850"/>
-            <w:shd w:fill="FFFF99" w:val="clear"/>
-          </w:tcPr>
-          <w:p>
-            <w:r>
-              <w:rPr>
-                <w:b w:val="0"/>
-                <w:sz w:val="16"/>
-              </w:rPr>
-              <w:t>TSC18B1</w:t>
-            </w:r>
-          </w:p>
-        </w:tc>
-        <w:tc>
-          <w:tcPr>
-            <w:tcW w:type="dxa" w:w="1984"/>
-            <w:shd w:fill="FFFF99" w:val="clear"/>
-          </w:tcPr>
-          <w:p>
-            <w:r>
-              <w:rPr>
-                <w:b w:val="0"/>
-                <w:sz w:val="16"/>
-              </w:rPr>
-              <w:t>sapatura mecanica cu buldozer pe tractor pe sen...</w:t>
-            </w:r>
-          </w:p>
-        </w:tc>
-        <w:tc>
-          <w:tcPr>
-            <w:tcW w:type="dxa" w:w="454"/>
-            <w:shd w:fill="FFFF99" w:val="clear"/>
-          </w:tcPr>
-          <w:p>
-            <w:r>
-              <w:rPr>
-                <w:b w:val="0"/>
-                <w:sz w:val="16"/>
-              </w:rPr>
-              <w:t>100 mc</w:t>
-            </w:r>
-          </w:p>
-        </w:tc>
-        <w:tc>
-          <w:tcPr>
-            <w:tcW w:type="dxa" w:w="680"/>
-            <w:shd w:fill="FFFF99" w:val="clear"/>
-          </w:tcPr>
-          <w:p>
-            <w:r>
-              <w:rPr>
-                <w:b w:val="0"/>
-                <w:sz w:val="16"/>
-              </w:rPr>
-              <w:t>0.7</w:t>
-            </w:r>
-          </w:p>
-        </w:tc>
-        <w:tc>
-          <w:tcPr>
-            <w:tcW w:type="dxa" w:w="3572"/>
-            <w:shd w:fill="FFFF99" w:val="clear"/>
-          </w:tcPr>
-          <w:p>
-            <w:r>
-              <w:rPr>
-                <w:b w:val="0"/>
-                <w:color w:val="CC0000"/>
-                <w:sz w:val="16"/>
-              </w:rPr>
-              <w:t>Articol suplimentar în ofertă (nu există în referință)</w:t>
-            </w:r>
-          </w:p>
-        </w:tc>
-      </w:tr>
-      <w:tr>
-        <w:tc>
-          <w:tcPr>
-            <w:tcW w:type="dxa" w:w="397"/>
           </w:tcPr>
           <w:p/>
         </w:tc>
@@ -2380,7 +2216,7 @@
                 <w:color w:val="000000"/>
                 <w:sz w:val="18"/>
               </w:rPr>
-              <w:t>Neconformitati: 2 din 54 articole ref.</w:t>
+              <w:t>Neconformitati: 2 din 55 articole ref.</w:t>
             </w:r>
           </w:p>
         </w:tc>
@@ -2426,7 +2262,7 @@
                 <w:color w:val="000000"/>
                 <w:sz w:val="18"/>
               </w:rPr>
-              <w:t>54</w:t>
+              <w:t>55</w:t>
             </w:r>
           </w:p>
         </w:tc>
@@ -2506,7 +2342,7 @@
                 <w:b w:val="0"/>
                 <w:sz w:val="16"/>
               </w:rPr>
-              <w:t>14</w:t>
+              <w:t>13</w:t>
             </w:r>
           </w:p>
         </w:tc>
@@ -2665,7 +2501,7 @@
                 <w:b w:val="0"/>
                 <w:sz w:val="16"/>
               </w:rPr>
-              <w:t>15</w:t>
+              <w:t>14</w:t>
             </w:r>
           </w:p>
         </w:tc>
@@ -2825,7 +2661,7 @@
                 <w:b w:val="0"/>
                 <w:sz w:val="16"/>
               </w:rPr>
-              <w:t>16</w:t>
+              <w:t>15</w:t>
             </w:r>
           </w:p>
         </w:tc>
@@ -3142,7 +2978,7 @@
                 <w:b w:val="0"/>
                 <w:sz w:val="16"/>
               </w:rPr>
-              <w:t>18</w:t>
+              <w:t>17</w:t>
             </w:r>
           </w:p>
         </w:tc>
@@ -3302,7 +3138,7 @@
                 <w:b w:val="0"/>
                 <w:sz w:val="16"/>
               </w:rPr>
-              <w:t>19</w:t>
+              <w:t>18</w:t>
             </w:r>
           </w:p>
         </w:tc>
@@ -3457,7 +3293,7 @@
                 <w:b w:val="0"/>
                 <w:sz w:val="16"/>
               </w:rPr>
-              <w:t>20</w:t>
+              <w:t>19</w:t>
             </w:r>
           </w:p>
         </w:tc>
@@ -3770,7 +3606,7 @@
                 <w:b w:val="0"/>
                 <w:sz w:val="16"/>
               </w:rPr>
-              <w:t>22</w:t>
+              <w:t>21</w:t>
             </w:r>
           </w:p>
         </w:tc>
@@ -4063,7 +3899,7 @@
                 <w:b/>
                 <w:sz w:val="18"/>
               </w:rPr>
-              <w:t>Capitol de lucrări 226318 — IMPREJMUIRE TEREN FOTBAL -380 ML  │  LIPSA: 0  │  EXTRA: 1  │  Delta: +1</w:t>
+              <w:t>Capitol de lucrări 226318 — IMPREJMUIRE TEREN FOTBAL -380 ML  │  LIPSA: 0  │  EXTRA: 0  │  Delta: 0 ✓</w:t>
             </w:r>
           </w:p>
         </w:tc>
@@ -4079,7 +3915,7 @@
                 <w:b w:val="0"/>
                 <w:sz w:val="16"/>
               </w:rPr>
-              <w:t>24</w:t>
+              <w:t>23</w:t>
             </w:r>
           </w:p>
         </w:tc>
@@ -4223,6 +4059,918 @@
                 <w:sz w:val="16"/>
               </w:rPr>
               <w:t>Cantitate diferită: referință 13.18 tona, ofertat 13.8 tona</w:t>
+            </w:r>
+          </w:p>
+        </w:tc>
+      </w:tr>
+      <w:tr>
+        <w:tc>
+          <w:tcPr>
+            <w:tcW w:type="dxa" w:w="397"/>
+          </w:tcPr>
+          <w:p/>
+        </w:tc>
+        <w:tc>
+          <w:tcPr>
+            <w:tcW w:type="dxa" w:w="1701"/>
+            <w:shd w:fill="D9D9D9" w:val="clear"/>
+          </w:tcPr>
+          <w:p>
+            <w:r>
+              <w:rPr>
+                <w:b/>
+                <w:color w:val="000000"/>
+                <w:sz w:val="18"/>
+              </w:rPr>
+              <w:t>SUMAR</w:t>
+            </w:r>
+          </w:p>
+        </w:tc>
+        <w:tc>
+          <w:tcPr>
+            <w:tcW w:type="dxa" w:w="850"/>
+            <w:shd w:fill="D9D9D9" w:val="clear"/>
+          </w:tcPr>
+          <w:p>
+            <w:r>
+              <w:rPr>
+                <w:b/>
+                <w:color w:val="000000"/>
+                <w:sz w:val="18"/>
+              </w:rPr>
+              <w:t>Neconformitati: 1 din 13 articole ref.</w:t>
+            </w:r>
+          </w:p>
+        </w:tc>
+        <w:tc>
+          <w:tcPr>
+            <w:tcW w:type="dxa" w:w="1984"/>
+            <w:shd w:fill="D9D9D9" w:val="clear"/>
+          </w:tcPr>
+          <w:p>
+            <w:r/>
+          </w:p>
+        </w:tc>
+        <w:tc>
+          <w:tcPr>
+            <w:tcW w:type="dxa" w:w="454"/>
+            <w:shd w:fill="D9D9D9" w:val="clear"/>
+          </w:tcPr>
+          <w:p>
+            <w:r/>
+          </w:p>
+        </w:tc>
+        <w:tc>
+          <w:tcPr>
+            <w:tcW w:type="dxa" w:w="680"/>
+            <w:shd w:fill="D9D9D9" w:val="clear"/>
+          </w:tcPr>
+          <w:p>
+            <w:r/>
+          </w:p>
+        </w:tc>
+        <w:tc>
+          <w:tcPr>
+            <w:tcW w:type="dxa" w:w="850"/>
+            <w:shd w:fill="D9D9D9" w:val="clear"/>
+          </w:tcPr>
+          <w:p>
+            <w:pPr>
+              <w:jc w:val="center"/>
+            </w:pPr>
+            <w:r>
+              <w:rPr>
+                <w:b/>
+                <w:color w:val="000000"/>
+                <w:sz w:val="18"/>
+              </w:rPr>
+              <w:t>13</w:t>
+            </w:r>
+          </w:p>
+        </w:tc>
+        <w:tc>
+          <w:tcPr>
+            <w:tcW w:type="dxa" w:w="1984"/>
+            <w:shd w:fill="D9D9D9" w:val="clear"/>
+          </w:tcPr>
+          <w:p>
+            <w:r/>
+          </w:p>
+        </w:tc>
+        <w:tc>
+          <w:tcPr>
+            <w:tcW w:type="dxa" w:w="454"/>
+            <w:shd w:fill="D9D9D9" w:val="clear"/>
+          </w:tcPr>
+          <w:p>
+            <w:r/>
+          </w:p>
+        </w:tc>
+        <w:tc>
+          <w:tcPr>
+            <w:tcW w:type="dxa" w:w="680"/>
+            <w:shd w:fill="D9D9D9" w:val="clear"/>
+          </w:tcPr>
+          <w:p>
+            <w:pPr>
+              <w:jc w:val="center"/>
+            </w:pPr>
+            <w:r>
+              <w:rPr>
+                <w:b/>
+                <w:color w:val="000000"/>
+                <w:sz w:val="18"/>
+              </w:rPr>
+              <w:t>13</w:t>
+            </w:r>
+          </w:p>
+        </w:tc>
+        <w:tc>
+          <w:tcPr>
+            <w:tcW w:type="dxa" w:w="3572"/>
+            <w:shd w:fill="D9D9D9" w:val="clear"/>
+          </w:tcPr>
+          <w:p>
+            <w:r/>
+          </w:p>
+        </w:tc>
+      </w:tr>
+      <w:tr>
+        <w:tc>
+          <w:tcPr>
+            <w:tcW w:type="dxa" w:w="3572"/>
+            <w:gridSpan w:val="11"/>
+            <w:shd w:fill="D9D9D9" w:val="clear"/>
+          </w:tcPr>
+          <w:p>
+            <w:r>
+              <w:rPr>
+                <w:b/>
+                <w:sz w:val="18"/>
+              </w:rPr>
+              <w:t>Capitol de lucrări 226418 — ARHITECTURA VESTIARE FOTBALIST SI SALA F...  │  LIPSA: 0  │  EXTRA: 0  │  Delta: 0 ✓</w:t>
+            </w:r>
+          </w:p>
+        </w:tc>
+      </w:tr>
+      <w:tr>
+        <w:tc>
+          <w:tcPr>
+            <w:tcW w:type="dxa" w:w="397"/>
+          </w:tcPr>
+          <w:p>
+            <w:r>
+              <w:rPr>
+                <w:b w:val="0"/>
+                <w:sz w:val="16"/>
+              </w:rPr>
+              <w:t>25</w:t>
+            </w:r>
+          </w:p>
+        </w:tc>
+        <w:tc>
+          <w:tcPr>
+            <w:tcW w:type="dxa" w:w="1701"/>
+          </w:tcPr>
+          <w:p>
+            <w:r>
+              <w:rPr>
+                <w:b w:val="0"/>
+                <w:sz w:val="16"/>
+              </w:rPr>
+              <w:t>226418 - ARHITECTURA VESTIARE FOTBALIST SI SAL...</w:t>
+            </w:r>
+          </w:p>
+        </w:tc>
+        <w:tc>
+          <w:tcPr>
+            <w:tcW w:type="dxa" w:w="850"/>
+          </w:tcPr>
+          <w:p>
+            <w:r>
+              <w:rPr>
+                <w:b w:val="0"/>
+                <w:sz w:val="16"/>
+              </w:rPr>
+              <w:t>$3271283</w:t>
+            </w:r>
+          </w:p>
+        </w:tc>
+        <w:tc>
+          <w:tcPr>
+            <w:tcW w:type="dxa" w:w="1984"/>
+          </w:tcPr>
+          <w:p>
+            <w:r>
+              <w:rPr>
+                <w:b w:val="0"/>
+                <w:sz w:val="16"/>
+              </w:rPr>
+              <w:t>vata minerala bazaltica 10 cm</w:t>
+            </w:r>
+          </w:p>
+        </w:tc>
+        <w:tc>
+          <w:tcPr>
+            <w:tcW w:type="dxa" w:w="454"/>
+          </w:tcPr>
+          <w:p>
+            <w:r>
+              <w:rPr>
+                <w:b w:val="0"/>
+                <w:sz w:val="16"/>
+              </w:rPr>
+              <w:t>mp</w:t>
+            </w:r>
+          </w:p>
+        </w:tc>
+        <w:tc>
+          <w:tcPr>
+            <w:tcW w:type="dxa" w:w="680"/>
+          </w:tcPr>
+          <w:p>
+            <w:r>
+              <w:rPr>
+                <w:b w:val="0"/>
+                <w:color w:val="CC0000"/>
+                <w:sz w:val="16"/>
+              </w:rPr>
+              <w:t>0.0</w:t>
+            </w:r>
+          </w:p>
+        </w:tc>
+        <w:tc>
+          <w:tcPr>
+            <w:tcW w:type="dxa" w:w="850"/>
+          </w:tcPr>
+          <w:p>
+            <w:r>
+              <w:rPr>
+                <w:b w:val="0"/>
+                <w:sz w:val="16"/>
+              </w:rPr>
+              <w:t>$3271283</w:t>
+            </w:r>
+          </w:p>
+        </w:tc>
+        <w:tc>
+          <w:tcPr>
+            <w:tcW w:type="dxa" w:w="1984"/>
+          </w:tcPr>
+          <w:p>
+            <w:r>
+              <w:rPr>
+                <w:b w:val="0"/>
+                <w:sz w:val="16"/>
+              </w:rPr>
+              <w:t>vata minerală bazaltica 40 kg/m3 , 10 cm 1 bax ...</w:t>
+            </w:r>
+          </w:p>
+        </w:tc>
+        <w:tc>
+          <w:tcPr>
+            <w:tcW w:type="dxa" w:w="454"/>
+          </w:tcPr>
+          <w:p>
+            <w:r>
+              <w:rPr>
+                <w:b w:val="0"/>
+                <w:sz w:val="16"/>
+              </w:rPr>
+              <w:t>mp</w:t>
+            </w:r>
+          </w:p>
+        </w:tc>
+        <w:tc>
+          <w:tcPr>
+            <w:tcW w:type="dxa" w:w="680"/>
+          </w:tcPr>
+          <w:p>
+            <w:r>
+              <w:rPr>
+                <w:b w:val="0"/>
+                <w:color w:val="CC0000"/>
+                <w:sz w:val="16"/>
+              </w:rPr>
+              <w:t>50.0</w:t>
+            </w:r>
+          </w:p>
+        </w:tc>
+        <w:tc>
+          <w:tcPr>
+            <w:tcW w:type="dxa" w:w="3572"/>
+          </w:tcPr>
+          <w:p>
+            <w:r>
+              <w:rPr>
+                <w:b w:val="0"/>
+                <w:color w:val="CC0000"/>
+                <w:sz w:val="16"/>
+              </w:rPr>
+              <w:t>Cantitate diferită: referință 0.0 mp, ofertat 50.0 mp</w:t>
+            </w:r>
+          </w:p>
+        </w:tc>
+      </w:tr>
+      <w:tr>
+        <w:tc>
+          <w:tcPr>
+            <w:tcW w:type="dxa" w:w="397"/>
+          </w:tcPr>
+          <w:p/>
+        </w:tc>
+        <w:tc>
+          <w:tcPr>
+            <w:tcW w:type="dxa" w:w="1701"/>
+            <w:shd w:fill="D9D9D9" w:val="clear"/>
+          </w:tcPr>
+          <w:p>
+            <w:r>
+              <w:rPr>
+                <w:b/>
+                <w:color w:val="000000"/>
+                <w:sz w:val="18"/>
+              </w:rPr>
+              <w:t>SUMAR</w:t>
+            </w:r>
+          </w:p>
+        </w:tc>
+        <w:tc>
+          <w:tcPr>
+            <w:tcW w:type="dxa" w:w="850"/>
+            <w:shd w:fill="D9D9D9" w:val="clear"/>
+          </w:tcPr>
+          <w:p>
+            <w:r>
+              <w:rPr>
+                <w:b/>
+                <w:color w:val="000000"/>
+                <w:sz w:val="18"/>
+              </w:rPr>
+              <w:t>Neconformitati: 1 din 109 articole ref.</w:t>
+            </w:r>
+          </w:p>
+        </w:tc>
+        <w:tc>
+          <w:tcPr>
+            <w:tcW w:type="dxa" w:w="1984"/>
+            <w:shd w:fill="D9D9D9" w:val="clear"/>
+          </w:tcPr>
+          <w:p>
+            <w:r/>
+          </w:p>
+        </w:tc>
+        <w:tc>
+          <w:tcPr>
+            <w:tcW w:type="dxa" w:w="454"/>
+            <w:shd w:fill="D9D9D9" w:val="clear"/>
+          </w:tcPr>
+          <w:p>
+            <w:r/>
+          </w:p>
+        </w:tc>
+        <w:tc>
+          <w:tcPr>
+            <w:tcW w:type="dxa" w:w="680"/>
+            <w:shd w:fill="D9D9D9" w:val="clear"/>
+          </w:tcPr>
+          <w:p>
+            <w:r/>
+          </w:p>
+        </w:tc>
+        <w:tc>
+          <w:tcPr>
+            <w:tcW w:type="dxa" w:w="850"/>
+            <w:shd w:fill="D9D9D9" w:val="clear"/>
+          </w:tcPr>
+          <w:p>
+            <w:pPr>
+              <w:jc w:val="center"/>
+            </w:pPr>
+            <w:r>
+              <w:rPr>
+                <w:b/>
+                <w:color w:val="000000"/>
+                <w:sz w:val="18"/>
+              </w:rPr>
+              <w:t>109</w:t>
+            </w:r>
+          </w:p>
+        </w:tc>
+        <w:tc>
+          <w:tcPr>
+            <w:tcW w:type="dxa" w:w="1984"/>
+            <w:shd w:fill="D9D9D9" w:val="clear"/>
+          </w:tcPr>
+          <w:p>
+            <w:r/>
+          </w:p>
+        </w:tc>
+        <w:tc>
+          <w:tcPr>
+            <w:tcW w:type="dxa" w:w="454"/>
+            <w:shd w:fill="D9D9D9" w:val="clear"/>
+          </w:tcPr>
+          <w:p>
+            <w:r/>
+          </w:p>
+        </w:tc>
+        <w:tc>
+          <w:tcPr>
+            <w:tcW w:type="dxa" w:w="680"/>
+            <w:shd w:fill="D9D9D9" w:val="clear"/>
+          </w:tcPr>
+          <w:p>
+            <w:pPr>
+              <w:jc w:val="center"/>
+            </w:pPr>
+            <w:r>
+              <w:rPr>
+                <w:b/>
+                <w:color w:val="000000"/>
+                <w:sz w:val="18"/>
+              </w:rPr>
+              <w:t>103</w:t>
+            </w:r>
+          </w:p>
+        </w:tc>
+        <w:tc>
+          <w:tcPr>
+            <w:tcW w:type="dxa" w:w="3572"/>
+            <w:shd w:fill="D9D9D9" w:val="clear"/>
+          </w:tcPr>
+          <w:p>
+            <w:r/>
+          </w:p>
+        </w:tc>
+      </w:tr>
+      <w:tr>
+        <w:tc>
+          <w:tcPr>
+            <w:tcW w:type="dxa" w:w="3572"/>
+            <w:gridSpan w:val="11"/>
+            <w:shd w:fill="D9D9D9" w:val="clear"/>
+          </w:tcPr>
+          <w:p>
+            <w:r>
+              <w:rPr>
+                <w:b/>
+                <w:sz w:val="18"/>
+              </w:rPr>
+              <w:t>Capitol de lucrări 226428 — INSTALATII SANITARE OB. 4  │  LIPSA: 1  │  EXTRA: 1  │  Delta: 0 ✓</w:t>
+            </w:r>
+          </w:p>
+        </w:tc>
+      </w:tr>
+      <w:tr>
+        <w:tc>
+          <w:tcPr>
+            <w:tcW w:type="dxa" w:w="397"/>
+          </w:tcPr>
+          <w:p>
+            <w:r>
+              <w:rPr>
+                <w:b w:val="0"/>
+                <w:sz w:val="16"/>
+              </w:rPr>
+              <w:t>27</w:t>
+            </w:r>
+          </w:p>
+        </w:tc>
+        <w:tc>
+          <w:tcPr>
+            <w:tcW w:type="dxa" w:w="1701"/>
+          </w:tcPr>
+          <w:p>
+            <w:r>
+              <w:rPr>
+                <w:b w:val="0"/>
+                <w:sz w:val="16"/>
+              </w:rPr>
+              <w:t>226428 - INSTALATII SANITARE OB. 4</w:t>
+            </w:r>
+          </w:p>
+        </w:tc>
+        <w:tc>
+          <w:tcPr>
+            <w:tcW w:type="dxa" w:w="850"/>
+          </w:tcPr>
+          <w:p>
+            <w:r>
+              <w:rPr>
+                <w:b w:val="0"/>
+                <w:sz w:val="16"/>
+              </w:rPr>
+              <w:t>$3274977</w:t>
+            </w:r>
+          </w:p>
+        </w:tc>
+        <w:tc>
+          <w:tcPr>
+            <w:tcW w:type="dxa" w:w="1984"/>
+          </w:tcPr>
+          <w:p>
+            <w:r>
+              <w:rPr>
+                <w:b w:val="0"/>
+                <w:sz w:val="16"/>
+              </w:rPr>
+              <w:t>sifon de pardoseala dn40/50 cu iesire verticala...</w:t>
+            </w:r>
+          </w:p>
+        </w:tc>
+        <w:tc>
+          <w:tcPr>
+            <w:tcW w:type="dxa" w:w="454"/>
+          </w:tcPr>
+          <w:p>
+            <w:r>
+              <w:rPr>
+                <w:b w:val="0"/>
+                <w:sz w:val="16"/>
+              </w:rPr>
+              <w:t>buc</w:t>
+            </w:r>
+          </w:p>
+        </w:tc>
+        <w:tc>
+          <w:tcPr>
+            <w:tcW w:type="dxa" w:w="680"/>
+          </w:tcPr>
+          <w:p>
+            <w:r>
+              <w:rPr>
+                <w:b w:val="0"/>
+                <w:color w:val="CC0000"/>
+                <w:sz w:val="16"/>
+              </w:rPr>
+              <w:t>4.0</w:t>
+            </w:r>
+          </w:p>
+        </w:tc>
+        <w:tc>
+          <w:tcPr>
+            <w:tcW w:type="dxa" w:w="850"/>
+          </w:tcPr>
+          <w:p>
+            <w:r>
+              <w:rPr>
+                <w:b w:val="0"/>
+                <w:sz w:val="16"/>
+              </w:rPr>
+              <w:t>$3274977</w:t>
+            </w:r>
+          </w:p>
+        </w:tc>
+        <w:tc>
+          <w:tcPr>
+            <w:tcW w:type="dxa" w:w="1984"/>
+          </w:tcPr>
+          <w:p>
+            <w:r>
+              <w:rPr>
+                <w:b w:val="0"/>
+                <w:sz w:val="16"/>
+              </w:rPr>
+              <w:t>sifon de pardoseala dn 40/50 cu iesire vertical...</w:t>
+            </w:r>
+          </w:p>
+        </w:tc>
+        <w:tc>
+          <w:tcPr>
+            <w:tcW w:type="dxa" w:w="454"/>
+          </w:tcPr>
+          <w:p>
+            <w:r>
+              <w:rPr>
+                <w:b w:val="0"/>
+                <w:sz w:val="16"/>
+              </w:rPr>
+              <w:t>buc</w:t>
+            </w:r>
+          </w:p>
+        </w:tc>
+        <w:tc>
+          <w:tcPr>
+            <w:tcW w:type="dxa" w:w="680"/>
+          </w:tcPr>
+          <w:p>
+            <w:r>
+              <w:rPr>
+                <w:b w:val="0"/>
+                <w:color w:val="CC0000"/>
+                <w:sz w:val="16"/>
+              </w:rPr>
+              <w:t>1.0</w:t>
+            </w:r>
+          </w:p>
+        </w:tc>
+        <w:tc>
+          <w:tcPr>
+            <w:tcW w:type="dxa" w:w="3572"/>
+          </w:tcPr>
+          <w:p>
+            <w:r>
+              <w:rPr>
+                <w:b w:val="0"/>
+                <w:color w:val="CC0000"/>
+                <w:sz w:val="16"/>
+              </w:rPr>
+              <w:t>Cantitate diferită: referință 4.0 buc, ofertat 1.0 buc</w:t>
+            </w:r>
+          </w:p>
+        </w:tc>
+      </w:tr>
+      <w:tr>
+        <w:tc>
+          <w:tcPr>
+            <w:tcW w:type="dxa" w:w="397"/>
+          </w:tcPr>
+          <w:p>
+            <w:r>
+              <w:rPr>
+                <w:b w:val="0"/>
+                <w:sz w:val="16"/>
+              </w:rPr>
+              <w:t>28</w:t>
+            </w:r>
+          </w:p>
+        </w:tc>
+        <w:tc>
+          <w:tcPr>
+            <w:tcW w:type="dxa" w:w="1701"/>
+          </w:tcPr>
+          <w:p>
+            <w:r>
+              <w:rPr>
+                <w:b w:val="0"/>
+                <w:sz w:val="16"/>
+              </w:rPr>
+              <w:t>226428 - INSTALATII SANITARE OB. 4</w:t>
+            </w:r>
+          </w:p>
+        </w:tc>
+        <w:tc>
+          <w:tcPr>
+            <w:tcW w:type="dxa" w:w="850"/>
+          </w:tcPr>
+          <w:p>
+            <w:r>
+              <w:rPr>
+                <w:b w:val="0"/>
+                <w:sz w:val="16"/>
+              </w:rPr>
+              <w:t>$2222219</w:t>
+            </w:r>
+          </w:p>
+        </w:tc>
+        <w:tc>
+          <w:tcPr>
+            <w:tcW w:type="dxa" w:w="1984"/>
+          </w:tcPr>
+          <w:p>
+            <w:r>
+              <w:rPr>
+                <w:b w:val="0"/>
+                <w:sz w:val="16"/>
+              </w:rPr>
+              <w:t>cadite dus</w:t>
+            </w:r>
+          </w:p>
+        </w:tc>
+        <w:tc>
+          <w:tcPr>
+            <w:tcW w:type="dxa" w:w="454"/>
+          </w:tcPr>
+          <w:p>
+            <w:r>
+              <w:rPr>
+                <w:b w:val="0"/>
+                <w:color w:val="CC0000"/>
+                <w:sz w:val="16"/>
+              </w:rPr>
+            </w:r>
+          </w:p>
+        </w:tc>
+        <w:tc>
+          <w:tcPr>
+            <w:tcW w:type="dxa" w:w="680"/>
+          </w:tcPr>
+          <w:p>
+            <w:r>
+              <w:rPr>
+                <w:b w:val="0"/>
+                <w:sz w:val="16"/>
+              </w:rPr>
+              <w:t>3.0</w:t>
+            </w:r>
+          </w:p>
+        </w:tc>
+        <w:tc>
+          <w:tcPr>
+            <w:tcW w:type="dxa" w:w="850"/>
+          </w:tcPr>
+          <w:p>
+            <w:r>
+              <w:rPr>
+                <w:b w:val="0"/>
+                <w:sz w:val="16"/>
+              </w:rPr>
+              <w:t>$2222219</w:t>
+            </w:r>
+          </w:p>
+        </w:tc>
+        <w:tc>
+          <w:tcPr>
+            <w:tcW w:type="dxa" w:w="1984"/>
+          </w:tcPr>
+          <w:p>
+            <w:r>
+              <w:rPr>
+                <w:b w:val="0"/>
+                <w:sz w:val="16"/>
+              </w:rPr>
+              <w:t>cadite dus</w:t>
+            </w:r>
+          </w:p>
+        </w:tc>
+        <w:tc>
+          <w:tcPr>
+            <w:tcW w:type="dxa" w:w="454"/>
+          </w:tcPr>
+          <w:p>
+            <w:r>
+              <w:rPr>
+                <w:b w:val="0"/>
+                <w:color w:val="CC0000"/>
+                <w:sz w:val="16"/>
+              </w:rPr>
+              <w:t>buc</w:t>
+            </w:r>
+          </w:p>
+        </w:tc>
+        <w:tc>
+          <w:tcPr>
+            <w:tcW w:type="dxa" w:w="680"/>
+          </w:tcPr>
+          <w:p>
+            <w:r>
+              <w:rPr>
+                <w:b w:val="0"/>
+                <w:sz w:val="16"/>
+              </w:rPr>
+              <w:t>3.0</w:t>
+            </w:r>
+          </w:p>
+        </w:tc>
+        <w:tc>
+          <w:tcPr>
+            <w:tcW w:type="dxa" w:w="3572"/>
+          </w:tcPr>
+          <w:p>
+            <w:r>
+              <w:rPr>
+                <w:b w:val="0"/>
+                <w:color w:val="CC0000"/>
+                <w:sz w:val="16"/>
+              </w:rPr>
+              <w:t>Unitate de măsură diferită: referință , ofertat buc</w:t>
+            </w:r>
+          </w:p>
+        </w:tc>
+      </w:tr>
+      <w:tr>
+        <w:tc>
+          <w:tcPr>
+            <w:tcW w:type="dxa" w:w="397"/>
+            <w:shd w:fill="FFB3B3" w:val="clear"/>
+          </w:tcPr>
+          <w:p>
+            <w:r>
+              <w:rPr>
+                <w:b w:val="0"/>
+                <w:sz w:val="16"/>
+              </w:rPr>
+              <w:t>29</w:t>
+            </w:r>
+          </w:p>
+        </w:tc>
+        <w:tc>
+          <w:tcPr>
+            <w:tcW w:type="dxa" w:w="1701"/>
+            <w:shd w:fill="FFB3B3" w:val="clear"/>
+          </w:tcPr>
+          <w:p>
+            <w:r>
+              <w:rPr>
+                <w:b w:val="0"/>
+                <w:sz w:val="16"/>
+              </w:rPr>
+              <w:t>226428 - INSTALATII SANITARE OB. 4</w:t>
+            </w:r>
+          </w:p>
+        </w:tc>
+        <w:tc>
+          <w:tcPr>
+            <w:tcW w:type="dxa" w:w="850"/>
+            <w:shd w:fill="FFB3B3" w:val="clear"/>
+          </w:tcPr>
+          <w:p>
+            <w:r>
+              <w:rPr>
+                <w:b w:val="0"/>
+                <w:sz w:val="16"/>
+              </w:rPr>
+              <w:t>$3275597</w:t>
+            </w:r>
+          </w:p>
+        </w:tc>
+        <w:tc>
+          <w:tcPr>
+            <w:tcW w:type="dxa" w:w="1984"/>
+            <w:shd w:fill="FFB3B3" w:val="clear"/>
+          </w:tcPr>
+          <w:p>
+            <w:r>
+              <w:rPr>
+                <w:b w:val="0"/>
+                <w:sz w:val="16"/>
+              </w:rPr>
+              <w:t>sifon de pardoseala dn110 cu iesire verticala c...</w:t>
+            </w:r>
+          </w:p>
+        </w:tc>
+        <w:tc>
+          <w:tcPr>
+            <w:tcW w:type="dxa" w:w="454"/>
+            <w:shd w:fill="FFB3B3" w:val="clear"/>
+          </w:tcPr>
+          <w:p>
+            <w:r>
+              <w:rPr>
+                <w:b w:val="0"/>
+                <w:sz w:val="16"/>
+              </w:rPr>
+              <w:t>buc</w:t>
+            </w:r>
+          </w:p>
+        </w:tc>
+        <w:tc>
+          <w:tcPr>
+            <w:tcW w:type="dxa" w:w="680"/>
+            <w:shd w:fill="FFB3B3" w:val="clear"/>
+          </w:tcPr>
+          <w:p>
+            <w:r>
+              <w:rPr>
+                <w:b w:val="0"/>
+                <w:sz w:val="16"/>
+              </w:rPr>
+              <w:t>1.0</w:t>
+            </w:r>
+          </w:p>
+        </w:tc>
+        <w:tc>
+          <w:tcPr>
+            <w:tcW w:type="dxa" w:w="850"/>
+            <w:shd w:fill="FFB3B3" w:val="clear"/>
+          </w:tcPr>
+          <w:p/>
+        </w:tc>
+        <w:tc>
+          <w:tcPr>
+            <w:tcW w:type="dxa" w:w="1984"/>
+            <w:shd w:fill="FFB3B3" w:val="clear"/>
+          </w:tcPr>
+          <w:p/>
+        </w:tc>
+        <w:tc>
+          <w:tcPr>
+            <w:tcW w:type="dxa" w:w="454"/>
+            <w:shd w:fill="FFB3B3" w:val="clear"/>
+          </w:tcPr>
+          <w:p/>
+        </w:tc>
+        <w:tc>
+          <w:tcPr>
+            <w:tcW w:type="dxa" w:w="680"/>
+            <w:shd w:fill="FFB3B3" w:val="clear"/>
+          </w:tcPr>
+          <w:p/>
+        </w:tc>
+        <w:tc>
+          <w:tcPr>
+            <w:tcW w:type="dxa" w:w="3572"/>
+            <w:shd w:fill="FFB3B3" w:val="clear"/>
+          </w:tcPr>
+          <w:p>
+            <w:r>
+              <w:rPr>
+                <w:b w:val="0"/>
+                <w:color w:val="CC0000"/>
+                <w:sz w:val="16"/>
+              </w:rPr>
+              <w:t>Articol lipsă din ofertă</w:t>
             </w:r>
           </w:p>
         </w:tc>
@@ -4258,7 +5006,7 @@
                 <w:b w:val="0"/>
                 <w:sz w:val="16"/>
               </w:rPr>
-              <w:t>25</w:t>
+              <w:t>30</w:t>
             </w:r>
           </w:p>
         </w:tc>
@@ -4273,7 +5021,7 @@
                 <w:b w:val="0"/>
                 <w:sz w:val="16"/>
               </w:rPr>
-              <w:t>226318 - IMPREJMUIRE TEREN FOTBAL -380 ML</w:t>
+              <w:t>226428 - INSTALATII SANITARE OB. 4</w:t>
             </w:r>
           </w:p>
         </w:tc>
@@ -4344,7 +5092,7 @@
                 <w:b w:val="0"/>
                 <w:sz w:val="16"/>
               </w:rPr>
-              <w:t>TSA12C1</w:t>
+              <w:t>$3274977</w:t>
             </w:r>
           </w:p>
         </w:tc>
@@ -4359,7 +5107,7 @@
                 <w:b w:val="0"/>
                 <w:sz w:val="16"/>
               </w:rPr>
-              <w:t>sapatura manuala de pamant,de pana la 6.00 m ad...</w:t>
+              <w:t>sifon de pardoseala dn 40/50 cu iesire vertical...</w:t>
             </w:r>
           </w:p>
         </w:tc>
@@ -4374,7 +5122,7 @@
                 <w:b w:val="0"/>
                 <w:sz w:val="16"/>
               </w:rPr>
-              <w:t>mc</w:t>
+              <w:t>buc</w:t>
             </w:r>
           </w:p>
         </w:tc>
@@ -4389,7 +5137,7 @@
                 <w:b w:val="0"/>
                 <w:sz w:val="16"/>
               </w:rPr>
-              <w:t>18.0</w:t>
+              <w:t>4.0</w:t>
             </w:r>
           </w:p>
         </w:tc>
@@ -4445,7 +5193,7 @@
                 <w:color w:val="000000"/>
                 <w:sz w:val="18"/>
               </w:rPr>
-              <w:t>Neconformitati: 1 din 12 articole ref.</w:t>
+              <w:t>Neconformitati: 3 din 153 articole ref.</w:t>
             </w:r>
           </w:p>
         </w:tc>
@@ -4491,7 +5239,7 @@
                 <w:color w:val="000000"/>
                 <w:sz w:val="18"/>
               </w:rPr>
-              <w:t>12</w:t>
+              <w:t>153</w:t>
             </w:r>
           </w:p>
         </w:tc>
@@ -4528,7 +5276,7 @@
                 <w:color w:val="000000"/>
                 <w:sz w:val="18"/>
               </w:rPr>
-              <w:t>13</w:t>
+              <w:t>121</w:t>
             </w:r>
           </w:p>
         </w:tc>
@@ -4555,7 +5303,7 @@
                 <w:b/>
                 <w:sz w:val="18"/>
               </w:rPr>
-              <w:t>Capitol de lucrări 226358 — ALEI PIETONALE SI CAROSABILE  │  LIPSA: 1  │  EXTRA: 3  │  Delta: +2</w:t>
+              <w:t>Capitol de lucrări 226488 — INSTALATIE VOCE-DATE-OB. 4  │  LIPSA: 1  │  EXTRA: 0  │  Delta: -1</w:t>
             </w:r>
           </w:p>
         </w:tc>
@@ -4572,7 +5320,7 @@
                 <w:b w:val="0"/>
                 <w:sz w:val="16"/>
               </w:rPr>
-              <w:t>27</w:t>
+              <w:t>32</w:t>
             </w:r>
           </w:p>
         </w:tc>
@@ -4587,7 +5335,7 @@
                 <w:b w:val="0"/>
                 <w:sz w:val="16"/>
               </w:rPr>
-              <w:t>226358 - ALEI PIETONALE SI CAROSABILE</w:t>
+              <w:t>226488 - INSTALATIE VOCE-DATE-OB. 4</w:t>
             </w:r>
           </w:p>
         </w:tc>
@@ -4602,7 +5350,7 @@
                 <w:b w:val="0"/>
                 <w:sz w:val="16"/>
               </w:rPr>
-              <w:t>$2040</w:t>
+              <w:t>$5538123</w:t>
             </w:r>
           </w:p>
         </w:tc>
@@ -4617,7 +5365,7 @@
                 <w:b w:val="0"/>
                 <w:sz w:val="16"/>
               </w:rPr>
-              <w:t>000 menbrana geotextil netesute 150g/mp da12c1 ...</w:t>
+              <w:t>patchpanel 8 porturi rj45 echipat</w:t>
             </w:r>
           </w:p>
         </w:tc>
@@ -4632,7 +5380,7 @@
                 <w:b w:val="0"/>
                 <w:sz w:val="16"/>
               </w:rPr>
-              <w:t>mc</w:t>
+              <w:t>buc</w:t>
             </w:r>
           </w:p>
         </w:tc>
@@ -4647,7 +5395,7 @@
                 <w:b w:val="0"/>
                 <w:sz w:val="16"/>
               </w:rPr>
-              <w:t>300.0</w:t>
+              <w:t>1.0</w:t>
             </w:r>
           </w:p>
         </w:tc>
@@ -4692,6 +5440,1064 @@
                 <w:sz w:val="16"/>
               </w:rPr>
               <w:t>Articol lipsă din ofertă</w:t>
+            </w:r>
+          </w:p>
+        </w:tc>
+      </w:tr>
+      <w:tr>
+        <w:tc>
+          <w:tcPr>
+            <w:tcW w:type="dxa" w:w="397"/>
+          </w:tcPr>
+          <w:p/>
+        </w:tc>
+        <w:tc>
+          <w:tcPr>
+            <w:tcW w:type="dxa" w:w="1701"/>
+            <w:shd w:fill="D9D9D9" w:val="clear"/>
+          </w:tcPr>
+          <w:p>
+            <w:r>
+              <w:rPr>
+                <w:b/>
+                <w:color w:val="000000"/>
+                <w:sz w:val="18"/>
+              </w:rPr>
+              <w:t>SUMAR</w:t>
+            </w:r>
+          </w:p>
+        </w:tc>
+        <w:tc>
+          <w:tcPr>
+            <w:tcW w:type="dxa" w:w="850"/>
+            <w:shd w:fill="D9D9D9" w:val="clear"/>
+          </w:tcPr>
+          <w:p>
+            <w:r>
+              <w:rPr>
+                <w:b/>
+                <w:color w:val="000000"/>
+                <w:sz w:val="18"/>
+              </w:rPr>
+              <w:t>Neconformitati: 1 din 14 articole ref.</w:t>
+            </w:r>
+          </w:p>
+        </w:tc>
+        <w:tc>
+          <w:tcPr>
+            <w:tcW w:type="dxa" w:w="1984"/>
+            <w:shd w:fill="D9D9D9" w:val="clear"/>
+          </w:tcPr>
+          <w:p>
+            <w:r/>
+          </w:p>
+        </w:tc>
+        <w:tc>
+          <w:tcPr>
+            <w:tcW w:type="dxa" w:w="454"/>
+            <w:shd w:fill="D9D9D9" w:val="clear"/>
+          </w:tcPr>
+          <w:p>
+            <w:r/>
+          </w:p>
+        </w:tc>
+        <w:tc>
+          <w:tcPr>
+            <w:tcW w:type="dxa" w:w="680"/>
+            <w:shd w:fill="D9D9D9" w:val="clear"/>
+          </w:tcPr>
+          <w:p>
+            <w:r/>
+          </w:p>
+        </w:tc>
+        <w:tc>
+          <w:tcPr>
+            <w:tcW w:type="dxa" w:w="850"/>
+            <w:shd w:fill="D9D9D9" w:val="clear"/>
+          </w:tcPr>
+          <w:p>
+            <w:pPr>
+              <w:jc w:val="center"/>
+            </w:pPr>
+            <w:r>
+              <w:rPr>
+                <w:b/>
+                <w:color w:val="000000"/>
+                <w:sz w:val="18"/>
+              </w:rPr>
+              <w:t>14</w:t>
+            </w:r>
+          </w:p>
+        </w:tc>
+        <w:tc>
+          <w:tcPr>
+            <w:tcW w:type="dxa" w:w="1984"/>
+            <w:shd w:fill="D9D9D9" w:val="clear"/>
+          </w:tcPr>
+          <w:p>
+            <w:r/>
+          </w:p>
+        </w:tc>
+        <w:tc>
+          <w:tcPr>
+            <w:tcW w:type="dxa" w:w="454"/>
+            <w:shd w:fill="D9D9D9" w:val="clear"/>
+          </w:tcPr>
+          <w:p>
+            <w:r/>
+          </w:p>
+        </w:tc>
+        <w:tc>
+          <w:tcPr>
+            <w:tcW w:type="dxa" w:w="680"/>
+            <w:shd w:fill="D9D9D9" w:val="clear"/>
+          </w:tcPr>
+          <w:p>
+            <w:pPr>
+              <w:jc w:val="center"/>
+            </w:pPr>
+            <w:r>
+              <w:rPr>
+                <w:b/>
+                <w:color w:val="000000"/>
+                <w:sz w:val="18"/>
+              </w:rPr>
+              <w:t>13</w:t>
+            </w:r>
+          </w:p>
+        </w:tc>
+        <w:tc>
+          <w:tcPr>
+            <w:tcW w:type="dxa" w:w="3572"/>
+            <w:shd w:fill="D9D9D9" w:val="clear"/>
+          </w:tcPr>
+          <w:p>
+            <w:r/>
+          </w:p>
+        </w:tc>
+      </w:tr>
+      <w:tr>
+        <w:tc>
+          <w:tcPr>
+            <w:tcW w:type="dxa" w:w="3572"/>
+            <w:gridSpan w:val="11"/>
+            <w:shd w:fill="D9D9D9" w:val="clear"/>
+          </w:tcPr>
+          <w:p>
+            <w:r>
+              <w:rPr>
+                <w:b/>
+                <w:sz w:val="18"/>
+              </w:rPr>
+              <w:t>Capitol de lucrări 226498 — SISTEM SUPRAVEGHEREA VIDEO -OB4  │  LIPSA: 2  │  EXTRA: 0  │  Delta: -2</w:t>
+            </w:r>
+          </w:p>
+        </w:tc>
+      </w:tr>
+      <w:tr>
+        <w:tc>
+          <w:tcPr>
+            <w:tcW w:type="dxa" w:w="397"/>
+            <w:shd w:fill="FFB3B3" w:val="clear"/>
+          </w:tcPr>
+          <w:p>
+            <w:r>
+              <w:rPr>
+                <w:b w:val="0"/>
+                <w:sz w:val="16"/>
+              </w:rPr>
+              <w:t>34</w:t>
+            </w:r>
+          </w:p>
+        </w:tc>
+        <w:tc>
+          <w:tcPr>
+            <w:tcW w:type="dxa" w:w="1701"/>
+            <w:shd w:fill="FFB3B3" w:val="clear"/>
+          </w:tcPr>
+          <w:p>
+            <w:r>
+              <w:rPr>
+                <w:b w:val="0"/>
+                <w:sz w:val="16"/>
+              </w:rPr>
+              <w:t>226498 - SISTEM SUPRAVEGHEREA VIDEO -OB4</w:t>
+            </w:r>
+          </w:p>
+        </w:tc>
+        <w:tc>
+          <w:tcPr>
+            <w:tcW w:type="dxa" w:w="850"/>
+            <w:shd w:fill="FFB3B3" w:val="clear"/>
+          </w:tcPr>
+          <w:p>
+            <w:r>
+              <w:rPr>
+                <w:b w:val="0"/>
+                <w:sz w:val="16"/>
+              </w:rPr>
+              <w:t>EI17A1</w:t>
+            </w:r>
+          </w:p>
+        </w:tc>
+        <w:tc>
+          <w:tcPr>
+            <w:tcW w:type="dxa" w:w="1984"/>
+            <w:shd w:fill="FFB3B3" w:val="clear"/>
+          </w:tcPr>
+          <w:p>
+            <w:r>
+              <w:rPr>
+                <w:b w:val="0"/>
+                <w:sz w:val="16"/>
+              </w:rPr>
+              <w:t>software pentru videocaptare si inregistrare</w:t>
+            </w:r>
+          </w:p>
+        </w:tc>
+        <w:tc>
+          <w:tcPr>
+            <w:tcW w:type="dxa" w:w="454"/>
+            <w:shd w:fill="FFB3B3" w:val="clear"/>
+          </w:tcPr>
+          <w:p>
+            <w:r>
+              <w:rPr>
+                <w:b w:val="0"/>
+                <w:sz w:val="16"/>
+              </w:rPr>
+              <w:t>buc</w:t>
+            </w:r>
+          </w:p>
+        </w:tc>
+        <w:tc>
+          <w:tcPr>
+            <w:tcW w:type="dxa" w:w="680"/>
+            <w:shd w:fill="FFB3B3" w:val="clear"/>
+          </w:tcPr>
+          <w:p>
+            <w:r>
+              <w:rPr>
+                <w:b w:val="0"/>
+                <w:sz w:val="16"/>
+              </w:rPr>
+              <w:t>2.0</w:t>
+            </w:r>
+          </w:p>
+        </w:tc>
+        <w:tc>
+          <w:tcPr>
+            <w:tcW w:type="dxa" w:w="850"/>
+            <w:shd w:fill="FFB3B3" w:val="clear"/>
+          </w:tcPr>
+          <w:p/>
+        </w:tc>
+        <w:tc>
+          <w:tcPr>
+            <w:tcW w:type="dxa" w:w="1984"/>
+            <w:shd w:fill="FFB3B3" w:val="clear"/>
+          </w:tcPr>
+          <w:p/>
+        </w:tc>
+        <w:tc>
+          <w:tcPr>
+            <w:tcW w:type="dxa" w:w="454"/>
+            <w:shd w:fill="FFB3B3" w:val="clear"/>
+          </w:tcPr>
+          <w:p/>
+        </w:tc>
+        <w:tc>
+          <w:tcPr>
+            <w:tcW w:type="dxa" w:w="680"/>
+            <w:shd w:fill="FFB3B3" w:val="clear"/>
+          </w:tcPr>
+          <w:p/>
+        </w:tc>
+        <w:tc>
+          <w:tcPr>
+            <w:tcW w:type="dxa" w:w="3572"/>
+            <w:shd w:fill="FFB3B3" w:val="clear"/>
+          </w:tcPr>
+          <w:p>
+            <w:r>
+              <w:rPr>
+                <w:b w:val="0"/>
+                <w:color w:val="CC0000"/>
+                <w:sz w:val="16"/>
+              </w:rPr>
+              <w:t>Articol lipsă din ofertă</w:t>
+            </w:r>
+          </w:p>
+        </w:tc>
+      </w:tr>
+      <w:tr>
+        <w:tc>
+          <w:tcPr>
+            <w:tcW w:type="dxa" w:w="397"/>
+            <w:shd w:fill="FFB3B3" w:val="clear"/>
+          </w:tcPr>
+          <w:p>
+            <w:r>
+              <w:rPr>
+                <w:b w:val="0"/>
+                <w:sz w:val="16"/>
+              </w:rPr>
+              <w:t>35</w:t>
+            </w:r>
+          </w:p>
+        </w:tc>
+        <w:tc>
+          <w:tcPr>
+            <w:tcW w:type="dxa" w:w="1701"/>
+            <w:shd w:fill="FFB3B3" w:val="clear"/>
+          </w:tcPr>
+          <w:p>
+            <w:r>
+              <w:rPr>
+                <w:b w:val="0"/>
+                <w:sz w:val="16"/>
+              </w:rPr>
+              <w:t>226498 - SISTEM SUPRAVEGHEREA VIDEO -OB4</w:t>
+            </w:r>
+          </w:p>
+        </w:tc>
+        <w:tc>
+          <w:tcPr>
+            <w:tcW w:type="dxa" w:w="850"/>
+            <w:shd w:fill="FFB3B3" w:val="clear"/>
+          </w:tcPr>
+          <w:p>
+            <w:r>
+              <w:rPr>
+                <w:b w:val="0"/>
+                <w:sz w:val="16"/>
+              </w:rPr>
+              <w:t>EI16A1</w:t>
+            </w:r>
+          </w:p>
+        </w:tc>
+        <w:tc>
+          <w:tcPr>
+            <w:tcW w:type="dxa" w:w="1984"/>
+            <w:shd w:fill="FFB3B3" w:val="clear"/>
+          </w:tcPr>
+          <w:p>
+            <w:r>
+              <w:rPr>
+                <w:b w:val="0"/>
+                <w:sz w:val="16"/>
+              </w:rPr>
+              <w:t>revizie sistem existent supravegherea video</w:t>
+            </w:r>
+          </w:p>
+        </w:tc>
+        <w:tc>
+          <w:tcPr>
+            <w:tcW w:type="dxa" w:w="454"/>
+            <w:shd w:fill="FFB3B3" w:val="clear"/>
+          </w:tcPr>
+          <w:p>
+            <w:r>
+              <w:rPr>
+                <w:b w:val="0"/>
+                <w:sz w:val="16"/>
+              </w:rPr>
+              <w:t>buc</w:t>
+            </w:r>
+          </w:p>
+        </w:tc>
+        <w:tc>
+          <w:tcPr>
+            <w:tcW w:type="dxa" w:w="680"/>
+            <w:shd w:fill="FFB3B3" w:val="clear"/>
+          </w:tcPr>
+          <w:p>
+            <w:r>
+              <w:rPr>
+                <w:b w:val="0"/>
+                <w:sz w:val="16"/>
+              </w:rPr>
+              <w:t>1.0</w:t>
+            </w:r>
+          </w:p>
+        </w:tc>
+        <w:tc>
+          <w:tcPr>
+            <w:tcW w:type="dxa" w:w="850"/>
+            <w:shd w:fill="FFB3B3" w:val="clear"/>
+          </w:tcPr>
+          <w:p/>
+        </w:tc>
+        <w:tc>
+          <w:tcPr>
+            <w:tcW w:type="dxa" w:w="1984"/>
+            <w:shd w:fill="FFB3B3" w:val="clear"/>
+          </w:tcPr>
+          <w:p/>
+        </w:tc>
+        <w:tc>
+          <w:tcPr>
+            <w:tcW w:type="dxa" w:w="454"/>
+            <w:shd w:fill="FFB3B3" w:val="clear"/>
+          </w:tcPr>
+          <w:p/>
+        </w:tc>
+        <w:tc>
+          <w:tcPr>
+            <w:tcW w:type="dxa" w:w="680"/>
+            <w:shd w:fill="FFB3B3" w:val="clear"/>
+          </w:tcPr>
+          <w:p/>
+        </w:tc>
+        <w:tc>
+          <w:tcPr>
+            <w:tcW w:type="dxa" w:w="3572"/>
+            <w:shd w:fill="FFB3B3" w:val="clear"/>
+          </w:tcPr>
+          <w:p>
+            <w:r>
+              <w:rPr>
+                <w:b w:val="0"/>
+                <w:color w:val="CC0000"/>
+                <w:sz w:val="16"/>
+              </w:rPr>
+              <w:t>Articol lipsă din ofertă</w:t>
+            </w:r>
+          </w:p>
+        </w:tc>
+      </w:tr>
+      <w:tr>
+        <w:tc>
+          <w:tcPr>
+            <w:tcW w:type="dxa" w:w="397"/>
+          </w:tcPr>
+          <w:p/>
+        </w:tc>
+        <w:tc>
+          <w:tcPr>
+            <w:tcW w:type="dxa" w:w="1701"/>
+            <w:shd w:fill="D9D9D9" w:val="clear"/>
+          </w:tcPr>
+          <w:p>
+            <w:r>
+              <w:rPr>
+                <w:b/>
+                <w:color w:val="000000"/>
+                <w:sz w:val="18"/>
+              </w:rPr>
+              <w:t>SUMAR</w:t>
+            </w:r>
+          </w:p>
+        </w:tc>
+        <w:tc>
+          <w:tcPr>
+            <w:tcW w:type="dxa" w:w="850"/>
+            <w:shd w:fill="D9D9D9" w:val="clear"/>
+          </w:tcPr>
+          <w:p>
+            <w:r>
+              <w:rPr>
+                <w:b/>
+                <w:color w:val="000000"/>
+                <w:sz w:val="18"/>
+              </w:rPr>
+              <w:t>Neconformitati: 2 din 16 articole ref.</w:t>
+            </w:r>
+          </w:p>
+        </w:tc>
+        <w:tc>
+          <w:tcPr>
+            <w:tcW w:type="dxa" w:w="1984"/>
+            <w:shd w:fill="D9D9D9" w:val="clear"/>
+          </w:tcPr>
+          <w:p>
+            <w:r/>
+          </w:p>
+        </w:tc>
+        <w:tc>
+          <w:tcPr>
+            <w:tcW w:type="dxa" w:w="454"/>
+            <w:shd w:fill="D9D9D9" w:val="clear"/>
+          </w:tcPr>
+          <w:p>
+            <w:r/>
+          </w:p>
+        </w:tc>
+        <w:tc>
+          <w:tcPr>
+            <w:tcW w:type="dxa" w:w="680"/>
+            <w:shd w:fill="D9D9D9" w:val="clear"/>
+          </w:tcPr>
+          <w:p>
+            <w:r/>
+          </w:p>
+        </w:tc>
+        <w:tc>
+          <w:tcPr>
+            <w:tcW w:type="dxa" w:w="850"/>
+            <w:shd w:fill="D9D9D9" w:val="clear"/>
+          </w:tcPr>
+          <w:p>
+            <w:pPr>
+              <w:jc w:val="center"/>
+            </w:pPr>
+            <w:r>
+              <w:rPr>
+                <w:b/>
+                <w:color w:val="000000"/>
+                <w:sz w:val="18"/>
+              </w:rPr>
+              <w:t>16</w:t>
+            </w:r>
+          </w:p>
+        </w:tc>
+        <w:tc>
+          <w:tcPr>
+            <w:tcW w:type="dxa" w:w="1984"/>
+            <w:shd w:fill="D9D9D9" w:val="clear"/>
+          </w:tcPr>
+          <w:p>
+            <w:r/>
+          </w:p>
+        </w:tc>
+        <w:tc>
+          <w:tcPr>
+            <w:tcW w:type="dxa" w:w="454"/>
+            <w:shd w:fill="D9D9D9" w:val="clear"/>
+          </w:tcPr>
+          <w:p>
+            <w:r/>
+          </w:p>
+        </w:tc>
+        <w:tc>
+          <w:tcPr>
+            <w:tcW w:type="dxa" w:w="680"/>
+            <w:shd w:fill="D9D9D9" w:val="clear"/>
+          </w:tcPr>
+          <w:p>
+            <w:pPr>
+              <w:jc w:val="center"/>
+            </w:pPr>
+            <w:r>
+              <w:rPr>
+                <w:b/>
+                <w:color w:val="000000"/>
+                <w:sz w:val="18"/>
+              </w:rPr>
+              <w:t>14</w:t>
+            </w:r>
+          </w:p>
+        </w:tc>
+        <w:tc>
+          <w:tcPr>
+            <w:tcW w:type="dxa" w:w="3572"/>
+            <w:shd w:fill="D9D9D9" w:val="clear"/>
+          </w:tcPr>
+          <w:p>
+            <w:r/>
+          </w:p>
+        </w:tc>
+      </w:tr>
+      <w:tr>
+        <w:tc>
+          <w:tcPr>
+            <w:tcW w:type="dxa" w:w="3572"/>
+            <w:gridSpan w:val="11"/>
+            <w:shd w:fill="D9D9D9" w:val="clear"/>
+          </w:tcPr>
+          <w:p>
+            <w:r>
+              <w:rPr>
+                <w:b/>
+                <w:sz w:val="18"/>
+              </w:rPr>
+              <w:t>Capitol de lucrări 226528 — INSTALATII SANITARE OB.5  │  LIPSA: 0  │  EXTRA: 1  │  Delta: +1</w:t>
+            </w:r>
+          </w:p>
+        </w:tc>
+      </w:tr>
+      <w:tr>
+        <w:tc>
+          <w:tcPr>
+            <w:tcW w:type="dxa" w:w="397"/>
+          </w:tcPr>
+          <w:p>
+            <w:r>
+              <w:rPr>
+                <w:b w:val="0"/>
+                <w:sz w:val="16"/>
+              </w:rPr>
+              <w:t>37</w:t>
+            </w:r>
+          </w:p>
+        </w:tc>
+        <w:tc>
+          <w:tcPr>
+            <w:tcW w:type="dxa" w:w="1701"/>
+          </w:tcPr>
+          <w:p>
+            <w:r>
+              <w:rPr>
+                <w:b w:val="0"/>
+                <w:sz w:val="16"/>
+              </w:rPr>
+              <w:t>226528 - INSTALATII SANITARE OB.5</w:t>
+            </w:r>
+          </w:p>
+        </w:tc>
+        <w:tc>
+          <w:tcPr>
+            <w:tcW w:type="dxa" w:w="850"/>
+          </w:tcPr>
+          <w:p>
+            <w:r>
+              <w:rPr>
+                <w:b w:val="0"/>
+                <w:sz w:val="16"/>
+              </w:rPr>
+              <w:t>SB09B</w:t>
+            </w:r>
+          </w:p>
+        </w:tc>
+        <w:tc>
+          <w:tcPr>
+            <w:tcW w:type="dxa" w:w="1984"/>
+          </w:tcPr>
+          <w:p>
+            <w:r>
+              <w:rPr>
+                <w:b w:val="0"/>
+                <w:sz w:val="16"/>
+              </w:rPr>
+              <w:t>piese leg (cot, red, piesa curat mufa dubla, co...</w:t>
+            </w:r>
+          </w:p>
+        </w:tc>
+        <w:tc>
+          <w:tcPr>
+            <w:tcW w:type="dxa" w:w="454"/>
+          </w:tcPr>
+          <w:p>
+            <w:r>
+              <w:rPr>
+                <w:b w:val="0"/>
+                <w:color w:val="CC0000"/>
+                <w:sz w:val="16"/>
+              </w:rPr>
+              <w:t>m</w:t>
+            </w:r>
+          </w:p>
+        </w:tc>
+        <w:tc>
+          <w:tcPr>
+            <w:tcW w:type="dxa" w:w="680"/>
+          </w:tcPr>
+          <w:p>
+            <w:r>
+              <w:rPr>
+                <w:b w:val="0"/>
+                <w:sz w:val="16"/>
+              </w:rPr>
+              <w:t>10.0</w:t>
+            </w:r>
+          </w:p>
+        </w:tc>
+        <w:tc>
+          <w:tcPr>
+            <w:tcW w:type="dxa" w:w="850"/>
+          </w:tcPr>
+          <w:p>
+            <w:r>
+              <w:rPr>
+                <w:b w:val="0"/>
+                <w:sz w:val="16"/>
+              </w:rPr>
+              <w:t>SB09B</w:t>
+            </w:r>
+          </w:p>
+        </w:tc>
+        <w:tc>
+          <w:tcPr>
+            <w:tcW w:type="dxa" w:w="1984"/>
+          </w:tcPr>
+          <w:p>
+            <w:r>
+              <w:rPr>
+                <w:b w:val="0"/>
+                <w:sz w:val="16"/>
+              </w:rPr>
+              <w:t>piese legatura (cot,red,piesa curat mufa dubla,...</w:t>
+            </w:r>
+          </w:p>
+        </w:tc>
+        <w:tc>
+          <w:tcPr>
+            <w:tcW w:type="dxa" w:w="454"/>
+          </w:tcPr>
+          <w:p>
+            <w:r>
+              <w:rPr>
+                <w:b w:val="0"/>
+                <w:color w:val="CC0000"/>
+                <w:sz w:val="16"/>
+              </w:rPr>
+              <w:t>buc</w:t>
+            </w:r>
+          </w:p>
+        </w:tc>
+        <w:tc>
+          <w:tcPr>
+            <w:tcW w:type="dxa" w:w="680"/>
+          </w:tcPr>
+          <w:p>
+            <w:r>
+              <w:rPr>
+                <w:b w:val="0"/>
+                <w:sz w:val="16"/>
+              </w:rPr>
+              <w:t>10.0</w:t>
+            </w:r>
+          </w:p>
+        </w:tc>
+        <w:tc>
+          <w:tcPr>
+            <w:tcW w:type="dxa" w:w="3572"/>
+          </w:tcPr>
+          <w:p>
+            <w:r>
+              <w:rPr>
+                <w:b w:val="0"/>
+                <w:color w:val="CC0000"/>
+                <w:sz w:val="16"/>
+              </w:rPr>
+              <w:t>Unitate de măsură diferită: referință m, ofertat buc</w:t>
+            </w:r>
+          </w:p>
+        </w:tc>
+      </w:tr>
+      <w:tr>
+        <w:tc>
+          <w:tcPr>
+            <w:tcW w:type="dxa" w:w="397"/>
+          </w:tcPr>
+          <w:p>
+            <w:r>
+              <w:rPr>
+                <w:b w:val="0"/>
+                <w:sz w:val="16"/>
+              </w:rPr>
+              <w:t>38</w:t>
+            </w:r>
+          </w:p>
+        </w:tc>
+        <w:tc>
+          <w:tcPr>
+            <w:tcW w:type="dxa" w:w="1701"/>
+          </w:tcPr>
+          <w:p>
+            <w:r>
+              <w:rPr>
+                <w:b w:val="0"/>
+                <w:sz w:val="16"/>
+              </w:rPr>
+              <w:t>226528 - INSTALATII SANITARE OB.5</w:t>
+            </w:r>
+          </w:p>
+        </w:tc>
+        <w:tc>
+          <w:tcPr>
+            <w:tcW w:type="dxa" w:w="850"/>
+          </w:tcPr>
+          <w:p>
+            <w:r>
+              <w:rPr>
+                <w:b w:val="0"/>
+                <w:sz w:val="16"/>
+              </w:rPr>
+              <w:t>$2222213</w:t>
+            </w:r>
+          </w:p>
+        </w:tc>
+        <w:tc>
+          <w:tcPr>
+            <w:tcW w:type="dxa" w:w="1984"/>
+          </w:tcPr>
+          <w:p>
+            <w:r>
+              <w:rPr>
+                <w:b w:val="0"/>
+                <w:sz w:val="16"/>
+              </w:rPr>
+              <w:t>perie wc detaliere transporturi: -transport aut...</w:t>
+            </w:r>
+          </w:p>
+        </w:tc>
+        <w:tc>
+          <w:tcPr>
+            <w:tcW w:type="dxa" w:w="454"/>
+          </w:tcPr>
+          <w:p>
+            <w:r>
+              <w:rPr>
+                <w:b w:val="0"/>
+                <w:sz w:val="16"/>
+              </w:rPr>
+              <w:t>buc</w:t>
+            </w:r>
+          </w:p>
+        </w:tc>
+        <w:tc>
+          <w:tcPr>
+            <w:tcW w:type="dxa" w:w="680"/>
+          </w:tcPr>
+          <w:p>
+            <w:r>
+              <w:rPr>
+                <w:b w:val="0"/>
+                <w:color w:val="CC0000"/>
+                <w:sz w:val="16"/>
+              </w:rPr>
+              <w:t>1.0</w:t>
+            </w:r>
+          </w:p>
+        </w:tc>
+        <w:tc>
+          <w:tcPr>
+            <w:tcW w:type="dxa" w:w="850"/>
+          </w:tcPr>
+          <w:p>
+            <w:r>
+              <w:rPr>
+                <w:b w:val="0"/>
+                <w:sz w:val="16"/>
+              </w:rPr>
+              <w:t>$2222213</w:t>
+            </w:r>
+          </w:p>
+        </w:tc>
+        <w:tc>
+          <w:tcPr>
+            <w:tcW w:type="dxa" w:w="1984"/>
+          </w:tcPr>
+          <w:p>
+            <w:r>
+              <w:rPr>
+                <w:b w:val="0"/>
+                <w:sz w:val="16"/>
+              </w:rPr>
+              <w:t>perie wc si suport inox/sticla mata, suspendat ...</w:t>
+            </w:r>
+          </w:p>
+        </w:tc>
+        <w:tc>
+          <w:tcPr>
+            <w:tcW w:type="dxa" w:w="454"/>
+          </w:tcPr>
+          <w:p>
+            <w:r>
+              <w:rPr>
+                <w:b w:val="0"/>
+                <w:sz w:val="16"/>
+              </w:rPr>
+              <w:t>buc</w:t>
+            </w:r>
+          </w:p>
+        </w:tc>
+        <w:tc>
+          <w:tcPr>
+            <w:tcW w:type="dxa" w:w="680"/>
+          </w:tcPr>
+          <w:p>
+            <w:r>
+              <w:rPr>
+                <w:b w:val="0"/>
+                <w:color w:val="CC0000"/>
+                <w:sz w:val="16"/>
+              </w:rPr>
+              <w:t>4.0</w:t>
+            </w:r>
+          </w:p>
+        </w:tc>
+        <w:tc>
+          <w:tcPr>
+            <w:tcW w:type="dxa" w:w="3572"/>
+          </w:tcPr>
+          <w:p>
+            <w:r>
+              <w:rPr>
+                <w:b w:val="0"/>
+                <w:color w:val="CC0000"/>
+                <w:sz w:val="16"/>
+              </w:rPr>
+              <w:t>Cantitate diferită: referință 1.0 buc, ofertat 4.0 buc</w:t>
+            </w:r>
+          </w:p>
+        </w:tc>
+      </w:tr>
+      <w:tr>
+        <w:tc>
+          <w:tcPr>
+            <w:tcW w:type="dxa" w:w="397"/>
+            <w:shd w:fill="FFB347" w:val="clear"/>
+          </w:tcPr>
+          <w:p>
+            <w:r>
+              <w:rPr>
+                <w:b w:val="0"/>
+                <w:sz w:val="16"/>
+              </w:rPr>
+              <w:t>39</w:t>
+            </w:r>
+          </w:p>
+        </w:tc>
+        <w:tc>
+          <w:tcPr>
+            <w:tcW w:type="dxa" w:w="1701"/>
+            <w:shd w:fill="FFB347" w:val="clear"/>
+          </w:tcPr>
+          <w:p>
+            <w:r>
+              <w:rPr>
+                <w:b w:val="0"/>
+                <w:sz w:val="16"/>
+              </w:rPr>
+              <w:t>226528 - INSTALATII SANITARE OB.5</w:t>
+            </w:r>
+          </w:p>
+        </w:tc>
+        <w:tc>
+          <w:tcPr>
+            <w:tcW w:type="dxa" w:w="850"/>
+            <w:shd w:fill="FFB347" w:val="clear"/>
+          </w:tcPr>
+          <w:p>
+            <w:r>
+              <w:rPr>
+                <w:b w:val="0"/>
+                <w:sz w:val="16"/>
+              </w:rPr>
+              <w:t>$2222213</w:t>
+            </w:r>
+          </w:p>
+        </w:tc>
+        <w:tc>
+          <w:tcPr>
+            <w:tcW w:type="dxa" w:w="1984"/>
+            <w:shd w:fill="FFB347" w:val="clear"/>
+          </w:tcPr>
+          <w:p>
+            <w:r>
+              <w:rPr>
+                <w:b w:val="0"/>
+                <w:sz w:val="16"/>
+              </w:rPr>
+              <w:t>perie wc si suport inox/sticla mata, suspendat ...</w:t>
+            </w:r>
+          </w:p>
+        </w:tc>
+        <w:tc>
+          <w:tcPr>
+            <w:tcW w:type="dxa" w:w="454"/>
+            <w:shd w:fill="FFB347" w:val="clear"/>
+          </w:tcPr>
+          <w:p>
+            <w:r>
+              <w:rPr>
+                <w:b w:val="0"/>
+                <w:sz w:val="16"/>
+              </w:rPr>
+              <w:t>buc</w:t>
+            </w:r>
+          </w:p>
+        </w:tc>
+        <w:tc>
+          <w:tcPr>
+            <w:tcW w:type="dxa" w:w="680"/>
+            <w:shd w:fill="FFB347" w:val="clear"/>
+          </w:tcPr>
+          <w:p>
+            <w:r>
+              <w:rPr>
+                <w:b w:val="0"/>
+                <w:sz w:val="16"/>
+              </w:rPr>
+              <w:t>4.0</w:t>
+            </w:r>
+          </w:p>
+        </w:tc>
+        <w:tc>
+          <w:tcPr>
+            <w:tcW w:type="dxa" w:w="850"/>
+            <w:shd w:fill="FFB347" w:val="clear"/>
+          </w:tcPr>
+          <w:p>
+            <w:r>
+              <w:rPr>
+                <w:b w:val="0"/>
+                <w:sz w:val="16"/>
+              </w:rPr>
+              <w:t>$22222131</w:t>
+            </w:r>
+          </w:p>
+        </w:tc>
+        <w:tc>
+          <w:tcPr>
+            <w:tcW w:type="dxa" w:w="1984"/>
+            <w:shd w:fill="FFB347" w:val="clear"/>
+          </w:tcPr>
+          <w:p>
+            <w:r>
+              <w:rPr>
+                <w:b w:val="0"/>
+                <w:sz w:val="16"/>
+              </w:rPr>
+              <w:t>perie wc</w:t>
+            </w:r>
+          </w:p>
+        </w:tc>
+        <w:tc>
+          <w:tcPr>
+            <w:tcW w:type="dxa" w:w="454"/>
+            <w:shd w:fill="FFB347" w:val="clear"/>
+          </w:tcPr>
+          <w:p>
+            <w:r>
+              <w:rPr>
+                <w:b w:val="0"/>
+                <w:sz w:val="16"/>
+              </w:rPr>
+              <w:t>buc</w:t>
+            </w:r>
+          </w:p>
+        </w:tc>
+        <w:tc>
+          <w:tcPr>
+            <w:tcW w:type="dxa" w:w="680"/>
+            <w:shd w:fill="FFB347" w:val="clear"/>
+          </w:tcPr>
+          <w:p>
+            <w:r>
+              <w:rPr>
+                <w:b w:val="0"/>
+                <w:sz w:val="16"/>
+              </w:rPr>
+              <w:t>1.0</w:t>
+            </w:r>
+          </w:p>
+        </w:tc>
+        <w:tc>
+          <w:tcPr>
+            <w:tcW w:type="dxa" w:w="3572"/>
+            <w:shd w:fill="FFB347" w:val="clear"/>
+          </w:tcPr>
+          <w:p>
+            <w:r>
+              <w:rPr>
+                <w:b w:val="0"/>
+                <w:color w:val="CC0000"/>
+                <w:sz w:val="16"/>
+              </w:rPr>
+              <w:t>Cod similar — posibilă eroare OCR sau variație: referință '$2222213', ofertat '$22222131'. Cod similar: referinta '$2222213', ofertat '$22222131'. Necesită verificare manuală.</w:t>
             </w:r>
           </w:p>
         </w:tc>
@@ -4727,7 +6533,7 @@
                 <w:b w:val="0"/>
                 <w:sz w:val="16"/>
               </w:rPr>
-              <w:t>28</w:t>
+              <w:t>40</w:t>
             </w:r>
           </w:p>
         </w:tc>
@@ -4742,7 +6548,7 @@
                 <w:b w:val="0"/>
                 <w:sz w:val="16"/>
               </w:rPr>
-              <w:t>226358 - ALEI PIETONALE SI CAROSABILE</w:t>
+              <w:t>226528 - INSTALATII SANITARE OB.5</w:t>
             </w:r>
           </w:p>
         </w:tc>
@@ -4813,7 +6619,7 @@
                 <w:b w:val="0"/>
                 <w:sz w:val="16"/>
               </w:rPr>
-              <w:t>$22100100</w:t>
+              <w:t>SD13A1</w:t>
             </w:r>
           </w:p>
         </w:tc>
@@ -4828,7 +6634,7 @@
                 <w:b w:val="0"/>
                 <w:sz w:val="16"/>
               </w:rPr>
-              <w:t>profil fagure ecologic</w:t>
+              <w:t>robinet trec cu ventil si mufe, pentru tevi ote...</w:t>
             </w:r>
           </w:p>
         </w:tc>
@@ -4843,7 +6649,7 @@
                 <w:b w:val="0"/>
                 <w:sz w:val="16"/>
               </w:rPr>
-              <w:t>mp</w:t>
+              <w:t>buc</w:t>
             </w:r>
           </w:p>
         </w:tc>
@@ -4858,335 +6664,7 @@
                 <w:b w:val="0"/>
                 <w:sz w:val="16"/>
               </w:rPr>
-              <w:t>2000.0</w:t>
-            </w:r>
-          </w:p>
-        </w:tc>
-        <w:tc>
-          <w:tcPr>
-            <w:tcW w:type="dxa" w:w="3572"/>
-            <w:shd w:fill="FFFF99" w:val="clear"/>
-          </w:tcPr>
-          <w:p>
-            <w:r>
-              <w:rPr>
-                <w:b w:val="0"/>
-                <w:color w:val="CC0000"/>
-                <w:sz w:val="16"/>
-              </w:rPr>
-              <w:t>Articol suplimentar în ofertă (nu există în referință)</w:t>
-            </w:r>
-          </w:p>
-        </w:tc>
-      </w:tr>
-      <w:tr>
-        <w:tc>
-          <w:tcPr>
-            <w:tcW w:type="dxa" w:w="397"/>
-            <w:shd w:fill="FFFF99" w:val="clear"/>
-          </w:tcPr>
-          <w:p>
-            <w:r>
-              <w:rPr>
-                <w:b w:val="0"/>
-                <w:sz w:val="16"/>
-              </w:rPr>
-              <w:t>29</w:t>
-            </w:r>
-          </w:p>
-        </w:tc>
-        <w:tc>
-          <w:tcPr>
-            <w:tcW w:type="dxa" w:w="1701"/>
-            <w:shd w:fill="FFFF99" w:val="clear"/>
-          </w:tcPr>
-          <w:p>
-            <w:r>
-              <w:rPr>
-                <w:b w:val="0"/>
-                <w:sz w:val="16"/>
-              </w:rPr>
-              <w:t>226358 - ALEI PIETONALE SI CAROSABILE</w:t>
-            </w:r>
-          </w:p>
-        </w:tc>
-        <w:tc>
-          <w:tcPr>
-            <w:tcW w:type="dxa" w:w="850"/>
-            <w:shd w:fill="FFFF99" w:val="clear"/>
-          </w:tcPr>
-          <w:p>
-            <w:r>
-              <w:rPr>
-                <w:b w:val="0"/>
-                <w:sz w:val="16"/>
-              </w:rPr>
-            </w:r>
-          </w:p>
-        </w:tc>
-        <w:tc>
-          <w:tcPr>
-            <w:tcW w:type="dxa" w:w="1984"/>
-            <w:shd w:fill="FFFF99" w:val="clear"/>
-          </w:tcPr>
-          <w:p>
-            <w:r>
-              <w:rPr>
-                <w:b w:val="0"/>
-                <w:sz w:val="16"/>
-              </w:rPr>
-            </w:r>
-          </w:p>
-        </w:tc>
-        <w:tc>
-          <w:tcPr>
-            <w:tcW w:type="dxa" w:w="454"/>
-            <w:shd w:fill="FFFF99" w:val="clear"/>
-          </w:tcPr>
-          <w:p>
-            <w:r>
-              <w:rPr>
-                <w:b w:val="0"/>
-                <w:sz w:val="16"/>
-              </w:rPr>
-            </w:r>
-          </w:p>
-        </w:tc>
-        <w:tc>
-          <w:tcPr>
-            <w:tcW w:type="dxa" w:w="680"/>
-            <w:shd w:fill="FFFF99" w:val="clear"/>
-          </w:tcPr>
-          <w:p>
-            <w:r>
-              <w:rPr>
-                <w:b w:val="0"/>
-                <w:sz w:val="16"/>
-              </w:rPr>
-            </w:r>
-          </w:p>
-        </w:tc>
-        <w:tc>
-          <w:tcPr>
-            <w:tcW w:type="dxa" w:w="850"/>
-            <w:shd w:fill="FFFF99" w:val="clear"/>
-          </w:tcPr>
-          <w:p>
-            <w:r>
-              <w:rPr>
-                <w:b w:val="0"/>
-                <w:sz w:val="16"/>
-              </w:rPr>
-              <w:t>DA12C1</w:t>
-            </w:r>
-          </w:p>
-        </w:tc>
-        <w:tc>
-          <w:tcPr>
-            <w:tcW w:type="dxa" w:w="1984"/>
-            <w:shd w:fill="FFFF99" w:val="clear"/>
-          </w:tcPr>
-          <w:p>
-            <w:r>
-              <w:rPr>
-                <w:b w:val="0"/>
-                <w:sz w:val="16"/>
-              </w:rPr>
-              <w:t>strat de fundatie sau reprofilare din piatra sp...</w:t>
-            </w:r>
-          </w:p>
-        </w:tc>
-        <w:tc>
-          <w:tcPr>
-            <w:tcW w:type="dxa" w:w="454"/>
-            <w:shd w:fill="FFFF99" w:val="clear"/>
-          </w:tcPr>
-          <w:p>
-            <w:r>
-              <w:rPr>
-                <w:b w:val="0"/>
-                <w:sz w:val="16"/>
-              </w:rPr>
-              <w:t>mc</w:t>
-            </w:r>
-          </w:p>
-        </w:tc>
-        <w:tc>
-          <w:tcPr>
-            <w:tcW w:type="dxa" w:w="680"/>
-            <w:shd w:fill="FFFF99" w:val="clear"/>
-          </w:tcPr>
-          <w:p>
-            <w:r>
-              <w:rPr>
-                <w:b w:val="0"/>
-                <w:sz w:val="16"/>
-              </w:rPr>
-              <w:t>300.0</w:t>
-            </w:r>
-          </w:p>
-        </w:tc>
-        <w:tc>
-          <w:tcPr>
-            <w:tcW w:type="dxa" w:w="3572"/>
-            <w:shd w:fill="FFFF99" w:val="clear"/>
-          </w:tcPr>
-          <w:p>
-            <w:r>
-              <w:rPr>
-                <w:b w:val="0"/>
-                <w:color w:val="CC0000"/>
-                <w:sz w:val="16"/>
-              </w:rPr>
-              <w:t>Articol suplimentar în ofertă (nu există în referință)</w:t>
-            </w:r>
-          </w:p>
-        </w:tc>
-      </w:tr>
-      <w:tr>
-        <w:tc>
-          <w:tcPr>
-            <w:tcW w:type="dxa" w:w="397"/>
-            <w:shd w:fill="FFFF99" w:val="clear"/>
-          </w:tcPr>
-          <w:p>
-            <w:r>
-              <w:rPr>
-                <w:b w:val="0"/>
-                <w:sz w:val="16"/>
-              </w:rPr>
-              <w:t>30</w:t>
-            </w:r>
-          </w:p>
-        </w:tc>
-        <w:tc>
-          <w:tcPr>
-            <w:tcW w:type="dxa" w:w="1701"/>
-            <w:shd w:fill="FFFF99" w:val="clear"/>
-          </w:tcPr>
-          <w:p>
-            <w:r>
-              <w:rPr>
-                <w:b w:val="0"/>
-                <w:sz w:val="16"/>
-              </w:rPr>
-              <w:t>226358 - ALEI PIETONALE SI CAROSABILE</w:t>
-            </w:r>
-          </w:p>
-        </w:tc>
-        <w:tc>
-          <w:tcPr>
-            <w:tcW w:type="dxa" w:w="850"/>
-            <w:shd w:fill="FFFF99" w:val="clear"/>
-          </w:tcPr>
-          <w:p>
-            <w:r>
-              <w:rPr>
-                <w:b w:val="0"/>
-                <w:sz w:val="16"/>
-              </w:rPr>
-            </w:r>
-          </w:p>
-        </w:tc>
-        <w:tc>
-          <w:tcPr>
-            <w:tcW w:type="dxa" w:w="1984"/>
-            <w:shd w:fill="FFFF99" w:val="clear"/>
-          </w:tcPr>
-          <w:p>
-            <w:r>
-              <w:rPr>
-                <w:b w:val="0"/>
-                <w:sz w:val="16"/>
-              </w:rPr>
-            </w:r>
-          </w:p>
-        </w:tc>
-        <w:tc>
-          <w:tcPr>
-            <w:tcW w:type="dxa" w:w="454"/>
-            <w:shd w:fill="FFFF99" w:val="clear"/>
-          </w:tcPr>
-          <w:p>
-            <w:r>
-              <w:rPr>
-                <w:b w:val="0"/>
-                <w:sz w:val="16"/>
-              </w:rPr>
-            </w:r>
-          </w:p>
-        </w:tc>
-        <w:tc>
-          <w:tcPr>
-            <w:tcW w:type="dxa" w:w="680"/>
-            <w:shd w:fill="FFFF99" w:val="clear"/>
-          </w:tcPr>
-          <w:p>
-            <w:r>
-              <w:rPr>
-                <w:b w:val="0"/>
-                <w:sz w:val="16"/>
-              </w:rPr>
-            </w:r>
-          </w:p>
-        </w:tc>
-        <w:tc>
-          <w:tcPr>
-            <w:tcW w:type="dxa" w:w="850"/>
-            <w:shd w:fill="FFFF99" w:val="clear"/>
-          </w:tcPr>
-          <w:p>
-            <w:r>
-              <w:rPr>
-                <w:b w:val="0"/>
-                <w:sz w:val="16"/>
-              </w:rPr>
-              <w:t>TRA01A20P</w:t>
-            </w:r>
-          </w:p>
-        </w:tc>
-        <w:tc>
-          <w:tcPr>
-            <w:tcW w:type="dxa" w:w="1984"/>
-            <w:shd w:fill="FFFF99" w:val="clear"/>
-          </w:tcPr>
-          <w:p>
-            <w:r>
-              <w:rPr>
-                <w:b w:val="0"/>
-                <w:sz w:val="16"/>
-              </w:rPr>
-              <w:t>transportul rutier al pamantului sau molozului ...</w:t>
-            </w:r>
-          </w:p>
-        </w:tc>
-        <w:tc>
-          <w:tcPr>
-            <w:tcW w:type="dxa" w:w="454"/>
-            <w:shd w:fill="FFFF99" w:val="clear"/>
-          </w:tcPr>
-          <w:p>
-            <w:r>
-              <w:rPr>
-                <w:b w:val="0"/>
-                <w:sz w:val="16"/>
-              </w:rPr>
-              <w:t>tona</w:t>
-            </w:r>
-          </w:p>
-        </w:tc>
-        <w:tc>
-          <w:tcPr>
-            <w:tcW w:type="dxa" w:w="680"/>
-            <w:shd w:fill="FFFF99" w:val="clear"/>
-          </w:tcPr>
-          <w:p>
-            <w:r>
-              <w:rPr>
-                <w:b w:val="0"/>
-                <w:sz w:val="16"/>
-              </w:rPr>
-              <w:t>1132.4</w:t>
+              <w:t>4.0</w:t>
             </w:r>
           </w:p>
         </w:tc>
@@ -5242,7 +6720,7 @@
                 <w:color w:val="000000"/>
                 <w:sz w:val="18"/>
               </w:rPr>
-              <w:t>Neconformitati: 1 din 17 articole ref.</w:t>
+              <w:t>Neconformitati: 2 din 184 articole ref.</w:t>
             </w:r>
           </w:p>
         </w:tc>
@@ -5288,7 +6766,7 @@
                 <w:color w:val="000000"/>
                 <w:sz w:val="18"/>
               </w:rPr>
-              <w:t>17</w:t>
+              <w:t>184</w:t>
             </w:r>
           </w:p>
         </w:tc>
@@ -5325,7 +6803,7 @@
                 <w:color w:val="000000"/>
                 <w:sz w:val="18"/>
               </w:rPr>
-              <w:t>19</w:t>
+              <w:t>134</w:t>
             </w:r>
           </w:p>
         </w:tc>
@@ -5352,7 +6830,7 @@
                 <w:b/>
                 <w:sz w:val="18"/>
               </w:rPr>
-              <w:t>Capitol de lucrări 226418 — ARHITECTURA VESTIARE FOTBALIST SI SALA F...  │  LIPSA: 0  │  EXTRA: 0  │  Delta: 0 ✓</w:t>
+              <w:t>Capitol de lucrări 226F08 — 45000000 AMENAJARI EXTERIOARE  │  LIPSA: 1  │  EXTRA: 0  │  Delta: -1</w:t>
             </w:r>
           </w:p>
         </w:tc>
@@ -5361,76 +6839,125 @@
         <w:tc>
           <w:tcPr>
             <w:tcW w:type="dxa" w:w="397"/>
-          </w:tcPr>
-          <w:p>
-            <w:r>
-              <w:rPr>
-                <w:b w:val="0"/>
-                <w:sz w:val="16"/>
-              </w:rPr>
-              <w:t>32</w:t>
+            <w:shd w:fill="FFB3B3" w:val="clear"/>
+          </w:tcPr>
+          <w:p>
+            <w:r>
+              <w:rPr>
+                <w:b w:val="0"/>
+                <w:sz w:val="16"/>
+              </w:rPr>
+              <w:t>42</w:t>
             </w:r>
           </w:p>
         </w:tc>
         <w:tc>
           <w:tcPr>
             <w:tcW w:type="dxa" w:w="1701"/>
-          </w:tcPr>
-          <w:p>
-            <w:r>
-              <w:rPr>
-                <w:b w:val="0"/>
-                <w:sz w:val="16"/>
-              </w:rPr>
-              <w:t>226418 - ARHITECTURA VESTIARE FOTBALIST SI SAL...</w:t>
+            <w:shd w:fill="FFB3B3" w:val="clear"/>
+          </w:tcPr>
+          <w:p>
+            <w:r>
+              <w:rPr>
+                <w:b w:val="0"/>
+                <w:sz w:val="16"/>
+              </w:rPr>
+              <w:t>226F08 - 45000000 AMENAJARI EXTERIOARE</w:t>
             </w:r>
           </w:p>
         </w:tc>
         <w:tc>
           <w:tcPr>
             <w:tcW w:type="dxa" w:w="850"/>
-          </w:tcPr>
-          <w:p>
-            <w:r>
-              <w:rPr>
-                <w:b w:val="0"/>
-                <w:sz w:val="16"/>
-              </w:rPr>
-              <w:t>$3271283</w:t>
+            <w:shd w:fill="FFB3B3" w:val="clear"/>
+          </w:tcPr>
+          <w:p>
+            <w:r>
+              <w:rPr>
+                <w:b w:val="0"/>
+                <w:sz w:val="16"/>
+              </w:rPr>
+              <w:t>W1C01A1</w:t>
             </w:r>
           </w:p>
         </w:tc>
         <w:tc>
           <w:tcPr>
             <w:tcW w:type="dxa" w:w="1984"/>
-          </w:tcPr>
-          <w:p>
-            <w:r>
-              <w:rPr>
-                <w:b w:val="0"/>
-                <w:sz w:val="16"/>
-              </w:rPr>
-              <w:t>vata minerala bazaltica 10 cm</w:t>
+            <w:shd w:fill="FFB3B3" w:val="clear"/>
+          </w:tcPr>
+          <w:p>
+            <w:r>
+              <w:rPr>
+                <w:b w:val="0"/>
+                <w:sz w:val="16"/>
+              </w:rPr>
+              <w:t>asimilat-montare panouri fotovoltaice lectura</w:t>
             </w:r>
           </w:p>
         </w:tc>
         <w:tc>
           <w:tcPr>
             <w:tcW w:type="dxa" w:w="454"/>
-          </w:tcPr>
-          <w:p>
-            <w:r>
-              <w:rPr>
-                <w:b w:val="0"/>
-                <w:sz w:val="16"/>
-              </w:rPr>
-              <w:t>mp</w:t>
+            <w:shd w:fill="FFB3B3" w:val="clear"/>
+          </w:tcPr>
+          <w:p>
+            <w:r>
+              <w:rPr>
+                <w:b w:val="0"/>
+                <w:sz w:val="16"/>
+              </w:rPr>
+              <w:t>buc</w:t>
             </w:r>
           </w:p>
         </w:tc>
         <w:tc>
           <w:tcPr>
             <w:tcW w:type="dxa" w:w="680"/>
+            <w:shd w:fill="FFB3B3" w:val="clear"/>
+          </w:tcPr>
+          <w:p>
+            <w:r>
+              <w:rPr>
+                <w:b w:val="0"/>
+                <w:sz w:val="16"/>
+              </w:rPr>
+              <w:t>1.0</w:t>
+            </w:r>
+          </w:p>
+        </w:tc>
+        <w:tc>
+          <w:tcPr>
+            <w:tcW w:type="dxa" w:w="850"/>
+            <w:shd w:fill="FFB3B3" w:val="clear"/>
+          </w:tcPr>
+          <w:p/>
+        </w:tc>
+        <w:tc>
+          <w:tcPr>
+            <w:tcW w:type="dxa" w:w="1984"/>
+            <w:shd w:fill="FFB3B3" w:val="clear"/>
+          </w:tcPr>
+          <w:p/>
+        </w:tc>
+        <w:tc>
+          <w:tcPr>
+            <w:tcW w:type="dxa" w:w="454"/>
+            <w:shd w:fill="FFB3B3" w:val="clear"/>
+          </w:tcPr>
+          <w:p/>
+        </w:tc>
+        <w:tc>
+          <w:tcPr>
+            <w:tcW w:type="dxa" w:w="680"/>
+            <w:shd w:fill="FFB3B3" w:val="clear"/>
+          </w:tcPr>
+          <w:p/>
+        </w:tc>
+        <w:tc>
+          <w:tcPr>
+            <w:tcW w:type="dxa" w:w="3572"/>
+            <w:shd w:fill="FFB3B3" w:val="clear"/>
           </w:tcPr>
           <w:p>
             <w:r>
@@ -5439,55 +6966,166 @@
                 <w:color w:val="CC0000"/>
                 <w:sz w:val="16"/>
               </w:rPr>
-              <w:t>0.0</w:t>
+              <w:t>Articol lipsă din ofertă</w:t>
+            </w:r>
+          </w:p>
+        </w:tc>
+      </w:tr>
+      <w:tr>
+        <w:tc>
+          <w:tcPr>
+            <w:tcW w:type="dxa" w:w="397"/>
+            <w:shd w:fill="FFCC99" w:val="clear"/>
+          </w:tcPr>
+          <w:p>
+            <w:r>
+              <w:rPr>
+                <w:b w:val="0"/>
+                <w:sz w:val="16"/>
+              </w:rPr>
+              <w:t>43</w:t>
+            </w:r>
+          </w:p>
+        </w:tc>
+        <w:tc>
+          <w:tcPr>
+            <w:tcW w:type="dxa" w:w="1701"/>
+            <w:shd w:fill="FFCC99" w:val="clear"/>
+          </w:tcPr>
+          <w:p>
+            <w:r>
+              <w:rPr>
+                <w:b w:val="0"/>
+                <w:sz w:val="16"/>
+              </w:rPr>
+              <w:t>226F08 - 45000000 AMENAJARI EXTERIOARE</w:t>
             </w:r>
           </w:p>
         </w:tc>
         <w:tc>
           <w:tcPr>
             <w:tcW w:type="dxa" w:w="850"/>
-          </w:tcPr>
-          <w:p>
-            <w:r>
-              <w:rPr>
-                <w:b w:val="0"/>
-                <w:sz w:val="16"/>
-              </w:rPr>
-              <w:t>$3271283</w:t>
+            <w:shd w:fill="FFCC99" w:val="clear"/>
+          </w:tcPr>
+          <w:p>
+            <w:r>
+              <w:rPr>
+                <w:b w:val="0"/>
+                <w:sz w:val="16"/>
+              </w:rPr>
+              <w:t>W1C01A1</w:t>
             </w:r>
           </w:p>
         </w:tc>
         <w:tc>
           <w:tcPr>
             <w:tcW w:type="dxa" w:w="1984"/>
-          </w:tcPr>
-          <w:p>
-            <w:r>
-              <w:rPr>
-                <w:b w:val="0"/>
-                <w:sz w:val="16"/>
-              </w:rPr>
-              <w:t>vata minerală bazaltica 40 kg/m3 , 10 cm 1 bax ...</w:t>
+            <w:shd w:fill="FFCC99" w:val="clear"/>
+          </w:tcPr>
+          <w:p>
+            <w:r>
+              <w:rPr>
+                <w:b w:val="0"/>
+                <w:sz w:val="16"/>
+              </w:rPr>
+              <w:t>asimilat-montare panouri fotovoltaice lectura</w:t>
             </w:r>
           </w:p>
         </w:tc>
         <w:tc>
           <w:tcPr>
             <w:tcW w:type="dxa" w:w="454"/>
-          </w:tcPr>
-          <w:p>
-            <w:r>
-              <w:rPr>
-                <w:b w:val="0"/>
-                <w:sz w:val="16"/>
-              </w:rPr>
-              <w:t>mp</w:t>
+            <w:shd w:fill="FFCC99" w:val="clear"/>
+          </w:tcPr>
+          <w:p>
+            <w:r>
+              <w:rPr>
+                <w:b w:val="0"/>
+                <w:sz w:val="16"/>
+              </w:rPr>
+              <w:t>buc</w:t>
             </w:r>
           </w:p>
         </w:tc>
         <w:tc>
           <w:tcPr>
             <w:tcW w:type="dxa" w:w="680"/>
+            <w:shd w:fill="FFCC99" w:val="clear"/>
+          </w:tcPr>
+          <w:p>
+            <w:r>
+              <w:rPr>
+                <w:b w:val="0"/>
+                <w:sz w:val="16"/>
+              </w:rPr>
+              <w:t>1.0</w:t>
+            </w:r>
+          </w:p>
+        </w:tc>
+        <w:tc>
+          <w:tcPr>
+            <w:tcW w:type="dxa" w:w="850"/>
+            <w:shd w:fill="FFCC99" w:val="clear"/>
+          </w:tcPr>
+          <w:p>
+            <w:r>
+              <w:rPr>
+                <w:b w:val="0"/>
+                <w:sz w:val="16"/>
+              </w:rPr>
+              <w:t>W1C01A1</w:t>
+            </w:r>
+          </w:p>
+        </w:tc>
+        <w:tc>
+          <w:tcPr>
+            <w:tcW w:type="dxa" w:w="1984"/>
+            <w:shd w:fill="FFCC99" w:val="clear"/>
+          </w:tcPr>
+          <w:p>
+            <w:r>
+              <w:rPr>
+                <w:b w:val="0"/>
+                <w:sz w:val="16"/>
+              </w:rPr>
+              <w:t>Deviz 226208</w:t>
+            </w:r>
+          </w:p>
+        </w:tc>
+        <w:tc>
+          <w:tcPr>
+            <w:tcW w:type="dxa" w:w="454"/>
+            <w:shd w:fill="FFCC99" w:val="clear"/>
+          </w:tcPr>
+          <w:p>
+            <w:r>
+              <w:rPr>
+                <w:b w:val="0"/>
+                <w:sz w:val="16"/>
+              </w:rPr>
+              <w:t>buc</w:t>
+            </w:r>
+          </w:p>
+        </w:tc>
+        <w:tc>
+          <w:tcPr>
+            <w:tcW w:type="dxa" w:w="680"/>
+            <w:shd w:fill="FFCC99" w:val="clear"/>
+          </w:tcPr>
+          <w:p>
+            <w:r>
+              <w:rPr>
+                <w:b w:val="0"/>
+                <w:sz w:val="16"/>
+              </w:rPr>
+              <w:t>1.0</w:t>
+            </w:r>
+          </w:p>
+        </w:tc>
+        <w:tc>
+          <w:tcPr>
+            <w:tcW w:type="dxa" w:w="3572"/>
+            <w:shd w:fill="FFCC99" w:val="clear"/>
           </w:tcPr>
           <w:p>
             <w:r>
@@ -5496,22 +7134,7 @@
                 <w:color w:val="CC0000"/>
                 <w:sz w:val="16"/>
               </w:rPr>
-              <w:t>50.0</w:t>
-            </w:r>
-          </w:p>
-        </w:tc>
-        <w:tc>
-          <w:tcPr>
-            <w:tcW w:type="dxa" w:w="3572"/>
-          </w:tcPr>
-          <w:p>
-            <w:r>
-              <w:rPr>
-                <w:b w:val="0"/>
-                <w:color w:val="CC0000"/>
-                <w:sz w:val="16"/>
-              </w:rPr>
-              <w:t>Cantitate diferită: referință 0.0 mp, ofertat 50.0 mp</w:t>
+              <w:t>ORPHAN: Cod 'W1C01A1' identic, dar categorii DIFERITE. Cod W1C01A1: REF categoriei 226F08 =&gt; OFERTA categoriei 226208. VERIFICARE MANUALA NECESARA!</w:t>
             </w:r>
           </w:p>
         </w:tc>
@@ -5551,7 +7174,7 @@
                 <w:color w:val="000000"/>
                 <w:sz w:val="18"/>
               </w:rPr>
-              <w:t>Neconformitati: 1 din 109 articole ref.</w:t>
+              <w:t>Neconformitati: 1 din 1 articole ref.</w:t>
             </w:r>
           </w:p>
         </w:tc>
@@ -5597,7 +7220,7 @@
                 <w:color w:val="000000"/>
                 <w:sz w:val="18"/>
               </w:rPr>
-              <w:t>109</w:t>
+              <w:t>1</w:t>
             </w:r>
           </w:p>
         </w:tc>
@@ -5634,7 +7257,7 @@
                 <w:color w:val="000000"/>
                 <w:sz w:val="18"/>
               </w:rPr>
-              <w:t>103</w:t>
+              <w:t>0</w:t>
             </w:r>
           </w:p>
         </w:tc>
@@ -5661,460 +7284,7 @@
                 <w:b/>
                 <w:sz w:val="18"/>
               </w:rPr>
-              <w:t>Capitol de lucrări 226428 — INSTALATII SANITARE OB. 4  │  LIPSA: 1  │  EXTRA: 1  │  Delta: 0 ✓</w:t>
-            </w:r>
-          </w:p>
-        </w:tc>
-      </w:tr>
-      <w:tr>
-        <w:tc>
-          <w:tcPr>
-            <w:tcW w:type="dxa" w:w="397"/>
-          </w:tcPr>
-          <w:p>
-            <w:r>
-              <w:rPr>
-                <w:b w:val="0"/>
-                <w:sz w:val="16"/>
-              </w:rPr>
-              <w:t>34</w:t>
-            </w:r>
-          </w:p>
-        </w:tc>
-        <w:tc>
-          <w:tcPr>
-            <w:tcW w:type="dxa" w:w="1701"/>
-          </w:tcPr>
-          <w:p>
-            <w:r>
-              <w:rPr>
-                <w:b w:val="0"/>
-                <w:sz w:val="16"/>
-              </w:rPr>
-              <w:t>226428 - INSTALATII SANITARE OB. 4</w:t>
-            </w:r>
-          </w:p>
-        </w:tc>
-        <w:tc>
-          <w:tcPr>
-            <w:tcW w:type="dxa" w:w="850"/>
-          </w:tcPr>
-          <w:p>
-            <w:r>
-              <w:rPr>
-                <w:b w:val="0"/>
-                <w:sz w:val="16"/>
-              </w:rPr>
-              <w:t>$3274977</w:t>
-            </w:r>
-          </w:p>
-        </w:tc>
-        <w:tc>
-          <w:tcPr>
-            <w:tcW w:type="dxa" w:w="1984"/>
-          </w:tcPr>
-          <w:p>
-            <w:r>
-              <w:rPr>
-                <w:b w:val="0"/>
-                <w:sz w:val="16"/>
-              </w:rPr>
-              <w:t>sifon de pardoseala dn40/50 cu iesire verticala...</w:t>
-            </w:r>
-          </w:p>
-        </w:tc>
-        <w:tc>
-          <w:tcPr>
-            <w:tcW w:type="dxa" w:w="454"/>
-          </w:tcPr>
-          <w:p>
-            <w:r>
-              <w:rPr>
-                <w:b w:val="0"/>
-                <w:sz w:val="16"/>
-              </w:rPr>
-              <w:t>buc</w:t>
-            </w:r>
-          </w:p>
-        </w:tc>
-        <w:tc>
-          <w:tcPr>
-            <w:tcW w:type="dxa" w:w="680"/>
-          </w:tcPr>
-          <w:p>
-            <w:r>
-              <w:rPr>
-                <w:b w:val="0"/>
-                <w:color w:val="CC0000"/>
-                <w:sz w:val="16"/>
-              </w:rPr>
-              <w:t>4.0</w:t>
-            </w:r>
-          </w:p>
-        </w:tc>
-        <w:tc>
-          <w:tcPr>
-            <w:tcW w:type="dxa" w:w="850"/>
-          </w:tcPr>
-          <w:p>
-            <w:r>
-              <w:rPr>
-                <w:b w:val="0"/>
-                <w:sz w:val="16"/>
-              </w:rPr>
-              <w:t>$3274977</w:t>
-            </w:r>
-          </w:p>
-        </w:tc>
-        <w:tc>
-          <w:tcPr>
-            <w:tcW w:type="dxa" w:w="1984"/>
-          </w:tcPr>
-          <w:p>
-            <w:r>
-              <w:rPr>
-                <w:b w:val="0"/>
-                <w:sz w:val="16"/>
-              </w:rPr>
-              <w:t>sifon de pardoseala dn 40/50 cu iesire vertical...</w:t>
-            </w:r>
-          </w:p>
-        </w:tc>
-        <w:tc>
-          <w:tcPr>
-            <w:tcW w:type="dxa" w:w="454"/>
-          </w:tcPr>
-          <w:p>
-            <w:r>
-              <w:rPr>
-                <w:b w:val="0"/>
-                <w:sz w:val="16"/>
-              </w:rPr>
-              <w:t>buc</w:t>
-            </w:r>
-          </w:p>
-        </w:tc>
-        <w:tc>
-          <w:tcPr>
-            <w:tcW w:type="dxa" w:w="680"/>
-          </w:tcPr>
-          <w:p>
-            <w:r>
-              <w:rPr>
-                <w:b w:val="0"/>
-                <w:color w:val="CC0000"/>
-                <w:sz w:val="16"/>
-              </w:rPr>
-              <w:t>1.0</w:t>
-            </w:r>
-          </w:p>
-        </w:tc>
-        <w:tc>
-          <w:tcPr>
-            <w:tcW w:type="dxa" w:w="3572"/>
-          </w:tcPr>
-          <w:p>
-            <w:r>
-              <w:rPr>
-                <w:b w:val="0"/>
-                <w:color w:val="CC0000"/>
-                <w:sz w:val="16"/>
-              </w:rPr>
-              <w:t>Cantitate diferită: referință 4.0 buc, ofertat 1.0 buc</w:t>
-            </w:r>
-          </w:p>
-        </w:tc>
-      </w:tr>
-      <w:tr>
-        <w:tc>
-          <w:tcPr>
-            <w:tcW w:type="dxa" w:w="397"/>
-          </w:tcPr>
-          <w:p>
-            <w:r>
-              <w:rPr>
-                <w:b w:val="0"/>
-                <w:sz w:val="16"/>
-              </w:rPr>
-              <w:t>35</w:t>
-            </w:r>
-          </w:p>
-        </w:tc>
-        <w:tc>
-          <w:tcPr>
-            <w:tcW w:type="dxa" w:w="1701"/>
-          </w:tcPr>
-          <w:p>
-            <w:r>
-              <w:rPr>
-                <w:b w:val="0"/>
-                <w:sz w:val="16"/>
-              </w:rPr>
-              <w:t>226428 - INSTALATII SANITARE OB. 4</w:t>
-            </w:r>
-          </w:p>
-        </w:tc>
-        <w:tc>
-          <w:tcPr>
-            <w:tcW w:type="dxa" w:w="850"/>
-          </w:tcPr>
-          <w:p>
-            <w:r>
-              <w:rPr>
-                <w:b w:val="0"/>
-                <w:sz w:val="16"/>
-              </w:rPr>
-              <w:t>$2222219</w:t>
-            </w:r>
-          </w:p>
-        </w:tc>
-        <w:tc>
-          <w:tcPr>
-            <w:tcW w:type="dxa" w:w="1984"/>
-          </w:tcPr>
-          <w:p>
-            <w:r>
-              <w:rPr>
-                <w:b w:val="0"/>
-                <w:sz w:val="16"/>
-              </w:rPr>
-              <w:t>cadite dus</w:t>
-            </w:r>
-          </w:p>
-        </w:tc>
-        <w:tc>
-          <w:tcPr>
-            <w:tcW w:type="dxa" w:w="454"/>
-          </w:tcPr>
-          <w:p>
-            <w:r>
-              <w:rPr>
-                <w:b w:val="0"/>
-                <w:color w:val="CC0000"/>
-                <w:sz w:val="16"/>
-              </w:rPr>
-            </w:r>
-          </w:p>
-        </w:tc>
-        <w:tc>
-          <w:tcPr>
-            <w:tcW w:type="dxa" w:w="680"/>
-          </w:tcPr>
-          <w:p>
-            <w:r>
-              <w:rPr>
-                <w:b w:val="0"/>
-                <w:sz w:val="16"/>
-              </w:rPr>
-              <w:t>3.0</w:t>
-            </w:r>
-          </w:p>
-        </w:tc>
-        <w:tc>
-          <w:tcPr>
-            <w:tcW w:type="dxa" w:w="850"/>
-          </w:tcPr>
-          <w:p>
-            <w:r>
-              <w:rPr>
-                <w:b w:val="0"/>
-                <w:sz w:val="16"/>
-              </w:rPr>
-              <w:t>$2222219</w:t>
-            </w:r>
-          </w:p>
-        </w:tc>
-        <w:tc>
-          <w:tcPr>
-            <w:tcW w:type="dxa" w:w="1984"/>
-          </w:tcPr>
-          <w:p>
-            <w:r>
-              <w:rPr>
-                <w:b w:val="0"/>
-                <w:sz w:val="16"/>
-              </w:rPr>
-              <w:t>cadite dus</w:t>
-            </w:r>
-          </w:p>
-        </w:tc>
-        <w:tc>
-          <w:tcPr>
-            <w:tcW w:type="dxa" w:w="454"/>
-          </w:tcPr>
-          <w:p>
-            <w:r>
-              <w:rPr>
-                <w:b w:val="0"/>
-                <w:color w:val="CC0000"/>
-                <w:sz w:val="16"/>
-              </w:rPr>
-              <w:t>buc</w:t>
-            </w:r>
-          </w:p>
-        </w:tc>
-        <w:tc>
-          <w:tcPr>
-            <w:tcW w:type="dxa" w:w="680"/>
-          </w:tcPr>
-          <w:p>
-            <w:r>
-              <w:rPr>
-                <w:b w:val="0"/>
-                <w:sz w:val="16"/>
-              </w:rPr>
-              <w:t>3.0</w:t>
-            </w:r>
-          </w:p>
-        </w:tc>
-        <w:tc>
-          <w:tcPr>
-            <w:tcW w:type="dxa" w:w="3572"/>
-          </w:tcPr>
-          <w:p>
-            <w:r>
-              <w:rPr>
-                <w:b w:val="0"/>
-                <w:color w:val="CC0000"/>
-                <w:sz w:val="16"/>
-              </w:rPr>
-              <w:t>Unitate de măsură diferită: referință , ofertat buc</w:t>
-            </w:r>
-          </w:p>
-        </w:tc>
-      </w:tr>
-      <w:tr>
-        <w:tc>
-          <w:tcPr>
-            <w:tcW w:type="dxa" w:w="397"/>
-            <w:shd w:fill="FFB3B3" w:val="clear"/>
-          </w:tcPr>
-          <w:p>
-            <w:r>
-              <w:rPr>
-                <w:b w:val="0"/>
-                <w:sz w:val="16"/>
-              </w:rPr>
-              <w:t>36</w:t>
-            </w:r>
-          </w:p>
-        </w:tc>
-        <w:tc>
-          <w:tcPr>
-            <w:tcW w:type="dxa" w:w="1701"/>
-            <w:shd w:fill="FFB3B3" w:val="clear"/>
-          </w:tcPr>
-          <w:p>
-            <w:r>
-              <w:rPr>
-                <w:b w:val="0"/>
-                <w:sz w:val="16"/>
-              </w:rPr>
-              <w:t>226428 - INSTALATII SANITARE OB. 4</w:t>
-            </w:r>
-          </w:p>
-        </w:tc>
-        <w:tc>
-          <w:tcPr>
-            <w:tcW w:type="dxa" w:w="850"/>
-            <w:shd w:fill="FFB3B3" w:val="clear"/>
-          </w:tcPr>
-          <w:p>
-            <w:r>
-              <w:rPr>
-                <w:b w:val="0"/>
-                <w:sz w:val="16"/>
-              </w:rPr>
-              <w:t>$3275597</w:t>
-            </w:r>
-          </w:p>
-        </w:tc>
-        <w:tc>
-          <w:tcPr>
-            <w:tcW w:type="dxa" w:w="1984"/>
-            <w:shd w:fill="FFB3B3" w:val="clear"/>
-          </w:tcPr>
-          <w:p>
-            <w:r>
-              <w:rPr>
-                <w:b w:val="0"/>
-                <w:sz w:val="16"/>
-              </w:rPr>
-              <w:t>sifon de pardoseala dn110 cu iesire verticala c...</w:t>
-            </w:r>
-          </w:p>
-        </w:tc>
-        <w:tc>
-          <w:tcPr>
-            <w:tcW w:type="dxa" w:w="454"/>
-            <w:shd w:fill="FFB3B3" w:val="clear"/>
-          </w:tcPr>
-          <w:p>
-            <w:r>
-              <w:rPr>
-                <w:b w:val="0"/>
-                <w:sz w:val="16"/>
-              </w:rPr>
-              <w:t>buc</w:t>
-            </w:r>
-          </w:p>
-        </w:tc>
-        <w:tc>
-          <w:tcPr>
-            <w:tcW w:type="dxa" w:w="680"/>
-            <w:shd w:fill="FFB3B3" w:val="clear"/>
-          </w:tcPr>
-          <w:p>
-            <w:r>
-              <w:rPr>
-                <w:b w:val="0"/>
-                <w:sz w:val="16"/>
-              </w:rPr>
-              <w:t>1.0</w:t>
-            </w:r>
-          </w:p>
-        </w:tc>
-        <w:tc>
-          <w:tcPr>
-            <w:tcW w:type="dxa" w:w="850"/>
-            <w:shd w:fill="FFB3B3" w:val="clear"/>
-          </w:tcPr>
-          <w:p/>
-        </w:tc>
-        <w:tc>
-          <w:tcPr>
-            <w:tcW w:type="dxa" w:w="1984"/>
-            <w:shd w:fill="FFB3B3" w:val="clear"/>
-          </w:tcPr>
-          <w:p/>
-        </w:tc>
-        <w:tc>
-          <w:tcPr>
-            <w:tcW w:type="dxa" w:w="454"/>
-            <w:shd w:fill="FFB3B3" w:val="clear"/>
-          </w:tcPr>
-          <w:p/>
-        </w:tc>
-        <w:tc>
-          <w:tcPr>
-            <w:tcW w:type="dxa" w:w="680"/>
-            <w:shd w:fill="FFB3B3" w:val="clear"/>
-          </w:tcPr>
-          <w:p/>
-        </w:tc>
-        <w:tc>
-          <w:tcPr>
-            <w:tcW w:type="dxa" w:w="3572"/>
-            <w:shd w:fill="FFB3B3" w:val="clear"/>
-          </w:tcPr>
-          <w:p>
-            <w:r>
-              <w:rPr>
-                <w:b w:val="0"/>
-                <w:color w:val="CC0000"/>
-                <w:sz w:val="16"/>
-              </w:rPr>
-              <w:t>Articol lipsă din ofertă</w:t>
+              <w:t>Capitol de lucrări 226358  │  LIPSA: 0  │  EXTRA: 2  │  Delta: +2</w:t>
             </w:r>
           </w:p>
         </w:tc>
@@ -6150,7 +7320,7 @@
                 <w:b w:val="0"/>
                 <w:sz w:val="16"/>
               </w:rPr>
-              <w:t>37</w:t>
+              <w:t>45</w:t>
             </w:r>
           </w:p>
         </w:tc>
@@ -6165,7 +7335,7 @@
                 <w:b w:val="0"/>
                 <w:sz w:val="16"/>
               </w:rPr>
-              <w:t>226428 - INSTALATII SANITARE OB. 4</w:t>
+              <w:t>226358</w:t>
             </w:r>
           </w:p>
         </w:tc>
@@ -6236,7 +7406,7 @@
                 <w:b w:val="0"/>
                 <w:sz w:val="16"/>
               </w:rPr>
-              <w:t>$3274977</w:t>
+              <w:t>$22100100</w:t>
             </w:r>
           </w:p>
         </w:tc>
@@ -6251,7 +7421,7 @@
                 <w:b w:val="0"/>
                 <w:sz w:val="16"/>
               </w:rPr>
-              <w:t>sifon de pardoseala dn 40/50 cu iesire vertical...</w:t>
+              <w:t>profil fagure ecologic</w:t>
             </w:r>
           </w:p>
         </w:tc>
@@ -6266,7 +7436,7 @@
                 <w:b w:val="0"/>
                 <w:sz w:val="16"/>
               </w:rPr>
-              <w:t>buc</w:t>
+              <w:t>mp</w:t>
             </w:r>
           </w:p>
         </w:tc>
@@ -6281,7 +7451,171 @@
                 <w:b w:val="0"/>
                 <w:sz w:val="16"/>
               </w:rPr>
-              <w:t>4.0</w:t>
+              <w:t>2000.0</w:t>
+            </w:r>
+          </w:p>
+        </w:tc>
+        <w:tc>
+          <w:tcPr>
+            <w:tcW w:type="dxa" w:w="3572"/>
+            <w:shd w:fill="FFFF99" w:val="clear"/>
+          </w:tcPr>
+          <w:p>
+            <w:r>
+              <w:rPr>
+                <w:b w:val="0"/>
+                <w:color w:val="CC0000"/>
+                <w:sz w:val="16"/>
+              </w:rPr>
+              <w:t>Articol suplimentar în ofertă (nu există în referință)</w:t>
+            </w:r>
+          </w:p>
+        </w:tc>
+      </w:tr>
+      <w:tr>
+        <w:tc>
+          <w:tcPr>
+            <w:tcW w:type="dxa" w:w="397"/>
+            <w:shd w:fill="FFFF99" w:val="clear"/>
+          </w:tcPr>
+          <w:p>
+            <w:r>
+              <w:rPr>
+                <w:b w:val="0"/>
+                <w:sz w:val="16"/>
+              </w:rPr>
+              <w:t>46</w:t>
+            </w:r>
+          </w:p>
+        </w:tc>
+        <w:tc>
+          <w:tcPr>
+            <w:tcW w:type="dxa" w:w="1701"/>
+            <w:shd w:fill="FFFF99" w:val="clear"/>
+          </w:tcPr>
+          <w:p>
+            <w:r>
+              <w:rPr>
+                <w:b w:val="0"/>
+                <w:sz w:val="16"/>
+              </w:rPr>
+              <w:t>226358</w:t>
+            </w:r>
+          </w:p>
+        </w:tc>
+        <w:tc>
+          <w:tcPr>
+            <w:tcW w:type="dxa" w:w="850"/>
+            <w:shd w:fill="FFFF99" w:val="clear"/>
+          </w:tcPr>
+          <w:p>
+            <w:r>
+              <w:rPr>
+                <w:b w:val="0"/>
+                <w:sz w:val="16"/>
+              </w:rPr>
+            </w:r>
+          </w:p>
+        </w:tc>
+        <w:tc>
+          <w:tcPr>
+            <w:tcW w:type="dxa" w:w="1984"/>
+            <w:shd w:fill="FFFF99" w:val="clear"/>
+          </w:tcPr>
+          <w:p>
+            <w:r>
+              <w:rPr>
+                <w:b w:val="0"/>
+                <w:sz w:val="16"/>
+              </w:rPr>
+            </w:r>
+          </w:p>
+        </w:tc>
+        <w:tc>
+          <w:tcPr>
+            <w:tcW w:type="dxa" w:w="454"/>
+            <w:shd w:fill="FFFF99" w:val="clear"/>
+          </w:tcPr>
+          <w:p>
+            <w:r>
+              <w:rPr>
+                <w:b w:val="0"/>
+                <w:sz w:val="16"/>
+              </w:rPr>
+            </w:r>
+          </w:p>
+        </w:tc>
+        <w:tc>
+          <w:tcPr>
+            <w:tcW w:type="dxa" w:w="680"/>
+            <w:shd w:fill="FFFF99" w:val="clear"/>
+          </w:tcPr>
+          <w:p>
+            <w:r>
+              <w:rPr>
+                <w:b w:val="0"/>
+                <w:sz w:val="16"/>
+              </w:rPr>
+            </w:r>
+          </w:p>
+        </w:tc>
+        <w:tc>
+          <w:tcPr>
+            <w:tcW w:type="dxa" w:w="850"/>
+            <w:shd w:fill="FFFF99" w:val="clear"/>
+          </w:tcPr>
+          <w:p>
+            <w:r>
+              <w:rPr>
+                <w:b w:val="0"/>
+                <w:sz w:val="16"/>
+              </w:rPr>
+              <w:t>TRA01A20P</w:t>
+            </w:r>
+          </w:p>
+        </w:tc>
+        <w:tc>
+          <w:tcPr>
+            <w:tcW w:type="dxa" w:w="1984"/>
+            <w:shd w:fill="FFFF99" w:val="clear"/>
+          </w:tcPr>
+          <w:p>
+            <w:r>
+              <w:rPr>
+                <w:b w:val="0"/>
+                <w:sz w:val="16"/>
+              </w:rPr>
+              <w:t>transportul rutier al pamantului sau molozului ...</w:t>
+            </w:r>
+          </w:p>
+        </w:tc>
+        <w:tc>
+          <w:tcPr>
+            <w:tcW w:type="dxa" w:w="454"/>
+            <w:shd w:fill="FFFF99" w:val="clear"/>
+          </w:tcPr>
+          <w:p>
+            <w:r>
+              <w:rPr>
+                <w:b w:val="0"/>
+                <w:sz w:val="16"/>
+              </w:rPr>
+              <w:t>tona</w:t>
+            </w:r>
+          </w:p>
+        </w:tc>
+        <w:tc>
+          <w:tcPr>
+            <w:tcW w:type="dxa" w:w="680"/>
+            <w:shd w:fill="FFFF99" w:val="clear"/>
+          </w:tcPr>
+          <w:p>
+            <w:r>
+              <w:rPr>
+                <w:b w:val="0"/>
+                <w:sz w:val="16"/>
+              </w:rPr>
+              <w:t>1132.4</w:t>
             </w:r>
           </w:p>
         </w:tc>
@@ -6337,7 +7671,7 @@
                 <w:color w:val="000000"/>
                 <w:sz w:val="18"/>
               </w:rPr>
-              <w:t>Neconformitati: 3 din 153 articole ref.</w:t>
+              <w:t>Neconformitati: 2 din 18 articole ref.</w:t>
             </w:r>
           </w:p>
         </w:tc>
@@ -6383,7 +7717,7 @@
                 <w:color w:val="000000"/>
                 <w:sz w:val="18"/>
               </w:rPr>
-              <w:t>153</w:t>
+              <w:t>18</w:t>
             </w:r>
           </w:p>
         </w:tc>
@@ -6420,7 +7754,7 @@
                 <w:color w:val="000000"/>
                 <w:sz w:val="18"/>
               </w:rPr>
-              <w:t>121</w:t>
+              <w:t>19</w:t>
             </w:r>
           </w:p>
         </w:tc>
@@ -6447,7 +7781,7 @@
                 <w:b/>
                 <w:sz w:val="18"/>
               </w:rPr>
-              <w:t>Capitol de lucrări 226488 — INSTALATIE VOCE-DATE-OB. 4  │  LIPSA: 1  │  EXTRA: 0  │  Delta: -1</w:t>
+              <w:t>Capitol de lucrări 226518 — ARHITECTURA grupuri sanitare publice  │  LIPSA: 0  │  EXTRA: 4  │  Delta: +4</w:t>
             </w:r>
           </w:p>
         </w:tc>
@@ -6455,126 +7789,173 @@
       <w:tr>
         <w:tc>
           <w:tcPr>
+            <w:tcW w:type="dxa" w:w="3572"/>
+            <w:gridSpan w:val="11"/>
+            <w:shd w:fill="FFFF99" w:val="clear"/>
+          </w:tcPr>
+          <w:p>
+            <w:r>
+              <w:rPr>
+                <w:b w:val="0"/>
+                <w:i/>
+                <w:sz w:val="16"/>
+              </w:rPr>
+              <w:t>▸ Articole extra în ofertă — verificare manuală recomandată</w:t>
+            </w:r>
+          </w:p>
+        </w:tc>
+      </w:tr>
+      <w:tr>
+        <w:tc>
+          <w:tcPr>
             <w:tcW w:type="dxa" w:w="397"/>
-            <w:shd w:fill="FFB3B3" w:val="clear"/>
-          </w:tcPr>
-          <w:p>
-            <w:r>
-              <w:rPr>
-                <w:b w:val="0"/>
-                <w:sz w:val="16"/>
-              </w:rPr>
-              <w:t>39</w:t>
+            <w:shd w:fill="FFFF99" w:val="clear"/>
+          </w:tcPr>
+          <w:p>
+            <w:r>
+              <w:rPr>
+                <w:b w:val="0"/>
+                <w:sz w:val="16"/>
+              </w:rPr>
+              <w:t>48</w:t>
             </w:r>
           </w:p>
         </w:tc>
         <w:tc>
           <w:tcPr>
             <w:tcW w:type="dxa" w:w="1701"/>
-            <w:shd w:fill="FFB3B3" w:val="clear"/>
-          </w:tcPr>
-          <w:p>
-            <w:r>
-              <w:rPr>
-                <w:b w:val="0"/>
-                <w:sz w:val="16"/>
-              </w:rPr>
-              <w:t>226488 - INSTALATIE VOCE-DATE-OB. 4</w:t>
+            <w:shd w:fill="FFFF99" w:val="clear"/>
+          </w:tcPr>
+          <w:p>
+            <w:r>
+              <w:rPr>
+                <w:b w:val="0"/>
+                <w:sz w:val="16"/>
+              </w:rPr>
+              <w:t>226518 - ARHITECTURA grupuri sanitare publice</w:t>
             </w:r>
           </w:p>
         </w:tc>
         <w:tc>
           <w:tcPr>
             <w:tcW w:type="dxa" w:w="850"/>
-            <w:shd w:fill="FFB3B3" w:val="clear"/>
-          </w:tcPr>
-          <w:p>
-            <w:r>
-              <w:rPr>
-                <w:b w:val="0"/>
-                <w:sz w:val="16"/>
-              </w:rPr>
-              <w:t>$5538123</w:t>
+            <w:shd w:fill="FFFF99" w:val="clear"/>
+          </w:tcPr>
+          <w:p>
+            <w:r>
+              <w:rPr>
+                <w:b w:val="0"/>
+                <w:sz w:val="16"/>
+              </w:rPr>
             </w:r>
           </w:p>
         </w:tc>
         <w:tc>
           <w:tcPr>
             <w:tcW w:type="dxa" w:w="1984"/>
-            <w:shd w:fill="FFB3B3" w:val="clear"/>
-          </w:tcPr>
-          <w:p>
-            <w:r>
-              <w:rPr>
-                <w:b w:val="0"/>
-                <w:sz w:val="16"/>
-              </w:rPr>
-              <w:t>patchpanel 8 porturi rj45 echipat</w:t>
+            <w:shd w:fill="FFFF99" w:val="clear"/>
+          </w:tcPr>
+          <w:p>
+            <w:r>
+              <w:rPr>
+                <w:b w:val="0"/>
+                <w:sz w:val="16"/>
+              </w:rPr>
             </w:r>
           </w:p>
         </w:tc>
         <w:tc>
           <w:tcPr>
             <w:tcW w:type="dxa" w:w="454"/>
-            <w:shd w:fill="FFB3B3" w:val="clear"/>
-          </w:tcPr>
-          <w:p>
-            <w:r>
-              <w:rPr>
-                <w:b w:val="0"/>
-                <w:sz w:val="16"/>
-              </w:rPr>
-              <w:t>buc</w:t>
+            <w:shd w:fill="FFFF99" w:val="clear"/>
+          </w:tcPr>
+          <w:p>
+            <w:r>
+              <w:rPr>
+                <w:b w:val="0"/>
+                <w:sz w:val="16"/>
+              </w:rPr>
             </w:r>
           </w:p>
         </w:tc>
         <w:tc>
           <w:tcPr>
             <w:tcW w:type="dxa" w:w="680"/>
-            <w:shd w:fill="FFB3B3" w:val="clear"/>
-          </w:tcPr>
-          <w:p>
-            <w:r>
-              <w:rPr>
-                <w:b w:val="0"/>
-                <w:sz w:val="16"/>
-              </w:rPr>
-              <w:t>1.0</w:t>
+            <w:shd w:fill="FFFF99" w:val="clear"/>
+          </w:tcPr>
+          <w:p>
+            <w:r>
+              <w:rPr>
+                <w:b w:val="0"/>
+                <w:sz w:val="16"/>
+              </w:rPr>
             </w:r>
           </w:p>
         </w:tc>
         <w:tc>
           <w:tcPr>
             <w:tcW w:type="dxa" w:w="850"/>
-            <w:shd w:fill="FFB3B3" w:val="clear"/>
-          </w:tcPr>
-          <w:p/>
+            <w:shd w:fill="FFFF99" w:val="clear"/>
+          </w:tcPr>
+          <w:p>
+            <w:r>
+              <w:rPr>
+                <w:b w:val="0"/>
+                <w:sz w:val="16"/>
+              </w:rPr>
+              <w:t>$0853</w:t>
+            </w:r>
+          </w:p>
         </w:tc>
         <w:tc>
           <w:tcPr>
             <w:tcW w:type="dxa" w:w="1984"/>
-            <w:shd w:fill="FFB3B3" w:val="clear"/>
-          </w:tcPr>
-          <w:p/>
+            <w:shd w:fill="FFFF99" w:val="clear"/>
+          </w:tcPr>
+          <w:p>
+            <w:r>
+              <w:rPr>
+                <w:b w:val="0"/>
+                <w:sz w:val="16"/>
+              </w:rPr>
+              <w:t>placa rbi 12,5 mm</w:t>
+            </w:r>
+          </w:p>
         </w:tc>
         <w:tc>
           <w:tcPr>
             <w:tcW w:type="dxa" w:w="454"/>
-            <w:shd w:fill="FFB3B3" w:val="clear"/>
-          </w:tcPr>
-          <w:p/>
+            <w:shd w:fill="FFFF99" w:val="clear"/>
+          </w:tcPr>
+          <w:p>
+            <w:r>
+              <w:rPr>
+                <w:b w:val="0"/>
+                <w:sz w:val="16"/>
+              </w:rPr>
+              <w:t>mp</w:t>
+            </w:r>
+          </w:p>
         </w:tc>
         <w:tc>
           <w:tcPr>
             <w:tcW w:type="dxa" w:w="680"/>
-            <w:shd w:fill="FFB3B3" w:val="clear"/>
-          </w:tcPr>
-          <w:p/>
+            <w:shd w:fill="FFFF99" w:val="clear"/>
+          </w:tcPr>
+          <w:p>
+            <w:r>
+              <w:rPr>
+                <w:b w:val="0"/>
+                <w:sz w:val="16"/>
+              </w:rPr>
+              <w:t>24.96</w:t>
+            </w:r>
+          </w:p>
         </w:tc>
         <w:tc>
           <w:tcPr>
             <w:tcW w:type="dxa" w:w="3572"/>
-            <w:shd w:fill="FFB3B3" w:val="clear"/>
+            <w:shd w:fill="FFFF99" w:val="clear"/>
           </w:tcPr>
           <w:p>
             <w:r>
@@ -6583,7 +7964,499 @@
                 <w:color w:val="CC0000"/>
                 <w:sz w:val="16"/>
               </w:rPr>
-              <w:t>Articol lipsă din ofertă</w:t>
+              <w:t>Articol suplimentar în ofertă (nu există în referință)</w:t>
+            </w:r>
+          </w:p>
+        </w:tc>
+      </w:tr>
+      <w:tr>
+        <w:tc>
+          <w:tcPr>
+            <w:tcW w:type="dxa" w:w="397"/>
+            <w:shd w:fill="FFFF99" w:val="clear"/>
+          </w:tcPr>
+          <w:p>
+            <w:r>
+              <w:rPr>
+                <w:b w:val="0"/>
+                <w:sz w:val="16"/>
+              </w:rPr>
+              <w:t>49</w:t>
+            </w:r>
+          </w:p>
+        </w:tc>
+        <w:tc>
+          <w:tcPr>
+            <w:tcW w:type="dxa" w:w="1701"/>
+            <w:shd w:fill="FFFF99" w:val="clear"/>
+          </w:tcPr>
+          <w:p>
+            <w:r>
+              <w:rPr>
+                <w:b w:val="0"/>
+                <w:sz w:val="16"/>
+              </w:rPr>
+              <w:t>226518 - ARHITECTURA grupuri sanitare publice</w:t>
+            </w:r>
+          </w:p>
+        </w:tc>
+        <w:tc>
+          <w:tcPr>
+            <w:tcW w:type="dxa" w:w="850"/>
+            <w:shd w:fill="FFFF99" w:val="clear"/>
+          </w:tcPr>
+          <w:p>
+            <w:r>
+              <w:rPr>
+                <w:b w:val="0"/>
+                <w:sz w:val="16"/>
+              </w:rPr>
+            </w:r>
+          </w:p>
+        </w:tc>
+        <w:tc>
+          <w:tcPr>
+            <w:tcW w:type="dxa" w:w="1984"/>
+            <w:shd w:fill="FFFF99" w:val="clear"/>
+          </w:tcPr>
+          <w:p>
+            <w:r>
+              <w:rPr>
+                <w:b w:val="0"/>
+                <w:sz w:val="16"/>
+              </w:rPr>
+            </w:r>
+          </w:p>
+        </w:tc>
+        <w:tc>
+          <w:tcPr>
+            <w:tcW w:type="dxa" w:w="454"/>
+            <w:shd w:fill="FFFF99" w:val="clear"/>
+          </w:tcPr>
+          <w:p>
+            <w:r>
+              <w:rPr>
+                <w:b w:val="0"/>
+                <w:sz w:val="16"/>
+              </w:rPr>
+            </w:r>
+          </w:p>
+        </w:tc>
+        <w:tc>
+          <w:tcPr>
+            <w:tcW w:type="dxa" w:w="680"/>
+            <w:shd w:fill="FFFF99" w:val="clear"/>
+          </w:tcPr>
+          <w:p>
+            <w:r>
+              <w:rPr>
+                <w:b w:val="0"/>
+                <w:sz w:val="16"/>
+              </w:rPr>
+            </w:r>
+          </w:p>
+        </w:tc>
+        <w:tc>
+          <w:tcPr>
+            <w:tcW w:type="dxa" w:w="850"/>
+            <w:shd w:fill="FFFF99" w:val="clear"/>
+          </w:tcPr>
+          <w:p>
+            <w:r>
+              <w:rPr>
+                <w:b w:val="0"/>
+                <w:sz w:val="16"/>
+              </w:rPr>
+              <w:t>$5858393</w:t>
+            </w:r>
+          </w:p>
+        </w:tc>
+        <w:tc>
+          <w:tcPr>
+            <w:tcW w:type="dxa" w:w="1984"/>
+            <w:shd w:fill="FFFF99" w:val="clear"/>
+          </w:tcPr>
+          <w:p>
+            <w:r>
+              <w:rPr>
+                <w:b w:val="0"/>
+                <w:sz w:val="16"/>
+              </w:rPr>
+              <w:t>solutie de protectie a lemnului tip</w:t>
+            </w:r>
+          </w:p>
+        </w:tc>
+        <w:tc>
+          <w:tcPr>
+            <w:tcW w:type="dxa" w:w="454"/>
+            <w:shd w:fill="FFFF99" w:val="clear"/>
+          </w:tcPr>
+          <w:p>
+            <w:r>
+              <w:rPr>
+                <w:b w:val="0"/>
+                <w:sz w:val="16"/>
+              </w:rPr>
+              <w:t>l</w:t>
+            </w:r>
+          </w:p>
+        </w:tc>
+        <w:tc>
+          <w:tcPr>
+            <w:tcW w:type="dxa" w:w="680"/>
+            <w:shd w:fill="FFFF99" w:val="clear"/>
+          </w:tcPr>
+          <w:p>
+            <w:r>
+              <w:rPr>
+                <w:b w:val="0"/>
+                <w:sz w:val="16"/>
+              </w:rPr>
+              <w:t>104.0</w:t>
+            </w:r>
+          </w:p>
+        </w:tc>
+        <w:tc>
+          <w:tcPr>
+            <w:tcW w:type="dxa" w:w="3572"/>
+            <w:shd w:fill="FFFF99" w:val="clear"/>
+          </w:tcPr>
+          <w:p>
+            <w:r>
+              <w:rPr>
+                <w:b w:val="0"/>
+                <w:color w:val="CC0000"/>
+                <w:sz w:val="16"/>
+              </w:rPr>
+              <w:t>Articol suplimentar în ofertă (nu există în referință)</w:t>
+            </w:r>
+          </w:p>
+        </w:tc>
+      </w:tr>
+      <w:tr>
+        <w:tc>
+          <w:tcPr>
+            <w:tcW w:type="dxa" w:w="397"/>
+            <w:shd w:fill="FFFF99" w:val="clear"/>
+          </w:tcPr>
+          <w:p>
+            <w:r>
+              <w:rPr>
+                <w:b w:val="0"/>
+                <w:sz w:val="16"/>
+              </w:rPr>
+              <w:t>50</w:t>
+            </w:r>
+          </w:p>
+        </w:tc>
+        <w:tc>
+          <w:tcPr>
+            <w:tcW w:type="dxa" w:w="1701"/>
+            <w:shd w:fill="FFFF99" w:val="clear"/>
+          </w:tcPr>
+          <w:p>
+            <w:r>
+              <w:rPr>
+                <w:b w:val="0"/>
+                <w:sz w:val="16"/>
+              </w:rPr>
+              <w:t>226518 - ARHITECTURA grupuri sanitare publice</w:t>
+            </w:r>
+          </w:p>
+        </w:tc>
+        <w:tc>
+          <w:tcPr>
+            <w:tcW w:type="dxa" w:w="850"/>
+            <w:shd w:fill="FFFF99" w:val="clear"/>
+          </w:tcPr>
+          <w:p>
+            <w:r>
+              <w:rPr>
+                <w:b w:val="0"/>
+                <w:sz w:val="16"/>
+              </w:rPr>
+            </w:r>
+          </w:p>
+        </w:tc>
+        <w:tc>
+          <w:tcPr>
+            <w:tcW w:type="dxa" w:w="1984"/>
+            <w:shd w:fill="FFFF99" w:val="clear"/>
+          </w:tcPr>
+          <w:p>
+            <w:r>
+              <w:rPr>
+                <w:b w:val="0"/>
+                <w:sz w:val="16"/>
+              </w:rPr>
+            </w:r>
+          </w:p>
+        </w:tc>
+        <w:tc>
+          <w:tcPr>
+            <w:tcW w:type="dxa" w:w="454"/>
+            <w:shd w:fill="FFFF99" w:val="clear"/>
+          </w:tcPr>
+          <w:p>
+            <w:r>
+              <w:rPr>
+                <w:b w:val="0"/>
+                <w:sz w:val="16"/>
+              </w:rPr>
+            </w:r>
+          </w:p>
+        </w:tc>
+        <w:tc>
+          <w:tcPr>
+            <w:tcW w:type="dxa" w:w="680"/>
+            <w:shd w:fill="FFFF99" w:val="clear"/>
+          </w:tcPr>
+          <w:p>
+            <w:r>
+              <w:rPr>
+                <w:b w:val="0"/>
+                <w:sz w:val="16"/>
+              </w:rPr>
+            </w:r>
+          </w:p>
+        </w:tc>
+        <w:tc>
+          <w:tcPr>
+            <w:tcW w:type="dxa" w:w="850"/>
+            <w:shd w:fill="FFFF99" w:val="clear"/>
+          </w:tcPr>
+          <w:p>
+            <w:r>
+              <w:rPr>
+                <w:b w:val="0"/>
+                <w:sz w:val="16"/>
+              </w:rPr>
+              <w:t>$7800859</w:t>
+            </w:r>
+          </w:p>
+        </w:tc>
+        <w:tc>
+          <w:tcPr>
+            <w:tcW w:type="dxa" w:w="1984"/>
+            <w:shd w:fill="FFFF99" w:val="clear"/>
+          </w:tcPr>
+          <w:p>
+            <w:r>
+              <w:rPr>
+                <w:b w:val="0"/>
+                <w:sz w:val="16"/>
+              </w:rPr>
+              <w:t>vopsea lavabila acrilica</w:t>
+            </w:r>
+          </w:p>
+        </w:tc>
+        <w:tc>
+          <w:tcPr>
+            <w:tcW w:type="dxa" w:w="454"/>
+            <w:shd w:fill="FFFF99" w:val="clear"/>
+          </w:tcPr>
+          <w:p>
+            <w:r>
+              <w:rPr>
+                <w:b w:val="0"/>
+                <w:sz w:val="16"/>
+              </w:rPr>
+              <w:t>kg</w:t>
+            </w:r>
+          </w:p>
+        </w:tc>
+        <w:tc>
+          <w:tcPr>
+            <w:tcW w:type="dxa" w:w="680"/>
+            <w:shd w:fill="FFFF99" w:val="clear"/>
+          </w:tcPr>
+          <w:p>
+            <w:r>
+              <w:rPr>
+                <w:b w:val="0"/>
+                <w:sz w:val="16"/>
+              </w:rPr>
+              <w:t>12.0</w:t>
+            </w:r>
+          </w:p>
+        </w:tc>
+        <w:tc>
+          <w:tcPr>
+            <w:tcW w:type="dxa" w:w="3572"/>
+            <w:shd w:fill="FFFF99" w:val="clear"/>
+          </w:tcPr>
+          <w:p>
+            <w:r>
+              <w:rPr>
+                <w:b w:val="0"/>
+                <w:color w:val="CC0000"/>
+                <w:sz w:val="16"/>
+              </w:rPr>
+              <w:t>Articol suplimentar în ofertă (nu există în referință)</w:t>
+            </w:r>
+          </w:p>
+        </w:tc>
+      </w:tr>
+      <w:tr>
+        <w:tc>
+          <w:tcPr>
+            <w:tcW w:type="dxa" w:w="397"/>
+            <w:shd w:fill="FFFF99" w:val="clear"/>
+          </w:tcPr>
+          <w:p>
+            <w:r>
+              <w:rPr>
+                <w:b w:val="0"/>
+                <w:sz w:val="16"/>
+              </w:rPr>
+              <w:t>51</w:t>
+            </w:r>
+          </w:p>
+        </w:tc>
+        <w:tc>
+          <w:tcPr>
+            <w:tcW w:type="dxa" w:w="1701"/>
+            <w:shd w:fill="FFFF99" w:val="clear"/>
+          </w:tcPr>
+          <w:p>
+            <w:r>
+              <w:rPr>
+                <w:b w:val="0"/>
+                <w:sz w:val="16"/>
+              </w:rPr>
+              <w:t>226518 - ARHITECTURA grupuri sanitare publice</w:t>
+            </w:r>
+          </w:p>
+        </w:tc>
+        <w:tc>
+          <w:tcPr>
+            <w:tcW w:type="dxa" w:w="850"/>
+            <w:shd w:fill="FFFF99" w:val="clear"/>
+          </w:tcPr>
+          <w:p>
+            <w:r>
+              <w:rPr>
+                <w:b w:val="0"/>
+                <w:sz w:val="16"/>
+              </w:rPr>
+            </w:r>
+          </w:p>
+        </w:tc>
+        <w:tc>
+          <w:tcPr>
+            <w:tcW w:type="dxa" w:w="1984"/>
+            <w:shd w:fill="FFFF99" w:val="clear"/>
+          </w:tcPr>
+          <w:p>
+            <w:r>
+              <w:rPr>
+                <w:b w:val="0"/>
+                <w:sz w:val="16"/>
+              </w:rPr>
+            </w:r>
+          </w:p>
+        </w:tc>
+        <w:tc>
+          <w:tcPr>
+            <w:tcW w:type="dxa" w:w="454"/>
+            <w:shd w:fill="FFFF99" w:val="clear"/>
+          </w:tcPr>
+          <w:p>
+            <w:r>
+              <w:rPr>
+                <w:b w:val="0"/>
+                <w:sz w:val="16"/>
+              </w:rPr>
+            </w:r>
+          </w:p>
+        </w:tc>
+        <w:tc>
+          <w:tcPr>
+            <w:tcW w:type="dxa" w:w="680"/>
+            <w:shd w:fill="FFFF99" w:val="clear"/>
+          </w:tcPr>
+          <w:p>
+            <w:r>
+              <w:rPr>
+                <w:b w:val="0"/>
+                <w:sz w:val="16"/>
+              </w:rPr>
+            </w:r>
+          </w:p>
+        </w:tc>
+        <w:tc>
+          <w:tcPr>
+            <w:tcW w:type="dxa" w:w="850"/>
+            <w:shd w:fill="FFFF99" w:val="clear"/>
+          </w:tcPr>
+          <w:p>
+            <w:r>
+              <w:rPr>
+                <w:b w:val="0"/>
+                <w:sz w:val="16"/>
+              </w:rPr>
+              <w:t>$0156</w:t>
+            </w:r>
+          </w:p>
+        </w:tc>
+        <w:tc>
+          <w:tcPr>
+            <w:tcW w:type="dxa" w:w="1984"/>
+            <w:shd w:fill="FFFF99" w:val="clear"/>
+          </w:tcPr>
+          <w:p>
+            <w:r>
+              <w:rPr>
+                <w:b w:val="0"/>
+                <w:sz w:val="16"/>
+              </w:rPr>
+              <w:t>amorsa pentru vopsea lavabila</w:t>
+            </w:r>
+          </w:p>
+        </w:tc>
+        <w:tc>
+          <w:tcPr>
+            <w:tcW w:type="dxa" w:w="454"/>
+            <w:shd w:fill="FFFF99" w:val="clear"/>
+          </w:tcPr>
+          <w:p>
+            <w:r>
+              <w:rPr>
+                <w:b w:val="0"/>
+                <w:sz w:val="16"/>
+              </w:rPr>
+              <w:t>kg</w:t>
+            </w:r>
+          </w:p>
+        </w:tc>
+        <w:tc>
+          <w:tcPr>
+            <w:tcW w:type="dxa" w:w="680"/>
+            <w:shd w:fill="FFFF99" w:val="clear"/>
+          </w:tcPr>
+          <w:p>
+            <w:r>
+              <w:rPr>
+                <w:b w:val="0"/>
+                <w:sz w:val="16"/>
+              </w:rPr>
+              <w:t>2.4</w:t>
+            </w:r>
+          </w:p>
+        </w:tc>
+        <w:tc>
+          <w:tcPr>
+            <w:tcW w:type="dxa" w:w="3572"/>
+            <w:shd w:fill="FFFF99" w:val="clear"/>
+          </w:tcPr>
+          <w:p>
+            <w:r>
+              <w:rPr>
+                <w:b w:val="0"/>
+                <w:color w:val="CC0000"/>
+                <w:sz w:val="16"/>
+              </w:rPr>
+              <w:t>Articol suplimentar în ofertă (nu există în referință)</w:t>
             </w:r>
           </w:p>
         </w:tc>
@@ -6623,7 +8496,7 @@
                 <w:color w:val="000000"/>
                 <w:sz w:val="18"/>
               </w:rPr>
-              <w:t>Neconformitati: 1 din 14 articole ref.</w:t>
+              <w:t>Neconformitati: 4 din 94 articole ref.</w:t>
             </w:r>
           </w:p>
         </w:tc>
@@ -6669,7 +8542,7 @@
                 <w:color w:val="000000"/>
                 <w:sz w:val="18"/>
               </w:rPr>
-              <w:t>14</w:t>
+              <w:t>94</w:t>
             </w:r>
           </w:p>
         </w:tc>
@@ -6706,7 +8579,7 @@
                 <w:color w:val="000000"/>
                 <w:sz w:val="18"/>
               </w:rPr>
-              <w:t>13</w:t>
+              <w:t>86</w:t>
             </w:r>
           </w:p>
         </w:tc>
@@ -6733,1251 +8606,7 @@
                 <w:b/>
                 <w:sz w:val="18"/>
               </w:rPr>
-              <w:t>Capitol de lucrări 226498 — SISTEM SUPRAVEGHEREA VIDEO -OB4  │  LIPSA: 2  │  EXTRA: 0  │  Delta: -2</w:t>
-            </w:r>
-          </w:p>
-        </w:tc>
-      </w:tr>
-      <w:tr>
-        <w:tc>
-          <w:tcPr>
-            <w:tcW w:type="dxa" w:w="397"/>
-            <w:shd w:fill="FFB3B3" w:val="clear"/>
-          </w:tcPr>
-          <w:p>
-            <w:r>
-              <w:rPr>
-                <w:b w:val="0"/>
-                <w:sz w:val="16"/>
-              </w:rPr>
-              <w:t>41</w:t>
-            </w:r>
-          </w:p>
-        </w:tc>
-        <w:tc>
-          <w:tcPr>
-            <w:tcW w:type="dxa" w:w="1701"/>
-            <w:shd w:fill="FFB3B3" w:val="clear"/>
-          </w:tcPr>
-          <w:p>
-            <w:r>
-              <w:rPr>
-                <w:b w:val="0"/>
-                <w:sz w:val="16"/>
-              </w:rPr>
-              <w:t>226498 - SISTEM SUPRAVEGHEREA VIDEO -OB4</w:t>
-            </w:r>
-          </w:p>
-        </w:tc>
-        <w:tc>
-          <w:tcPr>
-            <w:tcW w:type="dxa" w:w="850"/>
-            <w:shd w:fill="FFB3B3" w:val="clear"/>
-          </w:tcPr>
-          <w:p>
-            <w:r>
-              <w:rPr>
-                <w:b w:val="0"/>
-                <w:sz w:val="16"/>
-              </w:rPr>
-              <w:t>EI17A1</w:t>
-            </w:r>
-          </w:p>
-        </w:tc>
-        <w:tc>
-          <w:tcPr>
-            <w:tcW w:type="dxa" w:w="1984"/>
-            <w:shd w:fill="FFB3B3" w:val="clear"/>
-          </w:tcPr>
-          <w:p>
-            <w:r>
-              <w:rPr>
-                <w:b w:val="0"/>
-                <w:sz w:val="16"/>
-              </w:rPr>
-              <w:t>software pentru videocaptare si inregistrare</w:t>
-            </w:r>
-          </w:p>
-        </w:tc>
-        <w:tc>
-          <w:tcPr>
-            <w:tcW w:type="dxa" w:w="454"/>
-            <w:shd w:fill="FFB3B3" w:val="clear"/>
-          </w:tcPr>
-          <w:p>
-            <w:r>
-              <w:rPr>
-                <w:b w:val="0"/>
-                <w:sz w:val="16"/>
-              </w:rPr>
-              <w:t>buc</w:t>
-            </w:r>
-          </w:p>
-        </w:tc>
-        <w:tc>
-          <w:tcPr>
-            <w:tcW w:type="dxa" w:w="680"/>
-            <w:shd w:fill="FFB3B3" w:val="clear"/>
-          </w:tcPr>
-          <w:p>
-            <w:r>
-              <w:rPr>
-                <w:b w:val="0"/>
-                <w:sz w:val="16"/>
-              </w:rPr>
-              <w:t>2.0</w:t>
-            </w:r>
-          </w:p>
-        </w:tc>
-        <w:tc>
-          <w:tcPr>
-            <w:tcW w:type="dxa" w:w="850"/>
-            <w:shd w:fill="FFB3B3" w:val="clear"/>
-          </w:tcPr>
-          <w:p/>
-        </w:tc>
-        <w:tc>
-          <w:tcPr>
-            <w:tcW w:type="dxa" w:w="1984"/>
-            <w:shd w:fill="FFB3B3" w:val="clear"/>
-          </w:tcPr>
-          <w:p/>
-        </w:tc>
-        <w:tc>
-          <w:tcPr>
-            <w:tcW w:type="dxa" w:w="454"/>
-            <w:shd w:fill="FFB3B3" w:val="clear"/>
-          </w:tcPr>
-          <w:p/>
-        </w:tc>
-        <w:tc>
-          <w:tcPr>
-            <w:tcW w:type="dxa" w:w="680"/>
-            <w:shd w:fill="FFB3B3" w:val="clear"/>
-          </w:tcPr>
-          <w:p/>
-        </w:tc>
-        <w:tc>
-          <w:tcPr>
-            <w:tcW w:type="dxa" w:w="3572"/>
-            <w:shd w:fill="FFB3B3" w:val="clear"/>
-          </w:tcPr>
-          <w:p>
-            <w:r>
-              <w:rPr>
-                <w:b w:val="0"/>
-                <w:color w:val="CC0000"/>
-                <w:sz w:val="16"/>
-              </w:rPr>
-              <w:t>Articol lipsă din ofertă</w:t>
-            </w:r>
-          </w:p>
-        </w:tc>
-      </w:tr>
-      <w:tr>
-        <w:tc>
-          <w:tcPr>
-            <w:tcW w:type="dxa" w:w="397"/>
-            <w:shd w:fill="FFB3B3" w:val="clear"/>
-          </w:tcPr>
-          <w:p>
-            <w:r>
-              <w:rPr>
-                <w:b w:val="0"/>
-                <w:sz w:val="16"/>
-              </w:rPr>
-              <w:t>42</w:t>
-            </w:r>
-          </w:p>
-        </w:tc>
-        <w:tc>
-          <w:tcPr>
-            <w:tcW w:type="dxa" w:w="1701"/>
-            <w:shd w:fill="FFB3B3" w:val="clear"/>
-          </w:tcPr>
-          <w:p>
-            <w:r>
-              <w:rPr>
-                <w:b w:val="0"/>
-                <w:sz w:val="16"/>
-              </w:rPr>
-              <w:t>226498 - SISTEM SUPRAVEGHEREA VIDEO -OB4</w:t>
-            </w:r>
-          </w:p>
-        </w:tc>
-        <w:tc>
-          <w:tcPr>
-            <w:tcW w:type="dxa" w:w="850"/>
-            <w:shd w:fill="FFB3B3" w:val="clear"/>
-          </w:tcPr>
-          <w:p>
-            <w:r>
-              <w:rPr>
-                <w:b w:val="0"/>
-                <w:sz w:val="16"/>
-              </w:rPr>
-              <w:t>EI16A1</w:t>
-            </w:r>
-          </w:p>
-        </w:tc>
-        <w:tc>
-          <w:tcPr>
-            <w:tcW w:type="dxa" w:w="1984"/>
-            <w:shd w:fill="FFB3B3" w:val="clear"/>
-          </w:tcPr>
-          <w:p>
-            <w:r>
-              <w:rPr>
-                <w:b w:val="0"/>
-                <w:sz w:val="16"/>
-              </w:rPr>
-              <w:t>revizie sistem existent supravegherea video</w:t>
-            </w:r>
-          </w:p>
-        </w:tc>
-        <w:tc>
-          <w:tcPr>
-            <w:tcW w:type="dxa" w:w="454"/>
-            <w:shd w:fill="FFB3B3" w:val="clear"/>
-          </w:tcPr>
-          <w:p>
-            <w:r>
-              <w:rPr>
-                <w:b w:val="0"/>
-                <w:sz w:val="16"/>
-              </w:rPr>
-              <w:t>buc</w:t>
-            </w:r>
-          </w:p>
-        </w:tc>
-        <w:tc>
-          <w:tcPr>
-            <w:tcW w:type="dxa" w:w="680"/>
-            <w:shd w:fill="FFB3B3" w:val="clear"/>
-          </w:tcPr>
-          <w:p>
-            <w:r>
-              <w:rPr>
-                <w:b w:val="0"/>
-                <w:sz w:val="16"/>
-              </w:rPr>
-              <w:t>1.0</w:t>
-            </w:r>
-          </w:p>
-        </w:tc>
-        <w:tc>
-          <w:tcPr>
-            <w:tcW w:type="dxa" w:w="850"/>
-            <w:shd w:fill="FFB3B3" w:val="clear"/>
-          </w:tcPr>
-          <w:p/>
-        </w:tc>
-        <w:tc>
-          <w:tcPr>
-            <w:tcW w:type="dxa" w:w="1984"/>
-            <w:shd w:fill="FFB3B3" w:val="clear"/>
-          </w:tcPr>
-          <w:p/>
-        </w:tc>
-        <w:tc>
-          <w:tcPr>
-            <w:tcW w:type="dxa" w:w="454"/>
-            <w:shd w:fill="FFB3B3" w:val="clear"/>
-          </w:tcPr>
-          <w:p/>
-        </w:tc>
-        <w:tc>
-          <w:tcPr>
-            <w:tcW w:type="dxa" w:w="680"/>
-            <w:shd w:fill="FFB3B3" w:val="clear"/>
-          </w:tcPr>
-          <w:p/>
-        </w:tc>
-        <w:tc>
-          <w:tcPr>
-            <w:tcW w:type="dxa" w:w="3572"/>
-            <w:shd w:fill="FFB3B3" w:val="clear"/>
-          </w:tcPr>
-          <w:p>
-            <w:r>
-              <w:rPr>
-                <w:b w:val="0"/>
-                <w:color w:val="CC0000"/>
-                <w:sz w:val="16"/>
-              </w:rPr>
-              <w:t>Articol lipsă din ofertă</w:t>
-            </w:r>
-          </w:p>
-        </w:tc>
-      </w:tr>
-      <w:tr>
-        <w:tc>
-          <w:tcPr>
-            <w:tcW w:type="dxa" w:w="397"/>
-          </w:tcPr>
-          <w:p/>
-        </w:tc>
-        <w:tc>
-          <w:tcPr>
-            <w:tcW w:type="dxa" w:w="1701"/>
-            <w:shd w:fill="D9D9D9" w:val="clear"/>
-          </w:tcPr>
-          <w:p>
-            <w:r>
-              <w:rPr>
-                <w:b/>
-                <w:color w:val="000000"/>
-                <w:sz w:val="18"/>
-              </w:rPr>
-              <w:t>SUMAR</w:t>
-            </w:r>
-          </w:p>
-        </w:tc>
-        <w:tc>
-          <w:tcPr>
-            <w:tcW w:type="dxa" w:w="850"/>
-            <w:shd w:fill="D9D9D9" w:val="clear"/>
-          </w:tcPr>
-          <w:p>
-            <w:r>
-              <w:rPr>
-                <w:b/>
-                <w:color w:val="000000"/>
-                <w:sz w:val="18"/>
-              </w:rPr>
-              <w:t>Neconformitati: 2 din 16 articole ref.</w:t>
-            </w:r>
-          </w:p>
-        </w:tc>
-        <w:tc>
-          <w:tcPr>
-            <w:tcW w:type="dxa" w:w="1984"/>
-            <w:shd w:fill="D9D9D9" w:val="clear"/>
-          </w:tcPr>
-          <w:p>
-            <w:r/>
-          </w:p>
-        </w:tc>
-        <w:tc>
-          <w:tcPr>
-            <w:tcW w:type="dxa" w:w="454"/>
-            <w:shd w:fill="D9D9D9" w:val="clear"/>
-          </w:tcPr>
-          <w:p>
-            <w:r/>
-          </w:p>
-        </w:tc>
-        <w:tc>
-          <w:tcPr>
-            <w:tcW w:type="dxa" w:w="680"/>
-            <w:shd w:fill="D9D9D9" w:val="clear"/>
-          </w:tcPr>
-          <w:p>
-            <w:r/>
-          </w:p>
-        </w:tc>
-        <w:tc>
-          <w:tcPr>
-            <w:tcW w:type="dxa" w:w="850"/>
-            <w:shd w:fill="D9D9D9" w:val="clear"/>
-          </w:tcPr>
-          <w:p>
-            <w:pPr>
-              <w:jc w:val="center"/>
-            </w:pPr>
-            <w:r>
-              <w:rPr>
-                <w:b/>
-                <w:color w:val="000000"/>
-                <w:sz w:val="18"/>
-              </w:rPr>
-              <w:t>16</w:t>
-            </w:r>
-          </w:p>
-        </w:tc>
-        <w:tc>
-          <w:tcPr>
-            <w:tcW w:type="dxa" w:w="1984"/>
-            <w:shd w:fill="D9D9D9" w:val="clear"/>
-          </w:tcPr>
-          <w:p>
-            <w:r/>
-          </w:p>
-        </w:tc>
-        <w:tc>
-          <w:tcPr>
-            <w:tcW w:type="dxa" w:w="454"/>
-            <w:shd w:fill="D9D9D9" w:val="clear"/>
-          </w:tcPr>
-          <w:p>
-            <w:r/>
-          </w:p>
-        </w:tc>
-        <w:tc>
-          <w:tcPr>
-            <w:tcW w:type="dxa" w:w="680"/>
-            <w:shd w:fill="D9D9D9" w:val="clear"/>
-          </w:tcPr>
-          <w:p>
-            <w:pPr>
-              <w:jc w:val="center"/>
-            </w:pPr>
-            <w:r>
-              <w:rPr>
-                <w:b/>
-                <w:color w:val="000000"/>
-                <w:sz w:val="18"/>
-              </w:rPr>
-              <w:t>14</w:t>
-            </w:r>
-          </w:p>
-        </w:tc>
-        <w:tc>
-          <w:tcPr>
-            <w:tcW w:type="dxa" w:w="3572"/>
-            <w:shd w:fill="D9D9D9" w:val="clear"/>
-          </w:tcPr>
-          <w:p>
-            <w:r/>
-          </w:p>
-        </w:tc>
-      </w:tr>
-      <w:tr>
-        <w:tc>
-          <w:tcPr>
-            <w:tcW w:type="dxa" w:w="3572"/>
-            <w:gridSpan w:val="11"/>
-            <w:shd w:fill="D9D9D9" w:val="clear"/>
-          </w:tcPr>
-          <w:p>
-            <w:r>
-              <w:rPr>
-                <w:b/>
-                <w:sz w:val="18"/>
-              </w:rPr>
-              <w:t>Capitol de lucrări 226528 — INSTALATII SANITARE OB.5  │  LIPSA: 0  │  EXTRA: 2  │  Delta: +2</w:t>
-            </w:r>
-          </w:p>
-        </w:tc>
-      </w:tr>
-      <w:tr>
-        <w:tc>
-          <w:tcPr>
-            <w:tcW w:type="dxa" w:w="397"/>
-          </w:tcPr>
-          <w:p>
-            <w:r>
-              <w:rPr>
-                <w:b w:val="0"/>
-                <w:sz w:val="16"/>
-              </w:rPr>
-              <w:t>44</w:t>
-            </w:r>
-          </w:p>
-        </w:tc>
-        <w:tc>
-          <w:tcPr>
-            <w:tcW w:type="dxa" w:w="1701"/>
-          </w:tcPr>
-          <w:p>
-            <w:r>
-              <w:rPr>
-                <w:b w:val="0"/>
-                <w:sz w:val="16"/>
-              </w:rPr>
-              <w:t>226528 - INSTALATII SANITARE OB.5</w:t>
-            </w:r>
-          </w:p>
-        </w:tc>
-        <w:tc>
-          <w:tcPr>
-            <w:tcW w:type="dxa" w:w="850"/>
-          </w:tcPr>
-          <w:p>
-            <w:r>
-              <w:rPr>
-                <w:b w:val="0"/>
-                <w:sz w:val="16"/>
-              </w:rPr>
-              <w:t>SB09B</w:t>
-            </w:r>
-          </w:p>
-        </w:tc>
-        <w:tc>
-          <w:tcPr>
-            <w:tcW w:type="dxa" w:w="1984"/>
-          </w:tcPr>
-          <w:p>
-            <w:r>
-              <w:rPr>
-                <w:b w:val="0"/>
-                <w:sz w:val="16"/>
-              </w:rPr>
-              <w:t>piese leg (cot, red, piesa curat mufa dubla, co...</w:t>
-            </w:r>
-          </w:p>
-        </w:tc>
-        <w:tc>
-          <w:tcPr>
-            <w:tcW w:type="dxa" w:w="454"/>
-          </w:tcPr>
-          <w:p>
-            <w:r>
-              <w:rPr>
-                <w:b w:val="0"/>
-                <w:color w:val="CC0000"/>
-                <w:sz w:val="16"/>
-              </w:rPr>
-              <w:t>m</w:t>
-            </w:r>
-          </w:p>
-        </w:tc>
-        <w:tc>
-          <w:tcPr>
-            <w:tcW w:type="dxa" w:w="680"/>
-          </w:tcPr>
-          <w:p>
-            <w:r>
-              <w:rPr>
-                <w:b w:val="0"/>
-                <w:sz w:val="16"/>
-              </w:rPr>
-              <w:t>10.0</w:t>
-            </w:r>
-          </w:p>
-        </w:tc>
-        <w:tc>
-          <w:tcPr>
-            <w:tcW w:type="dxa" w:w="850"/>
-          </w:tcPr>
-          <w:p>
-            <w:r>
-              <w:rPr>
-                <w:b w:val="0"/>
-                <w:sz w:val="16"/>
-              </w:rPr>
-              <w:t>SB09B</w:t>
-            </w:r>
-          </w:p>
-        </w:tc>
-        <w:tc>
-          <w:tcPr>
-            <w:tcW w:type="dxa" w:w="1984"/>
-          </w:tcPr>
-          <w:p>
-            <w:r>
-              <w:rPr>
-                <w:b w:val="0"/>
-                <w:sz w:val="16"/>
-              </w:rPr>
-              <w:t>piese legatura (cot,red,piesa curat mufa dubla,...</w:t>
-            </w:r>
-          </w:p>
-        </w:tc>
-        <w:tc>
-          <w:tcPr>
-            <w:tcW w:type="dxa" w:w="454"/>
-          </w:tcPr>
-          <w:p>
-            <w:r>
-              <w:rPr>
-                <w:b w:val="0"/>
-                <w:color w:val="CC0000"/>
-                <w:sz w:val="16"/>
-              </w:rPr>
-              <w:t>buc</w:t>
-            </w:r>
-          </w:p>
-        </w:tc>
-        <w:tc>
-          <w:tcPr>
-            <w:tcW w:type="dxa" w:w="680"/>
-          </w:tcPr>
-          <w:p>
-            <w:r>
-              <w:rPr>
-                <w:b w:val="0"/>
-                <w:sz w:val="16"/>
-              </w:rPr>
-              <w:t>10.0</w:t>
-            </w:r>
-          </w:p>
-        </w:tc>
-        <w:tc>
-          <w:tcPr>
-            <w:tcW w:type="dxa" w:w="3572"/>
-          </w:tcPr>
-          <w:p>
-            <w:r>
-              <w:rPr>
-                <w:b w:val="0"/>
-                <w:color w:val="CC0000"/>
-                <w:sz w:val="16"/>
-              </w:rPr>
-              <w:t>Unitate de măsură diferită: referință m, ofertat buc</w:t>
-            </w:r>
-          </w:p>
-        </w:tc>
-      </w:tr>
-      <w:tr>
-        <w:tc>
-          <w:tcPr>
-            <w:tcW w:type="dxa" w:w="397"/>
-          </w:tcPr>
-          <w:p>
-            <w:r>
-              <w:rPr>
-                <w:b w:val="0"/>
-                <w:sz w:val="16"/>
-              </w:rPr>
-              <w:t>45</w:t>
-            </w:r>
-          </w:p>
-        </w:tc>
-        <w:tc>
-          <w:tcPr>
-            <w:tcW w:type="dxa" w:w="1701"/>
-          </w:tcPr>
-          <w:p>
-            <w:r>
-              <w:rPr>
-                <w:b w:val="0"/>
-                <w:sz w:val="16"/>
-              </w:rPr>
-              <w:t>226528 - INSTALATII SANITARE OB.5</w:t>
-            </w:r>
-          </w:p>
-        </w:tc>
-        <w:tc>
-          <w:tcPr>
-            <w:tcW w:type="dxa" w:w="850"/>
-          </w:tcPr>
-          <w:p>
-            <w:r>
-              <w:rPr>
-                <w:b w:val="0"/>
-                <w:sz w:val="16"/>
-              </w:rPr>
-              <w:t>$2222213</w:t>
-            </w:r>
-          </w:p>
-        </w:tc>
-        <w:tc>
-          <w:tcPr>
-            <w:tcW w:type="dxa" w:w="1984"/>
-          </w:tcPr>
-          <w:p>
-            <w:r>
-              <w:rPr>
-                <w:b w:val="0"/>
-                <w:sz w:val="16"/>
-              </w:rPr>
-              <w:t>perie wc detaliere transporturi: -transport aut...</w:t>
-            </w:r>
-          </w:p>
-        </w:tc>
-        <w:tc>
-          <w:tcPr>
-            <w:tcW w:type="dxa" w:w="454"/>
-          </w:tcPr>
-          <w:p>
-            <w:r>
-              <w:rPr>
-                <w:b w:val="0"/>
-                <w:sz w:val="16"/>
-              </w:rPr>
-              <w:t>buc</w:t>
-            </w:r>
-          </w:p>
-        </w:tc>
-        <w:tc>
-          <w:tcPr>
-            <w:tcW w:type="dxa" w:w="680"/>
-          </w:tcPr>
-          <w:p>
-            <w:r>
-              <w:rPr>
-                <w:b w:val="0"/>
-                <w:color w:val="CC0000"/>
-                <w:sz w:val="16"/>
-              </w:rPr>
-              <w:t>1.0</w:t>
-            </w:r>
-          </w:p>
-        </w:tc>
-        <w:tc>
-          <w:tcPr>
-            <w:tcW w:type="dxa" w:w="850"/>
-          </w:tcPr>
-          <w:p>
-            <w:r>
-              <w:rPr>
-                <w:b w:val="0"/>
-                <w:sz w:val="16"/>
-              </w:rPr>
-              <w:t>$2222213</w:t>
-            </w:r>
-          </w:p>
-        </w:tc>
-        <w:tc>
-          <w:tcPr>
-            <w:tcW w:type="dxa" w:w="1984"/>
-          </w:tcPr>
-          <w:p>
-            <w:r>
-              <w:rPr>
-                <w:b w:val="0"/>
-                <w:sz w:val="16"/>
-              </w:rPr>
-              <w:t>perie wc si suport inox/sticla mata, suspendat ...</w:t>
-            </w:r>
-          </w:p>
-        </w:tc>
-        <w:tc>
-          <w:tcPr>
-            <w:tcW w:type="dxa" w:w="454"/>
-          </w:tcPr>
-          <w:p>
-            <w:r>
-              <w:rPr>
-                <w:b w:val="0"/>
-                <w:sz w:val="16"/>
-              </w:rPr>
-              <w:t>buc</w:t>
-            </w:r>
-          </w:p>
-        </w:tc>
-        <w:tc>
-          <w:tcPr>
-            <w:tcW w:type="dxa" w:w="680"/>
-          </w:tcPr>
-          <w:p>
-            <w:r>
-              <w:rPr>
-                <w:b w:val="0"/>
-                <w:color w:val="CC0000"/>
-                <w:sz w:val="16"/>
-              </w:rPr>
-              <w:t>4.0</w:t>
-            </w:r>
-          </w:p>
-        </w:tc>
-        <w:tc>
-          <w:tcPr>
-            <w:tcW w:type="dxa" w:w="3572"/>
-          </w:tcPr>
-          <w:p>
-            <w:r>
-              <w:rPr>
-                <w:b w:val="0"/>
-                <w:color w:val="CC0000"/>
-                <w:sz w:val="16"/>
-              </w:rPr>
-              <w:t>Cantitate diferită: referință 1.0 buc, ofertat 4.0 buc</w:t>
-            </w:r>
-          </w:p>
-        </w:tc>
-      </w:tr>
-      <w:tr>
-        <w:tc>
-          <w:tcPr>
-            <w:tcW w:type="dxa" w:w="397"/>
-            <w:shd w:fill="FFB347" w:val="clear"/>
-          </w:tcPr>
-          <w:p>
-            <w:r>
-              <w:rPr>
-                <w:b w:val="0"/>
-                <w:sz w:val="16"/>
-              </w:rPr>
-              <w:t>46</w:t>
-            </w:r>
-          </w:p>
-        </w:tc>
-        <w:tc>
-          <w:tcPr>
-            <w:tcW w:type="dxa" w:w="1701"/>
-            <w:shd w:fill="FFB347" w:val="clear"/>
-          </w:tcPr>
-          <w:p>
-            <w:r>
-              <w:rPr>
-                <w:b w:val="0"/>
-                <w:sz w:val="16"/>
-              </w:rPr>
-              <w:t>226528 - INSTALATII SANITARE OB.5</w:t>
-            </w:r>
-          </w:p>
-        </w:tc>
-        <w:tc>
-          <w:tcPr>
-            <w:tcW w:type="dxa" w:w="850"/>
-            <w:shd w:fill="FFB347" w:val="clear"/>
-          </w:tcPr>
-          <w:p>
-            <w:r>
-              <w:rPr>
-                <w:b w:val="0"/>
-                <w:sz w:val="16"/>
-              </w:rPr>
-              <w:t>$2222224</w:t>
-            </w:r>
-          </w:p>
-        </w:tc>
-        <w:tc>
-          <w:tcPr>
-            <w:tcW w:type="dxa" w:w="1984"/>
-            <w:shd w:fill="FFB347" w:val="clear"/>
-          </w:tcPr>
-          <w:p>
-            <w:r>
-              <w:rPr>
-                <w:b w:val="0"/>
-                <w:sz w:val="16"/>
-              </w:rPr>
-              <w:t>oglinda</w:t>
-            </w:r>
-          </w:p>
-        </w:tc>
-        <w:tc>
-          <w:tcPr>
-            <w:tcW w:type="dxa" w:w="454"/>
-            <w:shd w:fill="FFB347" w:val="clear"/>
-          </w:tcPr>
-          <w:p>
-            <w:r>
-              <w:rPr>
-                <w:b w:val="0"/>
-                <w:sz w:val="16"/>
-              </w:rPr>
-              <w:t>buc</w:t>
-            </w:r>
-          </w:p>
-        </w:tc>
-        <w:tc>
-          <w:tcPr>
-            <w:tcW w:type="dxa" w:w="680"/>
-            <w:shd w:fill="FFB347" w:val="clear"/>
-          </w:tcPr>
-          <w:p>
-            <w:r>
-              <w:rPr>
-                <w:b w:val="0"/>
-                <w:sz w:val="16"/>
-              </w:rPr>
-              <w:t>1.0</w:t>
-            </w:r>
-          </w:p>
-        </w:tc>
-        <w:tc>
-          <w:tcPr>
-            <w:tcW w:type="dxa" w:w="850"/>
-            <w:shd w:fill="FFB347" w:val="clear"/>
-          </w:tcPr>
-          <w:p>
-            <w:r>
-              <w:rPr>
-                <w:b w:val="0"/>
-                <w:sz w:val="16"/>
-              </w:rPr>
-              <w:t>$22222242</w:t>
-            </w:r>
-          </w:p>
-        </w:tc>
-        <w:tc>
-          <w:tcPr>
-            <w:tcW w:type="dxa" w:w="1984"/>
-            <w:shd w:fill="FFB347" w:val="clear"/>
-          </w:tcPr>
-          <w:p>
-            <w:r>
-              <w:rPr>
-                <w:b w:val="0"/>
-                <w:sz w:val="16"/>
-              </w:rPr>
-              <w:t>oglinda cu rama aluminiu</w:t>
-            </w:r>
-          </w:p>
-        </w:tc>
-        <w:tc>
-          <w:tcPr>
-            <w:tcW w:type="dxa" w:w="454"/>
-            <w:shd w:fill="FFB347" w:val="clear"/>
-          </w:tcPr>
-          <w:p>
-            <w:r>
-              <w:rPr>
-                <w:b w:val="0"/>
-                <w:sz w:val="16"/>
-              </w:rPr>
-              <w:t>buc</w:t>
-            </w:r>
-          </w:p>
-        </w:tc>
-        <w:tc>
-          <w:tcPr>
-            <w:tcW w:type="dxa" w:w="680"/>
-            <w:shd w:fill="FFB347" w:val="clear"/>
-          </w:tcPr>
-          <w:p>
-            <w:r>
-              <w:rPr>
-                <w:b w:val="0"/>
-                <w:sz w:val="16"/>
-              </w:rPr>
-              <w:t>4.0</w:t>
-            </w:r>
-          </w:p>
-        </w:tc>
-        <w:tc>
-          <w:tcPr>
-            <w:tcW w:type="dxa" w:w="3572"/>
-            <w:shd w:fill="FFB347" w:val="clear"/>
-          </w:tcPr>
-          <w:p>
-            <w:r>
-              <w:rPr>
-                <w:b w:val="0"/>
-                <w:color w:val="CC0000"/>
-                <w:sz w:val="16"/>
-              </w:rPr>
-              <w:t>Cod similar — posibilă eroare OCR sau variație: referință '$2222224', ofertat '$22222242'. Cod similar: referinta '$2222224', ofertat '$22222242'. Necesită verificare manuală.</w:t>
-            </w:r>
-          </w:p>
-        </w:tc>
-      </w:tr>
-      <w:tr>
-        <w:tc>
-          <w:tcPr>
-            <w:tcW w:type="dxa" w:w="397"/>
-            <w:shd w:fill="FFB347" w:val="clear"/>
-          </w:tcPr>
-          <w:p>
-            <w:r>
-              <w:rPr>
-                <w:b w:val="0"/>
-                <w:sz w:val="16"/>
-              </w:rPr>
-              <w:t>47</w:t>
-            </w:r>
-          </w:p>
-        </w:tc>
-        <w:tc>
-          <w:tcPr>
-            <w:tcW w:type="dxa" w:w="1701"/>
-            <w:shd w:fill="FFB347" w:val="clear"/>
-          </w:tcPr>
-          <w:p>
-            <w:r>
-              <w:rPr>
-                <w:b w:val="0"/>
-                <w:sz w:val="16"/>
-              </w:rPr>
-              <w:t>226528 - INSTALATII SANITARE OB.5</w:t>
-            </w:r>
-          </w:p>
-        </w:tc>
-        <w:tc>
-          <w:tcPr>
-            <w:tcW w:type="dxa" w:w="850"/>
-            <w:shd w:fill="FFB347" w:val="clear"/>
-          </w:tcPr>
-          <w:p>
-            <w:r>
-              <w:rPr>
-                <w:b w:val="0"/>
-                <w:sz w:val="16"/>
-              </w:rPr>
-              <w:t>$2222213</w:t>
-            </w:r>
-          </w:p>
-        </w:tc>
-        <w:tc>
-          <w:tcPr>
-            <w:tcW w:type="dxa" w:w="1984"/>
-            <w:shd w:fill="FFB347" w:val="clear"/>
-          </w:tcPr>
-          <w:p>
-            <w:r>
-              <w:rPr>
-                <w:b w:val="0"/>
-                <w:sz w:val="16"/>
-              </w:rPr>
-              <w:t>perie wc si suport inox/sticla mata, suspendat ...</w:t>
-            </w:r>
-          </w:p>
-        </w:tc>
-        <w:tc>
-          <w:tcPr>
-            <w:tcW w:type="dxa" w:w="454"/>
-            <w:shd w:fill="FFB347" w:val="clear"/>
-          </w:tcPr>
-          <w:p>
-            <w:r>
-              <w:rPr>
-                <w:b w:val="0"/>
-                <w:sz w:val="16"/>
-              </w:rPr>
-              <w:t>buc</w:t>
-            </w:r>
-          </w:p>
-        </w:tc>
-        <w:tc>
-          <w:tcPr>
-            <w:tcW w:type="dxa" w:w="680"/>
-            <w:shd w:fill="FFB347" w:val="clear"/>
-          </w:tcPr>
-          <w:p>
-            <w:r>
-              <w:rPr>
-                <w:b w:val="0"/>
-                <w:sz w:val="16"/>
-              </w:rPr>
-              <w:t>4.0</w:t>
-            </w:r>
-          </w:p>
-        </w:tc>
-        <w:tc>
-          <w:tcPr>
-            <w:tcW w:type="dxa" w:w="850"/>
-            <w:shd w:fill="FFB347" w:val="clear"/>
-          </w:tcPr>
-          <w:p>
-            <w:r>
-              <w:rPr>
-                <w:b w:val="0"/>
-                <w:sz w:val="16"/>
-              </w:rPr>
-              <w:t>$22222131</w:t>
-            </w:r>
-          </w:p>
-        </w:tc>
-        <w:tc>
-          <w:tcPr>
-            <w:tcW w:type="dxa" w:w="1984"/>
-            <w:shd w:fill="FFB347" w:val="clear"/>
-          </w:tcPr>
-          <w:p>
-            <w:r>
-              <w:rPr>
-                <w:b w:val="0"/>
-                <w:sz w:val="16"/>
-              </w:rPr>
-              <w:t>perie wc</w:t>
-            </w:r>
-          </w:p>
-        </w:tc>
-        <w:tc>
-          <w:tcPr>
-            <w:tcW w:type="dxa" w:w="454"/>
-            <w:shd w:fill="FFB347" w:val="clear"/>
-          </w:tcPr>
-          <w:p>
-            <w:r>
-              <w:rPr>
-                <w:b w:val="0"/>
-                <w:sz w:val="16"/>
-              </w:rPr>
-              <w:t>buc</w:t>
-            </w:r>
-          </w:p>
-        </w:tc>
-        <w:tc>
-          <w:tcPr>
-            <w:tcW w:type="dxa" w:w="680"/>
-            <w:shd w:fill="FFB347" w:val="clear"/>
-          </w:tcPr>
-          <w:p>
-            <w:r>
-              <w:rPr>
-                <w:b w:val="0"/>
-                <w:sz w:val="16"/>
-              </w:rPr>
-              <w:t>1.0</w:t>
-            </w:r>
-          </w:p>
-        </w:tc>
-        <w:tc>
-          <w:tcPr>
-            <w:tcW w:type="dxa" w:w="3572"/>
-            <w:shd w:fill="FFB347" w:val="clear"/>
-          </w:tcPr>
-          <w:p>
-            <w:r>
-              <w:rPr>
-                <w:b w:val="0"/>
-                <w:color w:val="CC0000"/>
-                <w:sz w:val="16"/>
-              </w:rPr>
-              <w:t>Cod similar — posibilă eroare OCR sau variație: referință '$2222213', ofertat '$22222131'. Cod similar: referinta '$2222213', ofertat '$22222131'. Necesită verificare manuală.</w:t>
-            </w:r>
-          </w:p>
-        </w:tc>
-      </w:tr>
-      <w:tr>
-        <w:tc>
-          <w:tcPr>
-            <w:tcW w:type="dxa" w:w="397"/>
-            <w:shd w:fill="FFB347" w:val="clear"/>
-          </w:tcPr>
-          <w:p>
-            <w:r>
-              <w:rPr>
-                <w:b w:val="0"/>
-                <w:sz w:val="16"/>
-              </w:rPr>
-              <w:t>48</w:t>
-            </w:r>
-          </w:p>
-        </w:tc>
-        <w:tc>
-          <w:tcPr>
-            <w:tcW w:type="dxa" w:w="1701"/>
-            <w:shd w:fill="FFB347" w:val="clear"/>
-          </w:tcPr>
-          <w:p>
-            <w:r>
-              <w:rPr>
-                <w:b w:val="0"/>
-                <w:sz w:val="16"/>
-              </w:rPr>
-              <w:t>226528 - INSTALATII SANITARE OB.5</w:t>
-            </w:r>
-          </w:p>
-        </w:tc>
-        <w:tc>
-          <w:tcPr>
-            <w:tcW w:type="dxa" w:w="850"/>
-            <w:shd w:fill="FFB347" w:val="clear"/>
-          </w:tcPr>
-          <w:p>
-            <w:r>
-              <w:rPr>
-                <w:b w:val="0"/>
-                <w:sz w:val="16"/>
-              </w:rPr>
-              <w:t>$2222224</w:t>
-            </w:r>
-          </w:p>
-        </w:tc>
-        <w:tc>
-          <w:tcPr>
-            <w:tcW w:type="dxa" w:w="1984"/>
-            <w:shd w:fill="FFB347" w:val="clear"/>
-          </w:tcPr>
-          <w:p>
-            <w:r>
-              <w:rPr>
-                <w:b w:val="0"/>
-                <w:sz w:val="16"/>
-              </w:rPr>
-              <w:t>oglinda</w:t>
-            </w:r>
-          </w:p>
-        </w:tc>
-        <w:tc>
-          <w:tcPr>
-            <w:tcW w:type="dxa" w:w="454"/>
-            <w:shd w:fill="FFB347" w:val="clear"/>
-          </w:tcPr>
-          <w:p>
-            <w:r>
-              <w:rPr>
-                <w:b w:val="0"/>
-                <w:sz w:val="16"/>
-              </w:rPr>
-              <w:t>buc</w:t>
-            </w:r>
-          </w:p>
-        </w:tc>
-        <w:tc>
-          <w:tcPr>
-            <w:tcW w:type="dxa" w:w="680"/>
-            <w:shd w:fill="FFB347" w:val="clear"/>
-          </w:tcPr>
-          <w:p>
-            <w:r>
-              <w:rPr>
-                <w:b w:val="0"/>
-                <w:sz w:val="16"/>
-              </w:rPr>
-              <w:t>4.0</w:t>
-            </w:r>
-          </w:p>
-        </w:tc>
-        <w:tc>
-          <w:tcPr>
-            <w:tcW w:type="dxa" w:w="850"/>
-            <w:shd w:fill="FFB347" w:val="clear"/>
-          </w:tcPr>
-          <w:p>
-            <w:r>
-              <w:rPr>
-                <w:b w:val="0"/>
-                <w:sz w:val="16"/>
-              </w:rPr>
-              <w:t>$22222241</w:t>
-            </w:r>
-          </w:p>
-        </w:tc>
-        <w:tc>
-          <w:tcPr>
-            <w:tcW w:type="dxa" w:w="1984"/>
-            <w:shd w:fill="FFB347" w:val="clear"/>
-          </w:tcPr>
-          <w:p>
-            <w:r>
-              <w:rPr>
-                <w:b w:val="0"/>
-                <w:sz w:val="16"/>
-              </w:rPr>
-              <w:t>oglinda</w:t>
-            </w:r>
-          </w:p>
-        </w:tc>
-        <w:tc>
-          <w:tcPr>
-            <w:tcW w:type="dxa" w:w="454"/>
-            <w:shd w:fill="FFB347" w:val="clear"/>
-          </w:tcPr>
-          <w:p>
-            <w:r>
-              <w:rPr>
-                <w:b w:val="0"/>
-                <w:sz w:val="16"/>
-              </w:rPr>
-              <w:t>buc</w:t>
-            </w:r>
-          </w:p>
-        </w:tc>
-        <w:tc>
-          <w:tcPr>
-            <w:tcW w:type="dxa" w:w="680"/>
-            <w:shd w:fill="FFB347" w:val="clear"/>
-          </w:tcPr>
-          <w:p>
-            <w:r>
-              <w:rPr>
-                <w:b w:val="0"/>
-                <w:sz w:val="16"/>
-              </w:rPr>
-              <w:t>1.0</w:t>
-            </w:r>
-          </w:p>
-        </w:tc>
-        <w:tc>
-          <w:tcPr>
-            <w:tcW w:type="dxa" w:w="3572"/>
-            <w:shd w:fill="FFB347" w:val="clear"/>
-          </w:tcPr>
-          <w:p>
-            <w:r>
-              <w:rPr>
-                <w:b w:val="0"/>
-                <w:color w:val="CC0000"/>
-                <w:sz w:val="16"/>
-              </w:rPr>
-              <w:t>Cod similar — posibilă eroare OCR sau variație: referință '$2222224', ofertat '$22222241'. Cod similar (OCR): '$2222224' ↔ '$22222241'. Necesită verificare manuală.</w:t>
+              <w:t>Capitol de lucrări 226728 — ORG SANTIER- MONTARE WC ECOLOGIC  │  LIPSA: 0  │  EXTRA: 1  │  Delta: +1</w:t>
             </w:r>
           </w:p>
         </w:tc>
@@ -8013,7 +8642,7 @@
                 <w:b w:val="0"/>
                 <w:sz w:val="16"/>
               </w:rPr>
-              <w:t>49</w:t>
+              <w:t>53</w:t>
             </w:r>
           </w:p>
         </w:tc>
@@ -8028,1995 +8657,7 @@
                 <w:b w:val="0"/>
                 <w:sz w:val="16"/>
               </w:rPr>
-              <w:t>226528 - INSTALATII SANITARE OB.5</w:t>
-            </w:r>
-          </w:p>
-        </w:tc>
-        <w:tc>
-          <w:tcPr>
-            <w:tcW w:type="dxa" w:w="850"/>
-            <w:shd w:fill="FFFF99" w:val="clear"/>
-          </w:tcPr>
-          <w:p>
-            <w:r>
-              <w:rPr>
-                <w:b w:val="0"/>
-                <w:sz w:val="16"/>
-              </w:rPr>
-            </w:r>
-          </w:p>
-        </w:tc>
-        <w:tc>
-          <w:tcPr>
-            <w:tcW w:type="dxa" w:w="1984"/>
-            <w:shd w:fill="FFFF99" w:val="clear"/>
-          </w:tcPr>
-          <w:p>
-            <w:r>
-              <w:rPr>
-                <w:b w:val="0"/>
-                <w:sz w:val="16"/>
-              </w:rPr>
-            </w:r>
-          </w:p>
-        </w:tc>
-        <w:tc>
-          <w:tcPr>
-            <w:tcW w:type="dxa" w:w="454"/>
-            <w:shd w:fill="FFFF99" w:val="clear"/>
-          </w:tcPr>
-          <w:p>
-            <w:r>
-              <w:rPr>
-                <w:b w:val="0"/>
-                <w:sz w:val="16"/>
-              </w:rPr>
-            </w:r>
-          </w:p>
-        </w:tc>
-        <w:tc>
-          <w:tcPr>
-            <w:tcW w:type="dxa" w:w="680"/>
-            <w:shd w:fill="FFFF99" w:val="clear"/>
-          </w:tcPr>
-          <w:p>
-            <w:r>
-              <w:rPr>
-                <w:b w:val="0"/>
-                <w:sz w:val="16"/>
-              </w:rPr>
-            </w:r>
-          </w:p>
-        </w:tc>
-        <w:tc>
-          <w:tcPr>
-            <w:tcW w:type="dxa" w:w="850"/>
-            <w:shd w:fill="FFFF99" w:val="clear"/>
-          </w:tcPr>
-          <w:p>
-            <w:r>
-              <w:rPr>
-                <w:b w:val="0"/>
-                <w:sz w:val="16"/>
-              </w:rPr>
-              <w:t>SD13A1</w:t>
-            </w:r>
-          </w:p>
-        </w:tc>
-        <w:tc>
-          <w:tcPr>
-            <w:tcW w:type="dxa" w:w="1984"/>
-            <w:shd w:fill="FFFF99" w:val="clear"/>
-          </w:tcPr>
-          <w:p>
-            <w:r>
-              <w:rPr>
-                <w:b w:val="0"/>
-                <w:sz w:val="16"/>
-              </w:rPr>
-              <w:t>robinet trec cu ventil si mufe, pentru tevi ote...</w:t>
-            </w:r>
-          </w:p>
-        </w:tc>
-        <w:tc>
-          <w:tcPr>
-            <w:tcW w:type="dxa" w:w="454"/>
-            <w:shd w:fill="FFFF99" w:val="clear"/>
-          </w:tcPr>
-          <w:p>
-            <w:r>
-              <w:rPr>
-                <w:b w:val="0"/>
-                <w:sz w:val="16"/>
-              </w:rPr>
-              <w:t>buc</w:t>
-            </w:r>
-          </w:p>
-        </w:tc>
-        <w:tc>
-          <w:tcPr>
-            <w:tcW w:type="dxa" w:w="680"/>
-            <w:shd w:fill="FFFF99" w:val="clear"/>
-          </w:tcPr>
-          <w:p>
-            <w:r>
-              <w:rPr>
-                <w:b w:val="0"/>
-                <w:sz w:val="16"/>
-              </w:rPr>
-              <w:t>4.0</w:t>
-            </w:r>
-          </w:p>
-        </w:tc>
-        <w:tc>
-          <w:tcPr>
-            <w:tcW w:type="dxa" w:w="3572"/>
-            <w:shd w:fill="FFFF99" w:val="clear"/>
-          </w:tcPr>
-          <w:p>
-            <w:r>
-              <w:rPr>
-                <w:b w:val="0"/>
-                <w:color w:val="CC0000"/>
-                <w:sz w:val="16"/>
-              </w:rPr>
-              <w:t>Articol suplimentar în ofertă (nu există în referință)</w:t>
-            </w:r>
-          </w:p>
-        </w:tc>
-      </w:tr>
-      <w:tr>
-        <w:tc>
-          <w:tcPr>
-            <w:tcW w:type="dxa" w:w="397"/>
-            <w:shd w:fill="FFFF99" w:val="clear"/>
-          </w:tcPr>
-          <w:p>
-            <w:r>
-              <w:rPr>
-                <w:b w:val="0"/>
-                <w:sz w:val="16"/>
-              </w:rPr>
-              <w:t>50</w:t>
-            </w:r>
-          </w:p>
-        </w:tc>
-        <w:tc>
-          <w:tcPr>
-            <w:tcW w:type="dxa" w:w="1701"/>
-            <w:shd w:fill="FFFF99" w:val="clear"/>
-          </w:tcPr>
-          <w:p>
-            <w:r>
-              <w:rPr>
-                <w:b w:val="0"/>
-                <w:sz w:val="16"/>
-              </w:rPr>
-              <w:t>226528 - INSTALATII SANITARE OB.5</w:t>
-            </w:r>
-          </w:p>
-        </w:tc>
-        <w:tc>
-          <w:tcPr>
-            <w:tcW w:type="dxa" w:w="850"/>
-            <w:shd w:fill="FFFF99" w:val="clear"/>
-          </w:tcPr>
-          <w:p>
-            <w:r>
-              <w:rPr>
-                <w:b w:val="0"/>
-                <w:sz w:val="16"/>
-              </w:rPr>
-            </w:r>
-          </w:p>
-        </w:tc>
-        <w:tc>
-          <w:tcPr>
-            <w:tcW w:type="dxa" w:w="1984"/>
-            <w:shd w:fill="FFFF99" w:val="clear"/>
-          </w:tcPr>
-          <w:p>
-            <w:r>
-              <w:rPr>
-                <w:b w:val="0"/>
-                <w:sz w:val="16"/>
-              </w:rPr>
-            </w:r>
-          </w:p>
-        </w:tc>
-        <w:tc>
-          <w:tcPr>
-            <w:tcW w:type="dxa" w:w="454"/>
-            <w:shd w:fill="FFFF99" w:val="clear"/>
-          </w:tcPr>
-          <w:p>
-            <w:r>
-              <w:rPr>
-                <w:b w:val="0"/>
-                <w:sz w:val="16"/>
-              </w:rPr>
-            </w:r>
-          </w:p>
-        </w:tc>
-        <w:tc>
-          <w:tcPr>
-            <w:tcW w:type="dxa" w:w="680"/>
-            <w:shd w:fill="FFFF99" w:val="clear"/>
-          </w:tcPr>
-          <w:p>
-            <w:r>
-              <w:rPr>
-                <w:b w:val="0"/>
-                <w:sz w:val="16"/>
-              </w:rPr>
-            </w:r>
-          </w:p>
-        </w:tc>
-        <w:tc>
-          <w:tcPr>
-            <w:tcW w:type="dxa" w:w="850"/>
-            <w:shd w:fill="FFFF99" w:val="clear"/>
-          </w:tcPr>
-          <w:p>
-            <w:r>
-              <w:rPr>
-                <w:b w:val="0"/>
-                <w:sz w:val="16"/>
-              </w:rPr>
-              <w:t>SA14B</w:t>
-            </w:r>
-          </w:p>
-        </w:tc>
-        <w:tc>
-          <w:tcPr>
-            <w:tcW w:type="dxa" w:w="1984"/>
-            <w:shd w:fill="FFFF99" w:val="clear"/>
-          </w:tcPr>
-          <w:p>
-            <w:r>
-              <w:rPr>
-                <w:b w:val="0"/>
-                <w:sz w:val="16"/>
-              </w:rPr>
-              <w:t>teava material plastic (pp,pe,pp-r) imbinata pr...</w:t>
-            </w:r>
-          </w:p>
-        </w:tc>
-        <w:tc>
-          <w:tcPr>
-            <w:tcW w:type="dxa" w:w="454"/>
-            <w:shd w:fill="FFFF99" w:val="clear"/>
-          </w:tcPr>
-          <w:p>
-            <w:r>
-              <w:rPr>
-                <w:b w:val="0"/>
-                <w:sz w:val="16"/>
-              </w:rPr>
-              <w:t>m</w:t>
-            </w:r>
-          </w:p>
-        </w:tc>
-        <w:tc>
-          <w:tcPr>
-            <w:tcW w:type="dxa" w:w="680"/>
-            <w:shd w:fill="FFFF99" w:val="clear"/>
-          </w:tcPr>
-          <w:p>
-            <w:r>
-              <w:rPr>
-                <w:b w:val="0"/>
-                <w:sz w:val="16"/>
-              </w:rPr>
-              <w:t>30.0</w:t>
-            </w:r>
-          </w:p>
-        </w:tc>
-        <w:tc>
-          <w:tcPr>
-            <w:tcW w:type="dxa" w:w="3572"/>
-            <w:shd w:fill="FFFF99" w:val="clear"/>
-          </w:tcPr>
-          <w:p>
-            <w:r>
-              <w:rPr>
-                <w:b w:val="0"/>
-                <w:color w:val="CC0000"/>
-                <w:sz w:val="16"/>
-              </w:rPr>
-              <w:t>Articol suplimentar în ofertă (nu există în referință)</w:t>
-            </w:r>
-          </w:p>
-        </w:tc>
-      </w:tr>
-      <w:tr>
-        <w:tc>
-          <w:tcPr>
-            <w:tcW w:type="dxa" w:w="397"/>
-          </w:tcPr>
-          <w:p/>
-        </w:tc>
-        <w:tc>
-          <w:tcPr>
-            <w:tcW w:type="dxa" w:w="1701"/>
-            <w:shd w:fill="D9D9D9" w:val="clear"/>
-          </w:tcPr>
-          <w:p>
-            <w:r>
-              <w:rPr>
-                <w:b/>
-                <w:color w:val="000000"/>
-                <w:sz w:val="18"/>
-              </w:rPr>
-              <w:t>SUMAR</w:t>
-            </w:r>
-          </w:p>
-        </w:tc>
-        <w:tc>
-          <w:tcPr>
-            <w:tcW w:type="dxa" w:w="850"/>
-            <w:shd w:fill="D9D9D9" w:val="clear"/>
-          </w:tcPr>
-          <w:p>
-            <w:r>
-              <w:rPr>
-                <w:b/>
-                <w:color w:val="000000"/>
-                <w:sz w:val="18"/>
-              </w:rPr>
-              <w:t>Neconformitati: 3 din 183 articole ref.</w:t>
-            </w:r>
-          </w:p>
-        </w:tc>
-        <w:tc>
-          <w:tcPr>
-            <w:tcW w:type="dxa" w:w="1984"/>
-            <w:shd w:fill="D9D9D9" w:val="clear"/>
-          </w:tcPr>
-          <w:p>
-            <w:r/>
-          </w:p>
-        </w:tc>
-        <w:tc>
-          <w:tcPr>
-            <w:tcW w:type="dxa" w:w="454"/>
-            <w:shd w:fill="D9D9D9" w:val="clear"/>
-          </w:tcPr>
-          <w:p>
-            <w:r/>
-          </w:p>
-        </w:tc>
-        <w:tc>
-          <w:tcPr>
-            <w:tcW w:type="dxa" w:w="680"/>
-            <w:shd w:fill="D9D9D9" w:val="clear"/>
-          </w:tcPr>
-          <w:p>
-            <w:r/>
-          </w:p>
-        </w:tc>
-        <w:tc>
-          <w:tcPr>
-            <w:tcW w:type="dxa" w:w="850"/>
-            <w:shd w:fill="D9D9D9" w:val="clear"/>
-          </w:tcPr>
-          <w:p>
-            <w:pPr>
-              <w:jc w:val="center"/>
-            </w:pPr>
-            <w:r>
-              <w:rPr>
-                <w:b/>
-                <w:color w:val="000000"/>
-                <w:sz w:val="18"/>
-              </w:rPr>
-              <w:t>183</w:t>
-            </w:r>
-          </w:p>
-        </w:tc>
-        <w:tc>
-          <w:tcPr>
-            <w:tcW w:type="dxa" w:w="1984"/>
-            <w:shd w:fill="D9D9D9" w:val="clear"/>
-          </w:tcPr>
-          <w:p>
-            <w:r/>
-          </w:p>
-        </w:tc>
-        <w:tc>
-          <w:tcPr>
-            <w:tcW w:type="dxa" w:w="454"/>
-            <w:shd w:fill="D9D9D9" w:val="clear"/>
-          </w:tcPr>
-          <w:p>
-            <w:r/>
-          </w:p>
-        </w:tc>
-        <w:tc>
-          <w:tcPr>
-            <w:tcW w:type="dxa" w:w="680"/>
-            <w:shd w:fill="D9D9D9" w:val="clear"/>
-          </w:tcPr>
-          <w:p>
-            <w:pPr>
-              <w:jc w:val="center"/>
-            </w:pPr>
-            <w:r>
-              <w:rPr>
-                <w:b/>
-                <w:color w:val="000000"/>
-                <w:sz w:val="18"/>
-              </w:rPr>
-              <w:t>134</w:t>
-            </w:r>
-          </w:p>
-        </w:tc>
-        <w:tc>
-          <w:tcPr>
-            <w:tcW w:type="dxa" w:w="3572"/>
-            <w:shd w:fill="D9D9D9" w:val="clear"/>
-          </w:tcPr>
-          <w:p>
-            <w:r/>
-          </w:p>
-        </w:tc>
-      </w:tr>
-      <w:tr>
-        <w:tc>
-          <w:tcPr>
-            <w:tcW w:type="dxa" w:w="3572"/>
-            <w:gridSpan w:val="11"/>
-            <w:shd w:fill="D9D9D9" w:val="clear"/>
-          </w:tcPr>
-          <w:p>
-            <w:r>
-              <w:rPr>
-                <w:b/>
-                <w:sz w:val="18"/>
-              </w:rPr>
-              <w:t>Capitol de lucrări 226468  │  LIPSA: 0  │  EXTRA: 1  │  Delta: +1</w:t>
-            </w:r>
-          </w:p>
-        </w:tc>
-      </w:tr>
-      <w:tr>
-        <w:tc>
-          <w:tcPr>
-            <w:tcW w:type="dxa" w:w="3572"/>
-            <w:gridSpan w:val="11"/>
-            <w:shd w:fill="FFFF99" w:val="clear"/>
-          </w:tcPr>
-          <w:p>
-            <w:r>
-              <w:rPr>
-                <w:b w:val="0"/>
-                <w:i/>
-                <w:sz w:val="16"/>
-              </w:rPr>
-              <w:t>▸ Articole extra în ofertă — verificare manuală recomandată</w:t>
-            </w:r>
-          </w:p>
-        </w:tc>
-      </w:tr>
-      <w:tr>
-        <w:tc>
-          <w:tcPr>
-            <w:tcW w:type="dxa" w:w="397"/>
-            <w:shd w:fill="FFFF99" w:val="clear"/>
-          </w:tcPr>
-          <w:p>
-            <w:r>
-              <w:rPr>
-                <w:b w:val="0"/>
-                <w:sz w:val="16"/>
-              </w:rPr>
-              <w:t>52</w:t>
-            </w:r>
-          </w:p>
-        </w:tc>
-        <w:tc>
-          <w:tcPr>
-            <w:tcW w:type="dxa" w:w="1701"/>
-            <w:shd w:fill="FFFF99" w:val="clear"/>
-          </w:tcPr>
-          <w:p>
-            <w:r>
-              <w:rPr>
-                <w:b w:val="0"/>
-                <w:sz w:val="16"/>
-              </w:rPr>
-              <w:t>226468</w:t>
-            </w:r>
-          </w:p>
-        </w:tc>
-        <w:tc>
-          <w:tcPr>
-            <w:tcW w:type="dxa" w:w="850"/>
-            <w:shd w:fill="FFFF99" w:val="clear"/>
-          </w:tcPr>
-          <w:p>
-            <w:r>
-              <w:rPr>
-                <w:b w:val="0"/>
-                <w:sz w:val="16"/>
-              </w:rPr>
-            </w:r>
-          </w:p>
-        </w:tc>
-        <w:tc>
-          <w:tcPr>
-            <w:tcW w:type="dxa" w:w="1984"/>
-            <w:shd w:fill="FFFF99" w:val="clear"/>
-          </w:tcPr>
-          <w:p>
-            <w:r>
-              <w:rPr>
-                <w:b w:val="0"/>
-                <w:sz w:val="16"/>
-              </w:rPr>
-            </w:r>
-          </w:p>
-        </w:tc>
-        <w:tc>
-          <w:tcPr>
-            <w:tcW w:type="dxa" w:w="454"/>
-            <w:shd w:fill="FFFF99" w:val="clear"/>
-          </w:tcPr>
-          <w:p>
-            <w:r>
-              <w:rPr>
-                <w:b w:val="0"/>
-                <w:sz w:val="16"/>
-              </w:rPr>
-            </w:r>
-          </w:p>
-        </w:tc>
-        <w:tc>
-          <w:tcPr>
-            <w:tcW w:type="dxa" w:w="680"/>
-            <w:shd w:fill="FFFF99" w:val="clear"/>
-          </w:tcPr>
-          <w:p>
-            <w:r>
-              <w:rPr>
-                <w:b w:val="0"/>
-                <w:sz w:val="16"/>
-              </w:rPr>
-            </w:r>
-          </w:p>
-        </w:tc>
-        <w:tc>
-          <w:tcPr>
-            <w:tcW w:type="dxa" w:w="850"/>
-            <w:shd w:fill="FFFF99" w:val="clear"/>
-          </w:tcPr>
-          <w:p>
-            <w:r>
-              <w:rPr>
-                <w:b w:val="0"/>
-                <w:sz w:val="16"/>
-              </w:rPr>
-              <w:t>VC1011</w:t>
-            </w:r>
-          </w:p>
-        </w:tc>
-        <w:tc>
-          <w:tcPr>
-            <w:tcW w:type="dxa" w:w="1984"/>
-            <w:shd w:fill="FFFF99" w:val="clear"/>
-          </w:tcPr>
-          <w:p>
-            <w:r>
-              <w:rPr>
-                <w:b w:val="0"/>
-                <w:sz w:val="16"/>
-              </w:rPr>
-              <w:t>montare aparat aer conditionat</w:t>
-            </w:r>
-          </w:p>
-        </w:tc>
-        <w:tc>
-          <w:tcPr>
-            <w:tcW w:type="dxa" w:w="454"/>
-            <w:shd w:fill="FFFF99" w:val="clear"/>
-          </w:tcPr>
-          <w:p>
-            <w:r>
-              <w:rPr>
-                <w:b w:val="0"/>
-                <w:sz w:val="16"/>
-              </w:rPr>
-              <w:t>buc</w:t>
-            </w:r>
-          </w:p>
-        </w:tc>
-        <w:tc>
-          <w:tcPr>
-            <w:tcW w:type="dxa" w:w="680"/>
-            <w:shd w:fill="FFFF99" w:val="clear"/>
-          </w:tcPr>
-          <w:p>
-            <w:r>
-              <w:rPr>
-                <w:b w:val="0"/>
-                <w:sz w:val="16"/>
-              </w:rPr>
-              <w:t>3.0</w:t>
-            </w:r>
-          </w:p>
-        </w:tc>
-        <w:tc>
-          <w:tcPr>
-            <w:tcW w:type="dxa" w:w="3572"/>
-            <w:shd w:fill="FFFF99" w:val="clear"/>
-          </w:tcPr>
-          <w:p>
-            <w:r>
-              <w:rPr>
-                <w:b w:val="0"/>
-                <w:color w:val="CC0000"/>
-                <w:sz w:val="16"/>
-              </w:rPr>
-              <w:t>Articol suplimentar în ofertă (nu există în referință)</w:t>
-            </w:r>
-          </w:p>
-        </w:tc>
-      </w:tr>
-      <w:tr>
-        <w:tc>
-          <w:tcPr>
-            <w:tcW w:type="dxa" w:w="397"/>
-          </w:tcPr>
-          <w:p/>
-        </w:tc>
-        <w:tc>
-          <w:tcPr>
-            <w:tcW w:type="dxa" w:w="1701"/>
-            <w:shd w:fill="D9D9D9" w:val="clear"/>
-          </w:tcPr>
-          <w:p>
-            <w:r>
-              <w:rPr>
-                <w:b/>
-                <w:color w:val="000000"/>
-                <w:sz w:val="18"/>
-              </w:rPr>
-              <w:t>SUMAR</w:t>
-            </w:r>
-          </w:p>
-        </w:tc>
-        <w:tc>
-          <w:tcPr>
-            <w:tcW w:type="dxa" w:w="850"/>
-            <w:shd w:fill="D9D9D9" w:val="clear"/>
-          </w:tcPr>
-          <w:p>
-            <w:r>
-              <w:rPr>
-                <w:b/>
-                <w:color w:val="000000"/>
-                <w:sz w:val="18"/>
-              </w:rPr>
-              <w:t>Neconformitati: 1 din 6 articole ref.</w:t>
-            </w:r>
-          </w:p>
-        </w:tc>
-        <w:tc>
-          <w:tcPr>
-            <w:tcW w:type="dxa" w:w="1984"/>
-            <w:shd w:fill="D9D9D9" w:val="clear"/>
-          </w:tcPr>
-          <w:p>
-            <w:r/>
-          </w:p>
-        </w:tc>
-        <w:tc>
-          <w:tcPr>
-            <w:tcW w:type="dxa" w:w="454"/>
-            <w:shd w:fill="D9D9D9" w:val="clear"/>
-          </w:tcPr>
-          <w:p>
-            <w:r/>
-          </w:p>
-        </w:tc>
-        <w:tc>
-          <w:tcPr>
-            <w:tcW w:type="dxa" w:w="680"/>
-            <w:shd w:fill="D9D9D9" w:val="clear"/>
-          </w:tcPr>
-          <w:p>
-            <w:r/>
-          </w:p>
-        </w:tc>
-        <w:tc>
-          <w:tcPr>
-            <w:tcW w:type="dxa" w:w="850"/>
-            <w:shd w:fill="D9D9D9" w:val="clear"/>
-          </w:tcPr>
-          <w:p>
-            <w:pPr>
-              <w:jc w:val="center"/>
-            </w:pPr>
-            <w:r>
-              <w:rPr>
-                <w:b/>
-                <w:color w:val="000000"/>
-                <w:sz w:val="18"/>
-              </w:rPr>
-              <w:t>6</w:t>
-            </w:r>
-          </w:p>
-        </w:tc>
-        <w:tc>
-          <w:tcPr>
-            <w:tcW w:type="dxa" w:w="1984"/>
-            <w:shd w:fill="D9D9D9" w:val="clear"/>
-          </w:tcPr>
-          <w:p>
-            <w:r/>
-          </w:p>
-        </w:tc>
-        <w:tc>
-          <w:tcPr>
-            <w:tcW w:type="dxa" w:w="454"/>
-            <w:shd w:fill="D9D9D9" w:val="clear"/>
-          </w:tcPr>
-          <w:p>
-            <w:r/>
-          </w:p>
-        </w:tc>
-        <w:tc>
-          <w:tcPr>
-            <w:tcW w:type="dxa" w:w="680"/>
-            <w:shd w:fill="D9D9D9" w:val="clear"/>
-          </w:tcPr>
-          <w:p>
-            <w:pPr>
-              <w:jc w:val="center"/>
-            </w:pPr>
-            <w:r>
-              <w:rPr>
-                <w:b/>
-                <w:color w:val="000000"/>
-                <w:sz w:val="18"/>
-              </w:rPr>
-              <w:t>7</w:t>
-            </w:r>
-          </w:p>
-        </w:tc>
-        <w:tc>
-          <w:tcPr>
-            <w:tcW w:type="dxa" w:w="3572"/>
-            <w:shd w:fill="D9D9D9" w:val="clear"/>
-          </w:tcPr>
-          <w:p>
-            <w:r/>
-          </w:p>
-        </w:tc>
-      </w:tr>
-      <w:tr>
-        <w:tc>
-          <w:tcPr>
-            <w:tcW w:type="dxa" w:w="3572"/>
-            <w:gridSpan w:val="11"/>
-            <w:shd w:fill="D9D9D9" w:val="clear"/>
-          </w:tcPr>
-          <w:p>
-            <w:r>
-              <w:rPr>
-                <w:b/>
-                <w:sz w:val="18"/>
-              </w:rPr>
-              <w:t>Capitol de lucrări 226518 — ARHITECTURA grupuri sanitare publice  │  LIPSA: 0  │  EXTRA: 4  │  Delta: +4</w:t>
-            </w:r>
-          </w:p>
-        </w:tc>
-      </w:tr>
-      <w:tr>
-        <w:tc>
-          <w:tcPr>
-            <w:tcW w:type="dxa" w:w="3572"/>
-            <w:gridSpan w:val="11"/>
-            <w:shd w:fill="FFFF99" w:val="clear"/>
-          </w:tcPr>
-          <w:p>
-            <w:r>
-              <w:rPr>
-                <w:b w:val="0"/>
-                <w:i/>
-                <w:sz w:val="16"/>
-              </w:rPr>
-              <w:t>▸ Articole extra în ofertă — verificare manuală recomandată</w:t>
-            </w:r>
-          </w:p>
-        </w:tc>
-      </w:tr>
-      <w:tr>
-        <w:tc>
-          <w:tcPr>
-            <w:tcW w:type="dxa" w:w="397"/>
-            <w:shd w:fill="FFFF99" w:val="clear"/>
-          </w:tcPr>
-          <w:p>
-            <w:r>
-              <w:rPr>
-                <w:b w:val="0"/>
-                <w:sz w:val="16"/>
-              </w:rPr>
-              <w:t>54</w:t>
-            </w:r>
-          </w:p>
-        </w:tc>
-        <w:tc>
-          <w:tcPr>
-            <w:tcW w:type="dxa" w:w="1701"/>
-            <w:shd w:fill="FFFF99" w:val="clear"/>
-          </w:tcPr>
-          <w:p>
-            <w:r>
-              <w:rPr>
-                <w:b w:val="0"/>
-                <w:sz w:val="16"/>
-              </w:rPr>
-              <w:t>226518 - ARHITECTURA grupuri sanitare publice</w:t>
-            </w:r>
-          </w:p>
-        </w:tc>
-        <w:tc>
-          <w:tcPr>
-            <w:tcW w:type="dxa" w:w="850"/>
-            <w:shd w:fill="FFFF99" w:val="clear"/>
-          </w:tcPr>
-          <w:p>
-            <w:r>
-              <w:rPr>
-                <w:b w:val="0"/>
-                <w:sz w:val="16"/>
-              </w:rPr>
-            </w:r>
-          </w:p>
-        </w:tc>
-        <w:tc>
-          <w:tcPr>
-            <w:tcW w:type="dxa" w:w="1984"/>
-            <w:shd w:fill="FFFF99" w:val="clear"/>
-          </w:tcPr>
-          <w:p>
-            <w:r>
-              <w:rPr>
-                <w:b w:val="0"/>
-                <w:sz w:val="16"/>
-              </w:rPr>
-            </w:r>
-          </w:p>
-        </w:tc>
-        <w:tc>
-          <w:tcPr>
-            <w:tcW w:type="dxa" w:w="454"/>
-            <w:shd w:fill="FFFF99" w:val="clear"/>
-          </w:tcPr>
-          <w:p>
-            <w:r>
-              <w:rPr>
-                <w:b w:val="0"/>
-                <w:sz w:val="16"/>
-              </w:rPr>
-            </w:r>
-          </w:p>
-        </w:tc>
-        <w:tc>
-          <w:tcPr>
-            <w:tcW w:type="dxa" w:w="680"/>
-            <w:shd w:fill="FFFF99" w:val="clear"/>
-          </w:tcPr>
-          <w:p>
-            <w:r>
-              <w:rPr>
-                <w:b w:val="0"/>
-                <w:sz w:val="16"/>
-              </w:rPr>
-            </w:r>
-          </w:p>
-        </w:tc>
-        <w:tc>
-          <w:tcPr>
-            <w:tcW w:type="dxa" w:w="850"/>
-            <w:shd w:fill="FFFF99" w:val="clear"/>
-          </w:tcPr>
-          <w:p>
-            <w:r>
-              <w:rPr>
-                <w:b w:val="0"/>
-                <w:sz w:val="16"/>
-              </w:rPr>
-              <w:t>$0853</w:t>
-            </w:r>
-          </w:p>
-        </w:tc>
-        <w:tc>
-          <w:tcPr>
-            <w:tcW w:type="dxa" w:w="1984"/>
-            <w:shd w:fill="FFFF99" w:val="clear"/>
-          </w:tcPr>
-          <w:p>
-            <w:r>
-              <w:rPr>
-                <w:b w:val="0"/>
-                <w:sz w:val="16"/>
-              </w:rPr>
-              <w:t>placa rbi 12,5 mm</w:t>
-            </w:r>
-          </w:p>
-        </w:tc>
-        <w:tc>
-          <w:tcPr>
-            <w:tcW w:type="dxa" w:w="454"/>
-            <w:shd w:fill="FFFF99" w:val="clear"/>
-          </w:tcPr>
-          <w:p>
-            <w:r>
-              <w:rPr>
-                <w:b w:val="0"/>
-                <w:sz w:val="16"/>
-              </w:rPr>
-              <w:t>mp</w:t>
-            </w:r>
-          </w:p>
-        </w:tc>
-        <w:tc>
-          <w:tcPr>
-            <w:tcW w:type="dxa" w:w="680"/>
-            <w:shd w:fill="FFFF99" w:val="clear"/>
-          </w:tcPr>
-          <w:p>
-            <w:r>
-              <w:rPr>
-                <w:b w:val="0"/>
-                <w:sz w:val="16"/>
-              </w:rPr>
-              <w:t>24.96</w:t>
-            </w:r>
-          </w:p>
-        </w:tc>
-        <w:tc>
-          <w:tcPr>
-            <w:tcW w:type="dxa" w:w="3572"/>
-            <w:shd w:fill="FFFF99" w:val="clear"/>
-          </w:tcPr>
-          <w:p>
-            <w:r>
-              <w:rPr>
-                <w:b w:val="0"/>
-                <w:color w:val="CC0000"/>
-                <w:sz w:val="16"/>
-              </w:rPr>
-              <w:t>Articol suplimentar în ofertă (nu există în referință)</w:t>
-            </w:r>
-          </w:p>
-        </w:tc>
-      </w:tr>
-      <w:tr>
-        <w:tc>
-          <w:tcPr>
-            <w:tcW w:type="dxa" w:w="397"/>
-            <w:shd w:fill="FFFF99" w:val="clear"/>
-          </w:tcPr>
-          <w:p>
-            <w:r>
-              <w:rPr>
-                <w:b w:val="0"/>
-                <w:sz w:val="16"/>
-              </w:rPr>
-              <w:t>55</w:t>
-            </w:r>
-          </w:p>
-        </w:tc>
-        <w:tc>
-          <w:tcPr>
-            <w:tcW w:type="dxa" w:w="1701"/>
-            <w:shd w:fill="FFFF99" w:val="clear"/>
-          </w:tcPr>
-          <w:p>
-            <w:r>
-              <w:rPr>
-                <w:b w:val="0"/>
-                <w:sz w:val="16"/>
-              </w:rPr>
-              <w:t>226518 - ARHITECTURA grupuri sanitare publice</w:t>
-            </w:r>
-          </w:p>
-        </w:tc>
-        <w:tc>
-          <w:tcPr>
-            <w:tcW w:type="dxa" w:w="850"/>
-            <w:shd w:fill="FFFF99" w:val="clear"/>
-          </w:tcPr>
-          <w:p>
-            <w:r>
-              <w:rPr>
-                <w:b w:val="0"/>
-                <w:sz w:val="16"/>
-              </w:rPr>
-            </w:r>
-          </w:p>
-        </w:tc>
-        <w:tc>
-          <w:tcPr>
-            <w:tcW w:type="dxa" w:w="1984"/>
-            <w:shd w:fill="FFFF99" w:val="clear"/>
-          </w:tcPr>
-          <w:p>
-            <w:r>
-              <w:rPr>
-                <w:b w:val="0"/>
-                <w:sz w:val="16"/>
-              </w:rPr>
-            </w:r>
-          </w:p>
-        </w:tc>
-        <w:tc>
-          <w:tcPr>
-            <w:tcW w:type="dxa" w:w="454"/>
-            <w:shd w:fill="FFFF99" w:val="clear"/>
-          </w:tcPr>
-          <w:p>
-            <w:r>
-              <w:rPr>
-                <w:b w:val="0"/>
-                <w:sz w:val="16"/>
-              </w:rPr>
-            </w:r>
-          </w:p>
-        </w:tc>
-        <w:tc>
-          <w:tcPr>
-            <w:tcW w:type="dxa" w:w="680"/>
-            <w:shd w:fill="FFFF99" w:val="clear"/>
-          </w:tcPr>
-          <w:p>
-            <w:r>
-              <w:rPr>
-                <w:b w:val="0"/>
-                <w:sz w:val="16"/>
-              </w:rPr>
-            </w:r>
-          </w:p>
-        </w:tc>
-        <w:tc>
-          <w:tcPr>
-            <w:tcW w:type="dxa" w:w="850"/>
-            <w:shd w:fill="FFFF99" w:val="clear"/>
-          </w:tcPr>
-          <w:p>
-            <w:r>
-              <w:rPr>
-                <w:b w:val="0"/>
-                <w:sz w:val="16"/>
-              </w:rPr>
-              <w:t>$0156</w:t>
-            </w:r>
-          </w:p>
-        </w:tc>
-        <w:tc>
-          <w:tcPr>
-            <w:tcW w:type="dxa" w:w="1984"/>
-            <w:shd w:fill="FFFF99" w:val="clear"/>
-          </w:tcPr>
-          <w:p>
-            <w:r>
-              <w:rPr>
-                <w:b w:val="0"/>
-                <w:sz w:val="16"/>
-              </w:rPr>
-              <w:t>amorsa pentru vopsea lavabila</w:t>
-            </w:r>
-          </w:p>
-        </w:tc>
-        <w:tc>
-          <w:tcPr>
-            <w:tcW w:type="dxa" w:w="454"/>
-            <w:shd w:fill="FFFF99" w:val="clear"/>
-          </w:tcPr>
-          <w:p>
-            <w:r>
-              <w:rPr>
-                <w:b w:val="0"/>
-                <w:sz w:val="16"/>
-              </w:rPr>
-              <w:t>kg</w:t>
-            </w:r>
-          </w:p>
-        </w:tc>
-        <w:tc>
-          <w:tcPr>
-            <w:tcW w:type="dxa" w:w="680"/>
-            <w:shd w:fill="FFFF99" w:val="clear"/>
-          </w:tcPr>
-          <w:p>
-            <w:r>
-              <w:rPr>
-                <w:b w:val="0"/>
-                <w:sz w:val="16"/>
-              </w:rPr>
-              <w:t>2.4</w:t>
-            </w:r>
-          </w:p>
-        </w:tc>
-        <w:tc>
-          <w:tcPr>
-            <w:tcW w:type="dxa" w:w="3572"/>
-            <w:shd w:fill="FFFF99" w:val="clear"/>
-          </w:tcPr>
-          <w:p>
-            <w:r>
-              <w:rPr>
-                <w:b w:val="0"/>
-                <w:color w:val="CC0000"/>
-                <w:sz w:val="16"/>
-              </w:rPr>
-              <w:t>Articol suplimentar în ofertă (nu există în referință)</w:t>
-            </w:r>
-          </w:p>
-        </w:tc>
-      </w:tr>
-      <w:tr>
-        <w:tc>
-          <w:tcPr>
-            <w:tcW w:type="dxa" w:w="397"/>
-            <w:shd w:fill="FFFF99" w:val="clear"/>
-          </w:tcPr>
-          <w:p>
-            <w:r>
-              <w:rPr>
-                <w:b w:val="0"/>
-                <w:sz w:val="16"/>
-              </w:rPr>
-              <w:t>56</w:t>
-            </w:r>
-          </w:p>
-        </w:tc>
-        <w:tc>
-          <w:tcPr>
-            <w:tcW w:type="dxa" w:w="1701"/>
-            <w:shd w:fill="FFFF99" w:val="clear"/>
-          </w:tcPr>
-          <w:p>
-            <w:r>
-              <w:rPr>
-                <w:b w:val="0"/>
-                <w:sz w:val="16"/>
-              </w:rPr>
-              <w:t>226518 - ARHITECTURA grupuri sanitare publice</w:t>
-            </w:r>
-          </w:p>
-        </w:tc>
-        <w:tc>
-          <w:tcPr>
-            <w:tcW w:type="dxa" w:w="850"/>
-            <w:shd w:fill="FFFF99" w:val="clear"/>
-          </w:tcPr>
-          <w:p>
-            <w:r>
-              <w:rPr>
-                <w:b w:val="0"/>
-                <w:sz w:val="16"/>
-              </w:rPr>
-            </w:r>
-          </w:p>
-        </w:tc>
-        <w:tc>
-          <w:tcPr>
-            <w:tcW w:type="dxa" w:w="1984"/>
-            <w:shd w:fill="FFFF99" w:val="clear"/>
-          </w:tcPr>
-          <w:p>
-            <w:r>
-              <w:rPr>
-                <w:b w:val="0"/>
-                <w:sz w:val="16"/>
-              </w:rPr>
-            </w:r>
-          </w:p>
-        </w:tc>
-        <w:tc>
-          <w:tcPr>
-            <w:tcW w:type="dxa" w:w="454"/>
-            <w:shd w:fill="FFFF99" w:val="clear"/>
-          </w:tcPr>
-          <w:p>
-            <w:r>
-              <w:rPr>
-                <w:b w:val="0"/>
-                <w:sz w:val="16"/>
-              </w:rPr>
-            </w:r>
-          </w:p>
-        </w:tc>
-        <w:tc>
-          <w:tcPr>
-            <w:tcW w:type="dxa" w:w="680"/>
-            <w:shd w:fill="FFFF99" w:val="clear"/>
-          </w:tcPr>
-          <w:p>
-            <w:r>
-              <w:rPr>
-                <w:b w:val="0"/>
-                <w:sz w:val="16"/>
-              </w:rPr>
-            </w:r>
-          </w:p>
-        </w:tc>
-        <w:tc>
-          <w:tcPr>
-            <w:tcW w:type="dxa" w:w="850"/>
-            <w:shd w:fill="FFFF99" w:val="clear"/>
-          </w:tcPr>
-          <w:p>
-            <w:r>
-              <w:rPr>
-                <w:b w:val="0"/>
-                <w:sz w:val="16"/>
-              </w:rPr>
-              <w:t>$7800859</w:t>
-            </w:r>
-          </w:p>
-        </w:tc>
-        <w:tc>
-          <w:tcPr>
-            <w:tcW w:type="dxa" w:w="1984"/>
-            <w:shd w:fill="FFFF99" w:val="clear"/>
-          </w:tcPr>
-          <w:p>
-            <w:r>
-              <w:rPr>
-                <w:b w:val="0"/>
-                <w:sz w:val="16"/>
-              </w:rPr>
-              <w:t>vopsea lavabila acrilica</w:t>
-            </w:r>
-          </w:p>
-        </w:tc>
-        <w:tc>
-          <w:tcPr>
-            <w:tcW w:type="dxa" w:w="454"/>
-            <w:shd w:fill="FFFF99" w:val="clear"/>
-          </w:tcPr>
-          <w:p>
-            <w:r>
-              <w:rPr>
-                <w:b w:val="0"/>
-                <w:sz w:val="16"/>
-              </w:rPr>
-              <w:t>kg</w:t>
-            </w:r>
-          </w:p>
-        </w:tc>
-        <w:tc>
-          <w:tcPr>
-            <w:tcW w:type="dxa" w:w="680"/>
-            <w:shd w:fill="FFFF99" w:val="clear"/>
-          </w:tcPr>
-          <w:p>
-            <w:r>
-              <w:rPr>
-                <w:b w:val="0"/>
-                <w:sz w:val="16"/>
-              </w:rPr>
-              <w:t>12.0</w:t>
-            </w:r>
-          </w:p>
-        </w:tc>
-        <w:tc>
-          <w:tcPr>
-            <w:tcW w:type="dxa" w:w="3572"/>
-            <w:shd w:fill="FFFF99" w:val="clear"/>
-          </w:tcPr>
-          <w:p>
-            <w:r>
-              <w:rPr>
-                <w:b w:val="0"/>
-                <w:color w:val="CC0000"/>
-                <w:sz w:val="16"/>
-              </w:rPr>
-              <w:t>Articol suplimentar în ofertă (nu există în referință)</w:t>
-            </w:r>
-          </w:p>
-        </w:tc>
-      </w:tr>
-      <w:tr>
-        <w:tc>
-          <w:tcPr>
-            <w:tcW w:type="dxa" w:w="397"/>
-            <w:shd w:fill="FFFF99" w:val="clear"/>
-          </w:tcPr>
-          <w:p>
-            <w:r>
-              <w:rPr>
-                <w:b w:val="0"/>
-                <w:sz w:val="16"/>
-              </w:rPr>
-              <w:t>57</w:t>
-            </w:r>
-          </w:p>
-        </w:tc>
-        <w:tc>
-          <w:tcPr>
-            <w:tcW w:type="dxa" w:w="1701"/>
-            <w:shd w:fill="FFFF99" w:val="clear"/>
-          </w:tcPr>
-          <w:p>
-            <w:r>
-              <w:rPr>
-                <w:b w:val="0"/>
-                <w:sz w:val="16"/>
-              </w:rPr>
-              <w:t>226518 - ARHITECTURA grupuri sanitare publice</w:t>
-            </w:r>
-          </w:p>
-        </w:tc>
-        <w:tc>
-          <w:tcPr>
-            <w:tcW w:type="dxa" w:w="850"/>
-            <w:shd w:fill="FFFF99" w:val="clear"/>
-          </w:tcPr>
-          <w:p>
-            <w:r>
-              <w:rPr>
-                <w:b w:val="0"/>
-                <w:sz w:val="16"/>
-              </w:rPr>
-            </w:r>
-          </w:p>
-        </w:tc>
-        <w:tc>
-          <w:tcPr>
-            <w:tcW w:type="dxa" w:w="1984"/>
-            <w:shd w:fill="FFFF99" w:val="clear"/>
-          </w:tcPr>
-          <w:p>
-            <w:r>
-              <w:rPr>
-                <w:b w:val="0"/>
-                <w:sz w:val="16"/>
-              </w:rPr>
-            </w:r>
-          </w:p>
-        </w:tc>
-        <w:tc>
-          <w:tcPr>
-            <w:tcW w:type="dxa" w:w="454"/>
-            <w:shd w:fill="FFFF99" w:val="clear"/>
-          </w:tcPr>
-          <w:p>
-            <w:r>
-              <w:rPr>
-                <w:b w:val="0"/>
-                <w:sz w:val="16"/>
-              </w:rPr>
-            </w:r>
-          </w:p>
-        </w:tc>
-        <w:tc>
-          <w:tcPr>
-            <w:tcW w:type="dxa" w:w="680"/>
-            <w:shd w:fill="FFFF99" w:val="clear"/>
-          </w:tcPr>
-          <w:p>
-            <w:r>
-              <w:rPr>
-                <w:b w:val="0"/>
-                <w:sz w:val="16"/>
-              </w:rPr>
-            </w:r>
-          </w:p>
-        </w:tc>
-        <w:tc>
-          <w:tcPr>
-            <w:tcW w:type="dxa" w:w="850"/>
-            <w:shd w:fill="FFFF99" w:val="clear"/>
-          </w:tcPr>
-          <w:p>
-            <w:r>
-              <w:rPr>
-                <w:b w:val="0"/>
-                <w:sz w:val="16"/>
-              </w:rPr>
-              <w:t>$5858393</w:t>
-            </w:r>
-          </w:p>
-        </w:tc>
-        <w:tc>
-          <w:tcPr>
-            <w:tcW w:type="dxa" w:w="1984"/>
-            <w:shd w:fill="FFFF99" w:val="clear"/>
-          </w:tcPr>
-          <w:p>
-            <w:r>
-              <w:rPr>
-                <w:b w:val="0"/>
-                <w:sz w:val="16"/>
-              </w:rPr>
-              <w:t>solutie de protectie a lemnului tip</w:t>
-            </w:r>
-          </w:p>
-        </w:tc>
-        <w:tc>
-          <w:tcPr>
-            <w:tcW w:type="dxa" w:w="454"/>
-            <w:shd w:fill="FFFF99" w:val="clear"/>
-          </w:tcPr>
-          <w:p>
-            <w:r>
-              <w:rPr>
-                <w:b w:val="0"/>
-                <w:sz w:val="16"/>
-              </w:rPr>
-              <w:t>l</w:t>
-            </w:r>
-          </w:p>
-        </w:tc>
-        <w:tc>
-          <w:tcPr>
-            <w:tcW w:type="dxa" w:w="680"/>
-            <w:shd w:fill="FFFF99" w:val="clear"/>
-          </w:tcPr>
-          <w:p>
-            <w:r>
-              <w:rPr>
-                <w:b w:val="0"/>
-                <w:sz w:val="16"/>
-              </w:rPr>
-              <w:t>104.0</w:t>
-            </w:r>
-          </w:p>
-        </w:tc>
-        <w:tc>
-          <w:tcPr>
-            <w:tcW w:type="dxa" w:w="3572"/>
-            <w:shd w:fill="FFFF99" w:val="clear"/>
-          </w:tcPr>
-          <w:p>
-            <w:r>
-              <w:rPr>
-                <w:b w:val="0"/>
-                <w:color w:val="CC0000"/>
-                <w:sz w:val="16"/>
-              </w:rPr>
-              <w:t>Articol suplimentar în ofertă (nu există în referință)</w:t>
-            </w:r>
-          </w:p>
-        </w:tc>
-      </w:tr>
-      <w:tr>
-        <w:tc>
-          <w:tcPr>
-            <w:tcW w:type="dxa" w:w="397"/>
-          </w:tcPr>
-          <w:p/>
-        </w:tc>
-        <w:tc>
-          <w:tcPr>
-            <w:tcW w:type="dxa" w:w="1701"/>
-            <w:shd w:fill="D9D9D9" w:val="clear"/>
-          </w:tcPr>
-          <w:p>
-            <w:r>
-              <w:rPr>
-                <w:b/>
-                <w:color w:val="000000"/>
-                <w:sz w:val="18"/>
-              </w:rPr>
-              <w:t>SUMAR</w:t>
-            </w:r>
-          </w:p>
-        </w:tc>
-        <w:tc>
-          <w:tcPr>
-            <w:tcW w:type="dxa" w:w="850"/>
-            <w:shd w:fill="D9D9D9" w:val="clear"/>
-          </w:tcPr>
-          <w:p>
-            <w:r>
-              <w:rPr>
-                <w:b/>
-                <w:color w:val="000000"/>
-                <w:sz w:val="18"/>
-              </w:rPr>
-              <w:t>Neconformitati: 4 din 94 articole ref.</w:t>
-            </w:r>
-          </w:p>
-        </w:tc>
-        <w:tc>
-          <w:tcPr>
-            <w:tcW w:type="dxa" w:w="1984"/>
-            <w:shd w:fill="D9D9D9" w:val="clear"/>
-          </w:tcPr>
-          <w:p>
-            <w:r/>
-          </w:p>
-        </w:tc>
-        <w:tc>
-          <w:tcPr>
-            <w:tcW w:type="dxa" w:w="454"/>
-            <w:shd w:fill="D9D9D9" w:val="clear"/>
-          </w:tcPr>
-          <w:p>
-            <w:r/>
-          </w:p>
-        </w:tc>
-        <w:tc>
-          <w:tcPr>
-            <w:tcW w:type="dxa" w:w="680"/>
-            <w:shd w:fill="D9D9D9" w:val="clear"/>
-          </w:tcPr>
-          <w:p>
-            <w:r/>
-          </w:p>
-        </w:tc>
-        <w:tc>
-          <w:tcPr>
-            <w:tcW w:type="dxa" w:w="850"/>
-            <w:shd w:fill="D9D9D9" w:val="clear"/>
-          </w:tcPr>
-          <w:p>
-            <w:pPr>
-              <w:jc w:val="center"/>
-            </w:pPr>
-            <w:r>
-              <w:rPr>
-                <w:b/>
-                <w:color w:val="000000"/>
-                <w:sz w:val="18"/>
-              </w:rPr>
-              <w:t>94</w:t>
-            </w:r>
-          </w:p>
-        </w:tc>
-        <w:tc>
-          <w:tcPr>
-            <w:tcW w:type="dxa" w:w="1984"/>
-            <w:shd w:fill="D9D9D9" w:val="clear"/>
-          </w:tcPr>
-          <w:p>
-            <w:r/>
-          </w:p>
-        </w:tc>
-        <w:tc>
-          <w:tcPr>
-            <w:tcW w:type="dxa" w:w="454"/>
-            <w:shd w:fill="D9D9D9" w:val="clear"/>
-          </w:tcPr>
-          <w:p>
-            <w:r/>
-          </w:p>
-        </w:tc>
-        <w:tc>
-          <w:tcPr>
-            <w:tcW w:type="dxa" w:w="680"/>
-            <w:shd w:fill="D9D9D9" w:val="clear"/>
-          </w:tcPr>
-          <w:p>
-            <w:pPr>
-              <w:jc w:val="center"/>
-            </w:pPr>
-            <w:r>
-              <w:rPr>
-                <w:b/>
-                <w:color w:val="000000"/>
-                <w:sz w:val="18"/>
-              </w:rPr>
-              <w:t>86</w:t>
-            </w:r>
-          </w:p>
-        </w:tc>
-        <w:tc>
-          <w:tcPr>
-            <w:tcW w:type="dxa" w:w="3572"/>
-            <w:shd w:fill="D9D9D9" w:val="clear"/>
-          </w:tcPr>
-          <w:p>
-            <w:r/>
-          </w:p>
-        </w:tc>
-      </w:tr>
-      <w:tr>
-        <w:tc>
-          <w:tcPr>
-            <w:tcW w:type="dxa" w:w="3572"/>
-            <w:gridSpan w:val="11"/>
-            <w:shd w:fill="D9D9D9" w:val="clear"/>
-          </w:tcPr>
-          <w:p>
-            <w:r>
-              <w:rPr>
-                <w:b/>
-                <w:sz w:val="18"/>
-              </w:rPr>
-              <w:t>Capitol de lucrări 226558  │  LIPSA: 0  │  EXTRA: 1  │  Delta: +1</w:t>
-            </w:r>
-          </w:p>
-        </w:tc>
-      </w:tr>
-      <w:tr>
-        <w:tc>
-          <w:tcPr>
-            <w:tcW w:type="dxa" w:w="3572"/>
-            <w:gridSpan w:val="11"/>
-            <w:shd w:fill="FFFF99" w:val="clear"/>
-          </w:tcPr>
-          <w:p>
-            <w:r>
-              <w:rPr>
-                <w:b w:val="0"/>
-                <w:i/>
-                <w:sz w:val="16"/>
-              </w:rPr>
-              <w:t>▸ Articole extra în ofertă — verificare manuală recomandată</w:t>
-            </w:r>
-          </w:p>
-        </w:tc>
-      </w:tr>
-      <w:tr>
-        <w:tc>
-          <w:tcPr>
-            <w:tcW w:type="dxa" w:w="397"/>
-            <w:shd w:fill="FFFF99" w:val="clear"/>
-          </w:tcPr>
-          <w:p>
-            <w:r>
-              <w:rPr>
-                <w:b w:val="0"/>
-                <w:sz w:val="16"/>
-              </w:rPr>
-              <w:t>59</w:t>
-            </w:r>
-          </w:p>
-        </w:tc>
-        <w:tc>
-          <w:tcPr>
-            <w:tcW w:type="dxa" w:w="1701"/>
-            <w:shd w:fill="FFFF99" w:val="clear"/>
-          </w:tcPr>
-          <w:p>
-            <w:r>
-              <w:rPr>
-                <w:b w:val="0"/>
-                <w:sz w:val="16"/>
-              </w:rPr>
-              <w:t>226558</w:t>
-            </w:r>
-          </w:p>
-        </w:tc>
-        <w:tc>
-          <w:tcPr>
-            <w:tcW w:type="dxa" w:w="850"/>
-            <w:shd w:fill="FFFF99" w:val="clear"/>
-          </w:tcPr>
-          <w:p>
-            <w:r>
-              <w:rPr>
-                <w:b w:val="0"/>
-                <w:sz w:val="16"/>
-              </w:rPr>
-            </w:r>
-          </w:p>
-        </w:tc>
-        <w:tc>
-          <w:tcPr>
-            <w:tcW w:type="dxa" w:w="1984"/>
-            <w:shd w:fill="FFFF99" w:val="clear"/>
-          </w:tcPr>
-          <w:p>
-            <w:r>
-              <w:rPr>
-                <w:b w:val="0"/>
-                <w:sz w:val="16"/>
-              </w:rPr>
-            </w:r>
-          </w:p>
-        </w:tc>
-        <w:tc>
-          <w:tcPr>
-            <w:tcW w:type="dxa" w:w="454"/>
-            <w:shd w:fill="FFFF99" w:val="clear"/>
-          </w:tcPr>
-          <w:p>
-            <w:r>
-              <w:rPr>
-                <w:b w:val="0"/>
-                <w:sz w:val="16"/>
-              </w:rPr>
-            </w:r>
-          </w:p>
-        </w:tc>
-        <w:tc>
-          <w:tcPr>
-            <w:tcW w:type="dxa" w:w="680"/>
-            <w:shd w:fill="FFFF99" w:val="clear"/>
-          </w:tcPr>
-          <w:p>
-            <w:r>
-              <w:rPr>
-                <w:b w:val="0"/>
-                <w:sz w:val="16"/>
-              </w:rPr>
-            </w:r>
-          </w:p>
-        </w:tc>
-        <w:tc>
-          <w:tcPr>
-            <w:tcW w:type="dxa" w:w="850"/>
-            <w:shd w:fill="FFFF99" w:val="clear"/>
-          </w:tcPr>
-          <w:p>
-            <w:r>
-              <w:rPr>
-                <w:b w:val="0"/>
-                <w:sz w:val="16"/>
-              </w:rPr>
-              <w:t>EF03D1</w:t>
-            </w:r>
-          </w:p>
-        </w:tc>
-        <w:tc>
-          <w:tcPr>
-            <w:tcW w:type="dxa" w:w="1984"/>
-            <w:shd w:fill="FFFF99" w:val="clear"/>
-          </w:tcPr>
-          <w:p>
-            <w:r>
-              <w:rPr>
-                <w:b w:val="0"/>
-                <w:sz w:val="16"/>
-              </w:rPr>
-              <w:t>tablou electric, format panou, dulap, celula sau</w:t>
-            </w:r>
-          </w:p>
-        </w:tc>
-        <w:tc>
-          <w:tcPr>
-            <w:tcW w:type="dxa" w:w="454"/>
-            <w:shd w:fill="FFFF99" w:val="clear"/>
-          </w:tcPr>
-          <w:p>
-            <w:r>
-              <w:rPr>
-                <w:b w:val="0"/>
-                <w:sz w:val="16"/>
-              </w:rPr>
-              <w:t>buc</w:t>
-            </w:r>
-          </w:p>
-        </w:tc>
-        <w:tc>
-          <w:tcPr>
-            <w:tcW w:type="dxa" w:w="680"/>
-            <w:shd w:fill="FFFF99" w:val="clear"/>
-          </w:tcPr>
-          <w:p>
-            <w:r>
-              <w:rPr>
-                <w:b w:val="0"/>
-                <w:sz w:val="16"/>
-              </w:rPr>
-              <w:t>2.0</w:t>
-            </w:r>
-          </w:p>
-        </w:tc>
-        <w:tc>
-          <w:tcPr>
-            <w:tcW w:type="dxa" w:w="3572"/>
-            <w:shd w:fill="FFFF99" w:val="clear"/>
-          </w:tcPr>
-          <w:p>
-            <w:r>
-              <w:rPr>
-                <w:b w:val="0"/>
-                <w:color w:val="CC0000"/>
-                <w:sz w:val="16"/>
-              </w:rPr>
-              <w:t>Articol suplimentar în ofertă (nu există în referință)</w:t>
-            </w:r>
-          </w:p>
-        </w:tc>
-      </w:tr>
-      <w:tr>
-        <w:tc>
-          <w:tcPr>
-            <w:tcW w:type="dxa" w:w="397"/>
-          </w:tcPr>
-          <w:p/>
-        </w:tc>
-        <w:tc>
-          <w:tcPr>
-            <w:tcW w:type="dxa" w:w="1701"/>
-            <w:shd w:fill="D9D9D9" w:val="clear"/>
-          </w:tcPr>
-          <w:p>
-            <w:r>
-              <w:rPr>
-                <w:b/>
-                <w:color w:val="000000"/>
-                <w:sz w:val="18"/>
-              </w:rPr>
-              <w:t>SUMAR</w:t>
-            </w:r>
-          </w:p>
-        </w:tc>
-        <w:tc>
-          <w:tcPr>
-            <w:tcW w:type="dxa" w:w="850"/>
-            <w:shd w:fill="D9D9D9" w:val="clear"/>
-          </w:tcPr>
-          <w:p>
-            <w:r>
-              <w:rPr>
-                <w:b/>
-                <w:color w:val="000000"/>
-                <w:sz w:val="18"/>
-              </w:rPr>
-              <w:t>Neconformitati: 1 din 32 articole ref.</w:t>
-            </w:r>
-          </w:p>
-        </w:tc>
-        <w:tc>
-          <w:tcPr>
-            <w:tcW w:type="dxa" w:w="1984"/>
-            <w:shd w:fill="D9D9D9" w:val="clear"/>
-          </w:tcPr>
-          <w:p>
-            <w:r/>
-          </w:p>
-        </w:tc>
-        <w:tc>
-          <w:tcPr>
-            <w:tcW w:type="dxa" w:w="454"/>
-            <w:shd w:fill="D9D9D9" w:val="clear"/>
-          </w:tcPr>
-          <w:p>
-            <w:r/>
-          </w:p>
-        </w:tc>
-        <w:tc>
-          <w:tcPr>
-            <w:tcW w:type="dxa" w:w="680"/>
-            <w:shd w:fill="D9D9D9" w:val="clear"/>
-          </w:tcPr>
-          <w:p>
-            <w:r/>
-          </w:p>
-        </w:tc>
-        <w:tc>
-          <w:tcPr>
-            <w:tcW w:type="dxa" w:w="850"/>
-            <w:shd w:fill="D9D9D9" w:val="clear"/>
-          </w:tcPr>
-          <w:p>
-            <w:pPr>
-              <w:jc w:val="center"/>
-            </w:pPr>
-            <w:r>
-              <w:rPr>
-                <w:b/>
-                <w:color w:val="000000"/>
-                <w:sz w:val="18"/>
-              </w:rPr>
-              <w:t>32</w:t>
-            </w:r>
-          </w:p>
-        </w:tc>
-        <w:tc>
-          <w:tcPr>
-            <w:tcW w:type="dxa" w:w="1984"/>
-            <w:shd w:fill="D9D9D9" w:val="clear"/>
-          </w:tcPr>
-          <w:p>
-            <w:r/>
-          </w:p>
-        </w:tc>
-        <w:tc>
-          <w:tcPr>
-            <w:tcW w:type="dxa" w:w="454"/>
-            <w:shd w:fill="D9D9D9" w:val="clear"/>
-          </w:tcPr>
-          <w:p>
-            <w:r/>
-          </w:p>
-        </w:tc>
-        <w:tc>
-          <w:tcPr>
-            <w:tcW w:type="dxa" w:w="680"/>
-            <w:shd w:fill="D9D9D9" w:val="clear"/>
-          </w:tcPr>
-          <w:p>
-            <w:pPr>
-              <w:jc w:val="center"/>
-            </w:pPr>
-            <w:r>
-              <w:rPr>
-                <w:b/>
-                <w:color w:val="000000"/>
-                <w:sz w:val="18"/>
-              </w:rPr>
-              <w:t>32</w:t>
-            </w:r>
-          </w:p>
-        </w:tc>
-        <w:tc>
-          <w:tcPr>
-            <w:tcW w:type="dxa" w:w="3572"/>
-            <w:shd w:fill="D9D9D9" w:val="clear"/>
-          </w:tcPr>
-          <w:p>
-            <w:r/>
-          </w:p>
-        </w:tc>
-      </w:tr>
-      <w:tr>
-        <w:tc>
-          <w:tcPr>
-            <w:tcW w:type="dxa" w:w="3572"/>
-            <w:gridSpan w:val="11"/>
-            <w:shd w:fill="D9D9D9" w:val="clear"/>
-          </w:tcPr>
-          <w:p>
-            <w:r>
-              <w:rPr>
-                <w:b/>
-                <w:sz w:val="18"/>
-              </w:rPr>
-              <w:t>Capitol de lucrări 226728 — ORG. SANTIER- CONTAINER  │  LIPSA: 0  │  EXTRA: 1  │  Delta: +1</w:t>
-            </w:r>
-          </w:p>
-        </w:tc>
-      </w:tr>
-      <w:tr>
-        <w:tc>
-          <w:tcPr>
-            <w:tcW w:type="dxa" w:w="3572"/>
-            <w:gridSpan w:val="11"/>
-            <w:shd w:fill="FFFF99" w:val="clear"/>
-          </w:tcPr>
-          <w:p>
-            <w:r>
-              <w:rPr>
-                <w:b w:val="0"/>
-                <w:i/>
-                <w:sz w:val="16"/>
-              </w:rPr>
-              <w:t>▸ Articole extra în ofertă — verificare manuală recomandată</w:t>
-            </w:r>
-          </w:p>
-        </w:tc>
-      </w:tr>
-      <w:tr>
-        <w:tc>
-          <w:tcPr>
-            <w:tcW w:type="dxa" w:w="397"/>
-            <w:shd w:fill="FFFF99" w:val="clear"/>
-          </w:tcPr>
-          <w:p>
-            <w:r>
-              <w:rPr>
-                <w:b w:val="0"/>
-                <w:sz w:val="16"/>
-              </w:rPr>
-              <w:t>61</w:t>
-            </w:r>
-          </w:p>
-        </w:tc>
-        <w:tc>
-          <w:tcPr>
-            <w:tcW w:type="dxa" w:w="1701"/>
-            <w:shd w:fill="FFFF99" w:val="clear"/>
-          </w:tcPr>
-          <w:p>
-            <w:r>
-              <w:rPr>
-                <w:b w:val="0"/>
-                <w:sz w:val="16"/>
-              </w:rPr>
-              <w:t>226728 - ORG. SANTIER- CONTAINER</w:t>
+              <w:t>226728 - ORG SANTIER- MONTARE WC ECOLOGIC</w:t>
             </w:r>
           </w:p>
         </w:tc>
@@ -10324,7 +8965,31 @@
         <w:rPr>
           <w:b/>
         </w:rPr>
-        <w:t>226728 — ORG. SANTIER- CONTAINER (1 articole în ofertă)</w:t>
+        <w:t>226728 — ORG SANTIER- MONTARE WC ECOLOGIC (1 articole în ofertă)</w:t>
+      </w:r>
+    </w:p>
+    <w:p>
+      <w:pPr>
+        <w:pStyle w:val="Heading2"/>
+      </w:pPr>
+      <w:r>
+        <w:t>Capitole de lucrări din referință neacoperite de ofertă</w:t>
+      </w:r>
+    </w:p>
+    <w:p>
+      <w:r>
+        <w:t>Aceste categorii de lucrări din proiect nu au nicio ofertă corespunzătoare.</w:t>
+      </w:r>
+    </w:p>
+    <w:p>
+      <w:pPr>
+        <w:pStyle w:val="ListBullet"/>
+      </w:pPr>
+      <w:r>
+        <w:rPr>
+          <w:b/>
+        </w:rPr>
+        <w:t>226F08 — 45000000 AMENAJARI EXTERIOARE (1 articole în referință)</w:t>
       </w:r>
     </w:p>
     <w:sectPr>

--- a/output_AO/Raport_Oferta_1.docx
+++ b/output_AO/Raport_Oferta_1.docx
@@ -34,7 +34,7 @@
         <w:rPr>
           <w:b/>
         </w:rPr>
-        <w:t>Articole referință: 1583  │  Articole ofertă: 1404  │  Matched: 0  │  Neconformități: 0</w:t>
+        <w:t>Articole referință: 1583  │  Articole ofertă: 1400  │  Matched: 0  │  Neconformități: 0</w:t>
       </w:r>
     </w:p>
     <w:p>
@@ -42,7 +42,7 @@
         <w:rPr>
           <w:b/>
         </w:rPr>
-        <w:t>Devize: 226028, 226038, 226118, 226208, 226218, 226228, 226268, 226318, 226418, 226428, 226488, 226498, 226528, 226F08, 226358, 226518, 226728</w:t>
+        <w:t>Devize: 226028, 226038, 226118, 226208, 226218, 226228, 226268, 226318, 226418, 226428, 226488, 226498, 226528, 226F08, 226358, 226728</w:t>
       </w:r>
     </w:p>
     <w:tbl>
@@ -2326,7 +2326,7 @@
                 <w:b/>
                 <w:sz w:val="18"/>
               </w:rPr>
-              <w:t>Capitol de lucrări 226218 — ARHITECTURA teren tenis si grupuri sanit...  │  LIPSA: 0  │  EXTRA: 0  │  Delta: 0 ✓</w:t>
+              <w:t>Capitol de lucrări 226218 — ARHITECTURA teren tenis si grupuri sanit...  │  LIPSA: 0  │  EXTRA: 1  │  Delta: +1</w:t>
             </w:r>
           </w:p>
         </w:tc>
@@ -2813,6 +2813,189 @@
                 <w:sz w:val="16"/>
               </w:rPr>
               <w:t>Cod similar — posibilă eroare OCR sau variație: referință '$3274270', ofertat '$32742701'. Cod similar: referinta '$3274270', ofertat '$32742701'. Necesită verificare manuală.</w:t>
+            </w:r>
+          </w:p>
+        </w:tc>
+      </w:tr>
+      <w:tr>
+        <w:tc>
+          <w:tcPr>
+            <w:tcW w:type="dxa" w:w="3572"/>
+            <w:gridSpan w:val="11"/>
+            <w:shd w:fill="FFFF99" w:val="clear"/>
+          </w:tcPr>
+          <w:p>
+            <w:r>
+              <w:rPr>
+                <w:b w:val="0"/>
+                <w:i/>
+                <w:sz w:val="16"/>
+              </w:rPr>
+              <w:t>▸ Articole extra în ofertă — verificare manuală recomandată</w:t>
+            </w:r>
+          </w:p>
+        </w:tc>
+      </w:tr>
+      <w:tr>
+        <w:tc>
+          <w:tcPr>
+            <w:tcW w:type="dxa" w:w="397"/>
+            <w:shd w:fill="FFFF99" w:val="clear"/>
+          </w:tcPr>
+          <w:p>
+            <w:r>
+              <w:rPr>
+                <w:b w:val="0"/>
+                <w:sz w:val="16"/>
+              </w:rPr>
+              <w:t>16</w:t>
+            </w:r>
+          </w:p>
+        </w:tc>
+        <w:tc>
+          <w:tcPr>
+            <w:tcW w:type="dxa" w:w="1701"/>
+            <w:shd w:fill="FFFF99" w:val="clear"/>
+          </w:tcPr>
+          <w:p>
+            <w:r>
+              <w:rPr>
+                <w:b w:val="0"/>
+                <w:sz w:val="16"/>
+              </w:rPr>
+              <w:t>226218 - ARHITECTURA teren tenis si grupuri sa...</w:t>
+            </w:r>
+          </w:p>
+        </w:tc>
+        <w:tc>
+          <w:tcPr>
+            <w:tcW w:type="dxa" w:w="850"/>
+            <w:shd w:fill="FFFF99" w:val="clear"/>
+          </w:tcPr>
+          <w:p>
+            <w:r>
+              <w:rPr>
+                <w:b w:val="0"/>
+                <w:sz w:val="16"/>
+              </w:rPr>
+            </w:r>
+          </w:p>
+        </w:tc>
+        <w:tc>
+          <w:tcPr>
+            <w:tcW w:type="dxa" w:w="1984"/>
+            <w:shd w:fill="FFFF99" w:val="clear"/>
+          </w:tcPr>
+          <w:p>
+            <w:r>
+              <w:rPr>
+                <w:b w:val="0"/>
+                <w:sz w:val="16"/>
+              </w:rPr>
+            </w:r>
+          </w:p>
+        </w:tc>
+        <w:tc>
+          <w:tcPr>
+            <w:tcW w:type="dxa" w:w="454"/>
+            <w:shd w:fill="FFFF99" w:val="clear"/>
+          </w:tcPr>
+          <w:p>
+            <w:r>
+              <w:rPr>
+                <w:b w:val="0"/>
+                <w:sz w:val="16"/>
+              </w:rPr>
+            </w:r>
+          </w:p>
+        </w:tc>
+        <w:tc>
+          <w:tcPr>
+            <w:tcW w:type="dxa" w:w="680"/>
+            <w:shd w:fill="FFFF99" w:val="clear"/>
+          </w:tcPr>
+          <w:p>
+            <w:r>
+              <w:rPr>
+                <w:b w:val="0"/>
+                <w:sz w:val="16"/>
+              </w:rPr>
+            </w:r>
+          </w:p>
+        </w:tc>
+        <w:tc>
+          <w:tcPr>
+            <w:tcW w:type="dxa" w:w="850"/>
+            <w:shd w:fill="FFFF99" w:val="clear"/>
+          </w:tcPr>
+          <w:p>
+            <w:r>
+              <w:rPr>
+                <w:b w:val="0"/>
+                <w:sz w:val="16"/>
+              </w:rPr>
+              <w:t>$7800859</w:t>
+            </w:r>
+          </w:p>
+        </w:tc>
+        <w:tc>
+          <w:tcPr>
+            <w:tcW w:type="dxa" w:w="1984"/>
+            <w:shd w:fill="FFFF99" w:val="clear"/>
+          </w:tcPr>
+          <w:p>
+            <w:r>
+              <w:rPr>
+                <w:b w:val="0"/>
+                <w:sz w:val="16"/>
+              </w:rPr>
+              <w:t>vopsea lavabila acrilica</w:t>
+            </w:r>
+          </w:p>
+        </w:tc>
+        <w:tc>
+          <w:tcPr>
+            <w:tcW w:type="dxa" w:w="454"/>
+            <w:shd w:fill="FFFF99" w:val="clear"/>
+          </w:tcPr>
+          <w:p>
+            <w:r>
+              <w:rPr>
+                <w:b w:val="0"/>
+                <w:sz w:val="16"/>
+              </w:rPr>
+              <w:t>kg</w:t>
+            </w:r>
+          </w:p>
+        </w:tc>
+        <w:tc>
+          <w:tcPr>
+            <w:tcW w:type="dxa" w:w="680"/>
+            <w:shd w:fill="FFFF99" w:val="clear"/>
+          </w:tcPr>
+          <w:p>
+            <w:r>
+              <w:rPr>
+                <w:b w:val="0"/>
+                <w:sz w:val="16"/>
+              </w:rPr>
+              <w:t>39.5</w:t>
+            </w:r>
+          </w:p>
+        </w:tc>
+        <w:tc>
+          <w:tcPr>
+            <w:tcW w:type="dxa" w:w="3572"/>
+            <w:shd w:fill="FFFF99" w:val="clear"/>
+          </w:tcPr>
+          <w:p>
+            <w:r>
+              <w:rPr>
+                <w:b w:val="0"/>
+                <w:color w:val="CC0000"/>
+                <w:sz w:val="16"/>
+              </w:rPr>
+              <w:t>Articol suplimentar în ofertă (nu există în referință)</w:t>
             </w:r>
           </w:p>
         </w:tc>
@@ -2935,7 +3118,7 @@
                 <w:color w:val="000000"/>
                 <w:sz w:val="18"/>
               </w:rPr>
-              <w:t>91</w:t>
+              <w:t>90</w:t>
             </w:r>
           </w:p>
         </w:tc>
@@ -2978,7 +3161,7 @@
                 <w:b w:val="0"/>
                 <w:sz w:val="16"/>
               </w:rPr>
-              <w:t>17</w:t>
+              <w:t>18</w:t>
             </w:r>
           </w:p>
         </w:tc>
@@ -3138,7 +3321,7 @@
                 <w:b w:val="0"/>
                 <w:sz w:val="16"/>
               </w:rPr>
-              <w:t>18</w:t>
+              <w:t>19</w:t>
             </w:r>
           </w:p>
         </w:tc>
@@ -3293,7 +3476,7 @@
                 <w:b w:val="0"/>
                 <w:sz w:val="16"/>
               </w:rPr>
-              <w:t>19</w:t>
+              <w:t>20</w:t>
             </w:r>
           </w:p>
         </w:tc>
@@ -3606,7 +3789,7 @@
                 <w:b w:val="0"/>
                 <w:sz w:val="16"/>
               </w:rPr>
-              <w:t>21</w:t>
+              <w:t>22</w:t>
             </w:r>
           </w:p>
         </w:tc>
@@ -3915,7 +4098,7 @@
                 <w:b w:val="0"/>
                 <w:sz w:val="16"/>
               </w:rPr>
-              <w:t>23</w:t>
+              <w:t>24</w:t>
             </w:r>
           </w:p>
         </w:tc>
@@ -4208,7 +4391,7 @@
                 <w:b/>
                 <w:sz w:val="18"/>
               </w:rPr>
-              <w:t>Capitol de lucrări 226418 — ARHITECTURA VESTIARE FOTBALIST SI SALA F...  │  LIPSA: 0  │  EXTRA: 0  │  Delta: 0 ✓</w:t>
+              <w:t>Capitol de lucrări 226418 — ARHITECTURA VESTIARE FOTBALIST SI SALA F...  │  LIPSA: 0  │  EXTRA: 1  │  Delta: +1</w:t>
             </w:r>
           </w:p>
         </w:tc>
@@ -4224,7 +4407,7 @@
                 <w:b w:val="0"/>
                 <w:sz w:val="16"/>
               </w:rPr>
-              <w:t>25</w:t>
+              <w:t>26</w:t>
             </w:r>
           </w:p>
         </w:tc>
@@ -4368,6 +4551,189 @@
                 <w:sz w:val="16"/>
               </w:rPr>
               <w:t>Cantitate diferită: referință 0.0 mp, ofertat 50.0 mp</w:t>
+            </w:r>
+          </w:p>
+        </w:tc>
+      </w:tr>
+      <w:tr>
+        <w:tc>
+          <w:tcPr>
+            <w:tcW w:type="dxa" w:w="3572"/>
+            <w:gridSpan w:val="11"/>
+            <w:shd w:fill="FFFF99" w:val="clear"/>
+          </w:tcPr>
+          <w:p>
+            <w:r>
+              <w:rPr>
+                <w:b w:val="0"/>
+                <w:i/>
+                <w:sz w:val="16"/>
+              </w:rPr>
+              <w:t>▸ Articole extra în ofertă — verificare manuală recomandată</w:t>
+            </w:r>
+          </w:p>
+        </w:tc>
+      </w:tr>
+      <w:tr>
+        <w:tc>
+          <w:tcPr>
+            <w:tcW w:type="dxa" w:w="397"/>
+            <w:shd w:fill="FFFF99" w:val="clear"/>
+          </w:tcPr>
+          <w:p>
+            <w:r>
+              <w:rPr>
+                <w:b w:val="0"/>
+                <w:sz w:val="16"/>
+              </w:rPr>
+              <w:t>27</w:t>
+            </w:r>
+          </w:p>
+        </w:tc>
+        <w:tc>
+          <w:tcPr>
+            <w:tcW w:type="dxa" w:w="1701"/>
+            <w:shd w:fill="FFFF99" w:val="clear"/>
+          </w:tcPr>
+          <w:p>
+            <w:r>
+              <w:rPr>
+                <w:b w:val="0"/>
+                <w:sz w:val="16"/>
+              </w:rPr>
+              <w:t>226418 - ARHITECTURA VESTIARE FOTBALIST SI SAL...</w:t>
+            </w:r>
+          </w:p>
+        </w:tc>
+        <w:tc>
+          <w:tcPr>
+            <w:tcW w:type="dxa" w:w="850"/>
+            <w:shd w:fill="FFFF99" w:val="clear"/>
+          </w:tcPr>
+          <w:p>
+            <w:r>
+              <w:rPr>
+                <w:b w:val="0"/>
+                <w:sz w:val="16"/>
+              </w:rPr>
+            </w:r>
+          </w:p>
+        </w:tc>
+        <w:tc>
+          <w:tcPr>
+            <w:tcW w:type="dxa" w:w="1984"/>
+            <w:shd w:fill="FFFF99" w:val="clear"/>
+          </w:tcPr>
+          <w:p>
+            <w:r>
+              <w:rPr>
+                <w:b w:val="0"/>
+                <w:sz w:val="16"/>
+              </w:rPr>
+            </w:r>
+          </w:p>
+        </w:tc>
+        <w:tc>
+          <w:tcPr>
+            <w:tcW w:type="dxa" w:w="454"/>
+            <w:shd w:fill="FFFF99" w:val="clear"/>
+          </w:tcPr>
+          <w:p>
+            <w:r>
+              <w:rPr>
+                <w:b w:val="0"/>
+                <w:sz w:val="16"/>
+              </w:rPr>
+            </w:r>
+          </w:p>
+        </w:tc>
+        <w:tc>
+          <w:tcPr>
+            <w:tcW w:type="dxa" w:w="680"/>
+            <w:shd w:fill="FFFF99" w:val="clear"/>
+          </w:tcPr>
+          <w:p>
+            <w:r>
+              <w:rPr>
+                <w:b w:val="0"/>
+                <w:sz w:val="16"/>
+              </w:rPr>
+            </w:r>
+          </w:p>
+        </w:tc>
+        <w:tc>
+          <w:tcPr>
+            <w:tcW w:type="dxa" w:w="850"/>
+            <w:shd w:fill="FFFF99" w:val="clear"/>
+          </w:tcPr>
+          <w:p>
+            <w:r>
+              <w:rPr>
+                <w:b w:val="0"/>
+                <w:sz w:val="16"/>
+              </w:rPr>
+              <w:t>$5858393</w:t>
+            </w:r>
+          </w:p>
+        </w:tc>
+        <w:tc>
+          <w:tcPr>
+            <w:tcW w:type="dxa" w:w="1984"/>
+            <w:shd w:fill="FFFF99" w:val="clear"/>
+          </w:tcPr>
+          <w:p>
+            <w:r>
+              <w:rPr>
+                <w:b w:val="0"/>
+                <w:sz w:val="16"/>
+              </w:rPr>
+              <w:t>solutie de protectie a lemnului tip</w:t>
+            </w:r>
+          </w:p>
+        </w:tc>
+        <w:tc>
+          <w:tcPr>
+            <w:tcW w:type="dxa" w:w="454"/>
+            <w:shd w:fill="FFFF99" w:val="clear"/>
+          </w:tcPr>
+          <w:p>
+            <w:r>
+              <w:rPr>
+                <w:b w:val="0"/>
+                <w:sz w:val="16"/>
+              </w:rPr>
+              <w:t>l</w:t>
+            </w:r>
+          </w:p>
+        </w:tc>
+        <w:tc>
+          <w:tcPr>
+            <w:tcW w:type="dxa" w:w="680"/>
+            <w:shd w:fill="FFFF99" w:val="clear"/>
+          </w:tcPr>
+          <w:p>
+            <w:r>
+              <w:rPr>
+                <w:b w:val="0"/>
+                <w:sz w:val="16"/>
+              </w:rPr>
+              <w:t>377.0</w:t>
+            </w:r>
+          </w:p>
+        </w:tc>
+        <w:tc>
+          <w:tcPr>
+            <w:tcW w:type="dxa" w:w="3572"/>
+            <w:shd w:fill="FFFF99" w:val="clear"/>
+          </w:tcPr>
+          <w:p>
+            <w:r>
+              <w:rPr>
+                <w:b w:val="0"/>
+                <w:color w:val="CC0000"/>
+                <w:sz w:val="16"/>
+              </w:rPr>
+              <w:t>Articol suplimentar în ofertă (nu există în referință)</w:t>
             </w:r>
           </w:p>
         </w:tc>
@@ -4490,7 +4856,7 @@
                 <w:color w:val="000000"/>
                 <w:sz w:val="18"/>
               </w:rPr>
-              <w:t>103</w:t>
+              <w:t>102</w:t>
             </w:r>
           </w:p>
         </w:tc>
@@ -4533,7 +4899,7 @@
                 <w:b w:val="0"/>
                 <w:sz w:val="16"/>
               </w:rPr>
-              <w:t>27</w:t>
+              <w:t>29</w:t>
             </w:r>
           </w:p>
         </w:tc>
@@ -4692,7 +5058,7 @@
                 <w:b w:val="0"/>
                 <w:sz w:val="16"/>
               </w:rPr>
-              <w:t>28</w:t>
+              <w:t>30</w:t>
             </w:r>
           </w:p>
         </w:tc>
@@ -4851,7 +5217,7 @@
                 <w:b w:val="0"/>
                 <w:sz w:val="16"/>
               </w:rPr>
-              <w:t>29</w:t>
+              <w:t>31</w:t>
             </w:r>
           </w:p>
         </w:tc>
@@ -5006,7 +5372,7 @@
                 <w:b w:val="0"/>
                 <w:sz w:val="16"/>
               </w:rPr>
-              <w:t>30</w:t>
+              <w:t>32</w:t>
             </w:r>
           </w:p>
         </w:tc>
@@ -5320,7 +5686,7 @@
                 <w:b w:val="0"/>
                 <w:sz w:val="16"/>
               </w:rPr>
-              <w:t>32</w:t>
+              <w:t>34</w:t>
             </w:r>
           </w:p>
         </w:tc>
@@ -5606,7 +5972,7 @@
                 <w:b w:val="0"/>
                 <w:sz w:val="16"/>
               </w:rPr>
-              <w:t>34</w:t>
+              <w:t>36</w:t>
             </w:r>
           </w:p>
         </w:tc>
@@ -5742,7 +6108,7 @@
                 <w:b w:val="0"/>
                 <w:sz w:val="16"/>
               </w:rPr>
-              <w:t>35</w:t>
+              <w:t>37</w:t>
             </w:r>
           </w:p>
         </w:tc>
@@ -6027,7 +6393,7 @@
                 <w:b w:val="0"/>
                 <w:sz w:val="16"/>
               </w:rPr>
-              <w:t>37</w:t>
+              <w:t>39</w:t>
             </w:r>
           </w:p>
         </w:tc>
@@ -6186,7 +6552,7 @@
                 <w:b w:val="0"/>
                 <w:sz w:val="16"/>
               </w:rPr>
-              <w:t>38</w:t>
+              <w:t>40</w:t>
             </w:r>
           </w:p>
         </w:tc>
@@ -6346,7 +6712,7 @@
                 <w:b w:val="0"/>
                 <w:sz w:val="16"/>
               </w:rPr>
-              <w:t>39</w:t>
+              <w:t>41</w:t>
             </w:r>
           </w:p>
         </w:tc>
@@ -6376,7 +6742,7 @@
                 <w:b w:val="0"/>
                 <w:sz w:val="16"/>
               </w:rPr>
-              <w:t>$2222213</w:t>
+              <w:t>$2222224</w:t>
             </w:r>
           </w:p>
         </w:tc>
@@ -6391,7 +6757,7 @@
                 <w:b w:val="0"/>
                 <w:sz w:val="16"/>
               </w:rPr>
-              <w:t>perie wc si suport inox/sticla mata, suspendat ...</w:t>
+              <w:t>oglinda</w:t>
             </w:r>
           </w:p>
         </w:tc>
@@ -6421,7 +6787,7 @@
                 <w:b w:val="0"/>
                 <w:sz w:val="16"/>
               </w:rPr>
-              <w:t>4.0</w:t>
+              <w:t>1.0</w:t>
             </w:r>
           </w:p>
         </w:tc>
@@ -6436,7 +6802,7 @@
                 <w:b w:val="0"/>
                 <w:sz w:val="16"/>
               </w:rPr>
-              <w:t>$22222131</w:t>
+              <w:t>$22222242</w:t>
             </w:r>
           </w:p>
         </w:tc>
@@ -6451,7 +6817,7 @@
                 <w:b w:val="0"/>
                 <w:sz w:val="16"/>
               </w:rPr>
-              <w:t>perie wc</w:t>
+              <w:t>oglinda cu rama aluminiu</w:t>
             </w:r>
           </w:p>
         </w:tc>
@@ -6481,7 +6847,7 @@
                 <w:b w:val="0"/>
                 <w:sz w:val="16"/>
               </w:rPr>
-              <w:t>1.0</w:t>
+              <w:t>4.0</w:t>
             </w:r>
           </w:p>
         </w:tc>
@@ -6497,7 +6863,343 @@
                 <w:color w:val="CC0000"/>
                 <w:sz w:val="16"/>
               </w:rPr>
+              <w:t>Cod similar — posibilă eroare OCR sau variație: referință '$2222224', ofertat '$22222242'. Cod similar: referinta '$2222224', ofertat '$22222242'. Necesită verificare manuală.</w:t>
+            </w:r>
+          </w:p>
+        </w:tc>
+      </w:tr>
+      <w:tr>
+        <w:tc>
+          <w:tcPr>
+            <w:tcW w:type="dxa" w:w="397"/>
+            <w:shd w:fill="FFB347" w:val="clear"/>
+          </w:tcPr>
+          <w:p>
+            <w:r>
+              <w:rPr>
+                <w:b w:val="0"/>
+                <w:sz w:val="16"/>
+              </w:rPr>
+              <w:t>42</w:t>
+            </w:r>
+          </w:p>
+        </w:tc>
+        <w:tc>
+          <w:tcPr>
+            <w:tcW w:type="dxa" w:w="1701"/>
+            <w:shd w:fill="FFB347" w:val="clear"/>
+          </w:tcPr>
+          <w:p>
+            <w:r>
+              <w:rPr>
+                <w:b w:val="0"/>
+                <w:sz w:val="16"/>
+              </w:rPr>
+              <w:t>226528 - INSTALATII SANITARE OB.5</w:t>
+            </w:r>
+          </w:p>
+        </w:tc>
+        <w:tc>
+          <w:tcPr>
+            <w:tcW w:type="dxa" w:w="850"/>
+            <w:shd w:fill="FFB347" w:val="clear"/>
+          </w:tcPr>
+          <w:p>
+            <w:r>
+              <w:rPr>
+                <w:b w:val="0"/>
+                <w:sz w:val="16"/>
+              </w:rPr>
+              <w:t>$2222213</w:t>
+            </w:r>
+          </w:p>
+        </w:tc>
+        <w:tc>
+          <w:tcPr>
+            <w:tcW w:type="dxa" w:w="1984"/>
+            <w:shd w:fill="FFB347" w:val="clear"/>
+          </w:tcPr>
+          <w:p>
+            <w:r>
+              <w:rPr>
+                <w:b w:val="0"/>
+                <w:sz w:val="16"/>
+              </w:rPr>
+              <w:t>perie wc si suport inox/sticla mata, suspendat ...</w:t>
+            </w:r>
+          </w:p>
+        </w:tc>
+        <w:tc>
+          <w:tcPr>
+            <w:tcW w:type="dxa" w:w="454"/>
+            <w:shd w:fill="FFB347" w:val="clear"/>
+          </w:tcPr>
+          <w:p>
+            <w:r>
+              <w:rPr>
+                <w:b w:val="0"/>
+                <w:sz w:val="16"/>
+              </w:rPr>
+              <w:t>buc</w:t>
+            </w:r>
+          </w:p>
+        </w:tc>
+        <w:tc>
+          <w:tcPr>
+            <w:tcW w:type="dxa" w:w="680"/>
+            <w:shd w:fill="FFB347" w:val="clear"/>
+          </w:tcPr>
+          <w:p>
+            <w:r>
+              <w:rPr>
+                <w:b w:val="0"/>
+                <w:sz w:val="16"/>
+              </w:rPr>
+              <w:t>4.0</w:t>
+            </w:r>
+          </w:p>
+        </w:tc>
+        <w:tc>
+          <w:tcPr>
+            <w:tcW w:type="dxa" w:w="850"/>
+            <w:shd w:fill="FFB347" w:val="clear"/>
+          </w:tcPr>
+          <w:p>
+            <w:r>
+              <w:rPr>
+                <w:b w:val="0"/>
+                <w:sz w:val="16"/>
+              </w:rPr>
+              <w:t>$22222131</w:t>
+            </w:r>
+          </w:p>
+        </w:tc>
+        <w:tc>
+          <w:tcPr>
+            <w:tcW w:type="dxa" w:w="1984"/>
+            <w:shd w:fill="FFB347" w:val="clear"/>
+          </w:tcPr>
+          <w:p>
+            <w:r>
+              <w:rPr>
+                <w:b w:val="0"/>
+                <w:sz w:val="16"/>
+              </w:rPr>
+              <w:t>perie wc</w:t>
+            </w:r>
+          </w:p>
+        </w:tc>
+        <w:tc>
+          <w:tcPr>
+            <w:tcW w:type="dxa" w:w="454"/>
+            <w:shd w:fill="FFB347" w:val="clear"/>
+          </w:tcPr>
+          <w:p>
+            <w:r>
+              <w:rPr>
+                <w:b w:val="0"/>
+                <w:sz w:val="16"/>
+              </w:rPr>
+              <w:t>buc</w:t>
+            </w:r>
+          </w:p>
+        </w:tc>
+        <w:tc>
+          <w:tcPr>
+            <w:tcW w:type="dxa" w:w="680"/>
+            <w:shd w:fill="FFB347" w:val="clear"/>
+          </w:tcPr>
+          <w:p>
+            <w:r>
+              <w:rPr>
+                <w:b w:val="0"/>
+                <w:sz w:val="16"/>
+              </w:rPr>
+              <w:t>1.0</w:t>
+            </w:r>
+          </w:p>
+        </w:tc>
+        <w:tc>
+          <w:tcPr>
+            <w:tcW w:type="dxa" w:w="3572"/>
+            <w:shd w:fill="FFB347" w:val="clear"/>
+          </w:tcPr>
+          <w:p>
+            <w:r>
+              <w:rPr>
+                <w:b w:val="0"/>
+                <w:color w:val="CC0000"/>
+                <w:sz w:val="16"/>
+              </w:rPr>
               <w:t>Cod similar — posibilă eroare OCR sau variație: referință '$2222213', ofertat '$22222131'. Cod similar: referinta '$2222213', ofertat '$22222131'. Necesită verificare manuală.</w:t>
+            </w:r>
+          </w:p>
+        </w:tc>
+      </w:tr>
+      <w:tr>
+        <w:tc>
+          <w:tcPr>
+            <w:tcW w:type="dxa" w:w="397"/>
+            <w:shd w:fill="FFB347" w:val="clear"/>
+          </w:tcPr>
+          <w:p>
+            <w:r>
+              <w:rPr>
+                <w:b w:val="0"/>
+                <w:sz w:val="16"/>
+              </w:rPr>
+              <w:t>43</w:t>
+            </w:r>
+          </w:p>
+        </w:tc>
+        <w:tc>
+          <w:tcPr>
+            <w:tcW w:type="dxa" w:w="1701"/>
+            <w:shd w:fill="FFB347" w:val="clear"/>
+          </w:tcPr>
+          <w:p>
+            <w:r>
+              <w:rPr>
+                <w:b w:val="0"/>
+                <w:sz w:val="16"/>
+              </w:rPr>
+              <w:t>226528 - INSTALATII SANITARE OB.5</w:t>
+            </w:r>
+          </w:p>
+        </w:tc>
+        <w:tc>
+          <w:tcPr>
+            <w:tcW w:type="dxa" w:w="850"/>
+            <w:shd w:fill="FFB347" w:val="clear"/>
+          </w:tcPr>
+          <w:p>
+            <w:r>
+              <w:rPr>
+                <w:b w:val="0"/>
+                <w:sz w:val="16"/>
+              </w:rPr>
+              <w:t>$2222224</w:t>
+            </w:r>
+          </w:p>
+        </w:tc>
+        <w:tc>
+          <w:tcPr>
+            <w:tcW w:type="dxa" w:w="1984"/>
+            <w:shd w:fill="FFB347" w:val="clear"/>
+          </w:tcPr>
+          <w:p>
+            <w:r>
+              <w:rPr>
+                <w:b w:val="0"/>
+                <w:sz w:val="16"/>
+              </w:rPr>
+              <w:t>oglinda</w:t>
+            </w:r>
+          </w:p>
+        </w:tc>
+        <w:tc>
+          <w:tcPr>
+            <w:tcW w:type="dxa" w:w="454"/>
+            <w:shd w:fill="FFB347" w:val="clear"/>
+          </w:tcPr>
+          <w:p>
+            <w:r>
+              <w:rPr>
+                <w:b w:val="0"/>
+                <w:sz w:val="16"/>
+              </w:rPr>
+              <w:t>buc</w:t>
+            </w:r>
+          </w:p>
+        </w:tc>
+        <w:tc>
+          <w:tcPr>
+            <w:tcW w:type="dxa" w:w="680"/>
+            <w:shd w:fill="FFB347" w:val="clear"/>
+          </w:tcPr>
+          <w:p>
+            <w:r>
+              <w:rPr>
+                <w:b w:val="0"/>
+                <w:sz w:val="16"/>
+              </w:rPr>
+              <w:t>4.0</w:t>
+            </w:r>
+          </w:p>
+        </w:tc>
+        <w:tc>
+          <w:tcPr>
+            <w:tcW w:type="dxa" w:w="850"/>
+            <w:shd w:fill="FFB347" w:val="clear"/>
+          </w:tcPr>
+          <w:p>
+            <w:r>
+              <w:rPr>
+                <w:b w:val="0"/>
+                <w:sz w:val="16"/>
+              </w:rPr>
+              <w:t>$22222241</w:t>
+            </w:r>
+          </w:p>
+        </w:tc>
+        <w:tc>
+          <w:tcPr>
+            <w:tcW w:type="dxa" w:w="1984"/>
+            <w:shd w:fill="FFB347" w:val="clear"/>
+          </w:tcPr>
+          <w:p>
+            <w:r>
+              <w:rPr>
+                <w:b w:val="0"/>
+                <w:sz w:val="16"/>
+              </w:rPr>
+              <w:t>oglinda</w:t>
+            </w:r>
+          </w:p>
+        </w:tc>
+        <w:tc>
+          <w:tcPr>
+            <w:tcW w:type="dxa" w:w="454"/>
+            <w:shd w:fill="FFB347" w:val="clear"/>
+          </w:tcPr>
+          <w:p>
+            <w:r>
+              <w:rPr>
+                <w:b w:val="0"/>
+                <w:sz w:val="16"/>
+              </w:rPr>
+              <w:t>buc</w:t>
+            </w:r>
+          </w:p>
+        </w:tc>
+        <w:tc>
+          <w:tcPr>
+            <w:tcW w:type="dxa" w:w="680"/>
+            <w:shd w:fill="FFB347" w:val="clear"/>
+          </w:tcPr>
+          <w:p>
+            <w:r>
+              <w:rPr>
+                <w:b w:val="0"/>
+                <w:sz w:val="16"/>
+              </w:rPr>
+              <w:t>1.0</w:t>
+            </w:r>
+          </w:p>
+        </w:tc>
+        <w:tc>
+          <w:tcPr>
+            <w:tcW w:type="dxa" w:w="3572"/>
+            <w:shd w:fill="FFB347" w:val="clear"/>
+          </w:tcPr>
+          <w:p>
+            <w:r>
+              <w:rPr>
+                <w:b w:val="0"/>
+                <w:color w:val="CC0000"/>
+                <w:sz w:val="16"/>
+              </w:rPr>
+              <w:t>Cod similar — posibilă eroare OCR sau variație: referință '$2222224', ofertat '$22222241'. Cod similar (OCR): '$2222224' ↔ '$22222241'. Necesită verificare manuală.</w:t>
             </w:r>
           </w:p>
         </w:tc>
@@ -6533,7 +7235,7 @@
                 <w:b w:val="0"/>
                 <w:sz w:val="16"/>
               </w:rPr>
-              <w:t>40</w:t>
+              <w:t>44</w:t>
             </w:r>
           </w:p>
         </w:tc>
@@ -6720,7 +7422,7 @@
                 <w:color w:val="000000"/>
                 <w:sz w:val="18"/>
               </w:rPr>
-              <w:t>Neconformitati: 2 din 184 articole ref.</w:t>
+              <w:t>Neconformitati: 3 din 184 articole ref.</w:t>
             </w:r>
           </w:p>
         </w:tc>
@@ -6847,7 +7549,7 @@
                 <w:b w:val="0"/>
                 <w:sz w:val="16"/>
               </w:rPr>
-              <w:t>42</w:t>
+              <w:t>46</w:t>
             </w:r>
           </w:p>
         </w:tc>
@@ -6983,7 +7685,7 @@
                 <w:b w:val="0"/>
                 <w:sz w:val="16"/>
               </w:rPr>
-              <w:t>43</w:t>
+              <w:t>47</w:t>
             </w:r>
           </w:p>
         </w:tc>
@@ -7320,7 +8022,7 @@
                 <w:b w:val="0"/>
                 <w:sz w:val="16"/>
               </w:rPr>
-              <w:t>45</w:t>
+              <w:t>49</w:t>
             </w:r>
           </w:p>
         </w:tc>
@@ -7406,7 +8108,7 @@
                 <w:b w:val="0"/>
                 <w:sz w:val="16"/>
               </w:rPr>
-              <w:t>$22100100</w:t>
+              <w:t>TRA01A20P</w:t>
             </w:r>
           </w:p>
         </w:tc>
@@ -7421,7 +8123,7 @@
                 <w:b w:val="0"/>
                 <w:sz w:val="16"/>
               </w:rPr>
-              <w:t>profil fagure ecologic</w:t>
+              <w:t>transportul rutier al pamantului sau molozului ...</w:t>
             </w:r>
           </w:p>
         </w:tc>
@@ -7436,7 +8138,7 @@
                 <w:b w:val="0"/>
                 <w:sz w:val="16"/>
               </w:rPr>
-              <w:t>mp</w:t>
+              <w:t>tona</w:t>
             </w:r>
           </w:p>
         </w:tc>
@@ -7451,7 +8153,7 @@
                 <w:b w:val="0"/>
                 <w:sz w:val="16"/>
               </w:rPr>
-              <w:t>2000.0</w:t>
+              <w:t>1132.4</w:t>
             </w:r>
           </w:p>
         </w:tc>
@@ -7484,7 +8186,7 @@
                 <w:b w:val="0"/>
                 <w:sz w:val="16"/>
               </w:rPr>
-              <w:t>46</w:t>
+              <w:t>50</w:t>
             </w:r>
           </w:p>
         </w:tc>
@@ -7570,7 +8272,7 @@
                 <w:b w:val="0"/>
                 <w:sz w:val="16"/>
               </w:rPr>
-              <w:t>TRA01A20P</w:t>
+              <w:t>$22100100</w:t>
             </w:r>
           </w:p>
         </w:tc>
@@ -7585,7 +8287,7 @@
                 <w:b w:val="0"/>
                 <w:sz w:val="16"/>
               </w:rPr>
-              <w:t>transportul rutier al pamantului sau molozului ...</w:t>
+              <w:t>profil fagure ecologic</w:t>
             </w:r>
           </w:p>
         </w:tc>
@@ -7600,7 +8302,7 @@
                 <w:b w:val="0"/>
                 <w:sz w:val="16"/>
               </w:rPr>
-              <w:t>tona</w:t>
+              <w:t>mp</w:t>
             </w:r>
           </w:p>
         </w:tc>
@@ -7615,7 +8317,7 @@
                 <w:b w:val="0"/>
                 <w:sz w:val="16"/>
               </w:rPr>
-              <w:t>1132.4</w:t>
+              <w:t>2000.0</w:t>
             </w:r>
           </w:p>
         </w:tc>
@@ -7781,7 +8483,7 @@
                 <w:b/>
                 <w:sz w:val="18"/>
               </w:rPr>
-              <w:t>Capitol de lucrări 226518 — ARHITECTURA grupuri sanitare publice  │  LIPSA: 0  │  EXTRA: 4  │  Delta: +4</w:t>
+              <w:t>Capitol de lucrări 226728 — ORG. SANTIER- CONTAINER  │  LIPSA: 0  │  EXTRA: 1  │  Delta: +1</w:t>
             </w:r>
           </w:p>
         </w:tc>
@@ -7817,7 +8519,7 @@
                 <w:b w:val="0"/>
                 <w:sz w:val="16"/>
               </w:rPr>
-              <w:t>48</w:t>
+              <w:t>52</w:t>
             </w:r>
           </w:p>
         </w:tc>
@@ -7832,832 +8534,7 @@
                 <w:b w:val="0"/>
                 <w:sz w:val="16"/>
               </w:rPr>
-              <w:t>226518 - ARHITECTURA grupuri sanitare publice</w:t>
-            </w:r>
-          </w:p>
-        </w:tc>
-        <w:tc>
-          <w:tcPr>
-            <w:tcW w:type="dxa" w:w="850"/>
-            <w:shd w:fill="FFFF99" w:val="clear"/>
-          </w:tcPr>
-          <w:p>
-            <w:r>
-              <w:rPr>
-                <w:b w:val="0"/>
-                <w:sz w:val="16"/>
-              </w:rPr>
-            </w:r>
-          </w:p>
-        </w:tc>
-        <w:tc>
-          <w:tcPr>
-            <w:tcW w:type="dxa" w:w="1984"/>
-            <w:shd w:fill="FFFF99" w:val="clear"/>
-          </w:tcPr>
-          <w:p>
-            <w:r>
-              <w:rPr>
-                <w:b w:val="0"/>
-                <w:sz w:val="16"/>
-              </w:rPr>
-            </w:r>
-          </w:p>
-        </w:tc>
-        <w:tc>
-          <w:tcPr>
-            <w:tcW w:type="dxa" w:w="454"/>
-            <w:shd w:fill="FFFF99" w:val="clear"/>
-          </w:tcPr>
-          <w:p>
-            <w:r>
-              <w:rPr>
-                <w:b w:val="0"/>
-                <w:sz w:val="16"/>
-              </w:rPr>
-            </w:r>
-          </w:p>
-        </w:tc>
-        <w:tc>
-          <w:tcPr>
-            <w:tcW w:type="dxa" w:w="680"/>
-            <w:shd w:fill="FFFF99" w:val="clear"/>
-          </w:tcPr>
-          <w:p>
-            <w:r>
-              <w:rPr>
-                <w:b w:val="0"/>
-                <w:sz w:val="16"/>
-              </w:rPr>
-            </w:r>
-          </w:p>
-        </w:tc>
-        <w:tc>
-          <w:tcPr>
-            <w:tcW w:type="dxa" w:w="850"/>
-            <w:shd w:fill="FFFF99" w:val="clear"/>
-          </w:tcPr>
-          <w:p>
-            <w:r>
-              <w:rPr>
-                <w:b w:val="0"/>
-                <w:sz w:val="16"/>
-              </w:rPr>
-              <w:t>$0853</w:t>
-            </w:r>
-          </w:p>
-        </w:tc>
-        <w:tc>
-          <w:tcPr>
-            <w:tcW w:type="dxa" w:w="1984"/>
-            <w:shd w:fill="FFFF99" w:val="clear"/>
-          </w:tcPr>
-          <w:p>
-            <w:r>
-              <w:rPr>
-                <w:b w:val="0"/>
-                <w:sz w:val="16"/>
-              </w:rPr>
-              <w:t>placa rbi 12,5 mm</w:t>
-            </w:r>
-          </w:p>
-        </w:tc>
-        <w:tc>
-          <w:tcPr>
-            <w:tcW w:type="dxa" w:w="454"/>
-            <w:shd w:fill="FFFF99" w:val="clear"/>
-          </w:tcPr>
-          <w:p>
-            <w:r>
-              <w:rPr>
-                <w:b w:val="0"/>
-                <w:sz w:val="16"/>
-              </w:rPr>
-              <w:t>mp</w:t>
-            </w:r>
-          </w:p>
-        </w:tc>
-        <w:tc>
-          <w:tcPr>
-            <w:tcW w:type="dxa" w:w="680"/>
-            <w:shd w:fill="FFFF99" w:val="clear"/>
-          </w:tcPr>
-          <w:p>
-            <w:r>
-              <w:rPr>
-                <w:b w:val="0"/>
-                <w:sz w:val="16"/>
-              </w:rPr>
-              <w:t>24.96</w:t>
-            </w:r>
-          </w:p>
-        </w:tc>
-        <w:tc>
-          <w:tcPr>
-            <w:tcW w:type="dxa" w:w="3572"/>
-            <w:shd w:fill="FFFF99" w:val="clear"/>
-          </w:tcPr>
-          <w:p>
-            <w:r>
-              <w:rPr>
-                <w:b w:val="0"/>
-                <w:color w:val="CC0000"/>
-                <w:sz w:val="16"/>
-              </w:rPr>
-              <w:t>Articol suplimentar în ofertă (nu există în referință)</w:t>
-            </w:r>
-          </w:p>
-        </w:tc>
-      </w:tr>
-      <w:tr>
-        <w:tc>
-          <w:tcPr>
-            <w:tcW w:type="dxa" w:w="397"/>
-            <w:shd w:fill="FFFF99" w:val="clear"/>
-          </w:tcPr>
-          <w:p>
-            <w:r>
-              <w:rPr>
-                <w:b w:val="0"/>
-                <w:sz w:val="16"/>
-              </w:rPr>
-              <w:t>49</w:t>
-            </w:r>
-          </w:p>
-        </w:tc>
-        <w:tc>
-          <w:tcPr>
-            <w:tcW w:type="dxa" w:w="1701"/>
-            <w:shd w:fill="FFFF99" w:val="clear"/>
-          </w:tcPr>
-          <w:p>
-            <w:r>
-              <w:rPr>
-                <w:b w:val="0"/>
-                <w:sz w:val="16"/>
-              </w:rPr>
-              <w:t>226518 - ARHITECTURA grupuri sanitare publice</w:t>
-            </w:r>
-          </w:p>
-        </w:tc>
-        <w:tc>
-          <w:tcPr>
-            <w:tcW w:type="dxa" w:w="850"/>
-            <w:shd w:fill="FFFF99" w:val="clear"/>
-          </w:tcPr>
-          <w:p>
-            <w:r>
-              <w:rPr>
-                <w:b w:val="0"/>
-                <w:sz w:val="16"/>
-              </w:rPr>
-            </w:r>
-          </w:p>
-        </w:tc>
-        <w:tc>
-          <w:tcPr>
-            <w:tcW w:type="dxa" w:w="1984"/>
-            <w:shd w:fill="FFFF99" w:val="clear"/>
-          </w:tcPr>
-          <w:p>
-            <w:r>
-              <w:rPr>
-                <w:b w:val="0"/>
-                <w:sz w:val="16"/>
-              </w:rPr>
-            </w:r>
-          </w:p>
-        </w:tc>
-        <w:tc>
-          <w:tcPr>
-            <w:tcW w:type="dxa" w:w="454"/>
-            <w:shd w:fill="FFFF99" w:val="clear"/>
-          </w:tcPr>
-          <w:p>
-            <w:r>
-              <w:rPr>
-                <w:b w:val="0"/>
-                <w:sz w:val="16"/>
-              </w:rPr>
-            </w:r>
-          </w:p>
-        </w:tc>
-        <w:tc>
-          <w:tcPr>
-            <w:tcW w:type="dxa" w:w="680"/>
-            <w:shd w:fill="FFFF99" w:val="clear"/>
-          </w:tcPr>
-          <w:p>
-            <w:r>
-              <w:rPr>
-                <w:b w:val="0"/>
-                <w:sz w:val="16"/>
-              </w:rPr>
-            </w:r>
-          </w:p>
-        </w:tc>
-        <w:tc>
-          <w:tcPr>
-            <w:tcW w:type="dxa" w:w="850"/>
-            <w:shd w:fill="FFFF99" w:val="clear"/>
-          </w:tcPr>
-          <w:p>
-            <w:r>
-              <w:rPr>
-                <w:b w:val="0"/>
-                <w:sz w:val="16"/>
-              </w:rPr>
-              <w:t>$5858393</w:t>
-            </w:r>
-          </w:p>
-        </w:tc>
-        <w:tc>
-          <w:tcPr>
-            <w:tcW w:type="dxa" w:w="1984"/>
-            <w:shd w:fill="FFFF99" w:val="clear"/>
-          </w:tcPr>
-          <w:p>
-            <w:r>
-              <w:rPr>
-                <w:b w:val="0"/>
-                <w:sz w:val="16"/>
-              </w:rPr>
-              <w:t>solutie de protectie a lemnului tip</w:t>
-            </w:r>
-          </w:p>
-        </w:tc>
-        <w:tc>
-          <w:tcPr>
-            <w:tcW w:type="dxa" w:w="454"/>
-            <w:shd w:fill="FFFF99" w:val="clear"/>
-          </w:tcPr>
-          <w:p>
-            <w:r>
-              <w:rPr>
-                <w:b w:val="0"/>
-                <w:sz w:val="16"/>
-              </w:rPr>
-              <w:t>l</w:t>
-            </w:r>
-          </w:p>
-        </w:tc>
-        <w:tc>
-          <w:tcPr>
-            <w:tcW w:type="dxa" w:w="680"/>
-            <w:shd w:fill="FFFF99" w:val="clear"/>
-          </w:tcPr>
-          <w:p>
-            <w:r>
-              <w:rPr>
-                <w:b w:val="0"/>
-                <w:sz w:val="16"/>
-              </w:rPr>
-              <w:t>104.0</w:t>
-            </w:r>
-          </w:p>
-        </w:tc>
-        <w:tc>
-          <w:tcPr>
-            <w:tcW w:type="dxa" w:w="3572"/>
-            <w:shd w:fill="FFFF99" w:val="clear"/>
-          </w:tcPr>
-          <w:p>
-            <w:r>
-              <w:rPr>
-                <w:b w:val="0"/>
-                <w:color w:val="CC0000"/>
-                <w:sz w:val="16"/>
-              </w:rPr>
-              <w:t>Articol suplimentar în ofertă (nu există în referință)</w:t>
-            </w:r>
-          </w:p>
-        </w:tc>
-      </w:tr>
-      <w:tr>
-        <w:tc>
-          <w:tcPr>
-            <w:tcW w:type="dxa" w:w="397"/>
-            <w:shd w:fill="FFFF99" w:val="clear"/>
-          </w:tcPr>
-          <w:p>
-            <w:r>
-              <w:rPr>
-                <w:b w:val="0"/>
-                <w:sz w:val="16"/>
-              </w:rPr>
-              <w:t>50</w:t>
-            </w:r>
-          </w:p>
-        </w:tc>
-        <w:tc>
-          <w:tcPr>
-            <w:tcW w:type="dxa" w:w="1701"/>
-            <w:shd w:fill="FFFF99" w:val="clear"/>
-          </w:tcPr>
-          <w:p>
-            <w:r>
-              <w:rPr>
-                <w:b w:val="0"/>
-                <w:sz w:val="16"/>
-              </w:rPr>
-              <w:t>226518 - ARHITECTURA grupuri sanitare publice</w:t>
-            </w:r>
-          </w:p>
-        </w:tc>
-        <w:tc>
-          <w:tcPr>
-            <w:tcW w:type="dxa" w:w="850"/>
-            <w:shd w:fill="FFFF99" w:val="clear"/>
-          </w:tcPr>
-          <w:p>
-            <w:r>
-              <w:rPr>
-                <w:b w:val="0"/>
-                <w:sz w:val="16"/>
-              </w:rPr>
-            </w:r>
-          </w:p>
-        </w:tc>
-        <w:tc>
-          <w:tcPr>
-            <w:tcW w:type="dxa" w:w="1984"/>
-            <w:shd w:fill="FFFF99" w:val="clear"/>
-          </w:tcPr>
-          <w:p>
-            <w:r>
-              <w:rPr>
-                <w:b w:val="0"/>
-                <w:sz w:val="16"/>
-              </w:rPr>
-            </w:r>
-          </w:p>
-        </w:tc>
-        <w:tc>
-          <w:tcPr>
-            <w:tcW w:type="dxa" w:w="454"/>
-            <w:shd w:fill="FFFF99" w:val="clear"/>
-          </w:tcPr>
-          <w:p>
-            <w:r>
-              <w:rPr>
-                <w:b w:val="0"/>
-                <w:sz w:val="16"/>
-              </w:rPr>
-            </w:r>
-          </w:p>
-        </w:tc>
-        <w:tc>
-          <w:tcPr>
-            <w:tcW w:type="dxa" w:w="680"/>
-            <w:shd w:fill="FFFF99" w:val="clear"/>
-          </w:tcPr>
-          <w:p>
-            <w:r>
-              <w:rPr>
-                <w:b w:val="0"/>
-                <w:sz w:val="16"/>
-              </w:rPr>
-            </w:r>
-          </w:p>
-        </w:tc>
-        <w:tc>
-          <w:tcPr>
-            <w:tcW w:type="dxa" w:w="850"/>
-            <w:shd w:fill="FFFF99" w:val="clear"/>
-          </w:tcPr>
-          <w:p>
-            <w:r>
-              <w:rPr>
-                <w:b w:val="0"/>
-                <w:sz w:val="16"/>
-              </w:rPr>
-              <w:t>$7800859</w:t>
-            </w:r>
-          </w:p>
-        </w:tc>
-        <w:tc>
-          <w:tcPr>
-            <w:tcW w:type="dxa" w:w="1984"/>
-            <w:shd w:fill="FFFF99" w:val="clear"/>
-          </w:tcPr>
-          <w:p>
-            <w:r>
-              <w:rPr>
-                <w:b w:val="0"/>
-                <w:sz w:val="16"/>
-              </w:rPr>
-              <w:t>vopsea lavabila acrilica</w:t>
-            </w:r>
-          </w:p>
-        </w:tc>
-        <w:tc>
-          <w:tcPr>
-            <w:tcW w:type="dxa" w:w="454"/>
-            <w:shd w:fill="FFFF99" w:val="clear"/>
-          </w:tcPr>
-          <w:p>
-            <w:r>
-              <w:rPr>
-                <w:b w:val="0"/>
-                <w:sz w:val="16"/>
-              </w:rPr>
-              <w:t>kg</w:t>
-            </w:r>
-          </w:p>
-        </w:tc>
-        <w:tc>
-          <w:tcPr>
-            <w:tcW w:type="dxa" w:w="680"/>
-            <w:shd w:fill="FFFF99" w:val="clear"/>
-          </w:tcPr>
-          <w:p>
-            <w:r>
-              <w:rPr>
-                <w:b w:val="0"/>
-                <w:sz w:val="16"/>
-              </w:rPr>
-              <w:t>12.0</w:t>
-            </w:r>
-          </w:p>
-        </w:tc>
-        <w:tc>
-          <w:tcPr>
-            <w:tcW w:type="dxa" w:w="3572"/>
-            <w:shd w:fill="FFFF99" w:val="clear"/>
-          </w:tcPr>
-          <w:p>
-            <w:r>
-              <w:rPr>
-                <w:b w:val="0"/>
-                <w:color w:val="CC0000"/>
-                <w:sz w:val="16"/>
-              </w:rPr>
-              <w:t>Articol suplimentar în ofertă (nu există în referință)</w:t>
-            </w:r>
-          </w:p>
-        </w:tc>
-      </w:tr>
-      <w:tr>
-        <w:tc>
-          <w:tcPr>
-            <w:tcW w:type="dxa" w:w="397"/>
-            <w:shd w:fill="FFFF99" w:val="clear"/>
-          </w:tcPr>
-          <w:p>
-            <w:r>
-              <w:rPr>
-                <w:b w:val="0"/>
-                <w:sz w:val="16"/>
-              </w:rPr>
-              <w:t>51</w:t>
-            </w:r>
-          </w:p>
-        </w:tc>
-        <w:tc>
-          <w:tcPr>
-            <w:tcW w:type="dxa" w:w="1701"/>
-            <w:shd w:fill="FFFF99" w:val="clear"/>
-          </w:tcPr>
-          <w:p>
-            <w:r>
-              <w:rPr>
-                <w:b w:val="0"/>
-                <w:sz w:val="16"/>
-              </w:rPr>
-              <w:t>226518 - ARHITECTURA grupuri sanitare publice</w:t>
-            </w:r>
-          </w:p>
-        </w:tc>
-        <w:tc>
-          <w:tcPr>
-            <w:tcW w:type="dxa" w:w="850"/>
-            <w:shd w:fill="FFFF99" w:val="clear"/>
-          </w:tcPr>
-          <w:p>
-            <w:r>
-              <w:rPr>
-                <w:b w:val="0"/>
-                <w:sz w:val="16"/>
-              </w:rPr>
-            </w:r>
-          </w:p>
-        </w:tc>
-        <w:tc>
-          <w:tcPr>
-            <w:tcW w:type="dxa" w:w="1984"/>
-            <w:shd w:fill="FFFF99" w:val="clear"/>
-          </w:tcPr>
-          <w:p>
-            <w:r>
-              <w:rPr>
-                <w:b w:val="0"/>
-                <w:sz w:val="16"/>
-              </w:rPr>
-            </w:r>
-          </w:p>
-        </w:tc>
-        <w:tc>
-          <w:tcPr>
-            <w:tcW w:type="dxa" w:w="454"/>
-            <w:shd w:fill="FFFF99" w:val="clear"/>
-          </w:tcPr>
-          <w:p>
-            <w:r>
-              <w:rPr>
-                <w:b w:val="0"/>
-                <w:sz w:val="16"/>
-              </w:rPr>
-            </w:r>
-          </w:p>
-        </w:tc>
-        <w:tc>
-          <w:tcPr>
-            <w:tcW w:type="dxa" w:w="680"/>
-            <w:shd w:fill="FFFF99" w:val="clear"/>
-          </w:tcPr>
-          <w:p>
-            <w:r>
-              <w:rPr>
-                <w:b w:val="0"/>
-                <w:sz w:val="16"/>
-              </w:rPr>
-            </w:r>
-          </w:p>
-        </w:tc>
-        <w:tc>
-          <w:tcPr>
-            <w:tcW w:type="dxa" w:w="850"/>
-            <w:shd w:fill="FFFF99" w:val="clear"/>
-          </w:tcPr>
-          <w:p>
-            <w:r>
-              <w:rPr>
-                <w:b w:val="0"/>
-                <w:sz w:val="16"/>
-              </w:rPr>
-              <w:t>$0156</w:t>
-            </w:r>
-          </w:p>
-        </w:tc>
-        <w:tc>
-          <w:tcPr>
-            <w:tcW w:type="dxa" w:w="1984"/>
-            <w:shd w:fill="FFFF99" w:val="clear"/>
-          </w:tcPr>
-          <w:p>
-            <w:r>
-              <w:rPr>
-                <w:b w:val="0"/>
-                <w:sz w:val="16"/>
-              </w:rPr>
-              <w:t>amorsa pentru vopsea lavabila</w:t>
-            </w:r>
-          </w:p>
-        </w:tc>
-        <w:tc>
-          <w:tcPr>
-            <w:tcW w:type="dxa" w:w="454"/>
-            <w:shd w:fill="FFFF99" w:val="clear"/>
-          </w:tcPr>
-          <w:p>
-            <w:r>
-              <w:rPr>
-                <w:b w:val="0"/>
-                <w:sz w:val="16"/>
-              </w:rPr>
-              <w:t>kg</w:t>
-            </w:r>
-          </w:p>
-        </w:tc>
-        <w:tc>
-          <w:tcPr>
-            <w:tcW w:type="dxa" w:w="680"/>
-            <w:shd w:fill="FFFF99" w:val="clear"/>
-          </w:tcPr>
-          <w:p>
-            <w:r>
-              <w:rPr>
-                <w:b w:val="0"/>
-                <w:sz w:val="16"/>
-              </w:rPr>
-              <w:t>2.4</w:t>
-            </w:r>
-          </w:p>
-        </w:tc>
-        <w:tc>
-          <w:tcPr>
-            <w:tcW w:type="dxa" w:w="3572"/>
-            <w:shd w:fill="FFFF99" w:val="clear"/>
-          </w:tcPr>
-          <w:p>
-            <w:r>
-              <w:rPr>
-                <w:b w:val="0"/>
-                <w:color w:val="CC0000"/>
-                <w:sz w:val="16"/>
-              </w:rPr>
-              <w:t>Articol suplimentar în ofertă (nu există în referință)</w:t>
-            </w:r>
-          </w:p>
-        </w:tc>
-      </w:tr>
-      <w:tr>
-        <w:tc>
-          <w:tcPr>
-            <w:tcW w:type="dxa" w:w="397"/>
-          </w:tcPr>
-          <w:p/>
-        </w:tc>
-        <w:tc>
-          <w:tcPr>
-            <w:tcW w:type="dxa" w:w="1701"/>
-            <w:shd w:fill="D9D9D9" w:val="clear"/>
-          </w:tcPr>
-          <w:p>
-            <w:r>
-              <w:rPr>
-                <w:b/>
-                <w:color w:val="000000"/>
-                <w:sz w:val="18"/>
-              </w:rPr>
-              <w:t>SUMAR</w:t>
-            </w:r>
-          </w:p>
-        </w:tc>
-        <w:tc>
-          <w:tcPr>
-            <w:tcW w:type="dxa" w:w="850"/>
-            <w:shd w:fill="D9D9D9" w:val="clear"/>
-          </w:tcPr>
-          <w:p>
-            <w:r>
-              <w:rPr>
-                <w:b/>
-                <w:color w:val="000000"/>
-                <w:sz w:val="18"/>
-              </w:rPr>
-              <w:t>Neconformitati: 4 din 94 articole ref.</w:t>
-            </w:r>
-          </w:p>
-        </w:tc>
-        <w:tc>
-          <w:tcPr>
-            <w:tcW w:type="dxa" w:w="1984"/>
-            <w:shd w:fill="D9D9D9" w:val="clear"/>
-          </w:tcPr>
-          <w:p>
-            <w:r/>
-          </w:p>
-        </w:tc>
-        <w:tc>
-          <w:tcPr>
-            <w:tcW w:type="dxa" w:w="454"/>
-            <w:shd w:fill="D9D9D9" w:val="clear"/>
-          </w:tcPr>
-          <w:p>
-            <w:r/>
-          </w:p>
-        </w:tc>
-        <w:tc>
-          <w:tcPr>
-            <w:tcW w:type="dxa" w:w="680"/>
-            <w:shd w:fill="D9D9D9" w:val="clear"/>
-          </w:tcPr>
-          <w:p>
-            <w:r/>
-          </w:p>
-        </w:tc>
-        <w:tc>
-          <w:tcPr>
-            <w:tcW w:type="dxa" w:w="850"/>
-            <w:shd w:fill="D9D9D9" w:val="clear"/>
-          </w:tcPr>
-          <w:p>
-            <w:pPr>
-              <w:jc w:val="center"/>
-            </w:pPr>
-            <w:r>
-              <w:rPr>
-                <w:b/>
-                <w:color w:val="000000"/>
-                <w:sz w:val="18"/>
-              </w:rPr>
-              <w:t>94</w:t>
-            </w:r>
-          </w:p>
-        </w:tc>
-        <w:tc>
-          <w:tcPr>
-            <w:tcW w:type="dxa" w:w="1984"/>
-            <w:shd w:fill="D9D9D9" w:val="clear"/>
-          </w:tcPr>
-          <w:p>
-            <w:r/>
-          </w:p>
-        </w:tc>
-        <w:tc>
-          <w:tcPr>
-            <w:tcW w:type="dxa" w:w="454"/>
-            <w:shd w:fill="D9D9D9" w:val="clear"/>
-          </w:tcPr>
-          <w:p>
-            <w:r/>
-          </w:p>
-        </w:tc>
-        <w:tc>
-          <w:tcPr>
-            <w:tcW w:type="dxa" w:w="680"/>
-            <w:shd w:fill="D9D9D9" w:val="clear"/>
-          </w:tcPr>
-          <w:p>
-            <w:pPr>
-              <w:jc w:val="center"/>
-            </w:pPr>
-            <w:r>
-              <w:rPr>
-                <w:b/>
-                <w:color w:val="000000"/>
-                <w:sz w:val="18"/>
-              </w:rPr>
-              <w:t>86</w:t>
-            </w:r>
-          </w:p>
-        </w:tc>
-        <w:tc>
-          <w:tcPr>
-            <w:tcW w:type="dxa" w:w="3572"/>
-            <w:shd w:fill="D9D9D9" w:val="clear"/>
-          </w:tcPr>
-          <w:p>
-            <w:r/>
-          </w:p>
-        </w:tc>
-      </w:tr>
-      <w:tr>
-        <w:tc>
-          <w:tcPr>
-            <w:tcW w:type="dxa" w:w="3572"/>
-            <w:gridSpan w:val="11"/>
-            <w:shd w:fill="D9D9D9" w:val="clear"/>
-          </w:tcPr>
-          <w:p>
-            <w:r>
-              <w:rPr>
-                <w:b/>
-                <w:sz w:val="18"/>
-              </w:rPr>
-              <w:t>Capitol de lucrări 226728 — ORG SANTIER- MONTARE WC ECOLOGIC  │  LIPSA: 0  │  EXTRA: 1  │  Delta: +1</w:t>
-            </w:r>
-          </w:p>
-        </w:tc>
-      </w:tr>
-      <w:tr>
-        <w:tc>
-          <w:tcPr>
-            <w:tcW w:type="dxa" w:w="3572"/>
-            <w:gridSpan w:val="11"/>
-            <w:shd w:fill="FFFF99" w:val="clear"/>
-          </w:tcPr>
-          <w:p>
-            <w:r>
-              <w:rPr>
-                <w:b w:val="0"/>
-                <w:i/>
-                <w:sz w:val="16"/>
-              </w:rPr>
-              <w:t>▸ Articole extra în ofertă — verificare manuală recomandată</w:t>
-            </w:r>
-          </w:p>
-        </w:tc>
-      </w:tr>
-      <w:tr>
-        <w:tc>
-          <w:tcPr>
-            <w:tcW w:type="dxa" w:w="397"/>
-            <w:shd w:fill="FFFF99" w:val="clear"/>
-          </w:tcPr>
-          <w:p>
-            <w:r>
-              <w:rPr>
-                <w:b w:val="0"/>
-                <w:sz w:val="16"/>
-              </w:rPr>
-              <w:t>53</w:t>
-            </w:r>
-          </w:p>
-        </w:tc>
-        <w:tc>
-          <w:tcPr>
-            <w:tcW w:type="dxa" w:w="1701"/>
-            <w:shd w:fill="FFFF99" w:val="clear"/>
-          </w:tcPr>
-          <w:p>
-            <w:r>
-              <w:rPr>
-                <w:b w:val="0"/>
-                <w:sz w:val="16"/>
-              </w:rPr>
-              <w:t>226728 - ORG SANTIER- MONTARE WC ECOLOGIC</w:t>
+              <w:t>226728 - ORG. SANTIER- CONTAINER</w:t>
             </w:r>
           </w:p>
         </w:tc>
@@ -8965,7 +8842,7 @@
         <w:rPr>
           <w:b/>
         </w:rPr>
-        <w:t>226728 — ORG SANTIER- MONTARE WC ECOLOGIC (1 articole în ofertă)</w:t>
+        <w:t>226728 — ORG. SANTIER- CONTAINER (1 articole în ofertă)</w:t>
       </w:r>
     </w:p>
     <w:p>

--- a/output_AO/Raport_Oferta_1.docx
+++ b/output_AO/Raport_Oferta_1.docx
@@ -34,7 +34,7 @@
         <w:rPr>
           <w:b/>
         </w:rPr>
-        <w:t>Articole referință: 1583  │  Articole ofertă: 1400  │  Matched: 0  │  Neconformități: 0</w:t>
+        <w:t>Articole referință: 1585  │  Articole ofertă: 1400  │  Matched: 0  │  Neconformități: 0</w:t>
       </w:r>
     </w:p>
     <w:p>
@@ -42,7 +42,7 @@
         <w:rPr>
           <w:b/>
         </w:rPr>
-        <w:t>Devize: 226028, 226038, 226118, 226208, 226218, 226228, 226268, 226318, 226418, 226428, 226488, 226498, 226528, 226F08, 226358, 226728</w:t>
+        <w:t>Devize: 226028, 226038, 226118, 226208, 226218, 226228, 226268, 226318, 226418, 226428, 226488, 226498, 226528, 226F08, 226358, 226478, 226728</w:t>
       </w:r>
     </w:p>
     <w:tbl>
@@ -1753,7 +1753,7 @@
                 <w:color w:val="CC0000"/>
                 <w:sz w:val="16"/>
               </w:rPr>
-              <w:t>26.0</w:t>
+              <w:t>0.0</w:t>
             </w:r>
           </w:p>
         </w:tc>
@@ -1825,7 +1825,7 @@
                 <w:color w:val="CC0000"/>
                 <w:sz w:val="16"/>
               </w:rPr>
-              <w:t>Cantitate diferită: referință 26.0 kg, ofertat 4240.0 kg</w:t>
+              <w:t>Cantitate diferită: referință 0.0 kg, ofertat 4240.0 kg</w:t>
             </w:r>
           </w:p>
         </w:tc>
@@ -2326,7 +2326,7 @@
                 <w:b/>
                 <w:sz w:val="18"/>
               </w:rPr>
-              <w:t>Capitol de lucrări 226218 — ARHITECTURA teren tenis si grupuri sanit...  │  LIPSA: 0  │  EXTRA: 1  │  Delta: +1</w:t>
+              <w:t>Capitol de lucrări 226218 — ARHITECTURA teren tenis si grupuri sanit...  │  LIPSA: 0  │  EXTRA: 0  │  Delta: 0 ✓</w:t>
             </w:r>
           </w:p>
         </w:tc>
@@ -2813,6 +2813,451 @@
                 <w:sz w:val="16"/>
               </w:rPr>
               <w:t>Cod similar — posibilă eroare OCR sau variație: referință '$3274270', ofertat '$32742701'. Cod similar: referinta '$3274270', ofertat '$32742701'. Necesită verificare manuală.</w:t>
+            </w:r>
+          </w:p>
+        </w:tc>
+      </w:tr>
+      <w:tr>
+        <w:tc>
+          <w:tcPr>
+            <w:tcW w:type="dxa" w:w="397"/>
+          </w:tcPr>
+          <w:p/>
+        </w:tc>
+        <w:tc>
+          <w:tcPr>
+            <w:tcW w:type="dxa" w:w="1701"/>
+            <w:shd w:fill="D9D9D9" w:val="clear"/>
+          </w:tcPr>
+          <w:p>
+            <w:r>
+              <w:rPr>
+                <w:b/>
+                <w:color w:val="000000"/>
+                <w:sz w:val="18"/>
+              </w:rPr>
+              <w:t>SUMAR</w:t>
+            </w:r>
+          </w:p>
+        </w:tc>
+        <w:tc>
+          <w:tcPr>
+            <w:tcW w:type="dxa" w:w="850"/>
+            <w:shd w:fill="D9D9D9" w:val="clear"/>
+          </w:tcPr>
+          <w:p>
+            <w:r>
+              <w:rPr>
+                <w:b/>
+                <w:color w:val="000000"/>
+                <w:sz w:val="18"/>
+              </w:rPr>
+              <w:t>Neconformitati: 2 din 98 articole ref.</w:t>
+            </w:r>
+          </w:p>
+        </w:tc>
+        <w:tc>
+          <w:tcPr>
+            <w:tcW w:type="dxa" w:w="1984"/>
+            <w:shd w:fill="D9D9D9" w:val="clear"/>
+          </w:tcPr>
+          <w:p>
+            <w:r/>
+          </w:p>
+        </w:tc>
+        <w:tc>
+          <w:tcPr>
+            <w:tcW w:type="dxa" w:w="454"/>
+            <w:shd w:fill="D9D9D9" w:val="clear"/>
+          </w:tcPr>
+          <w:p>
+            <w:r/>
+          </w:p>
+        </w:tc>
+        <w:tc>
+          <w:tcPr>
+            <w:tcW w:type="dxa" w:w="680"/>
+            <w:shd w:fill="D9D9D9" w:val="clear"/>
+          </w:tcPr>
+          <w:p>
+            <w:r/>
+          </w:p>
+        </w:tc>
+        <w:tc>
+          <w:tcPr>
+            <w:tcW w:type="dxa" w:w="850"/>
+            <w:shd w:fill="D9D9D9" w:val="clear"/>
+          </w:tcPr>
+          <w:p>
+            <w:pPr>
+              <w:jc w:val="center"/>
+            </w:pPr>
+            <w:r>
+              <w:rPr>
+                <w:b/>
+                <w:color w:val="000000"/>
+                <w:sz w:val="18"/>
+              </w:rPr>
+              <w:t>98</w:t>
+            </w:r>
+          </w:p>
+        </w:tc>
+        <w:tc>
+          <w:tcPr>
+            <w:tcW w:type="dxa" w:w="1984"/>
+            <w:shd w:fill="D9D9D9" w:val="clear"/>
+          </w:tcPr>
+          <w:p>
+            <w:r/>
+          </w:p>
+        </w:tc>
+        <w:tc>
+          <w:tcPr>
+            <w:tcW w:type="dxa" w:w="454"/>
+            <w:shd w:fill="D9D9D9" w:val="clear"/>
+          </w:tcPr>
+          <w:p>
+            <w:r/>
+          </w:p>
+        </w:tc>
+        <w:tc>
+          <w:tcPr>
+            <w:tcW w:type="dxa" w:w="680"/>
+            <w:shd w:fill="D9D9D9" w:val="clear"/>
+          </w:tcPr>
+          <w:p>
+            <w:pPr>
+              <w:jc w:val="center"/>
+            </w:pPr>
+            <w:r>
+              <w:rPr>
+                <w:b/>
+                <w:color w:val="000000"/>
+                <w:sz w:val="18"/>
+              </w:rPr>
+              <w:t>90</w:t>
+            </w:r>
+          </w:p>
+        </w:tc>
+        <w:tc>
+          <w:tcPr>
+            <w:tcW w:type="dxa" w:w="3572"/>
+            <w:shd w:fill="D9D9D9" w:val="clear"/>
+          </w:tcPr>
+          <w:p>
+            <w:r/>
+          </w:p>
+        </w:tc>
+      </w:tr>
+      <w:tr>
+        <w:tc>
+          <w:tcPr>
+            <w:tcW w:type="dxa" w:w="3572"/>
+            <w:gridSpan w:val="11"/>
+            <w:shd w:fill="D9D9D9" w:val="clear"/>
+          </w:tcPr>
+          <w:p>
+            <w:r>
+              <w:rPr>
+                <w:b/>
+                <w:sz w:val="18"/>
+              </w:rPr>
+              <w:t>Capitol de lucrări 226228 — INSTALATII SANITARE OB.2  │  LIPSA: 1  │  EXTRA: 1  │  Delta: 0 ✓</w:t>
+            </w:r>
+          </w:p>
+        </w:tc>
+      </w:tr>
+      <w:tr>
+        <w:tc>
+          <w:tcPr>
+            <w:tcW w:type="dxa" w:w="397"/>
+          </w:tcPr>
+          <w:p>
+            <w:r>
+              <w:rPr>
+                <w:b w:val="0"/>
+                <w:sz w:val="16"/>
+              </w:rPr>
+              <w:t>17</w:t>
+            </w:r>
+          </w:p>
+        </w:tc>
+        <w:tc>
+          <w:tcPr>
+            <w:tcW w:type="dxa" w:w="1701"/>
+          </w:tcPr>
+          <w:p>
+            <w:r>
+              <w:rPr>
+                <w:b w:val="0"/>
+                <w:sz w:val="16"/>
+              </w:rPr>
+              <w:t>226228 - INSTALATII SANITARE OB.2</w:t>
+            </w:r>
+          </w:p>
+        </w:tc>
+        <w:tc>
+          <w:tcPr>
+            <w:tcW w:type="dxa" w:w="850"/>
+          </w:tcPr>
+          <w:p>
+            <w:r>
+              <w:rPr>
+                <w:b w:val="0"/>
+                <w:sz w:val="16"/>
+              </w:rPr>
+              <w:t>$3271603</w:t>
+            </w:r>
+          </w:p>
+        </w:tc>
+        <w:tc>
+          <w:tcPr>
+            <w:tcW w:type="dxa" w:w="1984"/>
+          </w:tcPr>
+          <w:p>
+            <w:r>
+              <w:rPr>
+                <w:b w:val="0"/>
+                <w:sz w:val="16"/>
+              </w:rPr>
+              <w:t>robinet sfera apa 3/4' giacomini dn 20 r</w:t>
+            </w:r>
+          </w:p>
+        </w:tc>
+        <w:tc>
+          <w:tcPr>
+            <w:tcW w:type="dxa" w:w="454"/>
+          </w:tcPr>
+          <w:p>
+            <w:r>
+              <w:rPr>
+                <w:b w:val="0"/>
+                <w:sz w:val="16"/>
+              </w:rPr>
+              <w:t>buc</w:t>
+            </w:r>
+          </w:p>
+        </w:tc>
+        <w:tc>
+          <w:tcPr>
+            <w:tcW w:type="dxa" w:w="680"/>
+          </w:tcPr>
+          <w:p>
+            <w:r>
+              <w:rPr>
+                <w:b w:val="0"/>
+                <w:color w:val="CC0000"/>
+                <w:sz w:val="16"/>
+              </w:rPr>
+              <w:t>8.0</w:t>
+            </w:r>
+          </w:p>
+        </w:tc>
+        <w:tc>
+          <w:tcPr>
+            <w:tcW w:type="dxa" w:w="850"/>
+          </w:tcPr>
+          <w:p>
+            <w:r>
+              <w:rPr>
+                <w:b w:val="0"/>
+                <w:sz w:val="16"/>
+              </w:rPr>
+              <w:t>$3271603</w:t>
+            </w:r>
+          </w:p>
+        </w:tc>
+        <w:tc>
+          <w:tcPr>
+            <w:tcW w:type="dxa" w:w="1984"/>
+          </w:tcPr>
+          <w:p>
+            <w:r>
+              <w:rPr>
+                <w:b w:val="0"/>
+                <w:sz w:val="16"/>
+              </w:rPr>
+              <w:t>robinet sfera apa 3/4' giacomini dn 20 r 250</w:t>
+            </w:r>
+          </w:p>
+        </w:tc>
+        <w:tc>
+          <w:tcPr>
+            <w:tcW w:type="dxa" w:w="454"/>
+          </w:tcPr>
+          <w:p>
+            <w:r>
+              <w:rPr>
+                <w:b w:val="0"/>
+                <w:sz w:val="16"/>
+              </w:rPr>
+              <w:t>buc</w:t>
+            </w:r>
+          </w:p>
+        </w:tc>
+        <w:tc>
+          <w:tcPr>
+            <w:tcW w:type="dxa" w:w="680"/>
+          </w:tcPr>
+          <w:p>
+            <w:r>
+              <w:rPr>
+                <w:b w:val="0"/>
+                <w:color w:val="CC0000"/>
+                <w:sz w:val="16"/>
+              </w:rPr>
+              <w:t>2.0</w:t>
+            </w:r>
+          </w:p>
+        </w:tc>
+        <w:tc>
+          <w:tcPr>
+            <w:tcW w:type="dxa" w:w="3572"/>
+          </w:tcPr>
+          <w:p>
+            <w:r>
+              <w:rPr>
+                <w:b w:val="0"/>
+                <w:color w:val="CC0000"/>
+                <w:sz w:val="16"/>
+              </w:rPr>
+              <w:t>Cantitate diferită: referință 8.0 buc, ofertat 2.0 buc</w:t>
+            </w:r>
+          </w:p>
+        </w:tc>
+      </w:tr>
+      <w:tr>
+        <w:tc>
+          <w:tcPr>
+            <w:tcW w:type="dxa" w:w="397"/>
+            <w:shd w:fill="FFB3B3" w:val="clear"/>
+          </w:tcPr>
+          <w:p>
+            <w:r>
+              <w:rPr>
+                <w:b w:val="0"/>
+                <w:sz w:val="16"/>
+              </w:rPr>
+              <w:t>18</w:t>
+            </w:r>
+          </w:p>
+        </w:tc>
+        <w:tc>
+          <w:tcPr>
+            <w:tcW w:type="dxa" w:w="1701"/>
+            <w:shd w:fill="FFB3B3" w:val="clear"/>
+          </w:tcPr>
+          <w:p>
+            <w:r>
+              <w:rPr>
+                <w:b w:val="0"/>
+                <w:sz w:val="16"/>
+              </w:rPr>
+              <w:t>226228 - INSTALATII SANITARE OB.2</w:t>
+            </w:r>
+          </w:p>
+        </w:tc>
+        <w:tc>
+          <w:tcPr>
+            <w:tcW w:type="dxa" w:w="850"/>
+            <w:shd w:fill="FFB3B3" w:val="clear"/>
+          </w:tcPr>
+          <w:p>
+            <w:r>
+              <w:rPr>
+                <w:b w:val="0"/>
+                <w:sz w:val="16"/>
+              </w:rPr>
+              <w:t>$3271724</w:t>
+            </w:r>
+          </w:p>
+        </w:tc>
+        <w:tc>
+          <w:tcPr>
+            <w:tcW w:type="dxa" w:w="1984"/>
+            <w:shd w:fill="FFB3B3" w:val="clear"/>
+          </w:tcPr>
+          <w:p>
+            <w:r>
+              <w:rPr>
+                <w:b w:val="0"/>
+                <w:sz w:val="16"/>
+              </w:rPr>
+              <w:t>robinet sfera apa 1/2' giacomini dn 15 r</w:t>
+            </w:r>
+          </w:p>
+        </w:tc>
+        <w:tc>
+          <w:tcPr>
+            <w:tcW w:type="dxa" w:w="454"/>
+            <w:shd w:fill="FFB3B3" w:val="clear"/>
+          </w:tcPr>
+          <w:p>
+            <w:r>
+              <w:rPr>
+                <w:b w:val="0"/>
+                <w:sz w:val="16"/>
+              </w:rPr>
+              <w:t>buc</w:t>
+            </w:r>
+          </w:p>
+        </w:tc>
+        <w:tc>
+          <w:tcPr>
+            <w:tcW w:type="dxa" w:w="680"/>
+            <w:shd w:fill="FFB3B3" w:val="clear"/>
+          </w:tcPr>
+          <w:p>
+            <w:r>
+              <w:rPr>
+                <w:b w:val="0"/>
+                <w:sz w:val="16"/>
+              </w:rPr>
+              <w:t>2.0</w:t>
+            </w:r>
+          </w:p>
+        </w:tc>
+        <w:tc>
+          <w:tcPr>
+            <w:tcW w:type="dxa" w:w="850"/>
+            <w:shd w:fill="FFB3B3" w:val="clear"/>
+          </w:tcPr>
+          <w:p/>
+        </w:tc>
+        <w:tc>
+          <w:tcPr>
+            <w:tcW w:type="dxa" w:w="1984"/>
+            <w:shd w:fill="FFB3B3" w:val="clear"/>
+          </w:tcPr>
+          <w:p/>
+        </w:tc>
+        <w:tc>
+          <w:tcPr>
+            <w:tcW w:type="dxa" w:w="454"/>
+            <w:shd w:fill="FFB3B3" w:val="clear"/>
+          </w:tcPr>
+          <w:p/>
+        </w:tc>
+        <w:tc>
+          <w:tcPr>
+            <w:tcW w:type="dxa" w:w="680"/>
+            <w:shd w:fill="FFB3B3" w:val="clear"/>
+          </w:tcPr>
+          <w:p/>
+        </w:tc>
+        <w:tc>
+          <w:tcPr>
+            <w:tcW w:type="dxa" w:w="3572"/>
+            <w:shd w:fill="FFB3B3" w:val="clear"/>
+          </w:tcPr>
+          <w:p>
+            <w:r>
+              <w:rPr>
+                <w:b w:val="0"/>
+                <w:color w:val="CC0000"/>
+                <w:sz w:val="16"/>
+              </w:rPr>
+              <w:t>Articol lipsă din ofertă</w:t>
             </w:r>
           </w:p>
         </w:tc>
@@ -2848,7 +3293,7 @@
                 <w:b w:val="0"/>
                 <w:sz w:val="16"/>
               </w:rPr>
-              <w:t>16</w:t>
+              <w:t>19</w:t>
             </w:r>
           </w:p>
         </w:tc>
@@ -2863,7 +3308,7 @@
                 <w:b w:val="0"/>
                 <w:sz w:val="16"/>
               </w:rPr>
-              <w:t>226218 - ARHITECTURA teren tenis si grupuri sa...</w:t>
+              <w:t>226228 - INSTALATII SANITARE OB.2</w:t>
             </w:r>
           </w:p>
         </w:tc>
@@ -2934,7 +3379,7 @@
                 <w:b w:val="0"/>
                 <w:sz w:val="16"/>
               </w:rPr>
-              <w:t>$7800859</w:t>
+              <w:t>$3271603</w:t>
             </w:r>
           </w:p>
         </w:tc>
@@ -2949,7 +3394,7 @@
                 <w:b w:val="0"/>
                 <w:sz w:val="16"/>
               </w:rPr>
-              <w:t>vopsea lavabila acrilica</w:t>
+              <w:t>robinet sfera apa 3/4' giacomini dn 20 r 250</w:t>
             </w:r>
           </w:p>
         </w:tc>
@@ -2964,7 +3409,7 @@
                 <w:b w:val="0"/>
                 <w:sz w:val="16"/>
               </w:rPr>
-              <w:t>kg</w:t>
+              <w:t>buc</w:t>
             </w:r>
           </w:p>
         </w:tc>
@@ -2979,7 +3424,7 @@
                 <w:b w:val="0"/>
                 <w:sz w:val="16"/>
               </w:rPr>
-              <w:t>39.5</w:t>
+              <w:t>8.0</w:t>
             </w:r>
           </w:p>
         </w:tc>
@@ -3035,7 +3480,7 @@
                 <w:color w:val="000000"/>
                 <w:sz w:val="18"/>
               </w:rPr>
-              <w:t>Neconformitati: 2 din 97 articole ref.</w:t>
+              <w:t>Neconformitati: 2 din 201 articole ref.</w:t>
             </w:r>
           </w:p>
         </w:tc>
@@ -3081,7 +3526,7 @@
                 <w:color w:val="000000"/>
                 <w:sz w:val="18"/>
               </w:rPr>
-              <w:t>97</w:t>
+              <w:t>201</w:t>
             </w:r>
           </w:p>
         </w:tc>
@@ -3118,7 +3563,7 @@
                 <w:color w:val="000000"/>
                 <w:sz w:val="18"/>
               </w:rPr>
-              <w:t>90</w:t>
+              <w:t>143</w:t>
             </w:r>
           </w:p>
         </w:tc>
@@ -3145,7 +3590,7 @@
                 <w:b/>
                 <w:sz w:val="18"/>
               </w:rPr>
-              <w:t>Capitol de lucrări 226228 — INSTALATII SANITARE OB.2  │  LIPSA: 1  │  EXTRA: 1  │  Delta: 0 ✓</w:t>
+              <w:t>Capitol de lucrări 226268 — INSTALATII ELECTRICE tari OB.2 curenti  │  LIPSA: 0  │  EXTRA: 0  │  Delta: 0 ✓</w:t>
             </w:r>
           </w:p>
         </w:tc>
@@ -3161,7 +3606,7 @@
                 <w:b w:val="0"/>
                 <w:sz w:val="16"/>
               </w:rPr>
-              <w:t>18</w:t>
+              <w:t>21</w:t>
             </w:r>
           </w:p>
         </w:tc>
@@ -3175,7 +3620,7 @@
                 <w:b w:val="0"/>
                 <w:sz w:val="16"/>
               </w:rPr>
-              <w:t>226228 - INSTALATII SANITARE OB.2</w:t>
+              <w:t>226268 - INSTALATII ELECTRICE tari OB.2 curenti</w:t>
             </w:r>
           </w:p>
         </w:tc>
@@ -3189,7 +3634,7 @@
                 <w:b w:val="0"/>
                 <w:sz w:val="16"/>
               </w:rPr>
-              <w:t>$3271603</w:t>
+              <w:t>$3270431</w:t>
             </w:r>
           </w:p>
         </w:tc>
@@ -3203,7 +3648,7 @@
                 <w:b w:val="0"/>
                 <w:sz w:val="16"/>
               </w:rPr>
-              <w:t>robinet sfera apa 3/4' giacomini dn 20 r</w:t>
+              <w:t>cablu cyyf 3x2,5</w:t>
             </w:r>
           </w:p>
         </w:tc>
@@ -3217,7 +3662,7 @@
                 <w:b w:val="0"/>
                 <w:sz w:val="16"/>
               </w:rPr>
-              <w:t>buc</w:t>
+              <w:t>m</w:t>
             </w:r>
           </w:p>
         </w:tc>
@@ -3232,7 +3677,7 @@
                 <w:color w:val="CC0000"/>
                 <w:sz w:val="16"/>
               </w:rPr>
-              <w:t>8.0</w:t>
+              <w:t>0.0</w:t>
             </w:r>
           </w:p>
         </w:tc>
@@ -3246,7 +3691,7 @@
                 <w:b w:val="0"/>
                 <w:sz w:val="16"/>
               </w:rPr>
-              <w:t>$3271603</w:t>
+              <w:t>$3270431</w:t>
             </w:r>
           </w:p>
         </w:tc>
@@ -3260,7 +3705,7 @@
                 <w:b w:val="0"/>
                 <w:sz w:val="16"/>
               </w:rPr>
-              <w:t>robinet sfera apa 3/4' giacomini dn 20 r 250</w:t>
+              <w:t>cablu cyyf 3x2,5 mmp</w:t>
             </w:r>
           </w:p>
         </w:tc>
@@ -3274,7 +3719,7 @@
                 <w:b w:val="0"/>
                 <w:sz w:val="16"/>
               </w:rPr>
-              <w:t>buc</w:t>
+              <w:t>m</w:t>
             </w:r>
           </w:p>
         </w:tc>
@@ -3289,7 +3734,7 @@
                 <w:color w:val="CC0000"/>
                 <w:sz w:val="16"/>
               </w:rPr>
-              <w:t>2.0</w:t>
+              <w:t>650.0</w:t>
             </w:r>
           </w:p>
         </w:tc>
@@ -3304,7 +3749,7 @@
                 <w:color w:val="CC0000"/>
                 <w:sz w:val="16"/>
               </w:rPr>
-              <w:t>Cantitate diferită: referință 8.0 buc, ofertat 2.0 buc</w:t>
+              <w:t>Cantitate diferită: referință 0.0 m, ofertat 650.0 m</w:t>
             </w:r>
           </w:p>
         </w:tc>
@@ -3313,125 +3758,535 @@
         <w:tc>
           <w:tcPr>
             <w:tcW w:type="dxa" w:w="397"/>
-            <w:shd w:fill="FFB3B3" w:val="clear"/>
-          </w:tcPr>
-          <w:p>
-            <w:r>
-              <w:rPr>
-                <w:b w:val="0"/>
-                <w:sz w:val="16"/>
-              </w:rPr>
-              <w:t>19</w:t>
-            </w:r>
-          </w:p>
+          </w:tcPr>
+          <w:p/>
         </w:tc>
         <w:tc>
           <w:tcPr>
             <w:tcW w:type="dxa" w:w="1701"/>
-            <w:shd w:fill="FFB3B3" w:val="clear"/>
-          </w:tcPr>
-          <w:p>
-            <w:r>
-              <w:rPr>
-                <w:b w:val="0"/>
-                <w:sz w:val="16"/>
-              </w:rPr>
-              <w:t>226228 - INSTALATII SANITARE OB.2</w:t>
+            <w:shd w:fill="D9D9D9" w:val="clear"/>
+          </w:tcPr>
+          <w:p>
+            <w:r>
+              <w:rPr>
+                <w:b/>
+                <w:color w:val="000000"/>
+                <w:sz w:val="18"/>
+              </w:rPr>
+              <w:t>SUMAR</w:t>
             </w:r>
           </w:p>
         </w:tc>
         <w:tc>
           <w:tcPr>
             <w:tcW w:type="dxa" w:w="850"/>
-            <w:shd w:fill="FFB3B3" w:val="clear"/>
-          </w:tcPr>
-          <w:p>
-            <w:r>
-              <w:rPr>
-                <w:b w:val="0"/>
-                <w:sz w:val="16"/>
-              </w:rPr>
-              <w:t>$3271724</w:t>
+            <w:shd w:fill="D9D9D9" w:val="clear"/>
+          </w:tcPr>
+          <w:p>
+            <w:r>
+              <w:rPr>
+                <w:b/>
+                <w:color w:val="000000"/>
+                <w:sz w:val="18"/>
+              </w:rPr>
+              <w:t>Neconformitati: 1 din 35 articole ref.</w:t>
             </w:r>
           </w:p>
         </w:tc>
         <w:tc>
           <w:tcPr>
             <w:tcW w:type="dxa" w:w="1984"/>
-            <w:shd w:fill="FFB3B3" w:val="clear"/>
-          </w:tcPr>
-          <w:p>
-            <w:r>
-              <w:rPr>
-                <w:b w:val="0"/>
-                <w:sz w:val="16"/>
-              </w:rPr>
-              <w:t>robinet sfera apa 1/2' giacomini dn 15 r</w:t>
-            </w:r>
+            <w:shd w:fill="D9D9D9" w:val="clear"/>
+          </w:tcPr>
+          <w:p>
+            <w:r/>
           </w:p>
         </w:tc>
         <w:tc>
           <w:tcPr>
             <w:tcW w:type="dxa" w:w="454"/>
-            <w:shd w:fill="FFB3B3" w:val="clear"/>
-          </w:tcPr>
-          <w:p>
-            <w:r>
-              <w:rPr>
-                <w:b w:val="0"/>
-                <w:sz w:val="16"/>
-              </w:rPr>
-              <w:t>buc</w:t>
-            </w:r>
+            <w:shd w:fill="D9D9D9" w:val="clear"/>
+          </w:tcPr>
+          <w:p>
+            <w:r/>
           </w:p>
         </w:tc>
         <w:tc>
           <w:tcPr>
             <w:tcW w:type="dxa" w:w="680"/>
-            <w:shd w:fill="FFB3B3" w:val="clear"/>
-          </w:tcPr>
-          <w:p>
-            <w:r>
-              <w:rPr>
-                <w:b w:val="0"/>
-                <w:sz w:val="16"/>
-              </w:rPr>
-              <w:t>2.0</w:t>
-            </w:r>
+            <w:shd w:fill="D9D9D9" w:val="clear"/>
+          </w:tcPr>
+          <w:p>
+            <w:r/>
           </w:p>
         </w:tc>
         <w:tc>
           <w:tcPr>
             <w:tcW w:type="dxa" w:w="850"/>
-            <w:shd w:fill="FFB3B3" w:val="clear"/>
+            <w:shd w:fill="D9D9D9" w:val="clear"/>
+          </w:tcPr>
+          <w:p>
+            <w:pPr>
+              <w:jc w:val="center"/>
+            </w:pPr>
+            <w:r>
+              <w:rPr>
+                <w:b/>
+                <w:color w:val="000000"/>
+                <w:sz w:val="18"/>
+              </w:rPr>
+              <w:t>35</w:t>
+            </w:r>
+          </w:p>
+        </w:tc>
+        <w:tc>
+          <w:tcPr>
+            <w:tcW w:type="dxa" w:w="1984"/>
+            <w:shd w:fill="D9D9D9" w:val="clear"/>
+          </w:tcPr>
+          <w:p>
+            <w:r/>
+          </w:p>
+        </w:tc>
+        <w:tc>
+          <w:tcPr>
+            <w:tcW w:type="dxa" w:w="454"/>
+            <w:shd w:fill="D9D9D9" w:val="clear"/>
+          </w:tcPr>
+          <w:p>
+            <w:r/>
+          </w:p>
+        </w:tc>
+        <w:tc>
+          <w:tcPr>
+            <w:tcW w:type="dxa" w:w="680"/>
+            <w:shd w:fill="D9D9D9" w:val="clear"/>
+          </w:tcPr>
+          <w:p>
+            <w:pPr>
+              <w:jc w:val="center"/>
+            </w:pPr>
+            <w:r>
+              <w:rPr>
+                <w:b/>
+                <w:color w:val="000000"/>
+                <w:sz w:val="18"/>
+              </w:rPr>
+              <w:t>34</w:t>
+            </w:r>
+          </w:p>
+        </w:tc>
+        <w:tc>
+          <w:tcPr>
+            <w:tcW w:type="dxa" w:w="3572"/>
+            <w:shd w:fill="D9D9D9" w:val="clear"/>
+          </w:tcPr>
+          <w:p>
+            <w:r/>
+          </w:p>
+        </w:tc>
+      </w:tr>
+      <w:tr>
+        <w:tc>
+          <w:tcPr>
+            <w:tcW w:type="dxa" w:w="3572"/>
+            <w:gridSpan w:val="11"/>
+            <w:shd w:fill="D9D9D9" w:val="clear"/>
+          </w:tcPr>
+          <w:p>
+            <w:r>
+              <w:rPr>
+                <w:b/>
+                <w:sz w:val="18"/>
+              </w:rPr>
+              <w:t>Capitol de lucrări 226318 — IMPREJMUIRE TEREN FOTBAL -380 ML  │  LIPSA: 0  │  EXTRA: 0  │  Delta: 0 ✓</w:t>
+            </w:r>
+          </w:p>
+        </w:tc>
+      </w:tr>
+      <w:tr>
+        <w:tc>
+          <w:tcPr>
+            <w:tcW w:type="dxa" w:w="397"/>
+          </w:tcPr>
+          <w:p>
+            <w:r>
+              <w:rPr>
+                <w:b w:val="0"/>
+                <w:sz w:val="16"/>
+              </w:rPr>
+              <w:t>23</w:t>
+            </w:r>
+          </w:p>
+        </w:tc>
+        <w:tc>
+          <w:tcPr>
+            <w:tcW w:type="dxa" w:w="1701"/>
+          </w:tcPr>
+          <w:p>
+            <w:r>
+              <w:rPr>
+                <w:b w:val="0"/>
+                <w:sz w:val="16"/>
+              </w:rPr>
+              <w:t>226318 - IMPREJMUIRE TEREN FOTBAL -380 ML</w:t>
+            </w:r>
+          </w:p>
+        </w:tc>
+        <w:tc>
+          <w:tcPr>
+            <w:tcW w:type="dxa" w:w="850"/>
+          </w:tcPr>
+          <w:p>
+            <w:r>
+              <w:rPr>
+                <w:b w:val="0"/>
+                <w:sz w:val="16"/>
+              </w:rPr>
+              <w:t>TRA02A20</w:t>
+            </w:r>
+          </w:p>
+        </w:tc>
+        <w:tc>
+          <w:tcPr>
+            <w:tcW w:type="dxa" w:w="1984"/>
+          </w:tcPr>
+          <w:p>
+            <w:r>
+              <w:rPr>
+                <w:b w:val="0"/>
+                <w:sz w:val="16"/>
+              </w:rPr>
+              <w:t>transportul rutier al materialelor, semifabrica...</w:t>
+            </w:r>
+          </w:p>
+        </w:tc>
+        <w:tc>
+          <w:tcPr>
+            <w:tcW w:type="dxa" w:w="454"/>
+          </w:tcPr>
+          <w:p>
+            <w:r>
+              <w:rPr>
+                <w:b w:val="0"/>
+                <w:sz w:val="16"/>
+              </w:rPr>
+              <w:t>tona</w:t>
+            </w:r>
+          </w:p>
+        </w:tc>
+        <w:tc>
+          <w:tcPr>
+            <w:tcW w:type="dxa" w:w="680"/>
+          </w:tcPr>
+          <w:p>
+            <w:r>
+              <w:rPr>
+                <w:b w:val="0"/>
+                <w:color w:val="CC0000"/>
+                <w:sz w:val="16"/>
+              </w:rPr>
+              <w:t>13.18</w:t>
+            </w:r>
+          </w:p>
+        </w:tc>
+        <w:tc>
+          <w:tcPr>
+            <w:tcW w:type="dxa" w:w="850"/>
+          </w:tcPr>
+          <w:p>
+            <w:r>
+              <w:rPr>
+                <w:b w:val="0"/>
+                <w:sz w:val="16"/>
+              </w:rPr>
+              <w:t>TRA02A20</w:t>
+            </w:r>
+          </w:p>
+        </w:tc>
+        <w:tc>
+          <w:tcPr>
+            <w:tcW w:type="dxa" w:w="1984"/>
+          </w:tcPr>
+          <w:p>
+            <w:r>
+              <w:rPr>
+                <w:b w:val="0"/>
+                <w:sz w:val="16"/>
+              </w:rPr>
+              <w:t>transportul rutier al materialelor,semifabricat...</w:t>
+            </w:r>
+          </w:p>
+        </w:tc>
+        <w:tc>
+          <w:tcPr>
+            <w:tcW w:type="dxa" w:w="454"/>
+          </w:tcPr>
+          <w:p>
+            <w:r>
+              <w:rPr>
+                <w:b w:val="0"/>
+                <w:sz w:val="16"/>
+              </w:rPr>
+              <w:t>tona</w:t>
+            </w:r>
+          </w:p>
+        </w:tc>
+        <w:tc>
+          <w:tcPr>
+            <w:tcW w:type="dxa" w:w="680"/>
+          </w:tcPr>
+          <w:p>
+            <w:r>
+              <w:rPr>
+                <w:b w:val="0"/>
+                <w:color w:val="CC0000"/>
+                <w:sz w:val="16"/>
+              </w:rPr>
+              <w:t>13.8</w:t>
+            </w:r>
+          </w:p>
+        </w:tc>
+        <w:tc>
+          <w:tcPr>
+            <w:tcW w:type="dxa" w:w="3572"/>
+          </w:tcPr>
+          <w:p>
+            <w:r>
+              <w:rPr>
+                <w:b w:val="0"/>
+                <w:color w:val="CC0000"/>
+                <w:sz w:val="16"/>
+              </w:rPr>
+              <w:t>Cantitate diferită: referință 13.18 tona, ofertat 13.8 tona</w:t>
+            </w:r>
+          </w:p>
+        </w:tc>
+      </w:tr>
+      <w:tr>
+        <w:tc>
+          <w:tcPr>
+            <w:tcW w:type="dxa" w:w="397"/>
           </w:tcPr>
           <w:p/>
         </w:tc>
         <w:tc>
           <w:tcPr>
+            <w:tcW w:type="dxa" w:w="1701"/>
+            <w:shd w:fill="D9D9D9" w:val="clear"/>
+          </w:tcPr>
+          <w:p>
+            <w:r>
+              <w:rPr>
+                <w:b/>
+                <w:color w:val="000000"/>
+                <w:sz w:val="18"/>
+              </w:rPr>
+              <w:t>SUMAR</w:t>
+            </w:r>
+          </w:p>
+        </w:tc>
+        <w:tc>
+          <w:tcPr>
+            <w:tcW w:type="dxa" w:w="850"/>
+            <w:shd w:fill="D9D9D9" w:val="clear"/>
+          </w:tcPr>
+          <w:p>
+            <w:r>
+              <w:rPr>
+                <w:b/>
+                <w:color w:val="000000"/>
+                <w:sz w:val="18"/>
+              </w:rPr>
+              <w:t>Neconformitati: 1 din 13 articole ref.</w:t>
+            </w:r>
+          </w:p>
+        </w:tc>
+        <w:tc>
+          <w:tcPr>
             <w:tcW w:type="dxa" w:w="1984"/>
-            <w:shd w:fill="FFB3B3" w:val="clear"/>
-          </w:tcPr>
-          <w:p/>
+            <w:shd w:fill="D9D9D9" w:val="clear"/>
+          </w:tcPr>
+          <w:p>
+            <w:r/>
+          </w:p>
         </w:tc>
         <w:tc>
           <w:tcPr>
             <w:tcW w:type="dxa" w:w="454"/>
-            <w:shd w:fill="FFB3B3" w:val="clear"/>
-          </w:tcPr>
-          <w:p/>
+            <w:shd w:fill="D9D9D9" w:val="clear"/>
+          </w:tcPr>
+          <w:p>
+            <w:r/>
+          </w:p>
         </w:tc>
         <w:tc>
           <w:tcPr>
             <w:tcW w:type="dxa" w:w="680"/>
-            <w:shd w:fill="FFB3B3" w:val="clear"/>
-          </w:tcPr>
-          <w:p/>
+            <w:shd w:fill="D9D9D9" w:val="clear"/>
+          </w:tcPr>
+          <w:p>
+            <w:r/>
+          </w:p>
+        </w:tc>
+        <w:tc>
+          <w:tcPr>
+            <w:tcW w:type="dxa" w:w="850"/>
+            <w:shd w:fill="D9D9D9" w:val="clear"/>
+          </w:tcPr>
+          <w:p>
+            <w:pPr>
+              <w:jc w:val="center"/>
+            </w:pPr>
+            <w:r>
+              <w:rPr>
+                <w:b/>
+                <w:color w:val="000000"/>
+                <w:sz w:val="18"/>
+              </w:rPr>
+              <w:t>13</w:t>
+            </w:r>
+          </w:p>
+        </w:tc>
+        <w:tc>
+          <w:tcPr>
+            <w:tcW w:type="dxa" w:w="1984"/>
+            <w:shd w:fill="D9D9D9" w:val="clear"/>
+          </w:tcPr>
+          <w:p>
+            <w:r/>
+          </w:p>
+        </w:tc>
+        <w:tc>
+          <w:tcPr>
+            <w:tcW w:type="dxa" w:w="454"/>
+            <w:shd w:fill="D9D9D9" w:val="clear"/>
+          </w:tcPr>
+          <w:p>
+            <w:r/>
+          </w:p>
+        </w:tc>
+        <w:tc>
+          <w:tcPr>
+            <w:tcW w:type="dxa" w:w="680"/>
+            <w:shd w:fill="D9D9D9" w:val="clear"/>
+          </w:tcPr>
+          <w:p>
+            <w:pPr>
+              <w:jc w:val="center"/>
+            </w:pPr>
+            <w:r>
+              <w:rPr>
+                <w:b/>
+                <w:color w:val="000000"/>
+                <w:sz w:val="18"/>
+              </w:rPr>
+              <w:t>13</w:t>
+            </w:r>
+          </w:p>
         </w:tc>
         <w:tc>
           <w:tcPr>
             <w:tcW w:type="dxa" w:w="3572"/>
-            <w:shd w:fill="FFB3B3" w:val="clear"/>
+            <w:shd w:fill="D9D9D9" w:val="clear"/>
+          </w:tcPr>
+          <w:p>
+            <w:r/>
+          </w:p>
+        </w:tc>
+      </w:tr>
+      <w:tr>
+        <w:tc>
+          <w:tcPr>
+            <w:tcW w:type="dxa" w:w="3572"/>
+            <w:gridSpan w:val="11"/>
+            <w:shd w:fill="D9D9D9" w:val="clear"/>
+          </w:tcPr>
+          <w:p>
+            <w:r>
+              <w:rPr>
+                <w:b/>
+                <w:sz w:val="18"/>
+              </w:rPr>
+              <w:t>Capitol de lucrări 226418 — ARHITECTURA VESTIARE FOTBALIST SI SALA F...  │  LIPSA: 0  │  EXTRA: 1  │  Delta: +1</w:t>
+            </w:r>
+          </w:p>
+        </w:tc>
+      </w:tr>
+      <w:tr>
+        <w:tc>
+          <w:tcPr>
+            <w:tcW w:type="dxa" w:w="397"/>
+          </w:tcPr>
+          <w:p>
+            <w:r>
+              <w:rPr>
+                <w:b w:val="0"/>
+                <w:sz w:val="16"/>
+              </w:rPr>
+              <w:t>25</w:t>
+            </w:r>
+          </w:p>
+        </w:tc>
+        <w:tc>
+          <w:tcPr>
+            <w:tcW w:type="dxa" w:w="1701"/>
+          </w:tcPr>
+          <w:p>
+            <w:r>
+              <w:rPr>
+                <w:b w:val="0"/>
+                <w:sz w:val="16"/>
+              </w:rPr>
+              <w:t>226418 - ARHITECTURA VESTIARE FOTBALIST SI SAL...</w:t>
+            </w:r>
+          </w:p>
+        </w:tc>
+        <w:tc>
+          <w:tcPr>
+            <w:tcW w:type="dxa" w:w="850"/>
+          </w:tcPr>
+          <w:p>
+            <w:r>
+              <w:rPr>
+                <w:b w:val="0"/>
+                <w:sz w:val="16"/>
+              </w:rPr>
+              <w:t>$3271283</w:t>
+            </w:r>
+          </w:p>
+        </w:tc>
+        <w:tc>
+          <w:tcPr>
+            <w:tcW w:type="dxa" w:w="1984"/>
+          </w:tcPr>
+          <w:p>
+            <w:r>
+              <w:rPr>
+                <w:b w:val="0"/>
+                <w:sz w:val="16"/>
+              </w:rPr>
+              <w:t>vata minerala bazaltica 10 cm</w:t>
+            </w:r>
+          </w:p>
+        </w:tc>
+        <w:tc>
+          <w:tcPr>
+            <w:tcW w:type="dxa" w:w="454"/>
+          </w:tcPr>
+          <w:p>
+            <w:r>
+              <w:rPr>
+                <w:b w:val="0"/>
+                <w:sz w:val="16"/>
+              </w:rPr>
+              <w:t>mp</w:t>
+            </w:r>
+          </w:p>
+        </w:tc>
+        <w:tc>
+          <w:tcPr>
+            <w:tcW w:type="dxa" w:w="680"/>
           </w:tcPr>
           <w:p>
             <w:r>
@@ -3440,7 +4295,79 @@
                 <w:color w:val="CC0000"/>
                 <w:sz w:val="16"/>
               </w:rPr>
-              <w:t>Articol lipsă din ofertă</w:t>
+              <w:t>0.0</w:t>
+            </w:r>
+          </w:p>
+        </w:tc>
+        <w:tc>
+          <w:tcPr>
+            <w:tcW w:type="dxa" w:w="850"/>
+          </w:tcPr>
+          <w:p>
+            <w:r>
+              <w:rPr>
+                <w:b w:val="0"/>
+                <w:sz w:val="16"/>
+              </w:rPr>
+              <w:t>$3271283</w:t>
+            </w:r>
+          </w:p>
+        </w:tc>
+        <w:tc>
+          <w:tcPr>
+            <w:tcW w:type="dxa" w:w="1984"/>
+          </w:tcPr>
+          <w:p>
+            <w:r>
+              <w:rPr>
+                <w:b w:val="0"/>
+                <w:sz w:val="16"/>
+              </w:rPr>
+              <w:t>vata minerală bazaltica 40 kg/m3 , 10 cm 1 bax ...</w:t>
+            </w:r>
+          </w:p>
+        </w:tc>
+        <w:tc>
+          <w:tcPr>
+            <w:tcW w:type="dxa" w:w="454"/>
+          </w:tcPr>
+          <w:p>
+            <w:r>
+              <w:rPr>
+                <w:b w:val="0"/>
+                <w:sz w:val="16"/>
+              </w:rPr>
+              <w:t>mp</w:t>
+            </w:r>
+          </w:p>
+        </w:tc>
+        <w:tc>
+          <w:tcPr>
+            <w:tcW w:type="dxa" w:w="680"/>
+          </w:tcPr>
+          <w:p>
+            <w:r>
+              <w:rPr>
+                <w:b w:val="0"/>
+                <w:color w:val="CC0000"/>
+                <w:sz w:val="16"/>
+              </w:rPr>
+              <w:t>50.0</w:t>
+            </w:r>
+          </w:p>
+        </w:tc>
+        <w:tc>
+          <w:tcPr>
+            <w:tcW w:type="dxa" w:w="3572"/>
+          </w:tcPr>
+          <w:p>
+            <w:r>
+              <w:rPr>
+                <w:b w:val="0"/>
+                <w:color w:val="CC0000"/>
+                <w:sz w:val="16"/>
+              </w:rPr>
+              <w:t>Cantitate diferită: referință 0.0 mp, ofertat 50.0 mp</w:t>
             </w:r>
           </w:p>
         </w:tc>
@@ -3476,7 +4403,7 @@
                 <w:b w:val="0"/>
                 <w:sz w:val="16"/>
               </w:rPr>
-              <w:t>20</w:t>
+              <w:t>26</w:t>
             </w:r>
           </w:p>
         </w:tc>
@@ -3491,7 +4418,7 @@
                 <w:b w:val="0"/>
                 <w:sz w:val="16"/>
               </w:rPr>
-              <w:t>226228 - INSTALATII SANITARE OB.2</w:t>
+              <w:t>226418 - ARHITECTURA VESTIARE FOTBALIST SI SAL...</w:t>
             </w:r>
           </w:p>
         </w:tc>
@@ -3562,7 +4489,7 @@
                 <w:b w:val="0"/>
                 <w:sz w:val="16"/>
               </w:rPr>
-              <w:t>$3271603</w:t>
+              <w:t>$7800859</w:t>
             </w:r>
           </w:p>
         </w:tc>
@@ -3577,7 +4504,7 @@
                 <w:b w:val="0"/>
                 <w:sz w:val="16"/>
               </w:rPr>
-              <w:t>robinet sfera apa 3/4' giacomini dn 20 r 250</w:t>
+              <w:t>vopsea lavabila acrilica</w:t>
             </w:r>
           </w:p>
         </w:tc>
@@ -3592,7 +4519,7 @@
                 <w:b w:val="0"/>
                 <w:sz w:val="16"/>
               </w:rPr>
-              <w:t>buc</w:t>
+              <w:t>kg</w:t>
             </w:r>
           </w:p>
         </w:tc>
@@ -3607,7 +4534,7 @@
                 <w:b w:val="0"/>
                 <w:sz w:val="16"/>
               </w:rPr>
-              <w:t>8.0</w:t>
+              <w:t>120.5</w:t>
             </w:r>
           </w:p>
         </w:tc>
@@ -3663,7 +4590,7 @@
                 <w:color w:val="000000"/>
                 <w:sz w:val="18"/>
               </w:rPr>
-              <w:t>Neconformitati: 2 din 201 articole ref.</w:t>
+              <w:t>Neconformitati: 1 din 110 articole ref.</w:t>
             </w:r>
           </w:p>
         </w:tc>
@@ -3709,7 +4636,7 @@
                 <w:color w:val="000000"/>
                 <w:sz w:val="18"/>
               </w:rPr>
-              <w:t>201</w:t>
+              <w:t>110</w:t>
             </w:r>
           </w:p>
         </w:tc>
@@ -3746,7 +4673,7 @@
                 <w:color w:val="000000"/>
                 <w:sz w:val="18"/>
               </w:rPr>
-              <w:t>143</w:t>
+              <w:t>102</w:t>
             </w:r>
           </w:p>
         </w:tc>
@@ -3773,7 +4700,7 @@
                 <w:b/>
                 <w:sz w:val="18"/>
               </w:rPr>
-              <w:t>Capitol de lucrări 226268 — INSTALATII ELECTRICE tari OB.2 curenti  │  LIPSA: 0  │  EXTRA: 0  │  Delta: 0 ✓</w:t>
+              <w:t>Capitol de lucrări 226428 — INSTALATII SANITARE OB. 4  │  LIPSA: 1  │  EXTRA: 1  │  Delta: 0 ✓</w:t>
             </w:r>
           </w:p>
         </w:tc>
@@ -3789,7 +4716,7 @@
                 <w:b w:val="0"/>
                 <w:sz w:val="16"/>
               </w:rPr>
-              <w:t>22</w:t>
+              <w:t>28</w:t>
             </w:r>
           </w:p>
         </w:tc>
@@ -3803,7 +4730,7 @@
                 <w:b w:val="0"/>
                 <w:sz w:val="16"/>
               </w:rPr>
-              <w:t>226268 - INSTALATII ELECTRICE tari OB.2 curenti</w:t>
+              <w:t>226428 - INSTALATII SANITARE OB. 4</w:t>
             </w:r>
           </w:p>
         </w:tc>
@@ -3817,7 +4744,7 @@
                 <w:b w:val="0"/>
                 <w:sz w:val="16"/>
               </w:rPr>
-              <w:t>$3270431</w:t>
+              <w:t>$3274977</w:t>
             </w:r>
           </w:p>
         </w:tc>
@@ -3831,7 +4758,7 @@
                 <w:b w:val="0"/>
                 <w:sz w:val="16"/>
               </w:rPr>
-              <w:t>cablu cyyf 3x2,5</w:t>
+              <w:t>sifon de pardoseala dn40/50 cu iesire verticala...</w:t>
             </w:r>
           </w:p>
         </w:tc>
@@ -3845,7 +4772,7 @@
                 <w:b w:val="0"/>
                 <w:sz w:val="16"/>
               </w:rPr>
-              <w:t>m</w:t>
+              <w:t>buc</w:t>
             </w:r>
           </w:p>
         </w:tc>
@@ -3860,6 +4787,164 @@
                 <w:color w:val="CC0000"/>
                 <w:sz w:val="16"/>
               </w:rPr>
+              <w:t>4.0</w:t>
+            </w:r>
+          </w:p>
+        </w:tc>
+        <w:tc>
+          <w:tcPr>
+            <w:tcW w:type="dxa" w:w="850"/>
+          </w:tcPr>
+          <w:p>
+            <w:r>
+              <w:rPr>
+                <w:b w:val="0"/>
+                <w:sz w:val="16"/>
+              </w:rPr>
+              <w:t>$3274977</w:t>
+            </w:r>
+          </w:p>
+        </w:tc>
+        <w:tc>
+          <w:tcPr>
+            <w:tcW w:type="dxa" w:w="1984"/>
+          </w:tcPr>
+          <w:p>
+            <w:r>
+              <w:rPr>
+                <w:b w:val="0"/>
+                <w:sz w:val="16"/>
+              </w:rPr>
+              <w:t>sifon de pardoseala dn 40/50 cu iesire vertical...</w:t>
+            </w:r>
+          </w:p>
+        </w:tc>
+        <w:tc>
+          <w:tcPr>
+            <w:tcW w:type="dxa" w:w="454"/>
+          </w:tcPr>
+          <w:p>
+            <w:r>
+              <w:rPr>
+                <w:b w:val="0"/>
+                <w:sz w:val="16"/>
+              </w:rPr>
+              <w:t>buc</w:t>
+            </w:r>
+          </w:p>
+        </w:tc>
+        <w:tc>
+          <w:tcPr>
+            <w:tcW w:type="dxa" w:w="680"/>
+          </w:tcPr>
+          <w:p>
+            <w:r>
+              <w:rPr>
+                <w:b w:val="0"/>
+                <w:color w:val="CC0000"/>
+                <w:sz w:val="16"/>
+              </w:rPr>
+              <w:t>1.0</w:t>
+            </w:r>
+          </w:p>
+        </w:tc>
+        <w:tc>
+          <w:tcPr>
+            <w:tcW w:type="dxa" w:w="3572"/>
+          </w:tcPr>
+          <w:p>
+            <w:r>
+              <w:rPr>
+                <w:b w:val="0"/>
+                <w:color w:val="CC0000"/>
+                <w:sz w:val="16"/>
+              </w:rPr>
+              <w:t>Cantitate diferită: referință 4.0 buc, ofertat 1.0 buc</w:t>
+            </w:r>
+          </w:p>
+        </w:tc>
+      </w:tr>
+      <w:tr>
+        <w:tc>
+          <w:tcPr>
+            <w:tcW w:type="dxa" w:w="397"/>
+          </w:tcPr>
+          <w:p>
+            <w:r>
+              <w:rPr>
+                <w:b w:val="0"/>
+                <w:sz w:val="16"/>
+              </w:rPr>
+              <w:t>29</w:t>
+            </w:r>
+          </w:p>
+        </w:tc>
+        <w:tc>
+          <w:tcPr>
+            <w:tcW w:type="dxa" w:w="1701"/>
+          </w:tcPr>
+          <w:p>
+            <w:r>
+              <w:rPr>
+                <w:b w:val="0"/>
+                <w:sz w:val="16"/>
+              </w:rPr>
+              <w:t>226428 - INSTALATII SANITARE OB. 4</w:t>
+            </w:r>
+          </w:p>
+        </w:tc>
+        <w:tc>
+          <w:tcPr>
+            <w:tcW w:type="dxa" w:w="850"/>
+          </w:tcPr>
+          <w:p>
+            <w:r>
+              <w:rPr>
+                <w:b w:val="0"/>
+                <w:sz w:val="16"/>
+              </w:rPr>
+              <w:t>$2222219</w:t>
+            </w:r>
+          </w:p>
+        </w:tc>
+        <w:tc>
+          <w:tcPr>
+            <w:tcW w:type="dxa" w:w="1984"/>
+          </w:tcPr>
+          <w:p>
+            <w:r>
+              <w:rPr>
+                <w:b w:val="0"/>
+                <w:sz w:val="16"/>
+              </w:rPr>
+              <w:t>cadite dus</w:t>
+            </w:r>
+          </w:p>
+        </w:tc>
+        <w:tc>
+          <w:tcPr>
+            <w:tcW w:type="dxa" w:w="454"/>
+          </w:tcPr>
+          <w:p>
+            <w:r>
+              <w:rPr>
+                <w:b w:val="0"/>
+                <w:color w:val="CC0000"/>
+                <w:sz w:val="16"/>
+              </w:rPr>
+            </w:r>
+          </w:p>
+        </w:tc>
+        <w:tc>
+          <w:tcPr>
+            <w:tcW w:type="dxa" w:w="680"/>
+          </w:tcPr>
+          <w:p>
+            <w:r>
+              <w:rPr>
+                <w:b w:val="0"/>
+                <w:sz w:val="16"/>
+              </w:rPr>
               <w:t>3.0</w:t>
             </w:r>
           </w:p>
@@ -3874,7 +4959,7 @@
                 <w:b w:val="0"/>
                 <w:sz w:val="16"/>
               </w:rPr>
-              <w:t>$3270431</w:t>
+              <w:t>$2222219</w:t>
             </w:r>
           </w:p>
         </w:tc>
@@ -3888,7 +4973,7 @@
                 <w:b w:val="0"/>
                 <w:sz w:val="16"/>
               </w:rPr>
-              <w:t>cablu cyyf 3x2,5 mmp</w:t>
+              <w:t>cadite dus</w:t>
             </w:r>
           </w:p>
         </w:tc>
@@ -3900,9 +4985,10 @@
             <w:r>
               <w:rPr>
                 <w:b w:val="0"/>
-                <w:sz w:val="16"/>
-              </w:rPr>
-              <w:t>m</w:t>
+                <w:color w:val="CC0000"/>
+                <w:sz w:val="16"/>
+              </w:rPr>
+              <w:t>buc</w:t>
             </w:r>
           </w:p>
         </w:tc>
@@ -3914,16 +5000,151 @@
             <w:r>
               <w:rPr>
                 <w:b w:val="0"/>
+                <w:sz w:val="16"/>
+              </w:rPr>
+              <w:t>3.0</w:t>
+            </w:r>
+          </w:p>
+        </w:tc>
+        <w:tc>
+          <w:tcPr>
+            <w:tcW w:type="dxa" w:w="3572"/>
+          </w:tcPr>
+          <w:p>
+            <w:r>
+              <w:rPr>
+                <w:b w:val="0"/>
                 <w:color w:val="CC0000"/>
                 <w:sz w:val="16"/>
               </w:rPr>
-              <w:t>650.0</w:t>
-            </w:r>
-          </w:p>
+              <w:t>Unitate de măsură diferită: referință , ofertat buc</w:t>
+            </w:r>
+          </w:p>
+        </w:tc>
+      </w:tr>
+      <w:tr>
+        <w:tc>
+          <w:tcPr>
+            <w:tcW w:type="dxa" w:w="397"/>
+            <w:shd w:fill="FFB3B3" w:val="clear"/>
+          </w:tcPr>
+          <w:p>
+            <w:r>
+              <w:rPr>
+                <w:b w:val="0"/>
+                <w:sz w:val="16"/>
+              </w:rPr>
+              <w:t>30</w:t>
+            </w:r>
+          </w:p>
+        </w:tc>
+        <w:tc>
+          <w:tcPr>
+            <w:tcW w:type="dxa" w:w="1701"/>
+            <w:shd w:fill="FFB3B3" w:val="clear"/>
+          </w:tcPr>
+          <w:p>
+            <w:r>
+              <w:rPr>
+                <w:b w:val="0"/>
+                <w:sz w:val="16"/>
+              </w:rPr>
+              <w:t>226428 - INSTALATII SANITARE OB. 4</w:t>
+            </w:r>
+          </w:p>
+        </w:tc>
+        <w:tc>
+          <w:tcPr>
+            <w:tcW w:type="dxa" w:w="850"/>
+            <w:shd w:fill="FFB3B3" w:val="clear"/>
+          </w:tcPr>
+          <w:p>
+            <w:r>
+              <w:rPr>
+                <w:b w:val="0"/>
+                <w:sz w:val="16"/>
+              </w:rPr>
+              <w:t>$3275597</w:t>
+            </w:r>
+          </w:p>
+        </w:tc>
+        <w:tc>
+          <w:tcPr>
+            <w:tcW w:type="dxa" w:w="1984"/>
+            <w:shd w:fill="FFB3B3" w:val="clear"/>
+          </w:tcPr>
+          <w:p>
+            <w:r>
+              <w:rPr>
+                <w:b w:val="0"/>
+                <w:sz w:val="16"/>
+              </w:rPr>
+              <w:t>sifon de pardoseala dn110 cu iesire verticala c...</w:t>
+            </w:r>
+          </w:p>
+        </w:tc>
+        <w:tc>
+          <w:tcPr>
+            <w:tcW w:type="dxa" w:w="454"/>
+            <w:shd w:fill="FFB3B3" w:val="clear"/>
+          </w:tcPr>
+          <w:p>
+            <w:r>
+              <w:rPr>
+                <w:b w:val="0"/>
+                <w:sz w:val="16"/>
+              </w:rPr>
+              <w:t>buc</w:t>
+            </w:r>
+          </w:p>
+        </w:tc>
+        <w:tc>
+          <w:tcPr>
+            <w:tcW w:type="dxa" w:w="680"/>
+            <w:shd w:fill="FFB3B3" w:val="clear"/>
+          </w:tcPr>
+          <w:p>
+            <w:r>
+              <w:rPr>
+                <w:b w:val="0"/>
+                <w:sz w:val="16"/>
+              </w:rPr>
+              <w:t>1.0</w:t>
+            </w:r>
+          </w:p>
+        </w:tc>
+        <w:tc>
+          <w:tcPr>
+            <w:tcW w:type="dxa" w:w="850"/>
+            <w:shd w:fill="FFB3B3" w:val="clear"/>
+          </w:tcPr>
+          <w:p/>
+        </w:tc>
+        <w:tc>
+          <w:tcPr>
+            <w:tcW w:type="dxa" w:w="1984"/>
+            <w:shd w:fill="FFB3B3" w:val="clear"/>
+          </w:tcPr>
+          <w:p/>
+        </w:tc>
+        <w:tc>
+          <w:tcPr>
+            <w:tcW w:type="dxa" w:w="454"/>
+            <w:shd w:fill="FFB3B3" w:val="clear"/>
+          </w:tcPr>
+          <w:p/>
+        </w:tc>
+        <w:tc>
+          <w:tcPr>
+            <w:tcW w:type="dxa" w:w="680"/>
+            <w:shd w:fill="FFB3B3" w:val="clear"/>
+          </w:tcPr>
+          <w:p/>
         </w:tc>
         <w:tc>
           <w:tcPr>
             <w:tcW w:type="dxa" w:w="3572"/>
+            <w:shd w:fill="FFB3B3" w:val="clear"/>
           </w:tcPr>
           <w:p>
             <w:r>
@@ -3932,7 +5153,190 @@
                 <w:color w:val="CC0000"/>
                 <w:sz w:val="16"/>
               </w:rPr>
-              <w:t>Cantitate diferită: referință 3.0 m, ofertat 650.0 m</w:t>
+              <w:t>Articol lipsă din ofertă</w:t>
+            </w:r>
+          </w:p>
+        </w:tc>
+      </w:tr>
+      <w:tr>
+        <w:tc>
+          <w:tcPr>
+            <w:tcW w:type="dxa" w:w="3572"/>
+            <w:gridSpan w:val="11"/>
+            <w:shd w:fill="FFFF99" w:val="clear"/>
+          </w:tcPr>
+          <w:p>
+            <w:r>
+              <w:rPr>
+                <w:b w:val="0"/>
+                <w:i/>
+                <w:sz w:val="16"/>
+              </w:rPr>
+              <w:t>▸ Articole extra în ofertă — verificare manuală recomandată</w:t>
+            </w:r>
+          </w:p>
+        </w:tc>
+      </w:tr>
+      <w:tr>
+        <w:tc>
+          <w:tcPr>
+            <w:tcW w:type="dxa" w:w="397"/>
+            <w:shd w:fill="FFFF99" w:val="clear"/>
+          </w:tcPr>
+          <w:p>
+            <w:r>
+              <w:rPr>
+                <w:b w:val="0"/>
+                <w:sz w:val="16"/>
+              </w:rPr>
+              <w:t>31</w:t>
+            </w:r>
+          </w:p>
+        </w:tc>
+        <w:tc>
+          <w:tcPr>
+            <w:tcW w:type="dxa" w:w="1701"/>
+            <w:shd w:fill="FFFF99" w:val="clear"/>
+          </w:tcPr>
+          <w:p>
+            <w:r>
+              <w:rPr>
+                <w:b w:val="0"/>
+                <w:sz w:val="16"/>
+              </w:rPr>
+              <w:t>226428 - INSTALATII SANITARE OB. 4</w:t>
+            </w:r>
+          </w:p>
+        </w:tc>
+        <w:tc>
+          <w:tcPr>
+            <w:tcW w:type="dxa" w:w="850"/>
+            <w:shd w:fill="FFFF99" w:val="clear"/>
+          </w:tcPr>
+          <w:p>
+            <w:r>
+              <w:rPr>
+                <w:b w:val="0"/>
+                <w:sz w:val="16"/>
+              </w:rPr>
+            </w:r>
+          </w:p>
+        </w:tc>
+        <w:tc>
+          <w:tcPr>
+            <w:tcW w:type="dxa" w:w="1984"/>
+            <w:shd w:fill="FFFF99" w:val="clear"/>
+          </w:tcPr>
+          <w:p>
+            <w:r>
+              <w:rPr>
+                <w:b w:val="0"/>
+                <w:sz w:val="16"/>
+              </w:rPr>
+            </w:r>
+          </w:p>
+        </w:tc>
+        <w:tc>
+          <w:tcPr>
+            <w:tcW w:type="dxa" w:w="454"/>
+            <w:shd w:fill="FFFF99" w:val="clear"/>
+          </w:tcPr>
+          <w:p>
+            <w:r>
+              <w:rPr>
+                <w:b w:val="0"/>
+                <w:sz w:val="16"/>
+              </w:rPr>
+            </w:r>
+          </w:p>
+        </w:tc>
+        <w:tc>
+          <w:tcPr>
+            <w:tcW w:type="dxa" w:w="680"/>
+            <w:shd w:fill="FFFF99" w:val="clear"/>
+          </w:tcPr>
+          <w:p>
+            <w:r>
+              <w:rPr>
+                <w:b w:val="0"/>
+                <w:sz w:val="16"/>
+              </w:rPr>
+            </w:r>
+          </w:p>
+        </w:tc>
+        <w:tc>
+          <w:tcPr>
+            <w:tcW w:type="dxa" w:w="850"/>
+            <w:shd w:fill="FFFF99" w:val="clear"/>
+          </w:tcPr>
+          <w:p>
+            <w:r>
+              <w:rPr>
+                <w:b w:val="0"/>
+                <w:sz w:val="16"/>
+              </w:rPr>
+              <w:t>$3274977</w:t>
+            </w:r>
+          </w:p>
+        </w:tc>
+        <w:tc>
+          <w:tcPr>
+            <w:tcW w:type="dxa" w:w="1984"/>
+            <w:shd w:fill="FFFF99" w:val="clear"/>
+          </w:tcPr>
+          <w:p>
+            <w:r>
+              <w:rPr>
+                <w:b w:val="0"/>
+                <w:sz w:val="16"/>
+              </w:rPr>
+              <w:t>sifon de pardoseala dn 40/50 cu iesire vertical...</w:t>
+            </w:r>
+          </w:p>
+        </w:tc>
+        <w:tc>
+          <w:tcPr>
+            <w:tcW w:type="dxa" w:w="454"/>
+            <w:shd w:fill="FFFF99" w:val="clear"/>
+          </w:tcPr>
+          <w:p>
+            <w:r>
+              <w:rPr>
+                <w:b w:val="0"/>
+                <w:sz w:val="16"/>
+              </w:rPr>
+              <w:t>buc</w:t>
+            </w:r>
+          </w:p>
+        </w:tc>
+        <w:tc>
+          <w:tcPr>
+            <w:tcW w:type="dxa" w:w="680"/>
+            <w:shd w:fill="FFFF99" w:val="clear"/>
+          </w:tcPr>
+          <w:p>
+            <w:r>
+              <w:rPr>
+                <w:b w:val="0"/>
+                <w:sz w:val="16"/>
+              </w:rPr>
+              <w:t>4.0</w:t>
+            </w:r>
+          </w:p>
+        </w:tc>
+        <w:tc>
+          <w:tcPr>
+            <w:tcW w:type="dxa" w:w="3572"/>
+            <w:shd w:fill="FFFF99" w:val="clear"/>
+          </w:tcPr>
+          <w:p>
+            <w:r>
+              <w:rPr>
+                <w:b w:val="0"/>
+                <w:color w:val="CC0000"/>
+                <w:sz w:val="16"/>
+              </w:rPr>
+              <w:t>Articol suplimentar în ofertă (nu există în referință)</w:t>
             </w:r>
           </w:p>
         </w:tc>
@@ -3972,7 +5376,7 @@
                 <w:color w:val="000000"/>
                 <w:sz w:val="18"/>
               </w:rPr>
-              <w:t>Neconformitati: 1 din 35 articole ref.</w:t>
+              <w:t>Neconformitati: 3 din 153 articole ref.</w:t>
             </w:r>
           </w:p>
         </w:tc>
@@ -4018,7 +5422,7 @@
                 <w:color w:val="000000"/>
                 <w:sz w:val="18"/>
               </w:rPr>
-              <w:t>35</w:t>
+              <w:t>153</w:t>
             </w:r>
           </w:p>
         </w:tc>
@@ -4055,7 +5459,7 @@
                 <w:color w:val="000000"/>
                 <w:sz w:val="18"/>
               </w:rPr>
-              <w:t>34</w:t>
+              <w:t>121</w:t>
             </w:r>
           </w:p>
         </w:tc>
@@ -4082,7 +5486,7 @@
                 <w:b/>
                 <w:sz w:val="18"/>
               </w:rPr>
-              <w:t>Capitol de lucrări 226318 — IMPREJMUIRE TEREN FOTBAL -380 ML  │  LIPSA: 0  │  EXTRA: 0  │  Delta: 0 ✓</w:t>
+              <w:t>Capitol de lucrări 226488 — INSTALATIE VOCE-DATE-OB. 4  │  LIPSA: 1  │  EXTRA: 0  │  Delta: -1</w:t>
             </w:r>
           </w:p>
         </w:tc>
@@ -4091,76 +5495,125 @@
         <w:tc>
           <w:tcPr>
             <w:tcW w:type="dxa" w:w="397"/>
-          </w:tcPr>
-          <w:p>
-            <w:r>
-              <w:rPr>
-                <w:b w:val="0"/>
-                <w:sz w:val="16"/>
-              </w:rPr>
-              <w:t>24</w:t>
+            <w:shd w:fill="FFB3B3" w:val="clear"/>
+          </w:tcPr>
+          <w:p>
+            <w:r>
+              <w:rPr>
+                <w:b w:val="0"/>
+                <w:sz w:val="16"/>
+              </w:rPr>
+              <w:t>33</w:t>
             </w:r>
           </w:p>
         </w:tc>
         <w:tc>
           <w:tcPr>
             <w:tcW w:type="dxa" w:w="1701"/>
-          </w:tcPr>
-          <w:p>
-            <w:r>
-              <w:rPr>
-                <w:b w:val="0"/>
-                <w:sz w:val="16"/>
-              </w:rPr>
-              <w:t>226318 - IMPREJMUIRE TEREN FOTBAL -380 ML</w:t>
+            <w:shd w:fill="FFB3B3" w:val="clear"/>
+          </w:tcPr>
+          <w:p>
+            <w:r>
+              <w:rPr>
+                <w:b w:val="0"/>
+                <w:sz w:val="16"/>
+              </w:rPr>
+              <w:t>226488 - INSTALATIE VOCE-DATE-OB. 4</w:t>
             </w:r>
           </w:p>
         </w:tc>
         <w:tc>
           <w:tcPr>
             <w:tcW w:type="dxa" w:w="850"/>
-          </w:tcPr>
-          <w:p>
-            <w:r>
-              <w:rPr>
-                <w:b w:val="0"/>
-                <w:sz w:val="16"/>
-              </w:rPr>
-              <w:t>TRA02A20</w:t>
+            <w:shd w:fill="FFB3B3" w:val="clear"/>
+          </w:tcPr>
+          <w:p>
+            <w:r>
+              <w:rPr>
+                <w:b w:val="0"/>
+                <w:sz w:val="16"/>
+              </w:rPr>
+              <w:t>$5538123</w:t>
             </w:r>
           </w:p>
         </w:tc>
         <w:tc>
           <w:tcPr>
             <w:tcW w:type="dxa" w:w="1984"/>
-          </w:tcPr>
-          <w:p>
-            <w:r>
-              <w:rPr>
-                <w:b w:val="0"/>
-                <w:sz w:val="16"/>
-              </w:rPr>
-              <w:t>transportul rutier al materialelor, semifabrica...</w:t>
+            <w:shd w:fill="FFB3B3" w:val="clear"/>
+          </w:tcPr>
+          <w:p>
+            <w:r>
+              <w:rPr>
+                <w:b w:val="0"/>
+                <w:sz w:val="16"/>
+              </w:rPr>
+              <w:t>patchpanel 8 porturi rj45 echipat</w:t>
             </w:r>
           </w:p>
         </w:tc>
         <w:tc>
           <w:tcPr>
             <w:tcW w:type="dxa" w:w="454"/>
-          </w:tcPr>
-          <w:p>
-            <w:r>
-              <w:rPr>
-                <w:b w:val="0"/>
-                <w:sz w:val="16"/>
-              </w:rPr>
-              <w:t>tona</w:t>
+            <w:shd w:fill="FFB3B3" w:val="clear"/>
+          </w:tcPr>
+          <w:p>
+            <w:r>
+              <w:rPr>
+                <w:b w:val="0"/>
+                <w:sz w:val="16"/>
+              </w:rPr>
+              <w:t>buc</w:t>
             </w:r>
           </w:p>
         </w:tc>
         <w:tc>
           <w:tcPr>
             <w:tcW w:type="dxa" w:w="680"/>
+            <w:shd w:fill="FFB3B3" w:val="clear"/>
+          </w:tcPr>
+          <w:p>
+            <w:r>
+              <w:rPr>
+                <w:b w:val="0"/>
+                <w:sz w:val="16"/>
+              </w:rPr>
+              <w:t>1.0</w:t>
+            </w:r>
+          </w:p>
+        </w:tc>
+        <w:tc>
+          <w:tcPr>
+            <w:tcW w:type="dxa" w:w="850"/>
+            <w:shd w:fill="FFB3B3" w:val="clear"/>
+          </w:tcPr>
+          <w:p/>
+        </w:tc>
+        <w:tc>
+          <w:tcPr>
+            <w:tcW w:type="dxa" w:w="1984"/>
+            <w:shd w:fill="FFB3B3" w:val="clear"/>
+          </w:tcPr>
+          <w:p/>
+        </w:tc>
+        <w:tc>
+          <w:tcPr>
+            <w:tcW w:type="dxa" w:w="454"/>
+            <w:shd w:fill="FFB3B3" w:val="clear"/>
+          </w:tcPr>
+          <w:p/>
+        </w:tc>
+        <w:tc>
+          <w:tcPr>
+            <w:tcW w:type="dxa" w:w="680"/>
+            <w:shd w:fill="FFB3B3" w:val="clear"/>
+          </w:tcPr>
+          <w:p/>
+        </w:tc>
+        <w:tc>
+          <w:tcPr>
+            <w:tcW w:type="dxa" w:w="3572"/>
+            <w:shd w:fill="FFB3B3" w:val="clear"/>
           </w:tcPr>
           <w:p>
             <w:r>
@@ -4169,79 +5622,7 @@
                 <w:color w:val="CC0000"/>
                 <w:sz w:val="16"/>
               </w:rPr>
-              <w:t>13.18</w:t>
-            </w:r>
-          </w:p>
-        </w:tc>
-        <w:tc>
-          <w:tcPr>
-            <w:tcW w:type="dxa" w:w="850"/>
-          </w:tcPr>
-          <w:p>
-            <w:r>
-              <w:rPr>
-                <w:b w:val="0"/>
-                <w:sz w:val="16"/>
-              </w:rPr>
-              <w:t>TRA02A20</w:t>
-            </w:r>
-          </w:p>
-        </w:tc>
-        <w:tc>
-          <w:tcPr>
-            <w:tcW w:type="dxa" w:w="1984"/>
-          </w:tcPr>
-          <w:p>
-            <w:r>
-              <w:rPr>
-                <w:b w:val="0"/>
-                <w:sz w:val="16"/>
-              </w:rPr>
-              <w:t>transportul rutier al materialelor,semifabricat...</w:t>
-            </w:r>
-          </w:p>
-        </w:tc>
-        <w:tc>
-          <w:tcPr>
-            <w:tcW w:type="dxa" w:w="454"/>
-          </w:tcPr>
-          <w:p>
-            <w:r>
-              <w:rPr>
-                <w:b w:val="0"/>
-                <w:sz w:val="16"/>
-              </w:rPr>
-              <w:t>tona</w:t>
-            </w:r>
-          </w:p>
-        </w:tc>
-        <w:tc>
-          <w:tcPr>
-            <w:tcW w:type="dxa" w:w="680"/>
-          </w:tcPr>
-          <w:p>
-            <w:r>
-              <w:rPr>
-                <w:b w:val="0"/>
-                <w:color w:val="CC0000"/>
-                <w:sz w:val="16"/>
-              </w:rPr>
-              <w:t>13.8</w:t>
-            </w:r>
-          </w:p>
-        </w:tc>
-        <w:tc>
-          <w:tcPr>
-            <w:tcW w:type="dxa" w:w="3572"/>
-          </w:tcPr>
-          <w:p>
-            <w:r>
-              <w:rPr>
-                <w:b w:val="0"/>
-                <w:color w:val="CC0000"/>
-                <w:sz w:val="16"/>
-              </w:rPr>
-              <w:t>Cantitate diferită: referință 13.18 tona, ofertat 13.8 tona</w:t>
+              <w:t>Articol lipsă din ofertă</w:t>
             </w:r>
           </w:p>
         </w:tc>
@@ -4281,7 +5662,7 @@
                 <w:color w:val="000000"/>
                 <w:sz w:val="18"/>
               </w:rPr>
-              <w:t>Neconformitati: 1 din 13 articole ref.</w:t>
+              <w:t>Neconformitati: 1 din 14 articole ref.</w:t>
             </w:r>
           </w:p>
         </w:tc>
@@ -4327,7 +5708,7 @@
                 <w:color w:val="000000"/>
                 <w:sz w:val="18"/>
               </w:rPr>
-              <w:t>13</w:t>
+              <w:t>14</w:t>
             </w:r>
           </w:p>
         </w:tc>
@@ -4391,7 +5772,7 @@
                 <w:b/>
                 <w:sz w:val="18"/>
               </w:rPr>
-              <w:t>Capitol de lucrări 226418 — ARHITECTURA VESTIARE FOTBALIST SI SALA F...  │  LIPSA: 0  │  EXTRA: 1  │  Delta: +1</w:t>
+              <w:t>Capitol de lucrări 226498 — SISTEM SUPRAVEGHEREA VIDEO -OB4  │  LIPSA: 2  │  EXTRA: 0  │  Delta: -2</w:t>
             </w:r>
           </w:p>
         </w:tc>
@@ -4400,76 +5781,125 @@
         <w:tc>
           <w:tcPr>
             <w:tcW w:type="dxa" w:w="397"/>
-          </w:tcPr>
-          <w:p>
-            <w:r>
-              <w:rPr>
-                <w:b w:val="0"/>
-                <w:sz w:val="16"/>
-              </w:rPr>
-              <w:t>26</w:t>
+            <w:shd w:fill="FFB3B3" w:val="clear"/>
+          </w:tcPr>
+          <w:p>
+            <w:r>
+              <w:rPr>
+                <w:b w:val="0"/>
+                <w:sz w:val="16"/>
+              </w:rPr>
+              <w:t>35</w:t>
             </w:r>
           </w:p>
         </w:tc>
         <w:tc>
           <w:tcPr>
             <w:tcW w:type="dxa" w:w="1701"/>
-          </w:tcPr>
-          <w:p>
-            <w:r>
-              <w:rPr>
-                <w:b w:val="0"/>
-                <w:sz w:val="16"/>
-              </w:rPr>
-              <w:t>226418 - ARHITECTURA VESTIARE FOTBALIST SI SAL...</w:t>
+            <w:shd w:fill="FFB3B3" w:val="clear"/>
+          </w:tcPr>
+          <w:p>
+            <w:r>
+              <w:rPr>
+                <w:b w:val="0"/>
+                <w:sz w:val="16"/>
+              </w:rPr>
+              <w:t>226498 - SISTEM SUPRAVEGHEREA VIDEO -OB4</w:t>
             </w:r>
           </w:p>
         </w:tc>
         <w:tc>
           <w:tcPr>
             <w:tcW w:type="dxa" w:w="850"/>
-          </w:tcPr>
-          <w:p>
-            <w:r>
-              <w:rPr>
-                <w:b w:val="0"/>
-                <w:sz w:val="16"/>
-              </w:rPr>
-              <w:t>$3271283</w:t>
+            <w:shd w:fill="FFB3B3" w:val="clear"/>
+          </w:tcPr>
+          <w:p>
+            <w:r>
+              <w:rPr>
+                <w:b w:val="0"/>
+                <w:sz w:val="16"/>
+              </w:rPr>
+              <w:t>EI17A1</w:t>
             </w:r>
           </w:p>
         </w:tc>
         <w:tc>
           <w:tcPr>
             <w:tcW w:type="dxa" w:w="1984"/>
-          </w:tcPr>
-          <w:p>
-            <w:r>
-              <w:rPr>
-                <w:b w:val="0"/>
-                <w:sz w:val="16"/>
-              </w:rPr>
-              <w:t>vata minerala bazaltica 10 cm</w:t>
+            <w:shd w:fill="FFB3B3" w:val="clear"/>
+          </w:tcPr>
+          <w:p>
+            <w:r>
+              <w:rPr>
+                <w:b w:val="0"/>
+                <w:sz w:val="16"/>
+              </w:rPr>
+              <w:t>software pentru videocaptare si inregistrare</w:t>
             </w:r>
           </w:p>
         </w:tc>
         <w:tc>
           <w:tcPr>
             <w:tcW w:type="dxa" w:w="454"/>
-          </w:tcPr>
-          <w:p>
-            <w:r>
-              <w:rPr>
-                <w:b w:val="0"/>
-                <w:sz w:val="16"/>
-              </w:rPr>
-              <w:t>mp</w:t>
+            <w:shd w:fill="FFB3B3" w:val="clear"/>
+          </w:tcPr>
+          <w:p>
+            <w:r>
+              <w:rPr>
+                <w:b w:val="0"/>
+                <w:sz w:val="16"/>
+              </w:rPr>
+              <w:t>buc</w:t>
             </w:r>
           </w:p>
         </w:tc>
         <w:tc>
           <w:tcPr>
             <w:tcW w:type="dxa" w:w="680"/>
+            <w:shd w:fill="FFB3B3" w:val="clear"/>
+          </w:tcPr>
+          <w:p>
+            <w:r>
+              <w:rPr>
+                <w:b w:val="0"/>
+                <w:sz w:val="16"/>
+              </w:rPr>
+              <w:t>2.0</w:t>
+            </w:r>
+          </w:p>
+        </w:tc>
+        <w:tc>
+          <w:tcPr>
+            <w:tcW w:type="dxa" w:w="850"/>
+            <w:shd w:fill="FFB3B3" w:val="clear"/>
+          </w:tcPr>
+          <w:p/>
+        </w:tc>
+        <w:tc>
+          <w:tcPr>
+            <w:tcW w:type="dxa" w:w="1984"/>
+            <w:shd w:fill="FFB3B3" w:val="clear"/>
+          </w:tcPr>
+          <w:p/>
+        </w:tc>
+        <w:tc>
+          <w:tcPr>
+            <w:tcW w:type="dxa" w:w="454"/>
+            <w:shd w:fill="FFB3B3" w:val="clear"/>
+          </w:tcPr>
+          <w:p/>
+        </w:tc>
+        <w:tc>
+          <w:tcPr>
+            <w:tcW w:type="dxa" w:w="680"/>
+            <w:shd w:fill="FFB3B3" w:val="clear"/>
+          </w:tcPr>
+          <w:p/>
+        </w:tc>
+        <w:tc>
+          <w:tcPr>
+            <w:tcW w:type="dxa" w:w="3572"/>
+            <w:shd w:fill="FFB3B3" w:val="clear"/>
           </w:tcPr>
           <w:p>
             <w:r>
@@ -4478,55 +5908,134 @@
                 <w:color w:val="CC0000"/>
                 <w:sz w:val="16"/>
               </w:rPr>
-              <w:t>0.0</w:t>
+              <w:t>Articol lipsă din ofertă</w:t>
+            </w:r>
+          </w:p>
+        </w:tc>
+      </w:tr>
+      <w:tr>
+        <w:tc>
+          <w:tcPr>
+            <w:tcW w:type="dxa" w:w="397"/>
+            <w:shd w:fill="FFB3B3" w:val="clear"/>
+          </w:tcPr>
+          <w:p>
+            <w:r>
+              <w:rPr>
+                <w:b w:val="0"/>
+                <w:sz w:val="16"/>
+              </w:rPr>
+              <w:t>36</w:t>
+            </w:r>
+          </w:p>
+        </w:tc>
+        <w:tc>
+          <w:tcPr>
+            <w:tcW w:type="dxa" w:w="1701"/>
+            <w:shd w:fill="FFB3B3" w:val="clear"/>
+          </w:tcPr>
+          <w:p>
+            <w:r>
+              <w:rPr>
+                <w:b w:val="0"/>
+                <w:sz w:val="16"/>
+              </w:rPr>
+              <w:t>226498 - SISTEM SUPRAVEGHEREA VIDEO -OB4</w:t>
             </w:r>
           </w:p>
         </w:tc>
         <w:tc>
           <w:tcPr>
             <w:tcW w:type="dxa" w:w="850"/>
-          </w:tcPr>
-          <w:p>
-            <w:r>
-              <w:rPr>
-                <w:b w:val="0"/>
-                <w:sz w:val="16"/>
-              </w:rPr>
-              <w:t>$3271283</w:t>
+            <w:shd w:fill="FFB3B3" w:val="clear"/>
+          </w:tcPr>
+          <w:p>
+            <w:r>
+              <w:rPr>
+                <w:b w:val="0"/>
+                <w:sz w:val="16"/>
+              </w:rPr>
+              <w:t>EI16A1</w:t>
             </w:r>
           </w:p>
         </w:tc>
         <w:tc>
           <w:tcPr>
             <w:tcW w:type="dxa" w:w="1984"/>
-          </w:tcPr>
-          <w:p>
-            <w:r>
-              <w:rPr>
-                <w:b w:val="0"/>
-                <w:sz w:val="16"/>
-              </w:rPr>
-              <w:t>vata minerală bazaltica 40 kg/m3 , 10 cm 1 bax ...</w:t>
+            <w:shd w:fill="FFB3B3" w:val="clear"/>
+          </w:tcPr>
+          <w:p>
+            <w:r>
+              <w:rPr>
+                <w:b w:val="0"/>
+                <w:sz w:val="16"/>
+              </w:rPr>
+              <w:t>revizie sistem existent supravegherea video</w:t>
             </w:r>
           </w:p>
         </w:tc>
         <w:tc>
           <w:tcPr>
             <w:tcW w:type="dxa" w:w="454"/>
-          </w:tcPr>
-          <w:p>
-            <w:r>
-              <w:rPr>
-                <w:b w:val="0"/>
-                <w:sz w:val="16"/>
-              </w:rPr>
-              <w:t>mp</w:t>
+            <w:shd w:fill="FFB3B3" w:val="clear"/>
+          </w:tcPr>
+          <w:p>
+            <w:r>
+              <w:rPr>
+                <w:b w:val="0"/>
+                <w:sz w:val="16"/>
+              </w:rPr>
+              <w:t>buc</w:t>
             </w:r>
           </w:p>
         </w:tc>
         <w:tc>
           <w:tcPr>
             <w:tcW w:type="dxa" w:w="680"/>
+            <w:shd w:fill="FFB3B3" w:val="clear"/>
+          </w:tcPr>
+          <w:p>
+            <w:r>
+              <w:rPr>
+                <w:b w:val="0"/>
+                <w:sz w:val="16"/>
+              </w:rPr>
+              <w:t>1.0</w:t>
+            </w:r>
+          </w:p>
+        </w:tc>
+        <w:tc>
+          <w:tcPr>
+            <w:tcW w:type="dxa" w:w="850"/>
+            <w:shd w:fill="FFB3B3" w:val="clear"/>
+          </w:tcPr>
+          <w:p/>
+        </w:tc>
+        <w:tc>
+          <w:tcPr>
+            <w:tcW w:type="dxa" w:w="1984"/>
+            <w:shd w:fill="FFB3B3" w:val="clear"/>
+          </w:tcPr>
+          <w:p/>
+        </w:tc>
+        <w:tc>
+          <w:tcPr>
+            <w:tcW w:type="dxa" w:w="454"/>
+            <w:shd w:fill="FFB3B3" w:val="clear"/>
+          </w:tcPr>
+          <w:p/>
+        </w:tc>
+        <w:tc>
+          <w:tcPr>
+            <w:tcW w:type="dxa" w:w="680"/>
+            <w:shd w:fill="FFB3B3" w:val="clear"/>
+          </w:tcPr>
+          <w:p/>
+        </w:tc>
+        <w:tc>
+          <w:tcPr>
+            <w:tcW w:type="dxa" w:w="3572"/>
+            <w:shd w:fill="FFB3B3" w:val="clear"/>
           </w:tcPr>
           <w:p>
             <w:r>
@@ -4535,13 +6044,221 @@
                 <w:color w:val="CC0000"/>
                 <w:sz w:val="16"/>
               </w:rPr>
-              <w:t>50.0</w:t>
+              <w:t>Articol lipsă din ofertă</w:t>
+            </w:r>
+          </w:p>
+        </w:tc>
+      </w:tr>
+      <w:tr>
+        <w:tc>
+          <w:tcPr>
+            <w:tcW w:type="dxa" w:w="397"/>
+          </w:tcPr>
+          <w:p/>
+        </w:tc>
+        <w:tc>
+          <w:tcPr>
+            <w:tcW w:type="dxa" w:w="1701"/>
+            <w:shd w:fill="D9D9D9" w:val="clear"/>
+          </w:tcPr>
+          <w:p>
+            <w:r>
+              <w:rPr>
+                <w:b/>
+                <w:color w:val="000000"/>
+                <w:sz w:val="18"/>
+              </w:rPr>
+              <w:t>SUMAR</w:t>
+            </w:r>
+          </w:p>
+        </w:tc>
+        <w:tc>
+          <w:tcPr>
+            <w:tcW w:type="dxa" w:w="850"/>
+            <w:shd w:fill="D9D9D9" w:val="clear"/>
+          </w:tcPr>
+          <w:p>
+            <w:r>
+              <w:rPr>
+                <w:b/>
+                <w:color w:val="000000"/>
+                <w:sz w:val="18"/>
+              </w:rPr>
+              <w:t>Neconformitati: 2 din 16 articole ref.</w:t>
+            </w:r>
+          </w:p>
+        </w:tc>
+        <w:tc>
+          <w:tcPr>
+            <w:tcW w:type="dxa" w:w="1984"/>
+            <w:shd w:fill="D9D9D9" w:val="clear"/>
+          </w:tcPr>
+          <w:p>
+            <w:r/>
+          </w:p>
+        </w:tc>
+        <w:tc>
+          <w:tcPr>
+            <w:tcW w:type="dxa" w:w="454"/>
+            <w:shd w:fill="D9D9D9" w:val="clear"/>
+          </w:tcPr>
+          <w:p>
+            <w:r/>
+          </w:p>
+        </w:tc>
+        <w:tc>
+          <w:tcPr>
+            <w:tcW w:type="dxa" w:w="680"/>
+            <w:shd w:fill="D9D9D9" w:val="clear"/>
+          </w:tcPr>
+          <w:p>
+            <w:r/>
+          </w:p>
+        </w:tc>
+        <w:tc>
+          <w:tcPr>
+            <w:tcW w:type="dxa" w:w="850"/>
+            <w:shd w:fill="D9D9D9" w:val="clear"/>
+          </w:tcPr>
+          <w:p>
+            <w:pPr>
+              <w:jc w:val="center"/>
+            </w:pPr>
+            <w:r>
+              <w:rPr>
+                <w:b/>
+                <w:color w:val="000000"/>
+                <w:sz w:val="18"/>
+              </w:rPr>
+              <w:t>16</w:t>
+            </w:r>
+          </w:p>
+        </w:tc>
+        <w:tc>
+          <w:tcPr>
+            <w:tcW w:type="dxa" w:w="1984"/>
+            <w:shd w:fill="D9D9D9" w:val="clear"/>
+          </w:tcPr>
+          <w:p>
+            <w:r/>
+          </w:p>
+        </w:tc>
+        <w:tc>
+          <w:tcPr>
+            <w:tcW w:type="dxa" w:w="454"/>
+            <w:shd w:fill="D9D9D9" w:val="clear"/>
+          </w:tcPr>
+          <w:p>
+            <w:r/>
+          </w:p>
+        </w:tc>
+        <w:tc>
+          <w:tcPr>
+            <w:tcW w:type="dxa" w:w="680"/>
+            <w:shd w:fill="D9D9D9" w:val="clear"/>
+          </w:tcPr>
+          <w:p>
+            <w:pPr>
+              <w:jc w:val="center"/>
+            </w:pPr>
+            <w:r>
+              <w:rPr>
+                <w:b/>
+                <w:color w:val="000000"/>
+                <w:sz w:val="18"/>
+              </w:rPr>
+              <w:t>14</w:t>
             </w:r>
           </w:p>
         </w:tc>
         <w:tc>
           <w:tcPr>
             <w:tcW w:type="dxa" w:w="3572"/>
+            <w:shd w:fill="D9D9D9" w:val="clear"/>
+          </w:tcPr>
+          <w:p>
+            <w:r/>
+          </w:p>
+        </w:tc>
+      </w:tr>
+      <w:tr>
+        <w:tc>
+          <w:tcPr>
+            <w:tcW w:type="dxa" w:w="3572"/>
+            <w:gridSpan w:val="11"/>
+            <w:shd w:fill="D9D9D9" w:val="clear"/>
+          </w:tcPr>
+          <w:p>
+            <w:r>
+              <w:rPr>
+                <w:b/>
+                <w:sz w:val="18"/>
+              </w:rPr>
+              <w:t>Capitol de lucrări 226528 — INSTALATII SANITARE OB.5  │  LIPSA: 0  │  EXTRA: 1  │  Delta: +1</w:t>
+            </w:r>
+          </w:p>
+        </w:tc>
+      </w:tr>
+      <w:tr>
+        <w:tc>
+          <w:tcPr>
+            <w:tcW w:type="dxa" w:w="397"/>
+          </w:tcPr>
+          <w:p>
+            <w:r>
+              <w:rPr>
+                <w:b w:val="0"/>
+                <w:sz w:val="16"/>
+              </w:rPr>
+              <w:t>38</w:t>
+            </w:r>
+          </w:p>
+        </w:tc>
+        <w:tc>
+          <w:tcPr>
+            <w:tcW w:type="dxa" w:w="1701"/>
+          </w:tcPr>
+          <w:p>
+            <w:r>
+              <w:rPr>
+                <w:b w:val="0"/>
+                <w:sz w:val="16"/>
+              </w:rPr>
+              <w:t>226528 - INSTALATII SANITARE OB.5</w:t>
+            </w:r>
+          </w:p>
+        </w:tc>
+        <w:tc>
+          <w:tcPr>
+            <w:tcW w:type="dxa" w:w="850"/>
+          </w:tcPr>
+          <w:p>
+            <w:r>
+              <w:rPr>
+                <w:b w:val="0"/>
+                <w:sz w:val="16"/>
+              </w:rPr>
+              <w:t>SB09B</w:t>
+            </w:r>
+          </w:p>
+        </w:tc>
+        <w:tc>
+          <w:tcPr>
+            <w:tcW w:type="dxa" w:w="1984"/>
+          </w:tcPr>
+          <w:p>
+            <w:r>
+              <w:rPr>
+                <w:b w:val="0"/>
+                <w:sz w:val="16"/>
+              </w:rPr>
+              <w:t>piese leg (cot, red, piesa curat mufa dubla, co...</w:t>
+            </w:r>
+          </w:p>
+        </w:tc>
+        <w:tc>
+          <w:tcPr>
+            <w:tcW w:type="dxa" w:w="454"/>
           </w:tcPr>
           <w:p>
             <w:r>
@@ -4550,7 +6267,756 @@
                 <w:color w:val="CC0000"/>
                 <w:sz w:val="16"/>
               </w:rPr>
-              <w:t>Cantitate diferită: referință 0.0 mp, ofertat 50.0 mp</w:t>
+              <w:t>m</w:t>
+            </w:r>
+          </w:p>
+        </w:tc>
+        <w:tc>
+          <w:tcPr>
+            <w:tcW w:type="dxa" w:w="680"/>
+          </w:tcPr>
+          <w:p>
+            <w:r>
+              <w:rPr>
+                <w:b w:val="0"/>
+                <w:sz w:val="16"/>
+              </w:rPr>
+              <w:t>10.0</w:t>
+            </w:r>
+          </w:p>
+        </w:tc>
+        <w:tc>
+          <w:tcPr>
+            <w:tcW w:type="dxa" w:w="850"/>
+          </w:tcPr>
+          <w:p>
+            <w:r>
+              <w:rPr>
+                <w:b w:val="0"/>
+                <w:sz w:val="16"/>
+              </w:rPr>
+              <w:t>SB09B</w:t>
+            </w:r>
+          </w:p>
+        </w:tc>
+        <w:tc>
+          <w:tcPr>
+            <w:tcW w:type="dxa" w:w="1984"/>
+          </w:tcPr>
+          <w:p>
+            <w:r>
+              <w:rPr>
+                <w:b w:val="0"/>
+                <w:sz w:val="16"/>
+              </w:rPr>
+              <w:t>piese legatura (cot,red,piesa curat mufa dubla,...</w:t>
+            </w:r>
+          </w:p>
+        </w:tc>
+        <w:tc>
+          <w:tcPr>
+            <w:tcW w:type="dxa" w:w="454"/>
+          </w:tcPr>
+          <w:p>
+            <w:r>
+              <w:rPr>
+                <w:b w:val="0"/>
+                <w:color w:val="CC0000"/>
+                <w:sz w:val="16"/>
+              </w:rPr>
+              <w:t>buc</w:t>
+            </w:r>
+          </w:p>
+        </w:tc>
+        <w:tc>
+          <w:tcPr>
+            <w:tcW w:type="dxa" w:w="680"/>
+          </w:tcPr>
+          <w:p>
+            <w:r>
+              <w:rPr>
+                <w:b w:val="0"/>
+                <w:sz w:val="16"/>
+              </w:rPr>
+              <w:t>10.0</w:t>
+            </w:r>
+          </w:p>
+        </w:tc>
+        <w:tc>
+          <w:tcPr>
+            <w:tcW w:type="dxa" w:w="3572"/>
+          </w:tcPr>
+          <w:p>
+            <w:r>
+              <w:rPr>
+                <w:b w:val="0"/>
+                <w:color w:val="CC0000"/>
+                <w:sz w:val="16"/>
+              </w:rPr>
+              <w:t>Unitate de măsură diferită: referință m, ofertat buc</w:t>
+            </w:r>
+          </w:p>
+        </w:tc>
+      </w:tr>
+      <w:tr>
+        <w:tc>
+          <w:tcPr>
+            <w:tcW w:type="dxa" w:w="397"/>
+          </w:tcPr>
+          <w:p>
+            <w:r>
+              <w:rPr>
+                <w:b w:val="0"/>
+                <w:sz w:val="16"/>
+              </w:rPr>
+              <w:t>39</w:t>
+            </w:r>
+          </w:p>
+        </w:tc>
+        <w:tc>
+          <w:tcPr>
+            <w:tcW w:type="dxa" w:w="1701"/>
+          </w:tcPr>
+          <w:p>
+            <w:r>
+              <w:rPr>
+                <w:b w:val="0"/>
+                <w:sz w:val="16"/>
+              </w:rPr>
+              <w:t>226528 - INSTALATII SANITARE OB.5</w:t>
+            </w:r>
+          </w:p>
+        </w:tc>
+        <w:tc>
+          <w:tcPr>
+            <w:tcW w:type="dxa" w:w="850"/>
+          </w:tcPr>
+          <w:p>
+            <w:r>
+              <w:rPr>
+                <w:b w:val="0"/>
+                <w:sz w:val="16"/>
+              </w:rPr>
+              <w:t>$2222213</w:t>
+            </w:r>
+          </w:p>
+        </w:tc>
+        <w:tc>
+          <w:tcPr>
+            <w:tcW w:type="dxa" w:w="1984"/>
+          </w:tcPr>
+          <w:p>
+            <w:r>
+              <w:rPr>
+                <w:b w:val="0"/>
+                <w:sz w:val="16"/>
+              </w:rPr>
+              <w:t>perie wc detaliere transporturi: -transport aut...</w:t>
+            </w:r>
+          </w:p>
+        </w:tc>
+        <w:tc>
+          <w:tcPr>
+            <w:tcW w:type="dxa" w:w="454"/>
+          </w:tcPr>
+          <w:p>
+            <w:r>
+              <w:rPr>
+                <w:b w:val="0"/>
+                <w:sz w:val="16"/>
+              </w:rPr>
+              <w:t>buc</w:t>
+            </w:r>
+          </w:p>
+        </w:tc>
+        <w:tc>
+          <w:tcPr>
+            <w:tcW w:type="dxa" w:w="680"/>
+          </w:tcPr>
+          <w:p>
+            <w:r>
+              <w:rPr>
+                <w:b w:val="0"/>
+                <w:color w:val="CC0000"/>
+                <w:sz w:val="16"/>
+              </w:rPr>
+              <w:t>1.0</w:t>
+            </w:r>
+          </w:p>
+        </w:tc>
+        <w:tc>
+          <w:tcPr>
+            <w:tcW w:type="dxa" w:w="850"/>
+          </w:tcPr>
+          <w:p>
+            <w:r>
+              <w:rPr>
+                <w:b w:val="0"/>
+                <w:sz w:val="16"/>
+              </w:rPr>
+              <w:t>$2222213</w:t>
+            </w:r>
+          </w:p>
+        </w:tc>
+        <w:tc>
+          <w:tcPr>
+            <w:tcW w:type="dxa" w:w="1984"/>
+          </w:tcPr>
+          <w:p>
+            <w:r>
+              <w:rPr>
+                <w:b w:val="0"/>
+                <w:sz w:val="16"/>
+              </w:rPr>
+              <w:t>perie wc si suport inox/sticla mata, suspendat ...</w:t>
+            </w:r>
+          </w:p>
+        </w:tc>
+        <w:tc>
+          <w:tcPr>
+            <w:tcW w:type="dxa" w:w="454"/>
+          </w:tcPr>
+          <w:p>
+            <w:r>
+              <w:rPr>
+                <w:b w:val="0"/>
+                <w:sz w:val="16"/>
+              </w:rPr>
+              <w:t>buc</w:t>
+            </w:r>
+          </w:p>
+        </w:tc>
+        <w:tc>
+          <w:tcPr>
+            <w:tcW w:type="dxa" w:w="680"/>
+          </w:tcPr>
+          <w:p>
+            <w:r>
+              <w:rPr>
+                <w:b w:val="0"/>
+                <w:color w:val="CC0000"/>
+                <w:sz w:val="16"/>
+              </w:rPr>
+              <w:t>4.0</w:t>
+            </w:r>
+          </w:p>
+        </w:tc>
+        <w:tc>
+          <w:tcPr>
+            <w:tcW w:type="dxa" w:w="3572"/>
+          </w:tcPr>
+          <w:p>
+            <w:r>
+              <w:rPr>
+                <w:b w:val="0"/>
+                <w:color w:val="CC0000"/>
+                <w:sz w:val="16"/>
+              </w:rPr>
+              <w:t>Cantitate diferită: referință 1.0 buc, ofertat 4.0 buc</w:t>
+            </w:r>
+          </w:p>
+        </w:tc>
+      </w:tr>
+      <w:tr>
+        <w:tc>
+          <w:tcPr>
+            <w:tcW w:type="dxa" w:w="397"/>
+            <w:shd w:fill="FFB347" w:val="clear"/>
+          </w:tcPr>
+          <w:p>
+            <w:r>
+              <w:rPr>
+                <w:b w:val="0"/>
+                <w:sz w:val="16"/>
+              </w:rPr>
+              <w:t>40</w:t>
+            </w:r>
+          </w:p>
+        </w:tc>
+        <w:tc>
+          <w:tcPr>
+            <w:tcW w:type="dxa" w:w="1701"/>
+            <w:shd w:fill="FFB347" w:val="clear"/>
+          </w:tcPr>
+          <w:p>
+            <w:r>
+              <w:rPr>
+                <w:b w:val="0"/>
+                <w:sz w:val="16"/>
+              </w:rPr>
+              <w:t>226528 - INSTALATII SANITARE OB.5</w:t>
+            </w:r>
+          </w:p>
+        </w:tc>
+        <w:tc>
+          <w:tcPr>
+            <w:tcW w:type="dxa" w:w="850"/>
+            <w:shd w:fill="FFB347" w:val="clear"/>
+          </w:tcPr>
+          <w:p>
+            <w:r>
+              <w:rPr>
+                <w:b w:val="0"/>
+                <w:sz w:val="16"/>
+              </w:rPr>
+              <w:t>$2222224</w:t>
+            </w:r>
+          </w:p>
+        </w:tc>
+        <w:tc>
+          <w:tcPr>
+            <w:tcW w:type="dxa" w:w="1984"/>
+            <w:shd w:fill="FFB347" w:val="clear"/>
+          </w:tcPr>
+          <w:p>
+            <w:r>
+              <w:rPr>
+                <w:b w:val="0"/>
+                <w:sz w:val="16"/>
+              </w:rPr>
+              <w:t>oglinda</w:t>
+            </w:r>
+          </w:p>
+        </w:tc>
+        <w:tc>
+          <w:tcPr>
+            <w:tcW w:type="dxa" w:w="454"/>
+            <w:shd w:fill="FFB347" w:val="clear"/>
+          </w:tcPr>
+          <w:p>
+            <w:r>
+              <w:rPr>
+                <w:b w:val="0"/>
+                <w:sz w:val="16"/>
+              </w:rPr>
+              <w:t>buc</w:t>
+            </w:r>
+          </w:p>
+        </w:tc>
+        <w:tc>
+          <w:tcPr>
+            <w:tcW w:type="dxa" w:w="680"/>
+            <w:shd w:fill="FFB347" w:val="clear"/>
+          </w:tcPr>
+          <w:p>
+            <w:r>
+              <w:rPr>
+                <w:b w:val="0"/>
+                <w:sz w:val="16"/>
+              </w:rPr>
+              <w:t>1.0</w:t>
+            </w:r>
+          </w:p>
+        </w:tc>
+        <w:tc>
+          <w:tcPr>
+            <w:tcW w:type="dxa" w:w="850"/>
+            <w:shd w:fill="FFB347" w:val="clear"/>
+          </w:tcPr>
+          <w:p>
+            <w:r>
+              <w:rPr>
+                <w:b w:val="0"/>
+                <w:sz w:val="16"/>
+              </w:rPr>
+              <w:t>$22222242</w:t>
+            </w:r>
+          </w:p>
+        </w:tc>
+        <w:tc>
+          <w:tcPr>
+            <w:tcW w:type="dxa" w:w="1984"/>
+            <w:shd w:fill="FFB347" w:val="clear"/>
+          </w:tcPr>
+          <w:p>
+            <w:r>
+              <w:rPr>
+                <w:b w:val="0"/>
+                <w:sz w:val="16"/>
+              </w:rPr>
+              <w:t>oglinda cu rama aluminiu</w:t>
+            </w:r>
+          </w:p>
+        </w:tc>
+        <w:tc>
+          <w:tcPr>
+            <w:tcW w:type="dxa" w:w="454"/>
+            <w:shd w:fill="FFB347" w:val="clear"/>
+          </w:tcPr>
+          <w:p>
+            <w:r>
+              <w:rPr>
+                <w:b w:val="0"/>
+                <w:sz w:val="16"/>
+              </w:rPr>
+              <w:t>buc</w:t>
+            </w:r>
+          </w:p>
+        </w:tc>
+        <w:tc>
+          <w:tcPr>
+            <w:tcW w:type="dxa" w:w="680"/>
+            <w:shd w:fill="FFB347" w:val="clear"/>
+          </w:tcPr>
+          <w:p>
+            <w:r>
+              <w:rPr>
+                <w:b w:val="0"/>
+                <w:sz w:val="16"/>
+              </w:rPr>
+              <w:t>4.0</w:t>
+            </w:r>
+          </w:p>
+        </w:tc>
+        <w:tc>
+          <w:tcPr>
+            <w:tcW w:type="dxa" w:w="3572"/>
+            <w:shd w:fill="FFB347" w:val="clear"/>
+          </w:tcPr>
+          <w:p>
+            <w:r>
+              <w:rPr>
+                <w:b w:val="0"/>
+                <w:color w:val="CC0000"/>
+                <w:sz w:val="16"/>
+              </w:rPr>
+              <w:t>Cod similar — posibilă eroare OCR sau variație: referință '$2222224', ofertat '$22222242'. Cod similar: referinta '$2222224', ofertat '$22222242'. Necesită verificare manuală.</w:t>
+            </w:r>
+          </w:p>
+        </w:tc>
+      </w:tr>
+      <w:tr>
+        <w:tc>
+          <w:tcPr>
+            <w:tcW w:type="dxa" w:w="397"/>
+            <w:shd w:fill="FFB347" w:val="clear"/>
+          </w:tcPr>
+          <w:p>
+            <w:r>
+              <w:rPr>
+                <w:b w:val="0"/>
+                <w:sz w:val="16"/>
+              </w:rPr>
+              <w:t>41</w:t>
+            </w:r>
+          </w:p>
+        </w:tc>
+        <w:tc>
+          <w:tcPr>
+            <w:tcW w:type="dxa" w:w="1701"/>
+            <w:shd w:fill="FFB347" w:val="clear"/>
+          </w:tcPr>
+          <w:p>
+            <w:r>
+              <w:rPr>
+                <w:b w:val="0"/>
+                <w:sz w:val="16"/>
+              </w:rPr>
+              <w:t>226528 - INSTALATII SANITARE OB.5</w:t>
+            </w:r>
+          </w:p>
+        </w:tc>
+        <w:tc>
+          <w:tcPr>
+            <w:tcW w:type="dxa" w:w="850"/>
+            <w:shd w:fill="FFB347" w:val="clear"/>
+          </w:tcPr>
+          <w:p>
+            <w:r>
+              <w:rPr>
+                <w:b w:val="0"/>
+                <w:sz w:val="16"/>
+              </w:rPr>
+              <w:t>$2222213</w:t>
+            </w:r>
+          </w:p>
+        </w:tc>
+        <w:tc>
+          <w:tcPr>
+            <w:tcW w:type="dxa" w:w="1984"/>
+            <w:shd w:fill="FFB347" w:val="clear"/>
+          </w:tcPr>
+          <w:p>
+            <w:r>
+              <w:rPr>
+                <w:b w:val="0"/>
+                <w:sz w:val="16"/>
+              </w:rPr>
+              <w:t>perie wc si suport inox/sticla mata, suspendat ...</w:t>
+            </w:r>
+          </w:p>
+        </w:tc>
+        <w:tc>
+          <w:tcPr>
+            <w:tcW w:type="dxa" w:w="454"/>
+            <w:shd w:fill="FFB347" w:val="clear"/>
+          </w:tcPr>
+          <w:p>
+            <w:r>
+              <w:rPr>
+                <w:b w:val="0"/>
+                <w:sz w:val="16"/>
+              </w:rPr>
+              <w:t>buc</w:t>
+            </w:r>
+          </w:p>
+        </w:tc>
+        <w:tc>
+          <w:tcPr>
+            <w:tcW w:type="dxa" w:w="680"/>
+            <w:shd w:fill="FFB347" w:val="clear"/>
+          </w:tcPr>
+          <w:p>
+            <w:r>
+              <w:rPr>
+                <w:b w:val="0"/>
+                <w:sz w:val="16"/>
+              </w:rPr>
+              <w:t>4.0</w:t>
+            </w:r>
+          </w:p>
+        </w:tc>
+        <w:tc>
+          <w:tcPr>
+            <w:tcW w:type="dxa" w:w="850"/>
+            <w:shd w:fill="FFB347" w:val="clear"/>
+          </w:tcPr>
+          <w:p>
+            <w:r>
+              <w:rPr>
+                <w:b w:val="0"/>
+                <w:sz w:val="16"/>
+              </w:rPr>
+              <w:t>$22222131</w:t>
+            </w:r>
+          </w:p>
+        </w:tc>
+        <w:tc>
+          <w:tcPr>
+            <w:tcW w:type="dxa" w:w="1984"/>
+            <w:shd w:fill="FFB347" w:val="clear"/>
+          </w:tcPr>
+          <w:p>
+            <w:r>
+              <w:rPr>
+                <w:b w:val="0"/>
+                <w:sz w:val="16"/>
+              </w:rPr>
+              <w:t>perie wc</w:t>
+            </w:r>
+          </w:p>
+        </w:tc>
+        <w:tc>
+          <w:tcPr>
+            <w:tcW w:type="dxa" w:w="454"/>
+            <w:shd w:fill="FFB347" w:val="clear"/>
+          </w:tcPr>
+          <w:p>
+            <w:r>
+              <w:rPr>
+                <w:b w:val="0"/>
+                <w:sz w:val="16"/>
+              </w:rPr>
+              <w:t>buc</w:t>
+            </w:r>
+          </w:p>
+        </w:tc>
+        <w:tc>
+          <w:tcPr>
+            <w:tcW w:type="dxa" w:w="680"/>
+            <w:shd w:fill="FFB347" w:val="clear"/>
+          </w:tcPr>
+          <w:p>
+            <w:r>
+              <w:rPr>
+                <w:b w:val="0"/>
+                <w:sz w:val="16"/>
+              </w:rPr>
+              <w:t>1.0</w:t>
+            </w:r>
+          </w:p>
+        </w:tc>
+        <w:tc>
+          <w:tcPr>
+            <w:tcW w:type="dxa" w:w="3572"/>
+            <w:shd w:fill="FFB347" w:val="clear"/>
+          </w:tcPr>
+          <w:p>
+            <w:r>
+              <w:rPr>
+                <w:b w:val="0"/>
+                <w:color w:val="CC0000"/>
+                <w:sz w:val="16"/>
+              </w:rPr>
+              <w:t>Cod similar — posibilă eroare OCR sau variație: referință '$2222213', ofertat '$22222131'. Cod similar: referinta '$2222213', ofertat '$22222131'. Necesită verificare manuală.</w:t>
+            </w:r>
+          </w:p>
+        </w:tc>
+      </w:tr>
+      <w:tr>
+        <w:tc>
+          <w:tcPr>
+            <w:tcW w:type="dxa" w:w="397"/>
+            <w:shd w:fill="FFB347" w:val="clear"/>
+          </w:tcPr>
+          <w:p>
+            <w:r>
+              <w:rPr>
+                <w:b w:val="0"/>
+                <w:sz w:val="16"/>
+              </w:rPr>
+              <w:t>42</w:t>
+            </w:r>
+          </w:p>
+        </w:tc>
+        <w:tc>
+          <w:tcPr>
+            <w:tcW w:type="dxa" w:w="1701"/>
+            <w:shd w:fill="FFB347" w:val="clear"/>
+          </w:tcPr>
+          <w:p>
+            <w:r>
+              <w:rPr>
+                <w:b w:val="0"/>
+                <w:sz w:val="16"/>
+              </w:rPr>
+              <w:t>226528 - INSTALATII SANITARE OB.5</w:t>
+            </w:r>
+          </w:p>
+        </w:tc>
+        <w:tc>
+          <w:tcPr>
+            <w:tcW w:type="dxa" w:w="850"/>
+            <w:shd w:fill="FFB347" w:val="clear"/>
+          </w:tcPr>
+          <w:p>
+            <w:r>
+              <w:rPr>
+                <w:b w:val="0"/>
+                <w:sz w:val="16"/>
+              </w:rPr>
+              <w:t>$2222224</w:t>
+            </w:r>
+          </w:p>
+        </w:tc>
+        <w:tc>
+          <w:tcPr>
+            <w:tcW w:type="dxa" w:w="1984"/>
+            <w:shd w:fill="FFB347" w:val="clear"/>
+          </w:tcPr>
+          <w:p>
+            <w:r>
+              <w:rPr>
+                <w:b w:val="0"/>
+                <w:sz w:val="16"/>
+              </w:rPr>
+              <w:t>oglinda</w:t>
+            </w:r>
+          </w:p>
+        </w:tc>
+        <w:tc>
+          <w:tcPr>
+            <w:tcW w:type="dxa" w:w="454"/>
+            <w:shd w:fill="FFB347" w:val="clear"/>
+          </w:tcPr>
+          <w:p>
+            <w:r>
+              <w:rPr>
+                <w:b w:val="0"/>
+                <w:sz w:val="16"/>
+              </w:rPr>
+              <w:t>buc</w:t>
+            </w:r>
+          </w:p>
+        </w:tc>
+        <w:tc>
+          <w:tcPr>
+            <w:tcW w:type="dxa" w:w="680"/>
+            <w:shd w:fill="FFB347" w:val="clear"/>
+          </w:tcPr>
+          <w:p>
+            <w:r>
+              <w:rPr>
+                <w:b w:val="0"/>
+                <w:sz w:val="16"/>
+              </w:rPr>
+              <w:t>4.0</w:t>
+            </w:r>
+          </w:p>
+        </w:tc>
+        <w:tc>
+          <w:tcPr>
+            <w:tcW w:type="dxa" w:w="850"/>
+            <w:shd w:fill="FFB347" w:val="clear"/>
+          </w:tcPr>
+          <w:p>
+            <w:r>
+              <w:rPr>
+                <w:b w:val="0"/>
+                <w:sz w:val="16"/>
+              </w:rPr>
+              <w:t>$22222241</w:t>
+            </w:r>
+          </w:p>
+        </w:tc>
+        <w:tc>
+          <w:tcPr>
+            <w:tcW w:type="dxa" w:w="1984"/>
+            <w:shd w:fill="FFB347" w:val="clear"/>
+          </w:tcPr>
+          <w:p>
+            <w:r>
+              <w:rPr>
+                <w:b w:val="0"/>
+                <w:sz w:val="16"/>
+              </w:rPr>
+              <w:t>oglinda</w:t>
+            </w:r>
+          </w:p>
+        </w:tc>
+        <w:tc>
+          <w:tcPr>
+            <w:tcW w:type="dxa" w:w="454"/>
+            <w:shd w:fill="FFB347" w:val="clear"/>
+          </w:tcPr>
+          <w:p>
+            <w:r>
+              <w:rPr>
+                <w:b w:val="0"/>
+                <w:sz w:val="16"/>
+              </w:rPr>
+              <w:t>buc</w:t>
+            </w:r>
+          </w:p>
+        </w:tc>
+        <w:tc>
+          <w:tcPr>
+            <w:tcW w:type="dxa" w:w="680"/>
+            <w:shd w:fill="FFB347" w:val="clear"/>
+          </w:tcPr>
+          <w:p>
+            <w:r>
+              <w:rPr>
+                <w:b w:val="0"/>
+                <w:sz w:val="16"/>
+              </w:rPr>
+              <w:t>1.0</w:t>
+            </w:r>
+          </w:p>
+        </w:tc>
+        <w:tc>
+          <w:tcPr>
+            <w:tcW w:type="dxa" w:w="3572"/>
+            <w:shd w:fill="FFB347" w:val="clear"/>
+          </w:tcPr>
+          <w:p>
+            <w:r>
+              <w:rPr>
+                <w:b w:val="0"/>
+                <w:color w:val="CC0000"/>
+                <w:sz w:val="16"/>
+              </w:rPr>
+              <w:t>Cod similar — posibilă eroare OCR sau variație: referință '$2222224', ofertat '$22222241'. Cod similar (OCR): '$2222224' ↔ '$22222241'. Necesită verificare manuală.</w:t>
             </w:r>
           </w:p>
         </w:tc>
@@ -4586,7 +7052,7 @@
                 <w:b w:val="0"/>
                 <w:sz w:val="16"/>
               </w:rPr>
-              <w:t>27</w:t>
+              <w:t>43</w:t>
             </w:r>
           </w:p>
         </w:tc>
@@ -4601,7 +7067,7 @@
                 <w:b w:val="0"/>
                 <w:sz w:val="16"/>
               </w:rPr>
-              <w:t>226418 - ARHITECTURA VESTIARE FOTBALIST SI SAL...</w:t>
+              <w:t>226528 - INSTALATII SANITARE OB.5</w:t>
             </w:r>
           </w:p>
         </w:tc>
@@ -4672,7 +7138,7 @@
                 <w:b w:val="0"/>
                 <w:sz w:val="16"/>
               </w:rPr>
-              <w:t>$5858393</w:t>
+              <w:t>SD13A1</w:t>
             </w:r>
           </w:p>
         </w:tc>
@@ -4687,7 +7153,7 @@
                 <w:b w:val="0"/>
                 <w:sz w:val="16"/>
               </w:rPr>
-              <w:t>solutie de protectie a lemnului tip</w:t>
+              <w:t>robinet trec cu ventil si mufe, pentru tevi ote...</w:t>
             </w:r>
           </w:p>
         </w:tc>
@@ -4702,7 +7168,7 @@
                 <w:b w:val="0"/>
                 <w:sz w:val="16"/>
               </w:rPr>
-              <w:t>l</w:t>
+              <w:t>buc</w:t>
             </w:r>
           </w:p>
         </w:tc>
@@ -4717,7 +7183,7 @@
                 <w:b w:val="0"/>
                 <w:sz w:val="16"/>
               </w:rPr>
-              <w:t>377.0</w:t>
+              <w:t>4.0</w:t>
             </w:r>
           </w:p>
         </w:tc>
@@ -4773,7 +7239,7 @@
                 <w:color w:val="000000"/>
                 <w:sz w:val="18"/>
               </w:rPr>
-              <w:t>Neconformitati: 1 din 109 articole ref.</w:t>
+              <w:t>Neconformitati: 3 din 184 articole ref.</w:t>
             </w:r>
           </w:p>
         </w:tc>
@@ -4819,7 +7285,7 @@
                 <w:color w:val="000000"/>
                 <w:sz w:val="18"/>
               </w:rPr>
-              <w:t>109</w:t>
+              <w:t>184</w:t>
             </w:r>
           </w:p>
         </w:tc>
@@ -4856,7 +7322,7 @@
                 <w:color w:val="000000"/>
                 <w:sz w:val="18"/>
               </w:rPr>
-              <w:t>102</w:t>
+              <w:t>134</w:t>
             </w:r>
           </w:p>
         </w:tc>
@@ -4883,7 +7349,7 @@
                 <w:b/>
                 <w:sz w:val="18"/>
               </w:rPr>
-              <w:t>Capitol de lucrări 226428 — INSTALATII SANITARE OB. 4  │  LIPSA: 1  │  EXTRA: 1  │  Delta: 0 ✓</w:t>
+              <w:t>Capitol de lucrări 226F08 — 45000000 AMENAJARI EXTERIOARE  │  LIPSA: 1  │  EXTRA: 0  │  Delta: -1</w:t>
             </w:r>
           </w:p>
         </w:tc>
@@ -4892,62 +7358,67 @@
         <w:tc>
           <w:tcPr>
             <w:tcW w:type="dxa" w:w="397"/>
-          </w:tcPr>
-          <w:p>
-            <w:r>
-              <w:rPr>
-                <w:b w:val="0"/>
-                <w:sz w:val="16"/>
-              </w:rPr>
-              <w:t>29</w:t>
+            <w:shd w:fill="FFB3B3" w:val="clear"/>
+          </w:tcPr>
+          <w:p>
+            <w:r>
+              <w:rPr>
+                <w:b w:val="0"/>
+                <w:sz w:val="16"/>
+              </w:rPr>
+              <w:t>45</w:t>
             </w:r>
           </w:p>
         </w:tc>
         <w:tc>
           <w:tcPr>
             <w:tcW w:type="dxa" w:w="1701"/>
-          </w:tcPr>
-          <w:p>
-            <w:r>
-              <w:rPr>
-                <w:b w:val="0"/>
-                <w:sz w:val="16"/>
-              </w:rPr>
-              <w:t>226428 - INSTALATII SANITARE OB. 4</w:t>
+            <w:shd w:fill="FFB3B3" w:val="clear"/>
+          </w:tcPr>
+          <w:p>
+            <w:r>
+              <w:rPr>
+                <w:b w:val="0"/>
+                <w:sz w:val="16"/>
+              </w:rPr>
+              <w:t>226F08 - 45000000 AMENAJARI EXTERIOARE</w:t>
             </w:r>
           </w:p>
         </w:tc>
         <w:tc>
           <w:tcPr>
             <w:tcW w:type="dxa" w:w="850"/>
-          </w:tcPr>
-          <w:p>
-            <w:r>
-              <w:rPr>
-                <w:b w:val="0"/>
-                <w:sz w:val="16"/>
-              </w:rPr>
-              <w:t>$3274977</w:t>
+            <w:shd w:fill="FFB3B3" w:val="clear"/>
+          </w:tcPr>
+          <w:p>
+            <w:r>
+              <w:rPr>
+                <w:b w:val="0"/>
+                <w:sz w:val="16"/>
+              </w:rPr>
+              <w:t>W1C01A1</w:t>
             </w:r>
           </w:p>
         </w:tc>
         <w:tc>
           <w:tcPr>
             <w:tcW w:type="dxa" w:w="1984"/>
-          </w:tcPr>
-          <w:p>
-            <w:r>
-              <w:rPr>
-                <w:b w:val="0"/>
-                <w:sz w:val="16"/>
-              </w:rPr>
-              <w:t>sifon de pardoseala dn40/50 cu iesire verticala...</w:t>
+            <w:shd w:fill="FFB3B3" w:val="clear"/>
+          </w:tcPr>
+          <w:p>
+            <w:r>
+              <w:rPr>
+                <w:b w:val="0"/>
+                <w:sz w:val="16"/>
+              </w:rPr>
+              <w:t>asimilat-montare panouri fotovoltaice lectura</w:t>
             </w:r>
           </w:p>
         </w:tc>
         <w:tc>
           <w:tcPr>
             <w:tcW w:type="dxa" w:w="454"/>
+            <w:shd w:fill="FFB3B3" w:val="clear"/>
           </w:tcPr>
           <w:p>
             <w:r>
@@ -4962,6 +7433,50 @@
         <w:tc>
           <w:tcPr>
             <w:tcW w:type="dxa" w:w="680"/>
+            <w:shd w:fill="FFB3B3" w:val="clear"/>
+          </w:tcPr>
+          <w:p>
+            <w:r>
+              <w:rPr>
+                <w:b w:val="0"/>
+                <w:sz w:val="16"/>
+              </w:rPr>
+              <w:t>1.0</w:t>
+            </w:r>
+          </w:p>
+        </w:tc>
+        <w:tc>
+          <w:tcPr>
+            <w:tcW w:type="dxa" w:w="850"/>
+            <w:shd w:fill="FFB3B3" w:val="clear"/>
+          </w:tcPr>
+          <w:p/>
+        </w:tc>
+        <w:tc>
+          <w:tcPr>
+            <w:tcW w:type="dxa" w:w="1984"/>
+            <w:shd w:fill="FFB3B3" w:val="clear"/>
+          </w:tcPr>
+          <w:p/>
+        </w:tc>
+        <w:tc>
+          <w:tcPr>
+            <w:tcW w:type="dxa" w:w="454"/>
+            <w:shd w:fill="FFB3B3" w:val="clear"/>
+          </w:tcPr>
+          <w:p/>
+        </w:tc>
+        <w:tc>
+          <w:tcPr>
+            <w:tcW w:type="dxa" w:w="680"/>
+            <w:shd w:fill="FFB3B3" w:val="clear"/>
+          </w:tcPr>
+          <w:p/>
+        </w:tc>
+        <w:tc>
+          <w:tcPr>
+            <w:tcW w:type="dxa" w:w="3572"/>
+            <w:shd w:fill="FFB3B3" w:val="clear"/>
           </w:tcPr>
           <w:p>
             <w:r>
@@ -4970,79 +7485,7 @@
                 <w:color w:val="CC0000"/>
                 <w:sz w:val="16"/>
               </w:rPr>
-              <w:t>4.0</w:t>
-            </w:r>
-          </w:p>
-        </w:tc>
-        <w:tc>
-          <w:tcPr>
-            <w:tcW w:type="dxa" w:w="850"/>
-          </w:tcPr>
-          <w:p>
-            <w:r>
-              <w:rPr>
-                <w:b w:val="0"/>
-                <w:sz w:val="16"/>
-              </w:rPr>
-              <w:t>$3274977</w:t>
-            </w:r>
-          </w:p>
-        </w:tc>
-        <w:tc>
-          <w:tcPr>
-            <w:tcW w:type="dxa" w:w="1984"/>
-          </w:tcPr>
-          <w:p>
-            <w:r>
-              <w:rPr>
-                <w:b w:val="0"/>
-                <w:sz w:val="16"/>
-              </w:rPr>
-              <w:t>sifon de pardoseala dn 40/50 cu iesire vertical...</w:t>
-            </w:r>
-          </w:p>
-        </w:tc>
-        <w:tc>
-          <w:tcPr>
-            <w:tcW w:type="dxa" w:w="454"/>
-          </w:tcPr>
-          <w:p>
-            <w:r>
-              <w:rPr>
-                <w:b w:val="0"/>
-                <w:sz w:val="16"/>
-              </w:rPr>
-              <w:t>buc</w:t>
-            </w:r>
-          </w:p>
-        </w:tc>
-        <w:tc>
-          <w:tcPr>
-            <w:tcW w:type="dxa" w:w="680"/>
-          </w:tcPr>
-          <w:p>
-            <w:r>
-              <w:rPr>
-                <w:b w:val="0"/>
-                <w:color w:val="CC0000"/>
-                <w:sz w:val="16"/>
-              </w:rPr>
-              <w:t>1.0</w:t>
-            </w:r>
-          </w:p>
-        </w:tc>
-        <w:tc>
-          <w:tcPr>
-            <w:tcW w:type="dxa" w:w="3572"/>
-          </w:tcPr>
-          <w:p>
-            <w:r>
-              <w:rPr>
-                <w:b w:val="0"/>
-                <w:color w:val="CC0000"/>
-                <w:sz w:val="16"/>
-              </w:rPr>
-              <w:t>Cantitate diferită: referință 4.0 buc, ofertat 1.0 buc</w:t>
+              <w:t>Articol lipsă din ofertă</w:t>
             </w:r>
           </w:p>
         </w:tc>
@@ -5051,62 +7494,157 @@
         <w:tc>
           <w:tcPr>
             <w:tcW w:type="dxa" w:w="397"/>
-          </w:tcPr>
-          <w:p>
-            <w:r>
-              <w:rPr>
-                <w:b w:val="0"/>
-                <w:sz w:val="16"/>
-              </w:rPr>
-              <w:t>30</w:t>
+            <w:shd w:fill="FFCC99" w:val="clear"/>
+          </w:tcPr>
+          <w:p>
+            <w:r>
+              <w:rPr>
+                <w:b w:val="0"/>
+                <w:sz w:val="16"/>
+              </w:rPr>
+              <w:t>46</w:t>
             </w:r>
           </w:p>
         </w:tc>
         <w:tc>
           <w:tcPr>
             <w:tcW w:type="dxa" w:w="1701"/>
-          </w:tcPr>
-          <w:p>
-            <w:r>
-              <w:rPr>
-                <w:b w:val="0"/>
-                <w:sz w:val="16"/>
-              </w:rPr>
-              <w:t>226428 - INSTALATII SANITARE OB. 4</w:t>
+            <w:shd w:fill="FFCC99" w:val="clear"/>
+          </w:tcPr>
+          <w:p>
+            <w:r>
+              <w:rPr>
+                <w:b w:val="0"/>
+                <w:sz w:val="16"/>
+              </w:rPr>
+              <w:t>226F08 - 45000000 AMENAJARI EXTERIOARE</w:t>
             </w:r>
           </w:p>
         </w:tc>
         <w:tc>
           <w:tcPr>
             <w:tcW w:type="dxa" w:w="850"/>
-          </w:tcPr>
-          <w:p>
-            <w:r>
-              <w:rPr>
-                <w:b w:val="0"/>
-                <w:sz w:val="16"/>
-              </w:rPr>
-              <w:t>$2222219</w:t>
+            <w:shd w:fill="FFCC99" w:val="clear"/>
+          </w:tcPr>
+          <w:p>
+            <w:r>
+              <w:rPr>
+                <w:b w:val="0"/>
+                <w:sz w:val="16"/>
+              </w:rPr>
+              <w:t>W1C01A1</w:t>
             </w:r>
           </w:p>
         </w:tc>
         <w:tc>
           <w:tcPr>
             <w:tcW w:type="dxa" w:w="1984"/>
-          </w:tcPr>
-          <w:p>
-            <w:r>
-              <w:rPr>
-                <w:b w:val="0"/>
-                <w:sz w:val="16"/>
-              </w:rPr>
-              <w:t>cadite dus</w:t>
+            <w:shd w:fill="FFCC99" w:val="clear"/>
+          </w:tcPr>
+          <w:p>
+            <w:r>
+              <w:rPr>
+                <w:b w:val="0"/>
+                <w:sz w:val="16"/>
+              </w:rPr>
+              <w:t>asimilat-montare panouri fotovoltaice lectura</w:t>
             </w:r>
           </w:p>
         </w:tc>
         <w:tc>
           <w:tcPr>
             <w:tcW w:type="dxa" w:w="454"/>
+            <w:shd w:fill="FFCC99" w:val="clear"/>
+          </w:tcPr>
+          <w:p>
+            <w:r>
+              <w:rPr>
+                <w:b w:val="0"/>
+                <w:sz w:val="16"/>
+              </w:rPr>
+              <w:t>buc</w:t>
+            </w:r>
+          </w:p>
+        </w:tc>
+        <w:tc>
+          <w:tcPr>
+            <w:tcW w:type="dxa" w:w="680"/>
+            <w:shd w:fill="FFCC99" w:val="clear"/>
+          </w:tcPr>
+          <w:p>
+            <w:r>
+              <w:rPr>
+                <w:b w:val="0"/>
+                <w:sz w:val="16"/>
+              </w:rPr>
+              <w:t>1.0</w:t>
+            </w:r>
+          </w:p>
+        </w:tc>
+        <w:tc>
+          <w:tcPr>
+            <w:tcW w:type="dxa" w:w="850"/>
+            <w:shd w:fill="FFCC99" w:val="clear"/>
+          </w:tcPr>
+          <w:p>
+            <w:r>
+              <w:rPr>
+                <w:b w:val="0"/>
+                <w:sz w:val="16"/>
+              </w:rPr>
+              <w:t>W1C01A1</w:t>
+            </w:r>
+          </w:p>
+        </w:tc>
+        <w:tc>
+          <w:tcPr>
+            <w:tcW w:type="dxa" w:w="1984"/>
+            <w:shd w:fill="FFCC99" w:val="clear"/>
+          </w:tcPr>
+          <w:p>
+            <w:r>
+              <w:rPr>
+                <w:b w:val="0"/>
+                <w:sz w:val="16"/>
+              </w:rPr>
+              <w:t>Deviz 226208</w:t>
+            </w:r>
+          </w:p>
+        </w:tc>
+        <w:tc>
+          <w:tcPr>
+            <w:tcW w:type="dxa" w:w="454"/>
+            <w:shd w:fill="FFCC99" w:val="clear"/>
+          </w:tcPr>
+          <w:p>
+            <w:r>
+              <w:rPr>
+                <w:b w:val="0"/>
+                <w:sz w:val="16"/>
+              </w:rPr>
+              <w:t>buc</w:t>
+            </w:r>
+          </w:p>
+        </w:tc>
+        <w:tc>
+          <w:tcPr>
+            <w:tcW w:type="dxa" w:w="680"/>
+            <w:shd w:fill="FFCC99" w:val="clear"/>
+          </w:tcPr>
+          <w:p>
+            <w:r>
+              <w:rPr>
+                <w:b w:val="0"/>
+                <w:sz w:val="16"/>
+              </w:rPr>
+              <w:t>1.0</w:t>
+            </w:r>
+          </w:p>
+        </w:tc>
+        <w:tc>
+          <w:tcPr>
+            <w:tcW w:type="dxa" w:w="3572"/>
+            <w:shd w:fill="FFCC99" w:val="clear"/>
           </w:tcPr>
           <w:p>
             <w:r>
@@ -5115,92 +7653,7 @@
                 <w:color w:val="CC0000"/>
                 <w:sz w:val="16"/>
               </w:rPr>
-            </w:r>
-          </w:p>
-        </w:tc>
-        <w:tc>
-          <w:tcPr>
-            <w:tcW w:type="dxa" w:w="680"/>
-          </w:tcPr>
-          <w:p>
-            <w:r>
-              <w:rPr>
-                <w:b w:val="0"/>
-                <w:sz w:val="16"/>
-              </w:rPr>
-              <w:t>3.0</w:t>
-            </w:r>
-          </w:p>
-        </w:tc>
-        <w:tc>
-          <w:tcPr>
-            <w:tcW w:type="dxa" w:w="850"/>
-          </w:tcPr>
-          <w:p>
-            <w:r>
-              <w:rPr>
-                <w:b w:val="0"/>
-                <w:sz w:val="16"/>
-              </w:rPr>
-              <w:t>$2222219</w:t>
-            </w:r>
-          </w:p>
-        </w:tc>
-        <w:tc>
-          <w:tcPr>
-            <w:tcW w:type="dxa" w:w="1984"/>
-          </w:tcPr>
-          <w:p>
-            <w:r>
-              <w:rPr>
-                <w:b w:val="0"/>
-                <w:sz w:val="16"/>
-              </w:rPr>
-              <w:t>cadite dus</w:t>
-            </w:r>
-          </w:p>
-        </w:tc>
-        <w:tc>
-          <w:tcPr>
-            <w:tcW w:type="dxa" w:w="454"/>
-          </w:tcPr>
-          <w:p>
-            <w:r>
-              <w:rPr>
-                <w:b w:val="0"/>
-                <w:color w:val="CC0000"/>
-                <w:sz w:val="16"/>
-              </w:rPr>
-              <w:t>buc</w:t>
-            </w:r>
-          </w:p>
-        </w:tc>
-        <w:tc>
-          <w:tcPr>
-            <w:tcW w:type="dxa" w:w="680"/>
-          </w:tcPr>
-          <w:p>
-            <w:r>
-              <w:rPr>
-                <w:b w:val="0"/>
-                <w:sz w:val="16"/>
-              </w:rPr>
-              <w:t>3.0</w:t>
-            </w:r>
-          </w:p>
-        </w:tc>
-        <w:tc>
-          <w:tcPr>
-            <w:tcW w:type="dxa" w:w="3572"/>
-          </w:tcPr>
-          <w:p>
-            <w:r>
-              <w:rPr>
-                <w:b w:val="0"/>
-                <w:color w:val="CC0000"/>
-                <w:sz w:val="16"/>
-              </w:rPr>
-              <w:t>Unitate de măsură diferită: referință , ofertat buc</w:t>
+              <w:t>ORPHAN: Cod 'W1C01A1' identic, dar categorii DIFERITE. Cod W1C01A1: REF categoriei 226F08 =&gt; OFERTA categoriei 226208. VERIFICARE MANUALA NECESARA!</w:t>
             </w:r>
           </w:p>
         </w:tc>
@@ -5209,134 +7662,148 @@
         <w:tc>
           <w:tcPr>
             <w:tcW w:type="dxa" w:w="397"/>
-            <w:shd w:fill="FFB3B3" w:val="clear"/>
-          </w:tcPr>
-          <w:p>
-            <w:r>
-              <w:rPr>
-                <w:b w:val="0"/>
-                <w:sz w:val="16"/>
-              </w:rPr>
-              <w:t>31</w:t>
-            </w:r>
-          </w:p>
+          </w:tcPr>
+          <w:p/>
         </w:tc>
         <w:tc>
           <w:tcPr>
             <w:tcW w:type="dxa" w:w="1701"/>
-            <w:shd w:fill="FFB3B3" w:val="clear"/>
-          </w:tcPr>
-          <w:p>
-            <w:r>
-              <w:rPr>
-                <w:b w:val="0"/>
-                <w:sz w:val="16"/>
-              </w:rPr>
-              <w:t>226428 - INSTALATII SANITARE OB. 4</w:t>
+            <w:shd w:fill="D9D9D9" w:val="clear"/>
+          </w:tcPr>
+          <w:p>
+            <w:r>
+              <w:rPr>
+                <w:b/>
+                <w:color w:val="000000"/>
+                <w:sz w:val="18"/>
+              </w:rPr>
+              <w:t>SUMAR</w:t>
             </w:r>
           </w:p>
         </w:tc>
         <w:tc>
           <w:tcPr>
             <w:tcW w:type="dxa" w:w="850"/>
-            <w:shd w:fill="FFB3B3" w:val="clear"/>
-          </w:tcPr>
-          <w:p>
-            <w:r>
-              <w:rPr>
-                <w:b w:val="0"/>
-                <w:sz w:val="16"/>
-              </w:rPr>
-              <w:t>$3275597</w:t>
+            <w:shd w:fill="D9D9D9" w:val="clear"/>
+          </w:tcPr>
+          <w:p>
+            <w:r>
+              <w:rPr>
+                <w:b/>
+                <w:color w:val="000000"/>
+                <w:sz w:val="18"/>
+              </w:rPr>
+              <w:t>Neconformitati: 1 din 1 articole ref.</w:t>
             </w:r>
           </w:p>
         </w:tc>
         <w:tc>
           <w:tcPr>
             <w:tcW w:type="dxa" w:w="1984"/>
-            <w:shd w:fill="FFB3B3" w:val="clear"/>
-          </w:tcPr>
-          <w:p>
-            <w:r>
-              <w:rPr>
-                <w:b w:val="0"/>
-                <w:sz w:val="16"/>
-              </w:rPr>
-              <w:t>sifon de pardoseala dn110 cu iesire verticala c...</w:t>
-            </w:r>
+            <w:shd w:fill="D9D9D9" w:val="clear"/>
+          </w:tcPr>
+          <w:p>
+            <w:r/>
           </w:p>
         </w:tc>
         <w:tc>
           <w:tcPr>
             <w:tcW w:type="dxa" w:w="454"/>
-            <w:shd w:fill="FFB3B3" w:val="clear"/>
-          </w:tcPr>
-          <w:p>
-            <w:r>
-              <w:rPr>
-                <w:b w:val="0"/>
-                <w:sz w:val="16"/>
-              </w:rPr>
-              <w:t>buc</w:t>
-            </w:r>
+            <w:shd w:fill="D9D9D9" w:val="clear"/>
+          </w:tcPr>
+          <w:p>
+            <w:r/>
           </w:p>
         </w:tc>
         <w:tc>
           <w:tcPr>
             <w:tcW w:type="dxa" w:w="680"/>
-            <w:shd w:fill="FFB3B3" w:val="clear"/>
-          </w:tcPr>
-          <w:p>
-            <w:r>
-              <w:rPr>
-                <w:b w:val="0"/>
-                <w:sz w:val="16"/>
-              </w:rPr>
-              <w:t>1.0</w:t>
-            </w:r>
+            <w:shd w:fill="D9D9D9" w:val="clear"/>
+          </w:tcPr>
+          <w:p>
+            <w:r/>
           </w:p>
         </w:tc>
         <w:tc>
           <w:tcPr>
             <w:tcW w:type="dxa" w:w="850"/>
-            <w:shd w:fill="FFB3B3" w:val="clear"/>
-          </w:tcPr>
-          <w:p/>
+            <w:shd w:fill="D9D9D9" w:val="clear"/>
+          </w:tcPr>
+          <w:p>
+            <w:pPr>
+              <w:jc w:val="center"/>
+            </w:pPr>
+            <w:r>
+              <w:rPr>
+                <w:b/>
+                <w:color w:val="000000"/>
+                <w:sz w:val="18"/>
+              </w:rPr>
+              <w:t>1</w:t>
+            </w:r>
+          </w:p>
         </w:tc>
         <w:tc>
           <w:tcPr>
             <w:tcW w:type="dxa" w:w="1984"/>
-            <w:shd w:fill="FFB3B3" w:val="clear"/>
-          </w:tcPr>
-          <w:p/>
+            <w:shd w:fill="D9D9D9" w:val="clear"/>
+          </w:tcPr>
+          <w:p>
+            <w:r/>
+          </w:p>
         </w:tc>
         <w:tc>
           <w:tcPr>
             <w:tcW w:type="dxa" w:w="454"/>
-            <w:shd w:fill="FFB3B3" w:val="clear"/>
-          </w:tcPr>
-          <w:p/>
+            <w:shd w:fill="D9D9D9" w:val="clear"/>
+          </w:tcPr>
+          <w:p>
+            <w:r/>
+          </w:p>
         </w:tc>
         <w:tc>
           <w:tcPr>
             <w:tcW w:type="dxa" w:w="680"/>
-            <w:shd w:fill="FFB3B3" w:val="clear"/>
-          </w:tcPr>
-          <w:p/>
+            <w:shd w:fill="D9D9D9" w:val="clear"/>
+          </w:tcPr>
+          <w:p>
+            <w:pPr>
+              <w:jc w:val="center"/>
+            </w:pPr>
+            <w:r>
+              <w:rPr>
+                <w:b/>
+                <w:color w:val="000000"/>
+                <w:sz w:val="18"/>
+              </w:rPr>
+              <w:t>0</w:t>
+            </w:r>
+          </w:p>
         </w:tc>
         <w:tc>
           <w:tcPr>
             <w:tcW w:type="dxa" w:w="3572"/>
-            <w:shd w:fill="FFB3B3" w:val="clear"/>
-          </w:tcPr>
-          <w:p>
-            <w:r>
-              <w:rPr>
-                <w:b w:val="0"/>
-                <w:color w:val="CC0000"/>
-                <w:sz w:val="16"/>
-              </w:rPr>
-              <w:t>Articol lipsă din ofertă</w:t>
+            <w:shd w:fill="D9D9D9" w:val="clear"/>
+          </w:tcPr>
+          <w:p>
+            <w:r/>
+          </w:p>
+        </w:tc>
+      </w:tr>
+      <w:tr>
+        <w:tc>
+          <w:tcPr>
+            <w:tcW w:type="dxa" w:w="3572"/>
+            <w:gridSpan w:val="11"/>
+            <w:shd w:fill="D9D9D9" w:val="clear"/>
+          </w:tcPr>
+          <w:p>
+            <w:r>
+              <w:rPr>
+                <w:b/>
+                <w:sz w:val="18"/>
+              </w:rPr>
+              <w:t>Capitol de lucrări 226358  │  LIPSA: 0  │  EXTRA: 2  │  Delta: +2</w:t>
             </w:r>
           </w:p>
         </w:tc>
@@ -5372,7 +7839,7 @@
                 <w:b w:val="0"/>
                 <w:sz w:val="16"/>
               </w:rPr>
-              <w:t>32</w:t>
+              <w:t>48</w:t>
             </w:r>
           </w:p>
         </w:tc>
@@ -5387,7 +7854,7 @@
                 <w:b w:val="0"/>
                 <w:sz w:val="16"/>
               </w:rPr>
-              <w:t>226428 - INSTALATII SANITARE OB. 4</w:t>
+              <w:t>226358</w:t>
             </w:r>
           </w:p>
         </w:tc>
@@ -5458,7 +7925,7 @@
                 <w:b w:val="0"/>
                 <w:sz w:val="16"/>
               </w:rPr>
-              <w:t>$3274977</w:t>
+              <w:t>TRA01A20P</w:t>
             </w:r>
           </w:p>
         </w:tc>
@@ -5473,7 +7940,7 @@
                 <w:b w:val="0"/>
                 <w:sz w:val="16"/>
               </w:rPr>
-              <w:t>sifon de pardoseala dn 40/50 cu iesire vertical...</w:t>
+              <w:t>transportul rutier al pamantului sau molozului ...</w:t>
             </w:r>
           </w:p>
         </w:tc>
@@ -5488,7 +7955,7 @@
                 <w:b w:val="0"/>
                 <w:sz w:val="16"/>
               </w:rPr>
-              <w:t>buc</w:t>
+              <w:t>tona</w:t>
             </w:r>
           </w:p>
         </w:tc>
@@ -5503,7 +7970,171 @@
                 <w:b w:val="0"/>
                 <w:sz w:val="16"/>
               </w:rPr>
-              <w:t>4.0</w:t>
+              <w:t>1132.4</w:t>
+            </w:r>
+          </w:p>
+        </w:tc>
+        <w:tc>
+          <w:tcPr>
+            <w:tcW w:type="dxa" w:w="3572"/>
+            <w:shd w:fill="FFFF99" w:val="clear"/>
+          </w:tcPr>
+          <w:p>
+            <w:r>
+              <w:rPr>
+                <w:b w:val="0"/>
+                <w:color w:val="CC0000"/>
+                <w:sz w:val="16"/>
+              </w:rPr>
+              <w:t>Articol suplimentar în ofertă (nu există în referință)</w:t>
+            </w:r>
+          </w:p>
+        </w:tc>
+      </w:tr>
+      <w:tr>
+        <w:tc>
+          <w:tcPr>
+            <w:tcW w:type="dxa" w:w="397"/>
+            <w:shd w:fill="FFFF99" w:val="clear"/>
+          </w:tcPr>
+          <w:p>
+            <w:r>
+              <w:rPr>
+                <w:b w:val="0"/>
+                <w:sz w:val="16"/>
+              </w:rPr>
+              <w:t>49</w:t>
+            </w:r>
+          </w:p>
+        </w:tc>
+        <w:tc>
+          <w:tcPr>
+            <w:tcW w:type="dxa" w:w="1701"/>
+            <w:shd w:fill="FFFF99" w:val="clear"/>
+          </w:tcPr>
+          <w:p>
+            <w:r>
+              <w:rPr>
+                <w:b w:val="0"/>
+                <w:sz w:val="16"/>
+              </w:rPr>
+              <w:t>226358</w:t>
+            </w:r>
+          </w:p>
+        </w:tc>
+        <w:tc>
+          <w:tcPr>
+            <w:tcW w:type="dxa" w:w="850"/>
+            <w:shd w:fill="FFFF99" w:val="clear"/>
+          </w:tcPr>
+          <w:p>
+            <w:r>
+              <w:rPr>
+                <w:b w:val="0"/>
+                <w:sz w:val="16"/>
+              </w:rPr>
+            </w:r>
+          </w:p>
+        </w:tc>
+        <w:tc>
+          <w:tcPr>
+            <w:tcW w:type="dxa" w:w="1984"/>
+            <w:shd w:fill="FFFF99" w:val="clear"/>
+          </w:tcPr>
+          <w:p>
+            <w:r>
+              <w:rPr>
+                <w:b w:val="0"/>
+                <w:sz w:val="16"/>
+              </w:rPr>
+            </w:r>
+          </w:p>
+        </w:tc>
+        <w:tc>
+          <w:tcPr>
+            <w:tcW w:type="dxa" w:w="454"/>
+            <w:shd w:fill="FFFF99" w:val="clear"/>
+          </w:tcPr>
+          <w:p>
+            <w:r>
+              <w:rPr>
+                <w:b w:val="0"/>
+                <w:sz w:val="16"/>
+              </w:rPr>
+            </w:r>
+          </w:p>
+        </w:tc>
+        <w:tc>
+          <w:tcPr>
+            <w:tcW w:type="dxa" w:w="680"/>
+            <w:shd w:fill="FFFF99" w:val="clear"/>
+          </w:tcPr>
+          <w:p>
+            <w:r>
+              <w:rPr>
+                <w:b w:val="0"/>
+                <w:sz w:val="16"/>
+              </w:rPr>
+            </w:r>
+          </w:p>
+        </w:tc>
+        <w:tc>
+          <w:tcPr>
+            <w:tcW w:type="dxa" w:w="850"/>
+            <w:shd w:fill="FFFF99" w:val="clear"/>
+          </w:tcPr>
+          <w:p>
+            <w:r>
+              <w:rPr>
+                <w:b w:val="0"/>
+                <w:sz w:val="16"/>
+              </w:rPr>
+              <w:t>$22100100</w:t>
+            </w:r>
+          </w:p>
+        </w:tc>
+        <w:tc>
+          <w:tcPr>
+            <w:tcW w:type="dxa" w:w="1984"/>
+            <w:shd w:fill="FFFF99" w:val="clear"/>
+          </w:tcPr>
+          <w:p>
+            <w:r>
+              <w:rPr>
+                <w:b w:val="0"/>
+                <w:sz w:val="16"/>
+              </w:rPr>
+              <w:t>profil fagure ecologic</w:t>
+            </w:r>
+          </w:p>
+        </w:tc>
+        <w:tc>
+          <w:tcPr>
+            <w:tcW w:type="dxa" w:w="454"/>
+            <w:shd w:fill="FFFF99" w:val="clear"/>
+          </w:tcPr>
+          <w:p>
+            <w:r>
+              <w:rPr>
+                <w:b w:val="0"/>
+                <w:sz w:val="16"/>
+              </w:rPr>
+              <w:t>mp</w:t>
+            </w:r>
+          </w:p>
+        </w:tc>
+        <w:tc>
+          <w:tcPr>
+            <w:tcW w:type="dxa" w:w="680"/>
+            <w:shd w:fill="FFFF99" w:val="clear"/>
+          </w:tcPr>
+          <w:p>
+            <w:r>
+              <w:rPr>
+                <w:b w:val="0"/>
+                <w:sz w:val="16"/>
+              </w:rPr>
+              <w:t>2000.0</w:t>
             </w:r>
           </w:p>
         </w:tc>
@@ -5559,7 +8190,7 @@
                 <w:color w:val="000000"/>
                 <w:sz w:val="18"/>
               </w:rPr>
-              <w:t>Neconformitati: 3 din 153 articole ref.</w:t>
+              <w:t>Neconformitati: 2 din 18 articole ref.</w:t>
             </w:r>
           </w:p>
         </w:tc>
@@ -5605,7 +8236,7 @@
                 <w:color w:val="000000"/>
                 <w:sz w:val="18"/>
               </w:rPr>
-              <w:t>153</w:t>
+              <w:t>18</w:t>
             </w:r>
           </w:p>
         </w:tc>
@@ -5642,7 +8273,7 @@
                 <w:color w:val="000000"/>
                 <w:sz w:val="18"/>
               </w:rPr>
-              <w:t>121</w:t>
+              <w:t>19</w:t>
             </w:r>
           </w:p>
         </w:tc>
@@ -5669,7 +8300,7 @@
                 <w:b/>
                 <w:sz w:val="18"/>
               </w:rPr>
-              <w:t>Capitol de lucrări 226488 — INSTALATIE VOCE-DATE-OB. 4  │  LIPSA: 1  │  EXTRA: 0  │  Delta: -1</w:t>
+              <w:t>Capitol de lucrări 226478  │  LIPSA: 0  │  EXTRA: 1  │  Delta: +1</w:t>
             </w:r>
           </w:p>
         </w:tc>
@@ -5677,126 +8308,173 @@
       <w:tr>
         <w:tc>
           <w:tcPr>
+            <w:tcW w:type="dxa" w:w="3572"/>
+            <w:gridSpan w:val="11"/>
+            <w:shd w:fill="FFFF99" w:val="clear"/>
+          </w:tcPr>
+          <w:p>
+            <w:r>
+              <w:rPr>
+                <w:b w:val="0"/>
+                <w:i/>
+                <w:sz w:val="16"/>
+              </w:rPr>
+              <w:t>▸ Articole extra în ofertă — verificare manuală recomandată</w:t>
+            </w:r>
+          </w:p>
+        </w:tc>
+      </w:tr>
+      <w:tr>
+        <w:tc>
+          <w:tcPr>
             <w:tcW w:type="dxa" w:w="397"/>
-            <w:shd w:fill="FFB3B3" w:val="clear"/>
-          </w:tcPr>
-          <w:p>
-            <w:r>
-              <w:rPr>
-                <w:b w:val="0"/>
-                <w:sz w:val="16"/>
-              </w:rPr>
-              <w:t>34</w:t>
+            <w:shd w:fill="FFFF99" w:val="clear"/>
+          </w:tcPr>
+          <w:p>
+            <w:r>
+              <w:rPr>
+                <w:b w:val="0"/>
+                <w:sz w:val="16"/>
+              </w:rPr>
+              <w:t>51</w:t>
             </w:r>
           </w:p>
         </w:tc>
         <w:tc>
           <w:tcPr>
             <w:tcW w:type="dxa" w:w="1701"/>
-            <w:shd w:fill="FFB3B3" w:val="clear"/>
-          </w:tcPr>
-          <w:p>
-            <w:r>
-              <w:rPr>
-                <w:b w:val="0"/>
-                <w:sz w:val="16"/>
-              </w:rPr>
-              <w:t>226488 - INSTALATIE VOCE-DATE-OB. 4</w:t>
+            <w:shd w:fill="FFFF99" w:val="clear"/>
+          </w:tcPr>
+          <w:p>
+            <w:r>
+              <w:rPr>
+                <w:b w:val="0"/>
+                <w:sz w:val="16"/>
+              </w:rPr>
+              <w:t>226478</w:t>
             </w:r>
           </w:p>
         </w:tc>
         <w:tc>
           <w:tcPr>
             <w:tcW w:type="dxa" w:w="850"/>
-            <w:shd w:fill="FFB3B3" w:val="clear"/>
-          </w:tcPr>
-          <w:p>
-            <w:r>
-              <w:rPr>
-                <w:b w:val="0"/>
-                <w:sz w:val="16"/>
-              </w:rPr>
-              <w:t>$5538123</w:t>
+            <w:shd w:fill="FFFF99" w:val="clear"/>
+          </w:tcPr>
+          <w:p>
+            <w:r>
+              <w:rPr>
+                <w:b w:val="0"/>
+                <w:sz w:val="16"/>
+              </w:rPr>
             </w:r>
           </w:p>
         </w:tc>
         <w:tc>
           <w:tcPr>
             <w:tcW w:type="dxa" w:w="1984"/>
-            <w:shd w:fill="FFB3B3" w:val="clear"/>
-          </w:tcPr>
-          <w:p>
-            <w:r>
-              <w:rPr>
-                <w:b w:val="0"/>
-                <w:sz w:val="16"/>
-              </w:rPr>
-              <w:t>patchpanel 8 porturi rj45 echipat</w:t>
+            <w:shd w:fill="FFFF99" w:val="clear"/>
+          </w:tcPr>
+          <w:p>
+            <w:r>
+              <w:rPr>
+                <w:b w:val="0"/>
+                <w:sz w:val="16"/>
+              </w:rPr>
             </w:r>
           </w:p>
         </w:tc>
         <w:tc>
           <w:tcPr>
             <w:tcW w:type="dxa" w:w="454"/>
-            <w:shd w:fill="FFB3B3" w:val="clear"/>
-          </w:tcPr>
-          <w:p>
-            <w:r>
-              <w:rPr>
-                <w:b w:val="0"/>
-                <w:sz w:val="16"/>
-              </w:rPr>
-              <w:t>buc</w:t>
+            <w:shd w:fill="FFFF99" w:val="clear"/>
+          </w:tcPr>
+          <w:p>
+            <w:r>
+              <w:rPr>
+                <w:b w:val="0"/>
+                <w:sz w:val="16"/>
+              </w:rPr>
             </w:r>
           </w:p>
         </w:tc>
         <w:tc>
           <w:tcPr>
             <w:tcW w:type="dxa" w:w="680"/>
-            <w:shd w:fill="FFB3B3" w:val="clear"/>
-          </w:tcPr>
-          <w:p>
-            <w:r>
-              <w:rPr>
-                <w:b w:val="0"/>
-                <w:sz w:val="16"/>
-              </w:rPr>
-              <w:t>1.0</w:t>
+            <w:shd w:fill="FFFF99" w:val="clear"/>
+          </w:tcPr>
+          <w:p>
+            <w:r>
+              <w:rPr>
+                <w:b w:val="0"/>
+                <w:sz w:val="16"/>
+              </w:rPr>
             </w:r>
           </w:p>
         </w:tc>
         <w:tc>
           <w:tcPr>
             <w:tcW w:type="dxa" w:w="850"/>
-            <w:shd w:fill="FFB3B3" w:val="clear"/>
-          </w:tcPr>
-          <w:p/>
+            <w:shd w:fill="FFFF99" w:val="clear"/>
+          </w:tcPr>
+          <w:p>
+            <w:r>
+              <w:rPr>
+                <w:b w:val="0"/>
+                <w:sz w:val="16"/>
+              </w:rPr>
+              <w:t>$3270501</w:t>
+            </w:r>
+          </w:p>
         </w:tc>
         <w:tc>
           <w:tcPr>
             <w:tcW w:type="dxa" w:w="1984"/>
-            <w:shd w:fill="FFB3B3" w:val="clear"/>
-          </w:tcPr>
-          <w:p/>
+            <w:shd w:fill="FFFF99" w:val="clear"/>
+          </w:tcPr>
+          <w:p>
+            <w:r>
+              <w:rPr>
+                <w:b w:val="0"/>
+                <w:sz w:val="16"/>
+              </w:rPr>
+              <w:t>cablu cyyf 4x1,5 mmp</w:t>
+            </w:r>
+          </w:p>
         </w:tc>
         <w:tc>
           <w:tcPr>
             <w:tcW w:type="dxa" w:w="454"/>
-            <w:shd w:fill="FFB3B3" w:val="clear"/>
-          </w:tcPr>
-          <w:p/>
+            <w:shd w:fill="FFFF99" w:val="clear"/>
+          </w:tcPr>
+          <w:p>
+            <w:r>
+              <w:rPr>
+                <w:b w:val="0"/>
+                <w:sz w:val="16"/>
+              </w:rPr>
+              <w:t>m</w:t>
+            </w:r>
+          </w:p>
         </w:tc>
         <w:tc>
           <w:tcPr>
             <w:tcW w:type="dxa" w:w="680"/>
-            <w:shd w:fill="FFB3B3" w:val="clear"/>
-          </w:tcPr>
-          <w:p/>
+            <w:shd w:fill="FFFF99" w:val="clear"/>
+          </w:tcPr>
+          <w:p>
+            <w:r>
+              <w:rPr>
+                <w:b w:val="0"/>
+                <w:sz w:val="16"/>
+              </w:rPr>
+              <w:t>306.0</w:t>
+            </w:r>
+          </w:p>
         </w:tc>
         <w:tc>
           <w:tcPr>
             <w:tcW w:type="dxa" w:w="3572"/>
-            <w:shd w:fill="FFB3B3" w:val="clear"/>
+            <w:shd w:fill="FFFF99" w:val="clear"/>
           </w:tcPr>
           <w:p>
             <w:r>
@@ -5805,7 +8483,7 @@
                 <w:color w:val="CC0000"/>
                 <w:sz w:val="16"/>
               </w:rPr>
-              <w:t>Articol lipsă din ofertă</w:t>
+              <w:t>Articol suplimentar în ofertă (nu există în referință)</w:t>
             </w:r>
           </w:p>
         </w:tc>
@@ -5845,7 +8523,7 @@
                 <w:color w:val="000000"/>
                 <w:sz w:val="18"/>
               </w:rPr>
-              <w:t>Neconformitati: 1 din 14 articole ref.</w:t>
+              <w:t>Neconformitati: 1 din 35 articole ref.</w:t>
             </w:r>
           </w:p>
         </w:tc>
@@ -5891,7 +8569,7 @@
                 <w:color w:val="000000"/>
                 <w:sz w:val="18"/>
               </w:rPr>
-              <w:t>14</w:t>
+              <w:t>35</w:t>
             </w:r>
           </w:p>
         </w:tc>
@@ -5928,7 +8606,7 @@
                 <w:color w:val="000000"/>
                 <w:sz w:val="18"/>
               </w:rPr>
-              <w:t>13</w:t>
+              <w:t>35</w:t>
             </w:r>
           </w:p>
         </w:tc>
@@ -5955,1251 +8633,7 @@
                 <w:b/>
                 <w:sz w:val="18"/>
               </w:rPr>
-              <w:t>Capitol de lucrări 226498 — SISTEM SUPRAVEGHEREA VIDEO -OB4  │  LIPSA: 2  │  EXTRA: 0  │  Delta: -2</w:t>
-            </w:r>
-          </w:p>
-        </w:tc>
-      </w:tr>
-      <w:tr>
-        <w:tc>
-          <w:tcPr>
-            <w:tcW w:type="dxa" w:w="397"/>
-            <w:shd w:fill="FFB3B3" w:val="clear"/>
-          </w:tcPr>
-          <w:p>
-            <w:r>
-              <w:rPr>
-                <w:b w:val="0"/>
-                <w:sz w:val="16"/>
-              </w:rPr>
-              <w:t>36</w:t>
-            </w:r>
-          </w:p>
-        </w:tc>
-        <w:tc>
-          <w:tcPr>
-            <w:tcW w:type="dxa" w:w="1701"/>
-            <w:shd w:fill="FFB3B3" w:val="clear"/>
-          </w:tcPr>
-          <w:p>
-            <w:r>
-              <w:rPr>
-                <w:b w:val="0"/>
-                <w:sz w:val="16"/>
-              </w:rPr>
-              <w:t>226498 - SISTEM SUPRAVEGHEREA VIDEO -OB4</w:t>
-            </w:r>
-          </w:p>
-        </w:tc>
-        <w:tc>
-          <w:tcPr>
-            <w:tcW w:type="dxa" w:w="850"/>
-            <w:shd w:fill="FFB3B3" w:val="clear"/>
-          </w:tcPr>
-          <w:p>
-            <w:r>
-              <w:rPr>
-                <w:b w:val="0"/>
-                <w:sz w:val="16"/>
-              </w:rPr>
-              <w:t>EI17A1</w:t>
-            </w:r>
-          </w:p>
-        </w:tc>
-        <w:tc>
-          <w:tcPr>
-            <w:tcW w:type="dxa" w:w="1984"/>
-            <w:shd w:fill="FFB3B3" w:val="clear"/>
-          </w:tcPr>
-          <w:p>
-            <w:r>
-              <w:rPr>
-                <w:b w:val="0"/>
-                <w:sz w:val="16"/>
-              </w:rPr>
-              <w:t>software pentru videocaptare si inregistrare</w:t>
-            </w:r>
-          </w:p>
-        </w:tc>
-        <w:tc>
-          <w:tcPr>
-            <w:tcW w:type="dxa" w:w="454"/>
-            <w:shd w:fill="FFB3B3" w:val="clear"/>
-          </w:tcPr>
-          <w:p>
-            <w:r>
-              <w:rPr>
-                <w:b w:val="0"/>
-                <w:sz w:val="16"/>
-              </w:rPr>
-              <w:t>buc</w:t>
-            </w:r>
-          </w:p>
-        </w:tc>
-        <w:tc>
-          <w:tcPr>
-            <w:tcW w:type="dxa" w:w="680"/>
-            <w:shd w:fill="FFB3B3" w:val="clear"/>
-          </w:tcPr>
-          <w:p>
-            <w:r>
-              <w:rPr>
-                <w:b w:val="0"/>
-                <w:sz w:val="16"/>
-              </w:rPr>
-              <w:t>2.0</w:t>
-            </w:r>
-          </w:p>
-        </w:tc>
-        <w:tc>
-          <w:tcPr>
-            <w:tcW w:type="dxa" w:w="850"/>
-            <w:shd w:fill="FFB3B3" w:val="clear"/>
-          </w:tcPr>
-          <w:p/>
-        </w:tc>
-        <w:tc>
-          <w:tcPr>
-            <w:tcW w:type="dxa" w:w="1984"/>
-            <w:shd w:fill="FFB3B3" w:val="clear"/>
-          </w:tcPr>
-          <w:p/>
-        </w:tc>
-        <w:tc>
-          <w:tcPr>
-            <w:tcW w:type="dxa" w:w="454"/>
-            <w:shd w:fill="FFB3B3" w:val="clear"/>
-          </w:tcPr>
-          <w:p/>
-        </w:tc>
-        <w:tc>
-          <w:tcPr>
-            <w:tcW w:type="dxa" w:w="680"/>
-            <w:shd w:fill="FFB3B3" w:val="clear"/>
-          </w:tcPr>
-          <w:p/>
-        </w:tc>
-        <w:tc>
-          <w:tcPr>
-            <w:tcW w:type="dxa" w:w="3572"/>
-            <w:shd w:fill="FFB3B3" w:val="clear"/>
-          </w:tcPr>
-          <w:p>
-            <w:r>
-              <w:rPr>
-                <w:b w:val="0"/>
-                <w:color w:val="CC0000"/>
-                <w:sz w:val="16"/>
-              </w:rPr>
-              <w:t>Articol lipsă din ofertă</w:t>
-            </w:r>
-          </w:p>
-        </w:tc>
-      </w:tr>
-      <w:tr>
-        <w:tc>
-          <w:tcPr>
-            <w:tcW w:type="dxa" w:w="397"/>
-            <w:shd w:fill="FFB3B3" w:val="clear"/>
-          </w:tcPr>
-          <w:p>
-            <w:r>
-              <w:rPr>
-                <w:b w:val="0"/>
-                <w:sz w:val="16"/>
-              </w:rPr>
-              <w:t>37</w:t>
-            </w:r>
-          </w:p>
-        </w:tc>
-        <w:tc>
-          <w:tcPr>
-            <w:tcW w:type="dxa" w:w="1701"/>
-            <w:shd w:fill="FFB3B3" w:val="clear"/>
-          </w:tcPr>
-          <w:p>
-            <w:r>
-              <w:rPr>
-                <w:b w:val="0"/>
-                <w:sz w:val="16"/>
-              </w:rPr>
-              <w:t>226498 - SISTEM SUPRAVEGHEREA VIDEO -OB4</w:t>
-            </w:r>
-          </w:p>
-        </w:tc>
-        <w:tc>
-          <w:tcPr>
-            <w:tcW w:type="dxa" w:w="850"/>
-            <w:shd w:fill="FFB3B3" w:val="clear"/>
-          </w:tcPr>
-          <w:p>
-            <w:r>
-              <w:rPr>
-                <w:b w:val="0"/>
-                <w:sz w:val="16"/>
-              </w:rPr>
-              <w:t>EI16A1</w:t>
-            </w:r>
-          </w:p>
-        </w:tc>
-        <w:tc>
-          <w:tcPr>
-            <w:tcW w:type="dxa" w:w="1984"/>
-            <w:shd w:fill="FFB3B3" w:val="clear"/>
-          </w:tcPr>
-          <w:p>
-            <w:r>
-              <w:rPr>
-                <w:b w:val="0"/>
-                <w:sz w:val="16"/>
-              </w:rPr>
-              <w:t>revizie sistem existent supravegherea video</w:t>
-            </w:r>
-          </w:p>
-        </w:tc>
-        <w:tc>
-          <w:tcPr>
-            <w:tcW w:type="dxa" w:w="454"/>
-            <w:shd w:fill="FFB3B3" w:val="clear"/>
-          </w:tcPr>
-          <w:p>
-            <w:r>
-              <w:rPr>
-                <w:b w:val="0"/>
-                <w:sz w:val="16"/>
-              </w:rPr>
-              <w:t>buc</w:t>
-            </w:r>
-          </w:p>
-        </w:tc>
-        <w:tc>
-          <w:tcPr>
-            <w:tcW w:type="dxa" w:w="680"/>
-            <w:shd w:fill="FFB3B3" w:val="clear"/>
-          </w:tcPr>
-          <w:p>
-            <w:r>
-              <w:rPr>
-                <w:b w:val="0"/>
-                <w:sz w:val="16"/>
-              </w:rPr>
-              <w:t>1.0</w:t>
-            </w:r>
-          </w:p>
-        </w:tc>
-        <w:tc>
-          <w:tcPr>
-            <w:tcW w:type="dxa" w:w="850"/>
-            <w:shd w:fill="FFB3B3" w:val="clear"/>
-          </w:tcPr>
-          <w:p/>
-        </w:tc>
-        <w:tc>
-          <w:tcPr>
-            <w:tcW w:type="dxa" w:w="1984"/>
-            <w:shd w:fill="FFB3B3" w:val="clear"/>
-          </w:tcPr>
-          <w:p/>
-        </w:tc>
-        <w:tc>
-          <w:tcPr>
-            <w:tcW w:type="dxa" w:w="454"/>
-            <w:shd w:fill="FFB3B3" w:val="clear"/>
-          </w:tcPr>
-          <w:p/>
-        </w:tc>
-        <w:tc>
-          <w:tcPr>
-            <w:tcW w:type="dxa" w:w="680"/>
-            <w:shd w:fill="FFB3B3" w:val="clear"/>
-          </w:tcPr>
-          <w:p/>
-        </w:tc>
-        <w:tc>
-          <w:tcPr>
-            <w:tcW w:type="dxa" w:w="3572"/>
-            <w:shd w:fill="FFB3B3" w:val="clear"/>
-          </w:tcPr>
-          <w:p>
-            <w:r>
-              <w:rPr>
-                <w:b w:val="0"/>
-                <w:color w:val="CC0000"/>
-                <w:sz w:val="16"/>
-              </w:rPr>
-              <w:t>Articol lipsă din ofertă</w:t>
-            </w:r>
-          </w:p>
-        </w:tc>
-      </w:tr>
-      <w:tr>
-        <w:tc>
-          <w:tcPr>
-            <w:tcW w:type="dxa" w:w="397"/>
-          </w:tcPr>
-          <w:p/>
-        </w:tc>
-        <w:tc>
-          <w:tcPr>
-            <w:tcW w:type="dxa" w:w="1701"/>
-            <w:shd w:fill="D9D9D9" w:val="clear"/>
-          </w:tcPr>
-          <w:p>
-            <w:r>
-              <w:rPr>
-                <w:b/>
-                <w:color w:val="000000"/>
-                <w:sz w:val="18"/>
-              </w:rPr>
-              <w:t>SUMAR</w:t>
-            </w:r>
-          </w:p>
-        </w:tc>
-        <w:tc>
-          <w:tcPr>
-            <w:tcW w:type="dxa" w:w="850"/>
-            <w:shd w:fill="D9D9D9" w:val="clear"/>
-          </w:tcPr>
-          <w:p>
-            <w:r>
-              <w:rPr>
-                <w:b/>
-                <w:color w:val="000000"/>
-                <w:sz w:val="18"/>
-              </w:rPr>
-              <w:t>Neconformitati: 2 din 16 articole ref.</w:t>
-            </w:r>
-          </w:p>
-        </w:tc>
-        <w:tc>
-          <w:tcPr>
-            <w:tcW w:type="dxa" w:w="1984"/>
-            <w:shd w:fill="D9D9D9" w:val="clear"/>
-          </w:tcPr>
-          <w:p>
-            <w:r/>
-          </w:p>
-        </w:tc>
-        <w:tc>
-          <w:tcPr>
-            <w:tcW w:type="dxa" w:w="454"/>
-            <w:shd w:fill="D9D9D9" w:val="clear"/>
-          </w:tcPr>
-          <w:p>
-            <w:r/>
-          </w:p>
-        </w:tc>
-        <w:tc>
-          <w:tcPr>
-            <w:tcW w:type="dxa" w:w="680"/>
-            <w:shd w:fill="D9D9D9" w:val="clear"/>
-          </w:tcPr>
-          <w:p>
-            <w:r/>
-          </w:p>
-        </w:tc>
-        <w:tc>
-          <w:tcPr>
-            <w:tcW w:type="dxa" w:w="850"/>
-            <w:shd w:fill="D9D9D9" w:val="clear"/>
-          </w:tcPr>
-          <w:p>
-            <w:pPr>
-              <w:jc w:val="center"/>
-            </w:pPr>
-            <w:r>
-              <w:rPr>
-                <w:b/>
-                <w:color w:val="000000"/>
-                <w:sz w:val="18"/>
-              </w:rPr>
-              <w:t>16</w:t>
-            </w:r>
-          </w:p>
-        </w:tc>
-        <w:tc>
-          <w:tcPr>
-            <w:tcW w:type="dxa" w:w="1984"/>
-            <w:shd w:fill="D9D9D9" w:val="clear"/>
-          </w:tcPr>
-          <w:p>
-            <w:r/>
-          </w:p>
-        </w:tc>
-        <w:tc>
-          <w:tcPr>
-            <w:tcW w:type="dxa" w:w="454"/>
-            <w:shd w:fill="D9D9D9" w:val="clear"/>
-          </w:tcPr>
-          <w:p>
-            <w:r/>
-          </w:p>
-        </w:tc>
-        <w:tc>
-          <w:tcPr>
-            <w:tcW w:type="dxa" w:w="680"/>
-            <w:shd w:fill="D9D9D9" w:val="clear"/>
-          </w:tcPr>
-          <w:p>
-            <w:pPr>
-              <w:jc w:val="center"/>
-            </w:pPr>
-            <w:r>
-              <w:rPr>
-                <w:b/>
-                <w:color w:val="000000"/>
-                <w:sz w:val="18"/>
-              </w:rPr>
-              <w:t>14</w:t>
-            </w:r>
-          </w:p>
-        </w:tc>
-        <w:tc>
-          <w:tcPr>
-            <w:tcW w:type="dxa" w:w="3572"/>
-            <w:shd w:fill="D9D9D9" w:val="clear"/>
-          </w:tcPr>
-          <w:p>
-            <w:r/>
-          </w:p>
-        </w:tc>
-      </w:tr>
-      <w:tr>
-        <w:tc>
-          <w:tcPr>
-            <w:tcW w:type="dxa" w:w="3572"/>
-            <w:gridSpan w:val="11"/>
-            <w:shd w:fill="D9D9D9" w:val="clear"/>
-          </w:tcPr>
-          <w:p>
-            <w:r>
-              <w:rPr>
-                <w:b/>
-                <w:sz w:val="18"/>
-              </w:rPr>
-              <w:t>Capitol de lucrări 226528 — INSTALATII SANITARE OB.5  │  LIPSA: 0  │  EXTRA: 1  │  Delta: +1</w:t>
-            </w:r>
-          </w:p>
-        </w:tc>
-      </w:tr>
-      <w:tr>
-        <w:tc>
-          <w:tcPr>
-            <w:tcW w:type="dxa" w:w="397"/>
-          </w:tcPr>
-          <w:p>
-            <w:r>
-              <w:rPr>
-                <w:b w:val="0"/>
-                <w:sz w:val="16"/>
-              </w:rPr>
-              <w:t>39</w:t>
-            </w:r>
-          </w:p>
-        </w:tc>
-        <w:tc>
-          <w:tcPr>
-            <w:tcW w:type="dxa" w:w="1701"/>
-          </w:tcPr>
-          <w:p>
-            <w:r>
-              <w:rPr>
-                <w:b w:val="0"/>
-                <w:sz w:val="16"/>
-              </w:rPr>
-              <w:t>226528 - INSTALATII SANITARE OB.5</w:t>
-            </w:r>
-          </w:p>
-        </w:tc>
-        <w:tc>
-          <w:tcPr>
-            <w:tcW w:type="dxa" w:w="850"/>
-          </w:tcPr>
-          <w:p>
-            <w:r>
-              <w:rPr>
-                <w:b w:val="0"/>
-                <w:sz w:val="16"/>
-              </w:rPr>
-              <w:t>SB09B</w:t>
-            </w:r>
-          </w:p>
-        </w:tc>
-        <w:tc>
-          <w:tcPr>
-            <w:tcW w:type="dxa" w:w="1984"/>
-          </w:tcPr>
-          <w:p>
-            <w:r>
-              <w:rPr>
-                <w:b w:val="0"/>
-                <w:sz w:val="16"/>
-              </w:rPr>
-              <w:t>piese leg (cot, red, piesa curat mufa dubla, co...</w:t>
-            </w:r>
-          </w:p>
-        </w:tc>
-        <w:tc>
-          <w:tcPr>
-            <w:tcW w:type="dxa" w:w="454"/>
-          </w:tcPr>
-          <w:p>
-            <w:r>
-              <w:rPr>
-                <w:b w:val="0"/>
-                <w:color w:val="CC0000"/>
-                <w:sz w:val="16"/>
-              </w:rPr>
-              <w:t>m</w:t>
-            </w:r>
-          </w:p>
-        </w:tc>
-        <w:tc>
-          <w:tcPr>
-            <w:tcW w:type="dxa" w:w="680"/>
-          </w:tcPr>
-          <w:p>
-            <w:r>
-              <w:rPr>
-                <w:b w:val="0"/>
-                <w:sz w:val="16"/>
-              </w:rPr>
-              <w:t>10.0</w:t>
-            </w:r>
-          </w:p>
-        </w:tc>
-        <w:tc>
-          <w:tcPr>
-            <w:tcW w:type="dxa" w:w="850"/>
-          </w:tcPr>
-          <w:p>
-            <w:r>
-              <w:rPr>
-                <w:b w:val="0"/>
-                <w:sz w:val="16"/>
-              </w:rPr>
-              <w:t>SB09B</w:t>
-            </w:r>
-          </w:p>
-        </w:tc>
-        <w:tc>
-          <w:tcPr>
-            <w:tcW w:type="dxa" w:w="1984"/>
-          </w:tcPr>
-          <w:p>
-            <w:r>
-              <w:rPr>
-                <w:b w:val="0"/>
-                <w:sz w:val="16"/>
-              </w:rPr>
-              <w:t>piese legatura (cot,red,piesa curat mufa dubla,...</w:t>
-            </w:r>
-          </w:p>
-        </w:tc>
-        <w:tc>
-          <w:tcPr>
-            <w:tcW w:type="dxa" w:w="454"/>
-          </w:tcPr>
-          <w:p>
-            <w:r>
-              <w:rPr>
-                <w:b w:val="0"/>
-                <w:color w:val="CC0000"/>
-                <w:sz w:val="16"/>
-              </w:rPr>
-              <w:t>buc</w:t>
-            </w:r>
-          </w:p>
-        </w:tc>
-        <w:tc>
-          <w:tcPr>
-            <w:tcW w:type="dxa" w:w="680"/>
-          </w:tcPr>
-          <w:p>
-            <w:r>
-              <w:rPr>
-                <w:b w:val="0"/>
-                <w:sz w:val="16"/>
-              </w:rPr>
-              <w:t>10.0</w:t>
-            </w:r>
-          </w:p>
-        </w:tc>
-        <w:tc>
-          <w:tcPr>
-            <w:tcW w:type="dxa" w:w="3572"/>
-          </w:tcPr>
-          <w:p>
-            <w:r>
-              <w:rPr>
-                <w:b w:val="0"/>
-                <w:color w:val="CC0000"/>
-                <w:sz w:val="16"/>
-              </w:rPr>
-              <w:t>Unitate de măsură diferită: referință m, ofertat buc</w:t>
-            </w:r>
-          </w:p>
-        </w:tc>
-      </w:tr>
-      <w:tr>
-        <w:tc>
-          <w:tcPr>
-            <w:tcW w:type="dxa" w:w="397"/>
-          </w:tcPr>
-          <w:p>
-            <w:r>
-              <w:rPr>
-                <w:b w:val="0"/>
-                <w:sz w:val="16"/>
-              </w:rPr>
-              <w:t>40</w:t>
-            </w:r>
-          </w:p>
-        </w:tc>
-        <w:tc>
-          <w:tcPr>
-            <w:tcW w:type="dxa" w:w="1701"/>
-          </w:tcPr>
-          <w:p>
-            <w:r>
-              <w:rPr>
-                <w:b w:val="0"/>
-                <w:sz w:val="16"/>
-              </w:rPr>
-              <w:t>226528 - INSTALATII SANITARE OB.5</w:t>
-            </w:r>
-          </w:p>
-        </w:tc>
-        <w:tc>
-          <w:tcPr>
-            <w:tcW w:type="dxa" w:w="850"/>
-          </w:tcPr>
-          <w:p>
-            <w:r>
-              <w:rPr>
-                <w:b w:val="0"/>
-                <w:sz w:val="16"/>
-              </w:rPr>
-              <w:t>$2222213</w:t>
-            </w:r>
-          </w:p>
-        </w:tc>
-        <w:tc>
-          <w:tcPr>
-            <w:tcW w:type="dxa" w:w="1984"/>
-          </w:tcPr>
-          <w:p>
-            <w:r>
-              <w:rPr>
-                <w:b w:val="0"/>
-                <w:sz w:val="16"/>
-              </w:rPr>
-              <w:t>perie wc detaliere transporturi: -transport aut...</w:t>
-            </w:r>
-          </w:p>
-        </w:tc>
-        <w:tc>
-          <w:tcPr>
-            <w:tcW w:type="dxa" w:w="454"/>
-          </w:tcPr>
-          <w:p>
-            <w:r>
-              <w:rPr>
-                <w:b w:val="0"/>
-                <w:sz w:val="16"/>
-              </w:rPr>
-              <w:t>buc</w:t>
-            </w:r>
-          </w:p>
-        </w:tc>
-        <w:tc>
-          <w:tcPr>
-            <w:tcW w:type="dxa" w:w="680"/>
-          </w:tcPr>
-          <w:p>
-            <w:r>
-              <w:rPr>
-                <w:b w:val="0"/>
-                <w:color w:val="CC0000"/>
-                <w:sz w:val="16"/>
-              </w:rPr>
-              <w:t>1.0</w:t>
-            </w:r>
-          </w:p>
-        </w:tc>
-        <w:tc>
-          <w:tcPr>
-            <w:tcW w:type="dxa" w:w="850"/>
-          </w:tcPr>
-          <w:p>
-            <w:r>
-              <w:rPr>
-                <w:b w:val="0"/>
-                <w:sz w:val="16"/>
-              </w:rPr>
-              <w:t>$2222213</w:t>
-            </w:r>
-          </w:p>
-        </w:tc>
-        <w:tc>
-          <w:tcPr>
-            <w:tcW w:type="dxa" w:w="1984"/>
-          </w:tcPr>
-          <w:p>
-            <w:r>
-              <w:rPr>
-                <w:b w:val="0"/>
-                <w:sz w:val="16"/>
-              </w:rPr>
-              <w:t>perie wc si suport inox/sticla mata, suspendat ...</w:t>
-            </w:r>
-          </w:p>
-        </w:tc>
-        <w:tc>
-          <w:tcPr>
-            <w:tcW w:type="dxa" w:w="454"/>
-          </w:tcPr>
-          <w:p>
-            <w:r>
-              <w:rPr>
-                <w:b w:val="0"/>
-                <w:sz w:val="16"/>
-              </w:rPr>
-              <w:t>buc</w:t>
-            </w:r>
-          </w:p>
-        </w:tc>
-        <w:tc>
-          <w:tcPr>
-            <w:tcW w:type="dxa" w:w="680"/>
-          </w:tcPr>
-          <w:p>
-            <w:r>
-              <w:rPr>
-                <w:b w:val="0"/>
-                <w:color w:val="CC0000"/>
-                <w:sz w:val="16"/>
-              </w:rPr>
-              <w:t>4.0</w:t>
-            </w:r>
-          </w:p>
-        </w:tc>
-        <w:tc>
-          <w:tcPr>
-            <w:tcW w:type="dxa" w:w="3572"/>
-          </w:tcPr>
-          <w:p>
-            <w:r>
-              <w:rPr>
-                <w:b w:val="0"/>
-                <w:color w:val="CC0000"/>
-                <w:sz w:val="16"/>
-              </w:rPr>
-              <w:t>Cantitate diferită: referință 1.0 buc, ofertat 4.0 buc</w:t>
-            </w:r>
-          </w:p>
-        </w:tc>
-      </w:tr>
-      <w:tr>
-        <w:tc>
-          <w:tcPr>
-            <w:tcW w:type="dxa" w:w="397"/>
-            <w:shd w:fill="FFB347" w:val="clear"/>
-          </w:tcPr>
-          <w:p>
-            <w:r>
-              <w:rPr>
-                <w:b w:val="0"/>
-                <w:sz w:val="16"/>
-              </w:rPr>
-              <w:t>41</w:t>
-            </w:r>
-          </w:p>
-        </w:tc>
-        <w:tc>
-          <w:tcPr>
-            <w:tcW w:type="dxa" w:w="1701"/>
-            <w:shd w:fill="FFB347" w:val="clear"/>
-          </w:tcPr>
-          <w:p>
-            <w:r>
-              <w:rPr>
-                <w:b w:val="0"/>
-                <w:sz w:val="16"/>
-              </w:rPr>
-              <w:t>226528 - INSTALATII SANITARE OB.5</w:t>
-            </w:r>
-          </w:p>
-        </w:tc>
-        <w:tc>
-          <w:tcPr>
-            <w:tcW w:type="dxa" w:w="850"/>
-            <w:shd w:fill="FFB347" w:val="clear"/>
-          </w:tcPr>
-          <w:p>
-            <w:r>
-              <w:rPr>
-                <w:b w:val="0"/>
-                <w:sz w:val="16"/>
-              </w:rPr>
-              <w:t>$2222224</w:t>
-            </w:r>
-          </w:p>
-        </w:tc>
-        <w:tc>
-          <w:tcPr>
-            <w:tcW w:type="dxa" w:w="1984"/>
-            <w:shd w:fill="FFB347" w:val="clear"/>
-          </w:tcPr>
-          <w:p>
-            <w:r>
-              <w:rPr>
-                <w:b w:val="0"/>
-                <w:sz w:val="16"/>
-              </w:rPr>
-              <w:t>oglinda</w:t>
-            </w:r>
-          </w:p>
-        </w:tc>
-        <w:tc>
-          <w:tcPr>
-            <w:tcW w:type="dxa" w:w="454"/>
-            <w:shd w:fill="FFB347" w:val="clear"/>
-          </w:tcPr>
-          <w:p>
-            <w:r>
-              <w:rPr>
-                <w:b w:val="0"/>
-                <w:sz w:val="16"/>
-              </w:rPr>
-              <w:t>buc</w:t>
-            </w:r>
-          </w:p>
-        </w:tc>
-        <w:tc>
-          <w:tcPr>
-            <w:tcW w:type="dxa" w:w="680"/>
-            <w:shd w:fill="FFB347" w:val="clear"/>
-          </w:tcPr>
-          <w:p>
-            <w:r>
-              <w:rPr>
-                <w:b w:val="0"/>
-                <w:sz w:val="16"/>
-              </w:rPr>
-              <w:t>1.0</w:t>
-            </w:r>
-          </w:p>
-        </w:tc>
-        <w:tc>
-          <w:tcPr>
-            <w:tcW w:type="dxa" w:w="850"/>
-            <w:shd w:fill="FFB347" w:val="clear"/>
-          </w:tcPr>
-          <w:p>
-            <w:r>
-              <w:rPr>
-                <w:b w:val="0"/>
-                <w:sz w:val="16"/>
-              </w:rPr>
-              <w:t>$22222242</w:t>
-            </w:r>
-          </w:p>
-        </w:tc>
-        <w:tc>
-          <w:tcPr>
-            <w:tcW w:type="dxa" w:w="1984"/>
-            <w:shd w:fill="FFB347" w:val="clear"/>
-          </w:tcPr>
-          <w:p>
-            <w:r>
-              <w:rPr>
-                <w:b w:val="0"/>
-                <w:sz w:val="16"/>
-              </w:rPr>
-              <w:t>oglinda cu rama aluminiu</w:t>
-            </w:r>
-          </w:p>
-        </w:tc>
-        <w:tc>
-          <w:tcPr>
-            <w:tcW w:type="dxa" w:w="454"/>
-            <w:shd w:fill="FFB347" w:val="clear"/>
-          </w:tcPr>
-          <w:p>
-            <w:r>
-              <w:rPr>
-                <w:b w:val="0"/>
-                <w:sz w:val="16"/>
-              </w:rPr>
-              <w:t>buc</w:t>
-            </w:r>
-          </w:p>
-        </w:tc>
-        <w:tc>
-          <w:tcPr>
-            <w:tcW w:type="dxa" w:w="680"/>
-            <w:shd w:fill="FFB347" w:val="clear"/>
-          </w:tcPr>
-          <w:p>
-            <w:r>
-              <w:rPr>
-                <w:b w:val="0"/>
-                <w:sz w:val="16"/>
-              </w:rPr>
-              <w:t>4.0</w:t>
-            </w:r>
-          </w:p>
-        </w:tc>
-        <w:tc>
-          <w:tcPr>
-            <w:tcW w:type="dxa" w:w="3572"/>
-            <w:shd w:fill="FFB347" w:val="clear"/>
-          </w:tcPr>
-          <w:p>
-            <w:r>
-              <w:rPr>
-                <w:b w:val="0"/>
-                <w:color w:val="CC0000"/>
-                <w:sz w:val="16"/>
-              </w:rPr>
-              <w:t>Cod similar — posibilă eroare OCR sau variație: referință '$2222224', ofertat '$22222242'. Cod similar: referinta '$2222224', ofertat '$22222242'. Necesită verificare manuală.</w:t>
-            </w:r>
-          </w:p>
-        </w:tc>
-      </w:tr>
-      <w:tr>
-        <w:tc>
-          <w:tcPr>
-            <w:tcW w:type="dxa" w:w="397"/>
-            <w:shd w:fill="FFB347" w:val="clear"/>
-          </w:tcPr>
-          <w:p>
-            <w:r>
-              <w:rPr>
-                <w:b w:val="0"/>
-                <w:sz w:val="16"/>
-              </w:rPr>
-              <w:t>42</w:t>
-            </w:r>
-          </w:p>
-        </w:tc>
-        <w:tc>
-          <w:tcPr>
-            <w:tcW w:type="dxa" w:w="1701"/>
-            <w:shd w:fill="FFB347" w:val="clear"/>
-          </w:tcPr>
-          <w:p>
-            <w:r>
-              <w:rPr>
-                <w:b w:val="0"/>
-                <w:sz w:val="16"/>
-              </w:rPr>
-              <w:t>226528 - INSTALATII SANITARE OB.5</w:t>
-            </w:r>
-          </w:p>
-        </w:tc>
-        <w:tc>
-          <w:tcPr>
-            <w:tcW w:type="dxa" w:w="850"/>
-            <w:shd w:fill="FFB347" w:val="clear"/>
-          </w:tcPr>
-          <w:p>
-            <w:r>
-              <w:rPr>
-                <w:b w:val="0"/>
-                <w:sz w:val="16"/>
-              </w:rPr>
-              <w:t>$2222213</w:t>
-            </w:r>
-          </w:p>
-        </w:tc>
-        <w:tc>
-          <w:tcPr>
-            <w:tcW w:type="dxa" w:w="1984"/>
-            <w:shd w:fill="FFB347" w:val="clear"/>
-          </w:tcPr>
-          <w:p>
-            <w:r>
-              <w:rPr>
-                <w:b w:val="0"/>
-                <w:sz w:val="16"/>
-              </w:rPr>
-              <w:t>perie wc si suport inox/sticla mata, suspendat ...</w:t>
-            </w:r>
-          </w:p>
-        </w:tc>
-        <w:tc>
-          <w:tcPr>
-            <w:tcW w:type="dxa" w:w="454"/>
-            <w:shd w:fill="FFB347" w:val="clear"/>
-          </w:tcPr>
-          <w:p>
-            <w:r>
-              <w:rPr>
-                <w:b w:val="0"/>
-                <w:sz w:val="16"/>
-              </w:rPr>
-              <w:t>buc</w:t>
-            </w:r>
-          </w:p>
-        </w:tc>
-        <w:tc>
-          <w:tcPr>
-            <w:tcW w:type="dxa" w:w="680"/>
-            <w:shd w:fill="FFB347" w:val="clear"/>
-          </w:tcPr>
-          <w:p>
-            <w:r>
-              <w:rPr>
-                <w:b w:val="0"/>
-                <w:sz w:val="16"/>
-              </w:rPr>
-              <w:t>4.0</w:t>
-            </w:r>
-          </w:p>
-        </w:tc>
-        <w:tc>
-          <w:tcPr>
-            <w:tcW w:type="dxa" w:w="850"/>
-            <w:shd w:fill="FFB347" w:val="clear"/>
-          </w:tcPr>
-          <w:p>
-            <w:r>
-              <w:rPr>
-                <w:b w:val="0"/>
-                <w:sz w:val="16"/>
-              </w:rPr>
-              <w:t>$22222131</w:t>
-            </w:r>
-          </w:p>
-        </w:tc>
-        <w:tc>
-          <w:tcPr>
-            <w:tcW w:type="dxa" w:w="1984"/>
-            <w:shd w:fill="FFB347" w:val="clear"/>
-          </w:tcPr>
-          <w:p>
-            <w:r>
-              <w:rPr>
-                <w:b w:val="0"/>
-                <w:sz w:val="16"/>
-              </w:rPr>
-              <w:t>perie wc</w:t>
-            </w:r>
-          </w:p>
-        </w:tc>
-        <w:tc>
-          <w:tcPr>
-            <w:tcW w:type="dxa" w:w="454"/>
-            <w:shd w:fill="FFB347" w:val="clear"/>
-          </w:tcPr>
-          <w:p>
-            <w:r>
-              <w:rPr>
-                <w:b w:val="0"/>
-                <w:sz w:val="16"/>
-              </w:rPr>
-              <w:t>buc</w:t>
-            </w:r>
-          </w:p>
-        </w:tc>
-        <w:tc>
-          <w:tcPr>
-            <w:tcW w:type="dxa" w:w="680"/>
-            <w:shd w:fill="FFB347" w:val="clear"/>
-          </w:tcPr>
-          <w:p>
-            <w:r>
-              <w:rPr>
-                <w:b w:val="0"/>
-                <w:sz w:val="16"/>
-              </w:rPr>
-              <w:t>1.0</w:t>
-            </w:r>
-          </w:p>
-        </w:tc>
-        <w:tc>
-          <w:tcPr>
-            <w:tcW w:type="dxa" w:w="3572"/>
-            <w:shd w:fill="FFB347" w:val="clear"/>
-          </w:tcPr>
-          <w:p>
-            <w:r>
-              <w:rPr>
-                <w:b w:val="0"/>
-                <w:color w:val="CC0000"/>
-                <w:sz w:val="16"/>
-              </w:rPr>
-              <w:t>Cod similar — posibilă eroare OCR sau variație: referință '$2222213', ofertat '$22222131'. Cod similar: referinta '$2222213', ofertat '$22222131'. Necesită verificare manuală.</w:t>
-            </w:r>
-          </w:p>
-        </w:tc>
-      </w:tr>
-      <w:tr>
-        <w:tc>
-          <w:tcPr>
-            <w:tcW w:type="dxa" w:w="397"/>
-            <w:shd w:fill="FFB347" w:val="clear"/>
-          </w:tcPr>
-          <w:p>
-            <w:r>
-              <w:rPr>
-                <w:b w:val="0"/>
-                <w:sz w:val="16"/>
-              </w:rPr>
-              <w:t>43</w:t>
-            </w:r>
-          </w:p>
-        </w:tc>
-        <w:tc>
-          <w:tcPr>
-            <w:tcW w:type="dxa" w:w="1701"/>
-            <w:shd w:fill="FFB347" w:val="clear"/>
-          </w:tcPr>
-          <w:p>
-            <w:r>
-              <w:rPr>
-                <w:b w:val="0"/>
-                <w:sz w:val="16"/>
-              </w:rPr>
-              <w:t>226528 - INSTALATII SANITARE OB.5</w:t>
-            </w:r>
-          </w:p>
-        </w:tc>
-        <w:tc>
-          <w:tcPr>
-            <w:tcW w:type="dxa" w:w="850"/>
-            <w:shd w:fill="FFB347" w:val="clear"/>
-          </w:tcPr>
-          <w:p>
-            <w:r>
-              <w:rPr>
-                <w:b w:val="0"/>
-                <w:sz w:val="16"/>
-              </w:rPr>
-              <w:t>$2222224</w:t>
-            </w:r>
-          </w:p>
-        </w:tc>
-        <w:tc>
-          <w:tcPr>
-            <w:tcW w:type="dxa" w:w="1984"/>
-            <w:shd w:fill="FFB347" w:val="clear"/>
-          </w:tcPr>
-          <w:p>
-            <w:r>
-              <w:rPr>
-                <w:b w:val="0"/>
-                <w:sz w:val="16"/>
-              </w:rPr>
-              <w:t>oglinda</w:t>
-            </w:r>
-          </w:p>
-        </w:tc>
-        <w:tc>
-          <w:tcPr>
-            <w:tcW w:type="dxa" w:w="454"/>
-            <w:shd w:fill="FFB347" w:val="clear"/>
-          </w:tcPr>
-          <w:p>
-            <w:r>
-              <w:rPr>
-                <w:b w:val="0"/>
-                <w:sz w:val="16"/>
-              </w:rPr>
-              <w:t>buc</w:t>
-            </w:r>
-          </w:p>
-        </w:tc>
-        <w:tc>
-          <w:tcPr>
-            <w:tcW w:type="dxa" w:w="680"/>
-            <w:shd w:fill="FFB347" w:val="clear"/>
-          </w:tcPr>
-          <w:p>
-            <w:r>
-              <w:rPr>
-                <w:b w:val="0"/>
-                <w:sz w:val="16"/>
-              </w:rPr>
-              <w:t>4.0</w:t>
-            </w:r>
-          </w:p>
-        </w:tc>
-        <w:tc>
-          <w:tcPr>
-            <w:tcW w:type="dxa" w:w="850"/>
-            <w:shd w:fill="FFB347" w:val="clear"/>
-          </w:tcPr>
-          <w:p>
-            <w:r>
-              <w:rPr>
-                <w:b w:val="0"/>
-                <w:sz w:val="16"/>
-              </w:rPr>
-              <w:t>$22222241</w:t>
-            </w:r>
-          </w:p>
-        </w:tc>
-        <w:tc>
-          <w:tcPr>
-            <w:tcW w:type="dxa" w:w="1984"/>
-            <w:shd w:fill="FFB347" w:val="clear"/>
-          </w:tcPr>
-          <w:p>
-            <w:r>
-              <w:rPr>
-                <w:b w:val="0"/>
-                <w:sz w:val="16"/>
-              </w:rPr>
-              <w:t>oglinda</w:t>
-            </w:r>
-          </w:p>
-        </w:tc>
-        <w:tc>
-          <w:tcPr>
-            <w:tcW w:type="dxa" w:w="454"/>
-            <w:shd w:fill="FFB347" w:val="clear"/>
-          </w:tcPr>
-          <w:p>
-            <w:r>
-              <w:rPr>
-                <w:b w:val="0"/>
-                <w:sz w:val="16"/>
-              </w:rPr>
-              <w:t>buc</w:t>
-            </w:r>
-          </w:p>
-        </w:tc>
-        <w:tc>
-          <w:tcPr>
-            <w:tcW w:type="dxa" w:w="680"/>
-            <w:shd w:fill="FFB347" w:val="clear"/>
-          </w:tcPr>
-          <w:p>
-            <w:r>
-              <w:rPr>
-                <w:b w:val="0"/>
-                <w:sz w:val="16"/>
-              </w:rPr>
-              <w:t>1.0</w:t>
-            </w:r>
-          </w:p>
-        </w:tc>
-        <w:tc>
-          <w:tcPr>
-            <w:tcW w:type="dxa" w:w="3572"/>
-            <w:shd w:fill="FFB347" w:val="clear"/>
-          </w:tcPr>
-          <w:p>
-            <w:r>
-              <w:rPr>
-                <w:b w:val="0"/>
-                <w:color w:val="CC0000"/>
-                <w:sz w:val="16"/>
-              </w:rPr>
-              <w:t>Cod similar — posibilă eroare OCR sau variație: referință '$2222224', ofertat '$22222241'. Cod similar (OCR): '$2222224' ↔ '$22222241'. Necesită verificare manuală.</w:t>
+              <w:t>Capitol de lucrări 226728 — ORG. SANTIER- CONTAINER  │  LIPSA: 0  │  EXTRA: 1  │  Delta: +1</w:t>
             </w:r>
           </w:p>
         </w:tc>
@@ -7235,1291 +8669,7 @@
                 <w:b w:val="0"/>
                 <w:sz w:val="16"/>
               </w:rPr>
-              <w:t>44</w:t>
-            </w:r>
-          </w:p>
-        </w:tc>
-        <w:tc>
-          <w:tcPr>
-            <w:tcW w:type="dxa" w:w="1701"/>
-            <w:shd w:fill="FFFF99" w:val="clear"/>
-          </w:tcPr>
-          <w:p>
-            <w:r>
-              <w:rPr>
-                <w:b w:val="0"/>
-                <w:sz w:val="16"/>
-              </w:rPr>
-              <w:t>226528 - INSTALATII SANITARE OB.5</w:t>
-            </w:r>
-          </w:p>
-        </w:tc>
-        <w:tc>
-          <w:tcPr>
-            <w:tcW w:type="dxa" w:w="850"/>
-            <w:shd w:fill="FFFF99" w:val="clear"/>
-          </w:tcPr>
-          <w:p>
-            <w:r>
-              <w:rPr>
-                <w:b w:val="0"/>
-                <w:sz w:val="16"/>
-              </w:rPr>
-            </w:r>
-          </w:p>
-        </w:tc>
-        <w:tc>
-          <w:tcPr>
-            <w:tcW w:type="dxa" w:w="1984"/>
-            <w:shd w:fill="FFFF99" w:val="clear"/>
-          </w:tcPr>
-          <w:p>
-            <w:r>
-              <w:rPr>
-                <w:b w:val="0"/>
-                <w:sz w:val="16"/>
-              </w:rPr>
-            </w:r>
-          </w:p>
-        </w:tc>
-        <w:tc>
-          <w:tcPr>
-            <w:tcW w:type="dxa" w:w="454"/>
-            <w:shd w:fill="FFFF99" w:val="clear"/>
-          </w:tcPr>
-          <w:p>
-            <w:r>
-              <w:rPr>
-                <w:b w:val="0"/>
-                <w:sz w:val="16"/>
-              </w:rPr>
-            </w:r>
-          </w:p>
-        </w:tc>
-        <w:tc>
-          <w:tcPr>
-            <w:tcW w:type="dxa" w:w="680"/>
-            <w:shd w:fill="FFFF99" w:val="clear"/>
-          </w:tcPr>
-          <w:p>
-            <w:r>
-              <w:rPr>
-                <w:b w:val="0"/>
-                <w:sz w:val="16"/>
-              </w:rPr>
-            </w:r>
-          </w:p>
-        </w:tc>
-        <w:tc>
-          <w:tcPr>
-            <w:tcW w:type="dxa" w:w="850"/>
-            <w:shd w:fill="FFFF99" w:val="clear"/>
-          </w:tcPr>
-          <w:p>
-            <w:r>
-              <w:rPr>
-                <w:b w:val="0"/>
-                <w:sz w:val="16"/>
-              </w:rPr>
-              <w:t>SD13A1</w:t>
-            </w:r>
-          </w:p>
-        </w:tc>
-        <w:tc>
-          <w:tcPr>
-            <w:tcW w:type="dxa" w:w="1984"/>
-            <w:shd w:fill="FFFF99" w:val="clear"/>
-          </w:tcPr>
-          <w:p>
-            <w:r>
-              <w:rPr>
-                <w:b w:val="0"/>
-                <w:sz w:val="16"/>
-              </w:rPr>
-              <w:t>robinet trec cu ventil si mufe, pentru tevi ote...</w:t>
-            </w:r>
-          </w:p>
-        </w:tc>
-        <w:tc>
-          <w:tcPr>
-            <w:tcW w:type="dxa" w:w="454"/>
-            <w:shd w:fill="FFFF99" w:val="clear"/>
-          </w:tcPr>
-          <w:p>
-            <w:r>
-              <w:rPr>
-                <w:b w:val="0"/>
-                <w:sz w:val="16"/>
-              </w:rPr>
-              <w:t>buc</w:t>
-            </w:r>
-          </w:p>
-        </w:tc>
-        <w:tc>
-          <w:tcPr>
-            <w:tcW w:type="dxa" w:w="680"/>
-            <w:shd w:fill="FFFF99" w:val="clear"/>
-          </w:tcPr>
-          <w:p>
-            <w:r>
-              <w:rPr>
-                <w:b w:val="0"/>
-                <w:sz w:val="16"/>
-              </w:rPr>
-              <w:t>4.0</w:t>
-            </w:r>
-          </w:p>
-        </w:tc>
-        <w:tc>
-          <w:tcPr>
-            <w:tcW w:type="dxa" w:w="3572"/>
-            <w:shd w:fill="FFFF99" w:val="clear"/>
-          </w:tcPr>
-          <w:p>
-            <w:r>
-              <w:rPr>
-                <w:b w:val="0"/>
-                <w:color w:val="CC0000"/>
-                <w:sz w:val="16"/>
-              </w:rPr>
-              <w:t>Articol suplimentar în ofertă (nu există în referință)</w:t>
-            </w:r>
-          </w:p>
-        </w:tc>
-      </w:tr>
-      <w:tr>
-        <w:tc>
-          <w:tcPr>
-            <w:tcW w:type="dxa" w:w="397"/>
-          </w:tcPr>
-          <w:p/>
-        </w:tc>
-        <w:tc>
-          <w:tcPr>
-            <w:tcW w:type="dxa" w:w="1701"/>
-            <w:shd w:fill="D9D9D9" w:val="clear"/>
-          </w:tcPr>
-          <w:p>
-            <w:r>
-              <w:rPr>
-                <w:b/>
-                <w:color w:val="000000"/>
-                <w:sz w:val="18"/>
-              </w:rPr>
-              <w:t>SUMAR</w:t>
-            </w:r>
-          </w:p>
-        </w:tc>
-        <w:tc>
-          <w:tcPr>
-            <w:tcW w:type="dxa" w:w="850"/>
-            <w:shd w:fill="D9D9D9" w:val="clear"/>
-          </w:tcPr>
-          <w:p>
-            <w:r>
-              <w:rPr>
-                <w:b/>
-                <w:color w:val="000000"/>
-                <w:sz w:val="18"/>
-              </w:rPr>
-              <w:t>Neconformitati: 3 din 184 articole ref.</w:t>
-            </w:r>
-          </w:p>
-        </w:tc>
-        <w:tc>
-          <w:tcPr>
-            <w:tcW w:type="dxa" w:w="1984"/>
-            <w:shd w:fill="D9D9D9" w:val="clear"/>
-          </w:tcPr>
-          <w:p>
-            <w:r/>
-          </w:p>
-        </w:tc>
-        <w:tc>
-          <w:tcPr>
-            <w:tcW w:type="dxa" w:w="454"/>
-            <w:shd w:fill="D9D9D9" w:val="clear"/>
-          </w:tcPr>
-          <w:p>
-            <w:r/>
-          </w:p>
-        </w:tc>
-        <w:tc>
-          <w:tcPr>
-            <w:tcW w:type="dxa" w:w="680"/>
-            <w:shd w:fill="D9D9D9" w:val="clear"/>
-          </w:tcPr>
-          <w:p>
-            <w:r/>
-          </w:p>
-        </w:tc>
-        <w:tc>
-          <w:tcPr>
-            <w:tcW w:type="dxa" w:w="850"/>
-            <w:shd w:fill="D9D9D9" w:val="clear"/>
-          </w:tcPr>
-          <w:p>
-            <w:pPr>
-              <w:jc w:val="center"/>
-            </w:pPr>
-            <w:r>
-              <w:rPr>
-                <w:b/>
-                <w:color w:val="000000"/>
-                <w:sz w:val="18"/>
-              </w:rPr>
-              <w:t>184</w:t>
-            </w:r>
-          </w:p>
-        </w:tc>
-        <w:tc>
-          <w:tcPr>
-            <w:tcW w:type="dxa" w:w="1984"/>
-            <w:shd w:fill="D9D9D9" w:val="clear"/>
-          </w:tcPr>
-          <w:p>
-            <w:r/>
-          </w:p>
-        </w:tc>
-        <w:tc>
-          <w:tcPr>
-            <w:tcW w:type="dxa" w:w="454"/>
-            <w:shd w:fill="D9D9D9" w:val="clear"/>
-          </w:tcPr>
-          <w:p>
-            <w:r/>
-          </w:p>
-        </w:tc>
-        <w:tc>
-          <w:tcPr>
-            <w:tcW w:type="dxa" w:w="680"/>
-            <w:shd w:fill="D9D9D9" w:val="clear"/>
-          </w:tcPr>
-          <w:p>
-            <w:pPr>
-              <w:jc w:val="center"/>
-            </w:pPr>
-            <w:r>
-              <w:rPr>
-                <w:b/>
-                <w:color w:val="000000"/>
-                <w:sz w:val="18"/>
-              </w:rPr>
-              <w:t>134</w:t>
-            </w:r>
-          </w:p>
-        </w:tc>
-        <w:tc>
-          <w:tcPr>
-            <w:tcW w:type="dxa" w:w="3572"/>
-            <w:shd w:fill="D9D9D9" w:val="clear"/>
-          </w:tcPr>
-          <w:p>
-            <w:r/>
-          </w:p>
-        </w:tc>
-      </w:tr>
-      <w:tr>
-        <w:tc>
-          <w:tcPr>
-            <w:tcW w:type="dxa" w:w="3572"/>
-            <w:gridSpan w:val="11"/>
-            <w:shd w:fill="D9D9D9" w:val="clear"/>
-          </w:tcPr>
-          <w:p>
-            <w:r>
-              <w:rPr>
-                <w:b/>
-                <w:sz w:val="18"/>
-              </w:rPr>
-              <w:t>Capitol de lucrări 226F08 — 45000000 AMENAJARI EXTERIOARE  │  LIPSA: 1  │  EXTRA: 0  │  Delta: -1</w:t>
-            </w:r>
-          </w:p>
-        </w:tc>
-      </w:tr>
-      <w:tr>
-        <w:tc>
-          <w:tcPr>
-            <w:tcW w:type="dxa" w:w="397"/>
-            <w:shd w:fill="FFB3B3" w:val="clear"/>
-          </w:tcPr>
-          <w:p>
-            <w:r>
-              <w:rPr>
-                <w:b w:val="0"/>
-                <w:sz w:val="16"/>
-              </w:rPr>
-              <w:t>46</w:t>
-            </w:r>
-          </w:p>
-        </w:tc>
-        <w:tc>
-          <w:tcPr>
-            <w:tcW w:type="dxa" w:w="1701"/>
-            <w:shd w:fill="FFB3B3" w:val="clear"/>
-          </w:tcPr>
-          <w:p>
-            <w:r>
-              <w:rPr>
-                <w:b w:val="0"/>
-                <w:sz w:val="16"/>
-              </w:rPr>
-              <w:t>226F08 - 45000000 AMENAJARI EXTERIOARE</w:t>
-            </w:r>
-          </w:p>
-        </w:tc>
-        <w:tc>
-          <w:tcPr>
-            <w:tcW w:type="dxa" w:w="850"/>
-            <w:shd w:fill="FFB3B3" w:val="clear"/>
-          </w:tcPr>
-          <w:p>
-            <w:r>
-              <w:rPr>
-                <w:b w:val="0"/>
-                <w:sz w:val="16"/>
-              </w:rPr>
-              <w:t>W1C01A1</w:t>
-            </w:r>
-          </w:p>
-        </w:tc>
-        <w:tc>
-          <w:tcPr>
-            <w:tcW w:type="dxa" w:w="1984"/>
-            <w:shd w:fill="FFB3B3" w:val="clear"/>
-          </w:tcPr>
-          <w:p>
-            <w:r>
-              <w:rPr>
-                <w:b w:val="0"/>
-                <w:sz w:val="16"/>
-              </w:rPr>
-              <w:t>asimilat-montare panouri fotovoltaice lectura</w:t>
-            </w:r>
-          </w:p>
-        </w:tc>
-        <w:tc>
-          <w:tcPr>
-            <w:tcW w:type="dxa" w:w="454"/>
-            <w:shd w:fill="FFB3B3" w:val="clear"/>
-          </w:tcPr>
-          <w:p>
-            <w:r>
-              <w:rPr>
-                <w:b w:val="0"/>
-                <w:sz w:val="16"/>
-              </w:rPr>
-              <w:t>buc</w:t>
-            </w:r>
-          </w:p>
-        </w:tc>
-        <w:tc>
-          <w:tcPr>
-            <w:tcW w:type="dxa" w:w="680"/>
-            <w:shd w:fill="FFB3B3" w:val="clear"/>
-          </w:tcPr>
-          <w:p>
-            <w:r>
-              <w:rPr>
-                <w:b w:val="0"/>
-                <w:sz w:val="16"/>
-              </w:rPr>
-              <w:t>1.0</w:t>
-            </w:r>
-          </w:p>
-        </w:tc>
-        <w:tc>
-          <w:tcPr>
-            <w:tcW w:type="dxa" w:w="850"/>
-            <w:shd w:fill="FFB3B3" w:val="clear"/>
-          </w:tcPr>
-          <w:p/>
-        </w:tc>
-        <w:tc>
-          <w:tcPr>
-            <w:tcW w:type="dxa" w:w="1984"/>
-            <w:shd w:fill="FFB3B3" w:val="clear"/>
-          </w:tcPr>
-          <w:p/>
-        </w:tc>
-        <w:tc>
-          <w:tcPr>
-            <w:tcW w:type="dxa" w:w="454"/>
-            <w:shd w:fill="FFB3B3" w:val="clear"/>
-          </w:tcPr>
-          <w:p/>
-        </w:tc>
-        <w:tc>
-          <w:tcPr>
-            <w:tcW w:type="dxa" w:w="680"/>
-            <w:shd w:fill="FFB3B3" w:val="clear"/>
-          </w:tcPr>
-          <w:p/>
-        </w:tc>
-        <w:tc>
-          <w:tcPr>
-            <w:tcW w:type="dxa" w:w="3572"/>
-            <w:shd w:fill="FFB3B3" w:val="clear"/>
-          </w:tcPr>
-          <w:p>
-            <w:r>
-              <w:rPr>
-                <w:b w:val="0"/>
-                <w:color w:val="CC0000"/>
-                <w:sz w:val="16"/>
-              </w:rPr>
-              <w:t>Articol lipsă din ofertă</w:t>
-            </w:r>
-          </w:p>
-        </w:tc>
-      </w:tr>
-      <w:tr>
-        <w:tc>
-          <w:tcPr>
-            <w:tcW w:type="dxa" w:w="397"/>
-            <w:shd w:fill="FFCC99" w:val="clear"/>
-          </w:tcPr>
-          <w:p>
-            <w:r>
-              <w:rPr>
-                <w:b w:val="0"/>
-                <w:sz w:val="16"/>
-              </w:rPr>
-              <w:t>47</w:t>
-            </w:r>
-          </w:p>
-        </w:tc>
-        <w:tc>
-          <w:tcPr>
-            <w:tcW w:type="dxa" w:w="1701"/>
-            <w:shd w:fill="FFCC99" w:val="clear"/>
-          </w:tcPr>
-          <w:p>
-            <w:r>
-              <w:rPr>
-                <w:b w:val="0"/>
-                <w:sz w:val="16"/>
-              </w:rPr>
-              <w:t>226F08 - 45000000 AMENAJARI EXTERIOARE</w:t>
-            </w:r>
-          </w:p>
-        </w:tc>
-        <w:tc>
-          <w:tcPr>
-            <w:tcW w:type="dxa" w:w="850"/>
-            <w:shd w:fill="FFCC99" w:val="clear"/>
-          </w:tcPr>
-          <w:p>
-            <w:r>
-              <w:rPr>
-                <w:b w:val="0"/>
-                <w:sz w:val="16"/>
-              </w:rPr>
-              <w:t>W1C01A1</w:t>
-            </w:r>
-          </w:p>
-        </w:tc>
-        <w:tc>
-          <w:tcPr>
-            <w:tcW w:type="dxa" w:w="1984"/>
-            <w:shd w:fill="FFCC99" w:val="clear"/>
-          </w:tcPr>
-          <w:p>
-            <w:r>
-              <w:rPr>
-                <w:b w:val="0"/>
-                <w:sz w:val="16"/>
-              </w:rPr>
-              <w:t>asimilat-montare panouri fotovoltaice lectura</w:t>
-            </w:r>
-          </w:p>
-        </w:tc>
-        <w:tc>
-          <w:tcPr>
-            <w:tcW w:type="dxa" w:w="454"/>
-            <w:shd w:fill="FFCC99" w:val="clear"/>
-          </w:tcPr>
-          <w:p>
-            <w:r>
-              <w:rPr>
-                <w:b w:val="0"/>
-                <w:sz w:val="16"/>
-              </w:rPr>
-              <w:t>buc</w:t>
-            </w:r>
-          </w:p>
-        </w:tc>
-        <w:tc>
-          <w:tcPr>
-            <w:tcW w:type="dxa" w:w="680"/>
-            <w:shd w:fill="FFCC99" w:val="clear"/>
-          </w:tcPr>
-          <w:p>
-            <w:r>
-              <w:rPr>
-                <w:b w:val="0"/>
-                <w:sz w:val="16"/>
-              </w:rPr>
-              <w:t>1.0</w:t>
-            </w:r>
-          </w:p>
-        </w:tc>
-        <w:tc>
-          <w:tcPr>
-            <w:tcW w:type="dxa" w:w="850"/>
-            <w:shd w:fill="FFCC99" w:val="clear"/>
-          </w:tcPr>
-          <w:p>
-            <w:r>
-              <w:rPr>
-                <w:b w:val="0"/>
-                <w:sz w:val="16"/>
-              </w:rPr>
-              <w:t>W1C01A1</w:t>
-            </w:r>
-          </w:p>
-        </w:tc>
-        <w:tc>
-          <w:tcPr>
-            <w:tcW w:type="dxa" w:w="1984"/>
-            <w:shd w:fill="FFCC99" w:val="clear"/>
-          </w:tcPr>
-          <w:p>
-            <w:r>
-              <w:rPr>
-                <w:b w:val="0"/>
-                <w:sz w:val="16"/>
-              </w:rPr>
-              <w:t>Deviz 226208</w:t>
-            </w:r>
-          </w:p>
-        </w:tc>
-        <w:tc>
-          <w:tcPr>
-            <w:tcW w:type="dxa" w:w="454"/>
-            <w:shd w:fill="FFCC99" w:val="clear"/>
-          </w:tcPr>
-          <w:p>
-            <w:r>
-              <w:rPr>
-                <w:b w:val="0"/>
-                <w:sz w:val="16"/>
-              </w:rPr>
-              <w:t>buc</w:t>
-            </w:r>
-          </w:p>
-        </w:tc>
-        <w:tc>
-          <w:tcPr>
-            <w:tcW w:type="dxa" w:w="680"/>
-            <w:shd w:fill="FFCC99" w:val="clear"/>
-          </w:tcPr>
-          <w:p>
-            <w:r>
-              <w:rPr>
-                <w:b w:val="0"/>
-                <w:sz w:val="16"/>
-              </w:rPr>
-              <w:t>1.0</w:t>
-            </w:r>
-          </w:p>
-        </w:tc>
-        <w:tc>
-          <w:tcPr>
-            <w:tcW w:type="dxa" w:w="3572"/>
-            <w:shd w:fill="FFCC99" w:val="clear"/>
-          </w:tcPr>
-          <w:p>
-            <w:r>
-              <w:rPr>
-                <w:b w:val="0"/>
-                <w:color w:val="CC0000"/>
-                <w:sz w:val="16"/>
-              </w:rPr>
-              <w:t>ORPHAN: Cod 'W1C01A1' identic, dar categorii DIFERITE. Cod W1C01A1: REF categoriei 226F08 =&gt; OFERTA categoriei 226208. VERIFICARE MANUALA NECESARA!</w:t>
-            </w:r>
-          </w:p>
-        </w:tc>
-      </w:tr>
-      <w:tr>
-        <w:tc>
-          <w:tcPr>
-            <w:tcW w:type="dxa" w:w="397"/>
-          </w:tcPr>
-          <w:p/>
-        </w:tc>
-        <w:tc>
-          <w:tcPr>
-            <w:tcW w:type="dxa" w:w="1701"/>
-            <w:shd w:fill="D9D9D9" w:val="clear"/>
-          </w:tcPr>
-          <w:p>
-            <w:r>
-              <w:rPr>
-                <w:b/>
-                <w:color w:val="000000"/>
-                <w:sz w:val="18"/>
-              </w:rPr>
-              <w:t>SUMAR</w:t>
-            </w:r>
-          </w:p>
-        </w:tc>
-        <w:tc>
-          <w:tcPr>
-            <w:tcW w:type="dxa" w:w="850"/>
-            <w:shd w:fill="D9D9D9" w:val="clear"/>
-          </w:tcPr>
-          <w:p>
-            <w:r>
-              <w:rPr>
-                <w:b/>
-                <w:color w:val="000000"/>
-                <w:sz w:val="18"/>
-              </w:rPr>
-              <w:t>Neconformitati: 1 din 1 articole ref.</w:t>
-            </w:r>
-          </w:p>
-        </w:tc>
-        <w:tc>
-          <w:tcPr>
-            <w:tcW w:type="dxa" w:w="1984"/>
-            <w:shd w:fill="D9D9D9" w:val="clear"/>
-          </w:tcPr>
-          <w:p>
-            <w:r/>
-          </w:p>
-        </w:tc>
-        <w:tc>
-          <w:tcPr>
-            <w:tcW w:type="dxa" w:w="454"/>
-            <w:shd w:fill="D9D9D9" w:val="clear"/>
-          </w:tcPr>
-          <w:p>
-            <w:r/>
-          </w:p>
-        </w:tc>
-        <w:tc>
-          <w:tcPr>
-            <w:tcW w:type="dxa" w:w="680"/>
-            <w:shd w:fill="D9D9D9" w:val="clear"/>
-          </w:tcPr>
-          <w:p>
-            <w:r/>
-          </w:p>
-        </w:tc>
-        <w:tc>
-          <w:tcPr>
-            <w:tcW w:type="dxa" w:w="850"/>
-            <w:shd w:fill="D9D9D9" w:val="clear"/>
-          </w:tcPr>
-          <w:p>
-            <w:pPr>
-              <w:jc w:val="center"/>
-            </w:pPr>
-            <w:r>
-              <w:rPr>
-                <w:b/>
-                <w:color w:val="000000"/>
-                <w:sz w:val="18"/>
-              </w:rPr>
-              <w:t>1</w:t>
-            </w:r>
-          </w:p>
-        </w:tc>
-        <w:tc>
-          <w:tcPr>
-            <w:tcW w:type="dxa" w:w="1984"/>
-            <w:shd w:fill="D9D9D9" w:val="clear"/>
-          </w:tcPr>
-          <w:p>
-            <w:r/>
-          </w:p>
-        </w:tc>
-        <w:tc>
-          <w:tcPr>
-            <w:tcW w:type="dxa" w:w="454"/>
-            <w:shd w:fill="D9D9D9" w:val="clear"/>
-          </w:tcPr>
-          <w:p>
-            <w:r/>
-          </w:p>
-        </w:tc>
-        <w:tc>
-          <w:tcPr>
-            <w:tcW w:type="dxa" w:w="680"/>
-            <w:shd w:fill="D9D9D9" w:val="clear"/>
-          </w:tcPr>
-          <w:p>
-            <w:pPr>
-              <w:jc w:val="center"/>
-            </w:pPr>
-            <w:r>
-              <w:rPr>
-                <w:b/>
-                <w:color w:val="000000"/>
-                <w:sz w:val="18"/>
-              </w:rPr>
-              <w:t>0</w:t>
-            </w:r>
-          </w:p>
-        </w:tc>
-        <w:tc>
-          <w:tcPr>
-            <w:tcW w:type="dxa" w:w="3572"/>
-            <w:shd w:fill="D9D9D9" w:val="clear"/>
-          </w:tcPr>
-          <w:p>
-            <w:r/>
-          </w:p>
-        </w:tc>
-      </w:tr>
-      <w:tr>
-        <w:tc>
-          <w:tcPr>
-            <w:tcW w:type="dxa" w:w="3572"/>
-            <w:gridSpan w:val="11"/>
-            <w:shd w:fill="D9D9D9" w:val="clear"/>
-          </w:tcPr>
-          <w:p>
-            <w:r>
-              <w:rPr>
-                <w:b/>
-                <w:sz w:val="18"/>
-              </w:rPr>
-              <w:t>Capitol de lucrări 226358  │  LIPSA: 0  │  EXTRA: 2  │  Delta: +2</w:t>
-            </w:r>
-          </w:p>
-        </w:tc>
-      </w:tr>
-      <w:tr>
-        <w:tc>
-          <w:tcPr>
-            <w:tcW w:type="dxa" w:w="3572"/>
-            <w:gridSpan w:val="11"/>
-            <w:shd w:fill="FFFF99" w:val="clear"/>
-          </w:tcPr>
-          <w:p>
-            <w:r>
-              <w:rPr>
-                <w:b w:val="0"/>
-                <w:i/>
-                <w:sz w:val="16"/>
-              </w:rPr>
-              <w:t>▸ Articole extra în ofertă — verificare manuală recomandată</w:t>
-            </w:r>
-          </w:p>
-        </w:tc>
-      </w:tr>
-      <w:tr>
-        <w:tc>
-          <w:tcPr>
-            <w:tcW w:type="dxa" w:w="397"/>
-            <w:shd w:fill="FFFF99" w:val="clear"/>
-          </w:tcPr>
-          <w:p>
-            <w:r>
-              <w:rPr>
-                <w:b w:val="0"/>
-                <w:sz w:val="16"/>
-              </w:rPr>
-              <w:t>49</w:t>
-            </w:r>
-          </w:p>
-        </w:tc>
-        <w:tc>
-          <w:tcPr>
-            <w:tcW w:type="dxa" w:w="1701"/>
-            <w:shd w:fill="FFFF99" w:val="clear"/>
-          </w:tcPr>
-          <w:p>
-            <w:r>
-              <w:rPr>
-                <w:b w:val="0"/>
-                <w:sz w:val="16"/>
-              </w:rPr>
-              <w:t>226358</w:t>
-            </w:r>
-          </w:p>
-        </w:tc>
-        <w:tc>
-          <w:tcPr>
-            <w:tcW w:type="dxa" w:w="850"/>
-            <w:shd w:fill="FFFF99" w:val="clear"/>
-          </w:tcPr>
-          <w:p>
-            <w:r>
-              <w:rPr>
-                <w:b w:val="0"/>
-                <w:sz w:val="16"/>
-              </w:rPr>
-            </w:r>
-          </w:p>
-        </w:tc>
-        <w:tc>
-          <w:tcPr>
-            <w:tcW w:type="dxa" w:w="1984"/>
-            <w:shd w:fill="FFFF99" w:val="clear"/>
-          </w:tcPr>
-          <w:p>
-            <w:r>
-              <w:rPr>
-                <w:b w:val="0"/>
-                <w:sz w:val="16"/>
-              </w:rPr>
-            </w:r>
-          </w:p>
-        </w:tc>
-        <w:tc>
-          <w:tcPr>
-            <w:tcW w:type="dxa" w:w="454"/>
-            <w:shd w:fill="FFFF99" w:val="clear"/>
-          </w:tcPr>
-          <w:p>
-            <w:r>
-              <w:rPr>
-                <w:b w:val="0"/>
-                <w:sz w:val="16"/>
-              </w:rPr>
-            </w:r>
-          </w:p>
-        </w:tc>
-        <w:tc>
-          <w:tcPr>
-            <w:tcW w:type="dxa" w:w="680"/>
-            <w:shd w:fill="FFFF99" w:val="clear"/>
-          </w:tcPr>
-          <w:p>
-            <w:r>
-              <w:rPr>
-                <w:b w:val="0"/>
-                <w:sz w:val="16"/>
-              </w:rPr>
-            </w:r>
-          </w:p>
-        </w:tc>
-        <w:tc>
-          <w:tcPr>
-            <w:tcW w:type="dxa" w:w="850"/>
-            <w:shd w:fill="FFFF99" w:val="clear"/>
-          </w:tcPr>
-          <w:p>
-            <w:r>
-              <w:rPr>
-                <w:b w:val="0"/>
-                <w:sz w:val="16"/>
-              </w:rPr>
-              <w:t>TRA01A20P</w:t>
-            </w:r>
-          </w:p>
-        </w:tc>
-        <w:tc>
-          <w:tcPr>
-            <w:tcW w:type="dxa" w:w="1984"/>
-            <w:shd w:fill="FFFF99" w:val="clear"/>
-          </w:tcPr>
-          <w:p>
-            <w:r>
-              <w:rPr>
-                <w:b w:val="0"/>
-                <w:sz w:val="16"/>
-              </w:rPr>
-              <w:t>transportul rutier al pamantului sau molozului ...</w:t>
-            </w:r>
-          </w:p>
-        </w:tc>
-        <w:tc>
-          <w:tcPr>
-            <w:tcW w:type="dxa" w:w="454"/>
-            <w:shd w:fill="FFFF99" w:val="clear"/>
-          </w:tcPr>
-          <w:p>
-            <w:r>
-              <w:rPr>
-                <w:b w:val="0"/>
-                <w:sz w:val="16"/>
-              </w:rPr>
-              <w:t>tona</w:t>
-            </w:r>
-          </w:p>
-        </w:tc>
-        <w:tc>
-          <w:tcPr>
-            <w:tcW w:type="dxa" w:w="680"/>
-            <w:shd w:fill="FFFF99" w:val="clear"/>
-          </w:tcPr>
-          <w:p>
-            <w:r>
-              <w:rPr>
-                <w:b w:val="0"/>
-                <w:sz w:val="16"/>
-              </w:rPr>
-              <w:t>1132.4</w:t>
-            </w:r>
-          </w:p>
-        </w:tc>
-        <w:tc>
-          <w:tcPr>
-            <w:tcW w:type="dxa" w:w="3572"/>
-            <w:shd w:fill="FFFF99" w:val="clear"/>
-          </w:tcPr>
-          <w:p>
-            <w:r>
-              <w:rPr>
-                <w:b w:val="0"/>
-                <w:color w:val="CC0000"/>
-                <w:sz w:val="16"/>
-              </w:rPr>
-              <w:t>Articol suplimentar în ofertă (nu există în referință)</w:t>
-            </w:r>
-          </w:p>
-        </w:tc>
-      </w:tr>
-      <w:tr>
-        <w:tc>
-          <w:tcPr>
-            <w:tcW w:type="dxa" w:w="397"/>
-            <w:shd w:fill="FFFF99" w:val="clear"/>
-          </w:tcPr>
-          <w:p>
-            <w:r>
-              <w:rPr>
-                <w:b w:val="0"/>
-                <w:sz w:val="16"/>
-              </w:rPr>
-              <w:t>50</w:t>
-            </w:r>
-          </w:p>
-        </w:tc>
-        <w:tc>
-          <w:tcPr>
-            <w:tcW w:type="dxa" w:w="1701"/>
-            <w:shd w:fill="FFFF99" w:val="clear"/>
-          </w:tcPr>
-          <w:p>
-            <w:r>
-              <w:rPr>
-                <w:b w:val="0"/>
-                <w:sz w:val="16"/>
-              </w:rPr>
-              <w:t>226358</w:t>
-            </w:r>
-          </w:p>
-        </w:tc>
-        <w:tc>
-          <w:tcPr>
-            <w:tcW w:type="dxa" w:w="850"/>
-            <w:shd w:fill="FFFF99" w:val="clear"/>
-          </w:tcPr>
-          <w:p>
-            <w:r>
-              <w:rPr>
-                <w:b w:val="0"/>
-                <w:sz w:val="16"/>
-              </w:rPr>
-            </w:r>
-          </w:p>
-        </w:tc>
-        <w:tc>
-          <w:tcPr>
-            <w:tcW w:type="dxa" w:w="1984"/>
-            <w:shd w:fill="FFFF99" w:val="clear"/>
-          </w:tcPr>
-          <w:p>
-            <w:r>
-              <w:rPr>
-                <w:b w:val="0"/>
-                <w:sz w:val="16"/>
-              </w:rPr>
-            </w:r>
-          </w:p>
-        </w:tc>
-        <w:tc>
-          <w:tcPr>
-            <w:tcW w:type="dxa" w:w="454"/>
-            <w:shd w:fill="FFFF99" w:val="clear"/>
-          </w:tcPr>
-          <w:p>
-            <w:r>
-              <w:rPr>
-                <w:b w:val="0"/>
-                <w:sz w:val="16"/>
-              </w:rPr>
-            </w:r>
-          </w:p>
-        </w:tc>
-        <w:tc>
-          <w:tcPr>
-            <w:tcW w:type="dxa" w:w="680"/>
-            <w:shd w:fill="FFFF99" w:val="clear"/>
-          </w:tcPr>
-          <w:p>
-            <w:r>
-              <w:rPr>
-                <w:b w:val="0"/>
-                <w:sz w:val="16"/>
-              </w:rPr>
-            </w:r>
-          </w:p>
-        </w:tc>
-        <w:tc>
-          <w:tcPr>
-            <w:tcW w:type="dxa" w:w="850"/>
-            <w:shd w:fill="FFFF99" w:val="clear"/>
-          </w:tcPr>
-          <w:p>
-            <w:r>
-              <w:rPr>
-                <w:b w:val="0"/>
-                <w:sz w:val="16"/>
-              </w:rPr>
-              <w:t>$22100100</w:t>
-            </w:r>
-          </w:p>
-        </w:tc>
-        <w:tc>
-          <w:tcPr>
-            <w:tcW w:type="dxa" w:w="1984"/>
-            <w:shd w:fill="FFFF99" w:val="clear"/>
-          </w:tcPr>
-          <w:p>
-            <w:r>
-              <w:rPr>
-                <w:b w:val="0"/>
-                <w:sz w:val="16"/>
-              </w:rPr>
-              <w:t>profil fagure ecologic</w:t>
-            </w:r>
-          </w:p>
-        </w:tc>
-        <w:tc>
-          <w:tcPr>
-            <w:tcW w:type="dxa" w:w="454"/>
-            <w:shd w:fill="FFFF99" w:val="clear"/>
-          </w:tcPr>
-          <w:p>
-            <w:r>
-              <w:rPr>
-                <w:b w:val="0"/>
-                <w:sz w:val="16"/>
-              </w:rPr>
-              <w:t>mp</w:t>
-            </w:r>
-          </w:p>
-        </w:tc>
-        <w:tc>
-          <w:tcPr>
-            <w:tcW w:type="dxa" w:w="680"/>
-            <w:shd w:fill="FFFF99" w:val="clear"/>
-          </w:tcPr>
-          <w:p>
-            <w:r>
-              <w:rPr>
-                <w:b w:val="0"/>
-                <w:sz w:val="16"/>
-              </w:rPr>
-              <w:t>2000.0</w:t>
-            </w:r>
-          </w:p>
-        </w:tc>
-        <w:tc>
-          <w:tcPr>
-            <w:tcW w:type="dxa" w:w="3572"/>
-            <w:shd w:fill="FFFF99" w:val="clear"/>
-          </w:tcPr>
-          <w:p>
-            <w:r>
-              <w:rPr>
-                <w:b w:val="0"/>
-                <w:color w:val="CC0000"/>
-                <w:sz w:val="16"/>
-              </w:rPr>
-              <w:t>Articol suplimentar în ofertă (nu există în referință)</w:t>
-            </w:r>
-          </w:p>
-        </w:tc>
-      </w:tr>
-      <w:tr>
-        <w:tc>
-          <w:tcPr>
-            <w:tcW w:type="dxa" w:w="397"/>
-          </w:tcPr>
-          <w:p/>
-        </w:tc>
-        <w:tc>
-          <w:tcPr>
-            <w:tcW w:type="dxa" w:w="1701"/>
-            <w:shd w:fill="D9D9D9" w:val="clear"/>
-          </w:tcPr>
-          <w:p>
-            <w:r>
-              <w:rPr>
-                <w:b/>
-                <w:color w:val="000000"/>
-                <w:sz w:val="18"/>
-              </w:rPr>
-              <w:t>SUMAR</w:t>
-            </w:r>
-          </w:p>
-        </w:tc>
-        <w:tc>
-          <w:tcPr>
-            <w:tcW w:type="dxa" w:w="850"/>
-            <w:shd w:fill="D9D9D9" w:val="clear"/>
-          </w:tcPr>
-          <w:p>
-            <w:r>
-              <w:rPr>
-                <w:b/>
-                <w:color w:val="000000"/>
-                <w:sz w:val="18"/>
-              </w:rPr>
-              <w:t>Neconformitati: 2 din 18 articole ref.</w:t>
-            </w:r>
-          </w:p>
-        </w:tc>
-        <w:tc>
-          <w:tcPr>
-            <w:tcW w:type="dxa" w:w="1984"/>
-            <w:shd w:fill="D9D9D9" w:val="clear"/>
-          </w:tcPr>
-          <w:p>
-            <w:r/>
-          </w:p>
-        </w:tc>
-        <w:tc>
-          <w:tcPr>
-            <w:tcW w:type="dxa" w:w="454"/>
-            <w:shd w:fill="D9D9D9" w:val="clear"/>
-          </w:tcPr>
-          <w:p>
-            <w:r/>
-          </w:p>
-        </w:tc>
-        <w:tc>
-          <w:tcPr>
-            <w:tcW w:type="dxa" w:w="680"/>
-            <w:shd w:fill="D9D9D9" w:val="clear"/>
-          </w:tcPr>
-          <w:p>
-            <w:r/>
-          </w:p>
-        </w:tc>
-        <w:tc>
-          <w:tcPr>
-            <w:tcW w:type="dxa" w:w="850"/>
-            <w:shd w:fill="D9D9D9" w:val="clear"/>
-          </w:tcPr>
-          <w:p>
-            <w:pPr>
-              <w:jc w:val="center"/>
-            </w:pPr>
-            <w:r>
-              <w:rPr>
-                <w:b/>
-                <w:color w:val="000000"/>
-                <w:sz w:val="18"/>
-              </w:rPr>
-              <w:t>18</w:t>
-            </w:r>
-          </w:p>
-        </w:tc>
-        <w:tc>
-          <w:tcPr>
-            <w:tcW w:type="dxa" w:w="1984"/>
-            <w:shd w:fill="D9D9D9" w:val="clear"/>
-          </w:tcPr>
-          <w:p>
-            <w:r/>
-          </w:p>
-        </w:tc>
-        <w:tc>
-          <w:tcPr>
-            <w:tcW w:type="dxa" w:w="454"/>
-            <w:shd w:fill="D9D9D9" w:val="clear"/>
-          </w:tcPr>
-          <w:p>
-            <w:r/>
-          </w:p>
-        </w:tc>
-        <w:tc>
-          <w:tcPr>
-            <w:tcW w:type="dxa" w:w="680"/>
-            <w:shd w:fill="D9D9D9" w:val="clear"/>
-          </w:tcPr>
-          <w:p>
-            <w:pPr>
-              <w:jc w:val="center"/>
-            </w:pPr>
-            <w:r>
-              <w:rPr>
-                <w:b/>
-                <w:color w:val="000000"/>
-                <w:sz w:val="18"/>
-              </w:rPr>
-              <w:t>19</w:t>
-            </w:r>
-          </w:p>
-        </w:tc>
-        <w:tc>
-          <w:tcPr>
-            <w:tcW w:type="dxa" w:w="3572"/>
-            <w:shd w:fill="D9D9D9" w:val="clear"/>
-          </w:tcPr>
-          <w:p>
-            <w:r/>
-          </w:p>
-        </w:tc>
-      </w:tr>
-      <w:tr>
-        <w:tc>
-          <w:tcPr>
-            <w:tcW w:type="dxa" w:w="3572"/>
-            <w:gridSpan w:val="11"/>
-            <w:shd w:fill="D9D9D9" w:val="clear"/>
-          </w:tcPr>
-          <w:p>
-            <w:r>
-              <w:rPr>
-                <w:b/>
-                <w:sz w:val="18"/>
-              </w:rPr>
-              <w:t>Capitol de lucrări 226728 — ORG. SANTIER- CONTAINER  │  LIPSA: 0  │  EXTRA: 1  │  Delta: +1</w:t>
-            </w:r>
-          </w:p>
-        </w:tc>
-      </w:tr>
-      <w:tr>
-        <w:tc>
-          <w:tcPr>
-            <w:tcW w:type="dxa" w:w="3572"/>
-            <w:gridSpan w:val="11"/>
-            <w:shd w:fill="FFFF99" w:val="clear"/>
-          </w:tcPr>
-          <w:p>
-            <w:r>
-              <w:rPr>
-                <w:b w:val="0"/>
-                <w:i/>
-                <w:sz w:val="16"/>
-              </w:rPr>
-              <w:t>▸ Articole extra în ofertă — verificare manuală recomandată</w:t>
-            </w:r>
-          </w:p>
-        </w:tc>
-      </w:tr>
-      <w:tr>
-        <w:tc>
-          <w:tcPr>
-            <w:tcW w:type="dxa" w:w="397"/>
-            <w:shd w:fill="FFFF99" w:val="clear"/>
-          </w:tcPr>
-          <w:p>
-            <w:r>
-              <w:rPr>
-                <w:b w:val="0"/>
-                <w:sz w:val="16"/>
-              </w:rPr>
-              <w:t>52</w:t>
+              <w:t>53</w:t>
             </w:r>
           </w:p>
         </w:tc>

--- a/output_AO/Raport_Oferta_1.docx
+++ b/output_AO/Raport_Oferta_1.docx
@@ -42,7 +42,7 @@
         <w:rPr>
           <w:b/>
         </w:rPr>
-        <w:t>Devize: 226028, 226038, 226118, 226208, 226218, 226228, 226268, 226318, 226418, 226428, 226488, 226498, 226528, 226F08, 226358, 226478, 226728</w:t>
+        <w:t>Devize: 226028, 226038, 226118, 226208, 226218, 226228, 226268, 226318, 226418, 226428, 226488, 226498, 226528, 226F08, 226358, 226478, 226518, 226728</w:t>
       </w:r>
     </w:p>
     <w:tbl>
@@ -4208,7 +4208,7 @@
                 <w:b/>
                 <w:sz w:val="18"/>
               </w:rPr>
-              <w:t>Capitol de lucrări 226418 — ARHITECTURA VESTIARE FOTBALIST SI SALA F...  │  LIPSA: 0  │  EXTRA: 1  │  Delta: +1</w:t>
+              <w:t>Capitol de lucrări 226418 — ARHITECTURA VESTIARE FOTBALIST SI SALA F...  │  LIPSA: 0  │  EXTRA: 0  │  Delta: 0 ✓</w:t>
             </w:r>
           </w:p>
         </w:tc>
@@ -4368,6 +4368,609 @@
                 <w:sz w:val="16"/>
               </w:rPr>
               <w:t>Cantitate diferită: referință 0.0 mp, ofertat 50.0 mp</w:t>
+            </w:r>
+          </w:p>
+        </w:tc>
+      </w:tr>
+      <w:tr>
+        <w:tc>
+          <w:tcPr>
+            <w:tcW w:type="dxa" w:w="397"/>
+          </w:tcPr>
+          <w:p/>
+        </w:tc>
+        <w:tc>
+          <w:tcPr>
+            <w:tcW w:type="dxa" w:w="1701"/>
+            <w:shd w:fill="D9D9D9" w:val="clear"/>
+          </w:tcPr>
+          <w:p>
+            <w:r>
+              <w:rPr>
+                <w:b/>
+                <w:color w:val="000000"/>
+                <w:sz w:val="18"/>
+              </w:rPr>
+              <w:t>SUMAR</w:t>
+            </w:r>
+          </w:p>
+        </w:tc>
+        <w:tc>
+          <w:tcPr>
+            <w:tcW w:type="dxa" w:w="850"/>
+            <w:shd w:fill="D9D9D9" w:val="clear"/>
+          </w:tcPr>
+          <w:p>
+            <w:r>
+              <w:rPr>
+                <w:b/>
+                <w:color w:val="000000"/>
+                <w:sz w:val="18"/>
+              </w:rPr>
+              <w:t>Neconformitati: 1 din 110 articole ref.</w:t>
+            </w:r>
+          </w:p>
+        </w:tc>
+        <w:tc>
+          <w:tcPr>
+            <w:tcW w:type="dxa" w:w="1984"/>
+            <w:shd w:fill="D9D9D9" w:val="clear"/>
+          </w:tcPr>
+          <w:p>
+            <w:r/>
+          </w:p>
+        </w:tc>
+        <w:tc>
+          <w:tcPr>
+            <w:tcW w:type="dxa" w:w="454"/>
+            <w:shd w:fill="D9D9D9" w:val="clear"/>
+          </w:tcPr>
+          <w:p>
+            <w:r/>
+          </w:p>
+        </w:tc>
+        <w:tc>
+          <w:tcPr>
+            <w:tcW w:type="dxa" w:w="680"/>
+            <w:shd w:fill="D9D9D9" w:val="clear"/>
+          </w:tcPr>
+          <w:p>
+            <w:r/>
+          </w:p>
+        </w:tc>
+        <w:tc>
+          <w:tcPr>
+            <w:tcW w:type="dxa" w:w="850"/>
+            <w:shd w:fill="D9D9D9" w:val="clear"/>
+          </w:tcPr>
+          <w:p>
+            <w:pPr>
+              <w:jc w:val="center"/>
+            </w:pPr>
+            <w:r>
+              <w:rPr>
+                <w:b/>
+                <w:color w:val="000000"/>
+                <w:sz w:val="18"/>
+              </w:rPr>
+              <w:t>110</w:t>
+            </w:r>
+          </w:p>
+        </w:tc>
+        <w:tc>
+          <w:tcPr>
+            <w:tcW w:type="dxa" w:w="1984"/>
+            <w:shd w:fill="D9D9D9" w:val="clear"/>
+          </w:tcPr>
+          <w:p>
+            <w:r/>
+          </w:p>
+        </w:tc>
+        <w:tc>
+          <w:tcPr>
+            <w:tcW w:type="dxa" w:w="454"/>
+            <w:shd w:fill="D9D9D9" w:val="clear"/>
+          </w:tcPr>
+          <w:p>
+            <w:r/>
+          </w:p>
+        </w:tc>
+        <w:tc>
+          <w:tcPr>
+            <w:tcW w:type="dxa" w:w="680"/>
+            <w:shd w:fill="D9D9D9" w:val="clear"/>
+          </w:tcPr>
+          <w:p>
+            <w:pPr>
+              <w:jc w:val="center"/>
+            </w:pPr>
+            <w:r>
+              <w:rPr>
+                <w:b/>
+                <w:color w:val="000000"/>
+                <w:sz w:val="18"/>
+              </w:rPr>
+              <w:t>102</w:t>
+            </w:r>
+          </w:p>
+        </w:tc>
+        <w:tc>
+          <w:tcPr>
+            <w:tcW w:type="dxa" w:w="3572"/>
+            <w:shd w:fill="D9D9D9" w:val="clear"/>
+          </w:tcPr>
+          <w:p>
+            <w:r/>
+          </w:p>
+        </w:tc>
+      </w:tr>
+      <w:tr>
+        <w:tc>
+          <w:tcPr>
+            <w:tcW w:type="dxa" w:w="3572"/>
+            <w:gridSpan w:val="11"/>
+            <w:shd w:fill="D9D9D9" w:val="clear"/>
+          </w:tcPr>
+          <w:p>
+            <w:r>
+              <w:rPr>
+                <w:b/>
+                <w:sz w:val="18"/>
+              </w:rPr>
+              <w:t>Capitol de lucrări 226428 — INSTALATII SANITARE OB. 4  │  LIPSA: 1  │  EXTRA: 1  │  Delta: 0 ✓</w:t>
+            </w:r>
+          </w:p>
+        </w:tc>
+      </w:tr>
+      <w:tr>
+        <w:tc>
+          <w:tcPr>
+            <w:tcW w:type="dxa" w:w="397"/>
+          </w:tcPr>
+          <w:p>
+            <w:r>
+              <w:rPr>
+                <w:b w:val="0"/>
+                <w:sz w:val="16"/>
+              </w:rPr>
+              <w:t>27</w:t>
+            </w:r>
+          </w:p>
+        </w:tc>
+        <w:tc>
+          <w:tcPr>
+            <w:tcW w:type="dxa" w:w="1701"/>
+          </w:tcPr>
+          <w:p>
+            <w:r>
+              <w:rPr>
+                <w:b w:val="0"/>
+                <w:sz w:val="16"/>
+              </w:rPr>
+              <w:t>226428 - INSTALATII SANITARE OB. 4</w:t>
+            </w:r>
+          </w:p>
+        </w:tc>
+        <w:tc>
+          <w:tcPr>
+            <w:tcW w:type="dxa" w:w="850"/>
+          </w:tcPr>
+          <w:p>
+            <w:r>
+              <w:rPr>
+                <w:b w:val="0"/>
+                <w:sz w:val="16"/>
+              </w:rPr>
+              <w:t>$3274977</w:t>
+            </w:r>
+          </w:p>
+        </w:tc>
+        <w:tc>
+          <w:tcPr>
+            <w:tcW w:type="dxa" w:w="1984"/>
+          </w:tcPr>
+          <w:p>
+            <w:r>
+              <w:rPr>
+                <w:b w:val="0"/>
+                <w:sz w:val="16"/>
+              </w:rPr>
+              <w:t>sifon de pardoseala dn40/50 cu iesire verticala...</w:t>
+            </w:r>
+          </w:p>
+        </w:tc>
+        <w:tc>
+          <w:tcPr>
+            <w:tcW w:type="dxa" w:w="454"/>
+          </w:tcPr>
+          <w:p>
+            <w:r>
+              <w:rPr>
+                <w:b w:val="0"/>
+                <w:sz w:val="16"/>
+              </w:rPr>
+              <w:t>buc</w:t>
+            </w:r>
+          </w:p>
+        </w:tc>
+        <w:tc>
+          <w:tcPr>
+            <w:tcW w:type="dxa" w:w="680"/>
+          </w:tcPr>
+          <w:p>
+            <w:r>
+              <w:rPr>
+                <w:b w:val="0"/>
+                <w:color w:val="CC0000"/>
+                <w:sz w:val="16"/>
+              </w:rPr>
+              <w:t>4.0</w:t>
+            </w:r>
+          </w:p>
+        </w:tc>
+        <w:tc>
+          <w:tcPr>
+            <w:tcW w:type="dxa" w:w="850"/>
+          </w:tcPr>
+          <w:p>
+            <w:r>
+              <w:rPr>
+                <w:b w:val="0"/>
+                <w:sz w:val="16"/>
+              </w:rPr>
+              <w:t>$3274977</w:t>
+            </w:r>
+          </w:p>
+        </w:tc>
+        <w:tc>
+          <w:tcPr>
+            <w:tcW w:type="dxa" w:w="1984"/>
+          </w:tcPr>
+          <w:p>
+            <w:r>
+              <w:rPr>
+                <w:b w:val="0"/>
+                <w:sz w:val="16"/>
+              </w:rPr>
+              <w:t>sifon de pardoseala dn 40/50 cu iesire vertical...</w:t>
+            </w:r>
+          </w:p>
+        </w:tc>
+        <w:tc>
+          <w:tcPr>
+            <w:tcW w:type="dxa" w:w="454"/>
+          </w:tcPr>
+          <w:p>
+            <w:r>
+              <w:rPr>
+                <w:b w:val="0"/>
+                <w:sz w:val="16"/>
+              </w:rPr>
+              <w:t>buc</w:t>
+            </w:r>
+          </w:p>
+        </w:tc>
+        <w:tc>
+          <w:tcPr>
+            <w:tcW w:type="dxa" w:w="680"/>
+          </w:tcPr>
+          <w:p>
+            <w:r>
+              <w:rPr>
+                <w:b w:val="0"/>
+                <w:color w:val="CC0000"/>
+                <w:sz w:val="16"/>
+              </w:rPr>
+              <w:t>1.0</w:t>
+            </w:r>
+          </w:p>
+        </w:tc>
+        <w:tc>
+          <w:tcPr>
+            <w:tcW w:type="dxa" w:w="3572"/>
+          </w:tcPr>
+          <w:p>
+            <w:r>
+              <w:rPr>
+                <w:b w:val="0"/>
+                <w:color w:val="CC0000"/>
+                <w:sz w:val="16"/>
+              </w:rPr>
+              <w:t>Cantitate diferită: referință 4.0 buc, ofertat 1.0 buc</w:t>
+            </w:r>
+          </w:p>
+        </w:tc>
+      </w:tr>
+      <w:tr>
+        <w:tc>
+          <w:tcPr>
+            <w:tcW w:type="dxa" w:w="397"/>
+          </w:tcPr>
+          <w:p>
+            <w:r>
+              <w:rPr>
+                <w:b w:val="0"/>
+                <w:sz w:val="16"/>
+              </w:rPr>
+              <w:t>28</w:t>
+            </w:r>
+          </w:p>
+        </w:tc>
+        <w:tc>
+          <w:tcPr>
+            <w:tcW w:type="dxa" w:w="1701"/>
+          </w:tcPr>
+          <w:p>
+            <w:r>
+              <w:rPr>
+                <w:b w:val="0"/>
+                <w:sz w:val="16"/>
+              </w:rPr>
+              <w:t>226428 - INSTALATII SANITARE OB. 4</w:t>
+            </w:r>
+          </w:p>
+        </w:tc>
+        <w:tc>
+          <w:tcPr>
+            <w:tcW w:type="dxa" w:w="850"/>
+          </w:tcPr>
+          <w:p>
+            <w:r>
+              <w:rPr>
+                <w:b w:val="0"/>
+                <w:sz w:val="16"/>
+              </w:rPr>
+              <w:t>$2222219</w:t>
+            </w:r>
+          </w:p>
+        </w:tc>
+        <w:tc>
+          <w:tcPr>
+            <w:tcW w:type="dxa" w:w="1984"/>
+          </w:tcPr>
+          <w:p>
+            <w:r>
+              <w:rPr>
+                <w:b w:val="0"/>
+                <w:sz w:val="16"/>
+              </w:rPr>
+              <w:t>cadite dus</w:t>
+            </w:r>
+          </w:p>
+        </w:tc>
+        <w:tc>
+          <w:tcPr>
+            <w:tcW w:type="dxa" w:w="454"/>
+          </w:tcPr>
+          <w:p>
+            <w:r>
+              <w:rPr>
+                <w:b w:val="0"/>
+                <w:color w:val="CC0000"/>
+                <w:sz w:val="16"/>
+              </w:rPr>
+            </w:r>
+          </w:p>
+        </w:tc>
+        <w:tc>
+          <w:tcPr>
+            <w:tcW w:type="dxa" w:w="680"/>
+          </w:tcPr>
+          <w:p>
+            <w:r>
+              <w:rPr>
+                <w:b w:val="0"/>
+                <w:sz w:val="16"/>
+              </w:rPr>
+              <w:t>3.0</w:t>
+            </w:r>
+          </w:p>
+        </w:tc>
+        <w:tc>
+          <w:tcPr>
+            <w:tcW w:type="dxa" w:w="850"/>
+          </w:tcPr>
+          <w:p>
+            <w:r>
+              <w:rPr>
+                <w:b w:val="0"/>
+                <w:sz w:val="16"/>
+              </w:rPr>
+              <w:t>$2222219</w:t>
+            </w:r>
+          </w:p>
+        </w:tc>
+        <w:tc>
+          <w:tcPr>
+            <w:tcW w:type="dxa" w:w="1984"/>
+          </w:tcPr>
+          <w:p>
+            <w:r>
+              <w:rPr>
+                <w:b w:val="0"/>
+                <w:sz w:val="16"/>
+              </w:rPr>
+              <w:t>cadite dus</w:t>
+            </w:r>
+          </w:p>
+        </w:tc>
+        <w:tc>
+          <w:tcPr>
+            <w:tcW w:type="dxa" w:w="454"/>
+          </w:tcPr>
+          <w:p>
+            <w:r>
+              <w:rPr>
+                <w:b w:val="0"/>
+                <w:color w:val="CC0000"/>
+                <w:sz w:val="16"/>
+              </w:rPr>
+              <w:t>buc</w:t>
+            </w:r>
+          </w:p>
+        </w:tc>
+        <w:tc>
+          <w:tcPr>
+            <w:tcW w:type="dxa" w:w="680"/>
+          </w:tcPr>
+          <w:p>
+            <w:r>
+              <w:rPr>
+                <w:b w:val="0"/>
+                <w:sz w:val="16"/>
+              </w:rPr>
+              <w:t>3.0</w:t>
+            </w:r>
+          </w:p>
+        </w:tc>
+        <w:tc>
+          <w:tcPr>
+            <w:tcW w:type="dxa" w:w="3572"/>
+          </w:tcPr>
+          <w:p>
+            <w:r>
+              <w:rPr>
+                <w:b w:val="0"/>
+                <w:color w:val="CC0000"/>
+                <w:sz w:val="16"/>
+              </w:rPr>
+              <w:t>Unitate de măsură diferită: referință , ofertat buc</w:t>
+            </w:r>
+          </w:p>
+        </w:tc>
+      </w:tr>
+      <w:tr>
+        <w:tc>
+          <w:tcPr>
+            <w:tcW w:type="dxa" w:w="397"/>
+            <w:shd w:fill="FFB3B3" w:val="clear"/>
+          </w:tcPr>
+          <w:p>
+            <w:r>
+              <w:rPr>
+                <w:b w:val="0"/>
+                <w:sz w:val="16"/>
+              </w:rPr>
+              <w:t>29</w:t>
+            </w:r>
+          </w:p>
+        </w:tc>
+        <w:tc>
+          <w:tcPr>
+            <w:tcW w:type="dxa" w:w="1701"/>
+            <w:shd w:fill="FFB3B3" w:val="clear"/>
+          </w:tcPr>
+          <w:p>
+            <w:r>
+              <w:rPr>
+                <w:b w:val="0"/>
+                <w:sz w:val="16"/>
+              </w:rPr>
+              <w:t>226428 - INSTALATII SANITARE OB. 4</w:t>
+            </w:r>
+          </w:p>
+        </w:tc>
+        <w:tc>
+          <w:tcPr>
+            <w:tcW w:type="dxa" w:w="850"/>
+            <w:shd w:fill="FFB3B3" w:val="clear"/>
+          </w:tcPr>
+          <w:p>
+            <w:r>
+              <w:rPr>
+                <w:b w:val="0"/>
+                <w:sz w:val="16"/>
+              </w:rPr>
+              <w:t>$3275597</w:t>
+            </w:r>
+          </w:p>
+        </w:tc>
+        <w:tc>
+          <w:tcPr>
+            <w:tcW w:type="dxa" w:w="1984"/>
+            <w:shd w:fill="FFB3B3" w:val="clear"/>
+          </w:tcPr>
+          <w:p>
+            <w:r>
+              <w:rPr>
+                <w:b w:val="0"/>
+                <w:sz w:val="16"/>
+              </w:rPr>
+              <w:t>sifon de pardoseala dn110 cu iesire verticala c...</w:t>
+            </w:r>
+          </w:p>
+        </w:tc>
+        <w:tc>
+          <w:tcPr>
+            <w:tcW w:type="dxa" w:w="454"/>
+            <w:shd w:fill="FFB3B3" w:val="clear"/>
+          </w:tcPr>
+          <w:p>
+            <w:r>
+              <w:rPr>
+                <w:b w:val="0"/>
+                <w:sz w:val="16"/>
+              </w:rPr>
+              <w:t>buc</w:t>
+            </w:r>
+          </w:p>
+        </w:tc>
+        <w:tc>
+          <w:tcPr>
+            <w:tcW w:type="dxa" w:w="680"/>
+            <w:shd w:fill="FFB3B3" w:val="clear"/>
+          </w:tcPr>
+          <w:p>
+            <w:r>
+              <w:rPr>
+                <w:b w:val="0"/>
+                <w:sz w:val="16"/>
+              </w:rPr>
+              <w:t>1.0</w:t>
+            </w:r>
+          </w:p>
+        </w:tc>
+        <w:tc>
+          <w:tcPr>
+            <w:tcW w:type="dxa" w:w="850"/>
+            <w:shd w:fill="FFB3B3" w:val="clear"/>
+          </w:tcPr>
+          <w:p/>
+        </w:tc>
+        <w:tc>
+          <w:tcPr>
+            <w:tcW w:type="dxa" w:w="1984"/>
+            <w:shd w:fill="FFB3B3" w:val="clear"/>
+          </w:tcPr>
+          <w:p/>
+        </w:tc>
+        <w:tc>
+          <w:tcPr>
+            <w:tcW w:type="dxa" w:w="454"/>
+            <w:shd w:fill="FFB3B3" w:val="clear"/>
+          </w:tcPr>
+          <w:p/>
+        </w:tc>
+        <w:tc>
+          <w:tcPr>
+            <w:tcW w:type="dxa" w:w="680"/>
+            <w:shd w:fill="FFB3B3" w:val="clear"/>
+          </w:tcPr>
+          <w:p/>
+        </w:tc>
+        <w:tc>
+          <w:tcPr>
+            <w:tcW w:type="dxa" w:w="3572"/>
+            <w:shd w:fill="FFB3B3" w:val="clear"/>
+          </w:tcPr>
+          <w:p>
+            <w:r>
+              <w:rPr>
+                <w:b w:val="0"/>
+                <w:color w:val="CC0000"/>
+                <w:sz w:val="16"/>
+              </w:rPr>
+              <w:t>Articol lipsă din ofertă</w:t>
             </w:r>
           </w:p>
         </w:tc>
@@ -4403,7 +5006,7 @@
                 <w:b w:val="0"/>
                 <w:sz w:val="16"/>
               </w:rPr>
-              <w:t>26</w:t>
+              <w:t>30</w:t>
             </w:r>
           </w:p>
         </w:tc>
@@ -4418,7 +5021,7 @@
                 <w:b w:val="0"/>
                 <w:sz w:val="16"/>
               </w:rPr>
-              <w:t>226418 - ARHITECTURA VESTIARE FOTBALIST SI SAL...</w:t>
+              <w:t>226428 - INSTALATII SANITARE OB. 4</w:t>
             </w:r>
           </w:p>
         </w:tc>
@@ -4489,7 +5092,7 @@
                 <w:b w:val="0"/>
                 <w:sz w:val="16"/>
               </w:rPr>
-              <w:t>$7800859</w:t>
+              <w:t>$3274977</w:t>
             </w:r>
           </w:p>
         </w:tc>
@@ -4504,7 +5107,7 @@
                 <w:b w:val="0"/>
                 <w:sz w:val="16"/>
               </w:rPr>
-              <w:t>vopsea lavabila acrilica</w:t>
+              <w:t>sifon de pardoseala dn 40/50 cu iesire vertical...</w:t>
             </w:r>
           </w:p>
         </w:tc>
@@ -4519,7 +5122,7 @@
                 <w:b w:val="0"/>
                 <w:sz w:val="16"/>
               </w:rPr>
-              <w:t>kg</w:t>
+              <w:t>buc</w:t>
             </w:r>
           </w:p>
         </w:tc>
@@ -4534,7 +5137,7 @@
                 <w:b w:val="0"/>
                 <w:sz w:val="16"/>
               </w:rPr>
-              <w:t>120.5</w:t>
+              <w:t>4.0</w:t>
             </w:r>
           </w:p>
         </w:tc>
@@ -4590,7 +5193,7 @@
                 <w:color w:val="000000"/>
                 <w:sz w:val="18"/>
               </w:rPr>
-              <w:t>Neconformitati: 1 din 110 articole ref.</w:t>
+              <w:t>Neconformitati: 3 din 153 articole ref.</w:t>
             </w:r>
           </w:p>
         </w:tc>
@@ -4636,7 +5239,7 @@
                 <w:color w:val="000000"/>
                 <w:sz w:val="18"/>
               </w:rPr>
-              <w:t>110</w:t>
+              <w:t>153</w:t>
             </w:r>
           </w:p>
         </w:tc>
@@ -4673,7 +5276,7 @@
                 <w:color w:val="000000"/>
                 <w:sz w:val="18"/>
               </w:rPr>
-              <w:t>102</w:t>
+              <w:t>121</w:t>
             </w:r>
           </w:p>
         </w:tc>
@@ -4700,7 +5303,7 @@
                 <w:b/>
                 <w:sz w:val="18"/>
               </w:rPr>
-              <w:t>Capitol de lucrări 226428 — INSTALATII SANITARE OB. 4  │  LIPSA: 1  │  EXTRA: 1  │  Delta: 0 ✓</w:t>
+              <w:t>Capitol de lucrări 226488 — INSTALATIE VOCE-DATE-OB. 4  │  LIPSA: 1  │  EXTRA: 0  │  Delta: -1</w:t>
             </w:r>
           </w:p>
         </w:tc>
@@ -4709,62 +5312,67 @@
         <w:tc>
           <w:tcPr>
             <w:tcW w:type="dxa" w:w="397"/>
-          </w:tcPr>
-          <w:p>
-            <w:r>
-              <w:rPr>
-                <w:b w:val="0"/>
-                <w:sz w:val="16"/>
-              </w:rPr>
-              <w:t>28</w:t>
+            <w:shd w:fill="FFB3B3" w:val="clear"/>
+          </w:tcPr>
+          <w:p>
+            <w:r>
+              <w:rPr>
+                <w:b w:val="0"/>
+                <w:sz w:val="16"/>
+              </w:rPr>
+              <w:t>32</w:t>
             </w:r>
           </w:p>
         </w:tc>
         <w:tc>
           <w:tcPr>
             <w:tcW w:type="dxa" w:w="1701"/>
-          </w:tcPr>
-          <w:p>
-            <w:r>
-              <w:rPr>
-                <w:b w:val="0"/>
-                <w:sz w:val="16"/>
-              </w:rPr>
-              <w:t>226428 - INSTALATII SANITARE OB. 4</w:t>
+            <w:shd w:fill="FFB3B3" w:val="clear"/>
+          </w:tcPr>
+          <w:p>
+            <w:r>
+              <w:rPr>
+                <w:b w:val="0"/>
+                <w:sz w:val="16"/>
+              </w:rPr>
+              <w:t>226488 - INSTALATIE VOCE-DATE-OB. 4</w:t>
             </w:r>
           </w:p>
         </w:tc>
         <w:tc>
           <w:tcPr>
             <w:tcW w:type="dxa" w:w="850"/>
-          </w:tcPr>
-          <w:p>
-            <w:r>
-              <w:rPr>
-                <w:b w:val="0"/>
-                <w:sz w:val="16"/>
-              </w:rPr>
-              <w:t>$3274977</w:t>
+            <w:shd w:fill="FFB3B3" w:val="clear"/>
+          </w:tcPr>
+          <w:p>
+            <w:r>
+              <w:rPr>
+                <w:b w:val="0"/>
+                <w:sz w:val="16"/>
+              </w:rPr>
+              <w:t>$5538123</w:t>
             </w:r>
           </w:p>
         </w:tc>
         <w:tc>
           <w:tcPr>
             <w:tcW w:type="dxa" w:w="1984"/>
-          </w:tcPr>
-          <w:p>
-            <w:r>
-              <w:rPr>
-                <w:b w:val="0"/>
-                <w:sz w:val="16"/>
-              </w:rPr>
-              <w:t>sifon de pardoseala dn40/50 cu iesire verticala...</w:t>
+            <w:shd w:fill="FFB3B3" w:val="clear"/>
+          </w:tcPr>
+          <w:p>
+            <w:r>
+              <w:rPr>
+                <w:b w:val="0"/>
+                <w:sz w:val="16"/>
+              </w:rPr>
+              <w:t>patchpanel 8 porturi rj45 echipat</w:t>
             </w:r>
           </w:p>
         </w:tc>
         <w:tc>
           <w:tcPr>
             <w:tcW w:type="dxa" w:w="454"/>
+            <w:shd w:fill="FFB3B3" w:val="clear"/>
           </w:tcPr>
           <w:p>
             <w:r>
@@ -4779,6 +5387,50 @@
         <w:tc>
           <w:tcPr>
             <w:tcW w:type="dxa" w:w="680"/>
+            <w:shd w:fill="FFB3B3" w:val="clear"/>
+          </w:tcPr>
+          <w:p>
+            <w:r>
+              <w:rPr>
+                <w:b w:val="0"/>
+                <w:sz w:val="16"/>
+              </w:rPr>
+              <w:t>1.0</w:t>
+            </w:r>
+          </w:p>
+        </w:tc>
+        <w:tc>
+          <w:tcPr>
+            <w:tcW w:type="dxa" w:w="850"/>
+            <w:shd w:fill="FFB3B3" w:val="clear"/>
+          </w:tcPr>
+          <w:p/>
+        </w:tc>
+        <w:tc>
+          <w:tcPr>
+            <w:tcW w:type="dxa" w:w="1984"/>
+            <w:shd w:fill="FFB3B3" w:val="clear"/>
+          </w:tcPr>
+          <w:p/>
+        </w:tc>
+        <w:tc>
+          <w:tcPr>
+            <w:tcW w:type="dxa" w:w="454"/>
+            <w:shd w:fill="FFB3B3" w:val="clear"/>
+          </w:tcPr>
+          <w:p/>
+        </w:tc>
+        <w:tc>
+          <w:tcPr>
+            <w:tcW w:type="dxa" w:w="680"/>
+            <w:shd w:fill="FFB3B3" w:val="clear"/>
+          </w:tcPr>
+          <w:p/>
+        </w:tc>
+        <w:tc>
+          <w:tcPr>
+            <w:tcW w:type="dxa" w:w="3572"/>
+            <w:shd w:fill="FFB3B3" w:val="clear"/>
           </w:tcPr>
           <w:p>
             <w:r>
@@ -4787,79 +5439,7 @@
                 <w:color w:val="CC0000"/>
                 <w:sz w:val="16"/>
               </w:rPr>
-              <w:t>4.0</w:t>
-            </w:r>
-          </w:p>
-        </w:tc>
-        <w:tc>
-          <w:tcPr>
-            <w:tcW w:type="dxa" w:w="850"/>
-          </w:tcPr>
-          <w:p>
-            <w:r>
-              <w:rPr>
-                <w:b w:val="0"/>
-                <w:sz w:val="16"/>
-              </w:rPr>
-              <w:t>$3274977</w:t>
-            </w:r>
-          </w:p>
-        </w:tc>
-        <w:tc>
-          <w:tcPr>
-            <w:tcW w:type="dxa" w:w="1984"/>
-          </w:tcPr>
-          <w:p>
-            <w:r>
-              <w:rPr>
-                <w:b w:val="0"/>
-                <w:sz w:val="16"/>
-              </w:rPr>
-              <w:t>sifon de pardoseala dn 40/50 cu iesire vertical...</w:t>
-            </w:r>
-          </w:p>
-        </w:tc>
-        <w:tc>
-          <w:tcPr>
-            <w:tcW w:type="dxa" w:w="454"/>
-          </w:tcPr>
-          <w:p>
-            <w:r>
-              <w:rPr>
-                <w:b w:val="0"/>
-                <w:sz w:val="16"/>
-              </w:rPr>
-              <w:t>buc</w:t>
-            </w:r>
-          </w:p>
-        </w:tc>
-        <w:tc>
-          <w:tcPr>
-            <w:tcW w:type="dxa" w:w="680"/>
-          </w:tcPr>
-          <w:p>
-            <w:r>
-              <w:rPr>
-                <w:b w:val="0"/>
-                <w:color w:val="CC0000"/>
-                <w:sz w:val="16"/>
-              </w:rPr>
-              <w:t>1.0</w:t>
-            </w:r>
-          </w:p>
-        </w:tc>
-        <w:tc>
-          <w:tcPr>
-            <w:tcW w:type="dxa" w:w="3572"/>
-          </w:tcPr>
-          <w:p>
-            <w:r>
-              <w:rPr>
-                <w:b w:val="0"/>
-                <w:color w:val="CC0000"/>
-                <w:sz w:val="16"/>
-              </w:rPr>
-              <w:t>Cantitate diferită: referință 4.0 buc, ofertat 1.0 buc</w:t>
+              <w:t>Articol lipsă din ofertă</w:t>
             </w:r>
           </w:p>
         </w:tc>
@@ -4869,162 +5449,154 @@
           <w:tcPr>
             <w:tcW w:type="dxa" w:w="397"/>
           </w:tcPr>
-          <w:p>
-            <w:r>
-              <w:rPr>
-                <w:b w:val="0"/>
-                <w:sz w:val="16"/>
-              </w:rPr>
-              <w:t>29</w:t>
-            </w:r>
-          </w:p>
+          <w:p/>
         </w:tc>
         <w:tc>
           <w:tcPr>
             <w:tcW w:type="dxa" w:w="1701"/>
-          </w:tcPr>
-          <w:p>
-            <w:r>
-              <w:rPr>
-                <w:b w:val="0"/>
-                <w:sz w:val="16"/>
-              </w:rPr>
-              <w:t>226428 - INSTALATII SANITARE OB. 4</w:t>
+            <w:shd w:fill="D9D9D9" w:val="clear"/>
+          </w:tcPr>
+          <w:p>
+            <w:r>
+              <w:rPr>
+                <w:b/>
+                <w:color w:val="000000"/>
+                <w:sz w:val="18"/>
+              </w:rPr>
+              <w:t>SUMAR</w:t>
             </w:r>
           </w:p>
         </w:tc>
         <w:tc>
           <w:tcPr>
             <w:tcW w:type="dxa" w:w="850"/>
-          </w:tcPr>
-          <w:p>
-            <w:r>
-              <w:rPr>
-                <w:b w:val="0"/>
-                <w:sz w:val="16"/>
-              </w:rPr>
-              <w:t>$2222219</w:t>
+            <w:shd w:fill="D9D9D9" w:val="clear"/>
+          </w:tcPr>
+          <w:p>
+            <w:r>
+              <w:rPr>
+                <w:b/>
+                <w:color w:val="000000"/>
+                <w:sz w:val="18"/>
+              </w:rPr>
+              <w:t>Neconformitati: 1 din 14 articole ref.</w:t>
             </w:r>
           </w:p>
         </w:tc>
         <w:tc>
           <w:tcPr>
             <w:tcW w:type="dxa" w:w="1984"/>
-          </w:tcPr>
-          <w:p>
-            <w:r>
-              <w:rPr>
-                <w:b w:val="0"/>
-                <w:sz w:val="16"/>
-              </w:rPr>
-              <w:t>cadite dus</w:t>
-            </w:r>
+            <w:shd w:fill="D9D9D9" w:val="clear"/>
+          </w:tcPr>
+          <w:p>
+            <w:r/>
           </w:p>
         </w:tc>
         <w:tc>
           <w:tcPr>
             <w:tcW w:type="dxa" w:w="454"/>
-          </w:tcPr>
-          <w:p>
-            <w:r>
-              <w:rPr>
-                <w:b w:val="0"/>
-                <w:color w:val="CC0000"/>
-                <w:sz w:val="16"/>
-              </w:rPr>
-            </w:r>
+            <w:shd w:fill="D9D9D9" w:val="clear"/>
+          </w:tcPr>
+          <w:p>
+            <w:r/>
           </w:p>
         </w:tc>
         <w:tc>
           <w:tcPr>
             <w:tcW w:type="dxa" w:w="680"/>
-          </w:tcPr>
-          <w:p>
-            <w:r>
-              <w:rPr>
-                <w:b w:val="0"/>
-                <w:sz w:val="16"/>
-              </w:rPr>
-              <w:t>3.0</w:t>
-            </w:r>
+            <w:shd w:fill="D9D9D9" w:val="clear"/>
+          </w:tcPr>
+          <w:p>
+            <w:r/>
           </w:p>
         </w:tc>
         <w:tc>
           <w:tcPr>
             <w:tcW w:type="dxa" w:w="850"/>
-          </w:tcPr>
-          <w:p>
-            <w:r>
-              <w:rPr>
-                <w:b w:val="0"/>
-                <w:sz w:val="16"/>
-              </w:rPr>
-              <w:t>$2222219</w:t>
+            <w:shd w:fill="D9D9D9" w:val="clear"/>
+          </w:tcPr>
+          <w:p>
+            <w:pPr>
+              <w:jc w:val="center"/>
+            </w:pPr>
+            <w:r>
+              <w:rPr>
+                <w:b/>
+                <w:color w:val="000000"/>
+                <w:sz w:val="18"/>
+              </w:rPr>
+              <w:t>14</w:t>
             </w:r>
           </w:p>
         </w:tc>
         <w:tc>
           <w:tcPr>
             <w:tcW w:type="dxa" w:w="1984"/>
-          </w:tcPr>
-          <w:p>
-            <w:r>
-              <w:rPr>
-                <w:b w:val="0"/>
-                <w:sz w:val="16"/>
-              </w:rPr>
-              <w:t>cadite dus</w:t>
-            </w:r>
+            <w:shd w:fill="D9D9D9" w:val="clear"/>
+          </w:tcPr>
+          <w:p>
+            <w:r/>
           </w:p>
         </w:tc>
         <w:tc>
           <w:tcPr>
             <w:tcW w:type="dxa" w:w="454"/>
-          </w:tcPr>
-          <w:p>
-            <w:r>
-              <w:rPr>
-                <w:b w:val="0"/>
-                <w:color w:val="CC0000"/>
-                <w:sz w:val="16"/>
-              </w:rPr>
-              <w:t>buc</w:t>
-            </w:r>
+            <w:shd w:fill="D9D9D9" w:val="clear"/>
+          </w:tcPr>
+          <w:p>
+            <w:r/>
           </w:p>
         </w:tc>
         <w:tc>
           <w:tcPr>
             <w:tcW w:type="dxa" w:w="680"/>
-          </w:tcPr>
-          <w:p>
-            <w:r>
-              <w:rPr>
-                <w:b w:val="0"/>
-                <w:sz w:val="16"/>
-              </w:rPr>
-              <w:t>3.0</w:t>
+            <w:shd w:fill="D9D9D9" w:val="clear"/>
+          </w:tcPr>
+          <w:p>
+            <w:pPr>
+              <w:jc w:val="center"/>
+            </w:pPr>
+            <w:r>
+              <w:rPr>
+                <w:b/>
+                <w:color w:val="000000"/>
+                <w:sz w:val="18"/>
+              </w:rPr>
+              <w:t>13</w:t>
             </w:r>
           </w:p>
         </w:tc>
         <w:tc>
           <w:tcPr>
             <w:tcW w:type="dxa" w:w="3572"/>
-          </w:tcPr>
-          <w:p>
-            <w:r>
-              <w:rPr>
-                <w:b w:val="0"/>
-                <w:color w:val="CC0000"/>
-                <w:sz w:val="16"/>
-              </w:rPr>
-              <w:t>Unitate de măsură diferită: referință , ofertat buc</w:t>
-            </w:r>
+            <w:shd w:fill="D9D9D9" w:val="clear"/>
+          </w:tcPr>
+          <w:p>
+            <w:r/>
           </w:p>
         </w:tc>
       </w:tr>
       <w:tr>
         <w:tc>
           <w:tcPr>
+            <w:tcW w:type="dxa" w:w="3572"/>
+            <w:gridSpan w:val="11"/>
+            <w:shd w:fill="D9D9D9" w:val="clear"/>
+          </w:tcPr>
+          <w:p>
+            <w:r>
+              <w:rPr>
+                <w:b/>
+                <w:sz w:val="18"/>
+              </w:rPr>
+              <w:t>Capitol de lucrări 226498 — SISTEM SUPRAVEGHEREA VIDEO -OB4  │  LIPSA: 2  │  EXTRA: 0  │  Delta: -2</w:t>
+            </w:r>
+          </w:p>
+        </w:tc>
+      </w:tr>
+      <w:tr>
+        <w:tc>
+          <w:tcPr>
             <w:tcW w:type="dxa" w:w="397"/>
             <w:shd w:fill="FFB3B3" w:val="clear"/>
           </w:tcPr>
@@ -5034,7 +5606,7 @@
                 <w:b w:val="0"/>
                 <w:sz w:val="16"/>
               </w:rPr>
-              <w:t>30</w:t>
+              <w:t>34</w:t>
             </w:r>
           </w:p>
         </w:tc>
@@ -5049,7 +5621,7 @@
                 <w:b w:val="0"/>
                 <w:sz w:val="16"/>
               </w:rPr>
-              <w:t>226428 - INSTALATII SANITARE OB. 4</w:t>
+              <w:t>226498 - SISTEM SUPRAVEGHEREA VIDEO -OB4</w:t>
             </w:r>
           </w:p>
         </w:tc>
@@ -5064,7 +5636,7 @@
                 <w:b w:val="0"/>
                 <w:sz w:val="16"/>
               </w:rPr>
-              <w:t>$3275597</w:t>
+              <w:t>EI17A1</w:t>
             </w:r>
           </w:p>
         </w:tc>
@@ -5079,7 +5651,7 @@
                 <w:b w:val="0"/>
                 <w:sz w:val="16"/>
               </w:rPr>
-              <w:t>sifon de pardoseala dn110 cu iesire verticala c...</w:t>
+              <w:t>software pentru videocaptare si inregistrare</w:t>
             </w:r>
           </w:p>
         </w:tc>
@@ -5109,7 +5681,7 @@
                 <w:b w:val="0"/>
                 <w:sz w:val="16"/>
               </w:rPr>
-              <w:t>1.0</w:t>
+              <w:t>2.0</w:t>
             </w:r>
           </w:p>
         </w:tc>
@@ -5154,6 +5726,778 @@
                 <w:sz w:val="16"/>
               </w:rPr>
               <w:t>Articol lipsă din ofertă</w:t>
+            </w:r>
+          </w:p>
+        </w:tc>
+      </w:tr>
+      <w:tr>
+        <w:tc>
+          <w:tcPr>
+            <w:tcW w:type="dxa" w:w="397"/>
+            <w:shd w:fill="FFB3B3" w:val="clear"/>
+          </w:tcPr>
+          <w:p>
+            <w:r>
+              <w:rPr>
+                <w:b w:val="0"/>
+                <w:sz w:val="16"/>
+              </w:rPr>
+              <w:t>35</w:t>
+            </w:r>
+          </w:p>
+        </w:tc>
+        <w:tc>
+          <w:tcPr>
+            <w:tcW w:type="dxa" w:w="1701"/>
+            <w:shd w:fill="FFB3B3" w:val="clear"/>
+          </w:tcPr>
+          <w:p>
+            <w:r>
+              <w:rPr>
+                <w:b w:val="0"/>
+                <w:sz w:val="16"/>
+              </w:rPr>
+              <w:t>226498 - SISTEM SUPRAVEGHEREA VIDEO -OB4</w:t>
+            </w:r>
+          </w:p>
+        </w:tc>
+        <w:tc>
+          <w:tcPr>
+            <w:tcW w:type="dxa" w:w="850"/>
+            <w:shd w:fill="FFB3B3" w:val="clear"/>
+          </w:tcPr>
+          <w:p>
+            <w:r>
+              <w:rPr>
+                <w:b w:val="0"/>
+                <w:sz w:val="16"/>
+              </w:rPr>
+              <w:t>EI16A1</w:t>
+            </w:r>
+          </w:p>
+        </w:tc>
+        <w:tc>
+          <w:tcPr>
+            <w:tcW w:type="dxa" w:w="1984"/>
+            <w:shd w:fill="FFB3B3" w:val="clear"/>
+          </w:tcPr>
+          <w:p>
+            <w:r>
+              <w:rPr>
+                <w:b w:val="0"/>
+                <w:sz w:val="16"/>
+              </w:rPr>
+              <w:t>revizie sistem existent supravegherea video</w:t>
+            </w:r>
+          </w:p>
+        </w:tc>
+        <w:tc>
+          <w:tcPr>
+            <w:tcW w:type="dxa" w:w="454"/>
+            <w:shd w:fill="FFB3B3" w:val="clear"/>
+          </w:tcPr>
+          <w:p>
+            <w:r>
+              <w:rPr>
+                <w:b w:val="0"/>
+                <w:sz w:val="16"/>
+              </w:rPr>
+              <w:t>buc</w:t>
+            </w:r>
+          </w:p>
+        </w:tc>
+        <w:tc>
+          <w:tcPr>
+            <w:tcW w:type="dxa" w:w="680"/>
+            <w:shd w:fill="FFB3B3" w:val="clear"/>
+          </w:tcPr>
+          <w:p>
+            <w:r>
+              <w:rPr>
+                <w:b w:val="0"/>
+                <w:sz w:val="16"/>
+              </w:rPr>
+              <w:t>1.0</w:t>
+            </w:r>
+          </w:p>
+        </w:tc>
+        <w:tc>
+          <w:tcPr>
+            <w:tcW w:type="dxa" w:w="850"/>
+            <w:shd w:fill="FFB3B3" w:val="clear"/>
+          </w:tcPr>
+          <w:p/>
+        </w:tc>
+        <w:tc>
+          <w:tcPr>
+            <w:tcW w:type="dxa" w:w="1984"/>
+            <w:shd w:fill="FFB3B3" w:val="clear"/>
+          </w:tcPr>
+          <w:p/>
+        </w:tc>
+        <w:tc>
+          <w:tcPr>
+            <w:tcW w:type="dxa" w:w="454"/>
+            <w:shd w:fill="FFB3B3" w:val="clear"/>
+          </w:tcPr>
+          <w:p/>
+        </w:tc>
+        <w:tc>
+          <w:tcPr>
+            <w:tcW w:type="dxa" w:w="680"/>
+            <w:shd w:fill="FFB3B3" w:val="clear"/>
+          </w:tcPr>
+          <w:p/>
+        </w:tc>
+        <w:tc>
+          <w:tcPr>
+            <w:tcW w:type="dxa" w:w="3572"/>
+            <w:shd w:fill="FFB3B3" w:val="clear"/>
+          </w:tcPr>
+          <w:p>
+            <w:r>
+              <w:rPr>
+                <w:b w:val="0"/>
+                <w:color w:val="CC0000"/>
+                <w:sz w:val="16"/>
+              </w:rPr>
+              <w:t>Articol lipsă din ofertă</w:t>
+            </w:r>
+          </w:p>
+        </w:tc>
+      </w:tr>
+      <w:tr>
+        <w:tc>
+          <w:tcPr>
+            <w:tcW w:type="dxa" w:w="397"/>
+          </w:tcPr>
+          <w:p/>
+        </w:tc>
+        <w:tc>
+          <w:tcPr>
+            <w:tcW w:type="dxa" w:w="1701"/>
+            <w:shd w:fill="D9D9D9" w:val="clear"/>
+          </w:tcPr>
+          <w:p>
+            <w:r>
+              <w:rPr>
+                <w:b/>
+                <w:color w:val="000000"/>
+                <w:sz w:val="18"/>
+              </w:rPr>
+              <w:t>SUMAR</w:t>
+            </w:r>
+          </w:p>
+        </w:tc>
+        <w:tc>
+          <w:tcPr>
+            <w:tcW w:type="dxa" w:w="850"/>
+            <w:shd w:fill="D9D9D9" w:val="clear"/>
+          </w:tcPr>
+          <w:p>
+            <w:r>
+              <w:rPr>
+                <w:b/>
+                <w:color w:val="000000"/>
+                <w:sz w:val="18"/>
+              </w:rPr>
+              <w:t>Neconformitati: 2 din 16 articole ref.</w:t>
+            </w:r>
+          </w:p>
+        </w:tc>
+        <w:tc>
+          <w:tcPr>
+            <w:tcW w:type="dxa" w:w="1984"/>
+            <w:shd w:fill="D9D9D9" w:val="clear"/>
+          </w:tcPr>
+          <w:p>
+            <w:r/>
+          </w:p>
+        </w:tc>
+        <w:tc>
+          <w:tcPr>
+            <w:tcW w:type="dxa" w:w="454"/>
+            <w:shd w:fill="D9D9D9" w:val="clear"/>
+          </w:tcPr>
+          <w:p>
+            <w:r/>
+          </w:p>
+        </w:tc>
+        <w:tc>
+          <w:tcPr>
+            <w:tcW w:type="dxa" w:w="680"/>
+            <w:shd w:fill="D9D9D9" w:val="clear"/>
+          </w:tcPr>
+          <w:p>
+            <w:r/>
+          </w:p>
+        </w:tc>
+        <w:tc>
+          <w:tcPr>
+            <w:tcW w:type="dxa" w:w="850"/>
+            <w:shd w:fill="D9D9D9" w:val="clear"/>
+          </w:tcPr>
+          <w:p>
+            <w:pPr>
+              <w:jc w:val="center"/>
+            </w:pPr>
+            <w:r>
+              <w:rPr>
+                <w:b/>
+                <w:color w:val="000000"/>
+                <w:sz w:val="18"/>
+              </w:rPr>
+              <w:t>16</w:t>
+            </w:r>
+          </w:p>
+        </w:tc>
+        <w:tc>
+          <w:tcPr>
+            <w:tcW w:type="dxa" w:w="1984"/>
+            <w:shd w:fill="D9D9D9" w:val="clear"/>
+          </w:tcPr>
+          <w:p>
+            <w:r/>
+          </w:p>
+        </w:tc>
+        <w:tc>
+          <w:tcPr>
+            <w:tcW w:type="dxa" w:w="454"/>
+            <w:shd w:fill="D9D9D9" w:val="clear"/>
+          </w:tcPr>
+          <w:p>
+            <w:r/>
+          </w:p>
+        </w:tc>
+        <w:tc>
+          <w:tcPr>
+            <w:tcW w:type="dxa" w:w="680"/>
+            <w:shd w:fill="D9D9D9" w:val="clear"/>
+          </w:tcPr>
+          <w:p>
+            <w:pPr>
+              <w:jc w:val="center"/>
+            </w:pPr>
+            <w:r>
+              <w:rPr>
+                <w:b/>
+                <w:color w:val="000000"/>
+                <w:sz w:val="18"/>
+              </w:rPr>
+              <w:t>14</w:t>
+            </w:r>
+          </w:p>
+        </w:tc>
+        <w:tc>
+          <w:tcPr>
+            <w:tcW w:type="dxa" w:w="3572"/>
+            <w:shd w:fill="D9D9D9" w:val="clear"/>
+          </w:tcPr>
+          <w:p>
+            <w:r/>
+          </w:p>
+        </w:tc>
+      </w:tr>
+      <w:tr>
+        <w:tc>
+          <w:tcPr>
+            <w:tcW w:type="dxa" w:w="3572"/>
+            <w:gridSpan w:val="11"/>
+            <w:shd w:fill="D9D9D9" w:val="clear"/>
+          </w:tcPr>
+          <w:p>
+            <w:r>
+              <w:rPr>
+                <w:b/>
+                <w:sz w:val="18"/>
+              </w:rPr>
+              <w:t>Capitol de lucrări 226528 — INSTALATII SANITARE OB.5  │  LIPSA: 0  │  EXTRA: 1  │  Delta: +1</w:t>
+            </w:r>
+          </w:p>
+        </w:tc>
+      </w:tr>
+      <w:tr>
+        <w:tc>
+          <w:tcPr>
+            <w:tcW w:type="dxa" w:w="397"/>
+          </w:tcPr>
+          <w:p>
+            <w:r>
+              <w:rPr>
+                <w:b w:val="0"/>
+                <w:sz w:val="16"/>
+              </w:rPr>
+              <w:t>37</w:t>
+            </w:r>
+          </w:p>
+        </w:tc>
+        <w:tc>
+          <w:tcPr>
+            <w:tcW w:type="dxa" w:w="1701"/>
+          </w:tcPr>
+          <w:p>
+            <w:r>
+              <w:rPr>
+                <w:b w:val="0"/>
+                <w:sz w:val="16"/>
+              </w:rPr>
+              <w:t>226528 - INSTALATII SANITARE OB.5</w:t>
+            </w:r>
+          </w:p>
+        </w:tc>
+        <w:tc>
+          <w:tcPr>
+            <w:tcW w:type="dxa" w:w="850"/>
+          </w:tcPr>
+          <w:p>
+            <w:r>
+              <w:rPr>
+                <w:b w:val="0"/>
+                <w:sz w:val="16"/>
+              </w:rPr>
+              <w:t>SB09B</w:t>
+            </w:r>
+          </w:p>
+        </w:tc>
+        <w:tc>
+          <w:tcPr>
+            <w:tcW w:type="dxa" w:w="1984"/>
+          </w:tcPr>
+          <w:p>
+            <w:r>
+              <w:rPr>
+                <w:b w:val="0"/>
+                <w:sz w:val="16"/>
+              </w:rPr>
+              <w:t>piese leg (cot, red, piesa curat mufa dubla, co...</w:t>
+            </w:r>
+          </w:p>
+        </w:tc>
+        <w:tc>
+          <w:tcPr>
+            <w:tcW w:type="dxa" w:w="454"/>
+          </w:tcPr>
+          <w:p>
+            <w:r>
+              <w:rPr>
+                <w:b w:val="0"/>
+                <w:color w:val="CC0000"/>
+                <w:sz w:val="16"/>
+              </w:rPr>
+              <w:t>m</w:t>
+            </w:r>
+          </w:p>
+        </w:tc>
+        <w:tc>
+          <w:tcPr>
+            <w:tcW w:type="dxa" w:w="680"/>
+          </w:tcPr>
+          <w:p>
+            <w:r>
+              <w:rPr>
+                <w:b w:val="0"/>
+                <w:sz w:val="16"/>
+              </w:rPr>
+              <w:t>10.0</w:t>
+            </w:r>
+          </w:p>
+        </w:tc>
+        <w:tc>
+          <w:tcPr>
+            <w:tcW w:type="dxa" w:w="850"/>
+          </w:tcPr>
+          <w:p>
+            <w:r>
+              <w:rPr>
+                <w:b w:val="0"/>
+                <w:sz w:val="16"/>
+              </w:rPr>
+              <w:t>SB09B</w:t>
+            </w:r>
+          </w:p>
+        </w:tc>
+        <w:tc>
+          <w:tcPr>
+            <w:tcW w:type="dxa" w:w="1984"/>
+          </w:tcPr>
+          <w:p>
+            <w:r>
+              <w:rPr>
+                <w:b w:val="0"/>
+                <w:sz w:val="16"/>
+              </w:rPr>
+              <w:t>piese legatura (cot,red,piesa curat mufa dubla,...</w:t>
+            </w:r>
+          </w:p>
+        </w:tc>
+        <w:tc>
+          <w:tcPr>
+            <w:tcW w:type="dxa" w:w="454"/>
+          </w:tcPr>
+          <w:p>
+            <w:r>
+              <w:rPr>
+                <w:b w:val="0"/>
+                <w:color w:val="CC0000"/>
+                <w:sz w:val="16"/>
+              </w:rPr>
+              <w:t>buc</w:t>
+            </w:r>
+          </w:p>
+        </w:tc>
+        <w:tc>
+          <w:tcPr>
+            <w:tcW w:type="dxa" w:w="680"/>
+          </w:tcPr>
+          <w:p>
+            <w:r>
+              <w:rPr>
+                <w:b w:val="0"/>
+                <w:sz w:val="16"/>
+              </w:rPr>
+              <w:t>10.0</w:t>
+            </w:r>
+          </w:p>
+        </w:tc>
+        <w:tc>
+          <w:tcPr>
+            <w:tcW w:type="dxa" w:w="3572"/>
+          </w:tcPr>
+          <w:p>
+            <w:r>
+              <w:rPr>
+                <w:b w:val="0"/>
+                <w:color w:val="CC0000"/>
+                <w:sz w:val="16"/>
+              </w:rPr>
+              <w:t>Unitate de măsură diferită: referință m, ofertat buc</w:t>
+            </w:r>
+          </w:p>
+        </w:tc>
+      </w:tr>
+      <w:tr>
+        <w:tc>
+          <w:tcPr>
+            <w:tcW w:type="dxa" w:w="397"/>
+          </w:tcPr>
+          <w:p>
+            <w:r>
+              <w:rPr>
+                <w:b w:val="0"/>
+                <w:sz w:val="16"/>
+              </w:rPr>
+              <w:t>38</w:t>
+            </w:r>
+          </w:p>
+        </w:tc>
+        <w:tc>
+          <w:tcPr>
+            <w:tcW w:type="dxa" w:w="1701"/>
+          </w:tcPr>
+          <w:p>
+            <w:r>
+              <w:rPr>
+                <w:b w:val="0"/>
+                <w:sz w:val="16"/>
+              </w:rPr>
+              <w:t>226528 - INSTALATII SANITARE OB.5</w:t>
+            </w:r>
+          </w:p>
+        </w:tc>
+        <w:tc>
+          <w:tcPr>
+            <w:tcW w:type="dxa" w:w="850"/>
+          </w:tcPr>
+          <w:p>
+            <w:r>
+              <w:rPr>
+                <w:b w:val="0"/>
+                <w:sz w:val="16"/>
+              </w:rPr>
+              <w:t>$2222213</w:t>
+            </w:r>
+          </w:p>
+        </w:tc>
+        <w:tc>
+          <w:tcPr>
+            <w:tcW w:type="dxa" w:w="1984"/>
+          </w:tcPr>
+          <w:p>
+            <w:r>
+              <w:rPr>
+                <w:b w:val="0"/>
+                <w:sz w:val="16"/>
+              </w:rPr>
+              <w:t>perie wc detaliere transporturi: -transport aut...</w:t>
+            </w:r>
+          </w:p>
+        </w:tc>
+        <w:tc>
+          <w:tcPr>
+            <w:tcW w:type="dxa" w:w="454"/>
+          </w:tcPr>
+          <w:p>
+            <w:r>
+              <w:rPr>
+                <w:b w:val="0"/>
+                <w:sz w:val="16"/>
+              </w:rPr>
+              <w:t>buc</w:t>
+            </w:r>
+          </w:p>
+        </w:tc>
+        <w:tc>
+          <w:tcPr>
+            <w:tcW w:type="dxa" w:w="680"/>
+          </w:tcPr>
+          <w:p>
+            <w:r>
+              <w:rPr>
+                <w:b w:val="0"/>
+                <w:color w:val="CC0000"/>
+                <w:sz w:val="16"/>
+              </w:rPr>
+              <w:t>1.0</w:t>
+            </w:r>
+          </w:p>
+        </w:tc>
+        <w:tc>
+          <w:tcPr>
+            <w:tcW w:type="dxa" w:w="850"/>
+          </w:tcPr>
+          <w:p>
+            <w:r>
+              <w:rPr>
+                <w:b w:val="0"/>
+                <w:sz w:val="16"/>
+              </w:rPr>
+              <w:t>$2222213</w:t>
+            </w:r>
+          </w:p>
+        </w:tc>
+        <w:tc>
+          <w:tcPr>
+            <w:tcW w:type="dxa" w:w="1984"/>
+          </w:tcPr>
+          <w:p>
+            <w:r>
+              <w:rPr>
+                <w:b w:val="0"/>
+                <w:sz w:val="16"/>
+              </w:rPr>
+              <w:t>perie wc si suport inox/sticla mata, suspendat ...</w:t>
+            </w:r>
+          </w:p>
+        </w:tc>
+        <w:tc>
+          <w:tcPr>
+            <w:tcW w:type="dxa" w:w="454"/>
+          </w:tcPr>
+          <w:p>
+            <w:r>
+              <w:rPr>
+                <w:b w:val="0"/>
+                <w:sz w:val="16"/>
+              </w:rPr>
+              <w:t>buc</w:t>
+            </w:r>
+          </w:p>
+        </w:tc>
+        <w:tc>
+          <w:tcPr>
+            <w:tcW w:type="dxa" w:w="680"/>
+          </w:tcPr>
+          <w:p>
+            <w:r>
+              <w:rPr>
+                <w:b w:val="0"/>
+                <w:color w:val="CC0000"/>
+                <w:sz w:val="16"/>
+              </w:rPr>
+              <w:t>4.0</w:t>
+            </w:r>
+          </w:p>
+        </w:tc>
+        <w:tc>
+          <w:tcPr>
+            <w:tcW w:type="dxa" w:w="3572"/>
+          </w:tcPr>
+          <w:p>
+            <w:r>
+              <w:rPr>
+                <w:b w:val="0"/>
+                <w:color w:val="CC0000"/>
+                <w:sz w:val="16"/>
+              </w:rPr>
+              <w:t>Cantitate diferită: referință 1.0 buc, ofertat 4.0 buc</w:t>
+            </w:r>
+          </w:p>
+        </w:tc>
+      </w:tr>
+      <w:tr>
+        <w:tc>
+          <w:tcPr>
+            <w:tcW w:type="dxa" w:w="397"/>
+            <w:shd w:fill="FFB347" w:val="clear"/>
+          </w:tcPr>
+          <w:p>
+            <w:r>
+              <w:rPr>
+                <w:b w:val="0"/>
+                <w:sz w:val="16"/>
+              </w:rPr>
+              <w:t>39</w:t>
+            </w:r>
+          </w:p>
+        </w:tc>
+        <w:tc>
+          <w:tcPr>
+            <w:tcW w:type="dxa" w:w="1701"/>
+            <w:shd w:fill="FFB347" w:val="clear"/>
+          </w:tcPr>
+          <w:p>
+            <w:r>
+              <w:rPr>
+                <w:b w:val="0"/>
+                <w:sz w:val="16"/>
+              </w:rPr>
+              <w:t>226528 - INSTALATII SANITARE OB.5</w:t>
+            </w:r>
+          </w:p>
+        </w:tc>
+        <w:tc>
+          <w:tcPr>
+            <w:tcW w:type="dxa" w:w="850"/>
+            <w:shd w:fill="FFB347" w:val="clear"/>
+          </w:tcPr>
+          <w:p>
+            <w:r>
+              <w:rPr>
+                <w:b w:val="0"/>
+                <w:sz w:val="16"/>
+              </w:rPr>
+              <w:t>$2222213</w:t>
+            </w:r>
+          </w:p>
+        </w:tc>
+        <w:tc>
+          <w:tcPr>
+            <w:tcW w:type="dxa" w:w="1984"/>
+            <w:shd w:fill="FFB347" w:val="clear"/>
+          </w:tcPr>
+          <w:p>
+            <w:r>
+              <w:rPr>
+                <w:b w:val="0"/>
+                <w:sz w:val="16"/>
+              </w:rPr>
+              <w:t>perie wc si suport inox/sticla mata, suspendat ...</w:t>
+            </w:r>
+          </w:p>
+        </w:tc>
+        <w:tc>
+          <w:tcPr>
+            <w:tcW w:type="dxa" w:w="454"/>
+            <w:shd w:fill="FFB347" w:val="clear"/>
+          </w:tcPr>
+          <w:p>
+            <w:r>
+              <w:rPr>
+                <w:b w:val="0"/>
+                <w:sz w:val="16"/>
+              </w:rPr>
+              <w:t>buc</w:t>
+            </w:r>
+          </w:p>
+        </w:tc>
+        <w:tc>
+          <w:tcPr>
+            <w:tcW w:type="dxa" w:w="680"/>
+            <w:shd w:fill="FFB347" w:val="clear"/>
+          </w:tcPr>
+          <w:p>
+            <w:r>
+              <w:rPr>
+                <w:b w:val="0"/>
+                <w:sz w:val="16"/>
+              </w:rPr>
+              <w:t>4.0</w:t>
+            </w:r>
+          </w:p>
+        </w:tc>
+        <w:tc>
+          <w:tcPr>
+            <w:tcW w:type="dxa" w:w="850"/>
+            <w:shd w:fill="FFB347" w:val="clear"/>
+          </w:tcPr>
+          <w:p>
+            <w:r>
+              <w:rPr>
+                <w:b w:val="0"/>
+                <w:sz w:val="16"/>
+              </w:rPr>
+              <w:t>$22222131</w:t>
+            </w:r>
+          </w:p>
+        </w:tc>
+        <w:tc>
+          <w:tcPr>
+            <w:tcW w:type="dxa" w:w="1984"/>
+            <w:shd w:fill="FFB347" w:val="clear"/>
+          </w:tcPr>
+          <w:p>
+            <w:r>
+              <w:rPr>
+                <w:b w:val="0"/>
+                <w:sz w:val="16"/>
+              </w:rPr>
+              <w:t>perie wc</w:t>
+            </w:r>
+          </w:p>
+        </w:tc>
+        <w:tc>
+          <w:tcPr>
+            <w:tcW w:type="dxa" w:w="454"/>
+            <w:shd w:fill="FFB347" w:val="clear"/>
+          </w:tcPr>
+          <w:p>
+            <w:r>
+              <w:rPr>
+                <w:b w:val="0"/>
+                <w:sz w:val="16"/>
+              </w:rPr>
+              <w:t>buc</w:t>
+            </w:r>
+          </w:p>
+        </w:tc>
+        <w:tc>
+          <w:tcPr>
+            <w:tcW w:type="dxa" w:w="680"/>
+            <w:shd w:fill="FFB347" w:val="clear"/>
+          </w:tcPr>
+          <w:p>
+            <w:r>
+              <w:rPr>
+                <w:b w:val="0"/>
+                <w:sz w:val="16"/>
+              </w:rPr>
+              <w:t>1.0</w:t>
+            </w:r>
+          </w:p>
+        </w:tc>
+        <w:tc>
+          <w:tcPr>
+            <w:tcW w:type="dxa" w:w="3572"/>
+            <w:shd w:fill="FFB347" w:val="clear"/>
+          </w:tcPr>
+          <w:p>
+            <w:r>
+              <w:rPr>
+                <w:b w:val="0"/>
+                <w:color w:val="CC0000"/>
+                <w:sz w:val="16"/>
+              </w:rPr>
+              <w:t>Cod similar — posibilă eroare OCR sau variație: referință '$2222213', ofertat '$22222131'. Cod similar: referinta '$2222213', ofertat '$22222131'. Necesită verificare manuală.</w:t>
             </w:r>
           </w:p>
         </w:tc>
@@ -5189,7 +6533,7 @@
                 <w:b w:val="0"/>
                 <w:sz w:val="16"/>
               </w:rPr>
-              <w:t>31</w:t>
+              <w:t>40</w:t>
             </w:r>
           </w:p>
         </w:tc>
@@ -5204,7 +6548,7 @@
                 <w:b w:val="0"/>
                 <w:sz w:val="16"/>
               </w:rPr>
-              <w:t>226428 - INSTALATII SANITARE OB. 4</w:t>
+              <w:t>226528 - INSTALATII SANITARE OB.5</w:t>
             </w:r>
           </w:p>
         </w:tc>
@@ -5275,7 +6619,7 @@
                 <w:b w:val="0"/>
                 <w:sz w:val="16"/>
               </w:rPr>
-              <w:t>$3274977</w:t>
+              <w:t>SD13A1</w:t>
             </w:r>
           </w:p>
         </w:tc>
@@ -5290,7 +6634,7 @@
                 <w:b w:val="0"/>
                 <w:sz w:val="16"/>
               </w:rPr>
-              <w:t>sifon de pardoseala dn 40/50 cu iesire vertical...</w:t>
+              <w:t>robinet trec cu ventil si mufe, pentru tevi ote...</w:t>
             </w:r>
           </w:p>
         </w:tc>
@@ -5376,7 +6720,7 @@
                 <w:color w:val="000000"/>
                 <w:sz w:val="18"/>
               </w:rPr>
-              <w:t>Neconformitati: 3 din 153 articole ref.</w:t>
+              <w:t>Neconformitati: 2 din 184 articole ref.</w:t>
             </w:r>
           </w:p>
         </w:tc>
@@ -5422,7 +6766,7 @@
                 <w:color w:val="000000"/>
                 <w:sz w:val="18"/>
               </w:rPr>
-              <w:t>153</w:t>
+              <w:t>184</w:t>
             </w:r>
           </w:p>
         </w:tc>
@@ -5459,7 +6803,7 @@
                 <w:color w:val="000000"/>
                 <w:sz w:val="18"/>
               </w:rPr>
-              <w:t>121</w:t>
+              <w:t>134</w:t>
             </w:r>
           </w:p>
         </w:tc>
@@ -5486,7 +6830,7 @@
                 <w:b/>
                 <w:sz w:val="18"/>
               </w:rPr>
-              <w:t>Capitol de lucrări 226488 — INSTALATIE VOCE-DATE-OB. 4  │  LIPSA: 1  │  EXTRA: 0  │  Delta: -1</w:t>
+              <w:t>Capitol de lucrări 226F08 — 45000000 AMENAJARI EXTERIOARE  │  LIPSA: 1  │  EXTRA: 0  │  Delta: -1</w:t>
             </w:r>
           </w:p>
         </w:tc>
@@ -5503,7 +6847,7 @@
                 <w:b w:val="0"/>
                 <w:sz w:val="16"/>
               </w:rPr>
-              <w:t>33</w:t>
+              <w:t>42</w:t>
             </w:r>
           </w:p>
         </w:tc>
@@ -5518,7 +6862,7 @@
                 <w:b w:val="0"/>
                 <w:sz w:val="16"/>
               </w:rPr>
-              <w:t>226488 - INSTALATIE VOCE-DATE-OB. 4</w:t>
+              <w:t>226F08 - 45000000 AMENAJARI EXTERIOARE</w:t>
             </w:r>
           </w:p>
         </w:tc>
@@ -5533,7 +6877,7 @@
                 <w:b w:val="0"/>
                 <w:sz w:val="16"/>
               </w:rPr>
-              <w:t>$5538123</w:t>
+              <w:t>W1C01A1</w:t>
             </w:r>
           </w:p>
         </w:tc>
@@ -5548,7 +6892,7 @@
                 <w:b w:val="0"/>
                 <w:sz w:val="16"/>
               </w:rPr>
-              <w:t>patchpanel 8 porturi rj45 echipat</w:t>
+              <w:t>asimilat-montare panouri fotovoltaice lectura</w:t>
             </w:r>
           </w:p>
         </w:tc>
@@ -5623,6 +6967,174 @@
                 <w:sz w:val="16"/>
               </w:rPr>
               <w:t>Articol lipsă din ofertă</w:t>
+            </w:r>
+          </w:p>
+        </w:tc>
+      </w:tr>
+      <w:tr>
+        <w:tc>
+          <w:tcPr>
+            <w:tcW w:type="dxa" w:w="397"/>
+            <w:shd w:fill="FFCC99" w:val="clear"/>
+          </w:tcPr>
+          <w:p>
+            <w:r>
+              <w:rPr>
+                <w:b w:val="0"/>
+                <w:sz w:val="16"/>
+              </w:rPr>
+              <w:t>43</w:t>
+            </w:r>
+          </w:p>
+        </w:tc>
+        <w:tc>
+          <w:tcPr>
+            <w:tcW w:type="dxa" w:w="1701"/>
+            <w:shd w:fill="FFCC99" w:val="clear"/>
+          </w:tcPr>
+          <w:p>
+            <w:r>
+              <w:rPr>
+                <w:b w:val="0"/>
+                <w:sz w:val="16"/>
+              </w:rPr>
+              <w:t>226F08 - 45000000 AMENAJARI EXTERIOARE</w:t>
+            </w:r>
+          </w:p>
+        </w:tc>
+        <w:tc>
+          <w:tcPr>
+            <w:tcW w:type="dxa" w:w="850"/>
+            <w:shd w:fill="FFCC99" w:val="clear"/>
+          </w:tcPr>
+          <w:p>
+            <w:r>
+              <w:rPr>
+                <w:b w:val="0"/>
+                <w:sz w:val="16"/>
+              </w:rPr>
+              <w:t>W1C01A1</w:t>
+            </w:r>
+          </w:p>
+        </w:tc>
+        <w:tc>
+          <w:tcPr>
+            <w:tcW w:type="dxa" w:w="1984"/>
+            <w:shd w:fill="FFCC99" w:val="clear"/>
+          </w:tcPr>
+          <w:p>
+            <w:r>
+              <w:rPr>
+                <w:b w:val="0"/>
+                <w:sz w:val="16"/>
+              </w:rPr>
+              <w:t>asimilat-montare panouri fotovoltaice lectura</w:t>
+            </w:r>
+          </w:p>
+        </w:tc>
+        <w:tc>
+          <w:tcPr>
+            <w:tcW w:type="dxa" w:w="454"/>
+            <w:shd w:fill="FFCC99" w:val="clear"/>
+          </w:tcPr>
+          <w:p>
+            <w:r>
+              <w:rPr>
+                <w:b w:val="0"/>
+                <w:sz w:val="16"/>
+              </w:rPr>
+              <w:t>buc</w:t>
+            </w:r>
+          </w:p>
+        </w:tc>
+        <w:tc>
+          <w:tcPr>
+            <w:tcW w:type="dxa" w:w="680"/>
+            <w:shd w:fill="FFCC99" w:val="clear"/>
+          </w:tcPr>
+          <w:p>
+            <w:r>
+              <w:rPr>
+                <w:b w:val="0"/>
+                <w:sz w:val="16"/>
+              </w:rPr>
+              <w:t>1.0</w:t>
+            </w:r>
+          </w:p>
+        </w:tc>
+        <w:tc>
+          <w:tcPr>
+            <w:tcW w:type="dxa" w:w="850"/>
+            <w:shd w:fill="FFCC99" w:val="clear"/>
+          </w:tcPr>
+          <w:p>
+            <w:r>
+              <w:rPr>
+                <w:b w:val="0"/>
+                <w:sz w:val="16"/>
+              </w:rPr>
+              <w:t>W1C01A1</w:t>
+            </w:r>
+          </w:p>
+        </w:tc>
+        <w:tc>
+          <w:tcPr>
+            <w:tcW w:type="dxa" w:w="1984"/>
+            <w:shd w:fill="FFCC99" w:val="clear"/>
+          </w:tcPr>
+          <w:p>
+            <w:r>
+              <w:rPr>
+                <w:b w:val="0"/>
+                <w:sz w:val="16"/>
+              </w:rPr>
+              <w:t>Deviz 226208</w:t>
+            </w:r>
+          </w:p>
+        </w:tc>
+        <w:tc>
+          <w:tcPr>
+            <w:tcW w:type="dxa" w:w="454"/>
+            <w:shd w:fill="FFCC99" w:val="clear"/>
+          </w:tcPr>
+          <w:p>
+            <w:r>
+              <w:rPr>
+                <w:b w:val="0"/>
+                <w:sz w:val="16"/>
+              </w:rPr>
+              <w:t>buc</w:t>
+            </w:r>
+          </w:p>
+        </w:tc>
+        <w:tc>
+          <w:tcPr>
+            <w:tcW w:type="dxa" w:w="680"/>
+            <w:shd w:fill="FFCC99" w:val="clear"/>
+          </w:tcPr>
+          <w:p>
+            <w:r>
+              <w:rPr>
+                <w:b w:val="0"/>
+                <w:sz w:val="16"/>
+              </w:rPr>
+              <w:t>1.0</w:t>
+            </w:r>
+          </w:p>
+        </w:tc>
+        <w:tc>
+          <w:tcPr>
+            <w:tcW w:type="dxa" w:w="3572"/>
+            <w:shd w:fill="FFCC99" w:val="clear"/>
+          </w:tcPr>
+          <w:p>
+            <w:r>
+              <w:rPr>
+                <w:b w:val="0"/>
+                <w:color w:val="CC0000"/>
+                <w:sz w:val="16"/>
+              </w:rPr>
+              <w:t>ORPHAN: Cod 'W1C01A1' identic, dar categorii DIFERITE. Cod W1C01A1: REF categoriei 226F08 =&gt; OFERTA categoriei 226208. VERIFICARE MANUALA NECESARA!</w:t>
             </w:r>
           </w:p>
         </w:tc>
@@ -5662,7 +7174,7 @@
                 <w:color w:val="000000"/>
                 <w:sz w:val="18"/>
               </w:rPr>
-              <w:t>Neconformitati: 1 din 14 articole ref.</w:t>
+              <w:t>Neconformitati: 1 din 1 articole ref.</w:t>
             </w:r>
           </w:p>
         </w:tc>
@@ -5708,7 +7220,7 @@
                 <w:color w:val="000000"/>
                 <w:sz w:val="18"/>
               </w:rPr>
-              <w:t>14</w:t>
+              <w:t>1</w:t>
             </w:r>
           </w:p>
         </w:tc>
@@ -5745,7 +7257,7 @@
                 <w:color w:val="000000"/>
                 <w:sz w:val="18"/>
               </w:rPr>
-              <w:t>13</w:t>
+              <w:t>0</w:t>
             </w:r>
           </w:p>
         </w:tc>
@@ -5772,7 +7284,7 @@
                 <w:b/>
                 <w:sz w:val="18"/>
               </w:rPr>
-              <w:t>Capitol de lucrări 226498 — SISTEM SUPRAVEGHEREA VIDEO -OB4  │  LIPSA: 2  │  EXTRA: 0  │  Delta: -2</w:t>
+              <w:t>Capitol de lucrări 226358  │  LIPSA: 0  │  EXTRA: 2  │  Delta: +2</w:t>
             </w:r>
           </w:p>
         </w:tc>
@@ -5780,135 +7292,18 @@
       <w:tr>
         <w:tc>
           <w:tcPr>
-            <w:tcW w:type="dxa" w:w="397"/>
-            <w:shd w:fill="FFB3B3" w:val="clear"/>
-          </w:tcPr>
-          <w:p>
-            <w:r>
-              <w:rPr>
-                <w:b w:val="0"/>
-                <w:sz w:val="16"/>
-              </w:rPr>
-              <w:t>35</w:t>
-            </w:r>
-          </w:p>
-        </w:tc>
-        <w:tc>
-          <w:tcPr>
-            <w:tcW w:type="dxa" w:w="1701"/>
-            <w:shd w:fill="FFB3B3" w:val="clear"/>
-          </w:tcPr>
-          <w:p>
-            <w:r>
-              <w:rPr>
-                <w:b w:val="0"/>
-                <w:sz w:val="16"/>
-              </w:rPr>
-              <w:t>226498 - SISTEM SUPRAVEGHEREA VIDEO -OB4</w:t>
-            </w:r>
-          </w:p>
-        </w:tc>
-        <w:tc>
-          <w:tcPr>
-            <w:tcW w:type="dxa" w:w="850"/>
-            <w:shd w:fill="FFB3B3" w:val="clear"/>
-          </w:tcPr>
-          <w:p>
-            <w:r>
-              <w:rPr>
-                <w:b w:val="0"/>
-                <w:sz w:val="16"/>
-              </w:rPr>
-              <w:t>EI17A1</w:t>
-            </w:r>
-          </w:p>
-        </w:tc>
-        <w:tc>
-          <w:tcPr>
-            <w:tcW w:type="dxa" w:w="1984"/>
-            <w:shd w:fill="FFB3B3" w:val="clear"/>
-          </w:tcPr>
-          <w:p>
-            <w:r>
-              <w:rPr>
-                <w:b w:val="0"/>
-                <w:sz w:val="16"/>
-              </w:rPr>
-              <w:t>software pentru videocaptare si inregistrare</w:t>
-            </w:r>
-          </w:p>
-        </w:tc>
-        <w:tc>
-          <w:tcPr>
-            <w:tcW w:type="dxa" w:w="454"/>
-            <w:shd w:fill="FFB3B3" w:val="clear"/>
-          </w:tcPr>
-          <w:p>
-            <w:r>
-              <w:rPr>
-                <w:b w:val="0"/>
-                <w:sz w:val="16"/>
-              </w:rPr>
-              <w:t>buc</w:t>
-            </w:r>
-          </w:p>
-        </w:tc>
-        <w:tc>
-          <w:tcPr>
-            <w:tcW w:type="dxa" w:w="680"/>
-            <w:shd w:fill="FFB3B3" w:val="clear"/>
-          </w:tcPr>
-          <w:p>
-            <w:r>
-              <w:rPr>
-                <w:b w:val="0"/>
-                <w:sz w:val="16"/>
-              </w:rPr>
-              <w:t>2.0</w:t>
-            </w:r>
-          </w:p>
-        </w:tc>
-        <w:tc>
-          <w:tcPr>
-            <w:tcW w:type="dxa" w:w="850"/>
-            <w:shd w:fill="FFB3B3" w:val="clear"/>
-          </w:tcPr>
-          <w:p/>
-        </w:tc>
-        <w:tc>
-          <w:tcPr>
-            <w:tcW w:type="dxa" w:w="1984"/>
-            <w:shd w:fill="FFB3B3" w:val="clear"/>
-          </w:tcPr>
-          <w:p/>
-        </w:tc>
-        <w:tc>
-          <w:tcPr>
-            <w:tcW w:type="dxa" w:w="454"/>
-            <w:shd w:fill="FFB3B3" w:val="clear"/>
-          </w:tcPr>
-          <w:p/>
-        </w:tc>
-        <w:tc>
-          <w:tcPr>
-            <w:tcW w:type="dxa" w:w="680"/>
-            <w:shd w:fill="FFB3B3" w:val="clear"/>
-          </w:tcPr>
-          <w:p/>
-        </w:tc>
-        <w:tc>
-          <w:tcPr>
             <w:tcW w:type="dxa" w:w="3572"/>
-            <w:shd w:fill="FFB3B3" w:val="clear"/>
-          </w:tcPr>
-          <w:p>
-            <w:r>
-              <w:rPr>
-                <w:b w:val="0"/>
-                <w:color w:val="CC0000"/>
-                <w:sz w:val="16"/>
-              </w:rPr>
-              <w:t>Articol lipsă din ofertă</w:t>
+            <w:gridSpan w:val="11"/>
+            <w:shd w:fill="FFFF99" w:val="clear"/>
+          </w:tcPr>
+          <w:p>
+            <w:r>
+              <w:rPr>
+                <w:b w:val="0"/>
+                <w:i/>
+                <w:sz w:val="16"/>
+              </w:rPr>
+              <w:t>▸ Articole extra în ofertă — verificare manuală recomandată</w:t>
             </w:r>
           </w:p>
         </w:tc>
@@ -5917,125 +7312,153 @@
         <w:tc>
           <w:tcPr>
             <w:tcW w:type="dxa" w:w="397"/>
-            <w:shd w:fill="FFB3B3" w:val="clear"/>
-          </w:tcPr>
-          <w:p>
-            <w:r>
-              <w:rPr>
-                <w:b w:val="0"/>
-                <w:sz w:val="16"/>
-              </w:rPr>
-              <w:t>36</w:t>
+            <w:shd w:fill="FFFF99" w:val="clear"/>
+          </w:tcPr>
+          <w:p>
+            <w:r>
+              <w:rPr>
+                <w:b w:val="0"/>
+                <w:sz w:val="16"/>
+              </w:rPr>
+              <w:t>45</w:t>
             </w:r>
           </w:p>
         </w:tc>
         <w:tc>
           <w:tcPr>
             <w:tcW w:type="dxa" w:w="1701"/>
-            <w:shd w:fill="FFB3B3" w:val="clear"/>
-          </w:tcPr>
-          <w:p>
-            <w:r>
-              <w:rPr>
-                <w:b w:val="0"/>
-                <w:sz w:val="16"/>
-              </w:rPr>
-              <w:t>226498 - SISTEM SUPRAVEGHEREA VIDEO -OB4</w:t>
+            <w:shd w:fill="FFFF99" w:val="clear"/>
+          </w:tcPr>
+          <w:p>
+            <w:r>
+              <w:rPr>
+                <w:b w:val="0"/>
+                <w:sz w:val="16"/>
+              </w:rPr>
+              <w:t>226358</w:t>
             </w:r>
           </w:p>
         </w:tc>
         <w:tc>
           <w:tcPr>
             <w:tcW w:type="dxa" w:w="850"/>
-            <w:shd w:fill="FFB3B3" w:val="clear"/>
-          </w:tcPr>
-          <w:p>
-            <w:r>
-              <w:rPr>
-                <w:b w:val="0"/>
-                <w:sz w:val="16"/>
-              </w:rPr>
-              <w:t>EI16A1</w:t>
+            <w:shd w:fill="FFFF99" w:val="clear"/>
+          </w:tcPr>
+          <w:p>
+            <w:r>
+              <w:rPr>
+                <w:b w:val="0"/>
+                <w:sz w:val="16"/>
+              </w:rPr>
             </w:r>
           </w:p>
         </w:tc>
         <w:tc>
           <w:tcPr>
             <w:tcW w:type="dxa" w:w="1984"/>
-            <w:shd w:fill="FFB3B3" w:val="clear"/>
-          </w:tcPr>
-          <w:p>
-            <w:r>
-              <w:rPr>
-                <w:b w:val="0"/>
-                <w:sz w:val="16"/>
-              </w:rPr>
-              <w:t>revizie sistem existent supravegherea video</w:t>
+            <w:shd w:fill="FFFF99" w:val="clear"/>
+          </w:tcPr>
+          <w:p>
+            <w:r>
+              <w:rPr>
+                <w:b w:val="0"/>
+                <w:sz w:val="16"/>
+              </w:rPr>
             </w:r>
           </w:p>
         </w:tc>
         <w:tc>
           <w:tcPr>
             <w:tcW w:type="dxa" w:w="454"/>
-            <w:shd w:fill="FFB3B3" w:val="clear"/>
-          </w:tcPr>
-          <w:p>
-            <w:r>
-              <w:rPr>
-                <w:b w:val="0"/>
-                <w:sz w:val="16"/>
-              </w:rPr>
-              <w:t>buc</w:t>
+            <w:shd w:fill="FFFF99" w:val="clear"/>
+          </w:tcPr>
+          <w:p>
+            <w:r>
+              <w:rPr>
+                <w:b w:val="0"/>
+                <w:sz w:val="16"/>
+              </w:rPr>
             </w:r>
           </w:p>
         </w:tc>
         <w:tc>
           <w:tcPr>
             <w:tcW w:type="dxa" w:w="680"/>
-            <w:shd w:fill="FFB3B3" w:val="clear"/>
-          </w:tcPr>
-          <w:p>
-            <w:r>
-              <w:rPr>
-                <w:b w:val="0"/>
-                <w:sz w:val="16"/>
-              </w:rPr>
-              <w:t>1.0</w:t>
+            <w:shd w:fill="FFFF99" w:val="clear"/>
+          </w:tcPr>
+          <w:p>
+            <w:r>
+              <w:rPr>
+                <w:b w:val="0"/>
+                <w:sz w:val="16"/>
+              </w:rPr>
             </w:r>
           </w:p>
         </w:tc>
         <w:tc>
           <w:tcPr>
             <w:tcW w:type="dxa" w:w="850"/>
-            <w:shd w:fill="FFB3B3" w:val="clear"/>
-          </w:tcPr>
-          <w:p/>
+            <w:shd w:fill="FFFF99" w:val="clear"/>
+          </w:tcPr>
+          <w:p>
+            <w:r>
+              <w:rPr>
+                <w:b w:val="0"/>
+                <w:sz w:val="16"/>
+              </w:rPr>
+              <w:t>TRA01A20P</w:t>
+            </w:r>
+          </w:p>
         </w:tc>
         <w:tc>
           <w:tcPr>
             <w:tcW w:type="dxa" w:w="1984"/>
-            <w:shd w:fill="FFB3B3" w:val="clear"/>
-          </w:tcPr>
-          <w:p/>
+            <w:shd w:fill="FFFF99" w:val="clear"/>
+          </w:tcPr>
+          <w:p>
+            <w:r>
+              <w:rPr>
+                <w:b w:val="0"/>
+                <w:sz w:val="16"/>
+              </w:rPr>
+              <w:t>transportul rutier al pamantului sau molozului ...</w:t>
+            </w:r>
+          </w:p>
         </w:tc>
         <w:tc>
           <w:tcPr>
             <w:tcW w:type="dxa" w:w="454"/>
-            <w:shd w:fill="FFB3B3" w:val="clear"/>
-          </w:tcPr>
-          <w:p/>
+            <w:shd w:fill="FFFF99" w:val="clear"/>
+          </w:tcPr>
+          <w:p>
+            <w:r>
+              <w:rPr>
+                <w:b w:val="0"/>
+                <w:sz w:val="16"/>
+              </w:rPr>
+              <w:t>tona</w:t>
+            </w:r>
+          </w:p>
         </w:tc>
         <w:tc>
           <w:tcPr>
             <w:tcW w:type="dxa" w:w="680"/>
-            <w:shd w:fill="FFB3B3" w:val="clear"/>
-          </w:tcPr>
-          <w:p/>
+            <w:shd w:fill="FFFF99" w:val="clear"/>
+          </w:tcPr>
+          <w:p>
+            <w:r>
+              <w:rPr>
+                <w:b w:val="0"/>
+                <w:sz w:val="16"/>
+              </w:rPr>
+              <w:t>1132.4</w:t>
+            </w:r>
+          </w:p>
         </w:tc>
         <w:tc>
           <w:tcPr>
             <w:tcW w:type="dxa" w:w="3572"/>
-            <w:shd w:fill="FFB3B3" w:val="clear"/>
+            <w:shd w:fill="FFFF99" w:val="clear"/>
           </w:tcPr>
           <w:p>
             <w:r>
@@ -6044,7 +7467,171 @@
                 <w:color w:val="CC0000"/>
                 <w:sz w:val="16"/>
               </w:rPr>
-              <w:t>Articol lipsă din ofertă</w:t>
+              <w:t>Articol suplimentar în ofertă (nu există în referință)</w:t>
+            </w:r>
+          </w:p>
+        </w:tc>
+      </w:tr>
+      <w:tr>
+        <w:tc>
+          <w:tcPr>
+            <w:tcW w:type="dxa" w:w="397"/>
+            <w:shd w:fill="FFFF99" w:val="clear"/>
+          </w:tcPr>
+          <w:p>
+            <w:r>
+              <w:rPr>
+                <w:b w:val="0"/>
+                <w:sz w:val="16"/>
+              </w:rPr>
+              <w:t>46</w:t>
+            </w:r>
+          </w:p>
+        </w:tc>
+        <w:tc>
+          <w:tcPr>
+            <w:tcW w:type="dxa" w:w="1701"/>
+            <w:shd w:fill="FFFF99" w:val="clear"/>
+          </w:tcPr>
+          <w:p>
+            <w:r>
+              <w:rPr>
+                <w:b w:val="0"/>
+                <w:sz w:val="16"/>
+              </w:rPr>
+              <w:t>226358</w:t>
+            </w:r>
+          </w:p>
+        </w:tc>
+        <w:tc>
+          <w:tcPr>
+            <w:tcW w:type="dxa" w:w="850"/>
+            <w:shd w:fill="FFFF99" w:val="clear"/>
+          </w:tcPr>
+          <w:p>
+            <w:r>
+              <w:rPr>
+                <w:b w:val="0"/>
+                <w:sz w:val="16"/>
+              </w:rPr>
+            </w:r>
+          </w:p>
+        </w:tc>
+        <w:tc>
+          <w:tcPr>
+            <w:tcW w:type="dxa" w:w="1984"/>
+            <w:shd w:fill="FFFF99" w:val="clear"/>
+          </w:tcPr>
+          <w:p>
+            <w:r>
+              <w:rPr>
+                <w:b w:val="0"/>
+                <w:sz w:val="16"/>
+              </w:rPr>
+            </w:r>
+          </w:p>
+        </w:tc>
+        <w:tc>
+          <w:tcPr>
+            <w:tcW w:type="dxa" w:w="454"/>
+            <w:shd w:fill="FFFF99" w:val="clear"/>
+          </w:tcPr>
+          <w:p>
+            <w:r>
+              <w:rPr>
+                <w:b w:val="0"/>
+                <w:sz w:val="16"/>
+              </w:rPr>
+            </w:r>
+          </w:p>
+        </w:tc>
+        <w:tc>
+          <w:tcPr>
+            <w:tcW w:type="dxa" w:w="680"/>
+            <w:shd w:fill="FFFF99" w:val="clear"/>
+          </w:tcPr>
+          <w:p>
+            <w:r>
+              <w:rPr>
+                <w:b w:val="0"/>
+                <w:sz w:val="16"/>
+              </w:rPr>
+            </w:r>
+          </w:p>
+        </w:tc>
+        <w:tc>
+          <w:tcPr>
+            <w:tcW w:type="dxa" w:w="850"/>
+            <w:shd w:fill="FFFF99" w:val="clear"/>
+          </w:tcPr>
+          <w:p>
+            <w:r>
+              <w:rPr>
+                <w:b w:val="0"/>
+                <w:sz w:val="16"/>
+              </w:rPr>
+              <w:t>$22100100</w:t>
+            </w:r>
+          </w:p>
+        </w:tc>
+        <w:tc>
+          <w:tcPr>
+            <w:tcW w:type="dxa" w:w="1984"/>
+            <w:shd w:fill="FFFF99" w:val="clear"/>
+          </w:tcPr>
+          <w:p>
+            <w:r>
+              <w:rPr>
+                <w:b w:val="0"/>
+                <w:sz w:val="16"/>
+              </w:rPr>
+              <w:t>profil fagure ecologic</w:t>
+            </w:r>
+          </w:p>
+        </w:tc>
+        <w:tc>
+          <w:tcPr>
+            <w:tcW w:type="dxa" w:w="454"/>
+            <w:shd w:fill="FFFF99" w:val="clear"/>
+          </w:tcPr>
+          <w:p>
+            <w:r>
+              <w:rPr>
+                <w:b w:val="0"/>
+                <w:sz w:val="16"/>
+              </w:rPr>
+              <w:t>mp</w:t>
+            </w:r>
+          </w:p>
+        </w:tc>
+        <w:tc>
+          <w:tcPr>
+            <w:tcW w:type="dxa" w:w="680"/>
+            <w:shd w:fill="FFFF99" w:val="clear"/>
+          </w:tcPr>
+          <w:p>
+            <w:r>
+              <w:rPr>
+                <w:b w:val="0"/>
+                <w:sz w:val="16"/>
+              </w:rPr>
+              <w:t>2000.0</w:t>
+            </w:r>
+          </w:p>
+        </w:tc>
+        <w:tc>
+          <w:tcPr>
+            <w:tcW w:type="dxa" w:w="3572"/>
+            <w:shd w:fill="FFFF99" w:val="clear"/>
+          </w:tcPr>
+          <w:p>
+            <w:r>
+              <w:rPr>
+                <w:b w:val="0"/>
+                <w:color w:val="CC0000"/>
+                <w:sz w:val="16"/>
+              </w:rPr>
+              <w:t>Articol suplimentar în ofertă (nu există în referință)</w:t>
             </w:r>
           </w:p>
         </w:tc>
@@ -6084,7 +7671,7 @@
                 <w:color w:val="000000"/>
                 <w:sz w:val="18"/>
               </w:rPr>
-              <w:t>Neconformitati: 2 din 16 articole ref.</w:t>
+              <w:t>Neconformitati: 2 din 18 articole ref.</w:t>
             </w:r>
           </w:p>
         </w:tc>
@@ -6130,7 +7717,7 @@
                 <w:color w:val="000000"/>
                 <w:sz w:val="18"/>
               </w:rPr>
-              <w:t>16</w:t>
+              <w:t>18</w:t>
             </w:r>
           </w:p>
         </w:tc>
@@ -6167,7 +7754,7 @@
                 <w:color w:val="000000"/>
                 <w:sz w:val="18"/>
               </w:rPr>
-              <w:t>14</w:t>
+              <w:t>19</w:t>
             </w:r>
           </w:p>
         </w:tc>
@@ -6194,829 +7781,7 @@
                 <w:b/>
                 <w:sz w:val="18"/>
               </w:rPr>
-              <w:t>Capitol de lucrări 226528 — INSTALATII SANITARE OB.5  │  LIPSA: 0  │  EXTRA: 1  │  Delta: +1</w:t>
-            </w:r>
-          </w:p>
-        </w:tc>
-      </w:tr>
-      <w:tr>
-        <w:tc>
-          <w:tcPr>
-            <w:tcW w:type="dxa" w:w="397"/>
-          </w:tcPr>
-          <w:p>
-            <w:r>
-              <w:rPr>
-                <w:b w:val="0"/>
-                <w:sz w:val="16"/>
-              </w:rPr>
-              <w:t>38</w:t>
-            </w:r>
-          </w:p>
-        </w:tc>
-        <w:tc>
-          <w:tcPr>
-            <w:tcW w:type="dxa" w:w="1701"/>
-          </w:tcPr>
-          <w:p>
-            <w:r>
-              <w:rPr>
-                <w:b w:val="0"/>
-                <w:sz w:val="16"/>
-              </w:rPr>
-              <w:t>226528 - INSTALATII SANITARE OB.5</w:t>
-            </w:r>
-          </w:p>
-        </w:tc>
-        <w:tc>
-          <w:tcPr>
-            <w:tcW w:type="dxa" w:w="850"/>
-          </w:tcPr>
-          <w:p>
-            <w:r>
-              <w:rPr>
-                <w:b w:val="0"/>
-                <w:sz w:val="16"/>
-              </w:rPr>
-              <w:t>SB09B</w:t>
-            </w:r>
-          </w:p>
-        </w:tc>
-        <w:tc>
-          <w:tcPr>
-            <w:tcW w:type="dxa" w:w="1984"/>
-          </w:tcPr>
-          <w:p>
-            <w:r>
-              <w:rPr>
-                <w:b w:val="0"/>
-                <w:sz w:val="16"/>
-              </w:rPr>
-              <w:t>piese leg (cot, red, piesa curat mufa dubla, co...</w:t>
-            </w:r>
-          </w:p>
-        </w:tc>
-        <w:tc>
-          <w:tcPr>
-            <w:tcW w:type="dxa" w:w="454"/>
-          </w:tcPr>
-          <w:p>
-            <w:r>
-              <w:rPr>
-                <w:b w:val="0"/>
-                <w:color w:val="CC0000"/>
-                <w:sz w:val="16"/>
-              </w:rPr>
-              <w:t>m</w:t>
-            </w:r>
-          </w:p>
-        </w:tc>
-        <w:tc>
-          <w:tcPr>
-            <w:tcW w:type="dxa" w:w="680"/>
-          </w:tcPr>
-          <w:p>
-            <w:r>
-              <w:rPr>
-                <w:b w:val="0"/>
-                <w:sz w:val="16"/>
-              </w:rPr>
-              <w:t>10.0</w:t>
-            </w:r>
-          </w:p>
-        </w:tc>
-        <w:tc>
-          <w:tcPr>
-            <w:tcW w:type="dxa" w:w="850"/>
-          </w:tcPr>
-          <w:p>
-            <w:r>
-              <w:rPr>
-                <w:b w:val="0"/>
-                <w:sz w:val="16"/>
-              </w:rPr>
-              <w:t>SB09B</w:t>
-            </w:r>
-          </w:p>
-        </w:tc>
-        <w:tc>
-          <w:tcPr>
-            <w:tcW w:type="dxa" w:w="1984"/>
-          </w:tcPr>
-          <w:p>
-            <w:r>
-              <w:rPr>
-                <w:b w:val="0"/>
-                <w:sz w:val="16"/>
-              </w:rPr>
-              <w:t>piese legatura (cot,red,piesa curat mufa dubla,...</w:t>
-            </w:r>
-          </w:p>
-        </w:tc>
-        <w:tc>
-          <w:tcPr>
-            <w:tcW w:type="dxa" w:w="454"/>
-          </w:tcPr>
-          <w:p>
-            <w:r>
-              <w:rPr>
-                <w:b w:val="0"/>
-                <w:color w:val="CC0000"/>
-                <w:sz w:val="16"/>
-              </w:rPr>
-              <w:t>buc</w:t>
-            </w:r>
-          </w:p>
-        </w:tc>
-        <w:tc>
-          <w:tcPr>
-            <w:tcW w:type="dxa" w:w="680"/>
-          </w:tcPr>
-          <w:p>
-            <w:r>
-              <w:rPr>
-                <w:b w:val="0"/>
-                <w:sz w:val="16"/>
-              </w:rPr>
-              <w:t>10.0</w:t>
-            </w:r>
-          </w:p>
-        </w:tc>
-        <w:tc>
-          <w:tcPr>
-            <w:tcW w:type="dxa" w:w="3572"/>
-          </w:tcPr>
-          <w:p>
-            <w:r>
-              <w:rPr>
-                <w:b w:val="0"/>
-                <w:color w:val="CC0000"/>
-                <w:sz w:val="16"/>
-              </w:rPr>
-              <w:t>Unitate de măsură diferită: referință m, ofertat buc</w:t>
-            </w:r>
-          </w:p>
-        </w:tc>
-      </w:tr>
-      <w:tr>
-        <w:tc>
-          <w:tcPr>
-            <w:tcW w:type="dxa" w:w="397"/>
-          </w:tcPr>
-          <w:p>
-            <w:r>
-              <w:rPr>
-                <w:b w:val="0"/>
-                <w:sz w:val="16"/>
-              </w:rPr>
-              <w:t>39</w:t>
-            </w:r>
-          </w:p>
-        </w:tc>
-        <w:tc>
-          <w:tcPr>
-            <w:tcW w:type="dxa" w:w="1701"/>
-          </w:tcPr>
-          <w:p>
-            <w:r>
-              <w:rPr>
-                <w:b w:val="0"/>
-                <w:sz w:val="16"/>
-              </w:rPr>
-              <w:t>226528 - INSTALATII SANITARE OB.5</w:t>
-            </w:r>
-          </w:p>
-        </w:tc>
-        <w:tc>
-          <w:tcPr>
-            <w:tcW w:type="dxa" w:w="850"/>
-          </w:tcPr>
-          <w:p>
-            <w:r>
-              <w:rPr>
-                <w:b w:val="0"/>
-                <w:sz w:val="16"/>
-              </w:rPr>
-              <w:t>$2222213</w:t>
-            </w:r>
-          </w:p>
-        </w:tc>
-        <w:tc>
-          <w:tcPr>
-            <w:tcW w:type="dxa" w:w="1984"/>
-          </w:tcPr>
-          <w:p>
-            <w:r>
-              <w:rPr>
-                <w:b w:val="0"/>
-                <w:sz w:val="16"/>
-              </w:rPr>
-              <w:t>perie wc detaliere transporturi: -transport aut...</w:t>
-            </w:r>
-          </w:p>
-        </w:tc>
-        <w:tc>
-          <w:tcPr>
-            <w:tcW w:type="dxa" w:w="454"/>
-          </w:tcPr>
-          <w:p>
-            <w:r>
-              <w:rPr>
-                <w:b w:val="0"/>
-                <w:sz w:val="16"/>
-              </w:rPr>
-              <w:t>buc</w:t>
-            </w:r>
-          </w:p>
-        </w:tc>
-        <w:tc>
-          <w:tcPr>
-            <w:tcW w:type="dxa" w:w="680"/>
-          </w:tcPr>
-          <w:p>
-            <w:r>
-              <w:rPr>
-                <w:b w:val="0"/>
-                <w:color w:val="CC0000"/>
-                <w:sz w:val="16"/>
-              </w:rPr>
-              <w:t>1.0</w:t>
-            </w:r>
-          </w:p>
-        </w:tc>
-        <w:tc>
-          <w:tcPr>
-            <w:tcW w:type="dxa" w:w="850"/>
-          </w:tcPr>
-          <w:p>
-            <w:r>
-              <w:rPr>
-                <w:b w:val="0"/>
-                <w:sz w:val="16"/>
-              </w:rPr>
-              <w:t>$2222213</w:t>
-            </w:r>
-          </w:p>
-        </w:tc>
-        <w:tc>
-          <w:tcPr>
-            <w:tcW w:type="dxa" w:w="1984"/>
-          </w:tcPr>
-          <w:p>
-            <w:r>
-              <w:rPr>
-                <w:b w:val="0"/>
-                <w:sz w:val="16"/>
-              </w:rPr>
-              <w:t>perie wc si suport inox/sticla mata, suspendat ...</w:t>
-            </w:r>
-          </w:p>
-        </w:tc>
-        <w:tc>
-          <w:tcPr>
-            <w:tcW w:type="dxa" w:w="454"/>
-          </w:tcPr>
-          <w:p>
-            <w:r>
-              <w:rPr>
-                <w:b w:val="0"/>
-                <w:sz w:val="16"/>
-              </w:rPr>
-              <w:t>buc</w:t>
-            </w:r>
-          </w:p>
-        </w:tc>
-        <w:tc>
-          <w:tcPr>
-            <w:tcW w:type="dxa" w:w="680"/>
-          </w:tcPr>
-          <w:p>
-            <w:r>
-              <w:rPr>
-                <w:b w:val="0"/>
-                <w:color w:val="CC0000"/>
-                <w:sz w:val="16"/>
-              </w:rPr>
-              <w:t>4.0</w:t>
-            </w:r>
-          </w:p>
-        </w:tc>
-        <w:tc>
-          <w:tcPr>
-            <w:tcW w:type="dxa" w:w="3572"/>
-          </w:tcPr>
-          <w:p>
-            <w:r>
-              <w:rPr>
-                <w:b w:val="0"/>
-                <w:color w:val="CC0000"/>
-                <w:sz w:val="16"/>
-              </w:rPr>
-              <w:t>Cantitate diferită: referință 1.0 buc, ofertat 4.0 buc</w:t>
-            </w:r>
-          </w:p>
-        </w:tc>
-      </w:tr>
-      <w:tr>
-        <w:tc>
-          <w:tcPr>
-            <w:tcW w:type="dxa" w:w="397"/>
-            <w:shd w:fill="FFB347" w:val="clear"/>
-          </w:tcPr>
-          <w:p>
-            <w:r>
-              <w:rPr>
-                <w:b w:val="0"/>
-                <w:sz w:val="16"/>
-              </w:rPr>
-              <w:t>40</w:t>
-            </w:r>
-          </w:p>
-        </w:tc>
-        <w:tc>
-          <w:tcPr>
-            <w:tcW w:type="dxa" w:w="1701"/>
-            <w:shd w:fill="FFB347" w:val="clear"/>
-          </w:tcPr>
-          <w:p>
-            <w:r>
-              <w:rPr>
-                <w:b w:val="0"/>
-                <w:sz w:val="16"/>
-              </w:rPr>
-              <w:t>226528 - INSTALATII SANITARE OB.5</w:t>
-            </w:r>
-          </w:p>
-        </w:tc>
-        <w:tc>
-          <w:tcPr>
-            <w:tcW w:type="dxa" w:w="850"/>
-            <w:shd w:fill="FFB347" w:val="clear"/>
-          </w:tcPr>
-          <w:p>
-            <w:r>
-              <w:rPr>
-                <w:b w:val="0"/>
-                <w:sz w:val="16"/>
-              </w:rPr>
-              <w:t>$2222224</w:t>
-            </w:r>
-          </w:p>
-        </w:tc>
-        <w:tc>
-          <w:tcPr>
-            <w:tcW w:type="dxa" w:w="1984"/>
-            <w:shd w:fill="FFB347" w:val="clear"/>
-          </w:tcPr>
-          <w:p>
-            <w:r>
-              <w:rPr>
-                <w:b w:val="0"/>
-                <w:sz w:val="16"/>
-              </w:rPr>
-              <w:t>oglinda</w:t>
-            </w:r>
-          </w:p>
-        </w:tc>
-        <w:tc>
-          <w:tcPr>
-            <w:tcW w:type="dxa" w:w="454"/>
-            <w:shd w:fill="FFB347" w:val="clear"/>
-          </w:tcPr>
-          <w:p>
-            <w:r>
-              <w:rPr>
-                <w:b w:val="0"/>
-                <w:sz w:val="16"/>
-              </w:rPr>
-              <w:t>buc</w:t>
-            </w:r>
-          </w:p>
-        </w:tc>
-        <w:tc>
-          <w:tcPr>
-            <w:tcW w:type="dxa" w:w="680"/>
-            <w:shd w:fill="FFB347" w:val="clear"/>
-          </w:tcPr>
-          <w:p>
-            <w:r>
-              <w:rPr>
-                <w:b w:val="0"/>
-                <w:sz w:val="16"/>
-              </w:rPr>
-              <w:t>1.0</w:t>
-            </w:r>
-          </w:p>
-        </w:tc>
-        <w:tc>
-          <w:tcPr>
-            <w:tcW w:type="dxa" w:w="850"/>
-            <w:shd w:fill="FFB347" w:val="clear"/>
-          </w:tcPr>
-          <w:p>
-            <w:r>
-              <w:rPr>
-                <w:b w:val="0"/>
-                <w:sz w:val="16"/>
-              </w:rPr>
-              <w:t>$22222242</w:t>
-            </w:r>
-          </w:p>
-        </w:tc>
-        <w:tc>
-          <w:tcPr>
-            <w:tcW w:type="dxa" w:w="1984"/>
-            <w:shd w:fill="FFB347" w:val="clear"/>
-          </w:tcPr>
-          <w:p>
-            <w:r>
-              <w:rPr>
-                <w:b w:val="0"/>
-                <w:sz w:val="16"/>
-              </w:rPr>
-              <w:t>oglinda cu rama aluminiu</w:t>
-            </w:r>
-          </w:p>
-        </w:tc>
-        <w:tc>
-          <w:tcPr>
-            <w:tcW w:type="dxa" w:w="454"/>
-            <w:shd w:fill="FFB347" w:val="clear"/>
-          </w:tcPr>
-          <w:p>
-            <w:r>
-              <w:rPr>
-                <w:b w:val="0"/>
-                <w:sz w:val="16"/>
-              </w:rPr>
-              <w:t>buc</w:t>
-            </w:r>
-          </w:p>
-        </w:tc>
-        <w:tc>
-          <w:tcPr>
-            <w:tcW w:type="dxa" w:w="680"/>
-            <w:shd w:fill="FFB347" w:val="clear"/>
-          </w:tcPr>
-          <w:p>
-            <w:r>
-              <w:rPr>
-                <w:b w:val="0"/>
-                <w:sz w:val="16"/>
-              </w:rPr>
-              <w:t>4.0</w:t>
-            </w:r>
-          </w:p>
-        </w:tc>
-        <w:tc>
-          <w:tcPr>
-            <w:tcW w:type="dxa" w:w="3572"/>
-            <w:shd w:fill="FFB347" w:val="clear"/>
-          </w:tcPr>
-          <w:p>
-            <w:r>
-              <w:rPr>
-                <w:b w:val="0"/>
-                <w:color w:val="CC0000"/>
-                <w:sz w:val="16"/>
-              </w:rPr>
-              <w:t>Cod similar — posibilă eroare OCR sau variație: referință '$2222224', ofertat '$22222242'. Cod similar: referinta '$2222224', ofertat '$22222242'. Necesită verificare manuală.</w:t>
-            </w:r>
-          </w:p>
-        </w:tc>
-      </w:tr>
-      <w:tr>
-        <w:tc>
-          <w:tcPr>
-            <w:tcW w:type="dxa" w:w="397"/>
-            <w:shd w:fill="FFB347" w:val="clear"/>
-          </w:tcPr>
-          <w:p>
-            <w:r>
-              <w:rPr>
-                <w:b w:val="0"/>
-                <w:sz w:val="16"/>
-              </w:rPr>
-              <w:t>41</w:t>
-            </w:r>
-          </w:p>
-        </w:tc>
-        <w:tc>
-          <w:tcPr>
-            <w:tcW w:type="dxa" w:w="1701"/>
-            <w:shd w:fill="FFB347" w:val="clear"/>
-          </w:tcPr>
-          <w:p>
-            <w:r>
-              <w:rPr>
-                <w:b w:val="0"/>
-                <w:sz w:val="16"/>
-              </w:rPr>
-              <w:t>226528 - INSTALATII SANITARE OB.5</w:t>
-            </w:r>
-          </w:p>
-        </w:tc>
-        <w:tc>
-          <w:tcPr>
-            <w:tcW w:type="dxa" w:w="850"/>
-            <w:shd w:fill="FFB347" w:val="clear"/>
-          </w:tcPr>
-          <w:p>
-            <w:r>
-              <w:rPr>
-                <w:b w:val="0"/>
-                <w:sz w:val="16"/>
-              </w:rPr>
-              <w:t>$2222213</w:t>
-            </w:r>
-          </w:p>
-        </w:tc>
-        <w:tc>
-          <w:tcPr>
-            <w:tcW w:type="dxa" w:w="1984"/>
-            <w:shd w:fill="FFB347" w:val="clear"/>
-          </w:tcPr>
-          <w:p>
-            <w:r>
-              <w:rPr>
-                <w:b w:val="0"/>
-                <w:sz w:val="16"/>
-              </w:rPr>
-              <w:t>perie wc si suport inox/sticla mata, suspendat ...</w:t>
-            </w:r>
-          </w:p>
-        </w:tc>
-        <w:tc>
-          <w:tcPr>
-            <w:tcW w:type="dxa" w:w="454"/>
-            <w:shd w:fill="FFB347" w:val="clear"/>
-          </w:tcPr>
-          <w:p>
-            <w:r>
-              <w:rPr>
-                <w:b w:val="0"/>
-                <w:sz w:val="16"/>
-              </w:rPr>
-              <w:t>buc</w:t>
-            </w:r>
-          </w:p>
-        </w:tc>
-        <w:tc>
-          <w:tcPr>
-            <w:tcW w:type="dxa" w:w="680"/>
-            <w:shd w:fill="FFB347" w:val="clear"/>
-          </w:tcPr>
-          <w:p>
-            <w:r>
-              <w:rPr>
-                <w:b w:val="0"/>
-                <w:sz w:val="16"/>
-              </w:rPr>
-              <w:t>4.0</w:t>
-            </w:r>
-          </w:p>
-        </w:tc>
-        <w:tc>
-          <w:tcPr>
-            <w:tcW w:type="dxa" w:w="850"/>
-            <w:shd w:fill="FFB347" w:val="clear"/>
-          </w:tcPr>
-          <w:p>
-            <w:r>
-              <w:rPr>
-                <w:b w:val="0"/>
-                <w:sz w:val="16"/>
-              </w:rPr>
-              <w:t>$22222131</w:t>
-            </w:r>
-          </w:p>
-        </w:tc>
-        <w:tc>
-          <w:tcPr>
-            <w:tcW w:type="dxa" w:w="1984"/>
-            <w:shd w:fill="FFB347" w:val="clear"/>
-          </w:tcPr>
-          <w:p>
-            <w:r>
-              <w:rPr>
-                <w:b w:val="0"/>
-                <w:sz w:val="16"/>
-              </w:rPr>
-              <w:t>perie wc</w:t>
-            </w:r>
-          </w:p>
-        </w:tc>
-        <w:tc>
-          <w:tcPr>
-            <w:tcW w:type="dxa" w:w="454"/>
-            <w:shd w:fill="FFB347" w:val="clear"/>
-          </w:tcPr>
-          <w:p>
-            <w:r>
-              <w:rPr>
-                <w:b w:val="0"/>
-                <w:sz w:val="16"/>
-              </w:rPr>
-              <w:t>buc</w:t>
-            </w:r>
-          </w:p>
-        </w:tc>
-        <w:tc>
-          <w:tcPr>
-            <w:tcW w:type="dxa" w:w="680"/>
-            <w:shd w:fill="FFB347" w:val="clear"/>
-          </w:tcPr>
-          <w:p>
-            <w:r>
-              <w:rPr>
-                <w:b w:val="0"/>
-                <w:sz w:val="16"/>
-              </w:rPr>
-              <w:t>1.0</w:t>
-            </w:r>
-          </w:p>
-        </w:tc>
-        <w:tc>
-          <w:tcPr>
-            <w:tcW w:type="dxa" w:w="3572"/>
-            <w:shd w:fill="FFB347" w:val="clear"/>
-          </w:tcPr>
-          <w:p>
-            <w:r>
-              <w:rPr>
-                <w:b w:val="0"/>
-                <w:color w:val="CC0000"/>
-                <w:sz w:val="16"/>
-              </w:rPr>
-              <w:t>Cod similar — posibilă eroare OCR sau variație: referință '$2222213', ofertat '$22222131'. Cod similar: referinta '$2222213', ofertat '$22222131'. Necesită verificare manuală.</w:t>
-            </w:r>
-          </w:p>
-        </w:tc>
-      </w:tr>
-      <w:tr>
-        <w:tc>
-          <w:tcPr>
-            <w:tcW w:type="dxa" w:w="397"/>
-            <w:shd w:fill="FFB347" w:val="clear"/>
-          </w:tcPr>
-          <w:p>
-            <w:r>
-              <w:rPr>
-                <w:b w:val="0"/>
-                <w:sz w:val="16"/>
-              </w:rPr>
-              <w:t>42</w:t>
-            </w:r>
-          </w:p>
-        </w:tc>
-        <w:tc>
-          <w:tcPr>
-            <w:tcW w:type="dxa" w:w="1701"/>
-            <w:shd w:fill="FFB347" w:val="clear"/>
-          </w:tcPr>
-          <w:p>
-            <w:r>
-              <w:rPr>
-                <w:b w:val="0"/>
-                <w:sz w:val="16"/>
-              </w:rPr>
-              <w:t>226528 - INSTALATII SANITARE OB.5</w:t>
-            </w:r>
-          </w:p>
-        </w:tc>
-        <w:tc>
-          <w:tcPr>
-            <w:tcW w:type="dxa" w:w="850"/>
-            <w:shd w:fill="FFB347" w:val="clear"/>
-          </w:tcPr>
-          <w:p>
-            <w:r>
-              <w:rPr>
-                <w:b w:val="0"/>
-                <w:sz w:val="16"/>
-              </w:rPr>
-              <w:t>$2222224</w:t>
-            </w:r>
-          </w:p>
-        </w:tc>
-        <w:tc>
-          <w:tcPr>
-            <w:tcW w:type="dxa" w:w="1984"/>
-            <w:shd w:fill="FFB347" w:val="clear"/>
-          </w:tcPr>
-          <w:p>
-            <w:r>
-              <w:rPr>
-                <w:b w:val="0"/>
-                <w:sz w:val="16"/>
-              </w:rPr>
-              <w:t>oglinda</w:t>
-            </w:r>
-          </w:p>
-        </w:tc>
-        <w:tc>
-          <w:tcPr>
-            <w:tcW w:type="dxa" w:w="454"/>
-            <w:shd w:fill="FFB347" w:val="clear"/>
-          </w:tcPr>
-          <w:p>
-            <w:r>
-              <w:rPr>
-                <w:b w:val="0"/>
-                <w:sz w:val="16"/>
-              </w:rPr>
-              <w:t>buc</w:t>
-            </w:r>
-          </w:p>
-        </w:tc>
-        <w:tc>
-          <w:tcPr>
-            <w:tcW w:type="dxa" w:w="680"/>
-            <w:shd w:fill="FFB347" w:val="clear"/>
-          </w:tcPr>
-          <w:p>
-            <w:r>
-              <w:rPr>
-                <w:b w:val="0"/>
-                <w:sz w:val="16"/>
-              </w:rPr>
-              <w:t>4.0</w:t>
-            </w:r>
-          </w:p>
-        </w:tc>
-        <w:tc>
-          <w:tcPr>
-            <w:tcW w:type="dxa" w:w="850"/>
-            <w:shd w:fill="FFB347" w:val="clear"/>
-          </w:tcPr>
-          <w:p>
-            <w:r>
-              <w:rPr>
-                <w:b w:val="0"/>
-                <w:sz w:val="16"/>
-              </w:rPr>
-              <w:t>$22222241</w:t>
-            </w:r>
-          </w:p>
-        </w:tc>
-        <w:tc>
-          <w:tcPr>
-            <w:tcW w:type="dxa" w:w="1984"/>
-            <w:shd w:fill="FFB347" w:val="clear"/>
-          </w:tcPr>
-          <w:p>
-            <w:r>
-              <w:rPr>
-                <w:b w:val="0"/>
-                <w:sz w:val="16"/>
-              </w:rPr>
-              <w:t>oglinda</w:t>
-            </w:r>
-          </w:p>
-        </w:tc>
-        <w:tc>
-          <w:tcPr>
-            <w:tcW w:type="dxa" w:w="454"/>
-            <w:shd w:fill="FFB347" w:val="clear"/>
-          </w:tcPr>
-          <w:p>
-            <w:r>
-              <w:rPr>
-                <w:b w:val="0"/>
-                <w:sz w:val="16"/>
-              </w:rPr>
-              <w:t>buc</w:t>
-            </w:r>
-          </w:p>
-        </w:tc>
-        <w:tc>
-          <w:tcPr>
-            <w:tcW w:type="dxa" w:w="680"/>
-            <w:shd w:fill="FFB347" w:val="clear"/>
-          </w:tcPr>
-          <w:p>
-            <w:r>
-              <w:rPr>
-                <w:b w:val="0"/>
-                <w:sz w:val="16"/>
-              </w:rPr>
-              <w:t>1.0</w:t>
-            </w:r>
-          </w:p>
-        </w:tc>
-        <w:tc>
-          <w:tcPr>
-            <w:tcW w:type="dxa" w:w="3572"/>
-            <w:shd w:fill="FFB347" w:val="clear"/>
-          </w:tcPr>
-          <w:p>
-            <w:r>
-              <w:rPr>
-                <w:b w:val="0"/>
-                <w:color w:val="CC0000"/>
-                <w:sz w:val="16"/>
-              </w:rPr>
-              <w:t>Cod similar — posibilă eroare OCR sau variație: referință '$2222224', ofertat '$22222241'. Cod similar (OCR): '$2222224' ↔ '$22222241'. Necesită verificare manuală.</w:t>
+              <w:t>Capitol de lucrări 226478  │  LIPSA: 0  │  EXTRA: 1  │  Delta: +1</w:t>
             </w:r>
           </w:p>
         </w:tc>
@@ -7052,7 +7817,7 @@
                 <w:b w:val="0"/>
                 <w:sz w:val="16"/>
               </w:rPr>
-              <w:t>43</w:t>
+              <w:t>48</w:t>
             </w:r>
           </w:p>
         </w:tc>
@@ -7067,7 +7832,7 @@
                 <w:b w:val="0"/>
                 <w:sz w:val="16"/>
               </w:rPr>
-              <w:t>226528 - INSTALATII SANITARE OB.5</w:t>
+              <w:t>226478</w:t>
             </w:r>
           </w:p>
         </w:tc>
@@ -7138,7 +7903,7 @@
                 <w:b w:val="0"/>
                 <w:sz w:val="16"/>
               </w:rPr>
-              <w:t>SD13A1</w:t>
+              <w:t>$3270501</w:t>
             </w:r>
           </w:p>
         </w:tc>
@@ -7153,7 +7918,7 @@
                 <w:b w:val="0"/>
                 <w:sz w:val="16"/>
               </w:rPr>
-              <w:t>robinet trec cu ventil si mufe, pentru tevi ote...</w:t>
+              <w:t>cablu cyyf 4x1,5 mmp</w:t>
             </w:r>
           </w:p>
         </w:tc>
@@ -7168,7 +7933,7 @@
                 <w:b w:val="0"/>
                 <w:sz w:val="16"/>
               </w:rPr>
-              <w:t>buc</w:t>
+              <w:t>m</w:t>
             </w:r>
           </w:p>
         </w:tc>
@@ -7183,7 +7948,7 @@
                 <w:b w:val="0"/>
                 <w:sz w:val="16"/>
               </w:rPr>
-              <w:t>4.0</w:t>
+              <w:t>306.0</w:t>
             </w:r>
           </w:p>
         </w:tc>
@@ -7239,7 +8004,7 @@
                 <w:color w:val="000000"/>
                 <w:sz w:val="18"/>
               </w:rPr>
-              <w:t>Neconformitati: 3 din 184 articole ref.</w:t>
+              <w:t>Neconformitati: 1 din 35 articole ref.</w:t>
             </w:r>
           </w:p>
         </w:tc>
@@ -7285,7 +8050,7 @@
                 <w:color w:val="000000"/>
                 <w:sz w:val="18"/>
               </w:rPr>
-              <w:t>184</w:t>
+              <w:t>35</w:t>
             </w:r>
           </w:p>
         </w:tc>
@@ -7322,7 +8087,7 @@
                 <w:color w:val="000000"/>
                 <w:sz w:val="18"/>
               </w:rPr>
-              <w:t>134</w:t>
+              <w:t>35</w:t>
             </w:r>
           </w:p>
         </w:tc>
@@ -7349,7 +8114,7 @@
                 <w:b/>
                 <w:sz w:val="18"/>
               </w:rPr>
-              <w:t>Capitol de lucrări 226F08 — 45000000 AMENAJARI EXTERIOARE  │  LIPSA: 1  │  EXTRA: 0  │  Delta: -1</w:t>
+              <w:t>Capitol de lucrări 226518 — ARHITECTURA grupuri sanitare publice  │  LIPSA: 0  │  EXTRA: 1  │  Delta: +1</w:t>
             </w:r>
           </w:p>
         </w:tc>
@@ -7357,135 +8122,18 @@
       <w:tr>
         <w:tc>
           <w:tcPr>
-            <w:tcW w:type="dxa" w:w="397"/>
-            <w:shd w:fill="FFB3B3" w:val="clear"/>
-          </w:tcPr>
-          <w:p>
-            <w:r>
-              <w:rPr>
-                <w:b w:val="0"/>
-                <w:sz w:val="16"/>
-              </w:rPr>
-              <w:t>45</w:t>
-            </w:r>
-          </w:p>
-        </w:tc>
-        <w:tc>
-          <w:tcPr>
-            <w:tcW w:type="dxa" w:w="1701"/>
-            <w:shd w:fill="FFB3B3" w:val="clear"/>
-          </w:tcPr>
-          <w:p>
-            <w:r>
-              <w:rPr>
-                <w:b w:val="0"/>
-                <w:sz w:val="16"/>
-              </w:rPr>
-              <w:t>226F08 - 45000000 AMENAJARI EXTERIOARE</w:t>
-            </w:r>
-          </w:p>
-        </w:tc>
-        <w:tc>
-          <w:tcPr>
-            <w:tcW w:type="dxa" w:w="850"/>
-            <w:shd w:fill="FFB3B3" w:val="clear"/>
-          </w:tcPr>
-          <w:p>
-            <w:r>
-              <w:rPr>
-                <w:b w:val="0"/>
-                <w:sz w:val="16"/>
-              </w:rPr>
-              <w:t>W1C01A1</w:t>
-            </w:r>
-          </w:p>
-        </w:tc>
-        <w:tc>
-          <w:tcPr>
-            <w:tcW w:type="dxa" w:w="1984"/>
-            <w:shd w:fill="FFB3B3" w:val="clear"/>
-          </w:tcPr>
-          <w:p>
-            <w:r>
-              <w:rPr>
-                <w:b w:val="0"/>
-                <w:sz w:val="16"/>
-              </w:rPr>
-              <w:t>asimilat-montare panouri fotovoltaice lectura</w:t>
-            </w:r>
-          </w:p>
-        </w:tc>
-        <w:tc>
-          <w:tcPr>
-            <w:tcW w:type="dxa" w:w="454"/>
-            <w:shd w:fill="FFB3B3" w:val="clear"/>
-          </w:tcPr>
-          <w:p>
-            <w:r>
-              <w:rPr>
-                <w:b w:val="0"/>
-                <w:sz w:val="16"/>
-              </w:rPr>
-              <w:t>buc</w:t>
-            </w:r>
-          </w:p>
-        </w:tc>
-        <w:tc>
-          <w:tcPr>
-            <w:tcW w:type="dxa" w:w="680"/>
-            <w:shd w:fill="FFB3B3" w:val="clear"/>
-          </w:tcPr>
-          <w:p>
-            <w:r>
-              <w:rPr>
-                <w:b w:val="0"/>
-                <w:sz w:val="16"/>
-              </w:rPr>
-              <w:t>1.0</w:t>
-            </w:r>
-          </w:p>
-        </w:tc>
-        <w:tc>
-          <w:tcPr>
-            <w:tcW w:type="dxa" w:w="850"/>
-            <w:shd w:fill="FFB3B3" w:val="clear"/>
-          </w:tcPr>
-          <w:p/>
-        </w:tc>
-        <w:tc>
-          <w:tcPr>
-            <w:tcW w:type="dxa" w:w="1984"/>
-            <w:shd w:fill="FFB3B3" w:val="clear"/>
-          </w:tcPr>
-          <w:p/>
-        </w:tc>
-        <w:tc>
-          <w:tcPr>
-            <w:tcW w:type="dxa" w:w="454"/>
-            <w:shd w:fill="FFB3B3" w:val="clear"/>
-          </w:tcPr>
-          <w:p/>
-        </w:tc>
-        <w:tc>
-          <w:tcPr>
-            <w:tcW w:type="dxa" w:w="680"/>
-            <w:shd w:fill="FFB3B3" w:val="clear"/>
-          </w:tcPr>
-          <w:p/>
-        </w:tc>
-        <w:tc>
-          <w:tcPr>
             <w:tcW w:type="dxa" w:w="3572"/>
-            <w:shd w:fill="FFB3B3" w:val="clear"/>
-          </w:tcPr>
-          <w:p>
-            <w:r>
-              <w:rPr>
-                <w:b w:val="0"/>
-                <w:color w:val="CC0000"/>
-                <w:sz w:val="16"/>
-              </w:rPr>
-              <w:t>Articol lipsă din ofertă</w:t>
+            <w:gridSpan w:val="11"/>
+            <w:shd w:fill="FFFF99" w:val="clear"/>
+          </w:tcPr>
+          <w:p>
+            <w:r>
+              <w:rPr>
+                <w:b w:val="0"/>
+                <w:i/>
+                <w:sz w:val="16"/>
+              </w:rPr>
+              <w:t>▸ Articole extra în ofertă — verificare manuală recomandată</w:t>
             </w:r>
           </w:p>
         </w:tc>
@@ -7494,157 +8142,153 @@
         <w:tc>
           <w:tcPr>
             <w:tcW w:type="dxa" w:w="397"/>
-            <w:shd w:fill="FFCC99" w:val="clear"/>
-          </w:tcPr>
-          <w:p>
-            <w:r>
-              <w:rPr>
-                <w:b w:val="0"/>
-                <w:sz w:val="16"/>
-              </w:rPr>
-              <w:t>46</w:t>
+            <w:shd w:fill="FFFF99" w:val="clear"/>
+          </w:tcPr>
+          <w:p>
+            <w:r>
+              <w:rPr>
+                <w:b w:val="0"/>
+                <w:sz w:val="16"/>
+              </w:rPr>
+              <w:t>50</w:t>
             </w:r>
           </w:p>
         </w:tc>
         <w:tc>
           <w:tcPr>
             <w:tcW w:type="dxa" w:w="1701"/>
-            <w:shd w:fill="FFCC99" w:val="clear"/>
-          </w:tcPr>
-          <w:p>
-            <w:r>
-              <w:rPr>
-                <w:b w:val="0"/>
-                <w:sz w:val="16"/>
-              </w:rPr>
-              <w:t>226F08 - 45000000 AMENAJARI EXTERIOARE</w:t>
+            <w:shd w:fill="FFFF99" w:val="clear"/>
+          </w:tcPr>
+          <w:p>
+            <w:r>
+              <w:rPr>
+                <w:b w:val="0"/>
+                <w:sz w:val="16"/>
+              </w:rPr>
+              <w:t>226518 - ARHITECTURA grupuri sanitare publice</w:t>
             </w:r>
           </w:p>
         </w:tc>
         <w:tc>
           <w:tcPr>
             <w:tcW w:type="dxa" w:w="850"/>
-            <w:shd w:fill="FFCC99" w:val="clear"/>
-          </w:tcPr>
-          <w:p>
-            <w:r>
-              <w:rPr>
-                <w:b w:val="0"/>
-                <w:sz w:val="16"/>
-              </w:rPr>
-              <w:t>W1C01A1</w:t>
+            <w:shd w:fill="FFFF99" w:val="clear"/>
+          </w:tcPr>
+          <w:p>
+            <w:r>
+              <w:rPr>
+                <w:b w:val="0"/>
+                <w:sz w:val="16"/>
+              </w:rPr>
             </w:r>
           </w:p>
         </w:tc>
         <w:tc>
           <w:tcPr>
             <w:tcW w:type="dxa" w:w="1984"/>
-            <w:shd w:fill="FFCC99" w:val="clear"/>
-          </w:tcPr>
-          <w:p>
-            <w:r>
-              <w:rPr>
-                <w:b w:val="0"/>
-                <w:sz w:val="16"/>
-              </w:rPr>
-              <w:t>asimilat-montare panouri fotovoltaice lectura</w:t>
+            <w:shd w:fill="FFFF99" w:val="clear"/>
+          </w:tcPr>
+          <w:p>
+            <w:r>
+              <w:rPr>
+                <w:b w:val="0"/>
+                <w:sz w:val="16"/>
+              </w:rPr>
             </w:r>
           </w:p>
         </w:tc>
         <w:tc>
           <w:tcPr>
             <w:tcW w:type="dxa" w:w="454"/>
-            <w:shd w:fill="FFCC99" w:val="clear"/>
-          </w:tcPr>
-          <w:p>
-            <w:r>
-              <w:rPr>
-                <w:b w:val="0"/>
-                <w:sz w:val="16"/>
-              </w:rPr>
-              <w:t>buc</w:t>
+            <w:shd w:fill="FFFF99" w:val="clear"/>
+          </w:tcPr>
+          <w:p>
+            <w:r>
+              <w:rPr>
+                <w:b w:val="0"/>
+                <w:sz w:val="16"/>
+              </w:rPr>
             </w:r>
           </w:p>
         </w:tc>
         <w:tc>
           <w:tcPr>
             <w:tcW w:type="dxa" w:w="680"/>
-            <w:shd w:fill="FFCC99" w:val="clear"/>
-          </w:tcPr>
-          <w:p>
-            <w:r>
-              <w:rPr>
-                <w:b w:val="0"/>
-                <w:sz w:val="16"/>
-              </w:rPr>
-              <w:t>1.0</w:t>
+            <w:shd w:fill="FFFF99" w:val="clear"/>
+          </w:tcPr>
+          <w:p>
+            <w:r>
+              <w:rPr>
+                <w:b w:val="0"/>
+                <w:sz w:val="16"/>
+              </w:rPr>
             </w:r>
           </w:p>
         </w:tc>
         <w:tc>
           <w:tcPr>
             <w:tcW w:type="dxa" w:w="850"/>
-            <w:shd w:fill="FFCC99" w:val="clear"/>
-          </w:tcPr>
-          <w:p>
-            <w:r>
-              <w:rPr>
-                <w:b w:val="0"/>
-                <w:sz w:val="16"/>
-              </w:rPr>
-              <w:t>W1C01A1</w:t>
+            <w:shd w:fill="FFFF99" w:val="clear"/>
+          </w:tcPr>
+          <w:p>
+            <w:r>
+              <w:rPr>
+                <w:b w:val="0"/>
+                <w:sz w:val="16"/>
+              </w:rPr>
+              <w:t>$7800859</w:t>
             </w:r>
           </w:p>
         </w:tc>
         <w:tc>
           <w:tcPr>
             <w:tcW w:type="dxa" w:w="1984"/>
-            <w:shd w:fill="FFCC99" w:val="clear"/>
-          </w:tcPr>
-          <w:p>
-            <w:r>
-              <w:rPr>
-                <w:b w:val="0"/>
-                <w:sz w:val="16"/>
-              </w:rPr>
-              <w:t>Deviz 226208</w:t>
+            <w:shd w:fill="FFFF99" w:val="clear"/>
+          </w:tcPr>
+          <w:p>
+            <w:r>
+              <w:rPr>
+                <w:b w:val="0"/>
+                <w:sz w:val="16"/>
+              </w:rPr>
+              <w:t>vopsea lavabila acrilica</w:t>
             </w:r>
           </w:p>
         </w:tc>
         <w:tc>
           <w:tcPr>
             <w:tcW w:type="dxa" w:w="454"/>
-            <w:shd w:fill="FFCC99" w:val="clear"/>
-          </w:tcPr>
-          <w:p>
-            <w:r>
-              <w:rPr>
-                <w:b w:val="0"/>
-                <w:sz w:val="16"/>
-              </w:rPr>
-              <w:t>buc</w:t>
+            <w:shd w:fill="FFFF99" w:val="clear"/>
+          </w:tcPr>
+          <w:p>
+            <w:r>
+              <w:rPr>
+                <w:b w:val="0"/>
+                <w:sz w:val="16"/>
+              </w:rPr>
+              <w:t>kg</w:t>
             </w:r>
           </w:p>
         </w:tc>
         <w:tc>
           <w:tcPr>
             <w:tcW w:type="dxa" w:w="680"/>
-            <w:shd w:fill="FFCC99" w:val="clear"/>
-          </w:tcPr>
-          <w:p>
-            <w:r>
-              <w:rPr>
-                <w:b w:val="0"/>
-                <w:sz w:val="16"/>
-              </w:rPr>
-              <w:t>1.0</w:t>
+            <w:shd w:fill="FFFF99" w:val="clear"/>
+          </w:tcPr>
+          <w:p>
+            <w:r>
+              <w:rPr>
+                <w:b w:val="0"/>
+                <w:sz w:val="16"/>
+              </w:rPr>
+              <w:t>12.0</w:t>
             </w:r>
           </w:p>
         </w:tc>
         <w:tc>
           <w:tcPr>
             <w:tcW w:type="dxa" w:w="3572"/>
-            <w:shd w:fill="FFCC99" w:val="clear"/>
+            <w:shd w:fill="FFFF99" w:val="clear"/>
           </w:tcPr>
           <w:p>
             <w:r>
@@ -7653,7 +8297,7 @@
                 <w:color w:val="CC0000"/>
                 <w:sz w:val="16"/>
               </w:rPr>
-              <w:t>ORPHAN: Cod 'W1C01A1' identic, dar categorii DIFERITE. Cod W1C01A1: REF categoriei 226F08 =&gt; OFERTA categoriei 226208. VERIFICARE MANUALA NECESARA!</w:t>
+              <w:t>Articol suplimentar în ofertă (nu există în referință)</w:t>
             </w:r>
           </w:p>
         </w:tc>
@@ -7693,7 +8337,7 @@
                 <w:color w:val="000000"/>
                 <w:sz w:val="18"/>
               </w:rPr>
-              <w:t>Neconformitati: 1 din 1 articole ref.</w:t>
+              <w:t>Neconformitati: 1 din 95 articole ref.</w:t>
             </w:r>
           </w:p>
         </w:tc>
@@ -7739,7 +8383,7 @@
                 <w:color w:val="000000"/>
                 <w:sz w:val="18"/>
               </w:rPr>
-              <w:t>1</w:t>
+              <w:t>95</w:t>
             </w:r>
           </w:p>
         </w:tc>
@@ -7776,7 +8420,7 @@
                 <w:color w:val="000000"/>
                 <w:sz w:val="18"/>
               </w:rPr>
-              <w:t>0</w:t>
+              <w:t>84</w:t>
             </w:r>
           </w:p>
         </w:tc>
@@ -7803,7 +8447,7 @@
                 <w:b/>
                 <w:sz w:val="18"/>
               </w:rPr>
-              <w:t>Capitol de lucrări 226358  │  LIPSA: 0  │  EXTRA: 2  │  Delta: +2</w:t>
+              <w:t>Capitol de lucrări 226728 — ORG SANTIER- CONTAINER  │  LIPSA: 0  │  EXTRA: 1  │  Delta: +1</w:t>
             </w:r>
           </w:p>
         </w:tc>
@@ -7839,7 +8483,7 @@
                 <w:b w:val="0"/>
                 <w:sz w:val="16"/>
               </w:rPr>
-              <w:t>48</w:t>
+              <w:t>52</w:t>
             </w:r>
           </w:p>
         </w:tc>
@@ -7854,837 +8498,7 @@
                 <w:b w:val="0"/>
                 <w:sz w:val="16"/>
               </w:rPr>
-              <w:t>226358</w:t>
-            </w:r>
-          </w:p>
-        </w:tc>
-        <w:tc>
-          <w:tcPr>
-            <w:tcW w:type="dxa" w:w="850"/>
-            <w:shd w:fill="FFFF99" w:val="clear"/>
-          </w:tcPr>
-          <w:p>
-            <w:r>
-              <w:rPr>
-                <w:b w:val="0"/>
-                <w:sz w:val="16"/>
-              </w:rPr>
-            </w:r>
-          </w:p>
-        </w:tc>
-        <w:tc>
-          <w:tcPr>
-            <w:tcW w:type="dxa" w:w="1984"/>
-            <w:shd w:fill="FFFF99" w:val="clear"/>
-          </w:tcPr>
-          <w:p>
-            <w:r>
-              <w:rPr>
-                <w:b w:val="0"/>
-                <w:sz w:val="16"/>
-              </w:rPr>
-            </w:r>
-          </w:p>
-        </w:tc>
-        <w:tc>
-          <w:tcPr>
-            <w:tcW w:type="dxa" w:w="454"/>
-            <w:shd w:fill="FFFF99" w:val="clear"/>
-          </w:tcPr>
-          <w:p>
-            <w:r>
-              <w:rPr>
-                <w:b w:val="0"/>
-                <w:sz w:val="16"/>
-              </w:rPr>
-            </w:r>
-          </w:p>
-        </w:tc>
-        <w:tc>
-          <w:tcPr>
-            <w:tcW w:type="dxa" w:w="680"/>
-            <w:shd w:fill="FFFF99" w:val="clear"/>
-          </w:tcPr>
-          <w:p>
-            <w:r>
-              <w:rPr>
-                <w:b w:val="0"/>
-                <w:sz w:val="16"/>
-              </w:rPr>
-            </w:r>
-          </w:p>
-        </w:tc>
-        <w:tc>
-          <w:tcPr>
-            <w:tcW w:type="dxa" w:w="850"/>
-            <w:shd w:fill="FFFF99" w:val="clear"/>
-          </w:tcPr>
-          <w:p>
-            <w:r>
-              <w:rPr>
-                <w:b w:val="0"/>
-                <w:sz w:val="16"/>
-              </w:rPr>
-              <w:t>TRA01A20P</w:t>
-            </w:r>
-          </w:p>
-        </w:tc>
-        <w:tc>
-          <w:tcPr>
-            <w:tcW w:type="dxa" w:w="1984"/>
-            <w:shd w:fill="FFFF99" w:val="clear"/>
-          </w:tcPr>
-          <w:p>
-            <w:r>
-              <w:rPr>
-                <w:b w:val="0"/>
-                <w:sz w:val="16"/>
-              </w:rPr>
-              <w:t>transportul rutier al pamantului sau molozului ...</w:t>
-            </w:r>
-          </w:p>
-        </w:tc>
-        <w:tc>
-          <w:tcPr>
-            <w:tcW w:type="dxa" w:w="454"/>
-            <w:shd w:fill="FFFF99" w:val="clear"/>
-          </w:tcPr>
-          <w:p>
-            <w:r>
-              <w:rPr>
-                <w:b w:val="0"/>
-                <w:sz w:val="16"/>
-              </w:rPr>
-              <w:t>tona</w:t>
-            </w:r>
-          </w:p>
-        </w:tc>
-        <w:tc>
-          <w:tcPr>
-            <w:tcW w:type="dxa" w:w="680"/>
-            <w:shd w:fill="FFFF99" w:val="clear"/>
-          </w:tcPr>
-          <w:p>
-            <w:r>
-              <w:rPr>
-                <w:b w:val="0"/>
-                <w:sz w:val="16"/>
-              </w:rPr>
-              <w:t>1132.4</w:t>
-            </w:r>
-          </w:p>
-        </w:tc>
-        <w:tc>
-          <w:tcPr>
-            <w:tcW w:type="dxa" w:w="3572"/>
-            <w:shd w:fill="FFFF99" w:val="clear"/>
-          </w:tcPr>
-          <w:p>
-            <w:r>
-              <w:rPr>
-                <w:b w:val="0"/>
-                <w:color w:val="CC0000"/>
-                <w:sz w:val="16"/>
-              </w:rPr>
-              <w:t>Articol suplimentar în ofertă (nu există în referință)</w:t>
-            </w:r>
-          </w:p>
-        </w:tc>
-      </w:tr>
-      <w:tr>
-        <w:tc>
-          <w:tcPr>
-            <w:tcW w:type="dxa" w:w="397"/>
-            <w:shd w:fill="FFFF99" w:val="clear"/>
-          </w:tcPr>
-          <w:p>
-            <w:r>
-              <w:rPr>
-                <w:b w:val="0"/>
-                <w:sz w:val="16"/>
-              </w:rPr>
-              <w:t>49</w:t>
-            </w:r>
-          </w:p>
-        </w:tc>
-        <w:tc>
-          <w:tcPr>
-            <w:tcW w:type="dxa" w:w="1701"/>
-            <w:shd w:fill="FFFF99" w:val="clear"/>
-          </w:tcPr>
-          <w:p>
-            <w:r>
-              <w:rPr>
-                <w:b w:val="0"/>
-                <w:sz w:val="16"/>
-              </w:rPr>
-              <w:t>226358</w:t>
-            </w:r>
-          </w:p>
-        </w:tc>
-        <w:tc>
-          <w:tcPr>
-            <w:tcW w:type="dxa" w:w="850"/>
-            <w:shd w:fill="FFFF99" w:val="clear"/>
-          </w:tcPr>
-          <w:p>
-            <w:r>
-              <w:rPr>
-                <w:b w:val="0"/>
-                <w:sz w:val="16"/>
-              </w:rPr>
-            </w:r>
-          </w:p>
-        </w:tc>
-        <w:tc>
-          <w:tcPr>
-            <w:tcW w:type="dxa" w:w="1984"/>
-            <w:shd w:fill="FFFF99" w:val="clear"/>
-          </w:tcPr>
-          <w:p>
-            <w:r>
-              <w:rPr>
-                <w:b w:val="0"/>
-                <w:sz w:val="16"/>
-              </w:rPr>
-            </w:r>
-          </w:p>
-        </w:tc>
-        <w:tc>
-          <w:tcPr>
-            <w:tcW w:type="dxa" w:w="454"/>
-            <w:shd w:fill="FFFF99" w:val="clear"/>
-          </w:tcPr>
-          <w:p>
-            <w:r>
-              <w:rPr>
-                <w:b w:val="0"/>
-                <w:sz w:val="16"/>
-              </w:rPr>
-            </w:r>
-          </w:p>
-        </w:tc>
-        <w:tc>
-          <w:tcPr>
-            <w:tcW w:type="dxa" w:w="680"/>
-            <w:shd w:fill="FFFF99" w:val="clear"/>
-          </w:tcPr>
-          <w:p>
-            <w:r>
-              <w:rPr>
-                <w:b w:val="0"/>
-                <w:sz w:val="16"/>
-              </w:rPr>
-            </w:r>
-          </w:p>
-        </w:tc>
-        <w:tc>
-          <w:tcPr>
-            <w:tcW w:type="dxa" w:w="850"/>
-            <w:shd w:fill="FFFF99" w:val="clear"/>
-          </w:tcPr>
-          <w:p>
-            <w:r>
-              <w:rPr>
-                <w:b w:val="0"/>
-                <w:sz w:val="16"/>
-              </w:rPr>
-              <w:t>$22100100</w:t>
-            </w:r>
-          </w:p>
-        </w:tc>
-        <w:tc>
-          <w:tcPr>
-            <w:tcW w:type="dxa" w:w="1984"/>
-            <w:shd w:fill="FFFF99" w:val="clear"/>
-          </w:tcPr>
-          <w:p>
-            <w:r>
-              <w:rPr>
-                <w:b w:val="0"/>
-                <w:sz w:val="16"/>
-              </w:rPr>
-              <w:t>profil fagure ecologic</w:t>
-            </w:r>
-          </w:p>
-        </w:tc>
-        <w:tc>
-          <w:tcPr>
-            <w:tcW w:type="dxa" w:w="454"/>
-            <w:shd w:fill="FFFF99" w:val="clear"/>
-          </w:tcPr>
-          <w:p>
-            <w:r>
-              <w:rPr>
-                <w:b w:val="0"/>
-                <w:sz w:val="16"/>
-              </w:rPr>
-              <w:t>mp</w:t>
-            </w:r>
-          </w:p>
-        </w:tc>
-        <w:tc>
-          <w:tcPr>
-            <w:tcW w:type="dxa" w:w="680"/>
-            <w:shd w:fill="FFFF99" w:val="clear"/>
-          </w:tcPr>
-          <w:p>
-            <w:r>
-              <w:rPr>
-                <w:b w:val="0"/>
-                <w:sz w:val="16"/>
-              </w:rPr>
-              <w:t>2000.0</w:t>
-            </w:r>
-          </w:p>
-        </w:tc>
-        <w:tc>
-          <w:tcPr>
-            <w:tcW w:type="dxa" w:w="3572"/>
-            <w:shd w:fill="FFFF99" w:val="clear"/>
-          </w:tcPr>
-          <w:p>
-            <w:r>
-              <w:rPr>
-                <w:b w:val="0"/>
-                <w:color w:val="CC0000"/>
-                <w:sz w:val="16"/>
-              </w:rPr>
-              <w:t>Articol suplimentar în ofertă (nu există în referință)</w:t>
-            </w:r>
-          </w:p>
-        </w:tc>
-      </w:tr>
-      <w:tr>
-        <w:tc>
-          <w:tcPr>
-            <w:tcW w:type="dxa" w:w="397"/>
-          </w:tcPr>
-          <w:p/>
-        </w:tc>
-        <w:tc>
-          <w:tcPr>
-            <w:tcW w:type="dxa" w:w="1701"/>
-            <w:shd w:fill="D9D9D9" w:val="clear"/>
-          </w:tcPr>
-          <w:p>
-            <w:r>
-              <w:rPr>
-                <w:b/>
-                <w:color w:val="000000"/>
-                <w:sz w:val="18"/>
-              </w:rPr>
-              <w:t>SUMAR</w:t>
-            </w:r>
-          </w:p>
-        </w:tc>
-        <w:tc>
-          <w:tcPr>
-            <w:tcW w:type="dxa" w:w="850"/>
-            <w:shd w:fill="D9D9D9" w:val="clear"/>
-          </w:tcPr>
-          <w:p>
-            <w:r>
-              <w:rPr>
-                <w:b/>
-                <w:color w:val="000000"/>
-                <w:sz w:val="18"/>
-              </w:rPr>
-              <w:t>Neconformitati: 2 din 18 articole ref.</w:t>
-            </w:r>
-          </w:p>
-        </w:tc>
-        <w:tc>
-          <w:tcPr>
-            <w:tcW w:type="dxa" w:w="1984"/>
-            <w:shd w:fill="D9D9D9" w:val="clear"/>
-          </w:tcPr>
-          <w:p>
-            <w:r/>
-          </w:p>
-        </w:tc>
-        <w:tc>
-          <w:tcPr>
-            <w:tcW w:type="dxa" w:w="454"/>
-            <w:shd w:fill="D9D9D9" w:val="clear"/>
-          </w:tcPr>
-          <w:p>
-            <w:r/>
-          </w:p>
-        </w:tc>
-        <w:tc>
-          <w:tcPr>
-            <w:tcW w:type="dxa" w:w="680"/>
-            <w:shd w:fill="D9D9D9" w:val="clear"/>
-          </w:tcPr>
-          <w:p>
-            <w:r/>
-          </w:p>
-        </w:tc>
-        <w:tc>
-          <w:tcPr>
-            <w:tcW w:type="dxa" w:w="850"/>
-            <w:shd w:fill="D9D9D9" w:val="clear"/>
-          </w:tcPr>
-          <w:p>
-            <w:pPr>
-              <w:jc w:val="center"/>
-            </w:pPr>
-            <w:r>
-              <w:rPr>
-                <w:b/>
-                <w:color w:val="000000"/>
-                <w:sz w:val="18"/>
-              </w:rPr>
-              <w:t>18</w:t>
-            </w:r>
-          </w:p>
-        </w:tc>
-        <w:tc>
-          <w:tcPr>
-            <w:tcW w:type="dxa" w:w="1984"/>
-            <w:shd w:fill="D9D9D9" w:val="clear"/>
-          </w:tcPr>
-          <w:p>
-            <w:r/>
-          </w:p>
-        </w:tc>
-        <w:tc>
-          <w:tcPr>
-            <w:tcW w:type="dxa" w:w="454"/>
-            <w:shd w:fill="D9D9D9" w:val="clear"/>
-          </w:tcPr>
-          <w:p>
-            <w:r/>
-          </w:p>
-        </w:tc>
-        <w:tc>
-          <w:tcPr>
-            <w:tcW w:type="dxa" w:w="680"/>
-            <w:shd w:fill="D9D9D9" w:val="clear"/>
-          </w:tcPr>
-          <w:p>
-            <w:pPr>
-              <w:jc w:val="center"/>
-            </w:pPr>
-            <w:r>
-              <w:rPr>
-                <w:b/>
-                <w:color w:val="000000"/>
-                <w:sz w:val="18"/>
-              </w:rPr>
-              <w:t>19</w:t>
-            </w:r>
-          </w:p>
-        </w:tc>
-        <w:tc>
-          <w:tcPr>
-            <w:tcW w:type="dxa" w:w="3572"/>
-            <w:shd w:fill="D9D9D9" w:val="clear"/>
-          </w:tcPr>
-          <w:p>
-            <w:r/>
-          </w:p>
-        </w:tc>
-      </w:tr>
-      <w:tr>
-        <w:tc>
-          <w:tcPr>
-            <w:tcW w:type="dxa" w:w="3572"/>
-            <w:gridSpan w:val="11"/>
-            <w:shd w:fill="D9D9D9" w:val="clear"/>
-          </w:tcPr>
-          <w:p>
-            <w:r>
-              <w:rPr>
-                <w:b/>
-                <w:sz w:val="18"/>
-              </w:rPr>
-              <w:t>Capitol de lucrări 226478  │  LIPSA: 0  │  EXTRA: 1  │  Delta: +1</w:t>
-            </w:r>
-          </w:p>
-        </w:tc>
-      </w:tr>
-      <w:tr>
-        <w:tc>
-          <w:tcPr>
-            <w:tcW w:type="dxa" w:w="3572"/>
-            <w:gridSpan w:val="11"/>
-            <w:shd w:fill="FFFF99" w:val="clear"/>
-          </w:tcPr>
-          <w:p>
-            <w:r>
-              <w:rPr>
-                <w:b w:val="0"/>
-                <w:i/>
-                <w:sz w:val="16"/>
-              </w:rPr>
-              <w:t>▸ Articole extra în ofertă — verificare manuală recomandată</w:t>
-            </w:r>
-          </w:p>
-        </w:tc>
-      </w:tr>
-      <w:tr>
-        <w:tc>
-          <w:tcPr>
-            <w:tcW w:type="dxa" w:w="397"/>
-            <w:shd w:fill="FFFF99" w:val="clear"/>
-          </w:tcPr>
-          <w:p>
-            <w:r>
-              <w:rPr>
-                <w:b w:val="0"/>
-                <w:sz w:val="16"/>
-              </w:rPr>
-              <w:t>51</w:t>
-            </w:r>
-          </w:p>
-        </w:tc>
-        <w:tc>
-          <w:tcPr>
-            <w:tcW w:type="dxa" w:w="1701"/>
-            <w:shd w:fill="FFFF99" w:val="clear"/>
-          </w:tcPr>
-          <w:p>
-            <w:r>
-              <w:rPr>
-                <w:b w:val="0"/>
-                <w:sz w:val="16"/>
-              </w:rPr>
-              <w:t>226478</w:t>
-            </w:r>
-          </w:p>
-        </w:tc>
-        <w:tc>
-          <w:tcPr>
-            <w:tcW w:type="dxa" w:w="850"/>
-            <w:shd w:fill="FFFF99" w:val="clear"/>
-          </w:tcPr>
-          <w:p>
-            <w:r>
-              <w:rPr>
-                <w:b w:val="0"/>
-                <w:sz w:val="16"/>
-              </w:rPr>
-            </w:r>
-          </w:p>
-        </w:tc>
-        <w:tc>
-          <w:tcPr>
-            <w:tcW w:type="dxa" w:w="1984"/>
-            <w:shd w:fill="FFFF99" w:val="clear"/>
-          </w:tcPr>
-          <w:p>
-            <w:r>
-              <w:rPr>
-                <w:b w:val="0"/>
-                <w:sz w:val="16"/>
-              </w:rPr>
-            </w:r>
-          </w:p>
-        </w:tc>
-        <w:tc>
-          <w:tcPr>
-            <w:tcW w:type="dxa" w:w="454"/>
-            <w:shd w:fill="FFFF99" w:val="clear"/>
-          </w:tcPr>
-          <w:p>
-            <w:r>
-              <w:rPr>
-                <w:b w:val="0"/>
-                <w:sz w:val="16"/>
-              </w:rPr>
-            </w:r>
-          </w:p>
-        </w:tc>
-        <w:tc>
-          <w:tcPr>
-            <w:tcW w:type="dxa" w:w="680"/>
-            <w:shd w:fill="FFFF99" w:val="clear"/>
-          </w:tcPr>
-          <w:p>
-            <w:r>
-              <w:rPr>
-                <w:b w:val="0"/>
-                <w:sz w:val="16"/>
-              </w:rPr>
-            </w:r>
-          </w:p>
-        </w:tc>
-        <w:tc>
-          <w:tcPr>
-            <w:tcW w:type="dxa" w:w="850"/>
-            <w:shd w:fill="FFFF99" w:val="clear"/>
-          </w:tcPr>
-          <w:p>
-            <w:r>
-              <w:rPr>
-                <w:b w:val="0"/>
-                <w:sz w:val="16"/>
-              </w:rPr>
-              <w:t>$3270501</w:t>
-            </w:r>
-          </w:p>
-        </w:tc>
-        <w:tc>
-          <w:tcPr>
-            <w:tcW w:type="dxa" w:w="1984"/>
-            <w:shd w:fill="FFFF99" w:val="clear"/>
-          </w:tcPr>
-          <w:p>
-            <w:r>
-              <w:rPr>
-                <w:b w:val="0"/>
-                <w:sz w:val="16"/>
-              </w:rPr>
-              <w:t>cablu cyyf 4x1,5 mmp</w:t>
-            </w:r>
-          </w:p>
-        </w:tc>
-        <w:tc>
-          <w:tcPr>
-            <w:tcW w:type="dxa" w:w="454"/>
-            <w:shd w:fill="FFFF99" w:val="clear"/>
-          </w:tcPr>
-          <w:p>
-            <w:r>
-              <w:rPr>
-                <w:b w:val="0"/>
-                <w:sz w:val="16"/>
-              </w:rPr>
-              <w:t>m</w:t>
-            </w:r>
-          </w:p>
-        </w:tc>
-        <w:tc>
-          <w:tcPr>
-            <w:tcW w:type="dxa" w:w="680"/>
-            <w:shd w:fill="FFFF99" w:val="clear"/>
-          </w:tcPr>
-          <w:p>
-            <w:r>
-              <w:rPr>
-                <w:b w:val="0"/>
-                <w:sz w:val="16"/>
-              </w:rPr>
-              <w:t>306.0</w:t>
-            </w:r>
-          </w:p>
-        </w:tc>
-        <w:tc>
-          <w:tcPr>
-            <w:tcW w:type="dxa" w:w="3572"/>
-            <w:shd w:fill="FFFF99" w:val="clear"/>
-          </w:tcPr>
-          <w:p>
-            <w:r>
-              <w:rPr>
-                <w:b w:val="0"/>
-                <w:color w:val="CC0000"/>
-                <w:sz w:val="16"/>
-              </w:rPr>
-              <w:t>Articol suplimentar în ofertă (nu există în referință)</w:t>
-            </w:r>
-          </w:p>
-        </w:tc>
-      </w:tr>
-      <w:tr>
-        <w:tc>
-          <w:tcPr>
-            <w:tcW w:type="dxa" w:w="397"/>
-          </w:tcPr>
-          <w:p/>
-        </w:tc>
-        <w:tc>
-          <w:tcPr>
-            <w:tcW w:type="dxa" w:w="1701"/>
-            <w:shd w:fill="D9D9D9" w:val="clear"/>
-          </w:tcPr>
-          <w:p>
-            <w:r>
-              <w:rPr>
-                <w:b/>
-                <w:color w:val="000000"/>
-                <w:sz w:val="18"/>
-              </w:rPr>
-              <w:t>SUMAR</w:t>
-            </w:r>
-          </w:p>
-        </w:tc>
-        <w:tc>
-          <w:tcPr>
-            <w:tcW w:type="dxa" w:w="850"/>
-            <w:shd w:fill="D9D9D9" w:val="clear"/>
-          </w:tcPr>
-          <w:p>
-            <w:r>
-              <w:rPr>
-                <w:b/>
-                <w:color w:val="000000"/>
-                <w:sz w:val="18"/>
-              </w:rPr>
-              <w:t>Neconformitati: 1 din 35 articole ref.</w:t>
-            </w:r>
-          </w:p>
-        </w:tc>
-        <w:tc>
-          <w:tcPr>
-            <w:tcW w:type="dxa" w:w="1984"/>
-            <w:shd w:fill="D9D9D9" w:val="clear"/>
-          </w:tcPr>
-          <w:p>
-            <w:r/>
-          </w:p>
-        </w:tc>
-        <w:tc>
-          <w:tcPr>
-            <w:tcW w:type="dxa" w:w="454"/>
-            <w:shd w:fill="D9D9D9" w:val="clear"/>
-          </w:tcPr>
-          <w:p>
-            <w:r/>
-          </w:p>
-        </w:tc>
-        <w:tc>
-          <w:tcPr>
-            <w:tcW w:type="dxa" w:w="680"/>
-            <w:shd w:fill="D9D9D9" w:val="clear"/>
-          </w:tcPr>
-          <w:p>
-            <w:r/>
-          </w:p>
-        </w:tc>
-        <w:tc>
-          <w:tcPr>
-            <w:tcW w:type="dxa" w:w="850"/>
-            <w:shd w:fill="D9D9D9" w:val="clear"/>
-          </w:tcPr>
-          <w:p>
-            <w:pPr>
-              <w:jc w:val="center"/>
-            </w:pPr>
-            <w:r>
-              <w:rPr>
-                <w:b/>
-                <w:color w:val="000000"/>
-                <w:sz w:val="18"/>
-              </w:rPr>
-              <w:t>35</w:t>
-            </w:r>
-          </w:p>
-        </w:tc>
-        <w:tc>
-          <w:tcPr>
-            <w:tcW w:type="dxa" w:w="1984"/>
-            <w:shd w:fill="D9D9D9" w:val="clear"/>
-          </w:tcPr>
-          <w:p>
-            <w:r/>
-          </w:p>
-        </w:tc>
-        <w:tc>
-          <w:tcPr>
-            <w:tcW w:type="dxa" w:w="454"/>
-            <w:shd w:fill="D9D9D9" w:val="clear"/>
-          </w:tcPr>
-          <w:p>
-            <w:r/>
-          </w:p>
-        </w:tc>
-        <w:tc>
-          <w:tcPr>
-            <w:tcW w:type="dxa" w:w="680"/>
-            <w:shd w:fill="D9D9D9" w:val="clear"/>
-          </w:tcPr>
-          <w:p>
-            <w:pPr>
-              <w:jc w:val="center"/>
-            </w:pPr>
-            <w:r>
-              <w:rPr>
-                <w:b/>
-                <w:color w:val="000000"/>
-                <w:sz w:val="18"/>
-              </w:rPr>
-              <w:t>35</w:t>
-            </w:r>
-          </w:p>
-        </w:tc>
-        <w:tc>
-          <w:tcPr>
-            <w:tcW w:type="dxa" w:w="3572"/>
-            <w:shd w:fill="D9D9D9" w:val="clear"/>
-          </w:tcPr>
-          <w:p>
-            <w:r/>
-          </w:p>
-        </w:tc>
-      </w:tr>
-      <w:tr>
-        <w:tc>
-          <w:tcPr>
-            <w:tcW w:type="dxa" w:w="3572"/>
-            <w:gridSpan w:val="11"/>
-            <w:shd w:fill="D9D9D9" w:val="clear"/>
-          </w:tcPr>
-          <w:p>
-            <w:r>
-              <w:rPr>
-                <w:b/>
-                <w:sz w:val="18"/>
-              </w:rPr>
-              <w:t>Capitol de lucrări 226728 — ORG. SANTIER- CONTAINER  │  LIPSA: 0  │  EXTRA: 1  │  Delta: +1</w:t>
-            </w:r>
-          </w:p>
-        </w:tc>
-      </w:tr>
-      <w:tr>
-        <w:tc>
-          <w:tcPr>
-            <w:tcW w:type="dxa" w:w="3572"/>
-            <w:gridSpan w:val="11"/>
-            <w:shd w:fill="FFFF99" w:val="clear"/>
-          </w:tcPr>
-          <w:p>
-            <w:r>
-              <w:rPr>
-                <w:b w:val="0"/>
-                <w:i/>
-                <w:sz w:val="16"/>
-              </w:rPr>
-              <w:t>▸ Articole extra în ofertă — verificare manuală recomandată</w:t>
-            </w:r>
-          </w:p>
-        </w:tc>
-      </w:tr>
-      <w:tr>
-        <w:tc>
-          <w:tcPr>
-            <w:tcW w:type="dxa" w:w="397"/>
-            <w:shd w:fill="FFFF99" w:val="clear"/>
-          </w:tcPr>
-          <w:p>
-            <w:r>
-              <w:rPr>
-                <w:b w:val="0"/>
-                <w:sz w:val="16"/>
-              </w:rPr>
-              <w:t>53</w:t>
-            </w:r>
-          </w:p>
-        </w:tc>
-        <w:tc>
-          <w:tcPr>
-            <w:tcW w:type="dxa" w:w="1701"/>
-            <w:shd w:fill="FFFF99" w:val="clear"/>
-          </w:tcPr>
-          <w:p>
-            <w:r>
-              <w:rPr>
-                <w:b w:val="0"/>
-                <w:sz w:val="16"/>
-              </w:rPr>
-              <w:t>226728 - ORG. SANTIER- CONTAINER</w:t>
+              <w:t>226728 - ORG SANTIER- CONTAINER</w:t>
             </w:r>
           </w:p>
         </w:tc>
@@ -8992,7 +8806,7 @@
         <w:rPr>
           <w:b/>
         </w:rPr>
-        <w:t>226728 — ORG. SANTIER- CONTAINER (1 articole în ofertă)</w:t>
+        <w:t>226728 — ORG SANTIER- CONTAINER (1 articole în ofertă)</w:t>
       </w:r>
     </w:p>
     <w:p>

--- a/output_AO/Raport_Oferta_1.docx
+++ b/output_AO/Raport_Oferta_1.docx
@@ -42,7 +42,7 @@
         <w:rPr>
           <w:b/>
         </w:rPr>
-        <w:t>Devize: 226028, 226038, 226118, 226208, 226218, 226228, 226268, 226318, 226418, 226428, 226488, 226498, 226528, 226F08, 226358, 226478, 226518, 226728</w:t>
+        <w:t>Devize: 226028, 226038, 226118, 226208, 226218, 226228, 226268, 226318, 226418, 226428, 226488, 226498, 226528, 226F08, 226358, 226478, 226728</w:t>
       </w:r>
     </w:p>
     <w:tbl>
@@ -4208,7 +4208,7 @@
                 <w:b/>
                 <w:sz w:val="18"/>
               </w:rPr>
-              <w:t>Capitol de lucrări 226418 — ARHITECTURA VESTIARE FOTBALIST SI SALA F...  │  LIPSA: 0  │  EXTRA: 0  │  Delta: 0 ✓</w:t>
+              <w:t>Capitol de lucrări 226418 — ARHITECTURA VESTIARE FOTBALIST SI SALA F...  │  LIPSA: 0  │  EXTRA: 1  │  Delta: +1</w:t>
             </w:r>
           </w:p>
         </w:tc>
@@ -4368,6 +4368,189 @@
                 <w:sz w:val="16"/>
               </w:rPr>
               <w:t>Cantitate diferită: referință 0.0 mp, ofertat 50.0 mp</w:t>
+            </w:r>
+          </w:p>
+        </w:tc>
+      </w:tr>
+      <w:tr>
+        <w:tc>
+          <w:tcPr>
+            <w:tcW w:type="dxa" w:w="3572"/>
+            <w:gridSpan w:val="11"/>
+            <w:shd w:fill="FFFF99" w:val="clear"/>
+          </w:tcPr>
+          <w:p>
+            <w:r>
+              <w:rPr>
+                <w:b w:val="0"/>
+                <w:i/>
+                <w:sz w:val="16"/>
+              </w:rPr>
+              <w:t>▸ Articole extra în ofertă — verificare manuală recomandată</w:t>
+            </w:r>
+          </w:p>
+        </w:tc>
+      </w:tr>
+      <w:tr>
+        <w:tc>
+          <w:tcPr>
+            <w:tcW w:type="dxa" w:w="397"/>
+            <w:shd w:fill="FFFF99" w:val="clear"/>
+          </w:tcPr>
+          <w:p>
+            <w:r>
+              <w:rPr>
+                <w:b w:val="0"/>
+                <w:sz w:val="16"/>
+              </w:rPr>
+              <w:t>26</w:t>
+            </w:r>
+          </w:p>
+        </w:tc>
+        <w:tc>
+          <w:tcPr>
+            <w:tcW w:type="dxa" w:w="1701"/>
+            <w:shd w:fill="FFFF99" w:val="clear"/>
+          </w:tcPr>
+          <w:p>
+            <w:r>
+              <w:rPr>
+                <w:b w:val="0"/>
+                <w:sz w:val="16"/>
+              </w:rPr>
+              <w:t>226418 - ARHITECTURA VESTIARE FOTBALIST SI SAL...</w:t>
+            </w:r>
+          </w:p>
+        </w:tc>
+        <w:tc>
+          <w:tcPr>
+            <w:tcW w:type="dxa" w:w="850"/>
+            <w:shd w:fill="FFFF99" w:val="clear"/>
+          </w:tcPr>
+          <w:p>
+            <w:r>
+              <w:rPr>
+                <w:b w:val="0"/>
+                <w:sz w:val="16"/>
+              </w:rPr>
+            </w:r>
+          </w:p>
+        </w:tc>
+        <w:tc>
+          <w:tcPr>
+            <w:tcW w:type="dxa" w:w="1984"/>
+            <w:shd w:fill="FFFF99" w:val="clear"/>
+          </w:tcPr>
+          <w:p>
+            <w:r>
+              <w:rPr>
+                <w:b w:val="0"/>
+                <w:sz w:val="16"/>
+              </w:rPr>
+            </w:r>
+          </w:p>
+        </w:tc>
+        <w:tc>
+          <w:tcPr>
+            <w:tcW w:type="dxa" w:w="454"/>
+            <w:shd w:fill="FFFF99" w:val="clear"/>
+          </w:tcPr>
+          <w:p>
+            <w:r>
+              <w:rPr>
+                <w:b w:val="0"/>
+                <w:sz w:val="16"/>
+              </w:rPr>
+            </w:r>
+          </w:p>
+        </w:tc>
+        <w:tc>
+          <w:tcPr>
+            <w:tcW w:type="dxa" w:w="680"/>
+            <w:shd w:fill="FFFF99" w:val="clear"/>
+          </w:tcPr>
+          <w:p>
+            <w:r>
+              <w:rPr>
+                <w:b w:val="0"/>
+                <w:sz w:val="16"/>
+              </w:rPr>
+            </w:r>
+          </w:p>
+        </w:tc>
+        <w:tc>
+          <w:tcPr>
+            <w:tcW w:type="dxa" w:w="850"/>
+            <w:shd w:fill="FFFF99" w:val="clear"/>
+          </w:tcPr>
+          <w:p>
+            <w:r>
+              <w:rPr>
+                <w:b w:val="0"/>
+                <w:sz w:val="16"/>
+              </w:rPr>
+              <w:t>$7800859</w:t>
+            </w:r>
+          </w:p>
+        </w:tc>
+        <w:tc>
+          <w:tcPr>
+            <w:tcW w:type="dxa" w:w="1984"/>
+            <w:shd w:fill="FFFF99" w:val="clear"/>
+          </w:tcPr>
+          <w:p>
+            <w:r>
+              <w:rPr>
+                <w:b w:val="0"/>
+                <w:sz w:val="16"/>
+              </w:rPr>
+              <w:t>vopsea lavabila acrilica</w:t>
+            </w:r>
+          </w:p>
+        </w:tc>
+        <w:tc>
+          <w:tcPr>
+            <w:tcW w:type="dxa" w:w="454"/>
+            <w:shd w:fill="FFFF99" w:val="clear"/>
+          </w:tcPr>
+          <w:p>
+            <w:r>
+              <w:rPr>
+                <w:b w:val="0"/>
+                <w:sz w:val="16"/>
+              </w:rPr>
+              <w:t>kg</w:t>
+            </w:r>
+          </w:p>
+        </w:tc>
+        <w:tc>
+          <w:tcPr>
+            <w:tcW w:type="dxa" w:w="680"/>
+            <w:shd w:fill="FFFF99" w:val="clear"/>
+          </w:tcPr>
+          <w:p>
+            <w:r>
+              <w:rPr>
+                <w:b w:val="0"/>
+                <w:sz w:val="16"/>
+              </w:rPr>
+              <w:t>120.5</w:t>
+            </w:r>
+          </w:p>
+        </w:tc>
+        <w:tc>
+          <w:tcPr>
+            <w:tcW w:type="dxa" w:w="3572"/>
+            <w:shd w:fill="FFFF99" w:val="clear"/>
+          </w:tcPr>
+          <w:p>
+            <w:r>
+              <w:rPr>
+                <w:b w:val="0"/>
+                <w:color w:val="CC0000"/>
+                <w:sz w:val="16"/>
+              </w:rPr>
+              <w:t>Articol suplimentar în ofertă (nu există în referință)</w:t>
             </w:r>
           </w:p>
         </w:tc>
@@ -4533,7 +4716,7 @@
                 <w:b w:val="0"/>
                 <w:sz w:val="16"/>
               </w:rPr>
-              <w:t>27</w:t>
+              <w:t>28</w:t>
             </w:r>
           </w:p>
         </w:tc>
@@ -4692,7 +4875,7 @@
                 <w:b w:val="0"/>
                 <w:sz w:val="16"/>
               </w:rPr>
-              <w:t>28</w:t>
+              <w:t>29</w:t>
             </w:r>
           </w:p>
         </w:tc>
@@ -4851,7 +5034,7 @@
                 <w:b w:val="0"/>
                 <w:sz w:val="16"/>
               </w:rPr>
-              <w:t>29</w:t>
+              <w:t>30</w:t>
             </w:r>
           </w:p>
         </w:tc>
@@ -5006,7 +5189,7 @@
                 <w:b w:val="0"/>
                 <w:sz w:val="16"/>
               </w:rPr>
-              <w:t>30</w:t>
+              <w:t>31</w:t>
             </w:r>
           </w:p>
         </w:tc>
@@ -5320,7 +5503,7 @@
                 <w:b w:val="0"/>
                 <w:sz w:val="16"/>
               </w:rPr>
-              <w:t>32</w:t>
+              <w:t>33</w:t>
             </w:r>
           </w:p>
         </w:tc>
@@ -5606,7 +5789,7 @@
                 <w:b w:val="0"/>
                 <w:sz w:val="16"/>
               </w:rPr>
-              <w:t>34</w:t>
+              <w:t>35</w:t>
             </w:r>
           </w:p>
         </w:tc>
@@ -5742,7 +5925,7 @@
                 <w:b w:val="0"/>
                 <w:sz w:val="16"/>
               </w:rPr>
-              <w:t>35</w:t>
+              <w:t>36</w:t>
             </w:r>
           </w:p>
         </w:tc>
@@ -6027,7 +6210,7 @@
                 <w:b w:val="0"/>
                 <w:sz w:val="16"/>
               </w:rPr>
-              <w:t>37</w:t>
+              <w:t>38</w:t>
             </w:r>
           </w:p>
         </w:tc>
@@ -6186,7 +6369,7 @@
                 <w:b w:val="0"/>
                 <w:sz w:val="16"/>
               </w:rPr>
-              <w:t>38</w:t>
+              <w:t>39</w:t>
             </w:r>
           </w:p>
         </w:tc>
@@ -6346,7 +6529,7 @@
                 <w:b w:val="0"/>
                 <w:sz w:val="16"/>
               </w:rPr>
-              <w:t>39</w:t>
+              <w:t>40</w:t>
             </w:r>
           </w:p>
         </w:tc>
@@ -6533,7 +6716,7 @@
                 <w:b w:val="0"/>
                 <w:sz w:val="16"/>
               </w:rPr>
-              <w:t>40</w:t>
+              <w:t>41</w:t>
             </w:r>
           </w:p>
         </w:tc>
@@ -6847,7 +7030,7 @@
                 <w:b w:val="0"/>
                 <w:sz w:val="16"/>
               </w:rPr>
-              <w:t>42</w:t>
+              <w:t>43</w:t>
             </w:r>
           </w:p>
         </w:tc>
@@ -6983,7 +7166,7 @@
                 <w:b w:val="0"/>
                 <w:sz w:val="16"/>
               </w:rPr>
-              <w:t>43</w:t>
+              <w:t>44</w:t>
             </w:r>
           </w:p>
         </w:tc>
@@ -7320,7 +7503,7 @@
                 <w:b w:val="0"/>
                 <w:sz w:val="16"/>
               </w:rPr>
-              <w:t>45</w:t>
+              <w:t>46</w:t>
             </w:r>
           </w:p>
         </w:tc>
@@ -7406,7 +7589,7 @@
                 <w:b w:val="0"/>
                 <w:sz w:val="16"/>
               </w:rPr>
-              <w:t>TRA01A20P</w:t>
+              <w:t>$22100100</w:t>
             </w:r>
           </w:p>
         </w:tc>
@@ -7421,7 +7604,7 @@
                 <w:b w:val="0"/>
                 <w:sz w:val="16"/>
               </w:rPr>
-              <w:t>transportul rutier al pamantului sau molozului ...</w:t>
+              <w:t>profil fagure ecologic</w:t>
             </w:r>
           </w:p>
         </w:tc>
@@ -7436,7 +7619,7 @@
                 <w:b w:val="0"/>
                 <w:sz w:val="16"/>
               </w:rPr>
-              <w:t>tona</w:t>
+              <w:t>mp</w:t>
             </w:r>
           </w:p>
         </w:tc>
@@ -7451,7 +7634,7 @@
                 <w:b w:val="0"/>
                 <w:sz w:val="16"/>
               </w:rPr>
-              <w:t>1132.4</w:t>
+              <w:t>2000.0</w:t>
             </w:r>
           </w:p>
         </w:tc>
@@ -7484,7 +7667,7 @@
                 <w:b w:val="0"/>
                 <w:sz w:val="16"/>
               </w:rPr>
-              <w:t>46</w:t>
+              <w:t>47</w:t>
             </w:r>
           </w:p>
         </w:tc>
@@ -7570,7 +7753,7 @@
                 <w:b w:val="0"/>
                 <w:sz w:val="16"/>
               </w:rPr>
-              <w:t>$22100100</w:t>
+              <w:t>TRA01A20P</w:t>
             </w:r>
           </w:p>
         </w:tc>
@@ -7585,7 +7768,7 @@
                 <w:b w:val="0"/>
                 <w:sz w:val="16"/>
               </w:rPr>
-              <w:t>profil fagure ecologic</w:t>
+              <w:t>transportul rutier al pamantului sau molozului ...</w:t>
             </w:r>
           </w:p>
         </w:tc>
@@ -7600,7 +7783,7 @@
                 <w:b w:val="0"/>
                 <w:sz w:val="16"/>
               </w:rPr>
-              <w:t>mp</w:t>
+              <w:t>tona</w:t>
             </w:r>
           </w:p>
         </w:tc>
@@ -7615,7 +7798,7 @@
                 <w:b w:val="0"/>
                 <w:sz w:val="16"/>
               </w:rPr>
-              <w:t>2000.0</w:t>
+              <w:t>1132.4</w:t>
             </w:r>
           </w:p>
         </w:tc>
@@ -7817,7 +8000,7 @@
                 <w:b w:val="0"/>
                 <w:sz w:val="16"/>
               </w:rPr>
-              <w:t>48</w:t>
+              <w:t>49</w:t>
             </w:r>
           </w:p>
         </w:tc>
@@ -8114,7 +8297,7 @@
                 <w:b/>
                 <w:sz w:val="18"/>
               </w:rPr>
-              <w:t>Capitol de lucrări 226518 — ARHITECTURA grupuri sanitare publice  │  LIPSA: 0  │  EXTRA: 1  │  Delta: +1</w:t>
+              <w:t>Capitol de lucrări 226728 — ORG. SANTIER- CONTAINER  │  LIPSA: 0  │  EXTRA: 1  │  Delta: +1</w:t>
             </w:r>
           </w:p>
         </w:tc>
@@ -8150,7 +8333,7 @@
                 <w:b w:val="0"/>
                 <w:sz w:val="16"/>
               </w:rPr>
-              <w:t>50</w:t>
+              <w:t>51</w:t>
             </w:r>
           </w:p>
         </w:tc>
@@ -8165,340 +8348,7 @@
                 <w:b w:val="0"/>
                 <w:sz w:val="16"/>
               </w:rPr>
-              <w:t>226518 - ARHITECTURA grupuri sanitare publice</w:t>
-            </w:r>
-          </w:p>
-        </w:tc>
-        <w:tc>
-          <w:tcPr>
-            <w:tcW w:type="dxa" w:w="850"/>
-            <w:shd w:fill="FFFF99" w:val="clear"/>
-          </w:tcPr>
-          <w:p>
-            <w:r>
-              <w:rPr>
-                <w:b w:val="0"/>
-                <w:sz w:val="16"/>
-              </w:rPr>
-            </w:r>
-          </w:p>
-        </w:tc>
-        <w:tc>
-          <w:tcPr>
-            <w:tcW w:type="dxa" w:w="1984"/>
-            <w:shd w:fill="FFFF99" w:val="clear"/>
-          </w:tcPr>
-          <w:p>
-            <w:r>
-              <w:rPr>
-                <w:b w:val="0"/>
-                <w:sz w:val="16"/>
-              </w:rPr>
-            </w:r>
-          </w:p>
-        </w:tc>
-        <w:tc>
-          <w:tcPr>
-            <w:tcW w:type="dxa" w:w="454"/>
-            <w:shd w:fill="FFFF99" w:val="clear"/>
-          </w:tcPr>
-          <w:p>
-            <w:r>
-              <w:rPr>
-                <w:b w:val="0"/>
-                <w:sz w:val="16"/>
-              </w:rPr>
-            </w:r>
-          </w:p>
-        </w:tc>
-        <w:tc>
-          <w:tcPr>
-            <w:tcW w:type="dxa" w:w="680"/>
-            <w:shd w:fill="FFFF99" w:val="clear"/>
-          </w:tcPr>
-          <w:p>
-            <w:r>
-              <w:rPr>
-                <w:b w:val="0"/>
-                <w:sz w:val="16"/>
-              </w:rPr>
-            </w:r>
-          </w:p>
-        </w:tc>
-        <w:tc>
-          <w:tcPr>
-            <w:tcW w:type="dxa" w:w="850"/>
-            <w:shd w:fill="FFFF99" w:val="clear"/>
-          </w:tcPr>
-          <w:p>
-            <w:r>
-              <w:rPr>
-                <w:b w:val="0"/>
-                <w:sz w:val="16"/>
-              </w:rPr>
-              <w:t>$7800859</w:t>
-            </w:r>
-          </w:p>
-        </w:tc>
-        <w:tc>
-          <w:tcPr>
-            <w:tcW w:type="dxa" w:w="1984"/>
-            <w:shd w:fill="FFFF99" w:val="clear"/>
-          </w:tcPr>
-          <w:p>
-            <w:r>
-              <w:rPr>
-                <w:b w:val="0"/>
-                <w:sz w:val="16"/>
-              </w:rPr>
-              <w:t>vopsea lavabila acrilica</w:t>
-            </w:r>
-          </w:p>
-        </w:tc>
-        <w:tc>
-          <w:tcPr>
-            <w:tcW w:type="dxa" w:w="454"/>
-            <w:shd w:fill="FFFF99" w:val="clear"/>
-          </w:tcPr>
-          <w:p>
-            <w:r>
-              <w:rPr>
-                <w:b w:val="0"/>
-                <w:sz w:val="16"/>
-              </w:rPr>
-              <w:t>kg</w:t>
-            </w:r>
-          </w:p>
-        </w:tc>
-        <w:tc>
-          <w:tcPr>
-            <w:tcW w:type="dxa" w:w="680"/>
-            <w:shd w:fill="FFFF99" w:val="clear"/>
-          </w:tcPr>
-          <w:p>
-            <w:r>
-              <w:rPr>
-                <w:b w:val="0"/>
-                <w:sz w:val="16"/>
-              </w:rPr>
-              <w:t>12.0</w:t>
-            </w:r>
-          </w:p>
-        </w:tc>
-        <w:tc>
-          <w:tcPr>
-            <w:tcW w:type="dxa" w:w="3572"/>
-            <w:shd w:fill="FFFF99" w:val="clear"/>
-          </w:tcPr>
-          <w:p>
-            <w:r>
-              <w:rPr>
-                <w:b w:val="0"/>
-                <w:color w:val="CC0000"/>
-                <w:sz w:val="16"/>
-              </w:rPr>
-              <w:t>Articol suplimentar în ofertă (nu există în referință)</w:t>
-            </w:r>
-          </w:p>
-        </w:tc>
-      </w:tr>
-      <w:tr>
-        <w:tc>
-          <w:tcPr>
-            <w:tcW w:type="dxa" w:w="397"/>
-          </w:tcPr>
-          <w:p/>
-        </w:tc>
-        <w:tc>
-          <w:tcPr>
-            <w:tcW w:type="dxa" w:w="1701"/>
-            <w:shd w:fill="D9D9D9" w:val="clear"/>
-          </w:tcPr>
-          <w:p>
-            <w:r>
-              <w:rPr>
-                <w:b/>
-                <w:color w:val="000000"/>
-                <w:sz w:val="18"/>
-              </w:rPr>
-              <w:t>SUMAR</w:t>
-            </w:r>
-          </w:p>
-        </w:tc>
-        <w:tc>
-          <w:tcPr>
-            <w:tcW w:type="dxa" w:w="850"/>
-            <w:shd w:fill="D9D9D9" w:val="clear"/>
-          </w:tcPr>
-          <w:p>
-            <w:r>
-              <w:rPr>
-                <w:b/>
-                <w:color w:val="000000"/>
-                <w:sz w:val="18"/>
-              </w:rPr>
-              <w:t>Neconformitati: 1 din 95 articole ref.</w:t>
-            </w:r>
-          </w:p>
-        </w:tc>
-        <w:tc>
-          <w:tcPr>
-            <w:tcW w:type="dxa" w:w="1984"/>
-            <w:shd w:fill="D9D9D9" w:val="clear"/>
-          </w:tcPr>
-          <w:p>
-            <w:r/>
-          </w:p>
-        </w:tc>
-        <w:tc>
-          <w:tcPr>
-            <w:tcW w:type="dxa" w:w="454"/>
-            <w:shd w:fill="D9D9D9" w:val="clear"/>
-          </w:tcPr>
-          <w:p>
-            <w:r/>
-          </w:p>
-        </w:tc>
-        <w:tc>
-          <w:tcPr>
-            <w:tcW w:type="dxa" w:w="680"/>
-            <w:shd w:fill="D9D9D9" w:val="clear"/>
-          </w:tcPr>
-          <w:p>
-            <w:r/>
-          </w:p>
-        </w:tc>
-        <w:tc>
-          <w:tcPr>
-            <w:tcW w:type="dxa" w:w="850"/>
-            <w:shd w:fill="D9D9D9" w:val="clear"/>
-          </w:tcPr>
-          <w:p>
-            <w:pPr>
-              <w:jc w:val="center"/>
-            </w:pPr>
-            <w:r>
-              <w:rPr>
-                <w:b/>
-                <w:color w:val="000000"/>
-                <w:sz w:val="18"/>
-              </w:rPr>
-              <w:t>95</w:t>
-            </w:r>
-          </w:p>
-        </w:tc>
-        <w:tc>
-          <w:tcPr>
-            <w:tcW w:type="dxa" w:w="1984"/>
-            <w:shd w:fill="D9D9D9" w:val="clear"/>
-          </w:tcPr>
-          <w:p>
-            <w:r/>
-          </w:p>
-        </w:tc>
-        <w:tc>
-          <w:tcPr>
-            <w:tcW w:type="dxa" w:w="454"/>
-            <w:shd w:fill="D9D9D9" w:val="clear"/>
-          </w:tcPr>
-          <w:p>
-            <w:r/>
-          </w:p>
-        </w:tc>
-        <w:tc>
-          <w:tcPr>
-            <w:tcW w:type="dxa" w:w="680"/>
-            <w:shd w:fill="D9D9D9" w:val="clear"/>
-          </w:tcPr>
-          <w:p>
-            <w:pPr>
-              <w:jc w:val="center"/>
-            </w:pPr>
-            <w:r>
-              <w:rPr>
-                <w:b/>
-                <w:color w:val="000000"/>
-                <w:sz w:val="18"/>
-              </w:rPr>
-              <w:t>84</w:t>
-            </w:r>
-          </w:p>
-        </w:tc>
-        <w:tc>
-          <w:tcPr>
-            <w:tcW w:type="dxa" w:w="3572"/>
-            <w:shd w:fill="D9D9D9" w:val="clear"/>
-          </w:tcPr>
-          <w:p>
-            <w:r/>
-          </w:p>
-        </w:tc>
-      </w:tr>
-      <w:tr>
-        <w:tc>
-          <w:tcPr>
-            <w:tcW w:type="dxa" w:w="3572"/>
-            <w:gridSpan w:val="11"/>
-            <w:shd w:fill="D9D9D9" w:val="clear"/>
-          </w:tcPr>
-          <w:p>
-            <w:r>
-              <w:rPr>
-                <w:b/>
-                <w:sz w:val="18"/>
-              </w:rPr>
-              <w:t>Capitol de lucrări 226728 — ORG SANTIER- CONTAINER  │  LIPSA: 0  │  EXTRA: 1  │  Delta: +1</w:t>
-            </w:r>
-          </w:p>
-        </w:tc>
-      </w:tr>
-      <w:tr>
-        <w:tc>
-          <w:tcPr>
-            <w:tcW w:type="dxa" w:w="3572"/>
-            <w:gridSpan w:val="11"/>
-            <w:shd w:fill="FFFF99" w:val="clear"/>
-          </w:tcPr>
-          <w:p>
-            <w:r>
-              <w:rPr>
-                <w:b w:val="0"/>
-                <w:i/>
-                <w:sz w:val="16"/>
-              </w:rPr>
-              <w:t>▸ Articole extra în ofertă — verificare manuală recomandată</w:t>
-            </w:r>
-          </w:p>
-        </w:tc>
-      </w:tr>
-      <w:tr>
-        <w:tc>
-          <w:tcPr>
-            <w:tcW w:type="dxa" w:w="397"/>
-            <w:shd w:fill="FFFF99" w:val="clear"/>
-          </w:tcPr>
-          <w:p>
-            <w:r>
-              <w:rPr>
-                <w:b w:val="0"/>
-                <w:sz w:val="16"/>
-              </w:rPr>
-              <w:t>52</w:t>
-            </w:r>
-          </w:p>
-        </w:tc>
-        <w:tc>
-          <w:tcPr>
-            <w:tcW w:type="dxa" w:w="1701"/>
-            <w:shd w:fill="FFFF99" w:val="clear"/>
-          </w:tcPr>
-          <w:p>
-            <w:r>
-              <w:rPr>
-                <w:b w:val="0"/>
-                <w:sz w:val="16"/>
-              </w:rPr>
-              <w:t>226728 - ORG SANTIER- CONTAINER</w:t>
+              <w:t>226728 - ORG. SANTIER- CONTAINER</w:t>
             </w:r>
           </w:p>
         </w:tc>
@@ -8806,7 +8656,7 @@
         <w:rPr>
           <w:b/>
         </w:rPr>
-        <w:t>226728 — ORG SANTIER- CONTAINER (1 articole în ofertă)</w:t>
+        <w:t>226728 — ORG. SANTIER- CONTAINER (1 articole în ofertă)</w:t>
       </w:r>
     </w:p>
     <w:p>

--- a/output_AO/Raport_Oferta_1.docx
+++ b/output_AO/Raport_Oferta_1.docx
@@ -2326,7 +2326,7 @@
                 <w:b/>
                 <w:sz w:val="18"/>
               </w:rPr>
-              <w:t>Capitol de lucrări 226218 — ARHITECTURA teren tenis si grupuri sanit...  │  LIPSA: 0  │  EXTRA: 0  │  Delta: 0 ✓</w:t>
+              <w:t>Capitol de lucrări 226218 — ARHITECTURA teren tenis si grupuri sanit...  │  LIPSA: 0  │  EXTRA: 1  │  Delta: +1</w:t>
             </w:r>
           </w:p>
         </w:tc>
@@ -2813,6 +2813,189 @@
                 <w:sz w:val="16"/>
               </w:rPr>
               <w:t>Cod similar — posibilă eroare OCR sau variație: referință '$3274270', ofertat '$32742701'. Cod similar: referinta '$3274270', ofertat '$32742701'. Necesită verificare manuală.</w:t>
+            </w:r>
+          </w:p>
+        </w:tc>
+      </w:tr>
+      <w:tr>
+        <w:tc>
+          <w:tcPr>
+            <w:tcW w:type="dxa" w:w="3572"/>
+            <w:gridSpan w:val="11"/>
+            <w:shd w:fill="FFFF99" w:val="clear"/>
+          </w:tcPr>
+          <w:p>
+            <w:r>
+              <w:rPr>
+                <w:b w:val="0"/>
+                <w:i/>
+                <w:sz w:val="16"/>
+              </w:rPr>
+              <w:t>▸ Articole extra în ofertă — verificare manuală recomandată</w:t>
+            </w:r>
+          </w:p>
+        </w:tc>
+      </w:tr>
+      <w:tr>
+        <w:tc>
+          <w:tcPr>
+            <w:tcW w:type="dxa" w:w="397"/>
+            <w:shd w:fill="FFFF99" w:val="clear"/>
+          </w:tcPr>
+          <w:p>
+            <w:r>
+              <w:rPr>
+                <w:b w:val="0"/>
+                <w:sz w:val="16"/>
+              </w:rPr>
+              <w:t>16</w:t>
+            </w:r>
+          </w:p>
+        </w:tc>
+        <w:tc>
+          <w:tcPr>
+            <w:tcW w:type="dxa" w:w="1701"/>
+            <w:shd w:fill="FFFF99" w:val="clear"/>
+          </w:tcPr>
+          <w:p>
+            <w:r>
+              <w:rPr>
+                <w:b w:val="0"/>
+                <w:sz w:val="16"/>
+              </w:rPr>
+              <w:t>226218 - ARHITECTURA teren tenis si grupuri sa...</w:t>
+            </w:r>
+          </w:p>
+        </w:tc>
+        <w:tc>
+          <w:tcPr>
+            <w:tcW w:type="dxa" w:w="850"/>
+            <w:shd w:fill="FFFF99" w:val="clear"/>
+          </w:tcPr>
+          <w:p>
+            <w:r>
+              <w:rPr>
+                <w:b w:val="0"/>
+                <w:sz w:val="16"/>
+              </w:rPr>
+            </w:r>
+          </w:p>
+        </w:tc>
+        <w:tc>
+          <w:tcPr>
+            <w:tcW w:type="dxa" w:w="1984"/>
+            <w:shd w:fill="FFFF99" w:val="clear"/>
+          </w:tcPr>
+          <w:p>
+            <w:r>
+              <w:rPr>
+                <w:b w:val="0"/>
+                <w:sz w:val="16"/>
+              </w:rPr>
+            </w:r>
+          </w:p>
+        </w:tc>
+        <w:tc>
+          <w:tcPr>
+            <w:tcW w:type="dxa" w:w="454"/>
+            <w:shd w:fill="FFFF99" w:val="clear"/>
+          </w:tcPr>
+          <w:p>
+            <w:r>
+              <w:rPr>
+                <w:b w:val="0"/>
+                <w:sz w:val="16"/>
+              </w:rPr>
+            </w:r>
+          </w:p>
+        </w:tc>
+        <w:tc>
+          <w:tcPr>
+            <w:tcW w:type="dxa" w:w="680"/>
+            <w:shd w:fill="FFFF99" w:val="clear"/>
+          </w:tcPr>
+          <w:p>
+            <w:r>
+              <w:rPr>
+                <w:b w:val="0"/>
+                <w:sz w:val="16"/>
+              </w:rPr>
+            </w:r>
+          </w:p>
+        </w:tc>
+        <w:tc>
+          <w:tcPr>
+            <w:tcW w:type="dxa" w:w="850"/>
+            <w:shd w:fill="FFFF99" w:val="clear"/>
+          </w:tcPr>
+          <w:p>
+            <w:r>
+              <w:rPr>
+                <w:b w:val="0"/>
+                <w:sz w:val="16"/>
+              </w:rPr>
+              <w:t>$7800859</w:t>
+            </w:r>
+          </w:p>
+        </w:tc>
+        <w:tc>
+          <w:tcPr>
+            <w:tcW w:type="dxa" w:w="1984"/>
+            <w:shd w:fill="FFFF99" w:val="clear"/>
+          </w:tcPr>
+          <w:p>
+            <w:r>
+              <w:rPr>
+                <w:b w:val="0"/>
+                <w:sz w:val="16"/>
+              </w:rPr>
+              <w:t>vopsea lavabila acrilica</w:t>
+            </w:r>
+          </w:p>
+        </w:tc>
+        <w:tc>
+          <w:tcPr>
+            <w:tcW w:type="dxa" w:w="454"/>
+            <w:shd w:fill="FFFF99" w:val="clear"/>
+          </w:tcPr>
+          <w:p>
+            <w:r>
+              <w:rPr>
+                <w:b w:val="0"/>
+                <w:sz w:val="16"/>
+              </w:rPr>
+              <w:t>kg</w:t>
+            </w:r>
+          </w:p>
+        </w:tc>
+        <w:tc>
+          <w:tcPr>
+            <w:tcW w:type="dxa" w:w="680"/>
+            <w:shd w:fill="FFFF99" w:val="clear"/>
+          </w:tcPr>
+          <w:p>
+            <w:r>
+              <w:rPr>
+                <w:b w:val="0"/>
+                <w:sz w:val="16"/>
+              </w:rPr>
+              <w:t>39.5</w:t>
+            </w:r>
+          </w:p>
+        </w:tc>
+        <w:tc>
+          <w:tcPr>
+            <w:tcW w:type="dxa" w:w="3572"/>
+            <w:shd w:fill="FFFF99" w:val="clear"/>
+          </w:tcPr>
+          <w:p>
+            <w:r>
+              <w:rPr>
+                <w:b w:val="0"/>
+                <w:color w:val="CC0000"/>
+                <w:sz w:val="16"/>
+              </w:rPr>
+              <w:t>Articol suplimentar în ofertă (nu există în referință)</w:t>
             </w:r>
           </w:p>
         </w:tc>
@@ -2978,7 +3161,7 @@
                 <w:b w:val="0"/>
                 <w:sz w:val="16"/>
               </w:rPr>
-              <w:t>17</w:t>
+              <w:t>18</w:t>
             </w:r>
           </w:p>
         </w:tc>
@@ -3138,7 +3321,7 @@
                 <w:b w:val="0"/>
                 <w:sz w:val="16"/>
               </w:rPr>
-              <w:t>18</w:t>
+              <w:t>19</w:t>
             </w:r>
           </w:p>
         </w:tc>
@@ -3293,7 +3476,7 @@
                 <w:b w:val="0"/>
                 <w:sz w:val="16"/>
               </w:rPr>
-              <w:t>19</w:t>
+              <w:t>20</w:t>
             </w:r>
           </w:p>
         </w:tc>
@@ -3606,7 +3789,7 @@
                 <w:b w:val="0"/>
                 <w:sz w:val="16"/>
               </w:rPr>
-              <w:t>21</w:t>
+              <w:t>22</w:t>
             </w:r>
           </w:p>
         </w:tc>
@@ -3915,7 +4098,7 @@
                 <w:b w:val="0"/>
                 <w:sz w:val="16"/>
               </w:rPr>
-              <w:t>23</w:t>
+              <w:t>24</w:t>
             </w:r>
           </w:p>
         </w:tc>
@@ -4208,7 +4391,7 @@
                 <w:b/>
                 <w:sz w:val="18"/>
               </w:rPr>
-              <w:t>Capitol de lucrări 226418 — ARHITECTURA VESTIARE FOTBALIST SI SALA F...  │  LIPSA: 0  │  EXTRA: 1  │  Delta: +1</w:t>
+              <w:t>Capitol de lucrări 226418 — ARHITECTURA VESTIARE FOTBALIST SI SALA F...  │  LIPSA: 0  │  EXTRA: 0  │  Delta: 0 ✓</w:t>
             </w:r>
           </w:p>
         </w:tc>
@@ -4224,7 +4407,7 @@
                 <w:b w:val="0"/>
                 <w:sz w:val="16"/>
               </w:rPr>
-              <w:t>25</w:t>
+              <w:t>26</w:t>
             </w:r>
           </w:p>
         </w:tc>
@@ -4368,6 +4551,609 @@
                 <w:sz w:val="16"/>
               </w:rPr>
               <w:t>Cantitate diferită: referință 0.0 mp, ofertat 50.0 mp</w:t>
+            </w:r>
+          </w:p>
+        </w:tc>
+      </w:tr>
+      <w:tr>
+        <w:tc>
+          <w:tcPr>
+            <w:tcW w:type="dxa" w:w="397"/>
+          </w:tcPr>
+          <w:p/>
+        </w:tc>
+        <w:tc>
+          <w:tcPr>
+            <w:tcW w:type="dxa" w:w="1701"/>
+            <w:shd w:fill="D9D9D9" w:val="clear"/>
+          </w:tcPr>
+          <w:p>
+            <w:r>
+              <w:rPr>
+                <w:b/>
+                <w:color w:val="000000"/>
+                <w:sz w:val="18"/>
+              </w:rPr>
+              <w:t>SUMAR</w:t>
+            </w:r>
+          </w:p>
+        </w:tc>
+        <w:tc>
+          <w:tcPr>
+            <w:tcW w:type="dxa" w:w="850"/>
+            <w:shd w:fill="D9D9D9" w:val="clear"/>
+          </w:tcPr>
+          <w:p>
+            <w:r>
+              <w:rPr>
+                <w:b/>
+                <w:color w:val="000000"/>
+                <w:sz w:val="18"/>
+              </w:rPr>
+              <w:t>Neconformitati: 1 din 110 articole ref.</w:t>
+            </w:r>
+          </w:p>
+        </w:tc>
+        <w:tc>
+          <w:tcPr>
+            <w:tcW w:type="dxa" w:w="1984"/>
+            <w:shd w:fill="D9D9D9" w:val="clear"/>
+          </w:tcPr>
+          <w:p>
+            <w:r/>
+          </w:p>
+        </w:tc>
+        <w:tc>
+          <w:tcPr>
+            <w:tcW w:type="dxa" w:w="454"/>
+            <w:shd w:fill="D9D9D9" w:val="clear"/>
+          </w:tcPr>
+          <w:p>
+            <w:r/>
+          </w:p>
+        </w:tc>
+        <w:tc>
+          <w:tcPr>
+            <w:tcW w:type="dxa" w:w="680"/>
+            <w:shd w:fill="D9D9D9" w:val="clear"/>
+          </w:tcPr>
+          <w:p>
+            <w:r/>
+          </w:p>
+        </w:tc>
+        <w:tc>
+          <w:tcPr>
+            <w:tcW w:type="dxa" w:w="850"/>
+            <w:shd w:fill="D9D9D9" w:val="clear"/>
+          </w:tcPr>
+          <w:p>
+            <w:pPr>
+              <w:jc w:val="center"/>
+            </w:pPr>
+            <w:r>
+              <w:rPr>
+                <w:b/>
+                <w:color w:val="000000"/>
+                <w:sz w:val="18"/>
+              </w:rPr>
+              <w:t>110</w:t>
+            </w:r>
+          </w:p>
+        </w:tc>
+        <w:tc>
+          <w:tcPr>
+            <w:tcW w:type="dxa" w:w="1984"/>
+            <w:shd w:fill="D9D9D9" w:val="clear"/>
+          </w:tcPr>
+          <w:p>
+            <w:r/>
+          </w:p>
+        </w:tc>
+        <w:tc>
+          <w:tcPr>
+            <w:tcW w:type="dxa" w:w="454"/>
+            <w:shd w:fill="D9D9D9" w:val="clear"/>
+          </w:tcPr>
+          <w:p>
+            <w:r/>
+          </w:p>
+        </w:tc>
+        <w:tc>
+          <w:tcPr>
+            <w:tcW w:type="dxa" w:w="680"/>
+            <w:shd w:fill="D9D9D9" w:val="clear"/>
+          </w:tcPr>
+          <w:p>
+            <w:pPr>
+              <w:jc w:val="center"/>
+            </w:pPr>
+            <w:r>
+              <w:rPr>
+                <w:b/>
+                <w:color w:val="000000"/>
+                <w:sz w:val="18"/>
+              </w:rPr>
+              <w:t>102</w:t>
+            </w:r>
+          </w:p>
+        </w:tc>
+        <w:tc>
+          <w:tcPr>
+            <w:tcW w:type="dxa" w:w="3572"/>
+            <w:shd w:fill="D9D9D9" w:val="clear"/>
+          </w:tcPr>
+          <w:p>
+            <w:r/>
+          </w:p>
+        </w:tc>
+      </w:tr>
+      <w:tr>
+        <w:tc>
+          <w:tcPr>
+            <w:tcW w:type="dxa" w:w="3572"/>
+            <w:gridSpan w:val="11"/>
+            <w:shd w:fill="D9D9D9" w:val="clear"/>
+          </w:tcPr>
+          <w:p>
+            <w:r>
+              <w:rPr>
+                <w:b/>
+                <w:sz w:val="18"/>
+              </w:rPr>
+              <w:t>Capitol de lucrări 226428 — INSTALATII SANITARE OB. 4  │  LIPSA: 1  │  EXTRA: 1  │  Delta: 0 ✓</w:t>
+            </w:r>
+          </w:p>
+        </w:tc>
+      </w:tr>
+      <w:tr>
+        <w:tc>
+          <w:tcPr>
+            <w:tcW w:type="dxa" w:w="397"/>
+          </w:tcPr>
+          <w:p>
+            <w:r>
+              <w:rPr>
+                <w:b w:val="0"/>
+                <w:sz w:val="16"/>
+              </w:rPr>
+              <w:t>28</w:t>
+            </w:r>
+          </w:p>
+        </w:tc>
+        <w:tc>
+          <w:tcPr>
+            <w:tcW w:type="dxa" w:w="1701"/>
+          </w:tcPr>
+          <w:p>
+            <w:r>
+              <w:rPr>
+                <w:b w:val="0"/>
+                <w:sz w:val="16"/>
+              </w:rPr>
+              <w:t>226428 - INSTALATII SANITARE OB. 4</w:t>
+            </w:r>
+          </w:p>
+        </w:tc>
+        <w:tc>
+          <w:tcPr>
+            <w:tcW w:type="dxa" w:w="850"/>
+          </w:tcPr>
+          <w:p>
+            <w:r>
+              <w:rPr>
+                <w:b w:val="0"/>
+                <w:sz w:val="16"/>
+              </w:rPr>
+              <w:t>$3274977</w:t>
+            </w:r>
+          </w:p>
+        </w:tc>
+        <w:tc>
+          <w:tcPr>
+            <w:tcW w:type="dxa" w:w="1984"/>
+          </w:tcPr>
+          <w:p>
+            <w:r>
+              <w:rPr>
+                <w:b w:val="0"/>
+                <w:sz w:val="16"/>
+              </w:rPr>
+              <w:t>sifon de pardoseala dn40/50 cu iesire verticala...</w:t>
+            </w:r>
+          </w:p>
+        </w:tc>
+        <w:tc>
+          <w:tcPr>
+            <w:tcW w:type="dxa" w:w="454"/>
+          </w:tcPr>
+          <w:p>
+            <w:r>
+              <w:rPr>
+                <w:b w:val="0"/>
+                <w:sz w:val="16"/>
+              </w:rPr>
+              <w:t>buc</w:t>
+            </w:r>
+          </w:p>
+        </w:tc>
+        <w:tc>
+          <w:tcPr>
+            <w:tcW w:type="dxa" w:w="680"/>
+          </w:tcPr>
+          <w:p>
+            <w:r>
+              <w:rPr>
+                <w:b w:val="0"/>
+                <w:color w:val="CC0000"/>
+                <w:sz w:val="16"/>
+              </w:rPr>
+              <w:t>4.0</w:t>
+            </w:r>
+          </w:p>
+        </w:tc>
+        <w:tc>
+          <w:tcPr>
+            <w:tcW w:type="dxa" w:w="850"/>
+          </w:tcPr>
+          <w:p>
+            <w:r>
+              <w:rPr>
+                <w:b w:val="0"/>
+                <w:sz w:val="16"/>
+              </w:rPr>
+              <w:t>$3274977</w:t>
+            </w:r>
+          </w:p>
+        </w:tc>
+        <w:tc>
+          <w:tcPr>
+            <w:tcW w:type="dxa" w:w="1984"/>
+          </w:tcPr>
+          <w:p>
+            <w:r>
+              <w:rPr>
+                <w:b w:val="0"/>
+                <w:sz w:val="16"/>
+              </w:rPr>
+              <w:t>sifon de pardoseala dn 40/50 cu iesire vertical...</w:t>
+            </w:r>
+          </w:p>
+        </w:tc>
+        <w:tc>
+          <w:tcPr>
+            <w:tcW w:type="dxa" w:w="454"/>
+          </w:tcPr>
+          <w:p>
+            <w:r>
+              <w:rPr>
+                <w:b w:val="0"/>
+                <w:sz w:val="16"/>
+              </w:rPr>
+              <w:t>buc</w:t>
+            </w:r>
+          </w:p>
+        </w:tc>
+        <w:tc>
+          <w:tcPr>
+            <w:tcW w:type="dxa" w:w="680"/>
+          </w:tcPr>
+          <w:p>
+            <w:r>
+              <w:rPr>
+                <w:b w:val="0"/>
+                <w:color w:val="CC0000"/>
+                <w:sz w:val="16"/>
+              </w:rPr>
+              <w:t>1.0</w:t>
+            </w:r>
+          </w:p>
+        </w:tc>
+        <w:tc>
+          <w:tcPr>
+            <w:tcW w:type="dxa" w:w="3572"/>
+          </w:tcPr>
+          <w:p>
+            <w:r>
+              <w:rPr>
+                <w:b w:val="0"/>
+                <w:color w:val="CC0000"/>
+                <w:sz w:val="16"/>
+              </w:rPr>
+              <w:t>Cantitate diferită: referință 4.0 buc, ofertat 1.0 buc</w:t>
+            </w:r>
+          </w:p>
+        </w:tc>
+      </w:tr>
+      <w:tr>
+        <w:tc>
+          <w:tcPr>
+            <w:tcW w:type="dxa" w:w="397"/>
+          </w:tcPr>
+          <w:p>
+            <w:r>
+              <w:rPr>
+                <w:b w:val="0"/>
+                <w:sz w:val="16"/>
+              </w:rPr>
+              <w:t>29</w:t>
+            </w:r>
+          </w:p>
+        </w:tc>
+        <w:tc>
+          <w:tcPr>
+            <w:tcW w:type="dxa" w:w="1701"/>
+          </w:tcPr>
+          <w:p>
+            <w:r>
+              <w:rPr>
+                <w:b w:val="0"/>
+                <w:sz w:val="16"/>
+              </w:rPr>
+              <w:t>226428 - INSTALATII SANITARE OB. 4</w:t>
+            </w:r>
+          </w:p>
+        </w:tc>
+        <w:tc>
+          <w:tcPr>
+            <w:tcW w:type="dxa" w:w="850"/>
+          </w:tcPr>
+          <w:p>
+            <w:r>
+              <w:rPr>
+                <w:b w:val="0"/>
+                <w:sz w:val="16"/>
+              </w:rPr>
+              <w:t>$2222219</w:t>
+            </w:r>
+          </w:p>
+        </w:tc>
+        <w:tc>
+          <w:tcPr>
+            <w:tcW w:type="dxa" w:w="1984"/>
+          </w:tcPr>
+          <w:p>
+            <w:r>
+              <w:rPr>
+                <w:b w:val="0"/>
+                <w:sz w:val="16"/>
+              </w:rPr>
+              <w:t>cadite dus</w:t>
+            </w:r>
+          </w:p>
+        </w:tc>
+        <w:tc>
+          <w:tcPr>
+            <w:tcW w:type="dxa" w:w="454"/>
+          </w:tcPr>
+          <w:p>
+            <w:r>
+              <w:rPr>
+                <w:b w:val="0"/>
+                <w:color w:val="CC0000"/>
+                <w:sz w:val="16"/>
+              </w:rPr>
+            </w:r>
+          </w:p>
+        </w:tc>
+        <w:tc>
+          <w:tcPr>
+            <w:tcW w:type="dxa" w:w="680"/>
+          </w:tcPr>
+          <w:p>
+            <w:r>
+              <w:rPr>
+                <w:b w:val="0"/>
+                <w:sz w:val="16"/>
+              </w:rPr>
+              <w:t>3.0</w:t>
+            </w:r>
+          </w:p>
+        </w:tc>
+        <w:tc>
+          <w:tcPr>
+            <w:tcW w:type="dxa" w:w="850"/>
+          </w:tcPr>
+          <w:p>
+            <w:r>
+              <w:rPr>
+                <w:b w:val="0"/>
+                <w:sz w:val="16"/>
+              </w:rPr>
+              <w:t>$2222219</w:t>
+            </w:r>
+          </w:p>
+        </w:tc>
+        <w:tc>
+          <w:tcPr>
+            <w:tcW w:type="dxa" w:w="1984"/>
+          </w:tcPr>
+          <w:p>
+            <w:r>
+              <w:rPr>
+                <w:b w:val="0"/>
+                <w:sz w:val="16"/>
+              </w:rPr>
+              <w:t>cadite dus</w:t>
+            </w:r>
+          </w:p>
+        </w:tc>
+        <w:tc>
+          <w:tcPr>
+            <w:tcW w:type="dxa" w:w="454"/>
+          </w:tcPr>
+          <w:p>
+            <w:r>
+              <w:rPr>
+                <w:b w:val="0"/>
+                <w:color w:val="CC0000"/>
+                <w:sz w:val="16"/>
+              </w:rPr>
+              <w:t>buc</w:t>
+            </w:r>
+          </w:p>
+        </w:tc>
+        <w:tc>
+          <w:tcPr>
+            <w:tcW w:type="dxa" w:w="680"/>
+          </w:tcPr>
+          <w:p>
+            <w:r>
+              <w:rPr>
+                <w:b w:val="0"/>
+                <w:sz w:val="16"/>
+              </w:rPr>
+              <w:t>3.0</w:t>
+            </w:r>
+          </w:p>
+        </w:tc>
+        <w:tc>
+          <w:tcPr>
+            <w:tcW w:type="dxa" w:w="3572"/>
+          </w:tcPr>
+          <w:p>
+            <w:r>
+              <w:rPr>
+                <w:b w:val="0"/>
+                <w:color w:val="CC0000"/>
+                <w:sz w:val="16"/>
+              </w:rPr>
+              <w:t>Unitate de măsură diferită: referință , ofertat buc</w:t>
+            </w:r>
+          </w:p>
+        </w:tc>
+      </w:tr>
+      <w:tr>
+        <w:tc>
+          <w:tcPr>
+            <w:tcW w:type="dxa" w:w="397"/>
+            <w:shd w:fill="FFB3B3" w:val="clear"/>
+          </w:tcPr>
+          <w:p>
+            <w:r>
+              <w:rPr>
+                <w:b w:val="0"/>
+                <w:sz w:val="16"/>
+              </w:rPr>
+              <w:t>30</w:t>
+            </w:r>
+          </w:p>
+        </w:tc>
+        <w:tc>
+          <w:tcPr>
+            <w:tcW w:type="dxa" w:w="1701"/>
+            <w:shd w:fill="FFB3B3" w:val="clear"/>
+          </w:tcPr>
+          <w:p>
+            <w:r>
+              <w:rPr>
+                <w:b w:val="0"/>
+                <w:sz w:val="16"/>
+              </w:rPr>
+              <w:t>226428 - INSTALATII SANITARE OB. 4</w:t>
+            </w:r>
+          </w:p>
+        </w:tc>
+        <w:tc>
+          <w:tcPr>
+            <w:tcW w:type="dxa" w:w="850"/>
+            <w:shd w:fill="FFB3B3" w:val="clear"/>
+          </w:tcPr>
+          <w:p>
+            <w:r>
+              <w:rPr>
+                <w:b w:val="0"/>
+                <w:sz w:val="16"/>
+              </w:rPr>
+              <w:t>$3275597</w:t>
+            </w:r>
+          </w:p>
+        </w:tc>
+        <w:tc>
+          <w:tcPr>
+            <w:tcW w:type="dxa" w:w="1984"/>
+            <w:shd w:fill="FFB3B3" w:val="clear"/>
+          </w:tcPr>
+          <w:p>
+            <w:r>
+              <w:rPr>
+                <w:b w:val="0"/>
+                <w:sz w:val="16"/>
+              </w:rPr>
+              <w:t>sifon de pardoseala dn110 cu iesire verticala c...</w:t>
+            </w:r>
+          </w:p>
+        </w:tc>
+        <w:tc>
+          <w:tcPr>
+            <w:tcW w:type="dxa" w:w="454"/>
+            <w:shd w:fill="FFB3B3" w:val="clear"/>
+          </w:tcPr>
+          <w:p>
+            <w:r>
+              <w:rPr>
+                <w:b w:val="0"/>
+                <w:sz w:val="16"/>
+              </w:rPr>
+              <w:t>buc</w:t>
+            </w:r>
+          </w:p>
+        </w:tc>
+        <w:tc>
+          <w:tcPr>
+            <w:tcW w:type="dxa" w:w="680"/>
+            <w:shd w:fill="FFB3B3" w:val="clear"/>
+          </w:tcPr>
+          <w:p>
+            <w:r>
+              <w:rPr>
+                <w:b w:val="0"/>
+                <w:sz w:val="16"/>
+              </w:rPr>
+              <w:t>1.0</w:t>
+            </w:r>
+          </w:p>
+        </w:tc>
+        <w:tc>
+          <w:tcPr>
+            <w:tcW w:type="dxa" w:w="850"/>
+            <w:shd w:fill="FFB3B3" w:val="clear"/>
+          </w:tcPr>
+          <w:p/>
+        </w:tc>
+        <w:tc>
+          <w:tcPr>
+            <w:tcW w:type="dxa" w:w="1984"/>
+            <w:shd w:fill="FFB3B3" w:val="clear"/>
+          </w:tcPr>
+          <w:p/>
+        </w:tc>
+        <w:tc>
+          <w:tcPr>
+            <w:tcW w:type="dxa" w:w="454"/>
+            <w:shd w:fill="FFB3B3" w:val="clear"/>
+          </w:tcPr>
+          <w:p/>
+        </w:tc>
+        <w:tc>
+          <w:tcPr>
+            <w:tcW w:type="dxa" w:w="680"/>
+            <w:shd w:fill="FFB3B3" w:val="clear"/>
+          </w:tcPr>
+          <w:p/>
+        </w:tc>
+        <w:tc>
+          <w:tcPr>
+            <w:tcW w:type="dxa" w:w="3572"/>
+            <w:shd w:fill="FFB3B3" w:val="clear"/>
+          </w:tcPr>
+          <w:p>
+            <w:r>
+              <w:rPr>
+                <w:b w:val="0"/>
+                <w:color w:val="CC0000"/>
+                <w:sz w:val="16"/>
+              </w:rPr>
+              <w:t>Articol lipsă din ofertă</w:t>
             </w:r>
           </w:p>
         </w:tc>
@@ -4403,7 +5189,7 @@
                 <w:b w:val="0"/>
                 <w:sz w:val="16"/>
               </w:rPr>
-              <w:t>26</w:t>
+              <w:t>31</w:t>
             </w:r>
           </w:p>
         </w:tc>
@@ -4418,7 +5204,7 @@
                 <w:b w:val="0"/>
                 <w:sz w:val="16"/>
               </w:rPr>
-              <w:t>226418 - ARHITECTURA VESTIARE FOTBALIST SI SAL...</w:t>
+              <w:t>226428 - INSTALATII SANITARE OB. 4</w:t>
             </w:r>
           </w:p>
         </w:tc>
@@ -4489,7 +5275,7 @@
                 <w:b w:val="0"/>
                 <w:sz w:val="16"/>
               </w:rPr>
-              <w:t>$7800859</w:t>
+              <w:t>$3274977</w:t>
             </w:r>
           </w:p>
         </w:tc>
@@ -4504,7 +5290,7 @@
                 <w:b w:val="0"/>
                 <w:sz w:val="16"/>
               </w:rPr>
-              <w:t>vopsea lavabila acrilica</w:t>
+              <w:t>sifon de pardoseala dn 40/50 cu iesire vertical...</w:t>
             </w:r>
           </w:p>
         </w:tc>
@@ -4519,7 +5305,7 @@
                 <w:b w:val="0"/>
                 <w:sz w:val="16"/>
               </w:rPr>
-              <w:t>kg</w:t>
+              <w:t>buc</w:t>
             </w:r>
           </w:p>
         </w:tc>
@@ -4534,7 +5320,7 @@
                 <w:b w:val="0"/>
                 <w:sz w:val="16"/>
               </w:rPr>
-              <w:t>120.5</w:t>
+              <w:t>4.0</w:t>
             </w:r>
           </w:p>
         </w:tc>
@@ -4590,7 +5376,7 @@
                 <w:color w:val="000000"/>
                 <w:sz w:val="18"/>
               </w:rPr>
-              <w:t>Neconformitati: 1 din 110 articole ref.</w:t>
+              <w:t>Neconformitati: 3 din 153 articole ref.</w:t>
             </w:r>
           </w:p>
         </w:tc>
@@ -4636,7 +5422,7 @@
                 <w:color w:val="000000"/>
                 <w:sz w:val="18"/>
               </w:rPr>
-              <w:t>110</w:t>
+              <w:t>153</w:t>
             </w:r>
           </w:p>
         </w:tc>
@@ -4673,7 +5459,7 @@
                 <w:color w:val="000000"/>
                 <w:sz w:val="18"/>
               </w:rPr>
-              <w:t>102</w:t>
+              <w:t>121</w:t>
             </w:r>
           </w:p>
         </w:tc>
@@ -4700,7 +5486,7 @@
                 <w:b/>
                 <w:sz w:val="18"/>
               </w:rPr>
-              <w:t>Capitol de lucrări 226428 — INSTALATII SANITARE OB. 4  │  LIPSA: 1  │  EXTRA: 1  │  Delta: 0 ✓</w:t>
+              <w:t>Capitol de lucrări 226488 — INSTALATIE VOCE-DATE-OB. 4  │  LIPSA: 1  │  EXTRA: 0  │  Delta: -1</w:t>
             </w:r>
           </w:p>
         </w:tc>
@@ -4709,62 +5495,67 @@
         <w:tc>
           <w:tcPr>
             <w:tcW w:type="dxa" w:w="397"/>
-          </w:tcPr>
-          <w:p>
-            <w:r>
-              <w:rPr>
-                <w:b w:val="0"/>
-                <w:sz w:val="16"/>
-              </w:rPr>
-              <w:t>28</w:t>
+            <w:shd w:fill="FFB3B3" w:val="clear"/>
+          </w:tcPr>
+          <w:p>
+            <w:r>
+              <w:rPr>
+                <w:b w:val="0"/>
+                <w:sz w:val="16"/>
+              </w:rPr>
+              <w:t>33</w:t>
             </w:r>
           </w:p>
         </w:tc>
         <w:tc>
           <w:tcPr>
             <w:tcW w:type="dxa" w:w="1701"/>
-          </w:tcPr>
-          <w:p>
-            <w:r>
-              <w:rPr>
-                <w:b w:val="0"/>
-                <w:sz w:val="16"/>
-              </w:rPr>
-              <w:t>226428 - INSTALATII SANITARE OB. 4</w:t>
+            <w:shd w:fill="FFB3B3" w:val="clear"/>
+          </w:tcPr>
+          <w:p>
+            <w:r>
+              <w:rPr>
+                <w:b w:val="0"/>
+                <w:sz w:val="16"/>
+              </w:rPr>
+              <w:t>226488 - INSTALATIE VOCE-DATE-OB. 4</w:t>
             </w:r>
           </w:p>
         </w:tc>
         <w:tc>
           <w:tcPr>
             <w:tcW w:type="dxa" w:w="850"/>
-          </w:tcPr>
-          <w:p>
-            <w:r>
-              <w:rPr>
-                <w:b w:val="0"/>
-                <w:sz w:val="16"/>
-              </w:rPr>
-              <w:t>$3274977</w:t>
+            <w:shd w:fill="FFB3B3" w:val="clear"/>
+          </w:tcPr>
+          <w:p>
+            <w:r>
+              <w:rPr>
+                <w:b w:val="0"/>
+                <w:sz w:val="16"/>
+              </w:rPr>
+              <w:t>$5538123</w:t>
             </w:r>
           </w:p>
         </w:tc>
         <w:tc>
           <w:tcPr>
             <w:tcW w:type="dxa" w:w="1984"/>
-          </w:tcPr>
-          <w:p>
-            <w:r>
-              <w:rPr>
-                <w:b w:val="0"/>
-                <w:sz w:val="16"/>
-              </w:rPr>
-              <w:t>sifon de pardoseala dn40/50 cu iesire verticala...</w:t>
+            <w:shd w:fill="FFB3B3" w:val="clear"/>
+          </w:tcPr>
+          <w:p>
+            <w:r>
+              <w:rPr>
+                <w:b w:val="0"/>
+                <w:sz w:val="16"/>
+              </w:rPr>
+              <w:t>patchpanel 8 porturi rj45 echipat</w:t>
             </w:r>
           </w:p>
         </w:tc>
         <w:tc>
           <w:tcPr>
             <w:tcW w:type="dxa" w:w="454"/>
+            <w:shd w:fill="FFB3B3" w:val="clear"/>
           </w:tcPr>
           <w:p>
             <w:r>
@@ -4779,6 +5570,50 @@
         <w:tc>
           <w:tcPr>
             <w:tcW w:type="dxa" w:w="680"/>
+            <w:shd w:fill="FFB3B3" w:val="clear"/>
+          </w:tcPr>
+          <w:p>
+            <w:r>
+              <w:rPr>
+                <w:b w:val="0"/>
+                <w:sz w:val="16"/>
+              </w:rPr>
+              <w:t>1.0</w:t>
+            </w:r>
+          </w:p>
+        </w:tc>
+        <w:tc>
+          <w:tcPr>
+            <w:tcW w:type="dxa" w:w="850"/>
+            <w:shd w:fill="FFB3B3" w:val="clear"/>
+          </w:tcPr>
+          <w:p/>
+        </w:tc>
+        <w:tc>
+          <w:tcPr>
+            <w:tcW w:type="dxa" w:w="1984"/>
+            <w:shd w:fill="FFB3B3" w:val="clear"/>
+          </w:tcPr>
+          <w:p/>
+        </w:tc>
+        <w:tc>
+          <w:tcPr>
+            <w:tcW w:type="dxa" w:w="454"/>
+            <w:shd w:fill="FFB3B3" w:val="clear"/>
+          </w:tcPr>
+          <w:p/>
+        </w:tc>
+        <w:tc>
+          <w:tcPr>
+            <w:tcW w:type="dxa" w:w="680"/>
+            <w:shd w:fill="FFB3B3" w:val="clear"/>
+          </w:tcPr>
+          <w:p/>
+        </w:tc>
+        <w:tc>
+          <w:tcPr>
+            <w:tcW w:type="dxa" w:w="3572"/>
+            <w:shd w:fill="FFB3B3" w:val="clear"/>
           </w:tcPr>
           <w:p>
             <w:r>
@@ -4787,79 +5622,7 @@
                 <w:color w:val="CC0000"/>
                 <w:sz w:val="16"/>
               </w:rPr>
-              <w:t>4.0</w:t>
-            </w:r>
-          </w:p>
-        </w:tc>
-        <w:tc>
-          <w:tcPr>
-            <w:tcW w:type="dxa" w:w="850"/>
-          </w:tcPr>
-          <w:p>
-            <w:r>
-              <w:rPr>
-                <w:b w:val="0"/>
-                <w:sz w:val="16"/>
-              </w:rPr>
-              <w:t>$3274977</w:t>
-            </w:r>
-          </w:p>
-        </w:tc>
-        <w:tc>
-          <w:tcPr>
-            <w:tcW w:type="dxa" w:w="1984"/>
-          </w:tcPr>
-          <w:p>
-            <w:r>
-              <w:rPr>
-                <w:b w:val="0"/>
-                <w:sz w:val="16"/>
-              </w:rPr>
-              <w:t>sifon de pardoseala dn 40/50 cu iesire vertical...</w:t>
-            </w:r>
-          </w:p>
-        </w:tc>
-        <w:tc>
-          <w:tcPr>
-            <w:tcW w:type="dxa" w:w="454"/>
-          </w:tcPr>
-          <w:p>
-            <w:r>
-              <w:rPr>
-                <w:b w:val="0"/>
-                <w:sz w:val="16"/>
-              </w:rPr>
-              <w:t>buc</w:t>
-            </w:r>
-          </w:p>
-        </w:tc>
-        <w:tc>
-          <w:tcPr>
-            <w:tcW w:type="dxa" w:w="680"/>
-          </w:tcPr>
-          <w:p>
-            <w:r>
-              <w:rPr>
-                <w:b w:val="0"/>
-                <w:color w:val="CC0000"/>
-                <w:sz w:val="16"/>
-              </w:rPr>
-              <w:t>1.0</w:t>
-            </w:r>
-          </w:p>
-        </w:tc>
-        <w:tc>
-          <w:tcPr>
-            <w:tcW w:type="dxa" w:w="3572"/>
-          </w:tcPr>
-          <w:p>
-            <w:r>
-              <w:rPr>
-                <w:b w:val="0"/>
-                <w:color w:val="CC0000"/>
-                <w:sz w:val="16"/>
-              </w:rPr>
-              <w:t>Cantitate diferită: referință 4.0 buc, ofertat 1.0 buc</w:t>
+              <w:t>Articol lipsă din ofertă</w:t>
             </w:r>
           </w:p>
         </w:tc>
@@ -4869,162 +5632,154 @@
           <w:tcPr>
             <w:tcW w:type="dxa" w:w="397"/>
           </w:tcPr>
-          <w:p>
-            <w:r>
-              <w:rPr>
-                <w:b w:val="0"/>
-                <w:sz w:val="16"/>
-              </w:rPr>
-              <w:t>29</w:t>
-            </w:r>
-          </w:p>
+          <w:p/>
         </w:tc>
         <w:tc>
           <w:tcPr>
             <w:tcW w:type="dxa" w:w="1701"/>
-          </w:tcPr>
-          <w:p>
-            <w:r>
-              <w:rPr>
-                <w:b w:val="0"/>
-                <w:sz w:val="16"/>
-              </w:rPr>
-              <w:t>226428 - INSTALATII SANITARE OB. 4</w:t>
+            <w:shd w:fill="D9D9D9" w:val="clear"/>
+          </w:tcPr>
+          <w:p>
+            <w:r>
+              <w:rPr>
+                <w:b/>
+                <w:color w:val="000000"/>
+                <w:sz w:val="18"/>
+              </w:rPr>
+              <w:t>SUMAR</w:t>
             </w:r>
           </w:p>
         </w:tc>
         <w:tc>
           <w:tcPr>
             <w:tcW w:type="dxa" w:w="850"/>
-          </w:tcPr>
-          <w:p>
-            <w:r>
-              <w:rPr>
-                <w:b w:val="0"/>
-                <w:sz w:val="16"/>
-              </w:rPr>
-              <w:t>$2222219</w:t>
+            <w:shd w:fill="D9D9D9" w:val="clear"/>
+          </w:tcPr>
+          <w:p>
+            <w:r>
+              <w:rPr>
+                <w:b/>
+                <w:color w:val="000000"/>
+                <w:sz w:val="18"/>
+              </w:rPr>
+              <w:t>Neconformitati: 1 din 14 articole ref.</w:t>
             </w:r>
           </w:p>
         </w:tc>
         <w:tc>
           <w:tcPr>
             <w:tcW w:type="dxa" w:w="1984"/>
-          </w:tcPr>
-          <w:p>
-            <w:r>
-              <w:rPr>
-                <w:b w:val="0"/>
-                <w:sz w:val="16"/>
-              </w:rPr>
-              <w:t>cadite dus</w:t>
-            </w:r>
+            <w:shd w:fill="D9D9D9" w:val="clear"/>
+          </w:tcPr>
+          <w:p>
+            <w:r/>
           </w:p>
         </w:tc>
         <w:tc>
           <w:tcPr>
             <w:tcW w:type="dxa" w:w="454"/>
-          </w:tcPr>
-          <w:p>
-            <w:r>
-              <w:rPr>
-                <w:b w:val="0"/>
-                <w:color w:val="CC0000"/>
-                <w:sz w:val="16"/>
-              </w:rPr>
-            </w:r>
+            <w:shd w:fill="D9D9D9" w:val="clear"/>
+          </w:tcPr>
+          <w:p>
+            <w:r/>
           </w:p>
         </w:tc>
         <w:tc>
           <w:tcPr>
             <w:tcW w:type="dxa" w:w="680"/>
-          </w:tcPr>
-          <w:p>
-            <w:r>
-              <w:rPr>
-                <w:b w:val="0"/>
-                <w:sz w:val="16"/>
-              </w:rPr>
-              <w:t>3.0</w:t>
-            </w:r>
+            <w:shd w:fill="D9D9D9" w:val="clear"/>
+          </w:tcPr>
+          <w:p>
+            <w:r/>
           </w:p>
         </w:tc>
         <w:tc>
           <w:tcPr>
             <w:tcW w:type="dxa" w:w="850"/>
-          </w:tcPr>
-          <w:p>
-            <w:r>
-              <w:rPr>
-                <w:b w:val="0"/>
-                <w:sz w:val="16"/>
-              </w:rPr>
-              <w:t>$2222219</w:t>
+            <w:shd w:fill="D9D9D9" w:val="clear"/>
+          </w:tcPr>
+          <w:p>
+            <w:pPr>
+              <w:jc w:val="center"/>
+            </w:pPr>
+            <w:r>
+              <w:rPr>
+                <w:b/>
+                <w:color w:val="000000"/>
+                <w:sz w:val="18"/>
+              </w:rPr>
+              <w:t>14</w:t>
             </w:r>
           </w:p>
         </w:tc>
         <w:tc>
           <w:tcPr>
             <w:tcW w:type="dxa" w:w="1984"/>
-          </w:tcPr>
-          <w:p>
-            <w:r>
-              <w:rPr>
-                <w:b w:val="0"/>
-                <w:sz w:val="16"/>
-              </w:rPr>
-              <w:t>cadite dus</w:t>
-            </w:r>
+            <w:shd w:fill="D9D9D9" w:val="clear"/>
+          </w:tcPr>
+          <w:p>
+            <w:r/>
           </w:p>
         </w:tc>
         <w:tc>
           <w:tcPr>
             <w:tcW w:type="dxa" w:w="454"/>
-          </w:tcPr>
-          <w:p>
-            <w:r>
-              <w:rPr>
-                <w:b w:val="0"/>
-                <w:color w:val="CC0000"/>
-                <w:sz w:val="16"/>
-              </w:rPr>
-              <w:t>buc</w:t>
-            </w:r>
+            <w:shd w:fill="D9D9D9" w:val="clear"/>
+          </w:tcPr>
+          <w:p>
+            <w:r/>
           </w:p>
         </w:tc>
         <w:tc>
           <w:tcPr>
             <w:tcW w:type="dxa" w:w="680"/>
-          </w:tcPr>
-          <w:p>
-            <w:r>
-              <w:rPr>
-                <w:b w:val="0"/>
-                <w:sz w:val="16"/>
-              </w:rPr>
-              <w:t>3.0</w:t>
+            <w:shd w:fill="D9D9D9" w:val="clear"/>
+          </w:tcPr>
+          <w:p>
+            <w:pPr>
+              <w:jc w:val="center"/>
+            </w:pPr>
+            <w:r>
+              <w:rPr>
+                <w:b/>
+                <w:color w:val="000000"/>
+                <w:sz w:val="18"/>
+              </w:rPr>
+              <w:t>13</w:t>
             </w:r>
           </w:p>
         </w:tc>
         <w:tc>
           <w:tcPr>
             <w:tcW w:type="dxa" w:w="3572"/>
-          </w:tcPr>
-          <w:p>
-            <w:r>
-              <w:rPr>
-                <w:b w:val="0"/>
-                <w:color w:val="CC0000"/>
-                <w:sz w:val="16"/>
-              </w:rPr>
-              <w:t>Unitate de măsură diferită: referință , ofertat buc</w:t>
-            </w:r>
+            <w:shd w:fill="D9D9D9" w:val="clear"/>
+          </w:tcPr>
+          <w:p>
+            <w:r/>
           </w:p>
         </w:tc>
       </w:tr>
       <w:tr>
         <w:tc>
           <w:tcPr>
+            <w:tcW w:type="dxa" w:w="3572"/>
+            <w:gridSpan w:val="11"/>
+            <w:shd w:fill="D9D9D9" w:val="clear"/>
+          </w:tcPr>
+          <w:p>
+            <w:r>
+              <w:rPr>
+                <w:b/>
+                <w:sz w:val="18"/>
+              </w:rPr>
+              <w:t>Capitol de lucrări 226498 — SISTEM SUPRAVEGHEREA VIDEO -OB4  │  LIPSA: 2  │  EXTRA: 0  │  Delta: -2</w:t>
+            </w:r>
+          </w:p>
+        </w:tc>
+      </w:tr>
+      <w:tr>
+        <w:tc>
+          <w:tcPr>
             <w:tcW w:type="dxa" w:w="397"/>
             <w:shd w:fill="FFB3B3" w:val="clear"/>
           </w:tcPr>
@@ -5034,7 +5789,7 @@
                 <w:b w:val="0"/>
                 <w:sz w:val="16"/>
               </w:rPr>
-              <w:t>30</w:t>
+              <w:t>35</w:t>
             </w:r>
           </w:p>
         </w:tc>
@@ -5049,7 +5804,7 @@
                 <w:b w:val="0"/>
                 <w:sz w:val="16"/>
               </w:rPr>
-              <w:t>226428 - INSTALATII SANITARE OB. 4</w:t>
+              <w:t>226498 - SISTEM SUPRAVEGHEREA VIDEO -OB4</w:t>
             </w:r>
           </w:p>
         </w:tc>
@@ -5064,7 +5819,7 @@
                 <w:b w:val="0"/>
                 <w:sz w:val="16"/>
               </w:rPr>
-              <w:t>$3275597</w:t>
+              <w:t>EI17A1</w:t>
             </w:r>
           </w:p>
         </w:tc>
@@ -5079,7 +5834,7 @@
                 <w:b w:val="0"/>
                 <w:sz w:val="16"/>
               </w:rPr>
-              <w:t>sifon de pardoseala dn110 cu iesire verticala c...</w:t>
+              <w:t>software pentru videocaptare si inregistrare</w:t>
             </w:r>
           </w:p>
         </w:tc>
@@ -5109,7 +5864,7 @@
                 <w:b w:val="0"/>
                 <w:sz w:val="16"/>
               </w:rPr>
-              <w:t>1.0</w:t>
+              <w:t>2.0</w:t>
             </w:r>
           </w:p>
         </w:tc>
@@ -5154,6 +5909,1114 @@
                 <w:sz w:val="16"/>
               </w:rPr>
               <w:t>Articol lipsă din ofertă</w:t>
+            </w:r>
+          </w:p>
+        </w:tc>
+      </w:tr>
+      <w:tr>
+        <w:tc>
+          <w:tcPr>
+            <w:tcW w:type="dxa" w:w="397"/>
+            <w:shd w:fill="FFB3B3" w:val="clear"/>
+          </w:tcPr>
+          <w:p>
+            <w:r>
+              <w:rPr>
+                <w:b w:val="0"/>
+                <w:sz w:val="16"/>
+              </w:rPr>
+              <w:t>36</w:t>
+            </w:r>
+          </w:p>
+        </w:tc>
+        <w:tc>
+          <w:tcPr>
+            <w:tcW w:type="dxa" w:w="1701"/>
+            <w:shd w:fill="FFB3B3" w:val="clear"/>
+          </w:tcPr>
+          <w:p>
+            <w:r>
+              <w:rPr>
+                <w:b w:val="0"/>
+                <w:sz w:val="16"/>
+              </w:rPr>
+              <w:t>226498 - SISTEM SUPRAVEGHEREA VIDEO -OB4</w:t>
+            </w:r>
+          </w:p>
+        </w:tc>
+        <w:tc>
+          <w:tcPr>
+            <w:tcW w:type="dxa" w:w="850"/>
+            <w:shd w:fill="FFB3B3" w:val="clear"/>
+          </w:tcPr>
+          <w:p>
+            <w:r>
+              <w:rPr>
+                <w:b w:val="0"/>
+                <w:sz w:val="16"/>
+              </w:rPr>
+              <w:t>EI16A1</w:t>
+            </w:r>
+          </w:p>
+        </w:tc>
+        <w:tc>
+          <w:tcPr>
+            <w:tcW w:type="dxa" w:w="1984"/>
+            <w:shd w:fill="FFB3B3" w:val="clear"/>
+          </w:tcPr>
+          <w:p>
+            <w:r>
+              <w:rPr>
+                <w:b w:val="0"/>
+                <w:sz w:val="16"/>
+              </w:rPr>
+              <w:t>revizie sistem existent supravegherea video</w:t>
+            </w:r>
+          </w:p>
+        </w:tc>
+        <w:tc>
+          <w:tcPr>
+            <w:tcW w:type="dxa" w:w="454"/>
+            <w:shd w:fill="FFB3B3" w:val="clear"/>
+          </w:tcPr>
+          <w:p>
+            <w:r>
+              <w:rPr>
+                <w:b w:val="0"/>
+                <w:sz w:val="16"/>
+              </w:rPr>
+              <w:t>buc</w:t>
+            </w:r>
+          </w:p>
+        </w:tc>
+        <w:tc>
+          <w:tcPr>
+            <w:tcW w:type="dxa" w:w="680"/>
+            <w:shd w:fill="FFB3B3" w:val="clear"/>
+          </w:tcPr>
+          <w:p>
+            <w:r>
+              <w:rPr>
+                <w:b w:val="0"/>
+                <w:sz w:val="16"/>
+              </w:rPr>
+              <w:t>1.0</w:t>
+            </w:r>
+          </w:p>
+        </w:tc>
+        <w:tc>
+          <w:tcPr>
+            <w:tcW w:type="dxa" w:w="850"/>
+            <w:shd w:fill="FFB3B3" w:val="clear"/>
+          </w:tcPr>
+          <w:p/>
+        </w:tc>
+        <w:tc>
+          <w:tcPr>
+            <w:tcW w:type="dxa" w:w="1984"/>
+            <w:shd w:fill="FFB3B3" w:val="clear"/>
+          </w:tcPr>
+          <w:p/>
+        </w:tc>
+        <w:tc>
+          <w:tcPr>
+            <w:tcW w:type="dxa" w:w="454"/>
+            <w:shd w:fill="FFB3B3" w:val="clear"/>
+          </w:tcPr>
+          <w:p/>
+        </w:tc>
+        <w:tc>
+          <w:tcPr>
+            <w:tcW w:type="dxa" w:w="680"/>
+            <w:shd w:fill="FFB3B3" w:val="clear"/>
+          </w:tcPr>
+          <w:p/>
+        </w:tc>
+        <w:tc>
+          <w:tcPr>
+            <w:tcW w:type="dxa" w:w="3572"/>
+            <w:shd w:fill="FFB3B3" w:val="clear"/>
+          </w:tcPr>
+          <w:p>
+            <w:r>
+              <w:rPr>
+                <w:b w:val="0"/>
+                <w:color w:val="CC0000"/>
+                <w:sz w:val="16"/>
+              </w:rPr>
+              <w:t>Articol lipsă din ofertă</w:t>
+            </w:r>
+          </w:p>
+        </w:tc>
+      </w:tr>
+      <w:tr>
+        <w:tc>
+          <w:tcPr>
+            <w:tcW w:type="dxa" w:w="397"/>
+          </w:tcPr>
+          <w:p/>
+        </w:tc>
+        <w:tc>
+          <w:tcPr>
+            <w:tcW w:type="dxa" w:w="1701"/>
+            <w:shd w:fill="D9D9D9" w:val="clear"/>
+          </w:tcPr>
+          <w:p>
+            <w:r>
+              <w:rPr>
+                <w:b/>
+                <w:color w:val="000000"/>
+                <w:sz w:val="18"/>
+              </w:rPr>
+              <w:t>SUMAR</w:t>
+            </w:r>
+          </w:p>
+        </w:tc>
+        <w:tc>
+          <w:tcPr>
+            <w:tcW w:type="dxa" w:w="850"/>
+            <w:shd w:fill="D9D9D9" w:val="clear"/>
+          </w:tcPr>
+          <w:p>
+            <w:r>
+              <w:rPr>
+                <w:b/>
+                <w:color w:val="000000"/>
+                <w:sz w:val="18"/>
+              </w:rPr>
+              <w:t>Neconformitati: 2 din 16 articole ref.</w:t>
+            </w:r>
+          </w:p>
+        </w:tc>
+        <w:tc>
+          <w:tcPr>
+            <w:tcW w:type="dxa" w:w="1984"/>
+            <w:shd w:fill="D9D9D9" w:val="clear"/>
+          </w:tcPr>
+          <w:p>
+            <w:r/>
+          </w:p>
+        </w:tc>
+        <w:tc>
+          <w:tcPr>
+            <w:tcW w:type="dxa" w:w="454"/>
+            <w:shd w:fill="D9D9D9" w:val="clear"/>
+          </w:tcPr>
+          <w:p>
+            <w:r/>
+          </w:p>
+        </w:tc>
+        <w:tc>
+          <w:tcPr>
+            <w:tcW w:type="dxa" w:w="680"/>
+            <w:shd w:fill="D9D9D9" w:val="clear"/>
+          </w:tcPr>
+          <w:p>
+            <w:r/>
+          </w:p>
+        </w:tc>
+        <w:tc>
+          <w:tcPr>
+            <w:tcW w:type="dxa" w:w="850"/>
+            <w:shd w:fill="D9D9D9" w:val="clear"/>
+          </w:tcPr>
+          <w:p>
+            <w:pPr>
+              <w:jc w:val="center"/>
+            </w:pPr>
+            <w:r>
+              <w:rPr>
+                <w:b/>
+                <w:color w:val="000000"/>
+                <w:sz w:val="18"/>
+              </w:rPr>
+              <w:t>16</w:t>
+            </w:r>
+          </w:p>
+        </w:tc>
+        <w:tc>
+          <w:tcPr>
+            <w:tcW w:type="dxa" w:w="1984"/>
+            <w:shd w:fill="D9D9D9" w:val="clear"/>
+          </w:tcPr>
+          <w:p>
+            <w:r/>
+          </w:p>
+        </w:tc>
+        <w:tc>
+          <w:tcPr>
+            <w:tcW w:type="dxa" w:w="454"/>
+            <w:shd w:fill="D9D9D9" w:val="clear"/>
+          </w:tcPr>
+          <w:p>
+            <w:r/>
+          </w:p>
+        </w:tc>
+        <w:tc>
+          <w:tcPr>
+            <w:tcW w:type="dxa" w:w="680"/>
+            <w:shd w:fill="D9D9D9" w:val="clear"/>
+          </w:tcPr>
+          <w:p>
+            <w:pPr>
+              <w:jc w:val="center"/>
+            </w:pPr>
+            <w:r>
+              <w:rPr>
+                <w:b/>
+                <w:color w:val="000000"/>
+                <w:sz w:val="18"/>
+              </w:rPr>
+              <w:t>14</w:t>
+            </w:r>
+          </w:p>
+        </w:tc>
+        <w:tc>
+          <w:tcPr>
+            <w:tcW w:type="dxa" w:w="3572"/>
+            <w:shd w:fill="D9D9D9" w:val="clear"/>
+          </w:tcPr>
+          <w:p>
+            <w:r/>
+          </w:p>
+        </w:tc>
+      </w:tr>
+      <w:tr>
+        <w:tc>
+          <w:tcPr>
+            <w:tcW w:type="dxa" w:w="3572"/>
+            <w:gridSpan w:val="11"/>
+            <w:shd w:fill="D9D9D9" w:val="clear"/>
+          </w:tcPr>
+          <w:p>
+            <w:r>
+              <w:rPr>
+                <w:b/>
+                <w:sz w:val="18"/>
+              </w:rPr>
+              <w:t>Capitol de lucrări 226528 — INSTALATII SANITARE OB.5  │  LIPSA: 0  │  EXTRA: 1  │  Delta: +1</w:t>
+            </w:r>
+          </w:p>
+        </w:tc>
+      </w:tr>
+      <w:tr>
+        <w:tc>
+          <w:tcPr>
+            <w:tcW w:type="dxa" w:w="397"/>
+          </w:tcPr>
+          <w:p>
+            <w:r>
+              <w:rPr>
+                <w:b w:val="0"/>
+                <w:sz w:val="16"/>
+              </w:rPr>
+              <w:t>38</w:t>
+            </w:r>
+          </w:p>
+        </w:tc>
+        <w:tc>
+          <w:tcPr>
+            <w:tcW w:type="dxa" w:w="1701"/>
+          </w:tcPr>
+          <w:p>
+            <w:r>
+              <w:rPr>
+                <w:b w:val="0"/>
+                <w:sz w:val="16"/>
+              </w:rPr>
+              <w:t>226528 - INSTALATII SANITARE OB.5</w:t>
+            </w:r>
+          </w:p>
+        </w:tc>
+        <w:tc>
+          <w:tcPr>
+            <w:tcW w:type="dxa" w:w="850"/>
+          </w:tcPr>
+          <w:p>
+            <w:r>
+              <w:rPr>
+                <w:b w:val="0"/>
+                <w:sz w:val="16"/>
+              </w:rPr>
+              <w:t>SB09B</w:t>
+            </w:r>
+          </w:p>
+        </w:tc>
+        <w:tc>
+          <w:tcPr>
+            <w:tcW w:type="dxa" w:w="1984"/>
+          </w:tcPr>
+          <w:p>
+            <w:r>
+              <w:rPr>
+                <w:b w:val="0"/>
+                <w:sz w:val="16"/>
+              </w:rPr>
+              <w:t>piese leg (cot, red, piesa curat mufa dubla, co...</w:t>
+            </w:r>
+          </w:p>
+        </w:tc>
+        <w:tc>
+          <w:tcPr>
+            <w:tcW w:type="dxa" w:w="454"/>
+          </w:tcPr>
+          <w:p>
+            <w:r>
+              <w:rPr>
+                <w:b w:val="0"/>
+                <w:color w:val="CC0000"/>
+                <w:sz w:val="16"/>
+              </w:rPr>
+              <w:t>m</w:t>
+            </w:r>
+          </w:p>
+        </w:tc>
+        <w:tc>
+          <w:tcPr>
+            <w:tcW w:type="dxa" w:w="680"/>
+          </w:tcPr>
+          <w:p>
+            <w:r>
+              <w:rPr>
+                <w:b w:val="0"/>
+                <w:sz w:val="16"/>
+              </w:rPr>
+              <w:t>10.0</w:t>
+            </w:r>
+          </w:p>
+        </w:tc>
+        <w:tc>
+          <w:tcPr>
+            <w:tcW w:type="dxa" w:w="850"/>
+          </w:tcPr>
+          <w:p>
+            <w:r>
+              <w:rPr>
+                <w:b w:val="0"/>
+                <w:sz w:val="16"/>
+              </w:rPr>
+              <w:t>SB09B</w:t>
+            </w:r>
+          </w:p>
+        </w:tc>
+        <w:tc>
+          <w:tcPr>
+            <w:tcW w:type="dxa" w:w="1984"/>
+          </w:tcPr>
+          <w:p>
+            <w:r>
+              <w:rPr>
+                <w:b w:val="0"/>
+                <w:sz w:val="16"/>
+              </w:rPr>
+              <w:t>piese legatura (cot,red,piesa curat mufa dubla,...</w:t>
+            </w:r>
+          </w:p>
+        </w:tc>
+        <w:tc>
+          <w:tcPr>
+            <w:tcW w:type="dxa" w:w="454"/>
+          </w:tcPr>
+          <w:p>
+            <w:r>
+              <w:rPr>
+                <w:b w:val="0"/>
+                <w:color w:val="CC0000"/>
+                <w:sz w:val="16"/>
+              </w:rPr>
+              <w:t>buc</w:t>
+            </w:r>
+          </w:p>
+        </w:tc>
+        <w:tc>
+          <w:tcPr>
+            <w:tcW w:type="dxa" w:w="680"/>
+          </w:tcPr>
+          <w:p>
+            <w:r>
+              <w:rPr>
+                <w:b w:val="0"/>
+                <w:sz w:val="16"/>
+              </w:rPr>
+              <w:t>10.0</w:t>
+            </w:r>
+          </w:p>
+        </w:tc>
+        <w:tc>
+          <w:tcPr>
+            <w:tcW w:type="dxa" w:w="3572"/>
+          </w:tcPr>
+          <w:p>
+            <w:r>
+              <w:rPr>
+                <w:b w:val="0"/>
+                <w:color w:val="CC0000"/>
+                <w:sz w:val="16"/>
+              </w:rPr>
+              <w:t>Unitate de măsură diferită: referință m, ofertat buc</w:t>
+            </w:r>
+          </w:p>
+        </w:tc>
+      </w:tr>
+      <w:tr>
+        <w:tc>
+          <w:tcPr>
+            <w:tcW w:type="dxa" w:w="397"/>
+          </w:tcPr>
+          <w:p>
+            <w:r>
+              <w:rPr>
+                <w:b w:val="0"/>
+                <w:sz w:val="16"/>
+              </w:rPr>
+              <w:t>39</w:t>
+            </w:r>
+          </w:p>
+        </w:tc>
+        <w:tc>
+          <w:tcPr>
+            <w:tcW w:type="dxa" w:w="1701"/>
+          </w:tcPr>
+          <w:p>
+            <w:r>
+              <w:rPr>
+                <w:b w:val="0"/>
+                <w:sz w:val="16"/>
+              </w:rPr>
+              <w:t>226528 - INSTALATII SANITARE OB.5</w:t>
+            </w:r>
+          </w:p>
+        </w:tc>
+        <w:tc>
+          <w:tcPr>
+            <w:tcW w:type="dxa" w:w="850"/>
+          </w:tcPr>
+          <w:p>
+            <w:r>
+              <w:rPr>
+                <w:b w:val="0"/>
+                <w:sz w:val="16"/>
+              </w:rPr>
+              <w:t>$2222213</w:t>
+            </w:r>
+          </w:p>
+        </w:tc>
+        <w:tc>
+          <w:tcPr>
+            <w:tcW w:type="dxa" w:w="1984"/>
+          </w:tcPr>
+          <w:p>
+            <w:r>
+              <w:rPr>
+                <w:b w:val="0"/>
+                <w:sz w:val="16"/>
+              </w:rPr>
+              <w:t>perie wc detaliere transporturi: -transport aut...</w:t>
+            </w:r>
+          </w:p>
+        </w:tc>
+        <w:tc>
+          <w:tcPr>
+            <w:tcW w:type="dxa" w:w="454"/>
+          </w:tcPr>
+          <w:p>
+            <w:r>
+              <w:rPr>
+                <w:b w:val="0"/>
+                <w:sz w:val="16"/>
+              </w:rPr>
+              <w:t>buc</w:t>
+            </w:r>
+          </w:p>
+        </w:tc>
+        <w:tc>
+          <w:tcPr>
+            <w:tcW w:type="dxa" w:w="680"/>
+          </w:tcPr>
+          <w:p>
+            <w:r>
+              <w:rPr>
+                <w:b w:val="0"/>
+                <w:color w:val="CC0000"/>
+                <w:sz w:val="16"/>
+              </w:rPr>
+              <w:t>1.0</w:t>
+            </w:r>
+          </w:p>
+        </w:tc>
+        <w:tc>
+          <w:tcPr>
+            <w:tcW w:type="dxa" w:w="850"/>
+          </w:tcPr>
+          <w:p>
+            <w:r>
+              <w:rPr>
+                <w:b w:val="0"/>
+                <w:sz w:val="16"/>
+              </w:rPr>
+              <w:t>$2222213</w:t>
+            </w:r>
+          </w:p>
+        </w:tc>
+        <w:tc>
+          <w:tcPr>
+            <w:tcW w:type="dxa" w:w="1984"/>
+          </w:tcPr>
+          <w:p>
+            <w:r>
+              <w:rPr>
+                <w:b w:val="0"/>
+                <w:sz w:val="16"/>
+              </w:rPr>
+              <w:t>perie wc si suport inox/sticla mata, suspendat ...</w:t>
+            </w:r>
+          </w:p>
+        </w:tc>
+        <w:tc>
+          <w:tcPr>
+            <w:tcW w:type="dxa" w:w="454"/>
+          </w:tcPr>
+          <w:p>
+            <w:r>
+              <w:rPr>
+                <w:b w:val="0"/>
+                <w:sz w:val="16"/>
+              </w:rPr>
+              <w:t>buc</w:t>
+            </w:r>
+          </w:p>
+        </w:tc>
+        <w:tc>
+          <w:tcPr>
+            <w:tcW w:type="dxa" w:w="680"/>
+          </w:tcPr>
+          <w:p>
+            <w:r>
+              <w:rPr>
+                <w:b w:val="0"/>
+                <w:color w:val="CC0000"/>
+                <w:sz w:val="16"/>
+              </w:rPr>
+              <w:t>4.0</w:t>
+            </w:r>
+          </w:p>
+        </w:tc>
+        <w:tc>
+          <w:tcPr>
+            <w:tcW w:type="dxa" w:w="3572"/>
+          </w:tcPr>
+          <w:p>
+            <w:r>
+              <w:rPr>
+                <w:b w:val="0"/>
+                <w:color w:val="CC0000"/>
+                <w:sz w:val="16"/>
+              </w:rPr>
+              <w:t>Cantitate diferită: referință 1.0 buc, ofertat 4.0 buc</w:t>
+            </w:r>
+          </w:p>
+        </w:tc>
+      </w:tr>
+      <w:tr>
+        <w:tc>
+          <w:tcPr>
+            <w:tcW w:type="dxa" w:w="397"/>
+            <w:shd w:fill="FFB347" w:val="clear"/>
+          </w:tcPr>
+          <w:p>
+            <w:r>
+              <w:rPr>
+                <w:b w:val="0"/>
+                <w:sz w:val="16"/>
+              </w:rPr>
+              <w:t>40</w:t>
+            </w:r>
+          </w:p>
+        </w:tc>
+        <w:tc>
+          <w:tcPr>
+            <w:tcW w:type="dxa" w:w="1701"/>
+            <w:shd w:fill="FFB347" w:val="clear"/>
+          </w:tcPr>
+          <w:p>
+            <w:r>
+              <w:rPr>
+                <w:b w:val="0"/>
+                <w:sz w:val="16"/>
+              </w:rPr>
+              <w:t>226528 - INSTALATII SANITARE OB.5</w:t>
+            </w:r>
+          </w:p>
+        </w:tc>
+        <w:tc>
+          <w:tcPr>
+            <w:tcW w:type="dxa" w:w="850"/>
+            <w:shd w:fill="FFB347" w:val="clear"/>
+          </w:tcPr>
+          <w:p>
+            <w:r>
+              <w:rPr>
+                <w:b w:val="0"/>
+                <w:sz w:val="16"/>
+              </w:rPr>
+              <w:t>$2222224</w:t>
+            </w:r>
+          </w:p>
+        </w:tc>
+        <w:tc>
+          <w:tcPr>
+            <w:tcW w:type="dxa" w:w="1984"/>
+            <w:shd w:fill="FFB347" w:val="clear"/>
+          </w:tcPr>
+          <w:p>
+            <w:r>
+              <w:rPr>
+                <w:b w:val="0"/>
+                <w:sz w:val="16"/>
+              </w:rPr>
+              <w:t>oglinda</w:t>
+            </w:r>
+          </w:p>
+        </w:tc>
+        <w:tc>
+          <w:tcPr>
+            <w:tcW w:type="dxa" w:w="454"/>
+            <w:shd w:fill="FFB347" w:val="clear"/>
+          </w:tcPr>
+          <w:p>
+            <w:r>
+              <w:rPr>
+                <w:b w:val="0"/>
+                <w:sz w:val="16"/>
+              </w:rPr>
+              <w:t>buc</w:t>
+            </w:r>
+          </w:p>
+        </w:tc>
+        <w:tc>
+          <w:tcPr>
+            <w:tcW w:type="dxa" w:w="680"/>
+            <w:shd w:fill="FFB347" w:val="clear"/>
+          </w:tcPr>
+          <w:p>
+            <w:r>
+              <w:rPr>
+                <w:b w:val="0"/>
+                <w:sz w:val="16"/>
+              </w:rPr>
+              <w:t>1.0</w:t>
+            </w:r>
+          </w:p>
+        </w:tc>
+        <w:tc>
+          <w:tcPr>
+            <w:tcW w:type="dxa" w:w="850"/>
+            <w:shd w:fill="FFB347" w:val="clear"/>
+          </w:tcPr>
+          <w:p>
+            <w:r>
+              <w:rPr>
+                <w:b w:val="0"/>
+                <w:sz w:val="16"/>
+              </w:rPr>
+              <w:t>$22222242</w:t>
+            </w:r>
+          </w:p>
+        </w:tc>
+        <w:tc>
+          <w:tcPr>
+            <w:tcW w:type="dxa" w:w="1984"/>
+            <w:shd w:fill="FFB347" w:val="clear"/>
+          </w:tcPr>
+          <w:p>
+            <w:r>
+              <w:rPr>
+                <w:b w:val="0"/>
+                <w:sz w:val="16"/>
+              </w:rPr>
+              <w:t>oglinda cu rama aluminiu</w:t>
+            </w:r>
+          </w:p>
+        </w:tc>
+        <w:tc>
+          <w:tcPr>
+            <w:tcW w:type="dxa" w:w="454"/>
+            <w:shd w:fill="FFB347" w:val="clear"/>
+          </w:tcPr>
+          <w:p>
+            <w:r>
+              <w:rPr>
+                <w:b w:val="0"/>
+                <w:sz w:val="16"/>
+              </w:rPr>
+              <w:t>buc</w:t>
+            </w:r>
+          </w:p>
+        </w:tc>
+        <w:tc>
+          <w:tcPr>
+            <w:tcW w:type="dxa" w:w="680"/>
+            <w:shd w:fill="FFB347" w:val="clear"/>
+          </w:tcPr>
+          <w:p>
+            <w:r>
+              <w:rPr>
+                <w:b w:val="0"/>
+                <w:sz w:val="16"/>
+              </w:rPr>
+              <w:t>4.0</w:t>
+            </w:r>
+          </w:p>
+        </w:tc>
+        <w:tc>
+          <w:tcPr>
+            <w:tcW w:type="dxa" w:w="3572"/>
+            <w:shd w:fill="FFB347" w:val="clear"/>
+          </w:tcPr>
+          <w:p>
+            <w:r>
+              <w:rPr>
+                <w:b w:val="0"/>
+                <w:color w:val="CC0000"/>
+                <w:sz w:val="16"/>
+              </w:rPr>
+              <w:t>Cod similar — posibilă eroare OCR sau variație: referință '$2222224', ofertat '$22222242'. Cod similar: referinta '$2222224', ofertat '$22222242'. Necesită verificare manuală.</w:t>
+            </w:r>
+          </w:p>
+        </w:tc>
+      </w:tr>
+      <w:tr>
+        <w:tc>
+          <w:tcPr>
+            <w:tcW w:type="dxa" w:w="397"/>
+            <w:shd w:fill="FFB347" w:val="clear"/>
+          </w:tcPr>
+          <w:p>
+            <w:r>
+              <w:rPr>
+                <w:b w:val="0"/>
+                <w:sz w:val="16"/>
+              </w:rPr>
+              <w:t>41</w:t>
+            </w:r>
+          </w:p>
+        </w:tc>
+        <w:tc>
+          <w:tcPr>
+            <w:tcW w:type="dxa" w:w="1701"/>
+            <w:shd w:fill="FFB347" w:val="clear"/>
+          </w:tcPr>
+          <w:p>
+            <w:r>
+              <w:rPr>
+                <w:b w:val="0"/>
+                <w:sz w:val="16"/>
+              </w:rPr>
+              <w:t>226528 - INSTALATII SANITARE OB.5</w:t>
+            </w:r>
+          </w:p>
+        </w:tc>
+        <w:tc>
+          <w:tcPr>
+            <w:tcW w:type="dxa" w:w="850"/>
+            <w:shd w:fill="FFB347" w:val="clear"/>
+          </w:tcPr>
+          <w:p>
+            <w:r>
+              <w:rPr>
+                <w:b w:val="0"/>
+                <w:sz w:val="16"/>
+              </w:rPr>
+              <w:t>$2222213</w:t>
+            </w:r>
+          </w:p>
+        </w:tc>
+        <w:tc>
+          <w:tcPr>
+            <w:tcW w:type="dxa" w:w="1984"/>
+            <w:shd w:fill="FFB347" w:val="clear"/>
+          </w:tcPr>
+          <w:p>
+            <w:r>
+              <w:rPr>
+                <w:b w:val="0"/>
+                <w:sz w:val="16"/>
+              </w:rPr>
+              <w:t>perie wc si suport inox/sticla mata, suspendat ...</w:t>
+            </w:r>
+          </w:p>
+        </w:tc>
+        <w:tc>
+          <w:tcPr>
+            <w:tcW w:type="dxa" w:w="454"/>
+            <w:shd w:fill="FFB347" w:val="clear"/>
+          </w:tcPr>
+          <w:p>
+            <w:r>
+              <w:rPr>
+                <w:b w:val="0"/>
+                <w:sz w:val="16"/>
+              </w:rPr>
+              <w:t>buc</w:t>
+            </w:r>
+          </w:p>
+        </w:tc>
+        <w:tc>
+          <w:tcPr>
+            <w:tcW w:type="dxa" w:w="680"/>
+            <w:shd w:fill="FFB347" w:val="clear"/>
+          </w:tcPr>
+          <w:p>
+            <w:r>
+              <w:rPr>
+                <w:b w:val="0"/>
+                <w:sz w:val="16"/>
+              </w:rPr>
+              <w:t>4.0</w:t>
+            </w:r>
+          </w:p>
+        </w:tc>
+        <w:tc>
+          <w:tcPr>
+            <w:tcW w:type="dxa" w:w="850"/>
+            <w:shd w:fill="FFB347" w:val="clear"/>
+          </w:tcPr>
+          <w:p>
+            <w:r>
+              <w:rPr>
+                <w:b w:val="0"/>
+                <w:sz w:val="16"/>
+              </w:rPr>
+              <w:t>$22222131</w:t>
+            </w:r>
+          </w:p>
+        </w:tc>
+        <w:tc>
+          <w:tcPr>
+            <w:tcW w:type="dxa" w:w="1984"/>
+            <w:shd w:fill="FFB347" w:val="clear"/>
+          </w:tcPr>
+          <w:p>
+            <w:r>
+              <w:rPr>
+                <w:b w:val="0"/>
+                <w:sz w:val="16"/>
+              </w:rPr>
+              <w:t>perie wc</w:t>
+            </w:r>
+          </w:p>
+        </w:tc>
+        <w:tc>
+          <w:tcPr>
+            <w:tcW w:type="dxa" w:w="454"/>
+            <w:shd w:fill="FFB347" w:val="clear"/>
+          </w:tcPr>
+          <w:p>
+            <w:r>
+              <w:rPr>
+                <w:b w:val="0"/>
+                <w:sz w:val="16"/>
+              </w:rPr>
+              <w:t>buc</w:t>
+            </w:r>
+          </w:p>
+        </w:tc>
+        <w:tc>
+          <w:tcPr>
+            <w:tcW w:type="dxa" w:w="680"/>
+            <w:shd w:fill="FFB347" w:val="clear"/>
+          </w:tcPr>
+          <w:p>
+            <w:r>
+              <w:rPr>
+                <w:b w:val="0"/>
+                <w:sz w:val="16"/>
+              </w:rPr>
+              <w:t>1.0</w:t>
+            </w:r>
+          </w:p>
+        </w:tc>
+        <w:tc>
+          <w:tcPr>
+            <w:tcW w:type="dxa" w:w="3572"/>
+            <w:shd w:fill="FFB347" w:val="clear"/>
+          </w:tcPr>
+          <w:p>
+            <w:r>
+              <w:rPr>
+                <w:b w:val="0"/>
+                <w:color w:val="CC0000"/>
+                <w:sz w:val="16"/>
+              </w:rPr>
+              <w:t>Cod similar — posibilă eroare OCR sau variație: referință '$2222213', ofertat '$22222131'. Cod similar: referinta '$2222213', ofertat '$22222131'. Necesită verificare manuală.</w:t>
+            </w:r>
+          </w:p>
+        </w:tc>
+      </w:tr>
+      <w:tr>
+        <w:tc>
+          <w:tcPr>
+            <w:tcW w:type="dxa" w:w="397"/>
+            <w:shd w:fill="FFB347" w:val="clear"/>
+          </w:tcPr>
+          <w:p>
+            <w:r>
+              <w:rPr>
+                <w:b w:val="0"/>
+                <w:sz w:val="16"/>
+              </w:rPr>
+              <w:t>42</w:t>
+            </w:r>
+          </w:p>
+        </w:tc>
+        <w:tc>
+          <w:tcPr>
+            <w:tcW w:type="dxa" w:w="1701"/>
+            <w:shd w:fill="FFB347" w:val="clear"/>
+          </w:tcPr>
+          <w:p>
+            <w:r>
+              <w:rPr>
+                <w:b w:val="0"/>
+                <w:sz w:val="16"/>
+              </w:rPr>
+              <w:t>226528 - INSTALATII SANITARE OB.5</w:t>
+            </w:r>
+          </w:p>
+        </w:tc>
+        <w:tc>
+          <w:tcPr>
+            <w:tcW w:type="dxa" w:w="850"/>
+            <w:shd w:fill="FFB347" w:val="clear"/>
+          </w:tcPr>
+          <w:p>
+            <w:r>
+              <w:rPr>
+                <w:b w:val="0"/>
+                <w:sz w:val="16"/>
+              </w:rPr>
+              <w:t>$2222224</w:t>
+            </w:r>
+          </w:p>
+        </w:tc>
+        <w:tc>
+          <w:tcPr>
+            <w:tcW w:type="dxa" w:w="1984"/>
+            <w:shd w:fill="FFB347" w:val="clear"/>
+          </w:tcPr>
+          <w:p>
+            <w:r>
+              <w:rPr>
+                <w:b w:val="0"/>
+                <w:sz w:val="16"/>
+              </w:rPr>
+              <w:t>oglinda</w:t>
+            </w:r>
+          </w:p>
+        </w:tc>
+        <w:tc>
+          <w:tcPr>
+            <w:tcW w:type="dxa" w:w="454"/>
+            <w:shd w:fill="FFB347" w:val="clear"/>
+          </w:tcPr>
+          <w:p>
+            <w:r>
+              <w:rPr>
+                <w:b w:val="0"/>
+                <w:sz w:val="16"/>
+              </w:rPr>
+              <w:t>buc</w:t>
+            </w:r>
+          </w:p>
+        </w:tc>
+        <w:tc>
+          <w:tcPr>
+            <w:tcW w:type="dxa" w:w="680"/>
+            <w:shd w:fill="FFB347" w:val="clear"/>
+          </w:tcPr>
+          <w:p>
+            <w:r>
+              <w:rPr>
+                <w:b w:val="0"/>
+                <w:sz w:val="16"/>
+              </w:rPr>
+              <w:t>4.0</w:t>
+            </w:r>
+          </w:p>
+        </w:tc>
+        <w:tc>
+          <w:tcPr>
+            <w:tcW w:type="dxa" w:w="850"/>
+            <w:shd w:fill="FFB347" w:val="clear"/>
+          </w:tcPr>
+          <w:p>
+            <w:r>
+              <w:rPr>
+                <w:b w:val="0"/>
+                <w:sz w:val="16"/>
+              </w:rPr>
+              <w:t>$22222241</w:t>
+            </w:r>
+          </w:p>
+        </w:tc>
+        <w:tc>
+          <w:tcPr>
+            <w:tcW w:type="dxa" w:w="1984"/>
+            <w:shd w:fill="FFB347" w:val="clear"/>
+          </w:tcPr>
+          <w:p>
+            <w:r>
+              <w:rPr>
+                <w:b w:val="0"/>
+                <w:sz w:val="16"/>
+              </w:rPr>
+              <w:t>oglinda</w:t>
+            </w:r>
+          </w:p>
+        </w:tc>
+        <w:tc>
+          <w:tcPr>
+            <w:tcW w:type="dxa" w:w="454"/>
+            <w:shd w:fill="FFB347" w:val="clear"/>
+          </w:tcPr>
+          <w:p>
+            <w:r>
+              <w:rPr>
+                <w:b w:val="0"/>
+                <w:sz w:val="16"/>
+              </w:rPr>
+              <w:t>buc</w:t>
+            </w:r>
+          </w:p>
+        </w:tc>
+        <w:tc>
+          <w:tcPr>
+            <w:tcW w:type="dxa" w:w="680"/>
+            <w:shd w:fill="FFB347" w:val="clear"/>
+          </w:tcPr>
+          <w:p>
+            <w:r>
+              <w:rPr>
+                <w:b w:val="0"/>
+                <w:sz w:val="16"/>
+              </w:rPr>
+              <w:t>1.0</w:t>
+            </w:r>
+          </w:p>
+        </w:tc>
+        <w:tc>
+          <w:tcPr>
+            <w:tcW w:type="dxa" w:w="3572"/>
+            <w:shd w:fill="FFB347" w:val="clear"/>
+          </w:tcPr>
+          <w:p>
+            <w:r>
+              <w:rPr>
+                <w:b w:val="0"/>
+                <w:color w:val="CC0000"/>
+                <w:sz w:val="16"/>
+              </w:rPr>
+              <w:t>Cod similar — posibilă eroare OCR sau variație: referință '$2222224', ofertat '$22222241'. Cod similar (OCR): '$2222224' ↔ '$22222241'. Necesită verificare manuală.</w:t>
             </w:r>
           </w:p>
         </w:tc>
@@ -5189,7 +7052,7 @@
                 <w:b w:val="0"/>
                 <w:sz w:val="16"/>
               </w:rPr>
-              <w:t>31</w:t>
+              <w:t>43</w:t>
             </w:r>
           </w:p>
         </w:tc>
@@ -5204,7 +7067,7 @@
                 <w:b w:val="0"/>
                 <w:sz w:val="16"/>
               </w:rPr>
-              <w:t>226428 - INSTALATII SANITARE OB. 4</w:t>
+              <w:t>226528 - INSTALATII SANITARE OB.5</w:t>
             </w:r>
           </w:p>
         </w:tc>
@@ -5275,7 +7138,7 @@
                 <w:b w:val="0"/>
                 <w:sz w:val="16"/>
               </w:rPr>
-              <w:t>$3274977</w:t>
+              <w:t>SD13A1</w:t>
             </w:r>
           </w:p>
         </w:tc>
@@ -5290,7 +7153,7 @@
                 <w:b w:val="0"/>
                 <w:sz w:val="16"/>
               </w:rPr>
-              <w:t>sifon de pardoseala dn 40/50 cu iesire vertical...</w:t>
+              <w:t>robinet trec cu ventil si mufe, pentru tevi ote...</w:t>
             </w:r>
           </w:p>
         </w:tc>
@@ -5376,7 +7239,7 @@
                 <w:color w:val="000000"/>
                 <w:sz w:val="18"/>
               </w:rPr>
-              <w:t>Neconformitati: 3 din 153 articole ref.</w:t>
+              <w:t>Neconformitati: 3 din 184 articole ref.</w:t>
             </w:r>
           </w:p>
         </w:tc>
@@ -5422,7 +7285,7 @@
                 <w:color w:val="000000"/>
                 <w:sz w:val="18"/>
               </w:rPr>
-              <w:t>153</w:t>
+              <w:t>184</w:t>
             </w:r>
           </w:p>
         </w:tc>
@@ -5459,7 +7322,7 @@
                 <w:color w:val="000000"/>
                 <w:sz w:val="18"/>
               </w:rPr>
-              <w:t>121</w:t>
+              <w:t>134</w:t>
             </w:r>
           </w:p>
         </w:tc>
@@ -5486,7 +7349,7 @@
                 <w:b/>
                 <w:sz w:val="18"/>
               </w:rPr>
-              <w:t>Capitol de lucrări 226488 — INSTALATIE VOCE-DATE-OB. 4  │  LIPSA: 1  │  EXTRA: 0  │  Delta: -1</w:t>
+              <w:t>Capitol de lucrări 226F08 — 45000000 AMENAJARI EXTERIOARE  │  LIPSA: 1  │  EXTRA: 0  │  Delta: -1</w:t>
             </w:r>
           </w:p>
         </w:tc>
@@ -5503,7 +7366,7 @@
                 <w:b w:val="0"/>
                 <w:sz w:val="16"/>
               </w:rPr>
-              <w:t>33</w:t>
+              <w:t>45</w:t>
             </w:r>
           </w:p>
         </w:tc>
@@ -5518,7 +7381,7 @@
                 <w:b w:val="0"/>
                 <w:sz w:val="16"/>
               </w:rPr>
-              <w:t>226488 - INSTALATIE VOCE-DATE-OB. 4</w:t>
+              <w:t>226F08 - 45000000 AMENAJARI EXTERIOARE</w:t>
             </w:r>
           </w:p>
         </w:tc>
@@ -5533,7 +7396,7 @@
                 <w:b w:val="0"/>
                 <w:sz w:val="16"/>
               </w:rPr>
-              <w:t>$5538123</w:t>
+              <w:t>W1C01A1</w:t>
             </w:r>
           </w:p>
         </w:tc>
@@ -5548,7 +7411,7 @@
                 <w:b w:val="0"/>
                 <w:sz w:val="16"/>
               </w:rPr>
-              <w:t>patchpanel 8 porturi rj45 echipat</w:t>
+              <w:t>asimilat-montare panouri fotovoltaice lectura</w:t>
             </w:r>
           </w:p>
         </w:tc>
@@ -5623,6 +7486,174 @@
                 <w:sz w:val="16"/>
               </w:rPr>
               <w:t>Articol lipsă din ofertă</w:t>
+            </w:r>
+          </w:p>
+        </w:tc>
+      </w:tr>
+      <w:tr>
+        <w:tc>
+          <w:tcPr>
+            <w:tcW w:type="dxa" w:w="397"/>
+            <w:shd w:fill="FFCC99" w:val="clear"/>
+          </w:tcPr>
+          <w:p>
+            <w:r>
+              <w:rPr>
+                <w:b w:val="0"/>
+                <w:sz w:val="16"/>
+              </w:rPr>
+              <w:t>46</w:t>
+            </w:r>
+          </w:p>
+        </w:tc>
+        <w:tc>
+          <w:tcPr>
+            <w:tcW w:type="dxa" w:w="1701"/>
+            <w:shd w:fill="FFCC99" w:val="clear"/>
+          </w:tcPr>
+          <w:p>
+            <w:r>
+              <w:rPr>
+                <w:b w:val="0"/>
+                <w:sz w:val="16"/>
+              </w:rPr>
+              <w:t>226F08 - 45000000 AMENAJARI EXTERIOARE</w:t>
+            </w:r>
+          </w:p>
+        </w:tc>
+        <w:tc>
+          <w:tcPr>
+            <w:tcW w:type="dxa" w:w="850"/>
+            <w:shd w:fill="FFCC99" w:val="clear"/>
+          </w:tcPr>
+          <w:p>
+            <w:r>
+              <w:rPr>
+                <w:b w:val="0"/>
+                <w:sz w:val="16"/>
+              </w:rPr>
+              <w:t>W1C01A1</w:t>
+            </w:r>
+          </w:p>
+        </w:tc>
+        <w:tc>
+          <w:tcPr>
+            <w:tcW w:type="dxa" w:w="1984"/>
+            <w:shd w:fill="FFCC99" w:val="clear"/>
+          </w:tcPr>
+          <w:p>
+            <w:r>
+              <w:rPr>
+                <w:b w:val="0"/>
+                <w:sz w:val="16"/>
+              </w:rPr>
+              <w:t>asimilat-montare panouri fotovoltaice lectura</w:t>
+            </w:r>
+          </w:p>
+        </w:tc>
+        <w:tc>
+          <w:tcPr>
+            <w:tcW w:type="dxa" w:w="454"/>
+            <w:shd w:fill="FFCC99" w:val="clear"/>
+          </w:tcPr>
+          <w:p>
+            <w:r>
+              <w:rPr>
+                <w:b w:val="0"/>
+                <w:sz w:val="16"/>
+              </w:rPr>
+              <w:t>buc</w:t>
+            </w:r>
+          </w:p>
+        </w:tc>
+        <w:tc>
+          <w:tcPr>
+            <w:tcW w:type="dxa" w:w="680"/>
+            <w:shd w:fill="FFCC99" w:val="clear"/>
+          </w:tcPr>
+          <w:p>
+            <w:r>
+              <w:rPr>
+                <w:b w:val="0"/>
+                <w:sz w:val="16"/>
+              </w:rPr>
+              <w:t>1.0</w:t>
+            </w:r>
+          </w:p>
+        </w:tc>
+        <w:tc>
+          <w:tcPr>
+            <w:tcW w:type="dxa" w:w="850"/>
+            <w:shd w:fill="FFCC99" w:val="clear"/>
+          </w:tcPr>
+          <w:p>
+            <w:r>
+              <w:rPr>
+                <w:b w:val="0"/>
+                <w:sz w:val="16"/>
+              </w:rPr>
+              <w:t>W1C01A1</w:t>
+            </w:r>
+          </w:p>
+        </w:tc>
+        <w:tc>
+          <w:tcPr>
+            <w:tcW w:type="dxa" w:w="1984"/>
+            <w:shd w:fill="FFCC99" w:val="clear"/>
+          </w:tcPr>
+          <w:p>
+            <w:r>
+              <w:rPr>
+                <w:b w:val="0"/>
+                <w:sz w:val="16"/>
+              </w:rPr>
+              <w:t>Deviz 226208</w:t>
+            </w:r>
+          </w:p>
+        </w:tc>
+        <w:tc>
+          <w:tcPr>
+            <w:tcW w:type="dxa" w:w="454"/>
+            <w:shd w:fill="FFCC99" w:val="clear"/>
+          </w:tcPr>
+          <w:p>
+            <w:r>
+              <w:rPr>
+                <w:b w:val="0"/>
+                <w:sz w:val="16"/>
+              </w:rPr>
+              <w:t>buc</w:t>
+            </w:r>
+          </w:p>
+        </w:tc>
+        <w:tc>
+          <w:tcPr>
+            <w:tcW w:type="dxa" w:w="680"/>
+            <w:shd w:fill="FFCC99" w:val="clear"/>
+          </w:tcPr>
+          <w:p>
+            <w:r>
+              <w:rPr>
+                <w:b w:val="0"/>
+                <w:sz w:val="16"/>
+              </w:rPr>
+              <w:t>1.0</w:t>
+            </w:r>
+          </w:p>
+        </w:tc>
+        <w:tc>
+          <w:tcPr>
+            <w:tcW w:type="dxa" w:w="3572"/>
+            <w:shd w:fill="FFCC99" w:val="clear"/>
+          </w:tcPr>
+          <w:p>
+            <w:r>
+              <w:rPr>
+                <w:b w:val="0"/>
+                <w:color w:val="CC0000"/>
+                <w:sz w:val="16"/>
+              </w:rPr>
+              <w:t>ORPHAN: Cod 'W1C01A1' identic, dar categorii DIFERITE. Cod W1C01A1: REF categoriei 226F08 =&gt; OFERTA categoriei 226208. VERIFICARE MANUALA NECESARA!</w:t>
             </w:r>
           </w:p>
         </w:tc>
@@ -5662,7 +7693,7 @@
                 <w:color w:val="000000"/>
                 <w:sz w:val="18"/>
               </w:rPr>
-              <w:t>Neconformitati: 1 din 14 articole ref.</w:t>
+              <w:t>Neconformitati: 1 din 1 articole ref.</w:t>
             </w:r>
           </w:p>
         </w:tc>
@@ -5708,7 +7739,7 @@
                 <w:color w:val="000000"/>
                 <w:sz w:val="18"/>
               </w:rPr>
-              <w:t>14</w:t>
+              <w:t>1</w:t>
             </w:r>
           </w:p>
         </w:tc>
@@ -5745,7 +7776,7 @@
                 <w:color w:val="000000"/>
                 <w:sz w:val="18"/>
               </w:rPr>
-              <w:t>13</w:t>
+              <w:t>0</w:t>
             </w:r>
           </w:p>
         </w:tc>
@@ -5772,7 +7803,7 @@
                 <w:b/>
                 <w:sz w:val="18"/>
               </w:rPr>
-              <w:t>Capitol de lucrări 226498 — SISTEM SUPRAVEGHEREA VIDEO -OB4  │  LIPSA: 2  │  EXTRA: 0  │  Delta: -2</w:t>
+              <w:t>Capitol de lucrări 226358  │  LIPSA: 0  │  EXTRA: 2  │  Delta: +2</w:t>
             </w:r>
           </w:p>
         </w:tc>
@@ -5780,135 +7811,18 @@
       <w:tr>
         <w:tc>
           <w:tcPr>
-            <w:tcW w:type="dxa" w:w="397"/>
-            <w:shd w:fill="FFB3B3" w:val="clear"/>
-          </w:tcPr>
-          <w:p>
-            <w:r>
-              <w:rPr>
-                <w:b w:val="0"/>
-                <w:sz w:val="16"/>
-              </w:rPr>
-              <w:t>35</w:t>
-            </w:r>
-          </w:p>
-        </w:tc>
-        <w:tc>
-          <w:tcPr>
-            <w:tcW w:type="dxa" w:w="1701"/>
-            <w:shd w:fill="FFB3B3" w:val="clear"/>
-          </w:tcPr>
-          <w:p>
-            <w:r>
-              <w:rPr>
-                <w:b w:val="0"/>
-                <w:sz w:val="16"/>
-              </w:rPr>
-              <w:t>226498 - SISTEM SUPRAVEGHEREA VIDEO -OB4</w:t>
-            </w:r>
-          </w:p>
-        </w:tc>
-        <w:tc>
-          <w:tcPr>
-            <w:tcW w:type="dxa" w:w="850"/>
-            <w:shd w:fill="FFB3B3" w:val="clear"/>
-          </w:tcPr>
-          <w:p>
-            <w:r>
-              <w:rPr>
-                <w:b w:val="0"/>
-                <w:sz w:val="16"/>
-              </w:rPr>
-              <w:t>EI17A1</w:t>
-            </w:r>
-          </w:p>
-        </w:tc>
-        <w:tc>
-          <w:tcPr>
-            <w:tcW w:type="dxa" w:w="1984"/>
-            <w:shd w:fill="FFB3B3" w:val="clear"/>
-          </w:tcPr>
-          <w:p>
-            <w:r>
-              <w:rPr>
-                <w:b w:val="0"/>
-                <w:sz w:val="16"/>
-              </w:rPr>
-              <w:t>software pentru videocaptare si inregistrare</w:t>
-            </w:r>
-          </w:p>
-        </w:tc>
-        <w:tc>
-          <w:tcPr>
-            <w:tcW w:type="dxa" w:w="454"/>
-            <w:shd w:fill="FFB3B3" w:val="clear"/>
-          </w:tcPr>
-          <w:p>
-            <w:r>
-              <w:rPr>
-                <w:b w:val="0"/>
-                <w:sz w:val="16"/>
-              </w:rPr>
-              <w:t>buc</w:t>
-            </w:r>
-          </w:p>
-        </w:tc>
-        <w:tc>
-          <w:tcPr>
-            <w:tcW w:type="dxa" w:w="680"/>
-            <w:shd w:fill="FFB3B3" w:val="clear"/>
-          </w:tcPr>
-          <w:p>
-            <w:r>
-              <w:rPr>
-                <w:b w:val="0"/>
-                <w:sz w:val="16"/>
-              </w:rPr>
-              <w:t>2.0</w:t>
-            </w:r>
-          </w:p>
-        </w:tc>
-        <w:tc>
-          <w:tcPr>
-            <w:tcW w:type="dxa" w:w="850"/>
-            <w:shd w:fill="FFB3B3" w:val="clear"/>
-          </w:tcPr>
-          <w:p/>
-        </w:tc>
-        <w:tc>
-          <w:tcPr>
-            <w:tcW w:type="dxa" w:w="1984"/>
-            <w:shd w:fill="FFB3B3" w:val="clear"/>
-          </w:tcPr>
-          <w:p/>
-        </w:tc>
-        <w:tc>
-          <w:tcPr>
-            <w:tcW w:type="dxa" w:w="454"/>
-            <w:shd w:fill="FFB3B3" w:val="clear"/>
-          </w:tcPr>
-          <w:p/>
-        </w:tc>
-        <w:tc>
-          <w:tcPr>
-            <w:tcW w:type="dxa" w:w="680"/>
-            <w:shd w:fill="FFB3B3" w:val="clear"/>
-          </w:tcPr>
-          <w:p/>
-        </w:tc>
-        <w:tc>
-          <w:tcPr>
             <w:tcW w:type="dxa" w:w="3572"/>
-            <w:shd w:fill="FFB3B3" w:val="clear"/>
-          </w:tcPr>
-          <w:p>
-            <w:r>
-              <w:rPr>
-                <w:b w:val="0"/>
-                <w:color w:val="CC0000"/>
-                <w:sz w:val="16"/>
-              </w:rPr>
-              <w:t>Articol lipsă din ofertă</w:t>
+            <w:gridSpan w:val="11"/>
+            <w:shd w:fill="FFFF99" w:val="clear"/>
+          </w:tcPr>
+          <w:p>
+            <w:r>
+              <w:rPr>
+                <w:b w:val="0"/>
+                <w:i/>
+                <w:sz w:val="16"/>
+              </w:rPr>
+              <w:t>▸ Articole extra în ofertă — verificare manuală recomandată</w:t>
             </w:r>
           </w:p>
         </w:tc>
@@ -5917,125 +7831,153 @@
         <w:tc>
           <w:tcPr>
             <w:tcW w:type="dxa" w:w="397"/>
-            <w:shd w:fill="FFB3B3" w:val="clear"/>
-          </w:tcPr>
-          <w:p>
-            <w:r>
-              <w:rPr>
-                <w:b w:val="0"/>
-                <w:sz w:val="16"/>
-              </w:rPr>
-              <w:t>36</w:t>
+            <w:shd w:fill="FFFF99" w:val="clear"/>
+          </w:tcPr>
+          <w:p>
+            <w:r>
+              <w:rPr>
+                <w:b w:val="0"/>
+                <w:sz w:val="16"/>
+              </w:rPr>
+              <w:t>48</w:t>
             </w:r>
           </w:p>
         </w:tc>
         <w:tc>
           <w:tcPr>
             <w:tcW w:type="dxa" w:w="1701"/>
-            <w:shd w:fill="FFB3B3" w:val="clear"/>
-          </w:tcPr>
-          <w:p>
-            <w:r>
-              <w:rPr>
-                <w:b w:val="0"/>
-                <w:sz w:val="16"/>
-              </w:rPr>
-              <w:t>226498 - SISTEM SUPRAVEGHEREA VIDEO -OB4</w:t>
+            <w:shd w:fill="FFFF99" w:val="clear"/>
+          </w:tcPr>
+          <w:p>
+            <w:r>
+              <w:rPr>
+                <w:b w:val="0"/>
+                <w:sz w:val="16"/>
+              </w:rPr>
+              <w:t>226358</w:t>
             </w:r>
           </w:p>
         </w:tc>
         <w:tc>
           <w:tcPr>
             <w:tcW w:type="dxa" w:w="850"/>
-            <w:shd w:fill="FFB3B3" w:val="clear"/>
-          </w:tcPr>
-          <w:p>
-            <w:r>
-              <w:rPr>
-                <w:b w:val="0"/>
-                <w:sz w:val="16"/>
-              </w:rPr>
-              <w:t>EI16A1</w:t>
+            <w:shd w:fill="FFFF99" w:val="clear"/>
+          </w:tcPr>
+          <w:p>
+            <w:r>
+              <w:rPr>
+                <w:b w:val="0"/>
+                <w:sz w:val="16"/>
+              </w:rPr>
             </w:r>
           </w:p>
         </w:tc>
         <w:tc>
           <w:tcPr>
             <w:tcW w:type="dxa" w:w="1984"/>
-            <w:shd w:fill="FFB3B3" w:val="clear"/>
-          </w:tcPr>
-          <w:p>
-            <w:r>
-              <w:rPr>
-                <w:b w:val="0"/>
-                <w:sz w:val="16"/>
-              </w:rPr>
-              <w:t>revizie sistem existent supravegherea video</w:t>
+            <w:shd w:fill="FFFF99" w:val="clear"/>
+          </w:tcPr>
+          <w:p>
+            <w:r>
+              <w:rPr>
+                <w:b w:val="0"/>
+                <w:sz w:val="16"/>
+              </w:rPr>
             </w:r>
           </w:p>
         </w:tc>
         <w:tc>
           <w:tcPr>
             <w:tcW w:type="dxa" w:w="454"/>
-            <w:shd w:fill="FFB3B3" w:val="clear"/>
-          </w:tcPr>
-          <w:p>
-            <w:r>
-              <w:rPr>
-                <w:b w:val="0"/>
-                <w:sz w:val="16"/>
-              </w:rPr>
-              <w:t>buc</w:t>
+            <w:shd w:fill="FFFF99" w:val="clear"/>
+          </w:tcPr>
+          <w:p>
+            <w:r>
+              <w:rPr>
+                <w:b w:val="0"/>
+                <w:sz w:val="16"/>
+              </w:rPr>
             </w:r>
           </w:p>
         </w:tc>
         <w:tc>
           <w:tcPr>
             <w:tcW w:type="dxa" w:w="680"/>
-            <w:shd w:fill="FFB3B3" w:val="clear"/>
-          </w:tcPr>
-          <w:p>
-            <w:r>
-              <w:rPr>
-                <w:b w:val="0"/>
-                <w:sz w:val="16"/>
-              </w:rPr>
-              <w:t>1.0</w:t>
+            <w:shd w:fill="FFFF99" w:val="clear"/>
+          </w:tcPr>
+          <w:p>
+            <w:r>
+              <w:rPr>
+                <w:b w:val="0"/>
+                <w:sz w:val="16"/>
+              </w:rPr>
             </w:r>
           </w:p>
         </w:tc>
         <w:tc>
           <w:tcPr>
             <w:tcW w:type="dxa" w:w="850"/>
-            <w:shd w:fill="FFB3B3" w:val="clear"/>
-          </w:tcPr>
-          <w:p/>
+            <w:shd w:fill="FFFF99" w:val="clear"/>
+          </w:tcPr>
+          <w:p>
+            <w:r>
+              <w:rPr>
+                <w:b w:val="0"/>
+                <w:sz w:val="16"/>
+              </w:rPr>
+              <w:t>$22100100</w:t>
+            </w:r>
+          </w:p>
         </w:tc>
         <w:tc>
           <w:tcPr>
             <w:tcW w:type="dxa" w:w="1984"/>
-            <w:shd w:fill="FFB3B3" w:val="clear"/>
-          </w:tcPr>
-          <w:p/>
+            <w:shd w:fill="FFFF99" w:val="clear"/>
+          </w:tcPr>
+          <w:p>
+            <w:r>
+              <w:rPr>
+                <w:b w:val="0"/>
+                <w:sz w:val="16"/>
+              </w:rPr>
+              <w:t>profil fagure ecologic</w:t>
+            </w:r>
+          </w:p>
         </w:tc>
         <w:tc>
           <w:tcPr>
             <w:tcW w:type="dxa" w:w="454"/>
-            <w:shd w:fill="FFB3B3" w:val="clear"/>
-          </w:tcPr>
-          <w:p/>
+            <w:shd w:fill="FFFF99" w:val="clear"/>
+          </w:tcPr>
+          <w:p>
+            <w:r>
+              <w:rPr>
+                <w:b w:val="0"/>
+                <w:sz w:val="16"/>
+              </w:rPr>
+              <w:t>mp</w:t>
+            </w:r>
+          </w:p>
         </w:tc>
         <w:tc>
           <w:tcPr>
             <w:tcW w:type="dxa" w:w="680"/>
-            <w:shd w:fill="FFB3B3" w:val="clear"/>
-          </w:tcPr>
-          <w:p/>
+            <w:shd w:fill="FFFF99" w:val="clear"/>
+          </w:tcPr>
+          <w:p>
+            <w:r>
+              <w:rPr>
+                <w:b w:val="0"/>
+                <w:sz w:val="16"/>
+              </w:rPr>
+              <w:t>2000.0</w:t>
+            </w:r>
+          </w:p>
         </w:tc>
         <w:tc>
           <w:tcPr>
             <w:tcW w:type="dxa" w:w="3572"/>
-            <w:shd w:fill="FFB3B3" w:val="clear"/>
+            <w:shd w:fill="FFFF99" w:val="clear"/>
           </w:tcPr>
           <w:p>
             <w:r>
@@ -6044,7 +7986,171 @@
                 <w:color w:val="CC0000"/>
                 <w:sz w:val="16"/>
               </w:rPr>
-              <w:t>Articol lipsă din ofertă</w:t>
+              <w:t>Articol suplimentar în ofertă (nu există în referință)</w:t>
+            </w:r>
+          </w:p>
+        </w:tc>
+      </w:tr>
+      <w:tr>
+        <w:tc>
+          <w:tcPr>
+            <w:tcW w:type="dxa" w:w="397"/>
+            <w:shd w:fill="FFFF99" w:val="clear"/>
+          </w:tcPr>
+          <w:p>
+            <w:r>
+              <w:rPr>
+                <w:b w:val="0"/>
+                <w:sz w:val="16"/>
+              </w:rPr>
+              <w:t>49</w:t>
+            </w:r>
+          </w:p>
+        </w:tc>
+        <w:tc>
+          <w:tcPr>
+            <w:tcW w:type="dxa" w:w="1701"/>
+            <w:shd w:fill="FFFF99" w:val="clear"/>
+          </w:tcPr>
+          <w:p>
+            <w:r>
+              <w:rPr>
+                <w:b w:val="0"/>
+                <w:sz w:val="16"/>
+              </w:rPr>
+              <w:t>226358</w:t>
+            </w:r>
+          </w:p>
+        </w:tc>
+        <w:tc>
+          <w:tcPr>
+            <w:tcW w:type="dxa" w:w="850"/>
+            <w:shd w:fill="FFFF99" w:val="clear"/>
+          </w:tcPr>
+          <w:p>
+            <w:r>
+              <w:rPr>
+                <w:b w:val="0"/>
+                <w:sz w:val="16"/>
+              </w:rPr>
+            </w:r>
+          </w:p>
+        </w:tc>
+        <w:tc>
+          <w:tcPr>
+            <w:tcW w:type="dxa" w:w="1984"/>
+            <w:shd w:fill="FFFF99" w:val="clear"/>
+          </w:tcPr>
+          <w:p>
+            <w:r>
+              <w:rPr>
+                <w:b w:val="0"/>
+                <w:sz w:val="16"/>
+              </w:rPr>
+            </w:r>
+          </w:p>
+        </w:tc>
+        <w:tc>
+          <w:tcPr>
+            <w:tcW w:type="dxa" w:w="454"/>
+            <w:shd w:fill="FFFF99" w:val="clear"/>
+          </w:tcPr>
+          <w:p>
+            <w:r>
+              <w:rPr>
+                <w:b w:val="0"/>
+                <w:sz w:val="16"/>
+              </w:rPr>
+            </w:r>
+          </w:p>
+        </w:tc>
+        <w:tc>
+          <w:tcPr>
+            <w:tcW w:type="dxa" w:w="680"/>
+            <w:shd w:fill="FFFF99" w:val="clear"/>
+          </w:tcPr>
+          <w:p>
+            <w:r>
+              <w:rPr>
+                <w:b w:val="0"/>
+                <w:sz w:val="16"/>
+              </w:rPr>
+            </w:r>
+          </w:p>
+        </w:tc>
+        <w:tc>
+          <w:tcPr>
+            <w:tcW w:type="dxa" w:w="850"/>
+            <w:shd w:fill="FFFF99" w:val="clear"/>
+          </w:tcPr>
+          <w:p>
+            <w:r>
+              <w:rPr>
+                <w:b w:val="0"/>
+                <w:sz w:val="16"/>
+              </w:rPr>
+              <w:t>TRA01A20P</w:t>
+            </w:r>
+          </w:p>
+        </w:tc>
+        <w:tc>
+          <w:tcPr>
+            <w:tcW w:type="dxa" w:w="1984"/>
+            <w:shd w:fill="FFFF99" w:val="clear"/>
+          </w:tcPr>
+          <w:p>
+            <w:r>
+              <w:rPr>
+                <w:b w:val="0"/>
+                <w:sz w:val="16"/>
+              </w:rPr>
+              <w:t>transportul rutier al pamantului sau molozului ...</w:t>
+            </w:r>
+          </w:p>
+        </w:tc>
+        <w:tc>
+          <w:tcPr>
+            <w:tcW w:type="dxa" w:w="454"/>
+            <w:shd w:fill="FFFF99" w:val="clear"/>
+          </w:tcPr>
+          <w:p>
+            <w:r>
+              <w:rPr>
+                <w:b w:val="0"/>
+                <w:sz w:val="16"/>
+              </w:rPr>
+              <w:t>tona</w:t>
+            </w:r>
+          </w:p>
+        </w:tc>
+        <w:tc>
+          <w:tcPr>
+            <w:tcW w:type="dxa" w:w="680"/>
+            <w:shd w:fill="FFFF99" w:val="clear"/>
+          </w:tcPr>
+          <w:p>
+            <w:r>
+              <w:rPr>
+                <w:b w:val="0"/>
+                <w:sz w:val="16"/>
+              </w:rPr>
+              <w:t>1132.4</w:t>
+            </w:r>
+          </w:p>
+        </w:tc>
+        <w:tc>
+          <w:tcPr>
+            <w:tcW w:type="dxa" w:w="3572"/>
+            <w:shd w:fill="FFFF99" w:val="clear"/>
+          </w:tcPr>
+          <w:p>
+            <w:r>
+              <w:rPr>
+                <w:b w:val="0"/>
+                <w:color w:val="CC0000"/>
+                <w:sz w:val="16"/>
+              </w:rPr>
+              <w:t>Articol suplimentar în ofertă (nu există în referință)</w:t>
             </w:r>
           </w:p>
         </w:tc>
@@ -6084,7 +8190,7 @@
                 <w:color w:val="000000"/>
                 <w:sz w:val="18"/>
               </w:rPr>
-              <w:t>Neconformitati: 2 din 16 articole ref.</w:t>
+              <w:t>Neconformitati: 2 din 18 articole ref.</w:t>
             </w:r>
           </w:p>
         </w:tc>
@@ -6130,7 +8236,7 @@
                 <w:color w:val="000000"/>
                 <w:sz w:val="18"/>
               </w:rPr>
-              <w:t>16</w:t>
+              <w:t>18</w:t>
             </w:r>
           </w:p>
         </w:tc>
@@ -6167,7 +8273,7 @@
                 <w:color w:val="000000"/>
                 <w:sz w:val="18"/>
               </w:rPr>
-              <w:t>14</w:t>
+              <w:t>19</w:t>
             </w:r>
           </w:p>
         </w:tc>
@@ -6194,493 +8300,7 @@
                 <w:b/>
                 <w:sz w:val="18"/>
               </w:rPr>
-              <w:t>Capitol de lucrări 226528 — INSTALATII SANITARE OB.5  │  LIPSA: 0  │  EXTRA: 1  │  Delta: +1</w:t>
-            </w:r>
-          </w:p>
-        </w:tc>
-      </w:tr>
-      <w:tr>
-        <w:tc>
-          <w:tcPr>
-            <w:tcW w:type="dxa" w:w="397"/>
-          </w:tcPr>
-          <w:p>
-            <w:r>
-              <w:rPr>
-                <w:b w:val="0"/>
-                <w:sz w:val="16"/>
-              </w:rPr>
-              <w:t>38</w:t>
-            </w:r>
-          </w:p>
-        </w:tc>
-        <w:tc>
-          <w:tcPr>
-            <w:tcW w:type="dxa" w:w="1701"/>
-          </w:tcPr>
-          <w:p>
-            <w:r>
-              <w:rPr>
-                <w:b w:val="0"/>
-                <w:sz w:val="16"/>
-              </w:rPr>
-              <w:t>226528 - INSTALATII SANITARE OB.5</w:t>
-            </w:r>
-          </w:p>
-        </w:tc>
-        <w:tc>
-          <w:tcPr>
-            <w:tcW w:type="dxa" w:w="850"/>
-          </w:tcPr>
-          <w:p>
-            <w:r>
-              <w:rPr>
-                <w:b w:val="0"/>
-                <w:sz w:val="16"/>
-              </w:rPr>
-              <w:t>SB09B</w:t>
-            </w:r>
-          </w:p>
-        </w:tc>
-        <w:tc>
-          <w:tcPr>
-            <w:tcW w:type="dxa" w:w="1984"/>
-          </w:tcPr>
-          <w:p>
-            <w:r>
-              <w:rPr>
-                <w:b w:val="0"/>
-                <w:sz w:val="16"/>
-              </w:rPr>
-              <w:t>piese leg (cot, red, piesa curat mufa dubla, co...</w:t>
-            </w:r>
-          </w:p>
-        </w:tc>
-        <w:tc>
-          <w:tcPr>
-            <w:tcW w:type="dxa" w:w="454"/>
-          </w:tcPr>
-          <w:p>
-            <w:r>
-              <w:rPr>
-                <w:b w:val="0"/>
-                <w:color w:val="CC0000"/>
-                <w:sz w:val="16"/>
-              </w:rPr>
-              <w:t>m</w:t>
-            </w:r>
-          </w:p>
-        </w:tc>
-        <w:tc>
-          <w:tcPr>
-            <w:tcW w:type="dxa" w:w="680"/>
-          </w:tcPr>
-          <w:p>
-            <w:r>
-              <w:rPr>
-                <w:b w:val="0"/>
-                <w:sz w:val="16"/>
-              </w:rPr>
-              <w:t>10.0</w:t>
-            </w:r>
-          </w:p>
-        </w:tc>
-        <w:tc>
-          <w:tcPr>
-            <w:tcW w:type="dxa" w:w="850"/>
-          </w:tcPr>
-          <w:p>
-            <w:r>
-              <w:rPr>
-                <w:b w:val="0"/>
-                <w:sz w:val="16"/>
-              </w:rPr>
-              <w:t>SB09B</w:t>
-            </w:r>
-          </w:p>
-        </w:tc>
-        <w:tc>
-          <w:tcPr>
-            <w:tcW w:type="dxa" w:w="1984"/>
-          </w:tcPr>
-          <w:p>
-            <w:r>
-              <w:rPr>
-                <w:b w:val="0"/>
-                <w:sz w:val="16"/>
-              </w:rPr>
-              <w:t>piese legatura (cot,red,piesa curat mufa dubla,...</w:t>
-            </w:r>
-          </w:p>
-        </w:tc>
-        <w:tc>
-          <w:tcPr>
-            <w:tcW w:type="dxa" w:w="454"/>
-          </w:tcPr>
-          <w:p>
-            <w:r>
-              <w:rPr>
-                <w:b w:val="0"/>
-                <w:color w:val="CC0000"/>
-                <w:sz w:val="16"/>
-              </w:rPr>
-              <w:t>buc</w:t>
-            </w:r>
-          </w:p>
-        </w:tc>
-        <w:tc>
-          <w:tcPr>
-            <w:tcW w:type="dxa" w:w="680"/>
-          </w:tcPr>
-          <w:p>
-            <w:r>
-              <w:rPr>
-                <w:b w:val="0"/>
-                <w:sz w:val="16"/>
-              </w:rPr>
-              <w:t>10.0</w:t>
-            </w:r>
-          </w:p>
-        </w:tc>
-        <w:tc>
-          <w:tcPr>
-            <w:tcW w:type="dxa" w:w="3572"/>
-          </w:tcPr>
-          <w:p>
-            <w:r>
-              <w:rPr>
-                <w:b w:val="0"/>
-                <w:color w:val="CC0000"/>
-                <w:sz w:val="16"/>
-              </w:rPr>
-              <w:t>Unitate de măsură diferită: referință m, ofertat buc</w:t>
-            </w:r>
-          </w:p>
-        </w:tc>
-      </w:tr>
-      <w:tr>
-        <w:tc>
-          <w:tcPr>
-            <w:tcW w:type="dxa" w:w="397"/>
-          </w:tcPr>
-          <w:p>
-            <w:r>
-              <w:rPr>
-                <w:b w:val="0"/>
-                <w:sz w:val="16"/>
-              </w:rPr>
-              <w:t>39</w:t>
-            </w:r>
-          </w:p>
-        </w:tc>
-        <w:tc>
-          <w:tcPr>
-            <w:tcW w:type="dxa" w:w="1701"/>
-          </w:tcPr>
-          <w:p>
-            <w:r>
-              <w:rPr>
-                <w:b w:val="0"/>
-                <w:sz w:val="16"/>
-              </w:rPr>
-              <w:t>226528 - INSTALATII SANITARE OB.5</w:t>
-            </w:r>
-          </w:p>
-        </w:tc>
-        <w:tc>
-          <w:tcPr>
-            <w:tcW w:type="dxa" w:w="850"/>
-          </w:tcPr>
-          <w:p>
-            <w:r>
-              <w:rPr>
-                <w:b w:val="0"/>
-                <w:sz w:val="16"/>
-              </w:rPr>
-              <w:t>$2222213</w:t>
-            </w:r>
-          </w:p>
-        </w:tc>
-        <w:tc>
-          <w:tcPr>
-            <w:tcW w:type="dxa" w:w="1984"/>
-          </w:tcPr>
-          <w:p>
-            <w:r>
-              <w:rPr>
-                <w:b w:val="0"/>
-                <w:sz w:val="16"/>
-              </w:rPr>
-              <w:t>perie wc detaliere transporturi: -transport aut...</w:t>
-            </w:r>
-          </w:p>
-        </w:tc>
-        <w:tc>
-          <w:tcPr>
-            <w:tcW w:type="dxa" w:w="454"/>
-          </w:tcPr>
-          <w:p>
-            <w:r>
-              <w:rPr>
-                <w:b w:val="0"/>
-                <w:sz w:val="16"/>
-              </w:rPr>
-              <w:t>buc</w:t>
-            </w:r>
-          </w:p>
-        </w:tc>
-        <w:tc>
-          <w:tcPr>
-            <w:tcW w:type="dxa" w:w="680"/>
-          </w:tcPr>
-          <w:p>
-            <w:r>
-              <w:rPr>
-                <w:b w:val="0"/>
-                <w:color w:val="CC0000"/>
-                <w:sz w:val="16"/>
-              </w:rPr>
-              <w:t>1.0</w:t>
-            </w:r>
-          </w:p>
-        </w:tc>
-        <w:tc>
-          <w:tcPr>
-            <w:tcW w:type="dxa" w:w="850"/>
-          </w:tcPr>
-          <w:p>
-            <w:r>
-              <w:rPr>
-                <w:b w:val="0"/>
-                <w:sz w:val="16"/>
-              </w:rPr>
-              <w:t>$2222213</w:t>
-            </w:r>
-          </w:p>
-        </w:tc>
-        <w:tc>
-          <w:tcPr>
-            <w:tcW w:type="dxa" w:w="1984"/>
-          </w:tcPr>
-          <w:p>
-            <w:r>
-              <w:rPr>
-                <w:b w:val="0"/>
-                <w:sz w:val="16"/>
-              </w:rPr>
-              <w:t>perie wc si suport inox/sticla mata, suspendat ...</w:t>
-            </w:r>
-          </w:p>
-        </w:tc>
-        <w:tc>
-          <w:tcPr>
-            <w:tcW w:type="dxa" w:w="454"/>
-          </w:tcPr>
-          <w:p>
-            <w:r>
-              <w:rPr>
-                <w:b w:val="0"/>
-                <w:sz w:val="16"/>
-              </w:rPr>
-              <w:t>buc</w:t>
-            </w:r>
-          </w:p>
-        </w:tc>
-        <w:tc>
-          <w:tcPr>
-            <w:tcW w:type="dxa" w:w="680"/>
-          </w:tcPr>
-          <w:p>
-            <w:r>
-              <w:rPr>
-                <w:b w:val="0"/>
-                <w:color w:val="CC0000"/>
-                <w:sz w:val="16"/>
-              </w:rPr>
-              <w:t>4.0</w:t>
-            </w:r>
-          </w:p>
-        </w:tc>
-        <w:tc>
-          <w:tcPr>
-            <w:tcW w:type="dxa" w:w="3572"/>
-          </w:tcPr>
-          <w:p>
-            <w:r>
-              <w:rPr>
-                <w:b w:val="0"/>
-                <w:color w:val="CC0000"/>
-                <w:sz w:val="16"/>
-              </w:rPr>
-              <w:t>Cantitate diferită: referință 1.0 buc, ofertat 4.0 buc</w:t>
-            </w:r>
-          </w:p>
-        </w:tc>
-      </w:tr>
-      <w:tr>
-        <w:tc>
-          <w:tcPr>
-            <w:tcW w:type="dxa" w:w="397"/>
-            <w:shd w:fill="FFB347" w:val="clear"/>
-          </w:tcPr>
-          <w:p>
-            <w:r>
-              <w:rPr>
-                <w:b w:val="0"/>
-                <w:sz w:val="16"/>
-              </w:rPr>
-              <w:t>40</w:t>
-            </w:r>
-          </w:p>
-        </w:tc>
-        <w:tc>
-          <w:tcPr>
-            <w:tcW w:type="dxa" w:w="1701"/>
-            <w:shd w:fill="FFB347" w:val="clear"/>
-          </w:tcPr>
-          <w:p>
-            <w:r>
-              <w:rPr>
-                <w:b w:val="0"/>
-                <w:sz w:val="16"/>
-              </w:rPr>
-              <w:t>226528 - INSTALATII SANITARE OB.5</w:t>
-            </w:r>
-          </w:p>
-        </w:tc>
-        <w:tc>
-          <w:tcPr>
-            <w:tcW w:type="dxa" w:w="850"/>
-            <w:shd w:fill="FFB347" w:val="clear"/>
-          </w:tcPr>
-          <w:p>
-            <w:r>
-              <w:rPr>
-                <w:b w:val="0"/>
-                <w:sz w:val="16"/>
-              </w:rPr>
-              <w:t>$2222213</w:t>
-            </w:r>
-          </w:p>
-        </w:tc>
-        <w:tc>
-          <w:tcPr>
-            <w:tcW w:type="dxa" w:w="1984"/>
-            <w:shd w:fill="FFB347" w:val="clear"/>
-          </w:tcPr>
-          <w:p>
-            <w:r>
-              <w:rPr>
-                <w:b w:val="0"/>
-                <w:sz w:val="16"/>
-              </w:rPr>
-              <w:t>perie wc si suport inox/sticla mata, suspendat ...</w:t>
-            </w:r>
-          </w:p>
-        </w:tc>
-        <w:tc>
-          <w:tcPr>
-            <w:tcW w:type="dxa" w:w="454"/>
-            <w:shd w:fill="FFB347" w:val="clear"/>
-          </w:tcPr>
-          <w:p>
-            <w:r>
-              <w:rPr>
-                <w:b w:val="0"/>
-                <w:sz w:val="16"/>
-              </w:rPr>
-              <w:t>buc</w:t>
-            </w:r>
-          </w:p>
-        </w:tc>
-        <w:tc>
-          <w:tcPr>
-            <w:tcW w:type="dxa" w:w="680"/>
-            <w:shd w:fill="FFB347" w:val="clear"/>
-          </w:tcPr>
-          <w:p>
-            <w:r>
-              <w:rPr>
-                <w:b w:val="0"/>
-                <w:sz w:val="16"/>
-              </w:rPr>
-              <w:t>4.0</w:t>
-            </w:r>
-          </w:p>
-        </w:tc>
-        <w:tc>
-          <w:tcPr>
-            <w:tcW w:type="dxa" w:w="850"/>
-            <w:shd w:fill="FFB347" w:val="clear"/>
-          </w:tcPr>
-          <w:p>
-            <w:r>
-              <w:rPr>
-                <w:b w:val="0"/>
-                <w:sz w:val="16"/>
-              </w:rPr>
-              <w:t>$22222131</w:t>
-            </w:r>
-          </w:p>
-        </w:tc>
-        <w:tc>
-          <w:tcPr>
-            <w:tcW w:type="dxa" w:w="1984"/>
-            <w:shd w:fill="FFB347" w:val="clear"/>
-          </w:tcPr>
-          <w:p>
-            <w:r>
-              <w:rPr>
-                <w:b w:val="0"/>
-                <w:sz w:val="16"/>
-              </w:rPr>
-              <w:t>perie wc</w:t>
-            </w:r>
-          </w:p>
-        </w:tc>
-        <w:tc>
-          <w:tcPr>
-            <w:tcW w:type="dxa" w:w="454"/>
-            <w:shd w:fill="FFB347" w:val="clear"/>
-          </w:tcPr>
-          <w:p>
-            <w:r>
-              <w:rPr>
-                <w:b w:val="0"/>
-                <w:sz w:val="16"/>
-              </w:rPr>
-              <w:t>buc</w:t>
-            </w:r>
-          </w:p>
-        </w:tc>
-        <w:tc>
-          <w:tcPr>
-            <w:tcW w:type="dxa" w:w="680"/>
-            <w:shd w:fill="FFB347" w:val="clear"/>
-          </w:tcPr>
-          <w:p>
-            <w:r>
-              <w:rPr>
-                <w:b w:val="0"/>
-                <w:sz w:val="16"/>
-              </w:rPr>
-              <w:t>1.0</w:t>
-            </w:r>
-          </w:p>
-        </w:tc>
-        <w:tc>
-          <w:tcPr>
-            <w:tcW w:type="dxa" w:w="3572"/>
-            <w:shd w:fill="FFB347" w:val="clear"/>
-          </w:tcPr>
-          <w:p>
-            <w:r>
-              <w:rPr>
-                <w:b w:val="0"/>
-                <w:color w:val="CC0000"/>
-                <w:sz w:val="16"/>
-              </w:rPr>
-              <w:t>Cod similar — posibilă eroare OCR sau variație: referință '$2222213', ofertat '$22222131'. Cod similar: referinta '$2222213', ofertat '$22222131'. Necesită verificare manuală.</w:t>
+              <w:t>Capitol de lucrări 226478  │  LIPSA: 0  │  EXTRA: 1  │  Delta: +1</w:t>
             </w:r>
           </w:p>
         </w:tc>
@@ -6716,7 +8336,7 @@
                 <w:b w:val="0"/>
                 <w:sz w:val="16"/>
               </w:rPr>
-              <w:t>41</w:t>
+              <w:t>51</w:t>
             </w:r>
           </w:p>
         </w:tc>
@@ -6731,7 +8351,7 @@
                 <w:b w:val="0"/>
                 <w:sz w:val="16"/>
               </w:rPr>
-              <w:t>226528 - INSTALATII SANITARE OB.5</w:t>
+              <w:t>226478</w:t>
             </w:r>
           </w:p>
         </w:tc>
@@ -6802,7 +8422,7 @@
                 <w:b w:val="0"/>
                 <w:sz w:val="16"/>
               </w:rPr>
-              <w:t>SD13A1</w:t>
+              <w:t>$3270501</w:t>
             </w:r>
           </w:p>
         </w:tc>
@@ -6817,7 +8437,7 @@
                 <w:b w:val="0"/>
                 <w:sz w:val="16"/>
               </w:rPr>
-              <w:t>robinet trec cu ventil si mufe, pentru tevi ote...</w:t>
+              <w:t>cablu cyyf 4x1,5 mmp</w:t>
             </w:r>
           </w:p>
         </w:tc>
@@ -6832,7 +8452,7 @@
                 <w:b w:val="0"/>
                 <w:sz w:val="16"/>
               </w:rPr>
-              <w:t>buc</w:t>
+              <w:t>m</w:t>
             </w:r>
           </w:p>
         </w:tc>
@@ -6847,7 +8467,7 @@
                 <w:b w:val="0"/>
                 <w:sz w:val="16"/>
               </w:rPr>
-              <w:t>4.0</w:t>
+              <w:t>306.0</w:t>
             </w:r>
           </w:p>
         </w:tc>
@@ -6903,7 +8523,7 @@
                 <w:color w:val="000000"/>
                 <w:sz w:val="18"/>
               </w:rPr>
-              <w:t>Neconformitati: 2 din 184 articole ref.</w:t>
+              <w:t>Neconformitati: 1 din 35 articole ref.</w:t>
             </w:r>
           </w:p>
         </w:tc>
@@ -6949,7 +8569,7 @@
                 <w:color w:val="000000"/>
                 <w:sz w:val="18"/>
               </w:rPr>
-              <w:t>184</w:t>
+              <w:t>35</w:t>
             </w:r>
           </w:p>
         </w:tc>
@@ -6986,7 +8606,7 @@
                 <w:color w:val="000000"/>
                 <w:sz w:val="18"/>
               </w:rPr>
-              <w:t>134</w:t>
+              <w:t>35</w:t>
             </w:r>
           </w:p>
         </w:tc>
@@ -7013,461 +8633,7 @@
                 <w:b/>
                 <w:sz w:val="18"/>
               </w:rPr>
-              <w:t>Capitol de lucrări 226F08 — 45000000 AMENAJARI EXTERIOARE  │  LIPSA: 1  │  EXTRA: 0  │  Delta: -1</w:t>
-            </w:r>
-          </w:p>
-        </w:tc>
-      </w:tr>
-      <w:tr>
-        <w:tc>
-          <w:tcPr>
-            <w:tcW w:type="dxa" w:w="397"/>
-            <w:shd w:fill="FFB3B3" w:val="clear"/>
-          </w:tcPr>
-          <w:p>
-            <w:r>
-              <w:rPr>
-                <w:b w:val="0"/>
-                <w:sz w:val="16"/>
-              </w:rPr>
-              <w:t>43</w:t>
-            </w:r>
-          </w:p>
-        </w:tc>
-        <w:tc>
-          <w:tcPr>
-            <w:tcW w:type="dxa" w:w="1701"/>
-            <w:shd w:fill="FFB3B3" w:val="clear"/>
-          </w:tcPr>
-          <w:p>
-            <w:r>
-              <w:rPr>
-                <w:b w:val="0"/>
-                <w:sz w:val="16"/>
-              </w:rPr>
-              <w:t>226F08 - 45000000 AMENAJARI EXTERIOARE</w:t>
-            </w:r>
-          </w:p>
-        </w:tc>
-        <w:tc>
-          <w:tcPr>
-            <w:tcW w:type="dxa" w:w="850"/>
-            <w:shd w:fill="FFB3B3" w:val="clear"/>
-          </w:tcPr>
-          <w:p>
-            <w:r>
-              <w:rPr>
-                <w:b w:val="0"/>
-                <w:sz w:val="16"/>
-              </w:rPr>
-              <w:t>W1C01A1</w:t>
-            </w:r>
-          </w:p>
-        </w:tc>
-        <w:tc>
-          <w:tcPr>
-            <w:tcW w:type="dxa" w:w="1984"/>
-            <w:shd w:fill="FFB3B3" w:val="clear"/>
-          </w:tcPr>
-          <w:p>
-            <w:r>
-              <w:rPr>
-                <w:b w:val="0"/>
-                <w:sz w:val="16"/>
-              </w:rPr>
-              <w:t>asimilat-montare panouri fotovoltaice lectura</w:t>
-            </w:r>
-          </w:p>
-        </w:tc>
-        <w:tc>
-          <w:tcPr>
-            <w:tcW w:type="dxa" w:w="454"/>
-            <w:shd w:fill="FFB3B3" w:val="clear"/>
-          </w:tcPr>
-          <w:p>
-            <w:r>
-              <w:rPr>
-                <w:b w:val="0"/>
-                <w:sz w:val="16"/>
-              </w:rPr>
-              <w:t>buc</w:t>
-            </w:r>
-          </w:p>
-        </w:tc>
-        <w:tc>
-          <w:tcPr>
-            <w:tcW w:type="dxa" w:w="680"/>
-            <w:shd w:fill="FFB3B3" w:val="clear"/>
-          </w:tcPr>
-          <w:p>
-            <w:r>
-              <w:rPr>
-                <w:b w:val="0"/>
-                <w:sz w:val="16"/>
-              </w:rPr>
-              <w:t>1.0</w:t>
-            </w:r>
-          </w:p>
-        </w:tc>
-        <w:tc>
-          <w:tcPr>
-            <w:tcW w:type="dxa" w:w="850"/>
-            <w:shd w:fill="FFB3B3" w:val="clear"/>
-          </w:tcPr>
-          <w:p/>
-        </w:tc>
-        <w:tc>
-          <w:tcPr>
-            <w:tcW w:type="dxa" w:w="1984"/>
-            <w:shd w:fill="FFB3B3" w:val="clear"/>
-          </w:tcPr>
-          <w:p/>
-        </w:tc>
-        <w:tc>
-          <w:tcPr>
-            <w:tcW w:type="dxa" w:w="454"/>
-            <w:shd w:fill="FFB3B3" w:val="clear"/>
-          </w:tcPr>
-          <w:p/>
-        </w:tc>
-        <w:tc>
-          <w:tcPr>
-            <w:tcW w:type="dxa" w:w="680"/>
-            <w:shd w:fill="FFB3B3" w:val="clear"/>
-          </w:tcPr>
-          <w:p/>
-        </w:tc>
-        <w:tc>
-          <w:tcPr>
-            <w:tcW w:type="dxa" w:w="3572"/>
-            <w:shd w:fill="FFB3B3" w:val="clear"/>
-          </w:tcPr>
-          <w:p>
-            <w:r>
-              <w:rPr>
-                <w:b w:val="0"/>
-                <w:color w:val="CC0000"/>
-                <w:sz w:val="16"/>
-              </w:rPr>
-              <w:t>Articol lipsă din ofertă</w:t>
-            </w:r>
-          </w:p>
-        </w:tc>
-      </w:tr>
-      <w:tr>
-        <w:tc>
-          <w:tcPr>
-            <w:tcW w:type="dxa" w:w="397"/>
-            <w:shd w:fill="FFCC99" w:val="clear"/>
-          </w:tcPr>
-          <w:p>
-            <w:r>
-              <w:rPr>
-                <w:b w:val="0"/>
-                <w:sz w:val="16"/>
-              </w:rPr>
-              <w:t>44</w:t>
-            </w:r>
-          </w:p>
-        </w:tc>
-        <w:tc>
-          <w:tcPr>
-            <w:tcW w:type="dxa" w:w="1701"/>
-            <w:shd w:fill="FFCC99" w:val="clear"/>
-          </w:tcPr>
-          <w:p>
-            <w:r>
-              <w:rPr>
-                <w:b w:val="0"/>
-                <w:sz w:val="16"/>
-              </w:rPr>
-              <w:t>226F08 - 45000000 AMENAJARI EXTERIOARE</w:t>
-            </w:r>
-          </w:p>
-        </w:tc>
-        <w:tc>
-          <w:tcPr>
-            <w:tcW w:type="dxa" w:w="850"/>
-            <w:shd w:fill="FFCC99" w:val="clear"/>
-          </w:tcPr>
-          <w:p>
-            <w:r>
-              <w:rPr>
-                <w:b w:val="0"/>
-                <w:sz w:val="16"/>
-              </w:rPr>
-              <w:t>W1C01A1</w:t>
-            </w:r>
-          </w:p>
-        </w:tc>
-        <w:tc>
-          <w:tcPr>
-            <w:tcW w:type="dxa" w:w="1984"/>
-            <w:shd w:fill="FFCC99" w:val="clear"/>
-          </w:tcPr>
-          <w:p>
-            <w:r>
-              <w:rPr>
-                <w:b w:val="0"/>
-                <w:sz w:val="16"/>
-              </w:rPr>
-              <w:t>asimilat-montare panouri fotovoltaice lectura</w:t>
-            </w:r>
-          </w:p>
-        </w:tc>
-        <w:tc>
-          <w:tcPr>
-            <w:tcW w:type="dxa" w:w="454"/>
-            <w:shd w:fill="FFCC99" w:val="clear"/>
-          </w:tcPr>
-          <w:p>
-            <w:r>
-              <w:rPr>
-                <w:b w:val="0"/>
-                <w:sz w:val="16"/>
-              </w:rPr>
-              <w:t>buc</w:t>
-            </w:r>
-          </w:p>
-        </w:tc>
-        <w:tc>
-          <w:tcPr>
-            <w:tcW w:type="dxa" w:w="680"/>
-            <w:shd w:fill="FFCC99" w:val="clear"/>
-          </w:tcPr>
-          <w:p>
-            <w:r>
-              <w:rPr>
-                <w:b w:val="0"/>
-                <w:sz w:val="16"/>
-              </w:rPr>
-              <w:t>1.0</w:t>
-            </w:r>
-          </w:p>
-        </w:tc>
-        <w:tc>
-          <w:tcPr>
-            <w:tcW w:type="dxa" w:w="850"/>
-            <w:shd w:fill="FFCC99" w:val="clear"/>
-          </w:tcPr>
-          <w:p>
-            <w:r>
-              <w:rPr>
-                <w:b w:val="0"/>
-                <w:sz w:val="16"/>
-              </w:rPr>
-              <w:t>W1C01A1</w:t>
-            </w:r>
-          </w:p>
-        </w:tc>
-        <w:tc>
-          <w:tcPr>
-            <w:tcW w:type="dxa" w:w="1984"/>
-            <w:shd w:fill="FFCC99" w:val="clear"/>
-          </w:tcPr>
-          <w:p>
-            <w:r>
-              <w:rPr>
-                <w:b w:val="0"/>
-                <w:sz w:val="16"/>
-              </w:rPr>
-              <w:t>Deviz 226208</w:t>
-            </w:r>
-          </w:p>
-        </w:tc>
-        <w:tc>
-          <w:tcPr>
-            <w:tcW w:type="dxa" w:w="454"/>
-            <w:shd w:fill="FFCC99" w:val="clear"/>
-          </w:tcPr>
-          <w:p>
-            <w:r>
-              <w:rPr>
-                <w:b w:val="0"/>
-                <w:sz w:val="16"/>
-              </w:rPr>
-              <w:t>buc</w:t>
-            </w:r>
-          </w:p>
-        </w:tc>
-        <w:tc>
-          <w:tcPr>
-            <w:tcW w:type="dxa" w:w="680"/>
-            <w:shd w:fill="FFCC99" w:val="clear"/>
-          </w:tcPr>
-          <w:p>
-            <w:r>
-              <w:rPr>
-                <w:b w:val="0"/>
-                <w:sz w:val="16"/>
-              </w:rPr>
-              <w:t>1.0</w:t>
-            </w:r>
-          </w:p>
-        </w:tc>
-        <w:tc>
-          <w:tcPr>
-            <w:tcW w:type="dxa" w:w="3572"/>
-            <w:shd w:fill="FFCC99" w:val="clear"/>
-          </w:tcPr>
-          <w:p>
-            <w:r>
-              <w:rPr>
-                <w:b w:val="0"/>
-                <w:color w:val="CC0000"/>
-                <w:sz w:val="16"/>
-              </w:rPr>
-              <w:t>ORPHAN: Cod 'W1C01A1' identic, dar categorii DIFERITE. Cod W1C01A1: REF categoriei 226F08 =&gt; OFERTA categoriei 226208. VERIFICARE MANUALA NECESARA!</w:t>
-            </w:r>
-          </w:p>
-        </w:tc>
-      </w:tr>
-      <w:tr>
-        <w:tc>
-          <w:tcPr>
-            <w:tcW w:type="dxa" w:w="397"/>
-          </w:tcPr>
-          <w:p/>
-        </w:tc>
-        <w:tc>
-          <w:tcPr>
-            <w:tcW w:type="dxa" w:w="1701"/>
-            <w:shd w:fill="D9D9D9" w:val="clear"/>
-          </w:tcPr>
-          <w:p>
-            <w:r>
-              <w:rPr>
-                <w:b/>
-                <w:color w:val="000000"/>
-                <w:sz w:val="18"/>
-              </w:rPr>
-              <w:t>SUMAR</w:t>
-            </w:r>
-          </w:p>
-        </w:tc>
-        <w:tc>
-          <w:tcPr>
-            <w:tcW w:type="dxa" w:w="850"/>
-            <w:shd w:fill="D9D9D9" w:val="clear"/>
-          </w:tcPr>
-          <w:p>
-            <w:r>
-              <w:rPr>
-                <w:b/>
-                <w:color w:val="000000"/>
-                <w:sz w:val="18"/>
-              </w:rPr>
-              <w:t>Neconformitati: 1 din 1 articole ref.</w:t>
-            </w:r>
-          </w:p>
-        </w:tc>
-        <w:tc>
-          <w:tcPr>
-            <w:tcW w:type="dxa" w:w="1984"/>
-            <w:shd w:fill="D9D9D9" w:val="clear"/>
-          </w:tcPr>
-          <w:p>
-            <w:r/>
-          </w:p>
-        </w:tc>
-        <w:tc>
-          <w:tcPr>
-            <w:tcW w:type="dxa" w:w="454"/>
-            <w:shd w:fill="D9D9D9" w:val="clear"/>
-          </w:tcPr>
-          <w:p>
-            <w:r/>
-          </w:p>
-        </w:tc>
-        <w:tc>
-          <w:tcPr>
-            <w:tcW w:type="dxa" w:w="680"/>
-            <w:shd w:fill="D9D9D9" w:val="clear"/>
-          </w:tcPr>
-          <w:p>
-            <w:r/>
-          </w:p>
-        </w:tc>
-        <w:tc>
-          <w:tcPr>
-            <w:tcW w:type="dxa" w:w="850"/>
-            <w:shd w:fill="D9D9D9" w:val="clear"/>
-          </w:tcPr>
-          <w:p>
-            <w:pPr>
-              <w:jc w:val="center"/>
-            </w:pPr>
-            <w:r>
-              <w:rPr>
-                <w:b/>
-                <w:color w:val="000000"/>
-                <w:sz w:val="18"/>
-              </w:rPr>
-              <w:t>1</w:t>
-            </w:r>
-          </w:p>
-        </w:tc>
-        <w:tc>
-          <w:tcPr>
-            <w:tcW w:type="dxa" w:w="1984"/>
-            <w:shd w:fill="D9D9D9" w:val="clear"/>
-          </w:tcPr>
-          <w:p>
-            <w:r/>
-          </w:p>
-        </w:tc>
-        <w:tc>
-          <w:tcPr>
-            <w:tcW w:type="dxa" w:w="454"/>
-            <w:shd w:fill="D9D9D9" w:val="clear"/>
-          </w:tcPr>
-          <w:p>
-            <w:r/>
-          </w:p>
-        </w:tc>
-        <w:tc>
-          <w:tcPr>
-            <w:tcW w:type="dxa" w:w="680"/>
-            <w:shd w:fill="D9D9D9" w:val="clear"/>
-          </w:tcPr>
-          <w:p>
-            <w:pPr>
-              <w:jc w:val="center"/>
-            </w:pPr>
-            <w:r>
-              <w:rPr>
-                <w:b/>
-                <w:color w:val="000000"/>
-                <w:sz w:val="18"/>
-              </w:rPr>
-              <w:t>0</w:t>
-            </w:r>
-          </w:p>
-        </w:tc>
-        <w:tc>
-          <w:tcPr>
-            <w:tcW w:type="dxa" w:w="3572"/>
-            <w:shd w:fill="D9D9D9" w:val="clear"/>
-          </w:tcPr>
-          <w:p>
-            <w:r/>
-          </w:p>
-        </w:tc>
-      </w:tr>
-      <w:tr>
-        <w:tc>
-          <w:tcPr>
-            <w:tcW w:type="dxa" w:w="3572"/>
-            <w:gridSpan w:val="11"/>
-            <w:shd w:fill="D9D9D9" w:val="clear"/>
-          </w:tcPr>
-          <w:p>
-            <w:r>
-              <w:rPr>
-                <w:b/>
-                <w:sz w:val="18"/>
-              </w:rPr>
-              <w:t>Capitol de lucrări 226358  │  LIPSA: 0  │  EXTRA: 2  │  Delta: +2</w:t>
+              <w:t>Capitol de lucrări 226728 — ORG. SANTIER- CONTAINER  │  LIPSA: 0  │  EXTRA: 1  │  Delta: +1</w:t>
             </w:r>
           </w:p>
         </w:tc>
@@ -7503,837 +8669,7 @@
                 <w:b w:val="0"/>
                 <w:sz w:val="16"/>
               </w:rPr>
-              <w:t>46</w:t>
-            </w:r>
-          </w:p>
-        </w:tc>
-        <w:tc>
-          <w:tcPr>
-            <w:tcW w:type="dxa" w:w="1701"/>
-            <w:shd w:fill="FFFF99" w:val="clear"/>
-          </w:tcPr>
-          <w:p>
-            <w:r>
-              <w:rPr>
-                <w:b w:val="0"/>
-                <w:sz w:val="16"/>
-              </w:rPr>
-              <w:t>226358</w:t>
-            </w:r>
-          </w:p>
-        </w:tc>
-        <w:tc>
-          <w:tcPr>
-            <w:tcW w:type="dxa" w:w="850"/>
-            <w:shd w:fill="FFFF99" w:val="clear"/>
-          </w:tcPr>
-          <w:p>
-            <w:r>
-              <w:rPr>
-                <w:b w:val="0"/>
-                <w:sz w:val="16"/>
-              </w:rPr>
-            </w:r>
-          </w:p>
-        </w:tc>
-        <w:tc>
-          <w:tcPr>
-            <w:tcW w:type="dxa" w:w="1984"/>
-            <w:shd w:fill="FFFF99" w:val="clear"/>
-          </w:tcPr>
-          <w:p>
-            <w:r>
-              <w:rPr>
-                <w:b w:val="0"/>
-                <w:sz w:val="16"/>
-              </w:rPr>
-            </w:r>
-          </w:p>
-        </w:tc>
-        <w:tc>
-          <w:tcPr>
-            <w:tcW w:type="dxa" w:w="454"/>
-            <w:shd w:fill="FFFF99" w:val="clear"/>
-          </w:tcPr>
-          <w:p>
-            <w:r>
-              <w:rPr>
-                <w:b w:val="0"/>
-                <w:sz w:val="16"/>
-              </w:rPr>
-            </w:r>
-          </w:p>
-        </w:tc>
-        <w:tc>
-          <w:tcPr>
-            <w:tcW w:type="dxa" w:w="680"/>
-            <w:shd w:fill="FFFF99" w:val="clear"/>
-          </w:tcPr>
-          <w:p>
-            <w:r>
-              <w:rPr>
-                <w:b w:val="0"/>
-                <w:sz w:val="16"/>
-              </w:rPr>
-            </w:r>
-          </w:p>
-        </w:tc>
-        <w:tc>
-          <w:tcPr>
-            <w:tcW w:type="dxa" w:w="850"/>
-            <w:shd w:fill="FFFF99" w:val="clear"/>
-          </w:tcPr>
-          <w:p>
-            <w:r>
-              <w:rPr>
-                <w:b w:val="0"/>
-                <w:sz w:val="16"/>
-              </w:rPr>
-              <w:t>$22100100</w:t>
-            </w:r>
-          </w:p>
-        </w:tc>
-        <w:tc>
-          <w:tcPr>
-            <w:tcW w:type="dxa" w:w="1984"/>
-            <w:shd w:fill="FFFF99" w:val="clear"/>
-          </w:tcPr>
-          <w:p>
-            <w:r>
-              <w:rPr>
-                <w:b w:val="0"/>
-                <w:sz w:val="16"/>
-              </w:rPr>
-              <w:t>profil fagure ecologic</w:t>
-            </w:r>
-          </w:p>
-        </w:tc>
-        <w:tc>
-          <w:tcPr>
-            <w:tcW w:type="dxa" w:w="454"/>
-            <w:shd w:fill="FFFF99" w:val="clear"/>
-          </w:tcPr>
-          <w:p>
-            <w:r>
-              <w:rPr>
-                <w:b w:val="0"/>
-                <w:sz w:val="16"/>
-              </w:rPr>
-              <w:t>mp</w:t>
-            </w:r>
-          </w:p>
-        </w:tc>
-        <w:tc>
-          <w:tcPr>
-            <w:tcW w:type="dxa" w:w="680"/>
-            <w:shd w:fill="FFFF99" w:val="clear"/>
-          </w:tcPr>
-          <w:p>
-            <w:r>
-              <w:rPr>
-                <w:b w:val="0"/>
-                <w:sz w:val="16"/>
-              </w:rPr>
-              <w:t>2000.0</w:t>
-            </w:r>
-          </w:p>
-        </w:tc>
-        <w:tc>
-          <w:tcPr>
-            <w:tcW w:type="dxa" w:w="3572"/>
-            <w:shd w:fill="FFFF99" w:val="clear"/>
-          </w:tcPr>
-          <w:p>
-            <w:r>
-              <w:rPr>
-                <w:b w:val="0"/>
-                <w:color w:val="CC0000"/>
-                <w:sz w:val="16"/>
-              </w:rPr>
-              <w:t>Articol suplimentar în ofertă (nu există în referință)</w:t>
-            </w:r>
-          </w:p>
-        </w:tc>
-      </w:tr>
-      <w:tr>
-        <w:tc>
-          <w:tcPr>
-            <w:tcW w:type="dxa" w:w="397"/>
-            <w:shd w:fill="FFFF99" w:val="clear"/>
-          </w:tcPr>
-          <w:p>
-            <w:r>
-              <w:rPr>
-                <w:b w:val="0"/>
-                <w:sz w:val="16"/>
-              </w:rPr>
-              <w:t>47</w:t>
-            </w:r>
-          </w:p>
-        </w:tc>
-        <w:tc>
-          <w:tcPr>
-            <w:tcW w:type="dxa" w:w="1701"/>
-            <w:shd w:fill="FFFF99" w:val="clear"/>
-          </w:tcPr>
-          <w:p>
-            <w:r>
-              <w:rPr>
-                <w:b w:val="0"/>
-                <w:sz w:val="16"/>
-              </w:rPr>
-              <w:t>226358</w:t>
-            </w:r>
-          </w:p>
-        </w:tc>
-        <w:tc>
-          <w:tcPr>
-            <w:tcW w:type="dxa" w:w="850"/>
-            <w:shd w:fill="FFFF99" w:val="clear"/>
-          </w:tcPr>
-          <w:p>
-            <w:r>
-              <w:rPr>
-                <w:b w:val="0"/>
-                <w:sz w:val="16"/>
-              </w:rPr>
-            </w:r>
-          </w:p>
-        </w:tc>
-        <w:tc>
-          <w:tcPr>
-            <w:tcW w:type="dxa" w:w="1984"/>
-            <w:shd w:fill="FFFF99" w:val="clear"/>
-          </w:tcPr>
-          <w:p>
-            <w:r>
-              <w:rPr>
-                <w:b w:val="0"/>
-                <w:sz w:val="16"/>
-              </w:rPr>
-            </w:r>
-          </w:p>
-        </w:tc>
-        <w:tc>
-          <w:tcPr>
-            <w:tcW w:type="dxa" w:w="454"/>
-            <w:shd w:fill="FFFF99" w:val="clear"/>
-          </w:tcPr>
-          <w:p>
-            <w:r>
-              <w:rPr>
-                <w:b w:val="0"/>
-                <w:sz w:val="16"/>
-              </w:rPr>
-            </w:r>
-          </w:p>
-        </w:tc>
-        <w:tc>
-          <w:tcPr>
-            <w:tcW w:type="dxa" w:w="680"/>
-            <w:shd w:fill="FFFF99" w:val="clear"/>
-          </w:tcPr>
-          <w:p>
-            <w:r>
-              <w:rPr>
-                <w:b w:val="0"/>
-                <w:sz w:val="16"/>
-              </w:rPr>
-            </w:r>
-          </w:p>
-        </w:tc>
-        <w:tc>
-          <w:tcPr>
-            <w:tcW w:type="dxa" w:w="850"/>
-            <w:shd w:fill="FFFF99" w:val="clear"/>
-          </w:tcPr>
-          <w:p>
-            <w:r>
-              <w:rPr>
-                <w:b w:val="0"/>
-                <w:sz w:val="16"/>
-              </w:rPr>
-              <w:t>TRA01A20P</w:t>
-            </w:r>
-          </w:p>
-        </w:tc>
-        <w:tc>
-          <w:tcPr>
-            <w:tcW w:type="dxa" w:w="1984"/>
-            <w:shd w:fill="FFFF99" w:val="clear"/>
-          </w:tcPr>
-          <w:p>
-            <w:r>
-              <w:rPr>
-                <w:b w:val="0"/>
-                <w:sz w:val="16"/>
-              </w:rPr>
-              <w:t>transportul rutier al pamantului sau molozului ...</w:t>
-            </w:r>
-          </w:p>
-        </w:tc>
-        <w:tc>
-          <w:tcPr>
-            <w:tcW w:type="dxa" w:w="454"/>
-            <w:shd w:fill="FFFF99" w:val="clear"/>
-          </w:tcPr>
-          <w:p>
-            <w:r>
-              <w:rPr>
-                <w:b w:val="0"/>
-                <w:sz w:val="16"/>
-              </w:rPr>
-              <w:t>tona</w:t>
-            </w:r>
-          </w:p>
-        </w:tc>
-        <w:tc>
-          <w:tcPr>
-            <w:tcW w:type="dxa" w:w="680"/>
-            <w:shd w:fill="FFFF99" w:val="clear"/>
-          </w:tcPr>
-          <w:p>
-            <w:r>
-              <w:rPr>
-                <w:b w:val="0"/>
-                <w:sz w:val="16"/>
-              </w:rPr>
-              <w:t>1132.4</w:t>
-            </w:r>
-          </w:p>
-        </w:tc>
-        <w:tc>
-          <w:tcPr>
-            <w:tcW w:type="dxa" w:w="3572"/>
-            <w:shd w:fill="FFFF99" w:val="clear"/>
-          </w:tcPr>
-          <w:p>
-            <w:r>
-              <w:rPr>
-                <w:b w:val="0"/>
-                <w:color w:val="CC0000"/>
-                <w:sz w:val="16"/>
-              </w:rPr>
-              <w:t>Articol suplimentar în ofertă (nu există în referință)</w:t>
-            </w:r>
-          </w:p>
-        </w:tc>
-      </w:tr>
-      <w:tr>
-        <w:tc>
-          <w:tcPr>
-            <w:tcW w:type="dxa" w:w="397"/>
-          </w:tcPr>
-          <w:p/>
-        </w:tc>
-        <w:tc>
-          <w:tcPr>
-            <w:tcW w:type="dxa" w:w="1701"/>
-            <w:shd w:fill="D9D9D9" w:val="clear"/>
-          </w:tcPr>
-          <w:p>
-            <w:r>
-              <w:rPr>
-                <w:b/>
-                <w:color w:val="000000"/>
-                <w:sz w:val="18"/>
-              </w:rPr>
-              <w:t>SUMAR</w:t>
-            </w:r>
-          </w:p>
-        </w:tc>
-        <w:tc>
-          <w:tcPr>
-            <w:tcW w:type="dxa" w:w="850"/>
-            <w:shd w:fill="D9D9D9" w:val="clear"/>
-          </w:tcPr>
-          <w:p>
-            <w:r>
-              <w:rPr>
-                <w:b/>
-                <w:color w:val="000000"/>
-                <w:sz w:val="18"/>
-              </w:rPr>
-              <w:t>Neconformitati: 2 din 18 articole ref.</w:t>
-            </w:r>
-          </w:p>
-        </w:tc>
-        <w:tc>
-          <w:tcPr>
-            <w:tcW w:type="dxa" w:w="1984"/>
-            <w:shd w:fill="D9D9D9" w:val="clear"/>
-          </w:tcPr>
-          <w:p>
-            <w:r/>
-          </w:p>
-        </w:tc>
-        <w:tc>
-          <w:tcPr>
-            <w:tcW w:type="dxa" w:w="454"/>
-            <w:shd w:fill="D9D9D9" w:val="clear"/>
-          </w:tcPr>
-          <w:p>
-            <w:r/>
-          </w:p>
-        </w:tc>
-        <w:tc>
-          <w:tcPr>
-            <w:tcW w:type="dxa" w:w="680"/>
-            <w:shd w:fill="D9D9D9" w:val="clear"/>
-          </w:tcPr>
-          <w:p>
-            <w:r/>
-          </w:p>
-        </w:tc>
-        <w:tc>
-          <w:tcPr>
-            <w:tcW w:type="dxa" w:w="850"/>
-            <w:shd w:fill="D9D9D9" w:val="clear"/>
-          </w:tcPr>
-          <w:p>
-            <w:pPr>
-              <w:jc w:val="center"/>
-            </w:pPr>
-            <w:r>
-              <w:rPr>
-                <w:b/>
-                <w:color w:val="000000"/>
-                <w:sz w:val="18"/>
-              </w:rPr>
-              <w:t>18</w:t>
-            </w:r>
-          </w:p>
-        </w:tc>
-        <w:tc>
-          <w:tcPr>
-            <w:tcW w:type="dxa" w:w="1984"/>
-            <w:shd w:fill="D9D9D9" w:val="clear"/>
-          </w:tcPr>
-          <w:p>
-            <w:r/>
-          </w:p>
-        </w:tc>
-        <w:tc>
-          <w:tcPr>
-            <w:tcW w:type="dxa" w:w="454"/>
-            <w:shd w:fill="D9D9D9" w:val="clear"/>
-          </w:tcPr>
-          <w:p>
-            <w:r/>
-          </w:p>
-        </w:tc>
-        <w:tc>
-          <w:tcPr>
-            <w:tcW w:type="dxa" w:w="680"/>
-            <w:shd w:fill="D9D9D9" w:val="clear"/>
-          </w:tcPr>
-          <w:p>
-            <w:pPr>
-              <w:jc w:val="center"/>
-            </w:pPr>
-            <w:r>
-              <w:rPr>
-                <w:b/>
-                <w:color w:val="000000"/>
-                <w:sz w:val="18"/>
-              </w:rPr>
-              <w:t>19</w:t>
-            </w:r>
-          </w:p>
-        </w:tc>
-        <w:tc>
-          <w:tcPr>
-            <w:tcW w:type="dxa" w:w="3572"/>
-            <w:shd w:fill="D9D9D9" w:val="clear"/>
-          </w:tcPr>
-          <w:p>
-            <w:r/>
-          </w:p>
-        </w:tc>
-      </w:tr>
-      <w:tr>
-        <w:tc>
-          <w:tcPr>
-            <w:tcW w:type="dxa" w:w="3572"/>
-            <w:gridSpan w:val="11"/>
-            <w:shd w:fill="D9D9D9" w:val="clear"/>
-          </w:tcPr>
-          <w:p>
-            <w:r>
-              <w:rPr>
-                <w:b/>
-                <w:sz w:val="18"/>
-              </w:rPr>
-              <w:t>Capitol de lucrări 226478  │  LIPSA: 0  │  EXTRA: 1  │  Delta: +1</w:t>
-            </w:r>
-          </w:p>
-        </w:tc>
-      </w:tr>
-      <w:tr>
-        <w:tc>
-          <w:tcPr>
-            <w:tcW w:type="dxa" w:w="3572"/>
-            <w:gridSpan w:val="11"/>
-            <w:shd w:fill="FFFF99" w:val="clear"/>
-          </w:tcPr>
-          <w:p>
-            <w:r>
-              <w:rPr>
-                <w:b w:val="0"/>
-                <w:i/>
-                <w:sz w:val="16"/>
-              </w:rPr>
-              <w:t>▸ Articole extra în ofertă — verificare manuală recomandată</w:t>
-            </w:r>
-          </w:p>
-        </w:tc>
-      </w:tr>
-      <w:tr>
-        <w:tc>
-          <w:tcPr>
-            <w:tcW w:type="dxa" w:w="397"/>
-            <w:shd w:fill="FFFF99" w:val="clear"/>
-          </w:tcPr>
-          <w:p>
-            <w:r>
-              <w:rPr>
-                <w:b w:val="0"/>
-                <w:sz w:val="16"/>
-              </w:rPr>
-              <w:t>49</w:t>
-            </w:r>
-          </w:p>
-        </w:tc>
-        <w:tc>
-          <w:tcPr>
-            <w:tcW w:type="dxa" w:w="1701"/>
-            <w:shd w:fill="FFFF99" w:val="clear"/>
-          </w:tcPr>
-          <w:p>
-            <w:r>
-              <w:rPr>
-                <w:b w:val="0"/>
-                <w:sz w:val="16"/>
-              </w:rPr>
-              <w:t>226478</w:t>
-            </w:r>
-          </w:p>
-        </w:tc>
-        <w:tc>
-          <w:tcPr>
-            <w:tcW w:type="dxa" w:w="850"/>
-            <w:shd w:fill="FFFF99" w:val="clear"/>
-          </w:tcPr>
-          <w:p>
-            <w:r>
-              <w:rPr>
-                <w:b w:val="0"/>
-                <w:sz w:val="16"/>
-              </w:rPr>
-            </w:r>
-          </w:p>
-        </w:tc>
-        <w:tc>
-          <w:tcPr>
-            <w:tcW w:type="dxa" w:w="1984"/>
-            <w:shd w:fill="FFFF99" w:val="clear"/>
-          </w:tcPr>
-          <w:p>
-            <w:r>
-              <w:rPr>
-                <w:b w:val="0"/>
-                <w:sz w:val="16"/>
-              </w:rPr>
-            </w:r>
-          </w:p>
-        </w:tc>
-        <w:tc>
-          <w:tcPr>
-            <w:tcW w:type="dxa" w:w="454"/>
-            <w:shd w:fill="FFFF99" w:val="clear"/>
-          </w:tcPr>
-          <w:p>
-            <w:r>
-              <w:rPr>
-                <w:b w:val="0"/>
-                <w:sz w:val="16"/>
-              </w:rPr>
-            </w:r>
-          </w:p>
-        </w:tc>
-        <w:tc>
-          <w:tcPr>
-            <w:tcW w:type="dxa" w:w="680"/>
-            <w:shd w:fill="FFFF99" w:val="clear"/>
-          </w:tcPr>
-          <w:p>
-            <w:r>
-              <w:rPr>
-                <w:b w:val="0"/>
-                <w:sz w:val="16"/>
-              </w:rPr>
-            </w:r>
-          </w:p>
-        </w:tc>
-        <w:tc>
-          <w:tcPr>
-            <w:tcW w:type="dxa" w:w="850"/>
-            <w:shd w:fill="FFFF99" w:val="clear"/>
-          </w:tcPr>
-          <w:p>
-            <w:r>
-              <w:rPr>
-                <w:b w:val="0"/>
-                <w:sz w:val="16"/>
-              </w:rPr>
-              <w:t>$3270501</w:t>
-            </w:r>
-          </w:p>
-        </w:tc>
-        <w:tc>
-          <w:tcPr>
-            <w:tcW w:type="dxa" w:w="1984"/>
-            <w:shd w:fill="FFFF99" w:val="clear"/>
-          </w:tcPr>
-          <w:p>
-            <w:r>
-              <w:rPr>
-                <w:b w:val="0"/>
-                <w:sz w:val="16"/>
-              </w:rPr>
-              <w:t>cablu cyyf 4x1,5 mmp</w:t>
-            </w:r>
-          </w:p>
-        </w:tc>
-        <w:tc>
-          <w:tcPr>
-            <w:tcW w:type="dxa" w:w="454"/>
-            <w:shd w:fill="FFFF99" w:val="clear"/>
-          </w:tcPr>
-          <w:p>
-            <w:r>
-              <w:rPr>
-                <w:b w:val="0"/>
-                <w:sz w:val="16"/>
-              </w:rPr>
-              <w:t>m</w:t>
-            </w:r>
-          </w:p>
-        </w:tc>
-        <w:tc>
-          <w:tcPr>
-            <w:tcW w:type="dxa" w:w="680"/>
-            <w:shd w:fill="FFFF99" w:val="clear"/>
-          </w:tcPr>
-          <w:p>
-            <w:r>
-              <w:rPr>
-                <w:b w:val="0"/>
-                <w:sz w:val="16"/>
-              </w:rPr>
-              <w:t>306.0</w:t>
-            </w:r>
-          </w:p>
-        </w:tc>
-        <w:tc>
-          <w:tcPr>
-            <w:tcW w:type="dxa" w:w="3572"/>
-            <w:shd w:fill="FFFF99" w:val="clear"/>
-          </w:tcPr>
-          <w:p>
-            <w:r>
-              <w:rPr>
-                <w:b w:val="0"/>
-                <w:color w:val="CC0000"/>
-                <w:sz w:val="16"/>
-              </w:rPr>
-              <w:t>Articol suplimentar în ofertă (nu există în referință)</w:t>
-            </w:r>
-          </w:p>
-        </w:tc>
-      </w:tr>
-      <w:tr>
-        <w:tc>
-          <w:tcPr>
-            <w:tcW w:type="dxa" w:w="397"/>
-          </w:tcPr>
-          <w:p/>
-        </w:tc>
-        <w:tc>
-          <w:tcPr>
-            <w:tcW w:type="dxa" w:w="1701"/>
-            <w:shd w:fill="D9D9D9" w:val="clear"/>
-          </w:tcPr>
-          <w:p>
-            <w:r>
-              <w:rPr>
-                <w:b/>
-                <w:color w:val="000000"/>
-                <w:sz w:val="18"/>
-              </w:rPr>
-              <w:t>SUMAR</w:t>
-            </w:r>
-          </w:p>
-        </w:tc>
-        <w:tc>
-          <w:tcPr>
-            <w:tcW w:type="dxa" w:w="850"/>
-            <w:shd w:fill="D9D9D9" w:val="clear"/>
-          </w:tcPr>
-          <w:p>
-            <w:r>
-              <w:rPr>
-                <w:b/>
-                <w:color w:val="000000"/>
-                <w:sz w:val="18"/>
-              </w:rPr>
-              <w:t>Neconformitati: 1 din 35 articole ref.</w:t>
-            </w:r>
-          </w:p>
-        </w:tc>
-        <w:tc>
-          <w:tcPr>
-            <w:tcW w:type="dxa" w:w="1984"/>
-            <w:shd w:fill="D9D9D9" w:val="clear"/>
-          </w:tcPr>
-          <w:p>
-            <w:r/>
-          </w:p>
-        </w:tc>
-        <w:tc>
-          <w:tcPr>
-            <w:tcW w:type="dxa" w:w="454"/>
-            <w:shd w:fill="D9D9D9" w:val="clear"/>
-          </w:tcPr>
-          <w:p>
-            <w:r/>
-          </w:p>
-        </w:tc>
-        <w:tc>
-          <w:tcPr>
-            <w:tcW w:type="dxa" w:w="680"/>
-            <w:shd w:fill="D9D9D9" w:val="clear"/>
-          </w:tcPr>
-          <w:p>
-            <w:r/>
-          </w:p>
-        </w:tc>
-        <w:tc>
-          <w:tcPr>
-            <w:tcW w:type="dxa" w:w="850"/>
-            <w:shd w:fill="D9D9D9" w:val="clear"/>
-          </w:tcPr>
-          <w:p>
-            <w:pPr>
-              <w:jc w:val="center"/>
-            </w:pPr>
-            <w:r>
-              <w:rPr>
-                <w:b/>
-                <w:color w:val="000000"/>
-                <w:sz w:val="18"/>
-              </w:rPr>
-              <w:t>35</w:t>
-            </w:r>
-          </w:p>
-        </w:tc>
-        <w:tc>
-          <w:tcPr>
-            <w:tcW w:type="dxa" w:w="1984"/>
-            <w:shd w:fill="D9D9D9" w:val="clear"/>
-          </w:tcPr>
-          <w:p>
-            <w:r/>
-          </w:p>
-        </w:tc>
-        <w:tc>
-          <w:tcPr>
-            <w:tcW w:type="dxa" w:w="454"/>
-            <w:shd w:fill="D9D9D9" w:val="clear"/>
-          </w:tcPr>
-          <w:p>
-            <w:r/>
-          </w:p>
-        </w:tc>
-        <w:tc>
-          <w:tcPr>
-            <w:tcW w:type="dxa" w:w="680"/>
-            <w:shd w:fill="D9D9D9" w:val="clear"/>
-          </w:tcPr>
-          <w:p>
-            <w:pPr>
-              <w:jc w:val="center"/>
-            </w:pPr>
-            <w:r>
-              <w:rPr>
-                <w:b/>
-                <w:color w:val="000000"/>
-                <w:sz w:val="18"/>
-              </w:rPr>
-              <w:t>35</w:t>
-            </w:r>
-          </w:p>
-        </w:tc>
-        <w:tc>
-          <w:tcPr>
-            <w:tcW w:type="dxa" w:w="3572"/>
-            <w:shd w:fill="D9D9D9" w:val="clear"/>
-          </w:tcPr>
-          <w:p>
-            <w:r/>
-          </w:p>
-        </w:tc>
-      </w:tr>
-      <w:tr>
-        <w:tc>
-          <w:tcPr>
-            <w:tcW w:type="dxa" w:w="3572"/>
-            <w:gridSpan w:val="11"/>
-            <w:shd w:fill="D9D9D9" w:val="clear"/>
-          </w:tcPr>
-          <w:p>
-            <w:r>
-              <w:rPr>
-                <w:b/>
-                <w:sz w:val="18"/>
-              </w:rPr>
-              <w:t>Capitol de lucrări 226728 — ORG. SANTIER- CONTAINER  │  LIPSA: 0  │  EXTRA: 1  │  Delta: +1</w:t>
-            </w:r>
-          </w:p>
-        </w:tc>
-      </w:tr>
-      <w:tr>
-        <w:tc>
-          <w:tcPr>
-            <w:tcW w:type="dxa" w:w="3572"/>
-            <w:gridSpan w:val="11"/>
-            <w:shd w:fill="FFFF99" w:val="clear"/>
-          </w:tcPr>
-          <w:p>
-            <w:r>
-              <w:rPr>
-                <w:b w:val="0"/>
-                <w:i/>
-                <w:sz w:val="16"/>
-              </w:rPr>
-              <w:t>▸ Articole extra în ofertă — verificare manuală recomandată</w:t>
-            </w:r>
-          </w:p>
-        </w:tc>
-      </w:tr>
-      <w:tr>
-        <w:tc>
-          <w:tcPr>
-            <w:tcW w:type="dxa" w:w="397"/>
-            <w:shd w:fill="FFFF99" w:val="clear"/>
-          </w:tcPr>
-          <w:p>
-            <w:r>
-              <w:rPr>
-                <w:b w:val="0"/>
-                <w:sz w:val="16"/>
-              </w:rPr>
-              <w:t>51</w:t>
+              <w:t>53</w:t>
             </w:r>
           </w:p>
         </w:tc>

--- a/output_AO/Raport_Oferta_1.docx
+++ b/output_AO/Raport_Oferta_1.docx
@@ -42,7 +42,7 @@
         <w:rPr>
           <w:b/>
         </w:rPr>
-        <w:t>Devize: 226028, 226038, 226118, 226208, 226218, 226228, 226268, 226318, 226418, 226428, 226488, 226498, 226528, 226F08, 226358, 226478, 226728</w:t>
+        <w:t>Devize: 226028, 226038, 226118, 226208, 226218, 226228, 226268, 226318, 226418, 226428, 226488, 226498, 226528, 226F08, 226358, 226478, 226518, 226728</w:t>
       </w:r>
     </w:p>
     <w:tbl>
@@ -2326,7 +2326,7 @@
                 <w:b/>
                 <w:sz w:val="18"/>
               </w:rPr>
-              <w:t>Capitol de lucrări 226218 — ARHITECTURA teren tenis si grupuri sanit...  │  LIPSA: 0  │  EXTRA: 1  │  Delta: +1</w:t>
+              <w:t>Capitol de lucrări 226218 — ARHITECTURA teren tenis si grupuri sanit...  │  LIPSA: 0  │  EXTRA: 0  │  Delta: 0 ✓</w:t>
             </w:r>
           </w:p>
         </w:tc>
@@ -2813,6 +2813,451 @@
                 <w:sz w:val="16"/>
               </w:rPr>
               <w:t>Cod similar — posibilă eroare OCR sau variație: referință '$3274270', ofertat '$32742701'. Cod similar: referinta '$3274270', ofertat '$32742701'. Necesită verificare manuală.</w:t>
+            </w:r>
+          </w:p>
+        </w:tc>
+      </w:tr>
+      <w:tr>
+        <w:tc>
+          <w:tcPr>
+            <w:tcW w:type="dxa" w:w="397"/>
+          </w:tcPr>
+          <w:p/>
+        </w:tc>
+        <w:tc>
+          <w:tcPr>
+            <w:tcW w:type="dxa" w:w="1701"/>
+            <w:shd w:fill="D9D9D9" w:val="clear"/>
+          </w:tcPr>
+          <w:p>
+            <w:r>
+              <w:rPr>
+                <w:b/>
+                <w:color w:val="000000"/>
+                <w:sz w:val="18"/>
+              </w:rPr>
+              <w:t>SUMAR</w:t>
+            </w:r>
+          </w:p>
+        </w:tc>
+        <w:tc>
+          <w:tcPr>
+            <w:tcW w:type="dxa" w:w="850"/>
+            <w:shd w:fill="D9D9D9" w:val="clear"/>
+          </w:tcPr>
+          <w:p>
+            <w:r>
+              <w:rPr>
+                <w:b/>
+                <w:color w:val="000000"/>
+                <w:sz w:val="18"/>
+              </w:rPr>
+              <w:t>Neconformitati: 2 din 98 articole ref.</w:t>
+            </w:r>
+          </w:p>
+        </w:tc>
+        <w:tc>
+          <w:tcPr>
+            <w:tcW w:type="dxa" w:w="1984"/>
+            <w:shd w:fill="D9D9D9" w:val="clear"/>
+          </w:tcPr>
+          <w:p>
+            <w:r/>
+          </w:p>
+        </w:tc>
+        <w:tc>
+          <w:tcPr>
+            <w:tcW w:type="dxa" w:w="454"/>
+            <w:shd w:fill="D9D9D9" w:val="clear"/>
+          </w:tcPr>
+          <w:p>
+            <w:r/>
+          </w:p>
+        </w:tc>
+        <w:tc>
+          <w:tcPr>
+            <w:tcW w:type="dxa" w:w="680"/>
+            <w:shd w:fill="D9D9D9" w:val="clear"/>
+          </w:tcPr>
+          <w:p>
+            <w:r/>
+          </w:p>
+        </w:tc>
+        <w:tc>
+          <w:tcPr>
+            <w:tcW w:type="dxa" w:w="850"/>
+            <w:shd w:fill="D9D9D9" w:val="clear"/>
+          </w:tcPr>
+          <w:p>
+            <w:pPr>
+              <w:jc w:val="center"/>
+            </w:pPr>
+            <w:r>
+              <w:rPr>
+                <w:b/>
+                <w:color w:val="000000"/>
+                <w:sz w:val="18"/>
+              </w:rPr>
+              <w:t>98</w:t>
+            </w:r>
+          </w:p>
+        </w:tc>
+        <w:tc>
+          <w:tcPr>
+            <w:tcW w:type="dxa" w:w="1984"/>
+            <w:shd w:fill="D9D9D9" w:val="clear"/>
+          </w:tcPr>
+          <w:p>
+            <w:r/>
+          </w:p>
+        </w:tc>
+        <w:tc>
+          <w:tcPr>
+            <w:tcW w:type="dxa" w:w="454"/>
+            <w:shd w:fill="D9D9D9" w:val="clear"/>
+          </w:tcPr>
+          <w:p>
+            <w:r/>
+          </w:p>
+        </w:tc>
+        <w:tc>
+          <w:tcPr>
+            <w:tcW w:type="dxa" w:w="680"/>
+            <w:shd w:fill="D9D9D9" w:val="clear"/>
+          </w:tcPr>
+          <w:p>
+            <w:pPr>
+              <w:jc w:val="center"/>
+            </w:pPr>
+            <w:r>
+              <w:rPr>
+                <w:b/>
+                <w:color w:val="000000"/>
+                <w:sz w:val="18"/>
+              </w:rPr>
+              <w:t>90</w:t>
+            </w:r>
+          </w:p>
+        </w:tc>
+        <w:tc>
+          <w:tcPr>
+            <w:tcW w:type="dxa" w:w="3572"/>
+            <w:shd w:fill="D9D9D9" w:val="clear"/>
+          </w:tcPr>
+          <w:p>
+            <w:r/>
+          </w:p>
+        </w:tc>
+      </w:tr>
+      <w:tr>
+        <w:tc>
+          <w:tcPr>
+            <w:tcW w:type="dxa" w:w="3572"/>
+            <w:gridSpan w:val="11"/>
+            <w:shd w:fill="D9D9D9" w:val="clear"/>
+          </w:tcPr>
+          <w:p>
+            <w:r>
+              <w:rPr>
+                <w:b/>
+                <w:sz w:val="18"/>
+              </w:rPr>
+              <w:t>Capitol de lucrări 226228 — INSTALATII SANITARE OB.2  │  LIPSA: 1  │  EXTRA: 1  │  Delta: 0 ✓</w:t>
+            </w:r>
+          </w:p>
+        </w:tc>
+      </w:tr>
+      <w:tr>
+        <w:tc>
+          <w:tcPr>
+            <w:tcW w:type="dxa" w:w="397"/>
+          </w:tcPr>
+          <w:p>
+            <w:r>
+              <w:rPr>
+                <w:b w:val="0"/>
+                <w:sz w:val="16"/>
+              </w:rPr>
+              <w:t>17</w:t>
+            </w:r>
+          </w:p>
+        </w:tc>
+        <w:tc>
+          <w:tcPr>
+            <w:tcW w:type="dxa" w:w="1701"/>
+          </w:tcPr>
+          <w:p>
+            <w:r>
+              <w:rPr>
+                <w:b w:val="0"/>
+                <w:sz w:val="16"/>
+              </w:rPr>
+              <w:t>226228 - INSTALATII SANITARE OB.2</w:t>
+            </w:r>
+          </w:p>
+        </w:tc>
+        <w:tc>
+          <w:tcPr>
+            <w:tcW w:type="dxa" w:w="850"/>
+          </w:tcPr>
+          <w:p>
+            <w:r>
+              <w:rPr>
+                <w:b w:val="0"/>
+                <w:sz w:val="16"/>
+              </w:rPr>
+              <w:t>$3271603</w:t>
+            </w:r>
+          </w:p>
+        </w:tc>
+        <w:tc>
+          <w:tcPr>
+            <w:tcW w:type="dxa" w:w="1984"/>
+          </w:tcPr>
+          <w:p>
+            <w:r>
+              <w:rPr>
+                <w:b w:val="0"/>
+                <w:sz w:val="16"/>
+              </w:rPr>
+              <w:t>robinet sfera apa 3/4' giacomini dn 20 r</w:t>
+            </w:r>
+          </w:p>
+        </w:tc>
+        <w:tc>
+          <w:tcPr>
+            <w:tcW w:type="dxa" w:w="454"/>
+          </w:tcPr>
+          <w:p>
+            <w:r>
+              <w:rPr>
+                <w:b w:val="0"/>
+                <w:sz w:val="16"/>
+              </w:rPr>
+              <w:t>buc</w:t>
+            </w:r>
+          </w:p>
+        </w:tc>
+        <w:tc>
+          <w:tcPr>
+            <w:tcW w:type="dxa" w:w="680"/>
+          </w:tcPr>
+          <w:p>
+            <w:r>
+              <w:rPr>
+                <w:b w:val="0"/>
+                <w:color w:val="CC0000"/>
+                <w:sz w:val="16"/>
+              </w:rPr>
+              <w:t>8.0</w:t>
+            </w:r>
+          </w:p>
+        </w:tc>
+        <w:tc>
+          <w:tcPr>
+            <w:tcW w:type="dxa" w:w="850"/>
+          </w:tcPr>
+          <w:p>
+            <w:r>
+              <w:rPr>
+                <w:b w:val="0"/>
+                <w:sz w:val="16"/>
+              </w:rPr>
+              <w:t>$3271603</w:t>
+            </w:r>
+          </w:p>
+        </w:tc>
+        <w:tc>
+          <w:tcPr>
+            <w:tcW w:type="dxa" w:w="1984"/>
+          </w:tcPr>
+          <w:p>
+            <w:r>
+              <w:rPr>
+                <w:b w:val="0"/>
+                <w:sz w:val="16"/>
+              </w:rPr>
+              <w:t>robinet sfera apa 3/4' giacomini dn 20 r 250</w:t>
+            </w:r>
+          </w:p>
+        </w:tc>
+        <w:tc>
+          <w:tcPr>
+            <w:tcW w:type="dxa" w:w="454"/>
+          </w:tcPr>
+          <w:p>
+            <w:r>
+              <w:rPr>
+                <w:b w:val="0"/>
+                <w:sz w:val="16"/>
+              </w:rPr>
+              <w:t>buc</w:t>
+            </w:r>
+          </w:p>
+        </w:tc>
+        <w:tc>
+          <w:tcPr>
+            <w:tcW w:type="dxa" w:w="680"/>
+          </w:tcPr>
+          <w:p>
+            <w:r>
+              <w:rPr>
+                <w:b w:val="0"/>
+                <w:color w:val="CC0000"/>
+                <w:sz w:val="16"/>
+              </w:rPr>
+              <w:t>2.0</w:t>
+            </w:r>
+          </w:p>
+        </w:tc>
+        <w:tc>
+          <w:tcPr>
+            <w:tcW w:type="dxa" w:w="3572"/>
+          </w:tcPr>
+          <w:p>
+            <w:r>
+              <w:rPr>
+                <w:b w:val="0"/>
+                <w:color w:val="CC0000"/>
+                <w:sz w:val="16"/>
+              </w:rPr>
+              <w:t>Cantitate diferită: referință 8.0 buc, ofertat 2.0 buc</w:t>
+            </w:r>
+          </w:p>
+        </w:tc>
+      </w:tr>
+      <w:tr>
+        <w:tc>
+          <w:tcPr>
+            <w:tcW w:type="dxa" w:w="397"/>
+            <w:shd w:fill="FFB3B3" w:val="clear"/>
+          </w:tcPr>
+          <w:p>
+            <w:r>
+              <w:rPr>
+                <w:b w:val="0"/>
+                <w:sz w:val="16"/>
+              </w:rPr>
+              <w:t>18</w:t>
+            </w:r>
+          </w:p>
+        </w:tc>
+        <w:tc>
+          <w:tcPr>
+            <w:tcW w:type="dxa" w:w="1701"/>
+            <w:shd w:fill="FFB3B3" w:val="clear"/>
+          </w:tcPr>
+          <w:p>
+            <w:r>
+              <w:rPr>
+                <w:b w:val="0"/>
+                <w:sz w:val="16"/>
+              </w:rPr>
+              <w:t>226228 - INSTALATII SANITARE OB.2</w:t>
+            </w:r>
+          </w:p>
+        </w:tc>
+        <w:tc>
+          <w:tcPr>
+            <w:tcW w:type="dxa" w:w="850"/>
+            <w:shd w:fill="FFB3B3" w:val="clear"/>
+          </w:tcPr>
+          <w:p>
+            <w:r>
+              <w:rPr>
+                <w:b w:val="0"/>
+                <w:sz w:val="16"/>
+              </w:rPr>
+              <w:t>$3271724</w:t>
+            </w:r>
+          </w:p>
+        </w:tc>
+        <w:tc>
+          <w:tcPr>
+            <w:tcW w:type="dxa" w:w="1984"/>
+            <w:shd w:fill="FFB3B3" w:val="clear"/>
+          </w:tcPr>
+          <w:p>
+            <w:r>
+              <w:rPr>
+                <w:b w:val="0"/>
+                <w:sz w:val="16"/>
+              </w:rPr>
+              <w:t>robinet sfera apa 1/2' giacomini dn 15 r</w:t>
+            </w:r>
+          </w:p>
+        </w:tc>
+        <w:tc>
+          <w:tcPr>
+            <w:tcW w:type="dxa" w:w="454"/>
+            <w:shd w:fill="FFB3B3" w:val="clear"/>
+          </w:tcPr>
+          <w:p>
+            <w:r>
+              <w:rPr>
+                <w:b w:val="0"/>
+                <w:sz w:val="16"/>
+              </w:rPr>
+              <w:t>buc</w:t>
+            </w:r>
+          </w:p>
+        </w:tc>
+        <w:tc>
+          <w:tcPr>
+            <w:tcW w:type="dxa" w:w="680"/>
+            <w:shd w:fill="FFB3B3" w:val="clear"/>
+          </w:tcPr>
+          <w:p>
+            <w:r>
+              <w:rPr>
+                <w:b w:val="0"/>
+                <w:sz w:val="16"/>
+              </w:rPr>
+              <w:t>2.0</w:t>
+            </w:r>
+          </w:p>
+        </w:tc>
+        <w:tc>
+          <w:tcPr>
+            <w:tcW w:type="dxa" w:w="850"/>
+            <w:shd w:fill="FFB3B3" w:val="clear"/>
+          </w:tcPr>
+          <w:p/>
+        </w:tc>
+        <w:tc>
+          <w:tcPr>
+            <w:tcW w:type="dxa" w:w="1984"/>
+            <w:shd w:fill="FFB3B3" w:val="clear"/>
+          </w:tcPr>
+          <w:p/>
+        </w:tc>
+        <w:tc>
+          <w:tcPr>
+            <w:tcW w:type="dxa" w:w="454"/>
+            <w:shd w:fill="FFB3B3" w:val="clear"/>
+          </w:tcPr>
+          <w:p/>
+        </w:tc>
+        <w:tc>
+          <w:tcPr>
+            <w:tcW w:type="dxa" w:w="680"/>
+            <w:shd w:fill="FFB3B3" w:val="clear"/>
+          </w:tcPr>
+          <w:p/>
+        </w:tc>
+        <w:tc>
+          <w:tcPr>
+            <w:tcW w:type="dxa" w:w="3572"/>
+            <w:shd w:fill="FFB3B3" w:val="clear"/>
+          </w:tcPr>
+          <w:p>
+            <w:r>
+              <w:rPr>
+                <w:b w:val="0"/>
+                <w:color w:val="CC0000"/>
+                <w:sz w:val="16"/>
+              </w:rPr>
+              <w:t>Articol lipsă din ofertă</w:t>
             </w:r>
           </w:p>
         </w:tc>
@@ -2848,7 +3293,7 @@
                 <w:b w:val="0"/>
                 <w:sz w:val="16"/>
               </w:rPr>
-              <w:t>16</w:t>
+              <w:t>19</w:t>
             </w:r>
           </w:p>
         </w:tc>
@@ -2863,7 +3308,7 @@
                 <w:b w:val="0"/>
                 <w:sz w:val="16"/>
               </w:rPr>
-              <w:t>226218 - ARHITECTURA teren tenis si grupuri sa...</w:t>
+              <w:t>226228 - INSTALATII SANITARE OB.2</w:t>
             </w:r>
           </w:p>
         </w:tc>
@@ -2934,7 +3379,7 @@
                 <w:b w:val="0"/>
                 <w:sz w:val="16"/>
               </w:rPr>
-              <w:t>$7800859</w:t>
+              <w:t>$3271603</w:t>
             </w:r>
           </w:p>
         </w:tc>
@@ -2949,7 +3394,7 @@
                 <w:b w:val="0"/>
                 <w:sz w:val="16"/>
               </w:rPr>
-              <w:t>vopsea lavabila acrilica</w:t>
+              <w:t>robinet sfera apa 3/4' giacomini dn 20 r 250</w:t>
             </w:r>
           </w:p>
         </w:tc>
@@ -2964,7 +3409,7 @@
                 <w:b w:val="0"/>
                 <w:sz w:val="16"/>
               </w:rPr>
-              <w:t>kg</w:t>
+              <w:t>buc</w:t>
             </w:r>
           </w:p>
         </w:tc>
@@ -2979,7 +3424,7 @@
                 <w:b w:val="0"/>
                 <w:sz w:val="16"/>
               </w:rPr>
-              <w:t>39.5</w:t>
+              <w:t>8.0</w:t>
             </w:r>
           </w:p>
         </w:tc>
@@ -3035,7 +3480,7 @@
                 <w:color w:val="000000"/>
                 <w:sz w:val="18"/>
               </w:rPr>
-              <w:t>Neconformitati: 2 din 98 articole ref.</w:t>
+              <w:t>Neconformitati: 2 din 201 articole ref.</w:t>
             </w:r>
           </w:p>
         </w:tc>
@@ -3081,7 +3526,7 @@
                 <w:color w:val="000000"/>
                 <w:sz w:val="18"/>
               </w:rPr>
-              <w:t>98</w:t>
+              <w:t>201</w:t>
             </w:r>
           </w:p>
         </w:tc>
@@ -3118,7 +3563,7 @@
                 <w:color w:val="000000"/>
                 <w:sz w:val="18"/>
               </w:rPr>
-              <w:t>90</w:t>
+              <w:t>143</w:t>
             </w:r>
           </w:p>
         </w:tc>
@@ -3145,7 +3590,7 @@
                 <w:b/>
                 <w:sz w:val="18"/>
               </w:rPr>
-              <w:t>Capitol de lucrări 226228 — INSTALATII SANITARE OB.2  │  LIPSA: 1  │  EXTRA: 1  │  Delta: 0 ✓</w:t>
+              <w:t>Capitol de lucrări 226268 — INSTALATII ELECTRICE tari OB.2 curenti  │  LIPSA: 0  │  EXTRA: 0  │  Delta: 0 ✓</w:t>
             </w:r>
           </w:p>
         </w:tc>
@@ -3161,7 +3606,7 @@
                 <w:b w:val="0"/>
                 <w:sz w:val="16"/>
               </w:rPr>
-              <w:t>18</w:t>
+              <w:t>21</w:t>
             </w:r>
           </w:p>
         </w:tc>
@@ -3175,7 +3620,7 @@
                 <w:b w:val="0"/>
                 <w:sz w:val="16"/>
               </w:rPr>
-              <w:t>226228 - INSTALATII SANITARE OB.2</w:t>
+              <w:t>226268 - INSTALATII ELECTRICE tari OB.2 curenti</w:t>
             </w:r>
           </w:p>
         </w:tc>
@@ -3189,7 +3634,7 @@
                 <w:b w:val="0"/>
                 <w:sz w:val="16"/>
               </w:rPr>
-              <w:t>$3271603</w:t>
+              <w:t>$3270431</w:t>
             </w:r>
           </w:p>
         </w:tc>
@@ -3203,7 +3648,7 @@
                 <w:b w:val="0"/>
                 <w:sz w:val="16"/>
               </w:rPr>
-              <w:t>robinet sfera apa 3/4' giacomini dn 20 r</w:t>
+              <w:t>cablu cyyf 3x2,5</w:t>
             </w:r>
           </w:p>
         </w:tc>
@@ -3217,7 +3662,7 @@
                 <w:b w:val="0"/>
                 <w:sz w:val="16"/>
               </w:rPr>
-              <w:t>buc</w:t>
+              <w:t>m</w:t>
             </w:r>
           </w:p>
         </w:tc>
@@ -3232,7 +3677,7 @@
                 <w:color w:val="CC0000"/>
                 <w:sz w:val="16"/>
               </w:rPr>
-              <w:t>8.0</w:t>
+              <w:t>0.0</w:t>
             </w:r>
           </w:p>
         </w:tc>
@@ -3246,7 +3691,7 @@
                 <w:b w:val="0"/>
                 <w:sz w:val="16"/>
               </w:rPr>
-              <w:t>$3271603</w:t>
+              <w:t>$3270431</w:t>
             </w:r>
           </w:p>
         </w:tc>
@@ -3260,7 +3705,7 @@
                 <w:b w:val="0"/>
                 <w:sz w:val="16"/>
               </w:rPr>
-              <w:t>robinet sfera apa 3/4' giacomini dn 20 r 250</w:t>
+              <w:t>cablu cyyf 3x2,5 mmp</w:t>
             </w:r>
           </w:p>
         </w:tc>
@@ -3274,7 +3719,7 @@
                 <w:b w:val="0"/>
                 <w:sz w:val="16"/>
               </w:rPr>
-              <w:t>buc</w:t>
+              <w:t>m</w:t>
             </w:r>
           </w:p>
         </w:tc>
@@ -3289,7 +3734,7 @@
                 <w:color w:val="CC0000"/>
                 <w:sz w:val="16"/>
               </w:rPr>
-              <w:t>2.0</w:t>
+              <w:t>650.0</w:t>
             </w:r>
           </w:p>
         </w:tc>
@@ -3304,7 +3749,7 @@
                 <w:color w:val="CC0000"/>
                 <w:sz w:val="16"/>
               </w:rPr>
-              <w:t>Cantitate diferită: referință 8.0 buc, ofertat 2.0 buc</w:t>
+              <w:t>Cantitate diferită: referință 0.0 m, ofertat 650.0 m</w:t>
             </w:r>
           </w:p>
         </w:tc>
@@ -3313,6 +3758,1091 @@
         <w:tc>
           <w:tcPr>
             <w:tcW w:type="dxa" w:w="397"/>
+          </w:tcPr>
+          <w:p/>
+        </w:tc>
+        <w:tc>
+          <w:tcPr>
+            <w:tcW w:type="dxa" w:w="1701"/>
+            <w:shd w:fill="D9D9D9" w:val="clear"/>
+          </w:tcPr>
+          <w:p>
+            <w:r>
+              <w:rPr>
+                <w:b/>
+                <w:color w:val="000000"/>
+                <w:sz w:val="18"/>
+              </w:rPr>
+              <w:t>SUMAR</w:t>
+            </w:r>
+          </w:p>
+        </w:tc>
+        <w:tc>
+          <w:tcPr>
+            <w:tcW w:type="dxa" w:w="850"/>
+            <w:shd w:fill="D9D9D9" w:val="clear"/>
+          </w:tcPr>
+          <w:p>
+            <w:r>
+              <w:rPr>
+                <w:b/>
+                <w:color w:val="000000"/>
+                <w:sz w:val="18"/>
+              </w:rPr>
+              <w:t>Neconformitati: 1 din 35 articole ref.</w:t>
+            </w:r>
+          </w:p>
+        </w:tc>
+        <w:tc>
+          <w:tcPr>
+            <w:tcW w:type="dxa" w:w="1984"/>
+            <w:shd w:fill="D9D9D9" w:val="clear"/>
+          </w:tcPr>
+          <w:p>
+            <w:r/>
+          </w:p>
+        </w:tc>
+        <w:tc>
+          <w:tcPr>
+            <w:tcW w:type="dxa" w:w="454"/>
+            <w:shd w:fill="D9D9D9" w:val="clear"/>
+          </w:tcPr>
+          <w:p>
+            <w:r/>
+          </w:p>
+        </w:tc>
+        <w:tc>
+          <w:tcPr>
+            <w:tcW w:type="dxa" w:w="680"/>
+            <w:shd w:fill="D9D9D9" w:val="clear"/>
+          </w:tcPr>
+          <w:p>
+            <w:r/>
+          </w:p>
+        </w:tc>
+        <w:tc>
+          <w:tcPr>
+            <w:tcW w:type="dxa" w:w="850"/>
+            <w:shd w:fill="D9D9D9" w:val="clear"/>
+          </w:tcPr>
+          <w:p>
+            <w:pPr>
+              <w:jc w:val="center"/>
+            </w:pPr>
+            <w:r>
+              <w:rPr>
+                <w:b/>
+                <w:color w:val="000000"/>
+                <w:sz w:val="18"/>
+              </w:rPr>
+              <w:t>35</w:t>
+            </w:r>
+          </w:p>
+        </w:tc>
+        <w:tc>
+          <w:tcPr>
+            <w:tcW w:type="dxa" w:w="1984"/>
+            <w:shd w:fill="D9D9D9" w:val="clear"/>
+          </w:tcPr>
+          <w:p>
+            <w:r/>
+          </w:p>
+        </w:tc>
+        <w:tc>
+          <w:tcPr>
+            <w:tcW w:type="dxa" w:w="454"/>
+            <w:shd w:fill="D9D9D9" w:val="clear"/>
+          </w:tcPr>
+          <w:p>
+            <w:r/>
+          </w:p>
+        </w:tc>
+        <w:tc>
+          <w:tcPr>
+            <w:tcW w:type="dxa" w:w="680"/>
+            <w:shd w:fill="D9D9D9" w:val="clear"/>
+          </w:tcPr>
+          <w:p>
+            <w:pPr>
+              <w:jc w:val="center"/>
+            </w:pPr>
+            <w:r>
+              <w:rPr>
+                <w:b/>
+                <w:color w:val="000000"/>
+                <w:sz w:val="18"/>
+              </w:rPr>
+              <w:t>34</w:t>
+            </w:r>
+          </w:p>
+        </w:tc>
+        <w:tc>
+          <w:tcPr>
+            <w:tcW w:type="dxa" w:w="3572"/>
+            <w:shd w:fill="D9D9D9" w:val="clear"/>
+          </w:tcPr>
+          <w:p>
+            <w:r/>
+          </w:p>
+        </w:tc>
+      </w:tr>
+      <w:tr>
+        <w:tc>
+          <w:tcPr>
+            <w:tcW w:type="dxa" w:w="3572"/>
+            <w:gridSpan w:val="11"/>
+            <w:shd w:fill="D9D9D9" w:val="clear"/>
+          </w:tcPr>
+          <w:p>
+            <w:r>
+              <w:rPr>
+                <w:b/>
+                <w:sz w:val="18"/>
+              </w:rPr>
+              <w:t>Capitol de lucrări 226318 — IMPREJMUIRE TEREN FOTBAL -380 ML  │  LIPSA: 0  │  EXTRA: 0  │  Delta: 0 ✓</w:t>
+            </w:r>
+          </w:p>
+        </w:tc>
+      </w:tr>
+      <w:tr>
+        <w:tc>
+          <w:tcPr>
+            <w:tcW w:type="dxa" w:w="397"/>
+          </w:tcPr>
+          <w:p>
+            <w:r>
+              <w:rPr>
+                <w:b w:val="0"/>
+                <w:sz w:val="16"/>
+              </w:rPr>
+              <w:t>23</w:t>
+            </w:r>
+          </w:p>
+        </w:tc>
+        <w:tc>
+          <w:tcPr>
+            <w:tcW w:type="dxa" w:w="1701"/>
+          </w:tcPr>
+          <w:p>
+            <w:r>
+              <w:rPr>
+                <w:b w:val="0"/>
+                <w:sz w:val="16"/>
+              </w:rPr>
+              <w:t>226318 - IMPREJMUIRE TEREN FOTBAL -380 ML</w:t>
+            </w:r>
+          </w:p>
+        </w:tc>
+        <w:tc>
+          <w:tcPr>
+            <w:tcW w:type="dxa" w:w="850"/>
+          </w:tcPr>
+          <w:p>
+            <w:r>
+              <w:rPr>
+                <w:b w:val="0"/>
+                <w:sz w:val="16"/>
+              </w:rPr>
+              <w:t>TRA02A20</w:t>
+            </w:r>
+          </w:p>
+        </w:tc>
+        <w:tc>
+          <w:tcPr>
+            <w:tcW w:type="dxa" w:w="1984"/>
+          </w:tcPr>
+          <w:p>
+            <w:r>
+              <w:rPr>
+                <w:b w:val="0"/>
+                <w:sz w:val="16"/>
+              </w:rPr>
+              <w:t>transportul rutier al materialelor, semifabrica...</w:t>
+            </w:r>
+          </w:p>
+        </w:tc>
+        <w:tc>
+          <w:tcPr>
+            <w:tcW w:type="dxa" w:w="454"/>
+          </w:tcPr>
+          <w:p>
+            <w:r>
+              <w:rPr>
+                <w:b w:val="0"/>
+                <w:sz w:val="16"/>
+              </w:rPr>
+              <w:t>tona</w:t>
+            </w:r>
+          </w:p>
+        </w:tc>
+        <w:tc>
+          <w:tcPr>
+            <w:tcW w:type="dxa" w:w="680"/>
+          </w:tcPr>
+          <w:p>
+            <w:r>
+              <w:rPr>
+                <w:b w:val="0"/>
+                <w:color w:val="CC0000"/>
+                <w:sz w:val="16"/>
+              </w:rPr>
+              <w:t>13.18</w:t>
+            </w:r>
+          </w:p>
+        </w:tc>
+        <w:tc>
+          <w:tcPr>
+            <w:tcW w:type="dxa" w:w="850"/>
+          </w:tcPr>
+          <w:p>
+            <w:r>
+              <w:rPr>
+                <w:b w:val="0"/>
+                <w:sz w:val="16"/>
+              </w:rPr>
+              <w:t>TRA02A20</w:t>
+            </w:r>
+          </w:p>
+        </w:tc>
+        <w:tc>
+          <w:tcPr>
+            <w:tcW w:type="dxa" w:w="1984"/>
+          </w:tcPr>
+          <w:p>
+            <w:r>
+              <w:rPr>
+                <w:b w:val="0"/>
+                <w:sz w:val="16"/>
+              </w:rPr>
+              <w:t>transportul rutier al materialelor,semifabricat...</w:t>
+            </w:r>
+          </w:p>
+        </w:tc>
+        <w:tc>
+          <w:tcPr>
+            <w:tcW w:type="dxa" w:w="454"/>
+          </w:tcPr>
+          <w:p>
+            <w:r>
+              <w:rPr>
+                <w:b w:val="0"/>
+                <w:sz w:val="16"/>
+              </w:rPr>
+              <w:t>tona</w:t>
+            </w:r>
+          </w:p>
+        </w:tc>
+        <w:tc>
+          <w:tcPr>
+            <w:tcW w:type="dxa" w:w="680"/>
+          </w:tcPr>
+          <w:p>
+            <w:r>
+              <w:rPr>
+                <w:b w:val="0"/>
+                <w:color w:val="CC0000"/>
+                <w:sz w:val="16"/>
+              </w:rPr>
+              <w:t>13.8</w:t>
+            </w:r>
+          </w:p>
+        </w:tc>
+        <w:tc>
+          <w:tcPr>
+            <w:tcW w:type="dxa" w:w="3572"/>
+          </w:tcPr>
+          <w:p>
+            <w:r>
+              <w:rPr>
+                <w:b w:val="0"/>
+                <w:color w:val="CC0000"/>
+                <w:sz w:val="16"/>
+              </w:rPr>
+              <w:t>Cantitate diferită: referință 13.18 tona, ofertat 13.8 tona</w:t>
+            </w:r>
+          </w:p>
+        </w:tc>
+      </w:tr>
+      <w:tr>
+        <w:tc>
+          <w:tcPr>
+            <w:tcW w:type="dxa" w:w="397"/>
+          </w:tcPr>
+          <w:p/>
+        </w:tc>
+        <w:tc>
+          <w:tcPr>
+            <w:tcW w:type="dxa" w:w="1701"/>
+            <w:shd w:fill="D9D9D9" w:val="clear"/>
+          </w:tcPr>
+          <w:p>
+            <w:r>
+              <w:rPr>
+                <w:b/>
+                <w:color w:val="000000"/>
+                <w:sz w:val="18"/>
+              </w:rPr>
+              <w:t>SUMAR</w:t>
+            </w:r>
+          </w:p>
+        </w:tc>
+        <w:tc>
+          <w:tcPr>
+            <w:tcW w:type="dxa" w:w="850"/>
+            <w:shd w:fill="D9D9D9" w:val="clear"/>
+          </w:tcPr>
+          <w:p>
+            <w:r>
+              <w:rPr>
+                <w:b/>
+                <w:color w:val="000000"/>
+                <w:sz w:val="18"/>
+              </w:rPr>
+              <w:t>Neconformitati: 1 din 13 articole ref.</w:t>
+            </w:r>
+          </w:p>
+        </w:tc>
+        <w:tc>
+          <w:tcPr>
+            <w:tcW w:type="dxa" w:w="1984"/>
+            <w:shd w:fill="D9D9D9" w:val="clear"/>
+          </w:tcPr>
+          <w:p>
+            <w:r/>
+          </w:p>
+        </w:tc>
+        <w:tc>
+          <w:tcPr>
+            <w:tcW w:type="dxa" w:w="454"/>
+            <w:shd w:fill="D9D9D9" w:val="clear"/>
+          </w:tcPr>
+          <w:p>
+            <w:r/>
+          </w:p>
+        </w:tc>
+        <w:tc>
+          <w:tcPr>
+            <w:tcW w:type="dxa" w:w="680"/>
+            <w:shd w:fill="D9D9D9" w:val="clear"/>
+          </w:tcPr>
+          <w:p>
+            <w:r/>
+          </w:p>
+        </w:tc>
+        <w:tc>
+          <w:tcPr>
+            <w:tcW w:type="dxa" w:w="850"/>
+            <w:shd w:fill="D9D9D9" w:val="clear"/>
+          </w:tcPr>
+          <w:p>
+            <w:pPr>
+              <w:jc w:val="center"/>
+            </w:pPr>
+            <w:r>
+              <w:rPr>
+                <w:b/>
+                <w:color w:val="000000"/>
+                <w:sz w:val="18"/>
+              </w:rPr>
+              <w:t>13</w:t>
+            </w:r>
+          </w:p>
+        </w:tc>
+        <w:tc>
+          <w:tcPr>
+            <w:tcW w:type="dxa" w:w="1984"/>
+            <w:shd w:fill="D9D9D9" w:val="clear"/>
+          </w:tcPr>
+          <w:p>
+            <w:r/>
+          </w:p>
+        </w:tc>
+        <w:tc>
+          <w:tcPr>
+            <w:tcW w:type="dxa" w:w="454"/>
+            <w:shd w:fill="D9D9D9" w:val="clear"/>
+          </w:tcPr>
+          <w:p>
+            <w:r/>
+          </w:p>
+        </w:tc>
+        <w:tc>
+          <w:tcPr>
+            <w:tcW w:type="dxa" w:w="680"/>
+            <w:shd w:fill="D9D9D9" w:val="clear"/>
+          </w:tcPr>
+          <w:p>
+            <w:pPr>
+              <w:jc w:val="center"/>
+            </w:pPr>
+            <w:r>
+              <w:rPr>
+                <w:b/>
+                <w:color w:val="000000"/>
+                <w:sz w:val="18"/>
+              </w:rPr>
+              <w:t>13</w:t>
+            </w:r>
+          </w:p>
+        </w:tc>
+        <w:tc>
+          <w:tcPr>
+            <w:tcW w:type="dxa" w:w="3572"/>
+            <w:shd w:fill="D9D9D9" w:val="clear"/>
+          </w:tcPr>
+          <w:p>
+            <w:r/>
+          </w:p>
+        </w:tc>
+      </w:tr>
+      <w:tr>
+        <w:tc>
+          <w:tcPr>
+            <w:tcW w:type="dxa" w:w="3572"/>
+            <w:gridSpan w:val="11"/>
+            <w:shd w:fill="D9D9D9" w:val="clear"/>
+          </w:tcPr>
+          <w:p>
+            <w:r>
+              <w:rPr>
+                <w:b/>
+                <w:sz w:val="18"/>
+              </w:rPr>
+              <w:t>Capitol de lucrări 226418 — ARHITECTURA VESTIARE FOTBALIST SI SALA F...  │  LIPSA: 0  │  EXTRA: 0  │  Delta: 0 ✓</w:t>
+            </w:r>
+          </w:p>
+        </w:tc>
+      </w:tr>
+      <w:tr>
+        <w:tc>
+          <w:tcPr>
+            <w:tcW w:type="dxa" w:w="397"/>
+          </w:tcPr>
+          <w:p>
+            <w:r>
+              <w:rPr>
+                <w:b w:val="0"/>
+                <w:sz w:val="16"/>
+              </w:rPr>
+              <w:t>25</w:t>
+            </w:r>
+          </w:p>
+        </w:tc>
+        <w:tc>
+          <w:tcPr>
+            <w:tcW w:type="dxa" w:w="1701"/>
+          </w:tcPr>
+          <w:p>
+            <w:r>
+              <w:rPr>
+                <w:b w:val="0"/>
+                <w:sz w:val="16"/>
+              </w:rPr>
+              <w:t>226418 - ARHITECTURA VESTIARE FOTBALIST SI SAL...</w:t>
+            </w:r>
+          </w:p>
+        </w:tc>
+        <w:tc>
+          <w:tcPr>
+            <w:tcW w:type="dxa" w:w="850"/>
+          </w:tcPr>
+          <w:p>
+            <w:r>
+              <w:rPr>
+                <w:b w:val="0"/>
+                <w:sz w:val="16"/>
+              </w:rPr>
+              <w:t>$3271283</w:t>
+            </w:r>
+          </w:p>
+        </w:tc>
+        <w:tc>
+          <w:tcPr>
+            <w:tcW w:type="dxa" w:w="1984"/>
+          </w:tcPr>
+          <w:p>
+            <w:r>
+              <w:rPr>
+                <w:b w:val="0"/>
+                <w:sz w:val="16"/>
+              </w:rPr>
+              <w:t>vata minerala bazaltica 10 cm</w:t>
+            </w:r>
+          </w:p>
+        </w:tc>
+        <w:tc>
+          <w:tcPr>
+            <w:tcW w:type="dxa" w:w="454"/>
+          </w:tcPr>
+          <w:p>
+            <w:r>
+              <w:rPr>
+                <w:b w:val="0"/>
+                <w:sz w:val="16"/>
+              </w:rPr>
+              <w:t>mp</w:t>
+            </w:r>
+          </w:p>
+        </w:tc>
+        <w:tc>
+          <w:tcPr>
+            <w:tcW w:type="dxa" w:w="680"/>
+          </w:tcPr>
+          <w:p>
+            <w:r>
+              <w:rPr>
+                <w:b w:val="0"/>
+                <w:color w:val="CC0000"/>
+                <w:sz w:val="16"/>
+              </w:rPr>
+              <w:t>0.0</w:t>
+            </w:r>
+          </w:p>
+        </w:tc>
+        <w:tc>
+          <w:tcPr>
+            <w:tcW w:type="dxa" w:w="850"/>
+          </w:tcPr>
+          <w:p>
+            <w:r>
+              <w:rPr>
+                <w:b w:val="0"/>
+                <w:sz w:val="16"/>
+              </w:rPr>
+              <w:t>$3271283</w:t>
+            </w:r>
+          </w:p>
+        </w:tc>
+        <w:tc>
+          <w:tcPr>
+            <w:tcW w:type="dxa" w:w="1984"/>
+          </w:tcPr>
+          <w:p>
+            <w:r>
+              <w:rPr>
+                <w:b w:val="0"/>
+                <w:sz w:val="16"/>
+              </w:rPr>
+              <w:t>vata minerală bazaltica 40 kg/m3 , 10 cm 1 bax ...</w:t>
+            </w:r>
+          </w:p>
+        </w:tc>
+        <w:tc>
+          <w:tcPr>
+            <w:tcW w:type="dxa" w:w="454"/>
+          </w:tcPr>
+          <w:p>
+            <w:r>
+              <w:rPr>
+                <w:b w:val="0"/>
+                <w:sz w:val="16"/>
+              </w:rPr>
+              <w:t>mp</w:t>
+            </w:r>
+          </w:p>
+        </w:tc>
+        <w:tc>
+          <w:tcPr>
+            <w:tcW w:type="dxa" w:w="680"/>
+          </w:tcPr>
+          <w:p>
+            <w:r>
+              <w:rPr>
+                <w:b w:val="0"/>
+                <w:color w:val="CC0000"/>
+                <w:sz w:val="16"/>
+              </w:rPr>
+              <w:t>50.0</w:t>
+            </w:r>
+          </w:p>
+        </w:tc>
+        <w:tc>
+          <w:tcPr>
+            <w:tcW w:type="dxa" w:w="3572"/>
+          </w:tcPr>
+          <w:p>
+            <w:r>
+              <w:rPr>
+                <w:b w:val="0"/>
+                <w:color w:val="CC0000"/>
+                <w:sz w:val="16"/>
+              </w:rPr>
+              <w:t>Cantitate diferită: referință 0.0 mp, ofertat 50.0 mp</w:t>
+            </w:r>
+          </w:p>
+        </w:tc>
+      </w:tr>
+      <w:tr>
+        <w:tc>
+          <w:tcPr>
+            <w:tcW w:type="dxa" w:w="397"/>
+          </w:tcPr>
+          <w:p/>
+        </w:tc>
+        <w:tc>
+          <w:tcPr>
+            <w:tcW w:type="dxa" w:w="1701"/>
+            <w:shd w:fill="D9D9D9" w:val="clear"/>
+          </w:tcPr>
+          <w:p>
+            <w:r>
+              <w:rPr>
+                <w:b/>
+                <w:color w:val="000000"/>
+                <w:sz w:val="18"/>
+              </w:rPr>
+              <w:t>SUMAR</w:t>
+            </w:r>
+          </w:p>
+        </w:tc>
+        <w:tc>
+          <w:tcPr>
+            <w:tcW w:type="dxa" w:w="850"/>
+            <w:shd w:fill="D9D9D9" w:val="clear"/>
+          </w:tcPr>
+          <w:p>
+            <w:r>
+              <w:rPr>
+                <w:b/>
+                <w:color w:val="000000"/>
+                <w:sz w:val="18"/>
+              </w:rPr>
+              <w:t>Neconformitati: 1 din 110 articole ref.</w:t>
+            </w:r>
+          </w:p>
+        </w:tc>
+        <w:tc>
+          <w:tcPr>
+            <w:tcW w:type="dxa" w:w="1984"/>
+            <w:shd w:fill="D9D9D9" w:val="clear"/>
+          </w:tcPr>
+          <w:p>
+            <w:r/>
+          </w:p>
+        </w:tc>
+        <w:tc>
+          <w:tcPr>
+            <w:tcW w:type="dxa" w:w="454"/>
+            <w:shd w:fill="D9D9D9" w:val="clear"/>
+          </w:tcPr>
+          <w:p>
+            <w:r/>
+          </w:p>
+        </w:tc>
+        <w:tc>
+          <w:tcPr>
+            <w:tcW w:type="dxa" w:w="680"/>
+            <w:shd w:fill="D9D9D9" w:val="clear"/>
+          </w:tcPr>
+          <w:p>
+            <w:r/>
+          </w:p>
+        </w:tc>
+        <w:tc>
+          <w:tcPr>
+            <w:tcW w:type="dxa" w:w="850"/>
+            <w:shd w:fill="D9D9D9" w:val="clear"/>
+          </w:tcPr>
+          <w:p>
+            <w:pPr>
+              <w:jc w:val="center"/>
+            </w:pPr>
+            <w:r>
+              <w:rPr>
+                <w:b/>
+                <w:color w:val="000000"/>
+                <w:sz w:val="18"/>
+              </w:rPr>
+              <w:t>110</w:t>
+            </w:r>
+          </w:p>
+        </w:tc>
+        <w:tc>
+          <w:tcPr>
+            <w:tcW w:type="dxa" w:w="1984"/>
+            <w:shd w:fill="D9D9D9" w:val="clear"/>
+          </w:tcPr>
+          <w:p>
+            <w:r/>
+          </w:p>
+        </w:tc>
+        <w:tc>
+          <w:tcPr>
+            <w:tcW w:type="dxa" w:w="454"/>
+            <w:shd w:fill="D9D9D9" w:val="clear"/>
+          </w:tcPr>
+          <w:p>
+            <w:r/>
+          </w:p>
+        </w:tc>
+        <w:tc>
+          <w:tcPr>
+            <w:tcW w:type="dxa" w:w="680"/>
+            <w:shd w:fill="D9D9D9" w:val="clear"/>
+          </w:tcPr>
+          <w:p>
+            <w:pPr>
+              <w:jc w:val="center"/>
+            </w:pPr>
+            <w:r>
+              <w:rPr>
+                <w:b/>
+                <w:color w:val="000000"/>
+                <w:sz w:val="18"/>
+              </w:rPr>
+              <w:t>102</w:t>
+            </w:r>
+          </w:p>
+        </w:tc>
+        <w:tc>
+          <w:tcPr>
+            <w:tcW w:type="dxa" w:w="3572"/>
+            <w:shd w:fill="D9D9D9" w:val="clear"/>
+          </w:tcPr>
+          <w:p>
+            <w:r/>
+          </w:p>
+        </w:tc>
+      </w:tr>
+      <w:tr>
+        <w:tc>
+          <w:tcPr>
+            <w:tcW w:type="dxa" w:w="3572"/>
+            <w:gridSpan w:val="11"/>
+            <w:shd w:fill="D9D9D9" w:val="clear"/>
+          </w:tcPr>
+          <w:p>
+            <w:r>
+              <w:rPr>
+                <w:b/>
+                <w:sz w:val="18"/>
+              </w:rPr>
+              <w:t>Capitol de lucrări 226428 — INSTALATII SANITARE OB. 4  │  LIPSA: 1  │  EXTRA: 1  │  Delta: 0 ✓</w:t>
+            </w:r>
+          </w:p>
+        </w:tc>
+      </w:tr>
+      <w:tr>
+        <w:tc>
+          <w:tcPr>
+            <w:tcW w:type="dxa" w:w="397"/>
+          </w:tcPr>
+          <w:p>
+            <w:r>
+              <w:rPr>
+                <w:b w:val="0"/>
+                <w:sz w:val="16"/>
+              </w:rPr>
+              <w:t>27</w:t>
+            </w:r>
+          </w:p>
+        </w:tc>
+        <w:tc>
+          <w:tcPr>
+            <w:tcW w:type="dxa" w:w="1701"/>
+          </w:tcPr>
+          <w:p>
+            <w:r>
+              <w:rPr>
+                <w:b w:val="0"/>
+                <w:sz w:val="16"/>
+              </w:rPr>
+              <w:t>226428 - INSTALATII SANITARE OB. 4</w:t>
+            </w:r>
+          </w:p>
+        </w:tc>
+        <w:tc>
+          <w:tcPr>
+            <w:tcW w:type="dxa" w:w="850"/>
+          </w:tcPr>
+          <w:p>
+            <w:r>
+              <w:rPr>
+                <w:b w:val="0"/>
+                <w:sz w:val="16"/>
+              </w:rPr>
+              <w:t>$3274977</w:t>
+            </w:r>
+          </w:p>
+        </w:tc>
+        <w:tc>
+          <w:tcPr>
+            <w:tcW w:type="dxa" w:w="1984"/>
+          </w:tcPr>
+          <w:p>
+            <w:r>
+              <w:rPr>
+                <w:b w:val="0"/>
+                <w:sz w:val="16"/>
+              </w:rPr>
+              <w:t>sifon de pardoseala dn40/50 cu iesire verticala...</w:t>
+            </w:r>
+          </w:p>
+        </w:tc>
+        <w:tc>
+          <w:tcPr>
+            <w:tcW w:type="dxa" w:w="454"/>
+          </w:tcPr>
+          <w:p>
+            <w:r>
+              <w:rPr>
+                <w:b w:val="0"/>
+                <w:sz w:val="16"/>
+              </w:rPr>
+              <w:t>buc</w:t>
+            </w:r>
+          </w:p>
+        </w:tc>
+        <w:tc>
+          <w:tcPr>
+            <w:tcW w:type="dxa" w:w="680"/>
+          </w:tcPr>
+          <w:p>
+            <w:r>
+              <w:rPr>
+                <w:b w:val="0"/>
+                <w:color w:val="CC0000"/>
+                <w:sz w:val="16"/>
+              </w:rPr>
+              <w:t>4.0</w:t>
+            </w:r>
+          </w:p>
+        </w:tc>
+        <w:tc>
+          <w:tcPr>
+            <w:tcW w:type="dxa" w:w="850"/>
+          </w:tcPr>
+          <w:p>
+            <w:r>
+              <w:rPr>
+                <w:b w:val="0"/>
+                <w:sz w:val="16"/>
+              </w:rPr>
+              <w:t>$3274977</w:t>
+            </w:r>
+          </w:p>
+        </w:tc>
+        <w:tc>
+          <w:tcPr>
+            <w:tcW w:type="dxa" w:w="1984"/>
+          </w:tcPr>
+          <w:p>
+            <w:r>
+              <w:rPr>
+                <w:b w:val="0"/>
+                <w:sz w:val="16"/>
+              </w:rPr>
+              <w:t>sifon de pardoseala dn 40/50 cu iesire vertical...</w:t>
+            </w:r>
+          </w:p>
+        </w:tc>
+        <w:tc>
+          <w:tcPr>
+            <w:tcW w:type="dxa" w:w="454"/>
+          </w:tcPr>
+          <w:p>
+            <w:r>
+              <w:rPr>
+                <w:b w:val="0"/>
+                <w:sz w:val="16"/>
+              </w:rPr>
+              <w:t>buc</w:t>
+            </w:r>
+          </w:p>
+        </w:tc>
+        <w:tc>
+          <w:tcPr>
+            <w:tcW w:type="dxa" w:w="680"/>
+          </w:tcPr>
+          <w:p>
+            <w:r>
+              <w:rPr>
+                <w:b w:val="0"/>
+                <w:color w:val="CC0000"/>
+                <w:sz w:val="16"/>
+              </w:rPr>
+              <w:t>1.0</w:t>
+            </w:r>
+          </w:p>
+        </w:tc>
+        <w:tc>
+          <w:tcPr>
+            <w:tcW w:type="dxa" w:w="3572"/>
+          </w:tcPr>
+          <w:p>
+            <w:r>
+              <w:rPr>
+                <w:b w:val="0"/>
+                <w:color w:val="CC0000"/>
+                <w:sz w:val="16"/>
+              </w:rPr>
+              <w:t>Cantitate diferită: referință 4.0 buc, ofertat 1.0 buc</w:t>
+            </w:r>
+          </w:p>
+        </w:tc>
+      </w:tr>
+      <w:tr>
+        <w:tc>
+          <w:tcPr>
+            <w:tcW w:type="dxa" w:w="397"/>
+          </w:tcPr>
+          <w:p>
+            <w:r>
+              <w:rPr>
+                <w:b w:val="0"/>
+                <w:sz w:val="16"/>
+              </w:rPr>
+              <w:t>28</w:t>
+            </w:r>
+          </w:p>
+        </w:tc>
+        <w:tc>
+          <w:tcPr>
+            <w:tcW w:type="dxa" w:w="1701"/>
+          </w:tcPr>
+          <w:p>
+            <w:r>
+              <w:rPr>
+                <w:b w:val="0"/>
+                <w:sz w:val="16"/>
+              </w:rPr>
+              <w:t>226428 - INSTALATII SANITARE OB. 4</w:t>
+            </w:r>
+          </w:p>
+        </w:tc>
+        <w:tc>
+          <w:tcPr>
+            <w:tcW w:type="dxa" w:w="850"/>
+          </w:tcPr>
+          <w:p>
+            <w:r>
+              <w:rPr>
+                <w:b w:val="0"/>
+                <w:sz w:val="16"/>
+              </w:rPr>
+              <w:t>$2222219</w:t>
+            </w:r>
+          </w:p>
+        </w:tc>
+        <w:tc>
+          <w:tcPr>
+            <w:tcW w:type="dxa" w:w="1984"/>
+          </w:tcPr>
+          <w:p>
+            <w:r>
+              <w:rPr>
+                <w:b w:val="0"/>
+                <w:sz w:val="16"/>
+              </w:rPr>
+              <w:t>cadite dus</w:t>
+            </w:r>
+          </w:p>
+        </w:tc>
+        <w:tc>
+          <w:tcPr>
+            <w:tcW w:type="dxa" w:w="454"/>
+          </w:tcPr>
+          <w:p>
+            <w:r>
+              <w:rPr>
+                <w:b w:val="0"/>
+                <w:color w:val="CC0000"/>
+                <w:sz w:val="16"/>
+              </w:rPr>
+            </w:r>
+          </w:p>
+        </w:tc>
+        <w:tc>
+          <w:tcPr>
+            <w:tcW w:type="dxa" w:w="680"/>
+          </w:tcPr>
+          <w:p>
+            <w:r>
+              <w:rPr>
+                <w:b w:val="0"/>
+                <w:sz w:val="16"/>
+              </w:rPr>
+              <w:t>3.0</w:t>
+            </w:r>
+          </w:p>
+        </w:tc>
+        <w:tc>
+          <w:tcPr>
+            <w:tcW w:type="dxa" w:w="850"/>
+          </w:tcPr>
+          <w:p>
+            <w:r>
+              <w:rPr>
+                <w:b w:val="0"/>
+                <w:sz w:val="16"/>
+              </w:rPr>
+              <w:t>$2222219</w:t>
+            </w:r>
+          </w:p>
+        </w:tc>
+        <w:tc>
+          <w:tcPr>
+            <w:tcW w:type="dxa" w:w="1984"/>
+          </w:tcPr>
+          <w:p>
+            <w:r>
+              <w:rPr>
+                <w:b w:val="0"/>
+                <w:sz w:val="16"/>
+              </w:rPr>
+              <w:t>cadite dus</w:t>
+            </w:r>
+          </w:p>
+        </w:tc>
+        <w:tc>
+          <w:tcPr>
+            <w:tcW w:type="dxa" w:w="454"/>
+          </w:tcPr>
+          <w:p>
+            <w:r>
+              <w:rPr>
+                <w:b w:val="0"/>
+                <w:color w:val="CC0000"/>
+                <w:sz w:val="16"/>
+              </w:rPr>
+              <w:t>buc</w:t>
+            </w:r>
+          </w:p>
+        </w:tc>
+        <w:tc>
+          <w:tcPr>
+            <w:tcW w:type="dxa" w:w="680"/>
+          </w:tcPr>
+          <w:p>
+            <w:r>
+              <w:rPr>
+                <w:b w:val="0"/>
+                <w:sz w:val="16"/>
+              </w:rPr>
+              <w:t>3.0</w:t>
+            </w:r>
+          </w:p>
+        </w:tc>
+        <w:tc>
+          <w:tcPr>
+            <w:tcW w:type="dxa" w:w="3572"/>
+          </w:tcPr>
+          <w:p>
+            <w:r>
+              <w:rPr>
+                <w:b w:val="0"/>
+                <w:color w:val="CC0000"/>
+                <w:sz w:val="16"/>
+              </w:rPr>
+              <w:t>Unitate de măsură diferită: referință , ofertat buc</w:t>
+            </w:r>
+          </w:p>
+        </w:tc>
+      </w:tr>
+      <w:tr>
+        <w:tc>
+          <w:tcPr>
+            <w:tcW w:type="dxa" w:w="397"/>
             <w:shd w:fill="FFB3B3" w:val="clear"/>
           </w:tcPr>
           <w:p>
@@ -3321,7 +4851,7 @@
                 <w:b w:val="0"/>
                 <w:sz w:val="16"/>
               </w:rPr>
-              <w:t>19</w:t>
+              <w:t>29</w:t>
             </w:r>
           </w:p>
         </w:tc>
@@ -3336,7 +4866,7 @@
                 <w:b w:val="0"/>
                 <w:sz w:val="16"/>
               </w:rPr>
-              <w:t>226228 - INSTALATII SANITARE OB.2</w:t>
+              <w:t>226428 - INSTALATII SANITARE OB. 4</w:t>
             </w:r>
           </w:p>
         </w:tc>
@@ -3351,7 +4881,7 @@
                 <w:b w:val="0"/>
                 <w:sz w:val="16"/>
               </w:rPr>
-              <w:t>$3271724</w:t>
+              <w:t>$3275597</w:t>
             </w:r>
           </w:p>
         </w:tc>
@@ -3366,7 +4896,7 @@
                 <w:b w:val="0"/>
                 <w:sz w:val="16"/>
               </w:rPr>
-              <w:t>robinet sfera apa 1/2' giacomini dn 15 r</w:t>
+              <w:t>sifon de pardoseala dn110 cu iesire verticala c...</w:t>
             </w:r>
           </w:p>
         </w:tc>
@@ -3396,7 +4926,7 @@
                 <w:b w:val="0"/>
                 <w:sz w:val="16"/>
               </w:rPr>
-              <w:t>2.0</w:t>
+              <w:t>1.0</w:t>
             </w:r>
           </w:p>
         </w:tc>
@@ -3476,7 +5006,7 @@
                 <w:b w:val="0"/>
                 <w:sz w:val="16"/>
               </w:rPr>
-              <w:t>20</w:t>
+              <w:t>30</w:t>
             </w:r>
           </w:p>
         </w:tc>
@@ -3491,7 +5021,7 @@
                 <w:b w:val="0"/>
                 <w:sz w:val="16"/>
               </w:rPr>
-              <w:t>226228 - INSTALATII SANITARE OB.2</w:t>
+              <w:t>226428 - INSTALATII SANITARE OB. 4</w:t>
             </w:r>
           </w:p>
         </w:tc>
@@ -3562,7 +5092,7 @@
                 <w:b w:val="0"/>
                 <w:sz w:val="16"/>
               </w:rPr>
-              <w:t>$3271603</w:t>
+              <w:t>$3274977</w:t>
             </w:r>
           </w:p>
         </w:tc>
@@ -3577,7 +5107,7 @@
                 <w:b w:val="0"/>
                 <w:sz w:val="16"/>
               </w:rPr>
-              <w:t>robinet sfera apa 3/4' giacomini dn 20 r 250</w:t>
+              <w:t>sifon de pardoseala dn 40/50 cu iesire vertical...</w:t>
             </w:r>
           </w:p>
         </w:tc>
@@ -3607,7 +5137,7 @@
                 <w:b w:val="0"/>
                 <w:sz w:val="16"/>
               </w:rPr>
-              <w:t>8.0</w:t>
+              <w:t>4.0</w:t>
             </w:r>
           </w:p>
         </w:tc>
@@ -3663,7 +5193,7 @@
                 <w:color w:val="000000"/>
                 <w:sz w:val="18"/>
               </w:rPr>
-              <w:t>Neconformitati: 2 din 201 articole ref.</w:t>
+              <w:t>Neconformitati: 3 din 153 articole ref.</w:t>
             </w:r>
           </w:p>
         </w:tc>
@@ -3709,7 +5239,7 @@
                 <w:color w:val="000000"/>
                 <w:sz w:val="18"/>
               </w:rPr>
-              <w:t>201</w:t>
+              <w:t>153</w:t>
             </w:r>
           </w:p>
         </w:tc>
@@ -3746,7 +5276,7 @@
                 <w:color w:val="000000"/>
                 <w:sz w:val="18"/>
               </w:rPr>
-              <w:t>143</w:t>
+              <w:t>121</w:t>
             </w:r>
           </w:p>
         </w:tc>
@@ -3773,7 +5303,7 @@
                 <w:b/>
                 <w:sz w:val="18"/>
               </w:rPr>
-              <w:t>Capitol de lucrări 226268 — INSTALATII ELECTRICE tari OB.2 curenti  │  LIPSA: 0  │  EXTRA: 0  │  Delta: 0 ✓</w:t>
+              <w:t>Capitol de lucrări 226488 — INSTALATIE VOCE-DATE-OB. 4  │  LIPSA: 1  │  EXTRA: 0  │  Delta: -1</w:t>
             </w:r>
           </w:p>
         </w:tc>
@@ -3782,76 +5312,125 @@
         <w:tc>
           <w:tcPr>
             <w:tcW w:type="dxa" w:w="397"/>
-          </w:tcPr>
-          <w:p>
-            <w:r>
-              <w:rPr>
-                <w:b w:val="0"/>
-                <w:sz w:val="16"/>
-              </w:rPr>
-              <w:t>22</w:t>
+            <w:shd w:fill="FFB3B3" w:val="clear"/>
+          </w:tcPr>
+          <w:p>
+            <w:r>
+              <w:rPr>
+                <w:b w:val="0"/>
+                <w:sz w:val="16"/>
+              </w:rPr>
+              <w:t>32</w:t>
             </w:r>
           </w:p>
         </w:tc>
         <w:tc>
           <w:tcPr>
             <w:tcW w:type="dxa" w:w="1701"/>
-          </w:tcPr>
-          <w:p>
-            <w:r>
-              <w:rPr>
-                <w:b w:val="0"/>
-                <w:sz w:val="16"/>
-              </w:rPr>
-              <w:t>226268 - INSTALATII ELECTRICE tari OB.2 curenti</w:t>
+            <w:shd w:fill="FFB3B3" w:val="clear"/>
+          </w:tcPr>
+          <w:p>
+            <w:r>
+              <w:rPr>
+                <w:b w:val="0"/>
+                <w:sz w:val="16"/>
+              </w:rPr>
+              <w:t>226488 - INSTALATIE VOCE-DATE-OB. 4</w:t>
             </w:r>
           </w:p>
         </w:tc>
         <w:tc>
           <w:tcPr>
             <w:tcW w:type="dxa" w:w="850"/>
-          </w:tcPr>
-          <w:p>
-            <w:r>
-              <w:rPr>
-                <w:b w:val="0"/>
-                <w:sz w:val="16"/>
-              </w:rPr>
-              <w:t>$3270431</w:t>
+            <w:shd w:fill="FFB3B3" w:val="clear"/>
+          </w:tcPr>
+          <w:p>
+            <w:r>
+              <w:rPr>
+                <w:b w:val="0"/>
+                <w:sz w:val="16"/>
+              </w:rPr>
+              <w:t>$5538123</w:t>
             </w:r>
           </w:p>
         </w:tc>
         <w:tc>
           <w:tcPr>
             <w:tcW w:type="dxa" w:w="1984"/>
-          </w:tcPr>
-          <w:p>
-            <w:r>
-              <w:rPr>
-                <w:b w:val="0"/>
-                <w:sz w:val="16"/>
-              </w:rPr>
-              <w:t>cablu cyyf 3x2,5</w:t>
+            <w:shd w:fill="FFB3B3" w:val="clear"/>
+          </w:tcPr>
+          <w:p>
+            <w:r>
+              <w:rPr>
+                <w:b w:val="0"/>
+                <w:sz w:val="16"/>
+              </w:rPr>
+              <w:t>patchpanel 8 porturi rj45 echipat</w:t>
             </w:r>
           </w:p>
         </w:tc>
         <w:tc>
           <w:tcPr>
             <w:tcW w:type="dxa" w:w="454"/>
-          </w:tcPr>
-          <w:p>
-            <w:r>
-              <w:rPr>
-                <w:b w:val="0"/>
-                <w:sz w:val="16"/>
-              </w:rPr>
-              <w:t>m</w:t>
+            <w:shd w:fill="FFB3B3" w:val="clear"/>
+          </w:tcPr>
+          <w:p>
+            <w:r>
+              <w:rPr>
+                <w:b w:val="0"/>
+                <w:sz w:val="16"/>
+              </w:rPr>
+              <w:t>buc</w:t>
             </w:r>
           </w:p>
         </w:tc>
         <w:tc>
           <w:tcPr>
             <w:tcW w:type="dxa" w:w="680"/>
+            <w:shd w:fill="FFB3B3" w:val="clear"/>
+          </w:tcPr>
+          <w:p>
+            <w:r>
+              <w:rPr>
+                <w:b w:val="0"/>
+                <w:sz w:val="16"/>
+              </w:rPr>
+              <w:t>1.0</w:t>
+            </w:r>
+          </w:p>
+        </w:tc>
+        <w:tc>
+          <w:tcPr>
+            <w:tcW w:type="dxa" w:w="850"/>
+            <w:shd w:fill="FFB3B3" w:val="clear"/>
+          </w:tcPr>
+          <w:p/>
+        </w:tc>
+        <w:tc>
+          <w:tcPr>
+            <w:tcW w:type="dxa" w:w="1984"/>
+            <w:shd w:fill="FFB3B3" w:val="clear"/>
+          </w:tcPr>
+          <w:p/>
+        </w:tc>
+        <w:tc>
+          <w:tcPr>
+            <w:tcW w:type="dxa" w:w="454"/>
+            <w:shd w:fill="FFB3B3" w:val="clear"/>
+          </w:tcPr>
+          <w:p/>
+        </w:tc>
+        <w:tc>
+          <w:tcPr>
+            <w:tcW w:type="dxa" w:w="680"/>
+            <w:shd w:fill="FFB3B3" w:val="clear"/>
+          </w:tcPr>
+          <w:p/>
+        </w:tc>
+        <w:tc>
+          <w:tcPr>
+            <w:tcW w:type="dxa" w:w="3572"/>
+            <w:shd w:fill="FFB3B3" w:val="clear"/>
           </w:tcPr>
           <w:p>
             <w:r>
@@ -3860,79 +5439,7 @@
                 <w:color w:val="CC0000"/>
                 <w:sz w:val="16"/>
               </w:rPr>
-              <w:t>0.0</w:t>
-            </w:r>
-          </w:p>
-        </w:tc>
-        <w:tc>
-          <w:tcPr>
-            <w:tcW w:type="dxa" w:w="850"/>
-          </w:tcPr>
-          <w:p>
-            <w:r>
-              <w:rPr>
-                <w:b w:val="0"/>
-                <w:sz w:val="16"/>
-              </w:rPr>
-              <w:t>$3270431</w:t>
-            </w:r>
-          </w:p>
-        </w:tc>
-        <w:tc>
-          <w:tcPr>
-            <w:tcW w:type="dxa" w:w="1984"/>
-          </w:tcPr>
-          <w:p>
-            <w:r>
-              <w:rPr>
-                <w:b w:val="0"/>
-                <w:sz w:val="16"/>
-              </w:rPr>
-              <w:t>cablu cyyf 3x2,5 mmp</w:t>
-            </w:r>
-          </w:p>
-        </w:tc>
-        <w:tc>
-          <w:tcPr>
-            <w:tcW w:type="dxa" w:w="454"/>
-          </w:tcPr>
-          <w:p>
-            <w:r>
-              <w:rPr>
-                <w:b w:val="0"/>
-                <w:sz w:val="16"/>
-              </w:rPr>
-              <w:t>m</w:t>
-            </w:r>
-          </w:p>
-        </w:tc>
-        <w:tc>
-          <w:tcPr>
-            <w:tcW w:type="dxa" w:w="680"/>
-          </w:tcPr>
-          <w:p>
-            <w:r>
-              <w:rPr>
-                <w:b w:val="0"/>
-                <w:color w:val="CC0000"/>
-                <w:sz w:val="16"/>
-              </w:rPr>
-              <w:t>650.0</w:t>
-            </w:r>
-          </w:p>
-        </w:tc>
-        <w:tc>
-          <w:tcPr>
-            <w:tcW w:type="dxa" w:w="3572"/>
-          </w:tcPr>
-          <w:p>
-            <w:r>
-              <w:rPr>
-                <w:b w:val="0"/>
-                <w:color w:val="CC0000"/>
-                <w:sz w:val="16"/>
-              </w:rPr>
-              <w:t>Cantitate diferită: referință 0.0 m, ofertat 650.0 m</w:t>
+              <w:t>Articol lipsă din ofertă</w:t>
             </w:r>
           </w:p>
         </w:tc>
@@ -3972,7 +5479,7 @@
                 <w:color w:val="000000"/>
                 <w:sz w:val="18"/>
               </w:rPr>
-              <w:t>Neconformitati: 1 din 35 articole ref.</w:t>
+              <w:t>Neconformitati: 1 din 14 articole ref.</w:t>
             </w:r>
           </w:p>
         </w:tc>
@@ -4018,7 +5525,7 @@
                 <w:color w:val="000000"/>
                 <w:sz w:val="18"/>
               </w:rPr>
-              <w:t>35</w:t>
+              <w:t>14</w:t>
             </w:r>
           </w:p>
         </w:tc>
@@ -4055,7 +5562,7 @@
                 <w:color w:val="000000"/>
                 <w:sz w:val="18"/>
               </w:rPr>
-              <w:t>34</w:t>
+              <w:t>13</w:t>
             </w:r>
           </w:p>
         </w:tc>
@@ -4082,7 +5589,7 @@
                 <w:b/>
                 <w:sz w:val="18"/>
               </w:rPr>
-              <w:t>Capitol de lucrări 226318 — IMPREJMUIRE TEREN FOTBAL -380 ML  │  LIPSA: 0  │  EXTRA: 0  │  Delta: 0 ✓</w:t>
+              <w:t>Capitol de lucrări 226498 — SISTEM SUPRAVEGHEREA VIDEO -OB4  │  LIPSA: 2  │  EXTRA: 0  │  Delta: -2</w:t>
             </w:r>
           </w:p>
         </w:tc>
@@ -4091,76 +5598,125 @@
         <w:tc>
           <w:tcPr>
             <w:tcW w:type="dxa" w:w="397"/>
-          </w:tcPr>
-          <w:p>
-            <w:r>
-              <w:rPr>
-                <w:b w:val="0"/>
-                <w:sz w:val="16"/>
-              </w:rPr>
-              <w:t>24</w:t>
+            <w:shd w:fill="FFB3B3" w:val="clear"/>
+          </w:tcPr>
+          <w:p>
+            <w:r>
+              <w:rPr>
+                <w:b w:val="0"/>
+                <w:sz w:val="16"/>
+              </w:rPr>
+              <w:t>34</w:t>
             </w:r>
           </w:p>
         </w:tc>
         <w:tc>
           <w:tcPr>
             <w:tcW w:type="dxa" w:w="1701"/>
-          </w:tcPr>
-          <w:p>
-            <w:r>
-              <w:rPr>
-                <w:b w:val="0"/>
-                <w:sz w:val="16"/>
-              </w:rPr>
-              <w:t>226318 - IMPREJMUIRE TEREN FOTBAL -380 ML</w:t>
+            <w:shd w:fill="FFB3B3" w:val="clear"/>
+          </w:tcPr>
+          <w:p>
+            <w:r>
+              <w:rPr>
+                <w:b w:val="0"/>
+                <w:sz w:val="16"/>
+              </w:rPr>
+              <w:t>226498 - SISTEM SUPRAVEGHEREA VIDEO -OB4</w:t>
             </w:r>
           </w:p>
         </w:tc>
         <w:tc>
           <w:tcPr>
             <w:tcW w:type="dxa" w:w="850"/>
-          </w:tcPr>
-          <w:p>
-            <w:r>
-              <w:rPr>
-                <w:b w:val="0"/>
-                <w:sz w:val="16"/>
-              </w:rPr>
-              <w:t>TRA02A20</w:t>
+            <w:shd w:fill="FFB3B3" w:val="clear"/>
+          </w:tcPr>
+          <w:p>
+            <w:r>
+              <w:rPr>
+                <w:b w:val="0"/>
+                <w:sz w:val="16"/>
+              </w:rPr>
+              <w:t>EI17A1</w:t>
             </w:r>
           </w:p>
         </w:tc>
         <w:tc>
           <w:tcPr>
             <w:tcW w:type="dxa" w:w="1984"/>
-          </w:tcPr>
-          <w:p>
-            <w:r>
-              <w:rPr>
-                <w:b w:val="0"/>
-                <w:sz w:val="16"/>
-              </w:rPr>
-              <w:t>transportul rutier al materialelor, semifabrica...</w:t>
+            <w:shd w:fill="FFB3B3" w:val="clear"/>
+          </w:tcPr>
+          <w:p>
+            <w:r>
+              <w:rPr>
+                <w:b w:val="0"/>
+                <w:sz w:val="16"/>
+              </w:rPr>
+              <w:t>software pentru videocaptare si inregistrare</w:t>
             </w:r>
           </w:p>
         </w:tc>
         <w:tc>
           <w:tcPr>
             <w:tcW w:type="dxa" w:w="454"/>
-          </w:tcPr>
-          <w:p>
-            <w:r>
-              <w:rPr>
-                <w:b w:val="0"/>
-                <w:sz w:val="16"/>
-              </w:rPr>
-              <w:t>tona</w:t>
+            <w:shd w:fill="FFB3B3" w:val="clear"/>
+          </w:tcPr>
+          <w:p>
+            <w:r>
+              <w:rPr>
+                <w:b w:val="0"/>
+                <w:sz w:val="16"/>
+              </w:rPr>
+              <w:t>buc</w:t>
             </w:r>
           </w:p>
         </w:tc>
         <w:tc>
           <w:tcPr>
             <w:tcW w:type="dxa" w:w="680"/>
+            <w:shd w:fill="FFB3B3" w:val="clear"/>
+          </w:tcPr>
+          <w:p>
+            <w:r>
+              <w:rPr>
+                <w:b w:val="0"/>
+                <w:sz w:val="16"/>
+              </w:rPr>
+              <w:t>2.0</w:t>
+            </w:r>
+          </w:p>
+        </w:tc>
+        <w:tc>
+          <w:tcPr>
+            <w:tcW w:type="dxa" w:w="850"/>
+            <w:shd w:fill="FFB3B3" w:val="clear"/>
+          </w:tcPr>
+          <w:p/>
+        </w:tc>
+        <w:tc>
+          <w:tcPr>
+            <w:tcW w:type="dxa" w:w="1984"/>
+            <w:shd w:fill="FFB3B3" w:val="clear"/>
+          </w:tcPr>
+          <w:p/>
+        </w:tc>
+        <w:tc>
+          <w:tcPr>
+            <w:tcW w:type="dxa" w:w="454"/>
+            <w:shd w:fill="FFB3B3" w:val="clear"/>
+          </w:tcPr>
+          <w:p/>
+        </w:tc>
+        <w:tc>
+          <w:tcPr>
+            <w:tcW w:type="dxa" w:w="680"/>
+            <w:shd w:fill="FFB3B3" w:val="clear"/>
+          </w:tcPr>
+          <w:p/>
+        </w:tc>
+        <w:tc>
+          <w:tcPr>
+            <w:tcW w:type="dxa" w:w="3572"/>
+            <w:shd w:fill="FFB3B3" w:val="clear"/>
           </w:tcPr>
           <w:p>
             <w:r>
@@ -4169,55 +5725,134 @@
                 <w:color w:val="CC0000"/>
                 <w:sz w:val="16"/>
               </w:rPr>
-              <w:t>13.18</w:t>
+              <w:t>Articol lipsă din ofertă</w:t>
+            </w:r>
+          </w:p>
+        </w:tc>
+      </w:tr>
+      <w:tr>
+        <w:tc>
+          <w:tcPr>
+            <w:tcW w:type="dxa" w:w="397"/>
+            <w:shd w:fill="FFB3B3" w:val="clear"/>
+          </w:tcPr>
+          <w:p>
+            <w:r>
+              <w:rPr>
+                <w:b w:val="0"/>
+                <w:sz w:val="16"/>
+              </w:rPr>
+              <w:t>35</w:t>
+            </w:r>
+          </w:p>
+        </w:tc>
+        <w:tc>
+          <w:tcPr>
+            <w:tcW w:type="dxa" w:w="1701"/>
+            <w:shd w:fill="FFB3B3" w:val="clear"/>
+          </w:tcPr>
+          <w:p>
+            <w:r>
+              <w:rPr>
+                <w:b w:val="0"/>
+                <w:sz w:val="16"/>
+              </w:rPr>
+              <w:t>226498 - SISTEM SUPRAVEGHEREA VIDEO -OB4</w:t>
             </w:r>
           </w:p>
         </w:tc>
         <w:tc>
           <w:tcPr>
             <w:tcW w:type="dxa" w:w="850"/>
-          </w:tcPr>
-          <w:p>
-            <w:r>
-              <w:rPr>
-                <w:b w:val="0"/>
-                <w:sz w:val="16"/>
-              </w:rPr>
-              <w:t>TRA02A20</w:t>
+            <w:shd w:fill="FFB3B3" w:val="clear"/>
+          </w:tcPr>
+          <w:p>
+            <w:r>
+              <w:rPr>
+                <w:b w:val="0"/>
+                <w:sz w:val="16"/>
+              </w:rPr>
+              <w:t>EI16A1</w:t>
             </w:r>
           </w:p>
         </w:tc>
         <w:tc>
           <w:tcPr>
             <w:tcW w:type="dxa" w:w="1984"/>
-          </w:tcPr>
-          <w:p>
-            <w:r>
-              <w:rPr>
-                <w:b w:val="0"/>
-                <w:sz w:val="16"/>
-              </w:rPr>
-              <w:t>transportul rutier al materialelor,semifabricat...</w:t>
+            <w:shd w:fill="FFB3B3" w:val="clear"/>
+          </w:tcPr>
+          <w:p>
+            <w:r>
+              <w:rPr>
+                <w:b w:val="0"/>
+                <w:sz w:val="16"/>
+              </w:rPr>
+              <w:t>revizie sistem existent supravegherea video</w:t>
             </w:r>
           </w:p>
         </w:tc>
         <w:tc>
           <w:tcPr>
             <w:tcW w:type="dxa" w:w="454"/>
-          </w:tcPr>
-          <w:p>
-            <w:r>
-              <w:rPr>
-                <w:b w:val="0"/>
-                <w:sz w:val="16"/>
-              </w:rPr>
-              <w:t>tona</w:t>
+            <w:shd w:fill="FFB3B3" w:val="clear"/>
+          </w:tcPr>
+          <w:p>
+            <w:r>
+              <w:rPr>
+                <w:b w:val="0"/>
+                <w:sz w:val="16"/>
+              </w:rPr>
+              <w:t>buc</w:t>
             </w:r>
           </w:p>
         </w:tc>
         <w:tc>
           <w:tcPr>
             <w:tcW w:type="dxa" w:w="680"/>
+            <w:shd w:fill="FFB3B3" w:val="clear"/>
+          </w:tcPr>
+          <w:p>
+            <w:r>
+              <w:rPr>
+                <w:b w:val="0"/>
+                <w:sz w:val="16"/>
+              </w:rPr>
+              <w:t>1.0</w:t>
+            </w:r>
+          </w:p>
+        </w:tc>
+        <w:tc>
+          <w:tcPr>
+            <w:tcW w:type="dxa" w:w="850"/>
+            <w:shd w:fill="FFB3B3" w:val="clear"/>
+          </w:tcPr>
+          <w:p/>
+        </w:tc>
+        <w:tc>
+          <w:tcPr>
+            <w:tcW w:type="dxa" w:w="1984"/>
+            <w:shd w:fill="FFB3B3" w:val="clear"/>
+          </w:tcPr>
+          <w:p/>
+        </w:tc>
+        <w:tc>
+          <w:tcPr>
+            <w:tcW w:type="dxa" w:w="454"/>
+            <w:shd w:fill="FFB3B3" w:val="clear"/>
+          </w:tcPr>
+          <w:p/>
+        </w:tc>
+        <w:tc>
+          <w:tcPr>
+            <w:tcW w:type="dxa" w:w="680"/>
+            <w:shd w:fill="FFB3B3" w:val="clear"/>
+          </w:tcPr>
+          <w:p/>
+        </w:tc>
+        <w:tc>
+          <w:tcPr>
+            <w:tcW w:type="dxa" w:w="3572"/>
+            <w:shd w:fill="FFB3B3" w:val="clear"/>
           </w:tcPr>
           <w:p>
             <w:r>
@@ -4226,22 +5861,7 @@
                 <w:color w:val="CC0000"/>
                 <w:sz w:val="16"/>
               </w:rPr>
-              <w:t>13.8</w:t>
-            </w:r>
-          </w:p>
-        </w:tc>
-        <w:tc>
-          <w:tcPr>
-            <w:tcW w:type="dxa" w:w="3572"/>
-          </w:tcPr>
-          <w:p>
-            <w:r>
-              <w:rPr>
-                <w:b w:val="0"/>
-                <w:color w:val="CC0000"/>
-                <w:sz w:val="16"/>
-              </w:rPr>
-              <w:t>Cantitate diferită: referință 13.18 tona, ofertat 13.8 tona</w:t>
+              <w:t>Articol lipsă din ofertă</w:t>
             </w:r>
           </w:p>
         </w:tc>
@@ -4281,7 +5901,7 @@
                 <w:color w:val="000000"/>
                 <w:sz w:val="18"/>
               </w:rPr>
-              <w:t>Neconformitati: 1 din 13 articole ref.</w:t>
+              <w:t>Neconformitati: 2 din 16 articole ref.</w:t>
             </w:r>
           </w:p>
         </w:tc>
@@ -4327,7 +5947,7 @@
                 <w:color w:val="000000"/>
                 <w:sz w:val="18"/>
               </w:rPr>
-              <w:t>13</w:t>
+              <w:t>16</w:t>
             </w:r>
           </w:p>
         </w:tc>
@@ -4364,7 +5984,7 @@
                 <w:color w:val="000000"/>
                 <w:sz w:val="18"/>
               </w:rPr>
-              <w:t>13</w:t>
+              <w:t>14</w:t>
             </w:r>
           </w:p>
         </w:tc>
@@ -4391,7 +6011,7 @@
                 <w:b/>
                 <w:sz w:val="18"/>
               </w:rPr>
-              <w:t>Capitol de lucrări 226418 — ARHITECTURA VESTIARE FOTBALIST SI SALA F...  │  LIPSA: 0  │  EXTRA: 0  │  Delta: 0 ✓</w:t>
+              <w:t>Capitol de lucrări 226528 — INSTALATII SANITARE OB.5  │  LIPSA: 0  │  EXTRA: 1  │  Delta: +1</w:t>
             </w:r>
           </w:p>
         </w:tc>
@@ -4407,7 +6027,7 @@
                 <w:b w:val="0"/>
                 <w:sz w:val="16"/>
               </w:rPr>
-              <w:t>26</w:t>
+              <w:t>37</w:t>
             </w:r>
           </w:p>
         </w:tc>
@@ -4421,7 +6041,7 @@
                 <w:b w:val="0"/>
                 <w:sz w:val="16"/>
               </w:rPr>
-              <w:t>226418 - ARHITECTURA VESTIARE FOTBALIST SI SAL...</w:t>
+              <w:t>226528 - INSTALATII SANITARE OB.5</w:t>
             </w:r>
           </w:p>
         </w:tc>
@@ -4435,7 +6055,7 @@
                 <w:b w:val="0"/>
                 <w:sz w:val="16"/>
               </w:rPr>
-              <w:t>$3271283</w:t>
+              <w:t>SB09B</w:t>
             </w:r>
           </w:p>
         </w:tc>
@@ -4449,7 +6069,7 @@
                 <w:b w:val="0"/>
                 <w:sz w:val="16"/>
               </w:rPr>
-              <w:t>vata minerala bazaltica 10 cm</w:t>
+              <w:t>piese leg (cot, red, piesa curat mufa dubla, co...</w:t>
             </w:r>
           </w:p>
         </w:tc>
@@ -4461,9 +6081,10 @@
             <w:r>
               <w:rPr>
                 <w:b w:val="0"/>
-                <w:sz w:val="16"/>
-              </w:rPr>
-              <w:t>mp</w:t>
+                <w:color w:val="CC0000"/>
+                <w:sz w:val="16"/>
+              </w:rPr>
+              <w:t>m</w:t>
             </w:r>
           </w:p>
         </w:tc>
@@ -4475,10 +6096,111 @@
             <w:r>
               <w:rPr>
                 <w:b w:val="0"/>
+                <w:sz w:val="16"/>
+              </w:rPr>
+              <w:t>10.0</w:t>
+            </w:r>
+          </w:p>
+        </w:tc>
+        <w:tc>
+          <w:tcPr>
+            <w:tcW w:type="dxa" w:w="850"/>
+          </w:tcPr>
+          <w:p>
+            <w:r>
+              <w:rPr>
+                <w:b w:val="0"/>
+                <w:sz w:val="16"/>
+              </w:rPr>
+              <w:t>SB09B</w:t>
+            </w:r>
+          </w:p>
+        </w:tc>
+        <w:tc>
+          <w:tcPr>
+            <w:tcW w:type="dxa" w:w="1984"/>
+          </w:tcPr>
+          <w:p>
+            <w:r>
+              <w:rPr>
+                <w:b w:val="0"/>
+                <w:sz w:val="16"/>
+              </w:rPr>
+              <w:t>piese legatura (cot,red,piesa curat mufa dubla,...</w:t>
+            </w:r>
+          </w:p>
+        </w:tc>
+        <w:tc>
+          <w:tcPr>
+            <w:tcW w:type="dxa" w:w="454"/>
+          </w:tcPr>
+          <w:p>
+            <w:r>
+              <w:rPr>
+                <w:b w:val="0"/>
                 <w:color w:val="CC0000"/>
                 <w:sz w:val="16"/>
               </w:rPr>
-              <w:t>0.0</w:t>
+              <w:t>buc</w:t>
+            </w:r>
+          </w:p>
+        </w:tc>
+        <w:tc>
+          <w:tcPr>
+            <w:tcW w:type="dxa" w:w="680"/>
+          </w:tcPr>
+          <w:p>
+            <w:r>
+              <w:rPr>
+                <w:b w:val="0"/>
+                <w:sz w:val="16"/>
+              </w:rPr>
+              <w:t>10.0</w:t>
+            </w:r>
+          </w:p>
+        </w:tc>
+        <w:tc>
+          <w:tcPr>
+            <w:tcW w:type="dxa" w:w="3572"/>
+          </w:tcPr>
+          <w:p>
+            <w:r>
+              <w:rPr>
+                <w:b w:val="0"/>
+                <w:color w:val="CC0000"/>
+                <w:sz w:val="16"/>
+              </w:rPr>
+              <w:t>Unitate de măsură diferită: referință m, ofertat buc</w:t>
+            </w:r>
+          </w:p>
+        </w:tc>
+      </w:tr>
+      <w:tr>
+        <w:tc>
+          <w:tcPr>
+            <w:tcW w:type="dxa" w:w="397"/>
+          </w:tcPr>
+          <w:p>
+            <w:r>
+              <w:rPr>
+                <w:b w:val="0"/>
+                <w:sz w:val="16"/>
+              </w:rPr>
+              <w:t>38</w:t>
+            </w:r>
+          </w:p>
+        </w:tc>
+        <w:tc>
+          <w:tcPr>
+            <w:tcW w:type="dxa" w:w="1701"/>
+          </w:tcPr>
+          <w:p>
+            <w:r>
+              <w:rPr>
+                <w:b w:val="0"/>
+                <w:sz w:val="16"/>
+              </w:rPr>
+              <w:t>226528 - INSTALATII SANITARE OB.5</w:t>
             </w:r>
           </w:p>
         </w:tc>
@@ -4492,7 +6214,7 @@
                 <w:b w:val="0"/>
                 <w:sz w:val="16"/>
               </w:rPr>
-              <w:t>$3271283</w:t>
+              <w:t>$2222213</w:t>
             </w:r>
           </w:p>
         </w:tc>
@@ -4506,7 +6228,7 @@
                 <w:b w:val="0"/>
                 <w:sz w:val="16"/>
               </w:rPr>
-              <w:t>vata minerală bazaltica 40 kg/m3 , 10 cm 1 bax ...</w:t>
+              <w:t>perie wc detaliere transporturi: -transport aut...</w:t>
             </w:r>
           </w:p>
         </w:tc>
@@ -4520,7 +6242,7 @@
                 <w:b w:val="0"/>
                 <w:sz w:val="16"/>
               </w:rPr>
-              <w:t>mp</w:t>
+              <w:t>buc</w:t>
             </w:r>
           </w:p>
         </w:tc>
@@ -4535,7 +6257,64 @@
                 <w:color w:val="CC0000"/>
                 <w:sz w:val="16"/>
               </w:rPr>
-              <w:t>50.0</w:t>
+              <w:t>1.0</w:t>
+            </w:r>
+          </w:p>
+        </w:tc>
+        <w:tc>
+          <w:tcPr>
+            <w:tcW w:type="dxa" w:w="850"/>
+          </w:tcPr>
+          <w:p>
+            <w:r>
+              <w:rPr>
+                <w:b w:val="0"/>
+                <w:sz w:val="16"/>
+              </w:rPr>
+              <w:t>$2222213</w:t>
+            </w:r>
+          </w:p>
+        </w:tc>
+        <w:tc>
+          <w:tcPr>
+            <w:tcW w:type="dxa" w:w="1984"/>
+          </w:tcPr>
+          <w:p>
+            <w:r>
+              <w:rPr>
+                <w:b w:val="0"/>
+                <w:sz w:val="16"/>
+              </w:rPr>
+              <w:t>perie wc si suport inox/sticla mata, suspendat ...</w:t>
+            </w:r>
+          </w:p>
+        </w:tc>
+        <w:tc>
+          <w:tcPr>
+            <w:tcW w:type="dxa" w:w="454"/>
+          </w:tcPr>
+          <w:p>
+            <w:r>
+              <w:rPr>
+                <w:b w:val="0"/>
+                <w:sz w:val="16"/>
+              </w:rPr>
+              <w:t>buc</w:t>
+            </w:r>
+          </w:p>
+        </w:tc>
+        <w:tc>
+          <w:tcPr>
+            <w:tcW w:type="dxa" w:w="680"/>
+          </w:tcPr>
+          <w:p>
+            <w:r>
+              <w:rPr>
+                <w:b w:val="0"/>
+                <w:color w:val="CC0000"/>
+                <w:sz w:val="16"/>
+              </w:rPr>
+              <w:t>4.0</w:t>
             </w:r>
           </w:p>
         </w:tc>
@@ -4550,7 +6329,694 @@
                 <w:color w:val="CC0000"/>
                 <w:sz w:val="16"/>
               </w:rPr>
-              <w:t>Cantitate diferită: referință 0.0 mp, ofertat 50.0 mp</w:t>
+              <w:t>Cantitate diferită: referință 1.0 buc, ofertat 4.0 buc</w:t>
+            </w:r>
+          </w:p>
+        </w:tc>
+      </w:tr>
+      <w:tr>
+        <w:tc>
+          <w:tcPr>
+            <w:tcW w:type="dxa" w:w="397"/>
+            <w:shd w:fill="FFB347" w:val="clear"/>
+          </w:tcPr>
+          <w:p>
+            <w:r>
+              <w:rPr>
+                <w:b w:val="0"/>
+                <w:sz w:val="16"/>
+              </w:rPr>
+              <w:t>39</w:t>
+            </w:r>
+          </w:p>
+        </w:tc>
+        <w:tc>
+          <w:tcPr>
+            <w:tcW w:type="dxa" w:w="1701"/>
+            <w:shd w:fill="FFB347" w:val="clear"/>
+          </w:tcPr>
+          <w:p>
+            <w:r>
+              <w:rPr>
+                <w:b w:val="0"/>
+                <w:sz w:val="16"/>
+              </w:rPr>
+              <w:t>226528 - INSTALATII SANITARE OB.5</w:t>
+            </w:r>
+          </w:p>
+        </w:tc>
+        <w:tc>
+          <w:tcPr>
+            <w:tcW w:type="dxa" w:w="850"/>
+            <w:shd w:fill="FFB347" w:val="clear"/>
+          </w:tcPr>
+          <w:p>
+            <w:r>
+              <w:rPr>
+                <w:b w:val="0"/>
+                <w:sz w:val="16"/>
+              </w:rPr>
+              <w:t>$2222224</w:t>
+            </w:r>
+          </w:p>
+        </w:tc>
+        <w:tc>
+          <w:tcPr>
+            <w:tcW w:type="dxa" w:w="1984"/>
+            <w:shd w:fill="FFB347" w:val="clear"/>
+          </w:tcPr>
+          <w:p>
+            <w:r>
+              <w:rPr>
+                <w:b w:val="0"/>
+                <w:sz w:val="16"/>
+              </w:rPr>
+              <w:t>oglinda</w:t>
+            </w:r>
+          </w:p>
+        </w:tc>
+        <w:tc>
+          <w:tcPr>
+            <w:tcW w:type="dxa" w:w="454"/>
+            <w:shd w:fill="FFB347" w:val="clear"/>
+          </w:tcPr>
+          <w:p>
+            <w:r>
+              <w:rPr>
+                <w:b w:val="0"/>
+                <w:sz w:val="16"/>
+              </w:rPr>
+              <w:t>buc</w:t>
+            </w:r>
+          </w:p>
+        </w:tc>
+        <w:tc>
+          <w:tcPr>
+            <w:tcW w:type="dxa" w:w="680"/>
+            <w:shd w:fill="FFB347" w:val="clear"/>
+          </w:tcPr>
+          <w:p>
+            <w:r>
+              <w:rPr>
+                <w:b w:val="0"/>
+                <w:sz w:val="16"/>
+              </w:rPr>
+              <w:t>1.0</w:t>
+            </w:r>
+          </w:p>
+        </w:tc>
+        <w:tc>
+          <w:tcPr>
+            <w:tcW w:type="dxa" w:w="850"/>
+            <w:shd w:fill="FFB347" w:val="clear"/>
+          </w:tcPr>
+          <w:p>
+            <w:r>
+              <w:rPr>
+                <w:b w:val="0"/>
+                <w:sz w:val="16"/>
+              </w:rPr>
+              <w:t>$22222242</w:t>
+            </w:r>
+          </w:p>
+        </w:tc>
+        <w:tc>
+          <w:tcPr>
+            <w:tcW w:type="dxa" w:w="1984"/>
+            <w:shd w:fill="FFB347" w:val="clear"/>
+          </w:tcPr>
+          <w:p>
+            <w:r>
+              <w:rPr>
+                <w:b w:val="0"/>
+                <w:sz w:val="16"/>
+              </w:rPr>
+              <w:t>oglinda cu rama aluminiu</w:t>
+            </w:r>
+          </w:p>
+        </w:tc>
+        <w:tc>
+          <w:tcPr>
+            <w:tcW w:type="dxa" w:w="454"/>
+            <w:shd w:fill="FFB347" w:val="clear"/>
+          </w:tcPr>
+          <w:p>
+            <w:r>
+              <w:rPr>
+                <w:b w:val="0"/>
+                <w:sz w:val="16"/>
+              </w:rPr>
+              <w:t>buc</w:t>
+            </w:r>
+          </w:p>
+        </w:tc>
+        <w:tc>
+          <w:tcPr>
+            <w:tcW w:type="dxa" w:w="680"/>
+            <w:shd w:fill="FFB347" w:val="clear"/>
+          </w:tcPr>
+          <w:p>
+            <w:r>
+              <w:rPr>
+                <w:b w:val="0"/>
+                <w:sz w:val="16"/>
+              </w:rPr>
+              <w:t>4.0</w:t>
+            </w:r>
+          </w:p>
+        </w:tc>
+        <w:tc>
+          <w:tcPr>
+            <w:tcW w:type="dxa" w:w="3572"/>
+            <w:shd w:fill="FFB347" w:val="clear"/>
+          </w:tcPr>
+          <w:p>
+            <w:r>
+              <w:rPr>
+                <w:b w:val="0"/>
+                <w:color w:val="CC0000"/>
+                <w:sz w:val="16"/>
+              </w:rPr>
+              <w:t>Cod similar — posibilă eroare OCR sau variație: referință '$2222224', ofertat '$22222242'. Cod similar: referinta '$2222224', ofertat '$22222242'. Necesită verificare manuală.</w:t>
+            </w:r>
+          </w:p>
+        </w:tc>
+      </w:tr>
+      <w:tr>
+        <w:tc>
+          <w:tcPr>
+            <w:tcW w:type="dxa" w:w="397"/>
+            <w:shd w:fill="FFB347" w:val="clear"/>
+          </w:tcPr>
+          <w:p>
+            <w:r>
+              <w:rPr>
+                <w:b w:val="0"/>
+                <w:sz w:val="16"/>
+              </w:rPr>
+              <w:t>40</w:t>
+            </w:r>
+          </w:p>
+        </w:tc>
+        <w:tc>
+          <w:tcPr>
+            <w:tcW w:type="dxa" w:w="1701"/>
+            <w:shd w:fill="FFB347" w:val="clear"/>
+          </w:tcPr>
+          <w:p>
+            <w:r>
+              <w:rPr>
+                <w:b w:val="0"/>
+                <w:sz w:val="16"/>
+              </w:rPr>
+              <w:t>226528 - INSTALATII SANITARE OB.5</w:t>
+            </w:r>
+          </w:p>
+        </w:tc>
+        <w:tc>
+          <w:tcPr>
+            <w:tcW w:type="dxa" w:w="850"/>
+            <w:shd w:fill="FFB347" w:val="clear"/>
+          </w:tcPr>
+          <w:p>
+            <w:r>
+              <w:rPr>
+                <w:b w:val="0"/>
+                <w:sz w:val="16"/>
+              </w:rPr>
+              <w:t>$2222213</w:t>
+            </w:r>
+          </w:p>
+        </w:tc>
+        <w:tc>
+          <w:tcPr>
+            <w:tcW w:type="dxa" w:w="1984"/>
+            <w:shd w:fill="FFB347" w:val="clear"/>
+          </w:tcPr>
+          <w:p>
+            <w:r>
+              <w:rPr>
+                <w:b w:val="0"/>
+                <w:sz w:val="16"/>
+              </w:rPr>
+              <w:t>perie wc si suport inox/sticla mata, suspendat ...</w:t>
+            </w:r>
+          </w:p>
+        </w:tc>
+        <w:tc>
+          <w:tcPr>
+            <w:tcW w:type="dxa" w:w="454"/>
+            <w:shd w:fill="FFB347" w:val="clear"/>
+          </w:tcPr>
+          <w:p>
+            <w:r>
+              <w:rPr>
+                <w:b w:val="0"/>
+                <w:sz w:val="16"/>
+              </w:rPr>
+              <w:t>buc</w:t>
+            </w:r>
+          </w:p>
+        </w:tc>
+        <w:tc>
+          <w:tcPr>
+            <w:tcW w:type="dxa" w:w="680"/>
+            <w:shd w:fill="FFB347" w:val="clear"/>
+          </w:tcPr>
+          <w:p>
+            <w:r>
+              <w:rPr>
+                <w:b w:val="0"/>
+                <w:sz w:val="16"/>
+              </w:rPr>
+              <w:t>4.0</w:t>
+            </w:r>
+          </w:p>
+        </w:tc>
+        <w:tc>
+          <w:tcPr>
+            <w:tcW w:type="dxa" w:w="850"/>
+            <w:shd w:fill="FFB347" w:val="clear"/>
+          </w:tcPr>
+          <w:p>
+            <w:r>
+              <w:rPr>
+                <w:b w:val="0"/>
+                <w:sz w:val="16"/>
+              </w:rPr>
+              <w:t>$22222131</w:t>
+            </w:r>
+          </w:p>
+        </w:tc>
+        <w:tc>
+          <w:tcPr>
+            <w:tcW w:type="dxa" w:w="1984"/>
+            <w:shd w:fill="FFB347" w:val="clear"/>
+          </w:tcPr>
+          <w:p>
+            <w:r>
+              <w:rPr>
+                <w:b w:val="0"/>
+                <w:sz w:val="16"/>
+              </w:rPr>
+              <w:t>perie wc</w:t>
+            </w:r>
+          </w:p>
+        </w:tc>
+        <w:tc>
+          <w:tcPr>
+            <w:tcW w:type="dxa" w:w="454"/>
+            <w:shd w:fill="FFB347" w:val="clear"/>
+          </w:tcPr>
+          <w:p>
+            <w:r>
+              <w:rPr>
+                <w:b w:val="0"/>
+                <w:sz w:val="16"/>
+              </w:rPr>
+              <w:t>buc</w:t>
+            </w:r>
+          </w:p>
+        </w:tc>
+        <w:tc>
+          <w:tcPr>
+            <w:tcW w:type="dxa" w:w="680"/>
+            <w:shd w:fill="FFB347" w:val="clear"/>
+          </w:tcPr>
+          <w:p>
+            <w:r>
+              <w:rPr>
+                <w:b w:val="0"/>
+                <w:sz w:val="16"/>
+              </w:rPr>
+              <w:t>1.0</w:t>
+            </w:r>
+          </w:p>
+        </w:tc>
+        <w:tc>
+          <w:tcPr>
+            <w:tcW w:type="dxa" w:w="3572"/>
+            <w:shd w:fill="FFB347" w:val="clear"/>
+          </w:tcPr>
+          <w:p>
+            <w:r>
+              <w:rPr>
+                <w:b w:val="0"/>
+                <w:color w:val="CC0000"/>
+                <w:sz w:val="16"/>
+              </w:rPr>
+              <w:t>Cod similar — posibilă eroare OCR sau variație: referință '$2222213', ofertat '$22222131'. Cod similar: referinta '$2222213', ofertat '$22222131'. Necesită verificare manuală.</w:t>
+            </w:r>
+          </w:p>
+        </w:tc>
+      </w:tr>
+      <w:tr>
+        <w:tc>
+          <w:tcPr>
+            <w:tcW w:type="dxa" w:w="397"/>
+            <w:shd w:fill="FFB347" w:val="clear"/>
+          </w:tcPr>
+          <w:p>
+            <w:r>
+              <w:rPr>
+                <w:b w:val="0"/>
+                <w:sz w:val="16"/>
+              </w:rPr>
+              <w:t>41</w:t>
+            </w:r>
+          </w:p>
+        </w:tc>
+        <w:tc>
+          <w:tcPr>
+            <w:tcW w:type="dxa" w:w="1701"/>
+            <w:shd w:fill="FFB347" w:val="clear"/>
+          </w:tcPr>
+          <w:p>
+            <w:r>
+              <w:rPr>
+                <w:b w:val="0"/>
+                <w:sz w:val="16"/>
+              </w:rPr>
+              <w:t>226528 - INSTALATII SANITARE OB.5</w:t>
+            </w:r>
+          </w:p>
+        </w:tc>
+        <w:tc>
+          <w:tcPr>
+            <w:tcW w:type="dxa" w:w="850"/>
+            <w:shd w:fill="FFB347" w:val="clear"/>
+          </w:tcPr>
+          <w:p>
+            <w:r>
+              <w:rPr>
+                <w:b w:val="0"/>
+                <w:sz w:val="16"/>
+              </w:rPr>
+              <w:t>$2222224</w:t>
+            </w:r>
+          </w:p>
+        </w:tc>
+        <w:tc>
+          <w:tcPr>
+            <w:tcW w:type="dxa" w:w="1984"/>
+            <w:shd w:fill="FFB347" w:val="clear"/>
+          </w:tcPr>
+          <w:p>
+            <w:r>
+              <w:rPr>
+                <w:b w:val="0"/>
+                <w:sz w:val="16"/>
+              </w:rPr>
+              <w:t>oglinda</w:t>
+            </w:r>
+          </w:p>
+        </w:tc>
+        <w:tc>
+          <w:tcPr>
+            <w:tcW w:type="dxa" w:w="454"/>
+            <w:shd w:fill="FFB347" w:val="clear"/>
+          </w:tcPr>
+          <w:p>
+            <w:r>
+              <w:rPr>
+                <w:b w:val="0"/>
+                <w:sz w:val="16"/>
+              </w:rPr>
+              <w:t>buc</w:t>
+            </w:r>
+          </w:p>
+        </w:tc>
+        <w:tc>
+          <w:tcPr>
+            <w:tcW w:type="dxa" w:w="680"/>
+            <w:shd w:fill="FFB347" w:val="clear"/>
+          </w:tcPr>
+          <w:p>
+            <w:r>
+              <w:rPr>
+                <w:b w:val="0"/>
+                <w:sz w:val="16"/>
+              </w:rPr>
+              <w:t>4.0</w:t>
+            </w:r>
+          </w:p>
+        </w:tc>
+        <w:tc>
+          <w:tcPr>
+            <w:tcW w:type="dxa" w:w="850"/>
+            <w:shd w:fill="FFB347" w:val="clear"/>
+          </w:tcPr>
+          <w:p>
+            <w:r>
+              <w:rPr>
+                <w:b w:val="0"/>
+                <w:sz w:val="16"/>
+              </w:rPr>
+              <w:t>$22222241</w:t>
+            </w:r>
+          </w:p>
+        </w:tc>
+        <w:tc>
+          <w:tcPr>
+            <w:tcW w:type="dxa" w:w="1984"/>
+            <w:shd w:fill="FFB347" w:val="clear"/>
+          </w:tcPr>
+          <w:p>
+            <w:r>
+              <w:rPr>
+                <w:b w:val="0"/>
+                <w:sz w:val="16"/>
+              </w:rPr>
+              <w:t>oglinda</w:t>
+            </w:r>
+          </w:p>
+        </w:tc>
+        <w:tc>
+          <w:tcPr>
+            <w:tcW w:type="dxa" w:w="454"/>
+            <w:shd w:fill="FFB347" w:val="clear"/>
+          </w:tcPr>
+          <w:p>
+            <w:r>
+              <w:rPr>
+                <w:b w:val="0"/>
+                <w:sz w:val="16"/>
+              </w:rPr>
+              <w:t>buc</w:t>
+            </w:r>
+          </w:p>
+        </w:tc>
+        <w:tc>
+          <w:tcPr>
+            <w:tcW w:type="dxa" w:w="680"/>
+            <w:shd w:fill="FFB347" w:val="clear"/>
+          </w:tcPr>
+          <w:p>
+            <w:r>
+              <w:rPr>
+                <w:b w:val="0"/>
+                <w:sz w:val="16"/>
+              </w:rPr>
+              <w:t>1.0</w:t>
+            </w:r>
+          </w:p>
+        </w:tc>
+        <w:tc>
+          <w:tcPr>
+            <w:tcW w:type="dxa" w:w="3572"/>
+            <w:shd w:fill="FFB347" w:val="clear"/>
+          </w:tcPr>
+          <w:p>
+            <w:r>
+              <w:rPr>
+                <w:b w:val="0"/>
+                <w:color w:val="CC0000"/>
+                <w:sz w:val="16"/>
+              </w:rPr>
+              <w:t>Cod similar — posibilă eroare OCR sau variație: referință '$2222224', ofertat '$22222241'. Cod similar (OCR): '$2222224' ↔ '$22222241'. Necesită verificare manuală.</w:t>
+            </w:r>
+          </w:p>
+        </w:tc>
+      </w:tr>
+      <w:tr>
+        <w:tc>
+          <w:tcPr>
+            <w:tcW w:type="dxa" w:w="3572"/>
+            <w:gridSpan w:val="11"/>
+            <w:shd w:fill="FFFF99" w:val="clear"/>
+          </w:tcPr>
+          <w:p>
+            <w:r>
+              <w:rPr>
+                <w:b w:val="0"/>
+                <w:i/>
+                <w:sz w:val="16"/>
+              </w:rPr>
+              <w:t>▸ Articole extra în ofertă — verificare manuală recomandată</w:t>
+            </w:r>
+          </w:p>
+        </w:tc>
+      </w:tr>
+      <w:tr>
+        <w:tc>
+          <w:tcPr>
+            <w:tcW w:type="dxa" w:w="397"/>
+            <w:shd w:fill="FFFF99" w:val="clear"/>
+          </w:tcPr>
+          <w:p>
+            <w:r>
+              <w:rPr>
+                <w:b w:val="0"/>
+                <w:sz w:val="16"/>
+              </w:rPr>
+              <w:t>42</w:t>
+            </w:r>
+          </w:p>
+        </w:tc>
+        <w:tc>
+          <w:tcPr>
+            <w:tcW w:type="dxa" w:w="1701"/>
+            <w:shd w:fill="FFFF99" w:val="clear"/>
+          </w:tcPr>
+          <w:p>
+            <w:r>
+              <w:rPr>
+                <w:b w:val="0"/>
+                <w:sz w:val="16"/>
+              </w:rPr>
+              <w:t>226528 - INSTALATII SANITARE OB.5</w:t>
+            </w:r>
+          </w:p>
+        </w:tc>
+        <w:tc>
+          <w:tcPr>
+            <w:tcW w:type="dxa" w:w="850"/>
+            <w:shd w:fill="FFFF99" w:val="clear"/>
+          </w:tcPr>
+          <w:p>
+            <w:r>
+              <w:rPr>
+                <w:b w:val="0"/>
+                <w:sz w:val="16"/>
+              </w:rPr>
+            </w:r>
+          </w:p>
+        </w:tc>
+        <w:tc>
+          <w:tcPr>
+            <w:tcW w:type="dxa" w:w="1984"/>
+            <w:shd w:fill="FFFF99" w:val="clear"/>
+          </w:tcPr>
+          <w:p>
+            <w:r>
+              <w:rPr>
+                <w:b w:val="0"/>
+                <w:sz w:val="16"/>
+              </w:rPr>
+            </w:r>
+          </w:p>
+        </w:tc>
+        <w:tc>
+          <w:tcPr>
+            <w:tcW w:type="dxa" w:w="454"/>
+            <w:shd w:fill="FFFF99" w:val="clear"/>
+          </w:tcPr>
+          <w:p>
+            <w:r>
+              <w:rPr>
+                <w:b w:val="0"/>
+                <w:sz w:val="16"/>
+              </w:rPr>
+            </w:r>
+          </w:p>
+        </w:tc>
+        <w:tc>
+          <w:tcPr>
+            <w:tcW w:type="dxa" w:w="680"/>
+            <w:shd w:fill="FFFF99" w:val="clear"/>
+          </w:tcPr>
+          <w:p>
+            <w:r>
+              <w:rPr>
+                <w:b w:val="0"/>
+                <w:sz w:val="16"/>
+              </w:rPr>
+            </w:r>
+          </w:p>
+        </w:tc>
+        <w:tc>
+          <w:tcPr>
+            <w:tcW w:type="dxa" w:w="850"/>
+            <w:shd w:fill="FFFF99" w:val="clear"/>
+          </w:tcPr>
+          <w:p>
+            <w:r>
+              <w:rPr>
+                <w:b w:val="0"/>
+                <w:sz w:val="16"/>
+              </w:rPr>
+              <w:t>SD13A1</w:t>
+            </w:r>
+          </w:p>
+        </w:tc>
+        <w:tc>
+          <w:tcPr>
+            <w:tcW w:type="dxa" w:w="1984"/>
+            <w:shd w:fill="FFFF99" w:val="clear"/>
+          </w:tcPr>
+          <w:p>
+            <w:r>
+              <w:rPr>
+                <w:b w:val="0"/>
+                <w:sz w:val="16"/>
+              </w:rPr>
+              <w:t>robinet trec cu ventil si mufe, pentru tevi ote...</w:t>
+            </w:r>
+          </w:p>
+        </w:tc>
+        <w:tc>
+          <w:tcPr>
+            <w:tcW w:type="dxa" w:w="454"/>
+            <w:shd w:fill="FFFF99" w:val="clear"/>
+          </w:tcPr>
+          <w:p>
+            <w:r>
+              <w:rPr>
+                <w:b w:val="0"/>
+                <w:sz w:val="16"/>
+              </w:rPr>
+              <w:t>buc</w:t>
+            </w:r>
+          </w:p>
+        </w:tc>
+        <w:tc>
+          <w:tcPr>
+            <w:tcW w:type="dxa" w:w="680"/>
+            <w:shd w:fill="FFFF99" w:val="clear"/>
+          </w:tcPr>
+          <w:p>
+            <w:r>
+              <w:rPr>
+                <w:b w:val="0"/>
+                <w:sz w:val="16"/>
+              </w:rPr>
+              <w:t>4.0</w:t>
+            </w:r>
+          </w:p>
+        </w:tc>
+        <w:tc>
+          <w:tcPr>
+            <w:tcW w:type="dxa" w:w="3572"/>
+            <w:shd w:fill="FFFF99" w:val="clear"/>
+          </w:tcPr>
+          <w:p>
+            <w:r>
+              <w:rPr>
+                <w:b w:val="0"/>
+                <w:color w:val="CC0000"/>
+                <w:sz w:val="16"/>
+              </w:rPr>
+              <w:t>Articol suplimentar în ofertă (nu există în referință)</w:t>
             </w:r>
           </w:p>
         </w:tc>
@@ -4590,7 +7056,7 @@
                 <w:color w:val="000000"/>
                 <w:sz w:val="18"/>
               </w:rPr>
-              <w:t>Neconformitati: 1 din 110 articole ref.</w:t>
+              <w:t>Neconformitati: 3 din 184 articole ref.</w:t>
             </w:r>
           </w:p>
         </w:tc>
@@ -4636,7 +7102,7 @@
                 <w:color w:val="000000"/>
                 <w:sz w:val="18"/>
               </w:rPr>
-              <w:t>110</w:t>
+              <w:t>184</w:t>
             </w:r>
           </w:p>
         </w:tc>
@@ -4673,7 +7139,7 @@
                 <w:color w:val="000000"/>
                 <w:sz w:val="18"/>
               </w:rPr>
-              <w:t>102</w:t>
+              <w:t>134</w:t>
             </w:r>
           </w:p>
         </w:tc>
@@ -4700,7 +7166,7 @@
                 <w:b/>
                 <w:sz w:val="18"/>
               </w:rPr>
-              <w:t>Capitol de lucrări 226428 — INSTALATII SANITARE OB. 4  │  LIPSA: 1  │  EXTRA: 1  │  Delta: 0 ✓</w:t>
+              <w:t>Capitol de lucrări 226F08 — 45000000 AMENAJARI EXTERIOARE  │  LIPSA: 1  │  EXTRA: 0  │  Delta: -1</w:t>
             </w:r>
           </w:p>
         </w:tc>
@@ -4709,62 +7175,67 @@
         <w:tc>
           <w:tcPr>
             <w:tcW w:type="dxa" w:w="397"/>
-          </w:tcPr>
-          <w:p>
-            <w:r>
-              <w:rPr>
-                <w:b w:val="0"/>
-                <w:sz w:val="16"/>
-              </w:rPr>
-              <w:t>28</w:t>
+            <w:shd w:fill="FFB3B3" w:val="clear"/>
+          </w:tcPr>
+          <w:p>
+            <w:r>
+              <w:rPr>
+                <w:b w:val="0"/>
+                <w:sz w:val="16"/>
+              </w:rPr>
+              <w:t>44</w:t>
             </w:r>
           </w:p>
         </w:tc>
         <w:tc>
           <w:tcPr>
             <w:tcW w:type="dxa" w:w="1701"/>
-          </w:tcPr>
-          <w:p>
-            <w:r>
-              <w:rPr>
-                <w:b w:val="0"/>
-                <w:sz w:val="16"/>
-              </w:rPr>
-              <w:t>226428 - INSTALATII SANITARE OB. 4</w:t>
+            <w:shd w:fill="FFB3B3" w:val="clear"/>
+          </w:tcPr>
+          <w:p>
+            <w:r>
+              <w:rPr>
+                <w:b w:val="0"/>
+                <w:sz w:val="16"/>
+              </w:rPr>
+              <w:t>226F08 - 45000000 AMENAJARI EXTERIOARE</w:t>
             </w:r>
           </w:p>
         </w:tc>
         <w:tc>
           <w:tcPr>
             <w:tcW w:type="dxa" w:w="850"/>
-          </w:tcPr>
-          <w:p>
-            <w:r>
-              <w:rPr>
-                <w:b w:val="0"/>
-                <w:sz w:val="16"/>
-              </w:rPr>
-              <w:t>$3274977</w:t>
+            <w:shd w:fill="FFB3B3" w:val="clear"/>
+          </w:tcPr>
+          <w:p>
+            <w:r>
+              <w:rPr>
+                <w:b w:val="0"/>
+                <w:sz w:val="16"/>
+              </w:rPr>
+              <w:t>W1C01A1</w:t>
             </w:r>
           </w:p>
         </w:tc>
         <w:tc>
           <w:tcPr>
             <w:tcW w:type="dxa" w:w="1984"/>
-          </w:tcPr>
-          <w:p>
-            <w:r>
-              <w:rPr>
-                <w:b w:val="0"/>
-                <w:sz w:val="16"/>
-              </w:rPr>
-              <w:t>sifon de pardoseala dn40/50 cu iesire verticala...</w:t>
+            <w:shd w:fill="FFB3B3" w:val="clear"/>
+          </w:tcPr>
+          <w:p>
+            <w:r>
+              <w:rPr>
+                <w:b w:val="0"/>
+                <w:sz w:val="16"/>
+              </w:rPr>
+              <w:t>asimilat-montare panouri fotovoltaice lectura</w:t>
             </w:r>
           </w:p>
         </w:tc>
         <w:tc>
           <w:tcPr>
             <w:tcW w:type="dxa" w:w="454"/>
+            <w:shd w:fill="FFB3B3" w:val="clear"/>
           </w:tcPr>
           <w:p>
             <w:r>
@@ -4779,6 +7250,50 @@
         <w:tc>
           <w:tcPr>
             <w:tcW w:type="dxa" w:w="680"/>
+            <w:shd w:fill="FFB3B3" w:val="clear"/>
+          </w:tcPr>
+          <w:p>
+            <w:r>
+              <w:rPr>
+                <w:b w:val="0"/>
+                <w:sz w:val="16"/>
+              </w:rPr>
+              <w:t>1.0</w:t>
+            </w:r>
+          </w:p>
+        </w:tc>
+        <w:tc>
+          <w:tcPr>
+            <w:tcW w:type="dxa" w:w="850"/>
+            <w:shd w:fill="FFB3B3" w:val="clear"/>
+          </w:tcPr>
+          <w:p/>
+        </w:tc>
+        <w:tc>
+          <w:tcPr>
+            <w:tcW w:type="dxa" w:w="1984"/>
+            <w:shd w:fill="FFB3B3" w:val="clear"/>
+          </w:tcPr>
+          <w:p/>
+        </w:tc>
+        <w:tc>
+          <w:tcPr>
+            <w:tcW w:type="dxa" w:w="454"/>
+            <w:shd w:fill="FFB3B3" w:val="clear"/>
+          </w:tcPr>
+          <w:p/>
+        </w:tc>
+        <w:tc>
+          <w:tcPr>
+            <w:tcW w:type="dxa" w:w="680"/>
+            <w:shd w:fill="FFB3B3" w:val="clear"/>
+          </w:tcPr>
+          <w:p/>
+        </w:tc>
+        <w:tc>
+          <w:tcPr>
+            <w:tcW w:type="dxa" w:w="3572"/>
+            <w:shd w:fill="FFB3B3" w:val="clear"/>
           </w:tcPr>
           <w:p>
             <w:r>
@@ -4787,79 +7302,7 @@
                 <w:color w:val="CC0000"/>
                 <w:sz w:val="16"/>
               </w:rPr>
-              <w:t>4.0</w:t>
-            </w:r>
-          </w:p>
-        </w:tc>
-        <w:tc>
-          <w:tcPr>
-            <w:tcW w:type="dxa" w:w="850"/>
-          </w:tcPr>
-          <w:p>
-            <w:r>
-              <w:rPr>
-                <w:b w:val="0"/>
-                <w:sz w:val="16"/>
-              </w:rPr>
-              <w:t>$3274977</w:t>
-            </w:r>
-          </w:p>
-        </w:tc>
-        <w:tc>
-          <w:tcPr>
-            <w:tcW w:type="dxa" w:w="1984"/>
-          </w:tcPr>
-          <w:p>
-            <w:r>
-              <w:rPr>
-                <w:b w:val="0"/>
-                <w:sz w:val="16"/>
-              </w:rPr>
-              <w:t>sifon de pardoseala dn 40/50 cu iesire vertical...</w:t>
-            </w:r>
-          </w:p>
-        </w:tc>
-        <w:tc>
-          <w:tcPr>
-            <w:tcW w:type="dxa" w:w="454"/>
-          </w:tcPr>
-          <w:p>
-            <w:r>
-              <w:rPr>
-                <w:b w:val="0"/>
-                <w:sz w:val="16"/>
-              </w:rPr>
-              <w:t>buc</w:t>
-            </w:r>
-          </w:p>
-        </w:tc>
-        <w:tc>
-          <w:tcPr>
-            <w:tcW w:type="dxa" w:w="680"/>
-          </w:tcPr>
-          <w:p>
-            <w:r>
-              <w:rPr>
-                <w:b w:val="0"/>
-                <w:color w:val="CC0000"/>
-                <w:sz w:val="16"/>
-              </w:rPr>
-              <w:t>1.0</w:t>
-            </w:r>
-          </w:p>
-        </w:tc>
-        <w:tc>
-          <w:tcPr>
-            <w:tcW w:type="dxa" w:w="3572"/>
-          </w:tcPr>
-          <w:p>
-            <w:r>
-              <w:rPr>
-                <w:b w:val="0"/>
-                <w:color w:val="CC0000"/>
-                <w:sz w:val="16"/>
-              </w:rPr>
-              <w:t>Cantitate diferită: referință 4.0 buc, ofertat 1.0 buc</w:t>
+              <w:t>Articol lipsă din ofertă</w:t>
             </w:r>
           </w:p>
         </w:tc>
@@ -4868,62 +7311,157 @@
         <w:tc>
           <w:tcPr>
             <w:tcW w:type="dxa" w:w="397"/>
-          </w:tcPr>
-          <w:p>
-            <w:r>
-              <w:rPr>
-                <w:b w:val="0"/>
-                <w:sz w:val="16"/>
-              </w:rPr>
-              <w:t>29</w:t>
+            <w:shd w:fill="FFCC99" w:val="clear"/>
+          </w:tcPr>
+          <w:p>
+            <w:r>
+              <w:rPr>
+                <w:b w:val="0"/>
+                <w:sz w:val="16"/>
+              </w:rPr>
+              <w:t>45</w:t>
             </w:r>
           </w:p>
         </w:tc>
         <w:tc>
           <w:tcPr>
             <w:tcW w:type="dxa" w:w="1701"/>
-          </w:tcPr>
-          <w:p>
-            <w:r>
-              <w:rPr>
-                <w:b w:val="0"/>
-                <w:sz w:val="16"/>
-              </w:rPr>
-              <w:t>226428 - INSTALATII SANITARE OB. 4</w:t>
+            <w:shd w:fill="FFCC99" w:val="clear"/>
+          </w:tcPr>
+          <w:p>
+            <w:r>
+              <w:rPr>
+                <w:b w:val="0"/>
+                <w:sz w:val="16"/>
+              </w:rPr>
+              <w:t>226F08 - 45000000 AMENAJARI EXTERIOARE</w:t>
             </w:r>
           </w:p>
         </w:tc>
         <w:tc>
           <w:tcPr>
             <w:tcW w:type="dxa" w:w="850"/>
-          </w:tcPr>
-          <w:p>
-            <w:r>
-              <w:rPr>
-                <w:b w:val="0"/>
-                <w:sz w:val="16"/>
-              </w:rPr>
-              <w:t>$2222219</w:t>
+            <w:shd w:fill="FFCC99" w:val="clear"/>
+          </w:tcPr>
+          <w:p>
+            <w:r>
+              <w:rPr>
+                <w:b w:val="0"/>
+                <w:sz w:val="16"/>
+              </w:rPr>
+              <w:t>W1C01A1</w:t>
             </w:r>
           </w:p>
         </w:tc>
         <w:tc>
           <w:tcPr>
             <w:tcW w:type="dxa" w:w="1984"/>
-          </w:tcPr>
-          <w:p>
-            <w:r>
-              <w:rPr>
-                <w:b w:val="0"/>
-                <w:sz w:val="16"/>
-              </w:rPr>
-              <w:t>cadite dus</w:t>
+            <w:shd w:fill="FFCC99" w:val="clear"/>
+          </w:tcPr>
+          <w:p>
+            <w:r>
+              <w:rPr>
+                <w:b w:val="0"/>
+                <w:sz w:val="16"/>
+              </w:rPr>
+              <w:t>asimilat-montare panouri fotovoltaice lectura</w:t>
             </w:r>
           </w:p>
         </w:tc>
         <w:tc>
           <w:tcPr>
             <w:tcW w:type="dxa" w:w="454"/>
+            <w:shd w:fill="FFCC99" w:val="clear"/>
+          </w:tcPr>
+          <w:p>
+            <w:r>
+              <w:rPr>
+                <w:b w:val="0"/>
+                <w:sz w:val="16"/>
+              </w:rPr>
+              <w:t>buc</w:t>
+            </w:r>
+          </w:p>
+        </w:tc>
+        <w:tc>
+          <w:tcPr>
+            <w:tcW w:type="dxa" w:w="680"/>
+            <w:shd w:fill="FFCC99" w:val="clear"/>
+          </w:tcPr>
+          <w:p>
+            <w:r>
+              <w:rPr>
+                <w:b w:val="0"/>
+                <w:sz w:val="16"/>
+              </w:rPr>
+              <w:t>1.0</w:t>
+            </w:r>
+          </w:p>
+        </w:tc>
+        <w:tc>
+          <w:tcPr>
+            <w:tcW w:type="dxa" w:w="850"/>
+            <w:shd w:fill="FFCC99" w:val="clear"/>
+          </w:tcPr>
+          <w:p>
+            <w:r>
+              <w:rPr>
+                <w:b w:val="0"/>
+                <w:sz w:val="16"/>
+              </w:rPr>
+              <w:t>W1C01A1</w:t>
+            </w:r>
+          </w:p>
+        </w:tc>
+        <w:tc>
+          <w:tcPr>
+            <w:tcW w:type="dxa" w:w="1984"/>
+            <w:shd w:fill="FFCC99" w:val="clear"/>
+          </w:tcPr>
+          <w:p>
+            <w:r>
+              <w:rPr>
+                <w:b w:val="0"/>
+                <w:sz w:val="16"/>
+              </w:rPr>
+              <w:t>Deviz 226208</w:t>
+            </w:r>
+          </w:p>
+        </w:tc>
+        <w:tc>
+          <w:tcPr>
+            <w:tcW w:type="dxa" w:w="454"/>
+            <w:shd w:fill="FFCC99" w:val="clear"/>
+          </w:tcPr>
+          <w:p>
+            <w:r>
+              <w:rPr>
+                <w:b w:val="0"/>
+                <w:sz w:val="16"/>
+              </w:rPr>
+              <w:t>buc</w:t>
+            </w:r>
+          </w:p>
+        </w:tc>
+        <w:tc>
+          <w:tcPr>
+            <w:tcW w:type="dxa" w:w="680"/>
+            <w:shd w:fill="FFCC99" w:val="clear"/>
+          </w:tcPr>
+          <w:p>
+            <w:r>
+              <w:rPr>
+                <w:b w:val="0"/>
+                <w:sz w:val="16"/>
+              </w:rPr>
+              <w:t>1.0</w:t>
+            </w:r>
+          </w:p>
+        </w:tc>
+        <w:tc>
+          <w:tcPr>
+            <w:tcW w:type="dxa" w:w="3572"/>
+            <w:shd w:fill="FFCC99" w:val="clear"/>
           </w:tcPr>
           <w:p>
             <w:r>
@@ -4932,92 +7470,7 @@
                 <w:color w:val="CC0000"/>
                 <w:sz w:val="16"/>
               </w:rPr>
-            </w:r>
-          </w:p>
-        </w:tc>
-        <w:tc>
-          <w:tcPr>
-            <w:tcW w:type="dxa" w:w="680"/>
-          </w:tcPr>
-          <w:p>
-            <w:r>
-              <w:rPr>
-                <w:b w:val="0"/>
-                <w:sz w:val="16"/>
-              </w:rPr>
-              <w:t>3.0</w:t>
-            </w:r>
-          </w:p>
-        </w:tc>
-        <w:tc>
-          <w:tcPr>
-            <w:tcW w:type="dxa" w:w="850"/>
-          </w:tcPr>
-          <w:p>
-            <w:r>
-              <w:rPr>
-                <w:b w:val="0"/>
-                <w:sz w:val="16"/>
-              </w:rPr>
-              <w:t>$2222219</w:t>
-            </w:r>
-          </w:p>
-        </w:tc>
-        <w:tc>
-          <w:tcPr>
-            <w:tcW w:type="dxa" w:w="1984"/>
-          </w:tcPr>
-          <w:p>
-            <w:r>
-              <w:rPr>
-                <w:b w:val="0"/>
-                <w:sz w:val="16"/>
-              </w:rPr>
-              <w:t>cadite dus</w:t>
-            </w:r>
-          </w:p>
-        </w:tc>
-        <w:tc>
-          <w:tcPr>
-            <w:tcW w:type="dxa" w:w="454"/>
-          </w:tcPr>
-          <w:p>
-            <w:r>
-              <w:rPr>
-                <w:b w:val="0"/>
-                <w:color w:val="CC0000"/>
-                <w:sz w:val="16"/>
-              </w:rPr>
-              <w:t>buc</w:t>
-            </w:r>
-          </w:p>
-        </w:tc>
-        <w:tc>
-          <w:tcPr>
-            <w:tcW w:type="dxa" w:w="680"/>
-          </w:tcPr>
-          <w:p>
-            <w:r>
-              <w:rPr>
-                <w:b w:val="0"/>
-                <w:sz w:val="16"/>
-              </w:rPr>
-              <w:t>3.0</w:t>
-            </w:r>
-          </w:p>
-        </w:tc>
-        <w:tc>
-          <w:tcPr>
-            <w:tcW w:type="dxa" w:w="3572"/>
-          </w:tcPr>
-          <w:p>
-            <w:r>
-              <w:rPr>
-                <w:b w:val="0"/>
-                <w:color w:val="CC0000"/>
-                <w:sz w:val="16"/>
-              </w:rPr>
-              <w:t>Unitate de măsură diferită: referință , ofertat buc</w:t>
+              <w:t>ORPHAN: Cod 'W1C01A1' identic, dar categorii DIFERITE. Cod W1C01A1: REF categoriei 226F08 =&gt; OFERTA categoriei 226208. VERIFICARE MANUALA NECESARA!</w:t>
             </w:r>
           </w:p>
         </w:tc>
@@ -5026,134 +7479,148 @@
         <w:tc>
           <w:tcPr>
             <w:tcW w:type="dxa" w:w="397"/>
-            <w:shd w:fill="FFB3B3" w:val="clear"/>
-          </w:tcPr>
-          <w:p>
-            <w:r>
-              <w:rPr>
-                <w:b w:val="0"/>
-                <w:sz w:val="16"/>
-              </w:rPr>
-              <w:t>30</w:t>
-            </w:r>
-          </w:p>
+          </w:tcPr>
+          <w:p/>
         </w:tc>
         <w:tc>
           <w:tcPr>
             <w:tcW w:type="dxa" w:w="1701"/>
-            <w:shd w:fill="FFB3B3" w:val="clear"/>
-          </w:tcPr>
-          <w:p>
-            <w:r>
-              <w:rPr>
-                <w:b w:val="0"/>
-                <w:sz w:val="16"/>
-              </w:rPr>
-              <w:t>226428 - INSTALATII SANITARE OB. 4</w:t>
+            <w:shd w:fill="D9D9D9" w:val="clear"/>
+          </w:tcPr>
+          <w:p>
+            <w:r>
+              <w:rPr>
+                <w:b/>
+                <w:color w:val="000000"/>
+                <w:sz w:val="18"/>
+              </w:rPr>
+              <w:t>SUMAR</w:t>
             </w:r>
           </w:p>
         </w:tc>
         <w:tc>
           <w:tcPr>
             <w:tcW w:type="dxa" w:w="850"/>
-            <w:shd w:fill="FFB3B3" w:val="clear"/>
-          </w:tcPr>
-          <w:p>
-            <w:r>
-              <w:rPr>
-                <w:b w:val="0"/>
-                <w:sz w:val="16"/>
-              </w:rPr>
-              <w:t>$3275597</w:t>
+            <w:shd w:fill="D9D9D9" w:val="clear"/>
+          </w:tcPr>
+          <w:p>
+            <w:r>
+              <w:rPr>
+                <w:b/>
+                <w:color w:val="000000"/>
+                <w:sz w:val="18"/>
+              </w:rPr>
+              <w:t>Neconformitati: 1 din 1 articole ref.</w:t>
             </w:r>
           </w:p>
         </w:tc>
         <w:tc>
           <w:tcPr>
             <w:tcW w:type="dxa" w:w="1984"/>
-            <w:shd w:fill="FFB3B3" w:val="clear"/>
-          </w:tcPr>
-          <w:p>
-            <w:r>
-              <w:rPr>
-                <w:b w:val="0"/>
-                <w:sz w:val="16"/>
-              </w:rPr>
-              <w:t>sifon de pardoseala dn110 cu iesire verticala c...</w:t>
-            </w:r>
+            <w:shd w:fill="D9D9D9" w:val="clear"/>
+          </w:tcPr>
+          <w:p>
+            <w:r/>
           </w:p>
         </w:tc>
         <w:tc>
           <w:tcPr>
             <w:tcW w:type="dxa" w:w="454"/>
-            <w:shd w:fill="FFB3B3" w:val="clear"/>
-          </w:tcPr>
-          <w:p>
-            <w:r>
-              <w:rPr>
-                <w:b w:val="0"/>
-                <w:sz w:val="16"/>
-              </w:rPr>
-              <w:t>buc</w:t>
-            </w:r>
+            <w:shd w:fill="D9D9D9" w:val="clear"/>
+          </w:tcPr>
+          <w:p>
+            <w:r/>
           </w:p>
         </w:tc>
         <w:tc>
           <w:tcPr>
             <w:tcW w:type="dxa" w:w="680"/>
-            <w:shd w:fill="FFB3B3" w:val="clear"/>
-          </w:tcPr>
-          <w:p>
-            <w:r>
-              <w:rPr>
-                <w:b w:val="0"/>
-                <w:sz w:val="16"/>
-              </w:rPr>
-              <w:t>1.0</w:t>
-            </w:r>
+            <w:shd w:fill="D9D9D9" w:val="clear"/>
+          </w:tcPr>
+          <w:p>
+            <w:r/>
           </w:p>
         </w:tc>
         <w:tc>
           <w:tcPr>
             <w:tcW w:type="dxa" w:w="850"/>
-            <w:shd w:fill="FFB3B3" w:val="clear"/>
-          </w:tcPr>
-          <w:p/>
+            <w:shd w:fill="D9D9D9" w:val="clear"/>
+          </w:tcPr>
+          <w:p>
+            <w:pPr>
+              <w:jc w:val="center"/>
+            </w:pPr>
+            <w:r>
+              <w:rPr>
+                <w:b/>
+                <w:color w:val="000000"/>
+                <w:sz w:val="18"/>
+              </w:rPr>
+              <w:t>1</w:t>
+            </w:r>
+          </w:p>
         </w:tc>
         <w:tc>
           <w:tcPr>
             <w:tcW w:type="dxa" w:w="1984"/>
-            <w:shd w:fill="FFB3B3" w:val="clear"/>
-          </w:tcPr>
-          <w:p/>
+            <w:shd w:fill="D9D9D9" w:val="clear"/>
+          </w:tcPr>
+          <w:p>
+            <w:r/>
+          </w:p>
         </w:tc>
         <w:tc>
           <w:tcPr>
             <w:tcW w:type="dxa" w:w="454"/>
-            <w:shd w:fill="FFB3B3" w:val="clear"/>
-          </w:tcPr>
-          <w:p/>
+            <w:shd w:fill="D9D9D9" w:val="clear"/>
+          </w:tcPr>
+          <w:p>
+            <w:r/>
+          </w:p>
         </w:tc>
         <w:tc>
           <w:tcPr>
             <w:tcW w:type="dxa" w:w="680"/>
-            <w:shd w:fill="FFB3B3" w:val="clear"/>
-          </w:tcPr>
-          <w:p/>
+            <w:shd w:fill="D9D9D9" w:val="clear"/>
+          </w:tcPr>
+          <w:p>
+            <w:pPr>
+              <w:jc w:val="center"/>
+            </w:pPr>
+            <w:r>
+              <w:rPr>
+                <w:b/>
+                <w:color w:val="000000"/>
+                <w:sz w:val="18"/>
+              </w:rPr>
+              <w:t>0</w:t>
+            </w:r>
+          </w:p>
         </w:tc>
         <w:tc>
           <w:tcPr>
             <w:tcW w:type="dxa" w:w="3572"/>
-            <w:shd w:fill="FFB3B3" w:val="clear"/>
-          </w:tcPr>
-          <w:p>
-            <w:r>
-              <w:rPr>
-                <w:b w:val="0"/>
-                <w:color w:val="CC0000"/>
-                <w:sz w:val="16"/>
-              </w:rPr>
-              <w:t>Articol lipsă din ofertă</w:t>
+            <w:shd w:fill="D9D9D9" w:val="clear"/>
+          </w:tcPr>
+          <w:p>
+            <w:r/>
+          </w:p>
+        </w:tc>
+      </w:tr>
+      <w:tr>
+        <w:tc>
+          <w:tcPr>
+            <w:tcW w:type="dxa" w:w="3572"/>
+            <w:gridSpan w:val="11"/>
+            <w:shd w:fill="D9D9D9" w:val="clear"/>
+          </w:tcPr>
+          <w:p>
+            <w:r>
+              <w:rPr>
+                <w:b/>
+                <w:sz w:val="18"/>
+              </w:rPr>
+              <w:t>Capitol de lucrări 226358  │  LIPSA: 0  │  EXTRA: 2  │  Delta: +2</w:t>
             </w:r>
           </w:p>
         </w:tc>
@@ -5189,7 +7656,7 @@
                 <w:b w:val="0"/>
                 <w:sz w:val="16"/>
               </w:rPr>
-              <w:t>31</w:t>
+              <w:t>47</w:t>
             </w:r>
           </w:p>
         </w:tc>
@@ -5204,7 +7671,7 @@
                 <w:b w:val="0"/>
                 <w:sz w:val="16"/>
               </w:rPr>
-              <w:t>226428 - INSTALATII SANITARE OB. 4</w:t>
+              <w:t>226358</w:t>
             </w:r>
           </w:p>
         </w:tc>
@@ -5275,7 +7742,7 @@
                 <w:b w:val="0"/>
                 <w:sz w:val="16"/>
               </w:rPr>
-              <w:t>$3274977</w:t>
+              <w:t>$22100100</w:t>
             </w:r>
           </w:p>
         </w:tc>
@@ -5290,7 +7757,7 @@
                 <w:b w:val="0"/>
                 <w:sz w:val="16"/>
               </w:rPr>
-              <w:t>sifon de pardoseala dn 40/50 cu iesire vertical...</w:t>
+              <w:t>profil fagure ecologic</w:t>
             </w:r>
           </w:p>
         </w:tc>
@@ -5305,7 +7772,7 @@
                 <w:b w:val="0"/>
                 <w:sz w:val="16"/>
               </w:rPr>
-              <w:t>buc</w:t>
+              <w:t>mp</w:t>
             </w:r>
           </w:p>
         </w:tc>
@@ -5320,7 +7787,171 @@
                 <w:b w:val="0"/>
                 <w:sz w:val="16"/>
               </w:rPr>
-              <w:t>4.0</w:t>
+              <w:t>2000.0</w:t>
+            </w:r>
+          </w:p>
+        </w:tc>
+        <w:tc>
+          <w:tcPr>
+            <w:tcW w:type="dxa" w:w="3572"/>
+            <w:shd w:fill="FFFF99" w:val="clear"/>
+          </w:tcPr>
+          <w:p>
+            <w:r>
+              <w:rPr>
+                <w:b w:val="0"/>
+                <w:color w:val="CC0000"/>
+                <w:sz w:val="16"/>
+              </w:rPr>
+              <w:t>Articol suplimentar în ofertă (nu există în referință)</w:t>
+            </w:r>
+          </w:p>
+        </w:tc>
+      </w:tr>
+      <w:tr>
+        <w:tc>
+          <w:tcPr>
+            <w:tcW w:type="dxa" w:w="397"/>
+            <w:shd w:fill="FFFF99" w:val="clear"/>
+          </w:tcPr>
+          <w:p>
+            <w:r>
+              <w:rPr>
+                <w:b w:val="0"/>
+                <w:sz w:val="16"/>
+              </w:rPr>
+              <w:t>48</w:t>
+            </w:r>
+          </w:p>
+        </w:tc>
+        <w:tc>
+          <w:tcPr>
+            <w:tcW w:type="dxa" w:w="1701"/>
+            <w:shd w:fill="FFFF99" w:val="clear"/>
+          </w:tcPr>
+          <w:p>
+            <w:r>
+              <w:rPr>
+                <w:b w:val="0"/>
+                <w:sz w:val="16"/>
+              </w:rPr>
+              <w:t>226358</w:t>
+            </w:r>
+          </w:p>
+        </w:tc>
+        <w:tc>
+          <w:tcPr>
+            <w:tcW w:type="dxa" w:w="850"/>
+            <w:shd w:fill="FFFF99" w:val="clear"/>
+          </w:tcPr>
+          <w:p>
+            <w:r>
+              <w:rPr>
+                <w:b w:val="0"/>
+                <w:sz w:val="16"/>
+              </w:rPr>
+            </w:r>
+          </w:p>
+        </w:tc>
+        <w:tc>
+          <w:tcPr>
+            <w:tcW w:type="dxa" w:w="1984"/>
+            <w:shd w:fill="FFFF99" w:val="clear"/>
+          </w:tcPr>
+          <w:p>
+            <w:r>
+              <w:rPr>
+                <w:b w:val="0"/>
+                <w:sz w:val="16"/>
+              </w:rPr>
+            </w:r>
+          </w:p>
+        </w:tc>
+        <w:tc>
+          <w:tcPr>
+            <w:tcW w:type="dxa" w:w="454"/>
+            <w:shd w:fill="FFFF99" w:val="clear"/>
+          </w:tcPr>
+          <w:p>
+            <w:r>
+              <w:rPr>
+                <w:b w:val="0"/>
+                <w:sz w:val="16"/>
+              </w:rPr>
+            </w:r>
+          </w:p>
+        </w:tc>
+        <w:tc>
+          <w:tcPr>
+            <w:tcW w:type="dxa" w:w="680"/>
+            <w:shd w:fill="FFFF99" w:val="clear"/>
+          </w:tcPr>
+          <w:p>
+            <w:r>
+              <w:rPr>
+                <w:b w:val="0"/>
+                <w:sz w:val="16"/>
+              </w:rPr>
+            </w:r>
+          </w:p>
+        </w:tc>
+        <w:tc>
+          <w:tcPr>
+            <w:tcW w:type="dxa" w:w="850"/>
+            <w:shd w:fill="FFFF99" w:val="clear"/>
+          </w:tcPr>
+          <w:p>
+            <w:r>
+              <w:rPr>
+                <w:b w:val="0"/>
+                <w:sz w:val="16"/>
+              </w:rPr>
+              <w:t>TRA01A20P</w:t>
+            </w:r>
+          </w:p>
+        </w:tc>
+        <w:tc>
+          <w:tcPr>
+            <w:tcW w:type="dxa" w:w="1984"/>
+            <w:shd w:fill="FFFF99" w:val="clear"/>
+          </w:tcPr>
+          <w:p>
+            <w:r>
+              <w:rPr>
+                <w:b w:val="0"/>
+                <w:sz w:val="16"/>
+              </w:rPr>
+              <w:t>transportul rutier al pamantului sau molozului ...</w:t>
+            </w:r>
+          </w:p>
+        </w:tc>
+        <w:tc>
+          <w:tcPr>
+            <w:tcW w:type="dxa" w:w="454"/>
+            <w:shd w:fill="FFFF99" w:val="clear"/>
+          </w:tcPr>
+          <w:p>
+            <w:r>
+              <w:rPr>
+                <w:b w:val="0"/>
+                <w:sz w:val="16"/>
+              </w:rPr>
+              <w:t>tona</w:t>
+            </w:r>
+          </w:p>
+        </w:tc>
+        <w:tc>
+          <w:tcPr>
+            <w:tcW w:type="dxa" w:w="680"/>
+            <w:shd w:fill="FFFF99" w:val="clear"/>
+          </w:tcPr>
+          <w:p>
+            <w:r>
+              <w:rPr>
+                <w:b w:val="0"/>
+                <w:sz w:val="16"/>
+              </w:rPr>
+              <w:t>1132.4</w:t>
             </w:r>
           </w:p>
         </w:tc>
@@ -5376,7 +8007,7 @@
                 <w:color w:val="000000"/>
                 <w:sz w:val="18"/>
               </w:rPr>
-              <w:t>Neconformitati: 3 din 153 articole ref.</w:t>
+              <w:t>Neconformitati: 2 din 18 articole ref.</w:t>
             </w:r>
           </w:p>
         </w:tc>
@@ -5422,7 +8053,7 @@
                 <w:color w:val="000000"/>
                 <w:sz w:val="18"/>
               </w:rPr>
-              <w:t>153</w:t>
+              <w:t>18</w:t>
             </w:r>
           </w:p>
         </w:tc>
@@ -5459,7 +8090,7 @@
                 <w:color w:val="000000"/>
                 <w:sz w:val="18"/>
               </w:rPr>
-              <w:t>121</w:t>
+              <w:t>19</w:t>
             </w:r>
           </w:p>
         </w:tc>
@@ -5486,7 +8117,7 @@
                 <w:b/>
                 <w:sz w:val="18"/>
               </w:rPr>
-              <w:t>Capitol de lucrări 226488 — INSTALATIE VOCE-DATE-OB. 4  │  LIPSA: 1  │  EXTRA: 0  │  Delta: -1</w:t>
+              <w:t>Capitol de lucrări 226478  │  LIPSA: 0  │  EXTRA: 1  │  Delta: +1</w:t>
             </w:r>
           </w:p>
         </w:tc>
@@ -5494,126 +8125,173 @@
       <w:tr>
         <w:tc>
           <w:tcPr>
+            <w:tcW w:type="dxa" w:w="3572"/>
+            <w:gridSpan w:val="11"/>
+            <w:shd w:fill="FFFF99" w:val="clear"/>
+          </w:tcPr>
+          <w:p>
+            <w:r>
+              <w:rPr>
+                <w:b w:val="0"/>
+                <w:i/>
+                <w:sz w:val="16"/>
+              </w:rPr>
+              <w:t>▸ Articole extra în ofertă — verificare manuală recomandată</w:t>
+            </w:r>
+          </w:p>
+        </w:tc>
+      </w:tr>
+      <w:tr>
+        <w:tc>
+          <w:tcPr>
             <w:tcW w:type="dxa" w:w="397"/>
-            <w:shd w:fill="FFB3B3" w:val="clear"/>
-          </w:tcPr>
-          <w:p>
-            <w:r>
-              <w:rPr>
-                <w:b w:val="0"/>
-                <w:sz w:val="16"/>
-              </w:rPr>
-              <w:t>33</w:t>
+            <w:shd w:fill="FFFF99" w:val="clear"/>
+          </w:tcPr>
+          <w:p>
+            <w:r>
+              <w:rPr>
+                <w:b w:val="0"/>
+                <w:sz w:val="16"/>
+              </w:rPr>
+              <w:t>50</w:t>
             </w:r>
           </w:p>
         </w:tc>
         <w:tc>
           <w:tcPr>
             <w:tcW w:type="dxa" w:w="1701"/>
-            <w:shd w:fill="FFB3B3" w:val="clear"/>
-          </w:tcPr>
-          <w:p>
-            <w:r>
-              <w:rPr>
-                <w:b w:val="0"/>
-                <w:sz w:val="16"/>
-              </w:rPr>
-              <w:t>226488 - INSTALATIE VOCE-DATE-OB. 4</w:t>
+            <w:shd w:fill="FFFF99" w:val="clear"/>
+          </w:tcPr>
+          <w:p>
+            <w:r>
+              <w:rPr>
+                <w:b w:val="0"/>
+                <w:sz w:val="16"/>
+              </w:rPr>
+              <w:t>226478</w:t>
             </w:r>
           </w:p>
         </w:tc>
         <w:tc>
           <w:tcPr>
             <w:tcW w:type="dxa" w:w="850"/>
-            <w:shd w:fill="FFB3B3" w:val="clear"/>
-          </w:tcPr>
-          <w:p>
-            <w:r>
-              <w:rPr>
-                <w:b w:val="0"/>
-                <w:sz w:val="16"/>
-              </w:rPr>
-              <w:t>$5538123</w:t>
+            <w:shd w:fill="FFFF99" w:val="clear"/>
+          </w:tcPr>
+          <w:p>
+            <w:r>
+              <w:rPr>
+                <w:b w:val="0"/>
+                <w:sz w:val="16"/>
+              </w:rPr>
             </w:r>
           </w:p>
         </w:tc>
         <w:tc>
           <w:tcPr>
             <w:tcW w:type="dxa" w:w="1984"/>
-            <w:shd w:fill="FFB3B3" w:val="clear"/>
-          </w:tcPr>
-          <w:p>
-            <w:r>
-              <w:rPr>
-                <w:b w:val="0"/>
-                <w:sz w:val="16"/>
-              </w:rPr>
-              <w:t>patchpanel 8 porturi rj45 echipat</w:t>
+            <w:shd w:fill="FFFF99" w:val="clear"/>
+          </w:tcPr>
+          <w:p>
+            <w:r>
+              <w:rPr>
+                <w:b w:val="0"/>
+                <w:sz w:val="16"/>
+              </w:rPr>
             </w:r>
           </w:p>
         </w:tc>
         <w:tc>
           <w:tcPr>
             <w:tcW w:type="dxa" w:w="454"/>
-            <w:shd w:fill="FFB3B3" w:val="clear"/>
-          </w:tcPr>
-          <w:p>
-            <w:r>
-              <w:rPr>
-                <w:b w:val="0"/>
-                <w:sz w:val="16"/>
-              </w:rPr>
-              <w:t>buc</w:t>
+            <w:shd w:fill="FFFF99" w:val="clear"/>
+          </w:tcPr>
+          <w:p>
+            <w:r>
+              <w:rPr>
+                <w:b w:val="0"/>
+                <w:sz w:val="16"/>
+              </w:rPr>
             </w:r>
           </w:p>
         </w:tc>
         <w:tc>
           <w:tcPr>
             <w:tcW w:type="dxa" w:w="680"/>
-            <w:shd w:fill="FFB3B3" w:val="clear"/>
-          </w:tcPr>
-          <w:p>
-            <w:r>
-              <w:rPr>
-                <w:b w:val="0"/>
-                <w:sz w:val="16"/>
-              </w:rPr>
-              <w:t>1.0</w:t>
+            <w:shd w:fill="FFFF99" w:val="clear"/>
+          </w:tcPr>
+          <w:p>
+            <w:r>
+              <w:rPr>
+                <w:b w:val="0"/>
+                <w:sz w:val="16"/>
+              </w:rPr>
             </w:r>
           </w:p>
         </w:tc>
         <w:tc>
           <w:tcPr>
             <w:tcW w:type="dxa" w:w="850"/>
-            <w:shd w:fill="FFB3B3" w:val="clear"/>
-          </w:tcPr>
-          <w:p/>
+            <w:shd w:fill="FFFF99" w:val="clear"/>
+          </w:tcPr>
+          <w:p>
+            <w:r>
+              <w:rPr>
+                <w:b w:val="0"/>
+                <w:sz w:val="16"/>
+              </w:rPr>
+              <w:t>$3270501</w:t>
+            </w:r>
+          </w:p>
         </w:tc>
         <w:tc>
           <w:tcPr>
             <w:tcW w:type="dxa" w:w="1984"/>
-            <w:shd w:fill="FFB3B3" w:val="clear"/>
-          </w:tcPr>
-          <w:p/>
+            <w:shd w:fill="FFFF99" w:val="clear"/>
+          </w:tcPr>
+          <w:p>
+            <w:r>
+              <w:rPr>
+                <w:b w:val="0"/>
+                <w:sz w:val="16"/>
+              </w:rPr>
+              <w:t>cablu cyyf 4x1,5 mmp</w:t>
+            </w:r>
+          </w:p>
         </w:tc>
         <w:tc>
           <w:tcPr>
             <w:tcW w:type="dxa" w:w="454"/>
-            <w:shd w:fill="FFB3B3" w:val="clear"/>
-          </w:tcPr>
-          <w:p/>
+            <w:shd w:fill="FFFF99" w:val="clear"/>
+          </w:tcPr>
+          <w:p>
+            <w:r>
+              <w:rPr>
+                <w:b w:val="0"/>
+                <w:sz w:val="16"/>
+              </w:rPr>
+              <w:t>m</w:t>
+            </w:r>
+          </w:p>
         </w:tc>
         <w:tc>
           <w:tcPr>
             <w:tcW w:type="dxa" w:w="680"/>
-            <w:shd w:fill="FFB3B3" w:val="clear"/>
-          </w:tcPr>
-          <w:p/>
+            <w:shd w:fill="FFFF99" w:val="clear"/>
+          </w:tcPr>
+          <w:p>
+            <w:r>
+              <w:rPr>
+                <w:b w:val="0"/>
+                <w:sz w:val="16"/>
+              </w:rPr>
+              <w:t>306.0</w:t>
+            </w:r>
+          </w:p>
         </w:tc>
         <w:tc>
           <w:tcPr>
             <w:tcW w:type="dxa" w:w="3572"/>
-            <w:shd w:fill="FFB3B3" w:val="clear"/>
+            <w:shd w:fill="FFFF99" w:val="clear"/>
           </w:tcPr>
           <w:p>
             <w:r>
@@ -5622,7 +8300,7 @@
                 <w:color w:val="CC0000"/>
                 <w:sz w:val="16"/>
               </w:rPr>
-              <w:t>Articol lipsă din ofertă</w:t>
+              <w:t>Articol suplimentar în ofertă (nu există în referință)</w:t>
             </w:r>
           </w:p>
         </w:tc>
@@ -5662,7 +8340,7 @@
                 <w:color w:val="000000"/>
                 <w:sz w:val="18"/>
               </w:rPr>
-              <w:t>Neconformitati: 1 din 14 articole ref.</w:t>
+              <w:t>Neconformitati: 1 din 35 articole ref.</w:t>
             </w:r>
           </w:p>
         </w:tc>
@@ -5708,7 +8386,7 @@
                 <w:color w:val="000000"/>
                 <w:sz w:val="18"/>
               </w:rPr>
-              <w:t>14</w:t>
+              <w:t>35</w:t>
             </w:r>
           </w:p>
         </w:tc>
@@ -5745,7 +8423,7 @@
                 <w:color w:val="000000"/>
                 <w:sz w:val="18"/>
               </w:rPr>
-              <w:t>13</w:t>
+              <w:t>35</w:t>
             </w:r>
           </w:p>
         </w:tc>
@@ -5772,7 +8450,7 @@
                 <w:b/>
                 <w:sz w:val="18"/>
               </w:rPr>
-              <w:t>Capitol de lucrări 226498 — SISTEM SUPRAVEGHEREA VIDEO -OB4  │  LIPSA: 2  │  EXTRA: 0  │  Delta: -2</w:t>
+              <w:t>Capitol de lucrări 226518 — ARHITECTURA grupuri sanitare publice  │  LIPSA: 0  │  EXTRA: 1  │  Delta: +1</w:t>
             </w:r>
           </w:p>
         </w:tc>
@@ -5780,135 +8458,18 @@
       <w:tr>
         <w:tc>
           <w:tcPr>
-            <w:tcW w:type="dxa" w:w="397"/>
-            <w:shd w:fill="FFB3B3" w:val="clear"/>
-          </w:tcPr>
-          <w:p>
-            <w:r>
-              <w:rPr>
-                <w:b w:val="0"/>
-                <w:sz w:val="16"/>
-              </w:rPr>
-              <w:t>35</w:t>
-            </w:r>
-          </w:p>
-        </w:tc>
-        <w:tc>
-          <w:tcPr>
-            <w:tcW w:type="dxa" w:w="1701"/>
-            <w:shd w:fill="FFB3B3" w:val="clear"/>
-          </w:tcPr>
-          <w:p>
-            <w:r>
-              <w:rPr>
-                <w:b w:val="0"/>
-                <w:sz w:val="16"/>
-              </w:rPr>
-              <w:t>226498 - SISTEM SUPRAVEGHEREA VIDEO -OB4</w:t>
-            </w:r>
-          </w:p>
-        </w:tc>
-        <w:tc>
-          <w:tcPr>
-            <w:tcW w:type="dxa" w:w="850"/>
-            <w:shd w:fill="FFB3B3" w:val="clear"/>
-          </w:tcPr>
-          <w:p>
-            <w:r>
-              <w:rPr>
-                <w:b w:val="0"/>
-                <w:sz w:val="16"/>
-              </w:rPr>
-              <w:t>EI17A1</w:t>
-            </w:r>
-          </w:p>
-        </w:tc>
-        <w:tc>
-          <w:tcPr>
-            <w:tcW w:type="dxa" w:w="1984"/>
-            <w:shd w:fill="FFB3B3" w:val="clear"/>
-          </w:tcPr>
-          <w:p>
-            <w:r>
-              <w:rPr>
-                <w:b w:val="0"/>
-                <w:sz w:val="16"/>
-              </w:rPr>
-              <w:t>software pentru videocaptare si inregistrare</w:t>
-            </w:r>
-          </w:p>
-        </w:tc>
-        <w:tc>
-          <w:tcPr>
-            <w:tcW w:type="dxa" w:w="454"/>
-            <w:shd w:fill="FFB3B3" w:val="clear"/>
-          </w:tcPr>
-          <w:p>
-            <w:r>
-              <w:rPr>
-                <w:b w:val="0"/>
-                <w:sz w:val="16"/>
-              </w:rPr>
-              <w:t>buc</w:t>
-            </w:r>
-          </w:p>
-        </w:tc>
-        <w:tc>
-          <w:tcPr>
-            <w:tcW w:type="dxa" w:w="680"/>
-            <w:shd w:fill="FFB3B3" w:val="clear"/>
-          </w:tcPr>
-          <w:p>
-            <w:r>
-              <w:rPr>
-                <w:b w:val="0"/>
-                <w:sz w:val="16"/>
-              </w:rPr>
-              <w:t>2.0</w:t>
-            </w:r>
-          </w:p>
-        </w:tc>
-        <w:tc>
-          <w:tcPr>
-            <w:tcW w:type="dxa" w:w="850"/>
-            <w:shd w:fill="FFB3B3" w:val="clear"/>
-          </w:tcPr>
-          <w:p/>
-        </w:tc>
-        <w:tc>
-          <w:tcPr>
-            <w:tcW w:type="dxa" w:w="1984"/>
-            <w:shd w:fill="FFB3B3" w:val="clear"/>
-          </w:tcPr>
-          <w:p/>
-        </w:tc>
-        <w:tc>
-          <w:tcPr>
-            <w:tcW w:type="dxa" w:w="454"/>
-            <w:shd w:fill="FFB3B3" w:val="clear"/>
-          </w:tcPr>
-          <w:p/>
-        </w:tc>
-        <w:tc>
-          <w:tcPr>
-            <w:tcW w:type="dxa" w:w="680"/>
-            <w:shd w:fill="FFB3B3" w:val="clear"/>
-          </w:tcPr>
-          <w:p/>
-        </w:tc>
-        <w:tc>
-          <w:tcPr>
             <w:tcW w:type="dxa" w:w="3572"/>
-            <w:shd w:fill="FFB3B3" w:val="clear"/>
-          </w:tcPr>
-          <w:p>
-            <w:r>
-              <w:rPr>
-                <w:b w:val="0"/>
-                <w:color w:val="CC0000"/>
-                <w:sz w:val="16"/>
-              </w:rPr>
-              <w:t>Articol lipsă din ofertă</w:t>
+            <w:gridSpan w:val="11"/>
+            <w:shd w:fill="FFFF99" w:val="clear"/>
+          </w:tcPr>
+          <w:p>
+            <w:r>
+              <w:rPr>
+                <w:b w:val="0"/>
+                <w:i/>
+                <w:sz w:val="16"/>
+              </w:rPr>
+              <w:t>▸ Articole extra în ofertă — verificare manuală recomandată</w:t>
             </w:r>
           </w:p>
         </w:tc>
@@ -5917,125 +8478,153 @@
         <w:tc>
           <w:tcPr>
             <w:tcW w:type="dxa" w:w="397"/>
-            <w:shd w:fill="FFB3B3" w:val="clear"/>
-          </w:tcPr>
-          <w:p>
-            <w:r>
-              <w:rPr>
-                <w:b w:val="0"/>
-                <w:sz w:val="16"/>
-              </w:rPr>
-              <w:t>36</w:t>
+            <w:shd w:fill="FFFF99" w:val="clear"/>
+          </w:tcPr>
+          <w:p>
+            <w:r>
+              <w:rPr>
+                <w:b w:val="0"/>
+                <w:sz w:val="16"/>
+              </w:rPr>
+              <w:t>52</w:t>
             </w:r>
           </w:p>
         </w:tc>
         <w:tc>
           <w:tcPr>
             <w:tcW w:type="dxa" w:w="1701"/>
-            <w:shd w:fill="FFB3B3" w:val="clear"/>
-          </w:tcPr>
-          <w:p>
-            <w:r>
-              <w:rPr>
-                <w:b w:val="0"/>
-                <w:sz w:val="16"/>
-              </w:rPr>
-              <w:t>226498 - SISTEM SUPRAVEGHEREA VIDEO -OB4</w:t>
+            <w:shd w:fill="FFFF99" w:val="clear"/>
+          </w:tcPr>
+          <w:p>
+            <w:r>
+              <w:rPr>
+                <w:b w:val="0"/>
+                <w:sz w:val="16"/>
+              </w:rPr>
+              <w:t>226518 - ARHITECTURA grupuri sanitare publice</w:t>
             </w:r>
           </w:p>
         </w:tc>
         <w:tc>
           <w:tcPr>
             <w:tcW w:type="dxa" w:w="850"/>
-            <w:shd w:fill="FFB3B3" w:val="clear"/>
-          </w:tcPr>
-          <w:p>
-            <w:r>
-              <w:rPr>
-                <w:b w:val="0"/>
-                <w:sz w:val="16"/>
-              </w:rPr>
-              <w:t>EI16A1</w:t>
+            <w:shd w:fill="FFFF99" w:val="clear"/>
+          </w:tcPr>
+          <w:p>
+            <w:r>
+              <w:rPr>
+                <w:b w:val="0"/>
+                <w:sz w:val="16"/>
+              </w:rPr>
             </w:r>
           </w:p>
         </w:tc>
         <w:tc>
           <w:tcPr>
             <w:tcW w:type="dxa" w:w="1984"/>
-            <w:shd w:fill="FFB3B3" w:val="clear"/>
-          </w:tcPr>
-          <w:p>
-            <w:r>
-              <w:rPr>
-                <w:b w:val="0"/>
-                <w:sz w:val="16"/>
-              </w:rPr>
-              <w:t>revizie sistem existent supravegherea video</w:t>
+            <w:shd w:fill="FFFF99" w:val="clear"/>
+          </w:tcPr>
+          <w:p>
+            <w:r>
+              <w:rPr>
+                <w:b w:val="0"/>
+                <w:sz w:val="16"/>
+              </w:rPr>
             </w:r>
           </w:p>
         </w:tc>
         <w:tc>
           <w:tcPr>
             <w:tcW w:type="dxa" w:w="454"/>
-            <w:shd w:fill="FFB3B3" w:val="clear"/>
-          </w:tcPr>
-          <w:p>
-            <w:r>
-              <w:rPr>
-                <w:b w:val="0"/>
-                <w:sz w:val="16"/>
-              </w:rPr>
-              <w:t>buc</w:t>
+            <w:shd w:fill="FFFF99" w:val="clear"/>
+          </w:tcPr>
+          <w:p>
+            <w:r>
+              <w:rPr>
+                <w:b w:val="0"/>
+                <w:sz w:val="16"/>
+              </w:rPr>
             </w:r>
           </w:p>
         </w:tc>
         <w:tc>
           <w:tcPr>
             <w:tcW w:type="dxa" w:w="680"/>
-            <w:shd w:fill="FFB3B3" w:val="clear"/>
-          </w:tcPr>
-          <w:p>
-            <w:r>
-              <w:rPr>
-                <w:b w:val="0"/>
-                <w:sz w:val="16"/>
-              </w:rPr>
-              <w:t>1.0</w:t>
+            <w:shd w:fill="FFFF99" w:val="clear"/>
+          </w:tcPr>
+          <w:p>
+            <w:r>
+              <w:rPr>
+                <w:b w:val="0"/>
+                <w:sz w:val="16"/>
+              </w:rPr>
             </w:r>
           </w:p>
         </w:tc>
         <w:tc>
           <w:tcPr>
             <w:tcW w:type="dxa" w:w="850"/>
-            <w:shd w:fill="FFB3B3" w:val="clear"/>
-          </w:tcPr>
-          <w:p/>
+            <w:shd w:fill="FFFF99" w:val="clear"/>
+          </w:tcPr>
+          <w:p>
+            <w:r>
+              <w:rPr>
+                <w:b w:val="0"/>
+                <w:sz w:val="16"/>
+              </w:rPr>
+              <w:t>$7800859</w:t>
+            </w:r>
+          </w:p>
         </w:tc>
         <w:tc>
           <w:tcPr>
             <w:tcW w:type="dxa" w:w="1984"/>
-            <w:shd w:fill="FFB3B3" w:val="clear"/>
-          </w:tcPr>
-          <w:p/>
+            <w:shd w:fill="FFFF99" w:val="clear"/>
+          </w:tcPr>
+          <w:p>
+            <w:r>
+              <w:rPr>
+                <w:b w:val="0"/>
+                <w:sz w:val="16"/>
+              </w:rPr>
+              <w:t>vopsea lavabila acrilica</w:t>
+            </w:r>
+          </w:p>
         </w:tc>
         <w:tc>
           <w:tcPr>
             <w:tcW w:type="dxa" w:w="454"/>
-            <w:shd w:fill="FFB3B3" w:val="clear"/>
-          </w:tcPr>
-          <w:p/>
+            <w:shd w:fill="FFFF99" w:val="clear"/>
+          </w:tcPr>
+          <w:p>
+            <w:r>
+              <w:rPr>
+                <w:b w:val="0"/>
+                <w:sz w:val="16"/>
+              </w:rPr>
+              <w:t>kg</w:t>
+            </w:r>
+          </w:p>
         </w:tc>
         <w:tc>
           <w:tcPr>
             <w:tcW w:type="dxa" w:w="680"/>
-            <w:shd w:fill="FFB3B3" w:val="clear"/>
-          </w:tcPr>
-          <w:p/>
+            <w:shd w:fill="FFFF99" w:val="clear"/>
+          </w:tcPr>
+          <w:p>
+            <w:r>
+              <w:rPr>
+                <w:b w:val="0"/>
+                <w:sz w:val="16"/>
+              </w:rPr>
+              <w:t>12.0</w:t>
+            </w:r>
+          </w:p>
         </w:tc>
         <w:tc>
           <w:tcPr>
             <w:tcW w:type="dxa" w:w="3572"/>
-            <w:shd w:fill="FFB3B3" w:val="clear"/>
+            <w:shd w:fill="FFFF99" w:val="clear"/>
           </w:tcPr>
           <w:p>
             <w:r>
@@ -6044,7 +8633,7 @@
                 <w:color w:val="CC0000"/>
                 <w:sz w:val="16"/>
               </w:rPr>
-              <w:t>Articol lipsă din ofertă</w:t>
+              <w:t>Articol suplimentar în ofertă (nu există în referință)</w:t>
             </w:r>
           </w:p>
         </w:tc>
@@ -6084,7 +8673,7 @@
                 <w:color w:val="000000"/>
                 <w:sz w:val="18"/>
               </w:rPr>
-              <w:t>Neconformitati: 2 din 16 articole ref.</w:t>
+              <w:t>Neconformitati: 1 din 95 articole ref.</w:t>
             </w:r>
           </w:p>
         </w:tc>
@@ -6130,7 +8719,7 @@
                 <w:color w:val="000000"/>
                 <w:sz w:val="18"/>
               </w:rPr>
-              <w:t>16</w:t>
+              <w:t>95</w:t>
             </w:r>
           </w:p>
         </w:tc>
@@ -6167,7 +8756,7 @@
                 <w:color w:val="000000"/>
                 <w:sz w:val="18"/>
               </w:rPr>
-              <w:t>14</w:t>
+              <w:t>84</w:t>
             </w:r>
           </w:p>
         </w:tc>
@@ -6194,829 +8783,7 @@
                 <w:b/>
                 <w:sz w:val="18"/>
               </w:rPr>
-              <w:t>Capitol de lucrări 226528 — INSTALATII SANITARE OB.5  │  LIPSA: 0  │  EXTRA: 1  │  Delta: +1</w:t>
-            </w:r>
-          </w:p>
-        </w:tc>
-      </w:tr>
-      <w:tr>
-        <w:tc>
-          <w:tcPr>
-            <w:tcW w:type="dxa" w:w="397"/>
-          </w:tcPr>
-          <w:p>
-            <w:r>
-              <w:rPr>
-                <w:b w:val="0"/>
-                <w:sz w:val="16"/>
-              </w:rPr>
-              <w:t>38</w:t>
-            </w:r>
-          </w:p>
-        </w:tc>
-        <w:tc>
-          <w:tcPr>
-            <w:tcW w:type="dxa" w:w="1701"/>
-          </w:tcPr>
-          <w:p>
-            <w:r>
-              <w:rPr>
-                <w:b w:val="0"/>
-                <w:sz w:val="16"/>
-              </w:rPr>
-              <w:t>226528 - INSTALATII SANITARE OB.5</w:t>
-            </w:r>
-          </w:p>
-        </w:tc>
-        <w:tc>
-          <w:tcPr>
-            <w:tcW w:type="dxa" w:w="850"/>
-          </w:tcPr>
-          <w:p>
-            <w:r>
-              <w:rPr>
-                <w:b w:val="0"/>
-                <w:sz w:val="16"/>
-              </w:rPr>
-              <w:t>SB09B</w:t>
-            </w:r>
-          </w:p>
-        </w:tc>
-        <w:tc>
-          <w:tcPr>
-            <w:tcW w:type="dxa" w:w="1984"/>
-          </w:tcPr>
-          <w:p>
-            <w:r>
-              <w:rPr>
-                <w:b w:val="0"/>
-                <w:sz w:val="16"/>
-              </w:rPr>
-              <w:t>piese leg (cot, red, piesa curat mufa dubla, co...</w:t>
-            </w:r>
-          </w:p>
-        </w:tc>
-        <w:tc>
-          <w:tcPr>
-            <w:tcW w:type="dxa" w:w="454"/>
-          </w:tcPr>
-          <w:p>
-            <w:r>
-              <w:rPr>
-                <w:b w:val="0"/>
-                <w:color w:val="CC0000"/>
-                <w:sz w:val="16"/>
-              </w:rPr>
-              <w:t>m</w:t>
-            </w:r>
-          </w:p>
-        </w:tc>
-        <w:tc>
-          <w:tcPr>
-            <w:tcW w:type="dxa" w:w="680"/>
-          </w:tcPr>
-          <w:p>
-            <w:r>
-              <w:rPr>
-                <w:b w:val="0"/>
-                <w:sz w:val="16"/>
-              </w:rPr>
-              <w:t>10.0</w:t>
-            </w:r>
-          </w:p>
-        </w:tc>
-        <w:tc>
-          <w:tcPr>
-            <w:tcW w:type="dxa" w:w="850"/>
-          </w:tcPr>
-          <w:p>
-            <w:r>
-              <w:rPr>
-                <w:b w:val="0"/>
-                <w:sz w:val="16"/>
-              </w:rPr>
-              <w:t>SB09B</w:t>
-            </w:r>
-          </w:p>
-        </w:tc>
-        <w:tc>
-          <w:tcPr>
-            <w:tcW w:type="dxa" w:w="1984"/>
-          </w:tcPr>
-          <w:p>
-            <w:r>
-              <w:rPr>
-                <w:b w:val="0"/>
-                <w:sz w:val="16"/>
-              </w:rPr>
-              <w:t>piese legatura (cot,red,piesa curat mufa dubla,...</w:t>
-            </w:r>
-          </w:p>
-        </w:tc>
-        <w:tc>
-          <w:tcPr>
-            <w:tcW w:type="dxa" w:w="454"/>
-          </w:tcPr>
-          <w:p>
-            <w:r>
-              <w:rPr>
-                <w:b w:val="0"/>
-                <w:color w:val="CC0000"/>
-                <w:sz w:val="16"/>
-              </w:rPr>
-              <w:t>buc</w:t>
-            </w:r>
-          </w:p>
-        </w:tc>
-        <w:tc>
-          <w:tcPr>
-            <w:tcW w:type="dxa" w:w="680"/>
-          </w:tcPr>
-          <w:p>
-            <w:r>
-              <w:rPr>
-                <w:b w:val="0"/>
-                <w:sz w:val="16"/>
-              </w:rPr>
-              <w:t>10.0</w:t>
-            </w:r>
-          </w:p>
-        </w:tc>
-        <w:tc>
-          <w:tcPr>
-            <w:tcW w:type="dxa" w:w="3572"/>
-          </w:tcPr>
-          <w:p>
-            <w:r>
-              <w:rPr>
-                <w:b w:val="0"/>
-                <w:color w:val="CC0000"/>
-                <w:sz w:val="16"/>
-              </w:rPr>
-              <w:t>Unitate de măsură diferită: referință m, ofertat buc</w:t>
-            </w:r>
-          </w:p>
-        </w:tc>
-      </w:tr>
-      <w:tr>
-        <w:tc>
-          <w:tcPr>
-            <w:tcW w:type="dxa" w:w="397"/>
-          </w:tcPr>
-          <w:p>
-            <w:r>
-              <w:rPr>
-                <w:b w:val="0"/>
-                <w:sz w:val="16"/>
-              </w:rPr>
-              <w:t>39</w:t>
-            </w:r>
-          </w:p>
-        </w:tc>
-        <w:tc>
-          <w:tcPr>
-            <w:tcW w:type="dxa" w:w="1701"/>
-          </w:tcPr>
-          <w:p>
-            <w:r>
-              <w:rPr>
-                <w:b w:val="0"/>
-                <w:sz w:val="16"/>
-              </w:rPr>
-              <w:t>226528 - INSTALATII SANITARE OB.5</w:t>
-            </w:r>
-          </w:p>
-        </w:tc>
-        <w:tc>
-          <w:tcPr>
-            <w:tcW w:type="dxa" w:w="850"/>
-          </w:tcPr>
-          <w:p>
-            <w:r>
-              <w:rPr>
-                <w:b w:val="0"/>
-                <w:sz w:val="16"/>
-              </w:rPr>
-              <w:t>$2222213</w:t>
-            </w:r>
-          </w:p>
-        </w:tc>
-        <w:tc>
-          <w:tcPr>
-            <w:tcW w:type="dxa" w:w="1984"/>
-          </w:tcPr>
-          <w:p>
-            <w:r>
-              <w:rPr>
-                <w:b w:val="0"/>
-                <w:sz w:val="16"/>
-              </w:rPr>
-              <w:t>perie wc detaliere transporturi: -transport aut...</w:t>
-            </w:r>
-          </w:p>
-        </w:tc>
-        <w:tc>
-          <w:tcPr>
-            <w:tcW w:type="dxa" w:w="454"/>
-          </w:tcPr>
-          <w:p>
-            <w:r>
-              <w:rPr>
-                <w:b w:val="0"/>
-                <w:sz w:val="16"/>
-              </w:rPr>
-              <w:t>buc</w:t>
-            </w:r>
-          </w:p>
-        </w:tc>
-        <w:tc>
-          <w:tcPr>
-            <w:tcW w:type="dxa" w:w="680"/>
-          </w:tcPr>
-          <w:p>
-            <w:r>
-              <w:rPr>
-                <w:b w:val="0"/>
-                <w:color w:val="CC0000"/>
-                <w:sz w:val="16"/>
-              </w:rPr>
-              <w:t>1.0</w:t>
-            </w:r>
-          </w:p>
-        </w:tc>
-        <w:tc>
-          <w:tcPr>
-            <w:tcW w:type="dxa" w:w="850"/>
-          </w:tcPr>
-          <w:p>
-            <w:r>
-              <w:rPr>
-                <w:b w:val="0"/>
-                <w:sz w:val="16"/>
-              </w:rPr>
-              <w:t>$2222213</w:t>
-            </w:r>
-          </w:p>
-        </w:tc>
-        <w:tc>
-          <w:tcPr>
-            <w:tcW w:type="dxa" w:w="1984"/>
-          </w:tcPr>
-          <w:p>
-            <w:r>
-              <w:rPr>
-                <w:b w:val="0"/>
-                <w:sz w:val="16"/>
-              </w:rPr>
-              <w:t>perie wc si suport inox/sticla mata, suspendat ...</w:t>
-            </w:r>
-          </w:p>
-        </w:tc>
-        <w:tc>
-          <w:tcPr>
-            <w:tcW w:type="dxa" w:w="454"/>
-          </w:tcPr>
-          <w:p>
-            <w:r>
-              <w:rPr>
-                <w:b w:val="0"/>
-                <w:sz w:val="16"/>
-              </w:rPr>
-              <w:t>buc</w:t>
-            </w:r>
-          </w:p>
-        </w:tc>
-        <w:tc>
-          <w:tcPr>
-            <w:tcW w:type="dxa" w:w="680"/>
-          </w:tcPr>
-          <w:p>
-            <w:r>
-              <w:rPr>
-                <w:b w:val="0"/>
-                <w:color w:val="CC0000"/>
-                <w:sz w:val="16"/>
-              </w:rPr>
-              <w:t>4.0</w:t>
-            </w:r>
-          </w:p>
-        </w:tc>
-        <w:tc>
-          <w:tcPr>
-            <w:tcW w:type="dxa" w:w="3572"/>
-          </w:tcPr>
-          <w:p>
-            <w:r>
-              <w:rPr>
-                <w:b w:val="0"/>
-                <w:color w:val="CC0000"/>
-                <w:sz w:val="16"/>
-              </w:rPr>
-              <w:t>Cantitate diferită: referință 1.0 buc, ofertat 4.0 buc</w:t>
-            </w:r>
-          </w:p>
-        </w:tc>
-      </w:tr>
-      <w:tr>
-        <w:tc>
-          <w:tcPr>
-            <w:tcW w:type="dxa" w:w="397"/>
-            <w:shd w:fill="FFB347" w:val="clear"/>
-          </w:tcPr>
-          <w:p>
-            <w:r>
-              <w:rPr>
-                <w:b w:val="0"/>
-                <w:sz w:val="16"/>
-              </w:rPr>
-              <w:t>40</w:t>
-            </w:r>
-          </w:p>
-        </w:tc>
-        <w:tc>
-          <w:tcPr>
-            <w:tcW w:type="dxa" w:w="1701"/>
-            <w:shd w:fill="FFB347" w:val="clear"/>
-          </w:tcPr>
-          <w:p>
-            <w:r>
-              <w:rPr>
-                <w:b w:val="0"/>
-                <w:sz w:val="16"/>
-              </w:rPr>
-              <w:t>226528 - INSTALATII SANITARE OB.5</w:t>
-            </w:r>
-          </w:p>
-        </w:tc>
-        <w:tc>
-          <w:tcPr>
-            <w:tcW w:type="dxa" w:w="850"/>
-            <w:shd w:fill="FFB347" w:val="clear"/>
-          </w:tcPr>
-          <w:p>
-            <w:r>
-              <w:rPr>
-                <w:b w:val="0"/>
-                <w:sz w:val="16"/>
-              </w:rPr>
-              <w:t>$2222224</w:t>
-            </w:r>
-          </w:p>
-        </w:tc>
-        <w:tc>
-          <w:tcPr>
-            <w:tcW w:type="dxa" w:w="1984"/>
-            <w:shd w:fill="FFB347" w:val="clear"/>
-          </w:tcPr>
-          <w:p>
-            <w:r>
-              <w:rPr>
-                <w:b w:val="0"/>
-                <w:sz w:val="16"/>
-              </w:rPr>
-              <w:t>oglinda</w:t>
-            </w:r>
-          </w:p>
-        </